--- a/PDL1_Manuscript.docx
+++ b/PDL1_Manuscript.docx
@@ -4500,6 +4500,84 @@
           <w:rFonts w:ascii="Times New Roman" w:hAnsi="Times New Roman" w:cs="Times New Roman"/>
         </w:rPr>
         <w:t xml:space="preserve"> or combination therapy at any other time. </w:t>
+      </w:r>
+    </w:p>
+    <w:p>
+      <w:pPr>
+        <w:rPr>
+          <w:rFonts w:ascii="Times New Roman" w:hAnsi="Times New Roman" w:cs="Times New Roman"/>
+        </w:rPr>
+      </w:pPr>
+    </w:p>
+    <w:p>
+      <w:pPr>
+        <w:rPr>
+          <w:rFonts w:ascii="Times New Roman" w:hAnsi="Times New Roman" w:cs="Times New Roman"/>
+        </w:rPr>
+      </w:pPr>
+      <w:r>
+        <w:rPr>
+          <w:rFonts w:ascii="Times New Roman" w:hAnsi="Times New Roman" w:cs="Times New Roman"/>
+        </w:rPr>
+        <w:t xml:space="preserve">The threshold we </w:t>
+      </w:r>
+      <w:r>
+        <w:rPr>
+          <w:rFonts w:ascii="Times New Roman" w:hAnsi="Times New Roman" w:cs="Times New Roman"/>
+        </w:rPr>
+        <w:t>selected for classifying predictions as positive progression or negative progression used the Youden index, which selects the prediction threshold that “</w:t>
+      </w:r>
+      <w:r>
+        <w:rPr>
+          <w:rFonts w:ascii="Times New Roman" w:hAnsi="Times New Roman" w:cs="Times New Roman"/>
+          <w:color w:val="212121"/>
+          <w:shd w:val="clear" w:color="auto" w:fill="FFFFFF"/>
+        </w:rPr>
+        <w:t>optimizes the biomarker’s differentiating ability when equal weight is given to sensitivity and specificity</w:t>
+      </w:r>
+      <w:r>
+        <w:rPr>
+          <w:rFonts w:ascii="Times New Roman" w:hAnsi="Times New Roman" w:cs="Times New Roman"/>
+        </w:rPr>
+        <w:t>”</w:t>
+      </w:r>
+      <w:r>
+        <w:rPr>
+          <w:rFonts w:ascii="Times New Roman" w:hAnsi="Times New Roman" w:cs="Times New Roman"/>
+        </w:rPr>
+        <w:fldChar w:fldCharType="begin"/>
+      </w:r>
+      <w:r>
+        <w:rPr>
+          <w:rFonts w:ascii="Times New Roman" w:hAnsi="Times New Roman" w:cs="Times New Roman"/>
+        </w:rPr>
+        <w:instrText xml:space="preserve"> ADDIN ZOTERO_ITEM CSL_CITATION {"citationID":"VjipVLFj","properties":{"formattedCitation":"\\super 22,23\\nosupersub{}","plainCitation":"22,23","noteIndex":0},"citationItems":[{"id":485,"uris":["http://zotero.org/users/12114985/items/5H3TA7LC"],"itemData":{"id":485,"type":"article-journal","container-title":"Cancer","DOI":"10.1002/1097-0142(1950)3:1&lt;32::aid-cncr2820030106&gt;3.0.co;2-3","ISSN":"0008-543X","issue":"1","journalAbbreviation":"Cancer","language":"eng","note":"PMID: 15405679","page":"32-35","source":"PubMed","title":"Index for rating diagnostic tests","volume":"3","author":[{"family":"Youden","given":"W. J."}],"issued":{"date-parts":[["1950",1]]}}},{"id":487,"uris":["http://zotero.org/users/12114985/items/IY5PPX6Z"],"itemData":{"id":487,"type":"article-journal","abstract":"The receiver operating characteristic (ROC) curve is used to evaluate a biomarker’s ability for classifying disease status. The Youden Index (J), the maximum potential effectiveness of a biomarker, is a common summary measure of the ROC curve. In biomarker development, levels may be unquantifiable below a limit of detection (LOD) and missing from the overall dataset. Disregarding these observations may negatively bias the ROC curve and thus J. Several correction methods have been suggested for mean estimation and testing; however, little has been written about the ROC curve or its summary measures. We adapt non-parametric (empirical) and semi-parametric (ROC-GLM [generalized linear model]) methods and propose parametric methods (maximum likelihood (ML)) to estimate J and the optimal cut-point (c*) for a biomarker affected by a LOD. We develop unbiased estimators of J and c* via ML for normally and gamma distributed biomarkers. Alpha level confidence intervals are proposed using delta and bootstrap methods for the ML, semi-parametric, and non-parametric approaches respectively. Simulation studies are conducted over a range of distributional scenarios and sample sizes evaluating estimators’ bias, root-mean square error, and coverage probability; the average bias was less than one percent for ML and GLM methods across scenarios and decreases with increased sample size. An example using polychlorinated biphenyl levels to classify women with and without endometriosis illustrates the potential benefits of these methods. We address the limitations and usefulness of each method in order to give researchers guidance in constructing appropriate estimates of biomarkers’ true discriminating capabilities.","container-title":"Biometrical journal. Biometrische Zeitschrift","DOI":"10.1002/bimj.200710415","ISSN":"0323-3847","issue":"3","journalAbbreviation":"Biom J","note":"PMID: 18435502\nPMCID: PMC2515362","page":"419-430","source":"PubMed Central","title":"Youden Index and Optimal Cut-Point Estimated from Observations Affected by a Lower Limit of Detection","volume":"50","author":[{"family":"Ruopp","given":"Marcus D."},{"family":"Perkins","given":"Neil J."},{"family":"Whitcomb","given":"Brian W."},{"family":"Schisterman","given":"Enrique F."}],"issued":{"date-parts":[["2008",6]]}}}],"schema":"https://github.com/citation-style-language/schema/raw/master/csl-citation.json"} </w:instrText>
+      </w:r>
+      <w:r>
+        <w:rPr>
+          <w:rFonts w:ascii="Times New Roman" w:hAnsi="Times New Roman" w:cs="Times New Roman"/>
+        </w:rPr>
+        <w:fldChar w:fldCharType="separate"/>
+      </w:r>
+      <w:r>
+        <w:rPr>
+          <w:rFonts w:ascii="Times New Roman" w:hAnsi="Times New Roman" w:cs="Times New Roman"/>
+          <w:kern w:val="0"/>
+          <w:vertAlign w:val="superscript"/>
+        </w:rPr>
+        <w:t>22,23</w:t>
+      </w:r>
+      <w:r>
+        <w:rPr>
+          <w:rFonts w:ascii="Times New Roman" w:hAnsi="Times New Roman" w:cs="Times New Roman"/>
+        </w:rPr>
+        <w:fldChar w:fldCharType="end"/>
+      </w:r>
+      <w:r>
+        <w:rPr>
+          <w:rFonts w:ascii="Times New Roman" w:hAnsi="Times New Roman" w:cs="Times New Roman"/>
+        </w:rPr>
+        <w:t>.</w:t>
       </w:r>
     </w:p>
     <w:p>
@@ -5662,6 +5740,7 @@
                 <w:sz w:val="21"/>
                 <w:szCs w:val="21"/>
               </w:rPr>
+              <w:lastRenderedPageBreak/>
               <w:t>Unknown</w:t>
             </w:r>
           </w:p>
@@ -5899,7 +5978,6 @@
                 <w:sz w:val="21"/>
                 <w:szCs w:val="21"/>
               </w:rPr>
-              <w:lastRenderedPageBreak/>
               <w:t>Asian</w:t>
             </w:r>
           </w:p>
@@ -8737,6 +8815,7 @@
                 <w:sz w:val="21"/>
                 <w:szCs w:val="21"/>
               </w:rPr>
+              <w:lastRenderedPageBreak/>
               <w:t>ALK+</w:t>
             </w:r>
           </w:p>
@@ -11323,6 +11402,7 @@
           <w:b/>
           <w:bCs/>
         </w:rPr>
+        <w:lastRenderedPageBreak/>
         <w:t>Data Availability</w:t>
       </w:r>
     </w:p>
@@ -11391,7 +11471,6 @@
         <w:rPr>
           <w:rFonts w:ascii="Times New Roman" w:hAnsi="Times New Roman" w:cs="Times New Roman"/>
         </w:rPr>
-        <w:lastRenderedPageBreak/>
         <w:t xml:space="preserve">Development of the ML model was done in Python v3.8.10 and required the following packages: ***. Statistical analysis was done in Stata. Code is available on GitHub at </w:t>
       </w:r>
       <w:hyperlink r:id="rId6" w:history="1">
@@ -11553,7 +11632,21 @@
           <w:rFonts w:ascii="Times New Roman" w:hAnsi="Times New Roman" w:cs="Times New Roman"/>
         </w:rPr>
         <w:tab/>
-        <w:t xml:space="preserve">Yu H, Boyle TA, Zhou C, Rimm DL, Hirsch FR. PD-L1 Expression in Lung Cancer. </w:t>
+        <w:t xml:space="preserve">Yu H, Boyle TA, Zhou C, </w:t>
+      </w:r>
+      <w:proofErr w:type="spellStart"/>
+      <w:r>
+        <w:rPr>
+          <w:rFonts w:ascii="Times New Roman" w:hAnsi="Times New Roman" w:cs="Times New Roman"/>
+        </w:rPr>
+        <w:t>Rimm</w:t>
+      </w:r>
+      <w:proofErr w:type="spellEnd"/>
+      <w:r>
+        <w:rPr>
+          <w:rFonts w:ascii="Times New Roman" w:hAnsi="Times New Roman" w:cs="Times New Roman"/>
+        </w:rPr>
+        <w:t xml:space="preserve"> DL, Hirsch FR. PD-L1 Expression in Lung Cancer. </w:t>
       </w:r>
       <w:r>
         <w:rPr>
@@ -11561,146 +11654,358 @@
           <w:i/>
           <w:iCs/>
         </w:rPr>
-        <w:t>J Thorac Oncol Off Publ Int Assoc Study Lung Cancer</w:t>
-      </w:r>
-      <w:r>
-        <w:rPr>
-          <w:rFonts w:ascii="Times New Roman" w:hAnsi="Times New Roman" w:cs="Times New Roman"/>
-        </w:rPr>
-        <w:t>. 2016;11(7):964-975. doi:10.1016/j.jtho.2016.04.014</w:t>
-      </w:r>
-    </w:p>
-    <w:p>
-      <w:pPr>
-        <w:pStyle w:val="Bibliography"/>
-        <w:rPr>
-          <w:rFonts w:ascii="Times New Roman" w:hAnsi="Times New Roman" w:cs="Times New Roman"/>
-        </w:rPr>
-      </w:pPr>
-      <w:r>
-        <w:rPr>
-          <w:rFonts w:ascii="Times New Roman" w:hAnsi="Times New Roman" w:cs="Times New Roman"/>
-        </w:rPr>
-        <w:t>2.</w:t>
-      </w:r>
-      <w:r>
-        <w:rPr>
-          <w:rFonts w:ascii="Times New Roman" w:hAnsi="Times New Roman" w:cs="Times New Roman"/>
-        </w:rPr>
-        <w:tab/>
-        <w:t xml:space="preserve">Oun R, Moussa YE, Wheate NJ. The side effects of platinum-based chemotherapy drugs: a review for chemists. </w:t>
-      </w:r>
+        <w:t xml:space="preserve">J </w:t>
+      </w:r>
+      <w:proofErr w:type="spellStart"/>
       <w:r>
         <w:rPr>
           <w:rFonts w:ascii="Times New Roman" w:hAnsi="Times New Roman" w:cs="Times New Roman"/>
           <w:i/>
           <w:iCs/>
         </w:rPr>
-        <w:t>Dalton Trans Camb Engl 2003</w:t>
-      </w:r>
-      <w:r>
-        <w:rPr>
-          <w:rFonts w:ascii="Times New Roman" w:hAnsi="Times New Roman" w:cs="Times New Roman"/>
-        </w:rPr>
-        <w:t>. 2018;47(19):6645-6653. doi:10.1039/c8dt00838h</w:t>
-      </w:r>
-    </w:p>
-    <w:p>
-      <w:pPr>
-        <w:pStyle w:val="Bibliography"/>
-        <w:rPr>
-          <w:rFonts w:ascii="Times New Roman" w:hAnsi="Times New Roman" w:cs="Times New Roman"/>
-        </w:rPr>
-      </w:pPr>
-      <w:r>
-        <w:rPr>
-          <w:rFonts w:ascii="Times New Roman" w:hAnsi="Times New Roman" w:cs="Times New Roman"/>
-        </w:rPr>
-        <w:t>3.</w:t>
-      </w:r>
-      <w:r>
-        <w:rPr>
-          <w:rFonts w:ascii="Times New Roman" w:hAnsi="Times New Roman" w:cs="Times New Roman"/>
-        </w:rPr>
-        <w:tab/>
-        <w:t xml:space="preserve">Lahiri A, Maji A, Potdar PD, et al. Lung cancer immunotherapy: progress, pitfalls, and promises. </w:t>
-      </w:r>
+        <w:t>Thorac</w:t>
+      </w:r>
+      <w:proofErr w:type="spellEnd"/>
       <w:r>
         <w:rPr>
           <w:rFonts w:ascii="Times New Roman" w:hAnsi="Times New Roman" w:cs="Times New Roman"/>
           <w:i/>
           <w:iCs/>
         </w:rPr>
-        <w:t>Mol Cancer</w:t>
-      </w:r>
-      <w:r>
-        <w:rPr>
-          <w:rFonts w:ascii="Times New Roman" w:hAnsi="Times New Roman" w:cs="Times New Roman"/>
-        </w:rPr>
-        <w:t>. 2023;22:40. doi:10.1186/s12943-023-01740-y</w:t>
-      </w:r>
-    </w:p>
-    <w:p>
-      <w:pPr>
-        <w:pStyle w:val="Bibliography"/>
-        <w:rPr>
-          <w:rFonts w:ascii="Times New Roman" w:hAnsi="Times New Roman" w:cs="Times New Roman"/>
-        </w:rPr>
-      </w:pPr>
-      <w:r>
-        <w:rPr>
-          <w:rFonts w:ascii="Times New Roman" w:hAnsi="Times New Roman" w:cs="Times New Roman"/>
-        </w:rPr>
-        <w:t>4.</w:t>
-      </w:r>
-      <w:r>
-        <w:rPr>
-          <w:rFonts w:ascii="Times New Roman" w:hAnsi="Times New Roman" w:cs="Times New Roman"/>
-        </w:rPr>
-        <w:tab/>
-        <w:t xml:space="preserve">Garon EB, Rizvi NA, Hui R, et al. Pembrolizumab for the treatment of non-small-cell lung cancer. </w:t>
-      </w:r>
+        <w:t xml:space="preserve"> Oncol Off </w:t>
+      </w:r>
+      <w:proofErr w:type="spellStart"/>
       <w:r>
         <w:rPr>
           <w:rFonts w:ascii="Times New Roman" w:hAnsi="Times New Roman" w:cs="Times New Roman"/>
           <w:i/>
           <w:iCs/>
         </w:rPr>
-        <w:t>N Engl J Med</w:t>
-      </w:r>
-      <w:r>
-        <w:rPr>
-          <w:rFonts w:ascii="Times New Roman" w:hAnsi="Times New Roman" w:cs="Times New Roman"/>
-        </w:rPr>
-        <w:t>. 2015;372(21):2018-2028. doi:10.1056/NEJMoa1501824</w:t>
-      </w:r>
-    </w:p>
-    <w:p>
-      <w:pPr>
-        <w:pStyle w:val="Bibliography"/>
-        <w:rPr>
-          <w:rFonts w:ascii="Times New Roman" w:hAnsi="Times New Roman" w:cs="Times New Roman"/>
-        </w:rPr>
-      </w:pPr>
-      <w:r>
-        <w:rPr>
-          <w:rFonts w:ascii="Times New Roman" w:hAnsi="Times New Roman" w:cs="Times New Roman"/>
-        </w:rPr>
-        <w:t>5.</w:t>
-      </w:r>
-      <w:r>
-        <w:rPr>
-          <w:rFonts w:ascii="Times New Roman" w:hAnsi="Times New Roman" w:cs="Times New Roman"/>
-        </w:rPr>
-        <w:tab/>
-        <w:t xml:space="preserve">Brahmer JR, Drake CG, Wollner I, et al. Phase I study of single-agent anti-programmed death-1 (MDX-1106) in refractory solid tumors: safety, clinical activity, pharmacodynamics, and immunologic correlates. </w:t>
-      </w:r>
+        <w:t>Publ</w:t>
+      </w:r>
+      <w:proofErr w:type="spellEnd"/>
       <w:r>
         <w:rPr>
           <w:rFonts w:ascii="Times New Roman" w:hAnsi="Times New Roman" w:cs="Times New Roman"/>
           <w:i/>
           <w:iCs/>
         </w:rPr>
+        <w:t xml:space="preserve"> Int Assoc Study Lung Cancer</w:t>
+      </w:r>
+      <w:r>
+        <w:rPr>
+          <w:rFonts w:ascii="Times New Roman" w:hAnsi="Times New Roman" w:cs="Times New Roman"/>
+        </w:rPr>
+        <w:t xml:space="preserve">. 2016;11(7):964-975. </w:t>
+      </w:r>
+      <w:proofErr w:type="gramStart"/>
+      <w:r>
+        <w:rPr>
+          <w:rFonts w:ascii="Times New Roman" w:hAnsi="Times New Roman" w:cs="Times New Roman"/>
+        </w:rPr>
+        <w:t>doi:10.1016/j.jtho</w:t>
+      </w:r>
+      <w:proofErr w:type="gramEnd"/>
+      <w:r>
+        <w:rPr>
+          <w:rFonts w:ascii="Times New Roman" w:hAnsi="Times New Roman" w:cs="Times New Roman"/>
+        </w:rPr>
+        <w:t>.2016.04.014</w:t>
+      </w:r>
+    </w:p>
+    <w:p>
+      <w:pPr>
+        <w:pStyle w:val="Bibliography"/>
+        <w:rPr>
+          <w:rFonts w:ascii="Times New Roman" w:hAnsi="Times New Roman" w:cs="Times New Roman"/>
+        </w:rPr>
+      </w:pPr>
+      <w:r>
+        <w:rPr>
+          <w:rFonts w:ascii="Times New Roman" w:hAnsi="Times New Roman" w:cs="Times New Roman"/>
+        </w:rPr>
+        <w:t>2.</w:t>
+      </w:r>
+      <w:r>
+        <w:rPr>
+          <w:rFonts w:ascii="Times New Roman" w:hAnsi="Times New Roman" w:cs="Times New Roman"/>
+        </w:rPr>
+        <w:tab/>
+      </w:r>
+      <w:proofErr w:type="spellStart"/>
+      <w:r>
+        <w:rPr>
+          <w:rFonts w:ascii="Times New Roman" w:hAnsi="Times New Roman" w:cs="Times New Roman"/>
+        </w:rPr>
+        <w:t>Oun</w:t>
+      </w:r>
+      <w:proofErr w:type="spellEnd"/>
+      <w:r>
+        <w:rPr>
+          <w:rFonts w:ascii="Times New Roman" w:hAnsi="Times New Roman" w:cs="Times New Roman"/>
+        </w:rPr>
+        <w:t xml:space="preserve"> R, Moussa YE, </w:t>
+      </w:r>
+      <w:proofErr w:type="spellStart"/>
+      <w:r>
+        <w:rPr>
+          <w:rFonts w:ascii="Times New Roman" w:hAnsi="Times New Roman" w:cs="Times New Roman"/>
+        </w:rPr>
+        <w:t>Wheate</w:t>
+      </w:r>
+      <w:proofErr w:type="spellEnd"/>
+      <w:r>
+        <w:rPr>
+          <w:rFonts w:ascii="Times New Roman" w:hAnsi="Times New Roman" w:cs="Times New Roman"/>
+        </w:rPr>
+        <w:t xml:space="preserve"> NJ. The side effects of platinum-based chemotherapy drugs: a review for chemists. </w:t>
+      </w:r>
+      <w:r>
+        <w:rPr>
+          <w:rFonts w:ascii="Times New Roman" w:hAnsi="Times New Roman" w:cs="Times New Roman"/>
+          <w:i/>
+          <w:iCs/>
+        </w:rPr>
+        <w:t xml:space="preserve">Dalton Trans </w:t>
+      </w:r>
+      <w:proofErr w:type="spellStart"/>
+      <w:r>
+        <w:rPr>
+          <w:rFonts w:ascii="Times New Roman" w:hAnsi="Times New Roman" w:cs="Times New Roman"/>
+          <w:i/>
+          <w:iCs/>
+        </w:rPr>
+        <w:t>Camb</w:t>
+      </w:r>
+      <w:proofErr w:type="spellEnd"/>
+      <w:r>
+        <w:rPr>
+          <w:rFonts w:ascii="Times New Roman" w:hAnsi="Times New Roman" w:cs="Times New Roman"/>
+          <w:i/>
+          <w:iCs/>
+        </w:rPr>
+        <w:t xml:space="preserve"> </w:t>
+      </w:r>
+      <w:proofErr w:type="spellStart"/>
+      <w:r>
+        <w:rPr>
+          <w:rFonts w:ascii="Times New Roman" w:hAnsi="Times New Roman" w:cs="Times New Roman"/>
+          <w:i/>
+          <w:iCs/>
+        </w:rPr>
+        <w:t>Engl</w:t>
+      </w:r>
+      <w:proofErr w:type="spellEnd"/>
+      <w:r>
+        <w:rPr>
+          <w:rFonts w:ascii="Times New Roman" w:hAnsi="Times New Roman" w:cs="Times New Roman"/>
+          <w:i/>
+          <w:iCs/>
+        </w:rPr>
+        <w:t xml:space="preserve"> 2003</w:t>
+      </w:r>
+      <w:r>
+        <w:rPr>
+          <w:rFonts w:ascii="Times New Roman" w:hAnsi="Times New Roman" w:cs="Times New Roman"/>
+        </w:rPr>
+        <w:t>. 2018;47(19):6645-6653. doi:10.1039/c8dt00838h</w:t>
+      </w:r>
+    </w:p>
+    <w:p>
+      <w:pPr>
+        <w:pStyle w:val="Bibliography"/>
+        <w:rPr>
+          <w:rFonts w:ascii="Times New Roman" w:hAnsi="Times New Roman" w:cs="Times New Roman"/>
+        </w:rPr>
+      </w:pPr>
+      <w:r>
+        <w:rPr>
+          <w:rFonts w:ascii="Times New Roman" w:hAnsi="Times New Roman" w:cs="Times New Roman"/>
+        </w:rPr>
+        <w:t>3.</w:t>
+      </w:r>
+      <w:r>
+        <w:rPr>
+          <w:rFonts w:ascii="Times New Roman" w:hAnsi="Times New Roman" w:cs="Times New Roman"/>
+        </w:rPr>
+        <w:tab/>
+      </w:r>
+      <w:proofErr w:type="spellStart"/>
+      <w:r>
+        <w:rPr>
+          <w:rFonts w:ascii="Times New Roman" w:hAnsi="Times New Roman" w:cs="Times New Roman"/>
+        </w:rPr>
+        <w:t>Lahiri</w:t>
+      </w:r>
+      <w:proofErr w:type="spellEnd"/>
+      <w:r>
+        <w:rPr>
+          <w:rFonts w:ascii="Times New Roman" w:hAnsi="Times New Roman" w:cs="Times New Roman"/>
+        </w:rPr>
+        <w:t xml:space="preserve"> A, Maji A, </w:t>
+      </w:r>
+      <w:proofErr w:type="spellStart"/>
+      <w:r>
+        <w:rPr>
+          <w:rFonts w:ascii="Times New Roman" w:hAnsi="Times New Roman" w:cs="Times New Roman"/>
+        </w:rPr>
+        <w:t>Potdar</w:t>
+      </w:r>
+      <w:proofErr w:type="spellEnd"/>
+      <w:r>
+        <w:rPr>
+          <w:rFonts w:ascii="Times New Roman" w:hAnsi="Times New Roman" w:cs="Times New Roman"/>
+        </w:rPr>
+        <w:t xml:space="preserve"> PD, et al. Lung cancer immunotherapy: progress, pitfalls, and promises. </w:t>
+      </w:r>
+      <w:r>
+        <w:rPr>
+          <w:rFonts w:ascii="Times New Roman" w:hAnsi="Times New Roman" w:cs="Times New Roman"/>
+          <w:i/>
+          <w:iCs/>
+        </w:rPr>
+        <w:t>Mol Cancer</w:t>
+      </w:r>
+      <w:r>
+        <w:rPr>
+          <w:rFonts w:ascii="Times New Roman" w:hAnsi="Times New Roman" w:cs="Times New Roman"/>
+        </w:rPr>
+        <w:t xml:space="preserve">. </w:t>
+      </w:r>
+      <w:proofErr w:type="gramStart"/>
+      <w:r>
+        <w:rPr>
+          <w:rFonts w:ascii="Times New Roman" w:hAnsi="Times New Roman" w:cs="Times New Roman"/>
+        </w:rPr>
+        <w:t>2023;22:40</w:t>
+      </w:r>
+      <w:proofErr w:type="gramEnd"/>
+      <w:r>
+        <w:rPr>
+          <w:rFonts w:ascii="Times New Roman" w:hAnsi="Times New Roman" w:cs="Times New Roman"/>
+        </w:rPr>
+        <w:t>. doi:10.1186/s12943-023-01740-y</w:t>
+      </w:r>
+    </w:p>
+    <w:p>
+      <w:pPr>
+        <w:pStyle w:val="Bibliography"/>
+        <w:rPr>
+          <w:rFonts w:ascii="Times New Roman" w:hAnsi="Times New Roman" w:cs="Times New Roman"/>
+        </w:rPr>
+      </w:pPr>
+      <w:r>
+        <w:rPr>
+          <w:rFonts w:ascii="Times New Roman" w:hAnsi="Times New Roman" w:cs="Times New Roman"/>
+        </w:rPr>
+        <w:t>4.</w:t>
+      </w:r>
+      <w:r>
+        <w:rPr>
+          <w:rFonts w:ascii="Times New Roman" w:hAnsi="Times New Roman" w:cs="Times New Roman"/>
+        </w:rPr>
+        <w:tab/>
+      </w:r>
+      <w:proofErr w:type="spellStart"/>
+      <w:r>
+        <w:rPr>
+          <w:rFonts w:ascii="Times New Roman" w:hAnsi="Times New Roman" w:cs="Times New Roman"/>
+        </w:rPr>
+        <w:t>Garon</w:t>
+      </w:r>
+      <w:proofErr w:type="spellEnd"/>
+      <w:r>
+        <w:rPr>
+          <w:rFonts w:ascii="Times New Roman" w:hAnsi="Times New Roman" w:cs="Times New Roman"/>
+        </w:rPr>
+        <w:t xml:space="preserve"> EB, Rizvi NA, Hui R, et al. Pembrolizumab for the treatment of non-small-cell lung cancer. </w:t>
+      </w:r>
+      <w:r>
+        <w:rPr>
+          <w:rFonts w:ascii="Times New Roman" w:hAnsi="Times New Roman" w:cs="Times New Roman"/>
+          <w:i/>
+          <w:iCs/>
+        </w:rPr>
+        <w:t xml:space="preserve">N </w:t>
+      </w:r>
+      <w:proofErr w:type="spellStart"/>
+      <w:r>
+        <w:rPr>
+          <w:rFonts w:ascii="Times New Roman" w:hAnsi="Times New Roman" w:cs="Times New Roman"/>
+          <w:i/>
+          <w:iCs/>
+        </w:rPr>
+        <w:t>Engl</w:t>
+      </w:r>
+      <w:proofErr w:type="spellEnd"/>
+      <w:r>
+        <w:rPr>
+          <w:rFonts w:ascii="Times New Roman" w:hAnsi="Times New Roman" w:cs="Times New Roman"/>
+          <w:i/>
+          <w:iCs/>
+        </w:rPr>
+        <w:t xml:space="preserve"> J Med</w:t>
+      </w:r>
+      <w:r>
+        <w:rPr>
+          <w:rFonts w:ascii="Times New Roman" w:hAnsi="Times New Roman" w:cs="Times New Roman"/>
+        </w:rPr>
+        <w:t>. 2015;372(21):2018-2028. doi:10.1056/NEJMoa1501824</w:t>
+      </w:r>
+    </w:p>
+    <w:p>
+      <w:pPr>
+        <w:pStyle w:val="Bibliography"/>
+        <w:rPr>
+          <w:rFonts w:ascii="Times New Roman" w:hAnsi="Times New Roman" w:cs="Times New Roman"/>
+        </w:rPr>
+      </w:pPr>
+      <w:r>
+        <w:rPr>
+          <w:rFonts w:ascii="Times New Roman" w:hAnsi="Times New Roman" w:cs="Times New Roman"/>
+        </w:rPr>
+        <w:t>5.</w:t>
+      </w:r>
+      <w:r>
+        <w:rPr>
+          <w:rFonts w:ascii="Times New Roman" w:hAnsi="Times New Roman" w:cs="Times New Roman"/>
+        </w:rPr>
+        <w:tab/>
+      </w:r>
+      <w:proofErr w:type="spellStart"/>
+      <w:r>
+        <w:rPr>
+          <w:rFonts w:ascii="Times New Roman" w:hAnsi="Times New Roman" w:cs="Times New Roman"/>
+        </w:rPr>
+        <w:t>Brahmer</w:t>
+      </w:r>
+      <w:proofErr w:type="spellEnd"/>
+      <w:r>
+        <w:rPr>
+          <w:rFonts w:ascii="Times New Roman" w:hAnsi="Times New Roman" w:cs="Times New Roman"/>
+        </w:rPr>
+        <w:t xml:space="preserve"> JR, Drake CG, </w:t>
+      </w:r>
+      <w:proofErr w:type="spellStart"/>
+      <w:r>
+        <w:rPr>
+          <w:rFonts w:ascii="Times New Roman" w:hAnsi="Times New Roman" w:cs="Times New Roman"/>
+        </w:rPr>
+        <w:t>Wollner</w:t>
+      </w:r>
+      <w:proofErr w:type="spellEnd"/>
+      <w:r>
+        <w:rPr>
+          <w:rFonts w:ascii="Times New Roman" w:hAnsi="Times New Roman" w:cs="Times New Roman"/>
+        </w:rPr>
+        <w:t xml:space="preserve"> I, et al. Phase I study of single-agent anti-programmed death-1 (MDX-1106) in refractory solid tumors: safety, clinical activity, pharmacodynamics, and immunologic correlates. </w:t>
+      </w:r>
+      <w:r>
+        <w:rPr>
+          <w:rFonts w:ascii="Times New Roman" w:hAnsi="Times New Roman" w:cs="Times New Roman"/>
+          <w:i/>
+          <w:iCs/>
+        </w:rPr>
         <w:t>J Clin Oncol Off J Am Soc Clin Oncol</w:t>
       </w:r>
       <w:r>
@@ -11736,83 +12041,31 @@
           <w:i/>
           <w:iCs/>
         </w:rPr>
-        <w:t>N Engl J Med</w:t>
-      </w:r>
-      <w:r>
-        <w:rPr>
-          <w:rFonts w:ascii="Times New Roman" w:hAnsi="Times New Roman" w:cs="Times New Roman"/>
-        </w:rPr>
-        <w:t>. 2016;375(19):1823-1833. doi:10.1056/NEJMoa1606774</w:t>
-      </w:r>
-    </w:p>
-    <w:p>
-      <w:pPr>
-        <w:pStyle w:val="Bibliography"/>
-        <w:rPr>
-          <w:rFonts w:ascii="Times New Roman" w:hAnsi="Times New Roman" w:cs="Times New Roman"/>
-        </w:rPr>
-      </w:pPr>
-      <w:r>
-        <w:rPr>
-          <w:rFonts w:ascii="Times New Roman" w:hAnsi="Times New Roman" w:cs="Times New Roman"/>
-        </w:rPr>
-        <w:t>7.</w:t>
-      </w:r>
-      <w:r>
-        <w:rPr>
-          <w:rFonts w:ascii="Times New Roman" w:hAnsi="Times New Roman" w:cs="Times New Roman"/>
-        </w:rPr>
-        <w:tab/>
-        <w:t xml:space="preserve">Mok TSK, Wu YL, Kudaba I, et al. Pembrolizumab versus chemotherapy for previously untreated, PD-L1-expressing, locally advanced or metastatic non-small-cell lung cancer (KEYNOTE-042): a randomised, open-label, controlled, phase 3 trial. </w:t>
-      </w:r>
+        <w:t xml:space="preserve">N </w:t>
+      </w:r>
+      <w:proofErr w:type="spellStart"/>
       <w:r>
         <w:rPr>
           <w:rFonts w:ascii="Times New Roman" w:hAnsi="Times New Roman" w:cs="Times New Roman"/>
           <w:i/>
           <w:iCs/>
         </w:rPr>
-        <w:t>Lancet Lond Engl</w:t>
-      </w:r>
-      <w:r>
-        <w:rPr>
-          <w:rFonts w:ascii="Times New Roman" w:hAnsi="Times New Roman" w:cs="Times New Roman"/>
-        </w:rPr>
-        <w:t>. 2019;393(10183):1819-1830. doi:10.1016/S0140-6736(18)32409-7</w:t>
-      </w:r>
-    </w:p>
-    <w:p>
-      <w:pPr>
-        <w:pStyle w:val="Bibliography"/>
-        <w:rPr>
-          <w:rFonts w:ascii="Times New Roman" w:hAnsi="Times New Roman" w:cs="Times New Roman"/>
-        </w:rPr>
-      </w:pPr>
-      <w:r>
-        <w:rPr>
-          <w:rFonts w:ascii="Times New Roman" w:hAnsi="Times New Roman" w:cs="Times New Roman"/>
-        </w:rPr>
-        <w:t>8.</w:t>
-      </w:r>
-      <w:r>
-        <w:rPr>
-          <w:rFonts w:ascii="Times New Roman" w:hAnsi="Times New Roman" w:cs="Times New Roman"/>
-        </w:rPr>
-        <w:tab/>
-        <w:t xml:space="preserve">Di Federico A, De Giglio A, Parisi C, Gelsomino F, Ardizzoni A. PD-1/PD-L1 inhibitor monotherapy or in combination with chemotherapy as upfront treatment for advanced NSCLC with PD-L1 expression ≥ 50%: Selecting the best strategy. </w:t>
-      </w:r>
+        <w:t>Engl</w:t>
+      </w:r>
+      <w:proofErr w:type="spellEnd"/>
       <w:r>
         <w:rPr>
           <w:rFonts w:ascii="Times New Roman" w:hAnsi="Times New Roman" w:cs="Times New Roman"/>
           <w:i/>
           <w:iCs/>
         </w:rPr>
-        <w:t>Crit Rev Oncol Hematol</w:t>
-      </w:r>
-      <w:r>
-        <w:rPr>
-          <w:rFonts w:ascii="Times New Roman" w:hAnsi="Times New Roman" w:cs="Times New Roman"/>
-        </w:rPr>
-        <w:t>. 2021;160:103302. doi:10.1016/j.critrevonc.2021.103302</w:t>
+        <w:t xml:space="preserve"> J Med</w:t>
+      </w:r>
+      <w:r>
+        <w:rPr>
+          <w:rFonts w:ascii="Times New Roman" w:hAnsi="Times New Roman" w:cs="Times New Roman"/>
+        </w:rPr>
+        <w:t>. 2016;375(19):1823-1833. doi:10.1056/NEJMoa1606774</w:t>
       </w:r>
     </w:p>
     <w:p>
@@ -11820,6 +12073,215 @@
         <w:pStyle w:val="Bibliography"/>
         <w:rPr>
           <w:rFonts w:ascii="Times New Roman" w:hAnsi="Times New Roman" w:cs="Times New Roman"/>
+        </w:rPr>
+      </w:pPr>
+      <w:r>
+        <w:rPr>
+          <w:rFonts w:ascii="Times New Roman" w:hAnsi="Times New Roman" w:cs="Times New Roman"/>
+        </w:rPr>
+        <w:t>7.</w:t>
+      </w:r>
+      <w:r>
+        <w:rPr>
+          <w:rFonts w:ascii="Times New Roman" w:hAnsi="Times New Roman" w:cs="Times New Roman"/>
+        </w:rPr>
+        <w:tab/>
+      </w:r>
+      <w:proofErr w:type="spellStart"/>
+      <w:r>
+        <w:rPr>
+          <w:rFonts w:ascii="Times New Roman" w:hAnsi="Times New Roman" w:cs="Times New Roman"/>
+        </w:rPr>
+        <w:t>Mok</w:t>
+      </w:r>
+      <w:proofErr w:type="spellEnd"/>
+      <w:r>
+        <w:rPr>
+          <w:rFonts w:ascii="Times New Roman" w:hAnsi="Times New Roman" w:cs="Times New Roman"/>
+        </w:rPr>
+        <w:t xml:space="preserve"> TSK, Wu YL, </w:t>
+      </w:r>
+      <w:proofErr w:type="spellStart"/>
+      <w:r>
+        <w:rPr>
+          <w:rFonts w:ascii="Times New Roman" w:hAnsi="Times New Roman" w:cs="Times New Roman"/>
+        </w:rPr>
+        <w:t>Kudaba</w:t>
+      </w:r>
+      <w:proofErr w:type="spellEnd"/>
+      <w:r>
+        <w:rPr>
+          <w:rFonts w:ascii="Times New Roman" w:hAnsi="Times New Roman" w:cs="Times New Roman"/>
+        </w:rPr>
+        <w:t xml:space="preserve"> I, et al. Pembrolizumab versus chemotherapy for previously untreated, PD-L1-expressing, locally advanced or metastatic non-small-cell lung cancer (KEYNOTE-042): a </w:t>
+      </w:r>
+      <w:proofErr w:type="spellStart"/>
+      <w:r>
+        <w:rPr>
+          <w:rFonts w:ascii="Times New Roman" w:hAnsi="Times New Roman" w:cs="Times New Roman"/>
+        </w:rPr>
+        <w:t>randomised</w:t>
+      </w:r>
+      <w:proofErr w:type="spellEnd"/>
+      <w:r>
+        <w:rPr>
+          <w:rFonts w:ascii="Times New Roman" w:hAnsi="Times New Roman" w:cs="Times New Roman"/>
+        </w:rPr>
+        <w:t xml:space="preserve">, open-label, controlled, phase 3 trial. </w:t>
+      </w:r>
+      <w:r>
+        <w:rPr>
+          <w:rFonts w:ascii="Times New Roman" w:hAnsi="Times New Roman" w:cs="Times New Roman"/>
+          <w:i/>
+          <w:iCs/>
+        </w:rPr>
+        <w:t xml:space="preserve">Lancet </w:t>
+      </w:r>
+      <w:proofErr w:type="spellStart"/>
+      <w:r>
+        <w:rPr>
+          <w:rFonts w:ascii="Times New Roman" w:hAnsi="Times New Roman" w:cs="Times New Roman"/>
+          <w:i/>
+          <w:iCs/>
+        </w:rPr>
+        <w:t>Lond</w:t>
+      </w:r>
+      <w:proofErr w:type="spellEnd"/>
+      <w:r>
+        <w:rPr>
+          <w:rFonts w:ascii="Times New Roman" w:hAnsi="Times New Roman" w:cs="Times New Roman"/>
+          <w:i/>
+          <w:iCs/>
+        </w:rPr>
+        <w:t xml:space="preserve"> Engl</w:t>
+      </w:r>
+      <w:r>
+        <w:rPr>
+          <w:rFonts w:ascii="Times New Roman" w:hAnsi="Times New Roman" w:cs="Times New Roman"/>
+        </w:rPr>
+        <w:t>. 2019;393(10183):1819-1830. doi:10.1016/S0140-6736(18)32409-7</w:t>
+      </w:r>
+    </w:p>
+    <w:p>
+      <w:pPr>
+        <w:pStyle w:val="Bibliography"/>
+        <w:rPr>
+          <w:rFonts w:ascii="Times New Roman" w:hAnsi="Times New Roman" w:cs="Times New Roman"/>
+        </w:rPr>
+      </w:pPr>
+      <w:r>
+        <w:rPr>
+          <w:rFonts w:ascii="Times New Roman" w:hAnsi="Times New Roman" w:cs="Times New Roman"/>
+        </w:rPr>
+        <w:t>8.</w:t>
+      </w:r>
+      <w:r>
+        <w:rPr>
+          <w:rFonts w:ascii="Times New Roman" w:hAnsi="Times New Roman" w:cs="Times New Roman"/>
+        </w:rPr>
+        <w:tab/>
+        <w:t xml:space="preserve">Di Federico A, De Giglio A, </w:t>
+      </w:r>
+      <w:proofErr w:type="spellStart"/>
+      <w:r>
+        <w:rPr>
+          <w:rFonts w:ascii="Times New Roman" w:hAnsi="Times New Roman" w:cs="Times New Roman"/>
+        </w:rPr>
+        <w:t>Parisi</w:t>
+      </w:r>
+      <w:proofErr w:type="spellEnd"/>
+      <w:r>
+        <w:rPr>
+          <w:rFonts w:ascii="Times New Roman" w:hAnsi="Times New Roman" w:cs="Times New Roman"/>
+        </w:rPr>
+        <w:t xml:space="preserve"> C, </w:t>
+      </w:r>
+      <w:proofErr w:type="spellStart"/>
+      <w:r>
+        <w:rPr>
+          <w:rFonts w:ascii="Times New Roman" w:hAnsi="Times New Roman" w:cs="Times New Roman"/>
+        </w:rPr>
+        <w:t>Gelsomino</w:t>
+      </w:r>
+      <w:proofErr w:type="spellEnd"/>
+      <w:r>
+        <w:rPr>
+          <w:rFonts w:ascii="Times New Roman" w:hAnsi="Times New Roman" w:cs="Times New Roman"/>
+        </w:rPr>
+        <w:t xml:space="preserve"> F, </w:t>
+      </w:r>
+      <w:proofErr w:type="spellStart"/>
+      <w:r>
+        <w:rPr>
+          <w:rFonts w:ascii="Times New Roman" w:hAnsi="Times New Roman" w:cs="Times New Roman"/>
+        </w:rPr>
+        <w:t>Ardizzoni</w:t>
+      </w:r>
+      <w:proofErr w:type="spellEnd"/>
+      <w:r>
+        <w:rPr>
+          <w:rFonts w:ascii="Times New Roman" w:hAnsi="Times New Roman" w:cs="Times New Roman"/>
+        </w:rPr>
+        <w:t xml:space="preserve"> A. PD-1/PD-L1 inhibitor monotherapy or in combination with chemotherapy as upfront treatment for advanced NSCLC with PD-L1 expression ≥ 50%: Selecting the best strategy. </w:t>
+      </w:r>
+      <w:r>
+        <w:rPr>
+          <w:rFonts w:ascii="Times New Roman" w:hAnsi="Times New Roman" w:cs="Times New Roman"/>
+          <w:i/>
+          <w:iCs/>
+        </w:rPr>
+        <w:t xml:space="preserve">Crit Rev Oncol </w:t>
+      </w:r>
+      <w:proofErr w:type="spellStart"/>
+      <w:r>
+        <w:rPr>
+          <w:rFonts w:ascii="Times New Roman" w:hAnsi="Times New Roman" w:cs="Times New Roman"/>
+          <w:i/>
+          <w:iCs/>
+        </w:rPr>
+        <w:t>Hematol</w:t>
+      </w:r>
+      <w:proofErr w:type="spellEnd"/>
+      <w:r>
+        <w:rPr>
+          <w:rFonts w:ascii="Times New Roman" w:hAnsi="Times New Roman" w:cs="Times New Roman"/>
+        </w:rPr>
+        <w:t xml:space="preserve">. </w:t>
+      </w:r>
+      <w:proofErr w:type="gramStart"/>
+      <w:r>
+        <w:rPr>
+          <w:rFonts w:ascii="Times New Roman" w:hAnsi="Times New Roman" w:cs="Times New Roman"/>
+        </w:rPr>
+        <w:t>2021;160:103302</w:t>
+      </w:r>
+      <w:proofErr w:type="gramEnd"/>
+      <w:r>
+        <w:rPr>
+          <w:rFonts w:ascii="Times New Roman" w:hAnsi="Times New Roman" w:cs="Times New Roman"/>
+        </w:rPr>
+        <w:t xml:space="preserve">. </w:t>
+      </w:r>
+      <w:proofErr w:type="gramStart"/>
+      <w:r>
+        <w:rPr>
+          <w:rFonts w:ascii="Times New Roman" w:hAnsi="Times New Roman" w:cs="Times New Roman"/>
+        </w:rPr>
+        <w:t>doi:10.1016/j.critrevonc</w:t>
+      </w:r>
+      <w:proofErr w:type="gramEnd"/>
+      <w:r>
+        <w:rPr>
+          <w:rFonts w:ascii="Times New Roman" w:hAnsi="Times New Roman" w:cs="Times New Roman"/>
+        </w:rPr>
+        <w:t>.2021.103302</w:t>
+      </w:r>
+    </w:p>
+    <w:p>
+      <w:pPr>
+        <w:pStyle w:val="Bibliography"/>
+        <w:rPr>
+          <w:rFonts w:ascii="Times New Roman" w:hAnsi="Times New Roman" w:cs="Times New Roman"/>
           <w:lang w:val="pt-BR"/>
         </w:rPr>
       </w:pPr>
@@ -11827,6 +12289,7 @@
         <w:rPr>
           <w:rFonts w:ascii="Times New Roman" w:hAnsi="Times New Roman" w:cs="Times New Roman"/>
         </w:rPr>
+        <w:lastRenderedPageBreak/>
         <w:t>9.</w:t>
       </w:r>
       <w:r>
@@ -11834,7 +12297,21 @@
           <w:rFonts w:ascii="Times New Roman" w:hAnsi="Times New Roman" w:cs="Times New Roman"/>
         </w:rPr>
         <w:tab/>
-        <w:t xml:space="preserve">Gandhi L, Rodríguez-Abreu D, Gadgeel S, et al. Pembrolizumab plus Chemotherapy in Metastatic Non–Small-Cell Lung Cancer. </w:t>
+        <w:t xml:space="preserve">Gandhi L, Rodríguez-Abreu D, </w:t>
+      </w:r>
+      <w:proofErr w:type="spellStart"/>
+      <w:r>
+        <w:rPr>
+          <w:rFonts w:ascii="Times New Roman" w:hAnsi="Times New Roman" w:cs="Times New Roman"/>
+        </w:rPr>
+        <w:t>Gadgeel</w:t>
+      </w:r>
+      <w:proofErr w:type="spellEnd"/>
+      <w:r>
+        <w:rPr>
+          <w:rFonts w:ascii="Times New Roman" w:hAnsi="Times New Roman" w:cs="Times New Roman"/>
+        </w:rPr>
+        <w:t xml:space="preserve"> S, et al. Pembrolizumab plus Chemotherapy in Metastatic Non–Small-Cell Lung Cancer. </w:t>
       </w:r>
       <w:r>
         <w:rPr>
@@ -11843,13 +12320,33 @@
           <w:iCs/>
           <w:lang w:val="pt-BR"/>
         </w:rPr>
-        <w:t>N Engl J Med</w:t>
-      </w:r>
-      <w:r>
-        <w:rPr>
-          <w:rFonts w:ascii="Times New Roman" w:hAnsi="Times New Roman" w:cs="Times New Roman"/>
+        <w:t xml:space="preserve">N </w:t>
+      </w:r>
+      <w:proofErr w:type="spellStart"/>
+      <w:r>
+        <w:rPr>
+          <w:rFonts w:ascii="Times New Roman" w:hAnsi="Times New Roman" w:cs="Times New Roman"/>
+          <w:i/>
+          <w:iCs/>
           <w:lang w:val="pt-BR"/>
         </w:rPr>
+        <w:t>Engl</w:t>
+      </w:r>
+      <w:proofErr w:type="spellEnd"/>
+      <w:r>
+        <w:rPr>
+          <w:rFonts w:ascii="Times New Roman" w:hAnsi="Times New Roman" w:cs="Times New Roman"/>
+          <w:i/>
+          <w:iCs/>
+          <w:lang w:val="pt-BR"/>
+        </w:rPr>
+        <w:t xml:space="preserve"> J Med</w:t>
+      </w:r>
+      <w:r>
+        <w:rPr>
+          <w:rFonts w:ascii="Times New Roman" w:hAnsi="Times New Roman" w:cs="Times New Roman"/>
+          <w:lang w:val="pt-BR"/>
+        </w:rPr>
         <w:t>. 2018;378(22):2078-2092. doi:10.1056/NEJMoa1801005</w:t>
       </w:r>
     </w:p>
@@ -11865,7 +12362,6 @@
           <w:rFonts w:ascii="Times New Roman" w:hAnsi="Times New Roman" w:cs="Times New Roman"/>
           <w:lang w:val="pt-BR"/>
         </w:rPr>
-        <w:lastRenderedPageBreak/>
         <w:t>10.</w:t>
       </w:r>
       <w:r>
@@ -11888,7 +12384,25 @@
           <w:i/>
           <w:iCs/>
         </w:rPr>
-        <w:t>N Engl J Med</w:t>
+        <w:t xml:space="preserve">N </w:t>
+      </w:r>
+      <w:proofErr w:type="spellStart"/>
+      <w:r>
+        <w:rPr>
+          <w:rFonts w:ascii="Times New Roman" w:hAnsi="Times New Roman" w:cs="Times New Roman"/>
+          <w:i/>
+          <w:iCs/>
+        </w:rPr>
+        <w:t>Engl</w:t>
+      </w:r>
+      <w:proofErr w:type="spellEnd"/>
+      <w:r>
+        <w:rPr>
+          <w:rFonts w:ascii="Times New Roman" w:hAnsi="Times New Roman" w:cs="Times New Roman"/>
+          <w:i/>
+          <w:iCs/>
+        </w:rPr>
+        <w:t xml:space="preserve"> J Med</w:t>
       </w:r>
       <w:r>
         <w:rPr>
@@ -11923,83 +12437,31 @@
           <w:i/>
           <w:iCs/>
         </w:rPr>
-        <w:t>N Engl J Med</w:t>
-      </w:r>
-      <w:r>
-        <w:rPr>
-          <w:rFonts w:ascii="Times New Roman" w:hAnsi="Times New Roman" w:cs="Times New Roman"/>
-        </w:rPr>
-        <w:t>. 2019;381(21):2020-2031. doi:10.1056/NEJMoa1910231</w:t>
-      </w:r>
-    </w:p>
-    <w:p>
-      <w:pPr>
-        <w:pStyle w:val="Bibliography"/>
-        <w:rPr>
-          <w:rFonts w:ascii="Times New Roman" w:hAnsi="Times New Roman" w:cs="Times New Roman"/>
-        </w:rPr>
-      </w:pPr>
-      <w:r>
-        <w:rPr>
-          <w:rFonts w:ascii="Times New Roman" w:hAnsi="Times New Roman" w:cs="Times New Roman"/>
-        </w:rPr>
-        <w:t>12.</w:t>
-      </w:r>
-      <w:r>
-        <w:rPr>
-          <w:rFonts w:ascii="Times New Roman" w:hAnsi="Times New Roman" w:cs="Times New Roman"/>
-        </w:rPr>
-        <w:tab/>
-        <w:t xml:space="preserve">Brahmer J, Reckamp KL, Baas P, et al. Nivolumab versus Docetaxel in Advanced Squamous-Cell Non-Small-Cell Lung Cancer. </w:t>
-      </w:r>
+        <w:t xml:space="preserve">N </w:t>
+      </w:r>
+      <w:proofErr w:type="spellStart"/>
       <w:r>
         <w:rPr>
           <w:rFonts w:ascii="Times New Roman" w:hAnsi="Times New Roman" w:cs="Times New Roman"/>
           <w:i/>
           <w:iCs/>
         </w:rPr>
-        <w:t>N Engl J Med</w:t>
-      </w:r>
-      <w:r>
-        <w:rPr>
-          <w:rFonts w:ascii="Times New Roman" w:hAnsi="Times New Roman" w:cs="Times New Roman"/>
-        </w:rPr>
-        <w:t>. 2015;373(2):123-135. doi:10.1056/NEJMoa1504627</w:t>
-      </w:r>
-    </w:p>
-    <w:p>
-      <w:pPr>
-        <w:pStyle w:val="Bibliography"/>
-        <w:rPr>
-          <w:rFonts w:ascii="Times New Roman" w:hAnsi="Times New Roman" w:cs="Times New Roman"/>
-        </w:rPr>
-      </w:pPr>
-      <w:r>
-        <w:rPr>
-          <w:rFonts w:ascii="Times New Roman" w:hAnsi="Times New Roman" w:cs="Times New Roman"/>
-        </w:rPr>
-        <w:t>13.</w:t>
-      </w:r>
-      <w:r>
-        <w:rPr>
-          <w:rFonts w:ascii="Times New Roman" w:hAnsi="Times New Roman" w:cs="Times New Roman"/>
-        </w:rPr>
-        <w:tab/>
-        <w:t xml:space="preserve">Seymour L, Bogaerts J, Perrone A, et al. iRECIST: guidelines for response criteria for use in trials testing immunotherapeutics. </w:t>
-      </w:r>
+        <w:t>Engl</w:t>
+      </w:r>
+      <w:proofErr w:type="spellEnd"/>
       <w:r>
         <w:rPr>
           <w:rFonts w:ascii="Times New Roman" w:hAnsi="Times New Roman" w:cs="Times New Roman"/>
           <w:i/>
           <w:iCs/>
         </w:rPr>
-        <w:t>Lancet Oncol</w:t>
-      </w:r>
-      <w:r>
-        <w:rPr>
-          <w:rFonts w:ascii="Times New Roman" w:hAnsi="Times New Roman" w:cs="Times New Roman"/>
-        </w:rPr>
-        <w:t>. 2017;18(3):e143-e152. doi:10.1016/S1470-2045(17)30074-8</w:t>
+        <w:t xml:space="preserve"> J Med</w:t>
+      </w:r>
+      <w:r>
+        <w:rPr>
+          <w:rFonts w:ascii="Times New Roman" w:hAnsi="Times New Roman" w:cs="Times New Roman"/>
+        </w:rPr>
+        <w:t>. 2019;381(21):2020-2031. doi:10.1056/NEJMoa1910231</w:t>
       </w:r>
     </w:p>
     <w:p>
@@ -12013,14 +12475,41 @@
         <w:rPr>
           <w:rFonts w:ascii="Times New Roman" w:hAnsi="Times New Roman" w:cs="Times New Roman"/>
         </w:rPr>
-        <w:t>14.</w:t>
+        <w:t>12.</w:t>
       </w:r>
       <w:r>
         <w:rPr>
           <w:rFonts w:ascii="Times New Roman" w:hAnsi="Times New Roman" w:cs="Times New Roman"/>
         </w:rPr>
         <w:tab/>
-        <w:t xml:space="preserve">Gould MK, Huang BZ, Tammemagi MC, Kinar Y, Shiff R. Machine Learning for Early Lung Cancer Identification Using Routine Clinical and Laboratory Data. </w:t>
+      </w:r>
+      <w:proofErr w:type="spellStart"/>
+      <w:r>
+        <w:rPr>
+          <w:rFonts w:ascii="Times New Roman" w:hAnsi="Times New Roman" w:cs="Times New Roman"/>
+        </w:rPr>
+        <w:t>Brahmer</w:t>
+      </w:r>
+      <w:proofErr w:type="spellEnd"/>
+      <w:r>
+        <w:rPr>
+          <w:rFonts w:ascii="Times New Roman" w:hAnsi="Times New Roman" w:cs="Times New Roman"/>
+        </w:rPr>
+        <w:t xml:space="preserve"> J, </w:t>
+      </w:r>
+      <w:proofErr w:type="spellStart"/>
+      <w:r>
+        <w:rPr>
+          <w:rFonts w:ascii="Times New Roman" w:hAnsi="Times New Roman" w:cs="Times New Roman"/>
+        </w:rPr>
+        <w:t>Reckamp</w:t>
+      </w:r>
+      <w:proofErr w:type="spellEnd"/>
+      <w:r>
+        <w:rPr>
+          <w:rFonts w:ascii="Times New Roman" w:hAnsi="Times New Roman" w:cs="Times New Roman"/>
+        </w:rPr>
+        <w:t xml:space="preserve"> KL, Baas P, et al. Nivolumab versus Docetaxel in Advanced Squamous-Cell Non-Small-Cell Lung Cancer. </w:t>
       </w:r>
       <w:r>
         <w:rPr>
@@ -12028,6 +12517,178 @@
           <w:i/>
           <w:iCs/>
         </w:rPr>
+        <w:t xml:space="preserve">N </w:t>
+      </w:r>
+      <w:proofErr w:type="spellStart"/>
+      <w:r>
+        <w:rPr>
+          <w:rFonts w:ascii="Times New Roman" w:hAnsi="Times New Roman" w:cs="Times New Roman"/>
+          <w:i/>
+          <w:iCs/>
+        </w:rPr>
+        <w:t>Engl</w:t>
+      </w:r>
+      <w:proofErr w:type="spellEnd"/>
+      <w:r>
+        <w:rPr>
+          <w:rFonts w:ascii="Times New Roman" w:hAnsi="Times New Roman" w:cs="Times New Roman"/>
+          <w:i/>
+          <w:iCs/>
+        </w:rPr>
+        <w:t xml:space="preserve"> J Med</w:t>
+      </w:r>
+      <w:r>
+        <w:rPr>
+          <w:rFonts w:ascii="Times New Roman" w:hAnsi="Times New Roman" w:cs="Times New Roman"/>
+        </w:rPr>
+        <w:t>. 2015;373(2):123-135. doi:10.1056/NEJMoa1504627</w:t>
+      </w:r>
+    </w:p>
+    <w:p>
+      <w:pPr>
+        <w:pStyle w:val="Bibliography"/>
+        <w:rPr>
+          <w:rFonts w:ascii="Times New Roman" w:hAnsi="Times New Roman" w:cs="Times New Roman"/>
+        </w:rPr>
+      </w:pPr>
+      <w:r>
+        <w:rPr>
+          <w:rFonts w:ascii="Times New Roman" w:hAnsi="Times New Roman" w:cs="Times New Roman"/>
+        </w:rPr>
+        <w:t>13.</w:t>
+      </w:r>
+      <w:r>
+        <w:rPr>
+          <w:rFonts w:ascii="Times New Roman" w:hAnsi="Times New Roman" w:cs="Times New Roman"/>
+        </w:rPr>
+        <w:tab/>
+        <w:t xml:space="preserve">Seymour L, Bogaerts J, Perrone A, et al. </w:t>
+      </w:r>
+      <w:proofErr w:type="spellStart"/>
+      <w:r>
+        <w:rPr>
+          <w:rFonts w:ascii="Times New Roman" w:hAnsi="Times New Roman" w:cs="Times New Roman"/>
+        </w:rPr>
+        <w:t>iRECIST</w:t>
+      </w:r>
+      <w:proofErr w:type="spellEnd"/>
+      <w:r>
+        <w:rPr>
+          <w:rFonts w:ascii="Times New Roman" w:hAnsi="Times New Roman" w:cs="Times New Roman"/>
+        </w:rPr>
+        <w:t xml:space="preserve">: guidelines for response criteria for use in trials testing </w:t>
+      </w:r>
+      <w:proofErr w:type="spellStart"/>
+      <w:r>
+        <w:rPr>
+          <w:rFonts w:ascii="Times New Roman" w:hAnsi="Times New Roman" w:cs="Times New Roman"/>
+        </w:rPr>
+        <w:t>immunotherapeutics</w:t>
+      </w:r>
+      <w:proofErr w:type="spellEnd"/>
+      <w:r>
+        <w:rPr>
+          <w:rFonts w:ascii="Times New Roman" w:hAnsi="Times New Roman" w:cs="Times New Roman"/>
+        </w:rPr>
+        <w:t xml:space="preserve">. </w:t>
+      </w:r>
+      <w:r>
+        <w:rPr>
+          <w:rFonts w:ascii="Times New Roman" w:hAnsi="Times New Roman" w:cs="Times New Roman"/>
+          <w:i/>
+          <w:iCs/>
+        </w:rPr>
+        <w:t>Lancet Oncol</w:t>
+      </w:r>
+      <w:r>
+        <w:rPr>
+          <w:rFonts w:ascii="Times New Roman" w:hAnsi="Times New Roman" w:cs="Times New Roman"/>
+        </w:rPr>
+        <w:t>. 2017;18(3</w:t>
+      </w:r>
+      <w:proofErr w:type="gramStart"/>
+      <w:r>
+        <w:rPr>
+          <w:rFonts w:ascii="Times New Roman" w:hAnsi="Times New Roman" w:cs="Times New Roman"/>
+        </w:rPr>
+        <w:t>):e</w:t>
+      </w:r>
+      <w:proofErr w:type="gramEnd"/>
+      <w:r>
+        <w:rPr>
+          <w:rFonts w:ascii="Times New Roman" w:hAnsi="Times New Roman" w:cs="Times New Roman"/>
+        </w:rPr>
+        <w:t>143-e152. doi:10.1016/S1470-2045(17)30074-8</w:t>
+      </w:r>
+    </w:p>
+    <w:p>
+      <w:pPr>
+        <w:pStyle w:val="Bibliography"/>
+        <w:rPr>
+          <w:rFonts w:ascii="Times New Roman" w:hAnsi="Times New Roman" w:cs="Times New Roman"/>
+        </w:rPr>
+      </w:pPr>
+      <w:r>
+        <w:rPr>
+          <w:rFonts w:ascii="Times New Roman" w:hAnsi="Times New Roman" w:cs="Times New Roman"/>
+        </w:rPr>
+        <w:t>14.</w:t>
+      </w:r>
+      <w:r>
+        <w:rPr>
+          <w:rFonts w:ascii="Times New Roman" w:hAnsi="Times New Roman" w:cs="Times New Roman"/>
+        </w:rPr>
+        <w:tab/>
+        <w:t xml:space="preserve">Gould MK, Huang BZ, </w:t>
+      </w:r>
+      <w:proofErr w:type="spellStart"/>
+      <w:r>
+        <w:rPr>
+          <w:rFonts w:ascii="Times New Roman" w:hAnsi="Times New Roman" w:cs="Times New Roman"/>
+        </w:rPr>
+        <w:t>Tammemagi</w:t>
+      </w:r>
+      <w:proofErr w:type="spellEnd"/>
+      <w:r>
+        <w:rPr>
+          <w:rFonts w:ascii="Times New Roman" w:hAnsi="Times New Roman" w:cs="Times New Roman"/>
+        </w:rPr>
+        <w:t xml:space="preserve"> MC, </w:t>
+      </w:r>
+      <w:proofErr w:type="spellStart"/>
+      <w:r>
+        <w:rPr>
+          <w:rFonts w:ascii="Times New Roman" w:hAnsi="Times New Roman" w:cs="Times New Roman"/>
+        </w:rPr>
+        <w:t>Kinar</w:t>
+      </w:r>
+      <w:proofErr w:type="spellEnd"/>
+      <w:r>
+        <w:rPr>
+          <w:rFonts w:ascii="Times New Roman" w:hAnsi="Times New Roman" w:cs="Times New Roman"/>
+        </w:rPr>
+        <w:t xml:space="preserve"> Y, </w:t>
+      </w:r>
+      <w:proofErr w:type="spellStart"/>
+      <w:r>
+        <w:rPr>
+          <w:rFonts w:ascii="Times New Roman" w:hAnsi="Times New Roman" w:cs="Times New Roman"/>
+        </w:rPr>
+        <w:t>Shiff</w:t>
+      </w:r>
+      <w:proofErr w:type="spellEnd"/>
+      <w:r>
+        <w:rPr>
+          <w:rFonts w:ascii="Times New Roman" w:hAnsi="Times New Roman" w:cs="Times New Roman"/>
+        </w:rPr>
+        <w:t xml:space="preserve"> R. Machine Learning for Early Lung Cancer Identification Using Routine Clinical and Laboratory Data. </w:t>
+      </w:r>
+      <w:r>
+        <w:rPr>
+          <w:rFonts w:ascii="Times New Roman" w:hAnsi="Times New Roman" w:cs="Times New Roman"/>
+          <w:i/>
+          <w:iCs/>
+        </w:rPr>
         <w:t>Am J Respir Crit Care Med</w:t>
       </w:r>
       <w:r>
@@ -12063,83 +12724,45 @@
           <w:i/>
           <w:iCs/>
         </w:rPr>
-        <w:t>Cancer Manag Res</w:t>
-      </w:r>
-      <w:r>
-        <w:rPr>
-          <w:rFonts w:ascii="Times New Roman" w:hAnsi="Times New Roman" w:cs="Times New Roman"/>
-        </w:rPr>
-        <w:t>. 2022;14:135-155. doi:10.2147/CMAR.S342352</w:t>
-      </w:r>
-    </w:p>
-    <w:p>
-      <w:pPr>
-        <w:pStyle w:val="Bibliography"/>
-        <w:rPr>
-          <w:rFonts w:ascii="Times New Roman" w:hAnsi="Times New Roman" w:cs="Times New Roman"/>
-        </w:rPr>
-      </w:pPr>
-      <w:r>
-        <w:rPr>
-          <w:rFonts w:ascii="Times New Roman" w:hAnsi="Times New Roman" w:cs="Times New Roman"/>
-        </w:rPr>
-        <w:t>16.</w:t>
-      </w:r>
-      <w:r>
-        <w:rPr>
-          <w:rFonts w:ascii="Times New Roman" w:hAnsi="Times New Roman" w:cs="Times New Roman"/>
-        </w:rPr>
-        <w:tab/>
-        <w:t xml:space="preserve">Nartowt BJ, Hart GR, Muhammad W, Liang Y, Stark GF, Deng J. Robust Machine Learning for Colorectal Cancer Risk Prediction and Stratification. </w:t>
-      </w:r>
+        <w:t xml:space="preserve">Cancer </w:t>
+      </w:r>
+      <w:proofErr w:type="spellStart"/>
       <w:r>
         <w:rPr>
           <w:rFonts w:ascii="Times New Roman" w:hAnsi="Times New Roman" w:cs="Times New Roman"/>
           <w:i/>
           <w:iCs/>
         </w:rPr>
-        <w:t>Front Big Data</w:t>
-      </w:r>
-      <w:r>
-        <w:rPr>
-          <w:rFonts w:ascii="Times New Roman" w:hAnsi="Times New Roman" w:cs="Times New Roman"/>
-        </w:rPr>
-        <w:t>. 2020;3:6. doi:10.3389/fdata.2020.00006</w:t>
-      </w:r>
-    </w:p>
-    <w:p>
-      <w:pPr>
-        <w:pStyle w:val="Bibliography"/>
-        <w:rPr>
-          <w:rFonts w:ascii="Times New Roman" w:hAnsi="Times New Roman" w:cs="Times New Roman"/>
-        </w:rPr>
-      </w:pPr>
-      <w:r>
-        <w:rPr>
-          <w:rFonts w:ascii="Times New Roman" w:hAnsi="Times New Roman" w:cs="Times New Roman"/>
-        </w:rPr>
-        <w:t>17.</w:t>
-      </w:r>
-      <w:r>
-        <w:rPr>
-          <w:rFonts w:ascii="Times New Roman" w:hAnsi="Times New Roman" w:cs="Times New Roman"/>
-        </w:rPr>
-        <w:tab/>
-        <w:t xml:space="preserve">Stark GF, Hart GR, Nartowt BJ, Deng J. Predicting breast cancer risk using personal health data and machine learning models. </w:t>
-      </w:r>
+        <w:t>Manag</w:t>
+      </w:r>
+      <w:proofErr w:type="spellEnd"/>
       <w:r>
         <w:rPr>
           <w:rFonts w:ascii="Times New Roman" w:hAnsi="Times New Roman" w:cs="Times New Roman"/>
           <w:i/>
           <w:iCs/>
         </w:rPr>
-        <w:t>PloS One</w:t>
-      </w:r>
-      <w:r>
-        <w:rPr>
-          <w:rFonts w:ascii="Times New Roman" w:hAnsi="Times New Roman" w:cs="Times New Roman"/>
-        </w:rPr>
-        <w:t>. 2019;14(12):e0226765. doi:10.1371/journal.pone.0226765</w:t>
+        <w:t xml:space="preserve"> Res</w:t>
+      </w:r>
+      <w:r>
+        <w:rPr>
+          <w:rFonts w:ascii="Times New Roman" w:hAnsi="Times New Roman" w:cs="Times New Roman"/>
+        </w:rPr>
+        <w:t xml:space="preserve">. </w:t>
+      </w:r>
+      <w:proofErr w:type="gramStart"/>
+      <w:r>
+        <w:rPr>
+          <w:rFonts w:ascii="Times New Roman" w:hAnsi="Times New Roman" w:cs="Times New Roman"/>
+        </w:rPr>
+        <w:t>2022;14:135</w:t>
+      </w:r>
+      <w:proofErr w:type="gramEnd"/>
+      <w:r>
+        <w:rPr>
+          <w:rFonts w:ascii="Times New Roman" w:hAnsi="Times New Roman" w:cs="Times New Roman"/>
+        </w:rPr>
+        <w:t>-155. doi:10.2147/CMAR.S342352</w:t>
       </w:r>
     </w:p>
     <w:p>
@@ -12153,14 +12776,27 @@
         <w:rPr>
           <w:rFonts w:ascii="Times New Roman" w:hAnsi="Times New Roman" w:cs="Times New Roman"/>
         </w:rPr>
-        <w:t>18.</w:t>
+        <w:t>16.</w:t>
       </w:r>
       <w:r>
         <w:rPr>
           <w:rFonts w:ascii="Times New Roman" w:hAnsi="Times New Roman" w:cs="Times New Roman"/>
         </w:rPr>
         <w:tab/>
-        <w:t xml:space="preserve">Xie J, Luo X, Deng X, et al. Advances in artificial intelligence to predict cancer immunotherapy efficacy. </w:t>
+      </w:r>
+      <w:proofErr w:type="spellStart"/>
+      <w:r>
+        <w:rPr>
+          <w:rFonts w:ascii="Times New Roman" w:hAnsi="Times New Roman" w:cs="Times New Roman"/>
+        </w:rPr>
+        <w:t>Nartowt</w:t>
+      </w:r>
+      <w:proofErr w:type="spellEnd"/>
+      <w:r>
+        <w:rPr>
+          <w:rFonts w:ascii="Times New Roman" w:hAnsi="Times New Roman" w:cs="Times New Roman"/>
+        </w:rPr>
+        <w:t xml:space="preserve"> BJ, Hart GR, Muhammad W, Liang Y, Stark GF, Deng J. Robust Machine Learning for Colorectal Cancer Risk Prediction and Stratification. </w:t>
       </w:r>
       <w:r>
         <w:rPr>
@@ -12168,13 +12804,27 @@
           <w:i/>
           <w:iCs/>
         </w:rPr>
-        <w:t>Front Immunol</w:t>
-      </w:r>
-      <w:r>
-        <w:rPr>
-          <w:rFonts w:ascii="Times New Roman" w:hAnsi="Times New Roman" w:cs="Times New Roman"/>
-        </w:rPr>
-        <w:t>. 2022;13:1076883. doi:10.3389/fimmu.2022.1076883</w:t>
+        <w:t>Front Big Data</w:t>
+      </w:r>
+      <w:r>
+        <w:rPr>
+          <w:rFonts w:ascii="Times New Roman" w:hAnsi="Times New Roman" w:cs="Times New Roman"/>
+        </w:rPr>
+        <w:t xml:space="preserve">. </w:t>
+      </w:r>
+      <w:proofErr w:type="gramStart"/>
+      <w:r>
+        <w:rPr>
+          <w:rFonts w:ascii="Times New Roman" w:hAnsi="Times New Roman" w:cs="Times New Roman"/>
+        </w:rPr>
+        <w:t>2020;3:6</w:t>
+      </w:r>
+      <w:proofErr w:type="gramEnd"/>
+      <w:r>
+        <w:rPr>
+          <w:rFonts w:ascii="Times New Roman" w:hAnsi="Times New Roman" w:cs="Times New Roman"/>
+        </w:rPr>
+        <w:t>. doi:10.3389/fdata.2020.00006</w:t>
       </w:r>
     </w:p>
     <w:p>
@@ -12188,21 +12838,225 @@
         <w:rPr>
           <w:rFonts w:ascii="Times New Roman" w:hAnsi="Times New Roman" w:cs="Times New Roman"/>
         </w:rPr>
-        <w:t>19.</w:t>
+        <w:t>17.</w:t>
       </w:r>
       <w:r>
         <w:rPr>
           <w:rFonts w:ascii="Times New Roman" w:hAnsi="Times New Roman" w:cs="Times New Roman"/>
         </w:rPr>
         <w:tab/>
-        <w:t xml:space="preserve">Rakaee M, Adib E, Ricciuti B, et al. Association of Machine Learning-Based Assessment of Tumor-Infiltrating Lymphocytes on Standard Histologic Images With Outcomes of Immunotherapy in Patients With NSCLC. </w:t>
-      </w:r>
+        <w:t xml:space="preserve">Stark GF, Hart GR, </w:t>
+      </w:r>
+      <w:proofErr w:type="spellStart"/>
+      <w:r>
+        <w:rPr>
+          <w:rFonts w:ascii="Times New Roman" w:hAnsi="Times New Roman" w:cs="Times New Roman"/>
+        </w:rPr>
+        <w:t>Nartowt</w:t>
+      </w:r>
+      <w:proofErr w:type="spellEnd"/>
+      <w:r>
+        <w:rPr>
+          <w:rFonts w:ascii="Times New Roman" w:hAnsi="Times New Roman" w:cs="Times New Roman"/>
+        </w:rPr>
+        <w:t xml:space="preserve"> BJ, Deng J. Predicting breast cancer risk using personal health data and machine learning models. </w:t>
+      </w:r>
+      <w:proofErr w:type="spellStart"/>
       <w:r>
         <w:rPr>
           <w:rFonts w:ascii="Times New Roman" w:hAnsi="Times New Roman" w:cs="Times New Roman"/>
           <w:i/>
           <w:iCs/>
         </w:rPr>
+        <w:t>PloS</w:t>
+      </w:r>
+      <w:proofErr w:type="spellEnd"/>
+      <w:r>
+        <w:rPr>
+          <w:rFonts w:ascii="Times New Roman" w:hAnsi="Times New Roman" w:cs="Times New Roman"/>
+          <w:i/>
+          <w:iCs/>
+        </w:rPr>
+        <w:t xml:space="preserve"> One</w:t>
+      </w:r>
+      <w:r>
+        <w:rPr>
+          <w:rFonts w:ascii="Times New Roman" w:hAnsi="Times New Roman" w:cs="Times New Roman"/>
+        </w:rPr>
+        <w:t>. 2019;14(12</w:t>
+      </w:r>
+      <w:proofErr w:type="gramStart"/>
+      <w:r>
+        <w:rPr>
+          <w:rFonts w:ascii="Times New Roman" w:hAnsi="Times New Roman" w:cs="Times New Roman"/>
+        </w:rPr>
+        <w:t>):e</w:t>
+      </w:r>
+      <w:proofErr w:type="gramEnd"/>
+      <w:r>
+        <w:rPr>
+          <w:rFonts w:ascii="Times New Roman" w:hAnsi="Times New Roman" w:cs="Times New Roman"/>
+        </w:rPr>
+        <w:t xml:space="preserve">0226765. </w:t>
+      </w:r>
+      <w:proofErr w:type="gramStart"/>
+      <w:r>
+        <w:rPr>
+          <w:rFonts w:ascii="Times New Roman" w:hAnsi="Times New Roman" w:cs="Times New Roman"/>
+        </w:rPr>
+        <w:t>doi:10.1371/journal.pone</w:t>
+      </w:r>
+      <w:proofErr w:type="gramEnd"/>
+      <w:r>
+        <w:rPr>
+          <w:rFonts w:ascii="Times New Roman" w:hAnsi="Times New Roman" w:cs="Times New Roman"/>
+        </w:rPr>
+        <w:t>.0226765</w:t>
+      </w:r>
+    </w:p>
+    <w:p>
+      <w:pPr>
+        <w:pStyle w:val="Bibliography"/>
+        <w:rPr>
+          <w:rFonts w:ascii="Times New Roman" w:hAnsi="Times New Roman" w:cs="Times New Roman"/>
+        </w:rPr>
+      </w:pPr>
+      <w:r>
+        <w:rPr>
+          <w:rFonts w:ascii="Times New Roman" w:hAnsi="Times New Roman" w:cs="Times New Roman"/>
+        </w:rPr>
+        <w:t>18.</w:t>
+      </w:r>
+      <w:r>
+        <w:rPr>
+          <w:rFonts w:ascii="Times New Roman" w:hAnsi="Times New Roman" w:cs="Times New Roman"/>
+        </w:rPr>
+        <w:tab/>
+      </w:r>
+      <w:proofErr w:type="spellStart"/>
+      <w:r>
+        <w:rPr>
+          <w:rFonts w:ascii="Times New Roman" w:hAnsi="Times New Roman" w:cs="Times New Roman"/>
+        </w:rPr>
+        <w:t>Xie</w:t>
+      </w:r>
+      <w:proofErr w:type="spellEnd"/>
+      <w:r>
+        <w:rPr>
+          <w:rFonts w:ascii="Times New Roman" w:hAnsi="Times New Roman" w:cs="Times New Roman"/>
+        </w:rPr>
+        <w:t xml:space="preserve"> J, Luo X, Deng X, et al. Advances in artificial intelligence to predict cancer immunotherapy efficacy. </w:t>
+      </w:r>
+      <w:r>
+        <w:rPr>
+          <w:rFonts w:ascii="Times New Roman" w:hAnsi="Times New Roman" w:cs="Times New Roman"/>
+          <w:i/>
+          <w:iCs/>
+        </w:rPr>
+        <w:t>Front Immunol</w:t>
+      </w:r>
+      <w:r>
+        <w:rPr>
+          <w:rFonts w:ascii="Times New Roman" w:hAnsi="Times New Roman" w:cs="Times New Roman"/>
+        </w:rPr>
+        <w:t xml:space="preserve">. </w:t>
+      </w:r>
+      <w:proofErr w:type="gramStart"/>
+      <w:r>
+        <w:rPr>
+          <w:rFonts w:ascii="Times New Roman" w:hAnsi="Times New Roman" w:cs="Times New Roman"/>
+        </w:rPr>
+        <w:t>2022;13:1076883</w:t>
+      </w:r>
+      <w:proofErr w:type="gramEnd"/>
+      <w:r>
+        <w:rPr>
+          <w:rFonts w:ascii="Times New Roman" w:hAnsi="Times New Roman" w:cs="Times New Roman"/>
+        </w:rPr>
+        <w:t>. doi:10.3389/fimmu.2022.1076883</w:t>
+      </w:r>
+    </w:p>
+    <w:p>
+      <w:pPr>
+        <w:pStyle w:val="Bibliography"/>
+        <w:rPr>
+          <w:rFonts w:ascii="Times New Roman" w:hAnsi="Times New Roman" w:cs="Times New Roman"/>
+        </w:rPr>
+      </w:pPr>
+      <w:r>
+        <w:rPr>
+          <w:rFonts w:ascii="Times New Roman" w:hAnsi="Times New Roman" w:cs="Times New Roman"/>
+        </w:rPr>
+        <w:t>19.</w:t>
+      </w:r>
+      <w:r>
+        <w:rPr>
+          <w:rFonts w:ascii="Times New Roman" w:hAnsi="Times New Roman" w:cs="Times New Roman"/>
+        </w:rPr>
+        <w:tab/>
+      </w:r>
+      <w:proofErr w:type="spellStart"/>
+      <w:r>
+        <w:rPr>
+          <w:rFonts w:ascii="Times New Roman" w:hAnsi="Times New Roman" w:cs="Times New Roman"/>
+        </w:rPr>
+        <w:t>Rakaee</w:t>
+      </w:r>
+      <w:proofErr w:type="spellEnd"/>
+      <w:r>
+        <w:rPr>
+          <w:rFonts w:ascii="Times New Roman" w:hAnsi="Times New Roman" w:cs="Times New Roman"/>
+        </w:rPr>
+        <w:t xml:space="preserve"> M, </w:t>
+      </w:r>
+      <w:proofErr w:type="spellStart"/>
+      <w:r>
+        <w:rPr>
+          <w:rFonts w:ascii="Times New Roman" w:hAnsi="Times New Roman" w:cs="Times New Roman"/>
+        </w:rPr>
+        <w:t>Adib</w:t>
+      </w:r>
+      <w:proofErr w:type="spellEnd"/>
+      <w:r>
+        <w:rPr>
+          <w:rFonts w:ascii="Times New Roman" w:hAnsi="Times New Roman" w:cs="Times New Roman"/>
+        </w:rPr>
+        <w:t xml:space="preserve"> E, </w:t>
+      </w:r>
+      <w:proofErr w:type="spellStart"/>
+      <w:r>
+        <w:rPr>
+          <w:rFonts w:ascii="Times New Roman" w:hAnsi="Times New Roman" w:cs="Times New Roman"/>
+        </w:rPr>
+        <w:t>Ricciuti</w:t>
+      </w:r>
+      <w:proofErr w:type="spellEnd"/>
+      <w:r>
+        <w:rPr>
+          <w:rFonts w:ascii="Times New Roman" w:hAnsi="Times New Roman" w:cs="Times New Roman"/>
+        </w:rPr>
+        <w:t xml:space="preserve"> B, et al. Association of Machine Learning-Based Assessment of Tumor-Infiltrating Lymphocytes on Standard Histologic Images </w:t>
+      </w:r>
+      <w:proofErr w:type="gramStart"/>
+      <w:r>
+        <w:rPr>
+          <w:rFonts w:ascii="Times New Roman" w:hAnsi="Times New Roman" w:cs="Times New Roman"/>
+        </w:rPr>
+        <w:t>With</w:t>
+      </w:r>
+      <w:proofErr w:type="gramEnd"/>
+      <w:r>
+        <w:rPr>
+          <w:rFonts w:ascii="Times New Roman" w:hAnsi="Times New Roman" w:cs="Times New Roman"/>
+        </w:rPr>
+        <w:t xml:space="preserve"> Outcomes of Immunotherapy in Patients With NSCLC. </w:t>
+      </w:r>
+      <w:r>
+        <w:rPr>
+          <w:rFonts w:ascii="Times New Roman" w:hAnsi="Times New Roman" w:cs="Times New Roman"/>
+          <w:i/>
+          <w:iCs/>
+        </w:rPr>
         <w:t>JAMA Oncol</w:t>
       </w:r>
       <w:r>
@@ -12251,7 +13105,34 @@
           <w:rFonts w:ascii="Times New Roman" w:hAnsi="Times New Roman" w:cs="Times New Roman"/>
         </w:rPr>
         <w:tab/>
-        <w:t xml:space="preserve">Oken MM, Creech RH, Tormey DC, et al. Toxicity and response criteria of the Eastern Cooperative Oncology Group. </w:t>
+      </w:r>
+      <w:proofErr w:type="spellStart"/>
+      <w:r>
+        <w:rPr>
+          <w:rFonts w:ascii="Times New Roman" w:hAnsi="Times New Roman" w:cs="Times New Roman"/>
+        </w:rPr>
+        <w:t>Oken</w:t>
+      </w:r>
+      <w:proofErr w:type="spellEnd"/>
+      <w:r>
+        <w:rPr>
+          <w:rFonts w:ascii="Times New Roman" w:hAnsi="Times New Roman" w:cs="Times New Roman"/>
+        </w:rPr>
+        <w:t xml:space="preserve"> MM, Creech RH, </w:t>
+      </w:r>
+      <w:proofErr w:type="spellStart"/>
+      <w:r>
+        <w:rPr>
+          <w:rFonts w:ascii="Times New Roman" w:hAnsi="Times New Roman" w:cs="Times New Roman"/>
+        </w:rPr>
+        <w:t>Tormey</w:t>
+      </w:r>
+      <w:proofErr w:type="spellEnd"/>
+      <w:r>
+        <w:rPr>
+          <w:rFonts w:ascii="Times New Roman" w:hAnsi="Times New Roman" w:cs="Times New Roman"/>
+        </w:rPr>
+        <w:t xml:space="preserve"> DC, et al. Toxicity and response criteria of the Eastern Cooperative Oncology Group. </w:t>
       </w:r>
       <w:r>
         <w:rPr>
@@ -12266,6 +13147,146 @@
           <w:rFonts w:ascii="Times New Roman" w:hAnsi="Times New Roman" w:cs="Times New Roman"/>
         </w:rPr>
         <w:t>. 1982;5(6):649-655.</w:t>
+      </w:r>
+    </w:p>
+    <w:p>
+      <w:pPr>
+        <w:pStyle w:val="Bibliography"/>
+        <w:rPr>
+          <w:rFonts w:ascii="Times New Roman" w:hAnsi="Times New Roman" w:cs="Times New Roman"/>
+        </w:rPr>
+      </w:pPr>
+      <w:r>
+        <w:rPr>
+          <w:rFonts w:ascii="Times New Roman" w:hAnsi="Times New Roman" w:cs="Times New Roman"/>
+        </w:rPr>
+        <w:t>22.</w:t>
+      </w:r>
+      <w:r>
+        <w:rPr>
+          <w:rFonts w:ascii="Times New Roman" w:hAnsi="Times New Roman" w:cs="Times New Roman"/>
+        </w:rPr>
+        <w:tab/>
+        <w:t xml:space="preserve">Youden WJ. Index for rating diagnostic tests. </w:t>
+      </w:r>
+      <w:r>
+        <w:rPr>
+          <w:rFonts w:ascii="Times New Roman" w:hAnsi="Times New Roman" w:cs="Times New Roman"/>
+          <w:i/>
+          <w:iCs/>
+        </w:rPr>
+        <w:t>Cancer</w:t>
+      </w:r>
+      <w:r>
+        <w:rPr>
+          <w:rFonts w:ascii="Times New Roman" w:hAnsi="Times New Roman" w:cs="Times New Roman"/>
+        </w:rPr>
+        <w:t>. 1950;3(1):32-35. doi:10.1002/1097-0142(1950)3:1&lt;</w:t>
+      </w:r>
+      <w:proofErr w:type="gramStart"/>
+      <w:r>
+        <w:rPr>
+          <w:rFonts w:ascii="Times New Roman" w:hAnsi="Times New Roman" w:cs="Times New Roman"/>
+        </w:rPr>
+        <w:t>32::</w:t>
+      </w:r>
+      <w:proofErr w:type="gramEnd"/>
+      <w:r>
+        <w:rPr>
+          <w:rFonts w:ascii="Times New Roman" w:hAnsi="Times New Roman" w:cs="Times New Roman"/>
+        </w:rPr>
+        <w:t>aid-cncr2820030106&gt;3.0.co;2-3</w:t>
+      </w:r>
+    </w:p>
+    <w:p>
+      <w:pPr>
+        <w:pStyle w:val="Bibliography"/>
+        <w:rPr>
+          <w:rFonts w:ascii="Times New Roman" w:hAnsi="Times New Roman" w:cs="Times New Roman"/>
+        </w:rPr>
+      </w:pPr>
+      <w:r>
+        <w:rPr>
+          <w:rFonts w:ascii="Times New Roman" w:hAnsi="Times New Roman" w:cs="Times New Roman"/>
+        </w:rPr>
+        <w:lastRenderedPageBreak/>
+        <w:t>23.</w:t>
+      </w:r>
+      <w:r>
+        <w:rPr>
+          <w:rFonts w:ascii="Times New Roman" w:hAnsi="Times New Roman" w:cs="Times New Roman"/>
+        </w:rPr>
+        <w:tab/>
+      </w:r>
+      <w:proofErr w:type="spellStart"/>
+      <w:r>
+        <w:rPr>
+          <w:rFonts w:ascii="Times New Roman" w:hAnsi="Times New Roman" w:cs="Times New Roman"/>
+        </w:rPr>
+        <w:t>Ruopp</w:t>
+      </w:r>
+      <w:proofErr w:type="spellEnd"/>
+      <w:r>
+        <w:rPr>
+          <w:rFonts w:ascii="Times New Roman" w:hAnsi="Times New Roman" w:cs="Times New Roman"/>
+        </w:rPr>
+        <w:t xml:space="preserve"> MD, Perkins NJ, Whitcomb BW, </w:t>
+      </w:r>
+      <w:proofErr w:type="spellStart"/>
+      <w:r>
+        <w:rPr>
+          <w:rFonts w:ascii="Times New Roman" w:hAnsi="Times New Roman" w:cs="Times New Roman"/>
+        </w:rPr>
+        <w:t>Schisterman</w:t>
+      </w:r>
+      <w:proofErr w:type="spellEnd"/>
+      <w:r>
+        <w:rPr>
+          <w:rFonts w:ascii="Times New Roman" w:hAnsi="Times New Roman" w:cs="Times New Roman"/>
+        </w:rPr>
+        <w:t xml:space="preserve"> EF. Youden Index and Optimal Cut-Point Estimated from Observations Affected by a Lower Limit of Detection. </w:t>
+      </w:r>
+      <w:proofErr w:type="spellStart"/>
+      <w:r>
+        <w:rPr>
+          <w:rFonts w:ascii="Times New Roman" w:hAnsi="Times New Roman" w:cs="Times New Roman"/>
+          <w:i/>
+          <w:iCs/>
+        </w:rPr>
+        <w:t>Biom</w:t>
+      </w:r>
+      <w:proofErr w:type="spellEnd"/>
+      <w:r>
+        <w:rPr>
+          <w:rFonts w:ascii="Times New Roman" w:hAnsi="Times New Roman" w:cs="Times New Roman"/>
+          <w:i/>
+          <w:iCs/>
+        </w:rPr>
+        <w:t xml:space="preserve"> J </w:t>
+      </w:r>
+      <w:proofErr w:type="spellStart"/>
+      <w:r>
+        <w:rPr>
+          <w:rFonts w:ascii="Times New Roman" w:hAnsi="Times New Roman" w:cs="Times New Roman"/>
+          <w:i/>
+          <w:iCs/>
+        </w:rPr>
+        <w:t>Biom</w:t>
+      </w:r>
+      <w:proofErr w:type="spellEnd"/>
+      <w:r>
+        <w:rPr>
+          <w:rFonts w:ascii="Times New Roman" w:hAnsi="Times New Roman" w:cs="Times New Roman"/>
+          <w:i/>
+          <w:iCs/>
+        </w:rPr>
+        <w:t xml:space="preserve"> Z</w:t>
+      </w:r>
+      <w:r>
+        <w:rPr>
+          <w:rFonts w:ascii="Times New Roman" w:hAnsi="Times New Roman" w:cs="Times New Roman"/>
+        </w:rPr>
+        <w:t>. 2008;50(3):419-430. doi:10.1002/bimj.200710415</w:t>
       </w:r>
     </w:p>
     <w:p>

--- a/PDL1_Manuscript.docx
+++ b/PDL1_Manuscript.docx
@@ -3727,423 +3727,6 @@
           <w:rFonts w:ascii="Times New Roman" w:hAnsi="Times New Roman" w:cs="Times New Roman"/>
         </w:rPr>
       </w:pPr>
-      <w:r>
-        <w:rPr>
-          <w:rFonts w:ascii="Times New Roman" w:hAnsi="Times New Roman" w:cs="Times New Roman"/>
-        </w:rPr>
-        <w:t xml:space="preserve">Certain contraindications exist that would impact the likelihood of a patient receiving </w:t>
-      </w:r>
-      <w:r>
-        <w:rPr>
-          <w:rFonts w:ascii="Times New Roman" w:hAnsi="Times New Roman" w:cs="Times New Roman"/>
-        </w:rPr>
-        <w:t>IO monotherapy</w:t>
-      </w:r>
-      <w:r>
-        <w:rPr>
-          <w:rFonts w:ascii="Times New Roman" w:hAnsi="Times New Roman" w:cs="Times New Roman"/>
-        </w:rPr>
-        <w:t xml:space="preserve"> </w:t>
-      </w:r>
-      <w:r>
-        <w:rPr>
-          <w:rFonts w:ascii="Times New Roman" w:hAnsi="Times New Roman" w:cs="Times New Roman"/>
-        </w:rPr>
-        <w:t xml:space="preserve">vs. </w:t>
-      </w:r>
-      <w:r>
-        <w:rPr>
-          <w:rFonts w:ascii="Times New Roman" w:hAnsi="Times New Roman" w:cs="Times New Roman"/>
-        </w:rPr>
-        <w:t>chemotherapy</w:t>
-      </w:r>
-      <w:r>
-        <w:rPr>
-          <w:rFonts w:ascii="Times New Roman" w:hAnsi="Times New Roman" w:cs="Times New Roman"/>
-        </w:rPr>
-        <w:t xml:space="preserve">. </w:t>
-      </w:r>
-      <w:r>
-        <w:rPr>
-          <w:rFonts w:ascii="Times New Roman" w:hAnsi="Times New Roman" w:cs="Times New Roman"/>
-        </w:rPr>
-        <w:t>These include kidney function, liver function, and the presence of connective tissue</w:t>
-      </w:r>
-      <w:r>
-        <w:rPr>
-          <w:rFonts w:ascii="Times New Roman" w:hAnsi="Times New Roman" w:cs="Times New Roman"/>
-        </w:rPr>
-        <w:t xml:space="preserve"> (CTD)</w:t>
-      </w:r>
-      <w:r>
-        <w:rPr>
-          <w:rFonts w:ascii="Times New Roman" w:hAnsi="Times New Roman" w:cs="Times New Roman"/>
-        </w:rPr>
-        <w:t xml:space="preserve"> or interstitial lung diseases</w:t>
-      </w:r>
-      <w:r>
-        <w:rPr>
-          <w:rFonts w:ascii="Times New Roman" w:hAnsi="Times New Roman" w:cs="Times New Roman"/>
-        </w:rPr>
-        <w:t xml:space="preserve"> (ILD)</w:t>
-      </w:r>
-      <w:r>
-        <w:rPr>
-          <w:rFonts w:ascii="Times New Roman" w:hAnsi="Times New Roman" w:cs="Times New Roman"/>
-        </w:rPr>
-        <w:t xml:space="preserve">. </w:t>
-      </w:r>
-      <w:r>
-        <w:rPr>
-          <w:rFonts w:ascii="Times New Roman" w:hAnsi="Times New Roman" w:cs="Times New Roman"/>
-        </w:rPr>
-        <w:t xml:space="preserve">We used indicator variables to represent if </w:t>
-      </w:r>
-      <w:r>
-        <w:rPr>
-          <w:rFonts w:ascii="Times New Roman" w:hAnsi="Times New Roman" w:cs="Times New Roman"/>
-        </w:rPr>
-        <w:t>kidney function was impaired (</w:t>
-      </w:r>
-      <w:r>
-        <w:rPr>
-          <w:rFonts w:ascii="Times New Roman" w:hAnsi="Times New Roman" w:cs="Times New Roman"/>
-        </w:rPr>
-        <w:t xml:space="preserve">most recent </w:t>
-      </w:r>
-      <w:r>
-        <w:rPr>
-          <w:rFonts w:ascii="Times New Roman" w:hAnsi="Times New Roman" w:cs="Times New Roman"/>
-        </w:rPr>
-        <w:t xml:space="preserve">eGFR </w:t>
-      </w:r>
-      <w:r>
-        <w:rPr>
-          <w:rFonts w:ascii="Times New Roman" w:hAnsi="Times New Roman" w:cs="Times New Roman"/>
-        </w:rPr>
-        <w:t>prior to first cancer treatment</w:t>
-      </w:r>
-      <w:r>
-        <w:rPr>
-          <w:rFonts w:ascii="Times New Roman" w:hAnsi="Times New Roman" w:cs="Times New Roman"/>
-        </w:rPr>
-        <w:t>&lt; 60</w:t>
-      </w:r>
-      <w:r>
-        <w:rPr>
-          <w:rFonts w:ascii="Times New Roman" w:hAnsi="Times New Roman" w:cs="Times New Roman"/>
-        </w:rPr>
-        <w:t xml:space="preserve"> or diagnosis of kidney disease</w:t>
-      </w:r>
-      <w:r>
-        <w:rPr>
-          <w:rFonts w:ascii="Times New Roman" w:hAnsi="Times New Roman" w:cs="Times New Roman"/>
-        </w:rPr>
-        <w:t>) or liver function was impaired (</w:t>
-      </w:r>
-      <w:r>
-        <w:rPr>
-          <w:rFonts w:ascii="Times New Roman" w:hAnsi="Times New Roman" w:cs="Times New Roman"/>
-        </w:rPr>
-        <w:t xml:space="preserve">most recent </w:t>
-      </w:r>
-      <w:r>
-        <w:rPr>
-          <w:rFonts w:ascii="Times New Roman" w:hAnsi="Times New Roman" w:cs="Times New Roman"/>
-        </w:rPr>
-        <w:t xml:space="preserve">total bilirubin </w:t>
-      </w:r>
-      <w:r>
-        <w:rPr>
-          <w:rFonts w:ascii="Times New Roman" w:hAnsi="Times New Roman" w:cs="Times New Roman"/>
-        </w:rPr>
-        <w:t xml:space="preserve">prior to first cancer treatment </w:t>
-      </w:r>
-      <w:r>
-        <w:rPr>
-          <w:rFonts w:ascii="Times New Roman" w:hAnsi="Times New Roman" w:cs="Times New Roman"/>
-        </w:rPr>
-        <w:t>&gt; 2.</w:t>
-      </w:r>
-      <w:r>
-        <w:rPr>
-          <w:rFonts w:ascii="Times New Roman" w:hAnsi="Times New Roman" w:cs="Times New Roman"/>
-        </w:rPr>
-        <w:t>0 or diagnosis of liver disease</w:t>
-      </w:r>
-      <w:r>
-        <w:rPr>
-          <w:rFonts w:ascii="Times New Roman" w:hAnsi="Times New Roman" w:cs="Times New Roman"/>
-        </w:rPr>
-        <w:t>).</w:t>
-      </w:r>
-      <w:r>
-        <w:rPr>
-          <w:rFonts w:ascii="Times New Roman" w:hAnsi="Times New Roman" w:cs="Times New Roman"/>
-        </w:rPr>
-        <w:t xml:space="preserve"> Kidney disease, liver disease, and connective tissue disease were defined as the presence of a recorded diagnosis containing a specific keyword</w:t>
-      </w:r>
-      <w:r>
-        <w:rPr>
-          <w:rFonts w:ascii="Times New Roman" w:hAnsi="Times New Roman" w:cs="Times New Roman"/>
-        </w:rPr>
-        <w:t xml:space="preserve"> </w:t>
-      </w:r>
-      <w:r>
-        <w:rPr>
-          <w:rFonts w:ascii="Times New Roman" w:hAnsi="Times New Roman" w:cs="Times New Roman"/>
-        </w:rPr>
-        <w:t>or phrase prior to first cancer treatment as seen in Table ***.</w:t>
-      </w:r>
-    </w:p>
-    <w:p>
-      <w:pPr>
-        <w:rPr>
-          <w:rFonts w:ascii="Times New Roman" w:hAnsi="Times New Roman" w:cs="Times New Roman"/>
-        </w:rPr>
-      </w:pPr>
-    </w:p>
-    <w:tbl>
-      <w:tblPr>
-        <w:tblStyle w:val="TableGrid"/>
-        <w:tblW w:w="0" w:type="auto"/>
-        <w:tblLook w:val="04A0" w:firstRow="1" w:lastRow="0" w:firstColumn="1" w:lastColumn="0" w:noHBand="0" w:noVBand="1"/>
-      </w:tblPr>
-      <w:tblGrid>
-        <w:gridCol w:w="4948"/>
-        <w:gridCol w:w="4949"/>
-      </w:tblGrid>
-      <w:tr>
-        <w:tc>
-          <w:tcPr>
-            <w:tcW w:w="4948" w:type="dxa"/>
-          </w:tcPr>
-          <w:p>
-            <w:pPr>
-              <w:rPr>
-                <w:rFonts w:ascii="Times New Roman" w:hAnsi="Times New Roman" w:cs="Times New Roman"/>
-                <w:b/>
-                <w:bCs/>
-              </w:rPr>
-            </w:pPr>
-            <w:r>
-              <w:rPr>
-                <w:rFonts w:ascii="Times New Roman" w:hAnsi="Times New Roman" w:cs="Times New Roman"/>
-                <w:b/>
-                <w:bCs/>
-              </w:rPr>
-              <w:t>Contraindication</w:t>
-            </w:r>
-          </w:p>
-        </w:tc>
-        <w:tc>
-          <w:tcPr>
-            <w:tcW w:w="4949" w:type="dxa"/>
-          </w:tcPr>
-          <w:p>
-            <w:pPr>
-              <w:rPr>
-                <w:rFonts w:ascii="Times New Roman" w:hAnsi="Times New Roman" w:cs="Times New Roman"/>
-                <w:b/>
-                <w:bCs/>
-              </w:rPr>
-            </w:pPr>
-            <w:r>
-              <w:rPr>
-                <w:rFonts w:ascii="Times New Roman" w:hAnsi="Times New Roman" w:cs="Times New Roman"/>
-                <w:b/>
-                <w:bCs/>
-              </w:rPr>
-              <w:t>Keyword</w:t>
-            </w:r>
-            <w:r>
-              <w:rPr>
-                <w:rFonts w:ascii="Times New Roman" w:hAnsi="Times New Roman" w:cs="Times New Roman"/>
-                <w:b/>
-                <w:bCs/>
-              </w:rPr>
-              <w:t xml:space="preserve"> or Phrases</w:t>
-            </w:r>
-          </w:p>
-        </w:tc>
-      </w:tr>
-      <w:tr>
-        <w:tc>
-          <w:tcPr>
-            <w:tcW w:w="4948" w:type="dxa"/>
-          </w:tcPr>
-          <w:p>
-            <w:pPr>
-              <w:rPr>
-                <w:rFonts w:ascii="Times New Roman" w:hAnsi="Times New Roman" w:cs="Times New Roman"/>
-              </w:rPr>
-            </w:pPr>
-            <w:r>
-              <w:rPr>
-                <w:rFonts w:ascii="Times New Roman" w:hAnsi="Times New Roman" w:cs="Times New Roman"/>
-              </w:rPr>
-              <w:t>Impaired Kidney Function</w:t>
-            </w:r>
-          </w:p>
-        </w:tc>
-        <w:tc>
-          <w:tcPr>
-            <w:tcW w:w="4949" w:type="dxa"/>
-          </w:tcPr>
-          <w:p>
-            <w:pPr>
-              <w:rPr>
-                <w:rFonts w:ascii="Times New Roman" w:hAnsi="Times New Roman" w:cs="Times New Roman"/>
-              </w:rPr>
-            </w:pPr>
-            <w:r>
-              <w:rPr>
-                <w:rFonts w:ascii="Times New Roman" w:hAnsi="Times New Roman" w:cs="Times New Roman"/>
-              </w:rPr>
-              <w:t>“</w:t>
-            </w:r>
-            <w:proofErr w:type="gramStart"/>
-            <w:r>
-              <w:rPr>
-                <w:rFonts w:ascii="Times New Roman" w:hAnsi="Times New Roman" w:cs="Times New Roman"/>
-              </w:rPr>
-              <w:t>kidney</w:t>
-            </w:r>
-            <w:proofErr w:type="gramEnd"/>
-            <w:r>
-              <w:rPr>
-                <w:rFonts w:ascii="Times New Roman" w:hAnsi="Times New Roman" w:cs="Times New Roman"/>
-              </w:rPr>
-              <w:t xml:space="preserve"> failure”, “chronic kidney disease”, “renal disease”, “kidney transplant”</w:t>
-            </w:r>
-          </w:p>
-        </w:tc>
-      </w:tr>
-      <w:tr>
-        <w:tc>
-          <w:tcPr>
-            <w:tcW w:w="4948" w:type="dxa"/>
-          </w:tcPr>
-          <w:p>
-            <w:pPr>
-              <w:rPr>
-                <w:rFonts w:ascii="Times New Roman" w:hAnsi="Times New Roman" w:cs="Times New Roman"/>
-              </w:rPr>
-            </w:pPr>
-            <w:r>
-              <w:rPr>
-                <w:rFonts w:ascii="Times New Roman" w:hAnsi="Times New Roman" w:cs="Times New Roman"/>
-              </w:rPr>
-              <w:t>Impaired Liver Function</w:t>
-            </w:r>
-          </w:p>
-        </w:tc>
-        <w:tc>
-          <w:tcPr>
-            <w:tcW w:w="4949" w:type="dxa"/>
-          </w:tcPr>
-          <w:p>
-            <w:pPr>
-              <w:rPr>
-                <w:rFonts w:ascii="Times New Roman" w:hAnsi="Times New Roman" w:cs="Times New Roman"/>
-              </w:rPr>
-            </w:pPr>
-            <w:r>
-              <w:rPr>
-                <w:rFonts w:ascii="Times New Roman" w:hAnsi="Times New Roman" w:cs="Times New Roman"/>
-              </w:rPr>
-              <w:t>“cirrhosis”, “liver transplant”</w:t>
-            </w:r>
-          </w:p>
-        </w:tc>
-      </w:tr>
-      <w:tr>
-        <w:tc>
-          <w:tcPr>
-            <w:tcW w:w="4948" w:type="dxa"/>
-          </w:tcPr>
-          <w:p>
-            <w:pPr>
-              <w:rPr>
-                <w:rFonts w:ascii="Times New Roman" w:hAnsi="Times New Roman" w:cs="Times New Roman"/>
-              </w:rPr>
-            </w:pPr>
-            <w:r>
-              <w:rPr>
-                <w:rFonts w:ascii="Times New Roman" w:hAnsi="Times New Roman" w:cs="Times New Roman"/>
-              </w:rPr>
-              <w:t>Connective Tissue Disease</w:t>
-            </w:r>
-          </w:p>
-        </w:tc>
-        <w:tc>
-          <w:tcPr>
-            <w:tcW w:w="4949" w:type="dxa"/>
-          </w:tcPr>
-          <w:p>
-            <w:pPr>
-              <w:rPr>
-                <w:rFonts w:ascii="Times New Roman" w:hAnsi="Times New Roman" w:cs="Times New Roman"/>
-              </w:rPr>
-            </w:pPr>
-            <w:r>
-              <w:rPr>
-                <w:rFonts w:ascii="Times New Roman" w:hAnsi="Times New Roman" w:cs="Times New Roman"/>
-              </w:rPr>
-              <w:t>“</w:t>
-            </w:r>
-            <w:proofErr w:type="gramStart"/>
-            <w:r>
-              <w:rPr>
-                <w:rFonts w:ascii="Times New Roman" w:hAnsi="Times New Roman" w:cs="Times New Roman"/>
-              </w:rPr>
-              <w:t>connective</w:t>
-            </w:r>
-            <w:proofErr w:type="gramEnd"/>
-            <w:r>
-              <w:rPr>
-                <w:rFonts w:ascii="Times New Roman" w:hAnsi="Times New Roman" w:cs="Times New Roman"/>
-              </w:rPr>
-              <w:t xml:space="preserve"> tissue”, “scleroderma”, “lupus”, “rheumatoid arthritis”, “granulomatosis”, “polyangiitis”, “polymyositis”, “</w:t>
-            </w:r>
-            <w:proofErr w:type="spellStart"/>
-            <w:r>
-              <w:rPr>
-                <w:rFonts w:ascii="Times New Roman" w:hAnsi="Times New Roman" w:cs="Times New Roman"/>
-              </w:rPr>
-              <w:t>marfan</w:t>
-            </w:r>
-            <w:proofErr w:type="spellEnd"/>
-            <w:r>
-              <w:rPr>
-                <w:rFonts w:ascii="Times New Roman" w:hAnsi="Times New Roman" w:cs="Times New Roman"/>
-              </w:rPr>
-              <w:t>”, “</w:t>
-            </w:r>
-            <w:proofErr w:type="spellStart"/>
-            <w:r>
-              <w:rPr>
-                <w:rFonts w:ascii="Times New Roman" w:hAnsi="Times New Roman" w:cs="Times New Roman"/>
-              </w:rPr>
-              <w:t>churg-strauss</w:t>
-            </w:r>
-            <w:proofErr w:type="spellEnd"/>
-            <w:r>
-              <w:rPr>
-                <w:rFonts w:ascii="Times New Roman" w:hAnsi="Times New Roman" w:cs="Times New Roman"/>
-              </w:rPr>
-              <w:t>”</w:t>
-            </w:r>
-          </w:p>
-        </w:tc>
-      </w:tr>
-    </w:tbl>
-    <w:p>
-      <w:pPr>
-        <w:rPr>
-          <w:rFonts w:ascii="Times New Roman" w:hAnsi="Times New Roman" w:cs="Times New Roman"/>
-        </w:rPr>
-      </w:pPr>
     </w:p>
     <w:p>
       <w:pPr>
@@ -4158,10 +3741,10 @@
           <w:noProof/>
         </w:rPr>
         <w:drawing>
-          <wp:inline distT="0" distB="0" distL="0" distR="0" wp14:anchorId="304763B4" wp14:editId="5FF7D704">
-            <wp:extent cx="4767171" cy="3113314"/>
-            <wp:effectExtent l="0" t="0" r="0" b="0"/>
-            <wp:docPr id="1562318976" name="Picture 1" descr="A diagram of a medical procedure&#10;&#10;Description automatically generated"/>
+          <wp:inline distT="0" distB="0" distL="0" distR="0" wp14:anchorId="3FB067A6" wp14:editId="6D853374">
+            <wp:extent cx="5032320" cy="2843784"/>
+            <wp:effectExtent l="0" t="0" r="0" b="1270"/>
+            <wp:docPr id="849802120" name="Picture 3" descr="A diagram of a patient's life cycle&#10;&#10;Description automatically generated"/>
             <wp:cNvGraphicFramePr>
               <a:graphicFrameLocks xmlns:a="http://schemas.openxmlformats.org/drawingml/2006/main" noChangeAspect="1"/>
             </wp:cNvGraphicFramePr>
@@ -4169,11 +3752,11 @@
               <a:graphicData uri="http://schemas.openxmlformats.org/drawingml/2006/picture">
                 <pic:pic xmlns:pic="http://schemas.openxmlformats.org/drawingml/2006/picture">
                   <pic:nvPicPr>
-                    <pic:cNvPr id="1562318976" name="Picture 1" descr="A diagram of a medical procedure&#10;&#10;Description automatically generated"/>
+                    <pic:cNvPr id="849802120" name="Picture 3" descr="A diagram of a patient's life cycle&#10;&#10;Description automatically generated"/>
                     <pic:cNvPicPr/>
                   </pic:nvPicPr>
                   <pic:blipFill>
-                    <a:blip r:embed="rId5" cstate="print">
+                    <a:blip r:embed="rId5">
                       <a:extLst>
                         <a:ext uri="{28A0092B-C50C-407E-A947-70E740481C1C}">
                           <a14:useLocalDpi xmlns:a14="http://schemas.microsoft.com/office/drawing/2010/main" val="0"/>
@@ -4187,7 +3770,7 @@
                   <pic:spPr>
                     <a:xfrm>
                       <a:off x="0" y="0"/>
-                      <a:ext cx="4809965" cy="3141262"/>
+                      <a:ext cx="5032320" cy="2843784"/>
                     </a:xfrm>
                     <a:prstGeom prst="rect">
                       <a:avLst/>
@@ -4241,6 +3824,371 @@
         <w:jc w:val="center"/>
         <w:rPr>
           <w:rFonts w:ascii="Times New Roman" w:hAnsi="Times New Roman" w:cs="Times New Roman"/>
+          <w:b/>
+          <w:bCs/>
+        </w:rPr>
+      </w:pPr>
+    </w:p>
+    <w:p>
+      <w:pPr>
+        <w:rPr>
+          <w:rFonts w:ascii="Times New Roman" w:hAnsi="Times New Roman" w:cs="Times New Roman"/>
+        </w:rPr>
+      </w:pPr>
+    </w:p>
+    <w:p>
+      <w:pPr>
+        <w:rPr>
+          <w:rFonts w:ascii="Times New Roman" w:hAnsi="Times New Roman" w:cs="Times New Roman"/>
+        </w:rPr>
+      </w:pPr>
+    </w:p>
+    <w:p>
+      <w:pPr>
+        <w:rPr>
+          <w:rFonts w:ascii="Times New Roman" w:hAnsi="Times New Roman" w:cs="Times New Roman"/>
+          <w:b/>
+          <w:bCs/>
+        </w:rPr>
+      </w:pPr>
+      <w:r>
+        <w:rPr>
+          <w:rFonts w:ascii="Times New Roman" w:hAnsi="Times New Roman" w:cs="Times New Roman"/>
+          <w:b/>
+          <w:bCs/>
+        </w:rPr>
+        <w:t>Propensity Score Matching Approach</w:t>
+      </w:r>
+    </w:p>
+    <w:p>
+      <w:pPr>
+        <w:rPr>
+          <w:rFonts w:ascii="Times New Roman" w:hAnsi="Times New Roman" w:cs="Times New Roman"/>
+        </w:rPr>
+      </w:pPr>
+      <w:r>
+        <w:rPr>
+          <w:rFonts w:ascii="Times New Roman" w:hAnsi="Times New Roman" w:cs="Times New Roman"/>
+        </w:rPr>
+        <w:t xml:space="preserve">We employed propensity score matching </w:t>
+      </w:r>
+      <w:r>
+        <w:rPr>
+          <w:rFonts w:ascii="Times New Roman" w:hAnsi="Times New Roman" w:cs="Times New Roman"/>
+        </w:rPr>
+        <w:t xml:space="preserve">(PSM) </w:t>
+      </w:r>
+      <w:r>
+        <w:rPr>
+          <w:rFonts w:ascii="Times New Roman" w:hAnsi="Times New Roman" w:cs="Times New Roman"/>
+        </w:rPr>
+        <w:t xml:space="preserve">and inverse probability of treatment weighted (IPTW) to estimate </w:t>
+      </w:r>
+      <w:r>
+        <w:rPr>
+          <w:rFonts w:ascii="Times New Roman" w:hAnsi="Times New Roman" w:cs="Times New Roman"/>
+        </w:rPr>
+        <w:t>the average treatment effect (ATE) of IO monotherapy over chemotherapy in terms of 6-month and 24-month progression-free survival (PFS).</w:t>
+      </w:r>
+      <w:r>
+        <w:rPr>
+          <w:rFonts w:ascii="Times New Roman" w:hAnsi="Times New Roman" w:cs="Times New Roman"/>
+        </w:rPr>
+        <w:t xml:space="preserve"> </w:t>
+      </w:r>
+      <w:r>
+        <w:rPr>
+          <w:rFonts w:ascii="Times New Roman" w:hAnsi="Times New Roman" w:cs="Times New Roman"/>
+        </w:rPr>
+        <w:t>PSM</w:t>
+      </w:r>
+      <w:r>
+        <w:rPr>
+          <w:rFonts w:ascii="Times New Roman" w:hAnsi="Times New Roman" w:cs="Times New Roman"/>
+        </w:rPr>
+        <w:t xml:space="preserve"> allows for the comparison of similar groups by accounting for various covariates that may muddy the treatment effect. </w:t>
+      </w:r>
+      <w:r>
+        <w:rPr>
+          <w:rFonts w:ascii="Times New Roman" w:hAnsi="Times New Roman" w:cs="Times New Roman"/>
+        </w:rPr>
+        <w:t xml:space="preserve">“Propensity” refers to the likelihood of receiving IO monotherapy as determined by the covariates of interest. </w:t>
+      </w:r>
+      <w:r>
+        <w:rPr>
+          <w:rFonts w:ascii="Times New Roman" w:hAnsi="Times New Roman" w:cs="Times New Roman"/>
+        </w:rPr>
+        <w:t xml:space="preserve">While PSM necessarily </w:t>
+      </w:r>
+      <w:r>
+        <w:rPr>
+          <w:rFonts w:ascii="Times New Roman" w:hAnsi="Times New Roman" w:cs="Times New Roman"/>
+        </w:rPr>
+        <w:t xml:space="preserve">reduces the sample size by requiring that a patient in the IO monotherapy group has a match in the chemotherapy group </w:t>
+      </w:r>
+      <w:proofErr w:type="gramStart"/>
+      <w:r>
+        <w:rPr>
+          <w:rFonts w:ascii="Times New Roman" w:hAnsi="Times New Roman" w:cs="Times New Roman"/>
+        </w:rPr>
+        <w:t>in order to</w:t>
+      </w:r>
+      <w:proofErr w:type="gramEnd"/>
+      <w:r>
+        <w:rPr>
+          <w:rFonts w:ascii="Times New Roman" w:hAnsi="Times New Roman" w:cs="Times New Roman"/>
+        </w:rPr>
+        <w:t xml:space="preserve"> be included, IPTW retains the original sample size but proportionally weights each patient by the inverse likelihood of receiving their treatment. </w:t>
+      </w:r>
+    </w:p>
+    <w:p>
+      <w:pPr>
+        <w:rPr>
+          <w:rFonts w:ascii="Times New Roman" w:hAnsi="Times New Roman" w:cs="Times New Roman"/>
+        </w:rPr>
+      </w:pPr>
+    </w:p>
+    <w:p>
+      <w:pPr>
+        <w:rPr>
+          <w:rFonts w:ascii="Times New Roman" w:hAnsi="Times New Roman" w:cs="Times New Roman"/>
+        </w:rPr>
+      </w:pPr>
+      <w:r>
+        <w:rPr>
+          <w:rFonts w:ascii="Times New Roman" w:hAnsi="Times New Roman" w:cs="Times New Roman"/>
+        </w:rPr>
+        <w:t xml:space="preserve">PSM was performed using a 1:1 nearest-neighbor match without replacement and a caliper of 0.2. </w:t>
+      </w:r>
+      <w:r>
+        <w:rPr>
+          <w:rFonts w:ascii="Times New Roman" w:hAnsi="Times New Roman" w:cs="Times New Roman"/>
+        </w:rPr>
+        <w:t xml:space="preserve">Following PSM, we </w:t>
+      </w:r>
+      <w:r>
+        <w:rPr>
+          <w:rFonts w:ascii="Times New Roman" w:hAnsi="Times New Roman" w:cs="Times New Roman"/>
+        </w:rPr>
+        <w:t xml:space="preserve">had </w:t>
+      </w:r>
+      <w:r>
+        <w:rPr>
+          <w:rFonts w:ascii="Times New Roman" w:hAnsi="Times New Roman" w:cs="Times New Roman"/>
+        </w:rPr>
+        <w:t>subset</w:t>
+      </w:r>
+      <w:r>
+        <w:rPr>
+          <w:rFonts w:ascii="Times New Roman" w:hAnsi="Times New Roman" w:cs="Times New Roman"/>
+        </w:rPr>
+        <w:t>s</w:t>
+      </w:r>
+      <w:r>
+        <w:rPr>
+          <w:rFonts w:ascii="Times New Roman" w:hAnsi="Times New Roman" w:cs="Times New Roman"/>
+        </w:rPr>
+        <w:t xml:space="preserve"> of the IO monotherapy and chemotherapy groups who </w:t>
+      </w:r>
+      <w:r>
+        <w:rPr>
+          <w:rFonts w:ascii="Times New Roman" w:hAnsi="Times New Roman" w:cs="Times New Roman"/>
+        </w:rPr>
+        <w:t>were</w:t>
+      </w:r>
+      <w:r>
+        <w:rPr>
+          <w:rFonts w:ascii="Times New Roman" w:hAnsi="Times New Roman" w:cs="Times New Roman"/>
+        </w:rPr>
+        <w:t xml:space="preserve"> on average statistically similar. Using these groups, we plot</w:t>
+      </w:r>
+      <w:r>
+        <w:rPr>
+          <w:rFonts w:ascii="Times New Roman" w:hAnsi="Times New Roman" w:cs="Times New Roman"/>
+        </w:rPr>
+        <w:t>ted</w:t>
+      </w:r>
+      <w:r>
+        <w:rPr>
+          <w:rFonts w:ascii="Times New Roman" w:hAnsi="Times New Roman" w:cs="Times New Roman"/>
+        </w:rPr>
+        <w:t xml:space="preserve"> Kaplan-Meier survival curves demonstrating PFS</w:t>
+      </w:r>
+      <w:r>
+        <w:rPr>
+          <w:rFonts w:ascii="Times New Roman" w:hAnsi="Times New Roman" w:cs="Times New Roman"/>
+        </w:rPr>
+        <w:t xml:space="preserve"> and calculated both Cox hazard ratios and log-rank tests to compare equality of survival</w:t>
+      </w:r>
+      <w:r>
+        <w:rPr>
+          <w:rFonts w:ascii="Times New Roman" w:hAnsi="Times New Roman" w:cs="Times New Roman"/>
+        </w:rPr>
+        <w:t xml:space="preserve">. </w:t>
+      </w:r>
+      <w:r>
+        <w:rPr>
+          <w:rFonts w:ascii="Times New Roman" w:hAnsi="Times New Roman" w:cs="Times New Roman"/>
+        </w:rPr>
+        <w:t>IPTW utilized the same covariates as PSM.</w:t>
+      </w:r>
+      <w:r>
+        <w:rPr>
+          <w:rFonts w:ascii="Times New Roman" w:hAnsi="Times New Roman" w:cs="Times New Roman"/>
+        </w:rPr>
+        <w:t xml:space="preserve"> These steps were repeated for patients with PD-L1 &gt;=50% as well as those with 1% &lt;=PD-L1 &lt; 50%. </w:t>
+      </w:r>
+    </w:p>
+    <w:p>
+      <w:pPr>
+        <w:rPr>
+          <w:rFonts w:ascii="Times New Roman" w:hAnsi="Times New Roman" w:cs="Times New Roman"/>
+        </w:rPr>
+      </w:pPr>
+    </w:p>
+    <w:p>
+      <w:pPr>
+        <w:rPr>
+          <w:rFonts w:ascii="Times New Roman" w:hAnsi="Times New Roman" w:cs="Times New Roman"/>
+          <w:b/>
+          <w:bCs/>
+        </w:rPr>
+      </w:pPr>
+      <w:r>
+        <w:rPr>
+          <w:rFonts w:ascii="Times New Roman" w:hAnsi="Times New Roman" w:cs="Times New Roman"/>
+          <w:b/>
+          <w:bCs/>
+        </w:rPr>
+        <w:t>Instrumental Variable Approach</w:t>
+      </w:r>
+    </w:p>
+    <w:p>
+      <w:pPr>
+        <w:rPr>
+          <w:rFonts w:ascii="Times New Roman" w:hAnsi="Times New Roman" w:cs="Times New Roman"/>
+          <w:b/>
+          <w:bCs/>
+        </w:rPr>
+      </w:pPr>
+    </w:p>
+    <w:p>
+      <w:pPr>
+        <w:rPr>
+          <w:rFonts w:ascii="Times New Roman" w:hAnsi="Times New Roman" w:cs="Times New Roman"/>
+        </w:rPr>
+      </w:pPr>
+      <w:r>
+        <w:rPr>
+          <w:rFonts w:ascii="Times New Roman" w:hAnsi="Times New Roman" w:cs="Times New Roman"/>
+        </w:rPr>
+        <w:t xml:space="preserve">We used an instrumental variable </w:t>
+      </w:r>
+      <w:r>
+        <w:rPr>
+          <w:rFonts w:ascii="Times New Roman" w:hAnsi="Times New Roman" w:cs="Times New Roman"/>
+        </w:rPr>
+        <w:t xml:space="preserve">(IV) </w:t>
+      </w:r>
+      <w:r>
+        <w:rPr>
+          <w:rFonts w:ascii="Times New Roman" w:hAnsi="Times New Roman" w:cs="Times New Roman"/>
+        </w:rPr>
+        <w:t xml:space="preserve">analysis to allow for pseudo-randomization between the chemotherapy and IO monotherapy groups. </w:t>
+      </w:r>
+      <w:r>
+        <w:rPr>
+          <w:rFonts w:ascii="Times New Roman" w:hAnsi="Times New Roman" w:cs="Times New Roman"/>
+        </w:rPr>
+        <w:t>The instrument of choice in this case was treating provider practice, which was represented in the dataset using unique identifiers</w:t>
+      </w:r>
+      <w:r>
+        <w:rPr>
+          <w:rFonts w:ascii="Times New Roman" w:hAnsi="Times New Roman" w:cs="Times New Roman"/>
+        </w:rPr>
+        <w:t xml:space="preserve">; this method has been employed </w:t>
+      </w:r>
+      <w:r>
+        <w:rPr>
+          <w:rFonts w:ascii="Times New Roman" w:hAnsi="Times New Roman" w:cs="Times New Roman"/>
+        </w:rPr>
+        <w:lastRenderedPageBreak/>
+        <w:t>in prior IV studies [citation here]</w:t>
+      </w:r>
+      <w:r>
+        <w:rPr>
+          <w:rFonts w:ascii="Times New Roman" w:hAnsi="Times New Roman" w:cs="Times New Roman"/>
+        </w:rPr>
+        <w:t xml:space="preserve">. </w:t>
+      </w:r>
+      <w:r>
+        <w:rPr>
+          <w:rFonts w:ascii="Times New Roman" w:hAnsi="Times New Roman" w:cs="Times New Roman"/>
+        </w:rPr>
+        <w:t xml:space="preserve">In this method, the instrument (practice preference for IO monotherapy vs chemotherapy) is weakly correlated with the treatment received, but not with the primary outcome (PFS). </w:t>
+      </w:r>
+      <w:r>
+        <w:rPr>
+          <w:rFonts w:ascii="Times New Roman" w:hAnsi="Times New Roman" w:cs="Times New Roman"/>
+        </w:rPr>
+        <w:t>As a result, using a 2-stage least squares regression we can estimate the local average treatment effect (LATE) of IO monotherapy</w:t>
+      </w:r>
+      <w:r>
+        <w:rPr>
+          <w:rFonts w:ascii="Times New Roman" w:hAnsi="Times New Roman" w:cs="Times New Roman"/>
+        </w:rPr>
+        <w:t xml:space="preserve"> for 6-month PFS and 24-month PFS. </w:t>
+      </w:r>
+      <w:r>
+        <w:rPr>
+          <w:rFonts w:ascii="Times New Roman" w:hAnsi="Times New Roman" w:cs="Times New Roman"/>
+        </w:rPr>
+        <w:t xml:space="preserve">Notably, LATE in this analysis represents the average treatment effect for patients “on the margin,” or those who were prescribed IO monotherapy or chemotherapy based on practice preference alone. </w:t>
+      </w:r>
+      <w:r>
+        <w:rPr>
+          <w:rFonts w:ascii="Times New Roman" w:hAnsi="Times New Roman" w:cs="Times New Roman"/>
+        </w:rPr>
+        <w:t xml:space="preserve">The same covariates used in the creation of the PSM model were used in the IV model. </w:t>
+      </w:r>
+    </w:p>
+    <w:p>
+      <w:pPr>
+        <w:rPr>
+          <w:rFonts w:ascii="Times New Roman" w:hAnsi="Times New Roman" w:cs="Times New Roman"/>
+          <w:b/>
+          <w:bCs/>
+        </w:rPr>
+      </w:pPr>
+    </w:p>
+    <w:p>
+      <w:pPr>
+        <w:rPr>
+          <w:rFonts w:ascii="Times New Roman" w:hAnsi="Times New Roman" w:cs="Times New Roman"/>
+          <w:b/>
+          <w:bCs/>
+        </w:rPr>
+      </w:pPr>
+      <w:r>
+        <w:rPr>
+          <w:rFonts w:ascii="Times New Roman" w:hAnsi="Times New Roman" w:cs="Times New Roman"/>
+          <w:b/>
+          <w:bCs/>
+        </w:rPr>
+        <w:t>Machine Learning Model Creation</w:t>
+      </w:r>
+    </w:p>
+    <w:p>
+      <w:pPr>
+        <w:rPr>
+          <w:rFonts w:ascii="Times New Roman" w:hAnsi="Times New Roman" w:cs="Times New Roman"/>
+        </w:rPr>
+      </w:pPr>
+    </w:p>
+    <w:p>
+      <w:pPr>
+        <w:rPr>
+          <w:rFonts w:ascii="Times New Roman" w:hAnsi="Times New Roman" w:cs="Times New Roman"/>
         </w:rPr>
       </w:pPr>
     </w:p>
@@ -4281,14 +4229,7 @@
         <w:rPr>
           <w:rFonts w:ascii="Times New Roman" w:hAnsi="Times New Roman" w:cs="Times New Roman"/>
         </w:rPr>
-        <w:t xml:space="preserve">was a long-short-term-memory (LSTM) network, which allowed us to extract temporal features of healthcare data such as patient vitals, labs, and medication administrations. Predictions were </w:t>
-      </w:r>
-      <w:r>
-        <w:rPr>
-          <w:rFonts w:ascii="Times New Roman" w:hAnsi="Times New Roman" w:cs="Times New Roman"/>
-        </w:rPr>
-        <w:lastRenderedPageBreak/>
-        <w:t>represented as a value between [0, 1], representing the predicted likelihood of disease progression or one-year mortality. A value of at least 0.5 would constitute a prediction of progression</w:t>
+        <w:t>was a long-short-term-memory (LSTM) network, which allowed us to extract temporal features of healthcare data such as patient vitals, labs, and medication administrations. Predictions were represented as a value between [0, 1], representing the predicted likelihood of disease progression or one-year mortality. A value of at least 0.5 would constitute a prediction of progression</w:t>
       </w:r>
       <w:r>
         <w:rPr>
@@ -4670,6 +4611,7 @@
           <w:rFonts w:ascii="Times New Roman" w:hAnsi="Times New Roman" w:cs="Times New Roman"/>
           <w:noProof/>
         </w:rPr>
+        <w:lastRenderedPageBreak/>
         <mc:AlternateContent>
           <mc:Choice Requires="wps">
             <w:drawing>
@@ -5740,7 +5682,6 @@
                 <w:sz w:val="21"/>
                 <w:szCs w:val="21"/>
               </w:rPr>
-              <w:lastRenderedPageBreak/>
               <w:t>Unknown</w:t>
             </w:r>
           </w:p>
@@ -7745,6 +7686,7 @@
                 <w:sz w:val="21"/>
                 <w:szCs w:val="21"/>
               </w:rPr>
+              <w:lastRenderedPageBreak/>
               <w:t>Squamous Cell Carcinoma</w:t>
             </w:r>
           </w:p>
@@ -8815,7 +8757,6 @@
                 <w:sz w:val="21"/>
                 <w:szCs w:val="21"/>
               </w:rPr>
-              <w:lastRenderedPageBreak/>
               <w:t>ALK+</w:t>
             </w:r>
           </w:p>
@@ -10502,6 +10443,556 @@
         </w:rPr>
         <w:t xml:space="preserve">nly using patients with PD-L1 &lt; 50%. </w:t>
       </w:r>
+    </w:p>
+    <w:p>
+      <w:pPr>
+        <w:pBdr>
+          <w:bottom w:val="single" w:sz="12" w:space="1" w:color="auto"/>
+        </w:pBdr>
+        <w:rPr>
+          <w:rFonts w:ascii="Times New Roman" w:hAnsi="Times New Roman" w:cs="Times New Roman"/>
+          <w:b/>
+          <w:bCs/>
+        </w:rPr>
+      </w:pPr>
+    </w:p>
+    <w:tbl>
+      <w:tblPr>
+        <w:tblStyle w:val="TableGrid"/>
+        <w:tblW w:w="0" w:type="auto"/>
+        <w:tblInd w:w="-5" w:type="dxa"/>
+        <w:tblLook w:val="04A0" w:firstRow="1" w:lastRow="0" w:firstColumn="1" w:lastColumn="0" w:noHBand="0" w:noVBand="1"/>
+      </w:tblPr>
+      <w:tblGrid>
+        <w:gridCol w:w="3060"/>
+        <w:gridCol w:w="4770"/>
+        <w:gridCol w:w="2070"/>
+      </w:tblGrid>
+      <w:tr>
+        <w:tc>
+          <w:tcPr>
+            <w:tcW w:w="3060" w:type="dxa"/>
+          </w:tcPr>
+          <w:p>
+            <w:pPr>
+              <w:jc w:val="center"/>
+              <w:rPr>
+                <w:rFonts w:ascii="Times New Roman" w:hAnsi="Times New Roman" w:cs="Times New Roman"/>
+                <w:b/>
+                <w:bCs/>
+                <w:lang w:val="it-IT"/>
+              </w:rPr>
+            </w:pPr>
+            <w:proofErr w:type="spellStart"/>
+            <w:r>
+              <w:rPr>
+                <w:rFonts w:ascii="Times New Roman" w:hAnsi="Times New Roman" w:cs="Times New Roman"/>
+                <w:b/>
+                <w:bCs/>
+                <w:lang w:val="it-IT"/>
+              </w:rPr>
+              <w:t>Outcome</w:t>
+            </w:r>
+            <w:proofErr w:type="spellEnd"/>
+          </w:p>
+        </w:tc>
+        <w:tc>
+          <w:tcPr>
+            <w:tcW w:w="4770" w:type="dxa"/>
+          </w:tcPr>
+          <w:p>
+            <w:pPr>
+              <w:jc w:val="center"/>
+              <w:rPr>
+                <w:rFonts w:ascii="Times New Roman" w:hAnsi="Times New Roman" w:cs="Times New Roman"/>
+                <w:b/>
+                <w:bCs/>
+                <w:vertAlign w:val="subscript"/>
+                <w:lang w:val="it-IT"/>
+              </w:rPr>
+            </w:pPr>
+            <w:r>
+              <w:rPr>
+                <w:rFonts w:ascii="Times New Roman" w:hAnsi="Times New Roman" w:cs="Times New Roman"/>
+                <w:b/>
+                <w:bCs/>
+                <w:lang w:val="it-IT"/>
+              </w:rPr>
+              <w:t>ATE</w:t>
+            </w:r>
+            <w:r>
+              <w:rPr>
+                <w:rFonts w:ascii="Times New Roman" w:hAnsi="Times New Roman" w:cs="Times New Roman"/>
+                <w:b/>
+                <w:bCs/>
+                <w:lang w:val="it-IT"/>
+              </w:rPr>
+              <w:t xml:space="preserve"> with 95% CI</w:t>
+            </w:r>
+          </w:p>
+        </w:tc>
+        <w:tc>
+          <w:tcPr>
+            <w:tcW w:w="2070" w:type="dxa"/>
+          </w:tcPr>
+          <w:p>
+            <w:pPr>
+              <w:jc w:val="center"/>
+              <w:rPr>
+                <w:rFonts w:ascii="Times New Roman" w:hAnsi="Times New Roman" w:cs="Times New Roman"/>
+                <w:b/>
+                <w:bCs/>
+              </w:rPr>
+            </w:pPr>
+            <w:r>
+              <w:rPr>
+                <w:rFonts w:ascii="Times New Roman" w:hAnsi="Times New Roman" w:cs="Times New Roman"/>
+                <w:b/>
+                <w:bCs/>
+              </w:rPr>
+              <w:t>p-value</w:t>
+            </w:r>
+          </w:p>
+        </w:tc>
+      </w:tr>
+      <w:tr>
+        <w:tc>
+          <w:tcPr>
+            <w:tcW w:w="3060" w:type="dxa"/>
+          </w:tcPr>
+          <w:p>
+            <w:pPr>
+              <w:rPr>
+                <w:rFonts w:ascii="Times New Roman" w:hAnsi="Times New Roman" w:cs="Times New Roman"/>
+                <w:b/>
+                <w:bCs/>
+                <w:i/>
+                <w:iCs/>
+              </w:rPr>
+            </w:pPr>
+            <w:r>
+              <w:rPr>
+                <w:rFonts w:ascii="Times New Roman" w:hAnsi="Times New Roman" w:cs="Times New Roman"/>
+                <w:b/>
+                <w:bCs/>
+                <w:i/>
+                <w:iCs/>
+              </w:rPr>
+              <w:t>6-month PFS</w:t>
+            </w:r>
+          </w:p>
+        </w:tc>
+        <w:tc>
+          <w:tcPr>
+            <w:tcW w:w="4770" w:type="dxa"/>
+          </w:tcPr>
+          <w:p>
+            <w:pPr>
+              <w:jc w:val="center"/>
+              <w:rPr>
+                <w:rFonts w:ascii="Times New Roman" w:hAnsi="Times New Roman" w:cs="Times New Roman"/>
+              </w:rPr>
+            </w:pPr>
+          </w:p>
+        </w:tc>
+        <w:tc>
+          <w:tcPr>
+            <w:tcW w:w="2070" w:type="dxa"/>
+          </w:tcPr>
+          <w:p>
+            <w:pPr>
+              <w:jc w:val="center"/>
+              <w:rPr>
+                <w:rFonts w:ascii="Times New Roman" w:hAnsi="Times New Roman" w:cs="Times New Roman"/>
+              </w:rPr>
+            </w:pPr>
+          </w:p>
+        </w:tc>
+      </w:tr>
+      <w:tr>
+        <w:tc>
+          <w:tcPr>
+            <w:tcW w:w="3060" w:type="dxa"/>
+          </w:tcPr>
+          <w:p>
+            <w:pPr>
+              <w:jc w:val="right"/>
+              <w:rPr>
+                <w:rFonts w:ascii="Times New Roman" w:hAnsi="Times New Roman" w:cs="Times New Roman"/>
+              </w:rPr>
+            </w:pPr>
+            <w:r>
+              <w:rPr>
+                <w:rFonts w:ascii="Times New Roman" w:hAnsi="Times New Roman" w:cs="Times New Roman"/>
+              </w:rPr>
+              <w:t>PSM</w:t>
+            </w:r>
+          </w:p>
+        </w:tc>
+        <w:tc>
+          <w:tcPr>
+            <w:tcW w:w="4770" w:type="dxa"/>
+          </w:tcPr>
+          <w:p>
+            <w:pPr>
+              <w:jc w:val="center"/>
+              <w:rPr>
+                <w:rFonts w:ascii="Times New Roman" w:hAnsi="Times New Roman" w:cs="Times New Roman"/>
+              </w:rPr>
+            </w:pPr>
+          </w:p>
+        </w:tc>
+        <w:tc>
+          <w:tcPr>
+            <w:tcW w:w="2070" w:type="dxa"/>
+          </w:tcPr>
+          <w:p>
+            <w:pPr>
+              <w:jc w:val="center"/>
+              <w:rPr>
+                <w:rFonts w:ascii="Times New Roman" w:hAnsi="Times New Roman" w:cs="Times New Roman"/>
+              </w:rPr>
+            </w:pPr>
+          </w:p>
+        </w:tc>
+      </w:tr>
+      <w:tr>
+        <w:tc>
+          <w:tcPr>
+            <w:tcW w:w="3060" w:type="dxa"/>
+          </w:tcPr>
+          <w:p>
+            <w:pPr>
+              <w:jc w:val="right"/>
+              <w:rPr>
+                <w:rFonts w:ascii="Times New Roman" w:hAnsi="Times New Roman" w:cs="Times New Roman"/>
+              </w:rPr>
+            </w:pPr>
+            <w:r>
+              <w:rPr>
+                <w:rFonts w:ascii="Times New Roman" w:hAnsi="Times New Roman" w:cs="Times New Roman"/>
+              </w:rPr>
+              <w:t>IPTW</w:t>
+            </w:r>
+          </w:p>
+        </w:tc>
+        <w:tc>
+          <w:tcPr>
+            <w:tcW w:w="4770" w:type="dxa"/>
+          </w:tcPr>
+          <w:p>
+            <w:pPr>
+              <w:jc w:val="center"/>
+              <w:rPr>
+                <w:rFonts w:ascii="Times New Roman" w:hAnsi="Times New Roman" w:cs="Times New Roman"/>
+              </w:rPr>
+            </w:pPr>
+          </w:p>
+        </w:tc>
+        <w:tc>
+          <w:tcPr>
+            <w:tcW w:w="2070" w:type="dxa"/>
+          </w:tcPr>
+          <w:p>
+            <w:pPr>
+              <w:jc w:val="center"/>
+              <w:rPr>
+                <w:rFonts w:ascii="Times New Roman" w:hAnsi="Times New Roman" w:cs="Times New Roman"/>
+              </w:rPr>
+            </w:pPr>
+          </w:p>
+        </w:tc>
+      </w:tr>
+      <w:tr>
+        <w:tc>
+          <w:tcPr>
+            <w:tcW w:w="3060" w:type="dxa"/>
+          </w:tcPr>
+          <w:p>
+            <w:pPr>
+              <w:jc w:val="right"/>
+              <w:rPr>
+                <w:rFonts w:ascii="Times New Roman" w:hAnsi="Times New Roman" w:cs="Times New Roman"/>
+              </w:rPr>
+            </w:pPr>
+            <w:r>
+              <w:rPr>
+                <w:rFonts w:ascii="Times New Roman" w:hAnsi="Times New Roman" w:cs="Times New Roman"/>
+              </w:rPr>
+              <w:t>IPTWRA</w:t>
+            </w:r>
+          </w:p>
+        </w:tc>
+        <w:tc>
+          <w:tcPr>
+            <w:tcW w:w="4770" w:type="dxa"/>
+          </w:tcPr>
+          <w:p>
+            <w:pPr>
+              <w:jc w:val="center"/>
+              <w:rPr>
+                <w:rFonts w:ascii="Times New Roman" w:hAnsi="Times New Roman" w:cs="Times New Roman"/>
+              </w:rPr>
+            </w:pPr>
+          </w:p>
+        </w:tc>
+        <w:tc>
+          <w:tcPr>
+            <w:tcW w:w="2070" w:type="dxa"/>
+          </w:tcPr>
+          <w:p>
+            <w:pPr>
+              <w:jc w:val="center"/>
+              <w:rPr>
+                <w:rFonts w:ascii="Times New Roman" w:hAnsi="Times New Roman" w:cs="Times New Roman"/>
+              </w:rPr>
+            </w:pPr>
+          </w:p>
+        </w:tc>
+      </w:tr>
+      <w:tr>
+        <w:tc>
+          <w:tcPr>
+            <w:tcW w:w="3060" w:type="dxa"/>
+          </w:tcPr>
+          <w:p>
+            <w:pPr>
+              <w:rPr>
+                <w:rFonts w:ascii="Times New Roman" w:hAnsi="Times New Roman" w:cs="Times New Roman"/>
+                <w:b/>
+                <w:bCs/>
+                <w:i/>
+                <w:iCs/>
+              </w:rPr>
+            </w:pPr>
+            <w:r>
+              <w:rPr>
+                <w:rFonts w:ascii="Times New Roman" w:hAnsi="Times New Roman" w:cs="Times New Roman"/>
+                <w:b/>
+                <w:bCs/>
+                <w:i/>
+                <w:iCs/>
+              </w:rPr>
+              <w:t>24-month PFS</w:t>
+            </w:r>
+          </w:p>
+        </w:tc>
+        <w:tc>
+          <w:tcPr>
+            <w:tcW w:w="4770" w:type="dxa"/>
+          </w:tcPr>
+          <w:p>
+            <w:pPr>
+              <w:jc w:val="center"/>
+              <w:rPr>
+                <w:rFonts w:ascii="Times New Roman" w:hAnsi="Times New Roman" w:cs="Times New Roman"/>
+              </w:rPr>
+            </w:pPr>
+          </w:p>
+        </w:tc>
+        <w:tc>
+          <w:tcPr>
+            <w:tcW w:w="2070" w:type="dxa"/>
+          </w:tcPr>
+          <w:p>
+            <w:pPr>
+              <w:jc w:val="center"/>
+              <w:rPr>
+                <w:rFonts w:ascii="Times New Roman" w:hAnsi="Times New Roman" w:cs="Times New Roman"/>
+              </w:rPr>
+            </w:pPr>
+          </w:p>
+        </w:tc>
+      </w:tr>
+      <w:tr>
+        <w:tc>
+          <w:tcPr>
+            <w:tcW w:w="3060" w:type="dxa"/>
+          </w:tcPr>
+          <w:p>
+            <w:pPr>
+              <w:jc w:val="right"/>
+              <w:rPr>
+                <w:rFonts w:ascii="Times New Roman" w:hAnsi="Times New Roman" w:cs="Times New Roman"/>
+              </w:rPr>
+            </w:pPr>
+            <w:r>
+              <w:rPr>
+                <w:rFonts w:ascii="Times New Roman" w:hAnsi="Times New Roman" w:cs="Times New Roman"/>
+              </w:rPr>
+              <w:t>PSM</w:t>
+            </w:r>
+          </w:p>
+        </w:tc>
+        <w:tc>
+          <w:tcPr>
+            <w:tcW w:w="4770" w:type="dxa"/>
+          </w:tcPr>
+          <w:p>
+            <w:pPr>
+              <w:jc w:val="center"/>
+              <w:rPr>
+                <w:rFonts w:ascii="Times New Roman" w:hAnsi="Times New Roman" w:cs="Times New Roman"/>
+              </w:rPr>
+            </w:pPr>
+            <w:r>
+              <w:rPr>
+                <w:rFonts w:ascii="Times New Roman" w:hAnsi="Times New Roman" w:cs="Times New Roman"/>
+              </w:rPr>
+              <w:t>0.009 (-0.037, 0.055)</w:t>
+            </w:r>
+          </w:p>
+        </w:tc>
+        <w:tc>
+          <w:tcPr>
+            <w:tcW w:w="2070" w:type="dxa"/>
+          </w:tcPr>
+          <w:p>
+            <w:pPr>
+              <w:jc w:val="center"/>
+              <w:rPr>
+                <w:rFonts w:ascii="Times New Roman" w:hAnsi="Times New Roman" w:cs="Times New Roman"/>
+              </w:rPr>
+            </w:pPr>
+            <w:r>
+              <w:rPr>
+                <w:rFonts w:ascii="Times New Roman" w:hAnsi="Times New Roman" w:cs="Times New Roman"/>
+              </w:rPr>
+              <w:t>0.708</w:t>
+            </w:r>
+          </w:p>
+        </w:tc>
+      </w:tr>
+      <w:tr>
+        <w:tc>
+          <w:tcPr>
+            <w:tcW w:w="3060" w:type="dxa"/>
+          </w:tcPr>
+          <w:p>
+            <w:pPr>
+              <w:jc w:val="right"/>
+              <w:rPr>
+                <w:rFonts w:ascii="Times New Roman" w:hAnsi="Times New Roman" w:cs="Times New Roman"/>
+              </w:rPr>
+            </w:pPr>
+            <w:r>
+              <w:rPr>
+                <w:rFonts w:ascii="Times New Roman" w:hAnsi="Times New Roman" w:cs="Times New Roman"/>
+              </w:rPr>
+              <w:t>IPTW</w:t>
+            </w:r>
+          </w:p>
+        </w:tc>
+        <w:tc>
+          <w:tcPr>
+            <w:tcW w:w="4770" w:type="dxa"/>
+          </w:tcPr>
+          <w:p>
+            <w:pPr>
+              <w:jc w:val="center"/>
+              <w:rPr>
+                <w:rFonts w:ascii="Times New Roman" w:hAnsi="Times New Roman" w:cs="Times New Roman"/>
+              </w:rPr>
+            </w:pPr>
+            <w:r>
+              <w:rPr>
+                <w:rFonts w:ascii="Times New Roman" w:hAnsi="Times New Roman" w:cs="Times New Roman"/>
+              </w:rPr>
+              <w:t>-0.024 (-0.054, 0.004)</w:t>
+            </w:r>
+          </w:p>
+        </w:tc>
+        <w:tc>
+          <w:tcPr>
+            <w:tcW w:w="2070" w:type="dxa"/>
+          </w:tcPr>
+          <w:p>
+            <w:pPr>
+              <w:jc w:val="center"/>
+              <w:rPr>
+                <w:rFonts w:ascii="Times New Roman" w:hAnsi="Times New Roman" w:cs="Times New Roman"/>
+              </w:rPr>
+            </w:pPr>
+            <w:r>
+              <w:rPr>
+                <w:rFonts w:ascii="Times New Roman" w:hAnsi="Times New Roman" w:cs="Times New Roman"/>
+              </w:rPr>
+              <w:t>0.094</w:t>
+            </w:r>
+          </w:p>
+        </w:tc>
+      </w:tr>
+      <w:tr>
+        <w:tc>
+          <w:tcPr>
+            <w:tcW w:w="3060" w:type="dxa"/>
+          </w:tcPr>
+          <w:p>
+            <w:pPr>
+              <w:jc w:val="right"/>
+              <w:rPr>
+                <w:rFonts w:ascii="Times New Roman" w:hAnsi="Times New Roman" w:cs="Times New Roman"/>
+              </w:rPr>
+            </w:pPr>
+            <w:r>
+              <w:rPr>
+                <w:rFonts w:ascii="Times New Roman" w:hAnsi="Times New Roman" w:cs="Times New Roman"/>
+              </w:rPr>
+              <w:t>IPTWRA</w:t>
+            </w:r>
+          </w:p>
+        </w:tc>
+        <w:tc>
+          <w:tcPr>
+            <w:tcW w:w="4770" w:type="dxa"/>
+          </w:tcPr>
+          <w:p>
+            <w:pPr>
+              <w:jc w:val="center"/>
+              <w:rPr>
+                <w:rFonts w:ascii="Times New Roman" w:hAnsi="Times New Roman" w:cs="Times New Roman"/>
+              </w:rPr>
+            </w:pPr>
+            <w:r>
+              <w:rPr>
+                <w:rFonts w:ascii="Times New Roman" w:hAnsi="Times New Roman" w:cs="Times New Roman"/>
+              </w:rPr>
+              <w:t>-0.052 (-0.093, -0.011)</w:t>
+            </w:r>
+          </w:p>
+        </w:tc>
+        <w:tc>
+          <w:tcPr>
+            <w:tcW w:w="2070" w:type="dxa"/>
+          </w:tcPr>
+          <w:p>
+            <w:pPr>
+              <w:jc w:val="center"/>
+              <w:rPr>
+                <w:rFonts w:ascii="Times New Roman" w:hAnsi="Times New Roman" w:cs="Times New Roman"/>
+              </w:rPr>
+            </w:pPr>
+            <w:r>
+              <w:rPr>
+                <w:rFonts w:ascii="Times New Roman" w:hAnsi="Times New Roman" w:cs="Times New Roman"/>
+              </w:rPr>
+              <w:t>0.013</w:t>
+            </w:r>
+          </w:p>
+        </w:tc>
+      </w:tr>
+    </w:tbl>
+    <w:p>
+      <w:pPr>
+        <w:pBdr>
+          <w:bottom w:val="single" w:sz="12" w:space="1" w:color="auto"/>
+        </w:pBdr>
+        <w:rPr>
+          <w:rFonts w:ascii="Times New Roman" w:hAnsi="Times New Roman" w:cs="Times New Roman"/>
+          <w:b/>
+          <w:bCs/>
+        </w:rPr>
+      </w:pPr>
     </w:p>
     <w:p>
       <w:pPr>
@@ -10558,6 +11049,7 @@
                 <w:lang w:val="it-IT"/>
               </w:rPr>
             </w:pPr>
+            <w:proofErr w:type="spellStart"/>
             <w:r>
               <w:rPr>
                 <w:rFonts w:ascii="Times New Roman" w:hAnsi="Times New Roman" w:cs="Times New Roman"/>
@@ -10565,8 +11057,9 @@
                 <w:bCs/>
                 <w:lang w:val="it-IT"/>
               </w:rPr>
-              <w:t>Group</w:t>
-            </w:r>
+              <w:t>Outcome</w:t>
+            </w:r>
+            <w:proofErr w:type="spellEnd"/>
           </w:p>
         </w:tc>
         <w:tc>
@@ -10782,13 +11275,21 @@
               <w:jc w:val="center"/>
               <w:rPr>
                 <w:rFonts w:ascii="Times New Roman" w:hAnsi="Times New Roman" w:cs="Times New Roman"/>
-              </w:rPr>
-            </w:pPr>
-            <w:r>
-              <w:rPr>
-                <w:rFonts w:ascii="Times New Roman" w:hAnsi="Times New Roman" w:cs="Times New Roman"/>
-              </w:rPr>
-              <w:t>All Patients</w:t>
+                <w:b/>
+                <w:bCs/>
+                <w:i/>
+                <w:iCs/>
+              </w:rPr>
+            </w:pPr>
+            <w:r>
+              <w:rPr>
+                <w:rFonts w:ascii="Times New Roman" w:hAnsi="Times New Roman" w:cs="Times New Roman"/>
+                <w:b/>
+                <w:bCs/>
+                <w:i/>
+                <w:iCs/>
+              </w:rPr>
+              <w:t>6-month PFS</w:t>
             </w:r>
           </w:p>
         </w:tc>
@@ -10886,19 +11387,8 @@
               <w:rPr>
                 <w:rFonts w:ascii="Times New Roman" w:hAnsi="Times New Roman" w:cs="Times New Roman"/>
               </w:rPr>
-              <w:t>PD</w:t>
-            </w:r>
-            <w:r>
-              <w:rPr>
-                <w:rFonts w:ascii="Times New Roman" w:hAnsi="Times New Roman" w:cs="Times New Roman"/>
-              </w:rPr>
-              <w:t>-</w:t>
-            </w:r>
-            <w:r>
-              <w:rPr>
-                <w:rFonts w:ascii="Times New Roman" w:hAnsi="Times New Roman" w:cs="Times New Roman"/>
-              </w:rPr>
-              <w:t>L1 &gt;= 50%</w:t>
+              <w:lastRenderedPageBreak/>
+              <w:t>All Patients</w:t>
             </w:r>
           </w:p>
         </w:tc>
@@ -10960,7 +11450,6 @@
           </w:tcPr>
           <w:p>
             <w:pPr>
-              <w:jc w:val="center"/>
               <w:rPr>
                 <w:rFonts w:ascii="Times New Roman" w:hAnsi="Times New Roman" w:cs="Times New Roman"/>
               </w:rPr>
@@ -10989,6 +11478,545 @@
           <w:p>
             <w:pPr>
               <w:jc w:val="center"/>
+              <w:rPr>
+                <w:rFonts w:ascii="Times New Roman" w:hAnsi="Times New Roman" w:cs="Times New Roman"/>
+              </w:rPr>
+            </w:pPr>
+            <w:r>
+              <w:rPr>
+                <w:rFonts w:ascii="Times New Roman" w:hAnsi="Times New Roman" w:cs="Times New Roman"/>
+              </w:rPr>
+              <w:t>PD</w:t>
+            </w:r>
+            <w:r>
+              <w:rPr>
+                <w:rFonts w:ascii="Times New Roman" w:hAnsi="Times New Roman" w:cs="Times New Roman"/>
+              </w:rPr>
+              <w:t>-</w:t>
+            </w:r>
+            <w:r>
+              <w:rPr>
+                <w:rFonts w:ascii="Times New Roman" w:hAnsi="Times New Roman" w:cs="Times New Roman"/>
+              </w:rPr>
+              <w:t>L1 &gt;= 50%</w:t>
+            </w:r>
+          </w:p>
+        </w:tc>
+        <w:tc>
+          <w:tcPr>
+            <w:tcW w:w="810" w:type="dxa"/>
+          </w:tcPr>
+          <w:p>
+            <w:pPr>
+              <w:jc w:val="center"/>
+              <w:rPr>
+                <w:rFonts w:ascii="Times New Roman" w:hAnsi="Times New Roman" w:cs="Times New Roman"/>
+              </w:rPr>
+            </w:pPr>
+          </w:p>
+        </w:tc>
+        <w:tc>
+          <w:tcPr>
+            <w:tcW w:w="720" w:type="dxa"/>
+          </w:tcPr>
+          <w:p>
+            <w:pPr>
+              <w:jc w:val="center"/>
+              <w:rPr>
+                <w:rFonts w:ascii="Times New Roman" w:hAnsi="Times New Roman" w:cs="Times New Roman"/>
+              </w:rPr>
+            </w:pPr>
+          </w:p>
+        </w:tc>
+        <w:tc>
+          <w:tcPr>
+            <w:tcW w:w="1890" w:type="dxa"/>
+          </w:tcPr>
+          <w:p>
+            <w:pPr>
+              <w:jc w:val="center"/>
+              <w:rPr>
+                <w:rFonts w:ascii="Times New Roman" w:hAnsi="Times New Roman" w:cs="Times New Roman"/>
+              </w:rPr>
+            </w:pPr>
+          </w:p>
+        </w:tc>
+        <w:tc>
+          <w:tcPr>
+            <w:tcW w:w="1800" w:type="dxa"/>
+          </w:tcPr>
+          <w:p>
+            <w:pPr>
+              <w:jc w:val="center"/>
+              <w:rPr>
+                <w:rFonts w:ascii="Times New Roman" w:hAnsi="Times New Roman" w:cs="Times New Roman"/>
+              </w:rPr>
+            </w:pPr>
+          </w:p>
+        </w:tc>
+        <w:tc>
+          <w:tcPr>
+            <w:tcW w:w="1960" w:type="dxa"/>
+          </w:tcPr>
+          <w:p>
+            <w:pPr>
+              <w:jc w:val="center"/>
+              <w:rPr>
+                <w:rFonts w:ascii="Times New Roman" w:hAnsi="Times New Roman" w:cs="Times New Roman"/>
+              </w:rPr>
+            </w:pPr>
+          </w:p>
+        </w:tc>
+        <w:tc>
+          <w:tcPr>
+            <w:tcW w:w="1012" w:type="dxa"/>
+          </w:tcPr>
+          <w:p>
+            <w:pPr>
+              <w:jc w:val="center"/>
+              <w:rPr>
+                <w:rFonts w:ascii="Times New Roman" w:hAnsi="Times New Roman" w:cs="Times New Roman"/>
+              </w:rPr>
+            </w:pPr>
+          </w:p>
+        </w:tc>
+      </w:tr>
+      <w:tr>
+        <w:tc>
+          <w:tcPr>
+            <w:tcW w:w="1710" w:type="dxa"/>
+          </w:tcPr>
+          <w:p>
+            <w:pPr>
+              <w:jc w:val="center"/>
+              <w:rPr>
+                <w:rFonts w:ascii="Times New Roman" w:hAnsi="Times New Roman" w:cs="Times New Roman"/>
+              </w:rPr>
+            </w:pPr>
+            <w:r>
+              <w:rPr>
+                <w:rFonts w:ascii="Times New Roman" w:hAnsi="Times New Roman" w:cs="Times New Roman"/>
+              </w:rPr>
+              <w:t>PD</w:t>
+            </w:r>
+            <w:r>
+              <w:rPr>
+                <w:rFonts w:ascii="Times New Roman" w:hAnsi="Times New Roman" w:cs="Times New Roman"/>
+              </w:rPr>
+              <w:t>-</w:t>
+            </w:r>
+            <w:r>
+              <w:rPr>
+                <w:rFonts w:ascii="Times New Roman" w:hAnsi="Times New Roman" w:cs="Times New Roman"/>
+              </w:rPr>
+              <w:t>L1 &lt; 50%</w:t>
+            </w:r>
+          </w:p>
+        </w:tc>
+        <w:tc>
+          <w:tcPr>
+            <w:tcW w:w="810" w:type="dxa"/>
+          </w:tcPr>
+          <w:p>
+            <w:pPr>
+              <w:jc w:val="center"/>
+              <w:rPr>
+                <w:rFonts w:ascii="Times New Roman" w:hAnsi="Times New Roman" w:cs="Times New Roman"/>
+              </w:rPr>
+            </w:pPr>
+          </w:p>
+        </w:tc>
+        <w:tc>
+          <w:tcPr>
+            <w:tcW w:w="720" w:type="dxa"/>
+          </w:tcPr>
+          <w:p>
+            <w:pPr>
+              <w:jc w:val="center"/>
+              <w:rPr>
+                <w:rFonts w:ascii="Times New Roman" w:hAnsi="Times New Roman" w:cs="Times New Roman"/>
+              </w:rPr>
+            </w:pPr>
+          </w:p>
+        </w:tc>
+        <w:tc>
+          <w:tcPr>
+            <w:tcW w:w="1890" w:type="dxa"/>
+          </w:tcPr>
+          <w:p>
+            <w:pPr>
+              <w:jc w:val="center"/>
+              <w:rPr>
+                <w:rFonts w:ascii="Times New Roman" w:hAnsi="Times New Roman" w:cs="Times New Roman"/>
+              </w:rPr>
+            </w:pPr>
+          </w:p>
+        </w:tc>
+        <w:tc>
+          <w:tcPr>
+            <w:tcW w:w="1800" w:type="dxa"/>
+          </w:tcPr>
+          <w:p>
+            <w:pPr>
+              <w:jc w:val="center"/>
+              <w:rPr>
+                <w:rFonts w:ascii="Times New Roman" w:hAnsi="Times New Roman" w:cs="Times New Roman"/>
+              </w:rPr>
+            </w:pPr>
+          </w:p>
+        </w:tc>
+        <w:tc>
+          <w:tcPr>
+            <w:tcW w:w="1960" w:type="dxa"/>
+          </w:tcPr>
+          <w:p>
+            <w:pPr>
+              <w:jc w:val="center"/>
+              <w:rPr>
+                <w:rFonts w:ascii="Times New Roman" w:hAnsi="Times New Roman" w:cs="Times New Roman"/>
+              </w:rPr>
+            </w:pPr>
+          </w:p>
+        </w:tc>
+        <w:tc>
+          <w:tcPr>
+            <w:tcW w:w="1012" w:type="dxa"/>
+          </w:tcPr>
+          <w:p>
+            <w:pPr>
+              <w:jc w:val="center"/>
+              <w:rPr>
+                <w:rFonts w:ascii="Times New Roman" w:hAnsi="Times New Roman" w:cs="Times New Roman"/>
+              </w:rPr>
+            </w:pPr>
+          </w:p>
+        </w:tc>
+      </w:tr>
+      <w:tr>
+        <w:tc>
+          <w:tcPr>
+            <w:tcW w:w="1710" w:type="dxa"/>
+          </w:tcPr>
+          <w:p>
+            <w:pPr>
+              <w:jc w:val="center"/>
+              <w:rPr>
+                <w:rFonts w:ascii="Times New Roman" w:hAnsi="Times New Roman" w:cs="Times New Roman"/>
+                <w:b/>
+                <w:bCs/>
+                <w:i/>
+                <w:iCs/>
+              </w:rPr>
+            </w:pPr>
+            <w:r>
+              <w:rPr>
+                <w:rFonts w:ascii="Times New Roman" w:hAnsi="Times New Roman" w:cs="Times New Roman"/>
+                <w:b/>
+                <w:bCs/>
+                <w:i/>
+                <w:iCs/>
+              </w:rPr>
+              <w:t>24-month PFS</w:t>
+            </w:r>
+          </w:p>
+        </w:tc>
+        <w:tc>
+          <w:tcPr>
+            <w:tcW w:w="810" w:type="dxa"/>
+          </w:tcPr>
+          <w:p>
+            <w:pPr>
+              <w:jc w:val="center"/>
+              <w:rPr>
+                <w:rFonts w:ascii="Times New Roman" w:hAnsi="Times New Roman" w:cs="Times New Roman"/>
+              </w:rPr>
+            </w:pPr>
+          </w:p>
+        </w:tc>
+        <w:tc>
+          <w:tcPr>
+            <w:tcW w:w="720" w:type="dxa"/>
+          </w:tcPr>
+          <w:p>
+            <w:pPr>
+              <w:jc w:val="center"/>
+              <w:rPr>
+                <w:rFonts w:ascii="Times New Roman" w:hAnsi="Times New Roman" w:cs="Times New Roman"/>
+              </w:rPr>
+            </w:pPr>
+          </w:p>
+        </w:tc>
+        <w:tc>
+          <w:tcPr>
+            <w:tcW w:w="1890" w:type="dxa"/>
+          </w:tcPr>
+          <w:p>
+            <w:pPr>
+              <w:jc w:val="center"/>
+              <w:rPr>
+                <w:rFonts w:ascii="Times New Roman" w:hAnsi="Times New Roman" w:cs="Times New Roman"/>
+              </w:rPr>
+            </w:pPr>
+          </w:p>
+        </w:tc>
+        <w:tc>
+          <w:tcPr>
+            <w:tcW w:w="1800" w:type="dxa"/>
+          </w:tcPr>
+          <w:p>
+            <w:pPr>
+              <w:jc w:val="center"/>
+              <w:rPr>
+                <w:rFonts w:ascii="Times New Roman" w:hAnsi="Times New Roman" w:cs="Times New Roman"/>
+              </w:rPr>
+            </w:pPr>
+          </w:p>
+        </w:tc>
+        <w:tc>
+          <w:tcPr>
+            <w:tcW w:w="1960" w:type="dxa"/>
+          </w:tcPr>
+          <w:p>
+            <w:pPr>
+              <w:jc w:val="center"/>
+              <w:rPr>
+                <w:rFonts w:ascii="Times New Roman" w:hAnsi="Times New Roman" w:cs="Times New Roman"/>
+              </w:rPr>
+            </w:pPr>
+          </w:p>
+        </w:tc>
+        <w:tc>
+          <w:tcPr>
+            <w:tcW w:w="1012" w:type="dxa"/>
+          </w:tcPr>
+          <w:p>
+            <w:pPr>
+              <w:jc w:val="center"/>
+              <w:rPr>
+                <w:rFonts w:ascii="Times New Roman" w:hAnsi="Times New Roman" w:cs="Times New Roman"/>
+              </w:rPr>
+            </w:pPr>
+          </w:p>
+        </w:tc>
+      </w:tr>
+      <w:tr>
+        <w:tc>
+          <w:tcPr>
+            <w:tcW w:w="1710" w:type="dxa"/>
+          </w:tcPr>
+          <w:p>
+            <w:pPr>
+              <w:jc w:val="right"/>
+              <w:rPr>
+                <w:rFonts w:ascii="Times New Roman" w:hAnsi="Times New Roman" w:cs="Times New Roman"/>
+              </w:rPr>
+            </w:pPr>
+            <w:r>
+              <w:rPr>
+                <w:rFonts w:ascii="Times New Roman" w:hAnsi="Times New Roman" w:cs="Times New Roman"/>
+              </w:rPr>
+              <w:t>All Patients</w:t>
+            </w:r>
+          </w:p>
+        </w:tc>
+        <w:tc>
+          <w:tcPr>
+            <w:tcW w:w="810" w:type="dxa"/>
+          </w:tcPr>
+          <w:p>
+            <w:pPr>
+              <w:jc w:val="center"/>
+              <w:rPr>
+                <w:rFonts w:ascii="Times New Roman" w:hAnsi="Times New Roman" w:cs="Times New Roman"/>
+              </w:rPr>
+            </w:pPr>
+          </w:p>
+        </w:tc>
+        <w:tc>
+          <w:tcPr>
+            <w:tcW w:w="720" w:type="dxa"/>
+          </w:tcPr>
+          <w:p>
+            <w:pPr>
+              <w:jc w:val="center"/>
+              <w:rPr>
+                <w:rFonts w:ascii="Times New Roman" w:hAnsi="Times New Roman" w:cs="Times New Roman"/>
+              </w:rPr>
+            </w:pPr>
+          </w:p>
+        </w:tc>
+        <w:tc>
+          <w:tcPr>
+            <w:tcW w:w="1890" w:type="dxa"/>
+          </w:tcPr>
+          <w:p>
+            <w:pPr>
+              <w:jc w:val="center"/>
+              <w:rPr>
+                <w:rFonts w:ascii="Times New Roman" w:hAnsi="Times New Roman" w:cs="Times New Roman"/>
+              </w:rPr>
+            </w:pPr>
+          </w:p>
+        </w:tc>
+        <w:tc>
+          <w:tcPr>
+            <w:tcW w:w="1800" w:type="dxa"/>
+          </w:tcPr>
+          <w:p>
+            <w:pPr>
+              <w:jc w:val="center"/>
+              <w:rPr>
+                <w:rFonts w:ascii="Times New Roman" w:hAnsi="Times New Roman" w:cs="Times New Roman"/>
+              </w:rPr>
+            </w:pPr>
+          </w:p>
+        </w:tc>
+        <w:tc>
+          <w:tcPr>
+            <w:tcW w:w="1960" w:type="dxa"/>
+          </w:tcPr>
+          <w:p>
+            <w:pPr>
+              <w:jc w:val="center"/>
+              <w:rPr>
+                <w:rFonts w:ascii="Times New Roman" w:hAnsi="Times New Roman" w:cs="Times New Roman"/>
+              </w:rPr>
+            </w:pPr>
+          </w:p>
+        </w:tc>
+        <w:tc>
+          <w:tcPr>
+            <w:tcW w:w="1012" w:type="dxa"/>
+          </w:tcPr>
+          <w:p>
+            <w:pPr>
+              <w:jc w:val="center"/>
+              <w:rPr>
+                <w:rFonts w:ascii="Times New Roman" w:hAnsi="Times New Roman" w:cs="Times New Roman"/>
+              </w:rPr>
+            </w:pPr>
+          </w:p>
+        </w:tc>
+      </w:tr>
+      <w:tr>
+        <w:tc>
+          <w:tcPr>
+            <w:tcW w:w="1710" w:type="dxa"/>
+          </w:tcPr>
+          <w:p>
+            <w:pPr>
+              <w:jc w:val="right"/>
+              <w:rPr>
+                <w:rFonts w:ascii="Times New Roman" w:hAnsi="Times New Roman" w:cs="Times New Roman"/>
+              </w:rPr>
+            </w:pPr>
+            <w:r>
+              <w:rPr>
+                <w:rFonts w:ascii="Times New Roman" w:hAnsi="Times New Roman" w:cs="Times New Roman"/>
+              </w:rPr>
+              <w:t>PD</w:t>
+            </w:r>
+            <w:r>
+              <w:rPr>
+                <w:rFonts w:ascii="Times New Roman" w:hAnsi="Times New Roman" w:cs="Times New Roman"/>
+              </w:rPr>
+              <w:t>-</w:t>
+            </w:r>
+            <w:r>
+              <w:rPr>
+                <w:rFonts w:ascii="Times New Roman" w:hAnsi="Times New Roman" w:cs="Times New Roman"/>
+              </w:rPr>
+              <w:t>L1 &gt;= 50%</w:t>
+            </w:r>
+          </w:p>
+        </w:tc>
+        <w:tc>
+          <w:tcPr>
+            <w:tcW w:w="810" w:type="dxa"/>
+          </w:tcPr>
+          <w:p>
+            <w:pPr>
+              <w:jc w:val="center"/>
+              <w:rPr>
+                <w:rFonts w:ascii="Times New Roman" w:hAnsi="Times New Roman" w:cs="Times New Roman"/>
+              </w:rPr>
+            </w:pPr>
+          </w:p>
+        </w:tc>
+        <w:tc>
+          <w:tcPr>
+            <w:tcW w:w="720" w:type="dxa"/>
+          </w:tcPr>
+          <w:p>
+            <w:pPr>
+              <w:jc w:val="center"/>
+              <w:rPr>
+                <w:rFonts w:ascii="Times New Roman" w:hAnsi="Times New Roman" w:cs="Times New Roman"/>
+              </w:rPr>
+            </w:pPr>
+          </w:p>
+        </w:tc>
+        <w:tc>
+          <w:tcPr>
+            <w:tcW w:w="1890" w:type="dxa"/>
+          </w:tcPr>
+          <w:p>
+            <w:pPr>
+              <w:jc w:val="center"/>
+              <w:rPr>
+                <w:rFonts w:ascii="Times New Roman" w:hAnsi="Times New Roman" w:cs="Times New Roman"/>
+              </w:rPr>
+            </w:pPr>
+          </w:p>
+        </w:tc>
+        <w:tc>
+          <w:tcPr>
+            <w:tcW w:w="1800" w:type="dxa"/>
+          </w:tcPr>
+          <w:p>
+            <w:pPr>
+              <w:jc w:val="center"/>
+              <w:rPr>
+                <w:rFonts w:ascii="Times New Roman" w:hAnsi="Times New Roman" w:cs="Times New Roman"/>
+              </w:rPr>
+            </w:pPr>
+          </w:p>
+        </w:tc>
+        <w:tc>
+          <w:tcPr>
+            <w:tcW w:w="1960" w:type="dxa"/>
+          </w:tcPr>
+          <w:p>
+            <w:pPr>
+              <w:jc w:val="center"/>
+              <w:rPr>
+                <w:rFonts w:ascii="Times New Roman" w:hAnsi="Times New Roman" w:cs="Times New Roman"/>
+              </w:rPr>
+            </w:pPr>
+          </w:p>
+        </w:tc>
+        <w:tc>
+          <w:tcPr>
+            <w:tcW w:w="1012" w:type="dxa"/>
+          </w:tcPr>
+          <w:p>
+            <w:pPr>
+              <w:jc w:val="center"/>
+              <w:rPr>
+                <w:rFonts w:ascii="Times New Roman" w:hAnsi="Times New Roman" w:cs="Times New Roman"/>
+              </w:rPr>
+            </w:pPr>
+          </w:p>
+        </w:tc>
+      </w:tr>
+      <w:tr>
+        <w:tc>
+          <w:tcPr>
+            <w:tcW w:w="1710" w:type="dxa"/>
+          </w:tcPr>
+          <w:p>
+            <w:pPr>
+              <w:jc w:val="right"/>
               <w:rPr>
                 <w:rFonts w:ascii="Times New Roman" w:hAnsi="Times New Roman" w:cs="Times New Roman"/>
               </w:rPr>
@@ -11248,6 +12276,8 @@
           <w:rFonts w:ascii="Times New Roman" w:hAnsi="Times New Roman" w:cs="Times New Roman"/>
           <w:b/>
           <w:bCs/>
+          <w:i/>
+          <w:iCs/>
         </w:rPr>
       </w:pPr>
       <w:r>
@@ -11255,9 +12285,505 @@
           <w:rFonts w:ascii="Times New Roman" w:hAnsi="Times New Roman" w:cs="Times New Roman"/>
           <w:b/>
           <w:bCs/>
-        </w:rPr>
-        <w:t>Discussion</w:t>
-      </w:r>
+          <w:i/>
+          <w:iCs/>
+        </w:rPr>
+        <w:t>IV Analysis</w:t>
+      </w:r>
+    </w:p>
+    <w:p>
+      <w:pPr>
+        <w:rPr>
+          <w:rFonts w:ascii="Times New Roman" w:hAnsi="Times New Roman" w:cs="Times New Roman"/>
+        </w:rPr>
+      </w:pPr>
+    </w:p>
+    <w:tbl>
+      <w:tblPr>
+        <w:tblStyle w:val="TableGrid"/>
+        <w:tblW w:w="0" w:type="auto"/>
+        <w:tblLook w:val="04A0" w:firstRow="1" w:lastRow="0" w:firstColumn="1" w:lastColumn="0" w:noHBand="0" w:noVBand="1"/>
+      </w:tblPr>
+      <w:tblGrid>
+        <w:gridCol w:w="3595"/>
+        <w:gridCol w:w="4770"/>
+        <w:gridCol w:w="1080"/>
+      </w:tblGrid>
+      <w:tr>
+        <w:tc>
+          <w:tcPr>
+            <w:tcW w:w="3595" w:type="dxa"/>
+          </w:tcPr>
+          <w:p>
+            <w:pPr>
+              <w:rPr>
+                <w:rFonts w:ascii="Times New Roman" w:hAnsi="Times New Roman" w:cs="Times New Roman"/>
+                <w:b/>
+                <w:bCs/>
+              </w:rPr>
+            </w:pPr>
+            <w:r>
+              <w:rPr>
+                <w:rFonts w:ascii="Times New Roman" w:hAnsi="Times New Roman" w:cs="Times New Roman"/>
+                <w:b/>
+                <w:bCs/>
+              </w:rPr>
+              <w:t>Outcome</w:t>
+            </w:r>
+            <w:r>
+              <w:rPr>
+                <w:rFonts w:ascii="Times New Roman" w:hAnsi="Times New Roman" w:cs="Times New Roman"/>
+                <w:b/>
+                <w:bCs/>
+              </w:rPr>
+              <w:t xml:space="preserve"> of Interest</w:t>
+            </w:r>
+          </w:p>
+        </w:tc>
+        <w:tc>
+          <w:tcPr>
+            <w:tcW w:w="4770" w:type="dxa"/>
+          </w:tcPr>
+          <w:p>
+            <w:pPr>
+              <w:jc w:val="center"/>
+              <w:rPr>
+                <w:rFonts w:ascii="Times New Roman" w:hAnsi="Times New Roman" w:cs="Times New Roman"/>
+              </w:rPr>
+            </w:pPr>
+            <w:r>
+              <w:rPr>
+                <w:rFonts w:ascii="Times New Roman" w:hAnsi="Times New Roman" w:cs="Times New Roman"/>
+              </w:rPr>
+              <w:t>Result</w:t>
+            </w:r>
+            <w:r>
+              <w:rPr>
+                <w:rFonts w:ascii="Times New Roman" w:hAnsi="Times New Roman" w:cs="Times New Roman"/>
+              </w:rPr>
+              <w:t xml:space="preserve"> with 95% CI</w:t>
+            </w:r>
+          </w:p>
+        </w:tc>
+        <w:tc>
+          <w:tcPr>
+            <w:tcW w:w="1080" w:type="dxa"/>
+          </w:tcPr>
+          <w:p>
+            <w:pPr>
+              <w:jc w:val="center"/>
+              <w:rPr>
+                <w:rFonts w:ascii="Times New Roman" w:hAnsi="Times New Roman" w:cs="Times New Roman"/>
+              </w:rPr>
+            </w:pPr>
+            <w:r>
+              <w:rPr>
+                <w:rFonts w:ascii="Times New Roman" w:hAnsi="Times New Roman" w:cs="Times New Roman"/>
+              </w:rPr>
+              <w:t>p-value</w:t>
+            </w:r>
+          </w:p>
+        </w:tc>
+      </w:tr>
+      <w:tr>
+        <w:tc>
+          <w:tcPr>
+            <w:tcW w:w="3595" w:type="dxa"/>
+          </w:tcPr>
+          <w:p>
+            <w:pPr>
+              <w:rPr>
+                <w:rFonts w:ascii="Times New Roman" w:hAnsi="Times New Roman" w:cs="Times New Roman"/>
+                <w:i/>
+                <w:iCs/>
+              </w:rPr>
+            </w:pPr>
+            <w:r>
+              <w:rPr>
+                <w:rFonts w:ascii="Times New Roman" w:hAnsi="Times New Roman" w:cs="Times New Roman"/>
+                <w:i/>
+                <w:iCs/>
+              </w:rPr>
+              <w:t>6-month PFS</w:t>
+            </w:r>
+          </w:p>
+        </w:tc>
+        <w:tc>
+          <w:tcPr>
+            <w:tcW w:w="4770" w:type="dxa"/>
+          </w:tcPr>
+          <w:p>
+            <w:pPr>
+              <w:jc w:val="center"/>
+              <w:rPr>
+                <w:rFonts w:ascii="Times New Roman" w:hAnsi="Times New Roman" w:cs="Times New Roman"/>
+              </w:rPr>
+            </w:pPr>
+          </w:p>
+        </w:tc>
+        <w:tc>
+          <w:tcPr>
+            <w:tcW w:w="1080" w:type="dxa"/>
+          </w:tcPr>
+          <w:p>
+            <w:pPr>
+              <w:jc w:val="center"/>
+              <w:rPr>
+                <w:rFonts w:ascii="Times New Roman" w:hAnsi="Times New Roman" w:cs="Times New Roman"/>
+              </w:rPr>
+            </w:pPr>
+          </w:p>
+        </w:tc>
+      </w:tr>
+      <w:tr>
+        <w:tc>
+          <w:tcPr>
+            <w:tcW w:w="3595" w:type="dxa"/>
+          </w:tcPr>
+          <w:p>
+            <w:pPr>
+              <w:jc w:val="right"/>
+              <w:rPr>
+                <w:rFonts w:ascii="Times New Roman" w:hAnsi="Times New Roman" w:cs="Times New Roman"/>
+              </w:rPr>
+            </w:pPr>
+            <w:r>
+              <w:rPr>
+                <w:rFonts w:ascii="Times New Roman" w:hAnsi="Times New Roman" w:cs="Times New Roman"/>
+              </w:rPr>
+              <w:t>Adjusted Logistic Regression</w:t>
+            </w:r>
+          </w:p>
+        </w:tc>
+        <w:tc>
+          <w:tcPr>
+            <w:tcW w:w="4770" w:type="dxa"/>
+          </w:tcPr>
+          <w:p>
+            <w:pPr>
+              <w:jc w:val="center"/>
+              <w:rPr>
+                <w:rFonts w:ascii="Times New Roman" w:hAnsi="Times New Roman" w:cs="Times New Roman"/>
+              </w:rPr>
+            </w:pPr>
+            <w:r>
+              <w:rPr>
+                <w:rFonts w:ascii="Times New Roman" w:hAnsi="Times New Roman" w:cs="Times New Roman"/>
+              </w:rPr>
+              <w:t>1.375 (1.241, 1.524)</w:t>
+            </w:r>
+          </w:p>
+        </w:tc>
+        <w:tc>
+          <w:tcPr>
+            <w:tcW w:w="1080" w:type="dxa"/>
+          </w:tcPr>
+          <w:p>
+            <w:pPr>
+              <w:jc w:val="center"/>
+              <w:rPr>
+                <w:rFonts w:ascii="Times New Roman" w:hAnsi="Times New Roman" w:cs="Times New Roman"/>
+              </w:rPr>
+            </w:pPr>
+            <w:r>
+              <w:rPr>
+                <w:rFonts w:ascii="Times New Roman" w:hAnsi="Times New Roman" w:cs="Times New Roman"/>
+              </w:rPr>
+              <w:t>&lt;0.001</w:t>
+            </w:r>
+          </w:p>
+        </w:tc>
+      </w:tr>
+      <w:tr>
+        <w:tc>
+          <w:tcPr>
+            <w:tcW w:w="3595" w:type="dxa"/>
+          </w:tcPr>
+          <w:p>
+            <w:pPr>
+              <w:jc w:val="right"/>
+              <w:rPr>
+                <w:rFonts w:ascii="Times New Roman" w:hAnsi="Times New Roman" w:cs="Times New Roman"/>
+              </w:rPr>
+            </w:pPr>
+            <w:r>
+              <w:rPr>
+                <w:rFonts w:ascii="Times New Roman" w:hAnsi="Times New Roman" w:cs="Times New Roman"/>
+              </w:rPr>
+              <w:t>Instrumental Variable</w:t>
+            </w:r>
+          </w:p>
+        </w:tc>
+        <w:tc>
+          <w:tcPr>
+            <w:tcW w:w="4770" w:type="dxa"/>
+          </w:tcPr>
+          <w:p>
+            <w:pPr>
+              <w:jc w:val="center"/>
+              <w:rPr>
+                <w:rFonts w:ascii="Times New Roman" w:hAnsi="Times New Roman" w:cs="Times New Roman"/>
+              </w:rPr>
+            </w:pPr>
+            <w:r>
+              <w:rPr>
+                <w:rFonts w:ascii="Times New Roman" w:hAnsi="Times New Roman" w:cs="Times New Roman"/>
+              </w:rPr>
+              <w:t>0.200 (0.035, 0.365)</w:t>
+            </w:r>
+          </w:p>
+        </w:tc>
+        <w:tc>
+          <w:tcPr>
+            <w:tcW w:w="1080" w:type="dxa"/>
+          </w:tcPr>
+          <w:p>
+            <w:pPr>
+              <w:jc w:val="center"/>
+              <w:rPr>
+                <w:rFonts w:ascii="Times New Roman" w:hAnsi="Times New Roman" w:cs="Times New Roman"/>
+              </w:rPr>
+            </w:pPr>
+            <w:r>
+              <w:rPr>
+                <w:rFonts w:ascii="Times New Roman" w:hAnsi="Times New Roman" w:cs="Times New Roman"/>
+              </w:rPr>
+              <w:t>0.018</w:t>
+            </w:r>
+          </w:p>
+        </w:tc>
+      </w:tr>
+      <w:tr>
+        <w:tc>
+          <w:tcPr>
+            <w:tcW w:w="3595" w:type="dxa"/>
+          </w:tcPr>
+          <w:p>
+            <w:pPr>
+              <w:rPr>
+                <w:rFonts w:ascii="Times New Roman" w:hAnsi="Times New Roman" w:cs="Times New Roman"/>
+                <w:i/>
+                <w:iCs/>
+              </w:rPr>
+            </w:pPr>
+            <w:r>
+              <w:rPr>
+                <w:rFonts w:ascii="Times New Roman" w:hAnsi="Times New Roman" w:cs="Times New Roman"/>
+                <w:i/>
+                <w:iCs/>
+              </w:rPr>
+              <w:t>24-month PFS</w:t>
+            </w:r>
+          </w:p>
+        </w:tc>
+        <w:tc>
+          <w:tcPr>
+            <w:tcW w:w="4770" w:type="dxa"/>
+          </w:tcPr>
+          <w:p>
+            <w:pPr>
+              <w:jc w:val="center"/>
+              <w:rPr>
+                <w:rFonts w:ascii="Times New Roman" w:hAnsi="Times New Roman" w:cs="Times New Roman"/>
+              </w:rPr>
+            </w:pPr>
+          </w:p>
+        </w:tc>
+        <w:tc>
+          <w:tcPr>
+            <w:tcW w:w="1080" w:type="dxa"/>
+          </w:tcPr>
+          <w:p>
+            <w:pPr>
+              <w:jc w:val="center"/>
+              <w:rPr>
+                <w:rFonts w:ascii="Times New Roman" w:hAnsi="Times New Roman" w:cs="Times New Roman"/>
+              </w:rPr>
+            </w:pPr>
+          </w:p>
+        </w:tc>
+      </w:tr>
+      <w:tr>
+        <w:tc>
+          <w:tcPr>
+            <w:tcW w:w="3595" w:type="dxa"/>
+          </w:tcPr>
+          <w:p>
+            <w:pPr>
+              <w:jc w:val="right"/>
+              <w:rPr>
+                <w:rFonts w:ascii="Times New Roman" w:hAnsi="Times New Roman" w:cs="Times New Roman"/>
+              </w:rPr>
+            </w:pPr>
+            <w:r>
+              <w:rPr>
+                <w:rFonts w:ascii="Times New Roman" w:hAnsi="Times New Roman" w:cs="Times New Roman"/>
+              </w:rPr>
+              <w:t xml:space="preserve">Adjusted </w:t>
+            </w:r>
+            <w:r>
+              <w:rPr>
+                <w:rFonts w:ascii="Times New Roman" w:hAnsi="Times New Roman" w:cs="Times New Roman"/>
+              </w:rPr>
+              <w:t xml:space="preserve">Logistic </w:t>
+            </w:r>
+            <w:r>
+              <w:rPr>
+                <w:rFonts w:ascii="Times New Roman" w:hAnsi="Times New Roman" w:cs="Times New Roman"/>
+              </w:rPr>
+              <w:t>Regression</w:t>
+            </w:r>
+          </w:p>
+        </w:tc>
+        <w:tc>
+          <w:tcPr>
+            <w:tcW w:w="4770" w:type="dxa"/>
+          </w:tcPr>
+          <w:p>
+            <w:pPr>
+              <w:jc w:val="center"/>
+              <w:rPr>
+                <w:rFonts w:ascii="Times New Roman" w:hAnsi="Times New Roman" w:cs="Times New Roman"/>
+              </w:rPr>
+            </w:pPr>
+            <w:r>
+              <w:rPr>
+                <w:rFonts w:ascii="Times New Roman" w:hAnsi="Times New Roman" w:cs="Times New Roman"/>
+              </w:rPr>
+              <w:t>-0.199 (-0.333, -0.066)</w:t>
+            </w:r>
+          </w:p>
+        </w:tc>
+        <w:tc>
+          <w:tcPr>
+            <w:tcW w:w="1080" w:type="dxa"/>
+          </w:tcPr>
+          <w:p>
+            <w:pPr>
+              <w:jc w:val="center"/>
+              <w:rPr>
+                <w:rFonts w:ascii="Times New Roman" w:hAnsi="Times New Roman" w:cs="Times New Roman"/>
+              </w:rPr>
+            </w:pPr>
+            <w:r>
+              <w:rPr>
+                <w:rFonts w:ascii="Times New Roman" w:hAnsi="Times New Roman" w:cs="Times New Roman"/>
+              </w:rPr>
+              <w:t>0.003</w:t>
+            </w:r>
+          </w:p>
+        </w:tc>
+      </w:tr>
+      <w:tr>
+        <w:tc>
+          <w:tcPr>
+            <w:tcW w:w="3595" w:type="dxa"/>
+          </w:tcPr>
+          <w:p>
+            <w:pPr>
+              <w:jc w:val="right"/>
+              <w:rPr>
+                <w:rFonts w:ascii="Times New Roman" w:hAnsi="Times New Roman" w:cs="Times New Roman"/>
+              </w:rPr>
+            </w:pPr>
+            <w:r>
+              <w:rPr>
+                <w:rFonts w:ascii="Times New Roman" w:hAnsi="Times New Roman" w:cs="Times New Roman"/>
+              </w:rPr>
+              <w:t>Instrumental Variable</w:t>
+            </w:r>
+          </w:p>
+        </w:tc>
+        <w:tc>
+          <w:tcPr>
+            <w:tcW w:w="4770" w:type="dxa"/>
+          </w:tcPr>
+          <w:p>
+            <w:pPr>
+              <w:jc w:val="center"/>
+              <w:rPr>
+                <w:rFonts w:ascii="Times New Roman" w:hAnsi="Times New Roman" w:cs="Times New Roman"/>
+              </w:rPr>
+            </w:pPr>
+            <w:r>
+              <w:rPr>
+                <w:rFonts w:ascii="Times New Roman" w:hAnsi="Times New Roman" w:cs="Times New Roman"/>
+              </w:rPr>
+              <w:t>-0.126 (-0.251, -0.001)</w:t>
+            </w:r>
+          </w:p>
+        </w:tc>
+        <w:tc>
+          <w:tcPr>
+            <w:tcW w:w="1080" w:type="dxa"/>
+          </w:tcPr>
+          <w:p>
+            <w:pPr>
+              <w:jc w:val="center"/>
+              <w:rPr>
+                <w:rFonts w:ascii="Times New Roman" w:hAnsi="Times New Roman" w:cs="Times New Roman"/>
+              </w:rPr>
+            </w:pPr>
+            <w:r>
+              <w:rPr>
+                <w:rFonts w:ascii="Times New Roman" w:hAnsi="Times New Roman" w:cs="Times New Roman"/>
+              </w:rPr>
+              <w:t>0.047</w:t>
+            </w:r>
+          </w:p>
+        </w:tc>
+      </w:tr>
+    </w:tbl>
+    <w:p>
+      <w:pPr>
+        <w:rPr>
+          <w:rFonts w:ascii="Times New Roman" w:hAnsi="Times New Roman" w:cs="Times New Roman"/>
+        </w:rPr>
+      </w:pPr>
+      <w:r>
+        <w:rPr>
+          <w:rFonts w:ascii="Times New Roman" w:hAnsi="Times New Roman" w:cs="Times New Roman"/>
+        </w:rPr>
+        <w:t>Results of adjusted logistic regression</w:t>
+      </w:r>
+      <w:r>
+        <w:rPr>
+          <w:rFonts w:ascii="Times New Roman" w:hAnsi="Times New Roman" w:cs="Times New Roman"/>
+        </w:rPr>
+        <w:t xml:space="preserve"> and instrumental variable analysis</w:t>
+      </w:r>
+      <w:r>
+        <w:rPr>
+          <w:rFonts w:ascii="Times New Roman" w:hAnsi="Times New Roman" w:cs="Times New Roman"/>
+        </w:rPr>
+        <w:t xml:space="preserve"> for two primary outcomes, adjusting for prespecified covariates. </w:t>
+      </w:r>
+      <w:r>
+        <w:rPr>
+          <w:rFonts w:ascii="Times New Roman" w:hAnsi="Times New Roman" w:cs="Times New Roman"/>
+        </w:rPr>
+        <w:t xml:space="preserve">Reported values </w:t>
+      </w:r>
+      <w:r>
+        <w:rPr>
+          <w:rFonts w:ascii="Times New Roman" w:hAnsi="Times New Roman" w:cs="Times New Roman"/>
+        </w:rPr>
+        <w:t xml:space="preserve">are coefficients for IO monotherapy in the adjusted logistic regression and two-stage least squares models, respectively. </w:t>
+      </w:r>
+    </w:p>
+    <w:p>
+      <w:pPr>
+        <w:rPr>
+          <w:rFonts w:ascii="Times New Roman" w:hAnsi="Times New Roman" w:cs="Times New Roman"/>
+        </w:rPr>
+      </w:pPr>
+    </w:p>
+    <w:p>
+      <w:pPr>
+        <w:rPr>
+          <w:rFonts w:ascii="Times New Roman" w:hAnsi="Times New Roman" w:cs="Times New Roman"/>
+        </w:rPr>
+      </w:pPr>
     </w:p>
     <w:p>
       <w:pPr>
@@ -11272,13 +12798,6 @@
       <w:pPr>
         <w:rPr>
           <w:rFonts w:ascii="Times New Roman" w:hAnsi="Times New Roman" w:cs="Times New Roman"/>
-        </w:rPr>
-      </w:pPr>
-    </w:p>
-    <w:p>
-      <w:pPr>
-        <w:rPr>
-          <w:rFonts w:ascii="Times New Roman" w:hAnsi="Times New Roman" w:cs="Times New Roman"/>
           <w:b/>
           <w:bCs/>
         </w:rPr>
@@ -11289,7 +12808,7 @@
           <w:b/>
           <w:bCs/>
         </w:rPr>
-        <w:t>Conclusion</w:t>
+        <w:t>Discussion</w:t>
       </w:r>
     </w:p>
     <w:p>
@@ -11307,43 +12826,6 @@
           <w:rFonts w:ascii="Times New Roman" w:hAnsi="Times New Roman" w:cs="Times New Roman"/>
         </w:rPr>
       </w:pPr>
-      <w:r>
-        <w:rPr>
-          <w:rFonts w:ascii="Times New Roman" w:hAnsi="Times New Roman" w:cs="Times New Roman"/>
-        </w:rPr>
-        <w:t xml:space="preserve">We present a novel machine learning algorithm that can </w:t>
-      </w:r>
-      <w:r>
-        <w:rPr>
-          <w:rFonts w:ascii="Times New Roman" w:hAnsi="Times New Roman" w:cs="Times New Roman"/>
-        </w:rPr>
-        <w:t>accurately predict the risk of disease progression in patients with advanced non-small cell lung cancer</w:t>
-      </w:r>
-      <w:r>
-        <w:rPr>
-          <w:rFonts w:ascii="Times New Roman" w:hAnsi="Times New Roman" w:cs="Times New Roman"/>
-        </w:rPr>
-        <w:t xml:space="preserve">. This algorithm is more predictive for determining the efficacy of IO monotherapy compared to the PD-L1 biomarker, which has previously been used to allocate IO monotherapy over doublet chemotherapy. </w:t>
-      </w:r>
-      <w:r>
-        <w:rPr>
-          <w:rFonts w:ascii="Times New Roman" w:hAnsi="Times New Roman" w:cs="Times New Roman"/>
-        </w:rPr>
-        <w:t xml:space="preserve">We also demonstrate the advantage of adding temporal data into the model, rather than solely relying on cross-sectional data. This study provides evidence that </w:t>
-      </w:r>
-      <w:r>
-        <w:rPr>
-          <w:rFonts w:ascii="Times New Roman" w:hAnsi="Times New Roman" w:cs="Times New Roman"/>
-        </w:rPr>
-        <w:t>ML algorithms are better predictors of disease course and treatment efficacy in oncology than current threshold-based criteria such as PD-L1 status.</w:t>
-      </w:r>
-    </w:p>
-    <w:p>
-      <w:pPr>
-        <w:rPr>
-          <w:rFonts w:ascii="Times New Roman" w:hAnsi="Times New Roman" w:cs="Times New Roman"/>
-        </w:rPr>
-      </w:pPr>
     </w:p>
     <w:p>
       <w:pPr>
@@ -11359,7 +12841,7 @@
           <w:b/>
           <w:bCs/>
         </w:rPr>
-        <w:t>Acknowledgements</w:t>
+        <w:t>Conclusion</w:t>
       </w:r>
     </w:p>
     <w:p>
@@ -11370,23 +12852,68 @@
           <w:bCs/>
         </w:rPr>
       </w:pPr>
-      <w:r>
+    </w:p>
+    <w:p>
+      <w:pPr>
+        <w:rPr>
+          <w:rFonts w:ascii="Times New Roman" w:hAnsi="Times New Roman" w:cs="Times New Roman"/>
+        </w:rPr>
+      </w:pPr>
+      <w:r>
+        <w:rPr>
+          <w:rFonts w:ascii="Times New Roman" w:hAnsi="Times New Roman" w:cs="Times New Roman"/>
+        </w:rPr>
+        <w:t xml:space="preserve">We present a novel machine learning algorithm that can </w:t>
+      </w:r>
+      <w:r>
+        <w:rPr>
+          <w:rFonts w:ascii="Times New Roman" w:hAnsi="Times New Roman" w:cs="Times New Roman"/>
+        </w:rPr>
+        <w:t>accurately predict the risk of disease progression in patients with advanced non-small cell lung cancer</w:t>
+      </w:r>
+      <w:r>
+        <w:rPr>
+          <w:rFonts w:ascii="Times New Roman" w:hAnsi="Times New Roman" w:cs="Times New Roman"/>
+        </w:rPr>
+        <w:t xml:space="preserve">. This algorithm is more predictive for determining the efficacy of IO monotherapy compared to the PD-L1 biomarker, which has previously been used to allocate IO monotherapy over doublet chemotherapy. </w:t>
+      </w:r>
+      <w:r>
+        <w:rPr>
+          <w:rFonts w:ascii="Times New Roman" w:hAnsi="Times New Roman" w:cs="Times New Roman"/>
+        </w:rPr>
+        <w:t xml:space="preserve">We also demonstrate the advantage of adding temporal data into the model, rather than solely relying on cross-sectional data. This study provides evidence that </w:t>
+      </w:r>
+      <w:r>
+        <w:rPr>
+          <w:rFonts w:ascii="Times New Roman" w:hAnsi="Times New Roman" w:cs="Times New Roman"/>
+        </w:rPr>
+        <w:t>ML algorithms are better predictors of disease course and treatment efficacy in oncology than current threshold-based criteria such as PD-L1 status.</w:t>
+      </w:r>
+    </w:p>
+    <w:p>
+      <w:pPr>
+        <w:rPr>
+          <w:rFonts w:ascii="Times New Roman" w:hAnsi="Times New Roman" w:cs="Times New Roman"/>
+        </w:rPr>
+      </w:pPr>
+    </w:p>
+    <w:p>
+      <w:pPr>
         <w:rPr>
           <w:rFonts w:ascii="Times New Roman" w:hAnsi="Times New Roman" w:cs="Times New Roman"/>
           <w:b/>
           <w:bCs/>
         </w:rPr>
-        <w:t>***</w:t>
-      </w:r>
-    </w:p>
-    <w:p>
-      <w:pPr>
+      </w:pPr>
+      <w:r>
         <w:rPr>
           <w:rFonts w:ascii="Times New Roman" w:hAnsi="Times New Roman" w:cs="Times New Roman"/>
           <w:b/>
           <w:bCs/>
         </w:rPr>
-      </w:pPr>
+        <w:lastRenderedPageBreak/>
+        <w:t>Acknowledgements</w:t>
+      </w:r>
     </w:p>
     <w:p>
       <w:pPr>
@@ -11402,7 +12929,32 @@
           <w:b/>
           <w:bCs/>
         </w:rPr>
-        <w:lastRenderedPageBreak/>
+        <w:t>***</w:t>
+      </w:r>
+    </w:p>
+    <w:p>
+      <w:pPr>
+        <w:rPr>
+          <w:rFonts w:ascii="Times New Roman" w:hAnsi="Times New Roman" w:cs="Times New Roman"/>
+          <w:b/>
+          <w:bCs/>
+        </w:rPr>
+      </w:pPr>
+    </w:p>
+    <w:p>
+      <w:pPr>
+        <w:rPr>
+          <w:rFonts w:ascii="Times New Roman" w:hAnsi="Times New Roman" w:cs="Times New Roman"/>
+          <w:b/>
+          <w:bCs/>
+        </w:rPr>
+      </w:pPr>
+      <w:r>
+        <w:rPr>
+          <w:rFonts w:ascii="Times New Roman" w:hAnsi="Times New Roman" w:cs="Times New Roman"/>
+          <w:b/>
+          <w:bCs/>
+        </w:rPr>
         <w:t>Data Availability</w:t>
       </w:r>
     </w:p>
@@ -11632,21 +13184,7 @@
           <w:rFonts w:ascii="Times New Roman" w:hAnsi="Times New Roman" w:cs="Times New Roman"/>
         </w:rPr>
         <w:tab/>
-        <w:t xml:space="preserve">Yu H, Boyle TA, Zhou C, </w:t>
-      </w:r>
-      <w:proofErr w:type="spellStart"/>
-      <w:r>
-        <w:rPr>
-          <w:rFonts w:ascii="Times New Roman" w:hAnsi="Times New Roman" w:cs="Times New Roman"/>
-        </w:rPr>
-        <w:t>Rimm</w:t>
-      </w:r>
-      <w:proofErr w:type="spellEnd"/>
-      <w:r>
-        <w:rPr>
-          <w:rFonts w:ascii="Times New Roman" w:hAnsi="Times New Roman" w:cs="Times New Roman"/>
-        </w:rPr>
-        <w:t xml:space="preserve"> DL, Hirsch FR. PD-L1 Expression in Lung Cancer. </w:t>
+        <w:t xml:space="preserve">Yu H, Boyle TA, Zhou C, Rimm DL, Hirsch FR. PD-L1 Expression in Lung Cancer. </w:t>
       </w:r>
       <w:r>
         <w:rPr>
@@ -11654,63 +13192,153 @@
           <w:i/>
           <w:iCs/>
         </w:rPr>
-        <w:t xml:space="preserve">J </w:t>
-      </w:r>
-      <w:proofErr w:type="spellStart"/>
+        <w:t>J Thorac Oncol Off Publ Int Assoc Study Lung Cancer</w:t>
+      </w:r>
+      <w:r>
+        <w:rPr>
+          <w:rFonts w:ascii="Times New Roman" w:hAnsi="Times New Roman" w:cs="Times New Roman"/>
+        </w:rPr>
+        <w:t>. 2016;11(7):964-975. doi:10.1016/j.jtho.2016.04.014</w:t>
+      </w:r>
+    </w:p>
+    <w:p>
+      <w:pPr>
+        <w:pStyle w:val="Bibliography"/>
+        <w:rPr>
+          <w:rFonts w:ascii="Times New Roman" w:hAnsi="Times New Roman" w:cs="Times New Roman"/>
+        </w:rPr>
+      </w:pPr>
+      <w:r>
+        <w:rPr>
+          <w:rFonts w:ascii="Times New Roman" w:hAnsi="Times New Roman" w:cs="Times New Roman"/>
+        </w:rPr>
+        <w:t>2.</w:t>
+      </w:r>
+      <w:r>
+        <w:rPr>
+          <w:rFonts w:ascii="Times New Roman" w:hAnsi="Times New Roman" w:cs="Times New Roman"/>
+        </w:rPr>
+        <w:tab/>
+        <w:t xml:space="preserve">Oun R, Moussa YE, Wheate NJ. The side effects of platinum-based chemotherapy drugs: a review for chemists. </w:t>
+      </w:r>
       <w:r>
         <w:rPr>
           <w:rFonts w:ascii="Times New Roman" w:hAnsi="Times New Roman" w:cs="Times New Roman"/>
           <w:i/>
           <w:iCs/>
         </w:rPr>
-        <w:t>Thorac</w:t>
-      </w:r>
-      <w:proofErr w:type="spellEnd"/>
+        <w:t>Dalton Trans Camb Engl 2003</w:t>
+      </w:r>
+      <w:r>
+        <w:rPr>
+          <w:rFonts w:ascii="Times New Roman" w:hAnsi="Times New Roman" w:cs="Times New Roman"/>
+        </w:rPr>
+        <w:t>. 2018;47(19):6645-6653. doi:10.1039/c8dt00838h</w:t>
+      </w:r>
+    </w:p>
+    <w:p>
+      <w:pPr>
+        <w:pStyle w:val="Bibliography"/>
+        <w:rPr>
+          <w:rFonts w:ascii="Times New Roman" w:hAnsi="Times New Roman" w:cs="Times New Roman"/>
+        </w:rPr>
+      </w:pPr>
+      <w:r>
+        <w:rPr>
+          <w:rFonts w:ascii="Times New Roman" w:hAnsi="Times New Roman" w:cs="Times New Roman"/>
+        </w:rPr>
+        <w:t>3.</w:t>
+      </w:r>
+      <w:r>
+        <w:rPr>
+          <w:rFonts w:ascii="Times New Roman" w:hAnsi="Times New Roman" w:cs="Times New Roman"/>
+        </w:rPr>
+        <w:tab/>
+        <w:t xml:space="preserve">Lahiri A, Maji A, Potdar PD, et al. Lung cancer immunotherapy: progress, pitfalls, and promises. </w:t>
+      </w:r>
       <w:r>
         <w:rPr>
           <w:rFonts w:ascii="Times New Roman" w:hAnsi="Times New Roman" w:cs="Times New Roman"/>
           <w:i/>
           <w:iCs/>
         </w:rPr>
-        <w:t xml:space="preserve"> Oncol Off </w:t>
-      </w:r>
-      <w:proofErr w:type="spellStart"/>
+        <w:t>Mol Cancer</w:t>
+      </w:r>
+      <w:r>
+        <w:rPr>
+          <w:rFonts w:ascii="Times New Roman" w:hAnsi="Times New Roman" w:cs="Times New Roman"/>
+        </w:rPr>
+        <w:t>. 2023;22:40. doi:10.1186/s12943-023-01740-y</w:t>
+      </w:r>
+    </w:p>
+    <w:p>
+      <w:pPr>
+        <w:pStyle w:val="Bibliography"/>
+        <w:rPr>
+          <w:rFonts w:ascii="Times New Roman" w:hAnsi="Times New Roman" w:cs="Times New Roman"/>
+        </w:rPr>
+      </w:pPr>
+      <w:r>
+        <w:rPr>
+          <w:rFonts w:ascii="Times New Roman" w:hAnsi="Times New Roman" w:cs="Times New Roman"/>
+        </w:rPr>
+        <w:t>4.</w:t>
+      </w:r>
+      <w:r>
+        <w:rPr>
+          <w:rFonts w:ascii="Times New Roman" w:hAnsi="Times New Roman" w:cs="Times New Roman"/>
+        </w:rPr>
+        <w:tab/>
+        <w:t xml:space="preserve">Garon EB, Rizvi NA, Hui R, et al. Pembrolizumab for the treatment of non-small-cell lung cancer. </w:t>
+      </w:r>
       <w:r>
         <w:rPr>
           <w:rFonts w:ascii="Times New Roman" w:hAnsi="Times New Roman" w:cs="Times New Roman"/>
           <w:i/>
           <w:iCs/>
         </w:rPr>
-        <w:t>Publ</w:t>
-      </w:r>
-      <w:proofErr w:type="spellEnd"/>
+        <w:t>N Engl J Med</w:t>
+      </w:r>
+      <w:r>
+        <w:rPr>
+          <w:rFonts w:ascii="Times New Roman" w:hAnsi="Times New Roman" w:cs="Times New Roman"/>
+        </w:rPr>
+        <w:t>. 2015;372(21):2018-2028. doi:10.1056/NEJMoa1501824</w:t>
+      </w:r>
+    </w:p>
+    <w:p>
+      <w:pPr>
+        <w:pStyle w:val="Bibliography"/>
+        <w:rPr>
+          <w:rFonts w:ascii="Times New Roman" w:hAnsi="Times New Roman" w:cs="Times New Roman"/>
+        </w:rPr>
+      </w:pPr>
+      <w:r>
+        <w:rPr>
+          <w:rFonts w:ascii="Times New Roman" w:hAnsi="Times New Roman" w:cs="Times New Roman"/>
+        </w:rPr>
+        <w:t>5.</w:t>
+      </w:r>
+      <w:r>
+        <w:rPr>
+          <w:rFonts w:ascii="Times New Roman" w:hAnsi="Times New Roman" w:cs="Times New Roman"/>
+        </w:rPr>
+        <w:tab/>
+        <w:t xml:space="preserve">Brahmer JR, Drake CG, Wollner I, et al. Phase I study of single-agent anti-programmed death-1 (MDX-1106) in refractory solid tumors: safety, clinical activity, pharmacodynamics, and immunologic correlates. </w:t>
+      </w:r>
       <w:r>
         <w:rPr>
           <w:rFonts w:ascii="Times New Roman" w:hAnsi="Times New Roman" w:cs="Times New Roman"/>
           <w:i/>
           <w:iCs/>
         </w:rPr>
-        <w:t xml:space="preserve"> Int Assoc Study Lung Cancer</w:t>
-      </w:r>
-      <w:r>
-        <w:rPr>
-          <w:rFonts w:ascii="Times New Roman" w:hAnsi="Times New Roman" w:cs="Times New Roman"/>
-        </w:rPr>
-        <w:t xml:space="preserve">. 2016;11(7):964-975. </w:t>
-      </w:r>
-      <w:proofErr w:type="gramStart"/>
-      <w:r>
-        <w:rPr>
-          <w:rFonts w:ascii="Times New Roman" w:hAnsi="Times New Roman" w:cs="Times New Roman"/>
-        </w:rPr>
-        <w:t>doi:10.1016/j.jtho</w:t>
-      </w:r>
-      <w:proofErr w:type="gramEnd"/>
-      <w:r>
-        <w:rPr>
-          <w:rFonts w:ascii="Times New Roman" w:hAnsi="Times New Roman" w:cs="Times New Roman"/>
-        </w:rPr>
-        <w:t>.2016.04.014</w:t>
+        <w:t>J Clin Oncol Off J Am Soc Clin Oncol</w:t>
+      </w:r>
+      <w:r>
+        <w:rPr>
+          <w:rFonts w:ascii="Times New Roman" w:hAnsi="Times New Roman" w:cs="Times New Roman"/>
+        </w:rPr>
+        <w:t>. 2010;28(19):3167-3175. doi:10.1200/JCO.2009.26.7609</w:t>
       </w:r>
     </w:p>
     <w:p>
@@ -11724,41 +13352,14 @@
         <w:rPr>
           <w:rFonts w:ascii="Times New Roman" w:hAnsi="Times New Roman" w:cs="Times New Roman"/>
         </w:rPr>
-        <w:t>2.</w:t>
+        <w:t>6.</w:t>
       </w:r>
       <w:r>
         <w:rPr>
           <w:rFonts w:ascii="Times New Roman" w:hAnsi="Times New Roman" w:cs="Times New Roman"/>
         </w:rPr>
         <w:tab/>
-      </w:r>
-      <w:proofErr w:type="spellStart"/>
-      <w:r>
-        <w:rPr>
-          <w:rFonts w:ascii="Times New Roman" w:hAnsi="Times New Roman" w:cs="Times New Roman"/>
-        </w:rPr>
-        <w:t>Oun</w:t>
-      </w:r>
-      <w:proofErr w:type="spellEnd"/>
-      <w:r>
-        <w:rPr>
-          <w:rFonts w:ascii="Times New Roman" w:hAnsi="Times New Roman" w:cs="Times New Roman"/>
-        </w:rPr>
-        <w:t xml:space="preserve"> R, Moussa YE, </w:t>
-      </w:r>
-      <w:proofErr w:type="spellStart"/>
-      <w:r>
-        <w:rPr>
-          <w:rFonts w:ascii="Times New Roman" w:hAnsi="Times New Roman" w:cs="Times New Roman"/>
-        </w:rPr>
-        <w:t>Wheate</w:t>
-      </w:r>
-      <w:proofErr w:type="spellEnd"/>
-      <w:r>
-        <w:rPr>
-          <w:rFonts w:ascii="Times New Roman" w:hAnsi="Times New Roman" w:cs="Times New Roman"/>
-        </w:rPr>
-        <w:t xml:space="preserve"> NJ. The side effects of platinum-based chemotherapy drugs: a review for chemists. </w:t>
+        <w:t xml:space="preserve">Reck M, Rodríguez-Abreu D, Robinson AG, et al. Pembrolizumab versus Chemotherapy for PD-L1–Positive Non–Small-Cell Lung Cancer. </w:t>
       </w:r>
       <w:r>
         <w:rPr>
@@ -11766,49 +13367,90 @@
           <w:i/>
           <w:iCs/>
         </w:rPr>
-        <w:t xml:space="preserve">Dalton Trans </w:t>
-      </w:r>
-      <w:proofErr w:type="spellStart"/>
+        <w:t>N Engl J Med</w:t>
+      </w:r>
+      <w:r>
+        <w:rPr>
+          <w:rFonts w:ascii="Times New Roman" w:hAnsi="Times New Roman" w:cs="Times New Roman"/>
+        </w:rPr>
+        <w:t>. 2016;375(19):1823-1833. doi:10.1056/NEJMoa1606774</w:t>
+      </w:r>
+    </w:p>
+    <w:p>
+      <w:pPr>
+        <w:pStyle w:val="Bibliography"/>
+        <w:rPr>
+          <w:rFonts w:ascii="Times New Roman" w:hAnsi="Times New Roman" w:cs="Times New Roman"/>
+        </w:rPr>
+      </w:pPr>
+      <w:r>
+        <w:rPr>
+          <w:rFonts w:ascii="Times New Roman" w:hAnsi="Times New Roman" w:cs="Times New Roman"/>
+        </w:rPr>
+        <w:t>7.</w:t>
+      </w:r>
+      <w:r>
+        <w:rPr>
+          <w:rFonts w:ascii="Times New Roman" w:hAnsi="Times New Roman" w:cs="Times New Roman"/>
+        </w:rPr>
+        <w:tab/>
+        <w:t xml:space="preserve">Mok TSK, Wu YL, Kudaba I, et al. Pembrolizumab versus chemotherapy for previously untreated, PD-L1-expressing, locally advanced or metastatic non-small-cell lung cancer (KEYNOTE-042): a randomised, open-label, controlled, phase 3 trial. </w:t>
+      </w:r>
       <w:r>
         <w:rPr>
           <w:rFonts w:ascii="Times New Roman" w:hAnsi="Times New Roman" w:cs="Times New Roman"/>
           <w:i/>
           <w:iCs/>
         </w:rPr>
-        <w:t>Camb</w:t>
-      </w:r>
-      <w:proofErr w:type="spellEnd"/>
+        <w:t>Lancet Lond Engl</w:t>
+      </w:r>
+      <w:r>
+        <w:rPr>
+          <w:rFonts w:ascii="Times New Roman" w:hAnsi="Times New Roman" w:cs="Times New Roman"/>
+        </w:rPr>
+        <w:t>. 2019;393(10183):1819-1830. doi:10.1016/S0140-6736(18)32409-7</w:t>
+      </w:r>
+    </w:p>
+    <w:p>
+      <w:pPr>
+        <w:pStyle w:val="Bibliography"/>
+        <w:rPr>
+          <w:rFonts w:ascii="Times New Roman" w:hAnsi="Times New Roman" w:cs="Times New Roman"/>
+        </w:rPr>
+      </w:pPr>
+      <w:r>
+        <w:rPr>
+          <w:rFonts w:ascii="Times New Roman" w:hAnsi="Times New Roman" w:cs="Times New Roman"/>
+        </w:rPr>
+        <w:t>8.</w:t>
+      </w:r>
+      <w:r>
+        <w:rPr>
+          <w:rFonts w:ascii="Times New Roman" w:hAnsi="Times New Roman" w:cs="Times New Roman"/>
+        </w:rPr>
+        <w:tab/>
+        <w:t xml:space="preserve">Di Federico A, De Giglio A, Parisi C, Gelsomino F, Ardizzoni A. PD-1/PD-L1 inhibitor monotherapy or in combination with chemotherapy as upfront treatment for advanced NSCLC </w:t>
+      </w:r>
+      <w:r>
+        <w:rPr>
+          <w:rFonts w:ascii="Times New Roman" w:hAnsi="Times New Roman" w:cs="Times New Roman"/>
+        </w:rPr>
+        <w:lastRenderedPageBreak/>
+        <w:t xml:space="preserve">with PD-L1 expression ≥ 50%: Selecting the best strategy. </w:t>
+      </w:r>
       <w:r>
         <w:rPr>
           <w:rFonts w:ascii="Times New Roman" w:hAnsi="Times New Roman" w:cs="Times New Roman"/>
           <w:i/>
           <w:iCs/>
         </w:rPr>
-        <w:t xml:space="preserve"> </w:t>
-      </w:r>
-      <w:proofErr w:type="spellStart"/>
-      <w:r>
-        <w:rPr>
-          <w:rFonts w:ascii="Times New Roman" w:hAnsi="Times New Roman" w:cs="Times New Roman"/>
-          <w:i/>
-          <w:iCs/>
-        </w:rPr>
-        <w:t>Engl</w:t>
-      </w:r>
-      <w:proofErr w:type="spellEnd"/>
-      <w:r>
-        <w:rPr>
-          <w:rFonts w:ascii="Times New Roman" w:hAnsi="Times New Roman" w:cs="Times New Roman"/>
-          <w:i/>
-          <w:iCs/>
-        </w:rPr>
-        <w:t xml:space="preserve"> 2003</w:t>
-      </w:r>
-      <w:r>
-        <w:rPr>
-          <w:rFonts w:ascii="Times New Roman" w:hAnsi="Times New Roman" w:cs="Times New Roman"/>
-        </w:rPr>
-        <w:t>. 2018;47(19):6645-6653. doi:10.1039/c8dt00838h</w:t>
+        <w:t>Crit Rev Oncol Hematol</w:t>
+      </w:r>
+      <w:r>
+        <w:rPr>
+          <w:rFonts w:ascii="Times New Roman" w:hAnsi="Times New Roman" w:cs="Times New Roman"/>
+        </w:rPr>
+        <w:t>. 2021;160:103302. doi:10.1016/j.critrevonc.2021.103302</w:t>
       </w:r>
     </w:p>
     <w:p>
@@ -11816,502 +13458,21 @@
         <w:pStyle w:val="Bibliography"/>
         <w:rPr>
           <w:rFonts w:ascii="Times New Roman" w:hAnsi="Times New Roman" w:cs="Times New Roman"/>
-        </w:rPr>
-      </w:pPr>
-      <w:r>
-        <w:rPr>
-          <w:rFonts w:ascii="Times New Roman" w:hAnsi="Times New Roman" w:cs="Times New Roman"/>
-        </w:rPr>
-        <w:t>3.</w:t>
+          <w:lang w:val="pt-BR"/>
+        </w:rPr>
+      </w:pPr>
+      <w:r>
+        <w:rPr>
+          <w:rFonts w:ascii="Times New Roman" w:hAnsi="Times New Roman" w:cs="Times New Roman"/>
+        </w:rPr>
+        <w:t>9.</w:t>
       </w:r>
       <w:r>
         <w:rPr>
           <w:rFonts w:ascii="Times New Roman" w:hAnsi="Times New Roman" w:cs="Times New Roman"/>
         </w:rPr>
         <w:tab/>
-      </w:r>
-      <w:proofErr w:type="spellStart"/>
-      <w:r>
-        <w:rPr>
-          <w:rFonts w:ascii="Times New Roman" w:hAnsi="Times New Roman" w:cs="Times New Roman"/>
-        </w:rPr>
-        <w:t>Lahiri</w:t>
-      </w:r>
-      <w:proofErr w:type="spellEnd"/>
-      <w:r>
-        <w:rPr>
-          <w:rFonts w:ascii="Times New Roman" w:hAnsi="Times New Roman" w:cs="Times New Roman"/>
-        </w:rPr>
-        <w:t xml:space="preserve"> A, Maji A, </w:t>
-      </w:r>
-      <w:proofErr w:type="spellStart"/>
-      <w:r>
-        <w:rPr>
-          <w:rFonts w:ascii="Times New Roman" w:hAnsi="Times New Roman" w:cs="Times New Roman"/>
-        </w:rPr>
-        <w:t>Potdar</w:t>
-      </w:r>
-      <w:proofErr w:type="spellEnd"/>
-      <w:r>
-        <w:rPr>
-          <w:rFonts w:ascii="Times New Roman" w:hAnsi="Times New Roman" w:cs="Times New Roman"/>
-        </w:rPr>
-        <w:t xml:space="preserve"> PD, et al. Lung cancer immunotherapy: progress, pitfalls, and promises. </w:t>
-      </w:r>
-      <w:r>
-        <w:rPr>
-          <w:rFonts w:ascii="Times New Roman" w:hAnsi="Times New Roman" w:cs="Times New Roman"/>
-          <w:i/>
-          <w:iCs/>
-        </w:rPr>
-        <w:t>Mol Cancer</w:t>
-      </w:r>
-      <w:r>
-        <w:rPr>
-          <w:rFonts w:ascii="Times New Roman" w:hAnsi="Times New Roman" w:cs="Times New Roman"/>
-        </w:rPr>
-        <w:t xml:space="preserve">. </w:t>
-      </w:r>
-      <w:proofErr w:type="gramStart"/>
-      <w:r>
-        <w:rPr>
-          <w:rFonts w:ascii="Times New Roman" w:hAnsi="Times New Roman" w:cs="Times New Roman"/>
-        </w:rPr>
-        <w:t>2023;22:40</w:t>
-      </w:r>
-      <w:proofErr w:type="gramEnd"/>
-      <w:r>
-        <w:rPr>
-          <w:rFonts w:ascii="Times New Roman" w:hAnsi="Times New Roman" w:cs="Times New Roman"/>
-        </w:rPr>
-        <w:t>. doi:10.1186/s12943-023-01740-y</w:t>
-      </w:r>
-    </w:p>
-    <w:p>
-      <w:pPr>
-        <w:pStyle w:val="Bibliography"/>
-        <w:rPr>
-          <w:rFonts w:ascii="Times New Roman" w:hAnsi="Times New Roman" w:cs="Times New Roman"/>
-        </w:rPr>
-      </w:pPr>
-      <w:r>
-        <w:rPr>
-          <w:rFonts w:ascii="Times New Roman" w:hAnsi="Times New Roman" w:cs="Times New Roman"/>
-        </w:rPr>
-        <w:t>4.</w:t>
-      </w:r>
-      <w:r>
-        <w:rPr>
-          <w:rFonts w:ascii="Times New Roman" w:hAnsi="Times New Roman" w:cs="Times New Roman"/>
-        </w:rPr>
-        <w:tab/>
-      </w:r>
-      <w:proofErr w:type="spellStart"/>
-      <w:r>
-        <w:rPr>
-          <w:rFonts w:ascii="Times New Roman" w:hAnsi="Times New Roman" w:cs="Times New Roman"/>
-        </w:rPr>
-        <w:t>Garon</w:t>
-      </w:r>
-      <w:proofErr w:type="spellEnd"/>
-      <w:r>
-        <w:rPr>
-          <w:rFonts w:ascii="Times New Roman" w:hAnsi="Times New Roman" w:cs="Times New Roman"/>
-        </w:rPr>
-        <w:t xml:space="preserve"> EB, Rizvi NA, Hui R, et al. Pembrolizumab for the treatment of non-small-cell lung cancer. </w:t>
-      </w:r>
-      <w:r>
-        <w:rPr>
-          <w:rFonts w:ascii="Times New Roman" w:hAnsi="Times New Roman" w:cs="Times New Roman"/>
-          <w:i/>
-          <w:iCs/>
-        </w:rPr>
-        <w:t xml:space="preserve">N </w:t>
-      </w:r>
-      <w:proofErr w:type="spellStart"/>
-      <w:r>
-        <w:rPr>
-          <w:rFonts w:ascii="Times New Roman" w:hAnsi="Times New Roman" w:cs="Times New Roman"/>
-          <w:i/>
-          <w:iCs/>
-        </w:rPr>
-        <w:t>Engl</w:t>
-      </w:r>
-      <w:proofErr w:type="spellEnd"/>
-      <w:r>
-        <w:rPr>
-          <w:rFonts w:ascii="Times New Roman" w:hAnsi="Times New Roman" w:cs="Times New Roman"/>
-          <w:i/>
-          <w:iCs/>
-        </w:rPr>
-        <w:t xml:space="preserve"> J Med</w:t>
-      </w:r>
-      <w:r>
-        <w:rPr>
-          <w:rFonts w:ascii="Times New Roman" w:hAnsi="Times New Roman" w:cs="Times New Roman"/>
-        </w:rPr>
-        <w:t>. 2015;372(21):2018-2028. doi:10.1056/NEJMoa1501824</w:t>
-      </w:r>
-    </w:p>
-    <w:p>
-      <w:pPr>
-        <w:pStyle w:val="Bibliography"/>
-        <w:rPr>
-          <w:rFonts w:ascii="Times New Roman" w:hAnsi="Times New Roman" w:cs="Times New Roman"/>
-        </w:rPr>
-      </w:pPr>
-      <w:r>
-        <w:rPr>
-          <w:rFonts w:ascii="Times New Roman" w:hAnsi="Times New Roman" w:cs="Times New Roman"/>
-        </w:rPr>
-        <w:t>5.</w:t>
-      </w:r>
-      <w:r>
-        <w:rPr>
-          <w:rFonts w:ascii="Times New Roman" w:hAnsi="Times New Roman" w:cs="Times New Roman"/>
-        </w:rPr>
-        <w:tab/>
-      </w:r>
-      <w:proofErr w:type="spellStart"/>
-      <w:r>
-        <w:rPr>
-          <w:rFonts w:ascii="Times New Roman" w:hAnsi="Times New Roman" w:cs="Times New Roman"/>
-        </w:rPr>
-        <w:t>Brahmer</w:t>
-      </w:r>
-      <w:proofErr w:type="spellEnd"/>
-      <w:r>
-        <w:rPr>
-          <w:rFonts w:ascii="Times New Roman" w:hAnsi="Times New Roman" w:cs="Times New Roman"/>
-        </w:rPr>
-        <w:t xml:space="preserve"> JR, Drake CG, </w:t>
-      </w:r>
-      <w:proofErr w:type="spellStart"/>
-      <w:r>
-        <w:rPr>
-          <w:rFonts w:ascii="Times New Roman" w:hAnsi="Times New Roman" w:cs="Times New Roman"/>
-        </w:rPr>
-        <w:t>Wollner</w:t>
-      </w:r>
-      <w:proofErr w:type="spellEnd"/>
-      <w:r>
-        <w:rPr>
-          <w:rFonts w:ascii="Times New Roman" w:hAnsi="Times New Roman" w:cs="Times New Roman"/>
-        </w:rPr>
-        <w:t xml:space="preserve"> I, et al. Phase I study of single-agent anti-programmed death-1 (MDX-1106) in refractory solid tumors: safety, clinical activity, pharmacodynamics, and immunologic correlates. </w:t>
-      </w:r>
-      <w:r>
-        <w:rPr>
-          <w:rFonts w:ascii="Times New Roman" w:hAnsi="Times New Roman" w:cs="Times New Roman"/>
-          <w:i/>
-          <w:iCs/>
-        </w:rPr>
-        <w:t>J Clin Oncol Off J Am Soc Clin Oncol</w:t>
-      </w:r>
-      <w:r>
-        <w:rPr>
-          <w:rFonts w:ascii="Times New Roman" w:hAnsi="Times New Roman" w:cs="Times New Roman"/>
-        </w:rPr>
-        <w:t>. 2010;28(19):3167-3175. doi:10.1200/JCO.2009.26.7609</w:t>
-      </w:r>
-    </w:p>
-    <w:p>
-      <w:pPr>
-        <w:pStyle w:val="Bibliography"/>
-        <w:rPr>
-          <w:rFonts w:ascii="Times New Roman" w:hAnsi="Times New Roman" w:cs="Times New Roman"/>
-        </w:rPr>
-      </w:pPr>
-      <w:r>
-        <w:rPr>
-          <w:rFonts w:ascii="Times New Roman" w:hAnsi="Times New Roman" w:cs="Times New Roman"/>
-        </w:rPr>
-        <w:t>6.</w:t>
-      </w:r>
-      <w:r>
-        <w:rPr>
-          <w:rFonts w:ascii="Times New Roman" w:hAnsi="Times New Roman" w:cs="Times New Roman"/>
-        </w:rPr>
-        <w:tab/>
-        <w:t xml:space="preserve">Reck M, Rodríguez-Abreu D, Robinson AG, et al. Pembrolizumab versus Chemotherapy for PD-L1–Positive Non–Small-Cell Lung Cancer. </w:t>
-      </w:r>
-      <w:r>
-        <w:rPr>
-          <w:rFonts w:ascii="Times New Roman" w:hAnsi="Times New Roman" w:cs="Times New Roman"/>
-          <w:i/>
-          <w:iCs/>
-        </w:rPr>
-        <w:t xml:space="preserve">N </w:t>
-      </w:r>
-      <w:proofErr w:type="spellStart"/>
-      <w:r>
-        <w:rPr>
-          <w:rFonts w:ascii="Times New Roman" w:hAnsi="Times New Roman" w:cs="Times New Roman"/>
-          <w:i/>
-          <w:iCs/>
-        </w:rPr>
-        <w:t>Engl</w:t>
-      </w:r>
-      <w:proofErr w:type="spellEnd"/>
-      <w:r>
-        <w:rPr>
-          <w:rFonts w:ascii="Times New Roman" w:hAnsi="Times New Roman" w:cs="Times New Roman"/>
-          <w:i/>
-          <w:iCs/>
-        </w:rPr>
-        <w:t xml:space="preserve"> J Med</w:t>
-      </w:r>
-      <w:r>
-        <w:rPr>
-          <w:rFonts w:ascii="Times New Roman" w:hAnsi="Times New Roman" w:cs="Times New Roman"/>
-        </w:rPr>
-        <w:t>. 2016;375(19):1823-1833. doi:10.1056/NEJMoa1606774</w:t>
-      </w:r>
-    </w:p>
-    <w:p>
-      <w:pPr>
-        <w:pStyle w:val="Bibliography"/>
-        <w:rPr>
-          <w:rFonts w:ascii="Times New Roman" w:hAnsi="Times New Roman" w:cs="Times New Roman"/>
-        </w:rPr>
-      </w:pPr>
-      <w:r>
-        <w:rPr>
-          <w:rFonts w:ascii="Times New Roman" w:hAnsi="Times New Roman" w:cs="Times New Roman"/>
-        </w:rPr>
-        <w:t>7.</w:t>
-      </w:r>
-      <w:r>
-        <w:rPr>
-          <w:rFonts w:ascii="Times New Roman" w:hAnsi="Times New Roman" w:cs="Times New Roman"/>
-        </w:rPr>
-        <w:tab/>
-      </w:r>
-      <w:proofErr w:type="spellStart"/>
-      <w:r>
-        <w:rPr>
-          <w:rFonts w:ascii="Times New Roman" w:hAnsi="Times New Roman" w:cs="Times New Roman"/>
-        </w:rPr>
-        <w:t>Mok</w:t>
-      </w:r>
-      <w:proofErr w:type="spellEnd"/>
-      <w:r>
-        <w:rPr>
-          <w:rFonts w:ascii="Times New Roman" w:hAnsi="Times New Roman" w:cs="Times New Roman"/>
-        </w:rPr>
-        <w:t xml:space="preserve"> TSK, Wu YL, </w:t>
-      </w:r>
-      <w:proofErr w:type="spellStart"/>
-      <w:r>
-        <w:rPr>
-          <w:rFonts w:ascii="Times New Roman" w:hAnsi="Times New Roman" w:cs="Times New Roman"/>
-        </w:rPr>
-        <w:t>Kudaba</w:t>
-      </w:r>
-      <w:proofErr w:type="spellEnd"/>
-      <w:r>
-        <w:rPr>
-          <w:rFonts w:ascii="Times New Roman" w:hAnsi="Times New Roman" w:cs="Times New Roman"/>
-        </w:rPr>
-        <w:t xml:space="preserve"> I, et al. Pembrolizumab versus chemotherapy for previously untreated, PD-L1-expressing, locally advanced or metastatic non-small-cell lung cancer (KEYNOTE-042): a </w:t>
-      </w:r>
-      <w:proofErr w:type="spellStart"/>
-      <w:r>
-        <w:rPr>
-          <w:rFonts w:ascii="Times New Roman" w:hAnsi="Times New Roman" w:cs="Times New Roman"/>
-        </w:rPr>
-        <w:t>randomised</w:t>
-      </w:r>
-      <w:proofErr w:type="spellEnd"/>
-      <w:r>
-        <w:rPr>
-          <w:rFonts w:ascii="Times New Roman" w:hAnsi="Times New Roman" w:cs="Times New Roman"/>
-        </w:rPr>
-        <w:t xml:space="preserve">, open-label, controlled, phase 3 trial. </w:t>
-      </w:r>
-      <w:r>
-        <w:rPr>
-          <w:rFonts w:ascii="Times New Roman" w:hAnsi="Times New Roman" w:cs="Times New Roman"/>
-          <w:i/>
-          <w:iCs/>
-        </w:rPr>
-        <w:t xml:space="preserve">Lancet </w:t>
-      </w:r>
-      <w:proofErr w:type="spellStart"/>
-      <w:r>
-        <w:rPr>
-          <w:rFonts w:ascii="Times New Roman" w:hAnsi="Times New Roman" w:cs="Times New Roman"/>
-          <w:i/>
-          <w:iCs/>
-        </w:rPr>
-        <w:t>Lond</w:t>
-      </w:r>
-      <w:proofErr w:type="spellEnd"/>
-      <w:r>
-        <w:rPr>
-          <w:rFonts w:ascii="Times New Roman" w:hAnsi="Times New Roman" w:cs="Times New Roman"/>
-          <w:i/>
-          <w:iCs/>
-        </w:rPr>
-        <w:t xml:space="preserve"> Engl</w:t>
-      </w:r>
-      <w:r>
-        <w:rPr>
-          <w:rFonts w:ascii="Times New Roman" w:hAnsi="Times New Roman" w:cs="Times New Roman"/>
-        </w:rPr>
-        <w:t>. 2019;393(10183):1819-1830. doi:10.1016/S0140-6736(18)32409-7</w:t>
-      </w:r>
-    </w:p>
-    <w:p>
-      <w:pPr>
-        <w:pStyle w:val="Bibliography"/>
-        <w:rPr>
-          <w:rFonts w:ascii="Times New Roman" w:hAnsi="Times New Roman" w:cs="Times New Roman"/>
-        </w:rPr>
-      </w:pPr>
-      <w:r>
-        <w:rPr>
-          <w:rFonts w:ascii="Times New Roman" w:hAnsi="Times New Roman" w:cs="Times New Roman"/>
-        </w:rPr>
-        <w:t>8.</w:t>
-      </w:r>
-      <w:r>
-        <w:rPr>
-          <w:rFonts w:ascii="Times New Roman" w:hAnsi="Times New Roman" w:cs="Times New Roman"/>
-        </w:rPr>
-        <w:tab/>
-        <w:t xml:space="preserve">Di Federico A, De Giglio A, </w:t>
-      </w:r>
-      <w:proofErr w:type="spellStart"/>
-      <w:r>
-        <w:rPr>
-          <w:rFonts w:ascii="Times New Roman" w:hAnsi="Times New Roman" w:cs="Times New Roman"/>
-        </w:rPr>
-        <w:t>Parisi</w:t>
-      </w:r>
-      <w:proofErr w:type="spellEnd"/>
-      <w:r>
-        <w:rPr>
-          <w:rFonts w:ascii="Times New Roman" w:hAnsi="Times New Roman" w:cs="Times New Roman"/>
-        </w:rPr>
-        <w:t xml:space="preserve"> C, </w:t>
-      </w:r>
-      <w:proofErr w:type="spellStart"/>
-      <w:r>
-        <w:rPr>
-          <w:rFonts w:ascii="Times New Roman" w:hAnsi="Times New Roman" w:cs="Times New Roman"/>
-        </w:rPr>
-        <w:t>Gelsomino</w:t>
-      </w:r>
-      <w:proofErr w:type="spellEnd"/>
-      <w:r>
-        <w:rPr>
-          <w:rFonts w:ascii="Times New Roman" w:hAnsi="Times New Roman" w:cs="Times New Roman"/>
-        </w:rPr>
-        <w:t xml:space="preserve"> F, </w:t>
-      </w:r>
-      <w:proofErr w:type="spellStart"/>
-      <w:r>
-        <w:rPr>
-          <w:rFonts w:ascii="Times New Roman" w:hAnsi="Times New Roman" w:cs="Times New Roman"/>
-        </w:rPr>
-        <w:t>Ardizzoni</w:t>
-      </w:r>
-      <w:proofErr w:type="spellEnd"/>
-      <w:r>
-        <w:rPr>
-          <w:rFonts w:ascii="Times New Roman" w:hAnsi="Times New Roman" w:cs="Times New Roman"/>
-        </w:rPr>
-        <w:t xml:space="preserve"> A. PD-1/PD-L1 inhibitor monotherapy or in combination with chemotherapy as upfront treatment for advanced NSCLC with PD-L1 expression ≥ 50%: Selecting the best strategy. </w:t>
-      </w:r>
-      <w:r>
-        <w:rPr>
-          <w:rFonts w:ascii="Times New Roman" w:hAnsi="Times New Roman" w:cs="Times New Roman"/>
-          <w:i/>
-          <w:iCs/>
-        </w:rPr>
-        <w:t xml:space="preserve">Crit Rev Oncol </w:t>
-      </w:r>
-      <w:proofErr w:type="spellStart"/>
-      <w:r>
-        <w:rPr>
-          <w:rFonts w:ascii="Times New Roman" w:hAnsi="Times New Roman" w:cs="Times New Roman"/>
-          <w:i/>
-          <w:iCs/>
-        </w:rPr>
-        <w:t>Hematol</w:t>
-      </w:r>
-      <w:proofErr w:type="spellEnd"/>
-      <w:r>
-        <w:rPr>
-          <w:rFonts w:ascii="Times New Roman" w:hAnsi="Times New Roman" w:cs="Times New Roman"/>
-        </w:rPr>
-        <w:t xml:space="preserve">. </w:t>
-      </w:r>
-      <w:proofErr w:type="gramStart"/>
-      <w:r>
-        <w:rPr>
-          <w:rFonts w:ascii="Times New Roman" w:hAnsi="Times New Roman" w:cs="Times New Roman"/>
-        </w:rPr>
-        <w:t>2021;160:103302</w:t>
-      </w:r>
-      <w:proofErr w:type="gramEnd"/>
-      <w:r>
-        <w:rPr>
-          <w:rFonts w:ascii="Times New Roman" w:hAnsi="Times New Roman" w:cs="Times New Roman"/>
-        </w:rPr>
-        <w:t xml:space="preserve">. </w:t>
-      </w:r>
-      <w:proofErr w:type="gramStart"/>
-      <w:r>
-        <w:rPr>
-          <w:rFonts w:ascii="Times New Roman" w:hAnsi="Times New Roman" w:cs="Times New Roman"/>
-        </w:rPr>
-        <w:t>doi:10.1016/j.critrevonc</w:t>
-      </w:r>
-      <w:proofErr w:type="gramEnd"/>
-      <w:r>
-        <w:rPr>
-          <w:rFonts w:ascii="Times New Roman" w:hAnsi="Times New Roman" w:cs="Times New Roman"/>
-        </w:rPr>
-        <w:t>.2021.103302</w:t>
-      </w:r>
-    </w:p>
-    <w:p>
-      <w:pPr>
-        <w:pStyle w:val="Bibliography"/>
-        <w:rPr>
-          <w:rFonts w:ascii="Times New Roman" w:hAnsi="Times New Roman" w:cs="Times New Roman"/>
-          <w:lang w:val="pt-BR"/>
-        </w:rPr>
-      </w:pPr>
-      <w:r>
-        <w:rPr>
-          <w:rFonts w:ascii="Times New Roman" w:hAnsi="Times New Roman" w:cs="Times New Roman"/>
-        </w:rPr>
-        <w:lastRenderedPageBreak/>
-        <w:t>9.</w:t>
-      </w:r>
-      <w:r>
-        <w:rPr>
-          <w:rFonts w:ascii="Times New Roman" w:hAnsi="Times New Roman" w:cs="Times New Roman"/>
-        </w:rPr>
-        <w:tab/>
-        <w:t xml:space="preserve">Gandhi L, Rodríguez-Abreu D, </w:t>
-      </w:r>
-      <w:proofErr w:type="spellStart"/>
-      <w:r>
-        <w:rPr>
-          <w:rFonts w:ascii="Times New Roman" w:hAnsi="Times New Roman" w:cs="Times New Roman"/>
-        </w:rPr>
-        <w:t>Gadgeel</w:t>
-      </w:r>
-      <w:proofErr w:type="spellEnd"/>
-      <w:r>
-        <w:rPr>
-          <w:rFonts w:ascii="Times New Roman" w:hAnsi="Times New Roman" w:cs="Times New Roman"/>
-        </w:rPr>
-        <w:t xml:space="preserve"> S, et al. Pembrolizumab plus Chemotherapy in Metastatic Non–Small-Cell Lung Cancer. </w:t>
+        <w:t xml:space="preserve">Gandhi L, Rodríguez-Abreu D, Gadgeel S, et al. Pembrolizumab plus Chemotherapy in Metastatic Non–Small-Cell Lung Cancer. </w:t>
       </w:r>
       <w:r>
         <w:rPr>
@@ -12320,34 +13481,92 @@
           <w:iCs/>
           <w:lang w:val="pt-BR"/>
         </w:rPr>
-        <w:t xml:space="preserve">N </w:t>
-      </w:r>
-      <w:proofErr w:type="spellStart"/>
+        <w:t>N Engl J Med</w:t>
+      </w:r>
+      <w:r>
+        <w:rPr>
+          <w:rFonts w:ascii="Times New Roman" w:hAnsi="Times New Roman" w:cs="Times New Roman"/>
+          <w:lang w:val="pt-BR"/>
+        </w:rPr>
+        <w:t>. 2018;378(22):2078-2092. doi:10.1056/NEJMoa1801005</w:t>
+      </w:r>
+    </w:p>
+    <w:p>
+      <w:pPr>
+        <w:pStyle w:val="Bibliography"/>
+        <w:rPr>
+          <w:rFonts w:ascii="Times New Roman" w:hAnsi="Times New Roman" w:cs="Times New Roman"/>
+        </w:rPr>
+      </w:pPr>
+      <w:r>
+        <w:rPr>
+          <w:rFonts w:ascii="Times New Roman" w:hAnsi="Times New Roman" w:cs="Times New Roman"/>
+          <w:lang w:val="pt-BR"/>
+        </w:rPr>
+        <w:t>10.</w:t>
+      </w:r>
+      <w:r>
+        <w:rPr>
+          <w:rFonts w:ascii="Times New Roman" w:hAnsi="Times New Roman" w:cs="Times New Roman"/>
+          <w:lang w:val="pt-BR"/>
+        </w:rPr>
+        <w:tab/>
+        <w:t xml:space="preserve">Paz-Ares L, Luft A, Vicente D, et al. </w:t>
+      </w:r>
+      <w:r>
+        <w:rPr>
+          <w:rFonts w:ascii="Times New Roman" w:hAnsi="Times New Roman" w:cs="Times New Roman"/>
+        </w:rPr>
+        <w:t xml:space="preserve">Pembrolizumab plus Chemotherapy for Squamous Non–Small-Cell Lung Cancer. </w:t>
+      </w:r>
       <w:r>
         <w:rPr>
           <w:rFonts w:ascii="Times New Roman" w:hAnsi="Times New Roman" w:cs="Times New Roman"/>
           <w:i/>
           <w:iCs/>
-          <w:lang w:val="pt-BR"/>
-        </w:rPr>
-        <w:t>Engl</w:t>
-      </w:r>
-      <w:proofErr w:type="spellEnd"/>
+        </w:rPr>
+        <w:t>N Engl J Med</w:t>
+      </w:r>
+      <w:r>
+        <w:rPr>
+          <w:rFonts w:ascii="Times New Roman" w:hAnsi="Times New Roman" w:cs="Times New Roman"/>
+        </w:rPr>
+        <w:t>. 2018;379(21):2040-2051. doi:10.1056/NEJMoa1810865</w:t>
+      </w:r>
+    </w:p>
+    <w:p>
+      <w:pPr>
+        <w:pStyle w:val="Bibliography"/>
+        <w:rPr>
+          <w:rFonts w:ascii="Times New Roman" w:hAnsi="Times New Roman" w:cs="Times New Roman"/>
+        </w:rPr>
+      </w:pPr>
+      <w:r>
+        <w:rPr>
+          <w:rFonts w:ascii="Times New Roman" w:hAnsi="Times New Roman" w:cs="Times New Roman"/>
+        </w:rPr>
+        <w:t>11.</w:t>
+      </w:r>
+      <w:r>
+        <w:rPr>
+          <w:rFonts w:ascii="Times New Roman" w:hAnsi="Times New Roman" w:cs="Times New Roman"/>
+        </w:rPr>
+        <w:tab/>
+        <w:t xml:space="preserve">Hellmann MD, Paz-Ares L, Bernabe Caro R, et al. Nivolumab plus Ipilimumab in Advanced Non-Small-Cell Lung Cancer. </w:t>
+      </w:r>
       <w:r>
         <w:rPr>
           <w:rFonts w:ascii="Times New Roman" w:hAnsi="Times New Roman" w:cs="Times New Roman"/>
           <w:i/>
           <w:iCs/>
-          <w:lang w:val="pt-BR"/>
-        </w:rPr>
-        <w:t xml:space="preserve"> J Med</w:t>
-      </w:r>
-      <w:r>
-        <w:rPr>
-          <w:rFonts w:ascii="Times New Roman" w:hAnsi="Times New Roman" w:cs="Times New Roman"/>
-          <w:lang w:val="pt-BR"/>
-        </w:rPr>
-        <w:t>. 2018;378(22):2078-2092. doi:10.1056/NEJMoa1801005</w:t>
+        </w:rPr>
+        <w:t>N Engl J Med</w:t>
+      </w:r>
+      <w:r>
+        <w:rPr>
+          <w:rFonts w:ascii="Times New Roman" w:hAnsi="Times New Roman" w:cs="Times New Roman"/>
+        </w:rPr>
+        <w:t>. 2019;381(21):2020-2031. doi:10.1056/NEJMoa1910231</w:t>
       </w:r>
     </w:p>
     <w:p>
@@ -12360,23 +13579,15 @@
       <w:r>
         <w:rPr>
           <w:rFonts w:ascii="Times New Roman" w:hAnsi="Times New Roman" w:cs="Times New Roman"/>
-          <w:lang w:val="pt-BR"/>
-        </w:rPr>
-        <w:t>10.</w:t>
-      </w:r>
-      <w:r>
-        <w:rPr>
-          <w:rFonts w:ascii="Times New Roman" w:hAnsi="Times New Roman" w:cs="Times New Roman"/>
-          <w:lang w:val="pt-BR"/>
+        </w:rPr>
+        <w:t>12.</w:t>
+      </w:r>
+      <w:r>
+        <w:rPr>
+          <w:rFonts w:ascii="Times New Roman" w:hAnsi="Times New Roman" w:cs="Times New Roman"/>
         </w:rPr>
         <w:tab/>
-        <w:t xml:space="preserve">Paz-Ares L, Luft A, Vicente D, et al. </w:t>
-      </w:r>
-      <w:r>
-        <w:rPr>
-          <w:rFonts w:ascii="Times New Roman" w:hAnsi="Times New Roman" w:cs="Times New Roman"/>
-        </w:rPr>
-        <w:t xml:space="preserve">Pembrolizumab plus Chemotherapy for Squamous Non–Small-Cell Lung Cancer. </w:t>
+        <w:t xml:space="preserve">Brahmer J, Reckamp KL, Baas P, et al. Nivolumab versus Docetaxel in Advanced Squamous-Cell Non-Small-Cell Lung Cancer. </w:t>
       </w:r>
       <w:r>
         <w:rPr>
@@ -12384,31 +13595,83 @@
           <w:i/>
           <w:iCs/>
         </w:rPr>
-        <w:t xml:space="preserve">N </w:t>
-      </w:r>
-      <w:proofErr w:type="spellStart"/>
+        <w:t>N Engl J Med</w:t>
+      </w:r>
+      <w:r>
+        <w:rPr>
+          <w:rFonts w:ascii="Times New Roman" w:hAnsi="Times New Roman" w:cs="Times New Roman"/>
+        </w:rPr>
+        <w:t>. 2015;373(2):123-135. doi:10.1056/NEJMoa1504627</w:t>
+      </w:r>
+    </w:p>
+    <w:p>
+      <w:pPr>
+        <w:pStyle w:val="Bibliography"/>
+        <w:rPr>
+          <w:rFonts w:ascii="Times New Roman" w:hAnsi="Times New Roman" w:cs="Times New Roman"/>
+        </w:rPr>
+      </w:pPr>
+      <w:r>
+        <w:rPr>
+          <w:rFonts w:ascii="Times New Roman" w:hAnsi="Times New Roman" w:cs="Times New Roman"/>
+        </w:rPr>
+        <w:t>13.</w:t>
+      </w:r>
+      <w:r>
+        <w:rPr>
+          <w:rFonts w:ascii="Times New Roman" w:hAnsi="Times New Roman" w:cs="Times New Roman"/>
+        </w:rPr>
+        <w:tab/>
+        <w:t xml:space="preserve">Seymour L, Bogaerts J, Perrone A, et al. iRECIST: guidelines for response criteria for use in trials testing immunotherapeutics. </w:t>
+      </w:r>
       <w:r>
         <w:rPr>
           <w:rFonts w:ascii="Times New Roman" w:hAnsi="Times New Roman" w:cs="Times New Roman"/>
           <w:i/>
           <w:iCs/>
         </w:rPr>
-        <w:t>Engl</w:t>
-      </w:r>
-      <w:proofErr w:type="spellEnd"/>
+        <w:t>Lancet Oncol</w:t>
+      </w:r>
+      <w:r>
+        <w:rPr>
+          <w:rFonts w:ascii="Times New Roman" w:hAnsi="Times New Roman" w:cs="Times New Roman"/>
+        </w:rPr>
+        <w:t>. 2017;18(3):e143-e152. doi:10.1016/S1470-2045(17)30074-8</w:t>
+      </w:r>
+    </w:p>
+    <w:p>
+      <w:pPr>
+        <w:pStyle w:val="Bibliography"/>
+        <w:rPr>
+          <w:rFonts w:ascii="Times New Roman" w:hAnsi="Times New Roman" w:cs="Times New Roman"/>
+        </w:rPr>
+      </w:pPr>
+      <w:r>
+        <w:rPr>
+          <w:rFonts w:ascii="Times New Roman" w:hAnsi="Times New Roman" w:cs="Times New Roman"/>
+        </w:rPr>
+        <w:t>14.</w:t>
+      </w:r>
+      <w:r>
+        <w:rPr>
+          <w:rFonts w:ascii="Times New Roman" w:hAnsi="Times New Roman" w:cs="Times New Roman"/>
+        </w:rPr>
+        <w:tab/>
+        <w:t xml:space="preserve">Gould MK, Huang BZ, Tammemagi MC, Kinar Y, Shiff R. Machine Learning for Early Lung Cancer Identification Using Routine Clinical and Laboratory Data. </w:t>
+      </w:r>
       <w:r>
         <w:rPr>
           <w:rFonts w:ascii="Times New Roman" w:hAnsi="Times New Roman" w:cs="Times New Roman"/>
           <w:i/>
           <w:iCs/>
         </w:rPr>
-        <w:t xml:space="preserve"> J Med</w:t>
-      </w:r>
-      <w:r>
-        <w:rPr>
-          <w:rFonts w:ascii="Times New Roman" w:hAnsi="Times New Roman" w:cs="Times New Roman"/>
-        </w:rPr>
-        <w:t>. 2018;379(21):2040-2051. doi:10.1056/NEJMoa1810865</w:t>
+        <w:t>Am J Respir Crit Care Med</w:t>
+      </w:r>
+      <w:r>
+        <w:rPr>
+          <w:rFonts w:ascii="Times New Roman" w:hAnsi="Times New Roman" w:cs="Times New Roman"/>
+        </w:rPr>
+        <w:t>. 2021;204(4):445-453. doi:10.1164/rccm.202007-2791OC</w:t>
       </w:r>
     </w:p>
     <w:p>
@@ -12422,14 +13685,14 @@
         <w:rPr>
           <w:rFonts w:ascii="Times New Roman" w:hAnsi="Times New Roman" w:cs="Times New Roman"/>
         </w:rPr>
-        <w:t>11.</w:t>
+        <w:t>15.</w:t>
       </w:r>
       <w:r>
         <w:rPr>
           <w:rFonts w:ascii="Times New Roman" w:hAnsi="Times New Roman" w:cs="Times New Roman"/>
         </w:rPr>
         <w:tab/>
-        <w:t xml:space="preserve">Hellmann MD, Paz-Ares L, Bernabe Caro R, et al. Nivolumab plus Ipilimumab in Advanced Non-Small-Cell Lung Cancer. </w:t>
+        <w:t xml:space="preserve">Liu D, Wang X, Li L, et al. Machine Learning-Based Model for the Prognosis of Postoperative Gastric Cancer. </w:t>
       </w:r>
       <w:r>
         <w:rPr>
@@ -12437,31 +13700,83 @@
           <w:i/>
           <w:iCs/>
         </w:rPr>
-        <w:t xml:space="preserve">N </w:t>
-      </w:r>
-      <w:proofErr w:type="spellStart"/>
+        <w:t>Cancer Manag Res</w:t>
+      </w:r>
+      <w:r>
+        <w:rPr>
+          <w:rFonts w:ascii="Times New Roman" w:hAnsi="Times New Roman" w:cs="Times New Roman"/>
+        </w:rPr>
+        <w:t>. 2022;14:135-155. doi:10.2147/CMAR.S342352</w:t>
+      </w:r>
+    </w:p>
+    <w:p>
+      <w:pPr>
+        <w:pStyle w:val="Bibliography"/>
+        <w:rPr>
+          <w:rFonts w:ascii="Times New Roman" w:hAnsi="Times New Roman" w:cs="Times New Roman"/>
+        </w:rPr>
+      </w:pPr>
+      <w:r>
+        <w:rPr>
+          <w:rFonts w:ascii="Times New Roman" w:hAnsi="Times New Roman" w:cs="Times New Roman"/>
+        </w:rPr>
+        <w:t>16.</w:t>
+      </w:r>
+      <w:r>
+        <w:rPr>
+          <w:rFonts w:ascii="Times New Roman" w:hAnsi="Times New Roman" w:cs="Times New Roman"/>
+        </w:rPr>
+        <w:tab/>
+        <w:t xml:space="preserve">Nartowt BJ, Hart GR, Muhammad W, Liang Y, Stark GF, Deng J. Robust Machine Learning for Colorectal Cancer Risk Prediction and Stratification. </w:t>
+      </w:r>
       <w:r>
         <w:rPr>
           <w:rFonts w:ascii="Times New Roman" w:hAnsi="Times New Roman" w:cs="Times New Roman"/>
           <w:i/>
           <w:iCs/>
         </w:rPr>
-        <w:t>Engl</w:t>
-      </w:r>
-      <w:proofErr w:type="spellEnd"/>
+        <w:t>Front Big Data</w:t>
+      </w:r>
+      <w:r>
+        <w:rPr>
+          <w:rFonts w:ascii="Times New Roman" w:hAnsi="Times New Roman" w:cs="Times New Roman"/>
+        </w:rPr>
+        <w:t>. 2020;3:6. doi:10.3389/fdata.2020.00006</w:t>
+      </w:r>
+    </w:p>
+    <w:p>
+      <w:pPr>
+        <w:pStyle w:val="Bibliography"/>
+        <w:rPr>
+          <w:rFonts w:ascii="Times New Roman" w:hAnsi="Times New Roman" w:cs="Times New Roman"/>
+        </w:rPr>
+      </w:pPr>
+      <w:r>
+        <w:rPr>
+          <w:rFonts w:ascii="Times New Roman" w:hAnsi="Times New Roman" w:cs="Times New Roman"/>
+        </w:rPr>
+        <w:t>17.</w:t>
+      </w:r>
+      <w:r>
+        <w:rPr>
+          <w:rFonts w:ascii="Times New Roman" w:hAnsi="Times New Roman" w:cs="Times New Roman"/>
+        </w:rPr>
+        <w:tab/>
+        <w:t xml:space="preserve">Stark GF, Hart GR, Nartowt BJ, Deng J. Predicting breast cancer risk using personal health data and machine learning models. </w:t>
+      </w:r>
       <w:r>
         <w:rPr>
           <w:rFonts w:ascii="Times New Roman" w:hAnsi="Times New Roman" w:cs="Times New Roman"/>
           <w:i/>
           <w:iCs/>
         </w:rPr>
-        <w:t xml:space="preserve"> J Med</w:t>
-      </w:r>
-      <w:r>
-        <w:rPr>
-          <w:rFonts w:ascii="Times New Roman" w:hAnsi="Times New Roman" w:cs="Times New Roman"/>
-        </w:rPr>
-        <w:t>. 2019;381(21):2020-2031. doi:10.1056/NEJMoa1910231</w:t>
+        <w:t>PloS One</w:t>
+      </w:r>
+      <w:r>
+        <w:rPr>
+          <w:rFonts w:ascii="Times New Roman" w:hAnsi="Times New Roman" w:cs="Times New Roman"/>
+        </w:rPr>
+        <w:t>. 2019;14(12):e0226765. doi:10.1371/journal.pone.0226765</w:t>
       </w:r>
     </w:p>
     <w:p>
@@ -12475,41 +13790,14 @@
         <w:rPr>
           <w:rFonts w:ascii="Times New Roman" w:hAnsi="Times New Roman" w:cs="Times New Roman"/>
         </w:rPr>
-        <w:t>12.</w:t>
+        <w:t>18.</w:t>
       </w:r>
       <w:r>
         <w:rPr>
           <w:rFonts w:ascii="Times New Roman" w:hAnsi="Times New Roman" w:cs="Times New Roman"/>
         </w:rPr>
         <w:tab/>
-      </w:r>
-      <w:proofErr w:type="spellStart"/>
-      <w:r>
-        <w:rPr>
-          <w:rFonts w:ascii="Times New Roman" w:hAnsi="Times New Roman" w:cs="Times New Roman"/>
-        </w:rPr>
-        <w:t>Brahmer</w:t>
-      </w:r>
-      <w:proofErr w:type="spellEnd"/>
-      <w:r>
-        <w:rPr>
-          <w:rFonts w:ascii="Times New Roman" w:hAnsi="Times New Roman" w:cs="Times New Roman"/>
-        </w:rPr>
-        <w:t xml:space="preserve"> J, </w:t>
-      </w:r>
-      <w:proofErr w:type="spellStart"/>
-      <w:r>
-        <w:rPr>
-          <w:rFonts w:ascii="Times New Roman" w:hAnsi="Times New Roman" w:cs="Times New Roman"/>
-        </w:rPr>
-        <w:t>Reckamp</w:t>
-      </w:r>
-      <w:proofErr w:type="spellEnd"/>
-      <w:r>
-        <w:rPr>
-          <w:rFonts w:ascii="Times New Roman" w:hAnsi="Times New Roman" w:cs="Times New Roman"/>
-        </w:rPr>
-        <w:t xml:space="preserve"> KL, Baas P, et al. Nivolumab versus Docetaxel in Advanced Squamous-Cell Non-Small-Cell Lung Cancer. </w:t>
+        <w:t xml:space="preserve">Xie J, Luo X, Deng X, et al. Advances in artificial intelligence to predict cancer immunotherapy efficacy. </w:t>
       </w:r>
       <w:r>
         <w:rPr>
@@ -12517,31 +13805,104 @@
           <w:i/>
           <w:iCs/>
         </w:rPr>
-        <w:t xml:space="preserve">N </w:t>
-      </w:r>
-      <w:proofErr w:type="spellStart"/>
+        <w:t>Front Immunol</w:t>
+      </w:r>
+      <w:r>
+        <w:rPr>
+          <w:rFonts w:ascii="Times New Roman" w:hAnsi="Times New Roman" w:cs="Times New Roman"/>
+        </w:rPr>
+        <w:t>. 2022;13:1076883. doi:10.3389/fimmu.2022.1076883</w:t>
+      </w:r>
+    </w:p>
+    <w:p>
+      <w:pPr>
+        <w:pStyle w:val="Bibliography"/>
+        <w:rPr>
+          <w:rFonts w:ascii="Times New Roman" w:hAnsi="Times New Roman" w:cs="Times New Roman"/>
+        </w:rPr>
+      </w:pPr>
+      <w:r>
+        <w:rPr>
+          <w:rFonts w:ascii="Times New Roman" w:hAnsi="Times New Roman" w:cs="Times New Roman"/>
+        </w:rPr>
+        <w:t>19.</w:t>
+      </w:r>
+      <w:r>
+        <w:rPr>
+          <w:rFonts w:ascii="Times New Roman" w:hAnsi="Times New Roman" w:cs="Times New Roman"/>
+        </w:rPr>
+        <w:tab/>
+        <w:t xml:space="preserve">Rakaee M, Adib E, Ricciuti B, et al. Association of Machine Learning-Based Assessment of Tumor-Infiltrating Lymphocytes on Standard Histologic Images With Outcomes of Immunotherapy in Patients With NSCLC. </w:t>
+      </w:r>
       <w:r>
         <w:rPr>
           <w:rFonts w:ascii="Times New Roman" w:hAnsi="Times New Roman" w:cs="Times New Roman"/>
           <w:i/>
           <w:iCs/>
         </w:rPr>
-        <w:t>Engl</w:t>
-      </w:r>
-      <w:proofErr w:type="spellEnd"/>
+        <w:t>JAMA Oncol</w:t>
+      </w:r>
+      <w:r>
+        <w:rPr>
+          <w:rFonts w:ascii="Times New Roman" w:hAnsi="Times New Roman" w:cs="Times New Roman"/>
+        </w:rPr>
+        <w:t>. 2023;9(1):51-60. doi:10.1001/jamaoncol.2022.4933</w:t>
+      </w:r>
+    </w:p>
+    <w:p>
+      <w:pPr>
+        <w:pStyle w:val="Bibliography"/>
+        <w:rPr>
+          <w:rFonts w:ascii="Times New Roman" w:hAnsi="Times New Roman" w:cs="Times New Roman"/>
+        </w:rPr>
+      </w:pPr>
+      <w:r>
+        <w:rPr>
+          <w:rFonts w:ascii="Times New Roman" w:hAnsi="Times New Roman" w:cs="Times New Roman"/>
+        </w:rPr>
+        <w:t>20.</w:t>
+      </w:r>
+      <w:r>
+        <w:rPr>
+          <w:rFonts w:ascii="Times New Roman" w:hAnsi="Times New Roman" w:cs="Times New Roman"/>
+        </w:rPr>
+        <w:tab/>
+        <w:t>Real-World Evidence Solutions | RWE Company | Flatiron Health. Accessed March 22, 2024. https://flatiron.com/real-world-evidence</w:t>
+      </w:r>
+    </w:p>
+    <w:p>
+      <w:pPr>
+        <w:pStyle w:val="Bibliography"/>
+        <w:rPr>
+          <w:rFonts w:ascii="Times New Roman" w:hAnsi="Times New Roman" w:cs="Times New Roman"/>
+        </w:rPr>
+      </w:pPr>
+      <w:r>
+        <w:rPr>
+          <w:rFonts w:ascii="Times New Roman" w:hAnsi="Times New Roman" w:cs="Times New Roman"/>
+        </w:rPr>
+        <w:t>21.</w:t>
+      </w:r>
+      <w:r>
+        <w:rPr>
+          <w:rFonts w:ascii="Times New Roman" w:hAnsi="Times New Roman" w:cs="Times New Roman"/>
+        </w:rPr>
+        <w:tab/>
+        <w:t xml:space="preserve">Oken MM, Creech RH, Tormey DC, et al. Toxicity and response criteria of the Eastern Cooperative Oncology Group. </w:t>
+      </w:r>
       <w:r>
         <w:rPr>
           <w:rFonts w:ascii="Times New Roman" w:hAnsi="Times New Roman" w:cs="Times New Roman"/>
           <w:i/>
           <w:iCs/>
         </w:rPr>
-        <w:t xml:space="preserve"> J Med</w:t>
-      </w:r>
-      <w:r>
-        <w:rPr>
-          <w:rFonts w:ascii="Times New Roman" w:hAnsi="Times New Roman" w:cs="Times New Roman"/>
-        </w:rPr>
-        <w:t>. 2015;373(2):123-135. doi:10.1056/NEJMoa1504627</w:t>
+        <w:t>Am J Clin Oncol</w:t>
+      </w:r>
+      <w:r>
+        <w:rPr>
+          <w:rFonts w:ascii="Times New Roman" w:hAnsi="Times New Roman" w:cs="Times New Roman"/>
+        </w:rPr>
+        <w:t>. 1982;5(6):649-655.</w:t>
       </w:r>
     </w:p>
     <w:p>
@@ -12555,42 +13916,15 @@
         <w:rPr>
           <w:rFonts w:ascii="Times New Roman" w:hAnsi="Times New Roman" w:cs="Times New Roman"/>
         </w:rPr>
-        <w:t>13.</w:t>
+        <w:lastRenderedPageBreak/>
+        <w:t>22.</w:t>
       </w:r>
       <w:r>
         <w:rPr>
           <w:rFonts w:ascii="Times New Roman" w:hAnsi="Times New Roman" w:cs="Times New Roman"/>
         </w:rPr>
         <w:tab/>
-        <w:t xml:space="preserve">Seymour L, Bogaerts J, Perrone A, et al. </w:t>
-      </w:r>
-      <w:proofErr w:type="spellStart"/>
-      <w:r>
-        <w:rPr>
-          <w:rFonts w:ascii="Times New Roman" w:hAnsi="Times New Roman" w:cs="Times New Roman"/>
-        </w:rPr>
-        <w:t>iRECIST</w:t>
-      </w:r>
-      <w:proofErr w:type="spellEnd"/>
-      <w:r>
-        <w:rPr>
-          <w:rFonts w:ascii="Times New Roman" w:hAnsi="Times New Roman" w:cs="Times New Roman"/>
-        </w:rPr>
-        <w:t xml:space="preserve">: guidelines for response criteria for use in trials testing </w:t>
-      </w:r>
-      <w:proofErr w:type="spellStart"/>
-      <w:r>
-        <w:rPr>
-          <w:rFonts w:ascii="Times New Roman" w:hAnsi="Times New Roman" w:cs="Times New Roman"/>
-        </w:rPr>
-        <w:t>immunotherapeutics</w:t>
-      </w:r>
-      <w:proofErr w:type="spellEnd"/>
-      <w:r>
-        <w:rPr>
-          <w:rFonts w:ascii="Times New Roman" w:hAnsi="Times New Roman" w:cs="Times New Roman"/>
-        </w:rPr>
-        <w:t xml:space="preserve">. </w:t>
+        <w:t xml:space="preserve">Youden WJ. Index for rating diagnostic tests. </w:t>
       </w:r>
       <w:r>
         <w:rPr>
@@ -12598,27 +13932,13 @@
           <w:i/>
           <w:iCs/>
         </w:rPr>
-        <w:t>Lancet Oncol</w:t>
-      </w:r>
-      <w:r>
-        <w:rPr>
-          <w:rFonts w:ascii="Times New Roman" w:hAnsi="Times New Roman" w:cs="Times New Roman"/>
-        </w:rPr>
-        <w:t>. 2017;18(3</w:t>
-      </w:r>
-      <w:proofErr w:type="gramStart"/>
-      <w:r>
-        <w:rPr>
-          <w:rFonts w:ascii="Times New Roman" w:hAnsi="Times New Roman" w:cs="Times New Roman"/>
-        </w:rPr>
-        <w:t>):e</w:t>
-      </w:r>
-      <w:proofErr w:type="gramEnd"/>
-      <w:r>
-        <w:rPr>
-          <w:rFonts w:ascii="Times New Roman" w:hAnsi="Times New Roman" w:cs="Times New Roman"/>
-        </w:rPr>
-        <w:t>143-e152. doi:10.1016/S1470-2045(17)30074-8</w:t>
+        <w:t>Cancer</w:t>
+      </w:r>
+      <w:r>
+        <w:rPr>
+          <w:rFonts w:ascii="Times New Roman" w:hAnsi="Times New Roman" w:cs="Times New Roman"/>
+        </w:rPr>
+        <w:t>. 1950;3(1):32-35. doi:10.1002/1097-0142(1950)3:1&lt;32::aid-cncr2820030106&gt;3.0.co;2-3</w:t>
       </w:r>
     </w:p>
     <w:p>
@@ -12632,56 +13952,14 @@
         <w:rPr>
           <w:rFonts w:ascii="Times New Roman" w:hAnsi="Times New Roman" w:cs="Times New Roman"/>
         </w:rPr>
-        <w:t>14.</w:t>
+        <w:t>23.</w:t>
       </w:r>
       <w:r>
         <w:rPr>
           <w:rFonts w:ascii="Times New Roman" w:hAnsi="Times New Roman" w:cs="Times New Roman"/>
         </w:rPr>
         <w:tab/>
-        <w:t xml:space="preserve">Gould MK, Huang BZ, </w:t>
-      </w:r>
-      <w:proofErr w:type="spellStart"/>
-      <w:r>
-        <w:rPr>
-          <w:rFonts w:ascii="Times New Roman" w:hAnsi="Times New Roman" w:cs="Times New Roman"/>
-        </w:rPr>
-        <w:t>Tammemagi</w:t>
-      </w:r>
-      <w:proofErr w:type="spellEnd"/>
-      <w:r>
-        <w:rPr>
-          <w:rFonts w:ascii="Times New Roman" w:hAnsi="Times New Roman" w:cs="Times New Roman"/>
-        </w:rPr>
-        <w:t xml:space="preserve"> MC, </w:t>
-      </w:r>
-      <w:proofErr w:type="spellStart"/>
-      <w:r>
-        <w:rPr>
-          <w:rFonts w:ascii="Times New Roman" w:hAnsi="Times New Roman" w:cs="Times New Roman"/>
-        </w:rPr>
-        <w:t>Kinar</w:t>
-      </w:r>
-      <w:proofErr w:type="spellEnd"/>
-      <w:r>
-        <w:rPr>
-          <w:rFonts w:ascii="Times New Roman" w:hAnsi="Times New Roman" w:cs="Times New Roman"/>
-        </w:rPr>
-        <w:t xml:space="preserve"> Y, </w:t>
-      </w:r>
-      <w:proofErr w:type="spellStart"/>
-      <w:r>
-        <w:rPr>
-          <w:rFonts w:ascii="Times New Roman" w:hAnsi="Times New Roman" w:cs="Times New Roman"/>
-        </w:rPr>
-        <w:t>Shiff</w:t>
-      </w:r>
-      <w:proofErr w:type="spellEnd"/>
-      <w:r>
-        <w:rPr>
-          <w:rFonts w:ascii="Times New Roman" w:hAnsi="Times New Roman" w:cs="Times New Roman"/>
-        </w:rPr>
-        <w:t xml:space="preserve"> R. Machine Learning for Early Lung Cancer Identification Using Routine Clinical and Laboratory Data. </w:t>
+        <w:t xml:space="preserve">Ruopp MD, Perkins NJ, Whitcomb BW, Schisterman EF. Youden Index and Optimal Cut-Point Estimated from Observations Affected by a Lower Limit of Detection. </w:t>
       </w:r>
       <w:r>
         <w:rPr>
@@ -12689,598 +13967,7 @@
           <w:i/>
           <w:iCs/>
         </w:rPr>
-        <w:t>Am J Respir Crit Care Med</w:t>
-      </w:r>
-      <w:r>
-        <w:rPr>
-          <w:rFonts w:ascii="Times New Roman" w:hAnsi="Times New Roman" w:cs="Times New Roman"/>
-        </w:rPr>
-        <w:t>. 2021;204(4):445-453. doi:10.1164/rccm.202007-2791OC</w:t>
-      </w:r>
-    </w:p>
-    <w:p>
-      <w:pPr>
-        <w:pStyle w:val="Bibliography"/>
-        <w:rPr>
-          <w:rFonts w:ascii="Times New Roman" w:hAnsi="Times New Roman" w:cs="Times New Roman"/>
-        </w:rPr>
-      </w:pPr>
-      <w:r>
-        <w:rPr>
-          <w:rFonts w:ascii="Times New Roman" w:hAnsi="Times New Roman" w:cs="Times New Roman"/>
-        </w:rPr>
-        <w:t>15.</w:t>
-      </w:r>
-      <w:r>
-        <w:rPr>
-          <w:rFonts w:ascii="Times New Roman" w:hAnsi="Times New Roman" w:cs="Times New Roman"/>
-        </w:rPr>
-        <w:tab/>
-        <w:t xml:space="preserve">Liu D, Wang X, Li L, et al. Machine Learning-Based Model for the Prognosis of Postoperative Gastric Cancer. </w:t>
-      </w:r>
-      <w:r>
-        <w:rPr>
-          <w:rFonts w:ascii="Times New Roman" w:hAnsi="Times New Roman" w:cs="Times New Roman"/>
-          <w:i/>
-          <w:iCs/>
-        </w:rPr>
-        <w:t xml:space="preserve">Cancer </w:t>
-      </w:r>
-      <w:proofErr w:type="spellStart"/>
-      <w:r>
-        <w:rPr>
-          <w:rFonts w:ascii="Times New Roman" w:hAnsi="Times New Roman" w:cs="Times New Roman"/>
-          <w:i/>
-          <w:iCs/>
-        </w:rPr>
-        <w:t>Manag</w:t>
-      </w:r>
-      <w:proofErr w:type="spellEnd"/>
-      <w:r>
-        <w:rPr>
-          <w:rFonts w:ascii="Times New Roman" w:hAnsi="Times New Roman" w:cs="Times New Roman"/>
-          <w:i/>
-          <w:iCs/>
-        </w:rPr>
-        <w:t xml:space="preserve"> Res</w:t>
-      </w:r>
-      <w:r>
-        <w:rPr>
-          <w:rFonts w:ascii="Times New Roman" w:hAnsi="Times New Roman" w:cs="Times New Roman"/>
-        </w:rPr>
-        <w:t xml:space="preserve">. </w:t>
-      </w:r>
-      <w:proofErr w:type="gramStart"/>
-      <w:r>
-        <w:rPr>
-          <w:rFonts w:ascii="Times New Roman" w:hAnsi="Times New Roman" w:cs="Times New Roman"/>
-        </w:rPr>
-        <w:t>2022;14:135</w:t>
-      </w:r>
-      <w:proofErr w:type="gramEnd"/>
-      <w:r>
-        <w:rPr>
-          <w:rFonts w:ascii="Times New Roman" w:hAnsi="Times New Roman" w:cs="Times New Roman"/>
-        </w:rPr>
-        <w:t>-155. doi:10.2147/CMAR.S342352</w:t>
-      </w:r>
-    </w:p>
-    <w:p>
-      <w:pPr>
-        <w:pStyle w:val="Bibliography"/>
-        <w:rPr>
-          <w:rFonts w:ascii="Times New Roman" w:hAnsi="Times New Roman" w:cs="Times New Roman"/>
-        </w:rPr>
-      </w:pPr>
-      <w:r>
-        <w:rPr>
-          <w:rFonts w:ascii="Times New Roman" w:hAnsi="Times New Roman" w:cs="Times New Roman"/>
-        </w:rPr>
-        <w:t>16.</w:t>
-      </w:r>
-      <w:r>
-        <w:rPr>
-          <w:rFonts w:ascii="Times New Roman" w:hAnsi="Times New Roman" w:cs="Times New Roman"/>
-        </w:rPr>
-        <w:tab/>
-      </w:r>
-      <w:proofErr w:type="spellStart"/>
-      <w:r>
-        <w:rPr>
-          <w:rFonts w:ascii="Times New Roman" w:hAnsi="Times New Roman" w:cs="Times New Roman"/>
-        </w:rPr>
-        <w:t>Nartowt</w:t>
-      </w:r>
-      <w:proofErr w:type="spellEnd"/>
-      <w:r>
-        <w:rPr>
-          <w:rFonts w:ascii="Times New Roman" w:hAnsi="Times New Roman" w:cs="Times New Roman"/>
-        </w:rPr>
-        <w:t xml:space="preserve"> BJ, Hart GR, Muhammad W, Liang Y, Stark GF, Deng J. Robust Machine Learning for Colorectal Cancer Risk Prediction and Stratification. </w:t>
-      </w:r>
-      <w:r>
-        <w:rPr>
-          <w:rFonts w:ascii="Times New Roman" w:hAnsi="Times New Roman" w:cs="Times New Roman"/>
-          <w:i/>
-          <w:iCs/>
-        </w:rPr>
-        <w:t>Front Big Data</w:t>
-      </w:r>
-      <w:r>
-        <w:rPr>
-          <w:rFonts w:ascii="Times New Roman" w:hAnsi="Times New Roman" w:cs="Times New Roman"/>
-        </w:rPr>
-        <w:t xml:space="preserve">. </w:t>
-      </w:r>
-      <w:proofErr w:type="gramStart"/>
-      <w:r>
-        <w:rPr>
-          <w:rFonts w:ascii="Times New Roman" w:hAnsi="Times New Roman" w:cs="Times New Roman"/>
-        </w:rPr>
-        <w:t>2020;3:6</w:t>
-      </w:r>
-      <w:proofErr w:type="gramEnd"/>
-      <w:r>
-        <w:rPr>
-          <w:rFonts w:ascii="Times New Roman" w:hAnsi="Times New Roman" w:cs="Times New Roman"/>
-        </w:rPr>
-        <w:t>. doi:10.3389/fdata.2020.00006</w:t>
-      </w:r>
-    </w:p>
-    <w:p>
-      <w:pPr>
-        <w:pStyle w:val="Bibliography"/>
-        <w:rPr>
-          <w:rFonts w:ascii="Times New Roman" w:hAnsi="Times New Roman" w:cs="Times New Roman"/>
-        </w:rPr>
-      </w:pPr>
-      <w:r>
-        <w:rPr>
-          <w:rFonts w:ascii="Times New Roman" w:hAnsi="Times New Roman" w:cs="Times New Roman"/>
-        </w:rPr>
-        <w:t>17.</w:t>
-      </w:r>
-      <w:r>
-        <w:rPr>
-          <w:rFonts w:ascii="Times New Roman" w:hAnsi="Times New Roman" w:cs="Times New Roman"/>
-        </w:rPr>
-        <w:tab/>
-        <w:t xml:space="preserve">Stark GF, Hart GR, </w:t>
-      </w:r>
-      <w:proofErr w:type="spellStart"/>
-      <w:r>
-        <w:rPr>
-          <w:rFonts w:ascii="Times New Roman" w:hAnsi="Times New Roman" w:cs="Times New Roman"/>
-        </w:rPr>
-        <w:t>Nartowt</w:t>
-      </w:r>
-      <w:proofErr w:type="spellEnd"/>
-      <w:r>
-        <w:rPr>
-          <w:rFonts w:ascii="Times New Roman" w:hAnsi="Times New Roman" w:cs="Times New Roman"/>
-        </w:rPr>
-        <w:t xml:space="preserve"> BJ, Deng J. Predicting breast cancer risk using personal health data and machine learning models. </w:t>
-      </w:r>
-      <w:proofErr w:type="spellStart"/>
-      <w:r>
-        <w:rPr>
-          <w:rFonts w:ascii="Times New Roman" w:hAnsi="Times New Roman" w:cs="Times New Roman"/>
-          <w:i/>
-          <w:iCs/>
-        </w:rPr>
-        <w:t>PloS</w:t>
-      </w:r>
-      <w:proofErr w:type="spellEnd"/>
-      <w:r>
-        <w:rPr>
-          <w:rFonts w:ascii="Times New Roman" w:hAnsi="Times New Roman" w:cs="Times New Roman"/>
-          <w:i/>
-          <w:iCs/>
-        </w:rPr>
-        <w:t xml:space="preserve"> One</w:t>
-      </w:r>
-      <w:r>
-        <w:rPr>
-          <w:rFonts w:ascii="Times New Roman" w:hAnsi="Times New Roman" w:cs="Times New Roman"/>
-        </w:rPr>
-        <w:t>. 2019;14(12</w:t>
-      </w:r>
-      <w:proofErr w:type="gramStart"/>
-      <w:r>
-        <w:rPr>
-          <w:rFonts w:ascii="Times New Roman" w:hAnsi="Times New Roman" w:cs="Times New Roman"/>
-        </w:rPr>
-        <w:t>):e</w:t>
-      </w:r>
-      <w:proofErr w:type="gramEnd"/>
-      <w:r>
-        <w:rPr>
-          <w:rFonts w:ascii="Times New Roman" w:hAnsi="Times New Roman" w:cs="Times New Roman"/>
-        </w:rPr>
-        <w:t xml:space="preserve">0226765. </w:t>
-      </w:r>
-      <w:proofErr w:type="gramStart"/>
-      <w:r>
-        <w:rPr>
-          <w:rFonts w:ascii="Times New Roman" w:hAnsi="Times New Roman" w:cs="Times New Roman"/>
-        </w:rPr>
-        <w:t>doi:10.1371/journal.pone</w:t>
-      </w:r>
-      <w:proofErr w:type="gramEnd"/>
-      <w:r>
-        <w:rPr>
-          <w:rFonts w:ascii="Times New Roman" w:hAnsi="Times New Roman" w:cs="Times New Roman"/>
-        </w:rPr>
-        <w:t>.0226765</w:t>
-      </w:r>
-    </w:p>
-    <w:p>
-      <w:pPr>
-        <w:pStyle w:val="Bibliography"/>
-        <w:rPr>
-          <w:rFonts w:ascii="Times New Roman" w:hAnsi="Times New Roman" w:cs="Times New Roman"/>
-        </w:rPr>
-      </w:pPr>
-      <w:r>
-        <w:rPr>
-          <w:rFonts w:ascii="Times New Roman" w:hAnsi="Times New Roman" w:cs="Times New Roman"/>
-        </w:rPr>
-        <w:t>18.</w:t>
-      </w:r>
-      <w:r>
-        <w:rPr>
-          <w:rFonts w:ascii="Times New Roman" w:hAnsi="Times New Roman" w:cs="Times New Roman"/>
-        </w:rPr>
-        <w:tab/>
-      </w:r>
-      <w:proofErr w:type="spellStart"/>
-      <w:r>
-        <w:rPr>
-          <w:rFonts w:ascii="Times New Roman" w:hAnsi="Times New Roman" w:cs="Times New Roman"/>
-        </w:rPr>
-        <w:t>Xie</w:t>
-      </w:r>
-      <w:proofErr w:type="spellEnd"/>
-      <w:r>
-        <w:rPr>
-          <w:rFonts w:ascii="Times New Roman" w:hAnsi="Times New Roman" w:cs="Times New Roman"/>
-        </w:rPr>
-        <w:t xml:space="preserve"> J, Luo X, Deng X, et al. Advances in artificial intelligence to predict cancer immunotherapy efficacy. </w:t>
-      </w:r>
-      <w:r>
-        <w:rPr>
-          <w:rFonts w:ascii="Times New Roman" w:hAnsi="Times New Roman" w:cs="Times New Roman"/>
-          <w:i/>
-          <w:iCs/>
-        </w:rPr>
-        <w:t>Front Immunol</w:t>
-      </w:r>
-      <w:r>
-        <w:rPr>
-          <w:rFonts w:ascii="Times New Roman" w:hAnsi="Times New Roman" w:cs="Times New Roman"/>
-        </w:rPr>
-        <w:t xml:space="preserve">. </w:t>
-      </w:r>
-      <w:proofErr w:type="gramStart"/>
-      <w:r>
-        <w:rPr>
-          <w:rFonts w:ascii="Times New Roman" w:hAnsi="Times New Roman" w:cs="Times New Roman"/>
-        </w:rPr>
-        <w:t>2022;13:1076883</w:t>
-      </w:r>
-      <w:proofErr w:type="gramEnd"/>
-      <w:r>
-        <w:rPr>
-          <w:rFonts w:ascii="Times New Roman" w:hAnsi="Times New Roman" w:cs="Times New Roman"/>
-        </w:rPr>
-        <w:t>. doi:10.3389/fimmu.2022.1076883</w:t>
-      </w:r>
-    </w:p>
-    <w:p>
-      <w:pPr>
-        <w:pStyle w:val="Bibliography"/>
-        <w:rPr>
-          <w:rFonts w:ascii="Times New Roman" w:hAnsi="Times New Roman" w:cs="Times New Roman"/>
-        </w:rPr>
-      </w:pPr>
-      <w:r>
-        <w:rPr>
-          <w:rFonts w:ascii="Times New Roman" w:hAnsi="Times New Roman" w:cs="Times New Roman"/>
-        </w:rPr>
-        <w:t>19.</w:t>
-      </w:r>
-      <w:r>
-        <w:rPr>
-          <w:rFonts w:ascii="Times New Roman" w:hAnsi="Times New Roman" w:cs="Times New Roman"/>
-        </w:rPr>
-        <w:tab/>
-      </w:r>
-      <w:proofErr w:type="spellStart"/>
-      <w:r>
-        <w:rPr>
-          <w:rFonts w:ascii="Times New Roman" w:hAnsi="Times New Roman" w:cs="Times New Roman"/>
-        </w:rPr>
-        <w:t>Rakaee</w:t>
-      </w:r>
-      <w:proofErr w:type="spellEnd"/>
-      <w:r>
-        <w:rPr>
-          <w:rFonts w:ascii="Times New Roman" w:hAnsi="Times New Roman" w:cs="Times New Roman"/>
-        </w:rPr>
-        <w:t xml:space="preserve"> M, </w:t>
-      </w:r>
-      <w:proofErr w:type="spellStart"/>
-      <w:r>
-        <w:rPr>
-          <w:rFonts w:ascii="Times New Roman" w:hAnsi="Times New Roman" w:cs="Times New Roman"/>
-        </w:rPr>
-        <w:t>Adib</w:t>
-      </w:r>
-      <w:proofErr w:type="spellEnd"/>
-      <w:r>
-        <w:rPr>
-          <w:rFonts w:ascii="Times New Roman" w:hAnsi="Times New Roman" w:cs="Times New Roman"/>
-        </w:rPr>
-        <w:t xml:space="preserve"> E, </w:t>
-      </w:r>
-      <w:proofErr w:type="spellStart"/>
-      <w:r>
-        <w:rPr>
-          <w:rFonts w:ascii="Times New Roman" w:hAnsi="Times New Roman" w:cs="Times New Roman"/>
-        </w:rPr>
-        <w:t>Ricciuti</w:t>
-      </w:r>
-      <w:proofErr w:type="spellEnd"/>
-      <w:r>
-        <w:rPr>
-          <w:rFonts w:ascii="Times New Roman" w:hAnsi="Times New Roman" w:cs="Times New Roman"/>
-        </w:rPr>
-        <w:t xml:space="preserve"> B, et al. Association of Machine Learning-Based Assessment of Tumor-Infiltrating Lymphocytes on Standard Histologic Images </w:t>
-      </w:r>
-      <w:proofErr w:type="gramStart"/>
-      <w:r>
-        <w:rPr>
-          <w:rFonts w:ascii="Times New Roman" w:hAnsi="Times New Roman" w:cs="Times New Roman"/>
-        </w:rPr>
-        <w:t>With</w:t>
-      </w:r>
-      <w:proofErr w:type="gramEnd"/>
-      <w:r>
-        <w:rPr>
-          <w:rFonts w:ascii="Times New Roman" w:hAnsi="Times New Roman" w:cs="Times New Roman"/>
-        </w:rPr>
-        <w:t xml:space="preserve"> Outcomes of Immunotherapy in Patients With NSCLC. </w:t>
-      </w:r>
-      <w:r>
-        <w:rPr>
-          <w:rFonts w:ascii="Times New Roman" w:hAnsi="Times New Roman" w:cs="Times New Roman"/>
-          <w:i/>
-          <w:iCs/>
-        </w:rPr>
-        <w:t>JAMA Oncol</w:t>
-      </w:r>
-      <w:r>
-        <w:rPr>
-          <w:rFonts w:ascii="Times New Roman" w:hAnsi="Times New Roman" w:cs="Times New Roman"/>
-        </w:rPr>
-        <w:t>. 2023;9(1):51-60. doi:10.1001/jamaoncol.2022.4933</w:t>
-      </w:r>
-    </w:p>
-    <w:p>
-      <w:pPr>
-        <w:pStyle w:val="Bibliography"/>
-        <w:rPr>
-          <w:rFonts w:ascii="Times New Roman" w:hAnsi="Times New Roman" w:cs="Times New Roman"/>
-        </w:rPr>
-      </w:pPr>
-      <w:r>
-        <w:rPr>
-          <w:rFonts w:ascii="Times New Roman" w:hAnsi="Times New Roman" w:cs="Times New Roman"/>
-        </w:rPr>
-        <w:t>20.</w:t>
-      </w:r>
-      <w:r>
-        <w:rPr>
-          <w:rFonts w:ascii="Times New Roman" w:hAnsi="Times New Roman" w:cs="Times New Roman"/>
-        </w:rPr>
-        <w:tab/>
-        <w:t>Real-World Evidence Solutions | RWE Company | Flatiron Health. Accessed March 22, 2024. https://flatiron.com/real-world-evidence</w:t>
-      </w:r>
-    </w:p>
-    <w:p>
-      <w:pPr>
-        <w:pStyle w:val="Bibliography"/>
-        <w:rPr>
-          <w:rFonts w:ascii="Times New Roman" w:hAnsi="Times New Roman" w:cs="Times New Roman"/>
-        </w:rPr>
-      </w:pPr>
-      <w:r>
-        <w:rPr>
-          <w:rFonts w:ascii="Times New Roman" w:hAnsi="Times New Roman" w:cs="Times New Roman"/>
-        </w:rPr>
-        <w:t>21.</w:t>
-      </w:r>
-      <w:r>
-        <w:rPr>
-          <w:rFonts w:ascii="Times New Roman" w:hAnsi="Times New Roman" w:cs="Times New Roman"/>
-        </w:rPr>
-        <w:tab/>
-      </w:r>
-      <w:proofErr w:type="spellStart"/>
-      <w:r>
-        <w:rPr>
-          <w:rFonts w:ascii="Times New Roman" w:hAnsi="Times New Roman" w:cs="Times New Roman"/>
-        </w:rPr>
-        <w:t>Oken</w:t>
-      </w:r>
-      <w:proofErr w:type="spellEnd"/>
-      <w:r>
-        <w:rPr>
-          <w:rFonts w:ascii="Times New Roman" w:hAnsi="Times New Roman" w:cs="Times New Roman"/>
-        </w:rPr>
-        <w:t xml:space="preserve"> MM, Creech RH, </w:t>
-      </w:r>
-      <w:proofErr w:type="spellStart"/>
-      <w:r>
-        <w:rPr>
-          <w:rFonts w:ascii="Times New Roman" w:hAnsi="Times New Roman" w:cs="Times New Roman"/>
-        </w:rPr>
-        <w:t>Tormey</w:t>
-      </w:r>
-      <w:proofErr w:type="spellEnd"/>
-      <w:r>
-        <w:rPr>
-          <w:rFonts w:ascii="Times New Roman" w:hAnsi="Times New Roman" w:cs="Times New Roman"/>
-        </w:rPr>
-        <w:t xml:space="preserve"> DC, et al. Toxicity and response criteria of the Eastern Cooperative Oncology Group. </w:t>
-      </w:r>
-      <w:r>
-        <w:rPr>
-          <w:rFonts w:ascii="Times New Roman" w:hAnsi="Times New Roman" w:cs="Times New Roman"/>
-          <w:i/>
-          <w:iCs/>
-        </w:rPr>
-        <w:t>Am J Clin Oncol</w:t>
-      </w:r>
-      <w:r>
-        <w:rPr>
-          <w:rFonts w:ascii="Times New Roman" w:hAnsi="Times New Roman" w:cs="Times New Roman"/>
-        </w:rPr>
-        <w:t>. 1982;5(6):649-655.</w:t>
-      </w:r>
-    </w:p>
-    <w:p>
-      <w:pPr>
-        <w:pStyle w:val="Bibliography"/>
-        <w:rPr>
-          <w:rFonts w:ascii="Times New Roman" w:hAnsi="Times New Roman" w:cs="Times New Roman"/>
-        </w:rPr>
-      </w:pPr>
-      <w:r>
-        <w:rPr>
-          <w:rFonts w:ascii="Times New Roman" w:hAnsi="Times New Roman" w:cs="Times New Roman"/>
-        </w:rPr>
-        <w:t>22.</w:t>
-      </w:r>
-      <w:r>
-        <w:rPr>
-          <w:rFonts w:ascii="Times New Roman" w:hAnsi="Times New Roman" w:cs="Times New Roman"/>
-        </w:rPr>
-        <w:tab/>
-        <w:t xml:space="preserve">Youden WJ. Index for rating diagnostic tests. </w:t>
-      </w:r>
-      <w:r>
-        <w:rPr>
-          <w:rFonts w:ascii="Times New Roman" w:hAnsi="Times New Roman" w:cs="Times New Roman"/>
-          <w:i/>
-          <w:iCs/>
-        </w:rPr>
-        <w:t>Cancer</w:t>
-      </w:r>
-      <w:r>
-        <w:rPr>
-          <w:rFonts w:ascii="Times New Roman" w:hAnsi="Times New Roman" w:cs="Times New Roman"/>
-        </w:rPr>
-        <w:t>. 1950;3(1):32-35. doi:10.1002/1097-0142(1950)3:1&lt;</w:t>
-      </w:r>
-      <w:proofErr w:type="gramStart"/>
-      <w:r>
-        <w:rPr>
-          <w:rFonts w:ascii="Times New Roman" w:hAnsi="Times New Roman" w:cs="Times New Roman"/>
-        </w:rPr>
-        <w:t>32::</w:t>
-      </w:r>
-      <w:proofErr w:type="gramEnd"/>
-      <w:r>
-        <w:rPr>
-          <w:rFonts w:ascii="Times New Roman" w:hAnsi="Times New Roman" w:cs="Times New Roman"/>
-        </w:rPr>
-        <w:t>aid-cncr2820030106&gt;3.0.co;2-3</w:t>
-      </w:r>
-    </w:p>
-    <w:p>
-      <w:pPr>
-        <w:pStyle w:val="Bibliography"/>
-        <w:rPr>
-          <w:rFonts w:ascii="Times New Roman" w:hAnsi="Times New Roman" w:cs="Times New Roman"/>
-        </w:rPr>
-      </w:pPr>
-      <w:r>
-        <w:rPr>
-          <w:rFonts w:ascii="Times New Roman" w:hAnsi="Times New Roman" w:cs="Times New Roman"/>
-        </w:rPr>
-        <w:lastRenderedPageBreak/>
-        <w:t>23.</w:t>
-      </w:r>
-      <w:r>
-        <w:rPr>
-          <w:rFonts w:ascii="Times New Roman" w:hAnsi="Times New Roman" w:cs="Times New Roman"/>
-        </w:rPr>
-        <w:tab/>
-      </w:r>
-      <w:proofErr w:type="spellStart"/>
-      <w:r>
-        <w:rPr>
-          <w:rFonts w:ascii="Times New Roman" w:hAnsi="Times New Roman" w:cs="Times New Roman"/>
-        </w:rPr>
-        <w:t>Ruopp</w:t>
-      </w:r>
-      <w:proofErr w:type="spellEnd"/>
-      <w:r>
-        <w:rPr>
-          <w:rFonts w:ascii="Times New Roman" w:hAnsi="Times New Roman" w:cs="Times New Roman"/>
-        </w:rPr>
-        <w:t xml:space="preserve"> MD, Perkins NJ, Whitcomb BW, </w:t>
-      </w:r>
-      <w:proofErr w:type="spellStart"/>
-      <w:r>
-        <w:rPr>
-          <w:rFonts w:ascii="Times New Roman" w:hAnsi="Times New Roman" w:cs="Times New Roman"/>
-        </w:rPr>
-        <w:t>Schisterman</w:t>
-      </w:r>
-      <w:proofErr w:type="spellEnd"/>
-      <w:r>
-        <w:rPr>
-          <w:rFonts w:ascii="Times New Roman" w:hAnsi="Times New Roman" w:cs="Times New Roman"/>
-        </w:rPr>
-        <w:t xml:space="preserve"> EF. Youden Index and Optimal Cut-Point Estimated from Observations Affected by a Lower Limit of Detection. </w:t>
-      </w:r>
-      <w:proofErr w:type="spellStart"/>
-      <w:r>
-        <w:rPr>
-          <w:rFonts w:ascii="Times New Roman" w:hAnsi="Times New Roman" w:cs="Times New Roman"/>
-          <w:i/>
-          <w:iCs/>
-        </w:rPr>
-        <w:t>Biom</w:t>
-      </w:r>
-      <w:proofErr w:type="spellEnd"/>
-      <w:r>
-        <w:rPr>
-          <w:rFonts w:ascii="Times New Roman" w:hAnsi="Times New Roman" w:cs="Times New Roman"/>
-          <w:i/>
-          <w:iCs/>
-        </w:rPr>
-        <w:t xml:space="preserve"> J </w:t>
-      </w:r>
-      <w:proofErr w:type="spellStart"/>
-      <w:r>
-        <w:rPr>
-          <w:rFonts w:ascii="Times New Roman" w:hAnsi="Times New Roman" w:cs="Times New Roman"/>
-          <w:i/>
-          <w:iCs/>
-        </w:rPr>
-        <w:t>Biom</w:t>
-      </w:r>
-      <w:proofErr w:type="spellEnd"/>
-      <w:r>
-        <w:rPr>
-          <w:rFonts w:ascii="Times New Roman" w:hAnsi="Times New Roman" w:cs="Times New Roman"/>
-          <w:i/>
-          <w:iCs/>
-        </w:rPr>
-        <w:t xml:space="preserve"> Z</w:t>
+        <w:t>Biom J Biom Z</w:t>
       </w:r>
       <w:r>
         <w:rPr>

--- a/PDL1_Manuscript.docx
+++ b/PDL1_Manuscript.docx
@@ -1354,6 +1354,7 @@
           <w:rFonts w:ascii="Times New Roman" w:hAnsi="Times New Roman" w:cs="Times New Roman"/>
           <w:b/>
           <w:bCs/>
+          <w:u w:val="single"/>
         </w:rPr>
         <w:t>Methods</w:t>
       </w:r>
@@ -1696,7 +1697,7 @@
         <w:rPr>
           <w:rFonts w:ascii="Times New Roman" w:hAnsi="Times New Roman" w:cs="Times New Roman"/>
         </w:rPr>
-        <w:t xml:space="preserve">Excluding PD-L1, a confirmed negative biomarker was represented as “0”, a confirmed positive biomarker was represented as “1”, and an unreported or indeterminate biomarker was represented as a “2.” If a PD-L1 status was available, it was recorded as </w:t>
+        <w:t xml:space="preserve">If a PD-L1 status was available, it was recorded as </w:t>
       </w:r>
       <w:r>
         <w:rPr>
@@ -1708,25 +1709,19 @@
         <w:rPr>
           <w:rFonts w:ascii="Times New Roman" w:hAnsi="Times New Roman" w:cs="Times New Roman"/>
         </w:rPr>
-        <w:t>value corresponding to its percent staining as seen in Table ***.</w:t>
-      </w:r>
-      <w:r>
-        <w:rPr>
-          <w:rFonts w:ascii="Times New Roman" w:hAnsi="Times New Roman" w:cs="Times New Roman"/>
-        </w:rPr>
-        <w:t xml:space="preserve"> If multiple PD-L1 staining values were recorded during a patient’s course, the final PD-L1 value was the average of all </w:t>
-      </w:r>
-      <w:r>
-        <w:rPr>
-          <w:rFonts w:ascii="Times New Roman" w:hAnsi="Times New Roman" w:cs="Times New Roman"/>
-        </w:rPr>
-        <w:t>value</w:t>
-      </w:r>
-      <w:r>
-        <w:rPr>
-          <w:rFonts w:ascii="Times New Roman" w:hAnsi="Times New Roman" w:cs="Times New Roman"/>
-        </w:rPr>
-        <w:t xml:space="preserve"> representations. </w:t>
+        <w:t xml:space="preserve">value corresponding to its percent staining as seen in Table </w:t>
+      </w:r>
+      <w:r>
+        <w:rPr>
+          <w:rFonts w:ascii="Times New Roman" w:hAnsi="Times New Roman" w:cs="Times New Roman"/>
+        </w:rPr>
+        <w:t>1.</w:t>
+      </w:r>
+      <w:r>
+        <w:rPr>
+          <w:rFonts w:ascii="Times New Roman" w:hAnsi="Times New Roman" w:cs="Times New Roman"/>
+        </w:rPr>
+        <w:t xml:space="preserve"> </w:t>
       </w:r>
       <w:r>
         <w:rPr>
@@ -1951,7 +1946,6 @@
               <w:rPr>
                 <w:rFonts w:ascii="Times New Roman" w:hAnsi="Times New Roman" w:cs="Times New Roman"/>
               </w:rPr>
-              <w:lastRenderedPageBreak/>
               <w:t>2-4%</w:t>
             </w:r>
           </w:p>
@@ -2072,6 +2066,7 @@
               <w:rPr>
                 <w:rFonts w:ascii="Times New Roman" w:hAnsi="Times New Roman" w:cs="Times New Roman"/>
               </w:rPr>
+              <w:lastRenderedPageBreak/>
               <w:t>20-29%</w:t>
             </w:r>
             <w:r>
@@ -2483,6 +2478,32 @@
     </w:tbl>
     <w:p>
       <w:pPr>
+        <w:jc w:val="center"/>
+        <w:rPr>
+          <w:rFonts w:ascii="Times New Roman" w:hAnsi="Times New Roman" w:cs="Times New Roman"/>
+          <w:b/>
+          <w:bCs/>
+        </w:rPr>
+      </w:pPr>
+      <w:r>
+        <w:rPr>
+          <w:rFonts w:ascii="Times New Roman" w:hAnsi="Times New Roman" w:cs="Times New Roman"/>
+          <w:b/>
+          <w:bCs/>
+        </w:rPr>
+        <w:t xml:space="preserve">Table 1: </w:t>
+      </w:r>
+      <w:r>
+        <w:rPr>
+          <w:rFonts w:ascii="Times New Roman" w:hAnsi="Times New Roman" w:cs="Times New Roman"/>
+          <w:b/>
+          <w:bCs/>
+        </w:rPr>
+        <w:t>Interpretation of PD-L1 staining values</w:t>
+      </w:r>
+    </w:p>
+    <w:p>
+      <w:pPr>
         <w:rPr>
           <w:rFonts w:ascii="Times New Roman" w:hAnsi="Times New Roman" w:cs="Times New Roman"/>
         </w:rPr>
@@ -2536,32 +2557,6 @@
         <w:rPr>
           <w:rFonts w:ascii="Times New Roman" w:hAnsi="Times New Roman" w:cs="Times New Roman"/>
         </w:rPr>
-        <w:t xml:space="preserve">We also used indicator variables to represent if a given diagnosis (i.e., Type 2 Diabetes, asthma, etc.) was ever noted in the patient’s health record. </w:t>
-      </w:r>
-      <w:r>
-        <w:rPr>
-          <w:rFonts w:ascii="Times New Roman" w:hAnsi="Times New Roman" w:cs="Times New Roman"/>
-        </w:rPr>
-        <w:t>We treated these variables as “static,” in that they did not vary with time.</w:t>
-      </w:r>
-    </w:p>
-    <w:p>
-      <w:pPr>
-        <w:rPr>
-          <w:rFonts w:ascii="Times New Roman" w:hAnsi="Times New Roman" w:cs="Times New Roman"/>
-        </w:rPr>
-      </w:pPr>
-    </w:p>
-    <w:p>
-      <w:pPr>
-        <w:rPr>
-          <w:rFonts w:ascii="Times New Roman" w:hAnsi="Times New Roman" w:cs="Times New Roman"/>
-        </w:rPr>
-      </w:pPr>
-      <w:r>
-        <w:rPr>
-          <w:rFonts w:ascii="Times New Roman" w:hAnsi="Times New Roman" w:cs="Times New Roman"/>
-        </w:rPr>
         <w:t xml:space="preserve">Treatment with </w:t>
       </w:r>
       <w:r>
@@ -2688,1038 +2683,6 @@
           <w:rFonts w:ascii="Times New Roman" w:hAnsi="Times New Roman" w:cs="Times New Roman"/>
         </w:rPr>
       </w:pPr>
-      <w:r>
-        <w:rPr>
-          <w:rFonts w:ascii="Times New Roman" w:hAnsi="Times New Roman" w:cs="Times New Roman"/>
-        </w:rPr>
-        <w:t xml:space="preserve">Temporal data was represented as a two-dimensional matrix of dimensions </w:t>
-      </w:r>
-      <w:r>
-        <w:rPr>
-          <w:rFonts w:ascii="Times New Roman" w:hAnsi="Times New Roman" w:cs="Times New Roman"/>
-          <w:i/>
-          <w:iCs/>
-        </w:rPr>
-        <w:t>n x f</w:t>
-      </w:r>
-      <w:r>
-        <w:rPr>
-          <w:rFonts w:ascii="Times New Roman" w:hAnsi="Times New Roman" w:cs="Times New Roman"/>
-        </w:rPr>
-        <w:t xml:space="preserve">, where </w:t>
-      </w:r>
-      <w:r>
-        <w:rPr>
-          <w:rFonts w:ascii="Times New Roman" w:hAnsi="Times New Roman" w:cs="Times New Roman"/>
-          <w:i/>
-          <w:iCs/>
-        </w:rPr>
-        <w:t>n</w:t>
-      </w:r>
-      <w:r>
-        <w:rPr>
-          <w:rFonts w:ascii="Times New Roman" w:hAnsi="Times New Roman" w:cs="Times New Roman"/>
-        </w:rPr>
-        <w:t xml:space="preserve"> is the number of</w:t>
-      </w:r>
-      <w:r>
-        <w:rPr>
-          <w:rFonts w:ascii="Times New Roman" w:hAnsi="Times New Roman" w:cs="Times New Roman"/>
-        </w:rPr>
-        <w:t xml:space="preserve"> consecutive</w:t>
-      </w:r>
-      <w:r>
-        <w:rPr>
-          <w:rFonts w:ascii="Times New Roman" w:hAnsi="Times New Roman" w:cs="Times New Roman"/>
-        </w:rPr>
-        <w:t xml:space="preserve"> time steps and </w:t>
-      </w:r>
-      <w:r>
-        <w:rPr>
-          <w:rFonts w:ascii="Times New Roman" w:hAnsi="Times New Roman" w:cs="Times New Roman"/>
-          <w:i/>
-          <w:iCs/>
-        </w:rPr>
-        <w:t>f</w:t>
-      </w:r>
-      <w:r>
-        <w:rPr>
-          <w:rFonts w:ascii="Times New Roman" w:hAnsi="Times New Roman" w:cs="Times New Roman"/>
-        </w:rPr>
-        <w:t xml:space="preserve"> is the number of unique features</w:t>
-      </w:r>
-      <w:r>
-        <w:rPr>
-          <w:rFonts w:ascii="Times New Roman" w:hAnsi="Times New Roman" w:cs="Times New Roman"/>
-        </w:rPr>
-        <w:t>, for a given patient</w:t>
-      </w:r>
-      <w:r>
-        <w:rPr>
-          <w:rFonts w:ascii="Times New Roman" w:hAnsi="Times New Roman" w:cs="Times New Roman"/>
-        </w:rPr>
-        <w:t xml:space="preserve">. </w:t>
-      </w:r>
-      <w:r>
-        <w:rPr>
-          <w:rFonts w:ascii="Times New Roman" w:hAnsi="Times New Roman" w:cs="Times New Roman"/>
-        </w:rPr>
-        <w:t xml:space="preserve">The value of </w:t>
-      </w:r>
-      <w:r>
-        <w:rPr>
-          <w:rFonts w:ascii="Times New Roman" w:hAnsi="Times New Roman" w:cs="Times New Roman"/>
-          <w:i/>
-          <w:iCs/>
-        </w:rPr>
-        <w:t>f</w:t>
-      </w:r>
-      <w:r>
-        <w:rPr>
-          <w:rFonts w:ascii="Times New Roman" w:hAnsi="Times New Roman" w:cs="Times New Roman"/>
-        </w:rPr>
-        <w:t xml:space="preserve"> was standardized for all patients and was calculated as the sum of the number of unique laboratory tests, </w:t>
-      </w:r>
-      <w:proofErr w:type="spellStart"/>
-      <w:r>
-        <w:rPr>
-          <w:rFonts w:ascii="Times New Roman" w:hAnsi="Times New Roman" w:cs="Times New Roman"/>
-        </w:rPr>
-        <w:t>vitals</w:t>
-      </w:r>
-      <w:proofErr w:type="spellEnd"/>
-      <w:r>
-        <w:rPr>
-          <w:rFonts w:ascii="Times New Roman" w:hAnsi="Times New Roman" w:cs="Times New Roman"/>
-        </w:rPr>
-        <w:t xml:space="preserve"> signs, and medications. </w:t>
-      </w:r>
-      <w:r>
-        <w:rPr>
-          <w:rFonts w:ascii="Times New Roman" w:hAnsi="Times New Roman" w:cs="Times New Roman"/>
-        </w:rPr>
-        <w:t xml:space="preserve">Each timestep refers to a unique date on which laboratory values were recorded, medications were administered, and/or vitals were taken. </w:t>
-      </w:r>
-      <w:r>
-        <w:rPr>
-          <w:rFonts w:ascii="Times New Roman" w:hAnsi="Times New Roman" w:cs="Times New Roman"/>
-        </w:rPr>
-        <w:t xml:space="preserve">Given the variability of the number of timesteps available for each patient, we </w:t>
-      </w:r>
-      <w:r>
-        <w:rPr>
-          <w:rFonts w:ascii="Times New Roman" w:hAnsi="Times New Roman" w:cs="Times New Roman"/>
-        </w:rPr>
-        <w:t>stratified temporal data</w:t>
-      </w:r>
-      <w:r>
-        <w:rPr>
-          <w:rFonts w:ascii="Times New Roman" w:hAnsi="Times New Roman" w:cs="Times New Roman"/>
-        </w:rPr>
-        <w:t xml:space="preserve"> using a</w:t>
-      </w:r>
-      <w:r>
-        <w:rPr>
-          <w:rFonts w:ascii="Times New Roman" w:hAnsi="Times New Roman" w:cs="Times New Roman"/>
-        </w:rPr>
-        <w:t xml:space="preserve"> percentile</w:t>
-      </w:r>
-      <w:r>
-        <w:rPr>
-          <w:rFonts w:ascii="Times New Roman" w:hAnsi="Times New Roman" w:cs="Times New Roman"/>
-        </w:rPr>
-        <w:t xml:space="preserve">-based approach. </w:t>
-      </w:r>
-      <w:r>
-        <w:rPr>
-          <w:rFonts w:ascii="Times New Roman" w:hAnsi="Times New Roman" w:cs="Times New Roman"/>
-        </w:rPr>
-        <w:t>To combat missing values in temporal data, we ***.</w:t>
-      </w:r>
-    </w:p>
-    <w:p>
-      <w:pPr>
-        <w:rPr>
-          <w:rFonts w:ascii="Times New Roman" w:hAnsi="Times New Roman" w:cs="Times New Roman"/>
-        </w:rPr>
-      </w:pPr>
-    </w:p>
-    <w:tbl>
-      <w:tblPr>
-        <w:tblStyle w:val="TableGrid"/>
-        <w:tblW w:w="9405" w:type="dxa"/>
-        <w:tblLook w:val="04A0" w:firstRow="1" w:lastRow="0" w:firstColumn="1" w:lastColumn="0" w:noHBand="0" w:noVBand="1"/>
-      </w:tblPr>
-      <w:tblGrid>
-        <w:gridCol w:w="1159"/>
-        <w:gridCol w:w="950"/>
-        <w:gridCol w:w="1305"/>
-        <w:gridCol w:w="1004"/>
-        <w:gridCol w:w="1830"/>
-        <w:gridCol w:w="1852"/>
-        <w:gridCol w:w="1559"/>
-      </w:tblGrid>
-      <w:tr>
-        <w:tc>
-          <w:tcPr>
-            <w:tcW w:w="1101" w:type="dxa"/>
-          </w:tcPr>
-          <w:p>
-            <w:pPr>
-              <w:rPr>
-                <w:rFonts w:ascii="Times New Roman" w:hAnsi="Times New Roman" w:cs="Times New Roman"/>
-                <w:b/>
-                <w:bCs/>
-              </w:rPr>
-            </w:pPr>
-            <w:r>
-              <w:rPr>
-                <w:rFonts w:ascii="Times New Roman" w:hAnsi="Times New Roman" w:cs="Times New Roman"/>
-                <w:b/>
-                <w:bCs/>
-              </w:rPr>
-              <w:t>Timestep</w:t>
-            </w:r>
-          </w:p>
-        </w:tc>
-        <w:tc>
-          <w:tcPr>
-            <w:tcW w:w="1185" w:type="dxa"/>
-          </w:tcPr>
-          <w:p>
-            <w:pPr>
-              <w:rPr>
-                <w:rFonts w:ascii="Times New Roman" w:hAnsi="Times New Roman" w:cs="Times New Roman"/>
-                <w:b/>
-                <w:bCs/>
-              </w:rPr>
-            </w:pPr>
-            <w:r>
-              <w:rPr>
-                <w:rFonts w:ascii="Times New Roman" w:hAnsi="Times New Roman" w:cs="Times New Roman"/>
-                <w:b/>
-                <w:bCs/>
-              </w:rPr>
-              <w:t>Weight (lbs.)</w:t>
-            </w:r>
-          </w:p>
-        </w:tc>
-        <w:tc>
-          <w:tcPr>
-            <w:tcW w:w="1216" w:type="dxa"/>
-          </w:tcPr>
-          <w:p>
-            <w:pPr>
-              <w:rPr>
-                <w:rFonts w:ascii="Times New Roman" w:hAnsi="Times New Roman" w:cs="Times New Roman"/>
-                <w:b/>
-                <w:bCs/>
-              </w:rPr>
-            </w:pPr>
-            <w:r>
-              <w:rPr>
-                <w:rFonts w:ascii="Times New Roman" w:hAnsi="Times New Roman" w:cs="Times New Roman"/>
-                <w:b/>
-                <w:bCs/>
-              </w:rPr>
-              <w:t>Creatinine</w:t>
-            </w:r>
-          </w:p>
-        </w:tc>
-        <w:tc>
-          <w:tcPr>
-            <w:tcW w:w="963" w:type="dxa"/>
-          </w:tcPr>
-          <w:p>
-            <w:pPr>
-              <w:rPr>
-                <w:rFonts w:ascii="Times New Roman" w:hAnsi="Times New Roman" w:cs="Times New Roman"/>
-                <w:b/>
-                <w:bCs/>
-              </w:rPr>
-            </w:pPr>
-            <w:r>
-              <w:rPr>
-                <w:rFonts w:ascii="Times New Roman" w:hAnsi="Times New Roman" w:cs="Times New Roman"/>
-                <w:b/>
-                <w:bCs/>
-              </w:rPr>
-              <w:t>Sodium</w:t>
-            </w:r>
-          </w:p>
-        </w:tc>
-        <w:tc>
-          <w:tcPr>
-            <w:tcW w:w="1749" w:type="dxa"/>
-          </w:tcPr>
-          <w:p>
-            <w:pPr>
-              <w:rPr>
-                <w:rFonts w:ascii="Times New Roman" w:hAnsi="Times New Roman" w:cs="Times New Roman"/>
-                <w:b/>
-                <w:bCs/>
-              </w:rPr>
-            </w:pPr>
-            <w:r>
-              <w:rPr>
-                <w:rFonts w:ascii="Times New Roman" w:hAnsi="Times New Roman" w:cs="Times New Roman"/>
-                <w:b/>
-                <w:bCs/>
-              </w:rPr>
-              <w:t>IV Dexamethasone (mg)</w:t>
-            </w:r>
-          </w:p>
-        </w:tc>
-        <w:tc>
-          <w:tcPr>
-            <w:tcW w:w="1736" w:type="dxa"/>
-          </w:tcPr>
-          <w:p>
-            <w:pPr>
-              <w:rPr>
-                <w:rFonts w:ascii="Times New Roman" w:hAnsi="Times New Roman" w:cs="Times New Roman"/>
-                <w:b/>
-                <w:bCs/>
-              </w:rPr>
-            </w:pPr>
-            <w:r>
-              <w:rPr>
-                <w:rFonts w:ascii="Times New Roman" w:hAnsi="Times New Roman" w:cs="Times New Roman"/>
-                <w:b/>
-                <w:bCs/>
-              </w:rPr>
-              <w:t>Pembrolizumab (mg)</w:t>
-            </w:r>
-          </w:p>
-        </w:tc>
-        <w:tc>
-          <w:tcPr>
-            <w:tcW w:w="1455" w:type="dxa"/>
-          </w:tcPr>
-          <w:p>
-            <w:pPr>
-              <w:rPr>
-                <w:rFonts w:ascii="Times New Roman" w:hAnsi="Times New Roman" w:cs="Times New Roman"/>
-                <w:b/>
-                <w:bCs/>
-              </w:rPr>
-            </w:pPr>
-            <w:r>
-              <w:rPr>
-                <w:rFonts w:ascii="Times New Roman" w:hAnsi="Times New Roman" w:cs="Times New Roman"/>
-                <w:b/>
-                <w:bCs/>
-              </w:rPr>
-              <w:t>IV Ondansetron (mg)</w:t>
-            </w:r>
-          </w:p>
-        </w:tc>
-      </w:tr>
-      <w:tr>
-        <w:tc>
-          <w:tcPr>
-            <w:tcW w:w="1101" w:type="dxa"/>
-          </w:tcPr>
-          <w:p>
-            <w:pPr>
-              <w:rPr>
-                <w:rFonts w:ascii="Times New Roman" w:hAnsi="Times New Roman" w:cs="Times New Roman"/>
-                <w:i/>
-                <w:iCs/>
-                <w:vertAlign w:val="subscript"/>
-              </w:rPr>
-            </w:pPr>
-            <w:r>
-              <w:rPr>
-                <w:rFonts w:ascii="Times New Roman" w:hAnsi="Times New Roman" w:cs="Times New Roman"/>
-                <w:i/>
-                <w:iCs/>
-              </w:rPr>
-              <w:t>T</w:t>
-            </w:r>
-            <w:r>
-              <w:rPr>
-                <w:rFonts w:ascii="Times New Roman" w:hAnsi="Times New Roman" w:cs="Times New Roman"/>
-                <w:i/>
-                <w:iCs/>
-                <w:vertAlign w:val="subscript"/>
-              </w:rPr>
-              <w:t>1</w:t>
-            </w:r>
-          </w:p>
-        </w:tc>
-        <w:tc>
-          <w:tcPr>
-            <w:tcW w:w="1185" w:type="dxa"/>
-          </w:tcPr>
-          <w:p>
-            <w:pPr>
-              <w:rPr>
-                <w:rFonts w:ascii="Times New Roman" w:hAnsi="Times New Roman" w:cs="Times New Roman"/>
-              </w:rPr>
-            </w:pPr>
-            <w:r>
-              <w:rPr>
-                <w:rFonts w:ascii="Times New Roman" w:hAnsi="Times New Roman" w:cs="Times New Roman"/>
-              </w:rPr>
-              <w:t>100.5</w:t>
-            </w:r>
-          </w:p>
-        </w:tc>
-        <w:tc>
-          <w:tcPr>
-            <w:tcW w:w="1216" w:type="dxa"/>
-          </w:tcPr>
-          <w:p>
-            <w:pPr>
-              <w:rPr>
-                <w:rFonts w:ascii="Times New Roman" w:hAnsi="Times New Roman" w:cs="Times New Roman"/>
-              </w:rPr>
-            </w:pPr>
-            <w:r>
-              <w:rPr>
-                <w:rFonts w:ascii="Times New Roman" w:hAnsi="Times New Roman" w:cs="Times New Roman"/>
-              </w:rPr>
-              <w:t>1.42</w:t>
-            </w:r>
-          </w:p>
-        </w:tc>
-        <w:tc>
-          <w:tcPr>
-            <w:tcW w:w="963" w:type="dxa"/>
-          </w:tcPr>
-          <w:p>
-            <w:pPr>
-              <w:rPr>
-                <w:rFonts w:ascii="Times New Roman" w:hAnsi="Times New Roman" w:cs="Times New Roman"/>
-              </w:rPr>
-            </w:pPr>
-            <w:r>
-              <w:rPr>
-                <w:rFonts w:ascii="Times New Roman" w:hAnsi="Times New Roman" w:cs="Times New Roman"/>
-              </w:rPr>
-              <w:t>142</w:t>
-            </w:r>
-          </w:p>
-        </w:tc>
-        <w:tc>
-          <w:tcPr>
-            <w:tcW w:w="1749" w:type="dxa"/>
-          </w:tcPr>
-          <w:p>
-            <w:pPr>
-              <w:rPr>
-                <w:rFonts w:ascii="Times New Roman" w:hAnsi="Times New Roman" w:cs="Times New Roman"/>
-              </w:rPr>
-            </w:pPr>
-            <w:r>
-              <w:rPr>
-                <w:rFonts w:ascii="Times New Roman" w:hAnsi="Times New Roman" w:cs="Times New Roman"/>
-              </w:rPr>
-              <w:t>0</w:t>
-            </w:r>
-          </w:p>
-        </w:tc>
-        <w:tc>
-          <w:tcPr>
-            <w:tcW w:w="1736" w:type="dxa"/>
-          </w:tcPr>
-          <w:p>
-            <w:pPr>
-              <w:rPr>
-                <w:rFonts w:ascii="Times New Roman" w:hAnsi="Times New Roman" w:cs="Times New Roman"/>
-              </w:rPr>
-            </w:pPr>
-            <w:r>
-              <w:rPr>
-                <w:rFonts w:ascii="Times New Roman" w:hAnsi="Times New Roman" w:cs="Times New Roman"/>
-              </w:rPr>
-              <w:t>200</w:t>
-            </w:r>
-          </w:p>
-        </w:tc>
-        <w:tc>
-          <w:tcPr>
-            <w:tcW w:w="1455" w:type="dxa"/>
-          </w:tcPr>
-          <w:p>
-            <w:pPr>
-              <w:rPr>
-                <w:rFonts w:ascii="Times New Roman" w:hAnsi="Times New Roman" w:cs="Times New Roman"/>
-              </w:rPr>
-            </w:pPr>
-            <w:r>
-              <w:rPr>
-                <w:rFonts w:ascii="Times New Roman" w:hAnsi="Times New Roman" w:cs="Times New Roman"/>
-              </w:rPr>
-              <w:t>16</w:t>
-            </w:r>
-          </w:p>
-        </w:tc>
-      </w:tr>
-      <w:tr>
-        <w:tc>
-          <w:tcPr>
-            <w:tcW w:w="1101" w:type="dxa"/>
-          </w:tcPr>
-          <w:p>
-            <w:pPr>
-              <w:rPr>
-                <w:rFonts w:ascii="Times New Roman" w:hAnsi="Times New Roman" w:cs="Times New Roman"/>
-                <w:i/>
-                <w:iCs/>
-                <w:vertAlign w:val="subscript"/>
-              </w:rPr>
-            </w:pPr>
-            <w:r>
-              <w:rPr>
-                <w:rFonts w:ascii="Times New Roman" w:hAnsi="Times New Roman" w:cs="Times New Roman"/>
-                <w:i/>
-                <w:iCs/>
-              </w:rPr>
-              <w:t>T</w:t>
-            </w:r>
-            <w:r>
-              <w:rPr>
-                <w:rFonts w:ascii="Times New Roman" w:hAnsi="Times New Roman" w:cs="Times New Roman"/>
-                <w:i/>
-                <w:iCs/>
-                <w:vertAlign w:val="subscript"/>
-              </w:rPr>
-              <w:t>2</w:t>
-            </w:r>
-          </w:p>
-        </w:tc>
-        <w:tc>
-          <w:tcPr>
-            <w:tcW w:w="1185" w:type="dxa"/>
-          </w:tcPr>
-          <w:p>
-            <w:pPr>
-              <w:rPr>
-                <w:rFonts w:ascii="Times New Roman" w:hAnsi="Times New Roman" w:cs="Times New Roman"/>
-              </w:rPr>
-            </w:pPr>
-            <w:r>
-              <w:rPr>
-                <w:rFonts w:ascii="Times New Roman" w:hAnsi="Times New Roman" w:cs="Times New Roman"/>
-              </w:rPr>
-              <w:t>100.5</w:t>
-            </w:r>
-          </w:p>
-        </w:tc>
-        <w:tc>
-          <w:tcPr>
-            <w:tcW w:w="1216" w:type="dxa"/>
-          </w:tcPr>
-          <w:p>
-            <w:pPr>
-              <w:rPr>
-                <w:rFonts w:ascii="Times New Roman" w:hAnsi="Times New Roman" w:cs="Times New Roman"/>
-              </w:rPr>
-            </w:pPr>
-            <w:r>
-              <w:rPr>
-                <w:rFonts w:ascii="Times New Roman" w:hAnsi="Times New Roman" w:cs="Times New Roman"/>
-              </w:rPr>
-              <w:t>1.23</w:t>
-            </w:r>
-          </w:p>
-        </w:tc>
-        <w:tc>
-          <w:tcPr>
-            <w:tcW w:w="963" w:type="dxa"/>
-          </w:tcPr>
-          <w:p>
-            <w:pPr>
-              <w:rPr>
-                <w:rFonts w:ascii="Times New Roman" w:hAnsi="Times New Roman" w:cs="Times New Roman"/>
-              </w:rPr>
-            </w:pPr>
-            <w:r>
-              <w:rPr>
-                <w:rFonts w:ascii="Times New Roman" w:hAnsi="Times New Roman" w:cs="Times New Roman"/>
-              </w:rPr>
-              <w:t>135</w:t>
-            </w:r>
-          </w:p>
-        </w:tc>
-        <w:tc>
-          <w:tcPr>
-            <w:tcW w:w="1749" w:type="dxa"/>
-          </w:tcPr>
-          <w:p>
-            <w:pPr>
-              <w:rPr>
-                <w:rFonts w:ascii="Times New Roman" w:hAnsi="Times New Roman" w:cs="Times New Roman"/>
-              </w:rPr>
-            </w:pPr>
-            <w:r>
-              <w:rPr>
-                <w:rFonts w:ascii="Times New Roman" w:hAnsi="Times New Roman" w:cs="Times New Roman"/>
-              </w:rPr>
-              <w:t>12</w:t>
-            </w:r>
-          </w:p>
-        </w:tc>
-        <w:tc>
-          <w:tcPr>
-            <w:tcW w:w="1736" w:type="dxa"/>
-          </w:tcPr>
-          <w:p>
-            <w:pPr>
-              <w:rPr>
-                <w:rFonts w:ascii="Times New Roman" w:hAnsi="Times New Roman" w:cs="Times New Roman"/>
-              </w:rPr>
-            </w:pPr>
-            <w:r>
-              <w:rPr>
-                <w:rFonts w:ascii="Times New Roman" w:hAnsi="Times New Roman" w:cs="Times New Roman"/>
-              </w:rPr>
-              <w:t>0</w:t>
-            </w:r>
-          </w:p>
-        </w:tc>
-        <w:tc>
-          <w:tcPr>
-            <w:tcW w:w="1455" w:type="dxa"/>
-          </w:tcPr>
-          <w:p>
-            <w:pPr>
-              <w:rPr>
-                <w:rFonts w:ascii="Times New Roman" w:hAnsi="Times New Roman" w:cs="Times New Roman"/>
-              </w:rPr>
-            </w:pPr>
-            <w:r>
-              <w:rPr>
-                <w:rFonts w:ascii="Times New Roman" w:hAnsi="Times New Roman" w:cs="Times New Roman"/>
-              </w:rPr>
-              <w:t>0</w:t>
-            </w:r>
-          </w:p>
-        </w:tc>
-      </w:tr>
-      <w:tr>
-        <w:tc>
-          <w:tcPr>
-            <w:tcW w:w="1101" w:type="dxa"/>
-          </w:tcPr>
-          <w:p>
-            <w:pPr>
-              <w:rPr>
-                <w:rFonts w:ascii="Times New Roman" w:hAnsi="Times New Roman" w:cs="Times New Roman"/>
-                <w:i/>
-                <w:iCs/>
-                <w:vertAlign w:val="subscript"/>
-              </w:rPr>
-            </w:pPr>
-            <w:r>
-              <w:rPr>
-                <w:rFonts w:ascii="Times New Roman" w:hAnsi="Times New Roman" w:cs="Times New Roman"/>
-                <w:i/>
-                <w:iCs/>
-              </w:rPr>
-              <w:t>T</w:t>
-            </w:r>
-            <w:r>
-              <w:rPr>
-                <w:rFonts w:ascii="Times New Roman" w:hAnsi="Times New Roman" w:cs="Times New Roman"/>
-                <w:i/>
-                <w:iCs/>
-                <w:vertAlign w:val="subscript"/>
-              </w:rPr>
-              <w:t>3</w:t>
-            </w:r>
-          </w:p>
-        </w:tc>
-        <w:tc>
-          <w:tcPr>
-            <w:tcW w:w="1185" w:type="dxa"/>
-          </w:tcPr>
-          <w:p>
-            <w:pPr>
-              <w:rPr>
-                <w:rFonts w:ascii="Times New Roman" w:hAnsi="Times New Roman" w:cs="Times New Roman"/>
-              </w:rPr>
-            </w:pPr>
-            <w:r>
-              <w:rPr>
-                <w:rFonts w:ascii="Times New Roman" w:hAnsi="Times New Roman" w:cs="Times New Roman"/>
-              </w:rPr>
-              <w:t>102.4</w:t>
-            </w:r>
-          </w:p>
-        </w:tc>
-        <w:tc>
-          <w:tcPr>
-            <w:tcW w:w="1216" w:type="dxa"/>
-          </w:tcPr>
-          <w:p>
-            <w:pPr>
-              <w:rPr>
-                <w:rFonts w:ascii="Times New Roman" w:hAnsi="Times New Roman" w:cs="Times New Roman"/>
-              </w:rPr>
-            </w:pPr>
-            <w:r>
-              <w:rPr>
-                <w:rFonts w:ascii="Times New Roman" w:hAnsi="Times New Roman" w:cs="Times New Roman"/>
-              </w:rPr>
-              <w:t>1.56</w:t>
-            </w:r>
-          </w:p>
-        </w:tc>
-        <w:tc>
-          <w:tcPr>
-            <w:tcW w:w="963" w:type="dxa"/>
-          </w:tcPr>
-          <w:p>
-            <w:pPr>
-              <w:rPr>
-                <w:rFonts w:ascii="Times New Roman" w:hAnsi="Times New Roman" w:cs="Times New Roman"/>
-              </w:rPr>
-            </w:pPr>
-            <w:r>
-              <w:rPr>
-                <w:rFonts w:ascii="Times New Roman" w:hAnsi="Times New Roman" w:cs="Times New Roman"/>
-              </w:rPr>
-              <w:t>135</w:t>
-            </w:r>
-          </w:p>
-        </w:tc>
-        <w:tc>
-          <w:tcPr>
-            <w:tcW w:w="1749" w:type="dxa"/>
-          </w:tcPr>
-          <w:p>
-            <w:pPr>
-              <w:rPr>
-                <w:rFonts w:ascii="Times New Roman" w:hAnsi="Times New Roman" w:cs="Times New Roman"/>
-              </w:rPr>
-            </w:pPr>
-            <w:r>
-              <w:rPr>
-                <w:rFonts w:ascii="Times New Roman" w:hAnsi="Times New Roman" w:cs="Times New Roman"/>
-              </w:rPr>
-              <w:t>0</w:t>
-            </w:r>
-          </w:p>
-        </w:tc>
-        <w:tc>
-          <w:tcPr>
-            <w:tcW w:w="1736" w:type="dxa"/>
-          </w:tcPr>
-          <w:p>
-            <w:pPr>
-              <w:rPr>
-                <w:rFonts w:ascii="Times New Roman" w:hAnsi="Times New Roman" w:cs="Times New Roman"/>
-              </w:rPr>
-            </w:pPr>
-            <w:r>
-              <w:rPr>
-                <w:rFonts w:ascii="Times New Roman" w:hAnsi="Times New Roman" w:cs="Times New Roman"/>
-              </w:rPr>
-              <w:t>200</w:t>
-            </w:r>
-          </w:p>
-        </w:tc>
-        <w:tc>
-          <w:tcPr>
-            <w:tcW w:w="1455" w:type="dxa"/>
-          </w:tcPr>
-          <w:p>
-            <w:pPr>
-              <w:rPr>
-                <w:rFonts w:ascii="Times New Roman" w:hAnsi="Times New Roman" w:cs="Times New Roman"/>
-              </w:rPr>
-            </w:pPr>
-            <w:r>
-              <w:rPr>
-                <w:rFonts w:ascii="Times New Roman" w:hAnsi="Times New Roman" w:cs="Times New Roman"/>
-              </w:rPr>
-              <w:t>0</w:t>
-            </w:r>
-          </w:p>
-        </w:tc>
-      </w:tr>
-      <w:tr>
-        <w:tc>
-          <w:tcPr>
-            <w:tcW w:w="1101" w:type="dxa"/>
-          </w:tcPr>
-          <w:p>
-            <w:pPr>
-              <w:rPr>
-                <w:rFonts w:ascii="Times New Roman" w:hAnsi="Times New Roman" w:cs="Times New Roman"/>
-                <w:i/>
-                <w:iCs/>
-              </w:rPr>
-            </w:pPr>
-            <w:r>
-              <w:rPr>
-                <w:rFonts w:ascii="Times New Roman" w:hAnsi="Times New Roman" w:cs="Times New Roman"/>
-                <w:i/>
-                <w:iCs/>
-              </w:rPr>
-              <w:t>…</w:t>
-            </w:r>
-          </w:p>
-        </w:tc>
-        <w:tc>
-          <w:tcPr>
-            <w:tcW w:w="1185" w:type="dxa"/>
-          </w:tcPr>
-          <w:p>
-            <w:pPr>
-              <w:rPr>
-                <w:rFonts w:ascii="Times New Roman" w:hAnsi="Times New Roman" w:cs="Times New Roman"/>
-              </w:rPr>
-            </w:pPr>
-          </w:p>
-        </w:tc>
-        <w:tc>
-          <w:tcPr>
-            <w:tcW w:w="1216" w:type="dxa"/>
-          </w:tcPr>
-          <w:p>
-            <w:pPr>
-              <w:rPr>
-                <w:rFonts w:ascii="Times New Roman" w:hAnsi="Times New Roman" w:cs="Times New Roman"/>
-              </w:rPr>
-            </w:pPr>
-          </w:p>
-        </w:tc>
-        <w:tc>
-          <w:tcPr>
-            <w:tcW w:w="963" w:type="dxa"/>
-          </w:tcPr>
-          <w:p>
-            <w:pPr>
-              <w:rPr>
-                <w:rFonts w:ascii="Times New Roman" w:hAnsi="Times New Roman" w:cs="Times New Roman"/>
-              </w:rPr>
-            </w:pPr>
-          </w:p>
-        </w:tc>
-        <w:tc>
-          <w:tcPr>
-            <w:tcW w:w="1749" w:type="dxa"/>
-          </w:tcPr>
-          <w:p>
-            <w:pPr>
-              <w:rPr>
-                <w:rFonts w:ascii="Times New Roman" w:hAnsi="Times New Roman" w:cs="Times New Roman"/>
-              </w:rPr>
-            </w:pPr>
-          </w:p>
-        </w:tc>
-        <w:tc>
-          <w:tcPr>
-            <w:tcW w:w="1736" w:type="dxa"/>
-          </w:tcPr>
-          <w:p>
-            <w:pPr>
-              <w:rPr>
-                <w:rFonts w:ascii="Times New Roman" w:hAnsi="Times New Roman" w:cs="Times New Roman"/>
-              </w:rPr>
-            </w:pPr>
-          </w:p>
-        </w:tc>
-        <w:tc>
-          <w:tcPr>
-            <w:tcW w:w="1455" w:type="dxa"/>
-          </w:tcPr>
-          <w:p>
-            <w:pPr>
-              <w:rPr>
-                <w:rFonts w:ascii="Times New Roman" w:hAnsi="Times New Roman" w:cs="Times New Roman"/>
-              </w:rPr>
-            </w:pPr>
-          </w:p>
-        </w:tc>
-      </w:tr>
-      <w:tr>
-        <w:tc>
-          <w:tcPr>
-            <w:tcW w:w="1101" w:type="dxa"/>
-          </w:tcPr>
-          <w:p>
-            <w:pPr>
-              <w:rPr>
-                <w:rFonts w:ascii="Times New Roman" w:hAnsi="Times New Roman" w:cs="Times New Roman"/>
-                <w:i/>
-                <w:iCs/>
-                <w:vertAlign w:val="subscript"/>
-              </w:rPr>
-            </w:pPr>
-            <w:r>
-              <w:rPr>
-                <w:rFonts w:ascii="Times New Roman" w:hAnsi="Times New Roman" w:cs="Times New Roman"/>
-                <w:i/>
-                <w:iCs/>
-              </w:rPr>
-              <w:t>T</w:t>
-            </w:r>
-            <w:r>
-              <w:rPr>
-                <w:rFonts w:ascii="Times New Roman" w:hAnsi="Times New Roman" w:cs="Times New Roman"/>
-                <w:i/>
-                <w:iCs/>
-                <w:vertAlign w:val="subscript"/>
-              </w:rPr>
-              <w:t>n</w:t>
-            </w:r>
-          </w:p>
-        </w:tc>
-        <w:tc>
-          <w:tcPr>
-            <w:tcW w:w="1185" w:type="dxa"/>
-          </w:tcPr>
-          <w:p>
-            <w:pPr>
-              <w:rPr>
-                <w:rFonts w:ascii="Times New Roman" w:hAnsi="Times New Roman" w:cs="Times New Roman"/>
-              </w:rPr>
-            </w:pPr>
-            <w:r>
-              <w:rPr>
-                <w:rFonts w:ascii="Times New Roman" w:hAnsi="Times New Roman" w:cs="Times New Roman"/>
-              </w:rPr>
-              <w:t>98.5</w:t>
-            </w:r>
-          </w:p>
-        </w:tc>
-        <w:tc>
-          <w:tcPr>
-            <w:tcW w:w="1216" w:type="dxa"/>
-          </w:tcPr>
-          <w:p>
-            <w:pPr>
-              <w:rPr>
-                <w:rFonts w:ascii="Times New Roman" w:hAnsi="Times New Roman" w:cs="Times New Roman"/>
-              </w:rPr>
-            </w:pPr>
-            <w:r>
-              <w:rPr>
-                <w:rFonts w:ascii="Times New Roman" w:hAnsi="Times New Roman" w:cs="Times New Roman"/>
-              </w:rPr>
-              <w:t>1.43</w:t>
-            </w:r>
-          </w:p>
-        </w:tc>
-        <w:tc>
-          <w:tcPr>
-            <w:tcW w:w="963" w:type="dxa"/>
-          </w:tcPr>
-          <w:p>
-            <w:pPr>
-              <w:rPr>
-                <w:rFonts w:ascii="Times New Roman" w:hAnsi="Times New Roman" w:cs="Times New Roman"/>
-              </w:rPr>
-            </w:pPr>
-            <w:r>
-              <w:rPr>
-                <w:rFonts w:ascii="Times New Roman" w:hAnsi="Times New Roman" w:cs="Times New Roman"/>
-              </w:rPr>
-              <w:t>141</w:t>
-            </w:r>
-          </w:p>
-        </w:tc>
-        <w:tc>
-          <w:tcPr>
-            <w:tcW w:w="1749" w:type="dxa"/>
-          </w:tcPr>
-          <w:p>
-            <w:pPr>
-              <w:rPr>
-                <w:rFonts w:ascii="Times New Roman" w:hAnsi="Times New Roman" w:cs="Times New Roman"/>
-              </w:rPr>
-            </w:pPr>
-            <w:r>
-              <w:rPr>
-                <w:rFonts w:ascii="Times New Roman" w:hAnsi="Times New Roman" w:cs="Times New Roman"/>
-              </w:rPr>
-              <w:t>12</w:t>
-            </w:r>
-          </w:p>
-        </w:tc>
-        <w:tc>
-          <w:tcPr>
-            <w:tcW w:w="1736" w:type="dxa"/>
-          </w:tcPr>
-          <w:p>
-            <w:pPr>
-              <w:rPr>
-                <w:rFonts w:ascii="Times New Roman" w:hAnsi="Times New Roman" w:cs="Times New Roman"/>
-              </w:rPr>
-            </w:pPr>
-            <w:r>
-              <w:rPr>
-                <w:rFonts w:ascii="Times New Roman" w:hAnsi="Times New Roman" w:cs="Times New Roman"/>
-              </w:rPr>
-              <w:t>200</w:t>
-            </w:r>
-          </w:p>
-        </w:tc>
-        <w:tc>
-          <w:tcPr>
-            <w:tcW w:w="1455" w:type="dxa"/>
-          </w:tcPr>
-          <w:p>
-            <w:pPr>
-              <w:rPr>
-                <w:rFonts w:ascii="Times New Roman" w:hAnsi="Times New Roman" w:cs="Times New Roman"/>
-              </w:rPr>
-            </w:pPr>
-            <w:r>
-              <w:rPr>
-                <w:rFonts w:ascii="Times New Roman" w:hAnsi="Times New Roman" w:cs="Times New Roman"/>
-              </w:rPr>
-              <w:t>16</w:t>
-            </w:r>
-          </w:p>
-        </w:tc>
-      </w:tr>
-    </w:tbl>
-    <w:p>
-      <w:pPr>
-        <w:rPr>
-          <w:rFonts w:ascii="Times New Roman" w:hAnsi="Times New Roman" w:cs="Times New Roman"/>
-          <w:b/>
-          <w:bCs/>
-        </w:rPr>
-      </w:pPr>
-      <w:r>
-        <w:rPr>
-          <w:rFonts w:ascii="Times New Roman" w:hAnsi="Times New Roman" w:cs="Times New Roman"/>
-          <w:b/>
-          <w:bCs/>
-        </w:rPr>
-        <w:lastRenderedPageBreak/>
-        <w:t xml:space="preserve">Figure ***: </w:t>
-      </w:r>
-      <w:r>
-        <w:rPr>
-          <w:rFonts w:ascii="Times New Roman" w:hAnsi="Times New Roman" w:cs="Times New Roman"/>
-          <w:b/>
-          <w:bCs/>
-        </w:rPr>
-        <w:t>Dummy representation of temporal data for a given patient in the ML model</w:t>
-      </w:r>
-      <w:r>
-        <w:rPr>
-          <w:rFonts w:ascii="Times New Roman" w:hAnsi="Times New Roman" w:cs="Times New Roman"/>
-          <w:b/>
-          <w:bCs/>
-        </w:rPr>
-        <w:t xml:space="preserve">. </w:t>
-      </w:r>
-    </w:p>
-    <w:p>
-      <w:pPr>
-        <w:rPr>
-          <w:rFonts w:ascii="Times New Roman" w:hAnsi="Times New Roman" w:cs="Times New Roman"/>
-        </w:rPr>
-      </w:pPr>
     </w:p>
     <w:p>
       <w:pPr>
@@ -3741,9 +2704,9 @@
           <w:noProof/>
         </w:rPr>
         <w:drawing>
-          <wp:inline distT="0" distB="0" distL="0" distR="0" wp14:anchorId="3FB067A6" wp14:editId="6D853374">
-            <wp:extent cx="5032320" cy="2843784"/>
-            <wp:effectExtent l="0" t="0" r="0" b="1270"/>
+          <wp:inline distT="0" distB="0" distL="0" distR="0" wp14:anchorId="3FB067A6" wp14:editId="02CF3559">
+            <wp:extent cx="5885652" cy="3326005"/>
+            <wp:effectExtent l="0" t="0" r="0" b="1905"/>
             <wp:docPr id="849802120" name="Picture 3" descr="A diagram of a patient's life cycle&#10;&#10;Description automatically generated"/>
             <wp:cNvGraphicFramePr>
               <a:graphicFrameLocks xmlns:a="http://schemas.openxmlformats.org/drawingml/2006/main" noChangeAspect="1"/>
@@ -3770,7 +2733,7 @@
                   <pic:spPr>
                     <a:xfrm>
                       <a:off x="0" y="0"/>
-                      <a:ext cx="5032320" cy="2843784"/>
+                      <a:ext cx="5917216" cy="3343842"/>
                     </a:xfrm>
                     <a:prstGeom prst="rect">
                       <a:avLst/>
@@ -3821,42 +2784,23 @@
     </w:p>
     <w:p>
       <w:pPr>
-        <w:jc w:val="center"/>
-        <w:rPr>
-          <w:rFonts w:ascii="Times New Roman" w:hAnsi="Times New Roman" w:cs="Times New Roman"/>
-          <w:b/>
-          <w:bCs/>
-        </w:rPr>
-      </w:pPr>
-    </w:p>
-    <w:p>
-      <w:pPr>
-        <w:rPr>
-          <w:rFonts w:ascii="Times New Roman" w:hAnsi="Times New Roman" w:cs="Times New Roman"/>
-        </w:rPr>
-      </w:pPr>
-    </w:p>
-    <w:p>
-      <w:pPr>
-        <w:rPr>
-          <w:rFonts w:ascii="Times New Roman" w:hAnsi="Times New Roman" w:cs="Times New Roman"/>
-        </w:rPr>
-      </w:pPr>
-    </w:p>
-    <w:p>
-      <w:pPr>
-        <w:rPr>
-          <w:rFonts w:ascii="Times New Roman" w:hAnsi="Times New Roman" w:cs="Times New Roman"/>
-          <w:b/>
-          <w:bCs/>
-        </w:rPr>
-      </w:pPr>
-      <w:r>
-        <w:rPr>
-          <w:rFonts w:ascii="Times New Roman" w:hAnsi="Times New Roman" w:cs="Times New Roman"/>
-          <w:b/>
-          <w:bCs/>
-        </w:rPr>
+        <w:rPr>
+          <w:rFonts w:ascii="Times New Roman" w:hAnsi="Times New Roman" w:cs="Times New Roman"/>
+          <w:b/>
+          <w:bCs/>
+          <w:i/>
+          <w:iCs/>
+        </w:rPr>
+      </w:pPr>
+      <w:r>
+        <w:rPr>
+          <w:rFonts w:ascii="Times New Roman" w:hAnsi="Times New Roman" w:cs="Times New Roman"/>
+          <w:b/>
+          <w:bCs/>
+          <w:i/>
+          <w:iCs/>
+        </w:rPr>
+        <w:lastRenderedPageBreak/>
         <w:t>Propensity Score Matching Approach</w:t>
       </w:r>
     </w:p>
@@ -4052,128 +2996,121 @@
           <w:rFonts w:ascii="Times New Roman" w:hAnsi="Times New Roman" w:cs="Times New Roman"/>
           <w:b/>
           <w:bCs/>
-        </w:rPr>
-      </w:pPr>
-      <w:r>
-        <w:rPr>
-          <w:rFonts w:ascii="Times New Roman" w:hAnsi="Times New Roman" w:cs="Times New Roman"/>
-          <w:b/>
-          <w:bCs/>
-        </w:rPr>
-        <w:t>Instrumental Variable Approach</w:t>
-      </w:r>
-    </w:p>
-    <w:p>
-      <w:pPr>
-        <w:rPr>
-          <w:rFonts w:ascii="Times New Roman" w:hAnsi="Times New Roman" w:cs="Times New Roman"/>
-          <w:b/>
-          <w:bCs/>
-        </w:rPr>
-      </w:pPr>
-    </w:p>
-    <w:p>
-      <w:pPr>
-        <w:rPr>
-          <w:rFonts w:ascii="Times New Roman" w:hAnsi="Times New Roman" w:cs="Times New Roman"/>
-        </w:rPr>
-      </w:pPr>
-      <w:r>
-        <w:rPr>
-          <w:rFonts w:ascii="Times New Roman" w:hAnsi="Times New Roman" w:cs="Times New Roman"/>
-        </w:rPr>
-        <w:t xml:space="preserve">We used an instrumental variable </w:t>
-      </w:r>
-      <w:r>
-        <w:rPr>
-          <w:rFonts w:ascii="Times New Roman" w:hAnsi="Times New Roman" w:cs="Times New Roman"/>
-        </w:rPr>
-        <w:t xml:space="preserve">(IV) </w:t>
-      </w:r>
-      <w:r>
-        <w:rPr>
-          <w:rFonts w:ascii="Times New Roman" w:hAnsi="Times New Roman" w:cs="Times New Roman"/>
-        </w:rPr>
-        <w:t xml:space="preserve">analysis to allow for pseudo-randomization between the chemotherapy and IO monotherapy groups. </w:t>
-      </w:r>
-      <w:r>
-        <w:rPr>
-          <w:rFonts w:ascii="Times New Roman" w:hAnsi="Times New Roman" w:cs="Times New Roman"/>
-        </w:rPr>
-        <w:t>The instrument of choice in this case was treating provider practice, which was represented in the dataset using unique identifiers</w:t>
-      </w:r>
-      <w:r>
-        <w:rPr>
-          <w:rFonts w:ascii="Times New Roman" w:hAnsi="Times New Roman" w:cs="Times New Roman"/>
-        </w:rPr>
-        <w:t xml:space="preserve">; this method has been employed </w:t>
-      </w:r>
-      <w:r>
-        <w:rPr>
-          <w:rFonts w:ascii="Times New Roman" w:hAnsi="Times New Roman" w:cs="Times New Roman"/>
-        </w:rPr>
-        <w:lastRenderedPageBreak/>
-        <w:t>in prior IV studies [citation here]</w:t>
-      </w:r>
-      <w:r>
-        <w:rPr>
-          <w:rFonts w:ascii="Times New Roman" w:hAnsi="Times New Roman" w:cs="Times New Roman"/>
-        </w:rPr>
-        <w:t xml:space="preserve">. </w:t>
-      </w:r>
-      <w:r>
-        <w:rPr>
-          <w:rFonts w:ascii="Times New Roman" w:hAnsi="Times New Roman" w:cs="Times New Roman"/>
-        </w:rPr>
-        <w:t xml:space="preserve">In this method, the instrument (practice preference for IO monotherapy vs chemotherapy) is weakly correlated with the treatment received, but not with the primary outcome (PFS). </w:t>
-      </w:r>
-      <w:r>
-        <w:rPr>
-          <w:rFonts w:ascii="Times New Roman" w:hAnsi="Times New Roman" w:cs="Times New Roman"/>
-        </w:rPr>
-        <w:t>As a result, using a 2-stage least squares regression we can estimate the local average treatment effect (LATE) of IO monotherapy</w:t>
-      </w:r>
-      <w:r>
-        <w:rPr>
-          <w:rFonts w:ascii="Times New Roman" w:hAnsi="Times New Roman" w:cs="Times New Roman"/>
-        </w:rPr>
-        <w:t xml:space="preserve"> for 6-month PFS and 24-month PFS. </w:t>
-      </w:r>
-      <w:r>
-        <w:rPr>
-          <w:rFonts w:ascii="Times New Roman" w:hAnsi="Times New Roman" w:cs="Times New Roman"/>
-        </w:rPr>
-        <w:t xml:space="preserve">Notably, LATE in this analysis represents the average treatment effect for patients “on the margin,” or those who were prescribed IO monotherapy or chemotherapy based on practice preference alone. </w:t>
-      </w:r>
-      <w:r>
-        <w:rPr>
-          <w:rFonts w:ascii="Times New Roman" w:hAnsi="Times New Roman" w:cs="Times New Roman"/>
-        </w:rPr>
-        <w:t xml:space="preserve">The same covariates used in the creation of the PSM model were used in the IV model. </w:t>
-      </w:r>
-    </w:p>
-    <w:p>
-      <w:pPr>
-        <w:rPr>
-          <w:rFonts w:ascii="Times New Roman" w:hAnsi="Times New Roman" w:cs="Times New Roman"/>
-          <w:b/>
-          <w:bCs/>
-        </w:rPr>
-      </w:pPr>
-    </w:p>
-    <w:p>
-      <w:pPr>
-        <w:rPr>
-          <w:rFonts w:ascii="Times New Roman" w:hAnsi="Times New Roman" w:cs="Times New Roman"/>
-          <w:b/>
-          <w:bCs/>
-        </w:rPr>
-      </w:pPr>
-      <w:r>
-        <w:rPr>
-          <w:rFonts w:ascii="Times New Roman" w:hAnsi="Times New Roman" w:cs="Times New Roman"/>
-          <w:b/>
-          <w:bCs/>
+          <w:i/>
+          <w:iCs/>
+        </w:rPr>
+      </w:pPr>
+      <w:r>
+        <w:rPr>
+          <w:rFonts w:ascii="Times New Roman" w:hAnsi="Times New Roman" w:cs="Times New Roman"/>
+          <w:b/>
+          <w:bCs/>
+          <w:i/>
+          <w:iCs/>
+        </w:rPr>
+        <w:t>Regression Discontinuity</w:t>
+      </w:r>
+      <w:r>
+        <w:rPr>
+          <w:rFonts w:ascii="Times New Roman" w:hAnsi="Times New Roman" w:cs="Times New Roman"/>
+          <w:b/>
+          <w:bCs/>
+          <w:i/>
+          <w:iCs/>
+        </w:rPr>
+        <w:t xml:space="preserve"> Approach</w:t>
+      </w:r>
+    </w:p>
+    <w:p>
+      <w:pPr>
+        <w:rPr>
+          <w:rFonts w:ascii="Times New Roman" w:hAnsi="Times New Roman" w:cs="Times New Roman"/>
+          <w:b/>
+          <w:bCs/>
+        </w:rPr>
+      </w:pPr>
+    </w:p>
+    <w:p>
+      <w:pPr>
+        <w:rPr>
+          <w:rFonts w:ascii="Times New Roman" w:hAnsi="Times New Roman" w:cs="Times New Roman"/>
+        </w:rPr>
+      </w:pPr>
+      <w:r>
+        <w:rPr>
+          <w:rFonts w:ascii="Times New Roman" w:hAnsi="Times New Roman" w:cs="Times New Roman"/>
+        </w:rPr>
+        <w:t xml:space="preserve">We used </w:t>
+      </w:r>
+      <w:r>
+        <w:rPr>
+          <w:rFonts w:ascii="Times New Roman" w:hAnsi="Times New Roman" w:cs="Times New Roman"/>
+        </w:rPr>
+        <w:t xml:space="preserve">a </w:t>
+      </w:r>
+      <w:r>
+        <w:rPr>
+          <w:rFonts w:ascii="Times New Roman" w:hAnsi="Times New Roman" w:cs="Times New Roman"/>
+        </w:rPr>
+        <w:t xml:space="preserve">fuzzy </w:t>
+      </w:r>
+      <w:r>
+        <w:rPr>
+          <w:rFonts w:ascii="Times New Roman" w:hAnsi="Times New Roman" w:cs="Times New Roman"/>
+        </w:rPr>
+        <w:t xml:space="preserve">regression discontinuity (RD) analysis </w:t>
+      </w:r>
+      <w:r>
+        <w:rPr>
+          <w:rFonts w:ascii="Times New Roman" w:hAnsi="Times New Roman" w:cs="Times New Roman"/>
+        </w:rPr>
+        <w:t xml:space="preserve">to examine the effect of IO monotherapy versus chemotherapy for patients who were just above or just below the PD-L1 threshold of 50%. Given that PD-L1 staining intensities are technically continuous, in our dataset the values are reported as 14 discrete values. (see Table 1), we employed local randomization methods to perform the analysis. By analyzing patients “on the margin” of the </w:t>
+      </w:r>
+      <w:r>
+        <w:rPr>
+          <w:rFonts w:ascii="Times New Roman" w:hAnsi="Times New Roman" w:cs="Times New Roman"/>
+        </w:rPr>
+        <w:t>50% cutoff, the RD analysis allows for a form of pseudo-randomization since patients under the threshold are more likely to receive chemotherapy while those above the threshold are more likely to receive IO monotherapy</w:t>
+      </w:r>
+      <w:r>
+        <w:rPr>
+          <w:rFonts w:ascii="Times New Roman" w:hAnsi="Times New Roman" w:cs="Times New Roman"/>
+        </w:rPr>
+        <w:t xml:space="preserve">, even though their PD-L1 values are otherwise similar. </w:t>
+      </w:r>
+      <w:r>
+        <w:rPr>
+          <w:rFonts w:ascii="Times New Roman" w:hAnsi="Times New Roman" w:cs="Times New Roman"/>
+        </w:rPr>
+        <w:t xml:space="preserve">The fuzzy RD under local randomization yields a local average treatment effect (LATE) that estimates the effect of IO monotherapy for patients close to the 50% threshold. </w:t>
+      </w:r>
+    </w:p>
+    <w:p>
+      <w:pPr>
+        <w:rPr>
+          <w:rFonts w:ascii="Times New Roman" w:hAnsi="Times New Roman" w:cs="Times New Roman"/>
+          <w:b/>
+          <w:bCs/>
+        </w:rPr>
+      </w:pPr>
+    </w:p>
+    <w:p>
+      <w:pPr>
+        <w:rPr>
+          <w:rFonts w:ascii="Times New Roman" w:hAnsi="Times New Roman" w:cs="Times New Roman"/>
+          <w:b/>
+          <w:bCs/>
+          <w:i/>
+          <w:iCs/>
+        </w:rPr>
+      </w:pPr>
+      <w:r>
+        <w:rPr>
+          <w:rFonts w:ascii="Times New Roman" w:hAnsi="Times New Roman" w:cs="Times New Roman"/>
+          <w:b/>
+          <w:bCs/>
+          <w:i/>
+          <w:iCs/>
         </w:rPr>
         <w:t>Machine Learning Model Creation</w:t>
       </w:r>
@@ -4191,13 +3128,6 @@
           <w:rFonts w:ascii="Times New Roman" w:hAnsi="Times New Roman" w:cs="Times New Roman"/>
         </w:rPr>
       </w:pPr>
-    </w:p>
-    <w:p>
-      <w:pPr>
-        <w:rPr>
-          <w:rFonts w:ascii="Times New Roman" w:hAnsi="Times New Roman" w:cs="Times New Roman"/>
-        </w:rPr>
-      </w:pPr>
       <w:r>
         <w:rPr>
           <w:rFonts w:ascii="Times New Roman" w:hAnsi="Times New Roman" w:cs="Times New Roman"/>
@@ -4247,34 +3177,19 @@
         <w:rPr>
           <w:rFonts w:ascii="Times New Roman" w:hAnsi="Times New Roman" w:cs="Times New Roman"/>
         </w:rPr>
-        <w:t>10.</w:t>
-      </w:r>
-    </w:p>
-    <w:p>
-      <w:pPr>
-        <w:rPr>
-          <w:rFonts w:ascii="Times New Roman" w:hAnsi="Times New Roman" w:cs="Times New Roman"/>
-        </w:rPr>
-      </w:pPr>
-    </w:p>
-    <w:p>
-      <w:pPr>
-        <w:rPr>
-          <w:rFonts w:ascii="Times New Roman" w:hAnsi="Times New Roman" w:cs="Times New Roman"/>
-        </w:rPr>
-      </w:pPr>
-    </w:p>
-    <w:p>
-      <w:pPr>
-        <w:rPr>
-          <w:rFonts w:ascii="Times New Roman" w:hAnsi="Times New Roman" w:cs="Times New Roman"/>
-        </w:rPr>
-      </w:pPr>
-      <w:r>
-        <w:rPr>
-          <w:rFonts w:ascii="Times New Roman" w:hAnsi="Times New Roman" w:cs="Times New Roman"/>
-        </w:rPr>
-        <w:t xml:space="preserve">For the model utilizing temporal data, we only included temporal data that recorded within 365 days of the advanced diagnosis date. </w:t>
+        <w:t>1</w:t>
+      </w:r>
+      <w:r>
+        <w:rPr>
+          <w:rFonts w:ascii="Times New Roman" w:hAnsi="Times New Roman" w:cs="Times New Roman"/>
+        </w:rPr>
+        <w:t>1</w:t>
+      </w:r>
+      <w:r>
+        <w:rPr>
+          <w:rFonts w:ascii="Times New Roman" w:hAnsi="Times New Roman" w:cs="Times New Roman"/>
+        </w:rPr>
+        <w:t>.</w:t>
       </w:r>
     </w:p>
     <w:p>
@@ -4611,7 +3526,6 @@
           <w:rFonts w:ascii="Times New Roman" w:hAnsi="Times New Roman" w:cs="Times New Roman"/>
           <w:noProof/>
         </w:rPr>
-        <w:lastRenderedPageBreak/>
         <mc:AlternateContent>
           <mc:Choice Requires="wps">
             <w:drawing>
@@ -4716,16 +3630,16 @@
         <mc:AlternateContent>
           <mc:Choice Requires="wps">
             <w:drawing>
-              <wp:anchor distT="0" distB="0" distL="114300" distR="114300" simplePos="0" relativeHeight="251665408" behindDoc="0" locked="0" layoutInCell="1" allowOverlap="1" wp14:anchorId="1A7332F5" wp14:editId="2E3CCC16">
+              <wp:anchor distT="0" distB="0" distL="114300" distR="114300" simplePos="0" relativeHeight="251665408" behindDoc="0" locked="0" layoutInCell="1" allowOverlap="1" wp14:anchorId="1A7332F5" wp14:editId="12481EF2">
                 <wp:simplePos x="0" y="0"/>
                 <wp:positionH relativeFrom="column">
-                  <wp:posOffset>3270885</wp:posOffset>
+                  <wp:posOffset>3350895</wp:posOffset>
                 </wp:positionH>
                 <wp:positionV relativeFrom="paragraph">
-                  <wp:posOffset>103596</wp:posOffset>
+                  <wp:posOffset>103505</wp:posOffset>
                 </wp:positionV>
-                <wp:extent cx="3091542" cy="914218"/>
-                <wp:effectExtent l="0" t="0" r="7620" b="13335"/>
+                <wp:extent cx="3091542" cy="914400"/>
+                <wp:effectExtent l="0" t="0" r="7620" b="12700"/>
                 <wp:wrapNone/>
                 <wp:docPr id="78674478" name="Rectangle 1"/>
                 <wp:cNvGraphicFramePr/>
@@ -4736,7 +3650,7 @@
                       <wps:spPr>
                         <a:xfrm>
                           <a:off x="0" y="0"/>
-                          <a:ext cx="3091542" cy="914218"/>
+                          <a:ext cx="3091542" cy="914400"/>
                         </a:xfrm>
                         <a:prstGeom prst="rect">
                           <a:avLst/>
@@ -4793,7 +3707,7 @@
           </mc:Choice>
           <mc:Fallback>
             <w:pict>
-              <v:rect w14:anchorId="1A7332F5" id="_x0000_s1027" style="position:absolute;margin-left:257.55pt;margin-top:8.15pt;width:243.45pt;height:1in;z-index:251665408;visibility:visible;mso-wrap-style:square;mso-width-percent:0;mso-height-percent:0;mso-wrap-distance-left:9pt;mso-wrap-distance-top:0;mso-wrap-distance-right:9pt;mso-wrap-distance-bottom:0;mso-position-horizontal:absolute;mso-position-horizontal-relative:text;mso-position-vertical:absolute;mso-position-vertical-relative:text;mso-width-percent:0;mso-height-percent:0;mso-width-relative:margin;mso-height-relative:margin;v-text-anchor:middle" o:gfxdata="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" fillcolor="#4472c4 [3204]" strokecolor="#09101d [484]" strokeweight="1pt">
+              <v:rect w14:anchorId="1A7332F5" id="_x0000_s1027" style="position:absolute;margin-left:263.85pt;margin-top:8.15pt;width:243.45pt;height:1in;z-index:251665408;visibility:visible;mso-wrap-style:square;mso-width-percent:0;mso-height-percent:0;mso-wrap-distance-left:9pt;mso-wrap-distance-top:0;mso-wrap-distance-right:9pt;mso-wrap-distance-bottom:0;mso-position-horizontal:absolute;mso-position-horizontal-relative:text;mso-position-vertical:absolute;mso-position-vertical-relative:text;mso-width-percent:0;mso-height-percent:0;mso-width-relative:margin;mso-height-relative:margin;v-text-anchor:middle" o:gfxdata="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" fillcolor="#4472c4 [3204]" strokecolor="#09101d [484]" strokeweight="1pt">
                 <v:textbox>
                   <w:txbxContent>
                     <w:p>
@@ -6580,6 +5494,7 @@
                 <w:sz w:val="21"/>
                 <w:szCs w:val="21"/>
               </w:rPr>
+              <w:lastRenderedPageBreak/>
               <w:t>Stage IV</w:t>
             </w:r>
           </w:p>
@@ -7686,7 +6601,6 @@
                 <w:sz w:val="21"/>
                 <w:szCs w:val="21"/>
               </w:rPr>
-              <w:lastRenderedPageBreak/>
               <w:t>Squamous Cell Carcinoma</w:t>
             </w:r>
           </w:p>
@@ -9210,6 +8124,7 @@
         <w:rPr>
           <w:rFonts w:ascii="Times New Roman" w:hAnsi="Times New Roman" w:cs="Times New Roman"/>
         </w:rPr>
+        <w:lastRenderedPageBreak/>
         <w:t>fell below the PD-L1 cutoff</w:t>
       </w:r>
       <w:r>
@@ -9347,891 +8262,6 @@
         <w:jc w:val="center"/>
         <w:rPr>
           <w:rFonts w:ascii="Times New Roman" w:hAnsi="Times New Roman" w:cs="Times New Roman"/>
-        </w:rPr>
-      </w:pPr>
-    </w:p>
-    <w:p>
-      <w:pPr>
-        <w:rPr>
-          <w:rFonts w:ascii="Times New Roman" w:hAnsi="Times New Roman" w:cs="Times New Roman"/>
-        </w:rPr>
-      </w:pPr>
-    </w:p>
-    <w:tbl>
-      <w:tblPr>
-        <w:tblStyle w:val="TableGrid"/>
-        <w:tblW w:w="0" w:type="auto"/>
-        <w:tblLook w:val="04A0" w:firstRow="1" w:lastRow="0" w:firstColumn="1" w:lastColumn="0" w:noHBand="0" w:noVBand="1"/>
-      </w:tblPr>
-      <w:tblGrid>
-        <w:gridCol w:w="4948"/>
-        <w:gridCol w:w="4949"/>
-      </w:tblGrid>
-      <w:tr>
-        <w:tc>
-          <w:tcPr>
-            <w:tcW w:w="4948" w:type="dxa"/>
-          </w:tcPr>
-          <w:p>
-            <w:pPr>
-              <w:jc w:val="center"/>
-              <w:rPr>
-                <w:rFonts w:ascii="Times New Roman" w:hAnsi="Times New Roman" w:cs="Times New Roman"/>
-                <w:b/>
-                <w:bCs/>
-              </w:rPr>
-            </w:pPr>
-            <w:r>
-              <w:rPr>
-                <w:rFonts w:ascii="Times New Roman" w:hAnsi="Times New Roman" w:cs="Times New Roman"/>
-                <w:b/>
-                <w:bCs/>
-              </w:rPr>
-              <w:t>Model</w:t>
-            </w:r>
-          </w:p>
-        </w:tc>
-        <w:tc>
-          <w:tcPr>
-            <w:tcW w:w="4949" w:type="dxa"/>
-          </w:tcPr>
-          <w:p>
-            <w:pPr>
-              <w:jc w:val="center"/>
-              <w:rPr>
-                <w:rFonts w:ascii="Times New Roman" w:hAnsi="Times New Roman" w:cs="Times New Roman"/>
-                <w:b/>
-                <w:bCs/>
-              </w:rPr>
-            </w:pPr>
-            <w:r>
-              <w:rPr>
-                <w:rFonts w:ascii="Times New Roman" w:hAnsi="Times New Roman" w:cs="Times New Roman"/>
-                <w:b/>
-                <w:bCs/>
-              </w:rPr>
-              <w:t>AU</w:t>
-            </w:r>
-            <w:r>
-              <w:rPr>
-                <w:rFonts w:ascii="Times New Roman" w:hAnsi="Times New Roman" w:cs="Times New Roman"/>
-                <w:b/>
-                <w:bCs/>
-              </w:rPr>
-              <w:t>RO</w:t>
-            </w:r>
-            <w:r>
-              <w:rPr>
-                <w:rFonts w:ascii="Times New Roman" w:hAnsi="Times New Roman" w:cs="Times New Roman"/>
-                <w:b/>
-                <w:bCs/>
-              </w:rPr>
-              <w:t>C</w:t>
-            </w:r>
-            <w:r>
-              <w:rPr>
-                <w:rFonts w:ascii="Times New Roman" w:hAnsi="Times New Roman" w:cs="Times New Roman"/>
-                <w:b/>
-                <w:bCs/>
-              </w:rPr>
-              <w:t xml:space="preserve"> (95% CI)</w:t>
-            </w:r>
-            <w:r>
-              <w:rPr>
-                <w:rFonts w:ascii="Times New Roman" w:hAnsi="Times New Roman" w:cs="Times New Roman"/>
-                <w:b/>
-                <w:bCs/>
-              </w:rPr>
-              <w:t xml:space="preserve"> on Test Set</w:t>
-            </w:r>
-          </w:p>
-        </w:tc>
-      </w:tr>
-      <w:tr>
-        <w:tc>
-          <w:tcPr>
-            <w:tcW w:w="4948" w:type="dxa"/>
-          </w:tcPr>
-          <w:p>
-            <w:pPr>
-              <w:jc w:val="center"/>
-              <w:rPr>
-                <w:rFonts w:ascii="Times New Roman" w:hAnsi="Times New Roman" w:cs="Times New Roman"/>
-              </w:rPr>
-            </w:pPr>
-            <w:r>
-              <w:rPr>
-                <w:rFonts w:ascii="Times New Roman" w:hAnsi="Times New Roman" w:cs="Times New Roman"/>
-              </w:rPr>
-              <w:t>Random Forest Classifier</w:t>
-            </w:r>
-          </w:p>
-        </w:tc>
-        <w:tc>
-          <w:tcPr>
-            <w:tcW w:w="4949" w:type="dxa"/>
-          </w:tcPr>
-          <w:p>
-            <w:pPr>
-              <w:jc w:val="center"/>
-              <w:rPr>
-                <w:rFonts w:ascii="Times New Roman" w:hAnsi="Times New Roman" w:cs="Times New Roman"/>
-              </w:rPr>
-            </w:pPr>
-            <w:r>
-              <w:rPr>
-                <w:rFonts w:ascii="Times New Roman" w:hAnsi="Times New Roman" w:cs="Times New Roman"/>
-              </w:rPr>
-              <w:t>[, ]</w:t>
-            </w:r>
-          </w:p>
-        </w:tc>
-      </w:tr>
-      <w:tr>
-        <w:tc>
-          <w:tcPr>
-            <w:tcW w:w="4948" w:type="dxa"/>
-          </w:tcPr>
-          <w:p>
-            <w:pPr>
-              <w:jc w:val="center"/>
-              <w:rPr>
-                <w:rFonts w:ascii="Times New Roman" w:hAnsi="Times New Roman" w:cs="Times New Roman"/>
-              </w:rPr>
-            </w:pPr>
-            <w:r>
-              <w:rPr>
-                <w:rFonts w:ascii="Times New Roman" w:hAnsi="Times New Roman" w:cs="Times New Roman"/>
-              </w:rPr>
-              <w:t>Gradient Boosting</w:t>
-            </w:r>
-          </w:p>
-        </w:tc>
-        <w:tc>
-          <w:tcPr>
-            <w:tcW w:w="4949" w:type="dxa"/>
-          </w:tcPr>
-          <w:p>
-            <w:pPr>
-              <w:jc w:val="center"/>
-              <w:rPr>
-                <w:rFonts w:ascii="Times New Roman" w:hAnsi="Times New Roman" w:cs="Times New Roman"/>
-              </w:rPr>
-            </w:pPr>
-            <w:r>
-              <w:rPr>
-                <w:rFonts w:ascii="Times New Roman" w:hAnsi="Times New Roman" w:cs="Times New Roman"/>
-              </w:rPr>
-              <w:t>[, ]</w:t>
-            </w:r>
-          </w:p>
-        </w:tc>
-      </w:tr>
-      <w:tr>
-        <w:tc>
-          <w:tcPr>
-            <w:tcW w:w="4948" w:type="dxa"/>
-          </w:tcPr>
-          <w:p>
-            <w:pPr>
-              <w:jc w:val="center"/>
-              <w:rPr>
-                <w:rFonts w:ascii="Times New Roman" w:hAnsi="Times New Roman" w:cs="Times New Roman"/>
-              </w:rPr>
-            </w:pPr>
-            <w:r>
-              <w:rPr>
-                <w:rFonts w:ascii="Times New Roman" w:hAnsi="Times New Roman" w:cs="Times New Roman"/>
-              </w:rPr>
-              <w:t>Logistic Regression</w:t>
-            </w:r>
-          </w:p>
-        </w:tc>
-        <w:tc>
-          <w:tcPr>
-            <w:tcW w:w="4949" w:type="dxa"/>
-          </w:tcPr>
-          <w:p>
-            <w:pPr>
-              <w:jc w:val="center"/>
-              <w:rPr>
-                <w:rFonts w:ascii="Times New Roman" w:hAnsi="Times New Roman" w:cs="Times New Roman"/>
-              </w:rPr>
-            </w:pPr>
-            <w:r>
-              <w:rPr>
-                <w:rFonts w:ascii="Times New Roman" w:hAnsi="Times New Roman" w:cs="Times New Roman"/>
-              </w:rPr>
-              <w:t>[, ]</w:t>
-            </w:r>
-          </w:p>
-        </w:tc>
-      </w:tr>
-      <w:tr>
-        <w:tc>
-          <w:tcPr>
-            <w:tcW w:w="4948" w:type="dxa"/>
-          </w:tcPr>
-          <w:p>
-            <w:pPr>
-              <w:jc w:val="center"/>
-              <w:rPr>
-                <w:rFonts w:ascii="Times New Roman" w:hAnsi="Times New Roman" w:cs="Times New Roman"/>
-              </w:rPr>
-            </w:pPr>
-            <w:r>
-              <w:rPr>
-                <w:rFonts w:ascii="Times New Roman" w:hAnsi="Times New Roman" w:cs="Times New Roman"/>
-              </w:rPr>
-              <w:t>Feed-Forward Neural Network</w:t>
-            </w:r>
-          </w:p>
-        </w:tc>
-        <w:tc>
-          <w:tcPr>
-            <w:tcW w:w="4949" w:type="dxa"/>
-          </w:tcPr>
-          <w:p>
-            <w:pPr>
-              <w:jc w:val="center"/>
-              <w:rPr>
-                <w:rFonts w:ascii="Times New Roman" w:hAnsi="Times New Roman" w:cs="Times New Roman"/>
-              </w:rPr>
-            </w:pPr>
-            <w:r>
-              <w:rPr>
-                <w:rFonts w:ascii="Times New Roman" w:hAnsi="Times New Roman" w:cs="Times New Roman"/>
-              </w:rPr>
-              <w:t>[</w:t>
-            </w:r>
-            <w:r>
-              <w:rPr>
-                <w:rFonts w:ascii="Times New Roman" w:hAnsi="Times New Roman" w:cs="Times New Roman"/>
-              </w:rPr>
-              <w:t xml:space="preserve">, </w:t>
-            </w:r>
-            <w:r>
-              <w:rPr>
-                <w:rFonts w:ascii="Times New Roman" w:hAnsi="Times New Roman" w:cs="Times New Roman"/>
-              </w:rPr>
-              <w:t>]</w:t>
-            </w:r>
-          </w:p>
-        </w:tc>
-      </w:tr>
-    </w:tbl>
-    <w:p>
-      <w:pPr>
-        <w:rPr>
-          <w:rFonts w:ascii="Times New Roman" w:hAnsi="Times New Roman" w:cs="Times New Roman"/>
-          <w:b/>
-          <w:bCs/>
-        </w:rPr>
-      </w:pPr>
-      <w:r>
-        <w:rPr>
-          <w:rFonts w:ascii="Times New Roman" w:hAnsi="Times New Roman" w:cs="Times New Roman"/>
-          <w:b/>
-          <w:bCs/>
-        </w:rPr>
-        <w:t>Table ***</w:t>
-      </w:r>
-      <w:r>
-        <w:rPr>
-          <w:rFonts w:ascii="Times New Roman" w:hAnsi="Times New Roman" w:cs="Times New Roman"/>
-          <w:b/>
-          <w:bCs/>
-        </w:rPr>
-        <w:t>:</w:t>
-      </w:r>
-    </w:p>
-    <w:tbl>
-      <w:tblPr>
-        <w:tblStyle w:val="TableGrid"/>
-        <w:tblW w:w="0" w:type="auto"/>
-        <w:tblLook w:val="04A0" w:firstRow="1" w:lastRow="0" w:firstColumn="1" w:lastColumn="0" w:noHBand="0" w:noVBand="1"/>
-      </w:tblPr>
-      <w:tblGrid>
-        <w:gridCol w:w="1906"/>
-        <w:gridCol w:w="927"/>
-        <w:gridCol w:w="1752"/>
-        <w:gridCol w:w="1710"/>
-        <w:gridCol w:w="1530"/>
-        <w:gridCol w:w="2072"/>
-      </w:tblGrid>
-      <w:tr>
-        <w:tc>
-          <w:tcPr>
-            <w:tcW w:w="1906" w:type="dxa"/>
-          </w:tcPr>
-          <w:p>
-            <w:pPr>
-              <w:jc w:val="center"/>
-              <w:rPr>
-                <w:rFonts w:ascii="Times New Roman" w:hAnsi="Times New Roman" w:cs="Times New Roman"/>
-                <w:b/>
-                <w:bCs/>
-              </w:rPr>
-            </w:pPr>
-            <w:r>
-              <w:rPr>
-                <w:rFonts w:ascii="Times New Roman" w:hAnsi="Times New Roman" w:cs="Times New Roman"/>
-                <w:b/>
-                <w:bCs/>
-              </w:rPr>
-              <w:t>Therapy</w:t>
-            </w:r>
-          </w:p>
-        </w:tc>
-        <w:tc>
-          <w:tcPr>
-            <w:tcW w:w="927" w:type="dxa"/>
-          </w:tcPr>
-          <w:p>
-            <w:pPr>
-              <w:jc w:val="center"/>
-              <w:rPr>
-                <w:rFonts w:ascii="Times New Roman" w:hAnsi="Times New Roman" w:cs="Times New Roman"/>
-                <w:b/>
-                <w:bCs/>
-              </w:rPr>
-            </w:pPr>
-            <w:r>
-              <w:rPr>
-                <w:rFonts w:ascii="Times New Roman" w:hAnsi="Times New Roman" w:cs="Times New Roman"/>
-                <w:b/>
-                <w:bCs/>
-              </w:rPr>
-              <w:t>PD-L1 status</w:t>
-            </w:r>
-          </w:p>
-        </w:tc>
-        <w:tc>
-          <w:tcPr>
-            <w:tcW w:w="1752" w:type="dxa"/>
-          </w:tcPr>
-          <w:p>
-            <w:pPr>
-              <w:jc w:val="center"/>
-              <w:rPr>
-                <w:rFonts w:ascii="Times New Roman" w:hAnsi="Times New Roman" w:cs="Times New Roman"/>
-                <w:b/>
-                <w:bCs/>
-              </w:rPr>
-            </w:pPr>
-            <w:r>
-              <w:rPr>
-                <w:rFonts w:ascii="Times New Roman" w:hAnsi="Times New Roman" w:cs="Times New Roman"/>
-                <w:b/>
-                <w:bCs/>
-              </w:rPr>
-              <w:t>Expected outcome given PD-L1 status</w:t>
-            </w:r>
-          </w:p>
-        </w:tc>
-        <w:tc>
-          <w:tcPr>
-            <w:tcW w:w="1710" w:type="dxa"/>
-          </w:tcPr>
-          <w:p>
-            <w:pPr>
-              <w:jc w:val="center"/>
-              <w:rPr>
-                <w:rFonts w:ascii="Times New Roman" w:hAnsi="Times New Roman" w:cs="Times New Roman"/>
-                <w:b/>
-                <w:bCs/>
-              </w:rPr>
-            </w:pPr>
-            <w:r>
-              <w:rPr>
-                <w:rFonts w:ascii="Times New Roman" w:hAnsi="Times New Roman" w:cs="Times New Roman"/>
-                <w:b/>
-                <w:bCs/>
-              </w:rPr>
-              <w:t>Evidence of 12-month progression</w:t>
-            </w:r>
-          </w:p>
-        </w:tc>
-        <w:tc>
-          <w:tcPr>
-            <w:tcW w:w="1530" w:type="dxa"/>
-          </w:tcPr>
-          <w:p>
-            <w:pPr>
-              <w:jc w:val="center"/>
-              <w:rPr>
-                <w:rFonts w:ascii="Times New Roman" w:hAnsi="Times New Roman" w:cs="Times New Roman"/>
-                <w:b/>
-                <w:bCs/>
-              </w:rPr>
-            </w:pPr>
-            <w:r>
-              <w:rPr>
-                <w:rFonts w:ascii="Times New Roman" w:hAnsi="Times New Roman" w:cs="Times New Roman"/>
-                <w:b/>
-                <w:bCs/>
-              </w:rPr>
-              <w:t>No evidence of 12-month progression</w:t>
-            </w:r>
-          </w:p>
-        </w:tc>
-        <w:tc>
-          <w:tcPr>
-            <w:tcW w:w="2072" w:type="dxa"/>
-          </w:tcPr>
-          <w:p>
-            <w:pPr>
-              <w:jc w:val="center"/>
-              <w:rPr>
-                <w:rFonts w:ascii="Times New Roman" w:hAnsi="Times New Roman" w:cs="Times New Roman"/>
-                <w:b/>
-                <w:bCs/>
-              </w:rPr>
-            </w:pPr>
-            <w:r>
-              <w:rPr>
-                <w:rFonts w:ascii="Times New Roman" w:hAnsi="Times New Roman" w:cs="Times New Roman"/>
-                <w:b/>
-                <w:bCs/>
-              </w:rPr>
-              <w:t>Correctly recategorized via ML algorithm</w:t>
-            </w:r>
-          </w:p>
-        </w:tc>
-      </w:tr>
-      <w:tr>
-        <w:tc>
-          <w:tcPr>
-            <w:tcW w:w="1906" w:type="dxa"/>
-            <w:vMerge w:val="restart"/>
-          </w:tcPr>
-          <w:p>
-            <w:pPr>
-              <w:jc w:val="center"/>
-              <w:rPr>
-                <w:rFonts w:ascii="Times New Roman" w:hAnsi="Times New Roman" w:cs="Times New Roman"/>
-                <w:b/>
-                <w:bCs/>
-              </w:rPr>
-            </w:pPr>
-            <w:r>
-              <w:rPr>
-                <w:rFonts w:ascii="Times New Roman" w:hAnsi="Times New Roman" w:cs="Times New Roman"/>
-                <w:b/>
-                <w:bCs/>
-              </w:rPr>
-              <w:t>IO Monotherapy</w:t>
-            </w:r>
-          </w:p>
-          <w:p>
-            <w:pPr>
-              <w:jc w:val="center"/>
-              <w:rPr>
-                <w:rFonts w:ascii="Times New Roman" w:hAnsi="Times New Roman" w:cs="Times New Roman"/>
-                <w:b/>
-                <w:bCs/>
-              </w:rPr>
-            </w:pPr>
-          </w:p>
-        </w:tc>
-        <w:tc>
-          <w:tcPr>
-            <w:tcW w:w="927" w:type="dxa"/>
-          </w:tcPr>
-          <w:p>
-            <w:pPr>
-              <w:jc w:val="center"/>
-              <w:rPr>
-                <w:rFonts w:ascii="Times New Roman" w:hAnsi="Times New Roman" w:cs="Times New Roman"/>
-              </w:rPr>
-            </w:pPr>
-            <w:r>
-              <w:rPr>
-                <w:rFonts w:ascii="Times New Roman" w:hAnsi="Times New Roman" w:cs="Times New Roman"/>
-              </w:rPr>
-              <w:t>&gt;=50%</w:t>
-            </w:r>
-          </w:p>
-        </w:tc>
-        <w:tc>
-          <w:tcPr>
-            <w:tcW w:w="1752" w:type="dxa"/>
-          </w:tcPr>
-          <w:p>
-            <w:pPr>
-              <w:jc w:val="center"/>
-              <w:rPr>
-                <w:rFonts w:ascii="Times New Roman" w:hAnsi="Times New Roman" w:cs="Times New Roman"/>
-              </w:rPr>
-            </w:pPr>
-            <w:r>
-              <w:rPr>
-                <w:rFonts w:ascii="Times New Roman" w:hAnsi="Times New Roman" w:cs="Times New Roman"/>
-              </w:rPr>
-              <w:t>No progression</w:t>
-            </w:r>
-          </w:p>
-        </w:tc>
-        <w:tc>
-          <w:tcPr>
-            <w:tcW w:w="1710" w:type="dxa"/>
-          </w:tcPr>
-          <w:p>
-            <w:pPr>
-              <w:jc w:val="center"/>
-              <w:rPr>
-                <w:rFonts w:ascii="Times New Roman" w:hAnsi="Times New Roman" w:cs="Times New Roman"/>
-              </w:rPr>
-            </w:pPr>
-          </w:p>
-        </w:tc>
-        <w:tc>
-          <w:tcPr>
-            <w:tcW w:w="1530" w:type="dxa"/>
-          </w:tcPr>
-          <w:p>
-            <w:pPr>
-              <w:rPr>
-                <w:rFonts w:ascii="Times New Roman" w:hAnsi="Times New Roman" w:cs="Times New Roman"/>
-              </w:rPr>
-            </w:pPr>
-          </w:p>
-        </w:tc>
-        <w:tc>
-          <w:tcPr>
-            <w:tcW w:w="2072" w:type="dxa"/>
-          </w:tcPr>
-          <w:p>
-            <w:pPr>
-              <w:jc w:val="center"/>
-              <w:rPr>
-                <w:rFonts w:ascii="Times New Roman" w:hAnsi="Times New Roman" w:cs="Times New Roman"/>
-              </w:rPr>
-            </w:pPr>
-          </w:p>
-        </w:tc>
-      </w:tr>
-      <w:tr>
-        <w:trPr>
-          <w:trHeight w:val="431"/>
-        </w:trPr>
-        <w:tc>
-          <w:tcPr>
-            <w:tcW w:w="1906" w:type="dxa"/>
-            <w:vMerge/>
-          </w:tcPr>
-          <w:p>
-            <w:pPr>
-              <w:jc w:val="center"/>
-              <w:rPr>
-                <w:rFonts w:ascii="Times New Roman" w:hAnsi="Times New Roman" w:cs="Times New Roman"/>
-                <w:b/>
-                <w:bCs/>
-              </w:rPr>
-            </w:pPr>
-          </w:p>
-        </w:tc>
-        <w:tc>
-          <w:tcPr>
-            <w:tcW w:w="927" w:type="dxa"/>
-          </w:tcPr>
-          <w:p>
-            <w:pPr>
-              <w:jc w:val="center"/>
-              <w:rPr>
-                <w:rFonts w:ascii="Times New Roman" w:hAnsi="Times New Roman" w:cs="Times New Roman"/>
-              </w:rPr>
-            </w:pPr>
-            <w:r>
-              <w:rPr>
-                <w:rFonts w:ascii="Times New Roman" w:hAnsi="Times New Roman" w:cs="Times New Roman"/>
-              </w:rPr>
-              <w:t>&lt;50%</w:t>
-            </w:r>
-          </w:p>
-        </w:tc>
-        <w:tc>
-          <w:tcPr>
-            <w:tcW w:w="1752" w:type="dxa"/>
-          </w:tcPr>
-          <w:p>
-            <w:pPr>
-              <w:jc w:val="center"/>
-              <w:rPr>
-                <w:rFonts w:ascii="Times New Roman" w:hAnsi="Times New Roman" w:cs="Times New Roman"/>
-              </w:rPr>
-            </w:pPr>
-            <w:r>
-              <w:rPr>
-                <w:rFonts w:ascii="Times New Roman" w:hAnsi="Times New Roman" w:cs="Times New Roman"/>
-              </w:rPr>
-              <w:t>Progression</w:t>
-            </w:r>
-          </w:p>
-        </w:tc>
-        <w:tc>
-          <w:tcPr>
-            <w:tcW w:w="1710" w:type="dxa"/>
-          </w:tcPr>
-          <w:p>
-            <w:pPr>
-              <w:jc w:val="center"/>
-              <w:rPr>
-                <w:rFonts w:ascii="Times New Roman" w:hAnsi="Times New Roman" w:cs="Times New Roman"/>
-              </w:rPr>
-            </w:pPr>
-          </w:p>
-        </w:tc>
-        <w:tc>
-          <w:tcPr>
-            <w:tcW w:w="1530" w:type="dxa"/>
-          </w:tcPr>
-          <w:p>
-            <w:pPr>
-              <w:jc w:val="center"/>
-              <w:rPr>
-                <w:rFonts w:ascii="Times New Roman" w:hAnsi="Times New Roman" w:cs="Times New Roman"/>
-              </w:rPr>
-            </w:pPr>
-          </w:p>
-        </w:tc>
-        <w:tc>
-          <w:tcPr>
-            <w:tcW w:w="2072" w:type="dxa"/>
-          </w:tcPr>
-          <w:p>
-            <w:pPr>
-              <w:jc w:val="center"/>
-              <w:rPr>
-                <w:rFonts w:ascii="Times New Roman" w:hAnsi="Times New Roman" w:cs="Times New Roman"/>
-              </w:rPr>
-            </w:pPr>
-          </w:p>
-        </w:tc>
-      </w:tr>
-      <w:tr>
-        <w:tc>
-          <w:tcPr>
-            <w:tcW w:w="1906" w:type="dxa"/>
-            <w:vMerge w:val="restart"/>
-          </w:tcPr>
-          <w:p>
-            <w:pPr>
-              <w:jc w:val="center"/>
-              <w:rPr>
-                <w:rFonts w:ascii="Times New Roman" w:hAnsi="Times New Roman" w:cs="Times New Roman"/>
-                <w:b/>
-                <w:bCs/>
-              </w:rPr>
-            </w:pPr>
-            <w:r>
-              <w:rPr>
-                <w:rFonts w:ascii="Times New Roman" w:hAnsi="Times New Roman" w:cs="Times New Roman"/>
-                <w:b/>
-                <w:bCs/>
-              </w:rPr>
-              <w:t>Chemotherapy</w:t>
-            </w:r>
-          </w:p>
-          <w:p>
-            <w:pPr>
-              <w:jc w:val="center"/>
-              <w:rPr>
-                <w:rFonts w:ascii="Times New Roman" w:hAnsi="Times New Roman" w:cs="Times New Roman"/>
-                <w:b/>
-                <w:bCs/>
-              </w:rPr>
-            </w:pPr>
-          </w:p>
-        </w:tc>
-        <w:tc>
-          <w:tcPr>
-            <w:tcW w:w="927" w:type="dxa"/>
-          </w:tcPr>
-          <w:p>
-            <w:pPr>
-              <w:jc w:val="center"/>
-              <w:rPr>
-                <w:rFonts w:ascii="Times New Roman" w:hAnsi="Times New Roman" w:cs="Times New Roman"/>
-              </w:rPr>
-            </w:pPr>
-            <w:r>
-              <w:rPr>
-                <w:rFonts w:ascii="Times New Roman" w:hAnsi="Times New Roman" w:cs="Times New Roman"/>
-              </w:rPr>
-              <w:t>&gt;=50%</w:t>
-            </w:r>
-          </w:p>
-        </w:tc>
-        <w:tc>
-          <w:tcPr>
-            <w:tcW w:w="1752" w:type="dxa"/>
-          </w:tcPr>
-          <w:p>
-            <w:pPr>
-              <w:jc w:val="center"/>
-              <w:rPr>
-                <w:rFonts w:ascii="Times New Roman" w:hAnsi="Times New Roman" w:cs="Times New Roman"/>
-              </w:rPr>
-            </w:pPr>
-            <w:r>
-              <w:rPr>
-                <w:rFonts w:ascii="Times New Roman" w:hAnsi="Times New Roman" w:cs="Times New Roman"/>
-              </w:rPr>
-              <w:t>Progression</w:t>
-            </w:r>
-          </w:p>
-        </w:tc>
-        <w:tc>
-          <w:tcPr>
-            <w:tcW w:w="1710" w:type="dxa"/>
-          </w:tcPr>
-          <w:p>
-            <w:pPr>
-              <w:jc w:val="center"/>
-              <w:rPr>
-                <w:rFonts w:ascii="Times New Roman" w:hAnsi="Times New Roman" w:cs="Times New Roman"/>
-              </w:rPr>
-            </w:pPr>
-          </w:p>
-        </w:tc>
-        <w:tc>
-          <w:tcPr>
-            <w:tcW w:w="1530" w:type="dxa"/>
-          </w:tcPr>
-          <w:p>
-            <w:pPr>
-              <w:jc w:val="center"/>
-              <w:rPr>
-                <w:rFonts w:ascii="Times New Roman" w:hAnsi="Times New Roman" w:cs="Times New Roman"/>
-              </w:rPr>
-            </w:pPr>
-          </w:p>
-        </w:tc>
-        <w:tc>
-          <w:tcPr>
-            <w:tcW w:w="2072" w:type="dxa"/>
-          </w:tcPr>
-          <w:p>
-            <w:pPr>
-              <w:jc w:val="center"/>
-              <w:rPr>
-                <w:rFonts w:ascii="Times New Roman" w:hAnsi="Times New Roman" w:cs="Times New Roman"/>
-              </w:rPr>
-            </w:pPr>
-          </w:p>
-        </w:tc>
-      </w:tr>
-      <w:tr>
-        <w:tc>
-          <w:tcPr>
-            <w:tcW w:w="1906" w:type="dxa"/>
-            <w:vMerge/>
-          </w:tcPr>
-          <w:p>
-            <w:pPr>
-              <w:rPr>
-                <w:rFonts w:ascii="Times New Roman" w:hAnsi="Times New Roman" w:cs="Times New Roman"/>
-                <w:b/>
-                <w:bCs/>
-              </w:rPr>
-            </w:pPr>
-          </w:p>
-        </w:tc>
-        <w:tc>
-          <w:tcPr>
-            <w:tcW w:w="927" w:type="dxa"/>
-          </w:tcPr>
-          <w:p>
-            <w:pPr>
-              <w:jc w:val="center"/>
-              <w:rPr>
-                <w:rFonts w:ascii="Times New Roman" w:hAnsi="Times New Roman" w:cs="Times New Roman"/>
-              </w:rPr>
-            </w:pPr>
-            <w:r>
-              <w:rPr>
-                <w:rFonts w:ascii="Times New Roman" w:hAnsi="Times New Roman" w:cs="Times New Roman"/>
-              </w:rPr>
-              <w:t>&lt;50%</w:t>
-            </w:r>
-          </w:p>
-        </w:tc>
-        <w:tc>
-          <w:tcPr>
-            <w:tcW w:w="1752" w:type="dxa"/>
-          </w:tcPr>
-          <w:p>
-            <w:pPr>
-              <w:jc w:val="center"/>
-              <w:rPr>
-                <w:rFonts w:ascii="Times New Roman" w:hAnsi="Times New Roman" w:cs="Times New Roman"/>
-              </w:rPr>
-            </w:pPr>
-            <w:r>
-              <w:rPr>
-                <w:rFonts w:ascii="Times New Roman" w:hAnsi="Times New Roman" w:cs="Times New Roman"/>
-              </w:rPr>
-              <w:t>No progression</w:t>
-            </w:r>
-          </w:p>
-        </w:tc>
-        <w:tc>
-          <w:tcPr>
-            <w:tcW w:w="1710" w:type="dxa"/>
-          </w:tcPr>
-          <w:p>
-            <w:pPr>
-              <w:jc w:val="center"/>
-              <w:rPr>
-                <w:rFonts w:ascii="Times New Roman" w:hAnsi="Times New Roman" w:cs="Times New Roman"/>
-              </w:rPr>
-            </w:pPr>
-          </w:p>
-        </w:tc>
-        <w:tc>
-          <w:tcPr>
-            <w:tcW w:w="1530" w:type="dxa"/>
-          </w:tcPr>
-          <w:p>
-            <w:pPr>
-              <w:jc w:val="center"/>
-              <w:rPr>
-                <w:rFonts w:ascii="Times New Roman" w:hAnsi="Times New Roman" w:cs="Times New Roman"/>
-              </w:rPr>
-            </w:pPr>
-          </w:p>
-        </w:tc>
-        <w:tc>
-          <w:tcPr>
-            <w:tcW w:w="2072" w:type="dxa"/>
-          </w:tcPr>
-          <w:p>
-            <w:pPr>
-              <w:jc w:val="center"/>
-              <w:rPr>
-                <w:rFonts w:ascii="Times New Roman" w:hAnsi="Times New Roman" w:cs="Times New Roman"/>
-              </w:rPr>
-            </w:pPr>
-          </w:p>
-        </w:tc>
-      </w:tr>
-    </w:tbl>
-    <w:p>
-      <w:pPr>
-        <w:rPr>
-          <w:rFonts w:ascii="Times New Roman" w:hAnsi="Times New Roman" w:cs="Times New Roman"/>
-          <w:b/>
-          <w:bCs/>
-        </w:rPr>
-      </w:pPr>
-    </w:p>
-    <w:p>
-      <w:pPr>
-        <w:rPr>
-          <w:rFonts w:ascii="Times New Roman" w:hAnsi="Times New Roman" w:cs="Times New Roman"/>
-          <w:b/>
-          <w:bCs/>
         </w:rPr>
       </w:pPr>
     </w:p>
@@ -10747,237 +8777,6 @@
                 <w:rFonts w:ascii="Times New Roman" w:hAnsi="Times New Roman" w:cs="Times New Roman"/>
               </w:rPr>
             </w:pPr>
-          </w:p>
-        </w:tc>
-      </w:tr>
-      <w:tr>
-        <w:tc>
-          <w:tcPr>
-            <w:tcW w:w="3060" w:type="dxa"/>
-          </w:tcPr>
-          <w:p>
-            <w:pPr>
-              <w:rPr>
-                <w:rFonts w:ascii="Times New Roman" w:hAnsi="Times New Roman" w:cs="Times New Roman"/>
-                <w:b/>
-                <w:bCs/>
-                <w:i/>
-                <w:iCs/>
-              </w:rPr>
-            </w:pPr>
-            <w:r>
-              <w:rPr>
-                <w:rFonts w:ascii="Times New Roman" w:hAnsi="Times New Roman" w:cs="Times New Roman"/>
-                <w:b/>
-                <w:bCs/>
-                <w:i/>
-                <w:iCs/>
-              </w:rPr>
-              <w:t>24-month PFS</w:t>
-            </w:r>
-          </w:p>
-        </w:tc>
-        <w:tc>
-          <w:tcPr>
-            <w:tcW w:w="4770" w:type="dxa"/>
-          </w:tcPr>
-          <w:p>
-            <w:pPr>
-              <w:jc w:val="center"/>
-              <w:rPr>
-                <w:rFonts w:ascii="Times New Roman" w:hAnsi="Times New Roman" w:cs="Times New Roman"/>
-              </w:rPr>
-            </w:pPr>
-          </w:p>
-        </w:tc>
-        <w:tc>
-          <w:tcPr>
-            <w:tcW w:w="2070" w:type="dxa"/>
-          </w:tcPr>
-          <w:p>
-            <w:pPr>
-              <w:jc w:val="center"/>
-              <w:rPr>
-                <w:rFonts w:ascii="Times New Roman" w:hAnsi="Times New Roman" w:cs="Times New Roman"/>
-              </w:rPr>
-            </w:pPr>
-          </w:p>
-        </w:tc>
-      </w:tr>
-      <w:tr>
-        <w:tc>
-          <w:tcPr>
-            <w:tcW w:w="3060" w:type="dxa"/>
-          </w:tcPr>
-          <w:p>
-            <w:pPr>
-              <w:jc w:val="right"/>
-              <w:rPr>
-                <w:rFonts w:ascii="Times New Roman" w:hAnsi="Times New Roman" w:cs="Times New Roman"/>
-              </w:rPr>
-            </w:pPr>
-            <w:r>
-              <w:rPr>
-                <w:rFonts w:ascii="Times New Roman" w:hAnsi="Times New Roman" w:cs="Times New Roman"/>
-              </w:rPr>
-              <w:t>PSM</w:t>
-            </w:r>
-          </w:p>
-        </w:tc>
-        <w:tc>
-          <w:tcPr>
-            <w:tcW w:w="4770" w:type="dxa"/>
-          </w:tcPr>
-          <w:p>
-            <w:pPr>
-              <w:jc w:val="center"/>
-              <w:rPr>
-                <w:rFonts w:ascii="Times New Roman" w:hAnsi="Times New Roman" w:cs="Times New Roman"/>
-              </w:rPr>
-            </w:pPr>
-            <w:r>
-              <w:rPr>
-                <w:rFonts w:ascii="Times New Roman" w:hAnsi="Times New Roman" w:cs="Times New Roman"/>
-              </w:rPr>
-              <w:t>0.009 (-0.037, 0.055)</w:t>
-            </w:r>
-          </w:p>
-        </w:tc>
-        <w:tc>
-          <w:tcPr>
-            <w:tcW w:w="2070" w:type="dxa"/>
-          </w:tcPr>
-          <w:p>
-            <w:pPr>
-              <w:jc w:val="center"/>
-              <w:rPr>
-                <w:rFonts w:ascii="Times New Roman" w:hAnsi="Times New Roman" w:cs="Times New Roman"/>
-              </w:rPr>
-            </w:pPr>
-            <w:r>
-              <w:rPr>
-                <w:rFonts w:ascii="Times New Roman" w:hAnsi="Times New Roman" w:cs="Times New Roman"/>
-              </w:rPr>
-              <w:t>0.708</w:t>
-            </w:r>
-          </w:p>
-        </w:tc>
-      </w:tr>
-      <w:tr>
-        <w:tc>
-          <w:tcPr>
-            <w:tcW w:w="3060" w:type="dxa"/>
-          </w:tcPr>
-          <w:p>
-            <w:pPr>
-              <w:jc w:val="right"/>
-              <w:rPr>
-                <w:rFonts w:ascii="Times New Roman" w:hAnsi="Times New Roman" w:cs="Times New Roman"/>
-              </w:rPr>
-            </w:pPr>
-            <w:r>
-              <w:rPr>
-                <w:rFonts w:ascii="Times New Roman" w:hAnsi="Times New Roman" w:cs="Times New Roman"/>
-              </w:rPr>
-              <w:t>IPTW</w:t>
-            </w:r>
-          </w:p>
-        </w:tc>
-        <w:tc>
-          <w:tcPr>
-            <w:tcW w:w="4770" w:type="dxa"/>
-          </w:tcPr>
-          <w:p>
-            <w:pPr>
-              <w:jc w:val="center"/>
-              <w:rPr>
-                <w:rFonts w:ascii="Times New Roman" w:hAnsi="Times New Roman" w:cs="Times New Roman"/>
-              </w:rPr>
-            </w:pPr>
-            <w:r>
-              <w:rPr>
-                <w:rFonts w:ascii="Times New Roman" w:hAnsi="Times New Roman" w:cs="Times New Roman"/>
-              </w:rPr>
-              <w:t>-0.024 (-0.054, 0.004)</w:t>
-            </w:r>
-          </w:p>
-        </w:tc>
-        <w:tc>
-          <w:tcPr>
-            <w:tcW w:w="2070" w:type="dxa"/>
-          </w:tcPr>
-          <w:p>
-            <w:pPr>
-              <w:jc w:val="center"/>
-              <w:rPr>
-                <w:rFonts w:ascii="Times New Roman" w:hAnsi="Times New Roman" w:cs="Times New Roman"/>
-              </w:rPr>
-            </w:pPr>
-            <w:r>
-              <w:rPr>
-                <w:rFonts w:ascii="Times New Roman" w:hAnsi="Times New Roman" w:cs="Times New Roman"/>
-              </w:rPr>
-              <w:t>0.094</w:t>
-            </w:r>
-          </w:p>
-        </w:tc>
-      </w:tr>
-      <w:tr>
-        <w:tc>
-          <w:tcPr>
-            <w:tcW w:w="3060" w:type="dxa"/>
-          </w:tcPr>
-          <w:p>
-            <w:pPr>
-              <w:jc w:val="right"/>
-              <w:rPr>
-                <w:rFonts w:ascii="Times New Roman" w:hAnsi="Times New Roman" w:cs="Times New Roman"/>
-              </w:rPr>
-            </w:pPr>
-            <w:r>
-              <w:rPr>
-                <w:rFonts w:ascii="Times New Roman" w:hAnsi="Times New Roman" w:cs="Times New Roman"/>
-              </w:rPr>
-              <w:t>IPTWRA</w:t>
-            </w:r>
-          </w:p>
-        </w:tc>
-        <w:tc>
-          <w:tcPr>
-            <w:tcW w:w="4770" w:type="dxa"/>
-          </w:tcPr>
-          <w:p>
-            <w:pPr>
-              <w:jc w:val="center"/>
-              <w:rPr>
-                <w:rFonts w:ascii="Times New Roman" w:hAnsi="Times New Roman" w:cs="Times New Roman"/>
-              </w:rPr>
-            </w:pPr>
-            <w:r>
-              <w:rPr>
-                <w:rFonts w:ascii="Times New Roman" w:hAnsi="Times New Roman" w:cs="Times New Roman"/>
-              </w:rPr>
-              <w:t>-0.052 (-0.093, -0.011)</w:t>
-            </w:r>
-          </w:p>
-        </w:tc>
-        <w:tc>
-          <w:tcPr>
-            <w:tcW w:w="2070" w:type="dxa"/>
-          </w:tcPr>
-          <w:p>
-            <w:pPr>
-              <w:jc w:val="center"/>
-              <w:rPr>
-                <w:rFonts w:ascii="Times New Roman" w:hAnsi="Times New Roman" w:cs="Times New Roman"/>
-              </w:rPr>
-            </w:pPr>
-            <w:r>
-              <w:rPr>
-                <w:rFonts w:ascii="Times New Roman" w:hAnsi="Times New Roman" w:cs="Times New Roman"/>
-              </w:rPr>
-              <w:t>0.013</w:t>
-            </w:r>
           </w:p>
         </w:tc>
       </w:tr>
@@ -11387,7 +9186,6 @@
               <w:rPr>
                 <w:rFonts w:ascii="Times New Roman" w:hAnsi="Times New Roman" w:cs="Times New Roman"/>
               </w:rPr>
-              <w:lastRenderedPageBreak/>
               <w:t>All Patients</w:t>
             </w:r>
           </w:p>
@@ -11589,434 +9387,6 @@
           <w:p>
             <w:pPr>
               <w:jc w:val="center"/>
-              <w:rPr>
-                <w:rFonts w:ascii="Times New Roman" w:hAnsi="Times New Roman" w:cs="Times New Roman"/>
-              </w:rPr>
-            </w:pPr>
-            <w:r>
-              <w:rPr>
-                <w:rFonts w:ascii="Times New Roman" w:hAnsi="Times New Roman" w:cs="Times New Roman"/>
-              </w:rPr>
-              <w:t>PD</w:t>
-            </w:r>
-            <w:r>
-              <w:rPr>
-                <w:rFonts w:ascii="Times New Roman" w:hAnsi="Times New Roman" w:cs="Times New Roman"/>
-              </w:rPr>
-              <w:t>-</w:t>
-            </w:r>
-            <w:r>
-              <w:rPr>
-                <w:rFonts w:ascii="Times New Roman" w:hAnsi="Times New Roman" w:cs="Times New Roman"/>
-              </w:rPr>
-              <w:t>L1 &lt; 50%</w:t>
-            </w:r>
-          </w:p>
-        </w:tc>
-        <w:tc>
-          <w:tcPr>
-            <w:tcW w:w="810" w:type="dxa"/>
-          </w:tcPr>
-          <w:p>
-            <w:pPr>
-              <w:jc w:val="center"/>
-              <w:rPr>
-                <w:rFonts w:ascii="Times New Roman" w:hAnsi="Times New Roman" w:cs="Times New Roman"/>
-              </w:rPr>
-            </w:pPr>
-          </w:p>
-        </w:tc>
-        <w:tc>
-          <w:tcPr>
-            <w:tcW w:w="720" w:type="dxa"/>
-          </w:tcPr>
-          <w:p>
-            <w:pPr>
-              <w:jc w:val="center"/>
-              <w:rPr>
-                <w:rFonts w:ascii="Times New Roman" w:hAnsi="Times New Roman" w:cs="Times New Roman"/>
-              </w:rPr>
-            </w:pPr>
-          </w:p>
-        </w:tc>
-        <w:tc>
-          <w:tcPr>
-            <w:tcW w:w="1890" w:type="dxa"/>
-          </w:tcPr>
-          <w:p>
-            <w:pPr>
-              <w:jc w:val="center"/>
-              <w:rPr>
-                <w:rFonts w:ascii="Times New Roman" w:hAnsi="Times New Roman" w:cs="Times New Roman"/>
-              </w:rPr>
-            </w:pPr>
-          </w:p>
-        </w:tc>
-        <w:tc>
-          <w:tcPr>
-            <w:tcW w:w="1800" w:type="dxa"/>
-          </w:tcPr>
-          <w:p>
-            <w:pPr>
-              <w:jc w:val="center"/>
-              <w:rPr>
-                <w:rFonts w:ascii="Times New Roman" w:hAnsi="Times New Roman" w:cs="Times New Roman"/>
-              </w:rPr>
-            </w:pPr>
-          </w:p>
-        </w:tc>
-        <w:tc>
-          <w:tcPr>
-            <w:tcW w:w="1960" w:type="dxa"/>
-          </w:tcPr>
-          <w:p>
-            <w:pPr>
-              <w:jc w:val="center"/>
-              <w:rPr>
-                <w:rFonts w:ascii="Times New Roman" w:hAnsi="Times New Roman" w:cs="Times New Roman"/>
-              </w:rPr>
-            </w:pPr>
-          </w:p>
-        </w:tc>
-        <w:tc>
-          <w:tcPr>
-            <w:tcW w:w="1012" w:type="dxa"/>
-          </w:tcPr>
-          <w:p>
-            <w:pPr>
-              <w:jc w:val="center"/>
-              <w:rPr>
-                <w:rFonts w:ascii="Times New Roman" w:hAnsi="Times New Roman" w:cs="Times New Roman"/>
-              </w:rPr>
-            </w:pPr>
-          </w:p>
-        </w:tc>
-      </w:tr>
-      <w:tr>
-        <w:tc>
-          <w:tcPr>
-            <w:tcW w:w="1710" w:type="dxa"/>
-          </w:tcPr>
-          <w:p>
-            <w:pPr>
-              <w:jc w:val="center"/>
-              <w:rPr>
-                <w:rFonts w:ascii="Times New Roman" w:hAnsi="Times New Roman" w:cs="Times New Roman"/>
-                <w:b/>
-                <w:bCs/>
-                <w:i/>
-                <w:iCs/>
-              </w:rPr>
-            </w:pPr>
-            <w:r>
-              <w:rPr>
-                <w:rFonts w:ascii="Times New Roman" w:hAnsi="Times New Roman" w:cs="Times New Roman"/>
-                <w:b/>
-                <w:bCs/>
-                <w:i/>
-                <w:iCs/>
-              </w:rPr>
-              <w:t>24-month PFS</w:t>
-            </w:r>
-          </w:p>
-        </w:tc>
-        <w:tc>
-          <w:tcPr>
-            <w:tcW w:w="810" w:type="dxa"/>
-          </w:tcPr>
-          <w:p>
-            <w:pPr>
-              <w:jc w:val="center"/>
-              <w:rPr>
-                <w:rFonts w:ascii="Times New Roman" w:hAnsi="Times New Roman" w:cs="Times New Roman"/>
-              </w:rPr>
-            </w:pPr>
-          </w:p>
-        </w:tc>
-        <w:tc>
-          <w:tcPr>
-            <w:tcW w:w="720" w:type="dxa"/>
-          </w:tcPr>
-          <w:p>
-            <w:pPr>
-              <w:jc w:val="center"/>
-              <w:rPr>
-                <w:rFonts w:ascii="Times New Roman" w:hAnsi="Times New Roman" w:cs="Times New Roman"/>
-              </w:rPr>
-            </w:pPr>
-          </w:p>
-        </w:tc>
-        <w:tc>
-          <w:tcPr>
-            <w:tcW w:w="1890" w:type="dxa"/>
-          </w:tcPr>
-          <w:p>
-            <w:pPr>
-              <w:jc w:val="center"/>
-              <w:rPr>
-                <w:rFonts w:ascii="Times New Roman" w:hAnsi="Times New Roman" w:cs="Times New Roman"/>
-              </w:rPr>
-            </w:pPr>
-          </w:p>
-        </w:tc>
-        <w:tc>
-          <w:tcPr>
-            <w:tcW w:w="1800" w:type="dxa"/>
-          </w:tcPr>
-          <w:p>
-            <w:pPr>
-              <w:jc w:val="center"/>
-              <w:rPr>
-                <w:rFonts w:ascii="Times New Roman" w:hAnsi="Times New Roman" w:cs="Times New Roman"/>
-              </w:rPr>
-            </w:pPr>
-          </w:p>
-        </w:tc>
-        <w:tc>
-          <w:tcPr>
-            <w:tcW w:w="1960" w:type="dxa"/>
-          </w:tcPr>
-          <w:p>
-            <w:pPr>
-              <w:jc w:val="center"/>
-              <w:rPr>
-                <w:rFonts w:ascii="Times New Roman" w:hAnsi="Times New Roman" w:cs="Times New Roman"/>
-              </w:rPr>
-            </w:pPr>
-          </w:p>
-        </w:tc>
-        <w:tc>
-          <w:tcPr>
-            <w:tcW w:w="1012" w:type="dxa"/>
-          </w:tcPr>
-          <w:p>
-            <w:pPr>
-              <w:jc w:val="center"/>
-              <w:rPr>
-                <w:rFonts w:ascii="Times New Roman" w:hAnsi="Times New Roman" w:cs="Times New Roman"/>
-              </w:rPr>
-            </w:pPr>
-          </w:p>
-        </w:tc>
-      </w:tr>
-      <w:tr>
-        <w:tc>
-          <w:tcPr>
-            <w:tcW w:w="1710" w:type="dxa"/>
-          </w:tcPr>
-          <w:p>
-            <w:pPr>
-              <w:jc w:val="right"/>
-              <w:rPr>
-                <w:rFonts w:ascii="Times New Roman" w:hAnsi="Times New Roman" w:cs="Times New Roman"/>
-              </w:rPr>
-            </w:pPr>
-            <w:r>
-              <w:rPr>
-                <w:rFonts w:ascii="Times New Roman" w:hAnsi="Times New Roman" w:cs="Times New Roman"/>
-              </w:rPr>
-              <w:t>All Patients</w:t>
-            </w:r>
-          </w:p>
-        </w:tc>
-        <w:tc>
-          <w:tcPr>
-            <w:tcW w:w="810" w:type="dxa"/>
-          </w:tcPr>
-          <w:p>
-            <w:pPr>
-              <w:jc w:val="center"/>
-              <w:rPr>
-                <w:rFonts w:ascii="Times New Roman" w:hAnsi="Times New Roman" w:cs="Times New Roman"/>
-              </w:rPr>
-            </w:pPr>
-          </w:p>
-        </w:tc>
-        <w:tc>
-          <w:tcPr>
-            <w:tcW w:w="720" w:type="dxa"/>
-          </w:tcPr>
-          <w:p>
-            <w:pPr>
-              <w:jc w:val="center"/>
-              <w:rPr>
-                <w:rFonts w:ascii="Times New Roman" w:hAnsi="Times New Roman" w:cs="Times New Roman"/>
-              </w:rPr>
-            </w:pPr>
-          </w:p>
-        </w:tc>
-        <w:tc>
-          <w:tcPr>
-            <w:tcW w:w="1890" w:type="dxa"/>
-          </w:tcPr>
-          <w:p>
-            <w:pPr>
-              <w:jc w:val="center"/>
-              <w:rPr>
-                <w:rFonts w:ascii="Times New Roman" w:hAnsi="Times New Roman" w:cs="Times New Roman"/>
-              </w:rPr>
-            </w:pPr>
-          </w:p>
-        </w:tc>
-        <w:tc>
-          <w:tcPr>
-            <w:tcW w:w="1800" w:type="dxa"/>
-          </w:tcPr>
-          <w:p>
-            <w:pPr>
-              <w:jc w:val="center"/>
-              <w:rPr>
-                <w:rFonts w:ascii="Times New Roman" w:hAnsi="Times New Roman" w:cs="Times New Roman"/>
-              </w:rPr>
-            </w:pPr>
-          </w:p>
-        </w:tc>
-        <w:tc>
-          <w:tcPr>
-            <w:tcW w:w="1960" w:type="dxa"/>
-          </w:tcPr>
-          <w:p>
-            <w:pPr>
-              <w:jc w:val="center"/>
-              <w:rPr>
-                <w:rFonts w:ascii="Times New Roman" w:hAnsi="Times New Roman" w:cs="Times New Roman"/>
-              </w:rPr>
-            </w:pPr>
-          </w:p>
-        </w:tc>
-        <w:tc>
-          <w:tcPr>
-            <w:tcW w:w="1012" w:type="dxa"/>
-          </w:tcPr>
-          <w:p>
-            <w:pPr>
-              <w:jc w:val="center"/>
-              <w:rPr>
-                <w:rFonts w:ascii="Times New Roman" w:hAnsi="Times New Roman" w:cs="Times New Roman"/>
-              </w:rPr>
-            </w:pPr>
-          </w:p>
-        </w:tc>
-      </w:tr>
-      <w:tr>
-        <w:tc>
-          <w:tcPr>
-            <w:tcW w:w="1710" w:type="dxa"/>
-          </w:tcPr>
-          <w:p>
-            <w:pPr>
-              <w:jc w:val="right"/>
-              <w:rPr>
-                <w:rFonts w:ascii="Times New Roman" w:hAnsi="Times New Roman" w:cs="Times New Roman"/>
-              </w:rPr>
-            </w:pPr>
-            <w:r>
-              <w:rPr>
-                <w:rFonts w:ascii="Times New Roman" w:hAnsi="Times New Roman" w:cs="Times New Roman"/>
-              </w:rPr>
-              <w:t>PD</w:t>
-            </w:r>
-            <w:r>
-              <w:rPr>
-                <w:rFonts w:ascii="Times New Roman" w:hAnsi="Times New Roman" w:cs="Times New Roman"/>
-              </w:rPr>
-              <w:t>-</w:t>
-            </w:r>
-            <w:r>
-              <w:rPr>
-                <w:rFonts w:ascii="Times New Roman" w:hAnsi="Times New Roman" w:cs="Times New Roman"/>
-              </w:rPr>
-              <w:t>L1 &gt;= 50%</w:t>
-            </w:r>
-          </w:p>
-        </w:tc>
-        <w:tc>
-          <w:tcPr>
-            <w:tcW w:w="810" w:type="dxa"/>
-          </w:tcPr>
-          <w:p>
-            <w:pPr>
-              <w:jc w:val="center"/>
-              <w:rPr>
-                <w:rFonts w:ascii="Times New Roman" w:hAnsi="Times New Roman" w:cs="Times New Roman"/>
-              </w:rPr>
-            </w:pPr>
-          </w:p>
-        </w:tc>
-        <w:tc>
-          <w:tcPr>
-            <w:tcW w:w="720" w:type="dxa"/>
-          </w:tcPr>
-          <w:p>
-            <w:pPr>
-              <w:jc w:val="center"/>
-              <w:rPr>
-                <w:rFonts w:ascii="Times New Roman" w:hAnsi="Times New Roman" w:cs="Times New Roman"/>
-              </w:rPr>
-            </w:pPr>
-          </w:p>
-        </w:tc>
-        <w:tc>
-          <w:tcPr>
-            <w:tcW w:w="1890" w:type="dxa"/>
-          </w:tcPr>
-          <w:p>
-            <w:pPr>
-              <w:jc w:val="center"/>
-              <w:rPr>
-                <w:rFonts w:ascii="Times New Roman" w:hAnsi="Times New Roman" w:cs="Times New Roman"/>
-              </w:rPr>
-            </w:pPr>
-          </w:p>
-        </w:tc>
-        <w:tc>
-          <w:tcPr>
-            <w:tcW w:w="1800" w:type="dxa"/>
-          </w:tcPr>
-          <w:p>
-            <w:pPr>
-              <w:jc w:val="center"/>
-              <w:rPr>
-                <w:rFonts w:ascii="Times New Roman" w:hAnsi="Times New Roman" w:cs="Times New Roman"/>
-              </w:rPr>
-            </w:pPr>
-          </w:p>
-        </w:tc>
-        <w:tc>
-          <w:tcPr>
-            <w:tcW w:w="1960" w:type="dxa"/>
-          </w:tcPr>
-          <w:p>
-            <w:pPr>
-              <w:jc w:val="center"/>
-              <w:rPr>
-                <w:rFonts w:ascii="Times New Roman" w:hAnsi="Times New Roman" w:cs="Times New Roman"/>
-              </w:rPr>
-            </w:pPr>
-          </w:p>
-        </w:tc>
-        <w:tc>
-          <w:tcPr>
-            <w:tcW w:w="1012" w:type="dxa"/>
-          </w:tcPr>
-          <w:p>
-            <w:pPr>
-              <w:jc w:val="center"/>
-              <w:rPr>
-                <w:rFonts w:ascii="Times New Roman" w:hAnsi="Times New Roman" w:cs="Times New Roman"/>
-              </w:rPr>
-            </w:pPr>
-          </w:p>
-        </w:tc>
-      </w:tr>
-      <w:tr>
-        <w:tc>
-          <w:tcPr>
-            <w:tcW w:w="1710" w:type="dxa"/>
-          </w:tcPr>
-          <w:p>
-            <w:pPr>
-              <w:jc w:val="right"/>
               <w:rPr>
                 <w:rFonts w:ascii="Times New Roman" w:hAnsi="Times New Roman" w:cs="Times New Roman"/>
               </w:rPr>
@@ -12163,7 +9533,16 @@
           <w:b/>
           <w:bCs/>
         </w:rPr>
-        <w:t xml:space="preserve">Survival time is calculated as days from initiation of first-line therapy. </w:t>
+        <w:t xml:space="preserve">Survival time is calculated as days from initiation of first-line </w:t>
+      </w:r>
+      <w:r>
+        <w:rPr>
+          <w:rFonts w:ascii="Times New Roman" w:hAnsi="Times New Roman" w:cs="Times New Roman"/>
+          <w:b/>
+          <w:bCs/>
+        </w:rPr>
+        <w:lastRenderedPageBreak/>
+        <w:t xml:space="preserve">therapy. </w:t>
       </w:r>
       <w:r>
         <w:rPr>
@@ -12249,33 +9628,6 @@
           <w:rFonts w:ascii="Times New Roman" w:hAnsi="Times New Roman" w:cs="Times New Roman"/>
           <w:b/>
           <w:bCs/>
-        </w:rPr>
-      </w:pPr>
-    </w:p>
-    <w:p>
-      <w:pPr>
-        <w:rPr>
-          <w:rFonts w:ascii="Times New Roman" w:hAnsi="Times New Roman" w:cs="Times New Roman"/>
-          <w:b/>
-          <w:bCs/>
-        </w:rPr>
-      </w:pPr>
-    </w:p>
-    <w:p>
-      <w:pPr>
-        <w:rPr>
-          <w:rFonts w:ascii="Times New Roman" w:hAnsi="Times New Roman" w:cs="Times New Roman"/>
-          <w:b/>
-          <w:bCs/>
-        </w:rPr>
-      </w:pPr>
-    </w:p>
-    <w:p>
-      <w:pPr>
-        <w:rPr>
-          <w:rFonts w:ascii="Times New Roman" w:hAnsi="Times New Roman" w:cs="Times New Roman"/>
-          <w:b/>
-          <w:bCs/>
           <w:i/>
           <w:iCs/>
         </w:rPr>
@@ -12288,7 +9640,121 @@
           <w:i/>
           <w:iCs/>
         </w:rPr>
-        <w:t>IV Analysis</w:t>
+        <w:t>RD</w:t>
+      </w:r>
+      <w:r>
+        <w:rPr>
+          <w:rFonts w:ascii="Times New Roman" w:hAnsi="Times New Roman" w:cs="Times New Roman"/>
+          <w:b/>
+          <w:bCs/>
+          <w:i/>
+          <w:iCs/>
+        </w:rPr>
+        <w:t xml:space="preserve"> Analysis</w:t>
+      </w:r>
+    </w:p>
+    <w:p>
+      <w:pPr>
+        <w:rPr>
+          <w:rFonts w:ascii="Times New Roman" w:hAnsi="Times New Roman" w:cs="Times New Roman"/>
+        </w:rPr>
+      </w:pPr>
+    </w:p>
+    <w:p>
+      <w:pPr>
+        <w:jc w:val="center"/>
+        <w:rPr>
+          <w:rFonts w:ascii="Times New Roman" w:hAnsi="Times New Roman" w:cs="Times New Roman"/>
+        </w:rPr>
+      </w:pPr>
+      <w:r>
+        <w:rPr>
+          <w:rFonts w:ascii="Times New Roman" w:hAnsi="Times New Roman" w:cs="Times New Roman"/>
+          <w:noProof/>
+        </w:rPr>
+        <w:drawing>
+          <wp:inline distT="0" distB="0" distL="0" distR="0" wp14:anchorId="50B3002D" wp14:editId="43C2113F">
+            <wp:extent cx="4401178" cy="2932490"/>
+            <wp:effectExtent l="0" t="0" r="6350" b="1270"/>
+            <wp:docPr id="1482873439" name="Picture 1" descr="A graph with a red line&#10;&#10;Description automatically generated"/>
+            <wp:cNvGraphicFramePr>
+              <a:graphicFrameLocks xmlns:a="http://schemas.openxmlformats.org/drawingml/2006/main" noChangeAspect="1"/>
+            </wp:cNvGraphicFramePr>
+            <a:graphic xmlns:a="http://schemas.openxmlformats.org/drawingml/2006/main">
+              <a:graphicData uri="http://schemas.openxmlformats.org/drawingml/2006/picture">
+                <pic:pic xmlns:pic="http://schemas.openxmlformats.org/drawingml/2006/picture">
+                  <pic:nvPicPr>
+                    <pic:cNvPr id="1482873439" name="Picture 1" descr="A graph with a red line&#10;&#10;Description automatically generated"/>
+                    <pic:cNvPicPr/>
+                  </pic:nvPicPr>
+                  <pic:blipFill>
+                    <a:blip r:embed="rId6" cstate="print">
+                      <a:extLst>
+                        <a:ext uri="{28A0092B-C50C-407E-A947-70E740481C1C}">
+                          <a14:useLocalDpi xmlns:a14="http://schemas.microsoft.com/office/drawing/2010/main" val="0"/>
+                        </a:ext>
+                      </a:extLst>
+                    </a:blip>
+                    <a:stretch>
+                      <a:fillRect/>
+                    </a:stretch>
+                  </pic:blipFill>
+                  <pic:spPr>
+                    <a:xfrm>
+                      <a:off x="0" y="0"/>
+                      <a:ext cx="4423216" cy="2947174"/>
+                    </a:xfrm>
+                    <a:prstGeom prst="rect">
+                      <a:avLst/>
+                    </a:prstGeom>
+                  </pic:spPr>
+                </pic:pic>
+              </a:graphicData>
+            </a:graphic>
+          </wp:inline>
+        </w:drawing>
+      </w:r>
+    </w:p>
+    <w:p>
+      <w:pPr>
+        <w:jc w:val="center"/>
+        <w:rPr>
+          <w:rFonts w:ascii="Times New Roman" w:hAnsi="Times New Roman" w:cs="Times New Roman"/>
+          <w:b/>
+          <w:bCs/>
+        </w:rPr>
+      </w:pPr>
+      <w:r>
+        <w:rPr>
+          <w:rFonts w:ascii="Times New Roman" w:hAnsi="Times New Roman" w:cs="Times New Roman"/>
+          <w:b/>
+          <w:bCs/>
+        </w:rPr>
+        <w:t>Figure ***:</w:t>
+      </w:r>
+      <w:r>
+        <w:rPr>
+          <w:rFonts w:ascii="Times New Roman" w:hAnsi="Times New Roman" w:cs="Times New Roman"/>
+          <w:b/>
+          <w:bCs/>
+        </w:rPr>
+        <w:t xml:space="preserve"> Discontinuity in treatment assignment using the 50% PD-L1 threshold</w:t>
+      </w:r>
+      <w:r>
+        <w:rPr>
+          <w:rFonts w:ascii="Times New Roman" w:hAnsi="Times New Roman" w:cs="Times New Roman"/>
+          <w:b/>
+          <w:bCs/>
+        </w:rPr>
+        <w:t>.</w:t>
+      </w:r>
+      <w:r>
+        <w:rPr>
+          <w:rFonts w:ascii="Times New Roman" w:hAnsi="Times New Roman" w:cs="Times New Roman"/>
+          <w:b/>
+          <w:bCs/>
+        </w:rPr>
+        <w:t xml:space="preserve"> Lines of best fit are demonstrated for patients with PD-L1 &lt; 50% and those with PD-L1 &gt;= 50%. </w:t>
       </w:r>
     </w:p>
     <w:p>
@@ -12305,14 +9771,14 @@
         <w:tblLook w:val="04A0" w:firstRow="1" w:lastRow="0" w:firstColumn="1" w:lastColumn="0" w:noHBand="0" w:noVBand="1"/>
       </w:tblPr>
       <w:tblGrid>
-        <w:gridCol w:w="3595"/>
-        <w:gridCol w:w="4770"/>
+        <w:gridCol w:w="4585"/>
+        <w:gridCol w:w="3780"/>
         <w:gridCol w:w="1080"/>
       </w:tblGrid>
       <w:tr>
         <w:tc>
           <w:tcPr>
-            <w:tcW w:w="3595" w:type="dxa"/>
+            <w:tcW w:w="4585" w:type="dxa"/>
           </w:tcPr>
           <w:p>
             <w:pPr>
@@ -12342,7 +9808,7 @@
         </w:tc>
         <w:tc>
           <w:tcPr>
-            <w:tcW w:w="4770" w:type="dxa"/>
+            <w:tcW w:w="3780" w:type="dxa"/>
           </w:tcPr>
           <w:p>
             <w:pPr>
@@ -12388,7 +9854,7 @@
       <w:tr>
         <w:tc>
           <w:tcPr>
-            <w:tcW w:w="3595" w:type="dxa"/>
+            <w:tcW w:w="4585" w:type="dxa"/>
           </w:tcPr>
           <w:p>
             <w:pPr>
@@ -12410,7 +9876,7 @@
         </w:tc>
         <w:tc>
           <w:tcPr>
-            <w:tcW w:w="4770" w:type="dxa"/>
+            <w:tcW w:w="3780" w:type="dxa"/>
           </w:tcPr>
           <w:p>
             <w:pPr>
@@ -12438,7 +9904,7 @@
       <w:tr>
         <w:tc>
           <w:tcPr>
-            <w:tcW w:w="3595" w:type="dxa"/>
+            <w:tcW w:w="4585" w:type="dxa"/>
           </w:tcPr>
           <w:p>
             <w:pPr>
@@ -12457,20 +9923,20 @@
         </w:tc>
         <w:tc>
           <w:tcPr>
-            <w:tcW w:w="4770" w:type="dxa"/>
-          </w:tcPr>
-          <w:p>
-            <w:pPr>
-              <w:jc w:val="center"/>
-              <w:rPr>
-                <w:rFonts w:ascii="Times New Roman" w:hAnsi="Times New Roman" w:cs="Times New Roman"/>
-              </w:rPr>
-            </w:pPr>
-            <w:r>
-              <w:rPr>
-                <w:rFonts w:ascii="Times New Roman" w:hAnsi="Times New Roman" w:cs="Times New Roman"/>
-              </w:rPr>
-              <w:t>1.375 (1.241, 1.524)</w:t>
+            <w:tcW w:w="3780" w:type="dxa"/>
+          </w:tcPr>
+          <w:p>
+            <w:pPr>
+              <w:jc w:val="center"/>
+              <w:rPr>
+                <w:rFonts w:ascii="Times New Roman" w:hAnsi="Times New Roman" w:cs="Times New Roman"/>
+              </w:rPr>
+            </w:pPr>
+            <w:r>
+              <w:rPr>
+                <w:rFonts w:ascii="Times New Roman" w:hAnsi="Times New Roman" w:cs="Times New Roman"/>
+              </w:rPr>
+              <w:t>0.447 (0.020, 0.875)</w:t>
             </w:r>
           </w:p>
         </w:tc>
@@ -12489,7 +9955,7 @@
               <w:rPr>
                 <w:rFonts w:ascii="Times New Roman" w:hAnsi="Times New Roman" w:cs="Times New Roman"/>
               </w:rPr>
-              <w:t>&lt;0.001</w:t>
+              <w:t>0.040</w:t>
             </w:r>
           </w:p>
         </w:tc>
@@ -12497,7 +9963,7 @@
       <w:tr>
         <w:tc>
           <w:tcPr>
-            <w:tcW w:w="3595" w:type="dxa"/>
+            <w:tcW w:w="4585" w:type="dxa"/>
           </w:tcPr>
           <w:p>
             <w:pPr>
@@ -12510,26 +9976,26 @@
               <w:rPr>
                 <w:rFonts w:ascii="Times New Roman" w:hAnsi="Times New Roman" w:cs="Times New Roman"/>
               </w:rPr>
-              <w:t>Instrumental Variable</w:t>
-            </w:r>
-          </w:p>
-        </w:tc>
-        <w:tc>
-          <w:tcPr>
-            <w:tcW w:w="4770" w:type="dxa"/>
-          </w:tcPr>
-          <w:p>
-            <w:pPr>
-              <w:jc w:val="center"/>
-              <w:rPr>
-                <w:rFonts w:ascii="Times New Roman" w:hAnsi="Times New Roman" w:cs="Times New Roman"/>
-              </w:rPr>
-            </w:pPr>
-            <w:r>
-              <w:rPr>
-                <w:rFonts w:ascii="Times New Roman" w:hAnsi="Times New Roman" w:cs="Times New Roman"/>
-              </w:rPr>
-              <w:t>0.200 (0.035, 0.365)</w:t>
+              <w:t>Fuzzy Regression Discontinuity</w:t>
+            </w:r>
+          </w:p>
+        </w:tc>
+        <w:tc>
+          <w:tcPr>
+            <w:tcW w:w="3780" w:type="dxa"/>
+          </w:tcPr>
+          <w:p>
+            <w:pPr>
+              <w:jc w:val="center"/>
+              <w:rPr>
+                <w:rFonts w:ascii="Times New Roman" w:hAnsi="Times New Roman" w:cs="Times New Roman"/>
+              </w:rPr>
+            </w:pPr>
+            <w:r>
+              <w:rPr>
+                <w:rFonts w:ascii="Times New Roman" w:hAnsi="Times New Roman" w:cs="Times New Roman"/>
+              </w:rPr>
+              <w:t>0.065 (-0.050, 0.510)</w:t>
             </w:r>
           </w:p>
         </w:tc>
@@ -12548,7 +10014,262 @@
               <w:rPr>
                 <w:rFonts w:ascii="Times New Roman" w:hAnsi="Times New Roman" w:cs="Times New Roman"/>
               </w:rPr>
-              <w:t>0.018</w:t>
+              <w:t>0.</w:t>
+            </w:r>
+            <w:r>
+              <w:rPr>
+                <w:rFonts w:ascii="Times New Roman" w:hAnsi="Times New Roman" w:cs="Times New Roman"/>
+              </w:rPr>
+              <w:t>138</w:t>
+            </w:r>
+          </w:p>
+        </w:tc>
+      </w:tr>
+    </w:tbl>
+    <w:p>
+      <w:pPr>
+        <w:rPr>
+          <w:rFonts w:ascii="Times New Roman" w:hAnsi="Times New Roman" w:cs="Times New Roman"/>
+          <w:b/>
+          <w:bCs/>
+        </w:rPr>
+      </w:pPr>
+      <w:r>
+        <w:rPr>
+          <w:rFonts w:ascii="Times New Roman" w:hAnsi="Times New Roman" w:cs="Times New Roman"/>
+          <w:b/>
+          <w:bCs/>
+        </w:rPr>
+        <w:t xml:space="preserve">Table ***: </w:t>
+      </w:r>
+      <w:r>
+        <w:rPr>
+          <w:rFonts w:ascii="Times New Roman" w:hAnsi="Times New Roman" w:cs="Times New Roman"/>
+          <w:b/>
+          <w:bCs/>
+        </w:rPr>
+        <w:t>Results of adjusted logistic regression</w:t>
+      </w:r>
+      <w:r>
+        <w:rPr>
+          <w:rFonts w:ascii="Times New Roman" w:hAnsi="Times New Roman" w:cs="Times New Roman"/>
+          <w:b/>
+          <w:bCs/>
+        </w:rPr>
+        <w:t xml:space="preserve"> and </w:t>
+      </w:r>
+      <w:r>
+        <w:rPr>
+          <w:rFonts w:ascii="Times New Roman" w:hAnsi="Times New Roman" w:cs="Times New Roman"/>
+          <w:b/>
+          <w:bCs/>
+        </w:rPr>
+        <w:t>fuzzy RD</w:t>
+      </w:r>
+      <w:r>
+        <w:rPr>
+          <w:rFonts w:ascii="Times New Roman" w:hAnsi="Times New Roman" w:cs="Times New Roman"/>
+          <w:b/>
+          <w:bCs/>
+        </w:rPr>
+        <w:t xml:space="preserve"> analysis</w:t>
+      </w:r>
+      <w:r>
+        <w:rPr>
+          <w:rFonts w:ascii="Times New Roman" w:hAnsi="Times New Roman" w:cs="Times New Roman"/>
+          <w:b/>
+          <w:bCs/>
+        </w:rPr>
+        <w:t xml:space="preserve">, </w:t>
+      </w:r>
+      <w:r>
+        <w:rPr>
+          <w:rFonts w:ascii="Times New Roman" w:hAnsi="Times New Roman" w:cs="Times New Roman"/>
+          <w:b/>
+          <w:bCs/>
+        </w:rPr>
+        <w:t>adjusting for prespecified covariates.</w:t>
+      </w:r>
+      <w:r>
+        <w:rPr>
+          <w:rFonts w:ascii="Times New Roman" w:hAnsi="Times New Roman" w:cs="Times New Roman"/>
+          <w:b/>
+          <w:bCs/>
+        </w:rPr>
+        <w:t xml:space="preserve"> Only patients with PD-L1 values in the bandwidth of [0.4, 0.6] were included.</w:t>
+      </w:r>
+      <w:r>
+        <w:rPr>
+          <w:rFonts w:ascii="Times New Roman" w:hAnsi="Times New Roman" w:cs="Times New Roman"/>
+          <w:b/>
+          <w:bCs/>
+        </w:rPr>
+        <w:t xml:space="preserve"> </w:t>
+      </w:r>
+      <w:r>
+        <w:rPr>
+          <w:rFonts w:ascii="Times New Roman" w:hAnsi="Times New Roman" w:cs="Times New Roman"/>
+          <w:b/>
+          <w:bCs/>
+        </w:rPr>
+        <w:t xml:space="preserve">Reported values </w:t>
+      </w:r>
+      <w:r>
+        <w:rPr>
+          <w:rFonts w:ascii="Times New Roman" w:hAnsi="Times New Roman" w:cs="Times New Roman"/>
+          <w:b/>
+          <w:bCs/>
+        </w:rPr>
+        <w:t>are coefficients for IO monotherapy in the adjusted logistic regression and</w:t>
+      </w:r>
+      <w:r>
+        <w:rPr>
+          <w:rFonts w:ascii="Times New Roman" w:hAnsi="Times New Roman" w:cs="Times New Roman"/>
+          <w:b/>
+          <w:bCs/>
+        </w:rPr>
+        <w:t xml:space="preserve"> the intention-to-treat (ITT) statistic in the fuzzy RD model, respectively. ITT reflects the local average treatment effect of </w:t>
+      </w:r>
+      <w:r>
+        <w:rPr>
+          <w:rFonts w:ascii="Times New Roman" w:hAnsi="Times New Roman" w:cs="Times New Roman"/>
+          <w:b/>
+          <w:bCs/>
+        </w:rPr>
+        <w:t xml:space="preserve">IO monotherapy versus chemotherapy for patients just below the 50% threshold and those just above it. </w:t>
+      </w:r>
+      <w:r>
+        <w:rPr>
+          <w:rFonts w:ascii="Times New Roman" w:hAnsi="Times New Roman" w:cs="Times New Roman"/>
+          <w:b/>
+          <w:bCs/>
+        </w:rPr>
+        <w:t xml:space="preserve"> </w:t>
+      </w:r>
+    </w:p>
+    <w:p>
+      <w:pPr>
+        <w:rPr>
+          <w:rFonts w:ascii="Times New Roman" w:hAnsi="Times New Roman" w:cs="Times New Roman"/>
+        </w:rPr>
+      </w:pPr>
+    </w:p>
+    <w:p>
+      <w:pPr>
+        <w:rPr>
+          <w:rFonts w:ascii="Times New Roman" w:hAnsi="Times New Roman" w:cs="Times New Roman"/>
+          <w:b/>
+          <w:bCs/>
+          <w:i/>
+          <w:iCs/>
+        </w:rPr>
+      </w:pPr>
+      <w:r>
+        <w:rPr>
+          <w:rFonts w:ascii="Times New Roman" w:hAnsi="Times New Roman" w:cs="Times New Roman"/>
+          <w:b/>
+          <w:bCs/>
+          <w:i/>
+          <w:iCs/>
+        </w:rPr>
+        <w:t xml:space="preserve">Machine Learning Model </w:t>
+      </w:r>
+      <w:r>
+        <w:rPr>
+          <w:rFonts w:ascii="Times New Roman" w:hAnsi="Times New Roman" w:cs="Times New Roman"/>
+          <w:b/>
+          <w:bCs/>
+          <w:i/>
+          <w:iCs/>
+        </w:rPr>
+        <w:t>Analysis</w:t>
+      </w:r>
+    </w:p>
+    <w:p>
+      <w:pPr>
+        <w:rPr>
+          <w:rFonts w:ascii="Times New Roman" w:hAnsi="Times New Roman" w:cs="Times New Roman"/>
+        </w:rPr>
+      </w:pPr>
+    </w:p>
+    <w:tbl>
+      <w:tblPr>
+        <w:tblStyle w:val="TableGrid"/>
+        <w:tblW w:w="0" w:type="auto"/>
+        <w:tblLook w:val="04A0" w:firstRow="1" w:lastRow="0" w:firstColumn="1" w:lastColumn="0" w:noHBand="0" w:noVBand="1"/>
+      </w:tblPr>
+      <w:tblGrid>
+        <w:gridCol w:w="4948"/>
+        <w:gridCol w:w="4949"/>
+      </w:tblGrid>
+      <w:tr>
+        <w:tc>
+          <w:tcPr>
+            <w:tcW w:w="4948" w:type="dxa"/>
+          </w:tcPr>
+          <w:p>
+            <w:pPr>
+              <w:jc w:val="center"/>
+              <w:rPr>
+                <w:rFonts w:ascii="Times New Roman" w:hAnsi="Times New Roman" w:cs="Times New Roman"/>
+                <w:b/>
+                <w:bCs/>
+              </w:rPr>
+            </w:pPr>
+            <w:r>
+              <w:rPr>
+                <w:rFonts w:ascii="Times New Roman" w:hAnsi="Times New Roman" w:cs="Times New Roman"/>
+                <w:b/>
+                <w:bCs/>
+              </w:rPr>
+              <w:t>Model</w:t>
+            </w:r>
+          </w:p>
+        </w:tc>
+        <w:tc>
+          <w:tcPr>
+            <w:tcW w:w="4949" w:type="dxa"/>
+          </w:tcPr>
+          <w:p>
+            <w:pPr>
+              <w:jc w:val="center"/>
+              <w:rPr>
+                <w:rFonts w:ascii="Times New Roman" w:hAnsi="Times New Roman" w:cs="Times New Roman"/>
+                <w:b/>
+                <w:bCs/>
+              </w:rPr>
+            </w:pPr>
+            <w:r>
+              <w:rPr>
+                <w:rFonts w:ascii="Times New Roman" w:hAnsi="Times New Roman" w:cs="Times New Roman"/>
+                <w:b/>
+                <w:bCs/>
+              </w:rPr>
+              <w:t>AU</w:t>
+            </w:r>
+            <w:r>
+              <w:rPr>
+                <w:rFonts w:ascii="Times New Roman" w:hAnsi="Times New Roman" w:cs="Times New Roman"/>
+                <w:b/>
+                <w:bCs/>
+              </w:rPr>
+              <w:t>RO</w:t>
+            </w:r>
+            <w:r>
+              <w:rPr>
+                <w:rFonts w:ascii="Times New Roman" w:hAnsi="Times New Roman" w:cs="Times New Roman"/>
+                <w:b/>
+                <w:bCs/>
+              </w:rPr>
+              <w:t>C</w:t>
+            </w:r>
+            <w:r>
+              <w:rPr>
+                <w:rFonts w:ascii="Times New Roman" w:hAnsi="Times New Roman" w:cs="Times New Roman"/>
+                <w:b/>
+                <w:bCs/>
+              </w:rPr>
+              <w:t xml:space="preserve"> (95% CI) on Test Set</w:t>
             </w:r>
           </w:p>
         </w:tc>
@@ -12556,120 +10277,145 @@
       <w:tr>
         <w:tc>
           <w:tcPr>
-            <w:tcW w:w="3595" w:type="dxa"/>
-          </w:tcPr>
-          <w:p>
-            <w:pPr>
-              <w:rPr>
-                <w:rFonts w:ascii="Times New Roman" w:hAnsi="Times New Roman" w:cs="Times New Roman"/>
-                <w:i/>
-                <w:iCs/>
-              </w:rPr>
-            </w:pPr>
-            <w:r>
-              <w:rPr>
-                <w:rFonts w:ascii="Times New Roman" w:hAnsi="Times New Roman" w:cs="Times New Roman"/>
-                <w:i/>
-                <w:iCs/>
-              </w:rPr>
-              <w:t>24-month PFS</w:t>
-            </w:r>
-          </w:p>
-        </w:tc>
-        <w:tc>
-          <w:tcPr>
-            <w:tcW w:w="4770" w:type="dxa"/>
-          </w:tcPr>
-          <w:p>
-            <w:pPr>
-              <w:jc w:val="center"/>
-              <w:rPr>
-                <w:rFonts w:ascii="Times New Roman" w:hAnsi="Times New Roman" w:cs="Times New Roman"/>
-              </w:rPr>
-            </w:pPr>
-          </w:p>
-        </w:tc>
-        <w:tc>
-          <w:tcPr>
-            <w:tcW w:w="1080" w:type="dxa"/>
-          </w:tcPr>
-          <w:p>
-            <w:pPr>
-              <w:jc w:val="center"/>
-              <w:rPr>
-                <w:rFonts w:ascii="Times New Roman" w:hAnsi="Times New Roman" w:cs="Times New Roman"/>
-              </w:rPr>
-            </w:pPr>
+            <w:tcW w:w="4948" w:type="dxa"/>
+          </w:tcPr>
+          <w:p>
+            <w:pPr>
+              <w:jc w:val="center"/>
+              <w:rPr>
+                <w:rFonts w:ascii="Times New Roman" w:hAnsi="Times New Roman" w:cs="Times New Roman"/>
+              </w:rPr>
+            </w:pPr>
+            <w:proofErr w:type="spellStart"/>
+            <w:r>
+              <w:rPr>
+                <w:rFonts w:ascii="Times New Roman" w:hAnsi="Times New Roman" w:cs="Times New Roman"/>
+              </w:rPr>
+              <w:t>XGBoost</w:t>
+            </w:r>
+            <w:proofErr w:type="spellEnd"/>
+          </w:p>
+        </w:tc>
+        <w:tc>
+          <w:tcPr>
+            <w:tcW w:w="4949" w:type="dxa"/>
+          </w:tcPr>
+          <w:p>
+            <w:pPr>
+              <w:jc w:val="center"/>
+              <w:rPr>
+                <w:rFonts w:ascii="Times New Roman" w:hAnsi="Times New Roman" w:cs="Times New Roman"/>
+              </w:rPr>
+            </w:pPr>
+            <w:r>
+              <w:rPr>
+                <w:rFonts w:ascii="Times New Roman" w:hAnsi="Times New Roman" w:cs="Times New Roman"/>
+              </w:rPr>
+              <w:t xml:space="preserve">0.704 </w:t>
+            </w:r>
+            <w:r>
+              <w:rPr>
+                <w:rFonts w:ascii="Times New Roman" w:hAnsi="Times New Roman" w:cs="Times New Roman"/>
+              </w:rPr>
+              <w:t>[</w:t>
+            </w:r>
+            <w:r>
+              <w:rPr>
+                <w:rFonts w:ascii="Times New Roman" w:hAnsi="Times New Roman" w:cs="Times New Roman"/>
+              </w:rPr>
+              <w:t>0.693</w:t>
+            </w:r>
+            <w:r>
+              <w:rPr>
+                <w:rFonts w:ascii="Times New Roman" w:hAnsi="Times New Roman" w:cs="Times New Roman"/>
+              </w:rPr>
+              <w:t xml:space="preserve">, </w:t>
+            </w:r>
+            <w:r>
+              <w:rPr>
+                <w:rFonts w:ascii="Times New Roman" w:hAnsi="Times New Roman" w:cs="Times New Roman"/>
+              </w:rPr>
+              <w:t>0.717</w:t>
+            </w:r>
+            <w:r>
+              <w:rPr>
+                <w:rFonts w:ascii="Times New Roman" w:hAnsi="Times New Roman" w:cs="Times New Roman"/>
+              </w:rPr>
+              <w:t>]</w:t>
+            </w:r>
           </w:p>
         </w:tc>
       </w:tr>
       <w:tr>
         <w:tc>
           <w:tcPr>
-            <w:tcW w:w="3595" w:type="dxa"/>
-          </w:tcPr>
-          <w:p>
-            <w:pPr>
-              <w:jc w:val="right"/>
-              <w:rPr>
-                <w:rFonts w:ascii="Times New Roman" w:hAnsi="Times New Roman" w:cs="Times New Roman"/>
-              </w:rPr>
-            </w:pPr>
-            <w:r>
-              <w:rPr>
-                <w:rFonts w:ascii="Times New Roman" w:hAnsi="Times New Roman" w:cs="Times New Roman"/>
-              </w:rPr>
-              <w:t xml:space="preserve">Adjusted </w:t>
-            </w:r>
-            <w:r>
-              <w:rPr>
-                <w:rFonts w:ascii="Times New Roman" w:hAnsi="Times New Roman" w:cs="Times New Roman"/>
-              </w:rPr>
-              <w:t xml:space="preserve">Logistic </w:t>
-            </w:r>
-            <w:r>
-              <w:rPr>
-                <w:rFonts w:ascii="Times New Roman" w:hAnsi="Times New Roman" w:cs="Times New Roman"/>
-              </w:rPr>
-              <w:t>Regression</w:t>
-            </w:r>
-          </w:p>
-        </w:tc>
-        <w:tc>
-          <w:tcPr>
-            <w:tcW w:w="4770" w:type="dxa"/>
-          </w:tcPr>
-          <w:p>
-            <w:pPr>
-              <w:jc w:val="center"/>
-              <w:rPr>
-                <w:rFonts w:ascii="Times New Roman" w:hAnsi="Times New Roman" w:cs="Times New Roman"/>
-              </w:rPr>
-            </w:pPr>
-            <w:r>
-              <w:rPr>
-                <w:rFonts w:ascii="Times New Roman" w:hAnsi="Times New Roman" w:cs="Times New Roman"/>
-              </w:rPr>
-              <w:t>-0.199 (-0.333, -0.066)</w:t>
-            </w:r>
-          </w:p>
-        </w:tc>
-        <w:tc>
-          <w:tcPr>
-            <w:tcW w:w="1080" w:type="dxa"/>
-          </w:tcPr>
-          <w:p>
-            <w:pPr>
-              <w:jc w:val="center"/>
-              <w:rPr>
-                <w:rFonts w:ascii="Times New Roman" w:hAnsi="Times New Roman" w:cs="Times New Roman"/>
-              </w:rPr>
-            </w:pPr>
-            <w:r>
-              <w:rPr>
-                <w:rFonts w:ascii="Times New Roman" w:hAnsi="Times New Roman" w:cs="Times New Roman"/>
-              </w:rPr>
-              <w:t>0.003</w:t>
+            <w:tcW w:w="4948" w:type="dxa"/>
+          </w:tcPr>
+          <w:p>
+            <w:pPr>
+              <w:jc w:val="center"/>
+              <w:rPr>
+                <w:rFonts w:ascii="Times New Roman" w:hAnsi="Times New Roman" w:cs="Times New Roman"/>
+              </w:rPr>
+            </w:pPr>
+            <w:r>
+              <w:rPr>
+                <w:rFonts w:ascii="Times New Roman" w:hAnsi="Times New Roman" w:cs="Times New Roman"/>
+              </w:rPr>
+              <w:t>Histogram-based Gradient Boosting Classifier</w:t>
+            </w:r>
+          </w:p>
+        </w:tc>
+        <w:tc>
+          <w:tcPr>
+            <w:tcW w:w="4949" w:type="dxa"/>
+          </w:tcPr>
+          <w:p>
+            <w:pPr>
+              <w:tabs>
+                <w:tab w:val="left" w:pos="2136"/>
+                <w:tab w:val="center" w:pos="2366"/>
+              </w:tabs>
+              <w:jc w:val="center"/>
+              <w:rPr>
+                <w:rFonts w:ascii="Times New Roman" w:hAnsi="Times New Roman" w:cs="Times New Roman"/>
+              </w:rPr>
+            </w:pPr>
+            <w:r>
+              <w:rPr>
+                <w:rFonts w:ascii="Times New Roman" w:hAnsi="Times New Roman" w:cs="Times New Roman"/>
+              </w:rPr>
+              <w:t xml:space="preserve">0.700 </w:t>
+            </w:r>
+            <w:r>
+              <w:rPr>
+                <w:rFonts w:ascii="Times New Roman" w:hAnsi="Times New Roman" w:cs="Times New Roman"/>
+              </w:rPr>
+              <w:t>[</w:t>
+            </w:r>
+            <w:r>
+              <w:rPr>
+                <w:rFonts w:ascii="Times New Roman" w:hAnsi="Times New Roman" w:cs="Times New Roman"/>
+              </w:rPr>
+              <w:t>0.689</w:t>
+            </w:r>
+            <w:r>
+              <w:rPr>
+                <w:rFonts w:ascii="Times New Roman" w:hAnsi="Times New Roman" w:cs="Times New Roman"/>
+              </w:rPr>
+              <w:t xml:space="preserve">, </w:t>
+            </w:r>
+            <w:r>
+              <w:rPr>
+                <w:rFonts w:ascii="Times New Roman" w:hAnsi="Times New Roman" w:cs="Times New Roman"/>
+              </w:rPr>
+              <w:t>0.711</w:t>
+            </w:r>
+            <w:r>
+              <w:rPr>
+                <w:rFonts w:ascii="Times New Roman" w:hAnsi="Times New Roman" w:cs="Times New Roman"/>
+              </w:rPr>
+              <w:t>]</w:t>
             </w:r>
           </w:p>
         </w:tc>
@@ -12677,58 +10423,69 @@
       <w:tr>
         <w:tc>
           <w:tcPr>
-            <w:tcW w:w="3595" w:type="dxa"/>
-          </w:tcPr>
-          <w:p>
-            <w:pPr>
-              <w:jc w:val="right"/>
-              <w:rPr>
-                <w:rFonts w:ascii="Times New Roman" w:hAnsi="Times New Roman" w:cs="Times New Roman"/>
-              </w:rPr>
-            </w:pPr>
-            <w:r>
-              <w:rPr>
-                <w:rFonts w:ascii="Times New Roman" w:hAnsi="Times New Roman" w:cs="Times New Roman"/>
-              </w:rPr>
-              <w:t>Instrumental Variable</w:t>
-            </w:r>
-          </w:p>
-        </w:tc>
-        <w:tc>
-          <w:tcPr>
-            <w:tcW w:w="4770" w:type="dxa"/>
-          </w:tcPr>
-          <w:p>
-            <w:pPr>
-              <w:jc w:val="center"/>
-              <w:rPr>
-                <w:rFonts w:ascii="Times New Roman" w:hAnsi="Times New Roman" w:cs="Times New Roman"/>
-              </w:rPr>
-            </w:pPr>
-            <w:r>
-              <w:rPr>
-                <w:rFonts w:ascii="Times New Roman" w:hAnsi="Times New Roman" w:cs="Times New Roman"/>
-              </w:rPr>
-              <w:t>-0.126 (-0.251, -0.001)</w:t>
-            </w:r>
-          </w:p>
-        </w:tc>
-        <w:tc>
-          <w:tcPr>
-            <w:tcW w:w="1080" w:type="dxa"/>
-          </w:tcPr>
-          <w:p>
-            <w:pPr>
-              <w:jc w:val="center"/>
-              <w:rPr>
-                <w:rFonts w:ascii="Times New Roman" w:hAnsi="Times New Roman" w:cs="Times New Roman"/>
-              </w:rPr>
-            </w:pPr>
-            <w:r>
-              <w:rPr>
-                <w:rFonts w:ascii="Times New Roman" w:hAnsi="Times New Roman" w:cs="Times New Roman"/>
-              </w:rPr>
-              <w:t>0.047</w:t>
+            <w:tcW w:w="4948" w:type="dxa"/>
+          </w:tcPr>
+          <w:p>
+            <w:pPr>
+              <w:jc w:val="center"/>
+              <w:rPr>
+                <w:rFonts w:ascii="Times New Roman" w:hAnsi="Times New Roman" w:cs="Times New Roman"/>
+              </w:rPr>
+            </w:pPr>
+            <w:r>
+              <w:rPr>
+                <w:rFonts w:ascii="Times New Roman" w:hAnsi="Times New Roman" w:cs="Times New Roman"/>
+              </w:rPr>
+              <w:t>Logistic Regression</w:t>
+            </w:r>
+          </w:p>
+        </w:tc>
+        <w:tc>
+          <w:tcPr>
+            <w:tcW w:w="4949" w:type="dxa"/>
+          </w:tcPr>
+          <w:p>
+            <w:pPr>
+              <w:jc w:val="center"/>
+              <w:rPr>
+                <w:rFonts w:ascii="Times New Roman" w:hAnsi="Times New Roman" w:cs="Times New Roman"/>
+              </w:rPr>
+            </w:pPr>
+            <w:r>
+              <w:rPr>
+                <w:rFonts w:ascii="Times New Roman" w:hAnsi="Times New Roman" w:cs="Times New Roman"/>
+              </w:rPr>
+              <w:t xml:space="preserve">0.661 </w:t>
+            </w:r>
+            <w:r>
+              <w:rPr>
+                <w:rFonts w:ascii="Times New Roman" w:hAnsi="Times New Roman" w:cs="Times New Roman"/>
+              </w:rPr>
+              <w:t>[</w:t>
+            </w:r>
+            <w:r>
+              <w:rPr>
+                <w:rFonts w:ascii="Times New Roman" w:hAnsi="Times New Roman" w:cs="Times New Roman"/>
+              </w:rPr>
+              <w:t>0.656</w:t>
+            </w:r>
+            <w:r>
+              <w:rPr>
+                <w:rFonts w:ascii="Times New Roman" w:hAnsi="Times New Roman" w:cs="Times New Roman"/>
+              </w:rPr>
+              <w:t xml:space="preserve">, </w:t>
+            </w:r>
+            <w:r>
+              <w:rPr>
+                <w:rFonts w:ascii="Times New Roman" w:hAnsi="Times New Roman" w:cs="Times New Roman"/>
+              </w:rPr>
+              <w:t>0.668</w:t>
+            </w:r>
+            <w:r>
+              <w:rPr>
+                <w:rFonts w:ascii="Times New Roman" w:hAnsi="Times New Roman" w:cs="Times New Roman"/>
+              </w:rPr>
+              <w:t>]</w:t>
             </w:r>
           </w:p>
         </w:tc>
@@ -12738,52 +10495,810 @@
       <w:pPr>
         <w:rPr>
           <w:rFonts w:ascii="Times New Roman" w:hAnsi="Times New Roman" w:cs="Times New Roman"/>
-        </w:rPr>
-      </w:pPr>
-      <w:r>
-        <w:rPr>
-          <w:rFonts w:ascii="Times New Roman" w:hAnsi="Times New Roman" w:cs="Times New Roman"/>
-        </w:rPr>
-        <w:t>Results of adjusted logistic regression</w:t>
-      </w:r>
-      <w:r>
-        <w:rPr>
-          <w:rFonts w:ascii="Times New Roman" w:hAnsi="Times New Roman" w:cs="Times New Roman"/>
-        </w:rPr>
-        <w:t xml:space="preserve"> and instrumental variable analysis</w:t>
-      </w:r>
-      <w:r>
-        <w:rPr>
-          <w:rFonts w:ascii="Times New Roman" w:hAnsi="Times New Roman" w:cs="Times New Roman"/>
-        </w:rPr>
-        <w:t xml:space="preserve"> for two primary outcomes, adjusting for prespecified covariates. </w:t>
-      </w:r>
-      <w:r>
-        <w:rPr>
-          <w:rFonts w:ascii="Times New Roman" w:hAnsi="Times New Roman" w:cs="Times New Roman"/>
-        </w:rPr>
-        <w:t xml:space="preserve">Reported values </w:t>
-      </w:r>
-      <w:r>
-        <w:rPr>
-          <w:rFonts w:ascii="Times New Roman" w:hAnsi="Times New Roman" w:cs="Times New Roman"/>
-        </w:rPr>
-        <w:t xml:space="preserve">are coefficients for IO monotherapy in the adjusted logistic regression and two-stage least squares models, respectively. </w:t>
-      </w:r>
-    </w:p>
-    <w:p>
-      <w:pPr>
-        <w:rPr>
-          <w:rFonts w:ascii="Times New Roman" w:hAnsi="Times New Roman" w:cs="Times New Roman"/>
-        </w:rPr>
-      </w:pPr>
-    </w:p>
-    <w:p>
-      <w:pPr>
-        <w:rPr>
-          <w:rFonts w:ascii="Times New Roman" w:hAnsi="Times New Roman" w:cs="Times New Roman"/>
-        </w:rPr>
-      </w:pPr>
+          <w:b/>
+          <w:bCs/>
+        </w:rPr>
+      </w:pPr>
+      <w:r>
+        <w:rPr>
+          <w:rFonts w:ascii="Times New Roman" w:hAnsi="Times New Roman" w:cs="Times New Roman"/>
+          <w:b/>
+          <w:bCs/>
+        </w:rPr>
+        <w:t>Table ***</w:t>
+      </w:r>
+      <w:r>
+        <w:rPr>
+          <w:rFonts w:ascii="Times New Roman" w:hAnsi="Times New Roman" w:cs="Times New Roman"/>
+          <w:b/>
+          <w:bCs/>
+        </w:rPr>
+        <w:t>:</w:t>
+      </w:r>
+    </w:p>
+    <w:p>
+      <w:pPr>
+        <w:rPr>
+          <w:rFonts w:ascii="Times New Roman" w:hAnsi="Times New Roman" w:cs="Times New Roman"/>
+          <w:b/>
+          <w:bCs/>
+        </w:rPr>
+      </w:pPr>
+    </w:p>
+    <w:p>
+      <w:pPr>
+        <w:rPr>
+          <w:rFonts w:ascii="Times New Roman" w:hAnsi="Times New Roman" w:cs="Times New Roman"/>
+          <w:b/>
+          <w:bCs/>
+        </w:rPr>
+      </w:pPr>
+    </w:p>
+    <w:p>
+      <w:pPr>
+        <w:rPr>
+          <w:rFonts w:ascii="Times New Roman" w:hAnsi="Times New Roman" w:cs="Times New Roman"/>
+        </w:rPr>
+      </w:pPr>
+      <w:r>
+        <w:rPr>
+          <w:rFonts w:ascii="Times New Roman" w:hAnsi="Times New Roman" w:cs="Times New Roman"/>
+          <w:b/>
+          <w:bCs/>
+          <w:noProof/>
+        </w:rPr>
+        <w:drawing>
+          <wp:inline distT="0" distB="0" distL="0" distR="0" wp14:anchorId="025E513D" wp14:editId="3B14DCAB">
+            <wp:extent cx="6290945" cy="4199255"/>
+            <wp:effectExtent l="0" t="0" r="0" b="4445"/>
+            <wp:docPr id="1778022507" name="Picture 8" descr="A graph of a patient's survival&#10;&#10;Description automatically generated"/>
+            <wp:cNvGraphicFramePr>
+              <a:graphicFrameLocks xmlns:a="http://schemas.openxmlformats.org/drawingml/2006/main" noChangeAspect="1"/>
+            </wp:cNvGraphicFramePr>
+            <a:graphic xmlns:a="http://schemas.openxmlformats.org/drawingml/2006/main">
+              <a:graphicData uri="http://schemas.openxmlformats.org/drawingml/2006/picture">
+                <pic:pic xmlns:pic="http://schemas.openxmlformats.org/drawingml/2006/picture">
+                  <pic:nvPicPr>
+                    <pic:cNvPr id="1778022507" name="Picture 8" descr="A graph of a patient's survival&#10;&#10;Description automatically generated"/>
+                    <pic:cNvPicPr/>
+                  </pic:nvPicPr>
+                  <pic:blipFill>
+                    <a:blip r:embed="rId7" cstate="print">
+                      <a:extLst>
+                        <a:ext uri="{28A0092B-C50C-407E-A947-70E740481C1C}">
+                          <a14:useLocalDpi xmlns:a14="http://schemas.microsoft.com/office/drawing/2010/main" val="0"/>
+                        </a:ext>
+                      </a:extLst>
+                    </a:blip>
+                    <a:stretch>
+                      <a:fillRect/>
+                    </a:stretch>
+                  </pic:blipFill>
+                  <pic:spPr>
+                    <a:xfrm>
+                      <a:off x="0" y="0"/>
+                      <a:ext cx="6290945" cy="4199255"/>
+                    </a:xfrm>
+                    <a:prstGeom prst="rect">
+                      <a:avLst/>
+                    </a:prstGeom>
+                  </pic:spPr>
+                </pic:pic>
+              </a:graphicData>
+            </a:graphic>
+          </wp:inline>
+        </w:drawing>
+      </w:r>
+      <w:r>
+        <w:rPr>
+          <w:rFonts w:ascii="Times New Roman" w:hAnsi="Times New Roman" w:cs="Times New Roman"/>
+          <w:b/>
+          <w:bCs/>
+          <w:noProof/>
+        </w:rPr>
+        <w:t xml:space="preserve"> </w:t>
+      </w:r>
+    </w:p>
+    <w:p>
+      <w:pPr>
+        <w:rPr>
+          <w:rFonts w:ascii="Times New Roman" w:hAnsi="Times New Roman" w:cs="Times New Roman"/>
+          <w:b/>
+          <w:bCs/>
+        </w:rPr>
+      </w:pPr>
+    </w:p>
+    <w:p>
+      <w:pPr>
+        <w:rPr>
+          <w:rFonts w:ascii="Times New Roman" w:hAnsi="Times New Roman" w:cs="Times New Roman"/>
+          <w:b/>
+          <w:bCs/>
+        </w:rPr>
+      </w:pPr>
+    </w:p>
+    <w:p>
+      <w:pPr>
+        <w:rPr>
+          <w:rFonts w:ascii="Times New Roman" w:hAnsi="Times New Roman" w:cs="Times New Roman"/>
+          <w:b/>
+          <w:bCs/>
+        </w:rPr>
+      </w:pPr>
+      <w:r>
+        <w:rPr>
+          <w:rFonts w:ascii="Times New Roman" w:hAnsi="Times New Roman" w:cs="Times New Roman"/>
+          <w:b/>
+          <w:bCs/>
+        </w:rPr>
+        <w:t xml:space="preserve">Figure ***: Kaplan-Meier survival curves for patients classified as low-risk </w:t>
+      </w:r>
+      <w:r>
+        <w:rPr>
+          <w:rFonts w:ascii="Times New Roman" w:hAnsi="Times New Roman" w:cs="Times New Roman"/>
+          <w:b/>
+          <w:bCs/>
+        </w:rPr>
+        <w:t>via the ML algorithm versus those classified as high-risk. A threshold of &lt;=0.3 was set for classifying patients as low-risk while a threshold of &gt;=0.7 was set for classifying patients as high-risk.</w:t>
+      </w:r>
+      <w:r>
+        <w:rPr>
+          <w:rFonts w:ascii="Times New Roman" w:hAnsi="Times New Roman" w:cs="Times New Roman"/>
+          <w:b/>
+          <w:bCs/>
+        </w:rPr>
+        <w:t xml:space="preserve"> All patients included in this analysis are driver-mutation negative.</w:t>
+      </w:r>
+    </w:p>
+    <w:p>
+      <w:pPr>
+        <w:rPr>
+          <w:rFonts w:ascii="Times New Roman" w:hAnsi="Times New Roman" w:cs="Times New Roman"/>
+          <w:b/>
+          <w:bCs/>
+        </w:rPr>
+      </w:pPr>
+    </w:p>
+    <w:p>
+      <w:pPr>
+        <w:rPr>
+          <w:rFonts w:ascii="Times New Roman" w:hAnsi="Times New Roman" w:cs="Times New Roman"/>
+          <w:b/>
+          <w:bCs/>
+        </w:rPr>
+      </w:pPr>
+    </w:p>
+    <w:p>
+      <w:pPr>
+        <w:rPr>
+          <w:rFonts w:ascii="Times New Roman" w:hAnsi="Times New Roman" w:cs="Times New Roman"/>
+          <w:b/>
+          <w:bCs/>
+        </w:rPr>
+      </w:pPr>
+    </w:p>
+    <w:tbl>
+      <w:tblPr>
+        <w:tblStyle w:val="TableGrid"/>
+        <w:tblW w:w="0" w:type="auto"/>
+        <w:tblInd w:w="-5" w:type="dxa"/>
+        <w:tblLook w:val="04A0" w:firstRow="1" w:lastRow="0" w:firstColumn="1" w:lastColumn="0" w:noHBand="0" w:noVBand="1"/>
+      </w:tblPr>
+      <w:tblGrid>
+        <w:gridCol w:w="3870"/>
+        <w:gridCol w:w="990"/>
+        <w:gridCol w:w="900"/>
+        <w:gridCol w:w="2700"/>
+        <w:gridCol w:w="1170"/>
+      </w:tblGrid>
+      <w:tr>
+        <w:tc>
+          <w:tcPr>
+            <w:tcW w:w="3870" w:type="dxa"/>
+          </w:tcPr>
+          <w:p>
+            <w:pPr>
+              <w:jc w:val="center"/>
+              <w:rPr>
+                <w:rFonts w:ascii="Times New Roman" w:hAnsi="Times New Roman" w:cs="Times New Roman"/>
+                <w:b/>
+                <w:bCs/>
+                <w:lang w:val="it-IT"/>
+              </w:rPr>
+            </w:pPr>
+            <w:proofErr w:type="spellStart"/>
+            <w:r>
+              <w:rPr>
+                <w:rFonts w:ascii="Times New Roman" w:hAnsi="Times New Roman" w:cs="Times New Roman"/>
+                <w:b/>
+                <w:bCs/>
+                <w:lang w:val="it-IT"/>
+              </w:rPr>
+              <w:t>Outcome</w:t>
+            </w:r>
+            <w:proofErr w:type="spellEnd"/>
+          </w:p>
+        </w:tc>
+        <w:tc>
+          <w:tcPr>
+            <w:tcW w:w="990" w:type="dxa"/>
+          </w:tcPr>
+          <w:p>
+            <w:pPr>
+              <w:jc w:val="center"/>
+              <w:rPr>
+                <w:rFonts w:ascii="Times New Roman" w:hAnsi="Times New Roman" w:cs="Times New Roman"/>
+                <w:b/>
+                <w:bCs/>
+                <w:vertAlign w:val="subscript"/>
+                <w:lang w:val="it-IT"/>
+              </w:rPr>
+            </w:pPr>
+            <w:proofErr w:type="spellStart"/>
+            <w:r>
+              <w:rPr>
+                <w:rFonts w:ascii="Times New Roman" w:hAnsi="Times New Roman" w:cs="Times New Roman"/>
+                <w:b/>
+                <w:bCs/>
+                <w:lang w:val="it-IT"/>
+              </w:rPr>
+              <w:t>n</w:t>
+            </w:r>
+            <w:r>
+              <w:rPr>
+                <w:rFonts w:ascii="Times New Roman" w:hAnsi="Times New Roman" w:cs="Times New Roman"/>
+                <w:b/>
+                <w:bCs/>
+                <w:vertAlign w:val="subscript"/>
+                <w:lang w:val="it-IT"/>
+              </w:rPr>
+              <w:t>LR</w:t>
+            </w:r>
+            <w:proofErr w:type="spellEnd"/>
+          </w:p>
+        </w:tc>
+        <w:tc>
+          <w:tcPr>
+            <w:tcW w:w="900" w:type="dxa"/>
+          </w:tcPr>
+          <w:p>
+            <w:pPr>
+              <w:jc w:val="center"/>
+              <w:rPr>
+                <w:rFonts w:ascii="Times New Roman" w:hAnsi="Times New Roman" w:cs="Times New Roman"/>
+                <w:b/>
+                <w:bCs/>
+                <w:vertAlign w:val="subscript"/>
+                <w:lang w:val="it-IT"/>
+              </w:rPr>
+            </w:pPr>
+            <w:proofErr w:type="spellStart"/>
+            <w:r>
+              <w:rPr>
+                <w:rFonts w:ascii="Times New Roman" w:hAnsi="Times New Roman" w:cs="Times New Roman"/>
+                <w:b/>
+                <w:bCs/>
+                <w:lang w:val="it-IT"/>
+              </w:rPr>
+              <w:t>n</w:t>
+            </w:r>
+            <w:r>
+              <w:rPr>
+                <w:rFonts w:ascii="Times New Roman" w:hAnsi="Times New Roman" w:cs="Times New Roman"/>
+                <w:b/>
+                <w:bCs/>
+                <w:vertAlign w:val="subscript"/>
+                <w:lang w:val="it-IT"/>
+              </w:rPr>
+              <w:t>HR</w:t>
+            </w:r>
+            <w:proofErr w:type="spellEnd"/>
+          </w:p>
+        </w:tc>
+        <w:tc>
+          <w:tcPr>
+            <w:tcW w:w="2700" w:type="dxa"/>
+          </w:tcPr>
+          <w:p>
+            <w:pPr>
+              <w:jc w:val="center"/>
+              <w:rPr>
+                <w:rFonts w:ascii="Times New Roman" w:hAnsi="Times New Roman" w:cs="Times New Roman"/>
+                <w:b/>
+                <w:bCs/>
+                <w:lang w:val="it-IT"/>
+              </w:rPr>
+            </w:pPr>
+            <w:r>
+              <w:rPr>
+                <w:rFonts w:ascii="Times New Roman" w:hAnsi="Times New Roman" w:cs="Times New Roman"/>
+                <w:b/>
+                <w:bCs/>
+                <w:lang w:val="it-IT"/>
+              </w:rPr>
+              <w:t>Hazard Ratio (95% CI)</w:t>
+            </w:r>
+          </w:p>
+        </w:tc>
+        <w:tc>
+          <w:tcPr>
+            <w:tcW w:w="1170" w:type="dxa"/>
+          </w:tcPr>
+          <w:p>
+            <w:pPr>
+              <w:jc w:val="center"/>
+              <w:rPr>
+                <w:rFonts w:ascii="Times New Roman" w:hAnsi="Times New Roman" w:cs="Times New Roman"/>
+                <w:b/>
+                <w:bCs/>
+              </w:rPr>
+            </w:pPr>
+            <w:r>
+              <w:rPr>
+                <w:rFonts w:ascii="Times New Roman" w:hAnsi="Times New Roman" w:cs="Times New Roman"/>
+                <w:b/>
+                <w:bCs/>
+              </w:rPr>
+              <w:t>p-value</w:t>
+            </w:r>
+          </w:p>
+        </w:tc>
+      </w:tr>
+      <w:tr>
+        <w:tc>
+          <w:tcPr>
+            <w:tcW w:w="3870" w:type="dxa"/>
+          </w:tcPr>
+          <w:p>
+            <w:pPr>
+              <w:jc w:val="right"/>
+              <w:rPr>
+                <w:rFonts w:ascii="Times New Roman" w:hAnsi="Times New Roman" w:cs="Times New Roman"/>
+              </w:rPr>
+            </w:pPr>
+            <w:r>
+              <w:rPr>
+                <w:rFonts w:ascii="Times New Roman" w:hAnsi="Times New Roman" w:cs="Times New Roman"/>
+              </w:rPr>
+              <w:t>All Patients</w:t>
+            </w:r>
+          </w:p>
+        </w:tc>
+        <w:tc>
+          <w:tcPr>
+            <w:tcW w:w="990" w:type="dxa"/>
+          </w:tcPr>
+          <w:p>
+            <w:pPr>
+              <w:jc w:val="center"/>
+              <w:rPr>
+                <w:rFonts w:ascii="Times New Roman" w:hAnsi="Times New Roman" w:cs="Times New Roman"/>
+              </w:rPr>
+            </w:pPr>
+            <w:r>
+              <w:rPr>
+                <w:rFonts w:ascii="Times New Roman" w:hAnsi="Times New Roman" w:cs="Times New Roman"/>
+              </w:rPr>
+              <w:t>292</w:t>
+            </w:r>
+          </w:p>
+        </w:tc>
+        <w:tc>
+          <w:tcPr>
+            <w:tcW w:w="900" w:type="dxa"/>
+          </w:tcPr>
+          <w:p>
+            <w:pPr>
+              <w:jc w:val="center"/>
+              <w:rPr>
+                <w:rFonts w:ascii="Times New Roman" w:hAnsi="Times New Roman" w:cs="Times New Roman"/>
+              </w:rPr>
+            </w:pPr>
+            <w:r>
+              <w:rPr>
+                <w:rFonts w:ascii="Times New Roman" w:hAnsi="Times New Roman" w:cs="Times New Roman"/>
+              </w:rPr>
+              <w:t>427</w:t>
+            </w:r>
+          </w:p>
+        </w:tc>
+        <w:tc>
+          <w:tcPr>
+            <w:tcW w:w="2700" w:type="dxa"/>
+          </w:tcPr>
+          <w:p>
+            <w:pPr>
+              <w:jc w:val="center"/>
+              <w:rPr>
+                <w:rFonts w:ascii="Times New Roman" w:hAnsi="Times New Roman" w:cs="Times New Roman"/>
+              </w:rPr>
+            </w:pPr>
+            <w:r>
+              <w:rPr>
+                <w:rFonts w:ascii="Times New Roman" w:hAnsi="Times New Roman" w:cs="Times New Roman"/>
+              </w:rPr>
+              <w:t>4.08 [3.14, 5.32]</w:t>
+            </w:r>
+          </w:p>
+        </w:tc>
+        <w:tc>
+          <w:tcPr>
+            <w:tcW w:w="1170" w:type="dxa"/>
+          </w:tcPr>
+          <w:p>
+            <w:pPr>
+              <w:jc w:val="center"/>
+              <w:rPr>
+                <w:rFonts w:ascii="Times New Roman" w:hAnsi="Times New Roman" w:cs="Times New Roman"/>
+              </w:rPr>
+            </w:pPr>
+            <w:r>
+              <w:rPr>
+                <w:rFonts w:ascii="Times New Roman" w:hAnsi="Times New Roman" w:cs="Times New Roman"/>
+              </w:rPr>
+              <w:t>&lt;0.001</w:t>
+            </w:r>
+          </w:p>
+        </w:tc>
+      </w:tr>
+      <w:tr>
+        <w:tc>
+          <w:tcPr>
+            <w:tcW w:w="3870" w:type="dxa"/>
+          </w:tcPr>
+          <w:p>
+            <w:pPr>
+              <w:jc w:val="right"/>
+              <w:rPr>
+                <w:rFonts w:ascii="Times New Roman" w:hAnsi="Times New Roman" w:cs="Times New Roman"/>
+              </w:rPr>
+            </w:pPr>
+            <w:r>
+              <w:rPr>
+                <w:rFonts w:ascii="Times New Roman" w:hAnsi="Times New Roman" w:cs="Times New Roman"/>
+              </w:rPr>
+              <w:t>Chemotherapy</w:t>
+            </w:r>
+          </w:p>
+        </w:tc>
+        <w:tc>
+          <w:tcPr>
+            <w:tcW w:w="990" w:type="dxa"/>
+          </w:tcPr>
+          <w:p>
+            <w:pPr>
+              <w:jc w:val="center"/>
+              <w:rPr>
+                <w:rFonts w:ascii="Times New Roman" w:hAnsi="Times New Roman" w:cs="Times New Roman"/>
+              </w:rPr>
+            </w:pPr>
+            <w:r>
+              <w:rPr>
+                <w:rFonts w:ascii="Times New Roman" w:hAnsi="Times New Roman" w:cs="Times New Roman"/>
+              </w:rPr>
+              <w:t>219</w:t>
+            </w:r>
+          </w:p>
+        </w:tc>
+        <w:tc>
+          <w:tcPr>
+            <w:tcW w:w="900" w:type="dxa"/>
+          </w:tcPr>
+          <w:p>
+            <w:pPr>
+              <w:jc w:val="center"/>
+              <w:rPr>
+                <w:rFonts w:ascii="Times New Roman" w:hAnsi="Times New Roman" w:cs="Times New Roman"/>
+              </w:rPr>
+            </w:pPr>
+            <w:r>
+              <w:rPr>
+                <w:rFonts w:ascii="Times New Roman" w:hAnsi="Times New Roman" w:cs="Times New Roman"/>
+              </w:rPr>
+              <w:t>356</w:t>
+            </w:r>
+          </w:p>
+        </w:tc>
+        <w:tc>
+          <w:tcPr>
+            <w:tcW w:w="2700" w:type="dxa"/>
+          </w:tcPr>
+          <w:p>
+            <w:pPr>
+              <w:jc w:val="center"/>
+              <w:rPr>
+                <w:rFonts w:ascii="Times New Roman" w:hAnsi="Times New Roman" w:cs="Times New Roman"/>
+              </w:rPr>
+            </w:pPr>
+            <w:r>
+              <w:rPr>
+                <w:rFonts w:ascii="Times New Roman" w:hAnsi="Times New Roman" w:cs="Times New Roman"/>
+              </w:rPr>
+              <w:t>4.25[3.13, 5.77]</w:t>
+            </w:r>
+          </w:p>
+        </w:tc>
+        <w:tc>
+          <w:tcPr>
+            <w:tcW w:w="1170" w:type="dxa"/>
+          </w:tcPr>
+          <w:p>
+            <w:pPr>
+              <w:jc w:val="center"/>
+              <w:rPr>
+                <w:rFonts w:ascii="Times New Roman" w:hAnsi="Times New Roman" w:cs="Times New Roman"/>
+              </w:rPr>
+            </w:pPr>
+            <w:r>
+              <w:rPr>
+                <w:rFonts w:ascii="Times New Roman" w:hAnsi="Times New Roman" w:cs="Times New Roman"/>
+              </w:rPr>
+              <w:t>&lt;0.001</w:t>
+            </w:r>
+          </w:p>
+        </w:tc>
+      </w:tr>
+      <w:tr>
+        <w:tc>
+          <w:tcPr>
+            <w:tcW w:w="3870" w:type="dxa"/>
+          </w:tcPr>
+          <w:p>
+            <w:pPr>
+              <w:jc w:val="right"/>
+              <w:rPr>
+                <w:rFonts w:ascii="Times New Roman" w:hAnsi="Times New Roman" w:cs="Times New Roman"/>
+              </w:rPr>
+            </w:pPr>
+            <w:r>
+              <w:rPr>
+                <w:rFonts w:ascii="Times New Roman" w:hAnsi="Times New Roman" w:cs="Times New Roman"/>
+              </w:rPr>
+              <w:t>IO Monotherapy</w:t>
+            </w:r>
+          </w:p>
+        </w:tc>
+        <w:tc>
+          <w:tcPr>
+            <w:tcW w:w="990" w:type="dxa"/>
+          </w:tcPr>
+          <w:p>
+            <w:pPr>
+              <w:jc w:val="center"/>
+              <w:rPr>
+                <w:rFonts w:ascii="Times New Roman" w:hAnsi="Times New Roman" w:cs="Times New Roman"/>
+              </w:rPr>
+            </w:pPr>
+            <w:r>
+              <w:rPr>
+                <w:rFonts w:ascii="Times New Roman" w:hAnsi="Times New Roman" w:cs="Times New Roman"/>
+              </w:rPr>
+              <w:t>73</w:t>
+            </w:r>
+          </w:p>
+        </w:tc>
+        <w:tc>
+          <w:tcPr>
+            <w:tcW w:w="900" w:type="dxa"/>
+          </w:tcPr>
+          <w:p>
+            <w:pPr>
+              <w:jc w:val="center"/>
+              <w:rPr>
+                <w:rFonts w:ascii="Times New Roman" w:hAnsi="Times New Roman" w:cs="Times New Roman"/>
+              </w:rPr>
+            </w:pPr>
+            <w:r>
+              <w:rPr>
+                <w:rFonts w:ascii="Times New Roman" w:hAnsi="Times New Roman" w:cs="Times New Roman"/>
+              </w:rPr>
+              <w:t>71</w:t>
+            </w:r>
+          </w:p>
+        </w:tc>
+        <w:tc>
+          <w:tcPr>
+            <w:tcW w:w="2700" w:type="dxa"/>
+          </w:tcPr>
+          <w:p>
+            <w:pPr>
+              <w:jc w:val="center"/>
+              <w:rPr>
+                <w:rFonts w:ascii="Times New Roman" w:hAnsi="Times New Roman" w:cs="Times New Roman"/>
+              </w:rPr>
+            </w:pPr>
+            <w:r>
+              <w:rPr>
+                <w:rFonts w:ascii="Times New Roman" w:hAnsi="Times New Roman" w:cs="Times New Roman"/>
+              </w:rPr>
+              <w:t>3.60 [2.11, 6.17]</w:t>
+            </w:r>
+          </w:p>
+        </w:tc>
+        <w:tc>
+          <w:tcPr>
+            <w:tcW w:w="1170" w:type="dxa"/>
+          </w:tcPr>
+          <w:p>
+            <w:pPr>
+              <w:jc w:val="center"/>
+              <w:rPr>
+                <w:rFonts w:ascii="Times New Roman" w:hAnsi="Times New Roman" w:cs="Times New Roman"/>
+              </w:rPr>
+            </w:pPr>
+            <w:r>
+              <w:rPr>
+                <w:rFonts w:ascii="Times New Roman" w:hAnsi="Times New Roman" w:cs="Times New Roman"/>
+              </w:rPr>
+              <w:t>&lt;0.001</w:t>
+            </w:r>
+          </w:p>
+        </w:tc>
+      </w:tr>
+      <w:tr>
+        <w:tc>
+          <w:tcPr>
+            <w:tcW w:w="3870" w:type="dxa"/>
+          </w:tcPr>
+          <w:p>
+            <w:pPr>
+              <w:jc w:val="right"/>
+              <w:rPr>
+                <w:rFonts w:ascii="Times New Roman" w:hAnsi="Times New Roman" w:cs="Times New Roman"/>
+              </w:rPr>
+            </w:pPr>
+            <w:r>
+              <w:rPr>
+                <w:rFonts w:ascii="Times New Roman" w:hAnsi="Times New Roman" w:cs="Times New Roman"/>
+              </w:rPr>
+              <w:t xml:space="preserve">IO Monotherapy and </w:t>
+            </w:r>
+            <w:r>
+              <w:rPr>
+                <w:rFonts w:ascii="Times New Roman" w:hAnsi="Times New Roman" w:cs="Times New Roman"/>
+              </w:rPr>
+              <w:t>PD</w:t>
+            </w:r>
+            <w:r>
+              <w:rPr>
+                <w:rFonts w:ascii="Times New Roman" w:hAnsi="Times New Roman" w:cs="Times New Roman"/>
+              </w:rPr>
+              <w:t>-</w:t>
+            </w:r>
+            <w:r>
+              <w:rPr>
+                <w:rFonts w:ascii="Times New Roman" w:hAnsi="Times New Roman" w:cs="Times New Roman"/>
+              </w:rPr>
+              <w:t>L1 &gt;= 50%</w:t>
+            </w:r>
+          </w:p>
+        </w:tc>
+        <w:tc>
+          <w:tcPr>
+            <w:tcW w:w="990" w:type="dxa"/>
+          </w:tcPr>
+          <w:p>
+            <w:pPr>
+              <w:jc w:val="center"/>
+              <w:rPr>
+                <w:rFonts w:ascii="Times New Roman" w:hAnsi="Times New Roman" w:cs="Times New Roman"/>
+              </w:rPr>
+            </w:pPr>
+            <w:r>
+              <w:rPr>
+                <w:rFonts w:ascii="Times New Roman" w:hAnsi="Times New Roman" w:cs="Times New Roman"/>
+              </w:rPr>
+              <w:t>27</w:t>
+            </w:r>
+          </w:p>
+        </w:tc>
+        <w:tc>
+          <w:tcPr>
+            <w:tcW w:w="900" w:type="dxa"/>
+          </w:tcPr>
+          <w:p>
+            <w:pPr>
+              <w:jc w:val="center"/>
+              <w:rPr>
+                <w:rFonts w:ascii="Times New Roman" w:hAnsi="Times New Roman" w:cs="Times New Roman"/>
+              </w:rPr>
+            </w:pPr>
+            <w:r>
+              <w:rPr>
+                <w:rFonts w:ascii="Times New Roman" w:hAnsi="Times New Roman" w:cs="Times New Roman"/>
+              </w:rPr>
+              <w:t>21</w:t>
+            </w:r>
+          </w:p>
+        </w:tc>
+        <w:tc>
+          <w:tcPr>
+            <w:tcW w:w="2700" w:type="dxa"/>
+          </w:tcPr>
+          <w:p>
+            <w:pPr>
+              <w:jc w:val="center"/>
+              <w:rPr>
+                <w:rFonts w:ascii="Times New Roman" w:hAnsi="Times New Roman" w:cs="Times New Roman"/>
+              </w:rPr>
+            </w:pPr>
+            <w:r>
+              <w:rPr>
+                <w:rFonts w:ascii="Times New Roman" w:hAnsi="Times New Roman" w:cs="Times New Roman"/>
+              </w:rPr>
+              <w:t>4.27 [1.73, 10.56]</w:t>
+            </w:r>
+          </w:p>
+        </w:tc>
+        <w:tc>
+          <w:tcPr>
+            <w:tcW w:w="1170" w:type="dxa"/>
+          </w:tcPr>
+          <w:p>
+            <w:pPr>
+              <w:jc w:val="center"/>
+              <w:rPr>
+                <w:rFonts w:ascii="Times New Roman" w:hAnsi="Times New Roman" w:cs="Times New Roman"/>
+              </w:rPr>
+            </w:pPr>
+            <w:r>
+              <w:rPr>
+                <w:rFonts w:ascii="Times New Roman" w:hAnsi="Times New Roman" w:cs="Times New Roman"/>
+              </w:rPr>
+              <w:t>0.002</w:t>
+            </w:r>
+          </w:p>
+        </w:tc>
+      </w:tr>
+    </w:tbl>
+    <w:p>
+      <w:pPr>
+        <w:rPr>
+          <w:rFonts w:ascii="Times New Roman" w:hAnsi="Times New Roman" w:cs="Times New Roman"/>
+          <w:b/>
+          <w:bCs/>
+        </w:rPr>
+      </w:pPr>
+      <w:r>
+        <w:rPr>
+          <w:rFonts w:ascii="Times New Roman" w:hAnsi="Times New Roman" w:cs="Times New Roman"/>
+          <w:b/>
+          <w:bCs/>
+        </w:rPr>
+        <w:t xml:space="preserve">Table ***: Hazard ratios relating likelihood of </w:t>
+      </w:r>
+      <w:r>
+        <w:rPr>
+          <w:rFonts w:ascii="Times New Roman" w:hAnsi="Times New Roman" w:cs="Times New Roman"/>
+          <w:b/>
+          <w:bCs/>
+        </w:rPr>
+        <w:t xml:space="preserve">6-month </w:t>
+      </w:r>
+      <w:r>
+        <w:rPr>
+          <w:rFonts w:ascii="Times New Roman" w:hAnsi="Times New Roman" w:cs="Times New Roman"/>
+          <w:b/>
+          <w:bCs/>
+        </w:rPr>
+        <w:t xml:space="preserve">disease progression for patients labeled as high-risk relative to those labeled as low-risk. </w:t>
+      </w:r>
+      <w:r>
+        <w:rPr>
+          <w:rFonts w:ascii="Times New Roman" w:hAnsi="Times New Roman" w:cs="Times New Roman"/>
+          <w:b/>
+          <w:bCs/>
+        </w:rPr>
+        <w:t xml:space="preserve">LR = low-risk and HR = high-risk. </w:t>
+      </w:r>
+      <w:r>
+        <w:rPr>
+          <w:rFonts w:ascii="Times New Roman" w:hAnsi="Times New Roman" w:cs="Times New Roman"/>
+          <w:b/>
+          <w:bCs/>
+        </w:rPr>
+        <w:t xml:space="preserve">All patients in this analysis are driver-mutation negative. </w:t>
+      </w:r>
     </w:p>
     <w:p>
       <w:pPr>
@@ -12841,6 +11356,7 @@
           <w:b/>
           <w:bCs/>
         </w:rPr>
+        <w:lastRenderedPageBreak/>
         <w:t>Conclusion</w:t>
       </w:r>
     </w:p>
@@ -12875,13 +11391,37 @@
         <w:rPr>
           <w:rFonts w:ascii="Times New Roman" w:hAnsi="Times New Roman" w:cs="Times New Roman"/>
         </w:rPr>
-        <w:t xml:space="preserve">. This algorithm is more predictive for determining the efficacy of IO monotherapy compared to the PD-L1 biomarker, which has previously been used to allocate IO monotherapy over doublet chemotherapy. </w:t>
-      </w:r>
-      <w:r>
-        <w:rPr>
-          <w:rFonts w:ascii="Times New Roman" w:hAnsi="Times New Roman" w:cs="Times New Roman"/>
-        </w:rPr>
-        <w:t xml:space="preserve">We also demonstrate the advantage of adding temporal data into the model, rather than solely relying on cross-sectional data. This study provides evidence that </w:t>
+        <w:t xml:space="preserve">. This algorithm is more predictive for determining the efficacy of IO monotherapy compared to the PD-L1 biomarker, which has previously been used to allocate </w:t>
+      </w:r>
+      <w:r>
+        <w:rPr>
+          <w:rFonts w:ascii="Times New Roman" w:hAnsi="Times New Roman" w:cs="Times New Roman"/>
+        </w:rPr>
+        <w:t xml:space="preserve">first-line </w:t>
+      </w:r>
+      <w:r>
+        <w:rPr>
+          <w:rFonts w:ascii="Times New Roman" w:hAnsi="Times New Roman" w:cs="Times New Roman"/>
+        </w:rPr>
+        <w:t xml:space="preserve">IO monotherapy over </w:t>
+      </w:r>
+      <w:r>
+        <w:rPr>
+          <w:rFonts w:ascii="Times New Roman" w:hAnsi="Times New Roman" w:cs="Times New Roman"/>
+        </w:rPr>
+        <w:t>first-line</w:t>
+      </w:r>
+      <w:r>
+        <w:rPr>
+          <w:rFonts w:ascii="Times New Roman" w:hAnsi="Times New Roman" w:cs="Times New Roman"/>
+        </w:rPr>
+        <w:t xml:space="preserve"> </w:t>
+      </w:r>
+      <w:r>
+        <w:rPr>
+          <w:rFonts w:ascii="Times New Roman" w:hAnsi="Times New Roman" w:cs="Times New Roman"/>
+        </w:rPr>
+        <w:t xml:space="preserve">This study provides evidence that </w:t>
       </w:r>
       <w:r>
         <w:rPr>
@@ -12911,7 +11451,6 @@
           <w:b/>
           <w:bCs/>
         </w:rPr>
-        <w:lastRenderedPageBreak/>
         <w:t>Acknowledgements</w:t>
       </w:r>
     </w:p>
@@ -13025,7 +11564,7 @@
         </w:rPr>
         <w:t xml:space="preserve">Development of the ML model was done in Python v3.8.10 and required the following packages: ***. Statistical analysis was done in Stata. Code is available on GitHub at </w:t>
       </w:r>
-      <w:hyperlink r:id="rId6" w:history="1">
+      <w:hyperlink r:id="rId8" w:history="1">
         <w:r>
           <w:rPr>
             <w:rStyle w:val="Hyperlink"/>
@@ -13036,6 +11575,13 @@
       </w:hyperlink>
       <w:r>
         <w:rPr>
+          <w:rStyle w:val="Hyperlink"/>
+          <w:rFonts w:ascii="Times New Roman" w:hAnsi="Times New Roman" w:cs="Times New Roman"/>
+        </w:rPr>
+        <w:t>_Immunotherapy</w:t>
+      </w:r>
+      <w:r>
+        <w:rPr>
           <w:rFonts w:ascii="Times New Roman" w:hAnsi="Times New Roman" w:cs="Times New Roman"/>
         </w:rPr>
         <w:t xml:space="preserve">. </w:t>
@@ -13046,7 +11592,7 @@
         </w:rPr>
         <w:t xml:space="preserve">For any further inquiries please contact </w:t>
       </w:r>
-      <w:hyperlink r:id="rId7" w:history="1">
+      <w:hyperlink r:id="rId9" w:history="1">
         <w:r>
           <w:rPr>
             <w:rStyle w:val="Hyperlink"/>
@@ -13373,7 +11919,14 @@
         <w:rPr>
           <w:rFonts w:ascii="Times New Roman" w:hAnsi="Times New Roman" w:cs="Times New Roman"/>
         </w:rPr>
-        <w:t>. 2016;375(19):1823-1833. doi:10.1056/NEJMoa1606774</w:t>
+        <w:t xml:space="preserve">. 2016;375(19):1823-1833. </w:t>
+      </w:r>
+      <w:r>
+        <w:rPr>
+          <w:rFonts w:ascii="Times New Roman" w:hAnsi="Times New Roman" w:cs="Times New Roman"/>
+        </w:rPr>
+        <w:lastRenderedPageBreak/>
+        <w:t>doi:10.1056/NEJMoa1606774</w:t>
       </w:r>
     </w:p>
     <w:p>
@@ -13429,14 +11982,7 @@
           <w:rFonts w:ascii="Times New Roman" w:hAnsi="Times New Roman" w:cs="Times New Roman"/>
         </w:rPr>
         <w:tab/>
-        <w:t xml:space="preserve">Di Federico A, De Giglio A, Parisi C, Gelsomino F, Ardizzoni A. PD-1/PD-L1 inhibitor monotherapy or in combination with chemotherapy as upfront treatment for advanced NSCLC </w:t>
-      </w:r>
-      <w:r>
-        <w:rPr>
-          <w:rFonts w:ascii="Times New Roman" w:hAnsi="Times New Roman" w:cs="Times New Roman"/>
-        </w:rPr>
-        <w:lastRenderedPageBreak/>
-        <w:t xml:space="preserve">with PD-L1 expression ≥ 50%: Selecting the best strategy. </w:t>
+        <w:t xml:space="preserve">Di Federico A, De Giglio A, Parisi C, Gelsomino F, Ardizzoni A. PD-1/PD-L1 inhibitor monotherapy or in combination with chemotherapy as upfront treatment for advanced NSCLC with PD-L1 expression ≥ 50%: Selecting the best strategy. </w:t>
       </w:r>
       <w:r>
         <w:rPr>
@@ -13832,7 +12378,14 @@
           <w:rFonts w:ascii="Times New Roman" w:hAnsi="Times New Roman" w:cs="Times New Roman"/>
         </w:rPr>
         <w:tab/>
-        <w:t xml:space="preserve">Rakaee M, Adib E, Ricciuti B, et al. Association of Machine Learning-Based Assessment of Tumor-Infiltrating Lymphocytes on Standard Histologic Images With Outcomes of Immunotherapy in Patients With NSCLC. </w:t>
+        <w:t xml:space="preserve">Rakaee M, Adib E, Ricciuti B, et al. Association of Machine Learning-Based Assessment of </w:t>
+      </w:r>
+      <w:r>
+        <w:rPr>
+          <w:rFonts w:ascii="Times New Roman" w:hAnsi="Times New Roman" w:cs="Times New Roman"/>
+        </w:rPr>
+        <w:lastRenderedPageBreak/>
+        <w:t xml:space="preserve">Tumor-Infiltrating Lymphocytes on Standard Histologic Images With Outcomes of Immunotherapy in Patients With NSCLC. </w:t>
       </w:r>
       <w:r>
         <w:rPr>
@@ -13916,7 +12469,6 @@
         <w:rPr>
           <w:rFonts w:ascii="Times New Roman" w:hAnsi="Times New Roman" w:cs="Times New Roman"/>
         </w:rPr>
-        <w:lastRenderedPageBreak/>
         <w:t>22.</w:t>
       </w:r>
       <w:r>

--- a/PDL1_Manuscript.docx
+++ b/PDL1_Manuscript.docx
@@ -8301,42 +8301,6 @@
           <w:bCs/>
         </w:rPr>
       </w:pPr>
-    </w:p>
-    <w:p>
-      <w:pPr>
-        <w:rPr>
-          <w:rFonts w:ascii="Times New Roman" w:hAnsi="Times New Roman" w:cs="Times New Roman"/>
-          <w:b/>
-          <w:bCs/>
-        </w:rPr>
-      </w:pPr>
-    </w:p>
-    <w:p>
-      <w:pPr>
-        <w:rPr>
-          <w:rFonts w:ascii="Times New Roman" w:hAnsi="Times New Roman" w:cs="Times New Roman"/>
-          <w:b/>
-          <w:bCs/>
-        </w:rPr>
-      </w:pPr>
-    </w:p>
-    <w:p>
-      <w:pPr>
-        <w:rPr>
-          <w:rFonts w:ascii="Times New Roman" w:hAnsi="Times New Roman" w:cs="Times New Roman"/>
-          <w:b/>
-          <w:bCs/>
-        </w:rPr>
-      </w:pPr>
-    </w:p>
-    <w:p>
-      <w:pPr>
-        <w:rPr>
-          <w:rFonts w:ascii="Times New Roman" w:hAnsi="Times New Roman" w:cs="Times New Roman"/>
-          <w:b/>
-          <w:bCs/>
-        </w:rPr>
-      </w:pPr>
       <w:r>
         <w:rPr>
           <w:rFonts w:ascii="Times New Roman" w:hAnsi="Times New Roman" w:cs="Times New Roman"/>
@@ -8367,47 +8331,15 @@
           <w:b/>
           <w:bCs/>
         </w:rPr>
-        <w:t xml:space="preserve">survival analysis </w:t>
-      </w:r>
-      <w:r>
-        <w:rPr>
-          <w:rFonts w:ascii="Times New Roman" w:hAnsi="Times New Roman" w:cs="Times New Roman"/>
-          <w:b/>
-          <w:bCs/>
-        </w:rPr>
-        <w:t xml:space="preserve">for </w:t>
-      </w:r>
-      <w:r>
-        <w:rPr>
-          <w:rFonts w:ascii="Times New Roman" w:hAnsi="Times New Roman" w:cs="Times New Roman"/>
-          <w:b/>
-          <w:bCs/>
-        </w:rPr>
-        <w:t xml:space="preserve">the first </w:t>
-      </w:r>
-      <w:r>
-        <w:rPr>
-          <w:rFonts w:ascii="Times New Roman" w:hAnsi="Times New Roman" w:cs="Times New Roman"/>
-          <w:b/>
-          <w:bCs/>
-        </w:rPr>
-        <w:t xml:space="preserve">365 days </w:t>
-      </w:r>
-      <w:r>
-        <w:rPr>
-          <w:rFonts w:ascii="Times New Roman" w:hAnsi="Times New Roman" w:cs="Times New Roman"/>
-          <w:b/>
-          <w:bCs/>
-        </w:rPr>
-        <w:t xml:space="preserve">following </w:t>
-      </w:r>
-      <w:r>
-        <w:rPr>
-          <w:rFonts w:ascii="Times New Roman" w:hAnsi="Times New Roman" w:cs="Times New Roman"/>
-          <w:b/>
-          <w:bCs/>
-        </w:rPr>
-        <w:t>first-line therapy initiation</w:t>
+        <w:t xml:space="preserve">6-month PFS following </w:t>
+      </w:r>
+      <w:r>
+        <w:rPr>
+          <w:rFonts w:ascii="Times New Roman" w:hAnsi="Times New Roman" w:cs="Times New Roman"/>
+          <w:b/>
+          <w:bCs/>
+        </w:rPr>
+        <w:t>1:1 propensity score matching without replacement</w:t>
       </w:r>
       <w:r>
         <w:rPr>
@@ -8439,7 +8371,31 @@
           <w:b/>
           <w:bCs/>
         </w:rPr>
-        <w:t xml:space="preserve">. A) </w:t>
+        <w:t>. A)</w:t>
+      </w:r>
+      <w:r>
+        <w:rPr>
+          <w:rFonts w:ascii="Times New Roman" w:hAnsi="Times New Roman" w:cs="Times New Roman"/>
+          <w:b/>
+          <w:bCs/>
+        </w:rPr>
+        <w:t xml:space="preserve"> </w:t>
+      </w:r>
+      <w:r>
+        <w:rPr>
+          <w:rFonts w:ascii="Times New Roman" w:hAnsi="Times New Roman" w:cs="Times New Roman"/>
+          <w:b/>
+          <w:bCs/>
+        </w:rPr>
+        <w:t>All patients; B)</w:t>
+      </w:r>
+      <w:r>
+        <w:rPr>
+          <w:rFonts w:ascii="Times New Roman" w:hAnsi="Times New Roman" w:cs="Times New Roman"/>
+          <w:b/>
+          <w:bCs/>
+        </w:rPr>
+        <w:t xml:space="preserve"> </w:t>
       </w:r>
       <w:r>
         <w:rPr>
@@ -8455,7 +8411,23 @@
           <w:b/>
           <w:bCs/>
         </w:rPr>
-        <w:t xml:space="preserve"> patients with PD-L1 &gt;=50%. C) </w:t>
+        <w:t xml:space="preserve"> patients with PD-L1 &gt;=50%</w:t>
+      </w:r>
+      <w:r>
+        <w:rPr>
+          <w:rFonts w:ascii="Times New Roman" w:hAnsi="Times New Roman" w:cs="Times New Roman"/>
+          <w:b/>
+          <w:bCs/>
+        </w:rPr>
+        <w:t>;</w:t>
+      </w:r>
+      <w:r>
+        <w:rPr>
+          <w:rFonts w:ascii="Times New Roman" w:hAnsi="Times New Roman" w:cs="Times New Roman"/>
+          <w:b/>
+          <w:bCs/>
+        </w:rPr>
+        <w:t xml:space="preserve"> C) </w:t>
       </w:r>
       <w:r>
         <w:rPr>
@@ -8473,325 +8445,6 @@
         </w:rPr>
         <w:t xml:space="preserve">nly using patients with PD-L1 &lt; 50%. </w:t>
       </w:r>
-    </w:p>
-    <w:p>
-      <w:pPr>
-        <w:pBdr>
-          <w:bottom w:val="single" w:sz="12" w:space="1" w:color="auto"/>
-        </w:pBdr>
-        <w:rPr>
-          <w:rFonts w:ascii="Times New Roman" w:hAnsi="Times New Roman" w:cs="Times New Roman"/>
-          <w:b/>
-          <w:bCs/>
-        </w:rPr>
-      </w:pPr>
-    </w:p>
-    <w:tbl>
-      <w:tblPr>
-        <w:tblStyle w:val="TableGrid"/>
-        <w:tblW w:w="0" w:type="auto"/>
-        <w:tblInd w:w="-5" w:type="dxa"/>
-        <w:tblLook w:val="04A0" w:firstRow="1" w:lastRow="0" w:firstColumn="1" w:lastColumn="0" w:noHBand="0" w:noVBand="1"/>
-      </w:tblPr>
-      <w:tblGrid>
-        <w:gridCol w:w="3060"/>
-        <w:gridCol w:w="4770"/>
-        <w:gridCol w:w="2070"/>
-      </w:tblGrid>
-      <w:tr>
-        <w:tc>
-          <w:tcPr>
-            <w:tcW w:w="3060" w:type="dxa"/>
-          </w:tcPr>
-          <w:p>
-            <w:pPr>
-              <w:jc w:val="center"/>
-              <w:rPr>
-                <w:rFonts w:ascii="Times New Roman" w:hAnsi="Times New Roman" w:cs="Times New Roman"/>
-                <w:b/>
-                <w:bCs/>
-                <w:lang w:val="it-IT"/>
-              </w:rPr>
-            </w:pPr>
-            <w:proofErr w:type="spellStart"/>
-            <w:r>
-              <w:rPr>
-                <w:rFonts w:ascii="Times New Roman" w:hAnsi="Times New Roman" w:cs="Times New Roman"/>
-                <w:b/>
-                <w:bCs/>
-                <w:lang w:val="it-IT"/>
-              </w:rPr>
-              <w:t>Outcome</w:t>
-            </w:r>
-            <w:proofErr w:type="spellEnd"/>
-          </w:p>
-        </w:tc>
-        <w:tc>
-          <w:tcPr>
-            <w:tcW w:w="4770" w:type="dxa"/>
-          </w:tcPr>
-          <w:p>
-            <w:pPr>
-              <w:jc w:val="center"/>
-              <w:rPr>
-                <w:rFonts w:ascii="Times New Roman" w:hAnsi="Times New Roman" w:cs="Times New Roman"/>
-                <w:b/>
-                <w:bCs/>
-                <w:vertAlign w:val="subscript"/>
-                <w:lang w:val="it-IT"/>
-              </w:rPr>
-            </w:pPr>
-            <w:r>
-              <w:rPr>
-                <w:rFonts w:ascii="Times New Roman" w:hAnsi="Times New Roman" w:cs="Times New Roman"/>
-                <w:b/>
-                <w:bCs/>
-                <w:lang w:val="it-IT"/>
-              </w:rPr>
-              <w:t>ATE</w:t>
-            </w:r>
-            <w:r>
-              <w:rPr>
-                <w:rFonts w:ascii="Times New Roman" w:hAnsi="Times New Roman" w:cs="Times New Roman"/>
-                <w:b/>
-                <w:bCs/>
-                <w:lang w:val="it-IT"/>
-              </w:rPr>
-              <w:t xml:space="preserve"> with 95% CI</w:t>
-            </w:r>
-          </w:p>
-        </w:tc>
-        <w:tc>
-          <w:tcPr>
-            <w:tcW w:w="2070" w:type="dxa"/>
-          </w:tcPr>
-          <w:p>
-            <w:pPr>
-              <w:jc w:val="center"/>
-              <w:rPr>
-                <w:rFonts w:ascii="Times New Roman" w:hAnsi="Times New Roman" w:cs="Times New Roman"/>
-                <w:b/>
-                <w:bCs/>
-              </w:rPr>
-            </w:pPr>
-            <w:r>
-              <w:rPr>
-                <w:rFonts w:ascii="Times New Roman" w:hAnsi="Times New Roman" w:cs="Times New Roman"/>
-                <w:b/>
-                <w:bCs/>
-              </w:rPr>
-              <w:t>p-value</w:t>
-            </w:r>
-          </w:p>
-        </w:tc>
-      </w:tr>
-      <w:tr>
-        <w:tc>
-          <w:tcPr>
-            <w:tcW w:w="3060" w:type="dxa"/>
-          </w:tcPr>
-          <w:p>
-            <w:pPr>
-              <w:rPr>
-                <w:rFonts w:ascii="Times New Roman" w:hAnsi="Times New Roman" w:cs="Times New Roman"/>
-                <w:b/>
-                <w:bCs/>
-                <w:i/>
-                <w:iCs/>
-              </w:rPr>
-            </w:pPr>
-            <w:r>
-              <w:rPr>
-                <w:rFonts w:ascii="Times New Roman" w:hAnsi="Times New Roman" w:cs="Times New Roman"/>
-                <w:b/>
-                <w:bCs/>
-                <w:i/>
-                <w:iCs/>
-              </w:rPr>
-              <w:t>6-month PFS</w:t>
-            </w:r>
-          </w:p>
-        </w:tc>
-        <w:tc>
-          <w:tcPr>
-            <w:tcW w:w="4770" w:type="dxa"/>
-          </w:tcPr>
-          <w:p>
-            <w:pPr>
-              <w:jc w:val="center"/>
-              <w:rPr>
-                <w:rFonts w:ascii="Times New Roman" w:hAnsi="Times New Roman" w:cs="Times New Roman"/>
-              </w:rPr>
-            </w:pPr>
-          </w:p>
-        </w:tc>
-        <w:tc>
-          <w:tcPr>
-            <w:tcW w:w="2070" w:type="dxa"/>
-          </w:tcPr>
-          <w:p>
-            <w:pPr>
-              <w:jc w:val="center"/>
-              <w:rPr>
-                <w:rFonts w:ascii="Times New Roman" w:hAnsi="Times New Roman" w:cs="Times New Roman"/>
-              </w:rPr>
-            </w:pPr>
-          </w:p>
-        </w:tc>
-      </w:tr>
-      <w:tr>
-        <w:tc>
-          <w:tcPr>
-            <w:tcW w:w="3060" w:type="dxa"/>
-          </w:tcPr>
-          <w:p>
-            <w:pPr>
-              <w:jc w:val="right"/>
-              <w:rPr>
-                <w:rFonts w:ascii="Times New Roman" w:hAnsi="Times New Roman" w:cs="Times New Roman"/>
-              </w:rPr>
-            </w:pPr>
-            <w:r>
-              <w:rPr>
-                <w:rFonts w:ascii="Times New Roman" w:hAnsi="Times New Roman" w:cs="Times New Roman"/>
-              </w:rPr>
-              <w:t>PSM</w:t>
-            </w:r>
-          </w:p>
-        </w:tc>
-        <w:tc>
-          <w:tcPr>
-            <w:tcW w:w="4770" w:type="dxa"/>
-          </w:tcPr>
-          <w:p>
-            <w:pPr>
-              <w:jc w:val="center"/>
-              <w:rPr>
-                <w:rFonts w:ascii="Times New Roman" w:hAnsi="Times New Roman" w:cs="Times New Roman"/>
-              </w:rPr>
-            </w:pPr>
-          </w:p>
-        </w:tc>
-        <w:tc>
-          <w:tcPr>
-            <w:tcW w:w="2070" w:type="dxa"/>
-          </w:tcPr>
-          <w:p>
-            <w:pPr>
-              <w:jc w:val="center"/>
-              <w:rPr>
-                <w:rFonts w:ascii="Times New Roman" w:hAnsi="Times New Roman" w:cs="Times New Roman"/>
-              </w:rPr>
-            </w:pPr>
-          </w:p>
-        </w:tc>
-      </w:tr>
-      <w:tr>
-        <w:tc>
-          <w:tcPr>
-            <w:tcW w:w="3060" w:type="dxa"/>
-          </w:tcPr>
-          <w:p>
-            <w:pPr>
-              <w:jc w:val="right"/>
-              <w:rPr>
-                <w:rFonts w:ascii="Times New Roman" w:hAnsi="Times New Roman" w:cs="Times New Roman"/>
-              </w:rPr>
-            </w:pPr>
-            <w:r>
-              <w:rPr>
-                <w:rFonts w:ascii="Times New Roman" w:hAnsi="Times New Roman" w:cs="Times New Roman"/>
-              </w:rPr>
-              <w:t>IPTW</w:t>
-            </w:r>
-          </w:p>
-        </w:tc>
-        <w:tc>
-          <w:tcPr>
-            <w:tcW w:w="4770" w:type="dxa"/>
-          </w:tcPr>
-          <w:p>
-            <w:pPr>
-              <w:jc w:val="center"/>
-              <w:rPr>
-                <w:rFonts w:ascii="Times New Roman" w:hAnsi="Times New Roman" w:cs="Times New Roman"/>
-              </w:rPr>
-            </w:pPr>
-          </w:p>
-        </w:tc>
-        <w:tc>
-          <w:tcPr>
-            <w:tcW w:w="2070" w:type="dxa"/>
-          </w:tcPr>
-          <w:p>
-            <w:pPr>
-              <w:jc w:val="center"/>
-              <w:rPr>
-                <w:rFonts w:ascii="Times New Roman" w:hAnsi="Times New Roman" w:cs="Times New Roman"/>
-              </w:rPr>
-            </w:pPr>
-          </w:p>
-        </w:tc>
-      </w:tr>
-      <w:tr>
-        <w:tc>
-          <w:tcPr>
-            <w:tcW w:w="3060" w:type="dxa"/>
-          </w:tcPr>
-          <w:p>
-            <w:pPr>
-              <w:jc w:val="right"/>
-              <w:rPr>
-                <w:rFonts w:ascii="Times New Roman" w:hAnsi="Times New Roman" w:cs="Times New Roman"/>
-              </w:rPr>
-            </w:pPr>
-            <w:r>
-              <w:rPr>
-                <w:rFonts w:ascii="Times New Roman" w:hAnsi="Times New Roman" w:cs="Times New Roman"/>
-              </w:rPr>
-              <w:t>IPTWRA</w:t>
-            </w:r>
-          </w:p>
-        </w:tc>
-        <w:tc>
-          <w:tcPr>
-            <w:tcW w:w="4770" w:type="dxa"/>
-          </w:tcPr>
-          <w:p>
-            <w:pPr>
-              <w:jc w:val="center"/>
-              <w:rPr>
-                <w:rFonts w:ascii="Times New Roman" w:hAnsi="Times New Roman" w:cs="Times New Roman"/>
-              </w:rPr>
-            </w:pPr>
-          </w:p>
-        </w:tc>
-        <w:tc>
-          <w:tcPr>
-            <w:tcW w:w="2070" w:type="dxa"/>
-          </w:tcPr>
-          <w:p>
-            <w:pPr>
-              <w:jc w:val="center"/>
-              <w:rPr>
-                <w:rFonts w:ascii="Times New Roman" w:hAnsi="Times New Roman" w:cs="Times New Roman"/>
-              </w:rPr>
-            </w:pPr>
-          </w:p>
-        </w:tc>
-      </w:tr>
-    </w:tbl>
-    <w:p>
-      <w:pPr>
-        <w:pBdr>
-          <w:bottom w:val="single" w:sz="12" w:space="1" w:color="auto"/>
-        </w:pBdr>
-        <w:rPr>
-          <w:rFonts w:ascii="Times New Roman" w:hAnsi="Times New Roman" w:cs="Times New Roman"/>
-          <w:b/>
-          <w:bCs/>
-        </w:rPr>
-      </w:pPr>
     </w:p>
     <w:p>
       <w:pPr>
@@ -9074,21 +8727,13 @@
               <w:jc w:val="center"/>
               <w:rPr>
                 <w:rFonts w:ascii="Times New Roman" w:hAnsi="Times New Roman" w:cs="Times New Roman"/>
-                <w:b/>
-                <w:bCs/>
-                <w:i/>
-                <w:iCs/>
-              </w:rPr>
-            </w:pPr>
-            <w:r>
-              <w:rPr>
-                <w:rFonts w:ascii="Times New Roman" w:hAnsi="Times New Roman" w:cs="Times New Roman"/>
-                <w:b/>
-                <w:bCs/>
-                <w:i/>
-                <w:iCs/>
-              </w:rPr>
-              <w:t>6-month PFS</w:t>
+              </w:rPr>
+            </w:pPr>
+            <w:r>
+              <w:rPr>
+                <w:rFonts w:ascii="Times New Roman" w:hAnsi="Times New Roman" w:cs="Times New Roman"/>
+              </w:rPr>
+              <w:t>All Patients</w:t>
             </w:r>
           </w:p>
         </w:tc>
@@ -9186,7 +8831,19 @@
               <w:rPr>
                 <w:rFonts w:ascii="Times New Roman" w:hAnsi="Times New Roman" w:cs="Times New Roman"/>
               </w:rPr>
-              <w:t>All Patients</w:t>
+              <w:t>PD</w:t>
+            </w:r>
+            <w:r>
+              <w:rPr>
+                <w:rFonts w:ascii="Times New Roman" w:hAnsi="Times New Roman" w:cs="Times New Roman"/>
+              </w:rPr>
+              <w:t>-</w:t>
+            </w:r>
+            <w:r>
+              <w:rPr>
+                <w:rFonts w:ascii="Times New Roman" w:hAnsi="Times New Roman" w:cs="Times New Roman"/>
+              </w:rPr>
+              <w:t>L1 &gt;= 50%</w:t>
             </w:r>
           </w:p>
         </w:tc>
@@ -9248,6 +8905,7 @@
           </w:tcPr>
           <w:p>
             <w:pPr>
+              <w:jc w:val="center"/>
               <w:rPr>
                 <w:rFonts w:ascii="Times New Roman" w:hAnsi="Times New Roman" w:cs="Times New Roman"/>
               </w:rPr>
@@ -9284,113 +8942,8 @@
               <w:rPr>
                 <w:rFonts w:ascii="Times New Roman" w:hAnsi="Times New Roman" w:cs="Times New Roman"/>
               </w:rPr>
-              <w:t>PD</w:t>
-            </w:r>
-            <w:r>
-              <w:rPr>
-                <w:rFonts w:ascii="Times New Roman" w:hAnsi="Times New Roman" w:cs="Times New Roman"/>
-              </w:rPr>
-              <w:t>-</w:t>
-            </w:r>
-            <w:r>
-              <w:rPr>
-                <w:rFonts w:ascii="Times New Roman" w:hAnsi="Times New Roman" w:cs="Times New Roman"/>
-              </w:rPr>
-              <w:t>L1 &gt;= 50%</w:t>
-            </w:r>
-          </w:p>
-        </w:tc>
-        <w:tc>
-          <w:tcPr>
-            <w:tcW w:w="810" w:type="dxa"/>
-          </w:tcPr>
-          <w:p>
-            <w:pPr>
-              <w:jc w:val="center"/>
-              <w:rPr>
-                <w:rFonts w:ascii="Times New Roman" w:hAnsi="Times New Roman" w:cs="Times New Roman"/>
-              </w:rPr>
-            </w:pPr>
-          </w:p>
-        </w:tc>
-        <w:tc>
-          <w:tcPr>
-            <w:tcW w:w="720" w:type="dxa"/>
-          </w:tcPr>
-          <w:p>
-            <w:pPr>
-              <w:jc w:val="center"/>
-              <w:rPr>
-                <w:rFonts w:ascii="Times New Roman" w:hAnsi="Times New Roman" w:cs="Times New Roman"/>
-              </w:rPr>
-            </w:pPr>
-          </w:p>
-        </w:tc>
-        <w:tc>
-          <w:tcPr>
-            <w:tcW w:w="1890" w:type="dxa"/>
-          </w:tcPr>
-          <w:p>
-            <w:pPr>
-              <w:jc w:val="center"/>
-              <w:rPr>
-                <w:rFonts w:ascii="Times New Roman" w:hAnsi="Times New Roman" w:cs="Times New Roman"/>
-              </w:rPr>
-            </w:pPr>
-          </w:p>
-        </w:tc>
-        <w:tc>
-          <w:tcPr>
-            <w:tcW w:w="1800" w:type="dxa"/>
-          </w:tcPr>
-          <w:p>
-            <w:pPr>
-              <w:jc w:val="center"/>
-              <w:rPr>
-                <w:rFonts w:ascii="Times New Roman" w:hAnsi="Times New Roman" w:cs="Times New Roman"/>
-              </w:rPr>
-            </w:pPr>
-          </w:p>
-        </w:tc>
-        <w:tc>
-          <w:tcPr>
-            <w:tcW w:w="1960" w:type="dxa"/>
-          </w:tcPr>
-          <w:p>
-            <w:pPr>
-              <w:jc w:val="center"/>
-              <w:rPr>
-                <w:rFonts w:ascii="Times New Roman" w:hAnsi="Times New Roman" w:cs="Times New Roman"/>
-              </w:rPr>
-            </w:pPr>
-          </w:p>
-        </w:tc>
-        <w:tc>
-          <w:tcPr>
-            <w:tcW w:w="1012" w:type="dxa"/>
-          </w:tcPr>
-          <w:p>
-            <w:pPr>
-              <w:jc w:val="center"/>
-              <w:rPr>
-                <w:rFonts w:ascii="Times New Roman" w:hAnsi="Times New Roman" w:cs="Times New Roman"/>
-              </w:rPr>
-            </w:pPr>
-          </w:p>
-        </w:tc>
-      </w:tr>
-      <w:tr>
-        <w:tc>
-          <w:tcPr>
-            <w:tcW w:w="1710" w:type="dxa"/>
-          </w:tcPr>
-          <w:p>
-            <w:pPr>
-              <w:jc w:val="center"/>
-              <w:rPr>
-                <w:rFonts w:ascii="Times New Roman" w:hAnsi="Times New Roman" w:cs="Times New Roman"/>
-              </w:rPr>
-            </w:pPr>
+              <w:t xml:space="preserve">1% &lt; </w:t>
+            </w:r>
             <w:r>
               <w:rPr>
                 <w:rFonts w:ascii="Times New Roman" w:hAnsi="Times New Roman" w:cs="Times New Roman"/>
@@ -9533,16 +9086,7 @@
           <w:b/>
           <w:bCs/>
         </w:rPr>
-        <w:t xml:space="preserve">Survival time is calculated as days from initiation of first-line </w:t>
-      </w:r>
-      <w:r>
-        <w:rPr>
-          <w:rFonts w:ascii="Times New Roman" w:hAnsi="Times New Roman" w:cs="Times New Roman"/>
-          <w:b/>
-          <w:bCs/>
-        </w:rPr>
-        <w:lastRenderedPageBreak/>
-        <w:t xml:space="preserve">therapy. </w:t>
+        <w:t xml:space="preserve">Survival time is calculated as days from initiation of first-line therapy. </w:t>
       </w:r>
       <w:r>
         <w:rPr>
@@ -9574,7 +9118,39 @@
           <w:b/>
           <w:bCs/>
         </w:rPr>
-        <w:t xml:space="preserve"> Hazard ratio is calculated with respect to IO monotherapy versus chemotherapy.</w:t>
+        <w:t xml:space="preserve"> Hazard ratio</w:t>
+      </w:r>
+      <w:r>
+        <w:rPr>
+          <w:rFonts w:ascii="Times New Roman" w:hAnsi="Times New Roman" w:cs="Times New Roman"/>
+          <w:b/>
+          <w:bCs/>
+        </w:rPr>
+        <w:t xml:space="preserve"> and associated p-values</w:t>
+      </w:r>
+      <w:r>
+        <w:rPr>
+          <w:rFonts w:ascii="Times New Roman" w:hAnsi="Times New Roman" w:cs="Times New Roman"/>
+          <w:b/>
+          <w:bCs/>
+        </w:rPr>
+        <w:t xml:space="preserve"> </w:t>
+      </w:r>
+      <w:r>
+        <w:rPr>
+          <w:rFonts w:ascii="Times New Roman" w:hAnsi="Times New Roman" w:cs="Times New Roman"/>
+          <w:b/>
+          <w:bCs/>
+        </w:rPr>
+        <w:t>are</w:t>
+      </w:r>
+      <w:r>
+        <w:rPr>
+          <w:rFonts w:ascii="Times New Roman" w:hAnsi="Times New Roman" w:cs="Times New Roman"/>
+          <w:b/>
+          <w:bCs/>
+        </w:rPr>
+        <w:t xml:space="preserve"> calculated with respect to IO monotherapy versus chemotherapy.</w:t>
       </w:r>
       <w:r>
         <w:rPr>
@@ -9600,27 +9176,6 @@
         </w:rPr>
         <w:t xml:space="preserve">restricted mean survival time. </w:t>
       </w:r>
-    </w:p>
-    <w:p>
-      <w:pPr>
-        <w:pBdr>
-          <w:bottom w:val="single" w:sz="12" w:space="1" w:color="auto"/>
-        </w:pBdr>
-        <w:rPr>
-          <w:rFonts w:ascii="Times New Roman" w:hAnsi="Times New Roman" w:cs="Times New Roman"/>
-          <w:b/>
-          <w:bCs/>
-        </w:rPr>
-      </w:pPr>
-    </w:p>
-    <w:p>
-      <w:pPr>
-        <w:rPr>
-          <w:rFonts w:ascii="Times New Roman" w:hAnsi="Times New Roman" w:cs="Times New Roman"/>
-          <w:b/>
-          <w:bCs/>
-        </w:rPr>
-      </w:pPr>
     </w:p>
     <w:p>
       <w:pPr>
@@ -9667,53 +9222,6 @@
           <w:rFonts w:ascii="Times New Roman" w:hAnsi="Times New Roman" w:cs="Times New Roman"/>
         </w:rPr>
       </w:pPr>
-      <w:r>
-        <w:rPr>
-          <w:rFonts w:ascii="Times New Roman" w:hAnsi="Times New Roman" w:cs="Times New Roman"/>
-          <w:noProof/>
-        </w:rPr>
-        <w:drawing>
-          <wp:inline distT="0" distB="0" distL="0" distR="0" wp14:anchorId="50B3002D" wp14:editId="43C2113F">
-            <wp:extent cx="4401178" cy="2932490"/>
-            <wp:effectExtent l="0" t="0" r="6350" b="1270"/>
-            <wp:docPr id="1482873439" name="Picture 1" descr="A graph with a red line&#10;&#10;Description automatically generated"/>
-            <wp:cNvGraphicFramePr>
-              <a:graphicFrameLocks xmlns:a="http://schemas.openxmlformats.org/drawingml/2006/main" noChangeAspect="1"/>
-            </wp:cNvGraphicFramePr>
-            <a:graphic xmlns:a="http://schemas.openxmlformats.org/drawingml/2006/main">
-              <a:graphicData uri="http://schemas.openxmlformats.org/drawingml/2006/picture">
-                <pic:pic xmlns:pic="http://schemas.openxmlformats.org/drawingml/2006/picture">
-                  <pic:nvPicPr>
-                    <pic:cNvPr id="1482873439" name="Picture 1" descr="A graph with a red line&#10;&#10;Description automatically generated"/>
-                    <pic:cNvPicPr/>
-                  </pic:nvPicPr>
-                  <pic:blipFill>
-                    <a:blip r:embed="rId6" cstate="print">
-                      <a:extLst>
-                        <a:ext uri="{28A0092B-C50C-407E-A947-70E740481C1C}">
-                          <a14:useLocalDpi xmlns:a14="http://schemas.microsoft.com/office/drawing/2010/main" val="0"/>
-                        </a:ext>
-                      </a:extLst>
-                    </a:blip>
-                    <a:stretch>
-                      <a:fillRect/>
-                    </a:stretch>
-                  </pic:blipFill>
-                  <pic:spPr>
-                    <a:xfrm>
-                      <a:off x="0" y="0"/>
-                      <a:ext cx="4423216" cy="2947174"/>
-                    </a:xfrm>
-                    <a:prstGeom prst="rect">
-                      <a:avLst/>
-                    </a:prstGeom>
-                  </pic:spPr>
-                </pic:pic>
-              </a:graphicData>
-            </a:graphic>
-          </wp:inline>
-        </w:drawing>
-      </w:r>
     </w:p>
     <w:p>
       <w:pPr>
@@ -9768,83 +9276,82 @@
       <w:tblPr>
         <w:tblStyle w:val="TableGrid"/>
         <w:tblW w:w="0" w:type="auto"/>
+        <w:jc w:val="center"/>
         <w:tblLook w:val="04A0" w:firstRow="1" w:lastRow="0" w:firstColumn="1" w:lastColumn="0" w:noHBand="0" w:noVBand="1"/>
       </w:tblPr>
       <w:tblGrid>
-        <w:gridCol w:w="4585"/>
-        <w:gridCol w:w="3780"/>
-        <w:gridCol w:w="1080"/>
+        <w:gridCol w:w="2155"/>
+        <w:gridCol w:w="2880"/>
+        <w:gridCol w:w="1710"/>
       </w:tblGrid>
       <w:tr>
-        <w:tc>
-          <w:tcPr>
-            <w:tcW w:w="4585" w:type="dxa"/>
-          </w:tcPr>
-          <w:p>
-            <w:pPr>
-              <w:rPr>
-                <w:rFonts w:ascii="Times New Roman" w:hAnsi="Times New Roman" w:cs="Times New Roman"/>
-                <w:b/>
-                <w:bCs/>
-              </w:rPr>
-            </w:pPr>
-            <w:r>
-              <w:rPr>
-                <w:rFonts w:ascii="Times New Roman" w:hAnsi="Times New Roman" w:cs="Times New Roman"/>
-                <w:b/>
-                <w:bCs/>
-              </w:rPr>
-              <w:t>Outcome</w:t>
-            </w:r>
-            <w:r>
-              <w:rPr>
-                <w:rFonts w:ascii="Times New Roman" w:hAnsi="Times New Roman" w:cs="Times New Roman"/>
-                <w:b/>
-                <w:bCs/>
-              </w:rPr>
-              <w:t xml:space="preserve"> of Interest</w:t>
-            </w:r>
-          </w:p>
-        </w:tc>
-        <w:tc>
-          <w:tcPr>
-            <w:tcW w:w="3780" w:type="dxa"/>
-          </w:tcPr>
-          <w:p>
-            <w:pPr>
-              <w:jc w:val="center"/>
-              <w:rPr>
-                <w:rFonts w:ascii="Times New Roman" w:hAnsi="Times New Roman" w:cs="Times New Roman"/>
-              </w:rPr>
-            </w:pPr>
-            <w:r>
-              <w:rPr>
-                <w:rFonts w:ascii="Times New Roman" w:hAnsi="Times New Roman" w:cs="Times New Roman"/>
-              </w:rPr>
-              <w:t>Result</w:t>
-            </w:r>
-            <w:r>
-              <w:rPr>
-                <w:rFonts w:ascii="Times New Roman" w:hAnsi="Times New Roman" w:cs="Times New Roman"/>
-              </w:rPr>
-              <w:t xml:space="preserve"> with 95% CI</w:t>
-            </w:r>
-          </w:p>
-        </w:tc>
-        <w:tc>
-          <w:tcPr>
-            <w:tcW w:w="1080" w:type="dxa"/>
-          </w:tcPr>
-          <w:p>
-            <w:pPr>
-              <w:jc w:val="center"/>
-              <w:rPr>
-                <w:rFonts w:ascii="Times New Roman" w:hAnsi="Times New Roman" w:cs="Times New Roman"/>
-              </w:rPr>
-            </w:pPr>
-            <w:r>
-              <w:rPr>
-                <w:rFonts w:ascii="Times New Roman" w:hAnsi="Times New Roman" w:cs="Times New Roman"/>
+        <w:trPr>
+          <w:jc w:val="center"/>
+        </w:trPr>
+        <w:tc>
+          <w:tcPr>
+            <w:tcW w:w="2155" w:type="dxa"/>
+          </w:tcPr>
+          <w:p>
+            <w:pPr>
+              <w:jc w:val="center"/>
+              <w:rPr>
+                <w:rFonts w:ascii="Times New Roman" w:hAnsi="Times New Roman" w:cs="Times New Roman"/>
+                <w:i/>
+                <w:iCs/>
+              </w:rPr>
+            </w:pPr>
+            <w:r>
+              <w:rPr>
+                <w:rFonts w:ascii="Times New Roman" w:hAnsi="Times New Roman" w:cs="Times New Roman"/>
+                <w:i/>
+                <w:iCs/>
+              </w:rPr>
+              <w:t xml:space="preserve">PD-L1 Bandwidth </w:t>
+            </w:r>
+          </w:p>
+        </w:tc>
+        <w:tc>
+          <w:tcPr>
+            <w:tcW w:w="2880" w:type="dxa"/>
+          </w:tcPr>
+          <w:p>
+            <w:pPr>
+              <w:jc w:val="center"/>
+              <w:rPr>
+                <w:rFonts w:ascii="Times New Roman" w:hAnsi="Times New Roman" w:cs="Times New Roman"/>
+                <w:i/>
+                <w:iCs/>
+              </w:rPr>
+            </w:pPr>
+            <w:r>
+              <w:rPr>
+                <w:rFonts w:ascii="Times New Roman" w:hAnsi="Times New Roman" w:cs="Times New Roman"/>
+                <w:i/>
+                <w:iCs/>
+              </w:rPr>
+              <w:t>ITT Statistic with 95% CI</w:t>
+            </w:r>
+          </w:p>
+        </w:tc>
+        <w:tc>
+          <w:tcPr>
+            <w:tcW w:w="1710" w:type="dxa"/>
+          </w:tcPr>
+          <w:p>
+            <w:pPr>
+              <w:jc w:val="center"/>
+              <w:rPr>
+                <w:rFonts w:ascii="Times New Roman" w:hAnsi="Times New Roman" w:cs="Times New Roman"/>
+                <w:i/>
+                <w:iCs/>
+              </w:rPr>
+            </w:pPr>
+            <w:r>
+              <w:rPr>
+                <w:rFonts w:ascii="Times New Roman" w:hAnsi="Times New Roman" w:cs="Times New Roman"/>
+                <w:i/>
+                <w:iCs/>
               </w:rPr>
               <w:t>p-value</w:t>
             </w:r>
@@ -9852,44 +9359,44 @@
         </w:tc>
       </w:tr>
       <w:tr>
-        <w:tc>
-          <w:tcPr>
-            <w:tcW w:w="4585" w:type="dxa"/>
-          </w:tcPr>
-          <w:p>
-            <w:pPr>
-              <w:rPr>
-                <w:rFonts w:ascii="Times New Roman" w:hAnsi="Times New Roman" w:cs="Times New Roman"/>
-                <w:i/>
-                <w:iCs/>
-              </w:rPr>
-            </w:pPr>
-            <w:r>
-              <w:rPr>
-                <w:rFonts w:ascii="Times New Roman" w:hAnsi="Times New Roman" w:cs="Times New Roman"/>
-                <w:i/>
-                <w:iCs/>
-              </w:rPr>
-              <w:t>6-month PFS</w:t>
-            </w:r>
-          </w:p>
-        </w:tc>
-        <w:tc>
-          <w:tcPr>
-            <w:tcW w:w="3780" w:type="dxa"/>
-          </w:tcPr>
-          <w:p>
-            <w:pPr>
-              <w:jc w:val="center"/>
-              <w:rPr>
-                <w:rFonts w:ascii="Times New Roman" w:hAnsi="Times New Roman" w:cs="Times New Roman"/>
-              </w:rPr>
-            </w:pPr>
-          </w:p>
-        </w:tc>
-        <w:tc>
-          <w:tcPr>
-            <w:tcW w:w="1080" w:type="dxa"/>
+        <w:trPr>
+          <w:jc w:val="center"/>
+        </w:trPr>
+        <w:tc>
+          <w:tcPr>
+            <w:tcW w:w="2155" w:type="dxa"/>
+          </w:tcPr>
+          <w:p>
+            <w:pPr>
+              <w:jc w:val="center"/>
+              <w:rPr>
+                <w:rFonts w:ascii="Times New Roman" w:hAnsi="Times New Roman" w:cs="Times New Roman"/>
+              </w:rPr>
+            </w:pPr>
+            <w:r>
+              <w:rPr>
+                <w:rFonts w:ascii="Times New Roman" w:hAnsi="Times New Roman" w:cs="Times New Roman"/>
+              </w:rPr>
+              <w:t>[0.4, 0.6]</w:t>
+            </w:r>
+          </w:p>
+        </w:tc>
+        <w:tc>
+          <w:tcPr>
+            <w:tcW w:w="2880" w:type="dxa"/>
+          </w:tcPr>
+          <w:p>
+            <w:pPr>
+              <w:jc w:val="center"/>
+              <w:rPr>
+                <w:rFonts w:ascii="Times New Roman" w:hAnsi="Times New Roman" w:cs="Times New Roman"/>
+              </w:rPr>
+            </w:pPr>
+          </w:p>
+        </w:tc>
+        <w:tc>
+          <w:tcPr>
+            <w:tcW w:w="1710" w:type="dxa"/>
           </w:tcPr>
           <w:p>
             <w:pPr>
@@ -9902,126 +9409,103 @@
         </w:tc>
       </w:tr>
       <w:tr>
-        <w:tc>
-          <w:tcPr>
-            <w:tcW w:w="4585" w:type="dxa"/>
-          </w:tcPr>
-          <w:p>
-            <w:pPr>
-              <w:jc w:val="right"/>
-              <w:rPr>
-                <w:rFonts w:ascii="Times New Roman" w:hAnsi="Times New Roman" w:cs="Times New Roman"/>
-              </w:rPr>
-            </w:pPr>
-            <w:r>
-              <w:rPr>
-                <w:rFonts w:ascii="Times New Roman" w:hAnsi="Times New Roman" w:cs="Times New Roman"/>
-              </w:rPr>
-              <w:t>Adjusted Logistic Regression</w:t>
-            </w:r>
-          </w:p>
-        </w:tc>
-        <w:tc>
-          <w:tcPr>
-            <w:tcW w:w="3780" w:type="dxa"/>
-          </w:tcPr>
-          <w:p>
-            <w:pPr>
-              <w:jc w:val="center"/>
-              <w:rPr>
-                <w:rFonts w:ascii="Times New Roman" w:hAnsi="Times New Roman" w:cs="Times New Roman"/>
-              </w:rPr>
-            </w:pPr>
-            <w:r>
-              <w:rPr>
-                <w:rFonts w:ascii="Times New Roman" w:hAnsi="Times New Roman" w:cs="Times New Roman"/>
-              </w:rPr>
-              <w:t>0.447 (0.020, 0.875)</w:t>
-            </w:r>
-          </w:p>
-        </w:tc>
-        <w:tc>
-          <w:tcPr>
-            <w:tcW w:w="1080" w:type="dxa"/>
-          </w:tcPr>
-          <w:p>
-            <w:pPr>
-              <w:jc w:val="center"/>
-              <w:rPr>
-                <w:rFonts w:ascii="Times New Roman" w:hAnsi="Times New Roman" w:cs="Times New Roman"/>
-              </w:rPr>
-            </w:pPr>
-            <w:r>
-              <w:rPr>
-                <w:rFonts w:ascii="Times New Roman" w:hAnsi="Times New Roman" w:cs="Times New Roman"/>
-              </w:rPr>
-              <w:t>0.040</w:t>
-            </w:r>
+        <w:trPr>
+          <w:jc w:val="center"/>
+        </w:trPr>
+        <w:tc>
+          <w:tcPr>
+            <w:tcW w:w="2155" w:type="dxa"/>
+          </w:tcPr>
+          <w:p>
+            <w:pPr>
+              <w:jc w:val="center"/>
+              <w:rPr>
+                <w:rFonts w:ascii="Times New Roman" w:hAnsi="Times New Roman" w:cs="Times New Roman"/>
+              </w:rPr>
+            </w:pPr>
+            <w:r>
+              <w:rPr>
+                <w:rFonts w:ascii="Times New Roman" w:hAnsi="Times New Roman" w:cs="Times New Roman"/>
+              </w:rPr>
+              <w:t>[0.3, 0.7]</w:t>
+            </w:r>
+          </w:p>
+        </w:tc>
+        <w:tc>
+          <w:tcPr>
+            <w:tcW w:w="2880" w:type="dxa"/>
+          </w:tcPr>
+          <w:p>
+            <w:pPr>
+              <w:jc w:val="center"/>
+              <w:rPr>
+                <w:rFonts w:ascii="Times New Roman" w:hAnsi="Times New Roman" w:cs="Times New Roman"/>
+              </w:rPr>
+            </w:pPr>
+          </w:p>
+        </w:tc>
+        <w:tc>
+          <w:tcPr>
+            <w:tcW w:w="1710" w:type="dxa"/>
+          </w:tcPr>
+          <w:p>
+            <w:pPr>
+              <w:jc w:val="center"/>
+              <w:rPr>
+                <w:rFonts w:ascii="Times New Roman" w:hAnsi="Times New Roman" w:cs="Times New Roman"/>
+              </w:rPr>
+            </w:pPr>
           </w:p>
         </w:tc>
       </w:tr>
       <w:tr>
-        <w:tc>
-          <w:tcPr>
-            <w:tcW w:w="4585" w:type="dxa"/>
-          </w:tcPr>
-          <w:p>
-            <w:pPr>
-              <w:jc w:val="right"/>
-              <w:rPr>
-                <w:rFonts w:ascii="Times New Roman" w:hAnsi="Times New Roman" w:cs="Times New Roman"/>
-              </w:rPr>
-            </w:pPr>
-            <w:r>
-              <w:rPr>
-                <w:rFonts w:ascii="Times New Roman" w:hAnsi="Times New Roman" w:cs="Times New Roman"/>
-              </w:rPr>
-              <w:t>Fuzzy Regression Discontinuity</w:t>
-            </w:r>
-          </w:p>
-        </w:tc>
-        <w:tc>
-          <w:tcPr>
-            <w:tcW w:w="3780" w:type="dxa"/>
-          </w:tcPr>
-          <w:p>
-            <w:pPr>
-              <w:jc w:val="center"/>
-              <w:rPr>
-                <w:rFonts w:ascii="Times New Roman" w:hAnsi="Times New Roman" w:cs="Times New Roman"/>
-              </w:rPr>
-            </w:pPr>
-            <w:r>
-              <w:rPr>
-                <w:rFonts w:ascii="Times New Roman" w:hAnsi="Times New Roman" w:cs="Times New Roman"/>
-              </w:rPr>
-              <w:t>0.065 (-0.050, 0.510)</w:t>
-            </w:r>
-          </w:p>
-        </w:tc>
-        <w:tc>
-          <w:tcPr>
-            <w:tcW w:w="1080" w:type="dxa"/>
-          </w:tcPr>
-          <w:p>
-            <w:pPr>
-              <w:jc w:val="center"/>
-              <w:rPr>
-                <w:rFonts w:ascii="Times New Roman" w:hAnsi="Times New Roman" w:cs="Times New Roman"/>
-              </w:rPr>
-            </w:pPr>
-            <w:r>
-              <w:rPr>
-                <w:rFonts w:ascii="Times New Roman" w:hAnsi="Times New Roman" w:cs="Times New Roman"/>
-              </w:rPr>
-              <w:t>0.</w:t>
-            </w:r>
-            <w:r>
-              <w:rPr>
-                <w:rFonts w:ascii="Times New Roman" w:hAnsi="Times New Roman" w:cs="Times New Roman"/>
-              </w:rPr>
-              <w:t>138</w:t>
-            </w:r>
+        <w:trPr>
+          <w:jc w:val="center"/>
+        </w:trPr>
+        <w:tc>
+          <w:tcPr>
+            <w:tcW w:w="2155" w:type="dxa"/>
+          </w:tcPr>
+          <w:p>
+            <w:pPr>
+              <w:jc w:val="center"/>
+              <w:rPr>
+                <w:rFonts w:ascii="Times New Roman" w:hAnsi="Times New Roman" w:cs="Times New Roman"/>
+              </w:rPr>
+            </w:pPr>
+            <w:r>
+              <w:rPr>
+                <w:rFonts w:ascii="Times New Roman" w:hAnsi="Times New Roman" w:cs="Times New Roman"/>
+              </w:rPr>
+              <w:lastRenderedPageBreak/>
+              <w:t>[0.2, 0.8]</w:t>
+            </w:r>
+          </w:p>
+        </w:tc>
+        <w:tc>
+          <w:tcPr>
+            <w:tcW w:w="2880" w:type="dxa"/>
+          </w:tcPr>
+          <w:p>
+            <w:pPr>
+              <w:jc w:val="center"/>
+              <w:rPr>
+                <w:rFonts w:ascii="Times New Roman" w:hAnsi="Times New Roman" w:cs="Times New Roman"/>
+              </w:rPr>
+            </w:pPr>
+          </w:p>
+        </w:tc>
+        <w:tc>
+          <w:tcPr>
+            <w:tcW w:w="1710" w:type="dxa"/>
+          </w:tcPr>
+          <w:p>
+            <w:pPr>
+              <w:jc w:val="center"/>
+              <w:rPr>
+                <w:rFonts w:ascii="Times New Roman" w:hAnsi="Times New Roman" w:cs="Times New Roman"/>
+              </w:rPr>
+            </w:pPr>
           </w:p>
         </w:tc>
       </w:tr>
@@ -10048,15 +9532,7 @@
           <w:b/>
           <w:bCs/>
         </w:rPr>
-        <w:t>Results of adjusted logistic regression</w:t>
-      </w:r>
-      <w:r>
-        <w:rPr>
-          <w:rFonts w:ascii="Times New Roman" w:hAnsi="Times New Roman" w:cs="Times New Roman"/>
-          <w:b/>
-          <w:bCs/>
-        </w:rPr>
-        <w:t xml:space="preserve"> and </w:t>
+        <w:t xml:space="preserve">Results of </w:t>
       </w:r>
       <w:r>
         <w:rPr>
@@ -10080,6 +9556,14 @@
           <w:b/>
           <w:bCs/>
         </w:rPr>
+        <w:t xml:space="preserve"> for multiple bandwidths</w:t>
+      </w:r>
+      <w:r>
+        <w:rPr>
+          <w:rFonts w:ascii="Times New Roman" w:hAnsi="Times New Roman" w:cs="Times New Roman"/>
+          <w:b/>
+          <w:bCs/>
+        </w:rPr>
         <w:t xml:space="preserve">, </w:t>
       </w:r>
       <w:r>
@@ -10088,15 +9572,15 @@
           <w:b/>
           <w:bCs/>
         </w:rPr>
-        <w:t>adjusting for prespecified covariates.</w:t>
-      </w:r>
-      <w:r>
-        <w:rPr>
-          <w:rFonts w:ascii="Times New Roman" w:hAnsi="Times New Roman" w:cs="Times New Roman"/>
-          <w:b/>
-          <w:bCs/>
-        </w:rPr>
-        <w:t xml:space="preserve"> Only patients with PD-L1 values in the bandwidth of [0.4, 0.6] were included.</w:t>
+        <w:t>adjusting for prespecified covariates</w:t>
+      </w:r>
+      <w:r>
+        <w:rPr>
+          <w:rFonts w:ascii="Times New Roman" w:hAnsi="Times New Roman" w:cs="Times New Roman"/>
+          <w:b/>
+          <w:bCs/>
+        </w:rPr>
+        <w:t>.</w:t>
       </w:r>
       <w:r>
         <w:rPr>
@@ -10120,15 +9604,47 @@
           <w:b/>
           <w:bCs/>
         </w:rPr>
-        <w:t>are coefficients for IO monotherapy in the adjusted logistic regression and</w:t>
-      </w:r>
-      <w:r>
-        <w:rPr>
-          <w:rFonts w:ascii="Times New Roman" w:hAnsi="Times New Roman" w:cs="Times New Roman"/>
-          <w:b/>
-          <w:bCs/>
-        </w:rPr>
-        <w:t xml:space="preserve"> the intention-to-treat (ITT) statistic in the fuzzy RD model, respectively. ITT reflects the local average treatment effect of </w:t>
+        <w:t xml:space="preserve">are </w:t>
+      </w:r>
+      <w:r>
+        <w:rPr>
+          <w:rFonts w:ascii="Times New Roman" w:hAnsi="Times New Roman" w:cs="Times New Roman"/>
+          <w:b/>
+          <w:bCs/>
+        </w:rPr>
+        <w:t>intention-to-treat (ITT) statistic</w:t>
+      </w:r>
+      <w:r>
+        <w:rPr>
+          <w:rFonts w:ascii="Times New Roman" w:hAnsi="Times New Roman" w:cs="Times New Roman"/>
+          <w:b/>
+          <w:bCs/>
+        </w:rPr>
+        <w:t>s</w:t>
+      </w:r>
+      <w:r>
+        <w:rPr>
+          <w:rFonts w:ascii="Times New Roman" w:hAnsi="Times New Roman" w:cs="Times New Roman"/>
+          <w:b/>
+          <w:bCs/>
+        </w:rPr>
+        <w:t xml:space="preserve"> in the fuzzy RD model</w:t>
+      </w:r>
+      <w:r>
+        <w:rPr>
+          <w:rFonts w:ascii="Times New Roman" w:hAnsi="Times New Roman" w:cs="Times New Roman"/>
+          <w:b/>
+          <w:bCs/>
+        </w:rPr>
+        <w:t xml:space="preserve"> for a given bandwidth.</w:t>
+      </w:r>
+      <w:r>
+        <w:rPr>
+          <w:rFonts w:ascii="Times New Roman" w:hAnsi="Times New Roman" w:cs="Times New Roman"/>
+          <w:b/>
+          <w:bCs/>
+        </w:rPr>
+        <w:t xml:space="preserve"> ITT reflects the local average treatment effect of </w:t>
       </w:r>
       <w:r>
         <w:rPr>
@@ -10307,42 +9823,6 @@
                 <w:rFonts w:ascii="Times New Roman" w:hAnsi="Times New Roman" w:cs="Times New Roman"/>
               </w:rPr>
             </w:pPr>
-            <w:r>
-              <w:rPr>
-                <w:rFonts w:ascii="Times New Roman" w:hAnsi="Times New Roman" w:cs="Times New Roman"/>
-              </w:rPr>
-              <w:t xml:space="preserve">0.704 </w:t>
-            </w:r>
-            <w:r>
-              <w:rPr>
-                <w:rFonts w:ascii="Times New Roman" w:hAnsi="Times New Roman" w:cs="Times New Roman"/>
-              </w:rPr>
-              <w:t>[</w:t>
-            </w:r>
-            <w:r>
-              <w:rPr>
-                <w:rFonts w:ascii="Times New Roman" w:hAnsi="Times New Roman" w:cs="Times New Roman"/>
-              </w:rPr>
-              <w:t>0.693</w:t>
-            </w:r>
-            <w:r>
-              <w:rPr>
-                <w:rFonts w:ascii="Times New Roman" w:hAnsi="Times New Roman" w:cs="Times New Roman"/>
-              </w:rPr>
-              <w:t xml:space="preserve">, </w:t>
-            </w:r>
-            <w:r>
-              <w:rPr>
-                <w:rFonts w:ascii="Times New Roman" w:hAnsi="Times New Roman" w:cs="Times New Roman"/>
-              </w:rPr>
-              <w:t>0.717</w:t>
-            </w:r>
-            <w:r>
-              <w:rPr>
-                <w:rFonts w:ascii="Times New Roman" w:hAnsi="Times New Roman" w:cs="Times New Roman"/>
-              </w:rPr>
-              <w:t>]</w:t>
-            </w:r>
           </w:p>
         </w:tc>
       </w:tr>
@@ -10381,42 +9861,6 @@
                 <w:rFonts w:ascii="Times New Roman" w:hAnsi="Times New Roman" w:cs="Times New Roman"/>
               </w:rPr>
             </w:pPr>
-            <w:r>
-              <w:rPr>
-                <w:rFonts w:ascii="Times New Roman" w:hAnsi="Times New Roman" w:cs="Times New Roman"/>
-              </w:rPr>
-              <w:t xml:space="preserve">0.700 </w:t>
-            </w:r>
-            <w:r>
-              <w:rPr>
-                <w:rFonts w:ascii="Times New Roman" w:hAnsi="Times New Roman" w:cs="Times New Roman"/>
-              </w:rPr>
-              <w:t>[</w:t>
-            </w:r>
-            <w:r>
-              <w:rPr>
-                <w:rFonts w:ascii="Times New Roman" w:hAnsi="Times New Roman" w:cs="Times New Roman"/>
-              </w:rPr>
-              <w:t>0.689</w:t>
-            </w:r>
-            <w:r>
-              <w:rPr>
-                <w:rFonts w:ascii="Times New Roman" w:hAnsi="Times New Roman" w:cs="Times New Roman"/>
-              </w:rPr>
-              <w:t xml:space="preserve">, </w:t>
-            </w:r>
-            <w:r>
-              <w:rPr>
-                <w:rFonts w:ascii="Times New Roman" w:hAnsi="Times New Roman" w:cs="Times New Roman"/>
-              </w:rPr>
-              <w:t>0.711</w:t>
-            </w:r>
-            <w:r>
-              <w:rPr>
-                <w:rFonts w:ascii="Times New Roman" w:hAnsi="Times New Roman" w:cs="Times New Roman"/>
-              </w:rPr>
-              <w:t>]</w:t>
-            </w:r>
           </w:p>
         </w:tc>
       </w:tr>
@@ -10451,42 +9895,6 @@
                 <w:rFonts w:ascii="Times New Roman" w:hAnsi="Times New Roman" w:cs="Times New Roman"/>
               </w:rPr>
             </w:pPr>
-            <w:r>
-              <w:rPr>
-                <w:rFonts w:ascii="Times New Roman" w:hAnsi="Times New Roman" w:cs="Times New Roman"/>
-              </w:rPr>
-              <w:t xml:space="preserve">0.661 </w:t>
-            </w:r>
-            <w:r>
-              <w:rPr>
-                <w:rFonts w:ascii="Times New Roman" w:hAnsi="Times New Roman" w:cs="Times New Roman"/>
-              </w:rPr>
-              <w:t>[</w:t>
-            </w:r>
-            <w:r>
-              <w:rPr>
-                <w:rFonts w:ascii="Times New Roman" w:hAnsi="Times New Roman" w:cs="Times New Roman"/>
-              </w:rPr>
-              <w:t>0.656</w:t>
-            </w:r>
-            <w:r>
-              <w:rPr>
-                <w:rFonts w:ascii="Times New Roman" w:hAnsi="Times New Roman" w:cs="Times New Roman"/>
-              </w:rPr>
-              <w:t xml:space="preserve">, </w:t>
-            </w:r>
-            <w:r>
-              <w:rPr>
-                <w:rFonts w:ascii="Times New Roman" w:hAnsi="Times New Roman" w:cs="Times New Roman"/>
-              </w:rPr>
-              <w:t>0.668</w:t>
-            </w:r>
-            <w:r>
-              <w:rPr>
-                <w:rFonts w:ascii="Times New Roman" w:hAnsi="Times New Roman" w:cs="Times New Roman"/>
-              </w:rPr>
-              <w:t>]</w:t>
-            </w:r>
           </w:p>
         </w:tc>
       </w:tr>
@@ -10515,80 +9923,39 @@
         </w:rPr>
         <w:t>:</w:t>
       </w:r>
-    </w:p>
-    <w:p>
-      <w:pPr>
-        <w:rPr>
-          <w:rFonts w:ascii="Times New Roman" w:hAnsi="Times New Roman" w:cs="Times New Roman"/>
-          <w:b/>
-          <w:bCs/>
-        </w:rPr>
-      </w:pPr>
-    </w:p>
-    <w:p>
-      <w:pPr>
-        <w:rPr>
-          <w:rFonts w:ascii="Times New Roman" w:hAnsi="Times New Roman" w:cs="Times New Roman"/>
-          <w:b/>
-          <w:bCs/>
-        </w:rPr>
-      </w:pPr>
-    </w:p>
-    <w:p>
-      <w:pPr>
-        <w:rPr>
-          <w:rFonts w:ascii="Times New Roman" w:hAnsi="Times New Roman" w:cs="Times New Roman"/>
-        </w:rPr>
-      </w:pPr>
-      <w:r>
-        <w:rPr>
-          <w:rFonts w:ascii="Times New Roman" w:hAnsi="Times New Roman" w:cs="Times New Roman"/>
-          <w:b/>
-          <w:bCs/>
-          <w:noProof/>
-        </w:rPr>
-        <w:drawing>
-          <wp:inline distT="0" distB="0" distL="0" distR="0" wp14:anchorId="025E513D" wp14:editId="3B14DCAB">
-            <wp:extent cx="6290945" cy="4199255"/>
-            <wp:effectExtent l="0" t="0" r="0" b="4445"/>
-            <wp:docPr id="1778022507" name="Picture 8" descr="A graph of a patient's survival&#10;&#10;Description automatically generated"/>
-            <wp:cNvGraphicFramePr>
-              <a:graphicFrameLocks xmlns:a="http://schemas.openxmlformats.org/drawingml/2006/main" noChangeAspect="1"/>
-            </wp:cNvGraphicFramePr>
-            <a:graphic xmlns:a="http://schemas.openxmlformats.org/drawingml/2006/main">
-              <a:graphicData uri="http://schemas.openxmlformats.org/drawingml/2006/picture">
-                <pic:pic xmlns:pic="http://schemas.openxmlformats.org/drawingml/2006/picture">
-                  <pic:nvPicPr>
-                    <pic:cNvPr id="1778022507" name="Picture 8" descr="A graph of a patient's survival&#10;&#10;Description automatically generated"/>
-                    <pic:cNvPicPr/>
-                  </pic:nvPicPr>
-                  <pic:blipFill>
-                    <a:blip r:embed="rId7" cstate="print">
-                      <a:extLst>
-                        <a:ext uri="{28A0092B-C50C-407E-A947-70E740481C1C}">
-                          <a14:useLocalDpi xmlns:a14="http://schemas.microsoft.com/office/drawing/2010/main" val="0"/>
-                        </a:ext>
-                      </a:extLst>
-                    </a:blip>
-                    <a:stretch>
-                      <a:fillRect/>
-                    </a:stretch>
-                  </pic:blipFill>
-                  <pic:spPr>
-                    <a:xfrm>
-                      <a:off x="0" y="0"/>
-                      <a:ext cx="6290945" cy="4199255"/>
-                    </a:xfrm>
-                    <a:prstGeom prst="rect">
-                      <a:avLst/>
-                    </a:prstGeom>
-                  </pic:spPr>
-                </pic:pic>
-              </a:graphicData>
-            </a:graphic>
-          </wp:inline>
-        </w:drawing>
-      </w:r>
+      <w:r>
+        <w:rPr>
+          <w:rFonts w:ascii="Times New Roman" w:hAnsi="Times New Roman" w:cs="Times New Roman"/>
+          <w:b/>
+          <w:bCs/>
+        </w:rPr>
+        <w:t xml:space="preserve"> AUROC for each ML model on the independent test set. AUROC was calculated using 1000 bootstraps. </w:t>
+      </w:r>
+    </w:p>
+    <w:p>
+      <w:pPr>
+        <w:rPr>
+          <w:rFonts w:ascii="Times New Roman" w:hAnsi="Times New Roman" w:cs="Times New Roman"/>
+          <w:b/>
+          <w:bCs/>
+        </w:rPr>
+      </w:pPr>
+    </w:p>
+    <w:p>
+      <w:pPr>
+        <w:rPr>
+          <w:rFonts w:ascii="Times New Roman" w:hAnsi="Times New Roman" w:cs="Times New Roman"/>
+          <w:b/>
+          <w:bCs/>
+        </w:rPr>
+      </w:pPr>
+    </w:p>
+    <w:p>
+      <w:pPr>
+        <w:rPr>
+          <w:rFonts w:ascii="Times New Roman" w:hAnsi="Times New Roman" w:cs="Times New Roman"/>
+        </w:rPr>
+      </w:pPr>
       <w:r>
         <w:rPr>
           <w:rFonts w:ascii="Times New Roman" w:hAnsi="Times New Roman" w:cs="Times New Roman"/>
@@ -10875,12 +10242,6 @@
                 <w:rFonts w:ascii="Times New Roman" w:hAnsi="Times New Roman" w:cs="Times New Roman"/>
               </w:rPr>
             </w:pPr>
-            <w:r>
-              <w:rPr>
-                <w:rFonts w:ascii="Times New Roman" w:hAnsi="Times New Roman" w:cs="Times New Roman"/>
-              </w:rPr>
-              <w:t>292</w:t>
-            </w:r>
           </w:p>
         </w:tc>
         <w:tc>
@@ -10894,12 +10255,6 @@
                 <w:rFonts w:ascii="Times New Roman" w:hAnsi="Times New Roman" w:cs="Times New Roman"/>
               </w:rPr>
             </w:pPr>
-            <w:r>
-              <w:rPr>
-                <w:rFonts w:ascii="Times New Roman" w:hAnsi="Times New Roman" w:cs="Times New Roman"/>
-              </w:rPr>
-              <w:t>427</w:t>
-            </w:r>
           </w:p>
         </w:tc>
         <w:tc>
@@ -10913,12 +10268,6 @@
                 <w:rFonts w:ascii="Times New Roman" w:hAnsi="Times New Roman" w:cs="Times New Roman"/>
               </w:rPr>
             </w:pPr>
-            <w:r>
-              <w:rPr>
-                <w:rFonts w:ascii="Times New Roman" w:hAnsi="Times New Roman" w:cs="Times New Roman"/>
-              </w:rPr>
-              <w:t>4.08 [3.14, 5.32]</w:t>
-            </w:r>
           </w:p>
         </w:tc>
         <w:tc>
@@ -10932,12 +10281,6 @@
                 <w:rFonts w:ascii="Times New Roman" w:hAnsi="Times New Roman" w:cs="Times New Roman"/>
               </w:rPr>
             </w:pPr>
-            <w:r>
-              <w:rPr>
-                <w:rFonts w:ascii="Times New Roman" w:hAnsi="Times New Roman" w:cs="Times New Roman"/>
-              </w:rPr>
-              <w:t>&lt;0.001</w:t>
-            </w:r>
           </w:p>
         </w:tc>
       </w:tr>
@@ -10972,12 +10315,6 @@
                 <w:rFonts w:ascii="Times New Roman" w:hAnsi="Times New Roman" w:cs="Times New Roman"/>
               </w:rPr>
             </w:pPr>
-            <w:r>
-              <w:rPr>
-                <w:rFonts w:ascii="Times New Roman" w:hAnsi="Times New Roman" w:cs="Times New Roman"/>
-              </w:rPr>
-              <w:t>219</w:t>
-            </w:r>
           </w:p>
         </w:tc>
         <w:tc>
@@ -10991,12 +10328,6 @@
                 <w:rFonts w:ascii="Times New Roman" w:hAnsi="Times New Roman" w:cs="Times New Roman"/>
               </w:rPr>
             </w:pPr>
-            <w:r>
-              <w:rPr>
-                <w:rFonts w:ascii="Times New Roman" w:hAnsi="Times New Roman" w:cs="Times New Roman"/>
-              </w:rPr>
-              <w:t>356</w:t>
-            </w:r>
           </w:p>
         </w:tc>
         <w:tc>
@@ -11010,12 +10341,6 @@
                 <w:rFonts w:ascii="Times New Roman" w:hAnsi="Times New Roman" w:cs="Times New Roman"/>
               </w:rPr>
             </w:pPr>
-            <w:r>
-              <w:rPr>
-                <w:rFonts w:ascii="Times New Roman" w:hAnsi="Times New Roman" w:cs="Times New Roman"/>
-              </w:rPr>
-              <w:t>4.25[3.13, 5.77]</w:t>
-            </w:r>
           </w:p>
         </w:tc>
         <w:tc>
@@ -11029,12 +10354,6 @@
                 <w:rFonts w:ascii="Times New Roman" w:hAnsi="Times New Roman" w:cs="Times New Roman"/>
               </w:rPr>
             </w:pPr>
-            <w:r>
-              <w:rPr>
-                <w:rFonts w:ascii="Times New Roman" w:hAnsi="Times New Roman" w:cs="Times New Roman"/>
-              </w:rPr>
-              <w:t>&lt;0.001</w:t>
-            </w:r>
           </w:p>
         </w:tc>
       </w:tr>
@@ -11069,12 +10388,6 @@
                 <w:rFonts w:ascii="Times New Roman" w:hAnsi="Times New Roman" w:cs="Times New Roman"/>
               </w:rPr>
             </w:pPr>
-            <w:r>
-              <w:rPr>
-                <w:rFonts w:ascii="Times New Roman" w:hAnsi="Times New Roman" w:cs="Times New Roman"/>
-              </w:rPr>
-              <w:t>73</w:t>
-            </w:r>
           </w:p>
         </w:tc>
         <w:tc>
@@ -11083,17 +10396,10 @@
           </w:tcPr>
           <w:p>
             <w:pPr>
-              <w:jc w:val="center"/>
-              <w:rPr>
-                <w:rFonts w:ascii="Times New Roman" w:hAnsi="Times New Roman" w:cs="Times New Roman"/>
-              </w:rPr>
-            </w:pPr>
-            <w:r>
-              <w:rPr>
-                <w:rFonts w:ascii="Times New Roman" w:hAnsi="Times New Roman" w:cs="Times New Roman"/>
-              </w:rPr>
-              <w:t>71</w:t>
-            </w:r>
+              <w:rPr>
+                <w:rFonts w:ascii="Times New Roman" w:hAnsi="Times New Roman" w:cs="Times New Roman"/>
+              </w:rPr>
+            </w:pPr>
           </w:p>
         </w:tc>
         <w:tc>
@@ -11107,12 +10413,6 @@
                 <w:rFonts w:ascii="Times New Roman" w:hAnsi="Times New Roman" w:cs="Times New Roman"/>
               </w:rPr>
             </w:pPr>
-            <w:r>
-              <w:rPr>
-                <w:rFonts w:ascii="Times New Roman" w:hAnsi="Times New Roman" w:cs="Times New Roman"/>
-              </w:rPr>
-              <w:t>3.60 [2.11, 6.17]</w:t>
-            </w:r>
           </w:p>
         </w:tc>
         <w:tc>
@@ -11126,12 +10426,6 @@
                 <w:rFonts w:ascii="Times New Roman" w:hAnsi="Times New Roman" w:cs="Times New Roman"/>
               </w:rPr>
             </w:pPr>
-            <w:r>
-              <w:rPr>
-                <w:rFonts w:ascii="Times New Roman" w:hAnsi="Times New Roman" w:cs="Times New Roman"/>
-              </w:rPr>
-              <w:t>&lt;0.001</w:t>
-            </w:r>
           </w:p>
         </w:tc>
       </w:tr>
@@ -11179,17 +10473,10 @@
           </w:tcPr>
           <w:p>
             <w:pPr>
-              <w:jc w:val="center"/>
-              <w:rPr>
-                <w:rFonts w:ascii="Times New Roman" w:hAnsi="Times New Roman" w:cs="Times New Roman"/>
-              </w:rPr>
-            </w:pPr>
-            <w:r>
-              <w:rPr>
-                <w:rFonts w:ascii="Times New Roman" w:hAnsi="Times New Roman" w:cs="Times New Roman"/>
-              </w:rPr>
-              <w:t>27</w:t>
-            </w:r>
+              <w:rPr>
+                <w:rFonts w:ascii="Times New Roman" w:hAnsi="Times New Roman" w:cs="Times New Roman"/>
+              </w:rPr>
+            </w:pPr>
           </w:p>
         </w:tc>
         <w:tc>
@@ -11203,12 +10490,6 @@
                 <w:rFonts w:ascii="Times New Roman" w:hAnsi="Times New Roman" w:cs="Times New Roman"/>
               </w:rPr>
             </w:pPr>
-            <w:r>
-              <w:rPr>
-                <w:rFonts w:ascii="Times New Roman" w:hAnsi="Times New Roman" w:cs="Times New Roman"/>
-              </w:rPr>
-              <w:t>21</w:t>
-            </w:r>
           </w:p>
         </w:tc>
         <w:tc>
@@ -11222,12 +10503,6 @@
                 <w:rFonts w:ascii="Times New Roman" w:hAnsi="Times New Roman" w:cs="Times New Roman"/>
               </w:rPr>
             </w:pPr>
-            <w:r>
-              <w:rPr>
-                <w:rFonts w:ascii="Times New Roman" w:hAnsi="Times New Roman" w:cs="Times New Roman"/>
-              </w:rPr>
-              <w:t>4.27 [1.73, 10.56]</w:t>
-            </w:r>
           </w:p>
         </w:tc>
         <w:tc>
@@ -11241,12 +10516,6 @@
                 <w:rFonts w:ascii="Times New Roman" w:hAnsi="Times New Roman" w:cs="Times New Roman"/>
               </w:rPr>
             </w:pPr>
-            <w:r>
-              <w:rPr>
-                <w:rFonts w:ascii="Times New Roman" w:hAnsi="Times New Roman" w:cs="Times New Roman"/>
-              </w:rPr>
-              <w:t>0.002</w:t>
-            </w:r>
           </w:p>
         </w:tc>
       </w:tr>
@@ -11356,7 +10625,6 @@
           <w:b/>
           <w:bCs/>
         </w:rPr>
-        <w:lastRenderedPageBreak/>
         <w:t>Conclusion</w:t>
       </w:r>
     </w:p>
@@ -11564,7 +10832,7 @@
         </w:rPr>
         <w:t xml:space="preserve">Development of the ML model was done in Python v3.8.10 and required the following packages: ***. Statistical analysis was done in Stata. Code is available on GitHub at </w:t>
       </w:r>
-      <w:hyperlink r:id="rId8" w:history="1">
+      <w:hyperlink r:id="rId6" w:history="1">
         <w:r>
           <w:rPr>
             <w:rStyle w:val="Hyperlink"/>
@@ -11592,7 +10860,7 @@
         </w:rPr>
         <w:t xml:space="preserve">For any further inquiries please contact </w:t>
       </w:r>
-      <w:hyperlink r:id="rId9" w:history="1">
+      <w:hyperlink r:id="rId7" w:history="1">
         <w:r>
           <w:rPr>
             <w:rStyle w:val="Hyperlink"/>
@@ -11919,14 +11187,7 @@
         <w:rPr>
           <w:rFonts w:ascii="Times New Roman" w:hAnsi="Times New Roman" w:cs="Times New Roman"/>
         </w:rPr>
-        <w:t xml:space="preserve">. 2016;375(19):1823-1833. </w:t>
-      </w:r>
-      <w:r>
-        <w:rPr>
-          <w:rFonts w:ascii="Times New Roman" w:hAnsi="Times New Roman" w:cs="Times New Roman"/>
-        </w:rPr>
-        <w:lastRenderedPageBreak/>
-        <w:t>doi:10.1056/NEJMoa1606774</w:t>
+        <w:t>. 2016;375(19):1823-1833. doi:10.1056/NEJMoa1606774</w:t>
       </w:r>
     </w:p>
     <w:p>
@@ -11982,7 +11243,14 @@
           <w:rFonts w:ascii="Times New Roman" w:hAnsi="Times New Roman" w:cs="Times New Roman"/>
         </w:rPr>
         <w:tab/>
-        <w:t xml:space="preserve">Di Federico A, De Giglio A, Parisi C, Gelsomino F, Ardizzoni A. PD-1/PD-L1 inhibitor monotherapy or in combination with chemotherapy as upfront treatment for advanced NSCLC with PD-L1 expression ≥ 50%: Selecting the best strategy. </w:t>
+        <w:t xml:space="preserve">Di Federico A, De Giglio A, Parisi C, Gelsomino F, Ardizzoni A. PD-1/PD-L1 inhibitor </w:t>
+      </w:r>
+      <w:r>
+        <w:rPr>
+          <w:rFonts w:ascii="Times New Roman" w:hAnsi="Times New Roman" w:cs="Times New Roman"/>
+        </w:rPr>
+        <w:lastRenderedPageBreak/>
+        <w:t xml:space="preserve">monotherapy or in combination with chemotherapy as upfront treatment for advanced NSCLC with PD-L1 expression ≥ 50%: Selecting the best strategy. </w:t>
       </w:r>
       <w:r>
         <w:rPr>
@@ -12378,14 +11646,7 @@
           <w:rFonts w:ascii="Times New Roman" w:hAnsi="Times New Roman" w:cs="Times New Roman"/>
         </w:rPr>
         <w:tab/>
-        <w:t xml:space="preserve">Rakaee M, Adib E, Ricciuti B, et al. Association of Machine Learning-Based Assessment of </w:t>
-      </w:r>
-      <w:r>
-        <w:rPr>
-          <w:rFonts w:ascii="Times New Roman" w:hAnsi="Times New Roman" w:cs="Times New Roman"/>
-        </w:rPr>
-        <w:lastRenderedPageBreak/>
-        <w:t xml:space="preserve">Tumor-Infiltrating Lymphocytes on Standard Histologic Images With Outcomes of Immunotherapy in Patients With NSCLC. </w:t>
+        <w:t xml:space="preserve">Rakaee M, Adib E, Ricciuti B, et al. Association of Machine Learning-Based Assessment of Tumor-Infiltrating Lymphocytes on Standard Histologic Images With Outcomes of Immunotherapy in Patients With NSCLC. </w:t>
       </w:r>
       <w:r>
         <w:rPr>
@@ -12441,7 +11702,14 @@
           <w:rFonts w:ascii="Times New Roman" w:hAnsi="Times New Roman" w:cs="Times New Roman"/>
         </w:rPr>
         <w:tab/>
-        <w:t xml:space="preserve">Oken MM, Creech RH, Tormey DC, et al. Toxicity and response criteria of the Eastern Cooperative Oncology Group. </w:t>
+        <w:t xml:space="preserve">Oken MM, Creech RH, Tormey DC, et al. Toxicity and response criteria of the Eastern </w:t>
+      </w:r>
+      <w:r>
+        <w:rPr>
+          <w:rFonts w:ascii="Times New Roman" w:hAnsi="Times New Roman" w:cs="Times New Roman"/>
+        </w:rPr>
+        <w:lastRenderedPageBreak/>
+        <w:t xml:space="preserve">Cooperative Oncology Group. </w:t>
       </w:r>
       <w:r>
         <w:rPr>

--- a/PDL1_Manuscript.docx
+++ b/PDL1_Manuscript.docx
@@ -28,45 +28,7 @@
           <w:bCs/>
           <w:color w:val="181717"/>
         </w:rPr>
-        <w:t>A deep learning model to predict risk of</w:t>
-      </w:r>
-      <w:r>
-        <w:rPr>
-          <w:rFonts w:ascii="Times New Roman" w:eastAsia="Times New Roman" w:hAnsi="Times New Roman" w:cs="Times New Roman"/>
-          <w:b/>
-          <w:bCs/>
-          <w:color w:val="181717"/>
-        </w:rPr>
-        <w:t xml:space="preserve"> advanced</w:t>
-      </w:r>
-      <w:r>
-        <w:rPr>
-          <w:rFonts w:ascii="Times New Roman" w:eastAsia="Times New Roman" w:hAnsi="Times New Roman" w:cs="Times New Roman"/>
-          <w:b/>
-          <w:bCs/>
-          <w:color w:val="181717"/>
-        </w:rPr>
-        <w:t xml:space="preserve"> non-small-cell lung cancer </w:t>
-      </w:r>
-      <w:proofErr w:type="gramStart"/>
-      <w:r>
-        <w:rPr>
-          <w:rFonts w:ascii="Times New Roman" w:eastAsia="Times New Roman" w:hAnsi="Times New Roman" w:cs="Times New Roman"/>
-          <w:b/>
-          <w:bCs/>
-          <w:color w:val="181717"/>
-        </w:rPr>
-        <w:t>progression</w:t>
-      </w:r>
-      <w:proofErr w:type="gramEnd"/>
-      <w:r>
-        <w:rPr>
-          <w:rFonts w:ascii="Times New Roman" w:eastAsia="Times New Roman" w:hAnsi="Times New Roman" w:cs="Times New Roman"/>
-          <w:b/>
-          <w:bCs/>
-          <w:color w:val="181717"/>
-        </w:rPr>
-        <w:t xml:space="preserve"> </w:t>
+        <w:t>Explainable machine learning to predict outcomes for advanced non-small-cell lung cancer</w:t>
       </w:r>
     </w:p>
     <w:p>
@@ -861,21 +823,12 @@
           <w:color w:val="181717"/>
         </w:rPr>
       </w:pPr>
-      <w:proofErr w:type="spellStart"/>
       <w:r>
         <w:rPr>
           <w:rFonts w:ascii="Times New Roman" w:eastAsia="Times New Roman" w:hAnsi="Times New Roman" w:cs="Times New Roman"/>
           <w:color w:val="181717"/>
         </w:rPr>
-        <w:t>Garon</w:t>
-      </w:r>
-      <w:proofErr w:type="spellEnd"/>
-      <w:r>
-        <w:rPr>
-          <w:rFonts w:ascii="Times New Roman" w:eastAsia="Times New Roman" w:hAnsi="Times New Roman" w:cs="Times New Roman"/>
-          <w:color w:val="181717"/>
-        </w:rPr>
-        <w:t xml:space="preserve"> et al. prospectively validated the PD-L1 cutoff of 50% for patients receiving pembrolizumab monotherapy, demonstrating a response rate of 45.2% in that subgroup</w:t>
+        <w:t>Garon et al. prospectively validated the PD-L1 cutoff of 50% for patients receiving pembrolizumab monotherapy, demonstrating a response rate of 45.2% in that subgroup</w:t>
       </w:r>
       <w:r>
         <w:rPr>
@@ -1418,16 +1371,8 @@
         <w:rPr>
           <w:rFonts w:ascii="Times New Roman" w:hAnsi="Times New Roman" w:cs="Times New Roman"/>
         </w:rPr>
-        <w:t xml:space="preserve"> and were at least 18 years </w:t>
-      </w:r>
-      <w:proofErr w:type="gramStart"/>
-      <w:r>
-        <w:rPr>
-          <w:rFonts w:ascii="Times New Roman" w:hAnsi="Times New Roman" w:cs="Times New Roman"/>
-        </w:rPr>
-        <w:t>old</w:t>
-      </w:r>
-      <w:proofErr w:type="gramEnd"/>
+        <w:t xml:space="preserve"> and were at least 18 years old</w:t>
+      </w:r>
     </w:p>
     <w:p>
       <w:pPr>
@@ -2587,21 +2532,7 @@
         <w:rPr>
           <w:rFonts w:ascii="Times New Roman" w:hAnsi="Times New Roman" w:cs="Times New Roman"/>
         </w:rPr>
-        <w:t xml:space="preserve">treatment with nivolumab, pembrolizumab, </w:t>
-      </w:r>
-      <w:proofErr w:type="spellStart"/>
-      <w:r>
-        <w:rPr>
-          <w:rFonts w:ascii="Times New Roman" w:hAnsi="Times New Roman" w:cs="Times New Roman"/>
-        </w:rPr>
-        <w:t>cemiplimab</w:t>
-      </w:r>
-      <w:proofErr w:type="spellEnd"/>
-      <w:r>
-        <w:rPr>
-          <w:rFonts w:ascii="Times New Roman" w:hAnsi="Times New Roman" w:cs="Times New Roman"/>
-        </w:rPr>
-        <w:t>, atezolizumab, durvalumab</w:t>
+        <w:t>treatment with nivolumab, pembrolizumab, cemiplimab, atezolizumab, durvalumab</w:t>
       </w:r>
       <w:r>
         <w:rPr>
@@ -2769,18 +2700,8 @@
           <w:b/>
           <w:bCs/>
         </w:rPr>
-        <w:t xml:space="preserve"> demonstrating the confounding relationships between the choice of intervention and the outcome of </w:t>
-      </w:r>
-      <w:proofErr w:type="gramStart"/>
-      <w:r>
-        <w:rPr>
-          <w:rFonts w:ascii="Times New Roman" w:hAnsi="Times New Roman" w:cs="Times New Roman"/>
-          <w:b/>
-          <w:bCs/>
-        </w:rPr>
-        <w:t>interest</w:t>
-      </w:r>
-      <w:proofErr w:type="gramEnd"/>
+        <w:t xml:space="preserve"> demonstrating the confounding relationships between the choice of intervention and the outcome of interest</w:t>
+      </w:r>
     </w:p>
     <w:p>
       <w:pPr>
@@ -2868,21 +2789,7 @@
         <w:rPr>
           <w:rFonts w:ascii="Times New Roman" w:hAnsi="Times New Roman" w:cs="Times New Roman"/>
         </w:rPr>
-        <w:t xml:space="preserve">reduces the sample size by requiring that a patient in the IO monotherapy group has a match in the chemotherapy group </w:t>
-      </w:r>
-      <w:proofErr w:type="gramStart"/>
-      <w:r>
-        <w:rPr>
-          <w:rFonts w:ascii="Times New Roman" w:hAnsi="Times New Roman" w:cs="Times New Roman"/>
-        </w:rPr>
-        <w:t>in order to</w:t>
-      </w:r>
-      <w:proofErr w:type="gramEnd"/>
-      <w:r>
-        <w:rPr>
-          <w:rFonts w:ascii="Times New Roman" w:hAnsi="Times New Roman" w:cs="Times New Roman"/>
-        </w:rPr>
-        <w:t xml:space="preserve"> be included, IPTW retains the original sample size but proportionally weights each patient by the inverse likelihood of receiving their treatment. </w:t>
+        <w:t xml:space="preserve">reduces the sample size by requiring that a patient in the IO monotherapy group has a match in the chemotherapy group in order to be included, IPTW retains the original sample size but proportionally weights each patient by the inverse likelihood of receiving their treatment. </w:t>
       </w:r>
     </w:p>
     <w:p>
@@ -3132,21 +3039,7 @@
         <w:rPr>
           <w:rFonts w:ascii="Times New Roman" w:hAnsi="Times New Roman" w:cs="Times New Roman"/>
         </w:rPr>
-        <w:t xml:space="preserve">We created two machine learning models, one that used temporal data such as vitals, laboratory values, and medication dosages, and one that did not use temporal data. The model that did not use temporal data was a feed-forward neural network with one hidden layer. The model utilizing temporal </w:t>
-      </w:r>
-      <w:proofErr w:type="gramStart"/>
-      <w:r>
-        <w:rPr>
-          <w:rFonts w:ascii="Times New Roman" w:hAnsi="Times New Roman" w:cs="Times New Roman"/>
-        </w:rPr>
-        <w:t>data</w:t>
-      </w:r>
-      <w:proofErr w:type="gramEnd"/>
-      <w:r>
-        <w:rPr>
-          <w:rFonts w:ascii="Times New Roman" w:hAnsi="Times New Roman" w:cs="Times New Roman"/>
-        </w:rPr>
-        <w:t xml:space="preserve"> </w:t>
+        <w:t xml:space="preserve">We created two machine learning models, one that used temporal data such as vitals, laboratory values, and medication dosages, and one that did not use temporal data. The model that did not use temporal data was a feed-forward neural network with one hidden layer. The model utilizing temporal data </w:t>
       </w:r>
     </w:p>
     <w:p>
@@ -7965,21 +7858,7 @@
         <w:rPr>
           <w:rFonts w:ascii="Times New Roman" w:hAnsi="Times New Roman" w:cs="Times New Roman"/>
         </w:rPr>
-        <w:t xml:space="preserve"> no significant benefit for IO monotherapy versus chemotherapy in terms of 12-month progression-free survival (HR</w:t>
-      </w:r>
-      <w:proofErr w:type="gramStart"/>
-      <w:r>
-        <w:rPr>
-          <w:rFonts w:ascii="Times New Roman" w:hAnsi="Times New Roman" w:cs="Times New Roman"/>
-        </w:rPr>
-        <w:t>: ,</w:t>
-      </w:r>
-      <w:proofErr w:type="gramEnd"/>
-      <w:r>
-        <w:rPr>
-          <w:rFonts w:ascii="Times New Roman" w:hAnsi="Times New Roman" w:cs="Times New Roman"/>
-        </w:rPr>
-        <w:t xml:space="preserve"> p&lt;).</w:t>
+        <w:t xml:space="preserve"> no significant benefit for IO monotherapy versus chemotherapy in terms of 12-month progression-free survival (HR: , p&lt;).</w:t>
       </w:r>
     </w:p>
     <w:p>
@@ -8194,21 +8073,7 @@
         <w:rPr>
           <w:rFonts w:ascii="Times New Roman" w:hAnsi="Times New Roman" w:cs="Times New Roman"/>
         </w:rPr>
-        <w:t xml:space="preserve">the prediction from the ML algorithm. If the algorithm predicts at least a 50% likelihood of progression, that patient is classified as “high-risk” and otherwise is “low-risk.” Figure *** illustrates Kaplan-Meier survival curves between for the low-risk and high-risk groups in the test set, including stratification by therapy received ***. Classification as high-risk is significantly associated with likelihood of disease progression (HR: </w:t>
-      </w:r>
-      <w:proofErr w:type="gramStart"/>
-      <w:r>
-        <w:rPr>
-          <w:rFonts w:ascii="Times New Roman" w:hAnsi="Times New Roman" w:cs="Times New Roman"/>
-        </w:rPr>
-        <w:t>*.*</w:t>
-      </w:r>
-      <w:proofErr w:type="gramEnd"/>
-      <w:r>
-        <w:rPr>
-          <w:rFonts w:ascii="Times New Roman" w:hAnsi="Times New Roman" w:cs="Times New Roman"/>
-        </w:rPr>
-        <w:t>*, 95% CI: [*.**, *.**], p=***)</w:t>
+        <w:t>the prediction from the ML algorithm. If the algorithm predicts at least a 50% likelihood of progression, that patient is classified as “high-risk” and otherwise is “low-risk.” Figure *** illustrates Kaplan-Meier survival curves between for the low-risk and high-risk groups in the test set, including stratification by therapy received ***. Classification as high-risk is significantly associated with likelihood of disease progression (HR: *.**, 95% CI: [*.**, *.**], p=***)</w:t>
       </w:r>
     </w:p>
     <w:p>
@@ -8501,7 +8366,6 @@
                 <w:lang w:val="it-IT"/>
               </w:rPr>
             </w:pPr>
-            <w:proofErr w:type="spellStart"/>
             <w:r>
               <w:rPr>
                 <w:rFonts w:ascii="Times New Roman" w:hAnsi="Times New Roman" w:cs="Times New Roman"/>
@@ -8511,7 +8375,6 @@
               </w:rPr>
               <w:t>Outcome</w:t>
             </w:r>
-            <w:proofErr w:type="spellEnd"/>
           </w:p>
         </w:tc>
         <w:tc>
@@ -8529,7 +8392,6 @@
                 <w:lang w:val="it-IT"/>
               </w:rPr>
             </w:pPr>
-            <w:proofErr w:type="spellStart"/>
             <w:r>
               <w:rPr>
                 <w:rFonts w:ascii="Times New Roman" w:hAnsi="Times New Roman" w:cs="Times New Roman"/>
@@ -8549,7 +8411,6 @@
               </w:rPr>
               <w:t>chemo</w:t>
             </w:r>
-            <w:proofErr w:type="spellEnd"/>
           </w:p>
         </w:tc>
         <w:tc>
@@ -8567,7 +8428,6 @@
                 <w:lang w:val="it-IT"/>
               </w:rPr>
             </w:pPr>
-            <w:proofErr w:type="spellStart"/>
             <w:r>
               <w:rPr>
                 <w:rFonts w:ascii="Times New Roman" w:hAnsi="Times New Roman" w:cs="Times New Roman"/>
@@ -8587,7 +8447,6 @@
               </w:rPr>
               <w:t>IO</w:t>
             </w:r>
-            <w:proofErr w:type="spellEnd"/>
           </w:p>
         </w:tc>
         <w:tc>
@@ -9738,7 +9597,7 @@
                 <w:b/>
                 <w:bCs/>
               </w:rPr>
-              <w:t>Model</w:t>
+              <w:t>Outcome</w:t>
             </w:r>
           </w:p>
         </w:tc>
@@ -9802,14 +9661,12 @@
                 <w:rFonts w:ascii="Times New Roman" w:hAnsi="Times New Roman" w:cs="Times New Roman"/>
               </w:rPr>
             </w:pPr>
-            <w:proofErr w:type="spellStart"/>
-            <w:r>
-              <w:rPr>
-                <w:rFonts w:ascii="Times New Roman" w:hAnsi="Times New Roman" w:cs="Times New Roman"/>
-              </w:rPr>
-              <w:t>XGBoost</w:t>
-            </w:r>
-            <w:proofErr w:type="spellEnd"/>
+            <w:r>
+              <w:rPr>
+                <w:rFonts w:ascii="Times New Roman" w:hAnsi="Times New Roman" w:cs="Times New Roman"/>
+              </w:rPr>
+              <w:t>12-month PFS</w:t>
+            </w:r>
           </w:p>
         </w:tc>
         <w:tc>
@@ -9842,7 +9699,7 @@
               <w:rPr>
                 <w:rFonts w:ascii="Times New Roman" w:hAnsi="Times New Roman" w:cs="Times New Roman"/>
               </w:rPr>
-              <w:t>Histogram-based Gradient Boosting Classifier</w:t>
+              <w:t>12-month OS</w:t>
             </w:r>
           </w:p>
         </w:tc>
@@ -9864,40 +9721,6 @@
           </w:p>
         </w:tc>
       </w:tr>
-      <w:tr>
-        <w:tc>
-          <w:tcPr>
-            <w:tcW w:w="4948" w:type="dxa"/>
-          </w:tcPr>
-          <w:p>
-            <w:pPr>
-              <w:jc w:val="center"/>
-              <w:rPr>
-                <w:rFonts w:ascii="Times New Roman" w:hAnsi="Times New Roman" w:cs="Times New Roman"/>
-              </w:rPr>
-            </w:pPr>
-            <w:r>
-              <w:rPr>
-                <w:rFonts w:ascii="Times New Roman" w:hAnsi="Times New Roman" w:cs="Times New Roman"/>
-              </w:rPr>
-              <w:t>Logistic Regression</w:t>
-            </w:r>
-          </w:p>
-        </w:tc>
-        <w:tc>
-          <w:tcPr>
-            <w:tcW w:w="4949" w:type="dxa"/>
-          </w:tcPr>
-          <w:p>
-            <w:pPr>
-              <w:jc w:val="center"/>
-              <w:rPr>
-                <w:rFonts w:ascii="Times New Roman" w:hAnsi="Times New Roman" w:cs="Times New Roman"/>
-              </w:rPr>
-            </w:pPr>
-          </w:p>
-        </w:tc>
-      </w:tr>
     </w:tbl>
     <w:p>
       <w:pPr>
@@ -9954,6 +9777,26 @@
       <w:pPr>
         <w:rPr>
           <w:rFonts w:ascii="Times New Roman" w:hAnsi="Times New Roman" w:cs="Times New Roman"/>
+          <w:b/>
+          <w:bCs/>
+        </w:rPr>
+      </w:pPr>
+    </w:p>
+    <w:p>
+      <w:pPr>
+        <w:rPr>
+          <w:rFonts w:ascii="Times New Roman" w:hAnsi="Times New Roman" w:cs="Times New Roman"/>
+          <w:b/>
+          <w:bCs/>
+        </w:rPr>
+      </w:pPr>
+    </w:p>
+    <w:p>
+      <w:pPr>
+        <w:rPr>
+          <w:rFonts w:ascii="Times New Roman" w:hAnsi="Times New Roman" w:cs="Times New Roman"/>
+          <w:b/>
+          <w:bCs/>
         </w:rPr>
       </w:pPr>
       <w:r>
@@ -9963,8 +9806,273 @@
           <w:bCs/>
           <w:noProof/>
         </w:rPr>
+        <w:drawing>
+          <wp:inline distT="0" distB="0" distL="0" distR="0" wp14:anchorId="40322153" wp14:editId="4283B145">
+            <wp:extent cx="3145134" cy="3734986"/>
+            <wp:effectExtent l="0" t="0" r="5080" b="0"/>
+            <wp:docPr id="445907951" name="Picture 5" descr="A graph of a patient&#10;&#10;Description automatically generated with medium confidence"/>
+            <wp:cNvGraphicFramePr>
+              <a:graphicFrameLocks xmlns:a="http://schemas.openxmlformats.org/drawingml/2006/main" noChangeAspect="1"/>
+            </wp:cNvGraphicFramePr>
+            <a:graphic xmlns:a="http://schemas.openxmlformats.org/drawingml/2006/main">
+              <a:graphicData uri="http://schemas.openxmlformats.org/drawingml/2006/picture">
+                <pic:pic xmlns:pic="http://schemas.openxmlformats.org/drawingml/2006/picture">
+                  <pic:nvPicPr>
+                    <pic:cNvPr id="445907951" name="Picture 5" descr="A graph of a patient&#10;&#10;Description automatically generated with medium confidence"/>
+                    <pic:cNvPicPr/>
+                  </pic:nvPicPr>
+                  <pic:blipFill>
+                    <a:blip r:embed="rId6" cstate="print">
+                      <a:extLst>
+                        <a:ext uri="{28A0092B-C50C-407E-A947-70E740481C1C}">
+                          <a14:useLocalDpi xmlns:a14="http://schemas.microsoft.com/office/drawing/2010/main" val="0"/>
+                        </a:ext>
+                      </a:extLst>
+                    </a:blip>
+                    <a:stretch>
+                      <a:fillRect/>
+                    </a:stretch>
+                  </pic:blipFill>
+                  <pic:spPr>
+                    <a:xfrm>
+                      <a:off x="0" y="0"/>
+                      <a:ext cx="3169638" cy="3764085"/>
+                    </a:xfrm>
+                    <a:prstGeom prst="rect">
+                      <a:avLst/>
+                    </a:prstGeom>
+                  </pic:spPr>
+                </pic:pic>
+              </a:graphicData>
+            </a:graphic>
+          </wp:inline>
+        </w:drawing>
+      </w:r>
+      <w:r>
+        <w:rPr>
+          <w:rFonts w:ascii="Times New Roman" w:hAnsi="Times New Roman" w:cs="Times New Roman"/>
+          <w:b/>
+          <w:bCs/>
+          <w:noProof/>
+        </w:rPr>
+        <w:drawing>
+          <wp:inline distT="0" distB="0" distL="0" distR="0" wp14:anchorId="3FA51CB4" wp14:editId="7BC4A891">
+            <wp:extent cx="3125037" cy="3711117"/>
+            <wp:effectExtent l="0" t="0" r="0" b="0"/>
+            <wp:docPr id="392707738" name="Picture 6" descr="A graph of a patient's health&#10;&#10;Description automatically generated with medium confidence"/>
+            <wp:cNvGraphicFramePr>
+              <a:graphicFrameLocks xmlns:a="http://schemas.openxmlformats.org/drawingml/2006/main" noChangeAspect="1"/>
+            </wp:cNvGraphicFramePr>
+            <a:graphic xmlns:a="http://schemas.openxmlformats.org/drawingml/2006/main">
+              <a:graphicData uri="http://schemas.openxmlformats.org/drawingml/2006/picture">
+                <pic:pic xmlns:pic="http://schemas.openxmlformats.org/drawingml/2006/picture">
+                  <pic:nvPicPr>
+                    <pic:cNvPr id="392707738" name="Picture 6" descr="A graph of a patient's health&#10;&#10;Description automatically generated with medium confidence"/>
+                    <pic:cNvPicPr/>
+                  </pic:nvPicPr>
+                  <pic:blipFill>
+                    <a:blip r:embed="rId7" cstate="print">
+                      <a:extLst>
+                        <a:ext uri="{28A0092B-C50C-407E-A947-70E740481C1C}">
+                          <a14:useLocalDpi xmlns:a14="http://schemas.microsoft.com/office/drawing/2010/main" val="0"/>
+                        </a:ext>
+                      </a:extLst>
+                    </a:blip>
+                    <a:stretch>
+                      <a:fillRect/>
+                    </a:stretch>
+                  </pic:blipFill>
+                  <pic:spPr>
+                    <a:xfrm>
+                      <a:off x="0" y="0"/>
+                      <a:ext cx="3172389" cy="3767350"/>
+                    </a:xfrm>
+                    <a:prstGeom prst="rect">
+                      <a:avLst/>
+                    </a:prstGeom>
+                  </pic:spPr>
+                </pic:pic>
+              </a:graphicData>
+            </a:graphic>
+          </wp:inline>
+        </w:drawing>
+      </w:r>
+    </w:p>
+    <w:p>
+      <w:pPr>
+        <w:rPr>
+          <w:rFonts w:ascii="Times New Roman" w:hAnsi="Times New Roman" w:cs="Times New Roman"/>
+          <w:b/>
+          <w:bCs/>
+          <w:noProof/>
+        </w:rPr>
+      </w:pPr>
+      <w:r>
+        <w:rPr>
+          <w:rFonts w:ascii="Times New Roman" w:hAnsi="Times New Roman" w:cs="Times New Roman"/>
+          <w:b/>
+          <w:bCs/>
+          <w:noProof/>
+        </w:rPr>
         <w:t xml:space="preserve"> </w:t>
       </w:r>
+    </w:p>
+    <w:p>
+      <w:pPr>
+        <w:rPr>
+          <w:rFonts w:ascii="Times New Roman" w:hAnsi="Times New Roman" w:cs="Times New Roman"/>
+          <w:b/>
+          <w:bCs/>
+          <w:noProof/>
+        </w:rPr>
+      </w:pPr>
+      <w:r>
+        <w:rPr>
+          <w:rFonts w:ascii="Times New Roman" w:hAnsi="Times New Roman" w:cs="Times New Roman"/>
+          <w:b/>
+          <w:bCs/>
+          <w:noProof/>
+        </w:rPr>
+        <w:t>Figure ***: Shapley figures for progression</w:t>
+      </w:r>
+    </w:p>
+    <w:p>
+      <w:pPr>
+        <w:rPr>
+          <w:rFonts w:ascii="Times New Roman" w:hAnsi="Times New Roman" w:cs="Times New Roman"/>
+          <w:b/>
+          <w:bCs/>
+          <w:noProof/>
+        </w:rPr>
+      </w:pPr>
+    </w:p>
+    <w:p>
+      <w:pPr>
+        <w:rPr>
+          <w:rFonts w:ascii="Times New Roman" w:hAnsi="Times New Roman" w:cs="Times New Roman"/>
+        </w:rPr>
+      </w:pPr>
+      <w:r>
+        <w:rPr>
+          <w:rFonts w:ascii="Times New Roman" w:hAnsi="Times New Roman" w:cs="Times New Roman"/>
+          <w:noProof/>
+        </w:rPr>
+        <w:lastRenderedPageBreak/>
+        <w:drawing>
+          <wp:inline distT="0" distB="0" distL="0" distR="0" wp14:anchorId="1074C5D8" wp14:editId="359FEDA7">
+            <wp:extent cx="3135086" cy="3723052"/>
+            <wp:effectExtent l="0" t="0" r="1905" b="0"/>
+            <wp:docPr id="86870469" name="Picture 7"/>
+            <wp:cNvGraphicFramePr>
+              <a:graphicFrameLocks xmlns:a="http://schemas.openxmlformats.org/drawingml/2006/main" noChangeAspect="1"/>
+            </wp:cNvGraphicFramePr>
+            <a:graphic xmlns:a="http://schemas.openxmlformats.org/drawingml/2006/main">
+              <a:graphicData uri="http://schemas.openxmlformats.org/drawingml/2006/picture">
+                <pic:pic xmlns:pic="http://schemas.openxmlformats.org/drawingml/2006/picture">
+                  <pic:nvPicPr>
+                    <pic:cNvPr id="86870469" name="Picture 86870469"/>
+                    <pic:cNvPicPr/>
+                  </pic:nvPicPr>
+                  <pic:blipFill>
+                    <a:blip r:embed="rId8" cstate="print">
+                      <a:extLst>
+                        <a:ext uri="{28A0092B-C50C-407E-A947-70E740481C1C}">
+                          <a14:useLocalDpi xmlns:a14="http://schemas.microsoft.com/office/drawing/2010/main" val="0"/>
+                        </a:ext>
+                      </a:extLst>
+                    </a:blip>
+                    <a:stretch>
+                      <a:fillRect/>
+                    </a:stretch>
+                  </pic:blipFill>
+                  <pic:spPr>
+                    <a:xfrm>
+                      <a:off x="0" y="0"/>
+                      <a:ext cx="3183330" cy="3780344"/>
+                    </a:xfrm>
+                    <a:prstGeom prst="rect">
+                      <a:avLst/>
+                    </a:prstGeom>
+                  </pic:spPr>
+                </pic:pic>
+              </a:graphicData>
+            </a:graphic>
+          </wp:inline>
+        </w:drawing>
+      </w:r>
+      <w:r>
+        <w:rPr>
+          <w:rFonts w:ascii="Times New Roman" w:hAnsi="Times New Roman" w:cs="Times New Roman"/>
+          <w:noProof/>
+        </w:rPr>
+        <w:drawing>
+          <wp:inline distT="0" distB="0" distL="0" distR="0" wp14:anchorId="35BAECDC" wp14:editId="2601FEFD">
+            <wp:extent cx="3064779" cy="3639561"/>
+            <wp:effectExtent l="0" t="0" r="0" b="5715"/>
+            <wp:docPr id="56927783" name="Picture 8"/>
+            <wp:cNvGraphicFramePr>
+              <a:graphicFrameLocks xmlns:a="http://schemas.openxmlformats.org/drawingml/2006/main" noChangeAspect="1"/>
+            </wp:cNvGraphicFramePr>
+            <a:graphic xmlns:a="http://schemas.openxmlformats.org/drawingml/2006/main">
+              <a:graphicData uri="http://schemas.openxmlformats.org/drawingml/2006/picture">
+                <pic:pic xmlns:pic="http://schemas.openxmlformats.org/drawingml/2006/picture">
+                  <pic:nvPicPr>
+                    <pic:cNvPr id="56927783" name="Picture 56927783"/>
+                    <pic:cNvPicPr/>
+                  </pic:nvPicPr>
+                  <pic:blipFill>
+                    <a:blip r:embed="rId9" cstate="print">
+                      <a:extLst>
+                        <a:ext uri="{28A0092B-C50C-407E-A947-70E740481C1C}">
+                          <a14:useLocalDpi xmlns:a14="http://schemas.microsoft.com/office/drawing/2010/main" val="0"/>
+                        </a:ext>
+                      </a:extLst>
+                    </a:blip>
+                    <a:stretch>
+                      <a:fillRect/>
+                    </a:stretch>
+                  </pic:blipFill>
+                  <pic:spPr>
+                    <a:xfrm>
+                      <a:off x="0" y="0"/>
+                      <a:ext cx="3121961" cy="3707467"/>
+                    </a:xfrm>
+                    <a:prstGeom prst="rect">
+                      <a:avLst/>
+                    </a:prstGeom>
+                  </pic:spPr>
+                </pic:pic>
+              </a:graphicData>
+            </a:graphic>
+          </wp:inline>
+        </w:drawing>
+      </w:r>
+    </w:p>
+    <w:p>
+      <w:pPr>
+        <w:rPr>
+          <w:rFonts w:ascii="Times New Roman" w:hAnsi="Times New Roman" w:cs="Times New Roman"/>
+          <w:b/>
+          <w:bCs/>
+        </w:rPr>
+      </w:pPr>
+      <w:r>
+        <w:rPr>
+          <w:rFonts w:ascii="Times New Roman" w:hAnsi="Times New Roman" w:cs="Times New Roman"/>
+          <w:b/>
+          <w:bCs/>
+        </w:rPr>
+        <w:t xml:space="preserve">Figure ***: Overall survival </w:t>
+      </w:r>
+    </w:p>
+    <w:p>
+      <w:pPr>
+        <w:rPr>
+          <w:rFonts w:ascii="Times New Roman" w:hAnsi="Times New Roman" w:cs="Times New Roman"/>
+          <w:b/>
+          <w:bCs/>
+        </w:rPr>
+      </w:pPr>
     </w:p>
     <w:p>
       <w:pPr>
@@ -10073,7 +10181,6 @@
                 <w:lang w:val="it-IT"/>
               </w:rPr>
             </w:pPr>
-            <w:proofErr w:type="spellStart"/>
             <w:r>
               <w:rPr>
                 <w:rFonts w:ascii="Times New Roman" w:hAnsi="Times New Roman" w:cs="Times New Roman"/>
@@ -10083,7 +10190,6 @@
               </w:rPr>
               <w:t>Outcome</w:t>
             </w:r>
-            <w:proofErr w:type="spellEnd"/>
           </w:p>
         </w:tc>
         <w:tc>
@@ -10101,7 +10207,6 @@
                 <w:lang w:val="it-IT"/>
               </w:rPr>
             </w:pPr>
-            <w:proofErr w:type="spellStart"/>
             <w:r>
               <w:rPr>
                 <w:rFonts w:ascii="Times New Roman" w:hAnsi="Times New Roman" w:cs="Times New Roman"/>
@@ -10121,7 +10226,6 @@
               </w:rPr>
               <w:t>LR</w:t>
             </w:r>
-            <w:proofErr w:type="spellEnd"/>
           </w:p>
         </w:tc>
         <w:tc>
@@ -10139,7 +10243,6 @@
                 <w:lang w:val="it-IT"/>
               </w:rPr>
             </w:pPr>
-            <w:proofErr w:type="spellStart"/>
             <w:r>
               <w:rPr>
                 <w:rFonts w:ascii="Times New Roman" w:hAnsi="Times New Roman" w:cs="Times New Roman"/>
@@ -10159,7 +10262,6 @@
               </w:rPr>
               <w:t>HR</w:t>
             </w:r>
-            <w:proofErr w:type="spellEnd"/>
           </w:p>
         </w:tc>
         <w:tc>
@@ -10647,6 +10749,7 @@
         <w:rPr>
           <w:rFonts w:ascii="Times New Roman" w:hAnsi="Times New Roman" w:cs="Times New Roman"/>
         </w:rPr>
+        <w:lastRenderedPageBreak/>
         <w:t xml:space="preserve">We present a novel machine learning algorithm that can </w:t>
       </w:r>
       <w:r>
@@ -10832,7 +10935,7 @@
         </w:rPr>
         <w:t xml:space="preserve">Development of the ML model was done in Python v3.8.10 and required the following packages: ***. Statistical analysis was done in Stata. Code is available on GitHub at </w:t>
       </w:r>
-      <w:hyperlink r:id="rId6" w:history="1">
+      <w:hyperlink r:id="rId10" w:history="1">
         <w:r>
           <w:rPr>
             <w:rStyle w:val="Hyperlink"/>
@@ -10860,7 +10963,7 @@
         </w:rPr>
         <w:t xml:space="preserve">For any further inquiries please contact </w:t>
       </w:r>
-      <w:hyperlink r:id="rId7" w:history="1">
+      <w:hyperlink r:id="rId11" w:history="1">
         <w:r>
           <w:rPr>
             <w:rStyle w:val="Hyperlink"/>
@@ -11201,6 +11304,7 @@
         <w:rPr>
           <w:rFonts w:ascii="Times New Roman" w:hAnsi="Times New Roman" w:cs="Times New Roman"/>
         </w:rPr>
+        <w:lastRenderedPageBreak/>
         <w:t>7.</w:t>
       </w:r>
       <w:r>
@@ -11243,14 +11347,7 @@
           <w:rFonts w:ascii="Times New Roman" w:hAnsi="Times New Roman" w:cs="Times New Roman"/>
         </w:rPr>
         <w:tab/>
-        <w:t xml:space="preserve">Di Federico A, De Giglio A, Parisi C, Gelsomino F, Ardizzoni A. PD-1/PD-L1 inhibitor </w:t>
-      </w:r>
-      <w:r>
-        <w:rPr>
-          <w:rFonts w:ascii="Times New Roman" w:hAnsi="Times New Roman" w:cs="Times New Roman"/>
-        </w:rPr>
-        <w:lastRenderedPageBreak/>
-        <w:t xml:space="preserve">monotherapy or in combination with chemotherapy as upfront treatment for advanced NSCLC with PD-L1 expression ≥ 50%: Selecting the best strategy. </w:t>
+        <w:t xml:space="preserve">Di Federico A, De Giglio A, Parisi C, Gelsomino F, Ardizzoni A. PD-1/PD-L1 inhibitor monotherapy or in combination with chemotherapy as upfront treatment for advanced NSCLC with PD-L1 expression ≥ 50%: Selecting the best strategy. </w:t>
       </w:r>
       <w:r>
         <w:rPr>
@@ -11660,7 +11757,14 @@
         <w:rPr>
           <w:rFonts w:ascii="Times New Roman" w:hAnsi="Times New Roman" w:cs="Times New Roman"/>
         </w:rPr>
-        <w:t>. 2023;9(1):51-60. doi:10.1001/jamaoncol.2022.4933</w:t>
+        <w:t xml:space="preserve">. 2023;9(1):51-60. </w:t>
+      </w:r>
+      <w:r>
+        <w:rPr>
+          <w:rFonts w:ascii="Times New Roman" w:hAnsi="Times New Roman" w:cs="Times New Roman"/>
+        </w:rPr>
+        <w:lastRenderedPageBreak/>
+        <w:t>doi:10.1001/jamaoncol.2022.4933</w:t>
       </w:r>
     </w:p>
     <w:p>
@@ -11702,14 +11806,7 @@
           <w:rFonts w:ascii="Times New Roman" w:hAnsi="Times New Roman" w:cs="Times New Roman"/>
         </w:rPr>
         <w:tab/>
-        <w:t xml:space="preserve">Oken MM, Creech RH, Tormey DC, et al. Toxicity and response criteria of the Eastern </w:t>
-      </w:r>
-      <w:r>
-        <w:rPr>
-          <w:rFonts w:ascii="Times New Roman" w:hAnsi="Times New Roman" w:cs="Times New Roman"/>
-        </w:rPr>
-        <w:lastRenderedPageBreak/>
-        <w:t xml:space="preserve">Cooperative Oncology Group. </w:t>
+        <w:t xml:space="preserve">Oken MM, Creech RH, Tormey DC, et al. Toxicity and response criteria of the Eastern Cooperative Oncology Group. </w:t>
       </w:r>
       <w:r>
         <w:rPr>

--- a/PDL1_Manuscript.docx
+++ b/PDL1_Manuscript.docx
@@ -28,8 +28,19 @@
           <w:bCs/>
           <w:color w:val="181717"/>
         </w:rPr>
-        <w:t>Explainable machine learning to predict outcomes for advanced non-small-cell lung cancer</w:t>
-      </w:r>
+        <w:t xml:space="preserve">Explainable machine learning to predict outcomes for advanced non-small-cell lung </w:t>
+      </w:r>
+      <w:proofErr w:type="gramStart"/>
+      <w:r>
+        <w:rPr>
+          <w:rFonts w:ascii="Times New Roman" w:eastAsia="Times New Roman" w:hAnsi="Times New Roman" w:cs="Times New Roman"/>
+          <w:b/>
+          <w:bCs/>
+          <w:color w:val="181717"/>
+        </w:rPr>
+        <w:t>cancer</w:t>
+      </w:r>
+      <w:proofErr w:type="gramEnd"/>
     </w:p>
     <w:p>
       <w:pPr>
@@ -823,12 +834,21 @@
           <w:color w:val="181717"/>
         </w:rPr>
       </w:pPr>
+      <w:proofErr w:type="spellStart"/>
       <w:r>
         <w:rPr>
           <w:rFonts w:ascii="Times New Roman" w:eastAsia="Times New Roman" w:hAnsi="Times New Roman" w:cs="Times New Roman"/>
           <w:color w:val="181717"/>
         </w:rPr>
-        <w:t>Garon et al. prospectively validated the PD-L1 cutoff of 50% for patients receiving pembrolizumab monotherapy, demonstrating a response rate of 45.2% in that subgroup</w:t>
+        <w:t>Garon</w:t>
+      </w:r>
+      <w:proofErr w:type="spellEnd"/>
+      <w:r>
+        <w:rPr>
+          <w:rFonts w:ascii="Times New Roman" w:eastAsia="Times New Roman" w:hAnsi="Times New Roman" w:cs="Times New Roman"/>
+          <w:color w:val="181717"/>
+        </w:rPr>
+        <w:t xml:space="preserve"> et al. prospectively validated the PD-L1 cutoff of 50% for patients receiving pembrolizumab monotherapy, demonstrating a response rate of 45.2% in that subgroup</w:t>
       </w:r>
       <w:r>
         <w:rPr>
@@ -1371,8 +1391,16 @@
         <w:rPr>
           <w:rFonts w:ascii="Times New Roman" w:hAnsi="Times New Roman" w:cs="Times New Roman"/>
         </w:rPr>
-        <w:t xml:space="preserve"> and were at least 18 years old</w:t>
-      </w:r>
+        <w:t xml:space="preserve"> and were at least 18 years </w:t>
+      </w:r>
+      <w:proofErr w:type="gramStart"/>
+      <w:r>
+        <w:rPr>
+          <w:rFonts w:ascii="Times New Roman" w:hAnsi="Times New Roman" w:cs="Times New Roman"/>
+        </w:rPr>
+        <w:t>old</w:t>
+      </w:r>
+      <w:proofErr w:type="gramEnd"/>
     </w:p>
     <w:p>
       <w:pPr>
@@ -2532,7 +2560,21 @@
         <w:rPr>
           <w:rFonts w:ascii="Times New Roman" w:hAnsi="Times New Roman" w:cs="Times New Roman"/>
         </w:rPr>
-        <w:t>treatment with nivolumab, pembrolizumab, cemiplimab, atezolizumab, durvalumab</w:t>
+        <w:t xml:space="preserve">treatment with nivolumab, pembrolizumab, </w:t>
+      </w:r>
+      <w:proofErr w:type="spellStart"/>
+      <w:r>
+        <w:rPr>
+          <w:rFonts w:ascii="Times New Roman" w:hAnsi="Times New Roman" w:cs="Times New Roman"/>
+        </w:rPr>
+        <w:t>cemiplimab</w:t>
+      </w:r>
+      <w:proofErr w:type="spellEnd"/>
+      <w:r>
+        <w:rPr>
+          <w:rFonts w:ascii="Times New Roman" w:hAnsi="Times New Roman" w:cs="Times New Roman"/>
+        </w:rPr>
+        <w:t>, atezolizumab, durvalumab</w:t>
       </w:r>
       <w:r>
         <w:rPr>
@@ -2700,8 +2742,18 @@
           <w:b/>
           <w:bCs/>
         </w:rPr>
-        <w:t xml:space="preserve"> demonstrating the confounding relationships between the choice of intervention and the outcome of interest</w:t>
-      </w:r>
+        <w:t xml:space="preserve"> demonstrating the confounding relationships between the choice of intervention and the outcome of </w:t>
+      </w:r>
+      <w:proofErr w:type="gramStart"/>
+      <w:r>
+        <w:rPr>
+          <w:rFonts w:ascii="Times New Roman" w:hAnsi="Times New Roman" w:cs="Times New Roman"/>
+          <w:b/>
+          <w:bCs/>
+        </w:rPr>
+        <w:t>interest</w:t>
+      </w:r>
+      <w:proofErr w:type="gramEnd"/>
     </w:p>
     <w:p>
       <w:pPr>
@@ -2789,7 +2841,21 @@
         <w:rPr>
           <w:rFonts w:ascii="Times New Roman" w:hAnsi="Times New Roman" w:cs="Times New Roman"/>
         </w:rPr>
-        <w:t xml:space="preserve">reduces the sample size by requiring that a patient in the IO monotherapy group has a match in the chemotherapy group in order to be included, IPTW retains the original sample size but proportionally weights each patient by the inverse likelihood of receiving their treatment. </w:t>
+        <w:t xml:space="preserve">reduces the sample size by requiring that a patient in the IO monotherapy group has a match in the chemotherapy group </w:t>
+      </w:r>
+      <w:proofErr w:type="gramStart"/>
+      <w:r>
+        <w:rPr>
+          <w:rFonts w:ascii="Times New Roman" w:hAnsi="Times New Roman" w:cs="Times New Roman"/>
+        </w:rPr>
+        <w:t>in order to</w:t>
+      </w:r>
+      <w:proofErr w:type="gramEnd"/>
+      <w:r>
+        <w:rPr>
+          <w:rFonts w:ascii="Times New Roman" w:hAnsi="Times New Roman" w:cs="Times New Roman"/>
+        </w:rPr>
+        <w:t xml:space="preserve"> be included, IPTW retains the original sample size but proportionally weights each patient by the inverse likelihood of receiving their treatment. </w:t>
       </w:r>
     </w:p>
     <w:p>
@@ -2907,6 +2973,7 @@
           <w:iCs/>
         </w:rPr>
       </w:pPr>
+      <w:commentRangeStart w:id="0"/>
       <w:r>
         <w:rPr>
           <w:rFonts w:ascii="Times New Roman" w:hAnsi="Times New Roman" w:cs="Times New Roman"/>
@@ -2991,6 +3058,13 @@
         </w:rPr>
         <w:t xml:space="preserve">The fuzzy RD under local randomization yields a local average treatment effect (LATE) that estimates the effect of IO monotherapy for patients close to the 50% threshold. </w:t>
       </w:r>
+      <w:commentRangeEnd w:id="0"/>
+      <w:r>
+        <w:rPr>
+          <w:rStyle w:val="CommentReference"/>
+        </w:rPr>
+        <w:commentReference w:id="0"/>
+      </w:r>
     </w:p>
     <w:p>
       <w:pPr>
@@ -3039,7 +3113,21 @@
         <w:rPr>
           <w:rFonts w:ascii="Times New Roman" w:hAnsi="Times New Roman" w:cs="Times New Roman"/>
         </w:rPr>
-        <w:t xml:space="preserve">We created two machine learning models, one that used temporal data such as vitals, laboratory values, and medication dosages, and one that did not use temporal data. The model that did not use temporal data was a feed-forward neural network with one hidden layer. The model utilizing temporal data </w:t>
+        <w:t xml:space="preserve">We created two machine learning models, one that used temporal data such as vitals, laboratory values, and medication dosages, and one that did not use temporal data. The model that did not use temporal data was a feed-forward neural network with one hidden layer. The model utilizing temporal </w:t>
+      </w:r>
+      <w:proofErr w:type="gramStart"/>
+      <w:r>
+        <w:rPr>
+          <w:rFonts w:ascii="Times New Roman" w:hAnsi="Times New Roman" w:cs="Times New Roman"/>
+        </w:rPr>
+        <w:t>data</w:t>
+      </w:r>
+      <w:proofErr w:type="gramEnd"/>
+      <w:r>
+        <w:rPr>
+          <w:rFonts w:ascii="Times New Roman" w:hAnsi="Times New Roman" w:cs="Times New Roman"/>
+        </w:rPr>
+        <w:t xml:space="preserve"> </w:t>
       </w:r>
     </w:p>
     <w:p>
@@ -3400,545 +3488,6 @@
         </w:rPr>
         <w:t xml:space="preserve"> </w:t>
       </w:r>
-    </w:p>
-    <w:p>
-      <w:pPr>
-        <w:rPr>
-          <w:rFonts w:ascii="Times New Roman" w:hAnsi="Times New Roman" w:cs="Times New Roman"/>
-        </w:rPr>
-      </w:pPr>
-    </w:p>
-    <w:p>
-      <w:pPr>
-        <w:rPr>
-          <w:rFonts w:ascii="Times New Roman" w:hAnsi="Times New Roman" w:cs="Times New Roman"/>
-        </w:rPr>
-      </w:pPr>
-      <w:r>
-        <w:rPr>
-          <w:rFonts w:ascii="Times New Roman" w:hAnsi="Times New Roman" w:cs="Times New Roman"/>
-          <w:noProof/>
-        </w:rPr>
-        <mc:AlternateContent>
-          <mc:Choice Requires="wps">
-            <w:drawing>
-              <wp:anchor distT="0" distB="0" distL="114300" distR="114300" simplePos="0" relativeHeight="251659264" behindDoc="0" locked="0" layoutInCell="1" allowOverlap="1" wp14:anchorId="79460436" wp14:editId="779C44C6">
-                <wp:simplePos x="0" y="0"/>
-                <wp:positionH relativeFrom="column">
-                  <wp:posOffset>722811</wp:posOffset>
-                </wp:positionH>
-                <wp:positionV relativeFrom="paragraph">
-                  <wp:posOffset>94252</wp:posOffset>
-                </wp:positionV>
-                <wp:extent cx="1382486" cy="402772"/>
-                <wp:effectExtent l="0" t="0" r="14605" b="16510"/>
-                <wp:wrapNone/>
-                <wp:docPr id="1296429067" name="Rectangle 1"/>
-                <wp:cNvGraphicFramePr/>
-                <a:graphic xmlns:a="http://schemas.openxmlformats.org/drawingml/2006/main">
-                  <a:graphicData uri="http://schemas.microsoft.com/office/word/2010/wordprocessingShape">
-                    <wps:wsp>
-                      <wps:cNvSpPr/>
-                      <wps:spPr>
-                        <a:xfrm>
-                          <a:off x="0" y="0"/>
-                          <a:ext cx="1382486" cy="402772"/>
-                        </a:xfrm>
-                        <a:prstGeom prst="rect">
-                          <a:avLst/>
-                        </a:prstGeom>
-                      </wps:spPr>
-                      <wps:style>
-                        <a:lnRef idx="2">
-                          <a:schemeClr val="accent1">
-                            <a:shade val="15000"/>
-                          </a:schemeClr>
-                        </a:lnRef>
-                        <a:fillRef idx="1">
-                          <a:schemeClr val="accent1"/>
-                        </a:fillRef>
-                        <a:effectRef idx="0">
-                          <a:schemeClr val="accent1"/>
-                        </a:effectRef>
-                        <a:fontRef idx="minor">
-                          <a:schemeClr val="lt1"/>
-                        </a:fontRef>
-                      </wps:style>
-                      <wps:txbx>
-                        <w:txbxContent>
-                          <w:p>
-                            <w:pPr>
-                              <w:jc w:val="center"/>
-                            </w:pPr>
-                            <w:r>
-                              <w:t>N=78354 patients</w:t>
-                            </w:r>
-                          </w:p>
-                        </w:txbxContent>
-                      </wps:txbx>
-                      <wps:bodyPr rot="0" spcFirstLastPara="0" vertOverflow="overflow" horzOverflow="overflow" vert="horz" wrap="square" lIns="91440" tIns="45720" rIns="91440" bIns="45720" numCol="1" spcCol="0" rtlCol="0" fromWordArt="0" anchor="ctr" anchorCtr="0" forceAA="0" compatLnSpc="1">
-                        <a:prstTxWarp prst="textNoShape">
-                          <a:avLst/>
-                        </a:prstTxWarp>
-                        <a:noAutofit/>
-                      </wps:bodyPr>
-                    </wps:wsp>
-                  </a:graphicData>
-                </a:graphic>
-              </wp:anchor>
-            </w:drawing>
-          </mc:Choice>
-          <mc:Fallback>
-            <w:pict>
-              <v:rect w14:anchorId="79460436" id="Rectangle 1" o:spid="_x0000_s1026" style="position:absolute;margin-left:56.9pt;margin-top:7.4pt;width:108.85pt;height:31.7pt;z-index:251659264;visibility:visible;mso-wrap-style:square;mso-wrap-distance-left:9pt;mso-wrap-distance-top:0;mso-wrap-distance-right:9pt;mso-wrap-distance-bottom:0;mso-position-horizontal:absolute;mso-position-horizontal-relative:text;mso-position-vertical:absolute;mso-position-vertical-relative:text;v-text-anchor:middle" o:gfxdata="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" fillcolor="#4472c4 [3204]" strokecolor="#09101d [484]" strokeweight="1pt">
-                <v:textbox>
-                  <w:txbxContent>
-                    <w:p>
-                      <w:pPr>
-                        <w:jc w:val="center"/>
-                      </w:pPr>
-                      <w:r>
-                        <w:t>N=78354 patients</w:t>
-                      </w:r>
-                    </w:p>
-                  </w:txbxContent>
-                </v:textbox>
-              </v:rect>
-            </w:pict>
-          </mc:Fallback>
-        </mc:AlternateContent>
-      </w:r>
-    </w:p>
-    <w:p>
-      <w:pPr>
-        <w:rPr>
-          <w:rFonts w:ascii="Times New Roman" w:hAnsi="Times New Roman" w:cs="Times New Roman"/>
-        </w:rPr>
-      </w:pPr>
-      <w:r>
-        <w:rPr>
-          <w:rFonts w:ascii="Times New Roman" w:hAnsi="Times New Roman" w:cs="Times New Roman"/>
-          <w:noProof/>
-        </w:rPr>
-        <mc:AlternateContent>
-          <mc:Choice Requires="wps">
-            <w:drawing>
-              <wp:anchor distT="0" distB="0" distL="114300" distR="114300" simplePos="0" relativeHeight="251665408" behindDoc="0" locked="0" layoutInCell="1" allowOverlap="1" wp14:anchorId="1A7332F5" wp14:editId="12481EF2">
-                <wp:simplePos x="0" y="0"/>
-                <wp:positionH relativeFrom="column">
-                  <wp:posOffset>3350895</wp:posOffset>
-                </wp:positionH>
-                <wp:positionV relativeFrom="paragraph">
-                  <wp:posOffset>103505</wp:posOffset>
-                </wp:positionV>
-                <wp:extent cx="3091542" cy="914400"/>
-                <wp:effectExtent l="0" t="0" r="7620" b="12700"/>
-                <wp:wrapNone/>
-                <wp:docPr id="78674478" name="Rectangle 1"/>
-                <wp:cNvGraphicFramePr/>
-                <a:graphic xmlns:a="http://schemas.openxmlformats.org/drawingml/2006/main">
-                  <a:graphicData uri="http://schemas.microsoft.com/office/word/2010/wordprocessingShape">
-                    <wps:wsp>
-                      <wps:cNvSpPr/>
-                      <wps:spPr>
-                        <a:xfrm>
-                          <a:off x="0" y="0"/>
-                          <a:ext cx="3091542" cy="914400"/>
-                        </a:xfrm>
-                        <a:prstGeom prst="rect">
-                          <a:avLst/>
-                        </a:prstGeom>
-                      </wps:spPr>
-                      <wps:style>
-                        <a:lnRef idx="2">
-                          <a:schemeClr val="accent1">
-                            <a:shade val="15000"/>
-                          </a:schemeClr>
-                        </a:lnRef>
-                        <a:fillRef idx="1">
-                          <a:schemeClr val="accent1"/>
-                        </a:fillRef>
-                        <a:effectRef idx="0">
-                          <a:schemeClr val="accent1"/>
-                        </a:effectRef>
-                        <a:fontRef idx="minor">
-                          <a:schemeClr val="lt1"/>
-                        </a:fontRef>
-                      </wps:style>
-                      <wps:txbx>
-                        <w:txbxContent>
-                          <w:p>
-                            <w:pPr>
-                              <w:jc w:val="center"/>
-                            </w:pPr>
-                            <w:r>
-                              <w:t>Patients with no evidence of progression who</w:t>
-                            </w:r>
-                            <w:r>
-                              <w:t xml:space="preserve"> received an advanced diagnosis &lt;365 days before Oct 29, 2021</w:t>
-                            </w:r>
-                          </w:p>
-                        </w:txbxContent>
-                      </wps:txbx>
-                      <wps:bodyPr rot="0" spcFirstLastPara="0" vertOverflow="overflow" horzOverflow="overflow" vert="horz" wrap="square" lIns="91440" tIns="45720" rIns="91440" bIns="45720" numCol="1" spcCol="0" rtlCol="0" fromWordArt="0" anchor="ctr" anchorCtr="0" forceAA="0" compatLnSpc="1">
-                        <a:prstTxWarp prst="textNoShape">
-                          <a:avLst/>
-                        </a:prstTxWarp>
-                        <a:noAutofit/>
-                      </wps:bodyPr>
-                    </wps:wsp>
-                  </a:graphicData>
-                </a:graphic>
-                <wp14:sizeRelH relativeFrom="margin">
-                  <wp14:pctWidth>0</wp14:pctWidth>
-                </wp14:sizeRelH>
-                <wp14:sizeRelV relativeFrom="margin">
-                  <wp14:pctHeight>0</wp14:pctHeight>
-                </wp14:sizeRelV>
-              </wp:anchor>
-            </w:drawing>
-          </mc:Choice>
-          <mc:Fallback>
-            <w:pict>
-              <v:rect w14:anchorId="1A7332F5" id="_x0000_s1027" style="position:absolute;margin-left:263.85pt;margin-top:8.15pt;width:243.45pt;height:1in;z-index:251665408;visibility:visible;mso-wrap-style:square;mso-width-percent:0;mso-height-percent:0;mso-wrap-distance-left:9pt;mso-wrap-distance-top:0;mso-wrap-distance-right:9pt;mso-wrap-distance-bottom:0;mso-position-horizontal:absolute;mso-position-horizontal-relative:text;mso-position-vertical:absolute;mso-position-vertical-relative:text;mso-width-percent:0;mso-height-percent:0;mso-width-relative:margin;mso-height-relative:margin;v-text-anchor:middle" o:gfxdata="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" fillcolor="#4472c4 [3204]" strokecolor="#09101d [484]" strokeweight="1pt">
-                <v:textbox>
-                  <w:txbxContent>
-                    <w:p>
-                      <w:pPr>
-                        <w:jc w:val="center"/>
-                      </w:pPr>
-                      <w:r>
-                        <w:t>Patients with no evidence of progression who</w:t>
-                      </w:r>
-                      <w:r>
-                        <w:t xml:space="preserve"> received an advanced diagnosis &lt;365 days before Oct 29, 2021</w:t>
-                      </w:r>
-                    </w:p>
-                  </w:txbxContent>
-                </v:textbox>
-              </v:rect>
-            </w:pict>
-          </mc:Fallback>
-        </mc:AlternateContent>
-      </w:r>
-    </w:p>
-    <w:p>
-      <w:pPr>
-        <w:rPr>
-          <w:rFonts w:ascii="Times New Roman" w:hAnsi="Times New Roman" w:cs="Times New Roman"/>
-        </w:rPr>
-      </w:pPr>
-      <w:r>
-        <w:rPr>
-          <w:rFonts w:ascii="Times New Roman" w:hAnsi="Times New Roman" w:cs="Times New Roman"/>
-          <w:noProof/>
-        </w:rPr>
-        <mc:AlternateContent>
-          <mc:Choice Requires="wps">
-            <w:drawing>
-              <wp:anchor distT="0" distB="0" distL="114300" distR="114300" simplePos="0" relativeHeight="251662336" behindDoc="0" locked="0" layoutInCell="1" allowOverlap="1" wp14:anchorId="6F42967A" wp14:editId="52CB69DE">
-                <wp:simplePos x="0" y="0"/>
-                <wp:positionH relativeFrom="column">
-                  <wp:posOffset>1365069</wp:posOffset>
-                </wp:positionH>
-                <wp:positionV relativeFrom="paragraph">
-                  <wp:posOffset>146322</wp:posOffset>
-                </wp:positionV>
-                <wp:extent cx="0" cy="511810"/>
-                <wp:effectExtent l="63500" t="0" r="38100" b="34290"/>
-                <wp:wrapNone/>
-                <wp:docPr id="2129997366" name="Straight Arrow Connector 2"/>
-                <wp:cNvGraphicFramePr/>
-                <a:graphic xmlns:a="http://schemas.openxmlformats.org/drawingml/2006/main">
-                  <a:graphicData uri="http://schemas.microsoft.com/office/word/2010/wordprocessingShape">
-                    <wps:wsp>
-                      <wps:cNvCnPr/>
-                      <wps:spPr>
-                        <a:xfrm>
-                          <a:off x="0" y="0"/>
-                          <a:ext cx="0" cy="511810"/>
-                        </a:xfrm>
-                        <a:prstGeom prst="straightConnector1">
-                          <a:avLst/>
-                        </a:prstGeom>
-                        <a:ln>
-                          <a:tailEnd type="triangle"/>
-                        </a:ln>
-                      </wps:spPr>
-                      <wps:style>
-                        <a:lnRef idx="1">
-                          <a:schemeClr val="accent1"/>
-                        </a:lnRef>
-                        <a:fillRef idx="0">
-                          <a:schemeClr val="accent1"/>
-                        </a:fillRef>
-                        <a:effectRef idx="0">
-                          <a:schemeClr val="accent1"/>
-                        </a:effectRef>
-                        <a:fontRef idx="minor">
-                          <a:schemeClr val="tx1"/>
-                        </a:fontRef>
-                      </wps:style>
-                      <wps:bodyPr/>
-                    </wps:wsp>
-                  </a:graphicData>
-                </a:graphic>
-              </wp:anchor>
-            </w:drawing>
-          </mc:Choice>
-          <mc:Fallback>
-            <w:pict>
-              <v:shapetype w14:anchorId="0D6E21D8" id="_x0000_t32" coordsize="21600,21600" o:spt="32" o:oned="t" path="m,l21600,21600e" filled="f">
-                <v:path arrowok="t" fillok="f" o:connecttype="none"/>
-                <o:lock v:ext="edit" shapetype="t"/>
-              </v:shapetype>
-              <v:shape id="Straight Arrow Connector 2" o:spid="_x0000_s1026" type="#_x0000_t32" style="position:absolute;margin-left:107.5pt;margin-top:11.5pt;width:0;height:40.3pt;z-index:251662336;visibility:visible;mso-wrap-style:square;mso-wrap-distance-left:9pt;mso-wrap-distance-top:0;mso-wrap-distance-right:9pt;mso-wrap-distance-bottom:0;mso-position-horizontal:absolute;mso-position-horizontal-relative:text;mso-position-vertical:absolute;mso-position-vertical-relative:text" o:gfxdata="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" strokecolor="#4472c4 [3204]" strokeweight=".5pt">
-                <v:stroke endarrow="block" joinstyle="miter"/>
-              </v:shape>
-            </w:pict>
-          </mc:Fallback>
-        </mc:AlternateContent>
-      </w:r>
-    </w:p>
-    <w:p>
-      <w:pPr>
-        <w:rPr>
-          <w:rFonts w:ascii="Times New Roman" w:hAnsi="Times New Roman" w:cs="Times New Roman"/>
-        </w:rPr>
-      </w:pPr>
-      <w:r>
-        <w:rPr>
-          <w:rFonts w:ascii="Times New Roman" w:hAnsi="Times New Roman" w:cs="Times New Roman"/>
-        </w:rPr>
-        <w:tab/>
-      </w:r>
-      <w:r>
-        <w:rPr>
-          <w:rFonts w:ascii="Times New Roman" w:hAnsi="Times New Roman" w:cs="Times New Roman"/>
-        </w:rPr>
-        <w:tab/>
-      </w:r>
-      <w:r>
-        <w:rPr>
-          <w:rFonts w:ascii="Times New Roman" w:hAnsi="Times New Roman" w:cs="Times New Roman"/>
-        </w:rPr>
-        <w:tab/>
-        <w:t xml:space="preserve"> </w:t>
-      </w:r>
-      <w:r>
-        <w:rPr>
-          <w:rFonts w:ascii="Times New Roman" w:hAnsi="Times New Roman" w:cs="Times New Roman"/>
-        </w:rPr>
-        <w:tab/>
-        <w:t xml:space="preserve">         N=46907</w:t>
-      </w:r>
-    </w:p>
-    <w:p>
-      <w:pPr>
-        <w:rPr>
-          <w:rFonts w:ascii="Times New Roman" w:hAnsi="Times New Roman" w:cs="Times New Roman"/>
-        </w:rPr>
-      </w:pPr>
-      <w:r>
-        <w:rPr>
-          <w:rFonts w:ascii="Times New Roman" w:hAnsi="Times New Roman" w:cs="Times New Roman"/>
-          <w:noProof/>
-        </w:rPr>
-        <mc:AlternateContent>
-          <mc:Choice Requires="wps">
-            <w:drawing>
-              <wp:anchor distT="0" distB="0" distL="114300" distR="114300" simplePos="0" relativeHeight="251663360" behindDoc="0" locked="0" layoutInCell="1" allowOverlap="1" wp14:anchorId="40B1FBF7" wp14:editId="0196C99C">
-                <wp:simplePos x="0" y="0"/>
-                <wp:positionH relativeFrom="column">
-                  <wp:posOffset>1363253</wp:posOffset>
-                </wp:positionH>
-                <wp:positionV relativeFrom="paragraph">
-                  <wp:posOffset>24584</wp:posOffset>
-                </wp:positionV>
-                <wp:extent cx="1906815" cy="0"/>
-                <wp:effectExtent l="0" t="63500" r="0" b="63500"/>
-                <wp:wrapNone/>
-                <wp:docPr id="1822744291" name="Straight Arrow Connector 3"/>
-                <wp:cNvGraphicFramePr/>
-                <a:graphic xmlns:a="http://schemas.openxmlformats.org/drawingml/2006/main">
-                  <a:graphicData uri="http://schemas.microsoft.com/office/word/2010/wordprocessingShape">
-                    <wps:wsp>
-                      <wps:cNvCnPr/>
-                      <wps:spPr>
-                        <a:xfrm>
-                          <a:off x="0" y="0"/>
-                          <a:ext cx="1906815" cy="0"/>
-                        </a:xfrm>
-                        <a:prstGeom prst="straightConnector1">
-                          <a:avLst/>
-                        </a:prstGeom>
-                        <a:ln>
-                          <a:tailEnd type="triangle"/>
-                        </a:ln>
-                      </wps:spPr>
-                      <wps:style>
-                        <a:lnRef idx="1">
-                          <a:schemeClr val="accent1"/>
-                        </a:lnRef>
-                        <a:fillRef idx="0">
-                          <a:schemeClr val="accent1"/>
-                        </a:fillRef>
-                        <a:effectRef idx="0">
-                          <a:schemeClr val="accent1"/>
-                        </a:effectRef>
-                        <a:fontRef idx="minor">
-                          <a:schemeClr val="tx1"/>
-                        </a:fontRef>
-                      </wps:style>
-                      <wps:bodyPr/>
-                    </wps:wsp>
-                  </a:graphicData>
-                </a:graphic>
-              </wp:anchor>
-            </w:drawing>
-          </mc:Choice>
-          <mc:Fallback>
-            <w:pict>
-              <v:shape w14:anchorId="245CB88E" id="Straight Arrow Connector 3" o:spid="_x0000_s1026" type="#_x0000_t32" style="position:absolute;margin-left:107.35pt;margin-top:1.95pt;width:150.15pt;height:0;z-index:251663360;visibility:visible;mso-wrap-style:square;mso-wrap-distance-left:9pt;mso-wrap-distance-top:0;mso-wrap-distance-right:9pt;mso-wrap-distance-bottom:0;mso-position-horizontal:absolute;mso-position-horizontal-relative:text;mso-position-vertical:absolute;mso-position-vertical-relative:text" o:gfxdata="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" strokecolor="#4472c4 [3204]" strokeweight=".5pt">
-                <v:stroke endarrow="block" joinstyle="miter"/>
-              </v:shape>
-            </w:pict>
-          </mc:Fallback>
-        </mc:AlternateContent>
-      </w:r>
-    </w:p>
-    <w:p>
-      <w:pPr>
-        <w:rPr>
-          <w:rFonts w:ascii="Times New Roman" w:hAnsi="Times New Roman" w:cs="Times New Roman"/>
-        </w:rPr>
-      </w:pPr>
-      <w:r>
-        <w:rPr>
-          <w:rFonts w:ascii="Times New Roman" w:hAnsi="Times New Roman" w:cs="Times New Roman"/>
-          <w:noProof/>
-        </w:rPr>
-        <mc:AlternateContent>
-          <mc:Choice Requires="wps">
-            <w:drawing>
-              <wp:anchor distT="0" distB="0" distL="114300" distR="114300" simplePos="0" relativeHeight="251661312" behindDoc="0" locked="0" layoutInCell="1" allowOverlap="1" wp14:anchorId="3E2BA62D" wp14:editId="4BBCDC08">
-                <wp:simplePos x="0" y="0"/>
-                <wp:positionH relativeFrom="column">
-                  <wp:posOffset>718457</wp:posOffset>
-                </wp:positionH>
-                <wp:positionV relativeFrom="paragraph">
-                  <wp:posOffset>132806</wp:posOffset>
-                </wp:positionV>
-                <wp:extent cx="1382486" cy="402772"/>
-                <wp:effectExtent l="0" t="0" r="14605" b="16510"/>
-                <wp:wrapNone/>
-                <wp:docPr id="882666205" name="Rectangle 1"/>
-                <wp:cNvGraphicFramePr/>
-                <a:graphic xmlns:a="http://schemas.openxmlformats.org/drawingml/2006/main">
-                  <a:graphicData uri="http://schemas.microsoft.com/office/word/2010/wordprocessingShape">
-                    <wps:wsp>
-                      <wps:cNvSpPr/>
-                      <wps:spPr>
-                        <a:xfrm>
-                          <a:off x="0" y="0"/>
-                          <a:ext cx="1382486" cy="402772"/>
-                        </a:xfrm>
-                        <a:prstGeom prst="rect">
-                          <a:avLst/>
-                        </a:prstGeom>
-                      </wps:spPr>
-                      <wps:style>
-                        <a:lnRef idx="2">
-                          <a:schemeClr val="accent1">
-                            <a:shade val="15000"/>
-                          </a:schemeClr>
-                        </a:lnRef>
-                        <a:fillRef idx="1">
-                          <a:schemeClr val="accent1"/>
-                        </a:fillRef>
-                        <a:effectRef idx="0">
-                          <a:schemeClr val="accent1"/>
-                        </a:effectRef>
-                        <a:fontRef idx="minor">
-                          <a:schemeClr val="lt1"/>
-                        </a:fontRef>
-                      </wps:style>
-                      <wps:txbx>
-                        <w:txbxContent>
-                          <w:p>
-                            <w:pPr>
-                              <w:jc w:val="center"/>
-                            </w:pPr>
-                            <w:r>
-                              <w:t>N=</w:t>
-                            </w:r>
-                            <w:r>
-                              <w:t>31447</w:t>
-                            </w:r>
-                            <w:r>
-                              <w:t xml:space="preserve"> </w:t>
-                            </w:r>
-                            <w:r>
-                              <w:t>patients</w:t>
-                            </w:r>
-                          </w:p>
-                        </w:txbxContent>
-                      </wps:txbx>
-                      <wps:bodyPr rot="0" spcFirstLastPara="0" vertOverflow="overflow" horzOverflow="overflow" vert="horz" wrap="square" lIns="91440" tIns="45720" rIns="91440" bIns="45720" numCol="1" spcCol="0" rtlCol="0" fromWordArt="0" anchor="ctr" anchorCtr="0" forceAA="0" compatLnSpc="1">
-                        <a:prstTxWarp prst="textNoShape">
-                          <a:avLst/>
-                        </a:prstTxWarp>
-                        <a:noAutofit/>
-                      </wps:bodyPr>
-                    </wps:wsp>
-                  </a:graphicData>
-                </a:graphic>
-              </wp:anchor>
-            </w:drawing>
-          </mc:Choice>
-          <mc:Fallback>
-            <w:pict>
-              <v:rect w14:anchorId="3E2BA62D" id="_x0000_s1028" style="position:absolute;margin-left:56.55pt;margin-top:10.45pt;width:108.85pt;height:31.7pt;z-index:251661312;visibility:visible;mso-wrap-style:square;mso-wrap-distance-left:9pt;mso-wrap-distance-top:0;mso-wrap-distance-right:9pt;mso-wrap-distance-bottom:0;mso-position-horizontal:absolute;mso-position-horizontal-relative:text;mso-position-vertical:absolute;mso-position-vertical-relative:text;v-text-anchor:middle" o:gfxdata="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" fillcolor="#4472c4 [3204]" strokecolor="#09101d [484]" strokeweight="1pt">
-                <v:textbox>
-                  <w:txbxContent>
-                    <w:p>
-                      <w:pPr>
-                        <w:jc w:val="center"/>
-                      </w:pPr>
-                      <w:r>
-                        <w:t>N=</w:t>
-                      </w:r>
-                      <w:r>
-                        <w:t>31447</w:t>
-                      </w:r>
-                      <w:r>
-                        <w:t xml:space="preserve"> </w:t>
-                      </w:r>
-                      <w:r>
-                        <w:t>patients</w:t>
-                      </w:r>
-                    </w:p>
-                  </w:txbxContent>
-                </v:textbox>
-              </v:rect>
-            </w:pict>
-          </mc:Fallback>
-        </mc:AlternateContent>
-      </w:r>
-    </w:p>
-    <w:p>
-      <w:pPr>
-        <w:rPr>
-          <w:rFonts w:ascii="Times New Roman" w:hAnsi="Times New Roman" w:cs="Times New Roman"/>
-        </w:rPr>
-      </w:pPr>
-    </w:p>
-    <w:p>
-      <w:pPr>
-        <w:rPr>
-          <w:rFonts w:ascii="Times New Roman" w:hAnsi="Times New Roman" w:cs="Times New Roman"/>
-        </w:rPr>
-      </w:pPr>
     </w:p>
     <w:p>
       <w:pPr>
@@ -4010,16 +3559,9 @@
                 <w:sz w:val="21"/>
                 <w:szCs w:val="21"/>
               </w:rPr>
-              <w:t>Entire Cohort (n=)</w:t>
-            </w:r>
-          </w:p>
-        </w:tc>
-        <w:tc>
-          <w:tcPr>
-            <w:tcW w:w="2751" w:type="dxa"/>
-          </w:tcPr>
-          <w:p>
-            <w:pPr>
+              <w:t>Entire Cohort (n=</w:t>
+            </w:r>
+            <w:r>
               <w:rPr>
                 <w:rFonts w:ascii="Times New Roman" w:hAnsi="Times New Roman" w:cs="Times New Roman"/>
                 <w:b/>
@@ -4027,7 +3569,8 @@
                 <w:sz w:val="21"/>
                 <w:szCs w:val="21"/>
               </w:rPr>
-            </w:pPr>
+              <w:t>34173</w:t>
+            </w:r>
             <w:r>
               <w:rPr>
                 <w:rFonts w:ascii="Times New Roman" w:hAnsi="Times New Roman" w:cs="Times New Roman"/>
@@ -4036,7 +3579,53 @@
                 <w:sz w:val="21"/>
                 <w:szCs w:val="21"/>
               </w:rPr>
-              <w:t>Test Set (n=)</w:t>
+              <w:t>)</w:t>
+            </w:r>
+          </w:p>
+        </w:tc>
+        <w:tc>
+          <w:tcPr>
+            <w:tcW w:w="2751" w:type="dxa"/>
+          </w:tcPr>
+          <w:p>
+            <w:pPr>
+              <w:rPr>
+                <w:rFonts w:ascii="Times New Roman" w:hAnsi="Times New Roman" w:cs="Times New Roman"/>
+                <w:b/>
+                <w:bCs/>
+                <w:sz w:val="21"/>
+                <w:szCs w:val="21"/>
+              </w:rPr>
+            </w:pPr>
+            <w:r>
+              <w:rPr>
+                <w:rFonts w:ascii="Times New Roman" w:hAnsi="Times New Roman" w:cs="Times New Roman"/>
+                <w:b/>
+                <w:bCs/>
+                <w:sz w:val="21"/>
+                <w:szCs w:val="21"/>
+              </w:rPr>
+              <w:t>Test Set (n=</w:t>
+            </w:r>
+            <w:r>
+              <w:rPr>
+                <w:rFonts w:ascii="Times New Roman" w:hAnsi="Times New Roman" w:cs="Times New Roman"/>
+                <w:b/>
+                <w:bCs/>
+                <w:sz w:val="21"/>
+                <w:szCs w:val="21"/>
+              </w:rPr>
+              <w:t>6835</w:t>
+            </w:r>
+            <w:r>
+              <w:rPr>
+                <w:rFonts w:ascii="Times New Roman" w:hAnsi="Times New Roman" w:cs="Times New Roman"/>
+                <w:b/>
+                <w:bCs/>
+                <w:sz w:val="21"/>
+                <w:szCs w:val="21"/>
+              </w:rPr>
+              <w:t>)</w:t>
             </w:r>
           </w:p>
         </w:tc>
@@ -4081,6 +3670,14 @@
                 <w:szCs w:val="21"/>
               </w:rPr>
             </w:pPr>
+            <w:r>
+              <w:rPr>
+                <w:rFonts w:ascii="Times New Roman" w:hAnsi="Times New Roman" w:cs="Times New Roman"/>
+                <w:sz w:val="21"/>
+                <w:szCs w:val="21"/>
+              </w:rPr>
+              <w:t>67.3 +/- 9.6</w:t>
+            </w:r>
           </w:p>
         </w:tc>
         <w:tc>
@@ -4096,6 +3693,14 @@
                 <w:szCs w:val="21"/>
               </w:rPr>
             </w:pPr>
+            <w:r>
+              <w:rPr>
+                <w:rFonts w:ascii="Times New Roman" w:hAnsi="Times New Roman" w:cs="Times New Roman"/>
+                <w:sz w:val="21"/>
+                <w:szCs w:val="21"/>
+              </w:rPr>
+              <w:t>67.1 +/- 9.6</w:t>
+            </w:r>
           </w:p>
         </w:tc>
       </w:tr>
@@ -4210,6 +3815,14 @@
                 <w:szCs w:val="21"/>
               </w:rPr>
             </w:pPr>
+            <w:r>
+              <w:rPr>
+                <w:rFonts w:ascii="Times New Roman" w:hAnsi="Times New Roman" w:cs="Times New Roman"/>
+                <w:sz w:val="21"/>
+                <w:szCs w:val="21"/>
+              </w:rPr>
+              <w:t>11388 (33.3%)</w:t>
+            </w:r>
           </w:p>
         </w:tc>
         <w:tc>
@@ -4225,6 +3838,14 @@
                 <w:szCs w:val="21"/>
               </w:rPr>
             </w:pPr>
+            <w:r>
+              <w:rPr>
+                <w:rFonts w:ascii="Times New Roman" w:hAnsi="Times New Roman" w:cs="Times New Roman"/>
+                <w:sz w:val="21"/>
+                <w:szCs w:val="21"/>
+              </w:rPr>
+              <w:t>2250 (32.9%)</w:t>
+            </w:r>
           </w:p>
         </w:tc>
       </w:tr>
@@ -4269,6 +3890,14 @@
                 <w:szCs w:val="21"/>
               </w:rPr>
             </w:pPr>
+            <w:r>
+              <w:rPr>
+                <w:rFonts w:ascii="Times New Roman" w:hAnsi="Times New Roman" w:cs="Times New Roman"/>
+                <w:sz w:val="21"/>
+                <w:szCs w:val="21"/>
+              </w:rPr>
+              <w:t>22785 (66.7%)</w:t>
+            </w:r>
           </w:p>
         </w:tc>
         <w:tc>
@@ -4284,6 +3913,14 @@
                 <w:szCs w:val="21"/>
               </w:rPr>
             </w:pPr>
+            <w:r>
+              <w:rPr>
+                <w:rFonts w:ascii="Times New Roman" w:hAnsi="Times New Roman" w:cs="Times New Roman"/>
+                <w:sz w:val="21"/>
+                <w:szCs w:val="21"/>
+              </w:rPr>
+              <w:t>4585 (67.1%)</w:t>
+            </w:r>
           </w:p>
         </w:tc>
       </w:tr>
@@ -4296,12 +3933,22 @@
             <w:pPr>
               <w:rPr>
                 <w:rFonts w:ascii="Times New Roman" w:hAnsi="Times New Roman" w:cs="Times New Roman"/>
+                <w:i/>
+                <w:iCs/>
+                <w:sz w:val="21"/>
+                <w:szCs w:val="21"/>
+              </w:rPr>
+            </w:pPr>
+            <w:r>
+              <w:rPr>
+                <w:rFonts w:ascii="Times New Roman" w:hAnsi="Times New Roman" w:cs="Times New Roman"/>
                 <w:b/>
                 <w:bCs/>
                 <w:sz w:val="21"/>
                 <w:szCs w:val="21"/>
               </w:rPr>
-            </w:pPr>
+              <w:t>Mortality</w:t>
+            </w:r>
             <w:r>
               <w:rPr>
                 <w:rFonts w:ascii="Times New Roman" w:hAnsi="Times New Roman" w:cs="Times New Roman"/>
@@ -4310,13 +3957,195 @@
                 <w:sz w:val="21"/>
                 <w:szCs w:val="21"/>
               </w:rPr>
-              <w:t>Gender</w:t>
+              <w:t xml:space="preserve"> after 12 months</w:t>
             </w:r>
           </w:p>
         </w:tc>
         <w:tc>
           <w:tcPr>
             <w:tcW w:w="2751" w:type="dxa"/>
+          </w:tcPr>
+          <w:p>
+            <w:pPr>
+              <w:jc w:val="center"/>
+              <w:rPr>
+                <w:rFonts w:ascii="Times New Roman" w:hAnsi="Times New Roman" w:cs="Times New Roman"/>
+                <w:sz w:val="21"/>
+                <w:szCs w:val="21"/>
+              </w:rPr>
+            </w:pPr>
+          </w:p>
+        </w:tc>
+        <w:tc>
+          <w:tcPr>
+            <w:tcW w:w="2751" w:type="dxa"/>
+          </w:tcPr>
+          <w:p>
+            <w:pPr>
+              <w:jc w:val="center"/>
+              <w:rPr>
+                <w:rFonts w:ascii="Times New Roman" w:hAnsi="Times New Roman" w:cs="Times New Roman"/>
+                <w:sz w:val="21"/>
+                <w:szCs w:val="21"/>
+              </w:rPr>
+            </w:pPr>
+          </w:p>
+        </w:tc>
+      </w:tr>
+      <w:tr>
+        <w:tc>
+          <w:tcPr>
+            <w:tcW w:w="3960" w:type="dxa"/>
+          </w:tcPr>
+          <w:p>
+            <w:pPr>
+              <w:jc w:val="center"/>
+              <w:rPr>
+                <w:rFonts w:ascii="Times New Roman" w:hAnsi="Times New Roman" w:cs="Times New Roman"/>
+                <w:i/>
+                <w:iCs/>
+                <w:sz w:val="21"/>
+                <w:szCs w:val="21"/>
+              </w:rPr>
+            </w:pPr>
+            <w:r>
+              <w:rPr>
+                <w:rFonts w:ascii="Times New Roman" w:hAnsi="Times New Roman" w:cs="Times New Roman"/>
+                <w:i/>
+                <w:iCs/>
+                <w:sz w:val="21"/>
+                <w:szCs w:val="21"/>
+              </w:rPr>
+              <w:t>Died within 12 months</w:t>
+            </w:r>
+          </w:p>
+        </w:tc>
+        <w:tc>
+          <w:tcPr>
+            <w:tcW w:w="2751" w:type="dxa"/>
+          </w:tcPr>
+          <w:p>
+            <w:pPr>
+              <w:jc w:val="center"/>
+              <w:rPr>
+                <w:rFonts w:ascii="Times New Roman" w:hAnsi="Times New Roman" w:cs="Times New Roman"/>
+                <w:sz w:val="21"/>
+                <w:szCs w:val="21"/>
+              </w:rPr>
+            </w:pPr>
+            <w:r>
+              <w:rPr>
+                <w:rFonts w:ascii="Times New Roman" w:hAnsi="Times New Roman" w:cs="Times New Roman"/>
+                <w:sz w:val="21"/>
+                <w:szCs w:val="21"/>
+              </w:rPr>
+              <w:t>22113 (64.7%)</w:t>
+            </w:r>
+          </w:p>
+        </w:tc>
+        <w:tc>
+          <w:tcPr>
+            <w:tcW w:w="2751" w:type="dxa"/>
+          </w:tcPr>
+          <w:p>
+            <w:pPr>
+              <w:jc w:val="center"/>
+              <w:rPr>
+                <w:rFonts w:ascii="Times New Roman" w:hAnsi="Times New Roman" w:cs="Times New Roman"/>
+                <w:sz w:val="21"/>
+                <w:szCs w:val="21"/>
+              </w:rPr>
+            </w:pPr>
+            <w:r>
+              <w:rPr>
+                <w:rFonts w:ascii="Times New Roman" w:hAnsi="Times New Roman" w:cs="Times New Roman"/>
+                <w:sz w:val="21"/>
+                <w:szCs w:val="21"/>
+              </w:rPr>
+              <w:t>4499 (65.8%)</w:t>
+            </w:r>
+          </w:p>
+        </w:tc>
+      </w:tr>
+      <w:tr>
+        <w:tc>
+          <w:tcPr>
+            <w:tcW w:w="3960" w:type="dxa"/>
+          </w:tcPr>
+          <w:p>
+            <w:pPr>
+              <w:jc w:val="center"/>
+              <w:rPr>
+                <w:rFonts w:ascii="Times New Roman" w:hAnsi="Times New Roman" w:cs="Times New Roman"/>
+                <w:i/>
+                <w:iCs/>
+                <w:sz w:val="21"/>
+                <w:szCs w:val="21"/>
+              </w:rPr>
+            </w:pPr>
+            <w:r>
+              <w:rPr>
+                <w:rFonts w:ascii="Times New Roman" w:hAnsi="Times New Roman" w:cs="Times New Roman"/>
+                <w:i/>
+                <w:iCs/>
+                <w:sz w:val="21"/>
+                <w:szCs w:val="21"/>
+              </w:rPr>
+              <w:t>Alive at 12 months</w:t>
+            </w:r>
+          </w:p>
+        </w:tc>
+        <w:tc>
+          <w:tcPr>
+            <w:tcW w:w="2751" w:type="dxa"/>
+          </w:tcPr>
+          <w:p>
+            <w:pPr>
+              <w:jc w:val="center"/>
+              <w:rPr>
+                <w:rFonts w:ascii="Times New Roman" w:hAnsi="Times New Roman" w:cs="Times New Roman"/>
+                <w:sz w:val="21"/>
+                <w:szCs w:val="21"/>
+              </w:rPr>
+            </w:pPr>
+            <w:r>
+              <w:rPr>
+                <w:rFonts w:ascii="Times New Roman" w:hAnsi="Times New Roman" w:cs="Times New Roman"/>
+                <w:sz w:val="21"/>
+                <w:szCs w:val="21"/>
+              </w:rPr>
+              <w:t>12060 (35.3%)</w:t>
+            </w:r>
+          </w:p>
+        </w:tc>
+        <w:tc>
+          <w:tcPr>
+            <w:tcW w:w="2751" w:type="dxa"/>
+          </w:tcPr>
+          <w:p>
+            <w:pPr>
+              <w:jc w:val="center"/>
+              <w:rPr>
+                <w:rFonts w:ascii="Times New Roman" w:hAnsi="Times New Roman" w:cs="Times New Roman"/>
+                <w:sz w:val="21"/>
+                <w:szCs w:val="21"/>
+              </w:rPr>
+            </w:pPr>
+            <w:r>
+              <w:rPr>
+                <w:rFonts w:ascii="Times New Roman" w:hAnsi="Times New Roman" w:cs="Times New Roman"/>
+                <w:sz w:val="21"/>
+                <w:szCs w:val="21"/>
+              </w:rPr>
+              <w:t>2336 (34.2%)</w:t>
+            </w:r>
+          </w:p>
+        </w:tc>
+      </w:tr>
+      <w:tr>
+        <w:tc>
+          <w:tcPr>
+            <w:tcW w:w="3960" w:type="dxa"/>
           </w:tcPr>
           <w:p>
             <w:pPr>
@@ -4328,14 +4157,7 @@
                 <w:szCs w:val="21"/>
               </w:rPr>
             </w:pPr>
-          </w:p>
-        </w:tc>
-        <w:tc>
-          <w:tcPr>
-            <w:tcW w:w="2751" w:type="dxa"/>
-          </w:tcPr>
-          <w:p>
-            <w:pPr>
+            <w:r>
               <w:rPr>
                 <w:rFonts w:ascii="Times New Roman" w:hAnsi="Times New Roman" w:cs="Times New Roman"/>
                 <w:b/>
@@ -4343,6 +4165,39 @@
                 <w:sz w:val="21"/>
                 <w:szCs w:val="21"/>
               </w:rPr>
+              <w:t>Gender</w:t>
+            </w:r>
+          </w:p>
+        </w:tc>
+        <w:tc>
+          <w:tcPr>
+            <w:tcW w:w="2751" w:type="dxa"/>
+          </w:tcPr>
+          <w:p>
+            <w:pPr>
+              <w:rPr>
+                <w:rFonts w:ascii="Times New Roman" w:hAnsi="Times New Roman" w:cs="Times New Roman"/>
+                <w:b/>
+                <w:bCs/>
+                <w:sz w:val="21"/>
+                <w:szCs w:val="21"/>
+              </w:rPr>
+            </w:pPr>
+          </w:p>
+        </w:tc>
+        <w:tc>
+          <w:tcPr>
+            <w:tcW w:w="2751" w:type="dxa"/>
+          </w:tcPr>
+          <w:p>
+            <w:pPr>
+              <w:rPr>
+                <w:rFonts w:ascii="Times New Roman" w:hAnsi="Times New Roman" w:cs="Times New Roman"/>
+                <w:b/>
+                <w:bCs/>
+                <w:sz w:val="21"/>
+                <w:szCs w:val="21"/>
+              </w:rPr>
             </w:pPr>
           </w:p>
         </w:tc>
@@ -4388,6 +4243,14 @@
                 <w:szCs w:val="21"/>
               </w:rPr>
             </w:pPr>
+            <w:r>
+              <w:rPr>
+                <w:rFonts w:ascii="Times New Roman" w:hAnsi="Times New Roman" w:cs="Times New Roman"/>
+                <w:sz w:val="21"/>
+                <w:szCs w:val="21"/>
+              </w:rPr>
+              <w:t>17546 (51.3%)</w:t>
+            </w:r>
           </w:p>
         </w:tc>
         <w:tc>
@@ -4403,6 +4266,22 @@
                 <w:szCs w:val="21"/>
               </w:rPr>
             </w:pPr>
+            <w:r>
+              <w:rPr>
+                <w:rFonts w:ascii="Times New Roman" w:hAnsi="Times New Roman" w:cs="Times New Roman"/>
+                <w:sz w:val="21"/>
+                <w:szCs w:val="21"/>
+              </w:rPr>
+              <w:t>3490</w:t>
+            </w:r>
+            <w:r>
+              <w:rPr>
+                <w:rFonts w:ascii="Times New Roman" w:hAnsi="Times New Roman" w:cs="Times New Roman"/>
+                <w:sz w:val="21"/>
+                <w:szCs w:val="21"/>
+              </w:rPr>
+              <w:t xml:space="preserve"> (51.1%)</w:t>
+            </w:r>
           </w:p>
         </w:tc>
       </w:tr>
@@ -4447,6 +4326,14 @@
                 <w:szCs w:val="21"/>
               </w:rPr>
             </w:pPr>
+            <w:r>
+              <w:rPr>
+                <w:rFonts w:ascii="Times New Roman" w:hAnsi="Times New Roman" w:cs="Times New Roman"/>
+                <w:sz w:val="21"/>
+                <w:szCs w:val="21"/>
+              </w:rPr>
+              <w:t>16626 (48.7%)</w:t>
+            </w:r>
           </w:p>
         </w:tc>
         <w:tc>
@@ -4462,6 +4349,30 @@
                 <w:szCs w:val="21"/>
               </w:rPr>
             </w:pPr>
+            <w:r>
+              <w:rPr>
+                <w:rFonts w:ascii="Times New Roman" w:hAnsi="Times New Roman" w:cs="Times New Roman"/>
+                <w:sz w:val="21"/>
+                <w:szCs w:val="21"/>
+              </w:rPr>
+              <w:t>3345</w:t>
+            </w:r>
+            <w:r>
+              <w:rPr>
+                <w:rFonts w:ascii="Times New Roman" w:hAnsi="Times New Roman" w:cs="Times New Roman"/>
+                <w:sz w:val="21"/>
+                <w:szCs w:val="21"/>
+              </w:rPr>
+              <w:t xml:space="preserve"> (</w:t>
+            </w:r>
+            <w:r>
+              <w:rPr>
+                <w:rFonts w:ascii="Times New Roman" w:hAnsi="Times New Roman" w:cs="Times New Roman"/>
+                <w:sz w:val="21"/>
+                <w:szCs w:val="21"/>
+              </w:rPr>
+              <w:t>48.9%)</w:t>
+            </w:r>
           </w:p>
         </w:tc>
       </w:tr>
@@ -4506,6 +4417,14 @@
                 <w:szCs w:val="21"/>
               </w:rPr>
             </w:pPr>
+            <w:r>
+              <w:rPr>
+                <w:rFonts w:ascii="Times New Roman" w:hAnsi="Times New Roman" w:cs="Times New Roman"/>
+                <w:sz w:val="21"/>
+                <w:szCs w:val="21"/>
+              </w:rPr>
+              <w:t>1 (&lt;0.1%)</w:t>
+            </w:r>
           </w:p>
         </w:tc>
         <w:tc>
@@ -4521,6 +4440,22 @@
                 <w:szCs w:val="21"/>
               </w:rPr>
             </w:pPr>
+            <w:r>
+              <w:rPr>
+                <w:rFonts w:ascii="Times New Roman" w:hAnsi="Times New Roman" w:cs="Times New Roman"/>
+                <w:sz w:val="21"/>
+                <w:szCs w:val="21"/>
+              </w:rPr>
+              <w:t>0</w:t>
+            </w:r>
+            <w:r>
+              <w:rPr>
+                <w:rFonts w:ascii="Times New Roman" w:hAnsi="Times New Roman" w:cs="Times New Roman"/>
+                <w:sz w:val="21"/>
+                <w:szCs w:val="21"/>
+              </w:rPr>
+              <w:t xml:space="preserve"> (0.0%)</w:t>
+            </w:r>
           </w:p>
         </w:tc>
       </w:tr>
@@ -4625,6 +4560,14 @@
                 <w:szCs w:val="21"/>
               </w:rPr>
             </w:pPr>
+            <w:r>
+              <w:rPr>
+                <w:rFonts w:ascii="Times New Roman" w:hAnsi="Times New Roman" w:cs="Times New Roman"/>
+                <w:sz w:val="21"/>
+                <w:szCs w:val="21"/>
+              </w:rPr>
+              <w:t>23854 (69.8%)</w:t>
+            </w:r>
           </w:p>
         </w:tc>
         <w:tc>
@@ -4640,6 +4583,22 @@
                 <w:szCs w:val="21"/>
               </w:rPr>
             </w:pPr>
+            <w:r>
+              <w:rPr>
+                <w:rFonts w:ascii="Times New Roman" w:hAnsi="Times New Roman" w:cs="Times New Roman"/>
+                <w:sz w:val="21"/>
+                <w:szCs w:val="21"/>
+              </w:rPr>
+              <w:t>4743</w:t>
+            </w:r>
+            <w:r>
+              <w:rPr>
+                <w:rFonts w:ascii="Times New Roman" w:hAnsi="Times New Roman" w:cs="Times New Roman"/>
+                <w:sz w:val="21"/>
+                <w:szCs w:val="21"/>
+              </w:rPr>
+              <w:t xml:space="preserve"> (69.4%)</w:t>
+            </w:r>
           </w:p>
         </w:tc>
       </w:tr>
@@ -4684,6 +4643,14 @@
                 <w:szCs w:val="21"/>
               </w:rPr>
             </w:pPr>
+            <w:r>
+              <w:rPr>
+                <w:rFonts w:ascii="Times New Roman" w:hAnsi="Times New Roman" w:cs="Times New Roman"/>
+                <w:sz w:val="21"/>
+                <w:szCs w:val="21"/>
+              </w:rPr>
+              <w:t>3036 (8.9%)</w:t>
+            </w:r>
           </w:p>
         </w:tc>
         <w:tc>
@@ -4699,6 +4666,22 @@
                 <w:szCs w:val="21"/>
               </w:rPr>
             </w:pPr>
+            <w:r>
+              <w:rPr>
+                <w:rFonts w:ascii="Times New Roman" w:hAnsi="Times New Roman" w:cs="Times New Roman"/>
+                <w:sz w:val="21"/>
+                <w:szCs w:val="21"/>
+              </w:rPr>
+              <w:t>610</w:t>
+            </w:r>
+            <w:r>
+              <w:rPr>
+                <w:rFonts w:ascii="Times New Roman" w:hAnsi="Times New Roman" w:cs="Times New Roman"/>
+                <w:sz w:val="21"/>
+                <w:szCs w:val="21"/>
+              </w:rPr>
+              <w:t xml:space="preserve"> (8.9%)</w:t>
+            </w:r>
           </w:p>
         </w:tc>
       </w:tr>
@@ -4743,6 +4726,14 @@
                 <w:szCs w:val="21"/>
               </w:rPr>
             </w:pPr>
+            <w:r>
+              <w:rPr>
+                <w:rFonts w:ascii="Times New Roman" w:hAnsi="Times New Roman" w:cs="Times New Roman"/>
+                <w:sz w:val="21"/>
+                <w:szCs w:val="21"/>
+              </w:rPr>
+              <w:t>966 (2.8%)</w:t>
+            </w:r>
           </w:p>
         </w:tc>
         <w:tc>
@@ -4758,6 +4749,22 @@
                 <w:szCs w:val="21"/>
               </w:rPr>
             </w:pPr>
+            <w:r>
+              <w:rPr>
+                <w:rFonts w:ascii="Times New Roman" w:hAnsi="Times New Roman" w:cs="Times New Roman"/>
+                <w:sz w:val="21"/>
+                <w:szCs w:val="21"/>
+              </w:rPr>
+              <w:t>212</w:t>
+            </w:r>
+            <w:r>
+              <w:rPr>
+                <w:rFonts w:ascii="Times New Roman" w:hAnsi="Times New Roman" w:cs="Times New Roman"/>
+                <w:sz w:val="21"/>
+                <w:szCs w:val="21"/>
+              </w:rPr>
+              <w:t xml:space="preserve"> (3.1%)</w:t>
+            </w:r>
           </w:p>
         </w:tc>
       </w:tr>
@@ -4802,6 +4809,14 @@
                 <w:szCs w:val="21"/>
               </w:rPr>
             </w:pPr>
+            <w:r>
+              <w:rPr>
+                <w:rFonts w:ascii="Times New Roman" w:hAnsi="Times New Roman" w:cs="Times New Roman"/>
+                <w:sz w:val="21"/>
+                <w:szCs w:val="21"/>
+              </w:rPr>
+              <w:t>3432 (10.0%)</w:t>
+            </w:r>
           </w:p>
         </w:tc>
         <w:tc>
@@ -4817,6 +4832,22 @@
                 <w:szCs w:val="21"/>
               </w:rPr>
             </w:pPr>
+            <w:r>
+              <w:rPr>
+                <w:rFonts w:ascii="Times New Roman" w:hAnsi="Times New Roman" w:cs="Times New Roman"/>
+                <w:sz w:val="21"/>
+                <w:szCs w:val="21"/>
+              </w:rPr>
+              <w:t>674</w:t>
+            </w:r>
+            <w:r>
+              <w:rPr>
+                <w:rFonts w:ascii="Times New Roman" w:hAnsi="Times New Roman" w:cs="Times New Roman"/>
+                <w:sz w:val="21"/>
+                <w:szCs w:val="21"/>
+              </w:rPr>
+              <w:t xml:space="preserve"> (9.9%)</w:t>
+            </w:r>
           </w:p>
         </w:tc>
       </w:tr>
@@ -4876,6 +4907,14 @@
                 <w:szCs w:val="21"/>
               </w:rPr>
             </w:pPr>
+            <w:r>
+              <w:rPr>
+                <w:rFonts w:ascii="Times New Roman" w:hAnsi="Times New Roman" w:cs="Times New Roman"/>
+                <w:sz w:val="21"/>
+                <w:szCs w:val="21"/>
+              </w:rPr>
+              <w:t>596 (8.7%)</w:t>
+            </w:r>
           </w:p>
         </w:tc>
       </w:tr>
@@ -4980,6 +5019,14 @@
                 <w:szCs w:val="21"/>
               </w:rPr>
             </w:pPr>
+            <w:r>
+              <w:rPr>
+                <w:rFonts w:ascii="Times New Roman" w:hAnsi="Times New Roman" w:cs="Times New Roman"/>
+                <w:sz w:val="21"/>
+                <w:szCs w:val="21"/>
+              </w:rPr>
+              <w:t>1138 (3.3%)</w:t>
+            </w:r>
           </w:p>
         </w:tc>
         <w:tc>
@@ -4988,13 +5035,48 @@
           </w:tcPr>
           <w:p>
             <w:pPr>
-              <w:jc w:val="center"/>
-              <w:rPr>
-                <w:rFonts w:ascii="Times New Roman" w:hAnsi="Times New Roman" w:cs="Times New Roman"/>
-                <w:sz w:val="21"/>
-                <w:szCs w:val="21"/>
-              </w:rPr>
-            </w:pPr>
+              <w:tabs>
+                <w:tab w:val="center" w:pos="1267"/>
+                <w:tab w:val="right" w:pos="2535"/>
+              </w:tabs>
+              <w:rPr>
+                <w:rFonts w:ascii="Times New Roman" w:hAnsi="Times New Roman" w:cs="Times New Roman"/>
+                <w:sz w:val="21"/>
+                <w:szCs w:val="21"/>
+              </w:rPr>
+            </w:pPr>
+            <w:r>
+              <w:rPr>
+                <w:rFonts w:ascii="Times New Roman" w:hAnsi="Times New Roman" w:cs="Times New Roman"/>
+                <w:sz w:val="21"/>
+                <w:szCs w:val="21"/>
+              </w:rPr>
+              <w:tab/>
+            </w:r>
+            <w:r>
+              <w:rPr>
+                <w:rFonts w:ascii="Times New Roman" w:hAnsi="Times New Roman" w:cs="Times New Roman"/>
+                <w:sz w:val="21"/>
+                <w:szCs w:val="21"/>
+              </w:rPr>
+              <w:t>220</w:t>
+            </w:r>
+            <w:r>
+              <w:rPr>
+                <w:rFonts w:ascii="Times New Roman" w:hAnsi="Times New Roman" w:cs="Times New Roman"/>
+                <w:sz w:val="21"/>
+                <w:szCs w:val="21"/>
+              </w:rPr>
+              <w:t xml:space="preserve"> (3.2%)</w:t>
+            </w:r>
+            <w:r>
+              <w:rPr>
+                <w:rFonts w:ascii="Times New Roman" w:hAnsi="Times New Roman" w:cs="Times New Roman"/>
+                <w:sz w:val="21"/>
+                <w:szCs w:val="21"/>
+              </w:rPr>
+              <w:tab/>
+            </w:r>
           </w:p>
         </w:tc>
       </w:tr>
@@ -5039,6 +5121,14 @@
                 <w:szCs w:val="21"/>
               </w:rPr>
             </w:pPr>
+            <w:r>
+              <w:rPr>
+                <w:rFonts w:ascii="Times New Roman" w:hAnsi="Times New Roman" w:cs="Times New Roman"/>
+                <w:sz w:val="21"/>
+                <w:szCs w:val="21"/>
+              </w:rPr>
+              <w:t>33035 (96.7%)</w:t>
+            </w:r>
           </w:p>
         </w:tc>
         <w:tc>
@@ -5054,6 +5144,22 @@
                 <w:szCs w:val="21"/>
               </w:rPr>
             </w:pPr>
+            <w:r>
+              <w:rPr>
+                <w:rFonts w:ascii="Times New Roman" w:hAnsi="Times New Roman" w:cs="Times New Roman"/>
+                <w:sz w:val="21"/>
+                <w:szCs w:val="21"/>
+              </w:rPr>
+              <w:t>6615</w:t>
+            </w:r>
+            <w:r>
+              <w:rPr>
+                <w:rFonts w:ascii="Times New Roman" w:hAnsi="Times New Roman" w:cs="Times New Roman"/>
+                <w:sz w:val="21"/>
+                <w:szCs w:val="21"/>
+              </w:rPr>
+              <w:t xml:space="preserve"> (96.8%)</w:t>
+            </w:r>
           </w:p>
         </w:tc>
       </w:tr>
@@ -5092,14 +5198,7 @@
               </w:rPr>
               <w:t>Stage</w:t>
             </w:r>
-          </w:p>
-        </w:tc>
-        <w:tc>
-          <w:tcPr>
-            <w:tcW w:w="2751" w:type="dxa"/>
-          </w:tcPr>
-          <w:p>
-            <w:pPr>
+            <w:r>
               <w:rPr>
                 <w:rFonts w:ascii="Times New Roman" w:hAnsi="Times New Roman" w:cs="Times New Roman"/>
                 <w:b/>
@@ -5107,7 +5206,8 @@
                 <w:sz w:val="21"/>
                 <w:szCs w:val="21"/>
               </w:rPr>
-            </w:pPr>
+              <w:t xml:space="preserve"> at Initial Diagnosis</w:t>
+            </w:r>
           </w:p>
         </w:tc>
         <w:tc>
@@ -5126,6 +5226,22 @@
             </w:pPr>
           </w:p>
         </w:tc>
+        <w:tc>
+          <w:tcPr>
+            <w:tcW w:w="2751" w:type="dxa"/>
+          </w:tcPr>
+          <w:p>
+            <w:pPr>
+              <w:rPr>
+                <w:rFonts w:ascii="Times New Roman" w:hAnsi="Times New Roman" w:cs="Times New Roman"/>
+                <w:b/>
+                <w:bCs/>
+                <w:sz w:val="21"/>
+                <w:szCs w:val="21"/>
+              </w:rPr>
+            </w:pPr>
+          </w:p>
+        </w:tc>
       </w:tr>
       <w:tr>
         <w:tc>
@@ -5168,6 +5284,14 @@
                 <w:szCs w:val="21"/>
               </w:rPr>
             </w:pPr>
+            <w:r>
+              <w:rPr>
+                <w:rFonts w:ascii="Times New Roman" w:hAnsi="Times New Roman" w:cs="Times New Roman"/>
+                <w:sz w:val="21"/>
+                <w:szCs w:val="21"/>
+              </w:rPr>
+              <w:t>2 (&lt;0.1%)</w:t>
+            </w:r>
           </w:p>
         </w:tc>
         <w:tc>
@@ -5183,6 +5307,14 @@
                 <w:szCs w:val="21"/>
               </w:rPr>
             </w:pPr>
+            <w:r>
+              <w:rPr>
+                <w:rFonts w:ascii="Times New Roman" w:hAnsi="Times New Roman" w:cs="Times New Roman"/>
+                <w:sz w:val="21"/>
+                <w:szCs w:val="21"/>
+              </w:rPr>
+              <w:t xml:space="preserve"> 1 (&lt;0.1%)</w:t>
+            </w:r>
           </w:p>
         </w:tc>
       </w:tr>
@@ -5227,6 +5359,22 @@
                 <w:szCs w:val="21"/>
               </w:rPr>
             </w:pPr>
+            <w:r>
+              <w:rPr>
+                <w:rFonts w:ascii="Times New Roman" w:hAnsi="Times New Roman" w:cs="Times New Roman"/>
+                <w:sz w:val="21"/>
+                <w:szCs w:val="21"/>
+              </w:rPr>
+              <w:t xml:space="preserve">2763 </w:t>
+            </w:r>
+            <w:r>
+              <w:rPr>
+                <w:rFonts w:ascii="Times New Roman" w:hAnsi="Times New Roman" w:cs="Times New Roman"/>
+                <w:sz w:val="21"/>
+                <w:szCs w:val="21"/>
+              </w:rPr>
+              <w:t>(8.1%)</w:t>
+            </w:r>
           </w:p>
         </w:tc>
         <w:tc>
@@ -5242,6 +5390,14 @@
                 <w:szCs w:val="21"/>
               </w:rPr>
             </w:pPr>
+            <w:r>
+              <w:rPr>
+                <w:rFonts w:ascii="Times New Roman" w:hAnsi="Times New Roman" w:cs="Times New Roman"/>
+                <w:sz w:val="21"/>
+                <w:szCs w:val="21"/>
+              </w:rPr>
+              <w:t>534 (7.8%)</w:t>
+            </w:r>
           </w:p>
         </w:tc>
       </w:tr>
@@ -5286,6 +5442,22 @@
                 <w:szCs w:val="21"/>
               </w:rPr>
             </w:pPr>
+            <w:r>
+              <w:rPr>
+                <w:rFonts w:ascii="Times New Roman" w:hAnsi="Times New Roman" w:cs="Times New Roman"/>
+                <w:sz w:val="21"/>
+                <w:szCs w:val="21"/>
+              </w:rPr>
+              <w:t>1742</w:t>
+            </w:r>
+            <w:r>
+              <w:rPr>
+                <w:rFonts w:ascii="Times New Roman" w:hAnsi="Times New Roman" w:cs="Times New Roman"/>
+                <w:sz w:val="21"/>
+                <w:szCs w:val="21"/>
+              </w:rPr>
+              <w:t xml:space="preserve"> (5.1%)</w:t>
+            </w:r>
           </w:p>
         </w:tc>
         <w:tc>
@@ -5301,6 +5473,14 @@
                 <w:szCs w:val="21"/>
               </w:rPr>
             </w:pPr>
+            <w:r>
+              <w:rPr>
+                <w:rFonts w:ascii="Times New Roman" w:hAnsi="Times New Roman" w:cs="Times New Roman"/>
+                <w:sz w:val="21"/>
+                <w:szCs w:val="21"/>
+              </w:rPr>
+              <w:t>328 (4.8%)</w:t>
+            </w:r>
           </w:p>
         </w:tc>
       </w:tr>
@@ -5345,6 +5525,22 @@
                 <w:szCs w:val="21"/>
               </w:rPr>
             </w:pPr>
+            <w:r>
+              <w:rPr>
+                <w:rFonts w:ascii="Times New Roman" w:hAnsi="Times New Roman" w:cs="Times New Roman"/>
+                <w:sz w:val="21"/>
+                <w:szCs w:val="21"/>
+              </w:rPr>
+              <w:t>7649</w:t>
+            </w:r>
+            <w:r>
+              <w:rPr>
+                <w:rFonts w:ascii="Times New Roman" w:hAnsi="Times New Roman" w:cs="Times New Roman"/>
+                <w:sz w:val="21"/>
+                <w:szCs w:val="21"/>
+              </w:rPr>
+              <w:t xml:space="preserve"> (22.4%)</w:t>
+            </w:r>
           </w:p>
         </w:tc>
         <w:tc>
@@ -5360,6 +5556,14 @@
                 <w:szCs w:val="21"/>
               </w:rPr>
             </w:pPr>
+            <w:r>
+              <w:rPr>
+                <w:rFonts w:ascii="Times New Roman" w:hAnsi="Times New Roman" w:cs="Times New Roman"/>
+                <w:sz w:val="21"/>
+                <w:szCs w:val="21"/>
+              </w:rPr>
+              <w:t>1544 (22.6%)</w:t>
+            </w:r>
           </w:p>
         </w:tc>
       </w:tr>
@@ -5387,7 +5591,6 @@
                 <w:sz w:val="21"/>
                 <w:szCs w:val="21"/>
               </w:rPr>
-              <w:lastRenderedPageBreak/>
               <w:t>Stage IV</w:t>
             </w:r>
           </w:p>
@@ -5405,6 +5608,22 @@
                 <w:szCs w:val="21"/>
               </w:rPr>
             </w:pPr>
+            <w:r>
+              <w:rPr>
+                <w:rFonts w:ascii="Times New Roman" w:hAnsi="Times New Roman" w:cs="Times New Roman"/>
+                <w:sz w:val="21"/>
+                <w:szCs w:val="21"/>
+              </w:rPr>
+              <w:t>21254</w:t>
+            </w:r>
+            <w:r>
+              <w:rPr>
+                <w:rFonts w:ascii="Times New Roman" w:hAnsi="Times New Roman" w:cs="Times New Roman"/>
+                <w:sz w:val="21"/>
+                <w:szCs w:val="21"/>
+              </w:rPr>
+              <w:t xml:space="preserve"> (62.2%)</w:t>
+            </w:r>
           </w:p>
         </w:tc>
         <w:tc>
@@ -5420,6 +5639,14 @@
                 <w:szCs w:val="21"/>
               </w:rPr>
             </w:pPr>
+            <w:r>
+              <w:rPr>
+                <w:rFonts w:ascii="Times New Roman" w:hAnsi="Times New Roman" w:cs="Times New Roman"/>
+                <w:sz w:val="21"/>
+                <w:szCs w:val="21"/>
+              </w:rPr>
+              <w:t>4270 (62.5%)</w:t>
+            </w:r>
           </w:p>
         </w:tc>
       </w:tr>
@@ -5464,6 +5691,22 @@
                 <w:szCs w:val="21"/>
               </w:rPr>
             </w:pPr>
+            <w:r>
+              <w:rPr>
+                <w:rFonts w:ascii="Times New Roman" w:hAnsi="Times New Roman" w:cs="Times New Roman"/>
+                <w:sz w:val="21"/>
+                <w:szCs w:val="21"/>
+              </w:rPr>
+              <w:t>4</w:t>
+            </w:r>
+            <w:r>
+              <w:rPr>
+                <w:rFonts w:ascii="Times New Roman" w:hAnsi="Times New Roman" w:cs="Times New Roman"/>
+                <w:sz w:val="21"/>
+                <w:szCs w:val="21"/>
+              </w:rPr>
+              <w:t xml:space="preserve"> (&lt;0.1%)</w:t>
+            </w:r>
           </w:p>
         </w:tc>
         <w:tc>
@@ -5479,6 +5722,14 @@
                 <w:szCs w:val="21"/>
               </w:rPr>
             </w:pPr>
+            <w:r>
+              <w:rPr>
+                <w:rFonts w:ascii="Times New Roman" w:hAnsi="Times New Roman" w:cs="Times New Roman"/>
+                <w:sz w:val="21"/>
+                <w:szCs w:val="21"/>
+              </w:rPr>
+              <w:t>0 (0.0%)</w:t>
+            </w:r>
           </w:p>
         </w:tc>
       </w:tr>
@@ -5523,6 +5774,14 @@
                 <w:szCs w:val="21"/>
               </w:rPr>
             </w:pPr>
+            <w:r>
+              <w:rPr>
+                <w:rFonts w:ascii="Times New Roman" w:hAnsi="Times New Roman" w:cs="Times New Roman"/>
+                <w:sz w:val="21"/>
+                <w:szCs w:val="21"/>
+              </w:rPr>
+              <w:t>759 (2.2%)</w:t>
+            </w:r>
           </w:p>
         </w:tc>
         <w:tc>
@@ -5538,6 +5797,14 @@
                 <w:szCs w:val="21"/>
               </w:rPr>
             </w:pPr>
+            <w:r>
+              <w:rPr>
+                <w:rFonts w:ascii="Times New Roman" w:hAnsi="Times New Roman" w:cs="Times New Roman"/>
+                <w:sz w:val="21"/>
+                <w:szCs w:val="21"/>
+              </w:rPr>
+              <w:t>158 (2.3%)</w:t>
+            </w:r>
           </w:p>
         </w:tc>
       </w:tr>
@@ -5652,6 +5919,14 @@
                 <w:szCs w:val="21"/>
               </w:rPr>
             </w:pPr>
+            <w:r>
+              <w:rPr>
+                <w:rFonts w:ascii="Times New Roman" w:hAnsi="Times New Roman" w:cs="Times New Roman"/>
+                <w:sz w:val="21"/>
+                <w:szCs w:val="21"/>
+              </w:rPr>
+              <w:t>5046 (14.8%)</w:t>
+            </w:r>
           </w:p>
         </w:tc>
         <w:tc>
@@ -5667,6 +5942,14 @@
                 <w:szCs w:val="21"/>
               </w:rPr>
             </w:pPr>
+            <w:r>
+              <w:rPr>
+                <w:rFonts w:ascii="Times New Roman" w:hAnsi="Times New Roman" w:cs="Times New Roman"/>
+                <w:sz w:val="21"/>
+                <w:szCs w:val="21"/>
+              </w:rPr>
+              <w:t>1073 (15.7%)</w:t>
+            </w:r>
           </w:p>
         </w:tc>
       </w:tr>
@@ -5711,6 +5994,14 @@
                 <w:szCs w:val="21"/>
               </w:rPr>
             </w:pPr>
+            <w:r>
+              <w:rPr>
+                <w:rFonts w:ascii="Times New Roman" w:hAnsi="Times New Roman" w:cs="Times New Roman"/>
+                <w:sz w:val="21"/>
+                <w:szCs w:val="21"/>
+              </w:rPr>
+              <w:t>10214 (29.9%)</w:t>
+            </w:r>
           </w:p>
         </w:tc>
         <w:tc>
@@ -5726,6 +6017,14 @@
                 <w:szCs w:val="21"/>
               </w:rPr>
             </w:pPr>
+            <w:r>
+              <w:rPr>
+                <w:rFonts w:ascii="Times New Roman" w:hAnsi="Times New Roman" w:cs="Times New Roman"/>
+                <w:sz w:val="21"/>
+                <w:szCs w:val="21"/>
+              </w:rPr>
+              <w:t>2037 (29.8%)</w:t>
+            </w:r>
           </w:p>
         </w:tc>
       </w:tr>
@@ -5770,6 +6069,14 @@
                 <w:szCs w:val="21"/>
               </w:rPr>
             </w:pPr>
+            <w:r>
+              <w:rPr>
+                <w:rFonts w:ascii="Times New Roman" w:hAnsi="Times New Roman" w:cs="Times New Roman"/>
+                <w:sz w:val="21"/>
+                <w:szCs w:val="21"/>
+              </w:rPr>
+              <w:t>7175 (21.0%)</w:t>
+            </w:r>
           </w:p>
         </w:tc>
         <w:tc>
@@ -5785,6 +6092,14 @@
                 <w:szCs w:val="21"/>
               </w:rPr>
             </w:pPr>
+            <w:r>
+              <w:rPr>
+                <w:rFonts w:ascii="Times New Roman" w:hAnsi="Times New Roman" w:cs="Times New Roman"/>
+                <w:sz w:val="21"/>
+                <w:szCs w:val="21"/>
+              </w:rPr>
+              <w:t>1362 (19.9%)</w:t>
+            </w:r>
           </w:p>
         </w:tc>
       </w:tr>
@@ -5812,6 +6127,7 @@
                 <w:sz w:val="21"/>
                 <w:szCs w:val="21"/>
               </w:rPr>
+              <w:lastRenderedPageBreak/>
               <w:t>3</w:t>
             </w:r>
           </w:p>
@@ -5829,6 +6145,14 @@
                 <w:szCs w:val="21"/>
               </w:rPr>
             </w:pPr>
+            <w:r>
+              <w:rPr>
+                <w:rFonts w:ascii="Times New Roman" w:hAnsi="Times New Roman" w:cs="Times New Roman"/>
+                <w:sz w:val="21"/>
+                <w:szCs w:val="21"/>
+              </w:rPr>
+              <w:t>4272 (12.5%)</w:t>
+            </w:r>
           </w:p>
         </w:tc>
         <w:tc>
@@ -5844,6 +6168,14 @@
                 <w:szCs w:val="21"/>
               </w:rPr>
             </w:pPr>
+            <w:r>
+              <w:rPr>
+                <w:rFonts w:ascii="Times New Roman" w:hAnsi="Times New Roman" w:cs="Times New Roman"/>
+                <w:sz w:val="21"/>
+                <w:szCs w:val="21"/>
+              </w:rPr>
+              <w:t>869 (12.7%)</w:t>
+            </w:r>
           </w:p>
         </w:tc>
       </w:tr>
@@ -5888,6 +6220,14 @@
                 <w:szCs w:val="21"/>
               </w:rPr>
             </w:pPr>
+            <w:r>
+              <w:rPr>
+                <w:rFonts w:ascii="Times New Roman" w:hAnsi="Times New Roman" w:cs="Times New Roman"/>
+                <w:sz w:val="21"/>
+                <w:szCs w:val="21"/>
+              </w:rPr>
+              <w:t>571 (1.7%)</w:t>
+            </w:r>
           </w:p>
         </w:tc>
         <w:tc>
@@ -5903,6 +6243,14 @@
                 <w:szCs w:val="21"/>
               </w:rPr>
             </w:pPr>
+            <w:r>
+              <w:rPr>
+                <w:rFonts w:ascii="Times New Roman" w:hAnsi="Times New Roman" w:cs="Times New Roman"/>
+                <w:sz w:val="21"/>
+                <w:szCs w:val="21"/>
+              </w:rPr>
+              <w:t>102 (1.5%)</w:t>
+            </w:r>
           </w:p>
         </w:tc>
       </w:tr>
@@ -5947,6 +6295,22 @@
                 <w:szCs w:val="21"/>
               </w:rPr>
             </w:pPr>
+            <w:r>
+              <w:rPr>
+                <w:rFonts w:ascii="Times New Roman" w:hAnsi="Times New Roman" w:cs="Times New Roman"/>
+                <w:sz w:val="21"/>
+                <w:szCs w:val="21"/>
+              </w:rPr>
+              <w:t>6895</w:t>
+            </w:r>
+            <w:r>
+              <w:rPr>
+                <w:rFonts w:ascii="Times New Roman" w:hAnsi="Times New Roman" w:cs="Times New Roman"/>
+                <w:sz w:val="21"/>
+                <w:szCs w:val="21"/>
+              </w:rPr>
+              <w:t xml:space="preserve"> (20.2%)</w:t>
+            </w:r>
           </w:p>
         </w:tc>
         <w:tc>
@@ -5962,6 +6326,14 @@
                 <w:szCs w:val="21"/>
               </w:rPr>
             </w:pPr>
+            <w:r>
+              <w:rPr>
+                <w:rFonts w:ascii="Times New Roman" w:hAnsi="Times New Roman" w:cs="Times New Roman"/>
+                <w:sz w:val="21"/>
+                <w:szCs w:val="21"/>
+              </w:rPr>
+              <w:t>1392 (20.4%)</w:t>
+            </w:r>
           </w:p>
         </w:tc>
       </w:tr>
@@ -6076,6 +6448,14 @@
                 <w:szCs w:val="21"/>
               </w:rPr>
             </w:pPr>
+            <w:r>
+              <w:rPr>
+                <w:rFonts w:ascii="Times New Roman" w:hAnsi="Times New Roman" w:cs="Times New Roman"/>
+                <w:sz w:val="21"/>
+                <w:szCs w:val="21"/>
+              </w:rPr>
+              <w:t>3418 (10.0%)</w:t>
+            </w:r>
           </w:p>
         </w:tc>
         <w:tc>
@@ -6091,6 +6471,14 @@
                 <w:szCs w:val="21"/>
               </w:rPr>
             </w:pPr>
+            <w:r>
+              <w:rPr>
+                <w:rFonts w:ascii="Times New Roman" w:hAnsi="Times New Roman" w:cs="Times New Roman"/>
+                <w:sz w:val="21"/>
+                <w:szCs w:val="21"/>
+              </w:rPr>
+              <w:t>694 (10.1%)</w:t>
+            </w:r>
           </w:p>
         </w:tc>
       </w:tr>
@@ -6145,6 +6533,14 @@
                 <w:szCs w:val="21"/>
               </w:rPr>
             </w:pPr>
+            <w:r>
+              <w:rPr>
+                <w:rFonts w:ascii="Times New Roman" w:hAnsi="Times New Roman" w:cs="Times New Roman"/>
+                <w:sz w:val="21"/>
+                <w:szCs w:val="21"/>
+              </w:rPr>
+              <w:t>30755 (90.0%)</w:t>
+            </w:r>
           </w:p>
         </w:tc>
         <w:tc>
@@ -6160,6 +6556,14 @@
                 <w:szCs w:val="21"/>
               </w:rPr>
             </w:pPr>
+            <w:r>
+              <w:rPr>
+                <w:rFonts w:ascii="Times New Roman" w:hAnsi="Times New Roman" w:cs="Times New Roman"/>
+                <w:sz w:val="21"/>
+                <w:szCs w:val="21"/>
+              </w:rPr>
+              <w:t>6141 (89.9%)</w:t>
+            </w:r>
           </w:p>
         </w:tc>
       </w:tr>
@@ -6264,6 +6668,14 @@
                 <w:szCs w:val="21"/>
               </w:rPr>
             </w:pPr>
+            <w:r>
+              <w:rPr>
+                <w:rFonts w:ascii="Times New Roman" w:hAnsi="Times New Roman" w:cs="Times New Roman"/>
+                <w:sz w:val="21"/>
+                <w:szCs w:val="21"/>
+              </w:rPr>
+              <w:t>29124 (85.2%)</w:t>
+            </w:r>
           </w:p>
         </w:tc>
         <w:tc>
@@ -6279,6 +6691,14 @@
                 <w:szCs w:val="21"/>
               </w:rPr>
             </w:pPr>
+            <w:r>
+              <w:rPr>
+                <w:rFonts w:ascii="Times New Roman" w:hAnsi="Times New Roman" w:cs="Times New Roman"/>
+                <w:sz w:val="21"/>
+                <w:szCs w:val="21"/>
+              </w:rPr>
+              <w:t>5825 (85.2%)</w:t>
+            </w:r>
           </w:p>
         </w:tc>
       </w:tr>
@@ -6323,6 +6743,14 @@
                 <w:szCs w:val="21"/>
               </w:rPr>
             </w:pPr>
+            <w:r>
+              <w:rPr>
+                <w:rFonts w:ascii="Times New Roman" w:hAnsi="Times New Roman" w:cs="Times New Roman"/>
+                <w:sz w:val="21"/>
+                <w:szCs w:val="21"/>
+              </w:rPr>
+              <w:t>4857 (14.2%)</w:t>
+            </w:r>
           </w:p>
         </w:tc>
         <w:tc>
@@ -6338,6 +6766,14 @@
                 <w:szCs w:val="21"/>
               </w:rPr>
             </w:pPr>
+            <w:r>
+              <w:rPr>
+                <w:rFonts w:ascii="Times New Roman" w:hAnsi="Times New Roman" w:cs="Times New Roman"/>
+                <w:sz w:val="21"/>
+                <w:szCs w:val="21"/>
+              </w:rPr>
+              <w:t>973 (14.2%)</w:t>
+            </w:r>
           </w:p>
         </w:tc>
       </w:tr>
@@ -6382,6 +6818,14 @@
                 <w:szCs w:val="21"/>
               </w:rPr>
             </w:pPr>
+            <w:r>
+              <w:rPr>
+                <w:rFonts w:ascii="Times New Roman" w:hAnsi="Times New Roman" w:cs="Times New Roman"/>
+                <w:sz w:val="21"/>
+                <w:szCs w:val="21"/>
+              </w:rPr>
+              <w:t>192 (0.6%)</w:t>
+            </w:r>
           </w:p>
         </w:tc>
         <w:tc>
@@ -6397,6 +6841,14 @@
                 <w:szCs w:val="21"/>
               </w:rPr>
             </w:pPr>
+            <w:r>
+              <w:rPr>
+                <w:rFonts w:ascii="Times New Roman" w:hAnsi="Times New Roman" w:cs="Times New Roman"/>
+                <w:sz w:val="21"/>
+                <w:szCs w:val="21"/>
+              </w:rPr>
+              <w:t>37 (0.5%)</w:t>
+            </w:r>
           </w:p>
         </w:tc>
       </w:tr>
@@ -6511,6 +6963,14 @@
                 <w:szCs w:val="21"/>
               </w:rPr>
             </w:pPr>
+            <w:r>
+              <w:rPr>
+                <w:rFonts w:ascii="Times New Roman" w:hAnsi="Times New Roman" w:cs="Times New Roman"/>
+                <w:sz w:val="21"/>
+                <w:szCs w:val="21"/>
+              </w:rPr>
+              <w:t>8352 (24.4%)</w:t>
+            </w:r>
           </w:p>
         </w:tc>
         <w:tc>
@@ -6526,6 +6986,14 @@
                 <w:szCs w:val="21"/>
               </w:rPr>
             </w:pPr>
+            <w:r>
+              <w:rPr>
+                <w:rFonts w:ascii="Times New Roman" w:hAnsi="Times New Roman" w:cs="Times New Roman"/>
+                <w:sz w:val="21"/>
+                <w:szCs w:val="21"/>
+              </w:rPr>
+              <w:t>1658 (24.3%)</w:t>
+            </w:r>
           </w:p>
         </w:tc>
       </w:tr>
@@ -6570,6 +7038,14 @@
                 <w:szCs w:val="21"/>
               </w:rPr>
             </w:pPr>
+            <w:r>
+              <w:rPr>
+                <w:rFonts w:ascii="Times New Roman" w:hAnsi="Times New Roman" w:cs="Times New Roman"/>
+                <w:sz w:val="21"/>
+                <w:szCs w:val="21"/>
+              </w:rPr>
+              <w:t>24322 (71.2%)</w:t>
+            </w:r>
           </w:p>
         </w:tc>
         <w:tc>
@@ -6585,6 +7061,14 @@
                 <w:szCs w:val="21"/>
               </w:rPr>
             </w:pPr>
+            <w:r>
+              <w:rPr>
+                <w:rFonts w:ascii="Times New Roman" w:hAnsi="Times New Roman" w:cs="Times New Roman"/>
+                <w:sz w:val="21"/>
+                <w:szCs w:val="21"/>
+              </w:rPr>
+              <w:t>4877 (71.4%)</w:t>
+            </w:r>
           </w:p>
         </w:tc>
       </w:tr>
@@ -6644,6 +7128,14 @@
                 <w:szCs w:val="21"/>
               </w:rPr>
             </w:pPr>
+            <w:r>
+              <w:rPr>
+                <w:rFonts w:ascii="Times New Roman" w:hAnsi="Times New Roman" w:cs="Times New Roman"/>
+                <w:sz w:val="21"/>
+                <w:szCs w:val="21"/>
+              </w:rPr>
+              <w:t>300 (4.4%)</w:t>
+            </w:r>
           </w:p>
         </w:tc>
       </w:tr>
@@ -6746,6 +7238,22 @@
                 <w:szCs w:val="21"/>
               </w:rPr>
             </w:pPr>
+            <w:r>
+              <w:rPr>
+                <w:rFonts w:ascii="Times New Roman" w:hAnsi="Times New Roman" w:cs="Times New Roman"/>
+                <w:sz w:val="21"/>
+                <w:szCs w:val="21"/>
+              </w:rPr>
+              <w:t xml:space="preserve">4308 </w:t>
+            </w:r>
+            <w:r>
+              <w:rPr>
+                <w:rFonts w:ascii="Times New Roman" w:hAnsi="Times New Roman" w:cs="Times New Roman"/>
+                <w:sz w:val="21"/>
+                <w:szCs w:val="21"/>
+              </w:rPr>
+              <w:t>(12.6%)</w:t>
+            </w:r>
           </w:p>
         </w:tc>
         <w:tc>
@@ -6754,13 +7262,48 @@
           </w:tcPr>
           <w:p>
             <w:pPr>
-              <w:jc w:val="center"/>
-              <w:rPr>
-                <w:rFonts w:ascii="Times New Roman" w:hAnsi="Times New Roman" w:cs="Times New Roman"/>
-                <w:sz w:val="21"/>
-                <w:szCs w:val="21"/>
-              </w:rPr>
-            </w:pPr>
+              <w:tabs>
+                <w:tab w:val="center" w:pos="1267"/>
+                <w:tab w:val="right" w:pos="2535"/>
+              </w:tabs>
+              <w:rPr>
+                <w:rFonts w:ascii="Times New Roman" w:hAnsi="Times New Roman" w:cs="Times New Roman"/>
+                <w:sz w:val="21"/>
+                <w:szCs w:val="21"/>
+              </w:rPr>
+            </w:pPr>
+            <w:r>
+              <w:rPr>
+                <w:rFonts w:ascii="Times New Roman" w:hAnsi="Times New Roman" w:cs="Times New Roman"/>
+                <w:sz w:val="21"/>
+                <w:szCs w:val="21"/>
+              </w:rPr>
+              <w:tab/>
+            </w:r>
+            <w:r>
+              <w:rPr>
+                <w:rFonts w:ascii="Times New Roman" w:hAnsi="Times New Roman" w:cs="Times New Roman"/>
+                <w:sz w:val="21"/>
+                <w:szCs w:val="21"/>
+              </w:rPr>
+              <w:t>876</w:t>
+            </w:r>
+            <w:r>
+              <w:rPr>
+                <w:rFonts w:ascii="Times New Roman" w:hAnsi="Times New Roman" w:cs="Times New Roman"/>
+                <w:sz w:val="21"/>
+                <w:szCs w:val="21"/>
+              </w:rPr>
+              <w:t xml:space="preserve"> (12.8%)</w:t>
+            </w:r>
+            <w:r>
+              <w:rPr>
+                <w:rFonts w:ascii="Times New Roman" w:hAnsi="Times New Roman" w:cs="Times New Roman"/>
+                <w:sz w:val="21"/>
+                <w:szCs w:val="21"/>
+              </w:rPr>
+              <w:tab/>
+            </w:r>
           </w:p>
         </w:tc>
       </w:tr>
@@ -6801,6 +7344,22 @@
                 <w:szCs w:val="21"/>
               </w:rPr>
             </w:pPr>
+            <w:r>
+              <w:rPr>
+                <w:rFonts w:ascii="Times New Roman" w:hAnsi="Times New Roman" w:cs="Times New Roman"/>
+                <w:sz w:val="21"/>
+                <w:szCs w:val="21"/>
+              </w:rPr>
+              <w:t>8919</w:t>
+            </w:r>
+            <w:r>
+              <w:rPr>
+                <w:rFonts w:ascii="Times New Roman" w:hAnsi="Times New Roman" w:cs="Times New Roman"/>
+                <w:sz w:val="21"/>
+                <w:szCs w:val="21"/>
+              </w:rPr>
+              <w:t xml:space="preserve"> (26.1%)</w:t>
+            </w:r>
           </w:p>
         </w:tc>
         <w:tc>
@@ -6816,6 +7375,22 @@
                 <w:szCs w:val="21"/>
               </w:rPr>
             </w:pPr>
+            <w:r>
+              <w:rPr>
+                <w:rFonts w:ascii="Times New Roman" w:hAnsi="Times New Roman" w:cs="Times New Roman"/>
+                <w:sz w:val="21"/>
+                <w:szCs w:val="21"/>
+              </w:rPr>
+              <w:t>1762</w:t>
+            </w:r>
+            <w:r>
+              <w:rPr>
+                <w:rFonts w:ascii="Times New Roman" w:hAnsi="Times New Roman" w:cs="Times New Roman"/>
+                <w:sz w:val="21"/>
+                <w:szCs w:val="21"/>
+              </w:rPr>
+              <w:t xml:space="preserve"> (25.8%)</w:t>
+            </w:r>
           </w:p>
         </w:tc>
       </w:tr>
@@ -6860,6 +7435,22 @@
                 <w:szCs w:val="21"/>
               </w:rPr>
             </w:pPr>
+            <w:r>
+              <w:rPr>
+                <w:rFonts w:ascii="Times New Roman" w:hAnsi="Times New Roman" w:cs="Times New Roman"/>
+                <w:sz w:val="21"/>
+                <w:szCs w:val="21"/>
+              </w:rPr>
+              <w:t>20946</w:t>
+            </w:r>
+            <w:r>
+              <w:rPr>
+                <w:rFonts w:ascii="Times New Roman" w:hAnsi="Times New Roman" w:cs="Times New Roman"/>
+                <w:sz w:val="21"/>
+                <w:szCs w:val="21"/>
+              </w:rPr>
+              <w:t xml:space="preserve"> (61.3%)</w:t>
+            </w:r>
           </w:p>
         </w:tc>
         <w:tc>
@@ -6868,13 +7459,40 @@
           </w:tcPr>
           <w:p>
             <w:pPr>
-              <w:jc w:val="center"/>
-              <w:rPr>
-                <w:rFonts w:ascii="Times New Roman" w:hAnsi="Times New Roman" w:cs="Times New Roman"/>
-                <w:sz w:val="21"/>
-                <w:szCs w:val="21"/>
-              </w:rPr>
-            </w:pPr>
+              <w:tabs>
+                <w:tab w:val="center" w:pos="1267"/>
+                <w:tab w:val="right" w:pos="2535"/>
+              </w:tabs>
+              <w:rPr>
+                <w:rFonts w:ascii="Times New Roman" w:hAnsi="Times New Roman" w:cs="Times New Roman"/>
+                <w:sz w:val="21"/>
+                <w:szCs w:val="21"/>
+              </w:rPr>
+            </w:pPr>
+            <w:r>
+              <w:rPr>
+                <w:rFonts w:ascii="Times New Roman" w:hAnsi="Times New Roman" w:cs="Times New Roman"/>
+                <w:sz w:val="21"/>
+                <w:szCs w:val="21"/>
+              </w:rPr>
+              <w:tab/>
+            </w:r>
+            <w:r>
+              <w:rPr>
+                <w:rFonts w:ascii="Times New Roman" w:hAnsi="Times New Roman" w:cs="Times New Roman"/>
+                <w:sz w:val="21"/>
+                <w:szCs w:val="21"/>
+              </w:rPr>
+              <w:t xml:space="preserve">4197 </w:t>
+            </w:r>
+            <w:r>
+              <w:rPr>
+                <w:rFonts w:ascii="Times New Roman" w:hAnsi="Times New Roman" w:cs="Times New Roman"/>
+                <w:sz w:val="21"/>
+                <w:szCs w:val="21"/>
+              </w:rPr>
+              <w:t>(61.4%)</w:t>
+            </w:r>
           </w:p>
         </w:tc>
       </w:tr>
@@ -6989,6 +7607,22 @@
                 <w:szCs w:val="21"/>
               </w:rPr>
             </w:pPr>
+            <w:r>
+              <w:rPr>
+                <w:rFonts w:ascii="Times New Roman" w:hAnsi="Times New Roman" w:cs="Times New Roman"/>
+                <w:sz w:val="21"/>
+                <w:szCs w:val="21"/>
+              </w:rPr>
+              <w:t>13817</w:t>
+            </w:r>
+            <w:r>
+              <w:rPr>
+                <w:rFonts w:ascii="Times New Roman" w:hAnsi="Times New Roman" w:cs="Times New Roman"/>
+                <w:sz w:val="21"/>
+                <w:szCs w:val="21"/>
+              </w:rPr>
+              <w:t xml:space="preserve"> (40.4%)</w:t>
+            </w:r>
           </w:p>
         </w:tc>
         <w:tc>
@@ -7004,6 +7638,14 @@
                 <w:szCs w:val="21"/>
               </w:rPr>
             </w:pPr>
+            <w:r>
+              <w:rPr>
+                <w:rFonts w:ascii="Times New Roman" w:hAnsi="Times New Roman" w:cs="Times New Roman"/>
+                <w:sz w:val="21"/>
+                <w:szCs w:val="21"/>
+              </w:rPr>
+              <w:t>2822 (41.3%)</w:t>
+            </w:r>
           </w:p>
         </w:tc>
       </w:tr>
@@ -7048,6 +7690,22 @@
                 <w:szCs w:val="21"/>
               </w:rPr>
             </w:pPr>
+            <w:r>
+              <w:rPr>
+                <w:rFonts w:ascii="Times New Roman" w:hAnsi="Times New Roman" w:cs="Times New Roman"/>
+                <w:sz w:val="21"/>
+                <w:szCs w:val="21"/>
+              </w:rPr>
+              <w:t>2075</w:t>
+            </w:r>
+            <w:r>
+              <w:rPr>
+                <w:rFonts w:ascii="Times New Roman" w:hAnsi="Times New Roman" w:cs="Times New Roman"/>
+                <w:sz w:val="21"/>
+                <w:szCs w:val="21"/>
+              </w:rPr>
+              <w:t xml:space="preserve"> (6.1%)</w:t>
+            </w:r>
           </w:p>
         </w:tc>
         <w:tc>
@@ -7063,6 +7721,14 @@
                 <w:szCs w:val="21"/>
               </w:rPr>
             </w:pPr>
+            <w:r>
+              <w:rPr>
+                <w:rFonts w:ascii="Times New Roman" w:hAnsi="Times New Roman" w:cs="Times New Roman"/>
+                <w:sz w:val="21"/>
+                <w:szCs w:val="21"/>
+              </w:rPr>
+              <w:t>519 (7.6%)</w:t>
+            </w:r>
           </w:p>
         </w:tc>
       </w:tr>
@@ -7107,6 +7773,22 @@
                 <w:szCs w:val="21"/>
               </w:rPr>
             </w:pPr>
+            <w:r>
+              <w:rPr>
+                <w:rFonts w:ascii="Times New Roman" w:hAnsi="Times New Roman" w:cs="Times New Roman"/>
+                <w:sz w:val="21"/>
+                <w:szCs w:val="21"/>
+              </w:rPr>
+              <w:t>14934</w:t>
+            </w:r>
+            <w:r>
+              <w:rPr>
+                <w:rFonts w:ascii="Times New Roman" w:hAnsi="Times New Roman" w:cs="Times New Roman"/>
+                <w:sz w:val="21"/>
+                <w:szCs w:val="21"/>
+              </w:rPr>
+              <w:t xml:space="preserve"> (43.7%)</w:t>
+            </w:r>
           </w:p>
         </w:tc>
         <w:tc>
@@ -7115,13 +7797,33 @@
           </w:tcPr>
           <w:p>
             <w:pPr>
-              <w:jc w:val="center"/>
-              <w:rPr>
-                <w:rFonts w:ascii="Times New Roman" w:hAnsi="Times New Roman" w:cs="Times New Roman"/>
-                <w:sz w:val="21"/>
-                <w:szCs w:val="21"/>
-              </w:rPr>
-            </w:pPr>
+              <w:tabs>
+                <w:tab w:val="center" w:pos="1267"/>
+                <w:tab w:val="right" w:pos="2535"/>
+              </w:tabs>
+              <w:rPr>
+                <w:rFonts w:ascii="Times New Roman" w:hAnsi="Times New Roman" w:cs="Times New Roman"/>
+                <w:sz w:val="21"/>
+                <w:szCs w:val="21"/>
+              </w:rPr>
+            </w:pPr>
+            <w:r>
+              <w:rPr>
+                <w:rFonts w:ascii="Times New Roman" w:hAnsi="Times New Roman" w:cs="Times New Roman"/>
+                <w:sz w:val="21"/>
+                <w:szCs w:val="21"/>
+              </w:rPr>
+              <w:tab/>
+              <w:t>2953 (43.2%)</w:t>
+            </w:r>
+            <w:r>
+              <w:rPr>
+                <w:rFonts w:ascii="Times New Roman" w:hAnsi="Times New Roman" w:cs="Times New Roman"/>
+                <w:sz w:val="21"/>
+                <w:szCs w:val="21"/>
+              </w:rPr>
+              <w:tab/>
+            </w:r>
           </w:p>
         </w:tc>
       </w:tr>
@@ -7166,6 +7868,22 @@
                 <w:szCs w:val="21"/>
               </w:rPr>
             </w:pPr>
+            <w:r>
+              <w:rPr>
+                <w:rFonts w:ascii="Times New Roman" w:hAnsi="Times New Roman" w:cs="Times New Roman"/>
+                <w:sz w:val="21"/>
+                <w:szCs w:val="21"/>
+              </w:rPr>
+              <w:t>1200</w:t>
+            </w:r>
+            <w:r>
+              <w:rPr>
+                <w:rFonts w:ascii="Times New Roman" w:hAnsi="Times New Roman" w:cs="Times New Roman"/>
+                <w:sz w:val="21"/>
+                <w:szCs w:val="21"/>
+              </w:rPr>
+              <w:t xml:space="preserve"> (3.6%) </w:t>
+            </w:r>
           </w:p>
         </w:tc>
         <w:tc>
@@ -7181,6 +7899,22 @@
                 <w:szCs w:val="21"/>
               </w:rPr>
             </w:pPr>
+            <w:r>
+              <w:rPr>
+                <w:rFonts w:ascii="Times New Roman" w:hAnsi="Times New Roman" w:cs="Times New Roman"/>
+                <w:sz w:val="21"/>
+                <w:szCs w:val="21"/>
+              </w:rPr>
+              <w:t>235</w:t>
+            </w:r>
+            <w:r>
+              <w:rPr>
+                <w:rFonts w:ascii="Times New Roman" w:hAnsi="Times New Roman" w:cs="Times New Roman"/>
+                <w:sz w:val="21"/>
+                <w:szCs w:val="21"/>
+              </w:rPr>
+              <w:t xml:space="preserve"> (3.4%)</w:t>
+            </w:r>
           </w:p>
         </w:tc>
       </w:tr>
@@ -7191,6 +7925,97 @@
           </w:tcPr>
           <w:p>
             <w:pPr>
+              <w:jc w:val="center"/>
+              <w:rPr>
+                <w:rFonts w:ascii="Times New Roman" w:hAnsi="Times New Roman" w:cs="Times New Roman"/>
+                <w:i/>
+                <w:iCs/>
+                <w:sz w:val="21"/>
+                <w:szCs w:val="21"/>
+              </w:rPr>
+            </w:pPr>
+            <w:r>
+              <w:rPr>
+                <w:rFonts w:ascii="Times New Roman" w:hAnsi="Times New Roman" w:cs="Times New Roman"/>
+                <w:i/>
+                <w:iCs/>
+                <w:sz w:val="21"/>
+                <w:szCs w:val="21"/>
+              </w:rPr>
+              <w:t>No Insurance Reported</w:t>
+            </w:r>
+          </w:p>
+        </w:tc>
+        <w:tc>
+          <w:tcPr>
+            <w:tcW w:w="2751" w:type="dxa"/>
+          </w:tcPr>
+          <w:p>
+            <w:pPr>
+              <w:jc w:val="center"/>
+              <w:rPr>
+                <w:rFonts w:ascii="Times New Roman" w:hAnsi="Times New Roman" w:cs="Times New Roman"/>
+                <w:sz w:val="21"/>
+                <w:szCs w:val="21"/>
+              </w:rPr>
+            </w:pPr>
+            <w:r>
+              <w:rPr>
+                <w:rFonts w:ascii="Times New Roman" w:hAnsi="Times New Roman" w:cs="Times New Roman"/>
+                <w:sz w:val="21"/>
+                <w:szCs w:val="21"/>
+              </w:rPr>
+              <w:t>11378</w:t>
+            </w:r>
+            <w:r>
+              <w:rPr>
+                <w:rFonts w:ascii="Times New Roman" w:hAnsi="Times New Roman" w:cs="Times New Roman"/>
+                <w:sz w:val="21"/>
+                <w:szCs w:val="21"/>
+              </w:rPr>
+              <w:t xml:space="preserve"> (33.3%)</w:t>
+            </w:r>
+          </w:p>
+        </w:tc>
+        <w:tc>
+          <w:tcPr>
+            <w:tcW w:w="2751" w:type="dxa"/>
+          </w:tcPr>
+          <w:p>
+            <w:pPr>
+              <w:jc w:val="center"/>
+              <w:rPr>
+                <w:rFonts w:ascii="Times New Roman" w:hAnsi="Times New Roman" w:cs="Times New Roman"/>
+                <w:sz w:val="21"/>
+                <w:szCs w:val="21"/>
+              </w:rPr>
+            </w:pPr>
+            <w:r>
+              <w:rPr>
+                <w:rFonts w:ascii="Times New Roman" w:hAnsi="Times New Roman" w:cs="Times New Roman"/>
+                <w:sz w:val="21"/>
+                <w:szCs w:val="21"/>
+              </w:rPr>
+              <w:t>2303</w:t>
+            </w:r>
+            <w:r>
+              <w:rPr>
+                <w:rFonts w:ascii="Times New Roman" w:hAnsi="Times New Roman" w:cs="Times New Roman"/>
+                <w:sz w:val="21"/>
+                <w:szCs w:val="21"/>
+              </w:rPr>
+              <w:t xml:space="preserve"> (33.7%)</w:t>
+            </w:r>
+          </w:p>
+        </w:tc>
+      </w:tr>
+      <w:tr>
+        <w:tc>
+          <w:tcPr>
+            <w:tcW w:w="3960" w:type="dxa"/>
+          </w:tcPr>
+          <w:p>
+            <w:pPr>
               <w:rPr>
                 <w:rFonts w:ascii="Times New Roman" w:hAnsi="Times New Roman" w:cs="Times New Roman"/>
                 <w:b/>
@@ -7268,7 +8093,27 @@
                 <w:sz w:val="21"/>
                 <w:szCs w:val="21"/>
               </w:rPr>
-              <w:t>Platinum-Based Chemotherapy</w:t>
+              <w:t xml:space="preserve">Platinum-Based </w:t>
+            </w:r>
+            <w:r>
+              <w:rPr>
+                <w:rFonts w:ascii="Times New Roman" w:hAnsi="Times New Roman" w:cs="Times New Roman"/>
+                <w:i/>
+                <w:iCs/>
+                <w:sz w:val="21"/>
+                <w:szCs w:val="21"/>
+              </w:rPr>
+              <w:t xml:space="preserve">Doublet </w:t>
+            </w:r>
+            <w:r>
+              <w:rPr>
+                <w:rFonts w:ascii="Times New Roman" w:hAnsi="Times New Roman" w:cs="Times New Roman"/>
+                <w:i/>
+                <w:iCs/>
+                <w:sz w:val="21"/>
+                <w:szCs w:val="21"/>
+              </w:rPr>
+              <w:t>Chemotherapy</w:t>
             </w:r>
           </w:p>
         </w:tc>
@@ -7285,6 +8130,14 @@
                 <w:szCs w:val="21"/>
               </w:rPr>
             </w:pPr>
+            <w:r>
+              <w:rPr>
+                <w:rFonts w:ascii="Times New Roman" w:hAnsi="Times New Roman" w:cs="Times New Roman"/>
+                <w:sz w:val="21"/>
+                <w:szCs w:val="21"/>
+              </w:rPr>
+              <w:t>17379 (50.9%)</w:t>
+            </w:r>
           </w:p>
         </w:tc>
         <w:tc>
@@ -7300,6 +8153,22 @@
                 <w:szCs w:val="21"/>
               </w:rPr>
             </w:pPr>
+            <w:r>
+              <w:rPr>
+                <w:rFonts w:ascii="Times New Roman" w:hAnsi="Times New Roman" w:cs="Times New Roman"/>
+                <w:sz w:val="21"/>
+                <w:szCs w:val="21"/>
+              </w:rPr>
+              <w:t>3499</w:t>
+            </w:r>
+            <w:r>
+              <w:rPr>
+                <w:rFonts w:ascii="Times New Roman" w:hAnsi="Times New Roman" w:cs="Times New Roman"/>
+                <w:sz w:val="21"/>
+                <w:szCs w:val="21"/>
+              </w:rPr>
+              <w:t xml:space="preserve"> (51.2%)</w:t>
+            </w:r>
           </w:p>
         </w:tc>
       </w:tr>
@@ -7344,6 +8213,38 @@
                 <w:szCs w:val="21"/>
               </w:rPr>
             </w:pPr>
+            <w:r>
+              <w:rPr>
+                <w:rFonts w:ascii="Times New Roman" w:hAnsi="Times New Roman" w:cs="Times New Roman"/>
+                <w:sz w:val="21"/>
+                <w:szCs w:val="21"/>
+              </w:rPr>
+              <w:t>3838</w:t>
+            </w:r>
+            <w:r>
+              <w:rPr>
+                <w:rFonts w:ascii="Times New Roman" w:hAnsi="Times New Roman" w:cs="Times New Roman"/>
+                <w:sz w:val="21"/>
+                <w:szCs w:val="21"/>
+              </w:rPr>
+              <w:t xml:space="preserve"> (1</w:t>
+            </w:r>
+            <w:r>
+              <w:rPr>
+                <w:rFonts w:ascii="Times New Roman" w:hAnsi="Times New Roman" w:cs="Times New Roman"/>
+                <w:sz w:val="21"/>
+                <w:szCs w:val="21"/>
+              </w:rPr>
+              <w:t>1</w:t>
+            </w:r>
+            <w:r>
+              <w:rPr>
+                <w:rFonts w:ascii="Times New Roman" w:hAnsi="Times New Roman" w:cs="Times New Roman"/>
+                <w:sz w:val="21"/>
+                <w:szCs w:val="21"/>
+              </w:rPr>
+              <w:t>.2%)</w:t>
+            </w:r>
           </w:p>
         </w:tc>
         <w:tc>
@@ -7359,6 +8260,14 @@
                 <w:szCs w:val="21"/>
               </w:rPr>
             </w:pPr>
+            <w:r>
+              <w:rPr>
+                <w:rFonts w:ascii="Times New Roman" w:hAnsi="Times New Roman" w:cs="Times New Roman"/>
+                <w:sz w:val="21"/>
+                <w:szCs w:val="21"/>
+              </w:rPr>
+              <w:t>793 (11.6%)</w:t>
+            </w:r>
           </w:p>
         </w:tc>
       </w:tr>
@@ -7403,6 +8312,14 @@
                 <w:szCs w:val="21"/>
               </w:rPr>
             </w:pPr>
+            <w:r>
+              <w:rPr>
+                <w:rFonts w:ascii="Times New Roman" w:hAnsi="Times New Roman" w:cs="Times New Roman"/>
+                <w:sz w:val="21"/>
+                <w:szCs w:val="21"/>
+              </w:rPr>
+              <w:t>4283 (12.5%)</w:t>
+            </w:r>
           </w:p>
         </w:tc>
         <w:tc>
@@ -7418,6 +8335,14 @@
                 <w:szCs w:val="21"/>
               </w:rPr>
             </w:pPr>
+            <w:r>
+              <w:rPr>
+                <w:rFonts w:ascii="Times New Roman" w:hAnsi="Times New Roman" w:cs="Times New Roman"/>
+                <w:sz w:val="21"/>
+                <w:szCs w:val="21"/>
+              </w:rPr>
+              <w:t>852 (12.5%)</w:t>
+            </w:r>
           </w:p>
         </w:tc>
       </w:tr>
@@ -7462,6 +8387,38 @@
                 <w:szCs w:val="21"/>
               </w:rPr>
             </w:pPr>
+            <w:r>
+              <w:rPr>
+                <w:rFonts w:ascii="Times New Roman" w:hAnsi="Times New Roman" w:cs="Times New Roman"/>
+                <w:sz w:val="21"/>
+                <w:szCs w:val="21"/>
+              </w:rPr>
+              <w:t>8673</w:t>
+            </w:r>
+            <w:r>
+              <w:rPr>
+                <w:rFonts w:ascii="Times New Roman" w:hAnsi="Times New Roman" w:cs="Times New Roman"/>
+                <w:sz w:val="21"/>
+                <w:szCs w:val="21"/>
+              </w:rPr>
+              <w:t xml:space="preserve"> (</w:t>
+            </w:r>
+            <w:r>
+              <w:rPr>
+                <w:rFonts w:ascii="Times New Roman" w:hAnsi="Times New Roman" w:cs="Times New Roman"/>
+                <w:sz w:val="21"/>
+                <w:szCs w:val="21"/>
+              </w:rPr>
+              <w:t>25.4</w:t>
+            </w:r>
+            <w:r>
+              <w:rPr>
+                <w:rFonts w:ascii="Times New Roman" w:hAnsi="Times New Roman" w:cs="Times New Roman"/>
+                <w:sz w:val="21"/>
+                <w:szCs w:val="21"/>
+              </w:rPr>
+              <w:t>%)</w:t>
+            </w:r>
           </w:p>
         </w:tc>
         <w:tc>
@@ -7477,6 +8434,14 @@
                 <w:szCs w:val="21"/>
               </w:rPr>
             </w:pPr>
+            <w:r>
+              <w:rPr>
+                <w:rFonts w:ascii="Times New Roman" w:hAnsi="Times New Roman" w:cs="Times New Roman"/>
+                <w:sz w:val="21"/>
+                <w:szCs w:val="21"/>
+              </w:rPr>
+              <w:t>1691 (24.7%)</w:t>
+            </w:r>
           </w:p>
         </w:tc>
       </w:tr>
@@ -7581,6 +8546,14 @@
                 <w:szCs w:val="21"/>
               </w:rPr>
             </w:pPr>
+            <w:r>
+              <w:rPr>
+                <w:rFonts w:ascii="Times New Roman" w:hAnsi="Times New Roman" w:cs="Times New Roman"/>
+                <w:sz w:val="21"/>
+                <w:szCs w:val="21"/>
+              </w:rPr>
+              <w:t>862 (2.5%)</w:t>
+            </w:r>
           </w:p>
         </w:tc>
         <w:tc>
@@ -7596,6 +8569,14 @@
                 <w:szCs w:val="21"/>
               </w:rPr>
             </w:pPr>
+            <w:r>
+              <w:rPr>
+                <w:rFonts w:ascii="Times New Roman" w:hAnsi="Times New Roman" w:cs="Times New Roman"/>
+                <w:sz w:val="21"/>
+                <w:szCs w:val="21"/>
+              </w:rPr>
+              <w:t>201 (2.9%)</w:t>
+            </w:r>
           </w:p>
         </w:tc>
       </w:tr>
@@ -7640,6 +8621,14 @@
                 <w:szCs w:val="21"/>
               </w:rPr>
             </w:pPr>
+            <w:r>
+              <w:rPr>
+                <w:rFonts w:ascii="Times New Roman" w:hAnsi="Times New Roman" w:cs="Times New Roman"/>
+                <w:sz w:val="21"/>
+                <w:szCs w:val="21"/>
+              </w:rPr>
+              <w:t>4279 (12.5%)</w:t>
+            </w:r>
           </w:p>
         </w:tc>
         <w:tc>
@@ -7655,6 +8644,14 @@
                 <w:szCs w:val="21"/>
               </w:rPr>
             </w:pPr>
+            <w:r>
+              <w:rPr>
+                <w:rFonts w:ascii="Times New Roman" w:hAnsi="Times New Roman" w:cs="Times New Roman"/>
+                <w:sz w:val="21"/>
+                <w:szCs w:val="21"/>
+              </w:rPr>
+              <w:t>875 (12.8%)</w:t>
+            </w:r>
           </w:p>
         </w:tc>
       </w:tr>
@@ -7699,6 +8696,14 @@
                 <w:szCs w:val="21"/>
               </w:rPr>
             </w:pPr>
+            <w:r>
+              <w:rPr>
+                <w:rFonts w:ascii="Times New Roman" w:hAnsi="Times New Roman" w:cs="Times New Roman"/>
+                <w:sz w:val="21"/>
+                <w:szCs w:val="21"/>
+              </w:rPr>
+              <w:t>192 (0.6%)</w:t>
+            </w:r>
           </w:p>
         </w:tc>
         <w:tc>
@@ -7714,6 +8719,14 @@
                 <w:szCs w:val="21"/>
               </w:rPr>
             </w:pPr>
+            <w:r>
+              <w:rPr>
+                <w:rFonts w:ascii="Times New Roman" w:hAnsi="Times New Roman" w:cs="Times New Roman"/>
+                <w:sz w:val="21"/>
+                <w:szCs w:val="21"/>
+              </w:rPr>
+              <w:t>28 (0.4%)</w:t>
+            </w:r>
           </w:p>
         </w:tc>
       </w:tr>
@@ -7733,7 +8746,15 @@
           <w:b/>
           <w:bCs/>
         </w:rPr>
-        <w:t>Table 1: Demographic make-up of the entire cohort.</w:t>
+        <w:t>Table 1: Demographic make-up of the entire cohort</w:t>
+      </w:r>
+      <w:r>
+        <w:rPr>
+          <w:rFonts w:ascii="Times New Roman" w:hAnsi="Times New Roman" w:cs="Times New Roman"/>
+          <w:b/>
+          <w:bCs/>
+        </w:rPr>
+        <w:t xml:space="preserve"> and the test set. </w:t>
       </w:r>
     </w:p>
     <w:p>
@@ -7858,7 +8879,21 @@
         <w:rPr>
           <w:rFonts w:ascii="Times New Roman" w:hAnsi="Times New Roman" w:cs="Times New Roman"/>
         </w:rPr>
-        <w:t xml:space="preserve"> no significant benefit for IO monotherapy versus chemotherapy in terms of 12-month progression-free survival (HR: , p&lt;).</w:t>
+        <w:t xml:space="preserve"> no significant benefit for IO monotherapy versus chemotherapy in terms of 12-month progression-free survival (HR</w:t>
+      </w:r>
+      <w:proofErr w:type="gramStart"/>
+      <w:r>
+        <w:rPr>
+          <w:rFonts w:ascii="Times New Roman" w:hAnsi="Times New Roman" w:cs="Times New Roman"/>
+        </w:rPr>
+        <w:t>: ,</w:t>
+      </w:r>
+      <w:proofErr w:type="gramEnd"/>
+      <w:r>
+        <w:rPr>
+          <w:rFonts w:ascii="Times New Roman" w:hAnsi="Times New Roman" w:cs="Times New Roman"/>
+        </w:rPr>
+        <w:t xml:space="preserve"> p&lt;).</w:t>
       </w:r>
     </w:p>
     <w:p>
@@ -8003,313 +9038,105 @@
         <w:rPr>
           <w:rFonts w:ascii="Times New Roman" w:hAnsi="Times New Roman" w:cs="Times New Roman"/>
         </w:rPr>
+        <w:t>fell below the PD-L1 cutoff</w:t>
+      </w:r>
+      <w:r>
+        <w:rPr>
+          <w:rFonts w:ascii="Times New Roman" w:hAnsi="Times New Roman" w:cs="Times New Roman"/>
+        </w:rPr>
+        <w:t xml:space="preserve">, there appeared to be a survival benefit to </w:t>
+      </w:r>
+      <w:r>
+        <w:rPr>
+          <w:rFonts w:ascii="Times New Roman" w:hAnsi="Times New Roman" w:cs="Times New Roman"/>
+        </w:rPr>
+        <w:t>IO monotherapy (HR: 0.84, p=0.0005)</w:t>
+      </w:r>
+      <w:r>
+        <w:rPr>
+          <w:rFonts w:ascii="Times New Roman" w:hAnsi="Times New Roman" w:cs="Times New Roman"/>
+        </w:rPr>
+        <w:t xml:space="preserve"> after 12 months</w:t>
+      </w:r>
+      <w:r>
+        <w:rPr>
+          <w:rFonts w:ascii="Times New Roman" w:hAnsi="Times New Roman" w:cs="Times New Roman"/>
+        </w:rPr>
+        <w:t>.</w:t>
+      </w:r>
+      <w:r>
+        <w:rPr>
+          <w:rFonts w:ascii="Times New Roman" w:hAnsi="Times New Roman" w:cs="Times New Roman"/>
+        </w:rPr>
+        <w:t xml:space="preserve"> The</w:t>
+      </w:r>
+    </w:p>
+    <w:p>
+      <w:pPr>
+        <w:rPr>
+          <w:rFonts w:ascii="Times New Roman" w:hAnsi="Times New Roman" w:cs="Times New Roman"/>
+        </w:rPr>
+      </w:pPr>
+      <w:r>
+        <w:rPr>
+          <w:rFonts w:ascii="Times New Roman" w:hAnsi="Times New Roman" w:cs="Times New Roman"/>
+        </w:rPr>
+        <w:t>Full hazard ratios and mean-restricted survival times can be found in Table ***.</w:t>
+      </w:r>
+    </w:p>
+    <w:p>
+      <w:pPr>
+        <w:rPr>
+          <w:rFonts w:ascii="Times New Roman" w:hAnsi="Times New Roman" w:cs="Times New Roman"/>
+        </w:rPr>
+      </w:pPr>
+    </w:p>
+    <w:p>
+      <w:pPr>
+        <w:rPr>
+          <w:rFonts w:ascii="Times New Roman" w:hAnsi="Times New Roman" w:cs="Times New Roman"/>
+        </w:rPr>
+      </w:pPr>
+      <w:r>
+        <w:rPr>
+          <w:rFonts w:ascii="Times New Roman" w:hAnsi="Times New Roman" w:cs="Times New Roman"/>
+        </w:rPr>
+        <w:t xml:space="preserve">We stratify the test set by risk of progression as determined by </w:t>
+      </w:r>
+      <w:r>
+        <w:rPr>
+          <w:rFonts w:ascii="Times New Roman" w:hAnsi="Times New Roman" w:cs="Times New Roman"/>
+        </w:rPr>
+        <w:t xml:space="preserve">the prediction from the ML algorithm. </w:t>
+      </w:r>
+      <w:r>
+        <w:rPr>
+          <w:rFonts w:ascii="Times New Roman" w:hAnsi="Times New Roman" w:cs="Times New Roman"/>
+        </w:rPr>
         <w:lastRenderedPageBreak/>
-        <w:t>fell below the PD-L1 cutoff</w:t>
-      </w:r>
-      <w:r>
-        <w:rPr>
-          <w:rFonts w:ascii="Times New Roman" w:hAnsi="Times New Roman" w:cs="Times New Roman"/>
-        </w:rPr>
-        <w:t xml:space="preserve">, there appeared to be a survival benefit to </w:t>
-      </w:r>
-      <w:r>
-        <w:rPr>
-          <w:rFonts w:ascii="Times New Roman" w:hAnsi="Times New Roman" w:cs="Times New Roman"/>
-        </w:rPr>
-        <w:t>IO monotherapy (HR: 0.84, p=0.0005)</w:t>
-      </w:r>
-      <w:r>
-        <w:rPr>
-          <w:rFonts w:ascii="Times New Roman" w:hAnsi="Times New Roman" w:cs="Times New Roman"/>
-        </w:rPr>
-        <w:t xml:space="preserve"> after 12 months</w:t>
-      </w:r>
-      <w:r>
-        <w:rPr>
-          <w:rFonts w:ascii="Times New Roman" w:hAnsi="Times New Roman" w:cs="Times New Roman"/>
-        </w:rPr>
-        <w:t>.</w:t>
-      </w:r>
-      <w:r>
-        <w:rPr>
-          <w:rFonts w:ascii="Times New Roman" w:hAnsi="Times New Roman" w:cs="Times New Roman"/>
-        </w:rPr>
-        <w:t xml:space="preserve"> The</w:t>
-      </w:r>
-    </w:p>
-    <w:p>
-      <w:pPr>
-        <w:rPr>
-          <w:rFonts w:ascii="Times New Roman" w:hAnsi="Times New Roman" w:cs="Times New Roman"/>
-        </w:rPr>
-      </w:pPr>
-      <w:r>
-        <w:rPr>
-          <w:rFonts w:ascii="Times New Roman" w:hAnsi="Times New Roman" w:cs="Times New Roman"/>
-        </w:rPr>
-        <w:t>Full hazard ratios and mean-restricted survival times can be found in Table ***.</w:t>
-      </w:r>
-    </w:p>
-    <w:p>
-      <w:pPr>
-        <w:rPr>
-          <w:rFonts w:ascii="Times New Roman" w:hAnsi="Times New Roman" w:cs="Times New Roman"/>
-        </w:rPr>
-      </w:pPr>
-    </w:p>
-    <w:p>
-      <w:pPr>
-        <w:rPr>
-          <w:rFonts w:ascii="Times New Roman" w:hAnsi="Times New Roman" w:cs="Times New Roman"/>
-        </w:rPr>
-      </w:pPr>
-      <w:r>
-        <w:rPr>
-          <w:rFonts w:ascii="Times New Roman" w:hAnsi="Times New Roman" w:cs="Times New Roman"/>
-        </w:rPr>
-        <w:t xml:space="preserve">We stratify the test set by risk of progression as determined by </w:t>
-      </w:r>
-      <w:r>
-        <w:rPr>
-          <w:rFonts w:ascii="Times New Roman" w:hAnsi="Times New Roman" w:cs="Times New Roman"/>
-        </w:rPr>
-        <w:t>the prediction from the ML algorithm. If the algorithm predicts at least a 50% likelihood of progression, that patient is classified as “high-risk” and otherwise is “low-risk.” Figure *** illustrates Kaplan-Meier survival curves between for the low-risk and high-risk groups in the test set, including stratification by therapy received ***. Classification as high-risk is significantly associated with likelihood of disease progression (HR: *.**, 95% CI: [*.**, *.**], p=***)</w:t>
-      </w:r>
-    </w:p>
-    <w:p>
-      <w:pPr>
-        <w:rPr>
-          <w:rFonts w:ascii="Times New Roman" w:hAnsi="Times New Roman" w:cs="Times New Roman"/>
-        </w:rPr>
-      </w:pPr>
-    </w:p>
-    <w:p>
-      <w:pPr>
-        <w:rPr>
-          <w:rFonts w:ascii="Times New Roman" w:hAnsi="Times New Roman" w:cs="Times New Roman"/>
-        </w:rPr>
-      </w:pPr>
-    </w:p>
-    <w:p>
-      <w:pPr>
-        <w:rPr>
-          <w:rFonts w:ascii="Times New Roman" w:hAnsi="Times New Roman" w:cs="Times New Roman"/>
-        </w:rPr>
-      </w:pPr>
-      <w:r>
-        <w:rPr>
-          <w:rFonts w:ascii="Times New Roman" w:hAnsi="Times New Roman" w:cs="Times New Roman"/>
-        </w:rPr>
-        <w:t xml:space="preserve">We present a confusion matrix in Table *** that details the patients with PD-L1 &gt;= </w:t>
-      </w:r>
-      <w:r>
-        <w:rPr>
-          <w:rFonts w:ascii="Times New Roman" w:hAnsi="Times New Roman" w:cs="Times New Roman"/>
-        </w:rPr>
-        <w:t>5</w:t>
-      </w:r>
-      <w:r>
-        <w:rPr>
-          <w:rFonts w:ascii="Times New Roman" w:hAnsi="Times New Roman" w:cs="Times New Roman"/>
-        </w:rPr>
-        <w:t>0% who received IO monotherapy and progressed ***.</w:t>
-      </w:r>
-    </w:p>
-    <w:p>
-      <w:pPr>
-        <w:rPr>
-          <w:rFonts w:ascii="Times New Roman" w:hAnsi="Times New Roman" w:cs="Times New Roman"/>
-        </w:rPr>
-      </w:pPr>
-    </w:p>
-    <w:p>
-      <w:pPr>
-        <w:jc w:val="center"/>
-        <w:rPr>
-          <w:rFonts w:ascii="Times New Roman" w:hAnsi="Times New Roman" w:cs="Times New Roman"/>
-        </w:rPr>
-      </w:pPr>
-    </w:p>
-    <w:p>
-      <w:pPr>
-        <w:rPr>
-          <w:rFonts w:ascii="Times New Roman" w:hAnsi="Times New Roman" w:cs="Times New Roman"/>
-          <w:b/>
-          <w:bCs/>
-        </w:rPr>
-      </w:pPr>
-    </w:p>
-    <w:p>
-      <w:pPr>
-        <w:rPr>
-          <w:rFonts w:ascii="Times New Roman" w:hAnsi="Times New Roman" w:cs="Times New Roman"/>
-          <w:b/>
-          <w:bCs/>
-        </w:rPr>
-      </w:pPr>
-    </w:p>
-    <w:p>
-      <w:pPr>
-        <w:jc w:val="center"/>
-        <w:rPr>
-          <w:rFonts w:ascii="Times New Roman" w:hAnsi="Times New Roman" w:cs="Times New Roman"/>
-          <w:b/>
-          <w:bCs/>
-        </w:rPr>
-      </w:pPr>
-    </w:p>
-    <w:p>
-      <w:pPr>
-        <w:rPr>
-          <w:rFonts w:ascii="Times New Roman" w:hAnsi="Times New Roman" w:cs="Times New Roman"/>
-          <w:b/>
-          <w:bCs/>
-        </w:rPr>
-      </w:pPr>
-      <w:r>
-        <w:rPr>
-          <w:rFonts w:ascii="Times New Roman" w:hAnsi="Times New Roman" w:cs="Times New Roman"/>
-          <w:b/>
-          <w:bCs/>
-        </w:rPr>
-        <w:t xml:space="preserve">Figure ***: </w:t>
-      </w:r>
-      <w:r>
-        <w:rPr>
-          <w:rFonts w:ascii="Times New Roman" w:hAnsi="Times New Roman" w:cs="Times New Roman"/>
-          <w:b/>
-          <w:bCs/>
-        </w:rPr>
-        <w:t>Kaplan-Meier curves demonstrating</w:t>
-      </w:r>
-      <w:r>
-        <w:rPr>
-          <w:rFonts w:ascii="Times New Roman" w:hAnsi="Times New Roman" w:cs="Times New Roman"/>
-          <w:b/>
-          <w:bCs/>
-        </w:rPr>
-        <w:t xml:space="preserve"> </w:t>
-      </w:r>
-      <w:r>
-        <w:rPr>
-          <w:rFonts w:ascii="Times New Roman" w:hAnsi="Times New Roman" w:cs="Times New Roman"/>
-          <w:b/>
-          <w:bCs/>
-        </w:rPr>
-        <w:t xml:space="preserve">6-month PFS following </w:t>
-      </w:r>
-      <w:r>
-        <w:rPr>
-          <w:rFonts w:ascii="Times New Roman" w:hAnsi="Times New Roman" w:cs="Times New Roman"/>
-          <w:b/>
-          <w:bCs/>
-        </w:rPr>
-        <w:t>1:1 propensity score matching without replacement</w:t>
-      </w:r>
-      <w:r>
-        <w:rPr>
-          <w:rFonts w:ascii="Times New Roman" w:hAnsi="Times New Roman" w:cs="Times New Roman"/>
-          <w:b/>
-          <w:bCs/>
-        </w:rPr>
-        <w:t>. We compare patients who received</w:t>
-      </w:r>
-      <w:r>
-        <w:rPr>
-          <w:rFonts w:ascii="Times New Roman" w:hAnsi="Times New Roman" w:cs="Times New Roman"/>
-          <w:b/>
-          <w:bCs/>
-        </w:rPr>
-        <w:t xml:space="preserve"> chemotherapy versus those who received IO monotherap</w:t>
-      </w:r>
-      <w:r>
-        <w:rPr>
-          <w:rFonts w:ascii="Times New Roman" w:hAnsi="Times New Roman" w:cs="Times New Roman"/>
-          <w:b/>
-          <w:bCs/>
-        </w:rPr>
-        <w:t>y</w:t>
-      </w:r>
-      <w:r>
-        <w:rPr>
-          <w:rFonts w:ascii="Times New Roman" w:hAnsi="Times New Roman" w:cs="Times New Roman"/>
-          <w:b/>
-          <w:bCs/>
-        </w:rPr>
-        <w:t>. A)</w:t>
-      </w:r>
-      <w:r>
-        <w:rPr>
-          <w:rFonts w:ascii="Times New Roman" w:hAnsi="Times New Roman" w:cs="Times New Roman"/>
-          <w:b/>
-          <w:bCs/>
-        </w:rPr>
-        <w:t xml:space="preserve"> </w:t>
-      </w:r>
-      <w:r>
-        <w:rPr>
-          <w:rFonts w:ascii="Times New Roman" w:hAnsi="Times New Roman" w:cs="Times New Roman"/>
-          <w:b/>
-          <w:bCs/>
-        </w:rPr>
-        <w:t>All patients; B)</w:t>
-      </w:r>
-      <w:r>
-        <w:rPr>
-          <w:rFonts w:ascii="Times New Roman" w:hAnsi="Times New Roman" w:cs="Times New Roman"/>
-          <w:b/>
-          <w:bCs/>
-        </w:rPr>
-        <w:t xml:space="preserve"> </w:t>
-      </w:r>
-      <w:r>
-        <w:rPr>
-          <w:rFonts w:ascii="Times New Roman" w:hAnsi="Times New Roman" w:cs="Times New Roman"/>
-          <w:b/>
-          <w:bCs/>
-        </w:rPr>
-        <w:t>Only using</w:t>
-      </w:r>
-      <w:r>
-        <w:rPr>
-          <w:rFonts w:ascii="Times New Roman" w:hAnsi="Times New Roman" w:cs="Times New Roman"/>
-          <w:b/>
-          <w:bCs/>
-        </w:rPr>
-        <w:t xml:space="preserve"> patients with PD-L1 &gt;=50%</w:t>
-      </w:r>
-      <w:r>
-        <w:rPr>
-          <w:rFonts w:ascii="Times New Roman" w:hAnsi="Times New Roman" w:cs="Times New Roman"/>
-          <w:b/>
-          <w:bCs/>
-        </w:rPr>
-        <w:t>;</w:t>
-      </w:r>
-      <w:r>
-        <w:rPr>
-          <w:rFonts w:ascii="Times New Roman" w:hAnsi="Times New Roman" w:cs="Times New Roman"/>
-          <w:b/>
-          <w:bCs/>
-        </w:rPr>
-        <w:t xml:space="preserve"> C) </w:t>
-      </w:r>
-      <w:r>
-        <w:rPr>
-          <w:rFonts w:ascii="Times New Roman" w:hAnsi="Times New Roman" w:cs="Times New Roman"/>
-          <w:b/>
-          <w:bCs/>
-        </w:rPr>
-        <w:t>O</w:t>
-      </w:r>
-      <w:r>
-        <w:rPr>
-          <w:rFonts w:ascii="Times New Roman" w:hAnsi="Times New Roman" w:cs="Times New Roman"/>
-          <w:b/>
-          <w:bCs/>
-        </w:rPr>
-        <w:t xml:space="preserve">nly using patients with PD-L1 &lt; 50%. </w:t>
-      </w:r>
+        <w:t xml:space="preserve">If the algorithm predicts at least a 50% likelihood of progression, that patient is classified as “high-risk” and otherwise is “low-risk.” Figure *** illustrates Kaplan-Meier survival curves between for the low-risk and high-risk groups in the test set, including stratification by therapy received ***. Classification as high-risk is significantly associated with likelihood of disease progression (HR: </w:t>
+      </w:r>
+      <w:proofErr w:type="gramStart"/>
+      <w:r>
+        <w:rPr>
+          <w:rFonts w:ascii="Times New Roman" w:hAnsi="Times New Roman" w:cs="Times New Roman"/>
+        </w:rPr>
+        <w:t>*.*</w:t>
+      </w:r>
+      <w:proofErr w:type="gramEnd"/>
+      <w:r>
+        <w:rPr>
+          <w:rFonts w:ascii="Times New Roman" w:hAnsi="Times New Roman" w:cs="Times New Roman"/>
+        </w:rPr>
+        <w:t>*, 95% CI: [*.**, *.**], p=***)</w:t>
+      </w:r>
+    </w:p>
+    <w:p>
+      <w:pPr>
+        <w:rPr>
+          <w:rFonts w:ascii="Times New Roman" w:hAnsi="Times New Roman" w:cs="Times New Roman"/>
+        </w:rPr>
+      </w:pPr>
     </w:p>
     <w:p>
       <w:pPr>
@@ -8366,6 +9193,7 @@
                 <w:lang w:val="it-IT"/>
               </w:rPr>
             </w:pPr>
+            <w:proofErr w:type="spellStart"/>
             <w:r>
               <w:rPr>
                 <w:rFonts w:ascii="Times New Roman" w:hAnsi="Times New Roman" w:cs="Times New Roman"/>
@@ -8375,6 +9203,7 @@
               </w:rPr>
               <w:t>Outcome</w:t>
             </w:r>
+            <w:proofErr w:type="spellEnd"/>
           </w:p>
         </w:tc>
         <w:tc>
@@ -8392,6 +9221,7 @@
                 <w:lang w:val="it-IT"/>
               </w:rPr>
             </w:pPr>
+            <w:proofErr w:type="spellStart"/>
             <w:r>
               <w:rPr>
                 <w:rFonts w:ascii="Times New Roman" w:hAnsi="Times New Roman" w:cs="Times New Roman"/>
@@ -8411,6 +9241,7 @@
               </w:rPr>
               <w:t>chemo</w:t>
             </w:r>
+            <w:proofErr w:type="spellEnd"/>
           </w:p>
         </w:tc>
         <w:tc>
@@ -8428,6 +9259,7 @@
                 <w:lang w:val="it-IT"/>
               </w:rPr>
             </w:pPr>
+            <w:proofErr w:type="spellStart"/>
             <w:r>
               <w:rPr>
                 <w:rFonts w:ascii="Times New Roman" w:hAnsi="Times New Roman" w:cs="Times New Roman"/>
@@ -8447,6 +9279,7 @@
               </w:rPr>
               <w:t>IO</w:t>
             </w:r>
+            <w:proofErr w:type="spellEnd"/>
           </w:p>
         </w:tc>
         <w:tc>
@@ -9034,492 +9867,6 @@
           <w:bCs/>
         </w:rPr>
         <w:t xml:space="preserve">restricted mean survival time. </w:t>
-      </w:r>
-    </w:p>
-    <w:p>
-      <w:pPr>
-        <w:rPr>
-          <w:rFonts w:ascii="Times New Roman" w:hAnsi="Times New Roman" w:cs="Times New Roman"/>
-          <w:b/>
-          <w:bCs/>
-          <w:i/>
-          <w:iCs/>
-        </w:rPr>
-      </w:pPr>
-      <w:r>
-        <w:rPr>
-          <w:rFonts w:ascii="Times New Roman" w:hAnsi="Times New Roman" w:cs="Times New Roman"/>
-          <w:b/>
-          <w:bCs/>
-          <w:i/>
-          <w:iCs/>
-        </w:rPr>
-        <w:t>RD</w:t>
-      </w:r>
-      <w:r>
-        <w:rPr>
-          <w:rFonts w:ascii="Times New Roman" w:hAnsi="Times New Roman" w:cs="Times New Roman"/>
-          <w:b/>
-          <w:bCs/>
-          <w:i/>
-          <w:iCs/>
-        </w:rPr>
-        <w:t xml:space="preserve"> Analysis</w:t>
-      </w:r>
-    </w:p>
-    <w:p>
-      <w:pPr>
-        <w:rPr>
-          <w:rFonts w:ascii="Times New Roman" w:hAnsi="Times New Roman" w:cs="Times New Roman"/>
-        </w:rPr>
-      </w:pPr>
-    </w:p>
-    <w:p>
-      <w:pPr>
-        <w:jc w:val="center"/>
-        <w:rPr>
-          <w:rFonts w:ascii="Times New Roman" w:hAnsi="Times New Roman" w:cs="Times New Roman"/>
-        </w:rPr>
-      </w:pPr>
-    </w:p>
-    <w:p>
-      <w:pPr>
-        <w:jc w:val="center"/>
-        <w:rPr>
-          <w:rFonts w:ascii="Times New Roman" w:hAnsi="Times New Roman" w:cs="Times New Roman"/>
-          <w:b/>
-          <w:bCs/>
-        </w:rPr>
-      </w:pPr>
-      <w:r>
-        <w:rPr>
-          <w:rFonts w:ascii="Times New Roman" w:hAnsi="Times New Roman" w:cs="Times New Roman"/>
-          <w:b/>
-          <w:bCs/>
-        </w:rPr>
-        <w:t>Figure ***:</w:t>
-      </w:r>
-      <w:r>
-        <w:rPr>
-          <w:rFonts w:ascii="Times New Roman" w:hAnsi="Times New Roman" w:cs="Times New Roman"/>
-          <w:b/>
-          <w:bCs/>
-        </w:rPr>
-        <w:t xml:space="preserve"> Discontinuity in treatment assignment using the 50% PD-L1 threshold</w:t>
-      </w:r>
-      <w:r>
-        <w:rPr>
-          <w:rFonts w:ascii="Times New Roman" w:hAnsi="Times New Roman" w:cs="Times New Roman"/>
-          <w:b/>
-          <w:bCs/>
-        </w:rPr>
-        <w:t>.</w:t>
-      </w:r>
-      <w:r>
-        <w:rPr>
-          <w:rFonts w:ascii="Times New Roman" w:hAnsi="Times New Roman" w:cs="Times New Roman"/>
-          <w:b/>
-          <w:bCs/>
-        </w:rPr>
-        <w:t xml:space="preserve"> Lines of best fit are demonstrated for patients with PD-L1 &lt; 50% and those with PD-L1 &gt;= 50%. </w:t>
-      </w:r>
-    </w:p>
-    <w:p>
-      <w:pPr>
-        <w:rPr>
-          <w:rFonts w:ascii="Times New Roman" w:hAnsi="Times New Roman" w:cs="Times New Roman"/>
-        </w:rPr>
-      </w:pPr>
-    </w:p>
-    <w:tbl>
-      <w:tblPr>
-        <w:tblStyle w:val="TableGrid"/>
-        <w:tblW w:w="0" w:type="auto"/>
-        <w:jc w:val="center"/>
-        <w:tblLook w:val="04A0" w:firstRow="1" w:lastRow="0" w:firstColumn="1" w:lastColumn="0" w:noHBand="0" w:noVBand="1"/>
-      </w:tblPr>
-      <w:tblGrid>
-        <w:gridCol w:w="2155"/>
-        <w:gridCol w:w="2880"/>
-        <w:gridCol w:w="1710"/>
-      </w:tblGrid>
-      <w:tr>
-        <w:trPr>
-          <w:jc w:val="center"/>
-        </w:trPr>
-        <w:tc>
-          <w:tcPr>
-            <w:tcW w:w="2155" w:type="dxa"/>
-          </w:tcPr>
-          <w:p>
-            <w:pPr>
-              <w:jc w:val="center"/>
-              <w:rPr>
-                <w:rFonts w:ascii="Times New Roman" w:hAnsi="Times New Roman" w:cs="Times New Roman"/>
-                <w:i/>
-                <w:iCs/>
-              </w:rPr>
-            </w:pPr>
-            <w:r>
-              <w:rPr>
-                <w:rFonts w:ascii="Times New Roman" w:hAnsi="Times New Roman" w:cs="Times New Roman"/>
-                <w:i/>
-                <w:iCs/>
-              </w:rPr>
-              <w:t xml:space="preserve">PD-L1 Bandwidth </w:t>
-            </w:r>
-          </w:p>
-        </w:tc>
-        <w:tc>
-          <w:tcPr>
-            <w:tcW w:w="2880" w:type="dxa"/>
-          </w:tcPr>
-          <w:p>
-            <w:pPr>
-              <w:jc w:val="center"/>
-              <w:rPr>
-                <w:rFonts w:ascii="Times New Roman" w:hAnsi="Times New Roman" w:cs="Times New Roman"/>
-                <w:i/>
-                <w:iCs/>
-              </w:rPr>
-            </w:pPr>
-            <w:r>
-              <w:rPr>
-                <w:rFonts w:ascii="Times New Roman" w:hAnsi="Times New Roman" w:cs="Times New Roman"/>
-                <w:i/>
-                <w:iCs/>
-              </w:rPr>
-              <w:t>ITT Statistic with 95% CI</w:t>
-            </w:r>
-          </w:p>
-        </w:tc>
-        <w:tc>
-          <w:tcPr>
-            <w:tcW w:w="1710" w:type="dxa"/>
-          </w:tcPr>
-          <w:p>
-            <w:pPr>
-              <w:jc w:val="center"/>
-              <w:rPr>
-                <w:rFonts w:ascii="Times New Roman" w:hAnsi="Times New Roman" w:cs="Times New Roman"/>
-                <w:i/>
-                <w:iCs/>
-              </w:rPr>
-            </w:pPr>
-            <w:r>
-              <w:rPr>
-                <w:rFonts w:ascii="Times New Roman" w:hAnsi="Times New Roman" w:cs="Times New Roman"/>
-                <w:i/>
-                <w:iCs/>
-              </w:rPr>
-              <w:t>p-value</w:t>
-            </w:r>
-          </w:p>
-        </w:tc>
-      </w:tr>
-      <w:tr>
-        <w:trPr>
-          <w:jc w:val="center"/>
-        </w:trPr>
-        <w:tc>
-          <w:tcPr>
-            <w:tcW w:w="2155" w:type="dxa"/>
-          </w:tcPr>
-          <w:p>
-            <w:pPr>
-              <w:jc w:val="center"/>
-              <w:rPr>
-                <w:rFonts w:ascii="Times New Roman" w:hAnsi="Times New Roman" w:cs="Times New Roman"/>
-              </w:rPr>
-            </w:pPr>
-            <w:r>
-              <w:rPr>
-                <w:rFonts w:ascii="Times New Roman" w:hAnsi="Times New Roman" w:cs="Times New Roman"/>
-              </w:rPr>
-              <w:t>[0.4, 0.6]</w:t>
-            </w:r>
-          </w:p>
-        </w:tc>
-        <w:tc>
-          <w:tcPr>
-            <w:tcW w:w="2880" w:type="dxa"/>
-          </w:tcPr>
-          <w:p>
-            <w:pPr>
-              <w:jc w:val="center"/>
-              <w:rPr>
-                <w:rFonts w:ascii="Times New Roman" w:hAnsi="Times New Roman" w:cs="Times New Roman"/>
-              </w:rPr>
-            </w:pPr>
-          </w:p>
-        </w:tc>
-        <w:tc>
-          <w:tcPr>
-            <w:tcW w:w="1710" w:type="dxa"/>
-          </w:tcPr>
-          <w:p>
-            <w:pPr>
-              <w:jc w:val="center"/>
-              <w:rPr>
-                <w:rFonts w:ascii="Times New Roman" w:hAnsi="Times New Roman" w:cs="Times New Roman"/>
-              </w:rPr>
-            </w:pPr>
-          </w:p>
-        </w:tc>
-      </w:tr>
-      <w:tr>
-        <w:trPr>
-          <w:jc w:val="center"/>
-        </w:trPr>
-        <w:tc>
-          <w:tcPr>
-            <w:tcW w:w="2155" w:type="dxa"/>
-          </w:tcPr>
-          <w:p>
-            <w:pPr>
-              <w:jc w:val="center"/>
-              <w:rPr>
-                <w:rFonts w:ascii="Times New Roman" w:hAnsi="Times New Roman" w:cs="Times New Roman"/>
-              </w:rPr>
-            </w:pPr>
-            <w:r>
-              <w:rPr>
-                <w:rFonts w:ascii="Times New Roman" w:hAnsi="Times New Roman" w:cs="Times New Roman"/>
-              </w:rPr>
-              <w:t>[0.3, 0.7]</w:t>
-            </w:r>
-          </w:p>
-        </w:tc>
-        <w:tc>
-          <w:tcPr>
-            <w:tcW w:w="2880" w:type="dxa"/>
-          </w:tcPr>
-          <w:p>
-            <w:pPr>
-              <w:jc w:val="center"/>
-              <w:rPr>
-                <w:rFonts w:ascii="Times New Roman" w:hAnsi="Times New Roman" w:cs="Times New Roman"/>
-              </w:rPr>
-            </w:pPr>
-          </w:p>
-        </w:tc>
-        <w:tc>
-          <w:tcPr>
-            <w:tcW w:w="1710" w:type="dxa"/>
-          </w:tcPr>
-          <w:p>
-            <w:pPr>
-              <w:jc w:val="center"/>
-              <w:rPr>
-                <w:rFonts w:ascii="Times New Roman" w:hAnsi="Times New Roman" w:cs="Times New Roman"/>
-              </w:rPr>
-            </w:pPr>
-          </w:p>
-        </w:tc>
-      </w:tr>
-      <w:tr>
-        <w:trPr>
-          <w:jc w:val="center"/>
-        </w:trPr>
-        <w:tc>
-          <w:tcPr>
-            <w:tcW w:w="2155" w:type="dxa"/>
-          </w:tcPr>
-          <w:p>
-            <w:pPr>
-              <w:jc w:val="center"/>
-              <w:rPr>
-                <w:rFonts w:ascii="Times New Roman" w:hAnsi="Times New Roman" w:cs="Times New Roman"/>
-              </w:rPr>
-            </w:pPr>
-            <w:r>
-              <w:rPr>
-                <w:rFonts w:ascii="Times New Roman" w:hAnsi="Times New Roman" w:cs="Times New Roman"/>
-              </w:rPr>
-              <w:lastRenderedPageBreak/>
-              <w:t>[0.2, 0.8]</w:t>
-            </w:r>
-          </w:p>
-        </w:tc>
-        <w:tc>
-          <w:tcPr>
-            <w:tcW w:w="2880" w:type="dxa"/>
-          </w:tcPr>
-          <w:p>
-            <w:pPr>
-              <w:jc w:val="center"/>
-              <w:rPr>
-                <w:rFonts w:ascii="Times New Roman" w:hAnsi="Times New Roman" w:cs="Times New Roman"/>
-              </w:rPr>
-            </w:pPr>
-          </w:p>
-        </w:tc>
-        <w:tc>
-          <w:tcPr>
-            <w:tcW w:w="1710" w:type="dxa"/>
-          </w:tcPr>
-          <w:p>
-            <w:pPr>
-              <w:jc w:val="center"/>
-              <w:rPr>
-                <w:rFonts w:ascii="Times New Roman" w:hAnsi="Times New Roman" w:cs="Times New Roman"/>
-              </w:rPr>
-            </w:pPr>
-          </w:p>
-        </w:tc>
-      </w:tr>
-    </w:tbl>
-    <w:p>
-      <w:pPr>
-        <w:rPr>
-          <w:rFonts w:ascii="Times New Roman" w:hAnsi="Times New Roman" w:cs="Times New Roman"/>
-          <w:b/>
-          <w:bCs/>
-        </w:rPr>
-      </w:pPr>
-      <w:r>
-        <w:rPr>
-          <w:rFonts w:ascii="Times New Roman" w:hAnsi="Times New Roman" w:cs="Times New Roman"/>
-          <w:b/>
-          <w:bCs/>
-        </w:rPr>
-        <w:t xml:space="preserve">Table ***: </w:t>
-      </w:r>
-      <w:r>
-        <w:rPr>
-          <w:rFonts w:ascii="Times New Roman" w:hAnsi="Times New Roman" w:cs="Times New Roman"/>
-          <w:b/>
-          <w:bCs/>
-        </w:rPr>
-        <w:t xml:space="preserve">Results of </w:t>
-      </w:r>
-      <w:r>
-        <w:rPr>
-          <w:rFonts w:ascii="Times New Roman" w:hAnsi="Times New Roman" w:cs="Times New Roman"/>
-          <w:b/>
-          <w:bCs/>
-        </w:rPr>
-        <w:t>fuzzy RD</w:t>
-      </w:r>
-      <w:r>
-        <w:rPr>
-          <w:rFonts w:ascii="Times New Roman" w:hAnsi="Times New Roman" w:cs="Times New Roman"/>
-          <w:b/>
-          <w:bCs/>
-        </w:rPr>
-        <w:t xml:space="preserve"> analysis</w:t>
-      </w:r>
-      <w:r>
-        <w:rPr>
-          <w:rFonts w:ascii="Times New Roman" w:hAnsi="Times New Roman" w:cs="Times New Roman"/>
-          <w:b/>
-          <w:bCs/>
-        </w:rPr>
-        <w:t xml:space="preserve"> for multiple bandwidths</w:t>
-      </w:r>
-      <w:r>
-        <w:rPr>
-          <w:rFonts w:ascii="Times New Roman" w:hAnsi="Times New Roman" w:cs="Times New Roman"/>
-          <w:b/>
-          <w:bCs/>
-        </w:rPr>
-        <w:t xml:space="preserve">, </w:t>
-      </w:r>
-      <w:r>
-        <w:rPr>
-          <w:rFonts w:ascii="Times New Roman" w:hAnsi="Times New Roman" w:cs="Times New Roman"/>
-          <w:b/>
-          <w:bCs/>
-        </w:rPr>
-        <w:t>adjusting for prespecified covariates</w:t>
-      </w:r>
-      <w:r>
-        <w:rPr>
-          <w:rFonts w:ascii="Times New Roman" w:hAnsi="Times New Roman" w:cs="Times New Roman"/>
-          <w:b/>
-          <w:bCs/>
-        </w:rPr>
-        <w:t>.</w:t>
-      </w:r>
-      <w:r>
-        <w:rPr>
-          <w:rFonts w:ascii="Times New Roman" w:hAnsi="Times New Roman" w:cs="Times New Roman"/>
-          <w:b/>
-          <w:bCs/>
-        </w:rPr>
-        <w:t xml:space="preserve"> </w:t>
-      </w:r>
-      <w:r>
-        <w:rPr>
-          <w:rFonts w:ascii="Times New Roman" w:hAnsi="Times New Roman" w:cs="Times New Roman"/>
-          <w:b/>
-          <w:bCs/>
-        </w:rPr>
-        <w:t xml:space="preserve">Reported values </w:t>
-      </w:r>
-      <w:r>
-        <w:rPr>
-          <w:rFonts w:ascii="Times New Roman" w:hAnsi="Times New Roman" w:cs="Times New Roman"/>
-          <w:b/>
-          <w:bCs/>
-        </w:rPr>
-        <w:t xml:space="preserve">are </w:t>
-      </w:r>
-      <w:r>
-        <w:rPr>
-          <w:rFonts w:ascii="Times New Roman" w:hAnsi="Times New Roman" w:cs="Times New Roman"/>
-          <w:b/>
-          <w:bCs/>
-        </w:rPr>
-        <w:t>intention-to-treat (ITT) statistic</w:t>
-      </w:r>
-      <w:r>
-        <w:rPr>
-          <w:rFonts w:ascii="Times New Roman" w:hAnsi="Times New Roman" w:cs="Times New Roman"/>
-          <w:b/>
-          <w:bCs/>
-        </w:rPr>
-        <w:t>s</w:t>
-      </w:r>
-      <w:r>
-        <w:rPr>
-          <w:rFonts w:ascii="Times New Roman" w:hAnsi="Times New Roman" w:cs="Times New Roman"/>
-          <w:b/>
-          <w:bCs/>
-        </w:rPr>
-        <w:t xml:space="preserve"> in the fuzzy RD model</w:t>
-      </w:r>
-      <w:r>
-        <w:rPr>
-          <w:rFonts w:ascii="Times New Roman" w:hAnsi="Times New Roman" w:cs="Times New Roman"/>
-          <w:b/>
-          <w:bCs/>
-        </w:rPr>
-        <w:t xml:space="preserve"> for a given bandwidth.</w:t>
-      </w:r>
-      <w:r>
-        <w:rPr>
-          <w:rFonts w:ascii="Times New Roman" w:hAnsi="Times New Roman" w:cs="Times New Roman"/>
-          <w:b/>
-          <w:bCs/>
-        </w:rPr>
-        <w:t xml:space="preserve"> ITT reflects the local average treatment effect of </w:t>
-      </w:r>
-      <w:r>
-        <w:rPr>
-          <w:rFonts w:ascii="Times New Roman" w:hAnsi="Times New Roman" w:cs="Times New Roman"/>
-          <w:b/>
-          <w:bCs/>
-        </w:rPr>
-        <w:t xml:space="preserve">IO monotherapy versus chemotherapy for patients just below the 50% threshold and those just above it. </w:t>
-      </w:r>
-      <w:r>
-        <w:rPr>
-          <w:rFonts w:ascii="Times New Roman" w:hAnsi="Times New Roman" w:cs="Times New Roman"/>
-          <w:b/>
-          <w:bCs/>
-        </w:rPr>
-        <w:t xml:space="preserve"> </w:t>
       </w:r>
     </w:p>
     <w:p>
@@ -9656,7 +10003,6 @@
           </w:tcPr>
           <w:p>
             <w:pPr>
-              <w:jc w:val="center"/>
               <w:rPr>
                 <w:rFonts w:ascii="Times New Roman" w:hAnsi="Times New Roman" w:cs="Times New Roman"/>
               </w:rPr>
@@ -9691,6 +10037,93 @@
           <w:p>
             <w:pPr>
               <w:jc w:val="center"/>
+              <w:rPr>
+                <w:rFonts w:ascii="Times New Roman" w:hAnsi="Times New Roman" w:cs="Times New Roman"/>
+              </w:rPr>
+            </w:pPr>
+            <w:r>
+              <w:rPr>
+                <w:rFonts w:ascii="Times New Roman" w:hAnsi="Times New Roman" w:cs="Times New Roman"/>
+              </w:rPr>
+              <w:t>Logistic Regression</w:t>
+            </w:r>
+          </w:p>
+        </w:tc>
+        <w:tc>
+          <w:tcPr>
+            <w:tcW w:w="4949" w:type="dxa"/>
+          </w:tcPr>
+          <w:p>
+            <w:pPr>
+              <w:jc w:val="center"/>
+              <w:rPr>
+                <w:rFonts w:ascii="Times New Roman" w:hAnsi="Times New Roman" w:cs="Times New Roman"/>
+              </w:rPr>
+            </w:pPr>
+            <w:r>
+              <w:rPr>
+                <w:rFonts w:ascii="Times New Roman" w:hAnsi="Times New Roman" w:cs="Times New Roman"/>
+              </w:rPr>
+              <w:t>0.68 ([0.67, 0.69])</w:t>
+            </w:r>
+          </w:p>
+        </w:tc>
+      </w:tr>
+      <w:tr>
+        <w:tc>
+          <w:tcPr>
+            <w:tcW w:w="4948" w:type="dxa"/>
+          </w:tcPr>
+          <w:p>
+            <w:pPr>
+              <w:jc w:val="center"/>
+              <w:rPr>
+                <w:rFonts w:ascii="Times New Roman" w:hAnsi="Times New Roman" w:cs="Times New Roman"/>
+              </w:rPr>
+            </w:pPr>
+            <w:proofErr w:type="spellStart"/>
+            <w:r>
+              <w:rPr>
+                <w:rFonts w:ascii="Times New Roman" w:hAnsi="Times New Roman" w:cs="Times New Roman"/>
+              </w:rPr>
+              <w:t>XGBoost</w:t>
+            </w:r>
+            <w:proofErr w:type="spellEnd"/>
+            <w:r>
+              <w:rPr>
+                <w:rFonts w:ascii="Times New Roman" w:hAnsi="Times New Roman" w:cs="Times New Roman"/>
+              </w:rPr>
+              <w:t xml:space="preserve"> Classifier</w:t>
+            </w:r>
+          </w:p>
+        </w:tc>
+        <w:tc>
+          <w:tcPr>
+            <w:tcW w:w="4949" w:type="dxa"/>
+          </w:tcPr>
+          <w:p>
+            <w:pPr>
+              <w:jc w:val="center"/>
+              <w:rPr>
+                <w:rFonts w:ascii="Times New Roman" w:hAnsi="Times New Roman" w:cs="Times New Roman"/>
+              </w:rPr>
+            </w:pPr>
+            <w:r>
+              <w:rPr>
+                <w:rFonts w:ascii="Times New Roman" w:hAnsi="Times New Roman" w:cs="Times New Roman"/>
+              </w:rPr>
+              <w:t>0.70 ([0.69, 0.71])</w:t>
+            </w:r>
+          </w:p>
+        </w:tc>
+      </w:tr>
+      <w:tr>
+        <w:tc>
+          <w:tcPr>
+            <w:tcW w:w="4948" w:type="dxa"/>
+          </w:tcPr>
+          <w:p>
+            <w:pPr>
               <w:rPr>
                 <w:rFonts w:ascii="Times New Roman" w:hAnsi="Times New Roman" w:cs="Times New Roman"/>
               </w:rPr>
@@ -9721,6 +10154,102 @@
           </w:p>
         </w:tc>
       </w:tr>
+      <w:tr>
+        <w:tc>
+          <w:tcPr>
+            <w:tcW w:w="4948" w:type="dxa"/>
+          </w:tcPr>
+          <w:p>
+            <w:pPr>
+              <w:jc w:val="center"/>
+              <w:rPr>
+                <w:rFonts w:ascii="Times New Roman" w:hAnsi="Times New Roman" w:cs="Times New Roman"/>
+              </w:rPr>
+            </w:pPr>
+            <w:r>
+              <w:rPr>
+                <w:rFonts w:ascii="Times New Roman" w:hAnsi="Times New Roman" w:cs="Times New Roman"/>
+              </w:rPr>
+              <w:t>Logistic Regression</w:t>
+            </w:r>
+          </w:p>
+        </w:tc>
+        <w:tc>
+          <w:tcPr>
+            <w:tcW w:w="4949" w:type="dxa"/>
+          </w:tcPr>
+          <w:p>
+            <w:pPr>
+              <w:tabs>
+                <w:tab w:val="left" w:pos="2136"/>
+                <w:tab w:val="center" w:pos="2366"/>
+              </w:tabs>
+              <w:jc w:val="center"/>
+              <w:rPr>
+                <w:rFonts w:ascii="Times New Roman" w:hAnsi="Times New Roman" w:cs="Times New Roman"/>
+              </w:rPr>
+            </w:pPr>
+            <w:r>
+              <w:rPr>
+                <w:rFonts w:ascii="Times New Roman" w:hAnsi="Times New Roman" w:cs="Times New Roman"/>
+              </w:rPr>
+              <w:t>0.72 [0.71, 0.72])</w:t>
+            </w:r>
+          </w:p>
+        </w:tc>
+      </w:tr>
+      <w:tr>
+        <w:tc>
+          <w:tcPr>
+            <w:tcW w:w="4948" w:type="dxa"/>
+          </w:tcPr>
+          <w:p>
+            <w:pPr>
+              <w:jc w:val="center"/>
+              <w:rPr>
+                <w:rFonts w:ascii="Times New Roman" w:hAnsi="Times New Roman" w:cs="Times New Roman"/>
+              </w:rPr>
+            </w:pPr>
+            <w:proofErr w:type="spellStart"/>
+            <w:r>
+              <w:rPr>
+                <w:rFonts w:ascii="Times New Roman" w:hAnsi="Times New Roman" w:cs="Times New Roman"/>
+              </w:rPr>
+              <w:t>XGBoost</w:t>
+            </w:r>
+            <w:proofErr w:type="spellEnd"/>
+            <w:r>
+              <w:rPr>
+                <w:rFonts w:ascii="Times New Roman" w:hAnsi="Times New Roman" w:cs="Times New Roman"/>
+              </w:rPr>
+              <w:t xml:space="preserve"> Classifier</w:t>
+            </w:r>
+          </w:p>
+        </w:tc>
+        <w:tc>
+          <w:tcPr>
+            <w:tcW w:w="4949" w:type="dxa"/>
+          </w:tcPr>
+          <w:p>
+            <w:pPr>
+              <w:tabs>
+                <w:tab w:val="left" w:pos="2136"/>
+                <w:tab w:val="center" w:pos="2366"/>
+              </w:tabs>
+              <w:jc w:val="center"/>
+              <w:rPr>
+                <w:rFonts w:ascii="Times New Roman" w:hAnsi="Times New Roman" w:cs="Times New Roman"/>
+              </w:rPr>
+            </w:pPr>
+            <w:r>
+              <w:rPr>
+                <w:rFonts w:ascii="Times New Roman" w:hAnsi="Times New Roman" w:cs="Times New Roman"/>
+              </w:rPr>
+              <w:t>0.74 ([0.73, 0.75])</w:t>
+            </w:r>
+          </w:p>
+        </w:tc>
+      </w:tr>
     </w:tbl>
     <w:p>
       <w:pPr>
@@ -9754,51 +10283,68 @@
         </w:rPr>
         <w:t xml:space="preserve"> AUROC for each ML model on the independent test set. AUROC was calculated using 1000 bootstraps. </w:t>
       </w:r>
-    </w:p>
-    <w:p>
-      <w:pPr>
-        <w:rPr>
-          <w:rFonts w:ascii="Times New Roman" w:hAnsi="Times New Roman" w:cs="Times New Roman"/>
-          <w:b/>
-          <w:bCs/>
-        </w:rPr>
-      </w:pPr>
-    </w:p>
-    <w:p>
-      <w:pPr>
-        <w:rPr>
-          <w:rFonts w:ascii="Times New Roman" w:hAnsi="Times New Roman" w:cs="Times New Roman"/>
-          <w:b/>
-          <w:bCs/>
-        </w:rPr>
-      </w:pPr>
-    </w:p>
-    <w:p>
-      <w:pPr>
-        <w:rPr>
-          <w:rFonts w:ascii="Times New Roman" w:hAnsi="Times New Roman" w:cs="Times New Roman"/>
-          <w:b/>
-          <w:bCs/>
-        </w:rPr>
-      </w:pPr>
-    </w:p>
-    <w:p>
-      <w:pPr>
-        <w:rPr>
-          <w:rFonts w:ascii="Times New Roman" w:hAnsi="Times New Roman" w:cs="Times New Roman"/>
-          <w:b/>
-          <w:bCs/>
-        </w:rPr>
-      </w:pPr>
-    </w:p>
-    <w:p>
-      <w:pPr>
-        <w:rPr>
-          <w:rFonts w:ascii="Times New Roman" w:hAnsi="Times New Roman" w:cs="Times New Roman"/>
-          <w:b/>
-          <w:bCs/>
-        </w:rPr>
-      </w:pPr>
+      <w:r>
+        <w:rPr>
+          <w:rFonts w:ascii="Times New Roman" w:hAnsi="Times New Roman" w:cs="Times New Roman"/>
+          <w:b/>
+          <w:bCs/>
+        </w:rPr>
+        <w:t xml:space="preserve">PFS = progression-free survival and OS = overall survival. </w:t>
+      </w:r>
+    </w:p>
+    <w:p>
+      <w:pPr>
+        <w:rPr>
+          <w:rFonts w:ascii="Times New Roman" w:hAnsi="Times New Roman" w:cs="Times New Roman"/>
+          <w:b/>
+          <w:bCs/>
+        </w:rPr>
+      </w:pPr>
+    </w:p>
+    <w:p>
+      <w:pPr>
+        <w:rPr>
+          <w:rFonts w:ascii="Times New Roman" w:hAnsi="Times New Roman" w:cs="Times New Roman"/>
+          <w:b/>
+          <w:bCs/>
+        </w:rPr>
+      </w:pPr>
+    </w:p>
+    <w:p>
+      <w:pPr>
+        <w:rPr>
+          <w:rFonts w:ascii="Times New Roman" w:hAnsi="Times New Roman" w:cs="Times New Roman"/>
+          <w:b/>
+          <w:bCs/>
+        </w:rPr>
+      </w:pPr>
+    </w:p>
+    <w:p>
+      <w:pPr>
+        <w:rPr>
+          <w:rFonts w:ascii="Times New Roman" w:hAnsi="Times New Roman" w:cs="Times New Roman"/>
+          <w:b/>
+          <w:bCs/>
+        </w:rPr>
+      </w:pPr>
+    </w:p>
+    <w:p>
+      <w:pPr>
+        <w:rPr>
+          <w:rFonts w:ascii="Times New Roman" w:hAnsi="Times New Roman" w:cs="Times New Roman"/>
+          <w:b/>
+          <w:bCs/>
+        </w:rPr>
+      </w:pPr>
+      <w:r>
+        <w:rPr>
+          <w:rFonts w:ascii="Times New Roman" w:hAnsi="Times New Roman" w:cs="Times New Roman"/>
+          <w:b/>
+          <w:bCs/>
+        </w:rPr>
+        <w:lastRenderedPageBreak/>
+        <w:t>A)</w:t>
+      </w:r>
       <w:r>
         <w:rPr>
           <w:rFonts w:ascii="Times New Roman" w:hAnsi="Times New Roman" w:cs="Times New Roman"/>
@@ -9807,9 +10353,9 @@
           <w:noProof/>
         </w:rPr>
         <w:drawing>
-          <wp:inline distT="0" distB="0" distL="0" distR="0" wp14:anchorId="40322153" wp14:editId="4283B145">
-            <wp:extent cx="3145134" cy="3734986"/>
-            <wp:effectExtent l="0" t="0" r="5080" b="0"/>
+          <wp:inline distT="0" distB="0" distL="0" distR="0" wp14:anchorId="40322153" wp14:editId="7C8CFB94">
+            <wp:extent cx="2978432" cy="3537019"/>
+            <wp:effectExtent l="0" t="0" r="6350" b="0"/>
             <wp:docPr id="445907951" name="Picture 5" descr="A graph of a patient&#10;&#10;Description automatically generated with medium confidence"/>
             <wp:cNvGraphicFramePr>
               <a:graphicFrameLocks xmlns:a="http://schemas.openxmlformats.org/drawingml/2006/main" noChangeAspect="1"/>
@@ -9822,7 +10368,7 @@
                     <pic:cNvPicPr/>
                   </pic:nvPicPr>
                   <pic:blipFill>
-                    <a:blip r:embed="rId6" cstate="print">
+                    <a:blip r:embed="rId10" cstate="print">
                       <a:extLst>
                         <a:ext uri="{28A0092B-C50C-407E-A947-70E740481C1C}">
                           <a14:useLocalDpi xmlns:a14="http://schemas.microsoft.com/office/drawing/2010/main" val="0"/>
@@ -9836,7 +10382,7 @@
                   <pic:spPr>
                     <a:xfrm>
                       <a:off x="0" y="0"/>
-                      <a:ext cx="3169638" cy="3764085"/>
+                      <a:ext cx="3015854" cy="3581459"/>
                     </a:xfrm>
                     <a:prstGeom prst="rect">
                       <a:avLst/>
@@ -9853,12 +10399,20 @@
           <w:rFonts w:ascii="Times New Roman" w:hAnsi="Times New Roman" w:cs="Times New Roman"/>
           <w:b/>
           <w:bCs/>
+        </w:rPr>
+        <w:t>B)</w:t>
+      </w:r>
+      <w:r>
+        <w:rPr>
+          <w:rFonts w:ascii="Times New Roman" w:hAnsi="Times New Roman" w:cs="Times New Roman"/>
+          <w:b/>
+          <w:bCs/>
           <w:noProof/>
         </w:rPr>
         <w:drawing>
-          <wp:inline distT="0" distB="0" distL="0" distR="0" wp14:anchorId="3FA51CB4" wp14:editId="7BC4A891">
-            <wp:extent cx="3125037" cy="3711117"/>
-            <wp:effectExtent l="0" t="0" r="0" b="0"/>
+          <wp:inline distT="0" distB="0" distL="0" distR="0" wp14:anchorId="3FA51CB4" wp14:editId="003140BB">
+            <wp:extent cx="2758435" cy="3275762"/>
+            <wp:effectExtent l="0" t="0" r="0" b="1270"/>
             <wp:docPr id="392707738" name="Picture 6" descr="A graph of a patient's health&#10;&#10;Description automatically generated with medium confidence"/>
             <wp:cNvGraphicFramePr>
               <a:graphicFrameLocks xmlns:a="http://schemas.openxmlformats.org/drawingml/2006/main" noChangeAspect="1"/>
@@ -9871,7 +10425,7 @@
                     <pic:cNvPicPr/>
                   </pic:nvPicPr>
                   <pic:blipFill>
-                    <a:blip r:embed="rId7" cstate="print">
+                    <a:blip r:embed="rId11" cstate="print">
                       <a:extLst>
                         <a:ext uri="{28A0092B-C50C-407E-A947-70E740481C1C}">
                           <a14:useLocalDpi xmlns:a14="http://schemas.microsoft.com/office/drawing/2010/main" val="0"/>
@@ -9885,7 +10439,7 @@
                   <pic:spPr>
                     <a:xfrm>
                       <a:off x="0" y="0"/>
-                      <a:ext cx="3172389" cy="3767350"/>
+                      <a:ext cx="2810582" cy="3337689"/>
                     </a:xfrm>
                     <a:prstGeom prst="rect">
                       <a:avLst/>
@@ -9933,35 +10487,70 @@
           <w:bCs/>
           <w:noProof/>
         </w:rPr>
-        <w:t>Figure ***: Shapley figures for progression</w:t>
-      </w:r>
-    </w:p>
-    <w:p>
-      <w:pPr>
+        <w:t>Figure ***: Shapley figures f</w:t>
+      </w:r>
+      <w:r>
         <w:rPr>
           <w:rFonts w:ascii="Times New Roman" w:hAnsi="Times New Roman" w:cs="Times New Roman"/>
           <w:b/>
           <w:bCs/>
           <w:noProof/>
         </w:rPr>
-      </w:pPr>
-    </w:p>
-    <w:p>
-      <w:pPr>
-        <w:rPr>
-          <w:rFonts w:ascii="Times New Roman" w:hAnsi="Times New Roman" w:cs="Times New Roman"/>
-        </w:rPr>
-      </w:pPr>
-      <w:r>
-        <w:rPr>
-          <w:rFonts w:ascii="Times New Roman" w:hAnsi="Times New Roman" w:cs="Times New Roman"/>
+        <w:t xml:space="preserve">or the PFS XGBoost model. A) Most important features for the model in terms of absolute effect on model prediction. B) Most important features for the model in terms of </w:t>
+      </w:r>
+      <w:r>
+        <w:rPr>
+          <w:rFonts w:ascii="Times New Roman" w:hAnsi="Times New Roman" w:cs="Times New Roman"/>
+          <w:b/>
+          <w:bCs/>
           <w:noProof/>
         </w:rPr>
+        <w:t xml:space="preserve">favoring “progression” or “no progression” predictions. </w:t>
+      </w:r>
+      <w:r>
+        <w:rPr>
+          <w:rFonts w:ascii="Times New Roman" w:hAnsi="Times New Roman" w:cs="Times New Roman"/>
+          <w:b/>
+          <w:bCs/>
+          <w:noProof/>
+        </w:rPr>
+        <w:t xml:space="preserve">Warmer colors indicate higher values for the features and cooler colors indicate lower values. </w:t>
+      </w:r>
+    </w:p>
+    <w:p>
+      <w:pPr>
+        <w:rPr>
+          <w:rFonts w:ascii="Times New Roman" w:hAnsi="Times New Roman" w:cs="Times New Roman"/>
+          <w:b/>
+          <w:bCs/>
+          <w:noProof/>
+        </w:rPr>
+      </w:pPr>
+    </w:p>
+    <w:p>
+      <w:pPr>
+        <w:rPr>
+          <w:rFonts w:ascii="Times New Roman" w:hAnsi="Times New Roman" w:cs="Times New Roman"/>
+        </w:rPr>
+      </w:pPr>
+      <w:r>
+        <w:rPr>
+          <w:rFonts w:ascii="Times New Roman" w:hAnsi="Times New Roman" w:cs="Times New Roman"/>
+          <w:b/>
+          <w:bCs/>
+        </w:rPr>
         <w:lastRenderedPageBreak/>
+        <w:t>A)</w:t>
+      </w:r>
+      <w:r>
+        <w:rPr>
+          <w:rFonts w:ascii="Times New Roman" w:hAnsi="Times New Roman" w:cs="Times New Roman"/>
+          <w:noProof/>
+        </w:rPr>
         <w:drawing>
-          <wp:inline distT="0" distB="0" distL="0" distR="0" wp14:anchorId="1074C5D8" wp14:editId="359FEDA7">
-            <wp:extent cx="3135086" cy="3723052"/>
-            <wp:effectExtent l="0" t="0" r="1905" b="0"/>
+          <wp:inline distT="0" distB="0" distL="0" distR="0" wp14:anchorId="1074C5D8" wp14:editId="56BD1467">
+            <wp:extent cx="3046124" cy="3617406"/>
+            <wp:effectExtent l="0" t="0" r="1905" b="2540"/>
             <wp:docPr id="86870469" name="Picture 7"/>
             <wp:cNvGraphicFramePr>
               <a:graphicFrameLocks xmlns:a="http://schemas.openxmlformats.org/drawingml/2006/main" noChangeAspect="1"/>
@@ -9974,7 +10563,7 @@
                     <pic:cNvPicPr/>
                   </pic:nvPicPr>
                   <pic:blipFill>
-                    <a:blip r:embed="rId8" cstate="print">
+                    <a:blip r:embed="rId12" cstate="print">
                       <a:extLst>
                         <a:ext uri="{28A0092B-C50C-407E-A947-70E740481C1C}">
                           <a14:useLocalDpi xmlns:a14="http://schemas.microsoft.com/office/drawing/2010/main" val="0"/>
@@ -9988,7 +10577,7 @@
                   <pic:spPr>
                     <a:xfrm>
                       <a:off x="0" y="0"/>
-                      <a:ext cx="3183330" cy="3780344"/>
+                      <a:ext cx="3097872" cy="3678860"/>
                     </a:xfrm>
                     <a:prstGeom prst="rect">
                       <a:avLst/>
@@ -10003,12 +10592,20 @@
       <w:r>
         <w:rPr>
           <w:rFonts w:ascii="Times New Roman" w:hAnsi="Times New Roman" w:cs="Times New Roman"/>
+          <w:b/>
+          <w:bCs/>
+        </w:rPr>
+        <w:t>B)</w:t>
+      </w:r>
+      <w:r>
+        <w:rPr>
+          <w:rFonts w:ascii="Times New Roman" w:hAnsi="Times New Roman" w:cs="Times New Roman"/>
           <w:noProof/>
         </w:rPr>
         <w:drawing>
-          <wp:inline distT="0" distB="0" distL="0" distR="0" wp14:anchorId="35BAECDC" wp14:editId="2601FEFD">
-            <wp:extent cx="3064779" cy="3639561"/>
-            <wp:effectExtent l="0" t="0" r="0" b="5715"/>
+          <wp:inline distT="0" distB="0" distL="0" distR="0" wp14:anchorId="35BAECDC" wp14:editId="5E073D07">
+            <wp:extent cx="2910741" cy="3456633"/>
+            <wp:effectExtent l="0" t="0" r="0" b="0"/>
             <wp:docPr id="56927783" name="Picture 8"/>
             <wp:cNvGraphicFramePr>
               <a:graphicFrameLocks xmlns:a="http://schemas.openxmlformats.org/drawingml/2006/main" noChangeAspect="1"/>
@@ -10021,7 +10618,7 @@
                     <pic:cNvPicPr/>
                   </pic:nvPicPr>
                   <pic:blipFill>
-                    <a:blip r:embed="rId9" cstate="print">
+                    <a:blip r:embed="rId13" cstate="print">
                       <a:extLst>
                         <a:ext uri="{28A0092B-C50C-407E-A947-70E740481C1C}">
                           <a14:useLocalDpi xmlns:a14="http://schemas.microsoft.com/office/drawing/2010/main" val="0"/>
@@ -10035,7 +10632,7 @@
                   <pic:spPr>
                     <a:xfrm>
                       <a:off x="0" y="0"/>
-                      <a:ext cx="3121961" cy="3707467"/>
+                      <a:ext cx="2977731" cy="3536187"/>
                     </a:xfrm>
                     <a:prstGeom prst="rect">
                       <a:avLst/>
@@ -10054,67 +10651,167 @@
           <w:rFonts w:ascii="Times New Roman" w:hAnsi="Times New Roman" w:cs="Times New Roman"/>
           <w:b/>
           <w:bCs/>
-        </w:rPr>
-      </w:pPr>
-      <w:r>
-        <w:rPr>
-          <w:rFonts w:ascii="Times New Roman" w:hAnsi="Times New Roman" w:cs="Times New Roman"/>
-          <w:b/>
-          <w:bCs/>
-        </w:rPr>
-        <w:t xml:space="preserve">Figure ***: Overall survival </w:t>
-      </w:r>
-    </w:p>
-    <w:p>
-      <w:pPr>
-        <w:rPr>
-          <w:rFonts w:ascii="Times New Roman" w:hAnsi="Times New Roman" w:cs="Times New Roman"/>
-          <w:b/>
-          <w:bCs/>
-        </w:rPr>
-      </w:pPr>
-    </w:p>
-    <w:p>
-      <w:pPr>
-        <w:rPr>
-          <w:rFonts w:ascii="Times New Roman" w:hAnsi="Times New Roman" w:cs="Times New Roman"/>
-          <w:b/>
-          <w:bCs/>
-        </w:rPr>
-      </w:pPr>
-    </w:p>
-    <w:p>
-      <w:pPr>
-        <w:rPr>
-          <w:rFonts w:ascii="Times New Roman" w:hAnsi="Times New Roman" w:cs="Times New Roman"/>
-          <w:b/>
-          <w:bCs/>
-        </w:rPr>
-      </w:pPr>
-    </w:p>
-    <w:p>
-      <w:pPr>
-        <w:rPr>
-          <w:rFonts w:ascii="Times New Roman" w:hAnsi="Times New Roman" w:cs="Times New Roman"/>
-          <w:b/>
-          <w:bCs/>
-        </w:rPr>
-      </w:pPr>
-      <w:r>
-        <w:rPr>
-          <w:rFonts w:ascii="Times New Roman" w:hAnsi="Times New Roman" w:cs="Times New Roman"/>
-          <w:b/>
-          <w:bCs/>
-        </w:rPr>
-        <w:t xml:space="preserve">Figure ***: Kaplan-Meier survival curves for patients classified as low-risk </w:t>
-      </w:r>
-      <w:r>
-        <w:rPr>
-          <w:rFonts w:ascii="Times New Roman" w:hAnsi="Times New Roman" w:cs="Times New Roman"/>
-          <w:b/>
-          <w:bCs/>
-        </w:rPr>
-        <w:t>via the ML algorithm versus those classified as high-risk. A threshold of &lt;=0.3 was set for classifying patients as low-risk while a threshold of &gt;=0.7 was set for classifying patients as high-risk.</w:t>
+          <w:noProof/>
+        </w:rPr>
+      </w:pPr>
+      <w:r>
+        <w:rPr>
+          <w:rFonts w:ascii="Times New Roman" w:hAnsi="Times New Roman" w:cs="Times New Roman"/>
+          <w:b/>
+          <w:bCs/>
+          <w:noProof/>
+        </w:rPr>
+        <w:t xml:space="preserve">Figure ***: Shapley figures for the </w:t>
+      </w:r>
+      <w:r>
+        <w:rPr>
+          <w:rFonts w:ascii="Times New Roman" w:hAnsi="Times New Roman" w:cs="Times New Roman"/>
+          <w:b/>
+          <w:bCs/>
+          <w:noProof/>
+        </w:rPr>
+        <w:t>OS</w:t>
+      </w:r>
+      <w:r>
+        <w:rPr>
+          <w:rFonts w:ascii="Times New Roman" w:hAnsi="Times New Roman" w:cs="Times New Roman"/>
+          <w:b/>
+          <w:bCs/>
+          <w:noProof/>
+        </w:rPr>
+        <w:t xml:space="preserve"> XGBoost model. A) Most important features for the model in terms of absolute effect on model prediction. B) Most important features for the model in terms of favoring “progression” or “no progression” predictions. Warmer colors indicate higher values for the features and cooler colors indicate lower values. </w:t>
+      </w:r>
+    </w:p>
+    <w:p>
+      <w:pPr>
+        <w:rPr>
+          <w:rFonts w:ascii="Times New Roman" w:hAnsi="Times New Roman" w:cs="Times New Roman"/>
+          <w:b/>
+          <w:bCs/>
+        </w:rPr>
+      </w:pPr>
+      <w:r>
+        <w:rPr>
+          <w:rFonts w:ascii="Times New Roman" w:hAnsi="Times New Roman" w:cs="Times New Roman"/>
+          <w:b/>
+          <w:bCs/>
+          <w:noProof/>
+        </w:rPr>
+        <w:lastRenderedPageBreak/>
+        <w:drawing>
+          <wp:inline distT="0" distB="0" distL="0" distR="0" wp14:anchorId="194BA839" wp14:editId="72329B83">
+            <wp:extent cx="6489216" cy="4099727"/>
+            <wp:effectExtent l="0" t="0" r="635" b="2540"/>
+            <wp:docPr id="1379104148" name="Picture 2" descr="A graph of a patient's survival&#10;&#10;Description automatically generated with medium confidence"/>
+            <wp:cNvGraphicFramePr>
+              <a:graphicFrameLocks xmlns:a="http://schemas.openxmlformats.org/drawingml/2006/main" noChangeAspect="1"/>
+            </wp:cNvGraphicFramePr>
+            <a:graphic xmlns:a="http://schemas.openxmlformats.org/drawingml/2006/main">
+              <a:graphicData uri="http://schemas.openxmlformats.org/drawingml/2006/picture">
+                <pic:pic xmlns:pic="http://schemas.openxmlformats.org/drawingml/2006/picture">
+                  <pic:nvPicPr>
+                    <pic:cNvPr id="1379104148" name="Picture 2" descr="A graph of a patient's survival&#10;&#10;Description automatically generated with medium confidence"/>
+                    <pic:cNvPicPr/>
+                  </pic:nvPicPr>
+                  <pic:blipFill>
+                    <a:blip r:embed="rId14" cstate="print">
+                      <a:extLst>
+                        <a:ext uri="{28A0092B-C50C-407E-A947-70E740481C1C}">
+                          <a14:useLocalDpi xmlns:a14="http://schemas.microsoft.com/office/drawing/2010/main" val="0"/>
+                        </a:ext>
+                      </a:extLst>
+                    </a:blip>
+                    <a:stretch>
+                      <a:fillRect/>
+                    </a:stretch>
+                  </pic:blipFill>
+                  <pic:spPr>
+                    <a:xfrm>
+                      <a:off x="0" y="0"/>
+                      <a:ext cx="6585579" cy="4160606"/>
+                    </a:xfrm>
+                    <a:prstGeom prst="rect">
+                      <a:avLst/>
+                    </a:prstGeom>
+                  </pic:spPr>
+                </pic:pic>
+              </a:graphicData>
+            </a:graphic>
+          </wp:inline>
+        </w:drawing>
+      </w:r>
+    </w:p>
+    <w:p>
+      <w:pPr>
+        <w:rPr>
+          <w:rFonts w:ascii="Times New Roman" w:hAnsi="Times New Roman" w:cs="Times New Roman"/>
+          <w:b/>
+          <w:bCs/>
+        </w:rPr>
+      </w:pPr>
+      <w:r>
+        <w:rPr>
+          <w:rFonts w:ascii="Times New Roman" w:hAnsi="Times New Roman" w:cs="Times New Roman"/>
+          <w:b/>
+          <w:bCs/>
+        </w:rPr>
+        <w:t xml:space="preserve">Figure ***: Kaplan-Meier curves </w:t>
+      </w:r>
+      <w:r>
+        <w:rPr>
+          <w:rFonts w:ascii="Times New Roman" w:hAnsi="Times New Roman" w:cs="Times New Roman"/>
+          <w:b/>
+          <w:bCs/>
+        </w:rPr>
+        <w:t xml:space="preserve">demonstrating 12-month PFS </w:t>
+      </w:r>
+      <w:r>
+        <w:rPr>
+          <w:rFonts w:ascii="Times New Roman" w:hAnsi="Times New Roman" w:cs="Times New Roman"/>
+          <w:b/>
+          <w:bCs/>
+        </w:rPr>
+        <w:t>for</w:t>
+      </w:r>
+      <w:r>
+        <w:rPr>
+          <w:rFonts w:ascii="Times New Roman" w:hAnsi="Times New Roman" w:cs="Times New Roman"/>
+          <w:b/>
+          <w:bCs/>
+        </w:rPr>
+        <w:t xml:space="preserve"> test-set</w:t>
+      </w:r>
+      <w:r>
+        <w:rPr>
+          <w:rFonts w:ascii="Times New Roman" w:hAnsi="Times New Roman" w:cs="Times New Roman"/>
+          <w:b/>
+          <w:bCs/>
+        </w:rPr>
+        <w:t xml:space="preserve"> patients classified as low-risk </w:t>
+      </w:r>
+      <w:r>
+        <w:rPr>
+          <w:rFonts w:ascii="Times New Roman" w:hAnsi="Times New Roman" w:cs="Times New Roman"/>
+          <w:b/>
+          <w:bCs/>
+        </w:rPr>
+        <w:t xml:space="preserve">via the ML algorithm versus those classified as high-risk. A threshold of </w:t>
+      </w:r>
+      <w:r>
+        <w:rPr>
+          <w:rFonts w:ascii="Times New Roman" w:hAnsi="Times New Roman" w:cs="Times New Roman"/>
+          <w:b/>
+          <w:bCs/>
+        </w:rPr>
+        <w:t>0.70</w:t>
+      </w:r>
+      <w:r>
+        <w:rPr>
+          <w:rFonts w:ascii="Times New Roman" w:hAnsi="Times New Roman" w:cs="Times New Roman"/>
+          <w:b/>
+          <w:bCs/>
+        </w:rPr>
+        <w:t xml:space="preserve"> was set for classifying patients as high-risk.</w:t>
       </w:r>
       <w:r>
         <w:rPr>
@@ -10181,6 +10878,7 @@
                 <w:lang w:val="it-IT"/>
               </w:rPr>
             </w:pPr>
+            <w:proofErr w:type="spellStart"/>
             <w:r>
               <w:rPr>
                 <w:rFonts w:ascii="Times New Roman" w:hAnsi="Times New Roman" w:cs="Times New Roman"/>
@@ -10190,6 +10888,7 @@
               </w:rPr>
               <w:t>Outcome</w:t>
             </w:r>
+            <w:proofErr w:type="spellEnd"/>
           </w:p>
         </w:tc>
         <w:tc>
@@ -10207,6 +10906,7 @@
                 <w:lang w:val="it-IT"/>
               </w:rPr>
             </w:pPr>
+            <w:proofErr w:type="spellStart"/>
             <w:r>
               <w:rPr>
                 <w:rFonts w:ascii="Times New Roman" w:hAnsi="Times New Roman" w:cs="Times New Roman"/>
@@ -10226,6 +10926,7 @@
               </w:rPr>
               <w:t>LR</w:t>
             </w:r>
+            <w:proofErr w:type="spellEnd"/>
           </w:p>
         </w:tc>
         <w:tc>
@@ -10243,6 +10944,7 @@
                 <w:lang w:val="it-IT"/>
               </w:rPr>
             </w:pPr>
+            <w:proofErr w:type="spellStart"/>
             <w:r>
               <w:rPr>
                 <w:rFonts w:ascii="Times New Roman" w:hAnsi="Times New Roman" w:cs="Times New Roman"/>
@@ -10262,6 +10964,7 @@
               </w:rPr>
               <w:t>HR</w:t>
             </w:r>
+            <w:proofErr w:type="spellEnd"/>
           </w:p>
         </w:tc>
         <w:tc>
@@ -10644,7 +11347,15 @@
           <w:b/>
           <w:bCs/>
         </w:rPr>
-        <w:t xml:space="preserve">6-month </w:t>
+        <w:t>12</w:t>
+      </w:r>
+      <w:r>
+        <w:rPr>
+          <w:rFonts w:ascii="Times New Roman" w:hAnsi="Times New Roman" w:cs="Times New Roman"/>
+          <w:b/>
+          <w:bCs/>
+        </w:rPr>
+        <w:t xml:space="preserve">-month </w:t>
       </w:r>
       <w:r>
         <w:rPr>
@@ -10688,6 +11399,172 @@
           <w:bCs/>
         </w:rPr>
       </w:pPr>
+    </w:p>
+    <w:p>
+      <w:pPr>
+        <w:rPr>
+          <w:rFonts w:ascii="Times New Roman" w:hAnsi="Times New Roman" w:cs="Times New Roman"/>
+          <w:b/>
+          <w:bCs/>
+        </w:rPr>
+      </w:pPr>
+      <w:r>
+        <w:rPr>
+          <w:rFonts w:ascii="Times New Roman" w:hAnsi="Times New Roman" w:cs="Times New Roman"/>
+          <w:b/>
+          <w:bCs/>
+          <w:noProof/>
+        </w:rPr>
+        <w:lastRenderedPageBreak/>
+        <w:drawing>
+          <wp:inline distT="0" distB="0" distL="0" distR="0" wp14:anchorId="4224E535" wp14:editId="65FB3BD1">
+            <wp:extent cx="6249923" cy="4049486"/>
+            <wp:effectExtent l="0" t="0" r="0" b="1905"/>
+            <wp:docPr id="451505581" name="Picture 1"/>
+            <wp:cNvGraphicFramePr>
+              <a:graphicFrameLocks xmlns:a="http://schemas.openxmlformats.org/drawingml/2006/main" noChangeAspect="1"/>
+            </wp:cNvGraphicFramePr>
+            <a:graphic xmlns:a="http://schemas.openxmlformats.org/drawingml/2006/main">
+              <a:graphicData uri="http://schemas.openxmlformats.org/drawingml/2006/picture">
+                <pic:pic xmlns:pic="http://schemas.openxmlformats.org/drawingml/2006/picture">
+                  <pic:nvPicPr>
+                    <pic:cNvPr id="451505581" name="Picture 451505581"/>
+                    <pic:cNvPicPr/>
+                  </pic:nvPicPr>
+                  <pic:blipFill>
+                    <a:blip r:embed="rId15" cstate="print">
+                      <a:extLst>
+                        <a:ext uri="{28A0092B-C50C-407E-A947-70E740481C1C}">
+                          <a14:useLocalDpi xmlns:a14="http://schemas.microsoft.com/office/drawing/2010/main" val="0"/>
+                        </a:ext>
+                      </a:extLst>
+                    </a:blip>
+                    <a:stretch>
+                      <a:fillRect/>
+                    </a:stretch>
+                  </pic:blipFill>
+                  <pic:spPr>
+                    <a:xfrm>
+                      <a:off x="0" y="0"/>
+                      <a:ext cx="6282111" cy="4070342"/>
+                    </a:xfrm>
+                    <a:prstGeom prst="rect">
+                      <a:avLst/>
+                    </a:prstGeom>
+                  </pic:spPr>
+                </pic:pic>
+              </a:graphicData>
+            </a:graphic>
+          </wp:inline>
+        </w:drawing>
+      </w:r>
+    </w:p>
+    <w:p>
+      <w:pPr>
+        <w:rPr>
+          <w:rFonts w:ascii="Times New Roman" w:hAnsi="Times New Roman" w:cs="Times New Roman"/>
+          <w:b/>
+          <w:bCs/>
+        </w:rPr>
+      </w:pPr>
+      <w:r>
+        <w:rPr>
+          <w:rFonts w:ascii="Times New Roman" w:hAnsi="Times New Roman" w:cs="Times New Roman"/>
+          <w:b/>
+          <w:bCs/>
+        </w:rPr>
+        <w:t xml:space="preserve">Figure ***: Kaplan-Meier curves </w:t>
+      </w:r>
+      <w:r>
+        <w:rPr>
+          <w:rFonts w:ascii="Times New Roman" w:hAnsi="Times New Roman" w:cs="Times New Roman"/>
+          <w:b/>
+          <w:bCs/>
+        </w:rPr>
+        <w:t xml:space="preserve">demonstrating 12-month </w:t>
+      </w:r>
+      <w:r>
+        <w:rPr>
+          <w:rFonts w:ascii="Times New Roman" w:hAnsi="Times New Roman" w:cs="Times New Roman"/>
+          <w:b/>
+          <w:bCs/>
+        </w:rPr>
+        <w:t>OS</w:t>
+      </w:r>
+      <w:r>
+        <w:rPr>
+          <w:rFonts w:ascii="Times New Roman" w:hAnsi="Times New Roman" w:cs="Times New Roman"/>
+          <w:b/>
+          <w:bCs/>
+        </w:rPr>
+        <w:t xml:space="preserve"> </w:t>
+      </w:r>
+      <w:r>
+        <w:rPr>
+          <w:rFonts w:ascii="Times New Roman" w:hAnsi="Times New Roman" w:cs="Times New Roman"/>
+          <w:b/>
+          <w:bCs/>
+        </w:rPr>
+        <w:t>for</w:t>
+      </w:r>
+      <w:r>
+        <w:rPr>
+          <w:rFonts w:ascii="Times New Roman" w:hAnsi="Times New Roman" w:cs="Times New Roman"/>
+          <w:b/>
+          <w:bCs/>
+        </w:rPr>
+        <w:t xml:space="preserve"> test-set</w:t>
+      </w:r>
+      <w:r>
+        <w:rPr>
+          <w:rFonts w:ascii="Times New Roman" w:hAnsi="Times New Roman" w:cs="Times New Roman"/>
+          <w:b/>
+          <w:bCs/>
+        </w:rPr>
+        <w:t xml:space="preserve"> patients classified as low-risk </w:t>
+      </w:r>
+      <w:r>
+        <w:rPr>
+          <w:rFonts w:ascii="Times New Roman" w:hAnsi="Times New Roman" w:cs="Times New Roman"/>
+          <w:b/>
+          <w:bCs/>
+        </w:rPr>
+        <w:t>via the ML algorithm versus those classified as high-risk. A threshold of 0.</w:t>
+      </w:r>
+      <w:r>
+        <w:rPr>
+          <w:rFonts w:ascii="Times New Roman" w:hAnsi="Times New Roman" w:cs="Times New Roman"/>
+          <w:b/>
+          <w:bCs/>
+        </w:rPr>
+        <w:t>47</w:t>
+      </w:r>
+      <w:r>
+        <w:rPr>
+          <w:rFonts w:ascii="Times New Roman" w:hAnsi="Times New Roman" w:cs="Times New Roman"/>
+          <w:b/>
+          <w:bCs/>
+        </w:rPr>
+        <w:t xml:space="preserve"> was set for classifying patients as high-risk. All patients included in this analysis are driver-mutation negative.</w:t>
+      </w:r>
+    </w:p>
+    <w:p>
+      <w:pPr>
+        <w:rPr>
+          <w:rFonts w:ascii="Times New Roman" w:hAnsi="Times New Roman" w:cs="Times New Roman"/>
+          <w:b/>
+          <w:bCs/>
+        </w:rPr>
+      </w:pPr>
+    </w:p>
+    <w:p>
+      <w:pPr>
+        <w:rPr>
+          <w:rFonts w:ascii="Times New Roman" w:hAnsi="Times New Roman" w:cs="Times New Roman"/>
+          <w:b/>
+          <w:bCs/>
+        </w:rPr>
+      </w:pPr>
       <w:r>
         <w:rPr>
           <w:rFonts w:ascii="Times New Roman" w:hAnsi="Times New Roman" w:cs="Times New Roman"/>
@@ -10749,161 +11626,161 @@
         <w:rPr>
           <w:rFonts w:ascii="Times New Roman" w:hAnsi="Times New Roman" w:cs="Times New Roman"/>
         </w:rPr>
+        <w:t xml:space="preserve">We present a novel machine learning algorithm that can </w:t>
+      </w:r>
+      <w:r>
+        <w:rPr>
+          <w:rFonts w:ascii="Times New Roman" w:hAnsi="Times New Roman" w:cs="Times New Roman"/>
+        </w:rPr>
+        <w:t>accurately predict the risk of disease progression in patients with advanced non-small cell lung cancer</w:t>
+      </w:r>
+      <w:r>
+        <w:rPr>
+          <w:rFonts w:ascii="Times New Roman" w:hAnsi="Times New Roman" w:cs="Times New Roman"/>
+        </w:rPr>
+        <w:t xml:space="preserve">. This algorithm is more predictive for determining the efficacy of IO monotherapy compared to the PD-L1 biomarker, which has previously been used to allocate </w:t>
+      </w:r>
+      <w:r>
+        <w:rPr>
+          <w:rFonts w:ascii="Times New Roman" w:hAnsi="Times New Roman" w:cs="Times New Roman"/>
+        </w:rPr>
+        <w:t xml:space="preserve">first-line </w:t>
+      </w:r>
+      <w:r>
+        <w:rPr>
+          <w:rFonts w:ascii="Times New Roman" w:hAnsi="Times New Roman" w:cs="Times New Roman"/>
+        </w:rPr>
+        <w:t xml:space="preserve">IO monotherapy over </w:t>
+      </w:r>
+      <w:r>
+        <w:rPr>
+          <w:rFonts w:ascii="Times New Roman" w:hAnsi="Times New Roman" w:cs="Times New Roman"/>
+        </w:rPr>
+        <w:t>first-line</w:t>
+      </w:r>
+      <w:r>
+        <w:rPr>
+          <w:rFonts w:ascii="Times New Roman" w:hAnsi="Times New Roman" w:cs="Times New Roman"/>
+        </w:rPr>
+        <w:t xml:space="preserve"> </w:t>
+      </w:r>
+      <w:r>
+        <w:rPr>
+          <w:rFonts w:ascii="Times New Roman" w:hAnsi="Times New Roman" w:cs="Times New Roman"/>
+        </w:rPr>
+        <w:t xml:space="preserve">This study provides evidence that </w:t>
+      </w:r>
+      <w:r>
+        <w:rPr>
+          <w:rFonts w:ascii="Times New Roman" w:hAnsi="Times New Roman" w:cs="Times New Roman"/>
+        </w:rPr>
+        <w:t>ML algorithms are better predictors of disease course and treatment efficacy in oncology than current threshold-based criteria such as PD-L1 status.</w:t>
+      </w:r>
+    </w:p>
+    <w:p>
+      <w:pPr>
+        <w:rPr>
+          <w:rFonts w:ascii="Times New Roman" w:hAnsi="Times New Roman" w:cs="Times New Roman"/>
+        </w:rPr>
+      </w:pPr>
+    </w:p>
+    <w:p>
+      <w:pPr>
+        <w:rPr>
+          <w:rFonts w:ascii="Times New Roman" w:hAnsi="Times New Roman" w:cs="Times New Roman"/>
+          <w:b/>
+          <w:bCs/>
+        </w:rPr>
+      </w:pPr>
+      <w:r>
+        <w:rPr>
+          <w:rFonts w:ascii="Times New Roman" w:hAnsi="Times New Roman" w:cs="Times New Roman"/>
+          <w:b/>
+          <w:bCs/>
+        </w:rPr>
+        <w:t>Acknowledgements</w:t>
+      </w:r>
+    </w:p>
+    <w:p>
+      <w:pPr>
+        <w:rPr>
+          <w:rFonts w:ascii="Times New Roman" w:hAnsi="Times New Roman" w:cs="Times New Roman"/>
+          <w:b/>
+          <w:bCs/>
+        </w:rPr>
+      </w:pPr>
+      <w:r>
+        <w:rPr>
+          <w:rFonts w:ascii="Times New Roman" w:hAnsi="Times New Roman" w:cs="Times New Roman"/>
+          <w:b/>
+          <w:bCs/>
+        </w:rPr>
+        <w:t>***</w:t>
+      </w:r>
+    </w:p>
+    <w:p>
+      <w:pPr>
+        <w:rPr>
+          <w:rFonts w:ascii="Times New Roman" w:hAnsi="Times New Roman" w:cs="Times New Roman"/>
+          <w:b/>
+          <w:bCs/>
+        </w:rPr>
+      </w:pPr>
+    </w:p>
+    <w:p>
+      <w:pPr>
+        <w:rPr>
+          <w:rFonts w:ascii="Times New Roman" w:hAnsi="Times New Roman" w:cs="Times New Roman"/>
+          <w:b/>
+          <w:bCs/>
+        </w:rPr>
+      </w:pPr>
+      <w:r>
+        <w:rPr>
+          <w:rFonts w:ascii="Times New Roman" w:hAnsi="Times New Roman" w:cs="Times New Roman"/>
+          <w:b/>
+          <w:bCs/>
+        </w:rPr>
+        <w:t>Data Availability</w:t>
+      </w:r>
+    </w:p>
+    <w:p>
+      <w:pPr>
+        <w:rPr>
+          <w:rFonts w:ascii="Times New Roman" w:hAnsi="Times New Roman" w:cs="Times New Roman"/>
+        </w:rPr>
+      </w:pPr>
+      <w:r>
+        <w:rPr>
+          <w:rFonts w:ascii="Times New Roman" w:hAnsi="Times New Roman" w:cs="Times New Roman"/>
+        </w:rPr>
+        <w:t>Data used during this study was supplied from Flatiron Health. ***</w:t>
+      </w:r>
+    </w:p>
+    <w:p>
+      <w:pPr>
+        <w:rPr>
+          <w:rFonts w:ascii="Times New Roman" w:hAnsi="Times New Roman" w:cs="Times New Roman"/>
+          <w:b/>
+          <w:bCs/>
+        </w:rPr>
+      </w:pPr>
+    </w:p>
+    <w:p>
+      <w:pPr>
+        <w:rPr>
+          <w:rFonts w:ascii="Times New Roman" w:hAnsi="Times New Roman" w:cs="Times New Roman"/>
+          <w:b/>
+          <w:bCs/>
+        </w:rPr>
+      </w:pPr>
+      <w:r>
+        <w:rPr>
+          <w:rFonts w:ascii="Times New Roman" w:hAnsi="Times New Roman" w:cs="Times New Roman"/>
+          <w:b/>
+          <w:bCs/>
+        </w:rPr>
         <w:lastRenderedPageBreak/>
-        <w:t xml:space="preserve">We present a novel machine learning algorithm that can </w:t>
-      </w:r>
-      <w:r>
-        <w:rPr>
-          <w:rFonts w:ascii="Times New Roman" w:hAnsi="Times New Roman" w:cs="Times New Roman"/>
-        </w:rPr>
-        <w:t>accurately predict the risk of disease progression in patients with advanced non-small cell lung cancer</w:t>
-      </w:r>
-      <w:r>
-        <w:rPr>
-          <w:rFonts w:ascii="Times New Roman" w:hAnsi="Times New Roman" w:cs="Times New Roman"/>
-        </w:rPr>
-        <w:t xml:space="preserve">. This algorithm is more predictive for determining the efficacy of IO monotherapy compared to the PD-L1 biomarker, which has previously been used to allocate </w:t>
-      </w:r>
-      <w:r>
-        <w:rPr>
-          <w:rFonts w:ascii="Times New Roman" w:hAnsi="Times New Roman" w:cs="Times New Roman"/>
-        </w:rPr>
-        <w:t xml:space="preserve">first-line </w:t>
-      </w:r>
-      <w:r>
-        <w:rPr>
-          <w:rFonts w:ascii="Times New Roman" w:hAnsi="Times New Roman" w:cs="Times New Roman"/>
-        </w:rPr>
-        <w:t xml:space="preserve">IO monotherapy over </w:t>
-      </w:r>
-      <w:r>
-        <w:rPr>
-          <w:rFonts w:ascii="Times New Roman" w:hAnsi="Times New Roman" w:cs="Times New Roman"/>
-        </w:rPr>
-        <w:t>first-line</w:t>
-      </w:r>
-      <w:r>
-        <w:rPr>
-          <w:rFonts w:ascii="Times New Roman" w:hAnsi="Times New Roman" w:cs="Times New Roman"/>
-        </w:rPr>
-        <w:t xml:space="preserve"> </w:t>
-      </w:r>
-      <w:r>
-        <w:rPr>
-          <w:rFonts w:ascii="Times New Roman" w:hAnsi="Times New Roman" w:cs="Times New Roman"/>
-        </w:rPr>
-        <w:t xml:space="preserve">This study provides evidence that </w:t>
-      </w:r>
-      <w:r>
-        <w:rPr>
-          <w:rFonts w:ascii="Times New Roman" w:hAnsi="Times New Roman" w:cs="Times New Roman"/>
-        </w:rPr>
-        <w:t>ML algorithms are better predictors of disease course and treatment efficacy in oncology than current threshold-based criteria such as PD-L1 status.</w:t>
-      </w:r>
-    </w:p>
-    <w:p>
-      <w:pPr>
-        <w:rPr>
-          <w:rFonts w:ascii="Times New Roman" w:hAnsi="Times New Roman" w:cs="Times New Roman"/>
-        </w:rPr>
-      </w:pPr>
-    </w:p>
-    <w:p>
-      <w:pPr>
-        <w:rPr>
-          <w:rFonts w:ascii="Times New Roman" w:hAnsi="Times New Roman" w:cs="Times New Roman"/>
-          <w:b/>
-          <w:bCs/>
-        </w:rPr>
-      </w:pPr>
-      <w:r>
-        <w:rPr>
-          <w:rFonts w:ascii="Times New Roman" w:hAnsi="Times New Roman" w:cs="Times New Roman"/>
-          <w:b/>
-          <w:bCs/>
-        </w:rPr>
-        <w:t>Acknowledgements</w:t>
-      </w:r>
-    </w:p>
-    <w:p>
-      <w:pPr>
-        <w:rPr>
-          <w:rFonts w:ascii="Times New Roman" w:hAnsi="Times New Roman" w:cs="Times New Roman"/>
-          <w:b/>
-          <w:bCs/>
-        </w:rPr>
-      </w:pPr>
-      <w:r>
-        <w:rPr>
-          <w:rFonts w:ascii="Times New Roman" w:hAnsi="Times New Roman" w:cs="Times New Roman"/>
-          <w:b/>
-          <w:bCs/>
-        </w:rPr>
-        <w:t>***</w:t>
-      </w:r>
-    </w:p>
-    <w:p>
-      <w:pPr>
-        <w:rPr>
-          <w:rFonts w:ascii="Times New Roman" w:hAnsi="Times New Roman" w:cs="Times New Roman"/>
-          <w:b/>
-          <w:bCs/>
-        </w:rPr>
-      </w:pPr>
-    </w:p>
-    <w:p>
-      <w:pPr>
-        <w:rPr>
-          <w:rFonts w:ascii="Times New Roman" w:hAnsi="Times New Roman" w:cs="Times New Roman"/>
-          <w:b/>
-          <w:bCs/>
-        </w:rPr>
-      </w:pPr>
-      <w:r>
-        <w:rPr>
-          <w:rFonts w:ascii="Times New Roman" w:hAnsi="Times New Roman" w:cs="Times New Roman"/>
-          <w:b/>
-          <w:bCs/>
-        </w:rPr>
-        <w:t>Data Availability</w:t>
-      </w:r>
-    </w:p>
-    <w:p>
-      <w:pPr>
-        <w:rPr>
-          <w:rFonts w:ascii="Times New Roman" w:hAnsi="Times New Roman" w:cs="Times New Roman"/>
-        </w:rPr>
-      </w:pPr>
-      <w:r>
-        <w:rPr>
-          <w:rFonts w:ascii="Times New Roman" w:hAnsi="Times New Roman" w:cs="Times New Roman"/>
-        </w:rPr>
-        <w:t>Data used during this study was supplied from Flatiron Health. ***</w:t>
-      </w:r>
-    </w:p>
-    <w:p>
-      <w:pPr>
-        <w:rPr>
-          <w:rFonts w:ascii="Times New Roman" w:hAnsi="Times New Roman" w:cs="Times New Roman"/>
-          <w:b/>
-          <w:bCs/>
-        </w:rPr>
-      </w:pPr>
-    </w:p>
-    <w:p>
-      <w:pPr>
-        <w:rPr>
-          <w:rFonts w:ascii="Times New Roman" w:hAnsi="Times New Roman" w:cs="Times New Roman"/>
-          <w:b/>
-          <w:bCs/>
-        </w:rPr>
-      </w:pPr>
-      <w:r>
-        <w:rPr>
-          <w:rFonts w:ascii="Times New Roman" w:hAnsi="Times New Roman" w:cs="Times New Roman"/>
-          <w:b/>
-          <w:bCs/>
-        </w:rPr>
         <w:t xml:space="preserve">Code </w:t>
       </w:r>
       <w:r>
@@ -10935,7 +11812,7 @@
         </w:rPr>
         <w:t xml:space="preserve">Development of the ML model was done in Python v3.8.10 and required the following packages: ***. Statistical analysis was done in Stata. Code is available on GitHub at </w:t>
       </w:r>
-      <w:hyperlink r:id="rId10" w:history="1">
+      <w:hyperlink r:id="rId16" w:history="1">
         <w:r>
           <w:rPr>
             <w:rStyle w:val="Hyperlink"/>
@@ -10963,7 +11840,7 @@
         </w:rPr>
         <w:t xml:space="preserve">For any further inquiries please contact </w:t>
       </w:r>
-      <w:hyperlink r:id="rId11" w:history="1">
+      <w:hyperlink r:id="rId17" w:history="1">
         <w:r>
           <w:rPr>
             <w:rStyle w:val="Hyperlink"/>
@@ -11304,7 +12181,6 @@
         <w:rPr>
           <w:rFonts w:ascii="Times New Roman" w:hAnsi="Times New Roman" w:cs="Times New Roman"/>
         </w:rPr>
-        <w:lastRenderedPageBreak/>
         <w:t>7.</w:t>
       </w:r>
       <w:r>
@@ -11414,6 +12290,7 @@
           <w:rFonts w:ascii="Times New Roman" w:hAnsi="Times New Roman" w:cs="Times New Roman"/>
           <w:lang w:val="pt-BR"/>
         </w:rPr>
+        <w:lastRenderedPageBreak/>
         <w:t>10.</w:t>
       </w:r>
       <w:r>
@@ -11757,14 +12634,7 @@
         <w:rPr>
           <w:rFonts w:ascii="Times New Roman" w:hAnsi="Times New Roman" w:cs="Times New Roman"/>
         </w:rPr>
-        <w:t xml:space="preserve">. 2023;9(1):51-60. </w:t>
-      </w:r>
-      <w:r>
-        <w:rPr>
-          <w:rFonts w:ascii="Times New Roman" w:hAnsi="Times New Roman" w:cs="Times New Roman"/>
-        </w:rPr>
-        <w:lastRenderedPageBreak/>
-        <w:t>doi:10.1001/jamaoncol.2022.4933</w:t>
+        <w:t>. 2023;9(1):51-60. doi:10.1001/jamaoncol.2022.4933</w:t>
       </w:r>
     </w:p>
     <w:p>
@@ -11897,15 +12767,285 @@
       <w:pPr>
         <w:rPr>
           <w:rFonts w:ascii="Times New Roman" w:hAnsi="Times New Roman" w:cs="Times New Roman"/>
-        </w:rPr>
-      </w:pPr>
-      <w:r>
-        <w:rPr>
-          <w:rFonts w:ascii="Times New Roman" w:hAnsi="Times New Roman" w:cs="Times New Roman"/>
-          <w:b/>
-          <w:bCs/>
-        </w:rPr>
+          <w:b/>
+          <w:bCs/>
+        </w:rPr>
+      </w:pPr>
+      <w:r>
+        <w:rPr>
+          <w:rFonts w:ascii="Times New Roman" w:hAnsi="Times New Roman" w:cs="Times New Roman"/>
+          <w:b/>
+          <w:bCs/>
+        </w:rPr>
+        <w:lastRenderedPageBreak/>
         <w:fldChar w:fldCharType="end"/>
+      </w:r>
+    </w:p>
+    <w:p>
+      <w:pPr>
+        <w:rPr>
+          <w:rFonts w:ascii="Times New Roman" w:hAnsi="Times New Roman" w:cs="Times New Roman"/>
+          <w:b/>
+          <w:bCs/>
+        </w:rPr>
+      </w:pPr>
+    </w:p>
+    <w:p>
+      <w:pPr>
+        <w:rPr>
+          <w:rFonts w:ascii="Times New Roman" w:hAnsi="Times New Roman" w:cs="Times New Roman"/>
+          <w:b/>
+          <w:bCs/>
+        </w:rPr>
+      </w:pPr>
+    </w:p>
+    <w:p>
+      <w:pPr>
+        <w:rPr>
+          <w:rFonts w:ascii="Times New Roman" w:hAnsi="Times New Roman" w:cs="Times New Roman"/>
+          <w:b/>
+          <w:bCs/>
+        </w:rPr>
+      </w:pPr>
+    </w:p>
+    <w:p>
+      <w:pPr>
+        <w:rPr>
+          <w:rFonts w:ascii="Times New Roman" w:hAnsi="Times New Roman" w:cs="Times New Roman"/>
+          <w:b/>
+          <w:bCs/>
+        </w:rPr>
+      </w:pPr>
+    </w:p>
+    <w:p>
+      <w:pPr>
+        <w:rPr>
+          <w:rFonts w:ascii="Times New Roman" w:hAnsi="Times New Roman" w:cs="Times New Roman"/>
+          <w:b/>
+          <w:bCs/>
+        </w:rPr>
+      </w:pPr>
+    </w:p>
+    <w:p>
+      <w:pPr>
+        <w:rPr>
+          <w:rFonts w:ascii="Times New Roman" w:hAnsi="Times New Roman" w:cs="Times New Roman"/>
+          <w:b/>
+          <w:bCs/>
+        </w:rPr>
+      </w:pPr>
+    </w:p>
+    <w:p>
+      <w:pPr>
+        <w:rPr>
+          <w:rFonts w:ascii="Times New Roman" w:hAnsi="Times New Roman" w:cs="Times New Roman"/>
+          <w:b/>
+          <w:bCs/>
+        </w:rPr>
+      </w:pPr>
+    </w:p>
+    <w:p>
+      <w:pPr>
+        <w:rPr>
+          <w:rFonts w:ascii="Times New Roman" w:hAnsi="Times New Roman" w:cs="Times New Roman"/>
+          <w:b/>
+          <w:bCs/>
+        </w:rPr>
+      </w:pPr>
+    </w:p>
+    <w:p>
+      <w:pPr>
+        <w:rPr>
+          <w:rFonts w:ascii="Times New Roman" w:hAnsi="Times New Roman" w:cs="Times New Roman"/>
+          <w:b/>
+          <w:bCs/>
+        </w:rPr>
+      </w:pPr>
+    </w:p>
+    <w:p>
+      <w:pPr>
+        <w:rPr>
+          <w:rFonts w:ascii="Times New Roman" w:hAnsi="Times New Roman" w:cs="Times New Roman"/>
+          <w:b/>
+          <w:bCs/>
+        </w:rPr>
+      </w:pPr>
+    </w:p>
+    <w:p>
+      <w:pPr>
+        <w:rPr>
+          <w:rFonts w:ascii="Times New Roman" w:hAnsi="Times New Roman" w:cs="Times New Roman"/>
+          <w:b/>
+          <w:bCs/>
+        </w:rPr>
+      </w:pPr>
+    </w:p>
+    <w:p>
+      <w:pPr>
+        <w:rPr>
+          <w:rFonts w:ascii="Times New Roman" w:hAnsi="Times New Roman" w:cs="Times New Roman"/>
+          <w:b/>
+          <w:bCs/>
+        </w:rPr>
+      </w:pPr>
+    </w:p>
+    <w:p>
+      <w:pPr>
+        <w:rPr>
+          <w:rFonts w:ascii="Times New Roman" w:hAnsi="Times New Roman" w:cs="Times New Roman"/>
+          <w:b/>
+          <w:bCs/>
+        </w:rPr>
+      </w:pPr>
+    </w:p>
+    <w:p>
+      <w:pPr>
+        <w:rPr>
+          <w:rFonts w:ascii="Times New Roman" w:hAnsi="Times New Roman" w:cs="Times New Roman"/>
+          <w:b/>
+          <w:bCs/>
+        </w:rPr>
+      </w:pPr>
+    </w:p>
+    <w:p>
+      <w:pPr>
+        <w:rPr>
+          <w:rFonts w:ascii="Times New Roman" w:hAnsi="Times New Roman" w:cs="Times New Roman"/>
+          <w:b/>
+          <w:bCs/>
+        </w:rPr>
+      </w:pPr>
+    </w:p>
+    <w:p>
+      <w:pPr>
+        <w:rPr>
+          <w:rFonts w:ascii="Times New Roman" w:hAnsi="Times New Roman" w:cs="Times New Roman"/>
+          <w:b/>
+          <w:bCs/>
+        </w:rPr>
+      </w:pPr>
+    </w:p>
+    <w:p>
+      <w:pPr>
+        <w:rPr>
+          <w:rFonts w:ascii="Times New Roman" w:hAnsi="Times New Roman" w:cs="Times New Roman"/>
+          <w:b/>
+          <w:bCs/>
+        </w:rPr>
+      </w:pPr>
+    </w:p>
+    <w:p>
+      <w:pPr>
+        <w:rPr>
+          <w:rFonts w:ascii="Times New Roman" w:hAnsi="Times New Roman" w:cs="Times New Roman"/>
+          <w:b/>
+          <w:bCs/>
+        </w:rPr>
+      </w:pPr>
+    </w:p>
+    <w:p>
+      <w:pPr>
+        <w:rPr>
+          <w:rFonts w:ascii="Times New Roman" w:hAnsi="Times New Roman" w:cs="Times New Roman"/>
+          <w:b/>
+          <w:bCs/>
+        </w:rPr>
+      </w:pPr>
+    </w:p>
+    <w:p>
+      <w:pPr>
+        <w:rPr>
+          <w:rFonts w:ascii="Times New Roman" w:hAnsi="Times New Roman" w:cs="Times New Roman"/>
+          <w:b/>
+          <w:bCs/>
+        </w:rPr>
+      </w:pPr>
+    </w:p>
+    <w:p>
+      <w:pPr>
+        <w:rPr>
+          <w:rFonts w:ascii="Times New Roman" w:hAnsi="Times New Roman" w:cs="Times New Roman"/>
+          <w:b/>
+          <w:bCs/>
+        </w:rPr>
+      </w:pPr>
+    </w:p>
+    <w:p>
+      <w:pPr>
+        <w:rPr>
+          <w:rFonts w:ascii="Times New Roman" w:hAnsi="Times New Roman" w:cs="Times New Roman"/>
+          <w:b/>
+          <w:bCs/>
+        </w:rPr>
+      </w:pPr>
+    </w:p>
+    <w:p>
+      <w:pPr>
+        <w:rPr>
+          <w:rFonts w:ascii="Times New Roman" w:hAnsi="Times New Roman" w:cs="Times New Roman"/>
+          <w:b/>
+          <w:bCs/>
+        </w:rPr>
+      </w:pPr>
+    </w:p>
+    <w:p>
+      <w:pPr>
+        <w:rPr>
+          <w:rFonts w:ascii="Times New Roman" w:hAnsi="Times New Roman" w:cs="Times New Roman"/>
+          <w:b/>
+          <w:bCs/>
+        </w:rPr>
+      </w:pPr>
+    </w:p>
+    <w:p>
+      <w:pPr>
+        <w:rPr>
+          <w:rFonts w:ascii="Times New Roman" w:hAnsi="Times New Roman" w:cs="Times New Roman"/>
+          <w:b/>
+          <w:bCs/>
+        </w:rPr>
+      </w:pPr>
+    </w:p>
+    <w:p>
+      <w:pPr>
+        <w:rPr>
+          <w:rFonts w:ascii="Times New Roman" w:hAnsi="Times New Roman" w:cs="Times New Roman"/>
+          <w:b/>
+          <w:bCs/>
+        </w:rPr>
+      </w:pPr>
+    </w:p>
+    <w:p>
+      <w:pPr>
+        <w:rPr>
+          <w:rFonts w:ascii="Times New Roman" w:hAnsi="Times New Roman" w:cs="Times New Roman"/>
+          <w:b/>
+          <w:bCs/>
+        </w:rPr>
+      </w:pPr>
+    </w:p>
+    <w:p>
+      <w:pPr>
+        <w:rPr>
+          <w:rFonts w:ascii="Times New Roman" w:hAnsi="Times New Roman" w:cs="Times New Roman"/>
+          <w:b/>
+          <w:bCs/>
+        </w:rPr>
+      </w:pPr>
+    </w:p>
+    <w:p>
+      <w:pPr>
+        <w:rPr>
+          <w:rFonts w:ascii="Times New Roman" w:hAnsi="Times New Roman" w:cs="Times New Roman"/>
+        </w:rPr>
+      </w:pPr>
+      <w:r>
+        <w:rPr>
+          <w:rFonts w:ascii="Times New Roman" w:hAnsi="Times New Roman" w:cs="Times New Roman"/>
+          <w:b/>
+          <w:bCs/>
+        </w:rPr>
+        <w:t>Supplement</w:t>
       </w:r>
     </w:p>
     <w:sectPr>
@@ -11917,6 +13057,47 @@
     </w:sectPr>
   </w:body>
 </w:document>
+</file>
+
+<file path=word/comments.xml><?xml version="1.0" encoding="utf-8"?>
+<w:comments xmlns:wpc="http://schemas.microsoft.com/office/word/2010/wordprocessingCanvas" xmlns:cx="http://schemas.microsoft.com/office/drawing/2014/chartex" xmlns:cx1="http://schemas.microsoft.com/office/drawing/2015/9/8/chartex" xmlns:cx2="http://schemas.microsoft.com/office/drawing/2015/10/21/chartex" xmlns:cx3="http://schemas.microsoft.com/office/drawing/2016/5/9/chartex" xmlns:cx4="http://schemas.microsoft.com/office/drawing/2016/5/10/chartex" xmlns:cx5="http://schemas.microsoft.com/office/drawing/2016/5/11/chartex" xmlns:cx6="http://schemas.microsoft.com/office/drawing/2016/5/12/chartex" xmlns:cx7="http://schemas.microsoft.com/office/drawing/2016/5/13/chartex" xmlns:cx8="http://schemas.microsoft.com/office/drawing/2016/5/14/chartex" xmlns:mc="http://schemas.openxmlformats.org/markup-compatibility/2006" xmlns:aink="http://schemas.microsoft.com/office/drawing/2016/ink" xmlns:am3d="http://schemas.microsoft.com/office/drawing/2017/model3d" xmlns:o="urn:schemas-microsoft-com:office:office" xmlns:oel="http://schemas.microsoft.com/office/2019/extlst" xmlns:r="http://schemas.openxmlformats.org/officeDocument/2006/relationships" xmlns:m="http://schemas.openxmlformats.org/officeDocument/2006/math" xmlns:v="urn:schemas-microsoft-com:vml" xmlns:wp14="http://schemas.microsoft.com/office/word/2010/wordprocessingDrawing" xmlns:wp="http://schemas.openxmlformats.org/drawingml/2006/wordprocessingDrawing" xmlns:w10="urn:schemas-microsoft-com:office:word" xmlns:w="http://schemas.openxmlformats.org/wordprocessingml/2006/main" xmlns:w14="http://schemas.microsoft.com/office/word/2010/wordml" xmlns:w15="http://schemas.microsoft.com/office/word/2012/wordml" xmlns:w16cex="http://schemas.microsoft.com/office/word/2018/wordml/cex" xmlns:w16cid="http://schemas.microsoft.com/office/word/2016/wordml/cid" xmlns:w16="http://schemas.microsoft.com/office/word/2018/wordml" xmlns:w16sdtdh="http://schemas.microsoft.com/office/word/2020/wordml/sdtdatahash" xmlns:w16se="http://schemas.microsoft.com/office/word/2015/wordml/symex" xmlns:wpg="http://schemas.microsoft.com/office/word/2010/wordprocessingGroup" xmlns:wpi="http://schemas.microsoft.com/office/word/2010/wordprocessingInk" xmlns:wne="http://schemas.microsoft.com/office/word/2006/wordml" xmlns:wps="http://schemas.microsoft.com/office/word/2010/wordprocessingShape" mc:Ignorable="w14 w15 w16se w16cid w16 w16cex w16sdtdh wp14">
+  <w:comment w:id="0" w:author="Ahluwalia, Vinayak" w:date="2024-05-13T11:26:00Z" w:initials="VA">
+    <w:p>
+      <w:r>
+        <w:rPr>
+          <w:rStyle w:val="CommentReference"/>
+        </w:rPr>
+        <w:annotationRef/>
+      </w:r>
+      <w:r>
+        <w:rPr>
+          <w:color w:val="000000"/>
+          <w:sz w:val="20"/>
+          <w:szCs w:val="20"/>
+        </w:rPr>
+        <w:t>Ignore for now, likely will not be able to use this method</w:t>
+      </w:r>
+    </w:p>
+  </w:comment>
+</w:comments>
+</file>
+
+<file path=word/commentsExtended.xml><?xml version="1.0" encoding="utf-8"?>
+<w15:commentsEx xmlns:wpc="http://schemas.microsoft.com/office/word/2010/wordprocessingCanvas" xmlns:cx="http://schemas.microsoft.com/office/drawing/2014/chartex" xmlns:cx1="http://schemas.microsoft.com/office/drawing/2015/9/8/chartex" xmlns:cx2="http://schemas.microsoft.com/office/drawing/2015/10/21/chartex" xmlns:cx3="http://schemas.microsoft.com/office/drawing/2016/5/9/chartex" xmlns:cx4="http://schemas.microsoft.com/office/drawing/2016/5/10/chartex" xmlns:cx5="http://schemas.microsoft.com/office/drawing/2016/5/11/chartex" xmlns:cx6="http://schemas.microsoft.com/office/drawing/2016/5/12/chartex" xmlns:cx7="http://schemas.microsoft.com/office/drawing/2016/5/13/chartex" xmlns:cx8="http://schemas.microsoft.com/office/drawing/2016/5/14/chartex" xmlns:mc="http://schemas.openxmlformats.org/markup-compatibility/2006" xmlns:aink="http://schemas.microsoft.com/office/drawing/2016/ink" xmlns:am3d="http://schemas.microsoft.com/office/drawing/2017/model3d" xmlns:o="urn:schemas-microsoft-com:office:office" xmlns:oel="http://schemas.microsoft.com/office/2019/extlst" xmlns:r="http://schemas.openxmlformats.org/officeDocument/2006/relationships" xmlns:m="http://schemas.openxmlformats.org/officeDocument/2006/math" xmlns:v="urn:schemas-microsoft-com:vml" xmlns:wp14="http://schemas.microsoft.com/office/word/2010/wordprocessingDrawing" xmlns:wp="http://schemas.openxmlformats.org/drawingml/2006/wordprocessingDrawing" xmlns:w10="urn:schemas-microsoft-com:office:word" xmlns:w="http://schemas.openxmlformats.org/wordprocessingml/2006/main" xmlns:w14="http://schemas.microsoft.com/office/word/2010/wordml" xmlns:w15="http://schemas.microsoft.com/office/word/2012/wordml" xmlns:w16cex="http://schemas.microsoft.com/office/word/2018/wordml/cex" xmlns:w16cid="http://schemas.microsoft.com/office/word/2016/wordml/cid" xmlns:w16="http://schemas.microsoft.com/office/word/2018/wordml" xmlns:w16sdtdh="http://schemas.microsoft.com/office/word/2020/wordml/sdtdatahash" xmlns:w16se="http://schemas.microsoft.com/office/word/2015/wordml/symex" xmlns:wpg="http://schemas.microsoft.com/office/word/2010/wordprocessingGroup" xmlns:wpi="http://schemas.microsoft.com/office/word/2010/wordprocessingInk" xmlns:wne="http://schemas.microsoft.com/office/word/2006/wordml" xmlns:wps="http://schemas.microsoft.com/office/word/2010/wordprocessingShape" mc:Ignorable="w14 w15 w16se w16cid w16 w16cex w16sdtdh wp14">
+  <w15:commentEx w15:paraId="312D0313" w15:done="0"/>
+</w15:commentsEx>
+</file>
+
+<file path=word/commentsExtensible.xml><?xml version="1.0" encoding="utf-8"?>
+<w16cex:commentsExtensible xmlns:wpc="http://schemas.microsoft.com/office/word/2010/wordprocessingCanvas" xmlns:cx="http://schemas.microsoft.com/office/drawing/2014/chartex" xmlns:cx1="http://schemas.microsoft.com/office/drawing/2015/9/8/chartex" xmlns:cx2="http://schemas.microsoft.com/office/drawing/2015/10/21/chartex" xmlns:cx3="http://schemas.microsoft.com/office/drawing/2016/5/9/chartex" xmlns:cx4="http://schemas.microsoft.com/office/drawing/2016/5/10/chartex" xmlns:cx5="http://schemas.microsoft.com/office/drawing/2016/5/11/chartex" xmlns:cx6="http://schemas.microsoft.com/office/drawing/2016/5/12/chartex" xmlns:cx7="http://schemas.microsoft.com/office/drawing/2016/5/13/chartex" xmlns:cx8="http://schemas.microsoft.com/office/drawing/2016/5/14/chartex" xmlns:cr="http://schemas.microsoft.com/office/comments/2020/reactions" xmlns:mc="http://schemas.openxmlformats.org/markup-compatibility/2006" xmlns:aink="http://schemas.microsoft.com/office/drawing/2016/ink" xmlns:am3d="http://schemas.microsoft.com/office/drawing/2017/model3d" xmlns:o="urn:schemas-microsoft-com:office:office" xmlns:oel="http://schemas.microsoft.com/office/2019/extlst" xmlns:r="http://schemas.openxmlformats.org/officeDocument/2006/relationships" xmlns:m="http://schemas.openxmlformats.org/officeDocument/2006/math" xmlns:v="urn:schemas-microsoft-com:vml" xmlns:wp14="http://schemas.microsoft.com/office/word/2010/wordprocessingDrawing" xmlns:wp="http://schemas.openxmlformats.org/drawingml/2006/wordprocessingDrawing" xmlns:w10="urn:schemas-microsoft-com:office:word" xmlns:w="http://schemas.openxmlformats.org/wordprocessingml/2006/main" xmlns:w14="http://schemas.microsoft.com/office/word/2010/wordml" xmlns:w15="http://schemas.microsoft.com/office/word/2012/wordml" xmlns:w16cex="http://schemas.microsoft.com/office/word/2018/wordml/cex" xmlns:w16cid="http://schemas.microsoft.com/office/word/2016/wordml/cid" xmlns:w16="http://schemas.microsoft.com/office/word/2018/wordml" xmlns:w16sdtdh="http://schemas.microsoft.com/office/word/2020/wordml/sdtdatahash" xmlns:w16se="http://schemas.microsoft.com/office/word/2015/wordml/symex" xmlns:wpg="http://schemas.microsoft.com/office/word/2010/wordprocessingGroup" xmlns:wpi="http://schemas.microsoft.com/office/word/2010/wordprocessingInk" xmlns:wne="http://schemas.microsoft.com/office/word/2006/wordml" xmlns:wps="http://schemas.microsoft.com/office/word/2010/wordprocessingShape" mc:Ignorable="w14 w15 w16se w16cid w16 w16cex w16sdtdh cr wp14">
+  <w16cex:commentExtensible w16cex:durableId="483D65E6" w16cex:dateUtc="2024-05-13T15:26:00Z"/>
+</w16cex:commentsExtensible>
+</file>
+
+<file path=word/commentsIds.xml><?xml version="1.0" encoding="utf-8"?>
+<w16cid:commentsIds xmlns:wpc="http://schemas.microsoft.com/office/word/2010/wordprocessingCanvas" xmlns:cx="http://schemas.microsoft.com/office/drawing/2014/chartex" xmlns:cx1="http://schemas.microsoft.com/office/drawing/2015/9/8/chartex" xmlns:cx2="http://schemas.microsoft.com/office/drawing/2015/10/21/chartex" xmlns:cx3="http://schemas.microsoft.com/office/drawing/2016/5/9/chartex" xmlns:cx4="http://schemas.microsoft.com/office/drawing/2016/5/10/chartex" xmlns:cx5="http://schemas.microsoft.com/office/drawing/2016/5/11/chartex" xmlns:cx6="http://schemas.microsoft.com/office/drawing/2016/5/12/chartex" xmlns:cx7="http://schemas.microsoft.com/office/drawing/2016/5/13/chartex" xmlns:cx8="http://schemas.microsoft.com/office/drawing/2016/5/14/chartex" xmlns:mc="http://schemas.openxmlformats.org/markup-compatibility/2006" xmlns:aink="http://schemas.microsoft.com/office/drawing/2016/ink" xmlns:am3d="http://schemas.microsoft.com/office/drawing/2017/model3d" xmlns:o="urn:schemas-microsoft-com:office:office" xmlns:oel="http://schemas.microsoft.com/office/2019/extlst" xmlns:r="http://schemas.openxmlformats.org/officeDocument/2006/relationships" xmlns:m="http://schemas.openxmlformats.org/officeDocument/2006/math" xmlns:v="urn:schemas-microsoft-com:vml" xmlns:wp14="http://schemas.microsoft.com/office/word/2010/wordprocessingDrawing" xmlns:wp="http://schemas.openxmlformats.org/drawingml/2006/wordprocessingDrawing" xmlns:w10="urn:schemas-microsoft-com:office:word" xmlns:w="http://schemas.openxmlformats.org/wordprocessingml/2006/main" xmlns:w14="http://schemas.microsoft.com/office/word/2010/wordml" xmlns:w15="http://schemas.microsoft.com/office/word/2012/wordml" xmlns:w16cex="http://schemas.microsoft.com/office/word/2018/wordml/cex" xmlns:w16cid="http://schemas.microsoft.com/office/word/2016/wordml/cid" xmlns:w16="http://schemas.microsoft.com/office/word/2018/wordml" xmlns:w16sdtdh="http://schemas.microsoft.com/office/word/2020/wordml/sdtdatahash" xmlns:w16se="http://schemas.microsoft.com/office/word/2015/wordml/symex" xmlns:wpg="http://schemas.microsoft.com/office/word/2010/wordprocessingGroup" xmlns:wpi="http://schemas.microsoft.com/office/word/2010/wordprocessingInk" xmlns:wne="http://schemas.microsoft.com/office/word/2006/wordml" xmlns:wps="http://schemas.microsoft.com/office/word/2010/wordprocessingShape" mc:Ignorable="w14 w15 w16se w16cid w16 w16cex w16sdtdh wp14">
+  <w16cid:commentId w16cid:paraId="312D0313" w16cid:durableId="483D65E6"/>
+</w16cid:commentsIds>
 </file>
 
 <file path=word/numbering.xml><?xml version="1.0" encoding="utf-8"?>
@@ -12154,6 +13335,14 @@
     <w:abstractNumId w:val="0"/>
   </w:num>
 </w:numbering>
+</file>
+
+<file path=word/people.xml><?xml version="1.0" encoding="utf-8"?>
+<w15:people xmlns:wpc="http://schemas.microsoft.com/office/word/2010/wordprocessingCanvas" xmlns:cx="http://schemas.microsoft.com/office/drawing/2014/chartex" xmlns:cx1="http://schemas.microsoft.com/office/drawing/2015/9/8/chartex" xmlns:cx2="http://schemas.microsoft.com/office/drawing/2015/10/21/chartex" xmlns:cx3="http://schemas.microsoft.com/office/drawing/2016/5/9/chartex" xmlns:cx4="http://schemas.microsoft.com/office/drawing/2016/5/10/chartex" xmlns:cx5="http://schemas.microsoft.com/office/drawing/2016/5/11/chartex" xmlns:cx6="http://schemas.microsoft.com/office/drawing/2016/5/12/chartex" xmlns:cx7="http://schemas.microsoft.com/office/drawing/2016/5/13/chartex" xmlns:cx8="http://schemas.microsoft.com/office/drawing/2016/5/14/chartex" xmlns:mc="http://schemas.openxmlformats.org/markup-compatibility/2006" xmlns:aink="http://schemas.microsoft.com/office/drawing/2016/ink" xmlns:am3d="http://schemas.microsoft.com/office/drawing/2017/model3d" xmlns:o="urn:schemas-microsoft-com:office:office" xmlns:oel="http://schemas.microsoft.com/office/2019/extlst" xmlns:r="http://schemas.openxmlformats.org/officeDocument/2006/relationships" xmlns:m="http://schemas.openxmlformats.org/officeDocument/2006/math" xmlns:v="urn:schemas-microsoft-com:vml" xmlns:wp14="http://schemas.microsoft.com/office/word/2010/wordprocessingDrawing" xmlns:wp="http://schemas.openxmlformats.org/drawingml/2006/wordprocessingDrawing" xmlns:w10="urn:schemas-microsoft-com:office:word" xmlns:w="http://schemas.openxmlformats.org/wordprocessingml/2006/main" xmlns:w14="http://schemas.microsoft.com/office/word/2010/wordml" xmlns:w15="http://schemas.microsoft.com/office/word/2012/wordml" xmlns:w16cex="http://schemas.microsoft.com/office/word/2018/wordml/cex" xmlns:w16cid="http://schemas.microsoft.com/office/word/2016/wordml/cid" xmlns:w16="http://schemas.microsoft.com/office/word/2018/wordml" xmlns:w16sdtdh="http://schemas.microsoft.com/office/word/2020/wordml/sdtdatahash" xmlns:w16se="http://schemas.microsoft.com/office/word/2015/wordml/symex" xmlns:wpg="http://schemas.microsoft.com/office/word/2010/wordprocessingGroup" xmlns:wpi="http://schemas.microsoft.com/office/word/2010/wordprocessingInk" xmlns:wne="http://schemas.microsoft.com/office/word/2006/wordml" xmlns:wps="http://schemas.microsoft.com/office/word/2010/wordprocessingShape" mc:Ignorable="w14 w15 w16se w16cid w16 w16cex w16sdtdh wp14">
+  <w15:person w15:author="Ahluwalia, Vinayak">
+    <w15:presenceInfo w15:providerId="AD" w15:userId="S::AhluwalV@pennmedicine.upenn.edu::c7b12712-9572-4537-9bad-bd1f8ebcd929"/>
+  </w15:person>
+</w15:people>
 </file>
 
 <file path=word/styles.xml><?xml version="1.0" encoding="utf-8"?>

--- a/PDL1_Manuscript.docx
+++ b/PDL1_Manuscript.docx
@@ -1418,6 +1418,12 @@
           <w:rFonts w:ascii="Times New Roman" w:hAnsi="Times New Roman" w:cs="Times New Roman"/>
         </w:rPr>
         <w:t xml:space="preserve">Stage IIIB, IIIC, or IV </w:t>
+      </w:r>
+      <w:r>
+        <w:rPr>
+          <w:rFonts w:ascii="Times New Roman" w:hAnsi="Times New Roman" w:cs="Times New Roman"/>
+        </w:rPr>
+        <w:t>at initial diagnosis</w:t>
       </w:r>
     </w:p>
     <w:p>
@@ -3113,14 +3119,33 @@
         <w:rPr>
           <w:rFonts w:ascii="Times New Roman" w:hAnsi="Times New Roman" w:cs="Times New Roman"/>
         </w:rPr>
-        <w:t xml:space="preserve">We created two machine learning models, one that used temporal data such as vitals, laboratory values, and medication dosages, and one that did not use temporal data. The model that did not use temporal data was a feed-forward neural network with one hidden layer. The model utilizing temporal </w:t>
+        <w:t>We created two machine learning models,</w:t>
+      </w:r>
+    </w:p>
+    <w:p>
+      <w:pPr>
+        <w:rPr>
+          <w:rFonts w:ascii="Times New Roman" w:hAnsi="Times New Roman" w:cs="Times New Roman"/>
+        </w:rPr>
+      </w:pPr>
+      <w:r>
+        <w:rPr>
+          <w:rFonts w:ascii="Times New Roman" w:hAnsi="Times New Roman" w:cs="Times New Roman"/>
+        </w:rPr>
+        <w:t xml:space="preserve">. Predictions were represented as a value between [0, 1], representing the predicted likelihood of disease progression or one-year </w:t>
       </w:r>
       <w:proofErr w:type="gramStart"/>
       <w:r>
         <w:rPr>
           <w:rFonts w:ascii="Times New Roman" w:hAnsi="Times New Roman" w:cs="Times New Roman"/>
         </w:rPr>
-        <w:t>data</w:t>
+        <w:t>mortality.</w:t>
+      </w:r>
+      <w:r>
+        <w:rPr>
+          <w:rFonts w:ascii="Times New Roman" w:hAnsi="Times New Roman" w:cs="Times New Roman"/>
+        </w:rPr>
+        <w:t>.</w:t>
       </w:r>
       <w:proofErr w:type="gramEnd"/>
       <w:r>
@@ -3129,25 +3154,6 @@
         </w:rPr>
         <w:t xml:space="preserve"> </w:t>
       </w:r>
-    </w:p>
-    <w:p>
-      <w:pPr>
-        <w:rPr>
-          <w:rFonts w:ascii="Times New Roman" w:hAnsi="Times New Roman" w:cs="Times New Roman"/>
-        </w:rPr>
-      </w:pPr>
-      <w:r>
-        <w:rPr>
-          <w:rFonts w:ascii="Times New Roman" w:hAnsi="Times New Roman" w:cs="Times New Roman"/>
-        </w:rPr>
-        <w:t>was a long-short-term-memory (LSTM) network, which allowed us to extract temporal features of healthcare data such as patient vitals, labs, and medication administrations. Predictions were represented as a value between [0, 1], representing the predicted likelihood of disease progression or one-year mortality. A value of at least 0.5 would constitute a prediction of progression</w:t>
-      </w:r>
-      <w:r>
-        <w:rPr>
-          <w:rFonts w:ascii="Times New Roman" w:hAnsi="Times New Roman" w:cs="Times New Roman"/>
-        </w:rPr>
-        <w:t xml:space="preserve"> and a value of 0.5 a prediction of no progression. </w:t>
-      </w:r>
       <w:r>
         <w:rPr>
           <w:rFonts w:ascii="Times New Roman" w:hAnsi="Times New Roman" w:cs="Times New Roman"/>
@@ -3312,7 +3318,14 @@
         <w:rPr>
           <w:rFonts w:ascii="Times New Roman" w:hAnsi="Times New Roman" w:cs="Times New Roman"/>
         </w:rPr>
-        <w:t xml:space="preserve"> group consisted of those with a diagnosis of advanced NSCLC who received </w:t>
+        <w:t xml:space="preserve"> group </w:t>
+      </w:r>
+      <w:r>
+        <w:rPr>
+          <w:rFonts w:ascii="Times New Roman" w:hAnsi="Times New Roman" w:cs="Times New Roman"/>
+        </w:rPr>
+        <w:lastRenderedPageBreak/>
+        <w:t xml:space="preserve">consisted of those with a diagnosis of advanced NSCLC who received </w:t>
       </w:r>
       <w:r>
         <w:rPr>
@@ -6127,7 +6140,6 @@
                 <w:sz w:val="21"/>
                 <w:szCs w:val="21"/>
               </w:rPr>
-              <w:lastRenderedPageBreak/>
               <w:t>3</w:t>
             </w:r>
           </w:p>
@@ -6590,6 +6602,7 @@
                 <w:sz w:val="21"/>
                 <w:szCs w:val="21"/>
               </w:rPr>
+              <w:lastRenderedPageBreak/>
               <w:t>Smoking Status</w:t>
             </w:r>
           </w:p>
@@ -8817,13 +8830,13 @@
         <w:rPr>
           <w:rFonts w:ascii="Times New Roman" w:hAnsi="Times New Roman" w:cs="Times New Roman"/>
         </w:rPr>
-        <w:t>40</w:t>
-      </w:r>
-      <w:r>
-        <w:rPr>
-          <w:rFonts w:ascii="Times New Roman" w:hAnsi="Times New Roman" w:cs="Times New Roman"/>
-        </w:rPr>
-        <w:t xml:space="preserve">.0%) </w:t>
+        <w:t>***</w:t>
+      </w:r>
+      <w:r>
+        <w:rPr>
+          <w:rFonts w:ascii="Times New Roman" w:hAnsi="Times New Roman" w:cs="Times New Roman"/>
+        </w:rPr>
+        <w:t xml:space="preserve">%) </w:t>
       </w:r>
       <w:r>
         <w:rPr>
@@ -8972,7 +8985,19 @@
         <w:rPr>
           <w:rFonts w:ascii="Times New Roman" w:hAnsi="Times New Roman" w:cs="Times New Roman"/>
         </w:rPr>
-        <w:t xml:space="preserve">HR: 0.88, </w:t>
+        <w:t xml:space="preserve">HR: </w:t>
+      </w:r>
+      <w:r>
+        <w:rPr>
+          <w:rFonts w:ascii="Times New Roman" w:hAnsi="Times New Roman" w:cs="Times New Roman"/>
+        </w:rPr>
+        <w:t>***</w:t>
+      </w:r>
+      <w:r>
+        <w:rPr>
+          <w:rFonts w:ascii="Times New Roman" w:hAnsi="Times New Roman" w:cs="Times New Roman"/>
+        </w:rPr>
+        <w:t xml:space="preserve">, </w:t>
       </w:r>
       <w:r>
         <w:rPr>
@@ -8984,7 +9009,13 @@
         <w:rPr>
           <w:rFonts w:ascii="Times New Roman" w:hAnsi="Times New Roman" w:cs="Times New Roman"/>
         </w:rPr>
-        <w:t>&lt;0.0001</w:t>
+        <w:t>&lt;</w:t>
+      </w:r>
+      <w:r>
+        <w:rPr>
+          <w:rFonts w:ascii="Times New Roman" w:hAnsi="Times New Roman" w:cs="Times New Roman"/>
+        </w:rPr>
+        <w:t>***</w:t>
       </w:r>
       <w:r>
         <w:rPr>
@@ -9008,7 +9039,7 @@
         <w:rPr>
           <w:rFonts w:ascii="Times New Roman" w:hAnsi="Times New Roman" w:cs="Times New Roman"/>
         </w:rPr>
-        <w:t>0.77</w:t>
+        <w:t>***</w:t>
       </w:r>
       <w:r>
         <w:rPr>
@@ -9050,7 +9081,31 @@
         <w:rPr>
           <w:rFonts w:ascii="Times New Roman" w:hAnsi="Times New Roman" w:cs="Times New Roman"/>
         </w:rPr>
-        <w:t>IO monotherapy (HR: 0.84, p=0.0005)</w:t>
+        <w:t xml:space="preserve">IO monotherapy (HR: </w:t>
+      </w:r>
+      <w:r>
+        <w:rPr>
+          <w:rFonts w:ascii="Times New Roman" w:hAnsi="Times New Roman" w:cs="Times New Roman"/>
+        </w:rPr>
+        <w:t>***</w:t>
+      </w:r>
+      <w:r>
+        <w:rPr>
+          <w:rFonts w:ascii="Times New Roman" w:hAnsi="Times New Roman" w:cs="Times New Roman"/>
+        </w:rPr>
+        <w:t>, p=</w:t>
+      </w:r>
+      <w:r>
+        <w:rPr>
+          <w:rFonts w:ascii="Times New Roman" w:hAnsi="Times New Roman" w:cs="Times New Roman"/>
+        </w:rPr>
+        <w:t>***</w:t>
+      </w:r>
+      <w:r>
+        <w:rPr>
+          <w:rFonts w:ascii="Times New Roman" w:hAnsi="Times New Roman" w:cs="Times New Roman"/>
+        </w:rPr>
+        <w:t>)</w:t>
       </w:r>
       <w:r>
         <w:rPr>
@@ -9107,36 +9162,138 @@
         <w:rPr>
           <w:rFonts w:ascii="Times New Roman" w:hAnsi="Times New Roman" w:cs="Times New Roman"/>
         </w:rPr>
-        <w:t xml:space="preserve">the prediction from the ML algorithm. </w:t>
-      </w:r>
-      <w:r>
-        <w:rPr>
-          <w:rFonts w:ascii="Times New Roman" w:hAnsi="Times New Roman" w:cs="Times New Roman"/>
+        <w:t xml:space="preserve">the prediction from the ML algorithm. If the algorithm predicts at least a 50% likelihood of progression, that patient is classified as “high-risk” and otherwise is “low-risk.” Figure *** illustrates Kaplan-Meier survival curves between for the low-risk and high-risk groups in the test set, including stratification by therapy received ***. Classification as high-risk is significantly associated with likelihood of disease progression (HR: </w:t>
+      </w:r>
+      <w:proofErr w:type="gramStart"/>
+      <w:r>
+        <w:rPr>
+          <w:rFonts w:ascii="Times New Roman" w:hAnsi="Times New Roman" w:cs="Times New Roman"/>
+        </w:rPr>
+        <w:t>*.*</w:t>
+      </w:r>
+      <w:proofErr w:type="gramEnd"/>
+      <w:r>
+        <w:rPr>
+          <w:rFonts w:ascii="Times New Roman" w:hAnsi="Times New Roman" w:cs="Times New Roman"/>
+        </w:rPr>
+        <w:t>*, 95% CI: [*.**, *.**], p=***)</w:t>
+      </w:r>
+    </w:p>
+    <w:p>
+      <w:pPr>
+        <w:rPr>
+          <w:rFonts w:ascii="Times New Roman" w:hAnsi="Times New Roman" w:cs="Times New Roman"/>
+        </w:rPr>
+      </w:pPr>
+    </w:p>
+    <w:p>
+      <w:pPr>
+        <w:rPr>
+          <w:rFonts w:ascii="Times New Roman" w:hAnsi="Times New Roman" w:cs="Times New Roman"/>
+        </w:rPr>
+      </w:pPr>
+      <w:r>
+        <w:rPr>
+          <w:rFonts w:ascii="Times New Roman" w:hAnsi="Times New Roman" w:cs="Times New Roman"/>
+          <w:noProof/>
         </w:rPr>
         <w:lastRenderedPageBreak/>
-        <w:t xml:space="preserve">If the algorithm predicts at least a 50% likelihood of progression, that patient is classified as “high-risk” and otherwise is “low-risk.” Figure *** illustrates Kaplan-Meier survival curves between for the low-risk and high-risk groups in the test set, including stratification by therapy received ***. Classification as high-risk is significantly associated with likelihood of disease progression (HR: </w:t>
-      </w:r>
-      <w:proofErr w:type="gramStart"/>
-      <w:r>
-        <w:rPr>
-          <w:rFonts w:ascii="Times New Roman" w:hAnsi="Times New Roman" w:cs="Times New Roman"/>
-        </w:rPr>
-        <w:t>*.*</w:t>
-      </w:r>
-      <w:proofErr w:type="gramEnd"/>
-      <w:r>
-        <w:rPr>
-          <w:rFonts w:ascii="Times New Roman" w:hAnsi="Times New Roman" w:cs="Times New Roman"/>
-        </w:rPr>
-        <w:t>*, 95% CI: [*.**, *.**], p=***)</w:t>
-      </w:r>
-    </w:p>
-    <w:p>
-      <w:pPr>
-        <w:rPr>
-          <w:rFonts w:ascii="Times New Roman" w:hAnsi="Times New Roman" w:cs="Times New Roman"/>
-        </w:rPr>
-      </w:pPr>
+        <w:drawing>
+          <wp:inline distT="0" distB="0" distL="0" distR="0" wp14:anchorId="668B7FD0" wp14:editId="2A3E0E53">
+            <wp:extent cx="6290945" cy="3827145"/>
+            <wp:effectExtent l="0" t="0" r="0" b="0"/>
+            <wp:docPr id="609091503" name="Picture 7" descr="A graph of a patient's survival&#10;&#10;Description automatically generated"/>
+            <wp:cNvGraphicFramePr>
+              <a:graphicFrameLocks xmlns:a="http://schemas.openxmlformats.org/drawingml/2006/main" noChangeAspect="1"/>
+            </wp:cNvGraphicFramePr>
+            <a:graphic xmlns:a="http://schemas.openxmlformats.org/drawingml/2006/main">
+              <a:graphicData uri="http://schemas.openxmlformats.org/drawingml/2006/picture">
+                <pic:pic xmlns:pic="http://schemas.openxmlformats.org/drawingml/2006/picture">
+                  <pic:nvPicPr>
+                    <pic:cNvPr id="609091503" name="Picture 7" descr="A graph of a patient's survival&#10;&#10;Description automatically generated"/>
+                    <pic:cNvPicPr/>
+                  </pic:nvPicPr>
+                  <pic:blipFill>
+                    <a:blip r:embed="rId10" cstate="print">
+                      <a:extLst>
+                        <a:ext uri="{28A0092B-C50C-407E-A947-70E740481C1C}">
+                          <a14:useLocalDpi xmlns:a14="http://schemas.microsoft.com/office/drawing/2010/main" val="0"/>
+                        </a:ext>
+                      </a:extLst>
+                    </a:blip>
+                    <a:stretch>
+                      <a:fillRect/>
+                    </a:stretch>
+                  </pic:blipFill>
+                  <pic:spPr>
+                    <a:xfrm>
+                      <a:off x="0" y="0"/>
+                      <a:ext cx="6290945" cy="3827145"/>
+                    </a:xfrm>
+                    <a:prstGeom prst="rect">
+                      <a:avLst/>
+                    </a:prstGeom>
+                  </pic:spPr>
+                </pic:pic>
+              </a:graphicData>
+            </a:graphic>
+          </wp:inline>
+        </w:drawing>
+      </w:r>
+    </w:p>
+    <w:p>
+      <w:pPr>
+        <w:rPr>
+          <w:rFonts w:ascii="Times New Roman" w:hAnsi="Times New Roman" w:cs="Times New Roman"/>
+        </w:rPr>
+      </w:pPr>
+      <w:r>
+        <w:rPr>
+          <w:rFonts w:ascii="Times New Roman" w:hAnsi="Times New Roman" w:cs="Times New Roman"/>
+          <w:noProof/>
+        </w:rPr>
+        <w:drawing>
+          <wp:inline distT="0" distB="0" distL="0" distR="0" wp14:anchorId="1505DFAA" wp14:editId="0C94DDFB">
+            <wp:extent cx="6290945" cy="3915410"/>
+            <wp:effectExtent l="0" t="0" r="0" b="0"/>
+            <wp:docPr id="556301046" name="Picture 8" descr="A collage of graphs&#10;&#10;Description automatically generated"/>
+            <wp:cNvGraphicFramePr>
+              <a:graphicFrameLocks xmlns:a="http://schemas.openxmlformats.org/drawingml/2006/main" noChangeAspect="1"/>
+            </wp:cNvGraphicFramePr>
+            <a:graphic xmlns:a="http://schemas.openxmlformats.org/drawingml/2006/main">
+              <a:graphicData uri="http://schemas.openxmlformats.org/drawingml/2006/picture">
+                <pic:pic xmlns:pic="http://schemas.openxmlformats.org/drawingml/2006/picture">
+                  <pic:nvPicPr>
+                    <pic:cNvPr id="556301046" name="Picture 8" descr="A collage of graphs&#10;&#10;Description automatically generated"/>
+                    <pic:cNvPicPr/>
+                  </pic:nvPicPr>
+                  <pic:blipFill>
+                    <a:blip r:embed="rId11" cstate="print">
+                      <a:extLst>
+                        <a:ext uri="{28A0092B-C50C-407E-A947-70E740481C1C}">
+                          <a14:useLocalDpi xmlns:a14="http://schemas.microsoft.com/office/drawing/2010/main" val="0"/>
+                        </a:ext>
+                      </a:extLst>
+                    </a:blip>
+                    <a:stretch>
+                      <a:fillRect/>
+                    </a:stretch>
+                  </pic:blipFill>
+                  <pic:spPr>
+                    <a:xfrm>
+                      <a:off x="0" y="0"/>
+                      <a:ext cx="6290945" cy="3915410"/>
+                    </a:xfrm>
+                    <a:prstGeom prst="rect">
+                      <a:avLst/>
+                    </a:prstGeom>
+                  </pic:spPr>
+                </pic:pic>
+              </a:graphicData>
+            </a:graphic>
+          </wp:inline>
+        </w:drawing>
+      </w:r>
     </w:p>
     <w:p>
       <w:pPr>
@@ -9201,6 +9358,7 @@
                 <w:bCs/>
                 <w:lang w:val="it-IT"/>
               </w:rPr>
+              <w:lastRenderedPageBreak/>
               <w:t>Outcome</w:t>
             </w:r>
             <w:proofErr w:type="spellEnd"/>
@@ -9868,6 +10026,19 @@
         </w:rPr>
         <w:t xml:space="preserve">restricted mean survival time. </w:t>
       </w:r>
+    </w:p>
+    <w:p>
+      <w:pPr>
+        <w:pBdr>
+          <w:bottom w:val="single" w:sz="12" w:space="1" w:color="auto"/>
+        </w:pBdr>
+        <w:jc w:val="center"/>
+        <w:rPr>
+          <w:rFonts w:ascii="Times New Roman" w:hAnsi="Times New Roman" w:cs="Times New Roman"/>
+          <w:b/>
+          <w:bCs/>
+        </w:rPr>
+      </w:pPr>
     </w:p>
     <w:p>
       <w:pPr>
@@ -10300,49 +10471,192 @@
           <w:bCs/>
         </w:rPr>
       </w:pPr>
-    </w:p>
-    <w:p>
-      <w:pPr>
-        <w:rPr>
-          <w:rFonts w:ascii="Times New Roman" w:hAnsi="Times New Roman" w:cs="Times New Roman"/>
-          <w:b/>
-          <w:bCs/>
-        </w:rPr>
-      </w:pPr>
-    </w:p>
-    <w:p>
-      <w:pPr>
-        <w:rPr>
-          <w:rFonts w:ascii="Times New Roman" w:hAnsi="Times New Roman" w:cs="Times New Roman"/>
-          <w:b/>
-          <w:bCs/>
-        </w:rPr>
-      </w:pPr>
-    </w:p>
-    <w:p>
-      <w:pPr>
-        <w:rPr>
-          <w:rFonts w:ascii="Times New Roman" w:hAnsi="Times New Roman" w:cs="Times New Roman"/>
-          <w:b/>
-          <w:bCs/>
-        </w:rPr>
-      </w:pPr>
-    </w:p>
-    <w:p>
-      <w:pPr>
-        <w:rPr>
-          <w:rFonts w:ascii="Times New Roman" w:hAnsi="Times New Roman" w:cs="Times New Roman"/>
-          <w:b/>
-          <w:bCs/>
-        </w:rPr>
-      </w:pPr>
-      <w:r>
-        <w:rPr>
-          <w:rFonts w:ascii="Times New Roman" w:hAnsi="Times New Roman" w:cs="Times New Roman"/>
-          <w:b/>
-          <w:bCs/>
+      <w:r>
+        <w:rPr>
+          <w:rFonts w:ascii="Times New Roman" w:hAnsi="Times New Roman" w:cs="Times New Roman"/>
+          <w:b/>
+          <w:bCs/>
+          <w:noProof/>
+        </w:rPr>
+        <w:drawing>
+          <wp:inline distT="0" distB="0" distL="0" distR="0" wp14:anchorId="02962FC3" wp14:editId="70F19C86">
+            <wp:extent cx="6290945" cy="2690495"/>
+            <wp:effectExtent l="0" t="0" r="0" b="1905"/>
+            <wp:docPr id="2091132548" name="Picture 3" descr="A graph of a patient&#10;&#10;Description automatically generated with medium confidence"/>
+            <wp:cNvGraphicFramePr>
+              <a:graphicFrameLocks xmlns:a="http://schemas.openxmlformats.org/drawingml/2006/main" noChangeAspect="1"/>
+            </wp:cNvGraphicFramePr>
+            <a:graphic xmlns:a="http://schemas.openxmlformats.org/drawingml/2006/main">
+              <a:graphicData uri="http://schemas.openxmlformats.org/drawingml/2006/picture">
+                <pic:pic xmlns:pic="http://schemas.openxmlformats.org/drawingml/2006/picture">
+                  <pic:nvPicPr>
+                    <pic:cNvPr id="2091132548" name="Picture 3" descr="A graph of a patient&#10;&#10;Description automatically generated with medium confidence"/>
+                    <pic:cNvPicPr/>
+                  </pic:nvPicPr>
+                  <pic:blipFill>
+                    <a:blip r:embed="rId12" cstate="print">
+                      <a:extLst>
+                        <a:ext uri="{28A0092B-C50C-407E-A947-70E740481C1C}">
+                          <a14:useLocalDpi xmlns:a14="http://schemas.microsoft.com/office/drawing/2010/main" val="0"/>
+                        </a:ext>
+                      </a:extLst>
+                    </a:blip>
+                    <a:stretch>
+                      <a:fillRect/>
+                    </a:stretch>
+                  </pic:blipFill>
+                  <pic:spPr>
+                    <a:xfrm>
+                      <a:off x="0" y="0"/>
+                      <a:ext cx="6290945" cy="2690495"/>
+                    </a:xfrm>
+                    <a:prstGeom prst="rect">
+                      <a:avLst/>
+                    </a:prstGeom>
+                  </pic:spPr>
+                </pic:pic>
+              </a:graphicData>
+            </a:graphic>
+          </wp:inline>
+        </w:drawing>
+      </w:r>
+    </w:p>
+    <w:p>
+      <w:pPr>
+        <w:rPr>
+          <w:rFonts w:ascii="Times New Roman" w:hAnsi="Times New Roman" w:cs="Times New Roman"/>
+          <w:b/>
+          <w:bCs/>
+        </w:rPr>
+      </w:pPr>
+    </w:p>
+    <w:p>
+      <w:pPr>
+        <w:rPr>
+          <w:rFonts w:ascii="Times New Roman" w:hAnsi="Times New Roman" w:cs="Times New Roman"/>
+          <w:b/>
+          <w:bCs/>
+        </w:rPr>
+      </w:pPr>
+    </w:p>
+    <w:p>
+      <w:pPr>
+        <w:rPr>
+          <w:rFonts w:ascii="Times New Roman" w:hAnsi="Times New Roman" w:cs="Times New Roman"/>
+          <w:b/>
+          <w:bCs/>
+        </w:rPr>
+      </w:pPr>
+    </w:p>
+    <w:p>
+      <w:pPr>
+        <w:rPr>
+          <w:rFonts w:ascii="Times New Roman" w:hAnsi="Times New Roman" w:cs="Times New Roman"/>
+          <w:b/>
+          <w:bCs/>
+        </w:rPr>
+      </w:pPr>
+    </w:p>
+    <w:p>
+      <w:pPr>
+        <w:rPr>
+          <w:rFonts w:ascii="Times New Roman" w:hAnsi="Times New Roman" w:cs="Times New Roman"/>
+          <w:b/>
+          <w:bCs/>
+        </w:rPr>
+      </w:pPr>
+      <w:r>
+        <w:rPr>
+          <w:rFonts w:ascii="Times New Roman" w:hAnsi="Times New Roman" w:cs="Times New Roman"/>
+          <w:b/>
+          <w:bCs/>
+          <w:noProof/>
         </w:rPr>
         <w:lastRenderedPageBreak/>
+        <w:drawing>
+          <wp:inline distT="0" distB="0" distL="0" distR="0" wp14:anchorId="28AF0EE8" wp14:editId="7A6E34EF">
+            <wp:extent cx="6290945" cy="2727960"/>
+            <wp:effectExtent l="0" t="0" r="0" b="2540"/>
+            <wp:docPr id="1776348302" name="Picture 4" descr="A collage of graphs&#10;&#10;Description automatically generated"/>
+            <wp:cNvGraphicFramePr>
+              <a:graphicFrameLocks xmlns:a="http://schemas.openxmlformats.org/drawingml/2006/main" noChangeAspect="1"/>
+            </wp:cNvGraphicFramePr>
+            <a:graphic xmlns:a="http://schemas.openxmlformats.org/drawingml/2006/main">
+              <a:graphicData uri="http://schemas.openxmlformats.org/drawingml/2006/picture">
+                <pic:pic xmlns:pic="http://schemas.openxmlformats.org/drawingml/2006/picture">
+                  <pic:nvPicPr>
+                    <pic:cNvPr id="1776348302" name="Picture 4" descr="A collage of graphs&#10;&#10;Description automatically generated"/>
+                    <pic:cNvPicPr/>
+                  </pic:nvPicPr>
+                  <pic:blipFill>
+                    <a:blip r:embed="rId13" cstate="print">
+                      <a:extLst>
+                        <a:ext uri="{28A0092B-C50C-407E-A947-70E740481C1C}">
+                          <a14:useLocalDpi xmlns:a14="http://schemas.microsoft.com/office/drawing/2010/main" val="0"/>
+                        </a:ext>
+                      </a:extLst>
+                    </a:blip>
+                    <a:stretch>
+                      <a:fillRect/>
+                    </a:stretch>
+                  </pic:blipFill>
+                  <pic:spPr>
+                    <a:xfrm>
+                      <a:off x="0" y="0"/>
+                      <a:ext cx="6290945" cy="2727960"/>
+                    </a:xfrm>
+                    <a:prstGeom prst="rect">
+                      <a:avLst/>
+                    </a:prstGeom>
+                  </pic:spPr>
+                </pic:pic>
+              </a:graphicData>
+            </a:graphic>
+          </wp:inline>
+        </w:drawing>
+      </w:r>
+    </w:p>
+    <w:p>
+      <w:pPr>
+        <w:rPr>
+          <w:rFonts w:ascii="Times New Roman" w:hAnsi="Times New Roman" w:cs="Times New Roman"/>
+          <w:b/>
+          <w:bCs/>
+        </w:rPr>
+      </w:pPr>
+    </w:p>
+    <w:p>
+      <w:pPr>
+        <w:rPr>
+          <w:rFonts w:ascii="Times New Roman" w:hAnsi="Times New Roman" w:cs="Times New Roman"/>
+          <w:b/>
+          <w:bCs/>
+        </w:rPr>
+      </w:pPr>
+    </w:p>
+    <w:p>
+      <w:pPr>
+        <w:rPr>
+          <w:rFonts w:ascii="Times New Roman" w:hAnsi="Times New Roman" w:cs="Times New Roman"/>
+          <w:b/>
+          <w:bCs/>
+        </w:rPr>
+      </w:pPr>
+    </w:p>
+    <w:p>
+      <w:pPr>
+        <w:rPr>
+          <w:rFonts w:ascii="Times New Roman" w:hAnsi="Times New Roman" w:cs="Times New Roman"/>
+          <w:b/>
+          <w:bCs/>
+        </w:rPr>
+      </w:pPr>
+      <w:r>
+        <w:rPr>
+          <w:rFonts w:ascii="Times New Roman" w:hAnsi="Times New Roman" w:cs="Times New Roman"/>
+          <w:b/>
+          <w:bCs/>
+        </w:rPr>
         <w:t>A)</w:t>
       </w:r>
       <w:r>
@@ -10368,7 +10682,7 @@
                     <pic:cNvPicPr/>
                   </pic:nvPicPr>
                   <pic:blipFill>
-                    <a:blip r:embed="rId10" cstate="print">
+                    <a:blip r:embed="rId14" cstate="print">
                       <a:extLst>
                         <a:ext uri="{28A0092B-C50C-407E-A947-70E740481C1C}">
                           <a14:useLocalDpi xmlns:a14="http://schemas.microsoft.com/office/drawing/2010/main" val="0"/>
@@ -10425,7 +10739,7 @@
                     <pic:cNvPicPr/>
                   </pic:nvPicPr>
                   <pic:blipFill>
-                    <a:blip r:embed="rId11" cstate="print">
+                    <a:blip r:embed="rId15" cstate="print">
                       <a:extLst>
                         <a:ext uri="{28A0092B-C50C-407E-A947-70E740481C1C}">
                           <a14:useLocalDpi xmlns:a14="http://schemas.microsoft.com/office/drawing/2010/main" val="0"/>
@@ -10563,7 +10877,7 @@
                     <pic:cNvPicPr/>
                   </pic:nvPicPr>
                   <pic:blipFill>
-                    <a:blip r:embed="rId12" cstate="print">
+                    <a:blip r:embed="rId16" cstate="print">
                       <a:extLst>
                         <a:ext uri="{28A0092B-C50C-407E-A947-70E740481C1C}">
                           <a14:useLocalDpi xmlns:a14="http://schemas.microsoft.com/office/drawing/2010/main" val="0"/>
@@ -10618,7 +10932,7 @@
                     <pic:cNvPicPr/>
                   </pic:nvPicPr>
                   <pic:blipFill>
-                    <a:blip r:embed="rId13" cstate="print">
+                    <a:blip r:embed="rId17" cstate="print">
                       <a:extLst>
                         <a:ext uri="{28A0092B-C50C-407E-A947-70E740481C1C}">
                           <a14:useLocalDpi xmlns:a14="http://schemas.microsoft.com/office/drawing/2010/main" val="0"/>
@@ -10690,56 +11004,6 @@
           <w:bCs/>
         </w:rPr>
       </w:pPr>
-      <w:r>
-        <w:rPr>
-          <w:rFonts w:ascii="Times New Roman" w:hAnsi="Times New Roman" w:cs="Times New Roman"/>
-          <w:b/>
-          <w:bCs/>
-          <w:noProof/>
-        </w:rPr>
-        <w:lastRenderedPageBreak/>
-        <w:drawing>
-          <wp:inline distT="0" distB="0" distL="0" distR="0" wp14:anchorId="194BA839" wp14:editId="72329B83">
-            <wp:extent cx="6489216" cy="4099727"/>
-            <wp:effectExtent l="0" t="0" r="635" b="2540"/>
-            <wp:docPr id="1379104148" name="Picture 2" descr="A graph of a patient's survival&#10;&#10;Description automatically generated with medium confidence"/>
-            <wp:cNvGraphicFramePr>
-              <a:graphicFrameLocks xmlns:a="http://schemas.openxmlformats.org/drawingml/2006/main" noChangeAspect="1"/>
-            </wp:cNvGraphicFramePr>
-            <a:graphic xmlns:a="http://schemas.openxmlformats.org/drawingml/2006/main">
-              <a:graphicData uri="http://schemas.openxmlformats.org/drawingml/2006/picture">
-                <pic:pic xmlns:pic="http://schemas.openxmlformats.org/drawingml/2006/picture">
-                  <pic:nvPicPr>
-                    <pic:cNvPr id="1379104148" name="Picture 2" descr="A graph of a patient's survival&#10;&#10;Description automatically generated with medium confidence"/>
-                    <pic:cNvPicPr/>
-                  </pic:nvPicPr>
-                  <pic:blipFill>
-                    <a:blip r:embed="rId14" cstate="print">
-                      <a:extLst>
-                        <a:ext uri="{28A0092B-C50C-407E-A947-70E740481C1C}">
-                          <a14:useLocalDpi xmlns:a14="http://schemas.microsoft.com/office/drawing/2010/main" val="0"/>
-                        </a:ext>
-                      </a:extLst>
-                    </a:blip>
-                    <a:stretch>
-                      <a:fillRect/>
-                    </a:stretch>
-                  </pic:blipFill>
-                  <pic:spPr>
-                    <a:xfrm>
-                      <a:off x="0" y="0"/>
-                      <a:ext cx="6585579" cy="4160606"/>
-                    </a:xfrm>
-                    <a:prstGeom prst="rect">
-                      <a:avLst/>
-                    </a:prstGeom>
-                  </pic:spPr>
-                </pic:pic>
-              </a:graphicData>
-            </a:graphic>
-          </wp:inline>
-        </w:drawing>
-      </w:r>
     </w:p>
     <w:p>
       <w:pPr>
@@ -11408,19 +11672,1638 @@
           <w:bCs/>
         </w:rPr>
       </w:pPr>
-      <w:r>
-        <w:rPr>
-          <w:rFonts w:ascii="Times New Roman" w:hAnsi="Times New Roman" w:cs="Times New Roman"/>
-          <w:b/>
-          <w:bCs/>
+    </w:p>
+    <w:p>
+      <w:pPr>
+        <w:rPr>
+          <w:rFonts w:ascii="Times New Roman" w:hAnsi="Times New Roman" w:cs="Times New Roman"/>
+          <w:b/>
+          <w:bCs/>
+        </w:rPr>
+      </w:pPr>
+      <w:r>
+        <w:rPr>
+          <w:rFonts w:ascii="Times New Roman" w:hAnsi="Times New Roman" w:cs="Times New Roman"/>
+          <w:b/>
+          <w:bCs/>
+        </w:rPr>
+        <w:t xml:space="preserve">Figure ***: Kaplan-Meier curves </w:t>
+      </w:r>
+      <w:r>
+        <w:rPr>
+          <w:rFonts w:ascii="Times New Roman" w:hAnsi="Times New Roman" w:cs="Times New Roman"/>
+          <w:b/>
+          <w:bCs/>
+        </w:rPr>
+        <w:t xml:space="preserve">demonstrating 12-month </w:t>
+      </w:r>
+      <w:r>
+        <w:rPr>
+          <w:rFonts w:ascii="Times New Roman" w:hAnsi="Times New Roman" w:cs="Times New Roman"/>
+          <w:b/>
+          <w:bCs/>
+        </w:rPr>
+        <w:t>OS</w:t>
+      </w:r>
+      <w:r>
+        <w:rPr>
+          <w:rFonts w:ascii="Times New Roman" w:hAnsi="Times New Roman" w:cs="Times New Roman"/>
+          <w:b/>
+          <w:bCs/>
+        </w:rPr>
+        <w:t xml:space="preserve"> </w:t>
+      </w:r>
+      <w:r>
+        <w:rPr>
+          <w:rFonts w:ascii="Times New Roman" w:hAnsi="Times New Roman" w:cs="Times New Roman"/>
+          <w:b/>
+          <w:bCs/>
+        </w:rPr>
+        <w:t>for</w:t>
+      </w:r>
+      <w:r>
+        <w:rPr>
+          <w:rFonts w:ascii="Times New Roman" w:hAnsi="Times New Roman" w:cs="Times New Roman"/>
+          <w:b/>
+          <w:bCs/>
+        </w:rPr>
+        <w:t xml:space="preserve"> test-set</w:t>
+      </w:r>
+      <w:r>
+        <w:rPr>
+          <w:rFonts w:ascii="Times New Roman" w:hAnsi="Times New Roman" w:cs="Times New Roman"/>
+          <w:b/>
+          <w:bCs/>
+        </w:rPr>
+        <w:t xml:space="preserve"> patients classified as low-risk </w:t>
+      </w:r>
+      <w:r>
+        <w:rPr>
+          <w:rFonts w:ascii="Times New Roman" w:hAnsi="Times New Roman" w:cs="Times New Roman"/>
+          <w:b/>
+          <w:bCs/>
+        </w:rPr>
+        <w:t>via the ML algorithm versus those classified as high-risk. A threshold of 0.</w:t>
+      </w:r>
+      <w:r>
+        <w:rPr>
+          <w:rFonts w:ascii="Times New Roman" w:hAnsi="Times New Roman" w:cs="Times New Roman"/>
+          <w:b/>
+          <w:bCs/>
+        </w:rPr>
+        <w:t>47</w:t>
+      </w:r>
+      <w:r>
+        <w:rPr>
+          <w:rFonts w:ascii="Times New Roman" w:hAnsi="Times New Roman" w:cs="Times New Roman"/>
+          <w:b/>
+          <w:bCs/>
+        </w:rPr>
+        <w:t xml:space="preserve"> was set for </w:t>
+      </w:r>
+      <w:r>
+        <w:rPr>
+          <w:rFonts w:ascii="Times New Roman" w:hAnsi="Times New Roman" w:cs="Times New Roman"/>
+          <w:b/>
+          <w:bCs/>
+        </w:rPr>
+        <w:lastRenderedPageBreak/>
+        <w:t>classifying patients as high-risk. All patients included in this analysis are driver-mutation negative.</w:t>
+      </w:r>
+    </w:p>
+    <w:p>
+      <w:pPr>
+        <w:rPr>
+          <w:rFonts w:ascii="Times New Roman" w:hAnsi="Times New Roman" w:cs="Times New Roman"/>
+          <w:b/>
+          <w:bCs/>
+        </w:rPr>
+      </w:pPr>
+    </w:p>
+    <w:p>
+      <w:pPr>
+        <w:rPr>
+          <w:rFonts w:ascii="Times New Roman" w:hAnsi="Times New Roman" w:cs="Times New Roman"/>
+          <w:b/>
+          <w:bCs/>
+        </w:rPr>
+      </w:pPr>
+      <w:r>
+        <w:rPr>
+          <w:rFonts w:ascii="Times New Roman" w:hAnsi="Times New Roman" w:cs="Times New Roman"/>
+          <w:b/>
+          <w:bCs/>
+        </w:rPr>
+        <w:t>Discussion</w:t>
+      </w:r>
+    </w:p>
+    <w:p>
+      <w:pPr>
+        <w:rPr>
+          <w:rFonts w:ascii="Times New Roman" w:hAnsi="Times New Roman" w:cs="Times New Roman"/>
+          <w:b/>
+          <w:bCs/>
+        </w:rPr>
+      </w:pPr>
+    </w:p>
+    <w:p>
+      <w:pPr>
+        <w:rPr>
+          <w:rFonts w:ascii="Times New Roman" w:hAnsi="Times New Roman" w:cs="Times New Roman"/>
+        </w:rPr>
+      </w:pPr>
+    </w:p>
+    <w:p>
+      <w:pPr>
+        <w:rPr>
+          <w:rFonts w:ascii="Times New Roman" w:hAnsi="Times New Roman" w:cs="Times New Roman"/>
+          <w:b/>
+          <w:bCs/>
+        </w:rPr>
+      </w:pPr>
+      <w:r>
+        <w:rPr>
+          <w:rFonts w:ascii="Times New Roman" w:hAnsi="Times New Roman" w:cs="Times New Roman"/>
+          <w:b/>
+          <w:bCs/>
+        </w:rPr>
+        <w:t>Conclusion</w:t>
+      </w:r>
+    </w:p>
+    <w:p>
+      <w:pPr>
+        <w:rPr>
+          <w:rFonts w:ascii="Times New Roman" w:hAnsi="Times New Roman" w:cs="Times New Roman"/>
+          <w:b/>
+          <w:bCs/>
+        </w:rPr>
+      </w:pPr>
+    </w:p>
+    <w:p>
+      <w:pPr>
+        <w:rPr>
+          <w:rFonts w:ascii="Times New Roman" w:hAnsi="Times New Roman" w:cs="Times New Roman"/>
+        </w:rPr>
+      </w:pPr>
+      <w:r>
+        <w:rPr>
+          <w:rFonts w:ascii="Times New Roman" w:hAnsi="Times New Roman" w:cs="Times New Roman"/>
+        </w:rPr>
+        <w:t xml:space="preserve">We present a novel machine learning algorithm that can </w:t>
+      </w:r>
+      <w:r>
+        <w:rPr>
+          <w:rFonts w:ascii="Times New Roman" w:hAnsi="Times New Roman" w:cs="Times New Roman"/>
+        </w:rPr>
+        <w:t>accurately predict the risk of disease progression in patients with advanced non-small cell lung cancer</w:t>
+      </w:r>
+      <w:r>
+        <w:rPr>
+          <w:rFonts w:ascii="Times New Roman" w:hAnsi="Times New Roman" w:cs="Times New Roman"/>
+        </w:rPr>
+        <w:t xml:space="preserve">. This algorithm is more predictive for determining the efficacy of IO monotherapy compared to the PD-L1 biomarker, which has previously been used to allocate </w:t>
+      </w:r>
+      <w:r>
+        <w:rPr>
+          <w:rFonts w:ascii="Times New Roman" w:hAnsi="Times New Roman" w:cs="Times New Roman"/>
+        </w:rPr>
+        <w:t xml:space="preserve">first-line </w:t>
+      </w:r>
+      <w:r>
+        <w:rPr>
+          <w:rFonts w:ascii="Times New Roman" w:hAnsi="Times New Roman" w:cs="Times New Roman"/>
+        </w:rPr>
+        <w:t xml:space="preserve">IO monotherapy over </w:t>
+      </w:r>
+      <w:r>
+        <w:rPr>
+          <w:rFonts w:ascii="Times New Roman" w:hAnsi="Times New Roman" w:cs="Times New Roman"/>
+        </w:rPr>
+        <w:t>first-line</w:t>
+      </w:r>
+      <w:r>
+        <w:rPr>
+          <w:rFonts w:ascii="Times New Roman" w:hAnsi="Times New Roman" w:cs="Times New Roman"/>
+        </w:rPr>
+        <w:t xml:space="preserve"> </w:t>
+      </w:r>
+      <w:r>
+        <w:rPr>
+          <w:rFonts w:ascii="Times New Roman" w:hAnsi="Times New Roman" w:cs="Times New Roman"/>
+        </w:rPr>
+        <w:t xml:space="preserve">This study provides evidence that </w:t>
+      </w:r>
+      <w:r>
+        <w:rPr>
+          <w:rFonts w:ascii="Times New Roman" w:hAnsi="Times New Roman" w:cs="Times New Roman"/>
+        </w:rPr>
+        <w:t>ML algorithms are better predictors of disease course and treatment efficacy in oncology than current threshold-based criteria such as PD-L1 status.</w:t>
+      </w:r>
+    </w:p>
+    <w:p>
+      <w:pPr>
+        <w:rPr>
+          <w:rFonts w:ascii="Times New Roman" w:hAnsi="Times New Roman" w:cs="Times New Roman"/>
+        </w:rPr>
+      </w:pPr>
+    </w:p>
+    <w:p>
+      <w:pPr>
+        <w:rPr>
+          <w:rFonts w:ascii="Times New Roman" w:hAnsi="Times New Roman" w:cs="Times New Roman"/>
+          <w:b/>
+          <w:bCs/>
+        </w:rPr>
+      </w:pPr>
+      <w:r>
+        <w:rPr>
+          <w:rFonts w:ascii="Times New Roman" w:hAnsi="Times New Roman" w:cs="Times New Roman"/>
+          <w:b/>
+          <w:bCs/>
+        </w:rPr>
+        <w:t>Acknowledgements</w:t>
+      </w:r>
+    </w:p>
+    <w:p>
+      <w:pPr>
+        <w:rPr>
+          <w:rFonts w:ascii="Times New Roman" w:hAnsi="Times New Roman" w:cs="Times New Roman"/>
+          <w:b/>
+          <w:bCs/>
+        </w:rPr>
+      </w:pPr>
+      <w:r>
+        <w:rPr>
+          <w:rFonts w:ascii="Times New Roman" w:hAnsi="Times New Roman" w:cs="Times New Roman"/>
+          <w:b/>
+          <w:bCs/>
+        </w:rPr>
+        <w:t>***</w:t>
+      </w:r>
+    </w:p>
+    <w:p>
+      <w:pPr>
+        <w:rPr>
+          <w:rFonts w:ascii="Times New Roman" w:hAnsi="Times New Roman" w:cs="Times New Roman"/>
+          <w:b/>
+          <w:bCs/>
+        </w:rPr>
+      </w:pPr>
+    </w:p>
+    <w:p>
+      <w:pPr>
+        <w:rPr>
+          <w:rFonts w:ascii="Times New Roman" w:hAnsi="Times New Roman" w:cs="Times New Roman"/>
+          <w:b/>
+          <w:bCs/>
+        </w:rPr>
+      </w:pPr>
+      <w:r>
+        <w:rPr>
+          <w:rFonts w:ascii="Times New Roman" w:hAnsi="Times New Roman" w:cs="Times New Roman"/>
+          <w:b/>
+          <w:bCs/>
+        </w:rPr>
+        <w:t>Data Availability</w:t>
+      </w:r>
+    </w:p>
+    <w:p>
+      <w:pPr>
+        <w:rPr>
+          <w:rFonts w:ascii="Times New Roman" w:hAnsi="Times New Roman" w:cs="Times New Roman"/>
+        </w:rPr>
+      </w:pPr>
+      <w:r>
+        <w:rPr>
+          <w:rFonts w:ascii="Times New Roman" w:hAnsi="Times New Roman" w:cs="Times New Roman"/>
+        </w:rPr>
+        <w:t>Data used during this study was supplied from Flatiron Health. ***</w:t>
+      </w:r>
+    </w:p>
+    <w:p>
+      <w:pPr>
+        <w:rPr>
+          <w:rFonts w:ascii="Times New Roman" w:hAnsi="Times New Roman" w:cs="Times New Roman"/>
+          <w:b/>
+          <w:bCs/>
+        </w:rPr>
+      </w:pPr>
+    </w:p>
+    <w:p>
+      <w:pPr>
+        <w:rPr>
+          <w:rFonts w:ascii="Times New Roman" w:hAnsi="Times New Roman" w:cs="Times New Roman"/>
+          <w:b/>
+          <w:bCs/>
+        </w:rPr>
+      </w:pPr>
+      <w:r>
+        <w:rPr>
+          <w:rFonts w:ascii="Times New Roman" w:hAnsi="Times New Roman" w:cs="Times New Roman"/>
+          <w:b/>
+          <w:bCs/>
+        </w:rPr>
+        <w:t xml:space="preserve">Code </w:t>
+      </w:r>
+      <w:r>
+        <w:rPr>
+          <w:rFonts w:ascii="Times New Roman" w:hAnsi="Times New Roman" w:cs="Times New Roman"/>
+          <w:b/>
+          <w:bCs/>
+        </w:rPr>
+        <w:t>A</w:t>
+      </w:r>
+      <w:r>
+        <w:rPr>
+          <w:rFonts w:ascii="Times New Roman" w:hAnsi="Times New Roman" w:cs="Times New Roman"/>
+          <w:b/>
+          <w:bCs/>
+        </w:rPr>
+        <w:t>vailability</w:t>
+      </w:r>
+    </w:p>
+    <w:p>
+      <w:pPr>
+        <w:rPr>
+          <w:rFonts w:ascii="Times New Roman" w:hAnsi="Times New Roman" w:cs="Times New Roman"/>
+        </w:rPr>
+      </w:pPr>
+      <w:r>
+        <w:rPr>
+          <w:rFonts w:ascii="Times New Roman" w:hAnsi="Times New Roman" w:cs="Times New Roman"/>
+        </w:rPr>
+        <w:t xml:space="preserve">Development of the ML model was done in Python v3.8.10 and required the following packages: ***. Statistical analysis was done in Stata. Code is available on GitHub at </w:t>
+      </w:r>
+      <w:hyperlink r:id="rId18" w:history="1">
+        <w:r>
+          <w:rPr>
+            <w:rStyle w:val="Hyperlink"/>
+            <w:rFonts w:ascii="Times New Roman" w:hAnsi="Times New Roman" w:cs="Times New Roman"/>
+          </w:rPr>
+          <w:t>https://github.com/vahluw/NSCLC_PDL1</w:t>
+        </w:r>
+      </w:hyperlink>
+      <w:r>
+        <w:rPr>
+          <w:rStyle w:val="Hyperlink"/>
+          <w:rFonts w:ascii="Times New Roman" w:hAnsi="Times New Roman" w:cs="Times New Roman"/>
+        </w:rPr>
+        <w:t>_Immunotherapy</w:t>
+      </w:r>
+      <w:r>
+        <w:rPr>
+          <w:rFonts w:ascii="Times New Roman" w:hAnsi="Times New Roman" w:cs="Times New Roman"/>
+        </w:rPr>
+        <w:t xml:space="preserve">. </w:t>
+      </w:r>
+      <w:r>
+        <w:rPr>
+          <w:rFonts w:ascii="Times New Roman" w:hAnsi="Times New Roman" w:cs="Times New Roman"/>
+        </w:rPr>
+        <w:t xml:space="preserve">For any further inquiries please contact </w:t>
+      </w:r>
+      <w:hyperlink r:id="rId19" w:history="1">
+        <w:r>
+          <w:rPr>
+            <w:rStyle w:val="Hyperlink"/>
+            <w:rFonts w:ascii="Times New Roman" w:hAnsi="Times New Roman" w:cs="Times New Roman"/>
+          </w:rPr>
+          <w:t>ravi.parikh@pennmedicine.upenn.edu</w:t>
+        </w:r>
+      </w:hyperlink>
+      <w:r>
+        <w:rPr>
+          <w:rStyle w:val="Hyperlink"/>
+          <w:rFonts w:ascii="Times New Roman" w:hAnsi="Times New Roman" w:cs="Times New Roman"/>
+        </w:rPr>
+        <w:t xml:space="preserve">. </w:t>
+      </w:r>
+    </w:p>
+    <w:p>
+      <w:pPr>
+        <w:rPr>
+          <w:rFonts w:ascii="Times New Roman" w:hAnsi="Times New Roman" w:cs="Times New Roman"/>
+        </w:rPr>
+      </w:pPr>
+    </w:p>
+    <w:p>
+      <w:pPr>
+        <w:rPr>
+          <w:rFonts w:ascii="Times New Roman" w:hAnsi="Times New Roman" w:cs="Times New Roman"/>
+          <w:b/>
+          <w:bCs/>
+        </w:rPr>
+      </w:pPr>
+      <w:r>
+        <w:rPr>
+          <w:rFonts w:ascii="Times New Roman" w:hAnsi="Times New Roman" w:cs="Times New Roman"/>
+          <w:b/>
+          <w:bCs/>
+        </w:rPr>
+        <w:t>Competing Interests</w:t>
+      </w:r>
+    </w:p>
+    <w:p>
+      <w:pPr>
+        <w:rPr>
+          <w:rFonts w:ascii="Times New Roman" w:hAnsi="Times New Roman" w:cs="Times New Roman"/>
+        </w:rPr>
+      </w:pPr>
+      <w:r>
+        <w:rPr>
+          <w:rFonts w:ascii="Times New Roman" w:hAnsi="Times New Roman" w:cs="Times New Roman"/>
+        </w:rPr>
+        <w:t>VA reports no disclosures. RBP ***.</w:t>
+      </w:r>
+    </w:p>
+    <w:p>
+      <w:pPr>
+        <w:rPr>
+          <w:rFonts w:ascii="Times New Roman" w:hAnsi="Times New Roman" w:cs="Times New Roman"/>
+        </w:rPr>
+      </w:pPr>
+    </w:p>
+    <w:p>
+      <w:pPr>
+        <w:rPr>
+          <w:rFonts w:ascii="Times New Roman" w:hAnsi="Times New Roman" w:cs="Times New Roman"/>
+        </w:rPr>
+      </w:pPr>
+    </w:p>
+    <w:p>
+      <w:pPr>
+        <w:rPr>
+          <w:rFonts w:ascii="Times New Roman" w:hAnsi="Times New Roman" w:cs="Times New Roman"/>
+        </w:rPr>
+      </w:pPr>
+    </w:p>
+    <w:p>
+      <w:pPr>
+        <w:rPr>
+          <w:rFonts w:ascii="Times New Roman" w:hAnsi="Times New Roman" w:cs="Times New Roman"/>
+          <w:b/>
+          <w:bCs/>
+        </w:rPr>
+      </w:pPr>
+      <w:r>
+        <w:rPr>
+          <w:rFonts w:ascii="Times New Roman" w:hAnsi="Times New Roman" w:cs="Times New Roman"/>
+          <w:b/>
+          <w:bCs/>
+        </w:rPr>
+        <w:t>References:</w:t>
+      </w:r>
+    </w:p>
+    <w:p>
+      <w:pPr>
+        <w:rPr>
+          <w:rFonts w:ascii="Times New Roman" w:hAnsi="Times New Roman" w:cs="Times New Roman"/>
+        </w:rPr>
+      </w:pPr>
+    </w:p>
+    <w:p>
+      <w:pPr>
+        <w:pStyle w:val="Bibliography"/>
+        <w:rPr>
+          <w:rFonts w:ascii="Times New Roman" w:hAnsi="Times New Roman" w:cs="Times New Roman"/>
+        </w:rPr>
+      </w:pPr>
+      <w:r>
+        <w:rPr>
+          <w:b/>
+          <w:bCs/>
+        </w:rPr>
+        <w:fldChar w:fldCharType="begin"/>
+      </w:r>
+      <w:r>
+        <w:rPr>
+          <w:b/>
+          <w:bCs/>
+        </w:rPr>
+        <w:instrText xml:space="preserve"> ADDIN ZOTERO_BIBL {"uncited":[],"omitted":[],"custom":[]} CSL_BIBLIOGRAPHY </w:instrText>
+      </w:r>
+      <w:r>
+        <w:rPr>
+          <w:b/>
+          <w:bCs/>
+        </w:rPr>
+        <w:fldChar w:fldCharType="separate"/>
+      </w:r>
+      <w:r>
+        <w:rPr>
+          <w:rFonts w:ascii="Times New Roman" w:hAnsi="Times New Roman" w:cs="Times New Roman"/>
+        </w:rPr>
+        <w:t>1.</w:t>
+      </w:r>
+      <w:r>
+        <w:rPr>
+          <w:rFonts w:ascii="Times New Roman" w:hAnsi="Times New Roman" w:cs="Times New Roman"/>
+        </w:rPr>
+        <w:tab/>
+        <w:t xml:space="preserve">Yu H, Boyle TA, Zhou C, Rimm DL, Hirsch FR. PD-L1 Expression in Lung Cancer. </w:t>
+      </w:r>
+      <w:r>
+        <w:rPr>
+          <w:rFonts w:ascii="Times New Roman" w:hAnsi="Times New Roman" w:cs="Times New Roman"/>
+          <w:i/>
+          <w:iCs/>
+        </w:rPr>
+        <w:t>J Thorac Oncol Off Publ Int Assoc Study Lung Cancer</w:t>
+      </w:r>
+      <w:r>
+        <w:rPr>
+          <w:rFonts w:ascii="Times New Roman" w:hAnsi="Times New Roman" w:cs="Times New Roman"/>
+        </w:rPr>
+        <w:t>. 2016;11(7):964-975. doi:10.1016/j.jtho.2016.04.014</w:t>
+      </w:r>
+    </w:p>
+    <w:p>
+      <w:pPr>
+        <w:pStyle w:val="Bibliography"/>
+        <w:rPr>
+          <w:rFonts w:ascii="Times New Roman" w:hAnsi="Times New Roman" w:cs="Times New Roman"/>
+        </w:rPr>
+      </w:pPr>
+      <w:r>
+        <w:rPr>
+          <w:rFonts w:ascii="Times New Roman" w:hAnsi="Times New Roman" w:cs="Times New Roman"/>
+        </w:rPr>
+        <w:t>2.</w:t>
+      </w:r>
+      <w:r>
+        <w:rPr>
+          <w:rFonts w:ascii="Times New Roman" w:hAnsi="Times New Roman" w:cs="Times New Roman"/>
+        </w:rPr>
+        <w:tab/>
+        <w:t xml:space="preserve">Oun R, Moussa YE, Wheate NJ. The side effects of platinum-based chemotherapy drugs: a review for chemists. </w:t>
+      </w:r>
+      <w:r>
+        <w:rPr>
+          <w:rFonts w:ascii="Times New Roman" w:hAnsi="Times New Roman" w:cs="Times New Roman"/>
+          <w:i/>
+          <w:iCs/>
+        </w:rPr>
+        <w:t>Dalton Trans Camb Engl 2003</w:t>
+      </w:r>
+      <w:r>
+        <w:rPr>
+          <w:rFonts w:ascii="Times New Roman" w:hAnsi="Times New Roman" w:cs="Times New Roman"/>
+        </w:rPr>
+        <w:t>. 2018;47(19):6645-6653. doi:10.1039/c8dt00838h</w:t>
+      </w:r>
+    </w:p>
+    <w:p>
+      <w:pPr>
+        <w:pStyle w:val="Bibliography"/>
+        <w:rPr>
+          <w:rFonts w:ascii="Times New Roman" w:hAnsi="Times New Roman" w:cs="Times New Roman"/>
+        </w:rPr>
+      </w:pPr>
+      <w:r>
+        <w:rPr>
+          <w:rFonts w:ascii="Times New Roman" w:hAnsi="Times New Roman" w:cs="Times New Roman"/>
+        </w:rPr>
+        <w:t>3.</w:t>
+      </w:r>
+      <w:r>
+        <w:rPr>
+          <w:rFonts w:ascii="Times New Roman" w:hAnsi="Times New Roman" w:cs="Times New Roman"/>
+        </w:rPr>
+        <w:tab/>
+        <w:t xml:space="preserve">Lahiri A, Maji A, Potdar PD, et al. Lung cancer immunotherapy: progress, pitfalls, and promises. </w:t>
+      </w:r>
+      <w:r>
+        <w:rPr>
+          <w:rFonts w:ascii="Times New Roman" w:hAnsi="Times New Roman" w:cs="Times New Roman"/>
+          <w:i/>
+          <w:iCs/>
+        </w:rPr>
+        <w:t>Mol Cancer</w:t>
+      </w:r>
+      <w:r>
+        <w:rPr>
+          <w:rFonts w:ascii="Times New Roman" w:hAnsi="Times New Roman" w:cs="Times New Roman"/>
+        </w:rPr>
+        <w:t>. 2023;22:40. doi:10.1186/s12943-023-01740-y</w:t>
+      </w:r>
+    </w:p>
+    <w:p>
+      <w:pPr>
+        <w:pStyle w:val="Bibliography"/>
+        <w:rPr>
+          <w:rFonts w:ascii="Times New Roman" w:hAnsi="Times New Roman" w:cs="Times New Roman"/>
+        </w:rPr>
+      </w:pPr>
+      <w:r>
+        <w:rPr>
+          <w:rFonts w:ascii="Times New Roman" w:hAnsi="Times New Roman" w:cs="Times New Roman"/>
+        </w:rPr>
+        <w:t>4.</w:t>
+      </w:r>
+      <w:r>
+        <w:rPr>
+          <w:rFonts w:ascii="Times New Roman" w:hAnsi="Times New Roman" w:cs="Times New Roman"/>
+        </w:rPr>
+        <w:tab/>
+        <w:t xml:space="preserve">Garon EB, Rizvi NA, Hui R, et al. Pembrolizumab for the treatment of non-small-cell lung cancer. </w:t>
+      </w:r>
+      <w:r>
+        <w:rPr>
+          <w:rFonts w:ascii="Times New Roman" w:hAnsi="Times New Roman" w:cs="Times New Roman"/>
+          <w:i/>
+          <w:iCs/>
+        </w:rPr>
+        <w:t>N Engl J Med</w:t>
+      </w:r>
+      <w:r>
+        <w:rPr>
+          <w:rFonts w:ascii="Times New Roman" w:hAnsi="Times New Roman" w:cs="Times New Roman"/>
+        </w:rPr>
+        <w:t>. 2015;372(21):2018-2028. doi:10.1056/NEJMoa1501824</w:t>
+      </w:r>
+    </w:p>
+    <w:p>
+      <w:pPr>
+        <w:pStyle w:val="Bibliography"/>
+        <w:rPr>
+          <w:rFonts w:ascii="Times New Roman" w:hAnsi="Times New Roman" w:cs="Times New Roman"/>
+        </w:rPr>
+      </w:pPr>
+      <w:r>
+        <w:rPr>
+          <w:rFonts w:ascii="Times New Roman" w:hAnsi="Times New Roman" w:cs="Times New Roman"/>
+        </w:rPr>
+        <w:t>5.</w:t>
+      </w:r>
+      <w:r>
+        <w:rPr>
+          <w:rFonts w:ascii="Times New Roman" w:hAnsi="Times New Roman" w:cs="Times New Roman"/>
+        </w:rPr>
+        <w:tab/>
+        <w:t xml:space="preserve">Brahmer JR, Drake CG, Wollner I, et al. Phase I study of single-agent anti-programmed death-1 </w:t>
+      </w:r>
+      <w:r>
+        <w:rPr>
+          <w:rFonts w:ascii="Times New Roman" w:hAnsi="Times New Roman" w:cs="Times New Roman"/>
+        </w:rPr>
+        <w:lastRenderedPageBreak/>
+        <w:t xml:space="preserve">(MDX-1106) in refractory solid tumors: safety, clinical activity, pharmacodynamics, and immunologic correlates. </w:t>
+      </w:r>
+      <w:r>
+        <w:rPr>
+          <w:rFonts w:ascii="Times New Roman" w:hAnsi="Times New Roman" w:cs="Times New Roman"/>
+          <w:i/>
+          <w:iCs/>
+        </w:rPr>
+        <w:t>J Clin Oncol Off J Am Soc Clin Oncol</w:t>
+      </w:r>
+      <w:r>
+        <w:rPr>
+          <w:rFonts w:ascii="Times New Roman" w:hAnsi="Times New Roman" w:cs="Times New Roman"/>
+        </w:rPr>
+        <w:t>. 2010;28(19):3167-3175. doi:10.1200/JCO.2009.26.7609</w:t>
+      </w:r>
+    </w:p>
+    <w:p>
+      <w:pPr>
+        <w:pStyle w:val="Bibliography"/>
+        <w:rPr>
+          <w:rFonts w:ascii="Times New Roman" w:hAnsi="Times New Roman" w:cs="Times New Roman"/>
+        </w:rPr>
+      </w:pPr>
+      <w:r>
+        <w:rPr>
+          <w:rFonts w:ascii="Times New Roman" w:hAnsi="Times New Roman" w:cs="Times New Roman"/>
+        </w:rPr>
+        <w:t>6.</w:t>
+      </w:r>
+      <w:r>
+        <w:rPr>
+          <w:rFonts w:ascii="Times New Roman" w:hAnsi="Times New Roman" w:cs="Times New Roman"/>
+        </w:rPr>
+        <w:tab/>
+        <w:t xml:space="preserve">Reck M, Rodríguez-Abreu D, Robinson AG, et al. Pembrolizumab versus Chemotherapy for PD-L1–Positive Non–Small-Cell Lung Cancer. </w:t>
+      </w:r>
+      <w:r>
+        <w:rPr>
+          <w:rFonts w:ascii="Times New Roman" w:hAnsi="Times New Roman" w:cs="Times New Roman"/>
+          <w:i/>
+          <w:iCs/>
+        </w:rPr>
+        <w:t>N Engl J Med</w:t>
+      </w:r>
+      <w:r>
+        <w:rPr>
+          <w:rFonts w:ascii="Times New Roman" w:hAnsi="Times New Roman" w:cs="Times New Roman"/>
+        </w:rPr>
+        <w:t>. 2016;375(19):1823-1833. doi:10.1056/NEJMoa1606774</w:t>
+      </w:r>
+    </w:p>
+    <w:p>
+      <w:pPr>
+        <w:pStyle w:val="Bibliography"/>
+        <w:rPr>
+          <w:rFonts w:ascii="Times New Roman" w:hAnsi="Times New Roman" w:cs="Times New Roman"/>
+        </w:rPr>
+      </w:pPr>
+      <w:r>
+        <w:rPr>
+          <w:rFonts w:ascii="Times New Roman" w:hAnsi="Times New Roman" w:cs="Times New Roman"/>
+        </w:rPr>
+        <w:t>7.</w:t>
+      </w:r>
+      <w:r>
+        <w:rPr>
+          <w:rFonts w:ascii="Times New Roman" w:hAnsi="Times New Roman" w:cs="Times New Roman"/>
+        </w:rPr>
+        <w:tab/>
+        <w:t xml:space="preserve">Mok TSK, Wu YL, Kudaba I, et al. Pembrolizumab versus chemotherapy for previously untreated, PD-L1-expressing, locally advanced or metastatic non-small-cell lung cancer (KEYNOTE-042): a randomised, open-label, controlled, phase 3 trial. </w:t>
+      </w:r>
+      <w:r>
+        <w:rPr>
+          <w:rFonts w:ascii="Times New Roman" w:hAnsi="Times New Roman" w:cs="Times New Roman"/>
+          <w:i/>
+          <w:iCs/>
+        </w:rPr>
+        <w:t>Lancet Lond Engl</w:t>
+      </w:r>
+      <w:r>
+        <w:rPr>
+          <w:rFonts w:ascii="Times New Roman" w:hAnsi="Times New Roman" w:cs="Times New Roman"/>
+        </w:rPr>
+        <w:t>. 2019;393(10183):1819-1830. doi:10.1016/S0140-6736(18)32409-7</w:t>
+      </w:r>
+    </w:p>
+    <w:p>
+      <w:pPr>
+        <w:pStyle w:val="Bibliography"/>
+        <w:rPr>
+          <w:rFonts w:ascii="Times New Roman" w:hAnsi="Times New Roman" w:cs="Times New Roman"/>
+        </w:rPr>
+      </w:pPr>
+      <w:r>
+        <w:rPr>
+          <w:rFonts w:ascii="Times New Roman" w:hAnsi="Times New Roman" w:cs="Times New Roman"/>
+        </w:rPr>
+        <w:t>8.</w:t>
+      </w:r>
+      <w:r>
+        <w:rPr>
+          <w:rFonts w:ascii="Times New Roman" w:hAnsi="Times New Roman" w:cs="Times New Roman"/>
+        </w:rPr>
+        <w:tab/>
+        <w:t xml:space="preserve">Di Federico A, De Giglio A, Parisi C, Gelsomino F, Ardizzoni A. PD-1/PD-L1 inhibitor monotherapy or in combination with chemotherapy as upfront treatment for advanced NSCLC with PD-L1 expression ≥ 50%: Selecting the best strategy. </w:t>
+      </w:r>
+      <w:r>
+        <w:rPr>
+          <w:rFonts w:ascii="Times New Roman" w:hAnsi="Times New Roman" w:cs="Times New Roman"/>
+          <w:i/>
+          <w:iCs/>
+        </w:rPr>
+        <w:t>Crit Rev Oncol Hematol</w:t>
+      </w:r>
+      <w:r>
+        <w:rPr>
+          <w:rFonts w:ascii="Times New Roman" w:hAnsi="Times New Roman" w:cs="Times New Roman"/>
+        </w:rPr>
+        <w:t>. 2021;160:103302. doi:10.1016/j.critrevonc.2021.103302</w:t>
+      </w:r>
+    </w:p>
+    <w:p>
+      <w:pPr>
+        <w:pStyle w:val="Bibliography"/>
+        <w:rPr>
+          <w:rFonts w:ascii="Times New Roman" w:hAnsi="Times New Roman" w:cs="Times New Roman"/>
+          <w:lang w:val="pt-BR"/>
+        </w:rPr>
+      </w:pPr>
+      <w:r>
+        <w:rPr>
+          <w:rFonts w:ascii="Times New Roman" w:hAnsi="Times New Roman" w:cs="Times New Roman"/>
+        </w:rPr>
+        <w:t>9.</w:t>
+      </w:r>
+      <w:r>
+        <w:rPr>
+          <w:rFonts w:ascii="Times New Roman" w:hAnsi="Times New Roman" w:cs="Times New Roman"/>
+        </w:rPr>
+        <w:tab/>
+        <w:t xml:space="preserve">Gandhi L, Rodríguez-Abreu D, Gadgeel S, et al. Pembrolizumab plus Chemotherapy in Metastatic Non–Small-Cell Lung Cancer. </w:t>
+      </w:r>
+      <w:r>
+        <w:rPr>
+          <w:rFonts w:ascii="Times New Roman" w:hAnsi="Times New Roman" w:cs="Times New Roman"/>
+          <w:i/>
+          <w:iCs/>
+          <w:lang w:val="pt-BR"/>
+        </w:rPr>
+        <w:t>N Engl J Med</w:t>
+      </w:r>
+      <w:r>
+        <w:rPr>
+          <w:rFonts w:ascii="Times New Roman" w:hAnsi="Times New Roman" w:cs="Times New Roman"/>
+          <w:lang w:val="pt-BR"/>
+        </w:rPr>
+        <w:t>. 2018;378(22):2078-2092. doi:10.1056/NEJMoa1801005</w:t>
+      </w:r>
+    </w:p>
+    <w:p>
+      <w:pPr>
+        <w:pStyle w:val="Bibliography"/>
+        <w:rPr>
+          <w:rFonts w:ascii="Times New Roman" w:hAnsi="Times New Roman" w:cs="Times New Roman"/>
+        </w:rPr>
+      </w:pPr>
+      <w:r>
+        <w:rPr>
+          <w:rFonts w:ascii="Times New Roman" w:hAnsi="Times New Roman" w:cs="Times New Roman"/>
+          <w:lang w:val="pt-BR"/>
+        </w:rPr>
+        <w:t>10.</w:t>
+      </w:r>
+      <w:r>
+        <w:rPr>
+          <w:rFonts w:ascii="Times New Roman" w:hAnsi="Times New Roman" w:cs="Times New Roman"/>
+          <w:lang w:val="pt-BR"/>
+        </w:rPr>
+        <w:tab/>
+        <w:t xml:space="preserve">Paz-Ares L, Luft A, Vicente D, et al. </w:t>
+      </w:r>
+      <w:r>
+        <w:rPr>
+          <w:rFonts w:ascii="Times New Roman" w:hAnsi="Times New Roman" w:cs="Times New Roman"/>
+        </w:rPr>
+        <w:t xml:space="preserve">Pembrolizumab plus Chemotherapy for Squamous Non–Small-Cell Lung Cancer. </w:t>
+      </w:r>
+      <w:r>
+        <w:rPr>
+          <w:rFonts w:ascii="Times New Roman" w:hAnsi="Times New Roman" w:cs="Times New Roman"/>
+          <w:i/>
+          <w:iCs/>
+        </w:rPr>
+        <w:t>N Engl J Med</w:t>
+      </w:r>
+      <w:r>
+        <w:rPr>
+          <w:rFonts w:ascii="Times New Roman" w:hAnsi="Times New Roman" w:cs="Times New Roman"/>
+        </w:rPr>
+        <w:t>. 2018;379(21):2040-2051. doi:10.1056/NEJMoa1810865</w:t>
+      </w:r>
+    </w:p>
+    <w:p>
+      <w:pPr>
+        <w:pStyle w:val="Bibliography"/>
+        <w:rPr>
+          <w:rFonts w:ascii="Times New Roman" w:hAnsi="Times New Roman" w:cs="Times New Roman"/>
+        </w:rPr>
+      </w:pPr>
+      <w:r>
+        <w:rPr>
+          <w:rFonts w:ascii="Times New Roman" w:hAnsi="Times New Roman" w:cs="Times New Roman"/>
+        </w:rPr>
+        <w:t>11.</w:t>
+      </w:r>
+      <w:r>
+        <w:rPr>
+          <w:rFonts w:ascii="Times New Roman" w:hAnsi="Times New Roman" w:cs="Times New Roman"/>
+        </w:rPr>
+        <w:tab/>
+        <w:t xml:space="preserve">Hellmann MD, Paz-Ares L, Bernabe Caro R, et al. Nivolumab plus Ipilimumab in Advanced Non-Small-Cell Lung Cancer. </w:t>
+      </w:r>
+      <w:r>
+        <w:rPr>
+          <w:rFonts w:ascii="Times New Roman" w:hAnsi="Times New Roman" w:cs="Times New Roman"/>
+          <w:i/>
+          <w:iCs/>
+        </w:rPr>
+        <w:t>N Engl J Med</w:t>
+      </w:r>
+      <w:r>
+        <w:rPr>
+          <w:rFonts w:ascii="Times New Roman" w:hAnsi="Times New Roman" w:cs="Times New Roman"/>
+        </w:rPr>
+        <w:t>. 2019;381(21):2020-2031. doi:10.1056/NEJMoa1910231</w:t>
+      </w:r>
+    </w:p>
+    <w:p>
+      <w:pPr>
+        <w:pStyle w:val="Bibliography"/>
+        <w:rPr>
+          <w:rFonts w:ascii="Times New Roman" w:hAnsi="Times New Roman" w:cs="Times New Roman"/>
+        </w:rPr>
+      </w:pPr>
+      <w:r>
+        <w:rPr>
+          <w:rFonts w:ascii="Times New Roman" w:hAnsi="Times New Roman" w:cs="Times New Roman"/>
+        </w:rPr>
+        <w:t>12.</w:t>
+      </w:r>
+      <w:r>
+        <w:rPr>
+          <w:rFonts w:ascii="Times New Roman" w:hAnsi="Times New Roman" w:cs="Times New Roman"/>
+        </w:rPr>
+        <w:tab/>
+        <w:t xml:space="preserve">Brahmer J, Reckamp KL, Baas P, et al. Nivolumab versus Docetaxel in Advanced Squamous-Cell Non-Small-Cell Lung Cancer. </w:t>
+      </w:r>
+      <w:r>
+        <w:rPr>
+          <w:rFonts w:ascii="Times New Roman" w:hAnsi="Times New Roman" w:cs="Times New Roman"/>
+          <w:i/>
+          <w:iCs/>
+        </w:rPr>
+        <w:t>N Engl J Med</w:t>
+      </w:r>
+      <w:r>
+        <w:rPr>
+          <w:rFonts w:ascii="Times New Roman" w:hAnsi="Times New Roman" w:cs="Times New Roman"/>
+        </w:rPr>
+        <w:t>. 2015;373(2):123-135. doi:10.1056/NEJMoa1504627</w:t>
+      </w:r>
+    </w:p>
+    <w:p>
+      <w:pPr>
+        <w:pStyle w:val="Bibliography"/>
+        <w:rPr>
+          <w:rFonts w:ascii="Times New Roman" w:hAnsi="Times New Roman" w:cs="Times New Roman"/>
+        </w:rPr>
+      </w:pPr>
+      <w:r>
+        <w:rPr>
+          <w:rFonts w:ascii="Times New Roman" w:hAnsi="Times New Roman" w:cs="Times New Roman"/>
+        </w:rPr>
+        <w:t>13.</w:t>
+      </w:r>
+      <w:r>
+        <w:rPr>
+          <w:rFonts w:ascii="Times New Roman" w:hAnsi="Times New Roman" w:cs="Times New Roman"/>
+        </w:rPr>
+        <w:tab/>
+        <w:t xml:space="preserve">Seymour L, Bogaerts J, Perrone A, et al. iRECIST: guidelines for response criteria for use in trials testing immunotherapeutics. </w:t>
+      </w:r>
+      <w:r>
+        <w:rPr>
+          <w:rFonts w:ascii="Times New Roman" w:hAnsi="Times New Roman" w:cs="Times New Roman"/>
+          <w:i/>
+          <w:iCs/>
+        </w:rPr>
+        <w:t>Lancet Oncol</w:t>
+      </w:r>
+      <w:r>
+        <w:rPr>
+          <w:rFonts w:ascii="Times New Roman" w:hAnsi="Times New Roman" w:cs="Times New Roman"/>
+        </w:rPr>
+        <w:t>. 2017;18(3):e143-e152. doi:10.1016/S1470-2045(17)30074-8</w:t>
+      </w:r>
+    </w:p>
+    <w:p>
+      <w:pPr>
+        <w:pStyle w:val="Bibliography"/>
+        <w:rPr>
+          <w:rFonts w:ascii="Times New Roman" w:hAnsi="Times New Roman" w:cs="Times New Roman"/>
+        </w:rPr>
+      </w:pPr>
+      <w:r>
+        <w:rPr>
+          <w:rFonts w:ascii="Times New Roman" w:hAnsi="Times New Roman" w:cs="Times New Roman"/>
+        </w:rPr>
+        <w:t>14.</w:t>
+      </w:r>
+      <w:r>
+        <w:rPr>
+          <w:rFonts w:ascii="Times New Roman" w:hAnsi="Times New Roman" w:cs="Times New Roman"/>
+        </w:rPr>
+        <w:tab/>
+        <w:t xml:space="preserve">Gould MK, Huang BZ, Tammemagi MC, Kinar Y, Shiff R. Machine Learning for Early Lung Cancer Identification Using Routine Clinical and Laboratory Data. </w:t>
+      </w:r>
+      <w:r>
+        <w:rPr>
+          <w:rFonts w:ascii="Times New Roman" w:hAnsi="Times New Roman" w:cs="Times New Roman"/>
+          <w:i/>
+          <w:iCs/>
+        </w:rPr>
+        <w:t>Am J Respir Crit Care Med</w:t>
+      </w:r>
+      <w:r>
+        <w:rPr>
+          <w:rFonts w:ascii="Times New Roman" w:hAnsi="Times New Roman" w:cs="Times New Roman"/>
+        </w:rPr>
+        <w:t>. 2021;204(4):445-453. doi:10.1164/rccm.202007-2791OC</w:t>
+      </w:r>
+    </w:p>
+    <w:p>
+      <w:pPr>
+        <w:pStyle w:val="Bibliography"/>
+        <w:rPr>
+          <w:rFonts w:ascii="Times New Roman" w:hAnsi="Times New Roman" w:cs="Times New Roman"/>
+        </w:rPr>
+      </w:pPr>
+      <w:r>
+        <w:rPr>
+          <w:rFonts w:ascii="Times New Roman" w:hAnsi="Times New Roman" w:cs="Times New Roman"/>
+        </w:rPr>
+        <w:t>15.</w:t>
+      </w:r>
+      <w:r>
+        <w:rPr>
+          <w:rFonts w:ascii="Times New Roman" w:hAnsi="Times New Roman" w:cs="Times New Roman"/>
+        </w:rPr>
+        <w:tab/>
+        <w:t xml:space="preserve">Liu D, Wang X, Li L, et al. Machine Learning-Based Model for the Prognosis of Postoperative Gastric Cancer. </w:t>
+      </w:r>
+      <w:r>
+        <w:rPr>
+          <w:rFonts w:ascii="Times New Roman" w:hAnsi="Times New Roman" w:cs="Times New Roman"/>
+          <w:i/>
+          <w:iCs/>
+        </w:rPr>
+        <w:t>Cancer Manag Res</w:t>
+      </w:r>
+      <w:r>
+        <w:rPr>
+          <w:rFonts w:ascii="Times New Roman" w:hAnsi="Times New Roman" w:cs="Times New Roman"/>
+        </w:rPr>
+        <w:t>. 2022;14:135-155. doi:10.2147/CMAR.S342352</w:t>
+      </w:r>
+    </w:p>
+    <w:p>
+      <w:pPr>
+        <w:pStyle w:val="Bibliography"/>
+        <w:rPr>
+          <w:rFonts w:ascii="Times New Roman" w:hAnsi="Times New Roman" w:cs="Times New Roman"/>
+        </w:rPr>
+      </w:pPr>
+      <w:r>
+        <w:rPr>
+          <w:rFonts w:ascii="Times New Roman" w:hAnsi="Times New Roman" w:cs="Times New Roman"/>
+        </w:rPr>
+        <w:t>16.</w:t>
+      </w:r>
+      <w:r>
+        <w:rPr>
+          <w:rFonts w:ascii="Times New Roman" w:hAnsi="Times New Roman" w:cs="Times New Roman"/>
+        </w:rPr>
+        <w:tab/>
+        <w:t xml:space="preserve">Nartowt BJ, Hart GR, Muhammad W, Liang Y, Stark GF, Deng J. Robust Machine Learning for Colorectal Cancer Risk Prediction and Stratification. </w:t>
+      </w:r>
+      <w:r>
+        <w:rPr>
+          <w:rFonts w:ascii="Times New Roman" w:hAnsi="Times New Roman" w:cs="Times New Roman"/>
+          <w:i/>
+          <w:iCs/>
+        </w:rPr>
+        <w:t>Front Big Data</w:t>
+      </w:r>
+      <w:r>
+        <w:rPr>
+          <w:rFonts w:ascii="Times New Roman" w:hAnsi="Times New Roman" w:cs="Times New Roman"/>
+        </w:rPr>
+        <w:t>. 2020;3:6. doi:10.3389/fdata.2020.00006</w:t>
+      </w:r>
+    </w:p>
+    <w:p>
+      <w:pPr>
+        <w:pStyle w:val="Bibliography"/>
+        <w:rPr>
+          <w:rFonts w:ascii="Times New Roman" w:hAnsi="Times New Roman" w:cs="Times New Roman"/>
+        </w:rPr>
+      </w:pPr>
+      <w:r>
+        <w:rPr>
+          <w:rFonts w:ascii="Times New Roman" w:hAnsi="Times New Roman" w:cs="Times New Roman"/>
+        </w:rPr>
+        <w:t>17.</w:t>
+      </w:r>
+      <w:r>
+        <w:rPr>
+          <w:rFonts w:ascii="Times New Roman" w:hAnsi="Times New Roman" w:cs="Times New Roman"/>
+        </w:rPr>
+        <w:tab/>
+        <w:t xml:space="preserve">Stark GF, Hart GR, Nartowt BJ, Deng J. Predicting breast cancer risk using personal health data and machine learning models. </w:t>
+      </w:r>
+      <w:r>
+        <w:rPr>
+          <w:rFonts w:ascii="Times New Roman" w:hAnsi="Times New Roman" w:cs="Times New Roman"/>
+          <w:i/>
+          <w:iCs/>
+        </w:rPr>
+        <w:t>PloS One</w:t>
+      </w:r>
+      <w:r>
+        <w:rPr>
+          <w:rFonts w:ascii="Times New Roman" w:hAnsi="Times New Roman" w:cs="Times New Roman"/>
+        </w:rPr>
+        <w:t xml:space="preserve">. 2019;14(12):e0226765. </w:t>
+      </w:r>
+      <w:r>
+        <w:rPr>
+          <w:rFonts w:ascii="Times New Roman" w:hAnsi="Times New Roman" w:cs="Times New Roman"/>
+        </w:rPr>
+        <w:lastRenderedPageBreak/>
+        <w:t>doi:10.1371/journal.pone.0226765</w:t>
+      </w:r>
+    </w:p>
+    <w:p>
+      <w:pPr>
+        <w:pStyle w:val="Bibliography"/>
+        <w:rPr>
+          <w:rFonts w:ascii="Times New Roman" w:hAnsi="Times New Roman" w:cs="Times New Roman"/>
+        </w:rPr>
+      </w:pPr>
+      <w:r>
+        <w:rPr>
+          <w:rFonts w:ascii="Times New Roman" w:hAnsi="Times New Roman" w:cs="Times New Roman"/>
+        </w:rPr>
+        <w:t>18.</w:t>
+      </w:r>
+      <w:r>
+        <w:rPr>
+          <w:rFonts w:ascii="Times New Roman" w:hAnsi="Times New Roman" w:cs="Times New Roman"/>
+        </w:rPr>
+        <w:tab/>
+        <w:t xml:space="preserve">Xie J, Luo X, Deng X, et al. Advances in artificial intelligence to predict cancer immunotherapy efficacy. </w:t>
+      </w:r>
+      <w:r>
+        <w:rPr>
+          <w:rFonts w:ascii="Times New Roman" w:hAnsi="Times New Roman" w:cs="Times New Roman"/>
+          <w:i/>
+          <w:iCs/>
+        </w:rPr>
+        <w:t>Front Immunol</w:t>
+      </w:r>
+      <w:r>
+        <w:rPr>
+          <w:rFonts w:ascii="Times New Roman" w:hAnsi="Times New Roman" w:cs="Times New Roman"/>
+        </w:rPr>
+        <w:t>. 2022;13:1076883. doi:10.3389/fimmu.2022.1076883</w:t>
+      </w:r>
+    </w:p>
+    <w:p>
+      <w:pPr>
+        <w:pStyle w:val="Bibliography"/>
+        <w:rPr>
+          <w:rFonts w:ascii="Times New Roman" w:hAnsi="Times New Roman" w:cs="Times New Roman"/>
+        </w:rPr>
+      </w:pPr>
+      <w:r>
+        <w:rPr>
+          <w:rFonts w:ascii="Times New Roman" w:hAnsi="Times New Roman" w:cs="Times New Roman"/>
+        </w:rPr>
+        <w:t>19.</w:t>
+      </w:r>
+      <w:r>
+        <w:rPr>
+          <w:rFonts w:ascii="Times New Roman" w:hAnsi="Times New Roman" w:cs="Times New Roman"/>
+        </w:rPr>
+        <w:tab/>
+        <w:t xml:space="preserve">Rakaee M, Adib E, Ricciuti B, et al. Association of Machine Learning-Based Assessment of Tumor-Infiltrating Lymphocytes on Standard Histologic Images With Outcomes of Immunotherapy in Patients With NSCLC. </w:t>
+      </w:r>
+      <w:r>
+        <w:rPr>
+          <w:rFonts w:ascii="Times New Roman" w:hAnsi="Times New Roman" w:cs="Times New Roman"/>
+          <w:i/>
+          <w:iCs/>
+        </w:rPr>
+        <w:t>JAMA Oncol</w:t>
+      </w:r>
+      <w:r>
+        <w:rPr>
+          <w:rFonts w:ascii="Times New Roman" w:hAnsi="Times New Roman" w:cs="Times New Roman"/>
+        </w:rPr>
+        <w:t>. 2023;9(1):51-60. doi:10.1001/jamaoncol.2022.4933</w:t>
+      </w:r>
+    </w:p>
+    <w:p>
+      <w:pPr>
+        <w:pStyle w:val="Bibliography"/>
+        <w:rPr>
+          <w:rFonts w:ascii="Times New Roman" w:hAnsi="Times New Roman" w:cs="Times New Roman"/>
+        </w:rPr>
+      </w:pPr>
+      <w:r>
+        <w:rPr>
+          <w:rFonts w:ascii="Times New Roman" w:hAnsi="Times New Roman" w:cs="Times New Roman"/>
+        </w:rPr>
+        <w:t>20.</w:t>
+      </w:r>
+      <w:r>
+        <w:rPr>
+          <w:rFonts w:ascii="Times New Roman" w:hAnsi="Times New Roman" w:cs="Times New Roman"/>
+        </w:rPr>
+        <w:tab/>
+        <w:t>Real-World Evidence Solutions | RWE Company | Flatiron Health. Accessed March 22, 2024. https://flatiron.com/real-world-evidence</w:t>
+      </w:r>
+    </w:p>
+    <w:p>
+      <w:pPr>
+        <w:pStyle w:val="Bibliography"/>
+        <w:rPr>
+          <w:rFonts w:ascii="Times New Roman" w:hAnsi="Times New Roman" w:cs="Times New Roman"/>
+        </w:rPr>
+      </w:pPr>
+      <w:r>
+        <w:rPr>
+          <w:rFonts w:ascii="Times New Roman" w:hAnsi="Times New Roman" w:cs="Times New Roman"/>
+        </w:rPr>
+        <w:t>21.</w:t>
+      </w:r>
+      <w:r>
+        <w:rPr>
+          <w:rFonts w:ascii="Times New Roman" w:hAnsi="Times New Roman" w:cs="Times New Roman"/>
+        </w:rPr>
+        <w:tab/>
+        <w:t xml:space="preserve">Oken MM, Creech RH, Tormey DC, et al. Toxicity and response criteria of the Eastern Cooperative Oncology Group. </w:t>
+      </w:r>
+      <w:r>
+        <w:rPr>
+          <w:rFonts w:ascii="Times New Roman" w:hAnsi="Times New Roman" w:cs="Times New Roman"/>
+          <w:i/>
+          <w:iCs/>
+        </w:rPr>
+        <w:t>Am J Clin Oncol</w:t>
+      </w:r>
+      <w:r>
+        <w:rPr>
+          <w:rFonts w:ascii="Times New Roman" w:hAnsi="Times New Roman" w:cs="Times New Roman"/>
+        </w:rPr>
+        <w:t>. 1982;5(6):649-655.</w:t>
+      </w:r>
+    </w:p>
+    <w:p>
+      <w:pPr>
+        <w:pStyle w:val="Bibliography"/>
+        <w:rPr>
+          <w:rFonts w:ascii="Times New Roman" w:hAnsi="Times New Roman" w:cs="Times New Roman"/>
+        </w:rPr>
+      </w:pPr>
+      <w:r>
+        <w:rPr>
+          <w:rFonts w:ascii="Times New Roman" w:hAnsi="Times New Roman" w:cs="Times New Roman"/>
+        </w:rPr>
+        <w:t>22.</w:t>
+      </w:r>
+      <w:r>
+        <w:rPr>
+          <w:rFonts w:ascii="Times New Roman" w:hAnsi="Times New Roman" w:cs="Times New Roman"/>
+        </w:rPr>
+        <w:tab/>
+        <w:t xml:space="preserve">Youden WJ. Index for rating diagnostic tests. </w:t>
+      </w:r>
+      <w:r>
+        <w:rPr>
+          <w:rFonts w:ascii="Times New Roman" w:hAnsi="Times New Roman" w:cs="Times New Roman"/>
+          <w:i/>
+          <w:iCs/>
+        </w:rPr>
+        <w:t>Cancer</w:t>
+      </w:r>
+      <w:r>
+        <w:rPr>
+          <w:rFonts w:ascii="Times New Roman" w:hAnsi="Times New Roman" w:cs="Times New Roman"/>
+        </w:rPr>
+        <w:t>. 1950;3(1):32-35. doi:10.1002/1097-0142(1950)3:1&lt;32::aid-cncr2820030106&gt;3.0.co;2-3</w:t>
+      </w:r>
+    </w:p>
+    <w:p>
+      <w:pPr>
+        <w:pStyle w:val="Bibliography"/>
+        <w:rPr>
+          <w:rFonts w:ascii="Times New Roman" w:hAnsi="Times New Roman" w:cs="Times New Roman"/>
+        </w:rPr>
+      </w:pPr>
+      <w:r>
+        <w:rPr>
+          <w:rFonts w:ascii="Times New Roman" w:hAnsi="Times New Roman" w:cs="Times New Roman"/>
+        </w:rPr>
+        <w:t>23.</w:t>
+      </w:r>
+      <w:r>
+        <w:rPr>
+          <w:rFonts w:ascii="Times New Roman" w:hAnsi="Times New Roman" w:cs="Times New Roman"/>
+        </w:rPr>
+        <w:tab/>
+        <w:t xml:space="preserve">Ruopp MD, Perkins NJ, Whitcomb BW, Schisterman EF. Youden Index and Optimal Cut-Point Estimated from Observations Affected by a Lower Limit of Detection. </w:t>
+      </w:r>
+      <w:r>
+        <w:rPr>
+          <w:rFonts w:ascii="Times New Roman" w:hAnsi="Times New Roman" w:cs="Times New Roman"/>
+          <w:i/>
+          <w:iCs/>
+        </w:rPr>
+        <w:t>Biom J Biom Z</w:t>
+      </w:r>
+      <w:r>
+        <w:rPr>
+          <w:rFonts w:ascii="Times New Roman" w:hAnsi="Times New Roman" w:cs="Times New Roman"/>
+        </w:rPr>
+        <w:t>. 2008;50(3):419-430. doi:10.1002/bimj.200710415</w:t>
+      </w:r>
+    </w:p>
+    <w:p>
+      <w:pPr>
+        <w:rPr>
+          <w:rFonts w:ascii="Times New Roman" w:hAnsi="Times New Roman" w:cs="Times New Roman"/>
+          <w:b/>
+          <w:bCs/>
+        </w:rPr>
+      </w:pPr>
+      <w:r>
+        <w:rPr>
+          <w:rFonts w:ascii="Times New Roman" w:hAnsi="Times New Roman" w:cs="Times New Roman"/>
+          <w:b/>
+          <w:bCs/>
+        </w:rPr>
+        <w:fldChar w:fldCharType="end"/>
+      </w:r>
+    </w:p>
+    <w:p>
+      <w:pPr>
+        <w:rPr>
+          <w:rFonts w:ascii="Times New Roman" w:hAnsi="Times New Roman" w:cs="Times New Roman"/>
+          <w:b/>
+          <w:bCs/>
+        </w:rPr>
+      </w:pPr>
+    </w:p>
+    <w:p>
+      <w:pPr>
+        <w:rPr>
+          <w:rFonts w:ascii="Times New Roman" w:hAnsi="Times New Roman" w:cs="Times New Roman"/>
+          <w:b/>
+          <w:bCs/>
+        </w:rPr>
+      </w:pPr>
+    </w:p>
+    <w:p>
+      <w:pPr>
+        <w:rPr>
+          <w:rFonts w:ascii="Times New Roman" w:hAnsi="Times New Roman" w:cs="Times New Roman"/>
+          <w:b/>
+          <w:bCs/>
+        </w:rPr>
+      </w:pPr>
+    </w:p>
+    <w:p>
+      <w:pPr>
+        <w:rPr>
+          <w:rFonts w:ascii="Times New Roman" w:hAnsi="Times New Roman" w:cs="Times New Roman"/>
+          <w:b/>
+          <w:bCs/>
+        </w:rPr>
+      </w:pPr>
+    </w:p>
+    <w:p>
+      <w:pPr>
+        <w:rPr>
+          <w:rFonts w:ascii="Times New Roman" w:hAnsi="Times New Roman" w:cs="Times New Roman"/>
+          <w:b/>
+          <w:bCs/>
+        </w:rPr>
+      </w:pPr>
+    </w:p>
+    <w:p>
+      <w:pPr>
+        <w:rPr>
+          <w:rFonts w:ascii="Times New Roman" w:hAnsi="Times New Roman" w:cs="Times New Roman"/>
+          <w:b/>
+          <w:bCs/>
+        </w:rPr>
+      </w:pPr>
+    </w:p>
+    <w:p>
+      <w:pPr>
+        <w:rPr>
+          <w:rFonts w:ascii="Times New Roman" w:hAnsi="Times New Roman" w:cs="Times New Roman"/>
+          <w:b/>
+          <w:bCs/>
+        </w:rPr>
+      </w:pPr>
+    </w:p>
+    <w:p>
+      <w:pPr>
+        <w:rPr>
+          <w:rFonts w:ascii="Times New Roman" w:hAnsi="Times New Roman" w:cs="Times New Roman"/>
+          <w:b/>
+          <w:bCs/>
+        </w:rPr>
+      </w:pPr>
+    </w:p>
+    <w:p>
+      <w:pPr>
+        <w:rPr>
+          <w:rFonts w:ascii="Times New Roman" w:hAnsi="Times New Roman" w:cs="Times New Roman"/>
+          <w:b/>
+          <w:bCs/>
+        </w:rPr>
+      </w:pPr>
+    </w:p>
+    <w:p>
+      <w:pPr>
+        <w:rPr>
+          <w:rFonts w:ascii="Times New Roman" w:hAnsi="Times New Roman" w:cs="Times New Roman"/>
+          <w:b/>
+          <w:bCs/>
+        </w:rPr>
+      </w:pPr>
+    </w:p>
+    <w:p>
+      <w:pPr>
+        <w:rPr>
+          <w:rFonts w:ascii="Times New Roman" w:hAnsi="Times New Roman" w:cs="Times New Roman"/>
+          <w:b/>
+          <w:bCs/>
+        </w:rPr>
+      </w:pPr>
+    </w:p>
+    <w:p>
+      <w:pPr>
+        <w:rPr>
+          <w:rFonts w:ascii="Times New Roman" w:hAnsi="Times New Roman" w:cs="Times New Roman"/>
+          <w:b/>
+          <w:bCs/>
+        </w:rPr>
+      </w:pPr>
+    </w:p>
+    <w:p>
+      <w:pPr>
+        <w:rPr>
+          <w:rFonts w:ascii="Times New Roman" w:hAnsi="Times New Roman" w:cs="Times New Roman"/>
+          <w:b/>
+          <w:bCs/>
+        </w:rPr>
+      </w:pPr>
+    </w:p>
+    <w:p>
+      <w:pPr>
+        <w:rPr>
+          <w:rFonts w:ascii="Times New Roman" w:hAnsi="Times New Roman" w:cs="Times New Roman"/>
+          <w:b/>
+          <w:bCs/>
+        </w:rPr>
+      </w:pPr>
+    </w:p>
+    <w:p>
+      <w:pPr>
+        <w:rPr>
+          <w:rFonts w:ascii="Times New Roman" w:hAnsi="Times New Roman" w:cs="Times New Roman"/>
+          <w:b/>
+          <w:bCs/>
+        </w:rPr>
+      </w:pPr>
+    </w:p>
+    <w:p>
+      <w:pPr>
+        <w:rPr>
+          <w:rFonts w:ascii="Times New Roman" w:hAnsi="Times New Roman" w:cs="Times New Roman"/>
+          <w:b/>
+          <w:bCs/>
+        </w:rPr>
+      </w:pPr>
+    </w:p>
+    <w:p>
+      <w:pPr>
+        <w:rPr>
+          <w:rFonts w:ascii="Times New Roman" w:hAnsi="Times New Roman" w:cs="Times New Roman"/>
+          <w:b/>
+          <w:bCs/>
+        </w:rPr>
+      </w:pPr>
+    </w:p>
+    <w:p>
+      <w:pPr>
+        <w:rPr>
+          <w:rFonts w:ascii="Times New Roman" w:hAnsi="Times New Roman" w:cs="Times New Roman"/>
+          <w:b/>
+          <w:bCs/>
+        </w:rPr>
+      </w:pPr>
+    </w:p>
+    <w:p>
+      <w:pPr>
+        <w:rPr>
+          <w:rFonts w:ascii="Times New Roman" w:hAnsi="Times New Roman" w:cs="Times New Roman"/>
+          <w:b/>
+          <w:bCs/>
+        </w:rPr>
+      </w:pPr>
+    </w:p>
+    <w:p>
+      <w:pPr>
+        <w:rPr>
+          <w:rFonts w:ascii="Times New Roman" w:hAnsi="Times New Roman" w:cs="Times New Roman"/>
+          <w:b/>
+          <w:bCs/>
+        </w:rPr>
+      </w:pPr>
+    </w:p>
+    <w:p>
+      <w:pPr>
+        <w:rPr>
+          <w:rFonts w:ascii="Times New Roman" w:hAnsi="Times New Roman" w:cs="Times New Roman"/>
+          <w:b/>
+          <w:bCs/>
+        </w:rPr>
+      </w:pPr>
+    </w:p>
+    <w:p>
+      <w:pPr>
+        <w:rPr>
+          <w:rFonts w:ascii="Times New Roman" w:hAnsi="Times New Roman" w:cs="Times New Roman"/>
+          <w:b/>
+          <w:bCs/>
+        </w:rPr>
+      </w:pPr>
+    </w:p>
+    <w:p>
+      <w:pPr>
+        <w:rPr>
+          <w:rFonts w:ascii="Times New Roman" w:hAnsi="Times New Roman" w:cs="Times New Roman"/>
+          <w:b/>
+          <w:bCs/>
+        </w:rPr>
+      </w:pPr>
+    </w:p>
+    <w:p>
+      <w:pPr>
+        <w:rPr>
+          <w:rFonts w:ascii="Times New Roman" w:hAnsi="Times New Roman" w:cs="Times New Roman"/>
+          <w:b/>
+          <w:bCs/>
+        </w:rPr>
+      </w:pPr>
+    </w:p>
+    <w:p>
+      <w:pPr>
+        <w:rPr>
+          <w:rFonts w:ascii="Times New Roman" w:hAnsi="Times New Roman" w:cs="Times New Roman"/>
+          <w:b/>
+          <w:bCs/>
+        </w:rPr>
+      </w:pPr>
+      <w:r>
+        <w:rPr>
+          <w:rFonts w:ascii="Times New Roman" w:hAnsi="Times New Roman" w:cs="Times New Roman"/>
+          <w:b/>
+          <w:bCs/>
+        </w:rPr>
+        <w:t>Supplement</w:t>
+      </w:r>
+    </w:p>
+    <w:p>
+      <w:pPr>
+        <w:rPr>
+          <w:rFonts w:ascii="Times New Roman" w:hAnsi="Times New Roman" w:cs="Times New Roman"/>
+        </w:rPr>
+      </w:pPr>
+    </w:p>
+    <w:p>
+      <w:pPr>
+        <w:rPr>
+          <w:rFonts w:ascii="Times New Roman" w:hAnsi="Times New Roman" w:cs="Times New Roman"/>
+        </w:rPr>
+      </w:pPr>
+      <w:r>
+        <w:rPr>
+          <w:rFonts w:ascii="Times New Roman" w:hAnsi="Times New Roman" w:cs="Times New Roman"/>
+        </w:rPr>
+        <w:t>PSM robustness progression</w:t>
+      </w:r>
+      <w:r>
+        <w:rPr>
+          <w:rFonts w:ascii="Times New Roman" w:hAnsi="Times New Roman" w:cs="Times New Roman"/>
+        </w:rPr>
+        <w:t xml:space="preserve"> and overall</w:t>
+      </w:r>
+      <w:r>
+        <w:rPr>
+          <w:rFonts w:ascii="Times New Roman" w:hAnsi="Times New Roman" w:cs="Times New Roman"/>
+        </w:rPr>
+        <w:t xml:space="preserve">; rematched every time there was </w:t>
+      </w:r>
+      <w:proofErr w:type="gramStart"/>
+      <w:r>
+        <w:rPr>
+          <w:rFonts w:ascii="Times New Roman" w:hAnsi="Times New Roman" w:cs="Times New Roman"/>
+        </w:rPr>
+        <w:t>stratification</w:t>
+      </w:r>
+      <w:proofErr w:type="gramEnd"/>
+    </w:p>
+    <w:p>
+      <w:pPr>
+        <w:rPr>
+          <w:rFonts w:ascii="Times New Roman" w:hAnsi="Times New Roman" w:cs="Times New Roman"/>
+        </w:rPr>
+      </w:pPr>
+      <w:r>
+        <w:rPr>
+          <w:rFonts w:ascii="Times New Roman" w:hAnsi="Times New Roman" w:cs="Times New Roman"/>
           <w:noProof/>
         </w:rPr>
-        <w:lastRenderedPageBreak/>
         <w:drawing>
-          <wp:inline distT="0" distB="0" distL="0" distR="0" wp14:anchorId="4224E535" wp14:editId="65FB3BD1">
-            <wp:extent cx="6249923" cy="4049486"/>
-            <wp:effectExtent l="0" t="0" r="0" b="1905"/>
-            <wp:docPr id="451505581" name="Picture 1"/>
+          <wp:inline distT="0" distB="0" distL="0" distR="0" wp14:anchorId="08486ABB" wp14:editId="1C8B1135">
+            <wp:extent cx="6290945" cy="3537585"/>
+            <wp:effectExtent l="0" t="0" r="0" b="5715"/>
+            <wp:docPr id="1478097633" name="Picture 5" descr="A collage of graphs&#10;&#10;Description automatically generated"/>
             <wp:cNvGraphicFramePr>
               <a:graphicFrameLocks xmlns:a="http://schemas.openxmlformats.org/drawingml/2006/main" noChangeAspect="1"/>
             </wp:cNvGraphicFramePr>
@@ -11428,11 +13311,11 @@
               <a:graphicData uri="http://schemas.openxmlformats.org/drawingml/2006/picture">
                 <pic:pic xmlns:pic="http://schemas.openxmlformats.org/drawingml/2006/picture">
                   <pic:nvPicPr>
-                    <pic:cNvPr id="451505581" name="Picture 451505581"/>
+                    <pic:cNvPr id="1478097633" name="Picture 5" descr="A collage of graphs&#10;&#10;Description automatically generated"/>
                     <pic:cNvPicPr/>
                   </pic:nvPicPr>
                   <pic:blipFill>
-                    <a:blip r:embed="rId15" cstate="print">
+                    <a:blip r:embed="rId20" cstate="print">
                       <a:extLst>
                         <a:ext uri="{28A0092B-C50C-407E-A947-70E740481C1C}">
                           <a14:useLocalDpi xmlns:a14="http://schemas.microsoft.com/office/drawing/2010/main" val="0"/>
@@ -11446,7 +13329,7 @@
                   <pic:spPr>
                     <a:xfrm>
                       <a:off x="0" y="0"/>
-                      <a:ext cx="6282111" cy="4070342"/>
+                      <a:ext cx="6290945" cy="3537585"/>
                     </a:xfrm>
                     <a:prstGeom prst="rect">
                       <a:avLst/>
@@ -11463,1589 +13346,67 @@
       <w:pPr>
         <w:rPr>
           <w:rFonts w:ascii="Times New Roman" w:hAnsi="Times New Roman" w:cs="Times New Roman"/>
-          <w:b/>
-          <w:bCs/>
-        </w:rPr>
-      </w:pPr>
-      <w:r>
-        <w:rPr>
-          <w:rFonts w:ascii="Times New Roman" w:hAnsi="Times New Roman" w:cs="Times New Roman"/>
-          <w:b/>
-          <w:bCs/>
-        </w:rPr>
-        <w:t xml:space="preserve">Figure ***: Kaplan-Meier curves </w:t>
-      </w:r>
-      <w:r>
-        <w:rPr>
-          <w:rFonts w:ascii="Times New Roman" w:hAnsi="Times New Roman" w:cs="Times New Roman"/>
-          <w:b/>
-          <w:bCs/>
-        </w:rPr>
-        <w:t xml:space="preserve">demonstrating 12-month </w:t>
-      </w:r>
-      <w:r>
-        <w:rPr>
-          <w:rFonts w:ascii="Times New Roman" w:hAnsi="Times New Roman" w:cs="Times New Roman"/>
-          <w:b/>
-          <w:bCs/>
-        </w:rPr>
-        <w:t>OS</w:t>
-      </w:r>
-      <w:r>
-        <w:rPr>
-          <w:rFonts w:ascii="Times New Roman" w:hAnsi="Times New Roman" w:cs="Times New Roman"/>
-          <w:b/>
-          <w:bCs/>
-        </w:rPr>
-        <w:t xml:space="preserve"> </w:t>
-      </w:r>
-      <w:r>
-        <w:rPr>
-          <w:rFonts w:ascii="Times New Roman" w:hAnsi="Times New Roman" w:cs="Times New Roman"/>
-          <w:b/>
-          <w:bCs/>
-        </w:rPr>
-        <w:t>for</w:t>
-      </w:r>
-      <w:r>
-        <w:rPr>
-          <w:rFonts w:ascii="Times New Roman" w:hAnsi="Times New Roman" w:cs="Times New Roman"/>
-          <w:b/>
-          <w:bCs/>
-        </w:rPr>
-        <w:t xml:space="preserve"> test-set</w:t>
-      </w:r>
-      <w:r>
-        <w:rPr>
-          <w:rFonts w:ascii="Times New Roman" w:hAnsi="Times New Roman" w:cs="Times New Roman"/>
-          <w:b/>
-          <w:bCs/>
-        </w:rPr>
-        <w:t xml:space="preserve"> patients classified as low-risk </w:t>
-      </w:r>
-      <w:r>
-        <w:rPr>
-          <w:rFonts w:ascii="Times New Roman" w:hAnsi="Times New Roman" w:cs="Times New Roman"/>
-          <w:b/>
-          <w:bCs/>
-        </w:rPr>
-        <w:t>via the ML algorithm versus those classified as high-risk. A threshold of 0.</w:t>
-      </w:r>
-      <w:r>
-        <w:rPr>
-          <w:rFonts w:ascii="Times New Roman" w:hAnsi="Times New Roman" w:cs="Times New Roman"/>
-          <w:b/>
-          <w:bCs/>
-        </w:rPr>
-        <w:t>47</w:t>
-      </w:r>
-      <w:r>
-        <w:rPr>
-          <w:rFonts w:ascii="Times New Roman" w:hAnsi="Times New Roman" w:cs="Times New Roman"/>
-          <w:b/>
-          <w:bCs/>
-        </w:rPr>
-        <w:t xml:space="preserve"> was set for classifying patients as high-risk. All patients included in this analysis are driver-mutation negative.</w:t>
-      </w:r>
-    </w:p>
-    <w:p>
-      <w:pPr>
-        <w:rPr>
-          <w:rFonts w:ascii="Times New Roman" w:hAnsi="Times New Roman" w:cs="Times New Roman"/>
-          <w:b/>
-          <w:bCs/>
-        </w:rPr>
-      </w:pPr>
-    </w:p>
-    <w:p>
-      <w:pPr>
-        <w:rPr>
-          <w:rFonts w:ascii="Times New Roman" w:hAnsi="Times New Roman" w:cs="Times New Roman"/>
-          <w:b/>
-          <w:bCs/>
-        </w:rPr>
-      </w:pPr>
-      <w:r>
-        <w:rPr>
-          <w:rFonts w:ascii="Times New Roman" w:hAnsi="Times New Roman" w:cs="Times New Roman"/>
-          <w:b/>
-          <w:bCs/>
-        </w:rPr>
-        <w:t>Discussion</w:t>
-      </w:r>
-    </w:p>
-    <w:p>
-      <w:pPr>
-        <w:rPr>
-          <w:rFonts w:ascii="Times New Roman" w:hAnsi="Times New Roman" w:cs="Times New Roman"/>
-          <w:b/>
-          <w:bCs/>
-        </w:rPr>
-      </w:pPr>
-    </w:p>
-    <w:p>
-      <w:pPr>
-        <w:rPr>
-          <w:rFonts w:ascii="Times New Roman" w:hAnsi="Times New Roman" w:cs="Times New Roman"/>
-        </w:rPr>
-      </w:pPr>
-    </w:p>
-    <w:p>
-      <w:pPr>
-        <w:rPr>
-          <w:rFonts w:ascii="Times New Roman" w:hAnsi="Times New Roman" w:cs="Times New Roman"/>
-          <w:b/>
-          <w:bCs/>
-        </w:rPr>
-      </w:pPr>
-      <w:r>
-        <w:rPr>
-          <w:rFonts w:ascii="Times New Roman" w:hAnsi="Times New Roman" w:cs="Times New Roman"/>
-          <w:b/>
-          <w:bCs/>
-        </w:rPr>
-        <w:t>Conclusion</w:t>
-      </w:r>
-    </w:p>
-    <w:p>
-      <w:pPr>
-        <w:rPr>
-          <w:rFonts w:ascii="Times New Roman" w:hAnsi="Times New Roman" w:cs="Times New Roman"/>
-          <w:b/>
-          <w:bCs/>
-        </w:rPr>
-      </w:pPr>
-    </w:p>
-    <w:p>
-      <w:pPr>
-        <w:rPr>
-          <w:rFonts w:ascii="Times New Roman" w:hAnsi="Times New Roman" w:cs="Times New Roman"/>
-        </w:rPr>
-      </w:pPr>
-      <w:r>
-        <w:rPr>
-          <w:rFonts w:ascii="Times New Roman" w:hAnsi="Times New Roman" w:cs="Times New Roman"/>
-        </w:rPr>
-        <w:t xml:space="preserve">We present a novel machine learning algorithm that can </w:t>
-      </w:r>
-      <w:r>
-        <w:rPr>
-          <w:rFonts w:ascii="Times New Roman" w:hAnsi="Times New Roman" w:cs="Times New Roman"/>
-        </w:rPr>
-        <w:t>accurately predict the risk of disease progression in patients with advanced non-small cell lung cancer</w:t>
-      </w:r>
-      <w:r>
-        <w:rPr>
-          <w:rFonts w:ascii="Times New Roman" w:hAnsi="Times New Roman" w:cs="Times New Roman"/>
-        </w:rPr>
-        <w:t xml:space="preserve">. This algorithm is more predictive for determining the efficacy of IO monotherapy compared to the PD-L1 biomarker, which has previously been used to allocate </w:t>
-      </w:r>
-      <w:r>
-        <w:rPr>
-          <w:rFonts w:ascii="Times New Roman" w:hAnsi="Times New Roman" w:cs="Times New Roman"/>
-        </w:rPr>
-        <w:t xml:space="preserve">first-line </w:t>
-      </w:r>
-      <w:r>
-        <w:rPr>
-          <w:rFonts w:ascii="Times New Roman" w:hAnsi="Times New Roman" w:cs="Times New Roman"/>
-        </w:rPr>
-        <w:t xml:space="preserve">IO monotherapy over </w:t>
-      </w:r>
-      <w:r>
-        <w:rPr>
-          <w:rFonts w:ascii="Times New Roman" w:hAnsi="Times New Roman" w:cs="Times New Roman"/>
-        </w:rPr>
-        <w:t>first-line</w:t>
-      </w:r>
-      <w:r>
-        <w:rPr>
-          <w:rFonts w:ascii="Times New Roman" w:hAnsi="Times New Roman" w:cs="Times New Roman"/>
-        </w:rPr>
-        <w:t xml:space="preserve"> </w:t>
-      </w:r>
-      <w:r>
-        <w:rPr>
-          <w:rFonts w:ascii="Times New Roman" w:hAnsi="Times New Roman" w:cs="Times New Roman"/>
-        </w:rPr>
-        <w:t xml:space="preserve">This study provides evidence that </w:t>
-      </w:r>
-      <w:r>
-        <w:rPr>
-          <w:rFonts w:ascii="Times New Roman" w:hAnsi="Times New Roman" w:cs="Times New Roman"/>
-        </w:rPr>
-        <w:t>ML algorithms are better predictors of disease course and treatment efficacy in oncology than current threshold-based criteria such as PD-L1 status.</w:t>
-      </w:r>
-    </w:p>
-    <w:p>
-      <w:pPr>
-        <w:rPr>
-          <w:rFonts w:ascii="Times New Roman" w:hAnsi="Times New Roman" w:cs="Times New Roman"/>
-        </w:rPr>
-      </w:pPr>
-    </w:p>
-    <w:p>
-      <w:pPr>
-        <w:rPr>
-          <w:rFonts w:ascii="Times New Roman" w:hAnsi="Times New Roman" w:cs="Times New Roman"/>
-          <w:b/>
-          <w:bCs/>
-        </w:rPr>
-      </w:pPr>
-      <w:r>
-        <w:rPr>
-          <w:rFonts w:ascii="Times New Roman" w:hAnsi="Times New Roman" w:cs="Times New Roman"/>
-          <w:b/>
-          <w:bCs/>
-        </w:rPr>
-        <w:t>Acknowledgements</w:t>
-      </w:r>
-    </w:p>
-    <w:p>
-      <w:pPr>
-        <w:rPr>
-          <w:rFonts w:ascii="Times New Roman" w:hAnsi="Times New Roman" w:cs="Times New Roman"/>
-          <w:b/>
-          <w:bCs/>
-        </w:rPr>
-      </w:pPr>
-      <w:r>
-        <w:rPr>
-          <w:rFonts w:ascii="Times New Roman" w:hAnsi="Times New Roman" w:cs="Times New Roman"/>
-          <w:b/>
-          <w:bCs/>
-        </w:rPr>
-        <w:t>***</w:t>
-      </w:r>
-    </w:p>
-    <w:p>
-      <w:pPr>
-        <w:rPr>
-          <w:rFonts w:ascii="Times New Roman" w:hAnsi="Times New Roman" w:cs="Times New Roman"/>
-          <w:b/>
-          <w:bCs/>
-        </w:rPr>
-      </w:pPr>
-    </w:p>
-    <w:p>
-      <w:pPr>
-        <w:rPr>
-          <w:rFonts w:ascii="Times New Roman" w:hAnsi="Times New Roman" w:cs="Times New Roman"/>
-          <w:b/>
-          <w:bCs/>
-        </w:rPr>
-      </w:pPr>
-      <w:r>
-        <w:rPr>
-          <w:rFonts w:ascii="Times New Roman" w:hAnsi="Times New Roman" w:cs="Times New Roman"/>
-          <w:b/>
-          <w:bCs/>
-        </w:rPr>
-        <w:t>Data Availability</w:t>
-      </w:r>
-    </w:p>
-    <w:p>
-      <w:pPr>
-        <w:rPr>
-          <w:rFonts w:ascii="Times New Roman" w:hAnsi="Times New Roman" w:cs="Times New Roman"/>
-        </w:rPr>
-      </w:pPr>
-      <w:r>
-        <w:rPr>
-          <w:rFonts w:ascii="Times New Roman" w:hAnsi="Times New Roman" w:cs="Times New Roman"/>
-        </w:rPr>
-        <w:t>Data used during this study was supplied from Flatiron Health. ***</w:t>
-      </w:r>
-    </w:p>
-    <w:p>
-      <w:pPr>
-        <w:rPr>
-          <w:rFonts w:ascii="Times New Roman" w:hAnsi="Times New Roman" w:cs="Times New Roman"/>
-          <w:b/>
-          <w:bCs/>
-        </w:rPr>
-      </w:pPr>
-    </w:p>
-    <w:p>
-      <w:pPr>
-        <w:rPr>
-          <w:rFonts w:ascii="Times New Roman" w:hAnsi="Times New Roman" w:cs="Times New Roman"/>
-          <w:b/>
-          <w:bCs/>
-        </w:rPr>
-      </w:pPr>
-      <w:r>
-        <w:rPr>
-          <w:rFonts w:ascii="Times New Roman" w:hAnsi="Times New Roman" w:cs="Times New Roman"/>
-          <w:b/>
-          <w:bCs/>
-        </w:rPr>
-        <w:lastRenderedPageBreak/>
-        <w:t xml:space="preserve">Code </w:t>
-      </w:r>
-      <w:r>
-        <w:rPr>
-          <w:rFonts w:ascii="Times New Roman" w:hAnsi="Times New Roman" w:cs="Times New Roman"/>
-          <w:b/>
-          <w:bCs/>
-        </w:rPr>
-        <w:t>A</w:t>
-      </w:r>
-      <w:r>
-        <w:rPr>
-          <w:rFonts w:ascii="Times New Roman" w:hAnsi="Times New Roman" w:cs="Times New Roman"/>
-          <w:b/>
-          <w:bCs/>
-        </w:rPr>
-        <w:t>vailability</w:t>
-      </w:r>
-    </w:p>
-    <w:p>
-      <w:pPr>
-        <w:rPr>
-          <w:rFonts w:ascii="Times New Roman" w:hAnsi="Times New Roman" w:cs="Times New Roman"/>
-        </w:rPr>
-      </w:pPr>
-      <w:r>
-        <w:rPr>
-          <w:rFonts w:ascii="Times New Roman" w:hAnsi="Times New Roman" w:cs="Times New Roman"/>
-        </w:rPr>
-        <w:t xml:space="preserve">Development of the ML model was done in Python v3.8.10 and required the following packages: ***. Statistical analysis was done in Stata. Code is available on GitHub at </w:t>
-      </w:r>
-      <w:hyperlink r:id="rId16" w:history="1">
-        <w:r>
-          <w:rPr>
-            <w:rStyle w:val="Hyperlink"/>
-            <w:rFonts w:ascii="Times New Roman" w:hAnsi="Times New Roman" w:cs="Times New Roman"/>
-          </w:rPr>
-          <w:t>https://github.com/vahluw/NSCLC_PDL1</w:t>
-        </w:r>
-      </w:hyperlink>
-      <w:r>
-        <w:rPr>
-          <w:rStyle w:val="Hyperlink"/>
-          <w:rFonts w:ascii="Times New Roman" w:hAnsi="Times New Roman" w:cs="Times New Roman"/>
-        </w:rPr>
-        <w:t>_Immunotherapy</w:t>
-      </w:r>
-      <w:r>
-        <w:rPr>
-          <w:rFonts w:ascii="Times New Roman" w:hAnsi="Times New Roman" w:cs="Times New Roman"/>
-        </w:rPr>
-        <w:t xml:space="preserve">. </w:t>
-      </w:r>
-      <w:r>
-        <w:rPr>
-          <w:rFonts w:ascii="Times New Roman" w:hAnsi="Times New Roman" w:cs="Times New Roman"/>
-        </w:rPr>
-        <w:t xml:space="preserve">For any further inquiries please contact </w:t>
-      </w:r>
-      <w:hyperlink r:id="rId17" w:history="1">
-        <w:r>
-          <w:rPr>
-            <w:rStyle w:val="Hyperlink"/>
-            <w:rFonts w:ascii="Times New Roman" w:hAnsi="Times New Roman" w:cs="Times New Roman"/>
-          </w:rPr>
-          <w:t>ravi.parikh@pennmedicine.upenn.edu</w:t>
-        </w:r>
-      </w:hyperlink>
-      <w:r>
-        <w:rPr>
-          <w:rStyle w:val="Hyperlink"/>
-          <w:rFonts w:ascii="Times New Roman" w:hAnsi="Times New Roman" w:cs="Times New Roman"/>
-        </w:rPr>
-        <w:t xml:space="preserve">. </w:t>
-      </w:r>
-    </w:p>
-    <w:p>
-      <w:pPr>
-        <w:rPr>
-          <w:rFonts w:ascii="Times New Roman" w:hAnsi="Times New Roman" w:cs="Times New Roman"/>
-        </w:rPr>
-      </w:pPr>
-    </w:p>
-    <w:p>
-      <w:pPr>
-        <w:rPr>
-          <w:rFonts w:ascii="Times New Roman" w:hAnsi="Times New Roman" w:cs="Times New Roman"/>
-          <w:b/>
-          <w:bCs/>
-        </w:rPr>
-      </w:pPr>
-      <w:r>
-        <w:rPr>
-          <w:rFonts w:ascii="Times New Roman" w:hAnsi="Times New Roman" w:cs="Times New Roman"/>
-          <w:b/>
-          <w:bCs/>
-        </w:rPr>
-        <w:t>Competing Interests</w:t>
-      </w:r>
-    </w:p>
-    <w:p>
-      <w:pPr>
-        <w:rPr>
-          <w:rFonts w:ascii="Times New Roman" w:hAnsi="Times New Roman" w:cs="Times New Roman"/>
-        </w:rPr>
-      </w:pPr>
-      <w:r>
-        <w:rPr>
-          <w:rFonts w:ascii="Times New Roman" w:hAnsi="Times New Roman" w:cs="Times New Roman"/>
-        </w:rPr>
-        <w:t>VA reports no disclosures. RBP ***.</w:t>
-      </w:r>
-    </w:p>
-    <w:p>
-      <w:pPr>
-        <w:rPr>
-          <w:rFonts w:ascii="Times New Roman" w:hAnsi="Times New Roman" w:cs="Times New Roman"/>
-        </w:rPr>
-      </w:pPr>
-    </w:p>
-    <w:p>
-      <w:pPr>
-        <w:rPr>
-          <w:rFonts w:ascii="Times New Roman" w:hAnsi="Times New Roman" w:cs="Times New Roman"/>
-        </w:rPr>
-      </w:pPr>
-    </w:p>
-    <w:p>
-      <w:pPr>
-        <w:rPr>
-          <w:rFonts w:ascii="Times New Roman" w:hAnsi="Times New Roman" w:cs="Times New Roman"/>
-        </w:rPr>
-      </w:pPr>
-    </w:p>
-    <w:p>
-      <w:pPr>
-        <w:rPr>
-          <w:rFonts w:ascii="Times New Roman" w:hAnsi="Times New Roman" w:cs="Times New Roman"/>
-          <w:b/>
-          <w:bCs/>
-        </w:rPr>
-      </w:pPr>
-      <w:r>
-        <w:rPr>
-          <w:rFonts w:ascii="Times New Roman" w:hAnsi="Times New Roman" w:cs="Times New Roman"/>
-          <w:b/>
-          <w:bCs/>
-        </w:rPr>
-        <w:t>References:</w:t>
-      </w:r>
-    </w:p>
-    <w:p>
-      <w:pPr>
-        <w:rPr>
-          <w:rFonts w:ascii="Times New Roman" w:hAnsi="Times New Roman" w:cs="Times New Roman"/>
-        </w:rPr>
-      </w:pPr>
-    </w:p>
-    <w:p>
-      <w:pPr>
-        <w:pStyle w:val="Bibliography"/>
-        <w:rPr>
-          <w:rFonts w:ascii="Times New Roman" w:hAnsi="Times New Roman" w:cs="Times New Roman"/>
-        </w:rPr>
-      </w:pPr>
-      <w:r>
-        <w:rPr>
-          <w:b/>
-          <w:bCs/>
-        </w:rPr>
-        <w:fldChar w:fldCharType="begin"/>
-      </w:r>
-      <w:r>
-        <w:rPr>
-          <w:b/>
-          <w:bCs/>
-        </w:rPr>
-        <w:instrText xml:space="preserve"> ADDIN ZOTERO_BIBL {"uncited":[],"omitted":[],"custom":[]} CSL_BIBLIOGRAPHY </w:instrText>
-      </w:r>
-      <w:r>
-        <w:rPr>
-          <w:b/>
-          <w:bCs/>
-        </w:rPr>
-        <w:fldChar w:fldCharType="separate"/>
-      </w:r>
-      <w:r>
-        <w:rPr>
-          <w:rFonts w:ascii="Times New Roman" w:hAnsi="Times New Roman" w:cs="Times New Roman"/>
-        </w:rPr>
-        <w:t>1.</w:t>
-      </w:r>
-      <w:r>
-        <w:rPr>
-          <w:rFonts w:ascii="Times New Roman" w:hAnsi="Times New Roman" w:cs="Times New Roman"/>
-        </w:rPr>
-        <w:tab/>
-        <w:t xml:space="preserve">Yu H, Boyle TA, Zhou C, Rimm DL, Hirsch FR. PD-L1 Expression in Lung Cancer. </w:t>
-      </w:r>
-      <w:r>
-        <w:rPr>
-          <w:rFonts w:ascii="Times New Roman" w:hAnsi="Times New Roman" w:cs="Times New Roman"/>
-          <w:i/>
-          <w:iCs/>
-        </w:rPr>
-        <w:t>J Thorac Oncol Off Publ Int Assoc Study Lung Cancer</w:t>
-      </w:r>
-      <w:r>
-        <w:rPr>
-          <w:rFonts w:ascii="Times New Roman" w:hAnsi="Times New Roman" w:cs="Times New Roman"/>
-        </w:rPr>
-        <w:t>. 2016;11(7):964-975. doi:10.1016/j.jtho.2016.04.014</w:t>
-      </w:r>
-    </w:p>
-    <w:p>
-      <w:pPr>
-        <w:pStyle w:val="Bibliography"/>
-        <w:rPr>
-          <w:rFonts w:ascii="Times New Roman" w:hAnsi="Times New Roman" w:cs="Times New Roman"/>
-        </w:rPr>
-      </w:pPr>
-      <w:r>
-        <w:rPr>
-          <w:rFonts w:ascii="Times New Roman" w:hAnsi="Times New Roman" w:cs="Times New Roman"/>
-        </w:rPr>
-        <w:t>2.</w:t>
-      </w:r>
-      <w:r>
-        <w:rPr>
-          <w:rFonts w:ascii="Times New Roman" w:hAnsi="Times New Roman" w:cs="Times New Roman"/>
-        </w:rPr>
-        <w:tab/>
-        <w:t xml:space="preserve">Oun R, Moussa YE, Wheate NJ. The side effects of platinum-based chemotherapy drugs: a review for chemists. </w:t>
-      </w:r>
-      <w:r>
-        <w:rPr>
-          <w:rFonts w:ascii="Times New Roman" w:hAnsi="Times New Roman" w:cs="Times New Roman"/>
-          <w:i/>
-          <w:iCs/>
-        </w:rPr>
-        <w:t>Dalton Trans Camb Engl 2003</w:t>
-      </w:r>
-      <w:r>
-        <w:rPr>
-          <w:rFonts w:ascii="Times New Roman" w:hAnsi="Times New Roman" w:cs="Times New Roman"/>
-        </w:rPr>
-        <w:t>. 2018;47(19):6645-6653. doi:10.1039/c8dt00838h</w:t>
-      </w:r>
-    </w:p>
-    <w:p>
-      <w:pPr>
-        <w:pStyle w:val="Bibliography"/>
-        <w:rPr>
-          <w:rFonts w:ascii="Times New Roman" w:hAnsi="Times New Roman" w:cs="Times New Roman"/>
-        </w:rPr>
-      </w:pPr>
-      <w:r>
-        <w:rPr>
-          <w:rFonts w:ascii="Times New Roman" w:hAnsi="Times New Roman" w:cs="Times New Roman"/>
-        </w:rPr>
-        <w:t>3.</w:t>
-      </w:r>
-      <w:r>
-        <w:rPr>
-          <w:rFonts w:ascii="Times New Roman" w:hAnsi="Times New Roman" w:cs="Times New Roman"/>
-        </w:rPr>
-        <w:tab/>
-        <w:t xml:space="preserve">Lahiri A, Maji A, Potdar PD, et al. Lung cancer immunotherapy: progress, pitfalls, and promises. </w:t>
-      </w:r>
-      <w:r>
-        <w:rPr>
-          <w:rFonts w:ascii="Times New Roman" w:hAnsi="Times New Roman" w:cs="Times New Roman"/>
-          <w:i/>
-          <w:iCs/>
-        </w:rPr>
-        <w:t>Mol Cancer</w:t>
-      </w:r>
-      <w:r>
-        <w:rPr>
-          <w:rFonts w:ascii="Times New Roman" w:hAnsi="Times New Roman" w:cs="Times New Roman"/>
-        </w:rPr>
-        <w:t>. 2023;22:40. doi:10.1186/s12943-023-01740-y</w:t>
-      </w:r>
-    </w:p>
-    <w:p>
-      <w:pPr>
-        <w:pStyle w:val="Bibliography"/>
-        <w:rPr>
-          <w:rFonts w:ascii="Times New Roman" w:hAnsi="Times New Roman" w:cs="Times New Roman"/>
-        </w:rPr>
-      </w:pPr>
-      <w:r>
-        <w:rPr>
-          <w:rFonts w:ascii="Times New Roman" w:hAnsi="Times New Roman" w:cs="Times New Roman"/>
-        </w:rPr>
-        <w:t>4.</w:t>
-      </w:r>
-      <w:r>
-        <w:rPr>
-          <w:rFonts w:ascii="Times New Roman" w:hAnsi="Times New Roman" w:cs="Times New Roman"/>
-        </w:rPr>
-        <w:tab/>
-        <w:t xml:space="preserve">Garon EB, Rizvi NA, Hui R, et al. Pembrolizumab for the treatment of non-small-cell lung cancer. </w:t>
-      </w:r>
-      <w:r>
-        <w:rPr>
-          <w:rFonts w:ascii="Times New Roman" w:hAnsi="Times New Roman" w:cs="Times New Roman"/>
-          <w:i/>
-          <w:iCs/>
-        </w:rPr>
-        <w:t>N Engl J Med</w:t>
-      </w:r>
-      <w:r>
-        <w:rPr>
-          <w:rFonts w:ascii="Times New Roman" w:hAnsi="Times New Roman" w:cs="Times New Roman"/>
-        </w:rPr>
-        <w:t>. 2015;372(21):2018-2028. doi:10.1056/NEJMoa1501824</w:t>
-      </w:r>
-    </w:p>
-    <w:p>
-      <w:pPr>
-        <w:pStyle w:val="Bibliography"/>
-        <w:rPr>
-          <w:rFonts w:ascii="Times New Roman" w:hAnsi="Times New Roman" w:cs="Times New Roman"/>
-        </w:rPr>
-      </w:pPr>
-      <w:r>
-        <w:rPr>
-          <w:rFonts w:ascii="Times New Roman" w:hAnsi="Times New Roman" w:cs="Times New Roman"/>
-        </w:rPr>
-        <w:t>5.</w:t>
-      </w:r>
-      <w:r>
-        <w:rPr>
-          <w:rFonts w:ascii="Times New Roman" w:hAnsi="Times New Roman" w:cs="Times New Roman"/>
-        </w:rPr>
-        <w:tab/>
-        <w:t xml:space="preserve">Brahmer JR, Drake CG, Wollner I, et al. Phase I study of single-agent anti-programmed death-1 (MDX-1106) in refractory solid tumors: safety, clinical activity, pharmacodynamics, and immunologic correlates. </w:t>
-      </w:r>
-      <w:r>
-        <w:rPr>
-          <w:rFonts w:ascii="Times New Roman" w:hAnsi="Times New Roman" w:cs="Times New Roman"/>
-          <w:i/>
-          <w:iCs/>
-        </w:rPr>
-        <w:t>J Clin Oncol Off J Am Soc Clin Oncol</w:t>
-      </w:r>
-      <w:r>
-        <w:rPr>
-          <w:rFonts w:ascii="Times New Roman" w:hAnsi="Times New Roman" w:cs="Times New Roman"/>
-        </w:rPr>
-        <w:t>. 2010;28(19):3167-3175. doi:10.1200/JCO.2009.26.7609</w:t>
-      </w:r>
-    </w:p>
-    <w:p>
-      <w:pPr>
-        <w:pStyle w:val="Bibliography"/>
-        <w:rPr>
-          <w:rFonts w:ascii="Times New Roman" w:hAnsi="Times New Roman" w:cs="Times New Roman"/>
-        </w:rPr>
-      </w:pPr>
-      <w:r>
-        <w:rPr>
-          <w:rFonts w:ascii="Times New Roman" w:hAnsi="Times New Roman" w:cs="Times New Roman"/>
-        </w:rPr>
-        <w:t>6.</w:t>
-      </w:r>
-      <w:r>
-        <w:rPr>
-          <w:rFonts w:ascii="Times New Roman" w:hAnsi="Times New Roman" w:cs="Times New Roman"/>
-        </w:rPr>
-        <w:tab/>
-        <w:t xml:space="preserve">Reck M, Rodríguez-Abreu D, Robinson AG, et al. Pembrolizumab versus Chemotherapy for PD-L1–Positive Non–Small-Cell Lung Cancer. </w:t>
-      </w:r>
-      <w:r>
-        <w:rPr>
-          <w:rFonts w:ascii="Times New Roman" w:hAnsi="Times New Roman" w:cs="Times New Roman"/>
-          <w:i/>
-          <w:iCs/>
-        </w:rPr>
-        <w:t>N Engl J Med</w:t>
-      </w:r>
-      <w:r>
-        <w:rPr>
-          <w:rFonts w:ascii="Times New Roman" w:hAnsi="Times New Roman" w:cs="Times New Roman"/>
-        </w:rPr>
-        <w:t>. 2016;375(19):1823-1833. doi:10.1056/NEJMoa1606774</w:t>
-      </w:r>
-    </w:p>
-    <w:p>
-      <w:pPr>
-        <w:pStyle w:val="Bibliography"/>
-        <w:rPr>
-          <w:rFonts w:ascii="Times New Roman" w:hAnsi="Times New Roman" w:cs="Times New Roman"/>
-        </w:rPr>
-      </w:pPr>
-      <w:r>
-        <w:rPr>
-          <w:rFonts w:ascii="Times New Roman" w:hAnsi="Times New Roman" w:cs="Times New Roman"/>
-        </w:rPr>
-        <w:t>7.</w:t>
-      </w:r>
-      <w:r>
-        <w:rPr>
-          <w:rFonts w:ascii="Times New Roman" w:hAnsi="Times New Roman" w:cs="Times New Roman"/>
-        </w:rPr>
-        <w:tab/>
-        <w:t xml:space="preserve">Mok TSK, Wu YL, Kudaba I, et al. Pembrolizumab versus chemotherapy for previously untreated, PD-L1-expressing, locally advanced or metastatic non-small-cell lung cancer (KEYNOTE-042): a randomised, open-label, controlled, phase 3 trial. </w:t>
-      </w:r>
-      <w:r>
-        <w:rPr>
-          <w:rFonts w:ascii="Times New Roman" w:hAnsi="Times New Roman" w:cs="Times New Roman"/>
-          <w:i/>
-          <w:iCs/>
-        </w:rPr>
-        <w:t>Lancet Lond Engl</w:t>
-      </w:r>
-      <w:r>
-        <w:rPr>
-          <w:rFonts w:ascii="Times New Roman" w:hAnsi="Times New Roman" w:cs="Times New Roman"/>
-        </w:rPr>
-        <w:t>. 2019;393(10183):1819-1830. doi:10.1016/S0140-6736(18)32409-7</w:t>
-      </w:r>
-    </w:p>
-    <w:p>
-      <w:pPr>
-        <w:pStyle w:val="Bibliography"/>
-        <w:rPr>
-          <w:rFonts w:ascii="Times New Roman" w:hAnsi="Times New Roman" w:cs="Times New Roman"/>
-        </w:rPr>
-      </w:pPr>
-      <w:r>
-        <w:rPr>
-          <w:rFonts w:ascii="Times New Roman" w:hAnsi="Times New Roman" w:cs="Times New Roman"/>
-        </w:rPr>
-        <w:t>8.</w:t>
-      </w:r>
-      <w:r>
-        <w:rPr>
-          <w:rFonts w:ascii="Times New Roman" w:hAnsi="Times New Roman" w:cs="Times New Roman"/>
-        </w:rPr>
-        <w:tab/>
-        <w:t xml:space="preserve">Di Federico A, De Giglio A, Parisi C, Gelsomino F, Ardizzoni A. PD-1/PD-L1 inhibitor monotherapy or in combination with chemotherapy as upfront treatment for advanced NSCLC with PD-L1 expression ≥ 50%: Selecting the best strategy. </w:t>
-      </w:r>
-      <w:r>
-        <w:rPr>
-          <w:rFonts w:ascii="Times New Roman" w:hAnsi="Times New Roman" w:cs="Times New Roman"/>
-          <w:i/>
-          <w:iCs/>
-        </w:rPr>
-        <w:t>Crit Rev Oncol Hematol</w:t>
-      </w:r>
-      <w:r>
-        <w:rPr>
-          <w:rFonts w:ascii="Times New Roman" w:hAnsi="Times New Roman" w:cs="Times New Roman"/>
-        </w:rPr>
-        <w:t>. 2021;160:103302. doi:10.1016/j.critrevonc.2021.103302</w:t>
-      </w:r>
-    </w:p>
-    <w:p>
-      <w:pPr>
-        <w:pStyle w:val="Bibliography"/>
-        <w:rPr>
-          <w:rFonts w:ascii="Times New Roman" w:hAnsi="Times New Roman" w:cs="Times New Roman"/>
-          <w:lang w:val="pt-BR"/>
-        </w:rPr>
-      </w:pPr>
-      <w:r>
-        <w:rPr>
-          <w:rFonts w:ascii="Times New Roman" w:hAnsi="Times New Roman" w:cs="Times New Roman"/>
-        </w:rPr>
-        <w:t>9.</w:t>
-      </w:r>
-      <w:r>
-        <w:rPr>
-          <w:rFonts w:ascii="Times New Roman" w:hAnsi="Times New Roman" w:cs="Times New Roman"/>
-        </w:rPr>
-        <w:tab/>
-        <w:t xml:space="preserve">Gandhi L, Rodríguez-Abreu D, Gadgeel S, et al. Pembrolizumab plus Chemotherapy in Metastatic Non–Small-Cell Lung Cancer. </w:t>
-      </w:r>
-      <w:r>
-        <w:rPr>
-          <w:rFonts w:ascii="Times New Roman" w:hAnsi="Times New Roman" w:cs="Times New Roman"/>
-          <w:i/>
-          <w:iCs/>
-          <w:lang w:val="pt-BR"/>
-        </w:rPr>
-        <w:t>N Engl J Med</w:t>
-      </w:r>
-      <w:r>
-        <w:rPr>
-          <w:rFonts w:ascii="Times New Roman" w:hAnsi="Times New Roman" w:cs="Times New Roman"/>
-          <w:lang w:val="pt-BR"/>
-        </w:rPr>
-        <w:t>. 2018;378(22):2078-2092. doi:10.1056/NEJMoa1801005</w:t>
-      </w:r>
-    </w:p>
-    <w:p>
-      <w:pPr>
-        <w:pStyle w:val="Bibliography"/>
-        <w:rPr>
-          <w:rFonts w:ascii="Times New Roman" w:hAnsi="Times New Roman" w:cs="Times New Roman"/>
-        </w:rPr>
-      </w:pPr>
-      <w:r>
-        <w:rPr>
-          <w:rFonts w:ascii="Times New Roman" w:hAnsi="Times New Roman" w:cs="Times New Roman"/>
-          <w:lang w:val="pt-BR"/>
-        </w:rPr>
-        <w:lastRenderedPageBreak/>
-        <w:t>10.</w:t>
-      </w:r>
-      <w:r>
-        <w:rPr>
-          <w:rFonts w:ascii="Times New Roman" w:hAnsi="Times New Roman" w:cs="Times New Roman"/>
-          <w:lang w:val="pt-BR"/>
-        </w:rPr>
-        <w:tab/>
-        <w:t xml:space="preserve">Paz-Ares L, Luft A, Vicente D, et al. </w:t>
-      </w:r>
-      <w:r>
-        <w:rPr>
-          <w:rFonts w:ascii="Times New Roman" w:hAnsi="Times New Roman" w:cs="Times New Roman"/>
-        </w:rPr>
-        <w:t xml:space="preserve">Pembrolizumab plus Chemotherapy for Squamous Non–Small-Cell Lung Cancer. </w:t>
-      </w:r>
-      <w:r>
-        <w:rPr>
-          <w:rFonts w:ascii="Times New Roman" w:hAnsi="Times New Roman" w:cs="Times New Roman"/>
-          <w:i/>
-          <w:iCs/>
-        </w:rPr>
-        <w:t>N Engl J Med</w:t>
-      </w:r>
-      <w:r>
-        <w:rPr>
-          <w:rFonts w:ascii="Times New Roman" w:hAnsi="Times New Roman" w:cs="Times New Roman"/>
-        </w:rPr>
-        <w:t>. 2018;379(21):2040-2051. doi:10.1056/NEJMoa1810865</w:t>
-      </w:r>
-    </w:p>
-    <w:p>
-      <w:pPr>
-        <w:pStyle w:val="Bibliography"/>
-        <w:rPr>
-          <w:rFonts w:ascii="Times New Roman" w:hAnsi="Times New Roman" w:cs="Times New Roman"/>
-        </w:rPr>
-      </w:pPr>
-      <w:r>
-        <w:rPr>
-          <w:rFonts w:ascii="Times New Roman" w:hAnsi="Times New Roman" w:cs="Times New Roman"/>
-        </w:rPr>
-        <w:t>11.</w:t>
-      </w:r>
-      <w:r>
-        <w:rPr>
-          <w:rFonts w:ascii="Times New Roman" w:hAnsi="Times New Roman" w:cs="Times New Roman"/>
-        </w:rPr>
-        <w:tab/>
-        <w:t xml:space="preserve">Hellmann MD, Paz-Ares L, Bernabe Caro R, et al. Nivolumab plus Ipilimumab in Advanced Non-Small-Cell Lung Cancer. </w:t>
-      </w:r>
-      <w:r>
-        <w:rPr>
-          <w:rFonts w:ascii="Times New Roman" w:hAnsi="Times New Roman" w:cs="Times New Roman"/>
-          <w:i/>
-          <w:iCs/>
-        </w:rPr>
-        <w:t>N Engl J Med</w:t>
-      </w:r>
-      <w:r>
-        <w:rPr>
-          <w:rFonts w:ascii="Times New Roman" w:hAnsi="Times New Roman" w:cs="Times New Roman"/>
-        </w:rPr>
-        <w:t>. 2019;381(21):2020-2031. doi:10.1056/NEJMoa1910231</w:t>
-      </w:r>
-    </w:p>
-    <w:p>
-      <w:pPr>
-        <w:pStyle w:val="Bibliography"/>
-        <w:rPr>
-          <w:rFonts w:ascii="Times New Roman" w:hAnsi="Times New Roman" w:cs="Times New Roman"/>
-        </w:rPr>
-      </w:pPr>
-      <w:r>
-        <w:rPr>
-          <w:rFonts w:ascii="Times New Roman" w:hAnsi="Times New Roman" w:cs="Times New Roman"/>
-        </w:rPr>
-        <w:t>12.</w:t>
-      </w:r>
-      <w:r>
-        <w:rPr>
-          <w:rFonts w:ascii="Times New Roman" w:hAnsi="Times New Roman" w:cs="Times New Roman"/>
-        </w:rPr>
-        <w:tab/>
-        <w:t xml:space="preserve">Brahmer J, Reckamp KL, Baas P, et al. Nivolumab versus Docetaxel in Advanced Squamous-Cell Non-Small-Cell Lung Cancer. </w:t>
-      </w:r>
-      <w:r>
-        <w:rPr>
-          <w:rFonts w:ascii="Times New Roman" w:hAnsi="Times New Roman" w:cs="Times New Roman"/>
-          <w:i/>
-          <w:iCs/>
-        </w:rPr>
-        <w:t>N Engl J Med</w:t>
-      </w:r>
-      <w:r>
-        <w:rPr>
-          <w:rFonts w:ascii="Times New Roman" w:hAnsi="Times New Roman" w:cs="Times New Roman"/>
-        </w:rPr>
-        <w:t>. 2015;373(2):123-135. doi:10.1056/NEJMoa1504627</w:t>
-      </w:r>
-    </w:p>
-    <w:p>
-      <w:pPr>
-        <w:pStyle w:val="Bibliography"/>
-        <w:rPr>
-          <w:rFonts w:ascii="Times New Roman" w:hAnsi="Times New Roman" w:cs="Times New Roman"/>
-        </w:rPr>
-      </w:pPr>
-      <w:r>
-        <w:rPr>
-          <w:rFonts w:ascii="Times New Roman" w:hAnsi="Times New Roman" w:cs="Times New Roman"/>
-        </w:rPr>
-        <w:t>13.</w:t>
-      </w:r>
-      <w:r>
-        <w:rPr>
-          <w:rFonts w:ascii="Times New Roman" w:hAnsi="Times New Roman" w:cs="Times New Roman"/>
-        </w:rPr>
-        <w:tab/>
-        <w:t xml:space="preserve">Seymour L, Bogaerts J, Perrone A, et al. iRECIST: guidelines for response criteria for use in trials testing immunotherapeutics. </w:t>
-      </w:r>
-      <w:r>
-        <w:rPr>
-          <w:rFonts w:ascii="Times New Roman" w:hAnsi="Times New Roman" w:cs="Times New Roman"/>
-          <w:i/>
-          <w:iCs/>
-        </w:rPr>
-        <w:t>Lancet Oncol</w:t>
-      </w:r>
-      <w:r>
-        <w:rPr>
-          <w:rFonts w:ascii="Times New Roman" w:hAnsi="Times New Roman" w:cs="Times New Roman"/>
-        </w:rPr>
-        <w:t>. 2017;18(3):e143-e152. doi:10.1016/S1470-2045(17)30074-8</w:t>
-      </w:r>
-    </w:p>
-    <w:p>
-      <w:pPr>
-        <w:pStyle w:val="Bibliography"/>
-        <w:rPr>
-          <w:rFonts w:ascii="Times New Roman" w:hAnsi="Times New Roman" w:cs="Times New Roman"/>
-        </w:rPr>
-      </w:pPr>
-      <w:r>
-        <w:rPr>
-          <w:rFonts w:ascii="Times New Roman" w:hAnsi="Times New Roman" w:cs="Times New Roman"/>
-        </w:rPr>
-        <w:t>14.</w:t>
-      </w:r>
-      <w:r>
-        <w:rPr>
-          <w:rFonts w:ascii="Times New Roman" w:hAnsi="Times New Roman" w:cs="Times New Roman"/>
-        </w:rPr>
-        <w:tab/>
-        <w:t xml:space="preserve">Gould MK, Huang BZ, Tammemagi MC, Kinar Y, Shiff R. Machine Learning for Early Lung Cancer Identification Using Routine Clinical and Laboratory Data. </w:t>
-      </w:r>
-      <w:r>
-        <w:rPr>
-          <w:rFonts w:ascii="Times New Roman" w:hAnsi="Times New Roman" w:cs="Times New Roman"/>
-          <w:i/>
-          <w:iCs/>
-        </w:rPr>
-        <w:t>Am J Respir Crit Care Med</w:t>
-      </w:r>
-      <w:r>
-        <w:rPr>
-          <w:rFonts w:ascii="Times New Roman" w:hAnsi="Times New Roman" w:cs="Times New Roman"/>
-        </w:rPr>
-        <w:t>. 2021;204(4):445-453. doi:10.1164/rccm.202007-2791OC</w:t>
-      </w:r>
-    </w:p>
-    <w:p>
-      <w:pPr>
-        <w:pStyle w:val="Bibliography"/>
-        <w:rPr>
-          <w:rFonts w:ascii="Times New Roman" w:hAnsi="Times New Roman" w:cs="Times New Roman"/>
-        </w:rPr>
-      </w:pPr>
-      <w:r>
-        <w:rPr>
-          <w:rFonts w:ascii="Times New Roman" w:hAnsi="Times New Roman" w:cs="Times New Roman"/>
-        </w:rPr>
-        <w:t>15.</w:t>
-      </w:r>
-      <w:r>
-        <w:rPr>
-          <w:rFonts w:ascii="Times New Roman" w:hAnsi="Times New Roman" w:cs="Times New Roman"/>
-        </w:rPr>
-        <w:tab/>
-        <w:t xml:space="preserve">Liu D, Wang X, Li L, et al. Machine Learning-Based Model for the Prognosis of Postoperative Gastric Cancer. </w:t>
-      </w:r>
-      <w:r>
-        <w:rPr>
-          <w:rFonts w:ascii="Times New Roman" w:hAnsi="Times New Roman" w:cs="Times New Roman"/>
-          <w:i/>
-          <w:iCs/>
-        </w:rPr>
-        <w:t>Cancer Manag Res</w:t>
-      </w:r>
-      <w:r>
-        <w:rPr>
-          <w:rFonts w:ascii="Times New Roman" w:hAnsi="Times New Roman" w:cs="Times New Roman"/>
-        </w:rPr>
-        <w:t>. 2022;14:135-155. doi:10.2147/CMAR.S342352</w:t>
-      </w:r>
-    </w:p>
-    <w:p>
-      <w:pPr>
-        <w:pStyle w:val="Bibliography"/>
-        <w:rPr>
-          <w:rFonts w:ascii="Times New Roman" w:hAnsi="Times New Roman" w:cs="Times New Roman"/>
-        </w:rPr>
-      </w:pPr>
-      <w:r>
-        <w:rPr>
-          <w:rFonts w:ascii="Times New Roman" w:hAnsi="Times New Roman" w:cs="Times New Roman"/>
-        </w:rPr>
-        <w:t>16.</w:t>
-      </w:r>
-      <w:r>
-        <w:rPr>
-          <w:rFonts w:ascii="Times New Roman" w:hAnsi="Times New Roman" w:cs="Times New Roman"/>
-        </w:rPr>
-        <w:tab/>
-        <w:t xml:space="preserve">Nartowt BJ, Hart GR, Muhammad W, Liang Y, Stark GF, Deng J. Robust Machine Learning for Colorectal Cancer Risk Prediction and Stratification. </w:t>
-      </w:r>
-      <w:r>
-        <w:rPr>
-          <w:rFonts w:ascii="Times New Roman" w:hAnsi="Times New Roman" w:cs="Times New Roman"/>
-          <w:i/>
-          <w:iCs/>
-        </w:rPr>
-        <w:t>Front Big Data</w:t>
-      </w:r>
-      <w:r>
-        <w:rPr>
-          <w:rFonts w:ascii="Times New Roman" w:hAnsi="Times New Roman" w:cs="Times New Roman"/>
-        </w:rPr>
-        <w:t>. 2020;3:6. doi:10.3389/fdata.2020.00006</w:t>
-      </w:r>
-    </w:p>
-    <w:p>
-      <w:pPr>
-        <w:pStyle w:val="Bibliography"/>
-        <w:rPr>
-          <w:rFonts w:ascii="Times New Roman" w:hAnsi="Times New Roman" w:cs="Times New Roman"/>
-        </w:rPr>
-      </w:pPr>
-      <w:r>
-        <w:rPr>
-          <w:rFonts w:ascii="Times New Roman" w:hAnsi="Times New Roman" w:cs="Times New Roman"/>
-        </w:rPr>
-        <w:t>17.</w:t>
-      </w:r>
-      <w:r>
-        <w:rPr>
-          <w:rFonts w:ascii="Times New Roman" w:hAnsi="Times New Roman" w:cs="Times New Roman"/>
-        </w:rPr>
-        <w:tab/>
-        <w:t xml:space="preserve">Stark GF, Hart GR, Nartowt BJ, Deng J. Predicting breast cancer risk using personal health data and machine learning models. </w:t>
-      </w:r>
-      <w:r>
-        <w:rPr>
-          <w:rFonts w:ascii="Times New Roman" w:hAnsi="Times New Roman" w:cs="Times New Roman"/>
-          <w:i/>
-          <w:iCs/>
-        </w:rPr>
-        <w:t>PloS One</w:t>
-      </w:r>
-      <w:r>
-        <w:rPr>
-          <w:rFonts w:ascii="Times New Roman" w:hAnsi="Times New Roman" w:cs="Times New Roman"/>
-        </w:rPr>
-        <w:t>. 2019;14(12):e0226765. doi:10.1371/journal.pone.0226765</w:t>
-      </w:r>
-    </w:p>
-    <w:p>
-      <w:pPr>
-        <w:pStyle w:val="Bibliography"/>
-        <w:rPr>
-          <w:rFonts w:ascii="Times New Roman" w:hAnsi="Times New Roman" w:cs="Times New Roman"/>
-        </w:rPr>
-      </w:pPr>
-      <w:r>
-        <w:rPr>
-          <w:rFonts w:ascii="Times New Roman" w:hAnsi="Times New Roman" w:cs="Times New Roman"/>
-        </w:rPr>
-        <w:t>18.</w:t>
-      </w:r>
-      <w:r>
-        <w:rPr>
-          <w:rFonts w:ascii="Times New Roman" w:hAnsi="Times New Roman" w:cs="Times New Roman"/>
-        </w:rPr>
-        <w:tab/>
-        <w:t xml:space="preserve">Xie J, Luo X, Deng X, et al. Advances in artificial intelligence to predict cancer immunotherapy efficacy. </w:t>
-      </w:r>
-      <w:r>
-        <w:rPr>
-          <w:rFonts w:ascii="Times New Roman" w:hAnsi="Times New Roman" w:cs="Times New Roman"/>
-          <w:i/>
-          <w:iCs/>
-        </w:rPr>
-        <w:t>Front Immunol</w:t>
-      </w:r>
-      <w:r>
-        <w:rPr>
-          <w:rFonts w:ascii="Times New Roman" w:hAnsi="Times New Roman" w:cs="Times New Roman"/>
-        </w:rPr>
-        <w:t>. 2022;13:1076883. doi:10.3389/fimmu.2022.1076883</w:t>
-      </w:r>
-    </w:p>
-    <w:p>
-      <w:pPr>
-        <w:pStyle w:val="Bibliography"/>
-        <w:rPr>
-          <w:rFonts w:ascii="Times New Roman" w:hAnsi="Times New Roman" w:cs="Times New Roman"/>
-        </w:rPr>
-      </w:pPr>
-      <w:r>
-        <w:rPr>
-          <w:rFonts w:ascii="Times New Roman" w:hAnsi="Times New Roman" w:cs="Times New Roman"/>
-        </w:rPr>
-        <w:t>19.</w:t>
-      </w:r>
-      <w:r>
-        <w:rPr>
-          <w:rFonts w:ascii="Times New Roman" w:hAnsi="Times New Roman" w:cs="Times New Roman"/>
-        </w:rPr>
-        <w:tab/>
-        <w:t xml:space="preserve">Rakaee M, Adib E, Ricciuti B, et al. Association of Machine Learning-Based Assessment of Tumor-Infiltrating Lymphocytes on Standard Histologic Images With Outcomes of Immunotherapy in Patients With NSCLC. </w:t>
-      </w:r>
-      <w:r>
-        <w:rPr>
-          <w:rFonts w:ascii="Times New Roman" w:hAnsi="Times New Roman" w:cs="Times New Roman"/>
-          <w:i/>
-          <w:iCs/>
-        </w:rPr>
-        <w:t>JAMA Oncol</w:t>
-      </w:r>
-      <w:r>
-        <w:rPr>
-          <w:rFonts w:ascii="Times New Roman" w:hAnsi="Times New Roman" w:cs="Times New Roman"/>
-        </w:rPr>
-        <w:t>. 2023;9(1):51-60. doi:10.1001/jamaoncol.2022.4933</w:t>
-      </w:r>
-    </w:p>
-    <w:p>
-      <w:pPr>
-        <w:pStyle w:val="Bibliography"/>
-        <w:rPr>
-          <w:rFonts w:ascii="Times New Roman" w:hAnsi="Times New Roman" w:cs="Times New Roman"/>
-        </w:rPr>
-      </w:pPr>
-      <w:r>
-        <w:rPr>
-          <w:rFonts w:ascii="Times New Roman" w:hAnsi="Times New Roman" w:cs="Times New Roman"/>
-        </w:rPr>
-        <w:t>20.</w:t>
-      </w:r>
-      <w:r>
-        <w:rPr>
-          <w:rFonts w:ascii="Times New Roman" w:hAnsi="Times New Roman" w:cs="Times New Roman"/>
-        </w:rPr>
-        <w:tab/>
-        <w:t>Real-World Evidence Solutions | RWE Company | Flatiron Health. Accessed March 22, 2024. https://flatiron.com/real-world-evidence</w:t>
-      </w:r>
-    </w:p>
-    <w:p>
-      <w:pPr>
-        <w:pStyle w:val="Bibliography"/>
-        <w:rPr>
-          <w:rFonts w:ascii="Times New Roman" w:hAnsi="Times New Roman" w:cs="Times New Roman"/>
-        </w:rPr>
-      </w:pPr>
-      <w:r>
-        <w:rPr>
-          <w:rFonts w:ascii="Times New Roman" w:hAnsi="Times New Roman" w:cs="Times New Roman"/>
-        </w:rPr>
-        <w:t>21.</w:t>
-      </w:r>
-      <w:r>
-        <w:rPr>
-          <w:rFonts w:ascii="Times New Roman" w:hAnsi="Times New Roman" w:cs="Times New Roman"/>
-        </w:rPr>
-        <w:tab/>
-        <w:t xml:space="preserve">Oken MM, Creech RH, Tormey DC, et al. Toxicity and response criteria of the Eastern Cooperative Oncology Group. </w:t>
-      </w:r>
-      <w:r>
-        <w:rPr>
-          <w:rFonts w:ascii="Times New Roman" w:hAnsi="Times New Roman" w:cs="Times New Roman"/>
-          <w:i/>
-          <w:iCs/>
-        </w:rPr>
-        <w:t>Am J Clin Oncol</w:t>
-      </w:r>
-      <w:r>
-        <w:rPr>
-          <w:rFonts w:ascii="Times New Roman" w:hAnsi="Times New Roman" w:cs="Times New Roman"/>
-        </w:rPr>
-        <w:t>. 1982;5(6):649-655.</w:t>
-      </w:r>
-    </w:p>
-    <w:p>
-      <w:pPr>
-        <w:pStyle w:val="Bibliography"/>
-        <w:rPr>
-          <w:rFonts w:ascii="Times New Roman" w:hAnsi="Times New Roman" w:cs="Times New Roman"/>
-        </w:rPr>
-      </w:pPr>
-      <w:r>
-        <w:rPr>
-          <w:rFonts w:ascii="Times New Roman" w:hAnsi="Times New Roman" w:cs="Times New Roman"/>
-        </w:rPr>
-        <w:t>22.</w:t>
-      </w:r>
-      <w:r>
-        <w:rPr>
-          <w:rFonts w:ascii="Times New Roman" w:hAnsi="Times New Roman" w:cs="Times New Roman"/>
-        </w:rPr>
-        <w:tab/>
-        <w:t xml:space="preserve">Youden WJ. Index for rating diagnostic tests. </w:t>
-      </w:r>
-      <w:r>
-        <w:rPr>
-          <w:rFonts w:ascii="Times New Roman" w:hAnsi="Times New Roman" w:cs="Times New Roman"/>
-          <w:i/>
-          <w:iCs/>
-        </w:rPr>
-        <w:t>Cancer</w:t>
-      </w:r>
-      <w:r>
-        <w:rPr>
-          <w:rFonts w:ascii="Times New Roman" w:hAnsi="Times New Roman" w:cs="Times New Roman"/>
-        </w:rPr>
-        <w:t>. 1950;3(1):32-35. doi:10.1002/1097-0142(1950)3:1&lt;32::aid-cncr2820030106&gt;3.0.co;2-3</w:t>
-      </w:r>
-    </w:p>
-    <w:p>
-      <w:pPr>
-        <w:pStyle w:val="Bibliography"/>
-        <w:rPr>
-          <w:rFonts w:ascii="Times New Roman" w:hAnsi="Times New Roman" w:cs="Times New Roman"/>
-        </w:rPr>
-      </w:pPr>
-      <w:r>
-        <w:rPr>
-          <w:rFonts w:ascii="Times New Roman" w:hAnsi="Times New Roman" w:cs="Times New Roman"/>
-        </w:rPr>
-        <w:t>23.</w:t>
-      </w:r>
-      <w:r>
-        <w:rPr>
-          <w:rFonts w:ascii="Times New Roman" w:hAnsi="Times New Roman" w:cs="Times New Roman"/>
-        </w:rPr>
-        <w:tab/>
-        <w:t xml:space="preserve">Ruopp MD, Perkins NJ, Whitcomb BW, Schisterman EF. Youden Index and Optimal Cut-Point Estimated from Observations Affected by a Lower Limit of Detection. </w:t>
-      </w:r>
-      <w:r>
-        <w:rPr>
-          <w:rFonts w:ascii="Times New Roman" w:hAnsi="Times New Roman" w:cs="Times New Roman"/>
-          <w:i/>
-          <w:iCs/>
-        </w:rPr>
-        <w:t>Biom J Biom Z</w:t>
-      </w:r>
-      <w:r>
-        <w:rPr>
-          <w:rFonts w:ascii="Times New Roman" w:hAnsi="Times New Roman" w:cs="Times New Roman"/>
-        </w:rPr>
-        <w:t>. 2008;50(3):419-430. doi:10.1002/bimj.200710415</w:t>
-      </w:r>
-    </w:p>
-    <w:p>
-      <w:pPr>
-        <w:rPr>
-          <w:rFonts w:ascii="Times New Roman" w:hAnsi="Times New Roman" w:cs="Times New Roman"/>
-          <w:b/>
-          <w:bCs/>
-        </w:rPr>
-      </w:pPr>
-      <w:r>
-        <w:rPr>
-          <w:rFonts w:ascii="Times New Roman" w:hAnsi="Times New Roman" w:cs="Times New Roman"/>
-          <w:b/>
-          <w:bCs/>
-        </w:rPr>
-        <w:lastRenderedPageBreak/>
-        <w:fldChar w:fldCharType="end"/>
-      </w:r>
-    </w:p>
-    <w:p>
-      <w:pPr>
-        <w:rPr>
-          <w:rFonts w:ascii="Times New Roman" w:hAnsi="Times New Roman" w:cs="Times New Roman"/>
-          <w:b/>
-          <w:bCs/>
-        </w:rPr>
-      </w:pPr>
-    </w:p>
-    <w:p>
-      <w:pPr>
-        <w:rPr>
-          <w:rFonts w:ascii="Times New Roman" w:hAnsi="Times New Roman" w:cs="Times New Roman"/>
-          <w:b/>
-          <w:bCs/>
-        </w:rPr>
-      </w:pPr>
-    </w:p>
-    <w:p>
-      <w:pPr>
-        <w:rPr>
-          <w:rFonts w:ascii="Times New Roman" w:hAnsi="Times New Roman" w:cs="Times New Roman"/>
-          <w:b/>
-          <w:bCs/>
-        </w:rPr>
-      </w:pPr>
-    </w:p>
-    <w:p>
-      <w:pPr>
-        <w:rPr>
-          <w:rFonts w:ascii="Times New Roman" w:hAnsi="Times New Roman" w:cs="Times New Roman"/>
-          <w:b/>
-          <w:bCs/>
-        </w:rPr>
-      </w:pPr>
-    </w:p>
-    <w:p>
-      <w:pPr>
-        <w:rPr>
-          <w:rFonts w:ascii="Times New Roman" w:hAnsi="Times New Roman" w:cs="Times New Roman"/>
-          <w:b/>
-          <w:bCs/>
-        </w:rPr>
-      </w:pPr>
-    </w:p>
-    <w:p>
-      <w:pPr>
-        <w:rPr>
-          <w:rFonts w:ascii="Times New Roman" w:hAnsi="Times New Roman" w:cs="Times New Roman"/>
-          <w:b/>
-          <w:bCs/>
-        </w:rPr>
-      </w:pPr>
-    </w:p>
-    <w:p>
-      <w:pPr>
-        <w:rPr>
-          <w:rFonts w:ascii="Times New Roman" w:hAnsi="Times New Roman" w:cs="Times New Roman"/>
-          <w:b/>
-          <w:bCs/>
-        </w:rPr>
-      </w:pPr>
-    </w:p>
-    <w:p>
-      <w:pPr>
-        <w:rPr>
-          <w:rFonts w:ascii="Times New Roman" w:hAnsi="Times New Roman" w:cs="Times New Roman"/>
-          <w:b/>
-          <w:bCs/>
-        </w:rPr>
-      </w:pPr>
-    </w:p>
-    <w:p>
-      <w:pPr>
-        <w:rPr>
-          <w:rFonts w:ascii="Times New Roman" w:hAnsi="Times New Roman" w:cs="Times New Roman"/>
-          <w:b/>
-          <w:bCs/>
-        </w:rPr>
-      </w:pPr>
-    </w:p>
-    <w:p>
-      <w:pPr>
-        <w:rPr>
-          <w:rFonts w:ascii="Times New Roman" w:hAnsi="Times New Roman" w:cs="Times New Roman"/>
-          <w:b/>
-          <w:bCs/>
-        </w:rPr>
-      </w:pPr>
-    </w:p>
-    <w:p>
-      <w:pPr>
-        <w:rPr>
-          <w:rFonts w:ascii="Times New Roman" w:hAnsi="Times New Roman" w:cs="Times New Roman"/>
-          <w:b/>
-          <w:bCs/>
-        </w:rPr>
-      </w:pPr>
-    </w:p>
-    <w:p>
-      <w:pPr>
-        <w:rPr>
-          <w:rFonts w:ascii="Times New Roman" w:hAnsi="Times New Roman" w:cs="Times New Roman"/>
-          <w:b/>
-          <w:bCs/>
-        </w:rPr>
-      </w:pPr>
-    </w:p>
-    <w:p>
-      <w:pPr>
-        <w:rPr>
-          <w:rFonts w:ascii="Times New Roman" w:hAnsi="Times New Roman" w:cs="Times New Roman"/>
-          <w:b/>
-          <w:bCs/>
-        </w:rPr>
-      </w:pPr>
-    </w:p>
-    <w:p>
-      <w:pPr>
-        <w:rPr>
-          <w:rFonts w:ascii="Times New Roman" w:hAnsi="Times New Roman" w:cs="Times New Roman"/>
-          <w:b/>
-          <w:bCs/>
-        </w:rPr>
-      </w:pPr>
-    </w:p>
-    <w:p>
-      <w:pPr>
-        <w:rPr>
-          <w:rFonts w:ascii="Times New Roman" w:hAnsi="Times New Roman" w:cs="Times New Roman"/>
-          <w:b/>
-          <w:bCs/>
-        </w:rPr>
-      </w:pPr>
-    </w:p>
-    <w:p>
-      <w:pPr>
-        <w:rPr>
-          <w:rFonts w:ascii="Times New Roman" w:hAnsi="Times New Roman" w:cs="Times New Roman"/>
-          <w:b/>
-          <w:bCs/>
-        </w:rPr>
-      </w:pPr>
-    </w:p>
-    <w:p>
-      <w:pPr>
-        <w:rPr>
-          <w:rFonts w:ascii="Times New Roman" w:hAnsi="Times New Roman" w:cs="Times New Roman"/>
-          <w:b/>
-          <w:bCs/>
-        </w:rPr>
-      </w:pPr>
-    </w:p>
-    <w:p>
-      <w:pPr>
-        <w:rPr>
-          <w:rFonts w:ascii="Times New Roman" w:hAnsi="Times New Roman" w:cs="Times New Roman"/>
-          <w:b/>
-          <w:bCs/>
-        </w:rPr>
-      </w:pPr>
-    </w:p>
-    <w:p>
-      <w:pPr>
-        <w:rPr>
-          <w:rFonts w:ascii="Times New Roman" w:hAnsi="Times New Roman" w:cs="Times New Roman"/>
-          <w:b/>
-          <w:bCs/>
-        </w:rPr>
-      </w:pPr>
-    </w:p>
-    <w:p>
-      <w:pPr>
-        <w:rPr>
-          <w:rFonts w:ascii="Times New Roman" w:hAnsi="Times New Roman" w:cs="Times New Roman"/>
-          <w:b/>
-          <w:bCs/>
-        </w:rPr>
-      </w:pPr>
-    </w:p>
-    <w:p>
-      <w:pPr>
-        <w:rPr>
-          <w:rFonts w:ascii="Times New Roman" w:hAnsi="Times New Roman" w:cs="Times New Roman"/>
-          <w:b/>
-          <w:bCs/>
-        </w:rPr>
-      </w:pPr>
-    </w:p>
-    <w:p>
-      <w:pPr>
-        <w:rPr>
-          <w:rFonts w:ascii="Times New Roman" w:hAnsi="Times New Roman" w:cs="Times New Roman"/>
-          <w:b/>
-          <w:bCs/>
-        </w:rPr>
-      </w:pPr>
-    </w:p>
-    <w:p>
-      <w:pPr>
-        <w:rPr>
-          <w:rFonts w:ascii="Times New Roman" w:hAnsi="Times New Roman" w:cs="Times New Roman"/>
-          <w:b/>
-          <w:bCs/>
-        </w:rPr>
-      </w:pPr>
-    </w:p>
-    <w:p>
-      <w:pPr>
-        <w:rPr>
-          <w:rFonts w:ascii="Times New Roman" w:hAnsi="Times New Roman" w:cs="Times New Roman"/>
-          <w:b/>
-          <w:bCs/>
-        </w:rPr>
-      </w:pPr>
-    </w:p>
-    <w:p>
-      <w:pPr>
-        <w:rPr>
-          <w:rFonts w:ascii="Times New Roman" w:hAnsi="Times New Roman" w:cs="Times New Roman"/>
-          <w:b/>
-          <w:bCs/>
-        </w:rPr>
-      </w:pPr>
-    </w:p>
-    <w:p>
-      <w:pPr>
-        <w:rPr>
-          <w:rFonts w:ascii="Times New Roman" w:hAnsi="Times New Roman" w:cs="Times New Roman"/>
-          <w:b/>
-          <w:bCs/>
-        </w:rPr>
-      </w:pPr>
-    </w:p>
-    <w:p>
-      <w:pPr>
-        <w:rPr>
-          <w:rFonts w:ascii="Times New Roman" w:hAnsi="Times New Roman" w:cs="Times New Roman"/>
-          <w:b/>
-          <w:bCs/>
-        </w:rPr>
-      </w:pPr>
-    </w:p>
-    <w:p>
-      <w:pPr>
-        <w:rPr>
-          <w:rFonts w:ascii="Times New Roman" w:hAnsi="Times New Roman" w:cs="Times New Roman"/>
-          <w:b/>
-          <w:bCs/>
-        </w:rPr>
-      </w:pPr>
-    </w:p>
-    <w:p>
-      <w:pPr>
-        <w:rPr>
-          <w:rFonts w:ascii="Times New Roman" w:hAnsi="Times New Roman" w:cs="Times New Roman"/>
-        </w:rPr>
-      </w:pPr>
-      <w:r>
-        <w:rPr>
-          <w:rFonts w:ascii="Times New Roman" w:hAnsi="Times New Roman" w:cs="Times New Roman"/>
-          <w:b/>
-          <w:bCs/>
-        </w:rPr>
-        <w:t>Supplement</w:t>
+        </w:rPr>
+      </w:pPr>
+      <w:r>
+        <w:rPr>
+          <w:rFonts w:ascii="Times New Roman" w:hAnsi="Times New Roman" w:cs="Times New Roman"/>
+        </w:rPr>
+        <w:t>_______________________________________________________---------------</w:t>
+      </w:r>
+    </w:p>
+    <w:p>
+      <w:pPr>
+        <w:rPr>
+          <w:rFonts w:ascii="Times New Roman" w:hAnsi="Times New Roman" w:cs="Times New Roman"/>
+        </w:rPr>
+      </w:pPr>
+      <w:r>
+        <w:rPr>
+          <w:rFonts w:ascii="Times New Roman" w:hAnsi="Times New Roman" w:cs="Times New Roman"/>
+          <w:noProof/>
+        </w:rPr>
+        <w:drawing>
+          <wp:inline distT="0" distB="0" distL="0" distR="0" wp14:anchorId="6FA04C96" wp14:editId="4129E682">
+            <wp:extent cx="6290945" cy="3768090"/>
+            <wp:effectExtent l="0" t="0" r="0" b="3810"/>
+            <wp:docPr id="1731679939" name="Picture 6" descr="A collage of graphs&#10;&#10;Description automatically generated"/>
+            <wp:cNvGraphicFramePr>
+              <a:graphicFrameLocks xmlns:a="http://schemas.openxmlformats.org/drawingml/2006/main" noChangeAspect="1"/>
+            </wp:cNvGraphicFramePr>
+            <a:graphic xmlns:a="http://schemas.openxmlformats.org/drawingml/2006/main">
+              <a:graphicData uri="http://schemas.openxmlformats.org/drawingml/2006/picture">
+                <pic:pic xmlns:pic="http://schemas.openxmlformats.org/drawingml/2006/picture">
+                  <pic:nvPicPr>
+                    <pic:cNvPr id="1731679939" name="Picture 6" descr="A collage of graphs&#10;&#10;Description automatically generated"/>
+                    <pic:cNvPicPr/>
+                  </pic:nvPicPr>
+                  <pic:blipFill>
+                    <a:blip r:embed="rId21" cstate="print">
+                      <a:extLst>
+                        <a:ext uri="{28A0092B-C50C-407E-A947-70E740481C1C}">
+                          <a14:useLocalDpi xmlns:a14="http://schemas.microsoft.com/office/drawing/2010/main" val="0"/>
+                        </a:ext>
+                      </a:extLst>
+                    </a:blip>
+                    <a:stretch>
+                      <a:fillRect/>
+                    </a:stretch>
+                  </pic:blipFill>
+                  <pic:spPr>
+                    <a:xfrm>
+                      <a:off x="0" y="0"/>
+                      <a:ext cx="6290945" cy="3768090"/>
+                    </a:xfrm>
+                    <a:prstGeom prst="rect">
+                      <a:avLst/>
+                    </a:prstGeom>
+                  </pic:spPr>
+                </pic:pic>
+              </a:graphicData>
+            </a:graphic>
+          </wp:inline>
+        </w:drawing>
       </w:r>
     </w:p>
     <w:sectPr>

--- a/PDL1_Manuscript.docx
+++ b/PDL1_Manuscript.docx
@@ -3960,17 +3960,7 @@
                 <w:sz w:val="21"/>
                 <w:szCs w:val="21"/>
               </w:rPr>
-              <w:t>Mortality</w:t>
-            </w:r>
-            <w:r>
-              <w:rPr>
-                <w:rFonts w:ascii="Times New Roman" w:hAnsi="Times New Roman" w:cs="Times New Roman"/>
-                <w:b/>
-                <w:bCs/>
-                <w:sz w:val="21"/>
-                <w:szCs w:val="21"/>
-              </w:rPr>
-              <w:t xml:space="preserve"> after 12 months</w:t>
+              <w:t>Mortality after 12 months</w:t>
             </w:r>
           </w:p>
         </w:tc>
@@ -9188,21 +9178,28 @@
     </w:p>
     <w:p>
       <w:pPr>
-        <w:rPr>
-          <w:rFonts w:ascii="Times New Roman" w:hAnsi="Times New Roman" w:cs="Times New Roman"/>
-        </w:rPr>
-      </w:pPr>
-      <w:r>
-        <w:rPr>
-          <w:rFonts w:ascii="Times New Roman" w:hAnsi="Times New Roman" w:cs="Times New Roman"/>
+        <w:pBdr>
+          <w:bottom w:val="single" w:sz="12" w:space="1" w:color="auto"/>
+        </w:pBdr>
+        <w:rPr>
+          <w:rFonts w:ascii="Times New Roman" w:hAnsi="Times New Roman" w:cs="Times New Roman"/>
+          <w:b/>
+          <w:bCs/>
+        </w:rPr>
+      </w:pPr>
+      <w:r>
+        <w:rPr>
+          <w:rFonts w:ascii="Times New Roman" w:hAnsi="Times New Roman" w:cs="Times New Roman"/>
+          <w:b/>
+          <w:bCs/>
           <w:noProof/>
         </w:rPr>
         <w:lastRenderedPageBreak/>
         <w:drawing>
-          <wp:inline distT="0" distB="0" distL="0" distR="0" wp14:anchorId="668B7FD0" wp14:editId="2A3E0E53">
-            <wp:extent cx="6290945" cy="3827145"/>
-            <wp:effectExtent l="0" t="0" r="0" b="0"/>
-            <wp:docPr id="609091503" name="Picture 7" descr="A graph of a patient's survival&#10;&#10;Description automatically generated"/>
+          <wp:inline distT="0" distB="0" distL="0" distR="0" wp14:anchorId="6A376693" wp14:editId="44B40001">
+            <wp:extent cx="6290945" cy="4047490"/>
+            <wp:effectExtent l="0" t="0" r="0" b="3810"/>
+            <wp:docPr id="1233017856" name="Picture 1" descr="A collage of graphs&#10;&#10;Description automatically generated"/>
             <wp:cNvGraphicFramePr>
               <a:graphicFrameLocks xmlns:a="http://schemas.openxmlformats.org/drawingml/2006/main" noChangeAspect="1"/>
             </wp:cNvGraphicFramePr>
@@ -9210,7 +9207,7 @@
               <a:graphicData uri="http://schemas.openxmlformats.org/drawingml/2006/picture">
                 <pic:pic xmlns:pic="http://schemas.openxmlformats.org/drawingml/2006/picture">
                   <pic:nvPicPr>
-                    <pic:cNvPr id="609091503" name="Picture 7" descr="A graph of a patient's survival&#10;&#10;Description automatically generated"/>
+                    <pic:cNvPr id="1233017856" name="Picture 1" descr="A collage of graphs&#10;&#10;Description automatically generated"/>
                     <pic:cNvPicPr/>
                   </pic:nvPicPr>
                   <pic:blipFill>
@@ -9228,7 +9225,7 @@
                   <pic:spPr>
                     <a:xfrm>
                       <a:off x="0" y="0"/>
-                      <a:ext cx="6290945" cy="3827145"/>
+                      <a:ext cx="6290945" cy="4047490"/>
                     </a:xfrm>
                     <a:prstGeom prst="rect">
                       <a:avLst/>
@@ -9243,20 +9240,40 @@
     </w:p>
     <w:p>
       <w:pPr>
-        <w:rPr>
-          <w:rFonts w:ascii="Times New Roman" w:hAnsi="Times New Roman" w:cs="Times New Roman"/>
-        </w:rPr>
-      </w:pPr>
-      <w:r>
-        <w:rPr>
-          <w:rFonts w:ascii="Times New Roman" w:hAnsi="Times New Roman" w:cs="Times New Roman"/>
+        <w:pBdr>
+          <w:bottom w:val="single" w:sz="12" w:space="1" w:color="auto"/>
+        </w:pBdr>
+        <w:rPr>
+          <w:rFonts w:ascii="Times New Roman" w:hAnsi="Times New Roman" w:cs="Times New Roman"/>
+          <w:b/>
+          <w:bCs/>
+        </w:rPr>
+      </w:pPr>
+    </w:p>
+    <w:p>
+      <w:pPr>
+        <w:pBdr>
+          <w:bottom w:val="single" w:sz="12" w:space="1" w:color="auto"/>
+        </w:pBdr>
+        <w:rPr>
+          <w:rFonts w:ascii="Times New Roman" w:hAnsi="Times New Roman" w:cs="Times New Roman"/>
+          <w:b/>
+          <w:bCs/>
+        </w:rPr>
+      </w:pPr>
+      <w:r>
+        <w:rPr>
+          <w:rFonts w:ascii="Times New Roman" w:hAnsi="Times New Roman" w:cs="Times New Roman"/>
+          <w:b/>
+          <w:bCs/>
           <w:noProof/>
         </w:rPr>
+        <w:lastRenderedPageBreak/>
         <w:drawing>
-          <wp:inline distT="0" distB="0" distL="0" distR="0" wp14:anchorId="1505DFAA" wp14:editId="0C94DDFB">
-            <wp:extent cx="6290945" cy="3915410"/>
+          <wp:inline distT="0" distB="0" distL="0" distR="0" wp14:anchorId="067CCE2E" wp14:editId="722C1E3E">
+            <wp:extent cx="6290945" cy="4182110"/>
             <wp:effectExtent l="0" t="0" r="0" b="0"/>
-            <wp:docPr id="556301046" name="Picture 8" descr="A collage of graphs&#10;&#10;Description automatically generated"/>
+            <wp:docPr id="1245464234" name="Picture 2" descr="A collage of graphs&#10;&#10;Description automatically generated"/>
             <wp:cNvGraphicFramePr>
               <a:graphicFrameLocks xmlns:a="http://schemas.openxmlformats.org/drawingml/2006/main" noChangeAspect="1"/>
             </wp:cNvGraphicFramePr>
@@ -9264,7 +9281,7 @@
               <a:graphicData uri="http://schemas.openxmlformats.org/drawingml/2006/picture">
                 <pic:pic xmlns:pic="http://schemas.openxmlformats.org/drawingml/2006/picture">
                   <pic:nvPicPr>
-                    <pic:cNvPr id="556301046" name="Picture 8" descr="A collage of graphs&#10;&#10;Description automatically generated"/>
+                    <pic:cNvPr id="1245464234" name="Picture 2" descr="A collage of graphs&#10;&#10;Description automatically generated"/>
                     <pic:cNvPicPr/>
                   </pic:nvPicPr>
                   <pic:blipFill>
@@ -9282,7 +9299,7 @@
                   <pic:spPr>
                     <a:xfrm>
                       <a:off x="0" y="0"/>
-                      <a:ext cx="6290945" cy="3915410"/>
+                      <a:ext cx="6290945" cy="4182110"/>
                     </a:xfrm>
                     <a:prstGeom prst="rect">
                       <a:avLst/>
@@ -9294,30 +9311,6 @@
           </wp:inline>
         </w:drawing>
       </w:r>
-    </w:p>
-    <w:p>
-      <w:pPr>
-        <w:pBdr>
-          <w:bottom w:val="single" w:sz="12" w:space="1" w:color="auto"/>
-        </w:pBdr>
-        <w:rPr>
-          <w:rFonts w:ascii="Times New Roman" w:hAnsi="Times New Roman" w:cs="Times New Roman"/>
-          <w:b/>
-          <w:bCs/>
-        </w:rPr>
-      </w:pPr>
-    </w:p>
-    <w:p>
-      <w:pPr>
-        <w:pBdr>
-          <w:bottom w:val="single" w:sz="12" w:space="1" w:color="auto"/>
-        </w:pBdr>
-        <w:rPr>
-          <w:rFonts w:ascii="Times New Roman" w:hAnsi="Times New Roman" w:cs="Times New Roman"/>
-          <w:b/>
-          <w:bCs/>
-        </w:rPr>
-      </w:pPr>
     </w:p>
     <w:tbl>
       <w:tblPr>
@@ -9358,7 +9351,6 @@
                 <w:bCs/>
                 <w:lang w:val="it-IT"/>
               </w:rPr>
-              <w:lastRenderedPageBreak/>
               <w:t>Outcome</w:t>
             </w:r>
             <w:proofErr w:type="spellEnd"/>
@@ -9570,98 +9562,23 @@
       <w:tr>
         <w:tc>
           <w:tcPr>
-            <w:tcW w:w="1710" w:type="dxa"/>
-          </w:tcPr>
-          <w:p>
-            <w:pPr>
-              <w:jc w:val="center"/>
-              <w:rPr>
-                <w:rFonts w:ascii="Times New Roman" w:hAnsi="Times New Roman" w:cs="Times New Roman"/>
-              </w:rPr>
-            </w:pPr>
-            <w:r>
-              <w:rPr>
-                <w:rFonts w:ascii="Times New Roman" w:hAnsi="Times New Roman" w:cs="Times New Roman"/>
-              </w:rPr>
-              <w:t>All Patients</w:t>
-            </w:r>
-          </w:p>
-        </w:tc>
-        <w:tc>
-          <w:tcPr>
-            <w:tcW w:w="810" w:type="dxa"/>
-          </w:tcPr>
-          <w:p>
-            <w:pPr>
-              <w:jc w:val="center"/>
-              <w:rPr>
-                <w:rFonts w:ascii="Times New Roman" w:hAnsi="Times New Roman" w:cs="Times New Roman"/>
-              </w:rPr>
-            </w:pPr>
-          </w:p>
-        </w:tc>
-        <w:tc>
-          <w:tcPr>
-            <w:tcW w:w="720" w:type="dxa"/>
-          </w:tcPr>
-          <w:p>
-            <w:pPr>
-              <w:jc w:val="center"/>
-              <w:rPr>
-                <w:rFonts w:ascii="Times New Roman" w:hAnsi="Times New Roman" w:cs="Times New Roman"/>
-              </w:rPr>
-            </w:pPr>
-          </w:p>
-        </w:tc>
-        <w:tc>
-          <w:tcPr>
-            <w:tcW w:w="1890" w:type="dxa"/>
-          </w:tcPr>
-          <w:p>
-            <w:pPr>
-              <w:jc w:val="center"/>
-              <w:rPr>
-                <w:rFonts w:ascii="Times New Roman" w:hAnsi="Times New Roman" w:cs="Times New Roman"/>
-              </w:rPr>
-            </w:pPr>
-          </w:p>
-        </w:tc>
-        <w:tc>
-          <w:tcPr>
-            <w:tcW w:w="1800" w:type="dxa"/>
-          </w:tcPr>
-          <w:p>
-            <w:pPr>
-              <w:jc w:val="center"/>
-              <w:rPr>
-                <w:rFonts w:ascii="Times New Roman" w:hAnsi="Times New Roman" w:cs="Times New Roman"/>
-              </w:rPr>
-            </w:pPr>
-          </w:p>
-        </w:tc>
-        <w:tc>
-          <w:tcPr>
-            <w:tcW w:w="1960" w:type="dxa"/>
-          </w:tcPr>
-          <w:p>
-            <w:pPr>
-              <w:rPr>
-                <w:rFonts w:ascii="Times New Roman" w:hAnsi="Times New Roman" w:cs="Times New Roman"/>
-              </w:rPr>
-            </w:pPr>
-          </w:p>
-        </w:tc>
-        <w:tc>
-          <w:tcPr>
-            <w:tcW w:w="1012" w:type="dxa"/>
-          </w:tcPr>
-          <w:p>
-            <w:pPr>
-              <w:jc w:val="center"/>
-              <w:rPr>
-                <w:rFonts w:ascii="Times New Roman" w:hAnsi="Times New Roman" w:cs="Times New Roman"/>
-              </w:rPr>
-            </w:pPr>
+            <w:tcW w:w="9902" w:type="dxa"/>
+            <w:gridSpan w:val="7"/>
+          </w:tcPr>
+          <w:p>
+            <w:pPr>
+              <w:rPr>
+                <w:rFonts w:ascii="Times New Roman" w:hAnsi="Times New Roman" w:cs="Times New Roman"/>
+              </w:rPr>
+            </w:pPr>
+            <w:r>
+              <w:rPr>
+                <w:rFonts w:ascii="Times New Roman" w:hAnsi="Times New Roman" w:cs="Times New Roman"/>
+                <w:b/>
+                <w:bCs/>
+              </w:rPr>
+              <w:t>12-month PFS</w:t>
+            </w:r>
           </w:p>
         </w:tc>
       </w:tr>
@@ -9672,28 +9589,20 @@
           </w:tcPr>
           <w:p>
             <w:pPr>
-              <w:jc w:val="center"/>
-              <w:rPr>
-                <w:rFonts w:ascii="Times New Roman" w:hAnsi="Times New Roman" w:cs="Times New Roman"/>
-              </w:rPr>
-            </w:pPr>
-            <w:r>
-              <w:rPr>
-                <w:rFonts w:ascii="Times New Roman" w:hAnsi="Times New Roman" w:cs="Times New Roman"/>
-              </w:rPr>
-              <w:t>PD</w:t>
-            </w:r>
-            <w:r>
-              <w:rPr>
-                <w:rFonts w:ascii="Times New Roman" w:hAnsi="Times New Roman" w:cs="Times New Roman"/>
-              </w:rPr>
-              <w:t>-</w:t>
-            </w:r>
-            <w:r>
-              <w:rPr>
-                <w:rFonts w:ascii="Times New Roman" w:hAnsi="Times New Roman" w:cs="Times New Roman"/>
-              </w:rPr>
-              <w:t>L1 &gt;= 50%</w:t>
+              <w:jc w:val="right"/>
+              <w:rPr>
+                <w:rFonts w:ascii="Times New Roman" w:hAnsi="Times New Roman" w:cs="Times New Roman"/>
+                <w:i/>
+                <w:iCs/>
+              </w:rPr>
+            </w:pPr>
+            <w:r>
+              <w:rPr>
+                <w:rFonts w:ascii="Times New Roman" w:hAnsi="Times New Roman" w:cs="Times New Roman"/>
+                <w:i/>
+                <w:iCs/>
+              </w:rPr>
+              <w:t>All Patients</w:t>
             </w:r>
           </w:p>
         </w:tc>
@@ -9708,6 +9617,12 @@
                 <w:rFonts w:ascii="Times New Roman" w:hAnsi="Times New Roman" w:cs="Times New Roman"/>
               </w:rPr>
             </w:pPr>
+            <w:r>
+              <w:rPr>
+                <w:rFonts w:ascii="Times New Roman" w:hAnsi="Times New Roman" w:cs="Times New Roman"/>
+              </w:rPr>
+              <w:t>895</w:t>
+            </w:r>
           </w:p>
         </w:tc>
         <w:tc>
@@ -9721,6 +9636,12 @@
                 <w:rFonts w:ascii="Times New Roman" w:hAnsi="Times New Roman" w:cs="Times New Roman"/>
               </w:rPr>
             </w:pPr>
+            <w:r>
+              <w:rPr>
+                <w:rFonts w:ascii="Times New Roman" w:hAnsi="Times New Roman" w:cs="Times New Roman"/>
+              </w:rPr>
+              <w:t>895</w:t>
+            </w:r>
           </w:p>
         </w:tc>
         <w:tc>
@@ -9734,6 +9655,12 @@
                 <w:rFonts w:ascii="Times New Roman" w:hAnsi="Times New Roman" w:cs="Times New Roman"/>
               </w:rPr>
             </w:pPr>
+            <w:r>
+              <w:rPr>
+                <w:rFonts w:ascii="Times New Roman" w:hAnsi="Times New Roman" w:cs="Times New Roman"/>
+              </w:rPr>
+              <w:t>1.15 [1.03, 1.29]</w:t>
+            </w:r>
           </w:p>
         </w:tc>
         <w:tc>
@@ -9747,6 +9674,12 @@
                 <w:rFonts w:ascii="Times New Roman" w:hAnsi="Times New Roman" w:cs="Times New Roman"/>
               </w:rPr>
             </w:pPr>
+            <w:r>
+              <w:rPr>
+                <w:rFonts w:ascii="Times New Roman" w:hAnsi="Times New Roman" w:cs="Times New Roman"/>
+              </w:rPr>
+              <w:t>217 [208, 225]</w:t>
+            </w:r>
           </w:p>
         </w:tc>
         <w:tc>
@@ -9760,6 +9693,12 @@
                 <w:rFonts w:ascii="Times New Roman" w:hAnsi="Times New Roman" w:cs="Times New Roman"/>
               </w:rPr>
             </w:pPr>
+            <w:r>
+              <w:rPr>
+                <w:rFonts w:ascii="Times New Roman" w:hAnsi="Times New Roman" w:cs="Times New Roman"/>
+              </w:rPr>
+              <w:t>193 [184, 202]</w:t>
+            </w:r>
           </w:p>
         </w:tc>
         <w:tc>
@@ -9771,8 +9710,18 @@
               <w:jc w:val="center"/>
               <w:rPr>
                 <w:rFonts w:ascii="Times New Roman" w:hAnsi="Times New Roman" w:cs="Times New Roman"/>
-              </w:rPr>
-            </w:pPr>
+                <w:b/>
+                <w:bCs/>
+              </w:rPr>
+            </w:pPr>
+            <w:r>
+              <w:rPr>
+                <w:rFonts w:ascii="Times New Roman" w:hAnsi="Times New Roman" w:cs="Times New Roman"/>
+                <w:b/>
+                <w:bCs/>
+              </w:rPr>
+              <w:t>0.01*</w:t>
+            </w:r>
           </w:p>
         </w:tc>
       </w:tr>
@@ -9783,34 +9732,171 @@
           </w:tcPr>
           <w:p>
             <w:pPr>
-              <w:jc w:val="center"/>
-              <w:rPr>
-                <w:rFonts w:ascii="Times New Roman" w:hAnsi="Times New Roman" w:cs="Times New Roman"/>
-              </w:rPr>
-            </w:pPr>
-            <w:r>
-              <w:rPr>
-                <w:rFonts w:ascii="Times New Roman" w:hAnsi="Times New Roman" w:cs="Times New Roman"/>
+              <w:jc w:val="right"/>
+              <w:rPr>
+                <w:rFonts w:ascii="Times New Roman" w:hAnsi="Times New Roman" w:cs="Times New Roman"/>
+                <w:i/>
+                <w:iCs/>
+              </w:rPr>
+            </w:pPr>
+            <w:r>
+              <w:rPr>
+                <w:rFonts w:ascii="Times New Roman" w:hAnsi="Times New Roman" w:cs="Times New Roman"/>
+                <w:i/>
+                <w:iCs/>
+              </w:rPr>
+              <w:t>PD-L1 &gt;= 50%</w:t>
+            </w:r>
+          </w:p>
+        </w:tc>
+        <w:tc>
+          <w:tcPr>
+            <w:tcW w:w="810" w:type="dxa"/>
+          </w:tcPr>
+          <w:p>
+            <w:pPr>
+              <w:jc w:val="center"/>
+              <w:rPr>
+                <w:rFonts w:ascii="Times New Roman" w:hAnsi="Times New Roman" w:cs="Times New Roman"/>
+              </w:rPr>
+            </w:pPr>
+            <w:r>
+              <w:rPr>
+                <w:rFonts w:ascii="Times New Roman" w:hAnsi="Times New Roman" w:cs="Times New Roman"/>
+              </w:rPr>
+              <w:t>176</w:t>
+            </w:r>
+          </w:p>
+        </w:tc>
+        <w:tc>
+          <w:tcPr>
+            <w:tcW w:w="720" w:type="dxa"/>
+          </w:tcPr>
+          <w:p>
+            <w:pPr>
+              <w:jc w:val="center"/>
+              <w:rPr>
+                <w:rFonts w:ascii="Times New Roman" w:hAnsi="Times New Roman" w:cs="Times New Roman"/>
+              </w:rPr>
+            </w:pPr>
+            <w:r>
+              <w:rPr>
+                <w:rFonts w:ascii="Times New Roman" w:hAnsi="Times New Roman" w:cs="Times New Roman"/>
+              </w:rPr>
+              <w:t>176</w:t>
+            </w:r>
+          </w:p>
+        </w:tc>
+        <w:tc>
+          <w:tcPr>
+            <w:tcW w:w="1890" w:type="dxa"/>
+          </w:tcPr>
+          <w:p>
+            <w:pPr>
+              <w:jc w:val="center"/>
+              <w:rPr>
+                <w:rFonts w:ascii="Times New Roman" w:hAnsi="Times New Roman" w:cs="Times New Roman"/>
+              </w:rPr>
+            </w:pPr>
+            <w:r>
+              <w:rPr>
+                <w:rFonts w:ascii="Times New Roman" w:hAnsi="Times New Roman" w:cs="Times New Roman"/>
+              </w:rPr>
+              <w:t>0.72 [0.55, 0.94]</w:t>
+            </w:r>
+          </w:p>
+        </w:tc>
+        <w:tc>
+          <w:tcPr>
+            <w:tcW w:w="1800" w:type="dxa"/>
+          </w:tcPr>
+          <w:p>
+            <w:pPr>
+              <w:jc w:val="center"/>
+              <w:rPr>
+                <w:rFonts w:ascii="Times New Roman" w:hAnsi="Times New Roman" w:cs="Times New Roman"/>
+              </w:rPr>
+            </w:pPr>
+            <w:r>
+              <w:rPr>
+                <w:rFonts w:ascii="Times New Roman" w:hAnsi="Times New Roman" w:cs="Times New Roman"/>
+              </w:rPr>
+              <w:t>209 [190, 229]</w:t>
+            </w:r>
+          </w:p>
+        </w:tc>
+        <w:tc>
+          <w:tcPr>
+            <w:tcW w:w="1960" w:type="dxa"/>
+          </w:tcPr>
+          <w:p>
+            <w:pPr>
+              <w:jc w:val="center"/>
+              <w:rPr>
+                <w:rFonts w:ascii="Times New Roman" w:hAnsi="Times New Roman" w:cs="Times New Roman"/>
+              </w:rPr>
+            </w:pPr>
+            <w:r>
+              <w:rPr>
+                <w:rFonts w:ascii="Times New Roman" w:hAnsi="Times New Roman" w:cs="Times New Roman"/>
+              </w:rPr>
+              <w:t>238 [218, 258]</w:t>
+            </w:r>
+          </w:p>
+        </w:tc>
+        <w:tc>
+          <w:tcPr>
+            <w:tcW w:w="1012" w:type="dxa"/>
+          </w:tcPr>
+          <w:p>
+            <w:pPr>
+              <w:jc w:val="center"/>
+              <w:rPr>
+                <w:rFonts w:ascii="Times New Roman" w:hAnsi="Times New Roman" w:cs="Times New Roman"/>
+                <w:b/>
+                <w:bCs/>
+              </w:rPr>
+            </w:pPr>
+            <w:r>
+              <w:rPr>
+                <w:rFonts w:ascii="Times New Roman" w:hAnsi="Times New Roman" w:cs="Times New Roman"/>
+                <w:b/>
+                <w:bCs/>
+              </w:rPr>
+              <w:t>0.02*</w:t>
+            </w:r>
+          </w:p>
+        </w:tc>
+      </w:tr>
+      <w:tr>
+        <w:tc>
+          <w:tcPr>
+            <w:tcW w:w="1710" w:type="dxa"/>
+          </w:tcPr>
+          <w:p>
+            <w:pPr>
+              <w:jc w:val="right"/>
+              <w:rPr>
+                <w:rFonts w:ascii="Times New Roman" w:hAnsi="Times New Roman" w:cs="Times New Roman"/>
+                <w:i/>
+                <w:iCs/>
+              </w:rPr>
+            </w:pPr>
+            <w:r>
+              <w:rPr>
+                <w:rFonts w:ascii="Times New Roman" w:hAnsi="Times New Roman" w:cs="Times New Roman"/>
+                <w:i/>
+                <w:iCs/>
               </w:rPr>
               <w:t xml:space="preserve">1% &lt; </w:t>
             </w:r>
             <w:r>
               <w:rPr>
                 <w:rFonts w:ascii="Times New Roman" w:hAnsi="Times New Roman" w:cs="Times New Roman"/>
-              </w:rPr>
-              <w:t>PD</w:t>
-            </w:r>
-            <w:r>
-              <w:rPr>
-                <w:rFonts w:ascii="Times New Roman" w:hAnsi="Times New Roman" w:cs="Times New Roman"/>
-              </w:rPr>
-              <w:t>-</w:t>
-            </w:r>
-            <w:r>
-              <w:rPr>
-                <w:rFonts w:ascii="Times New Roman" w:hAnsi="Times New Roman" w:cs="Times New Roman"/>
-              </w:rPr>
-              <w:t>L1 &lt; 50%</w:t>
+                <w:i/>
+                <w:iCs/>
+              </w:rPr>
+              <w:t>PD-L1 &lt; 50%</w:t>
             </w:r>
           </w:p>
         </w:tc>
@@ -9825,6 +9911,12 @@
                 <w:rFonts w:ascii="Times New Roman" w:hAnsi="Times New Roman" w:cs="Times New Roman"/>
               </w:rPr>
             </w:pPr>
+            <w:r>
+              <w:rPr>
+                <w:rFonts w:ascii="Times New Roman" w:hAnsi="Times New Roman" w:cs="Times New Roman"/>
+              </w:rPr>
+              <w:t>85</w:t>
+            </w:r>
           </w:p>
         </w:tc>
         <w:tc>
@@ -9838,6 +9930,12 @@
                 <w:rFonts w:ascii="Times New Roman" w:hAnsi="Times New Roman" w:cs="Times New Roman"/>
               </w:rPr>
             </w:pPr>
+            <w:r>
+              <w:rPr>
+                <w:rFonts w:ascii="Times New Roman" w:hAnsi="Times New Roman" w:cs="Times New Roman"/>
+              </w:rPr>
+              <w:t>85</w:t>
+            </w:r>
           </w:p>
         </w:tc>
         <w:tc>
@@ -9851,6 +9949,12 @@
                 <w:rFonts w:ascii="Times New Roman" w:hAnsi="Times New Roman" w:cs="Times New Roman"/>
               </w:rPr>
             </w:pPr>
+            <w:r>
+              <w:rPr>
+                <w:rFonts w:ascii="Times New Roman" w:hAnsi="Times New Roman" w:cs="Times New Roman"/>
+              </w:rPr>
+              <w:t>1.29 [0.91, 1.84]</w:t>
+            </w:r>
           </w:p>
         </w:tc>
         <w:tc>
@@ -9864,6 +9968,12 @@
                 <w:rFonts w:ascii="Times New Roman" w:hAnsi="Times New Roman" w:cs="Times New Roman"/>
               </w:rPr>
             </w:pPr>
+            <w:r>
+              <w:rPr>
+                <w:rFonts w:ascii="Times New Roman" w:hAnsi="Times New Roman" w:cs="Times New Roman"/>
+              </w:rPr>
+              <w:t>212 [187, 237]</w:t>
+            </w:r>
           </w:p>
         </w:tc>
         <w:tc>
@@ -9877,6 +9987,12 @@
                 <w:rFonts w:ascii="Times New Roman" w:hAnsi="Times New Roman" w:cs="Times New Roman"/>
               </w:rPr>
             </w:pPr>
+            <w:r>
+              <w:rPr>
+                <w:rFonts w:ascii="Times New Roman" w:hAnsi="Times New Roman" w:cs="Times New Roman"/>
+              </w:rPr>
+              <w:t>169 [141, 198]</w:t>
+            </w:r>
           </w:p>
         </w:tc>
         <w:tc>
@@ -9890,6 +10006,736 @@
                 <w:rFonts w:ascii="Times New Roman" w:hAnsi="Times New Roman" w:cs="Times New Roman"/>
               </w:rPr>
             </w:pPr>
+            <w:r>
+              <w:rPr>
+                <w:rFonts w:ascii="Times New Roman" w:hAnsi="Times New Roman" w:cs="Times New Roman"/>
+              </w:rPr>
+              <w:t>0.15</w:t>
+            </w:r>
+          </w:p>
+        </w:tc>
+      </w:tr>
+      <w:tr>
+        <w:tc>
+          <w:tcPr>
+            <w:tcW w:w="1710" w:type="dxa"/>
+          </w:tcPr>
+          <w:p>
+            <w:pPr>
+              <w:jc w:val="right"/>
+              <w:rPr>
+                <w:rFonts w:ascii="Times New Roman" w:hAnsi="Times New Roman" w:cs="Times New Roman"/>
+                <w:i/>
+                <w:iCs/>
+              </w:rPr>
+            </w:pPr>
+            <w:r>
+              <w:rPr>
+                <w:rFonts w:ascii="Times New Roman" w:hAnsi="Times New Roman" w:cs="Times New Roman"/>
+                <w:i/>
+                <w:iCs/>
+              </w:rPr>
+              <w:t>PD-L1 Negative</w:t>
+            </w:r>
+          </w:p>
+        </w:tc>
+        <w:tc>
+          <w:tcPr>
+            <w:tcW w:w="810" w:type="dxa"/>
+          </w:tcPr>
+          <w:p>
+            <w:pPr>
+              <w:jc w:val="center"/>
+              <w:rPr>
+                <w:rFonts w:ascii="Times New Roman" w:hAnsi="Times New Roman" w:cs="Times New Roman"/>
+              </w:rPr>
+            </w:pPr>
+            <w:r>
+              <w:rPr>
+                <w:rFonts w:ascii="Times New Roman" w:hAnsi="Times New Roman" w:cs="Times New Roman"/>
+              </w:rPr>
+              <w:t>103</w:t>
+            </w:r>
+          </w:p>
+        </w:tc>
+        <w:tc>
+          <w:tcPr>
+            <w:tcW w:w="720" w:type="dxa"/>
+          </w:tcPr>
+          <w:p>
+            <w:pPr>
+              <w:jc w:val="center"/>
+              <w:rPr>
+                <w:rFonts w:ascii="Times New Roman" w:hAnsi="Times New Roman" w:cs="Times New Roman"/>
+              </w:rPr>
+            </w:pPr>
+            <w:r>
+              <w:rPr>
+                <w:rFonts w:ascii="Times New Roman" w:hAnsi="Times New Roman" w:cs="Times New Roman"/>
+              </w:rPr>
+              <w:t>103</w:t>
+            </w:r>
+          </w:p>
+        </w:tc>
+        <w:tc>
+          <w:tcPr>
+            <w:tcW w:w="1890" w:type="dxa"/>
+          </w:tcPr>
+          <w:p>
+            <w:pPr>
+              <w:jc w:val="center"/>
+              <w:rPr>
+                <w:rFonts w:ascii="Times New Roman" w:hAnsi="Times New Roman" w:cs="Times New Roman"/>
+              </w:rPr>
+            </w:pPr>
+            <w:r>
+              <w:rPr>
+                <w:rFonts w:ascii="Times New Roman" w:hAnsi="Times New Roman" w:cs="Times New Roman"/>
+              </w:rPr>
+              <w:t>1.51 [1.10, 2.09]</w:t>
+            </w:r>
+          </w:p>
+        </w:tc>
+        <w:tc>
+          <w:tcPr>
+            <w:tcW w:w="1800" w:type="dxa"/>
+          </w:tcPr>
+          <w:p>
+            <w:pPr>
+              <w:jc w:val="center"/>
+              <w:rPr>
+                <w:rFonts w:ascii="Times New Roman" w:hAnsi="Times New Roman" w:cs="Times New Roman"/>
+              </w:rPr>
+            </w:pPr>
+            <w:r>
+              <w:rPr>
+                <w:rFonts w:ascii="Times New Roman" w:hAnsi="Times New Roman" w:cs="Times New Roman"/>
+              </w:rPr>
+              <w:t>225 [201, 250]</w:t>
+            </w:r>
+          </w:p>
+        </w:tc>
+        <w:tc>
+          <w:tcPr>
+            <w:tcW w:w="1960" w:type="dxa"/>
+          </w:tcPr>
+          <w:p>
+            <w:pPr>
+              <w:jc w:val="center"/>
+              <w:rPr>
+                <w:rFonts w:ascii="Times New Roman" w:hAnsi="Times New Roman" w:cs="Times New Roman"/>
+              </w:rPr>
+            </w:pPr>
+            <w:r>
+              <w:rPr>
+                <w:rFonts w:ascii="Times New Roman" w:hAnsi="Times New Roman" w:cs="Times New Roman"/>
+              </w:rPr>
+              <w:t>176 [151, 201]</w:t>
+            </w:r>
+          </w:p>
+        </w:tc>
+        <w:tc>
+          <w:tcPr>
+            <w:tcW w:w="1012" w:type="dxa"/>
+          </w:tcPr>
+          <w:p>
+            <w:pPr>
+              <w:jc w:val="center"/>
+              <w:rPr>
+                <w:rFonts w:ascii="Times New Roman" w:hAnsi="Times New Roman" w:cs="Times New Roman"/>
+              </w:rPr>
+            </w:pPr>
+            <w:r>
+              <w:rPr>
+                <w:rFonts w:ascii="Times New Roman" w:hAnsi="Times New Roman" w:cs="Times New Roman"/>
+                <w:b/>
+                <w:bCs/>
+              </w:rPr>
+              <w:t>0.01*</w:t>
+            </w:r>
+          </w:p>
+        </w:tc>
+      </w:tr>
+      <w:tr>
+        <w:tc>
+          <w:tcPr>
+            <w:tcW w:w="9902" w:type="dxa"/>
+            <w:gridSpan w:val="7"/>
+          </w:tcPr>
+          <w:p>
+            <w:pPr>
+              <w:rPr>
+                <w:rFonts w:ascii="Times New Roman" w:hAnsi="Times New Roman" w:cs="Times New Roman"/>
+                <w:b/>
+                <w:bCs/>
+              </w:rPr>
+            </w:pPr>
+          </w:p>
+          <w:p>
+            <w:pPr>
+              <w:rPr>
+                <w:rFonts w:ascii="Times New Roman" w:hAnsi="Times New Roman" w:cs="Times New Roman"/>
+              </w:rPr>
+            </w:pPr>
+            <w:r>
+              <w:rPr>
+                <w:rFonts w:ascii="Times New Roman" w:hAnsi="Times New Roman" w:cs="Times New Roman"/>
+                <w:b/>
+                <w:bCs/>
+              </w:rPr>
+              <w:t>12-month OS</w:t>
+            </w:r>
+          </w:p>
+        </w:tc>
+      </w:tr>
+      <w:tr>
+        <w:tc>
+          <w:tcPr>
+            <w:tcW w:w="1710" w:type="dxa"/>
+          </w:tcPr>
+          <w:p>
+            <w:pPr>
+              <w:jc w:val="right"/>
+              <w:rPr>
+                <w:rFonts w:ascii="Times New Roman" w:hAnsi="Times New Roman" w:cs="Times New Roman"/>
+              </w:rPr>
+            </w:pPr>
+            <w:r>
+              <w:rPr>
+                <w:rFonts w:ascii="Times New Roman" w:hAnsi="Times New Roman" w:cs="Times New Roman"/>
+                <w:i/>
+                <w:iCs/>
+              </w:rPr>
+              <w:t>All Patients</w:t>
+            </w:r>
+          </w:p>
+        </w:tc>
+        <w:tc>
+          <w:tcPr>
+            <w:tcW w:w="810" w:type="dxa"/>
+          </w:tcPr>
+          <w:p>
+            <w:pPr>
+              <w:jc w:val="center"/>
+              <w:rPr>
+                <w:rFonts w:ascii="Times New Roman" w:hAnsi="Times New Roman" w:cs="Times New Roman"/>
+              </w:rPr>
+            </w:pPr>
+            <w:r>
+              <w:rPr>
+                <w:rFonts w:ascii="Times New Roman" w:hAnsi="Times New Roman" w:cs="Times New Roman"/>
+              </w:rPr>
+              <w:t>892</w:t>
+            </w:r>
+          </w:p>
+        </w:tc>
+        <w:tc>
+          <w:tcPr>
+            <w:tcW w:w="720" w:type="dxa"/>
+          </w:tcPr>
+          <w:p>
+            <w:pPr>
+              <w:jc w:val="center"/>
+              <w:rPr>
+                <w:rFonts w:ascii="Times New Roman" w:hAnsi="Times New Roman" w:cs="Times New Roman"/>
+              </w:rPr>
+            </w:pPr>
+            <w:r>
+              <w:rPr>
+                <w:rFonts w:ascii="Times New Roman" w:hAnsi="Times New Roman" w:cs="Times New Roman"/>
+              </w:rPr>
+              <w:t>892</w:t>
+            </w:r>
+          </w:p>
+        </w:tc>
+        <w:tc>
+          <w:tcPr>
+            <w:tcW w:w="1890" w:type="dxa"/>
+          </w:tcPr>
+          <w:p>
+            <w:pPr>
+              <w:jc w:val="center"/>
+              <w:rPr>
+                <w:rFonts w:ascii="Times New Roman" w:hAnsi="Times New Roman" w:cs="Times New Roman"/>
+              </w:rPr>
+            </w:pPr>
+            <w:r>
+              <w:rPr>
+                <w:rFonts w:ascii="Times New Roman" w:hAnsi="Times New Roman" w:cs="Times New Roman"/>
+              </w:rPr>
+              <w:t>1.17 [1.01, 1.37]</w:t>
+            </w:r>
+          </w:p>
+        </w:tc>
+        <w:tc>
+          <w:tcPr>
+            <w:tcW w:w="1800" w:type="dxa"/>
+          </w:tcPr>
+          <w:p>
+            <w:pPr>
+              <w:jc w:val="center"/>
+              <w:rPr>
+                <w:rFonts w:ascii="Times New Roman" w:hAnsi="Times New Roman" w:cs="Times New Roman"/>
+              </w:rPr>
+            </w:pPr>
+            <w:r>
+              <w:rPr>
+                <w:rFonts w:ascii="Times New Roman" w:hAnsi="Times New Roman" w:cs="Times New Roman"/>
+              </w:rPr>
+              <w:t>299 [292, 306]</w:t>
+            </w:r>
+          </w:p>
+        </w:tc>
+        <w:tc>
+          <w:tcPr>
+            <w:tcW w:w="1960" w:type="dxa"/>
+          </w:tcPr>
+          <w:p>
+            <w:pPr>
+              <w:jc w:val="center"/>
+              <w:rPr>
+                <w:rFonts w:ascii="Times New Roman" w:hAnsi="Times New Roman" w:cs="Times New Roman"/>
+              </w:rPr>
+            </w:pPr>
+            <w:r>
+              <w:rPr>
+                <w:rFonts w:ascii="Times New Roman" w:hAnsi="Times New Roman" w:cs="Times New Roman"/>
+              </w:rPr>
+              <w:t>286 [278, 294]</w:t>
+            </w:r>
+          </w:p>
+        </w:tc>
+        <w:tc>
+          <w:tcPr>
+            <w:tcW w:w="1012" w:type="dxa"/>
+          </w:tcPr>
+          <w:p>
+            <w:pPr>
+              <w:jc w:val="center"/>
+              <w:rPr>
+                <w:rFonts w:ascii="Times New Roman" w:hAnsi="Times New Roman" w:cs="Times New Roman"/>
+                <w:b/>
+                <w:bCs/>
+              </w:rPr>
+            </w:pPr>
+            <w:r>
+              <w:rPr>
+                <w:rFonts w:ascii="Times New Roman" w:hAnsi="Times New Roman" w:cs="Times New Roman"/>
+                <w:b/>
+                <w:bCs/>
+              </w:rPr>
+              <w:t>0.04*</w:t>
+            </w:r>
+          </w:p>
+        </w:tc>
+      </w:tr>
+      <w:tr>
+        <w:tc>
+          <w:tcPr>
+            <w:tcW w:w="1710" w:type="dxa"/>
+          </w:tcPr>
+          <w:p>
+            <w:pPr>
+              <w:jc w:val="right"/>
+              <w:rPr>
+                <w:rFonts w:ascii="Times New Roman" w:hAnsi="Times New Roman" w:cs="Times New Roman"/>
+              </w:rPr>
+            </w:pPr>
+            <w:r>
+              <w:rPr>
+                <w:rFonts w:ascii="Times New Roman" w:hAnsi="Times New Roman" w:cs="Times New Roman"/>
+                <w:i/>
+                <w:iCs/>
+              </w:rPr>
+              <w:t>PD-L1 &gt;= 50%</w:t>
+            </w:r>
+          </w:p>
+        </w:tc>
+        <w:tc>
+          <w:tcPr>
+            <w:tcW w:w="810" w:type="dxa"/>
+          </w:tcPr>
+          <w:p>
+            <w:pPr>
+              <w:jc w:val="center"/>
+              <w:rPr>
+                <w:rFonts w:ascii="Times New Roman" w:hAnsi="Times New Roman" w:cs="Times New Roman"/>
+              </w:rPr>
+            </w:pPr>
+            <w:r>
+              <w:rPr>
+                <w:rFonts w:ascii="Times New Roman" w:hAnsi="Times New Roman" w:cs="Times New Roman"/>
+              </w:rPr>
+              <w:t>175</w:t>
+            </w:r>
+          </w:p>
+        </w:tc>
+        <w:tc>
+          <w:tcPr>
+            <w:tcW w:w="720" w:type="dxa"/>
+          </w:tcPr>
+          <w:p>
+            <w:pPr>
+              <w:jc w:val="center"/>
+              <w:rPr>
+                <w:rFonts w:ascii="Times New Roman" w:hAnsi="Times New Roman" w:cs="Times New Roman"/>
+              </w:rPr>
+            </w:pPr>
+            <w:r>
+              <w:rPr>
+                <w:rFonts w:ascii="Times New Roman" w:hAnsi="Times New Roman" w:cs="Times New Roman"/>
+              </w:rPr>
+              <w:t>175</w:t>
+            </w:r>
+          </w:p>
+        </w:tc>
+        <w:tc>
+          <w:tcPr>
+            <w:tcW w:w="1890" w:type="dxa"/>
+          </w:tcPr>
+          <w:p>
+            <w:pPr>
+              <w:jc w:val="center"/>
+              <w:rPr>
+                <w:rFonts w:ascii="Times New Roman" w:hAnsi="Times New Roman" w:cs="Times New Roman"/>
+              </w:rPr>
+            </w:pPr>
+            <w:r>
+              <w:rPr>
+                <w:rFonts w:ascii="Times New Roman" w:hAnsi="Times New Roman" w:cs="Times New Roman"/>
+              </w:rPr>
+              <w:t>1.30 [0.84, 2.01]</w:t>
+            </w:r>
+          </w:p>
+        </w:tc>
+        <w:tc>
+          <w:tcPr>
+            <w:tcW w:w="1800" w:type="dxa"/>
+          </w:tcPr>
+          <w:p>
+            <w:pPr>
+              <w:jc w:val="center"/>
+              <w:rPr>
+                <w:rFonts w:ascii="Times New Roman" w:hAnsi="Times New Roman" w:cs="Times New Roman"/>
+              </w:rPr>
+            </w:pPr>
+            <w:r>
+              <w:rPr>
+                <w:rFonts w:ascii="Times New Roman" w:hAnsi="Times New Roman" w:cs="Times New Roman"/>
+              </w:rPr>
+              <w:t>324 [312, 338]</w:t>
+            </w:r>
+          </w:p>
+        </w:tc>
+        <w:tc>
+          <w:tcPr>
+            <w:tcW w:w="1960" w:type="dxa"/>
+          </w:tcPr>
+          <w:p>
+            <w:pPr>
+              <w:jc w:val="center"/>
+              <w:rPr>
+                <w:rFonts w:ascii="Times New Roman" w:hAnsi="Times New Roman" w:cs="Times New Roman"/>
+              </w:rPr>
+            </w:pPr>
+            <w:r>
+              <w:rPr>
+                <w:rFonts w:ascii="Times New Roman" w:hAnsi="Times New Roman" w:cs="Times New Roman"/>
+              </w:rPr>
+              <w:t>313 [298, 329]</w:t>
+            </w:r>
+          </w:p>
+        </w:tc>
+        <w:tc>
+          <w:tcPr>
+            <w:tcW w:w="1012" w:type="dxa"/>
+          </w:tcPr>
+          <w:p>
+            <w:pPr>
+              <w:jc w:val="center"/>
+              <w:rPr>
+                <w:rFonts w:ascii="Times New Roman" w:hAnsi="Times New Roman" w:cs="Times New Roman"/>
+              </w:rPr>
+            </w:pPr>
+            <w:r>
+              <w:rPr>
+                <w:rFonts w:ascii="Times New Roman" w:hAnsi="Times New Roman" w:cs="Times New Roman"/>
+              </w:rPr>
+              <w:t>0.24</w:t>
+            </w:r>
+          </w:p>
+        </w:tc>
+      </w:tr>
+      <w:tr>
+        <w:tc>
+          <w:tcPr>
+            <w:tcW w:w="1710" w:type="dxa"/>
+          </w:tcPr>
+          <w:p>
+            <w:pPr>
+              <w:jc w:val="right"/>
+              <w:rPr>
+                <w:rFonts w:ascii="Times New Roman" w:hAnsi="Times New Roman" w:cs="Times New Roman"/>
+              </w:rPr>
+            </w:pPr>
+            <w:r>
+              <w:rPr>
+                <w:rFonts w:ascii="Times New Roman" w:hAnsi="Times New Roman" w:cs="Times New Roman"/>
+                <w:i/>
+                <w:iCs/>
+              </w:rPr>
+              <w:t>1% &lt; PD-L1 &lt; 50%</w:t>
+            </w:r>
+          </w:p>
+        </w:tc>
+        <w:tc>
+          <w:tcPr>
+            <w:tcW w:w="810" w:type="dxa"/>
+          </w:tcPr>
+          <w:p>
+            <w:pPr>
+              <w:jc w:val="center"/>
+              <w:rPr>
+                <w:rFonts w:ascii="Times New Roman" w:hAnsi="Times New Roman" w:cs="Times New Roman"/>
+              </w:rPr>
+            </w:pPr>
+            <w:r>
+              <w:rPr>
+                <w:rFonts w:ascii="Times New Roman" w:hAnsi="Times New Roman" w:cs="Times New Roman"/>
+              </w:rPr>
+              <w:t>85</w:t>
+            </w:r>
+          </w:p>
+        </w:tc>
+        <w:tc>
+          <w:tcPr>
+            <w:tcW w:w="720" w:type="dxa"/>
+          </w:tcPr>
+          <w:p>
+            <w:pPr>
+              <w:jc w:val="center"/>
+              <w:rPr>
+                <w:rFonts w:ascii="Times New Roman" w:hAnsi="Times New Roman" w:cs="Times New Roman"/>
+              </w:rPr>
+            </w:pPr>
+            <w:r>
+              <w:rPr>
+                <w:rFonts w:ascii="Times New Roman" w:hAnsi="Times New Roman" w:cs="Times New Roman"/>
+              </w:rPr>
+              <w:t>85</w:t>
+            </w:r>
+          </w:p>
+        </w:tc>
+        <w:tc>
+          <w:tcPr>
+            <w:tcW w:w="1890" w:type="dxa"/>
+          </w:tcPr>
+          <w:p>
+            <w:pPr>
+              <w:jc w:val="center"/>
+              <w:rPr>
+                <w:rFonts w:ascii="Times New Roman" w:hAnsi="Times New Roman" w:cs="Times New Roman"/>
+              </w:rPr>
+            </w:pPr>
+            <w:r>
+              <w:rPr>
+                <w:rFonts w:ascii="Times New Roman" w:hAnsi="Times New Roman" w:cs="Times New Roman"/>
+              </w:rPr>
+              <w:t>0.99 [0.61, 1.62]</w:t>
+            </w:r>
+          </w:p>
+        </w:tc>
+        <w:tc>
+          <w:tcPr>
+            <w:tcW w:w="1800" w:type="dxa"/>
+          </w:tcPr>
+          <w:p>
+            <w:pPr>
+              <w:jc w:val="center"/>
+              <w:rPr>
+                <w:rFonts w:ascii="Times New Roman" w:hAnsi="Times New Roman" w:cs="Times New Roman"/>
+              </w:rPr>
+            </w:pPr>
+            <w:r>
+              <w:rPr>
+                <w:rFonts w:ascii="Times New Roman" w:hAnsi="Times New Roman" w:cs="Times New Roman"/>
+              </w:rPr>
+              <w:t>310 [292, 328]</w:t>
+            </w:r>
+          </w:p>
+        </w:tc>
+        <w:tc>
+          <w:tcPr>
+            <w:tcW w:w="1960" w:type="dxa"/>
+          </w:tcPr>
+          <w:p>
+            <w:pPr>
+              <w:jc w:val="center"/>
+              <w:rPr>
+                <w:rFonts w:ascii="Times New Roman" w:hAnsi="Times New Roman" w:cs="Times New Roman"/>
+              </w:rPr>
+            </w:pPr>
+            <w:r>
+              <w:rPr>
+                <w:rFonts w:ascii="Times New Roman" w:hAnsi="Times New Roman" w:cs="Times New Roman"/>
+              </w:rPr>
+              <w:t>293 [267, 318]</w:t>
+            </w:r>
+          </w:p>
+        </w:tc>
+        <w:tc>
+          <w:tcPr>
+            <w:tcW w:w="1012" w:type="dxa"/>
+          </w:tcPr>
+          <w:p>
+            <w:pPr>
+              <w:jc w:val="center"/>
+              <w:rPr>
+                <w:rFonts w:ascii="Times New Roman" w:hAnsi="Times New Roman" w:cs="Times New Roman"/>
+              </w:rPr>
+            </w:pPr>
+            <w:r>
+              <w:rPr>
+                <w:rFonts w:ascii="Times New Roman" w:hAnsi="Times New Roman" w:cs="Times New Roman"/>
+              </w:rPr>
+              <w:t>0.97</w:t>
+            </w:r>
+          </w:p>
+        </w:tc>
+      </w:tr>
+      <w:tr>
+        <w:tc>
+          <w:tcPr>
+            <w:tcW w:w="1710" w:type="dxa"/>
+          </w:tcPr>
+          <w:p>
+            <w:pPr>
+              <w:jc w:val="right"/>
+              <w:rPr>
+                <w:rFonts w:ascii="Times New Roman" w:hAnsi="Times New Roman" w:cs="Times New Roman"/>
+              </w:rPr>
+            </w:pPr>
+            <w:r>
+              <w:rPr>
+                <w:rFonts w:ascii="Times New Roman" w:hAnsi="Times New Roman" w:cs="Times New Roman"/>
+                <w:i/>
+                <w:iCs/>
+              </w:rPr>
+              <w:t>PD-L1 Negative</w:t>
+            </w:r>
+          </w:p>
+        </w:tc>
+        <w:tc>
+          <w:tcPr>
+            <w:tcW w:w="810" w:type="dxa"/>
+          </w:tcPr>
+          <w:p>
+            <w:pPr>
+              <w:jc w:val="center"/>
+              <w:rPr>
+                <w:rFonts w:ascii="Times New Roman" w:hAnsi="Times New Roman" w:cs="Times New Roman"/>
+              </w:rPr>
+            </w:pPr>
+            <w:r>
+              <w:rPr>
+                <w:rFonts w:ascii="Times New Roman" w:hAnsi="Times New Roman" w:cs="Times New Roman"/>
+              </w:rPr>
+              <w:t>103</w:t>
+            </w:r>
+          </w:p>
+        </w:tc>
+        <w:tc>
+          <w:tcPr>
+            <w:tcW w:w="720" w:type="dxa"/>
+          </w:tcPr>
+          <w:p>
+            <w:pPr>
+              <w:rPr>
+                <w:rFonts w:ascii="Times New Roman" w:hAnsi="Times New Roman" w:cs="Times New Roman"/>
+              </w:rPr>
+            </w:pPr>
+            <w:r>
+              <w:rPr>
+                <w:rFonts w:ascii="Times New Roman" w:hAnsi="Times New Roman" w:cs="Times New Roman"/>
+              </w:rPr>
+              <w:t>103</w:t>
+            </w:r>
+          </w:p>
+        </w:tc>
+        <w:tc>
+          <w:tcPr>
+            <w:tcW w:w="1890" w:type="dxa"/>
+          </w:tcPr>
+          <w:p>
+            <w:pPr>
+              <w:jc w:val="center"/>
+              <w:rPr>
+                <w:rFonts w:ascii="Times New Roman" w:hAnsi="Times New Roman" w:cs="Times New Roman"/>
+              </w:rPr>
+            </w:pPr>
+            <w:r>
+              <w:rPr>
+                <w:rFonts w:ascii="Times New Roman" w:hAnsi="Times New Roman" w:cs="Times New Roman"/>
+              </w:rPr>
+              <w:t>1.34 [0.83, 2.18]</w:t>
+            </w:r>
+          </w:p>
+        </w:tc>
+        <w:tc>
+          <w:tcPr>
+            <w:tcW w:w="1800" w:type="dxa"/>
+          </w:tcPr>
+          <w:p>
+            <w:pPr>
+              <w:jc w:val="center"/>
+              <w:rPr>
+                <w:rFonts w:ascii="Times New Roman" w:hAnsi="Times New Roman" w:cs="Times New Roman"/>
+              </w:rPr>
+            </w:pPr>
+            <w:r>
+              <w:rPr>
+                <w:rFonts w:ascii="Times New Roman" w:hAnsi="Times New Roman" w:cs="Times New Roman"/>
+              </w:rPr>
+              <w:t>307 [287, 326]</w:t>
+            </w:r>
+          </w:p>
+        </w:tc>
+        <w:tc>
+          <w:tcPr>
+            <w:tcW w:w="1960" w:type="dxa"/>
+          </w:tcPr>
+          <w:p>
+            <w:pPr>
+              <w:jc w:val="center"/>
+              <w:rPr>
+                <w:rFonts w:ascii="Times New Roman" w:hAnsi="Times New Roman" w:cs="Times New Roman"/>
+              </w:rPr>
+            </w:pPr>
+            <w:r>
+              <w:rPr>
+                <w:rFonts w:ascii="Times New Roman" w:hAnsi="Times New Roman" w:cs="Times New Roman"/>
+              </w:rPr>
+              <w:t>299 [279, 320]</w:t>
+            </w:r>
+          </w:p>
+        </w:tc>
+        <w:tc>
+          <w:tcPr>
+            <w:tcW w:w="1012" w:type="dxa"/>
+          </w:tcPr>
+          <w:p>
+            <w:pPr>
+              <w:jc w:val="center"/>
+              <w:rPr>
+                <w:rFonts w:ascii="Times New Roman" w:hAnsi="Times New Roman" w:cs="Times New Roman"/>
+              </w:rPr>
+            </w:pPr>
+            <w:r>
+              <w:rPr>
+                <w:rFonts w:ascii="Times New Roman" w:hAnsi="Times New Roman" w:cs="Times New Roman"/>
+              </w:rPr>
+              <w:t>0.23</w:t>
+            </w:r>
           </w:p>
         </w:tc>
       </w:tr>
@@ -9936,7 +10782,16 @@
           <w:b/>
           <w:bCs/>
         </w:rPr>
-        <w:t xml:space="preserve">Survival time is calculated as days from initiation of first-line therapy. </w:t>
+        <w:t xml:space="preserve">Survival time is calculated as days from initiation of first-line </w:t>
+      </w:r>
+      <w:r>
+        <w:rPr>
+          <w:rFonts w:ascii="Times New Roman" w:hAnsi="Times New Roman" w:cs="Times New Roman"/>
+          <w:b/>
+          <w:bCs/>
+        </w:rPr>
+        <w:lastRenderedPageBreak/>
+        <w:t xml:space="preserve">therapy. </w:t>
       </w:r>
       <w:r>
         <w:rPr>
@@ -10025,6 +10880,30 @@
           <w:bCs/>
         </w:rPr>
         <w:t xml:space="preserve">restricted mean survival time. </w:t>
+      </w:r>
+      <w:r>
+        <w:rPr>
+          <w:rFonts w:ascii="Times New Roman" w:hAnsi="Times New Roman" w:cs="Times New Roman"/>
+          <w:b/>
+          <w:bCs/>
+        </w:rPr>
+        <w:t xml:space="preserve">PSM was repeated </w:t>
+      </w:r>
+      <w:r>
+        <w:rPr>
+          <w:rFonts w:ascii="Times New Roman" w:hAnsi="Times New Roman" w:cs="Times New Roman"/>
+          <w:b/>
+          <w:bCs/>
+        </w:rPr>
+        <w:t>prior to</w:t>
+      </w:r>
+      <w:r>
+        <w:rPr>
+          <w:rFonts w:ascii="Times New Roman" w:hAnsi="Times New Roman" w:cs="Times New Roman"/>
+          <w:b/>
+          <w:bCs/>
+        </w:rPr>
+        <w:t xml:space="preserve"> each subgroup analysis. </w:t>
       </w:r>
     </w:p>
     <w:p>
@@ -10174,6 +11053,7 @@
           </w:tcPr>
           <w:p>
             <w:pPr>
+              <w:jc w:val="center"/>
               <w:rPr>
                 <w:rFonts w:ascii="Times New Roman" w:hAnsi="Times New Roman" w:cs="Times New Roman"/>
               </w:rPr>
@@ -10197,6 +11077,12 @@
                 <w:rFonts w:ascii="Times New Roman" w:hAnsi="Times New Roman" w:cs="Times New Roman"/>
               </w:rPr>
             </w:pPr>
+            <w:r>
+              <w:rPr>
+                <w:rFonts w:ascii="Times New Roman" w:hAnsi="Times New Roman" w:cs="Times New Roman"/>
+              </w:rPr>
+              <w:t>0.70 ([0.69, 0.71])</w:t>
+            </w:r>
           </w:p>
         </w:tc>
       </w:tr>
@@ -10216,184 +11102,7 @@
               <w:rPr>
                 <w:rFonts w:ascii="Times New Roman" w:hAnsi="Times New Roman" w:cs="Times New Roman"/>
               </w:rPr>
-              <w:t>Logistic Regression</w:t>
-            </w:r>
-          </w:p>
-        </w:tc>
-        <w:tc>
-          <w:tcPr>
-            <w:tcW w:w="4949" w:type="dxa"/>
-          </w:tcPr>
-          <w:p>
-            <w:pPr>
-              <w:jc w:val="center"/>
-              <w:rPr>
-                <w:rFonts w:ascii="Times New Roman" w:hAnsi="Times New Roman" w:cs="Times New Roman"/>
-              </w:rPr>
-            </w:pPr>
-            <w:r>
-              <w:rPr>
-                <w:rFonts w:ascii="Times New Roman" w:hAnsi="Times New Roman" w:cs="Times New Roman"/>
-              </w:rPr>
-              <w:t>0.68 ([0.67, 0.69])</w:t>
-            </w:r>
-          </w:p>
-        </w:tc>
-      </w:tr>
-      <w:tr>
-        <w:tc>
-          <w:tcPr>
-            <w:tcW w:w="4948" w:type="dxa"/>
-          </w:tcPr>
-          <w:p>
-            <w:pPr>
-              <w:jc w:val="center"/>
-              <w:rPr>
-                <w:rFonts w:ascii="Times New Roman" w:hAnsi="Times New Roman" w:cs="Times New Roman"/>
-              </w:rPr>
-            </w:pPr>
-            <w:proofErr w:type="spellStart"/>
-            <w:r>
-              <w:rPr>
-                <w:rFonts w:ascii="Times New Roman" w:hAnsi="Times New Roman" w:cs="Times New Roman"/>
-              </w:rPr>
-              <w:t>XGBoost</w:t>
-            </w:r>
-            <w:proofErr w:type="spellEnd"/>
-            <w:r>
-              <w:rPr>
-                <w:rFonts w:ascii="Times New Roman" w:hAnsi="Times New Roman" w:cs="Times New Roman"/>
-              </w:rPr>
-              <w:t xml:space="preserve"> Classifier</w:t>
-            </w:r>
-          </w:p>
-        </w:tc>
-        <w:tc>
-          <w:tcPr>
-            <w:tcW w:w="4949" w:type="dxa"/>
-          </w:tcPr>
-          <w:p>
-            <w:pPr>
-              <w:jc w:val="center"/>
-              <w:rPr>
-                <w:rFonts w:ascii="Times New Roman" w:hAnsi="Times New Roman" w:cs="Times New Roman"/>
-              </w:rPr>
-            </w:pPr>
-            <w:r>
-              <w:rPr>
-                <w:rFonts w:ascii="Times New Roman" w:hAnsi="Times New Roman" w:cs="Times New Roman"/>
-              </w:rPr>
-              <w:t>0.70 ([0.69, 0.71])</w:t>
-            </w:r>
-          </w:p>
-        </w:tc>
-      </w:tr>
-      <w:tr>
-        <w:tc>
-          <w:tcPr>
-            <w:tcW w:w="4948" w:type="dxa"/>
-          </w:tcPr>
-          <w:p>
-            <w:pPr>
-              <w:rPr>
-                <w:rFonts w:ascii="Times New Roman" w:hAnsi="Times New Roman" w:cs="Times New Roman"/>
-              </w:rPr>
-            </w:pPr>
-            <w:r>
-              <w:rPr>
-                <w:rFonts w:ascii="Times New Roman" w:hAnsi="Times New Roman" w:cs="Times New Roman"/>
-              </w:rPr>
               <w:t>12-month OS</w:t>
-            </w:r>
-          </w:p>
-        </w:tc>
-        <w:tc>
-          <w:tcPr>
-            <w:tcW w:w="4949" w:type="dxa"/>
-          </w:tcPr>
-          <w:p>
-            <w:pPr>
-              <w:tabs>
-                <w:tab w:val="left" w:pos="2136"/>
-                <w:tab w:val="center" w:pos="2366"/>
-              </w:tabs>
-              <w:jc w:val="center"/>
-              <w:rPr>
-                <w:rFonts w:ascii="Times New Roman" w:hAnsi="Times New Roman" w:cs="Times New Roman"/>
-              </w:rPr>
-            </w:pPr>
-          </w:p>
-        </w:tc>
-      </w:tr>
-      <w:tr>
-        <w:tc>
-          <w:tcPr>
-            <w:tcW w:w="4948" w:type="dxa"/>
-          </w:tcPr>
-          <w:p>
-            <w:pPr>
-              <w:jc w:val="center"/>
-              <w:rPr>
-                <w:rFonts w:ascii="Times New Roman" w:hAnsi="Times New Roman" w:cs="Times New Roman"/>
-              </w:rPr>
-            </w:pPr>
-            <w:r>
-              <w:rPr>
-                <w:rFonts w:ascii="Times New Roman" w:hAnsi="Times New Roman" w:cs="Times New Roman"/>
-              </w:rPr>
-              <w:t>Logistic Regression</w:t>
-            </w:r>
-          </w:p>
-        </w:tc>
-        <w:tc>
-          <w:tcPr>
-            <w:tcW w:w="4949" w:type="dxa"/>
-          </w:tcPr>
-          <w:p>
-            <w:pPr>
-              <w:tabs>
-                <w:tab w:val="left" w:pos="2136"/>
-                <w:tab w:val="center" w:pos="2366"/>
-              </w:tabs>
-              <w:jc w:val="center"/>
-              <w:rPr>
-                <w:rFonts w:ascii="Times New Roman" w:hAnsi="Times New Roman" w:cs="Times New Roman"/>
-              </w:rPr>
-            </w:pPr>
-            <w:r>
-              <w:rPr>
-                <w:rFonts w:ascii="Times New Roman" w:hAnsi="Times New Roman" w:cs="Times New Roman"/>
-              </w:rPr>
-              <w:t>0.72 [0.71, 0.72])</w:t>
-            </w:r>
-          </w:p>
-        </w:tc>
-      </w:tr>
-      <w:tr>
-        <w:tc>
-          <w:tcPr>
-            <w:tcW w:w="4948" w:type="dxa"/>
-          </w:tcPr>
-          <w:p>
-            <w:pPr>
-              <w:jc w:val="center"/>
-              <w:rPr>
-                <w:rFonts w:ascii="Times New Roman" w:hAnsi="Times New Roman" w:cs="Times New Roman"/>
-              </w:rPr>
-            </w:pPr>
-            <w:proofErr w:type="spellStart"/>
-            <w:r>
-              <w:rPr>
-                <w:rFonts w:ascii="Times New Roman" w:hAnsi="Times New Roman" w:cs="Times New Roman"/>
-              </w:rPr>
-              <w:t>XGBoost</w:t>
-            </w:r>
-            <w:proofErr w:type="spellEnd"/>
-            <w:r>
-              <w:rPr>
-                <w:rFonts w:ascii="Times New Roman" w:hAnsi="Times New Roman" w:cs="Times New Roman"/>
-              </w:rPr>
-              <w:t xml:space="preserve"> Classifier</w:t>
             </w:r>
           </w:p>
         </w:tc>
@@ -10667,7 +11376,7 @@
           <w:noProof/>
         </w:rPr>
         <w:drawing>
-          <wp:inline distT="0" distB="0" distL="0" distR="0" wp14:anchorId="40322153" wp14:editId="7C8CFB94">
+          <wp:inline distT="0" distB="0" distL="0" distR="0" wp14:anchorId="40322153" wp14:editId="506A8332">
             <wp:extent cx="2978432" cy="3537019"/>
             <wp:effectExtent l="0" t="0" r="6350" b="0"/>
             <wp:docPr id="445907951" name="Picture 5" descr="A graph of a patient&#10;&#10;Description automatically generated with medium confidence"/>
@@ -10724,7 +11433,7 @@
           <w:noProof/>
         </w:rPr>
         <w:drawing>
-          <wp:inline distT="0" distB="0" distL="0" distR="0" wp14:anchorId="3FA51CB4" wp14:editId="003140BB">
+          <wp:inline distT="0" distB="0" distL="0" distR="0" wp14:anchorId="3FA51CB4" wp14:editId="7A70B206">
             <wp:extent cx="2758435" cy="3275762"/>
             <wp:effectExtent l="0" t="0" r="0" b="1270"/>
             <wp:docPr id="392707738" name="Picture 6" descr="A graph of a patient's health&#10;&#10;Description automatically generated with medium confidence"/>
@@ -10862,7 +11571,7 @@
           <w:noProof/>
         </w:rPr>
         <w:drawing>
-          <wp:inline distT="0" distB="0" distL="0" distR="0" wp14:anchorId="1074C5D8" wp14:editId="56BD1467">
+          <wp:inline distT="0" distB="0" distL="0" distR="0" wp14:anchorId="1074C5D8" wp14:editId="5A93FD7E">
             <wp:extent cx="3046124" cy="3617406"/>
             <wp:effectExtent l="0" t="0" r="1905" b="2540"/>
             <wp:docPr id="86870469" name="Picture 7"/>
@@ -10917,7 +11626,7 @@
           <w:noProof/>
         </w:rPr>
         <w:drawing>
-          <wp:inline distT="0" distB="0" distL="0" distR="0" wp14:anchorId="35BAECDC" wp14:editId="5E073D07">
+          <wp:inline distT="0" distB="0" distL="0" distR="0" wp14:anchorId="35BAECDC" wp14:editId="001256AE">
             <wp:extent cx="2910741" cy="3456633"/>
             <wp:effectExtent l="0" t="0" r="0" b="0"/>
             <wp:docPr id="56927783" name="Picture 8"/>
@@ -10975,25 +11684,7 @@
           <w:bCs/>
           <w:noProof/>
         </w:rPr>
-        <w:t xml:space="preserve">Figure ***: Shapley figures for the </w:t>
-      </w:r>
-      <w:r>
-        <w:rPr>
-          <w:rFonts w:ascii="Times New Roman" w:hAnsi="Times New Roman" w:cs="Times New Roman"/>
-          <w:b/>
-          <w:bCs/>
-          <w:noProof/>
-        </w:rPr>
-        <w:t>OS</w:t>
-      </w:r>
-      <w:r>
-        <w:rPr>
-          <w:rFonts w:ascii="Times New Roman" w:hAnsi="Times New Roman" w:cs="Times New Roman"/>
-          <w:b/>
-          <w:bCs/>
-          <w:noProof/>
-        </w:rPr>
-        <w:t xml:space="preserve"> XGBoost model. A) Most important features for the model in terms of absolute effect on model prediction. B) Most important features for the model in terms of favoring “progression” or “no progression” predictions. Warmer colors indicate higher values for the features and cooler colors indicate lower values. </w:t>
+        <w:t xml:space="preserve">Figure ***: Shapley figures for the OS XGBoost model. A) Most important features for the model in terms of absolute effect on model prediction. B) Most important features for the model in terms of favoring “progression” or “no progression” predictions. Warmer colors indicate higher values for the features and cooler colors indicate lower values. </w:t>
       </w:r>
     </w:p>
     <w:p>
@@ -11695,23 +12386,7 @@
           <w:b/>
           <w:bCs/>
         </w:rPr>
-        <w:t xml:space="preserve">demonstrating 12-month </w:t>
-      </w:r>
-      <w:r>
-        <w:rPr>
-          <w:rFonts w:ascii="Times New Roman" w:hAnsi="Times New Roman" w:cs="Times New Roman"/>
-          <w:b/>
-          <w:bCs/>
-        </w:rPr>
-        <w:t>OS</w:t>
-      </w:r>
-      <w:r>
-        <w:rPr>
-          <w:rFonts w:ascii="Times New Roman" w:hAnsi="Times New Roman" w:cs="Times New Roman"/>
-          <w:b/>
-          <w:bCs/>
-        </w:rPr>
-        <w:t xml:space="preserve"> </w:t>
+        <w:t xml:space="preserve">demonstrating 12-month OS </w:t>
       </w:r>
       <w:r>
         <w:rPr>
@@ -13217,197 +13892,8 @@
       <w:pPr>
         <w:rPr>
           <w:rFonts w:ascii="Times New Roman" w:hAnsi="Times New Roman" w:cs="Times New Roman"/>
-          <w:b/>
-          <w:bCs/>
-        </w:rPr>
-      </w:pPr>
-    </w:p>
-    <w:p>
-      <w:pPr>
-        <w:rPr>
-          <w:rFonts w:ascii="Times New Roman" w:hAnsi="Times New Roman" w:cs="Times New Roman"/>
-          <w:b/>
-          <w:bCs/>
-        </w:rPr>
-      </w:pPr>
-    </w:p>
-    <w:p>
-      <w:pPr>
-        <w:rPr>
-          <w:rFonts w:ascii="Times New Roman" w:hAnsi="Times New Roman" w:cs="Times New Roman"/>
-          <w:b/>
-          <w:bCs/>
-        </w:rPr>
-      </w:pPr>
-      <w:r>
-        <w:rPr>
-          <w:rFonts w:ascii="Times New Roman" w:hAnsi="Times New Roman" w:cs="Times New Roman"/>
-          <w:b/>
-          <w:bCs/>
-        </w:rPr>
-        <w:t>Supplement</w:t>
-      </w:r>
-    </w:p>
-    <w:p>
-      <w:pPr>
-        <w:rPr>
-          <w:rFonts w:ascii="Times New Roman" w:hAnsi="Times New Roman" w:cs="Times New Roman"/>
-        </w:rPr>
-      </w:pPr>
-    </w:p>
-    <w:p>
-      <w:pPr>
-        <w:rPr>
-          <w:rFonts w:ascii="Times New Roman" w:hAnsi="Times New Roman" w:cs="Times New Roman"/>
-        </w:rPr>
-      </w:pPr>
-      <w:r>
-        <w:rPr>
-          <w:rFonts w:ascii="Times New Roman" w:hAnsi="Times New Roman" w:cs="Times New Roman"/>
-        </w:rPr>
-        <w:t>PSM robustness progression</w:t>
-      </w:r>
-      <w:r>
-        <w:rPr>
-          <w:rFonts w:ascii="Times New Roman" w:hAnsi="Times New Roman" w:cs="Times New Roman"/>
-        </w:rPr>
-        <w:t xml:space="preserve"> and overall</w:t>
-      </w:r>
-      <w:r>
-        <w:rPr>
-          <w:rFonts w:ascii="Times New Roman" w:hAnsi="Times New Roman" w:cs="Times New Roman"/>
-        </w:rPr>
-        <w:t xml:space="preserve">; rematched every time there was </w:t>
-      </w:r>
-      <w:proofErr w:type="gramStart"/>
-      <w:r>
-        <w:rPr>
-          <w:rFonts w:ascii="Times New Roman" w:hAnsi="Times New Roman" w:cs="Times New Roman"/>
-        </w:rPr>
-        <w:t>stratification</w:t>
-      </w:r>
-      <w:proofErr w:type="gramEnd"/>
-    </w:p>
-    <w:p>
-      <w:pPr>
-        <w:rPr>
-          <w:rFonts w:ascii="Times New Roman" w:hAnsi="Times New Roman" w:cs="Times New Roman"/>
-        </w:rPr>
-      </w:pPr>
-      <w:r>
-        <w:rPr>
-          <w:rFonts w:ascii="Times New Roman" w:hAnsi="Times New Roman" w:cs="Times New Roman"/>
-          <w:noProof/>
-        </w:rPr>
-        <w:drawing>
-          <wp:inline distT="0" distB="0" distL="0" distR="0" wp14:anchorId="08486ABB" wp14:editId="1C8B1135">
-            <wp:extent cx="6290945" cy="3537585"/>
-            <wp:effectExtent l="0" t="0" r="0" b="5715"/>
-            <wp:docPr id="1478097633" name="Picture 5" descr="A collage of graphs&#10;&#10;Description automatically generated"/>
-            <wp:cNvGraphicFramePr>
-              <a:graphicFrameLocks xmlns:a="http://schemas.openxmlformats.org/drawingml/2006/main" noChangeAspect="1"/>
-            </wp:cNvGraphicFramePr>
-            <a:graphic xmlns:a="http://schemas.openxmlformats.org/drawingml/2006/main">
-              <a:graphicData uri="http://schemas.openxmlformats.org/drawingml/2006/picture">
-                <pic:pic xmlns:pic="http://schemas.openxmlformats.org/drawingml/2006/picture">
-                  <pic:nvPicPr>
-                    <pic:cNvPr id="1478097633" name="Picture 5" descr="A collage of graphs&#10;&#10;Description automatically generated"/>
-                    <pic:cNvPicPr/>
-                  </pic:nvPicPr>
-                  <pic:blipFill>
-                    <a:blip r:embed="rId20" cstate="print">
-                      <a:extLst>
-                        <a:ext uri="{28A0092B-C50C-407E-A947-70E740481C1C}">
-                          <a14:useLocalDpi xmlns:a14="http://schemas.microsoft.com/office/drawing/2010/main" val="0"/>
-                        </a:ext>
-                      </a:extLst>
-                    </a:blip>
-                    <a:stretch>
-                      <a:fillRect/>
-                    </a:stretch>
-                  </pic:blipFill>
-                  <pic:spPr>
-                    <a:xfrm>
-                      <a:off x="0" y="0"/>
-                      <a:ext cx="6290945" cy="3537585"/>
-                    </a:xfrm>
-                    <a:prstGeom prst="rect">
-                      <a:avLst/>
-                    </a:prstGeom>
-                  </pic:spPr>
-                </pic:pic>
-              </a:graphicData>
-            </a:graphic>
-          </wp:inline>
-        </w:drawing>
-      </w:r>
-    </w:p>
-    <w:p>
-      <w:pPr>
-        <w:rPr>
-          <w:rFonts w:ascii="Times New Roman" w:hAnsi="Times New Roman" w:cs="Times New Roman"/>
-        </w:rPr>
-      </w:pPr>
-      <w:r>
-        <w:rPr>
-          <w:rFonts w:ascii="Times New Roman" w:hAnsi="Times New Roman" w:cs="Times New Roman"/>
-        </w:rPr>
-        <w:t>_______________________________________________________---------------</w:t>
-      </w:r>
-    </w:p>
-    <w:p>
-      <w:pPr>
-        <w:rPr>
-          <w:rFonts w:ascii="Times New Roman" w:hAnsi="Times New Roman" w:cs="Times New Roman"/>
-        </w:rPr>
-      </w:pPr>
-      <w:r>
-        <w:rPr>
-          <w:rFonts w:ascii="Times New Roman" w:hAnsi="Times New Roman" w:cs="Times New Roman"/>
-          <w:noProof/>
-        </w:rPr>
-        <w:drawing>
-          <wp:inline distT="0" distB="0" distL="0" distR="0" wp14:anchorId="6FA04C96" wp14:editId="4129E682">
-            <wp:extent cx="6290945" cy="3768090"/>
-            <wp:effectExtent l="0" t="0" r="0" b="3810"/>
-            <wp:docPr id="1731679939" name="Picture 6" descr="A collage of graphs&#10;&#10;Description automatically generated"/>
-            <wp:cNvGraphicFramePr>
-              <a:graphicFrameLocks xmlns:a="http://schemas.openxmlformats.org/drawingml/2006/main" noChangeAspect="1"/>
-            </wp:cNvGraphicFramePr>
-            <a:graphic xmlns:a="http://schemas.openxmlformats.org/drawingml/2006/main">
-              <a:graphicData uri="http://schemas.openxmlformats.org/drawingml/2006/picture">
-                <pic:pic xmlns:pic="http://schemas.openxmlformats.org/drawingml/2006/picture">
-                  <pic:nvPicPr>
-                    <pic:cNvPr id="1731679939" name="Picture 6" descr="A collage of graphs&#10;&#10;Description automatically generated"/>
-                    <pic:cNvPicPr/>
-                  </pic:nvPicPr>
-                  <pic:blipFill>
-                    <a:blip r:embed="rId21" cstate="print">
-                      <a:extLst>
-                        <a:ext uri="{28A0092B-C50C-407E-A947-70E740481C1C}">
-                          <a14:useLocalDpi xmlns:a14="http://schemas.microsoft.com/office/drawing/2010/main" val="0"/>
-                        </a:ext>
-                      </a:extLst>
-                    </a:blip>
-                    <a:stretch>
-                      <a:fillRect/>
-                    </a:stretch>
-                  </pic:blipFill>
-                  <pic:spPr>
-                    <a:xfrm>
-                      <a:off x="0" y="0"/>
-                      <a:ext cx="6290945" cy="3768090"/>
-                    </a:xfrm>
-                    <a:prstGeom prst="rect">
-                      <a:avLst/>
-                    </a:prstGeom>
-                  </pic:spPr>
-                </pic:pic>
-              </a:graphicData>
-            </a:graphic>
-          </wp:inline>
-        </w:drawing>
-      </w:r>
+        </w:rPr>
+      </w:pPr>
     </w:p>
     <w:sectPr>
       <w:pgSz w:w="12240" w:h="15840"/>

--- a/PDL1_Manuscript.docx
+++ b/PDL1_Manuscript.docx
@@ -2966,6 +2966,8 @@
       <w:pPr>
         <w:rPr>
           <w:rFonts w:ascii="Times New Roman" w:hAnsi="Times New Roman" w:cs="Times New Roman"/>
+          <w:b/>
+          <w:bCs/>
         </w:rPr>
       </w:pPr>
     </w:p>
@@ -2979,7 +2981,6 @@
           <w:iCs/>
         </w:rPr>
       </w:pPr>
-      <w:commentRangeStart w:id="0"/>
       <w:r>
         <w:rPr>
           <w:rFonts w:ascii="Times New Roman" w:hAnsi="Times New Roman" w:cs="Times New Roman"/>
@@ -2988,117 +2989,6 @@
           <w:i/>
           <w:iCs/>
         </w:rPr>
-        <w:t>Regression Discontinuity</w:t>
-      </w:r>
-      <w:r>
-        <w:rPr>
-          <w:rFonts w:ascii="Times New Roman" w:hAnsi="Times New Roman" w:cs="Times New Roman"/>
-          <w:b/>
-          <w:bCs/>
-          <w:i/>
-          <w:iCs/>
-        </w:rPr>
-        <w:t xml:space="preserve"> Approach</w:t>
-      </w:r>
-    </w:p>
-    <w:p>
-      <w:pPr>
-        <w:rPr>
-          <w:rFonts w:ascii="Times New Roman" w:hAnsi="Times New Roman" w:cs="Times New Roman"/>
-          <w:b/>
-          <w:bCs/>
-        </w:rPr>
-      </w:pPr>
-    </w:p>
-    <w:p>
-      <w:pPr>
-        <w:rPr>
-          <w:rFonts w:ascii="Times New Roman" w:hAnsi="Times New Roman" w:cs="Times New Roman"/>
-        </w:rPr>
-      </w:pPr>
-      <w:r>
-        <w:rPr>
-          <w:rFonts w:ascii="Times New Roman" w:hAnsi="Times New Roman" w:cs="Times New Roman"/>
-        </w:rPr>
-        <w:t xml:space="preserve">We used </w:t>
-      </w:r>
-      <w:r>
-        <w:rPr>
-          <w:rFonts w:ascii="Times New Roman" w:hAnsi="Times New Roman" w:cs="Times New Roman"/>
-        </w:rPr>
-        <w:t xml:space="preserve">a </w:t>
-      </w:r>
-      <w:r>
-        <w:rPr>
-          <w:rFonts w:ascii="Times New Roman" w:hAnsi="Times New Roman" w:cs="Times New Roman"/>
-        </w:rPr>
-        <w:t xml:space="preserve">fuzzy </w:t>
-      </w:r>
-      <w:r>
-        <w:rPr>
-          <w:rFonts w:ascii="Times New Roman" w:hAnsi="Times New Roman" w:cs="Times New Roman"/>
-        </w:rPr>
-        <w:t xml:space="preserve">regression discontinuity (RD) analysis </w:t>
-      </w:r>
-      <w:r>
-        <w:rPr>
-          <w:rFonts w:ascii="Times New Roman" w:hAnsi="Times New Roman" w:cs="Times New Roman"/>
-        </w:rPr>
-        <w:t xml:space="preserve">to examine the effect of IO monotherapy versus chemotherapy for patients who were just above or just below the PD-L1 threshold of 50%. Given that PD-L1 staining intensities are technically continuous, in our dataset the values are reported as 14 discrete values. (see Table 1), we employed local randomization methods to perform the analysis. By analyzing patients “on the margin” of the </w:t>
-      </w:r>
-      <w:r>
-        <w:rPr>
-          <w:rFonts w:ascii="Times New Roman" w:hAnsi="Times New Roman" w:cs="Times New Roman"/>
-        </w:rPr>
-        <w:t>50% cutoff, the RD analysis allows for a form of pseudo-randomization since patients under the threshold are more likely to receive chemotherapy while those above the threshold are more likely to receive IO monotherapy</w:t>
-      </w:r>
-      <w:r>
-        <w:rPr>
-          <w:rFonts w:ascii="Times New Roman" w:hAnsi="Times New Roman" w:cs="Times New Roman"/>
-        </w:rPr>
-        <w:t xml:space="preserve">, even though their PD-L1 values are otherwise similar. </w:t>
-      </w:r>
-      <w:r>
-        <w:rPr>
-          <w:rFonts w:ascii="Times New Roman" w:hAnsi="Times New Roman" w:cs="Times New Roman"/>
-        </w:rPr>
-        <w:t xml:space="preserve">The fuzzy RD under local randomization yields a local average treatment effect (LATE) that estimates the effect of IO monotherapy for patients close to the 50% threshold. </w:t>
-      </w:r>
-      <w:commentRangeEnd w:id="0"/>
-      <w:r>
-        <w:rPr>
-          <w:rStyle w:val="CommentReference"/>
-        </w:rPr>
-        <w:commentReference w:id="0"/>
-      </w:r>
-    </w:p>
-    <w:p>
-      <w:pPr>
-        <w:rPr>
-          <w:rFonts w:ascii="Times New Roman" w:hAnsi="Times New Roman" w:cs="Times New Roman"/>
-          <w:b/>
-          <w:bCs/>
-        </w:rPr>
-      </w:pPr>
-    </w:p>
-    <w:p>
-      <w:pPr>
-        <w:rPr>
-          <w:rFonts w:ascii="Times New Roman" w:hAnsi="Times New Roman" w:cs="Times New Roman"/>
-          <w:b/>
-          <w:bCs/>
-          <w:i/>
-          <w:iCs/>
-        </w:rPr>
-      </w:pPr>
-      <w:r>
-        <w:rPr>
-          <w:rFonts w:ascii="Times New Roman" w:hAnsi="Times New Roman" w:cs="Times New Roman"/>
-          <w:b/>
-          <w:bCs/>
-          <w:i/>
-          <w:iCs/>
-        </w:rPr>
         <w:t>Machine Learning Model Creation</w:t>
       </w:r>
     </w:p>
@@ -3318,14 +3208,7 @@
         <w:rPr>
           <w:rFonts w:ascii="Times New Roman" w:hAnsi="Times New Roman" w:cs="Times New Roman"/>
         </w:rPr>
-        <w:t xml:space="preserve"> group </w:t>
-      </w:r>
-      <w:r>
-        <w:rPr>
-          <w:rFonts w:ascii="Times New Roman" w:hAnsi="Times New Roman" w:cs="Times New Roman"/>
-        </w:rPr>
-        <w:lastRenderedPageBreak/>
-        <w:t xml:space="preserve">consisted of those with a diagnosis of advanced NSCLC who received </w:t>
+        <w:t xml:space="preserve"> group consisted of those with a diagnosis of advanced NSCLC who received </w:t>
       </w:r>
       <w:r>
         <w:rPr>
@@ -3441,21 +3324,61 @@
       <w:pPr>
         <w:rPr>
           <w:rFonts w:ascii="Times New Roman" w:hAnsi="Times New Roman" w:cs="Times New Roman"/>
-        </w:rPr>
-      </w:pPr>
-      <w:r>
-        <w:rPr>
-          <w:rFonts w:ascii="Times New Roman" w:hAnsi="Times New Roman" w:cs="Times New Roman"/>
-          <w:b/>
-          <w:bCs/>
-        </w:rPr>
+          <w:b/>
+          <w:bCs/>
+        </w:rPr>
+      </w:pPr>
+    </w:p>
+    <w:p>
+      <w:pPr>
+        <w:rPr>
+          <w:rFonts w:ascii="Times New Roman" w:hAnsi="Times New Roman" w:cs="Times New Roman"/>
+          <w:b/>
+          <w:bCs/>
+        </w:rPr>
+      </w:pPr>
+    </w:p>
+    <w:p>
+      <w:pPr>
+        <w:rPr>
+          <w:rFonts w:ascii="Times New Roman" w:hAnsi="Times New Roman" w:cs="Times New Roman"/>
+          <w:b/>
+          <w:bCs/>
+        </w:rPr>
+      </w:pPr>
+    </w:p>
+    <w:p>
+      <w:pPr>
+        <w:rPr>
+          <w:rFonts w:ascii="Times New Roman" w:hAnsi="Times New Roman" w:cs="Times New Roman"/>
+          <w:b/>
+          <w:bCs/>
+        </w:rPr>
+      </w:pPr>
+    </w:p>
+    <w:p>
+      <w:pPr>
+        <w:rPr>
+          <w:rFonts w:ascii="Times New Roman" w:hAnsi="Times New Roman" w:cs="Times New Roman"/>
+          <w:b/>
+          <w:bCs/>
+        </w:rPr>
+      </w:pPr>
+    </w:p>
+    <w:p>
+      <w:pPr>
+        <w:rPr>
+          <w:rFonts w:ascii="Times New Roman" w:hAnsi="Times New Roman" w:cs="Times New Roman"/>
+        </w:rPr>
+      </w:pPr>
+      <w:r>
+        <w:rPr>
+          <w:rFonts w:ascii="Times New Roman" w:hAnsi="Times New Roman" w:cs="Times New Roman"/>
+          <w:b/>
+          <w:bCs/>
+        </w:rPr>
+        <w:lastRenderedPageBreak/>
         <w:t>Results</w:t>
-      </w:r>
-      <w:r>
-        <w:rPr>
-          <w:rFonts w:ascii="Times New Roman" w:hAnsi="Times New Roman" w:cs="Times New Roman"/>
-        </w:rPr>
-        <w:t>:</w:t>
       </w:r>
     </w:p>
     <w:p>
@@ -3532,8 +3455,8 @@
                 <w:rFonts w:ascii="Times New Roman" w:hAnsi="Times New Roman" w:cs="Times New Roman"/>
                 <w:b/>
                 <w:bCs/>
-                <w:sz w:val="21"/>
-                <w:szCs w:val="21"/>
+                <w:sz w:val="22"/>
+                <w:szCs w:val="22"/>
                 <w:u w:val="single"/>
               </w:rPr>
             </w:pPr>
@@ -3542,8 +3465,8 @@
                 <w:rFonts w:ascii="Times New Roman" w:hAnsi="Times New Roman" w:cs="Times New Roman"/>
                 <w:b/>
                 <w:bCs/>
-                <w:sz w:val="21"/>
-                <w:szCs w:val="21"/>
+                <w:sz w:val="22"/>
+                <w:szCs w:val="22"/>
                 <w:u w:val="single"/>
               </w:rPr>
               <w:t>Characteristic</w:t>
@@ -3556,12 +3479,13 @@
           </w:tcPr>
           <w:p>
             <w:pPr>
+              <w:jc w:val="center"/>
               <w:rPr>
                 <w:rFonts w:ascii="Times New Roman" w:hAnsi="Times New Roman" w:cs="Times New Roman"/>
                 <w:b/>
                 <w:bCs/>
-                <w:sz w:val="21"/>
-                <w:szCs w:val="21"/>
+                <w:sz w:val="22"/>
+                <w:szCs w:val="22"/>
               </w:rPr>
             </w:pPr>
             <w:r>
@@ -3569,8 +3493,8 @@
                 <w:rFonts w:ascii="Times New Roman" w:hAnsi="Times New Roman" w:cs="Times New Roman"/>
                 <w:b/>
                 <w:bCs/>
-                <w:sz w:val="21"/>
-                <w:szCs w:val="21"/>
+                <w:sz w:val="22"/>
+                <w:szCs w:val="22"/>
               </w:rPr>
               <w:t>Entire Cohort (n=</w:t>
             </w:r>
@@ -3579,8 +3503,8 @@
                 <w:rFonts w:ascii="Times New Roman" w:hAnsi="Times New Roman" w:cs="Times New Roman"/>
                 <w:b/>
                 <w:bCs/>
-                <w:sz w:val="21"/>
-                <w:szCs w:val="21"/>
+                <w:sz w:val="22"/>
+                <w:szCs w:val="22"/>
               </w:rPr>
               <w:t>34173</w:t>
             </w:r>
@@ -3589,8 +3513,8 @@
                 <w:rFonts w:ascii="Times New Roman" w:hAnsi="Times New Roman" w:cs="Times New Roman"/>
                 <w:b/>
                 <w:bCs/>
-                <w:sz w:val="21"/>
-                <w:szCs w:val="21"/>
+                <w:sz w:val="22"/>
+                <w:szCs w:val="22"/>
               </w:rPr>
               <w:t>)</w:t>
             </w:r>
@@ -3602,12 +3526,13 @@
           </w:tcPr>
           <w:p>
             <w:pPr>
+              <w:jc w:val="center"/>
               <w:rPr>
                 <w:rFonts w:ascii="Times New Roman" w:hAnsi="Times New Roman" w:cs="Times New Roman"/>
                 <w:b/>
                 <w:bCs/>
-                <w:sz w:val="21"/>
-                <w:szCs w:val="21"/>
+                <w:sz w:val="22"/>
+                <w:szCs w:val="22"/>
               </w:rPr>
             </w:pPr>
             <w:r>
@@ -3615,8 +3540,8 @@
                 <w:rFonts w:ascii="Times New Roman" w:hAnsi="Times New Roman" w:cs="Times New Roman"/>
                 <w:b/>
                 <w:bCs/>
-                <w:sz w:val="21"/>
-                <w:szCs w:val="21"/>
+                <w:sz w:val="22"/>
+                <w:szCs w:val="22"/>
               </w:rPr>
               <w:t>Test Set (n=</w:t>
             </w:r>
@@ -3625,8 +3550,8 @@
                 <w:rFonts w:ascii="Times New Roman" w:hAnsi="Times New Roman" w:cs="Times New Roman"/>
                 <w:b/>
                 <w:bCs/>
-                <w:sz w:val="21"/>
-                <w:szCs w:val="21"/>
+                <w:sz w:val="22"/>
+                <w:szCs w:val="22"/>
               </w:rPr>
               <w:t>6835</w:t>
             </w:r>
@@ -3635,8 +3560,8 @@
                 <w:rFonts w:ascii="Times New Roman" w:hAnsi="Times New Roman" w:cs="Times New Roman"/>
                 <w:b/>
                 <w:bCs/>
-                <w:sz w:val="21"/>
-                <w:szCs w:val="21"/>
+                <w:sz w:val="22"/>
+                <w:szCs w:val="22"/>
               </w:rPr>
               <w:t>)</w:t>
             </w:r>
@@ -3654,8 +3579,8 @@
                 <w:rFonts w:ascii="Times New Roman" w:hAnsi="Times New Roman" w:cs="Times New Roman"/>
                 <w:b/>
                 <w:bCs/>
-                <w:sz w:val="21"/>
-                <w:szCs w:val="21"/>
+                <w:sz w:val="22"/>
+                <w:szCs w:val="22"/>
               </w:rPr>
             </w:pPr>
             <w:r>
@@ -3663,8 +3588,8 @@
                 <w:rFonts w:ascii="Times New Roman" w:hAnsi="Times New Roman" w:cs="Times New Roman"/>
                 <w:b/>
                 <w:bCs/>
-                <w:sz w:val="21"/>
-                <w:szCs w:val="21"/>
+                <w:sz w:val="22"/>
+                <w:szCs w:val="22"/>
               </w:rPr>
               <w:t>Age at Diagnosis (y)</w:t>
             </w:r>
@@ -3679,15 +3604,15 @@
               <w:jc w:val="center"/>
               <w:rPr>
                 <w:rFonts w:ascii="Times New Roman" w:hAnsi="Times New Roman" w:cs="Times New Roman"/>
-                <w:sz w:val="21"/>
-                <w:szCs w:val="21"/>
-              </w:rPr>
-            </w:pPr>
-            <w:r>
-              <w:rPr>
-                <w:rFonts w:ascii="Times New Roman" w:hAnsi="Times New Roman" w:cs="Times New Roman"/>
-                <w:sz w:val="21"/>
-                <w:szCs w:val="21"/>
+                <w:sz w:val="22"/>
+                <w:szCs w:val="22"/>
+              </w:rPr>
+            </w:pPr>
+            <w:r>
+              <w:rPr>
+                <w:rFonts w:ascii="Times New Roman" w:hAnsi="Times New Roman" w:cs="Times New Roman"/>
+                <w:sz w:val="22"/>
+                <w:szCs w:val="22"/>
               </w:rPr>
               <w:t>67.3 +/- 9.6</w:t>
             </w:r>
@@ -3702,15 +3627,15 @@
               <w:jc w:val="center"/>
               <w:rPr>
                 <w:rFonts w:ascii="Times New Roman" w:hAnsi="Times New Roman" w:cs="Times New Roman"/>
-                <w:sz w:val="21"/>
-                <w:szCs w:val="21"/>
-              </w:rPr>
-            </w:pPr>
-            <w:r>
-              <w:rPr>
-                <w:rFonts w:ascii="Times New Roman" w:hAnsi="Times New Roman" w:cs="Times New Roman"/>
-                <w:sz w:val="21"/>
-                <w:szCs w:val="21"/>
+                <w:sz w:val="22"/>
+                <w:szCs w:val="22"/>
+              </w:rPr>
+            </w:pPr>
+            <w:r>
+              <w:rPr>
+                <w:rFonts w:ascii="Times New Roman" w:hAnsi="Times New Roman" w:cs="Times New Roman"/>
+                <w:sz w:val="22"/>
+                <w:szCs w:val="22"/>
               </w:rPr>
               <w:t>67.1 +/- 9.6</w:t>
             </w:r>
@@ -3728,8 +3653,8 @@
                 <w:rFonts w:ascii="Times New Roman" w:hAnsi="Times New Roman" w:cs="Times New Roman"/>
                 <w:b/>
                 <w:bCs/>
-                <w:sz w:val="21"/>
-                <w:szCs w:val="21"/>
+                <w:sz w:val="22"/>
+                <w:szCs w:val="22"/>
               </w:rPr>
             </w:pPr>
             <w:r>
@@ -3737,21 +3662,27 @@
                 <w:rFonts w:ascii="Times New Roman" w:hAnsi="Times New Roman" w:cs="Times New Roman"/>
                 <w:b/>
                 <w:bCs/>
-                <w:sz w:val="21"/>
-                <w:szCs w:val="21"/>
-              </w:rPr>
-              <w:t>Progression</w:t>
-            </w:r>
-            <w:r>
+                <w:sz w:val="22"/>
+                <w:szCs w:val="22"/>
+              </w:rPr>
+              <w:t>Progression after 12 months</w:t>
+            </w:r>
+          </w:p>
+        </w:tc>
+        <w:tc>
+          <w:tcPr>
+            <w:tcW w:w="2751" w:type="dxa"/>
+          </w:tcPr>
+          <w:p>
+            <w:pPr>
               <w:rPr>
                 <w:rFonts w:ascii="Times New Roman" w:hAnsi="Times New Roman" w:cs="Times New Roman"/>
                 <w:b/>
                 <w:bCs/>
-                <w:sz w:val="21"/>
-                <w:szCs w:val="21"/>
-              </w:rPr>
-              <w:t xml:space="preserve"> after 12 months</w:t>
-            </w:r>
+                <w:sz w:val="22"/>
+                <w:szCs w:val="22"/>
+              </w:rPr>
+            </w:pPr>
           </w:p>
         </w:tc>
         <w:tc>
@@ -3764,24 +3695,216 @@
                 <w:rFonts w:ascii="Times New Roman" w:hAnsi="Times New Roman" w:cs="Times New Roman"/>
                 <w:b/>
                 <w:bCs/>
-                <w:sz w:val="21"/>
-                <w:szCs w:val="21"/>
-              </w:rPr>
-            </w:pPr>
-          </w:p>
-        </w:tc>
-        <w:tc>
-          <w:tcPr>
-            <w:tcW w:w="2751" w:type="dxa"/>
-          </w:tcPr>
-          <w:p>
-            <w:pPr>
+                <w:sz w:val="22"/>
+                <w:szCs w:val="22"/>
+              </w:rPr>
+            </w:pPr>
+          </w:p>
+        </w:tc>
+      </w:tr>
+      <w:tr>
+        <w:tc>
+          <w:tcPr>
+            <w:tcW w:w="3960" w:type="dxa"/>
+          </w:tcPr>
+          <w:p>
+            <w:pPr>
+              <w:jc w:val="center"/>
+              <w:rPr>
+                <w:rFonts w:ascii="Times New Roman" w:hAnsi="Times New Roman" w:cs="Times New Roman"/>
+                <w:i/>
+                <w:iCs/>
+                <w:sz w:val="22"/>
+                <w:szCs w:val="22"/>
+              </w:rPr>
+            </w:pPr>
+            <w:r>
+              <w:rPr>
+                <w:rFonts w:ascii="Times New Roman" w:hAnsi="Times New Roman" w:cs="Times New Roman"/>
+                <w:i/>
+                <w:iCs/>
+                <w:sz w:val="22"/>
+                <w:szCs w:val="22"/>
+              </w:rPr>
+              <w:t>No evidence of disease progression</w:t>
+            </w:r>
+          </w:p>
+        </w:tc>
+        <w:tc>
+          <w:tcPr>
+            <w:tcW w:w="2751" w:type="dxa"/>
+          </w:tcPr>
+          <w:p>
+            <w:pPr>
+              <w:jc w:val="center"/>
+              <w:rPr>
+                <w:rFonts w:ascii="Times New Roman" w:hAnsi="Times New Roman" w:cs="Times New Roman"/>
+                <w:sz w:val="22"/>
+                <w:szCs w:val="22"/>
+              </w:rPr>
+            </w:pPr>
+            <w:r>
+              <w:rPr>
+                <w:rFonts w:ascii="Times New Roman" w:hAnsi="Times New Roman" w:cs="Times New Roman"/>
+                <w:sz w:val="22"/>
+                <w:szCs w:val="22"/>
+              </w:rPr>
+              <w:t>11388 (33.3%)</w:t>
+            </w:r>
+          </w:p>
+        </w:tc>
+        <w:tc>
+          <w:tcPr>
+            <w:tcW w:w="2751" w:type="dxa"/>
+          </w:tcPr>
+          <w:p>
+            <w:pPr>
+              <w:jc w:val="center"/>
+              <w:rPr>
+                <w:rFonts w:ascii="Times New Roman" w:hAnsi="Times New Roman" w:cs="Times New Roman"/>
+                <w:sz w:val="22"/>
+                <w:szCs w:val="22"/>
+              </w:rPr>
+            </w:pPr>
+            <w:r>
+              <w:rPr>
+                <w:rFonts w:ascii="Times New Roman" w:hAnsi="Times New Roman" w:cs="Times New Roman"/>
+                <w:sz w:val="22"/>
+                <w:szCs w:val="22"/>
+              </w:rPr>
+              <w:t>2250 (32.9%)</w:t>
+            </w:r>
+          </w:p>
+        </w:tc>
+      </w:tr>
+      <w:tr>
+        <w:tc>
+          <w:tcPr>
+            <w:tcW w:w="3960" w:type="dxa"/>
+          </w:tcPr>
+          <w:p>
+            <w:pPr>
+              <w:jc w:val="center"/>
+              <w:rPr>
+                <w:rFonts w:ascii="Times New Roman" w:hAnsi="Times New Roman" w:cs="Times New Roman"/>
+                <w:i/>
+                <w:iCs/>
+                <w:sz w:val="22"/>
+                <w:szCs w:val="22"/>
+              </w:rPr>
+            </w:pPr>
+            <w:r>
+              <w:rPr>
+                <w:rFonts w:ascii="Times New Roman" w:hAnsi="Times New Roman" w:cs="Times New Roman"/>
+                <w:i/>
+                <w:iCs/>
+                <w:sz w:val="22"/>
+                <w:szCs w:val="22"/>
+              </w:rPr>
+              <w:t>Evidence of disease progression</w:t>
+            </w:r>
+          </w:p>
+        </w:tc>
+        <w:tc>
+          <w:tcPr>
+            <w:tcW w:w="2751" w:type="dxa"/>
+          </w:tcPr>
+          <w:p>
+            <w:pPr>
+              <w:jc w:val="center"/>
+              <w:rPr>
+                <w:rFonts w:ascii="Times New Roman" w:hAnsi="Times New Roman" w:cs="Times New Roman"/>
+                <w:sz w:val="22"/>
+                <w:szCs w:val="22"/>
+              </w:rPr>
+            </w:pPr>
+            <w:r>
+              <w:rPr>
+                <w:rFonts w:ascii="Times New Roman" w:hAnsi="Times New Roman" w:cs="Times New Roman"/>
+                <w:sz w:val="22"/>
+                <w:szCs w:val="22"/>
+              </w:rPr>
+              <w:t>22785 (66.7%)</w:t>
+            </w:r>
+          </w:p>
+        </w:tc>
+        <w:tc>
+          <w:tcPr>
+            <w:tcW w:w="2751" w:type="dxa"/>
+          </w:tcPr>
+          <w:p>
+            <w:pPr>
+              <w:jc w:val="center"/>
+              <w:rPr>
+                <w:rFonts w:ascii="Times New Roman" w:hAnsi="Times New Roman" w:cs="Times New Roman"/>
+                <w:sz w:val="22"/>
+                <w:szCs w:val="22"/>
+              </w:rPr>
+            </w:pPr>
+            <w:r>
+              <w:rPr>
+                <w:rFonts w:ascii="Times New Roman" w:hAnsi="Times New Roman" w:cs="Times New Roman"/>
+                <w:sz w:val="22"/>
+                <w:szCs w:val="22"/>
+              </w:rPr>
+              <w:t>4585 (67.1%)</w:t>
+            </w:r>
+          </w:p>
+        </w:tc>
+      </w:tr>
+      <w:tr>
+        <w:tc>
+          <w:tcPr>
+            <w:tcW w:w="3960" w:type="dxa"/>
+          </w:tcPr>
+          <w:p>
+            <w:pPr>
+              <w:rPr>
+                <w:rFonts w:ascii="Times New Roman" w:hAnsi="Times New Roman" w:cs="Times New Roman"/>
+                <w:i/>
+                <w:iCs/>
+                <w:sz w:val="22"/>
+                <w:szCs w:val="22"/>
+              </w:rPr>
+            </w:pPr>
+            <w:r>
               <w:rPr>
                 <w:rFonts w:ascii="Times New Roman" w:hAnsi="Times New Roman" w:cs="Times New Roman"/>
                 <w:b/>
                 <w:bCs/>
-                <w:sz w:val="21"/>
-                <w:szCs w:val="21"/>
+                <w:sz w:val="22"/>
+                <w:szCs w:val="22"/>
+              </w:rPr>
+              <w:t>Mortality after 12 months</w:t>
+            </w:r>
+          </w:p>
+        </w:tc>
+        <w:tc>
+          <w:tcPr>
+            <w:tcW w:w="2751" w:type="dxa"/>
+          </w:tcPr>
+          <w:p>
+            <w:pPr>
+              <w:jc w:val="center"/>
+              <w:rPr>
+                <w:rFonts w:ascii="Times New Roman" w:hAnsi="Times New Roman" w:cs="Times New Roman"/>
+                <w:sz w:val="22"/>
+                <w:szCs w:val="22"/>
+              </w:rPr>
+            </w:pPr>
+          </w:p>
+        </w:tc>
+        <w:tc>
+          <w:tcPr>
+            <w:tcW w:w="2751" w:type="dxa"/>
+          </w:tcPr>
+          <w:p>
+            <w:pPr>
+              <w:jc w:val="center"/>
+              <w:rPr>
+                <w:rFonts w:ascii="Times New Roman" w:hAnsi="Times New Roman" w:cs="Times New Roman"/>
+                <w:sz w:val="22"/>
+                <w:szCs w:val="22"/>
               </w:rPr>
             </w:pPr>
           </w:p>
@@ -3799,8 +3922,8 @@
                 <w:rFonts w:ascii="Times New Roman" w:hAnsi="Times New Roman" w:cs="Times New Roman"/>
                 <w:i/>
                 <w:iCs/>
-                <w:sz w:val="21"/>
-                <w:szCs w:val="21"/>
+                <w:sz w:val="22"/>
+                <w:szCs w:val="22"/>
               </w:rPr>
             </w:pPr>
             <w:r>
@@ -3808,56 +3931,56 @@
                 <w:rFonts w:ascii="Times New Roman" w:hAnsi="Times New Roman" w:cs="Times New Roman"/>
                 <w:i/>
                 <w:iCs/>
-                <w:sz w:val="21"/>
-                <w:szCs w:val="21"/>
-              </w:rPr>
-              <w:t>No evidence of disease progression</w:t>
-            </w:r>
-          </w:p>
-        </w:tc>
-        <w:tc>
-          <w:tcPr>
-            <w:tcW w:w="2751" w:type="dxa"/>
-          </w:tcPr>
-          <w:p>
-            <w:pPr>
-              <w:jc w:val="center"/>
-              <w:rPr>
-                <w:rFonts w:ascii="Times New Roman" w:hAnsi="Times New Roman" w:cs="Times New Roman"/>
-                <w:sz w:val="21"/>
-                <w:szCs w:val="21"/>
-              </w:rPr>
-            </w:pPr>
-            <w:r>
-              <w:rPr>
-                <w:rFonts w:ascii="Times New Roman" w:hAnsi="Times New Roman" w:cs="Times New Roman"/>
-                <w:sz w:val="21"/>
-                <w:szCs w:val="21"/>
-              </w:rPr>
-              <w:t>11388 (33.3%)</w:t>
-            </w:r>
-          </w:p>
-        </w:tc>
-        <w:tc>
-          <w:tcPr>
-            <w:tcW w:w="2751" w:type="dxa"/>
-          </w:tcPr>
-          <w:p>
-            <w:pPr>
-              <w:jc w:val="center"/>
-              <w:rPr>
-                <w:rFonts w:ascii="Times New Roman" w:hAnsi="Times New Roman" w:cs="Times New Roman"/>
-                <w:sz w:val="21"/>
-                <w:szCs w:val="21"/>
-              </w:rPr>
-            </w:pPr>
-            <w:r>
-              <w:rPr>
-                <w:rFonts w:ascii="Times New Roman" w:hAnsi="Times New Roman" w:cs="Times New Roman"/>
-                <w:sz w:val="21"/>
-                <w:szCs w:val="21"/>
-              </w:rPr>
-              <w:t>2250 (32.9%)</w:t>
+                <w:sz w:val="22"/>
+                <w:szCs w:val="22"/>
+              </w:rPr>
+              <w:t>Died within 12 months</w:t>
+            </w:r>
+          </w:p>
+        </w:tc>
+        <w:tc>
+          <w:tcPr>
+            <w:tcW w:w="2751" w:type="dxa"/>
+          </w:tcPr>
+          <w:p>
+            <w:pPr>
+              <w:jc w:val="center"/>
+              <w:rPr>
+                <w:rFonts w:ascii="Times New Roman" w:hAnsi="Times New Roman" w:cs="Times New Roman"/>
+                <w:sz w:val="22"/>
+                <w:szCs w:val="22"/>
+              </w:rPr>
+            </w:pPr>
+            <w:r>
+              <w:rPr>
+                <w:rFonts w:ascii="Times New Roman" w:hAnsi="Times New Roman" w:cs="Times New Roman"/>
+                <w:sz w:val="22"/>
+                <w:szCs w:val="22"/>
+              </w:rPr>
+              <w:t>22113 (64.7%)</w:t>
+            </w:r>
+          </w:p>
+        </w:tc>
+        <w:tc>
+          <w:tcPr>
+            <w:tcW w:w="2751" w:type="dxa"/>
+          </w:tcPr>
+          <w:p>
+            <w:pPr>
+              <w:jc w:val="center"/>
+              <w:rPr>
+                <w:rFonts w:ascii="Times New Roman" w:hAnsi="Times New Roman" w:cs="Times New Roman"/>
+                <w:sz w:val="22"/>
+                <w:szCs w:val="22"/>
+              </w:rPr>
+            </w:pPr>
+            <w:r>
+              <w:rPr>
+                <w:rFonts w:ascii="Times New Roman" w:hAnsi="Times New Roman" w:cs="Times New Roman"/>
+                <w:sz w:val="22"/>
+                <w:szCs w:val="22"/>
+              </w:rPr>
+              <w:t>4499 (65.8%)</w:t>
             </w:r>
           </w:p>
         </w:tc>
@@ -3874,8 +3997,8 @@
                 <w:rFonts w:ascii="Times New Roman" w:hAnsi="Times New Roman" w:cs="Times New Roman"/>
                 <w:i/>
                 <w:iCs/>
-                <w:sz w:val="21"/>
-                <w:szCs w:val="21"/>
+                <w:sz w:val="22"/>
+                <w:szCs w:val="22"/>
               </w:rPr>
             </w:pPr>
             <w:r>
@@ -3883,56 +4006,56 @@
                 <w:rFonts w:ascii="Times New Roman" w:hAnsi="Times New Roman" w:cs="Times New Roman"/>
                 <w:i/>
                 <w:iCs/>
-                <w:sz w:val="21"/>
-                <w:szCs w:val="21"/>
-              </w:rPr>
-              <w:t>Evidence of disease progression</w:t>
-            </w:r>
-          </w:p>
-        </w:tc>
-        <w:tc>
-          <w:tcPr>
-            <w:tcW w:w="2751" w:type="dxa"/>
-          </w:tcPr>
-          <w:p>
-            <w:pPr>
-              <w:jc w:val="center"/>
-              <w:rPr>
-                <w:rFonts w:ascii="Times New Roman" w:hAnsi="Times New Roman" w:cs="Times New Roman"/>
-                <w:sz w:val="21"/>
-                <w:szCs w:val="21"/>
-              </w:rPr>
-            </w:pPr>
-            <w:r>
-              <w:rPr>
-                <w:rFonts w:ascii="Times New Roman" w:hAnsi="Times New Roman" w:cs="Times New Roman"/>
-                <w:sz w:val="21"/>
-                <w:szCs w:val="21"/>
-              </w:rPr>
-              <w:t>22785 (66.7%)</w:t>
-            </w:r>
-          </w:p>
-        </w:tc>
-        <w:tc>
-          <w:tcPr>
-            <w:tcW w:w="2751" w:type="dxa"/>
-          </w:tcPr>
-          <w:p>
-            <w:pPr>
-              <w:jc w:val="center"/>
-              <w:rPr>
-                <w:rFonts w:ascii="Times New Roman" w:hAnsi="Times New Roman" w:cs="Times New Roman"/>
-                <w:sz w:val="21"/>
-                <w:szCs w:val="21"/>
-              </w:rPr>
-            </w:pPr>
-            <w:r>
-              <w:rPr>
-                <w:rFonts w:ascii="Times New Roman" w:hAnsi="Times New Roman" w:cs="Times New Roman"/>
-                <w:sz w:val="21"/>
-                <w:szCs w:val="21"/>
-              </w:rPr>
-              <w:t>4585 (67.1%)</w:t>
+                <w:sz w:val="22"/>
+                <w:szCs w:val="22"/>
+              </w:rPr>
+              <w:t>Alive at 12 months</w:t>
+            </w:r>
+          </w:p>
+        </w:tc>
+        <w:tc>
+          <w:tcPr>
+            <w:tcW w:w="2751" w:type="dxa"/>
+          </w:tcPr>
+          <w:p>
+            <w:pPr>
+              <w:jc w:val="center"/>
+              <w:rPr>
+                <w:rFonts w:ascii="Times New Roman" w:hAnsi="Times New Roman" w:cs="Times New Roman"/>
+                <w:sz w:val="22"/>
+                <w:szCs w:val="22"/>
+              </w:rPr>
+            </w:pPr>
+            <w:r>
+              <w:rPr>
+                <w:rFonts w:ascii="Times New Roman" w:hAnsi="Times New Roman" w:cs="Times New Roman"/>
+                <w:sz w:val="22"/>
+                <w:szCs w:val="22"/>
+              </w:rPr>
+              <w:t>12060 (35.3%)</w:t>
+            </w:r>
+          </w:p>
+        </w:tc>
+        <w:tc>
+          <w:tcPr>
+            <w:tcW w:w="2751" w:type="dxa"/>
+          </w:tcPr>
+          <w:p>
+            <w:pPr>
+              <w:jc w:val="center"/>
+              <w:rPr>
+                <w:rFonts w:ascii="Times New Roman" w:hAnsi="Times New Roman" w:cs="Times New Roman"/>
+                <w:sz w:val="22"/>
+                <w:szCs w:val="22"/>
+              </w:rPr>
+            </w:pPr>
+            <w:r>
+              <w:rPr>
+                <w:rFonts w:ascii="Times New Roman" w:hAnsi="Times New Roman" w:cs="Times New Roman"/>
+                <w:sz w:val="22"/>
+                <w:szCs w:val="22"/>
+              </w:rPr>
+              <w:t>2336 (34.2%)</w:t>
             </w:r>
           </w:p>
         </w:tc>
@@ -3946,50 +4069,369 @@
             <w:pPr>
               <w:rPr>
                 <w:rFonts w:ascii="Times New Roman" w:hAnsi="Times New Roman" w:cs="Times New Roman"/>
+                <w:b/>
+                <w:bCs/>
+                <w:sz w:val="22"/>
+                <w:szCs w:val="22"/>
+              </w:rPr>
+            </w:pPr>
+            <w:r>
+              <w:rPr>
+                <w:rFonts w:ascii="Times New Roman" w:hAnsi="Times New Roman" w:cs="Times New Roman"/>
+                <w:b/>
+                <w:bCs/>
+                <w:sz w:val="22"/>
+                <w:szCs w:val="22"/>
+              </w:rPr>
+              <w:t>Gender</w:t>
+            </w:r>
+          </w:p>
+        </w:tc>
+        <w:tc>
+          <w:tcPr>
+            <w:tcW w:w="2751" w:type="dxa"/>
+          </w:tcPr>
+          <w:p>
+            <w:pPr>
+              <w:rPr>
+                <w:rFonts w:ascii="Times New Roman" w:hAnsi="Times New Roman" w:cs="Times New Roman"/>
+                <w:b/>
+                <w:bCs/>
+                <w:sz w:val="22"/>
+                <w:szCs w:val="22"/>
+              </w:rPr>
+            </w:pPr>
+          </w:p>
+        </w:tc>
+        <w:tc>
+          <w:tcPr>
+            <w:tcW w:w="2751" w:type="dxa"/>
+          </w:tcPr>
+          <w:p>
+            <w:pPr>
+              <w:rPr>
+                <w:rFonts w:ascii="Times New Roman" w:hAnsi="Times New Roman" w:cs="Times New Roman"/>
+                <w:b/>
+                <w:bCs/>
+                <w:sz w:val="22"/>
+                <w:szCs w:val="22"/>
+              </w:rPr>
+            </w:pPr>
+          </w:p>
+        </w:tc>
+      </w:tr>
+      <w:tr>
+        <w:tc>
+          <w:tcPr>
+            <w:tcW w:w="3960" w:type="dxa"/>
+          </w:tcPr>
+          <w:p>
+            <w:pPr>
+              <w:jc w:val="center"/>
+              <w:rPr>
+                <w:rFonts w:ascii="Times New Roman" w:hAnsi="Times New Roman" w:cs="Times New Roman"/>
                 <w:i/>
                 <w:iCs/>
-                <w:sz w:val="21"/>
-                <w:szCs w:val="21"/>
-              </w:rPr>
-            </w:pPr>
-            <w:r>
+                <w:sz w:val="22"/>
+                <w:szCs w:val="22"/>
+              </w:rPr>
+            </w:pPr>
+            <w:r>
+              <w:rPr>
+                <w:rFonts w:ascii="Times New Roman" w:hAnsi="Times New Roman" w:cs="Times New Roman"/>
+                <w:i/>
+                <w:iCs/>
+                <w:sz w:val="22"/>
+                <w:szCs w:val="22"/>
+              </w:rPr>
+              <w:t>Male</w:t>
+            </w:r>
+          </w:p>
+        </w:tc>
+        <w:tc>
+          <w:tcPr>
+            <w:tcW w:w="2751" w:type="dxa"/>
+          </w:tcPr>
+          <w:p>
+            <w:pPr>
+              <w:jc w:val="center"/>
+              <w:rPr>
+                <w:rFonts w:ascii="Times New Roman" w:hAnsi="Times New Roman" w:cs="Times New Roman"/>
+                <w:sz w:val="22"/>
+                <w:szCs w:val="22"/>
+              </w:rPr>
+            </w:pPr>
+            <w:r>
+              <w:rPr>
+                <w:rFonts w:ascii="Times New Roman" w:hAnsi="Times New Roman" w:cs="Times New Roman"/>
+                <w:sz w:val="22"/>
+                <w:szCs w:val="22"/>
+              </w:rPr>
+              <w:t>17546 (51.3%)</w:t>
+            </w:r>
+          </w:p>
+        </w:tc>
+        <w:tc>
+          <w:tcPr>
+            <w:tcW w:w="2751" w:type="dxa"/>
+          </w:tcPr>
+          <w:p>
+            <w:pPr>
+              <w:jc w:val="center"/>
+              <w:rPr>
+                <w:rFonts w:ascii="Times New Roman" w:hAnsi="Times New Roman" w:cs="Times New Roman"/>
+                <w:sz w:val="22"/>
+                <w:szCs w:val="22"/>
+              </w:rPr>
+            </w:pPr>
+            <w:r>
+              <w:rPr>
+                <w:rFonts w:ascii="Times New Roman" w:hAnsi="Times New Roman" w:cs="Times New Roman"/>
+                <w:sz w:val="22"/>
+                <w:szCs w:val="22"/>
+              </w:rPr>
+              <w:t>3490</w:t>
+            </w:r>
+            <w:r>
+              <w:rPr>
+                <w:rFonts w:ascii="Times New Roman" w:hAnsi="Times New Roman" w:cs="Times New Roman"/>
+                <w:sz w:val="22"/>
+                <w:szCs w:val="22"/>
+              </w:rPr>
+              <w:t xml:space="preserve"> (51.1%)</w:t>
+            </w:r>
+          </w:p>
+        </w:tc>
+      </w:tr>
+      <w:tr>
+        <w:tc>
+          <w:tcPr>
+            <w:tcW w:w="3960" w:type="dxa"/>
+          </w:tcPr>
+          <w:p>
+            <w:pPr>
+              <w:jc w:val="center"/>
+              <w:rPr>
+                <w:rFonts w:ascii="Times New Roman" w:hAnsi="Times New Roman" w:cs="Times New Roman"/>
+                <w:i/>
+                <w:iCs/>
+                <w:sz w:val="22"/>
+                <w:szCs w:val="22"/>
+              </w:rPr>
+            </w:pPr>
+            <w:r>
+              <w:rPr>
+                <w:rFonts w:ascii="Times New Roman" w:hAnsi="Times New Roman" w:cs="Times New Roman"/>
+                <w:i/>
+                <w:iCs/>
+                <w:sz w:val="22"/>
+                <w:szCs w:val="22"/>
+              </w:rPr>
+              <w:t>Female</w:t>
+            </w:r>
+          </w:p>
+        </w:tc>
+        <w:tc>
+          <w:tcPr>
+            <w:tcW w:w="2751" w:type="dxa"/>
+          </w:tcPr>
+          <w:p>
+            <w:pPr>
+              <w:jc w:val="center"/>
+              <w:rPr>
+                <w:rFonts w:ascii="Times New Roman" w:hAnsi="Times New Roman" w:cs="Times New Roman"/>
+                <w:sz w:val="22"/>
+                <w:szCs w:val="22"/>
+              </w:rPr>
+            </w:pPr>
+            <w:r>
+              <w:rPr>
+                <w:rFonts w:ascii="Times New Roman" w:hAnsi="Times New Roman" w:cs="Times New Roman"/>
+                <w:sz w:val="22"/>
+                <w:szCs w:val="22"/>
+              </w:rPr>
+              <w:t>16626 (48.7%)</w:t>
+            </w:r>
+          </w:p>
+        </w:tc>
+        <w:tc>
+          <w:tcPr>
+            <w:tcW w:w="2751" w:type="dxa"/>
+          </w:tcPr>
+          <w:p>
+            <w:pPr>
+              <w:jc w:val="center"/>
+              <w:rPr>
+                <w:rFonts w:ascii="Times New Roman" w:hAnsi="Times New Roman" w:cs="Times New Roman"/>
+                <w:sz w:val="22"/>
+                <w:szCs w:val="22"/>
+              </w:rPr>
+            </w:pPr>
+            <w:r>
+              <w:rPr>
+                <w:rFonts w:ascii="Times New Roman" w:hAnsi="Times New Roman" w:cs="Times New Roman"/>
+                <w:sz w:val="22"/>
+                <w:szCs w:val="22"/>
+              </w:rPr>
+              <w:t>3345</w:t>
+            </w:r>
+            <w:r>
+              <w:rPr>
+                <w:rFonts w:ascii="Times New Roman" w:hAnsi="Times New Roman" w:cs="Times New Roman"/>
+                <w:sz w:val="22"/>
+                <w:szCs w:val="22"/>
+              </w:rPr>
+              <w:t xml:space="preserve"> (</w:t>
+            </w:r>
+            <w:r>
+              <w:rPr>
+                <w:rFonts w:ascii="Times New Roman" w:hAnsi="Times New Roman" w:cs="Times New Roman"/>
+                <w:sz w:val="22"/>
+                <w:szCs w:val="22"/>
+              </w:rPr>
+              <w:t>48.9%)</w:t>
+            </w:r>
+          </w:p>
+        </w:tc>
+      </w:tr>
+      <w:tr>
+        <w:tc>
+          <w:tcPr>
+            <w:tcW w:w="3960" w:type="dxa"/>
+          </w:tcPr>
+          <w:p>
+            <w:pPr>
+              <w:jc w:val="center"/>
+              <w:rPr>
+                <w:rFonts w:ascii="Times New Roman" w:hAnsi="Times New Roman" w:cs="Times New Roman"/>
+                <w:i/>
+                <w:iCs/>
+                <w:sz w:val="22"/>
+                <w:szCs w:val="22"/>
+              </w:rPr>
+            </w:pPr>
+            <w:r>
+              <w:rPr>
+                <w:rFonts w:ascii="Times New Roman" w:hAnsi="Times New Roman" w:cs="Times New Roman"/>
+                <w:i/>
+                <w:iCs/>
+                <w:sz w:val="22"/>
+                <w:szCs w:val="22"/>
+              </w:rPr>
+              <w:t>Unknown</w:t>
+            </w:r>
+          </w:p>
+        </w:tc>
+        <w:tc>
+          <w:tcPr>
+            <w:tcW w:w="2751" w:type="dxa"/>
+          </w:tcPr>
+          <w:p>
+            <w:pPr>
+              <w:jc w:val="center"/>
+              <w:rPr>
+                <w:rFonts w:ascii="Times New Roman" w:hAnsi="Times New Roman" w:cs="Times New Roman"/>
+                <w:sz w:val="22"/>
+                <w:szCs w:val="22"/>
+              </w:rPr>
+            </w:pPr>
+            <w:r>
+              <w:rPr>
+                <w:rFonts w:ascii="Times New Roman" w:hAnsi="Times New Roman" w:cs="Times New Roman"/>
+                <w:sz w:val="22"/>
+                <w:szCs w:val="22"/>
+              </w:rPr>
+              <w:t>1 (&lt;0.1%)</w:t>
+            </w:r>
+          </w:p>
+        </w:tc>
+        <w:tc>
+          <w:tcPr>
+            <w:tcW w:w="2751" w:type="dxa"/>
+          </w:tcPr>
+          <w:p>
+            <w:pPr>
+              <w:jc w:val="center"/>
+              <w:rPr>
+                <w:rFonts w:ascii="Times New Roman" w:hAnsi="Times New Roman" w:cs="Times New Roman"/>
+                <w:sz w:val="22"/>
+                <w:szCs w:val="22"/>
+              </w:rPr>
+            </w:pPr>
+            <w:r>
+              <w:rPr>
+                <w:rFonts w:ascii="Times New Roman" w:hAnsi="Times New Roman" w:cs="Times New Roman"/>
+                <w:sz w:val="22"/>
+                <w:szCs w:val="22"/>
+              </w:rPr>
+              <w:t>0</w:t>
+            </w:r>
+            <w:r>
+              <w:rPr>
+                <w:rFonts w:ascii="Times New Roman" w:hAnsi="Times New Roman" w:cs="Times New Roman"/>
+                <w:sz w:val="22"/>
+                <w:szCs w:val="22"/>
+              </w:rPr>
+              <w:t xml:space="preserve"> (0.0%)</w:t>
+            </w:r>
+          </w:p>
+        </w:tc>
+      </w:tr>
+      <w:tr>
+        <w:tc>
+          <w:tcPr>
+            <w:tcW w:w="3960" w:type="dxa"/>
+          </w:tcPr>
+          <w:p>
+            <w:pPr>
               <w:rPr>
                 <w:rFonts w:ascii="Times New Roman" w:hAnsi="Times New Roman" w:cs="Times New Roman"/>
                 <w:b/>
                 <w:bCs/>
-                <w:sz w:val="21"/>
-                <w:szCs w:val="21"/>
-              </w:rPr>
-              <w:t>Mortality after 12 months</w:t>
-            </w:r>
-          </w:p>
-        </w:tc>
-        <w:tc>
-          <w:tcPr>
-            <w:tcW w:w="2751" w:type="dxa"/>
-          </w:tcPr>
-          <w:p>
-            <w:pPr>
-              <w:jc w:val="center"/>
-              <w:rPr>
-                <w:rFonts w:ascii="Times New Roman" w:hAnsi="Times New Roman" w:cs="Times New Roman"/>
-                <w:sz w:val="21"/>
-                <w:szCs w:val="21"/>
-              </w:rPr>
-            </w:pPr>
-          </w:p>
-        </w:tc>
-        <w:tc>
-          <w:tcPr>
-            <w:tcW w:w="2751" w:type="dxa"/>
-          </w:tcPr>
-          <w:p>
-            <w:pPr>
-              <w:jc w:val="center"/>
-              <w:rPr>
-                <w:rFonts w:ascii="Times New Roman" w:hAnsi="Times New Roman" w:cs="Times New Roman"/>
-                <w:sz w:val="21"/>
-                <w:szCs w:val="21"/>
+                <w:sz w:val="22"/>
+                <w:szCs w:val="22"/>
+              </w:rPr>
+            </w:pPr>
+            <w:r>
+              <w:rPr>
+                <w:rFonts w:ascii="Times New Roman" w:hAnsi="Times New Roman" w:cs="Times New Roman"/>
+                <w:b/>
+                <w:bCs/>
+                <w:sz w:val="22"/>
+                <w:szCs w:val="22"/>
+              </w:rPr>
+              <w:t>Race</w:t>
+            </w:r>
+          </w:p>
+        </w:tc>
+        <w:tc>
+          <w:tcPr>
+            <w:tcW w:w="2751" w:type="dxa"/>
+          </w:tcPr>
+          <w:p>
+            <w:pPr>
+              <w:rPr>
+                <w:rFonts w:ascii="Times New Roman" w:hAnsi="Times New Roman" w:cs="Times New Roman"/>
+                <w:b/>
+                <w:bCs/>
+                <w:sz w:val="22"/>
+                <w:szCs w:val="22"/>
+              </w:rPr>
+            </w:pPr>
+          </w:p>
+        </w:tc>
+        <w:tc>
+          <w:tcPr>
+            <w:tcW w:w="2751" w:type="dxa"/>
+          </w:tcPr>
+          <w:p>
+            <w:pPr>
+              <w:rPr>
+                <w:rFonts w:ascii="Times New Roman" w:hAnsi="Times New Roman" w:cs="Times New Roman"/>
+                <w:b/>
+                <w:bCs/>
+                <w:sz w:val="22"/>
+                <w:szCs w:val="22"/>
               </w:rPr>
             </w:pPr>
           </w:p>
@@ -4007,8 +4449,8 @@
                 <w:rFonts w:ascii="Times New Roman" w:hAnsi="Times New Roman" w:cs="Times New Roman"/>
                 <w:i/>
                 <w:iCs/>
-                <w:sz w:val="21"/>
-                <w:szCs w:val="21"/>
+                <w:sz w:val="22"/>
+                <w:szCs w:val="22"/>
               </w:rPr>
             </w:pPr>
             <w:r>
@@ -4016,56 +4458,64 @@
                 <w:rFonts w:ascii="Times New Roman" w:hAnsi="Times New Roman" w:cs="Times New Roman"/>
                 <w:i/>
                 <w:iCs/>
-                <w:sz w:val="21"/>
-                <w:szCs w:val="21"/>
-              </w:rPr>
-              <w:t>Died within 12 months</w:t>
-            </w:r>
-          </w:p>
-        </w:tc>
-        <w:tc>
-          <w:tcPr>
-            <w:tcW w:w="2751" w:type="dxa"/>
-          </w:tcPr>
-          <w:p>
-            <w:pPr>
-              <w:jc w:val="center"/>
-              <w:rPr>
-                <w:rFonts w:ascii="Times New Roman" w:hAnsi="Times New Roman" w:cs="Times New Roman"/>
-                <w:sz w:val="21"/>
-                <w:szCs w:val="21"/>
-              </w:rPr>
-            </w:pPr>
-            <w:r>
-              <w:rPr>
-                <w:rFonts w:ascii="Times New Roman" w:hAnsi="Times New Roman" w:cs="Times New Roman"/>
-                <w:sz w:val="21"/>
-                <w:szCs w:val="21"/>
-              </w:rPr>
-              <w:t>22113 (64.7%)</w:t>
-            </w:r>
-          </w:p>
-        </w:tc>
-        <w:tc>
-          <w:tcPr>
-            <w:tcW w:w="2751" w:type="dxa"/>
-          </w:tcPr>
-          <w:p>
-            <w:pPr>
-              <w:jc w:val="center"/>
-              <w:rPr>
-                <w:rFonts w:ascii="Times New Roman" w:hAnsi="Times New Roman" w:cs="Times New Roman"/>
-                <w:sz w:val="21"/>
-                <w:szCs w:val="21"/>
-              </w:rPr>
-            </w:pPr>
-            <w:r>
-              <w:rPr>
-                <w:rFonts w:ascii="Times New Roman" w:hAnsi="Times New Roman" w:cs="Times New Roman"/>
-                <w:sz w:val="21"/>
-                <w:szCs w:val="21"/>
-              </w:rPr>
-              <w:t>4499 (65.8%)</w:t>
+                <w:sz w:val="22"/>
+                <w:szCs w:val="22"/>
+              </w:rPr>
+              <w:t>White</w:t>
+            </w:r>
+          </w:p>
+        </w:tc>
+        <w:tc>
+          <w:tcPr>
+            <w:tcW w:w="2751" w:type="dxa"/>
+          </w:tcPr>
+          <w:p>
+            <w:pPr>
+              <w:jc w:val="center"/>
+              <w:rPr>
+                <w:rFonts w:ascii="Times New Roman" w:hAnsi="Times New Roman" w:cs="Times New Roman"/>
+                <w:sz w:val="22"/>
+                <w:szCs w:val="22"/>
+              </w:rPr>
+            </w:pPr>
+            <w:r>
+              <w:rPr>
+                <w:rFonts w:ascii="Times New Roman" w:hAnsi="Times New Roman" w:cs="Times New Roman"/>
+                <w:sz w:val="22"/>
+                <w:szCs w:val="22"/>
+              </w:rPr>
+              <w:t>23854 (69.8%)</w:t>
+            </w:r>
+          </w:p>
+        </w:tc>
+        <w:tc>
+          <w:tcPr>
+            <w:tcW w:w="2751" w:type="dxa"/>
+          </w:tcPr>
+          <w:p>
+            <w:pPr>
+              <w:jc w:val="center"/>
+              <w:rPr>
+                <w:rFonts w:ascii="Times New Roman" w:hAnsi="Times New Roman" w:cs="Times New Roman"/>
+                <w:sz w:val="22"/>
+                <w:szCs w:val="22"/>
+              </w:rPr>
+            </w:pPr>
+            <w:r>
+              <w:rPr>
+                <w:rFonts w:ascii="Times New Roman" w:hAnsi="Times New Roman" w:cs="Times New Roman"/>
+                <w:sz w:val="22"/>
+                <w:szCs w:val="22"/>
+              </w:rPr>
+              <w:t>4743</w:t>
+            </w:r>
+            <w:r>
+              <w:rPr>
+                <w:rFonts w:ascii="Times New Roman" w:hAnsi="Times New Roman" w:cs="Times New Roman"/>
+                <w:sz w:val="22"/>
+                <w:szCs w:val="22"/>
+              </w:rPr>
+              <w:t xml:space="preserve"> (69.4%)</w:t>
             </w:r>
           </w:p>
         </w:tc>
@@ -4082,8 +4532,8 @@
                 <w:rFonts w:ascii="Times New Roman" w:hAnsi="Times New Roman" w:cs="Times New Roman"/>
                 <w:i/>
                 <w:iCs/>
-                <w:sz w:val="21"/>
-                <w:szCs w:val="21"/>
+                <w:sz w:val="22"/>
+                <w:szCs w:val="22"/>
               </w:rPr>
             </w:pPr>
             <w:r>
@@ -4091,56 +4541,64 @@
                 <w:rFonts w:ascii="Times New Roman" w:hAnsi="Times New Roman" w:cs="Times New Roman"/>
                 <w:i/>
                 <w:iCs/>
-                <w:sz w:val="21"/>
-                <w:szCs w:val="21"/>
-              </w:rPr>
-              <w:t>Alive at 12 months</w:t>
-            </w:r>
-          </w:p>
-        </w:tc>
-        <w:tc>
-          <w:tcPr>
-            <w:tcW w:w="2751" w:type="dxa"/>
-          </w:tcPr>
-          <w:p>
-            <w:pPr>
-              <w:jc w:val="center"/>
-              <w:rPr>
-                <w:rFonts w:ascii="Times New Roman" w:hAnsi="Times New Roman" w:cs="Times New Roman"/>
-                <w:sz w:val="21"/>
-                <w:szCs w:val="21"/>
-              </w:rPr>
-            </w:pPr>
-            <w:r>
-              <w:rPr>
-                <w:rFonts w:ascii="Times New Roman" w:hAnsi="Times New Roman" w:cs="Times New Roman"/>
-                <w:sz w:val="21"/>
-                <w:szCs w:val="21"/>
-              </w:rPr>
-              <w:t>12060 (35.3%)</w:t>
-            </w:r>
-          </w:p>
-        </w:tc>
-        <w:tc>
-          <w:tcPr>
-            <w:tcW w:w="2751" w:type="dxa"/>
-          </w:tcPr>
-          <w:p>
-            <w:pPr>
-              <w:jc w:val="center"/>
-              <w:rPr>
-                <w:rFonts w:ascii="Times New Roman" w:hAnsi="Times New Roman" w:cs="Times New Roman"/>
-                <w:sz w:val="21"/>
-                <w:szCs w:val="21"/>
-              </w:rPr>
-            </w:pPr>
-            <w:r>
-              <w:rPr>
-                <w:rFonts w:ascii="Times New Roman" w:hAnsi="Times New Roman" w:cs="Times New Roman"/>
-                <w:sz w:val="21"/>
-                <w:szCs w:val="21"/>
-              </w:rPr>
-              <w:t>2336 (34.2%)</w:t>
+                <w:sz w:val="22"/>
+                <w:szCs w:val="22"/>
+              </w:rPr>
+              <w:t>Black</w:t>
+            </w:r>
+          </w:p>
+        </w:tc>
+        <w:tc>
+          <w:tcPr>
+            <w:tcW w:w="2751" w:type="dxa"/>
+          </w:tcPr>
+          <w:p>
+            <w:pPr>
+              <w:jc w:val="center"/>
+              <w:rPr>
+                <w:rFonts w:ascii="Times New Roman" w:hAnsi="Times New Roman" w:cs="Times New Roman"/>
+                <w:sz w:val="22"/>
+                <w:szCs w:val="22"/>
+              </w:rPr>
+            </w:pPr>
+            <w:r>
+              <w:rPr>
+                <w:rFonts w:ascii="Times New Roman" w:hAnsi="Times New Roman" w:cs="Times New Roman"/>
+                <w:sz w:val="22"/>
+                <w:szCs w:val="22"/>
+              </w:rPr>
+              <w:t>3036 (8.9%)</w:t>
+            </w:r>
+          </w:p>
+        </w:tc>
+        <w:tc>
+          <w:tcPr>
+            <w:tcW w:w="2751" w:type="dxa"/>
+          </w:tcPr>
+          <w:p>
+            <w:pPr>
+              <w:jc w:val="center"/>
+              <w:rPr>
+                <w:rFonts w:ascii="Times New Roman" w:hAnsi="Times New Roman" w:cs="Times New Roman"/>
+                <w:sz w:val="22"/>
+                <w:szCs w:val="22"/>
+              </w:rPr>
+            </w:pPr>
+            <w:r>
+              <w:rPr>
+                <w:rFonts w:ascii="Times New Roman" w:hAnsi="Times New Roman" w:cs="Times New Roman"/>
+                <w:sz w:val="22"/>
+                <w:szCs w:val="22"/>
+              </w:rPr>
+              <w:t>610</w:t>
+            </w:r>
+            <w:r>
+              <w:rPr>
+                <w:rFonts w:ascii="Times New Roman" w:hAnsi="Times New Roman" w:cs="Times New Roman"/>
+                <w:sz w:val="22"/>
+                <w:szCs w:val="22"/>
+              </w:rPr>
+              <w:t xml:space="preserve"> (8.9%)</w:t>
             </w:r>
           </w:p>
         </w:tc>
@@ -4152,12 +4610,245 @@
           </w:tcPr>
           <w:p>
             <w:pPr>
+              <w:jc w:val="center"/>
+              <w:rPr>
+                <w:rFonts w:ascii="Times New Roman" w:hAnsi="Times New Roman" w:cs="Times New Roman"/>
+                <w:i/>
+                <w:iCs/>
+                <w:sz w:val="22"/>
+                <w:szCs w:val="22"/>
+              </w:rPr>
+            </w:pPr>
+            <w:r>
+              <w:rPr>
+                <w:rFonts w:ascii="Times New Roman" w:hAnsi="Times New Roman" w:cs="Times New Roman"/>
+                <w:i/>
+                <w:iCs/>
+                <w:sz w:val="22"/>
+                <w:szCs w:val="22"/>
+              </w:rPr>
+              <w:t>Asian</w:t>
+            </w:r>
+          </w:p>
+        </w:tc>
+        <w:tc>
+          <w:tcPr>
+            <w:tcW w:w="2751" w:type="dxa"/>
+          </w:tcPr>
+          <w:p>
+            <w:pPr>
+              <w:jc w:val="center"/>
+              <w:rPr>
+                <w:rFonts w:ascii="Times New Roman" w:hAnsi="Times New Roman" w:cs="Times New Roman"/>
+                <w:sz w:val="22"/>
+                <w:szCs w:val="22"/>
+              </w:rPr>
+            </w:pPr>
+            <w:r>
+              <w:rPr>
+                <w:rFonts w:ascii="Times New Roman" w:hAnsi="Times New Roman" w:cs="Times New Roman"/>
+                <w:sz w:val="22"/>
+                <w:szCs w:val="22"/>
+              </w:rPr>
+              <w:t>966 (2.8%)</w:t>
+            </w:r>
+          </w:p>
+        </w:tc>
+        <w:tc>
+          <w:tcPr>
+            <w:tcW w:w="2751" w:type="dxa"/>
+          </w:tcPr>
+          <w:p>
+            <w:pPr>
+              <w:jc w:val="center"/>
+              <w:rPr>
+                <w:rFonts w:ascii="Times New Roman" w:hAnsi="Times New Roman" w:cs="Times New Roman"/>
+                <w:sz w:val="22"/>
+                <w:szCs w:val="22"/>
+              </w:rPr>
+            </w:pPr>
+            <w:r>
+              <w:rPr>
+                <w:rFonts w:ascii="Times New Roman" w:hAnsi="Times New Roman" w:cs="Times New Roman"/>
+                <w:sz w:val="22"/>
+                <w:szCs w:val="22"/>
+              </w:rPr>
+              <w:t>212</w:t>
+            </w:r>
+            <w:r>
+              <w:rPr>
+                <w:rFonts w:ascii="Times New Roman" w:hAnsi="Times New Roman" w:cs="Times New Roman"/>
+                <w:sz w:val="22"/>
+                <w:szCs w:val="22"/>
+              </w:rPr>
+              <w:t xml:space="preserve"> (3.1%)</w:t>
+            </w:r>
+          </w:p>
+        </w:tc>
+      </w:tr>
+      <w:tr>
+        <w:tc>
+          <w:tcPr>
+            <w:tcW w:w="3960" w:type="dxa"/>
+          </w:tcPr>
+          <w:p>
+            <w:pPr>
+              <w:jc w:val="center"/>
+              <w:rPr>
+                <w:rFonts w:ascii="Times New Roman" w:hAnsi="Times New Roman" w:cs="Times New Roman"/>
+                <w:i/>
+                <w:iCs/>
+                <w:sz w:val="22"/>
+                <w:szCs w:val="22"/>
+              </w:rPr>
+            </w:pPr>
+            <w:r>
+              <w:rPr>
+                <w:rFonts w:ascii="Times New Roman" w:hAnsi="Times New Roman" w:cs="Times New Roman"/>
+                <w:i/>
+                <w:iCs/>
+                <w:sz w:val="22"/>
+                <w:szCs w:val="22"/>
+              </w:rPr>
+              <w:t>Other Race</w:t>
+            </w:r>
+          </w:p>
+        </w:tc>
+        <w:tc>
+          <w:tcPr>
+            <w:tcW w:w="2751" w:type="dxa"/>
+          </w:tcPr>
+          <w:p>
+            <w:pPr>
+              <w:jc w:val="center"/>
+              <w:rPr>
+                <w:rFonts w:ascii="Times New Roman" w:hAnsi="Times New Roman" w:cs="Times New Roman"/>
+                <w:sz w:val="22"/>
+                <w:szCs w:val="22"/>
+              </w:rPr>
+            </w:pPr>
+            <w:r>
+              <w:rPr>
+                <w:rFonts w:ascii="Times New Roman" w:hAnsi="Times New Roman" w:cs="Times New Roman"/>
+                <w:sz w:val="22"/>
+                <w:szCs w:val="22"/>
+              </w:rPr>
+              <w:t>3432 (10.0%)</w:t>
+            </w:r>
+          </w:p>
+        </w:tc>
+        <w:tc>
+          <w:tcPr>
+            <w:tcW w:w="2751" w:type="dxa"/>
+          </w:tcPr>
+          <w:p>
+            <w:pPr>
+              <w:jc w:val="center"/>
+              <w:rPr>
+                <w:rFonts w:ascii="Times New Roman" w:hAnsi="Times New Roman" w:cs="Times New Roman"/>
+                <w:sz w:val="22"/>
+                <w:szCs w:val="22"/>
+              </w:rPr>
+            </w:pPr>
+            <w:r>
+              <w:rPr>
+                <w:rFonts w:ascii="Times New Roman" w:hAnsi="Times New Roman" w:cs="Times New Roman"/>
+                <w:sz w:val="22"/>
+                <w:szCs w:val="22"/>
+              </w:rPr>
+              <w:t>674</w:t>
+            </w:r>
+            <w:r>
+              <w:rPr>
+                <w:rFonts w:ascii="Times New Roman" w:hAnsi="Times New Roman" w:cs="Times New Roman"/>
+                <w:sz w:val="22"/>
+                <w:szCs w:val="22"/>
+              </w:rPr>
+              <w:t xml:space="preserve"> (9.9%)</w:t>
+            </w:r>
+          </w:p>
+        </w:tc>
+      </w:tr>
+      <w:tr>
+        <w:tc>
+          <w:tcPr>
+            <w:tcW w:w="3960" w:type="dxa"/>
+          </w:tcPr>
+          <w:p>
+            <w:pPr>
+              <w:jc w:val="center"/>
+              <w:rPr>
+                <w:rFonts w:ascii="Times New Roman" w:hAnsi="Times New Roman" w:cs="Times New Roman"/>
+                <w:i/>
+                <w:iCs/>
+                <w:sz w:val="22"/>
+                <w:szCs w:val="22"/>
+              </w:rPr>
+            </w:pPr>
+            <w:r>
+              <w:rPr>
+                <w:rFonts w:ascii="Times New Roman" w:hAnsi="Times New Roman" w:cs="Times New Roman"/>
+                <w:i/>
+                <w:iCs/>
+                <w:sz w:val="22"/>
+                <w:szCs w:val="22"/>
+              </w:rPr>
+              <w:t>Unknown</w:t>
+            </w:r>
+          </w:p>
+        </w:tc>
+        <w:tc>
+          <w:tcPr>
+            <w:tcW w:w="2751" w:type="dxa"/>
+          </w:tcPr>
+          <w:p>
+            <w:pPr>
+              <w:jc w:val="center"/>
+              <w:rPr>
+                <w:rFonts w:ascii="Times New Roman" w:hAnsi="Times New Roman" w:cs="Times New Roman"/>
+                <w:sz w:val="22"/>
+                <w:szCs w:val="22"/>
+              </w:rPr>
+            </w:pPr>
+          </w:p>
+        </w:tc>
+        <w:tc>
+          <w:tcPr>
+            <w:tcW w:w="2751" w:type="dxa"/>
+          </w:tcPr>
+          <w:p>
+            <w:pPr>
+              <w:jc w:val="center"/>
+              <w:rPr>
+                <w:rFonts w:ascii="Times New Roman" w:hAnsi="Times New Roman" w:cs="Times New Roman"/>
+                <w:sz w:val="22"/>
+                <w:szCs w:val="22"/>
+              </w:rPr>
+            </w:pPr>
+            <w:r>
+              <w:rPr>
+                <w:rFonts w:ascii="Times New Roman" w:hAnsi="Times New Roman" w:cs="Times New Roman"/>
+                <w:sz w:val="22"/>
+                <w:szCs w:val="22"/>
+              </w:rPr>
+              <w:t>596 (8.7%)</w:t>
+            </w:r>
+          </w:p>
+        </w:tc>
+      </w:tr>
+      <w:tr>
+        <w:tc>
+          <w:tcPr>
+            <w:tcW w:w="3960" w:type="dxa"/>
+          </w:tcPr>
+          <w:p>
+            <w:pPr>
               <w:rPr>
                 <w:rFonts w:ascii="Times New Roman" w:hAnsi="Times New Roman" w:cs="Times New Roman"/>
                 <w:b/>
                 <w:bCs/>
-                <w:sz w:val="21"/>
-                <w:szCs w:val="21"/>
+                <w:sz w:val="22"/>
+                <w:szCs w:val="22"/>
               </w:rPr>
             </w:pPr>
             <w:r>
@@ -4165,10 +4856,10 @@
                 <w:rFonts w:ascii="Times New Roman" w:hAnsi="Times New Roman" w:cs="Times New Roman"/>
                 <w:b/>
                 <w:bCs/>
-                <w:sz w:val="21"/>
-                <w:szCs w:val="21"/>
-              </w:rPr>
-              <w:t>Gender</w:t>
+                <w:sz w:val="22"/>
+                <w:szCs w:val="22"/>
+              </w:rPr>
+              <w:t>Ethnicity</w:t>
             </w:r>
           </w:p>
         </w:tc>
@@ -4182,8 +4873,8 @@
                 <w:rFonts w:ascii="Times New Roman" w:hAnsi="Times New Roman" w:cs="Times New Roman"/>
                 <w:b/>
                 <w:bCs/>
-                <w:sz w:val="21"/>
-                <w:szCs w:val="21"/>
+                <w:sz w:val="22"/>
+                <w:szCs w:val="22"/>
               </w:rPr>
             </w:pPr>
           </w:p>
@@ -4198,8 +4889,8 @@
                 <w:rFonts w:ascii="Times New Roman" w:hAnsi="Times New Roman" w:cs="Times New Roman"/>
                 <w:b/>
                 <w:bCs/>
-                <w:sz w:val="21"/>
-                <w:szCs w:val="21"/>
+                <w:sz w:val="22"/>
+                <w:szCs w:val="22"/>
               </w:rPr>
             </w:pPr>
           </w:p>
@@ -4217,8 +4908,8 @@
                 <w:rFonts w:ascii="Times New Roman" w:hAnsi="Times New Roman" w:cs="Times New Roman"/>
                 <w:i/>
                 <w:iCs/>
-                <w:sz w:val="21"/>
-                <w:szCs w:val="21"/>
+                <w:sz w:val="22"/>
+                <w:szCs w:val="22"/>
               </w:rPr>
             </w:pPr>
             <w:r>
@@ -4226,784 +4917,8 @@
                 <w:rFonts w:ascii="Times New Roman" w:hAnsi="Times New Roman" w:cs="Times New Roman"/>
                 <w:i/>
                 <w:iCs/>
-                <w:sz w:val="21"/>
-                <w:szCs w:val="21"/>
-              </w:rPr>
-              <w:t>Male</w:t>
-            </w:r>
-          </w:p>
-        </w:tc>
-        <w:tc>
-          <w:tcPr>
-            <w:tcW w:w="2751" w:type="dxa"/>
-          </w:tcPr>
-          <w:p>
-            <w:pPr>
-              <w:jc w:val="center"/>
-              <w:rPr>
-                <w:rFonts w:ascii="Times New Roman" w:hAnsi="Times New Roman" w:cs="Times New Roman"/>
-                <w:sz w:val="21"/>
-                <w:szCs w:val="21"/>
-              </w:rPr>
-            </w:pPr>
-            <w:r>
-              <w:rPr>
-                <w:rFonts w:ascii="Times New Roman" w:hAnsi="Times New Roman" w:cs="Times New Roman"/>
-                <w:sz w:val="21"/>
-                <w:szCs w:val="21"/>
-              </w:rPr>
-              <w:t>17546 (51.3%)</w:t>
-            </w:r>
-          </w:p>
-        </w:tc>
-        <w:tc>
-          <w:tcPr>
-            <w:tcW w:w="2751" w:type="dxa"/>
-          </w:tcPr>
-          <w:p>
-            <w:pPr>
-              <w:jc w:val="center"/>
-              <w:rPr>
-                <w:rFonts w:ascii="Times New Roman" w:hAnsi="Times New Roman" w:cs="Times New Roman"/>
-                <w:sz w:val="21"/>
-                <w:szCs w:val="21"/>
-              </w:rPr>
-            </w:pPr>
-            <w:r>
-              <w:rPr>
-                <w:rFonts w:ascii="Times New Roman" w:hAnsi="Times New Roman" w:cs="Times New Roman"/>
-                <w:sz w:val="21"/>
-                <w:szCs w:val="21"/>
-              </w:rPr>
-              <w:t>3490</w:t>
-            </w:r>
-            <w:r>
-              <w:rPr>
-                <w:rFonts w:ascii="Times New Roman" w:hAnsi="Times New Roman" w:cs="Times New Roman"/>
-                <w:sz w:val="21"/>
-                <w:szCs w:val="21"/>
-              </w:rPr>
-              <w:t xml:space="preserve"> (51.1%)</w:t>
-            </w:r>
-          </w:p>
-        </w:tc>
-      </w:tr>
-      <w:tr>
-        <w:tc>
-          <w:tcPr>
-            <w:tcW w:w="3960" w:type="dxa"/>
-          </w:tcPr>
-          <w:p>
-            <w:pPr>
-              <w:jc w:val="center"/>
-              <w:rPr>
-                <w:rFonts w:ascii="Times New Roman" w:hAnsi="Times New Roman" w:cs="Times New Roman"/>
-                <w:i/>
-                <w:iCs/>
-                <w:sz w:val="21"/>
-                <w:szCs w:val="21"/>
-              </w:rPr>
-            </w:pPr>
-            <w:r>
-              <w:rPr>
-                <w:rFonts w:ascii="Times New Roman" w:hAnsi="Times New Roman" w:cs="Times New Roman"/>
-                <w:i/>
-                <w:iCs/>
-                <w:sz w:val="21"/>
-                <w:szCs w:val="21"/>
-              </w:rPr>
-              <w:t>Female</w:t>
-            </w:r>
-          </w:p>
-        </w:tc>
-        <w:tc>
-          <w:tcPr>
-            <w:tcW w:w="2751" w:type="dxa"/>
-          </w:tcPr>
-          <w:p>
-            <w:pPr>
-              <w:jc w:val="center"/>
-              <w:rPr>
-                <w:rFonts w:ascii="Times New Roman" w:hAnsi="Times New Roman" w:cs="Times New Roman"/>
-                <w:sz w:val="21"/>
-                <w:szCs w:val="21"/>
-              </w:rPr>
-            </w:pPr>
-            <w:r>
-              <w:rPr>
-                <w:rFonts w:ascii="Times New Roman" w:hAnsi="Times New Roman" w:cs="Times New Roman"/>
-                <w:sz w:val="21"/>
-                <w:szCs w:val="21"/>
-              </w:rPr>
-              <w:t>16626 (48.7%)</w:t>
-            </w:r>
-          </w:p>
-        </w:tc>
-        <w:tc>
-          <w:tcPr>
-            <w:tcW w:w="2751" w:type="dxa"/>
-          </w:tcPr>
-          <w:p>
-            <w:pPr>
-              <w:jc w:val="center"/>
-              <w:rPr>
-                <w:rFonts w:ascii="Times New Roman" w:hAnsi="Times New Roman" w:cs="Times New Roman"/>
-                <w:sz w:val="21"/>
-                <w:szCs w:val="21"/>
-              </w:rPr>
-            </w:pPr>
-            <w:r>
-              <w:rPr>
-                <w:rFonts w:ascii="Times New Roman" w:hAnsi="Times New Roman" w:cs="Times New Roman"/>
-                <w:sz w:val="21"/>
-                <w:szCs w:val="21"/>
-              </w:rPr>
-              <w:t>3345</w:t>
-            </w:r>
-            <w:r>
-              <w:rPr>
-                <w:rFonts w:ascii="Times New Roman" w:hAnsi="Times New Roman" w:cs="Times New Roman"/>
-                <w:sz w:val="21"/>
-                <w:szCs w:val="21"/>
-              </w:rPr>
-              <w:t xml:space="preserve"> (</w:t>
-            </w:r>
-            <w:r>
-              <w:rPr>
-                <w:rFonts w:ascii="Times New Roman" w:hAnsi="Times New Roman" w:cs="Times New Roman"/>
-                <w:sz w:val="21"/>
-                <w:szCs w:val="21"/>
-              </w:rPr>
-              <w:t>48.9%)</w:t>
-            </w:r>
-          </w:p>
-        </w:tc>
-      </w:tr>
-      <w:tr>
-        <w:tc>
-          <w:tcPr>
-            <w:tcW w:w="3960" w:type="dxa"/>
-          </w:tcPr>
-          <w:p>
-            <w:pPr>
-              <w:jc w:val="center"/>
-              <w:rPr>
-                <w:rFonts w:ascii="Times New Roman" w:hAnsi="Times New Roman" w:cs="Times New Roman"/>
-                <w:i/>
-                <w:iCs/>
-                <w:sz w:val="21"/>
-                <w:szCs w:val="21"/>
-              </w:rPr>
-            </w:pPr>
-            <w:r>
-              <w:rPr>
-                <w:rFonts w:ascii="Times New Roman" w:hAnsi="Times New Roman" w:cs="Times New Roman"/>
-                <w:i/>
-                <w:iCs/>
-                <w:sz w:val="21"/>
-                <w:szCs w:val="21"/>
-              </w:rPr>
-              <w:t>Unknown</w:t>
-            </w:r>
-          </w:p>
-        </w:tc>
-        <w:tc>
-          <w:tcPr>
-            <w:tcW w:w="2751" w:type="dxa"/>
-          </w:tcPr>
-          <w:p>
-            <w:pPr>
-              <w:jc w:val="center"/>
-              <w:rPr>
-                <w:rFonts w:ascii="Times New Roman" w:hAnsi="Times New Roman" w:cs="Times New Roman"/>
-                <w:sz w:val="21"/>
-                <w:szCs w:val="21"/>
-              </w:rPr>
-            </w:pPr>
-            <w:r>
-              <w:rPr>
-                <w:rFonts w:ascii="Times New Roman" w:hAnsi="Times New Roman" w:cs="Times New Roman"/>
-                <w:sz w:val="21"/>
-                <w:szCs w:val="21"/>
-              </w:rPr>
-              <w:t>1 (&lt;0.1%)</w:t>
-            </w:r>
-          </w:p>
-        </w:tc>
-        <w:tc>
-          <w:tcPr>
-            <w:tcW w:w="2751" w:type="dxa"/>
-          </w:tcPr>
-          <w:p>
-            <w:pPr>
-              <w:jc w:val="center"/>
-              <w:rPr>
-                <w:rFonts w:ascii="Times New Roman" w:hAnsi="Times New Roman" w:cs="Times New Roman"/>
-                <w:sz w:val="21"/>
-                <w:szCs w:val="21"/>
-              </w:rPr>
-            </w:pPr>
-            <w:r>
-              <w:rPr>
-                <w:rFonts w:ascii="Times New Roman" w:hAnsi="Times New Roman" w:cs="Times New Roman"/>
-                <w:sz w:val="21"/>
-                <w:szCs w:val="21"/>
-              </w:rPr>
-              <w:t>0</w:t>
-            </w:r>
-            <w:r>
-              <w:rPr>
-                <w:rFonts w:ascii="Times New Roman" w:hAnsi="Times New Roman" w:cs="Times New Roman"/>
-                <w:sz w:val="21"/>
-                <w:szCs w:val="21"/>
-              </w:rPr>
-              <w:t xml:space="preserve"> (0.0%)</w:t>
-            </w:r>
-          </w:p>
-        </w:tc>
-      </w:tr>
-      <w:tr>
-        <w:tc>
-          <w:tcPr>
-            <w:tcW w:w="3960" w:type="dxa"/>
-          </w:tcPr>
-          <w:p>
-            <w:pPr>
-              <w:rPr>
-                <w:rFonts w:ascii="Times New Roman" w:hAnsi="Times New Roman" w:cs="Times New Roman"/>
-                <w:b/>
-                <w:bCs/>
-                <w:sz w:val="21"/>
-                <w:szCs w:val="21"/>
-              </w:rPr>
-            </w:pPr>
-            <w:r>
-              <w:rPr>
-                <w:rFonts w:ascii="Times New Roman" w:hAnsi="Times New Roman" w:cs="Times New Roman"/>
-                <w:b/>
-                <w:bCs/>
-                <w:sz w:val="21"/>
-                <w:szCs w:val="21"/>
-              </w:rPr>
-              <w:t>Race</w:t>
-            </w:r>
-          </w:p>
-        </w:tc>
-        <w:tc>
-          <w:tcPr>
-            <w:tcW w:w="2751" w:type="dxa"/>
-          </w:tcPr>
-          <w:p>
-            <w:pPr>
-              <w:rPr>
-                <w:rFonts w:ascii="Times New Roman" w:hAnsi="Times New Roman" w:cs="Times New Roman"/>
-                <w:b/>
-                <w:bCs/>
-                <w:sz w:val="21"/>
-                <w:szCs w:val="21"/>
-              </w:rPr>
-            </w:pPr>
-          </w:p>
-        </w:tc>
-        <w:tc>
-          <w:tcPr>
-            <w:tcW w:w="2751" w:type="dxa"/>
-          </w:tcPr>
-          <w:p>
-            <w:pPr>
-              <w:rPr>
-                <w:rFonts w:ascii="Times New Roman" w:hAnsi="Times New Roman" w:cs="Times New Roman"/>
-                <w:b/>
-                <w:bCs/>
-                <w:sz w:val="21"/>
-                <w:szCs w:val="21"/>
-              </w:rPr>
-            </w:pPr>
-          </w:p>
-        </w:tc>
-      </w:tr>
-      <w:tr>
-        <w:tc>
-          <w:tcPr>
-            <w:tcW w:w="3960" w:type="dxa"/>
-          </w:tcPr>
-          <w:p>
-            <w:pPr>
-              <w:jc w:val="center"/>
-              <w:rPr>
-                <w:rFonts w:ascii="Times New Roman" w:hAnsi="Times New Roman" w:cs="Times New Roman"/>
-                <w:i/>
-                <w:iCs/>
-                <w:sz w:val="21"/>
-                <w:szCs w:val="21"/>
-              </w:rPr>
-            </w:pPr>
-            <w:r>
-              <w:rPr>
-                <w:rFonts w:ascii="Times New Roman" w:hAnsi="Times New Roman" w:cs="Times New Roman"/>
-                <w:i/>
-                <w:iCs/>
-                <w:sz w:val="21"/>
-                <w:szCs w:val="21"/>
-              </w:rPr>
-              <w:t>White</w:t>
-            </w:r>
-          </w:p>
-        </w:tc>
-        <w:tc>
-          <w:tcPr>
-            <w:tcW w:w="2751" w:type="dxa"/>
-          </w:tcPr>
-          <w:p>
-            <w:pPr>
-              <w:jc w:val="center"/>
-              <w:rPr>
-                <w:rFonts w:ascii="Times New Roman" w:hAnsi="Times New Roman" w:cs="Times New Roman"/>
-                <w:sz w:val="21"/>
-                <w:szCs w:val="21"/>
-              </w:rPr>
-            </w:pPr>
-            <w:r>
-              <w:rPr>
-                <w:rFonts w:ascii="Times New Roman" w:hAnsi="Times New Roman" w:cs="Times New Roman"/>
-                <w:sz w:val="21"/>
-                <w:szCs w:val="21"/>
-              </w:rPr>
-              <w:t>23854 (69.8%)</w:t>
-            </w:r>
-          </w:p>
-        </w:tc>
-        <w:tc>
-          <w:tcPr>
-            <w:tcW w:w="2751" w:type="dxa"/>
-          </w:tcPr>
-          <w:p>
-            <w:pPr>
-              <w:jc w:val="center"/>
-              <w:rPr>
-                <w:rFonts w:ascii="Times New Roman" w:hAnsi="Times New Roman" w:cs="Times New Roman"/>
-                <w:sz w:val="21"/>
-                <w:szCs w:val="21"/>
-              </w:rPr>
-            </w:pPr>
-            <w:r>
-              <w:rPr>
-                <w:rFonts w:ascii="Times New Roman" w:hAnsi="Times New Roman" w:cs="Times New Roman"/>
-                <w:sz w:val="21"/>
-                <w:szCs w:val="21"/>
-              </w:rPr>
-              <w:t>4743</w:t>
-            </w:r>
-            <w:r>
-              <w:rPr>
-                <w:rFonts w:ascii="Times New Roman" w:hAnsi="Times New Roman" w:cs="Times New Roman"/>
-                <w:sz w:val="21"/>
-                <w:szCs w:val="21"/>
-              </w:rPr>
-              <w:t xml:space="preserve"> (69.4%)</w:t>
-            </w:r>
-          </w:p>
-        </w:tc>
-      </w:tr>
-      <w:tr>
-        <w:tc>
-          <w:tcPr>
-            <w:tcW w:w="3960" w:type="dxa"/>
-          </w:tcPr>
-          <w:p>
-            <w:pPr>
-              <w:jc w:val="center"/>
-              <w:rPr>
-                <w:rFonts w:ascii="Times New Roman" w:hAnsi="Times New Roman" w:cs="Times New Roman"/>
-                <w:i/>
-                <w:iCs/>
-                <w:sz w:val="21"/>
-                <w:szCs w:val="21"/>
-              </w:rPr>
-            </w:pPr>
-            <w:r>
-              <w:rPr>
-                <w:rFonts w:ascii="Times New Roman" w:hAnsi="Times New Roman" w:cs="Times New Roman"/>
-                <w:i/>
-                <w:iCs/>
-                <w:sz w:val="21"/>
-                <w:szCs w:val="21"/>
-              </w:rPr>
-              <w:t>Black</w:t>
-            </w:r>
-          </w:p>
-        </w:tc>
-        <w:tc>
-          <w:tcPr>
-            <w:tcW w:w="2751" w:type="dxa"/>
-          </w:tcPr>
-          <w:p>
-            <w:pPr>
-              <w:jc w:val="center"/>
-              <w:rPr>
-                <w:rFonts w:ascii="Times New Roman" w:hAnsi="Times New Roman" w:cs="Times New Roman"/>
-                <w:sz w:val="21"/>
-                <w:szCs w:val="21"/>
-              </w:rPr>
-            </w:pPr>
-            <w:r>
-              <w:rPr>
-                <w:rFonts w:ascii="Times New Roman" w:hAnsi="Times New Roman" w:cs="Times New Roman"/>
-                <w:sz w:val="21"/>
-                <w:szCs w:val="21"/>
-              </w:rPr>
-              <w:t>3036 (8.9%)</w:t>
-            </w:r>
-          </w:p>
-        </w:tc>
-        <w:tc>
-          <w:tcPr>
-            <w:tcW w:w="2751" w:type="dxa"/>
-          </w:tcPr>
-          <w:p>
-            <w:pPr>
-              <w:jc w:val="center"/>
-              <w:rPr>
-                <w:rFonts w:ascii="Times New Roman" w:hAnsi="Times New Roman" w:cs="Times New Roman"/>
-                <w:sz w:val="21"/>
-                <w:szCs w:val="21"/>
-              </w:rPr>
-            </w:pPr>
-            <w:r>
-              <w:rPr>
-                <w:rFonts w:ascii="Times New Roman" w:hAnsi="Times New Roman" w:cs="Times New Roman"/>
-                <w:sz w:val="21"/>
-                <w:szCs w:val="21"/>
-              </w:rPr>
-              <w:t>610</w:t>
-            </w:r>
-            <w:r>
-              <w:rPr>
-                <w:rFonts w:ascii="Times New Roman" w:hAnsi="Times New Roman" w:cs="Times New Roman"/>
-                <w:sz w:val="21"/>
-                <w:szCs w:val="21"/>
-              </w:rPr>
-              <w:t xml:space="preserve"> (8.9%)</w:t>
-            </w:r>
-          </w:p>
-        </w:tc>
-      </w:tr>
-      <w:tr>
-        <w:tc>
-          <w:tcPr>
-            <w:tcW w:w="3960" w:type="dxa"/>
-          </w:tcPr>
-          <w:p>
-            <w:pPr>
-              <w:jc w:val="center"/>
-              <w:rPr>
-                <w:rFonts w:ascii="Times New Roman" w:hAnsi="Times New Roman" w:cs="Times New Roman"/>
-                <w:i/>
-                <w:iCs/>
-                <w:sz w:val="21"/>
-                <w:szCs w:val="21"/>
-              </w:rPr>
-            </w:pPr>
-            <w:r>
-              <w:rPr>
-                <w:rFonts w:ascii="Times New Roman" w:hAnsi="Times New Roman" w:cs="Times New Roman"/>
-                <w:i/>
-                <w:iCs/>
-                <w:sz w:val="21"/>
-                <w:szCs w:val="21"/>
-              </w:rPr>
-              <w:t>Asian</w:t>
-            </w:r>
-          </w:p>
-        </w:tc>
-        <w:tc>
-          <w:tcPr>
-            <w:tcW w:w="2751" w:type="dxa"/>
-          </w:tcPr>
-          <w:p>
-            <w:pPr>
-              <w:jc w:val="center"/>
-              <w:rPr>
-                <w:rFonts w:ascii="Times New Roman" w:hAnsi="Times New Roman" w:cs="Times New Roman"/>
-                <w:sz w:val="21"/>
-                <w:szCs w:val="21"/>
-              </w:rPr>
-            </w:pPr>
-            <w:r>
-              <w:rPr>
-                <w:rFonts w:ascii="Times New Roman" w:hAnsi="Times New Roman" w:cs="Times New Roman"/>
-                <w:sz w:val="21"/>
-                <w:szCs w:val="21"/>
-              </w:rPr>
-              <w:t>966 (2.8%)</w:t>
-            </w:r>
-          </w:p>
-        </w:tc>
-        <w:tc>
-          <w:tcPr>
-            <w:tcW w:w="2751" w:type="dxa"/>
-          </w:tcPr>
-          <w:p>
-            <w:pPr>
-              <w:jc w:val="center"/>
-              <w:rPr>
-                <w:rFonts w:ascii="Times New Roman" w:hAnsi="Times New Roman" w:cs="Times New Roman"/>
-                <w:sz w:val="21"/>
-                <w:szCs w:val="21"/>
-              </w:rPr>
-            </w:pPr>
-            <w:r>
-              <w:rPr>
-                <w:rFonts w:ascii="Times New Roman" w:hAnsi="Times New Roman" w:cs="Times New Roman"/>
-                <w:sz w:val="21"/>
-                <w:szCs w:val="21"/>
-              </w:rPr>
-              <w:t>212</w:t>
-            </w:r>
-            <w:r>
-              <w:rPr>
-                <w:rFonts w:ascii="Times New Roman" w:hAnsi="Times New Roman" w:cs="Times New Roman"/>
-                <w:sz w:val="21"/>
-                <w:szCs w:val="21"/>
-              </w:rPr>
-              <w:t xml:space="preserve"> (3.1%)</w:t>
-            </w:r>
-          </w:p>
-        </w:tc>
-      </w:tr>
-      <w:tr>
-        <w:tc>
-          <w:tcPr>
-            <w:tcW w:w="3960" w:type="dxa"/>
-          </w:tcPr>
-          <w:p>
-            <w:pPr>
-              <w:jc w:val="center"/>
-              <w:rPr>
-                <w:rFonts w:ascii="Times New Roman" w:hAnsi="Times New Roman" w:cs="Times New Roman"/>
-                <w:i/>
-                <w:iCs/>
-                <w:sz w:val="21"/>
-                <w:szCs w:val="21"/>
-              </w:rPr>
-            </w:pPr>
-            <w:r>
-              <w:rPr>
-                <w:rFonts w:ascii="Times New Roman" w:hAnsi="Times New Roman" w:cs="Times New Roman"/>
-                <w:i/>
-                <w:iCs/>
-                <w:sz w:val="21"/>
-                <w:szCs w:val="21"/>
-              </w:rPr>
-              <w:t>Other Race</w:t>
-            </w:r>
-          </w:p>
-        </w:tc>
-        <w:tc>
-          <w:tcPr>
-            <w:tcW w:w="2751" w:type="dxa"/>
-          </w:tcPr>
-          <w:p>
-            <w:pPr>
-              <w:jc w:val="center"/>
-              <w:rPr>
-                <w:rFonts w:ascii="Times New Roman" w:hAnsi="Times New Roman" w:cs="Times New Roman"/>
-                <w:sz w:val="21"/>
-                <w:szCs w:val="21"/>
-              </w:rPr>
-            </w:pPr>
-            <w:r>
-              <w:rPr>
-                <w:rFonts w:ascii="Times New Roman" w:hAnsi="Times New Roman" w:cs="Times New Roman"/>
-                <w:sz w:val="21"/>
-                <w:szCs w:val="21"/>
-              </w:rPr>
-              <w:t>3432 (10.0%)</w:t>
-            </w:r>
-          </w:p>
-        </w:tc>
-        <w:tc>
-          <w:tcPr>
-            <w:tcW w:w="2751" w:type="dxa"/>
-          </w:tcPr>
-          <w:p>
-            <w:pPr>
-              <w:jc w:val="center"/>
-              <w:rPr>
-                <w:rFonts w:ascii="Times New Roman" w:hAnsi="Times New Roman" w:cs="Times New Roman"/>
-                <w:sz w:val="21"/>
-                <w:szCs w:val="21"/>
-              </w:rPr>
-            </w:pPr>
-            <w:r>
-              <w:rPr>
-                <w:rFonts w:ascii="Times New Roman" w:hAnsi="Times New Roman" w:cs="Times New Roman"/>
-                <w:sz w:val="21"/>
-                <w:szCs w:val="21"/>
-              </w:rPr>
-              <w:t>674</w:t>
-            </w:r>
-            <w:r>
-              <w:rPr>
-                <w:rFonts w:ascii="Times New Roman" w:hAnsi="Times New Roman" w:cs="Times New Roman"/>
-                <w:sz w:val="21"/>
-                <w:szCs w:val="21"/>
-              </w:rPr>
-              <w:t xml:space="preserve"> (9.9%)</w:t>
-            </w:r>
-          </w:p>
-        </w:tc>
-      </w:tr>
-      <w:tr>
-        <w:tc>
-          <w:tcPr>
-            <w:tcW w:w="3960" w:type="dxa"/>
-          </w:tcPr>
-          <w:p>
-            <w:pPr>
-              <w:jc w:val="center"/>
-              <w:rPr>
-                <w:rFonts w:ascii="Times New Roman" w:hAnsi="Times New Roman" w:cs="Times New Roman"/>
-                <w:i/>
-                <w:iCs/>
-                <w:sz w:val="21"/>
-                <w:szCs w:val="21"/>
-              </w:rPr>
-            </w:pPr>
-            <w:r>
-              <w:rPr>
-                <w:rFonts w:ascii="Times New Roman" w:hAnsi="Times New Roman" w:cs="Times New Roman"/>
-                <w:i/>
-                <w:iCs/>
-                <w:sz w:val="21"/>
-                <w:szCs w:val="21"/>
-              </w:rPr>
-              <w:t>Unknown</w:t>
-            </w:r>
-          </w:p>
-        </w:tc>
-        <w:tc>
-          <w:tcPr>
-            <w:tcW w:w="2751" w:type="dxa"/>
-          </w:tcPr>
-          <w:p>
-            <w:pPr>
-              <w:jc w:val="center"/>
-              <w:rPr>
-                <w:rFonts w:ascii="Times New Roman" w:hAnsi="Times New Roman" w:cs="Times New Roman"/>
-                <w:sz w:val="21"/>
-                <w:szCs w:val="21"/>
-              </w:rPr>
-            </w:pPr>
-          </w:p>
-        </w:tc>
-        <w:tc>
-          <w:tcPr>
-            <w:tcW w:w="2751" w:type="dxa"/>
-          </w:tcPr>
-          <w:p>
-            <w:pPr>
-              <w:jc w:val="center"/>
-              <w:rPr>
-                <w:rFonts w:ascii="Times New Roman" w:hAnsi="Times New Roman" w:cs="Times New Roman"/>
-                <w:sz w:val="21"/>
-                <w:szCs w:val="21"/>
-              </w:rPr>
-            </w:pPr>
-            <w:r>
-              <w:rPr>
-                <w:rFonts w:ascii="Times New Roman" w:hAnsi="Times New Roman" w:cs="Times New Roman"/>
-                <w:sz w:val="21"/>
-                <w:szCs w:val="21"/>
-              </w:rPr>
-              <w:t>596 (8.7%)</w:t>
-            </w:r>
-          </w:p>
-        </w:tc>
-      </w:tr>
-      <w:tr>
-        <w:tc>
-          <w:tcPr>
-            <w:tcW w:w="3960" w:type="dxa"/>
-          </w:tcPr>
-          <w:p>
-            <w:pPr>
-              <w:rPr>
-                <w:rFonts w:ascii="Times New Roman" w:hAnsi="Times New Roman" w:cs="Times New Roman"/>
-                <w:b/>
-                <w:bCs/>
-                <w:sz w:val="21"/>
-                <w:szCs w:val="21"/>
-              </w:rPr>
-            </w:pPr>
-            <w:r>
-              <w:rPr>
-                <w:rFonts w:ascii="Times New Roman" w:hAnsi="Times New Roman" w:cs="Times New Roman"/>
-                <w:b/>
-                <w:bCs/>
-                <w:sz w:val="21"/>
-                <w:szCs w:val="21"/>
-              </w:rPr>
-              <w:t>Ethnicity</w:t>
-            </w:r>
-          </w:p>
-        </w:tc>
-        <w:tc>
-          <w:tcPr>
-            <w:tcW w:w="2751" w:type="dxa"/>
-          </w:tcPr>
-          <w:p>
-            <w:pPr>
-              <w:rPr>
-                <w:rFonts w:ascii="Times New Roman" w:hAnsi="Times New Roman" w:cs="Times New Roman"/>
-                <w:b/>
-                <w:bCs/>
-                <w:sz w:val="21"/>
-                <w:szCs w:val="21"/>
-              </w:rPr>
-            </w:pPr>
-          </w:p>
-        </w:tc>
-        <w:tc>
-          <w:tcPr>
-            <w:tcW w:w="2751" w:type="dxa"/>
-          </w:tcPr>
-          <w:p>
-            <w:pPr>
-              <w:rPr>
-                <w:rFonts w:ascii="Times New Roman" w:hAnsi="Times New Roman" w:cs="Times New Roman"/>
-                <w:b/>
-                <w:bCs/>
-                <w:sz w:val="21"/>
-                <w:szCs w:val="21"/>
-              </w:rPr>
-            </w:pPr>
-          </w:p>
-        </w:tc>
-      </w:tr>
-      <w:tr>
-        <w:tc>
-          <w:tcPr>
-            <w:tcW w:w="3960" w:type="dxa"/>
-          </w:tcPr>
-          <w:p>
-            <w:pPr>
-              <w:jc w:val="center"/>
-              <w:rPr>
-                <w:rFonts w:ascii="Times New Roman" w:hAnsi="Times New Roman" w:cs="Times New Roman"/>
-                <w:i/>
-                <w:iCs/>
-                <w:sz w:val="21"/>
-                <w:szCs w:val="21"/>
-              </w:rPr>
-            </w:pPr>
-            <w:r>
-              <w:rPr>
-                <w:rFonts w:ascii="Times New Roman" w:hAnsi="Times New Roman" w:cs="Times New Roman"/>
-                <w:i/>
-                <w:iCs/>
-                <w:sz w:val="21"/>
-                <w:szCs w:val="21"/>
+                <w:sz w:val="22"/>
+                <w:szCs w:val="22"/>
               </w:rPr>
               <w:t>Hispanic/Latino</w:t>
             </w:r>
@@ -5018,15 +4933,15 @@
               <w:jc w:val="center"/>
               <w:rPr>
                 <w:rFonts w:ascii="Times New Roman" w:hAnsi="Times New Roman" w:cs="Times New Roman"/>
-                <w:sz w:val="21"/>
-                <w:szCs w:val="21"/>
-              </w:rPr>
-            </w:pPr>
-            <w:r>
-              <w:rPr>
-                <w:rFonts w:ascii="Times New Roman" w:hAnsi="Times New Roman" w:cs="Times New Roman"/>
-                <w:sz w:val="21"/>
-                <w:szCs w:val="21"/>
+                <w:sz w:val="22"/>
+                <w:szCs w:val="22"/>
+              </w:rPr>
+            </w:pPr>
+            <w:r>
+              <w:rPr>
+                <w:rFonts w:ascii="Times New Roman" w:hAnsi="Times New Roman" w:cs="Times New Roman"/>
+                <w:sz w:val="22"/>
+                <w:szCs w:val="22"/>
               </w:rPr>
               <w:t>1138 (3.3%)</w:t>
             </w:r>
@@ -5044,39 +4959,39 @@
               </w:tabs>
               <w:rPr>
                 <w:rFonts w:ascii="Times New Roman" w:hAnsi="Times New Roman" w:cs="Times New Roman"/>
-                <w:sz w:val="21"/>
-                <w:szCs w:val="21"/>
-              </w:rPr>
-            </w:pPr>
-            <w:r>
-              <w:rPr>
-                <w:rFonts w:ascii="Times New Roman" w:hAnsi="Times New Roman" w:cs="Times New Roman"/>
-                <w:sz w:val="21"/>
-                <w:szCs w:val="21"/>
+                <w:sz w:val="22"/>
+                <w:szCs w:val="22"/>
+              </w:rPr>
+            </w:pPr>
+            <w:r>
+              <w:rPr>
+                <w:rFonts w:ascii="Times New Roman" w:hAnsi="Times New Roman" w:cs="Times New Roman"/>
+                <w:sz w:val="22"/>
+                <w:szCs w:val="22"/>
               </w:rPr>
               <w:tab/>
             </w:r>
             <w:r>
               <w:rPr>
                 <w:rFonts w:ascii="Times New Roman" w:hAnsi="Times New Roman" w:cs="Times New Roman"/>
-                <w:sz w:val="21"/>
-                <w:szCs w:val="21"/>
+                <w:sz w:val="22"/>
+                <w:szCs w:val="22"/>
               </w:rPr>
               <w:t>220</w:t>
             </w:r>
             <w:r>
               <w:rPr>
                 <w:rFonts w:ascii="Times New Roman" w:hAnsi="Times New Roman" w:cs="Times New Roman"/>
-                <w:sz w:val="21"/>
-                <w:szCs w:val="21"/>
+                <w:sz w:val="22"/>
+                <w:szCs w:val="22"/>
               </w:rPr>
               <w:t xml:space="preserve"> (3.2%)</w:t>
             </w:r>
             <w:r>
               <w:rPr>
                 <w:rFonts w:ascii="Times New Roman" w:hAnsi="Times New Roman" w:cs="Times New Roman"/>
-                <w:sz w:val="21"/>
-                <w:szCs w:val="21"/>
+                <w:sz w:val="22"/>
+                <w:szCs w:val="22"/>
               </w:rPr>
               <w:tab/>
             </w:r>
@@ -5095,8 +5010,8 @@
                 <w:rFonts w:ascii="Times New Roman" w:hAnsi="Times New Roman" w:cs="Times New Roman"/>
                 <w:i/>
                 <w:iCs/>
-                <w:sz w:val="21"/>
-                <w:szCs w:val="21"/>
+                <w:sz w:val="22"/>
+                <w:szCs w:val="22"/>
               </w:rPr>
             </w:pPr>
             <w:r>
@@ -5104,8 +5019,8 @@
                 <w:rFonts w:ascii="Times New Roman" w:hAnsi="Times New Roman" w:cs="Times New Roman"/>
                 <w:i/>
                 <w:iCs/>
-                <w:sz w:val="21"/>
-                <w:szCs w:val="21"/>
+                <w:sz w:val="22"/>
+                <w:szCs w:val="22"/>
               </w:rPr>
               <w:t>Non-Hispanic/Latino</w:t>
             </w:r>
@@ -5120,15 +5035,15 @@
               <w:jc w:val="center"/>
               <w:rPr>
                 <w:rFonts w:ascii="Times New Roman" w:hAnsi="Times New Roman" w:cs="Times New Roman"/>
-                <w:sz w:val="21"/>
-                <w:szCs w:val="21"/>
-              </w:rPr>
-            </w:pPr>
-            <w:r>
-              <w:rPr>
-                <w:rFonts w:ascii="Times New Roman" w:hAnsi="Times New Roman" w:cs="Times New Roman"/>
-                <w:sz w:val="21"/>
-                <w:szCs w:val="21"/>
+                <w:sz w:val="22"/>
+                <w:szCs w:val="22"/>
+              </w:rPr>
+            </w:pPr>
+            <w:r>
+              <w:rPr>
+                <w:rFonts w:ascii="Times New Roman" w:hAnsi="Times New Roman" w:cs="Times New Roman"/>
+                <w:sz w:val="22"/>
+                <w:szCs w:val="22"/>
               </w:rPr>
               <w:t>33035 (96.7%)</w:t>
             </w:r>
@@ -5143,23 +5058,23 @@
               <w:jc w:val="center"/>
               <w:rPr>
                 <w:rFonts w:ascii="Times New Roman" w:hAnsi="Times New Roman" w:cs="Times New Roman"/>
-                <w:sz w:val="21"/>
-                <w:szCs w:val="21"/>
-              </w:rPr>
-            </w:pPr>
-            <w:r>
-              <w:rPr>
-                <w:rFonts w:ascii="Times New Roman" w:hAnsi="Times New Roman" w:cs="Times New Roman"/>
-                <w:sz w:val="21"/>
-                <w:szCs w:val="21"/>
+                <w:sz w:val="22"/>
+                <w:szCs w:val="22"/>
+              </w:rPr>
+            </w:pPr>
+            <w:r>
+              <w:rPr>
+                <w:rFonts w:ascii="Times New Roman" w:hAnsi="Times New Roman" w:cs="Times New Roman"/>
+                <w:sz w:val="22"/>
+                <w:szCs w:val="22"/>
               </w:rPr>
               <w:t>6615</w:t>
             </w:r>
             <w:r>
               <w:rPr>
                 <w:rFonts w:ascii="Times New Roman" w:hAnsi="Times New Roman" w:cs="Times New Roman"/>
-                <w:sz w:val="21"/>
-                <w:szCs w:val="21"/>
+                <w:sz w:val="22"/>
+                <w:szCs w:val="22"/>
               </w:rPr>
               <w:t xml:space="preserve"> (96.8%)</w:t>
             </w:r>
@@ -5177,8 +5092,8 @@
                 <w:rFonts w:ascii="Times New Roman" w:hAnsi="Times New Roman" w:cs="Times New Roman"/>
                 <w:b/>
                 <w:bCs/>
-                <w:sz w:val="21"/>
-                <w:szCs w:val="21"/>
+                <w:sz w:val="22"/>
+                <w:szCs w:val="22"/>
               </w:rPr>
             </w:pPr>
             <w:r>
@@ -5186,31 +5101,37 @@
                 <w:rFonts w:ascii="Times New Roman" w:hAnsi="Times New Roman" w:cs="Times New Roman"/>
                 <w:b/>
                 <w:bCs/>
-                <w:sz w:val="21"/>
-                <w:szCs w:val="21"/>
-              </w:rPr>
-              <w:t xml:space="preserve">Tumor </w:t>
+                <w:sz w:val="22"/>
+                <w:szCs w:val="22"/>
+              </w:rPr>
+              <w:t>Tumor Stage</w:t>
             </w:r>
             <w:r>
               <w:rPr>
                 <w:rFonts w:ascii="Times New Roman" w:hAnsi="Times New Roman" w:cs="Times New Roman"/>
                 <w:b/>
                 <w:bCs/>
-                <w:sz w:val="21"/>
-                <w:szCs w:val="21"/>
-              </w:rPr>
-              <w:t>Stage</w:t>
-            </w:r>
-            <w:r>
+                <w:sz w:val="22"/>
+                <w:szCs w:val="22"/>
+              </w:rPr>
+              <w:t xml:space="preserve"> at Initial Diagnosis</w:t>
+            </w:r>
+          </w:p>
+        </w:tc>
+        <w:tc>
+          <w:tcPr>
+            <w:tcW w:w="2751" w:type="dxa"/>
+          </w:tcPr>
+          <w:p>
+            <w:pPr>
               <w:rPr>
                 <w:rFonts w:ascii="Times New Roman" w:hAnsi="Times New Roman" w:cs="Times New Roman"/>
                 <w:b/>
                 <w:bCs/>
-                <w:sz w:val="21"/>
-                <w:szCs w:val="21"/>
-              </w:rPr>
-              <w:t xml:space="preserve"> at Initial Diagnosis</w:t>
-            </w:r>
+                <w:sz w:val="22"/>
+                <w:szCs w:val="22"/>
+              </w:rPr>
+            </w:pPr>
           </w:p>
         </w:tc>
         <w:tc>
@@ -5223,15 +5144,582 @@
                 <w:rFonts w:ascii="Times New Roman" w:hAnsi="Times New Roman" w:cs="Times New Roman"/>
                 <w:b/>
                 <w:bCs/>
-                <w:sz w:val="21"/>
-                <w:szCs w:val="21"/>
-              </w:rPr>
-            </w:pPr>
-          </w:p>
-        </w:tc>
-        <w:tc>
-          <w:tcPr>
-            <w:tcW w:w="2751" w:type="dxa"/>
+                <w:sz w:val="22"/>
+                <w:szCs w:val="22"/>
+              </w:rPr>
+            </w:pPr>
+          </w:p>
+        </w:tc>
+      </w:tr>
+      <w:tr>
+        <w:tc>
+          <w:tcPr>
+            <w:tcW w:w="3960" w:type="dxa"/>
+          </w:tcPr>
+          <w:p>
+            <w:pPr>
+              <w:jc w:val="center"/>
+              <w:rPr>
+                <w:rFonts w:ascii="Times New Roman" w:hAnsi="Times New Roman" w:cs="Times New Roman"/>
+                <w:i/>
+                <w:iCs/>
+                <w:sz w:val="22"/>
+                <w:szCs w:val="22"/>
+              </w:rPr>
+            </w:pPr>
+            <w:r>
+              <w:rPr>
+                <w:rFonts w:ascii="Times New Roman" w:hAnsi="Times New Roman" w:cs="Times New Roman"/>
+                <w:i/>
+                <w:iCs/>
+                <w:sz w:val="22"/>
+                <w:szCs w:val="22"/>
+              </w:rPr>
+              <w:t>Stage 0</w:t>
+            </w:r>
+          </w:p>
+        </w:tc>
+        <w:tc>
+          <w:tcPr>
+            <w:tcW w:w="2751" w:type="dxa"/>
+          </w:tcPr>
+          <w:p>
+            <w:pPr>
+              <w:jc w:val="center"/>
+              <w:rPr>
+                <w:rFonts w:ascii="Times New Roman" w:hAnsi="Times New Roman" w:cs="Times New Roman"/>
+                <w:sz w:val="22"/>
+                <w:szCs w:val="22"/>
+              </w:rPr>
+            </w:pPr>
+            <w:r>
+              <w:rPr>
+                <w:rFonts w:ascii="Times New Roman" w:hAnsi="Times New Roman" w:cs="Times New Roman"/>
+                <w:sz w:val="22"/>
+                <w:szCs w:val="22"/>
+              </w:rPr>
+              <w:t>2 (&lt;0.1%)</w:t>
+            </w:r>
+          </w:p>
+        </w:tc>
+        <w:tc>
+          <w:tcPr>
+            <w:tcW w:w="2751" w:type="dxa"/>
+          </w:tcPr>
+          <w:p>
+            <w:pPr>
+              <w:jc w:val="center"/>
+              <w:rPr>
+                <w:rFonts w:ascii="Times New Roman" w:hAnsi="Times New Roman" w:cs="Times New Roman"/>
+                <w:sz w:val="22"/>
+                <w:szCs w:val="22"/>
+              </w:rPr>
+            </w:pPr>
+            <w:r>
+              <w:rPr>
+                <w:rFonts w:ascii="Times New Roman" w:hAnsi="Times New Roman" w:cs="Times New Roman"/>
+                <w:sz w:val="22"/>
+                <w:szCs w:val="22"/>
+              </w:rPr>
+              <w:t xml:space="preserve"> 1 (&lt;0.1%)</w:t>
+            </w:r>
+          </w:p>
+        </w:tc>
+      </w:tr>
+      <w:tr>
+        <w:tc>
+          <w:tcPr>
+            <w:tcW w:w="3960" w:type="dxa"/>
+          </w:tcPr>
+          <w:p>
+            <w:pPr>
+              <w:jc w:val="center"/>
+              <w:rPr>
+                <w:rFonts w:ascii="Times New Roman" w:hAnsi="Times New Roman" w:cs="Times New Roman"/>
+                <w:i/>
+                <w:iCs/>
+                <w:sz w:val="22"/>
+                <w:szCs w:val="22"/>
+              </w:rPr>
+            </w:pPr>
+            <w:r>
+              <w:rPr>
+                <w:rFonts w:ascii="Times New Roman" w:hAnsi="Times New Roman" w:cs="Times New Roman"/>
+                <w:i/>
+                <w:iCs/>
+                <w:sz w:val="22"/>
+                <w:szCs w:val="22"/>
+              </w:rPr>
+              <w:t>Stage I</w:t>
+            </w:r>
+          </w:p>
+        </w:tc>
+        <w:tc>
+          <w:tcPr>
+            <w:tcW w:w="2751" w:type="dxa"/>
+          </w:tcPr>
+          <w:p>
+            <w:pPr>
+              <w:jc w:val="center"/>
+              <w:rPr>
+                <w:rFonts w:ascii="Times New Roman" w:hAnsi="Times New Roman" w:cs="Times New Roman"/>
+                <w:sz w:val="22"/>
+                <w:szCs w:val="22"/>
+              </w:rPr>
+            </w:pPr>
+            <w:r>
+              <w:rPr>
+                <w:rFonts w:ascii="Times New Roman" w:hAnsi="Times New Roman" w:cs="Times New Roman"/>
+                <w:sz w:val="22"/>
+                <w:szCs w:val="22"/>
+              </w:rPr>
+              <w:t xml:space="preserve">2763 </w:t>
+            </w:r>
+            <w:r>
+              <w:rPr>
+                <w:rFonts w:ascii="Times New Roman" w:hAnsi="Times New Roman" w:cs="Times New Roman"/>
+                <w:sz w:val="22"/>
+                <w:szCs w:val="22"/>
+              </w:rPr>
+              <w:t>(8.1%)</w:t>
+            </w:r>
+          </w:p>
+        </w:tc>
+        <w:tc>
+          <w:tcPr>
+            <w:tcW w:w="2751" w:type="dxa"/>
+          </w:tcPr>
+          <w:p>
+            <w:pPr>
+              <w:jc w:val="center"/>
+              <w:rPr>
+                <w:rFonts w:ascii="Times New Roman" w:hAnsi="Times New Roman" w:cs="Times New Roman"/>
+                <w:sz w:val="22"/>
+                <w:szCs w:val="22"/>
+              </w:rPr>
+            </w:pPr>
+            <w:r>
+              <w:rPr>
+                <w:rFonts w:ascii="Times New Roman" w:hAnsi="Times New Roman" w:cs="Times New Roman"/>
+                <w:sz w:val="22"/>
+                <w:szCs w:val="22"/>
+              </w:rPr>
+              <w:t>534 (7.8%)</w:t>
+            </w:r>
+          </w:p>
+        </w:tc>
+      </w:tr>
+      <w:tr>
+        <w:tc>
+          <w:tcPr>
+            <w:tcW w:w="3960" w:type="dxa"/>
+          </w:tcPr>
+          <w:p>
+            <w:pPr>
+              <w:jc w:val="center"/>
+              <w:rPr>
+                <w:rFonts w:ascii="Times New Roman" w:hAnsi="Times New Roman" w:cs="Times New Roman"/>
+                <w:i/>
+                <w:iCs/>
+                <w:sz w:val="22"/>
+                <w:szCs w:val="22"/>
+              </w:rPr>
+            </w:pPr>
+            <w:r>
+              <w:rPr>
+                <w:rFonts w:ascii="Times New Roman" w:hAnsi="Times New Roman" w:cs="Times New Roman"/>
+                <w:i/>
+                <w:iCs/>
+                <w:sz w:val="22"/>
+                <w:szCs w:val="22"/>
+              </w:rPr>
+              <w:t>Stage II</w:t>
+            </w:r>
+          </w:p>
+        </w:tc>
+        <w:tc>
+          <w:tcPr>
+            <w:tcW w:w="2751" w:type="dxa"/>
+          </w:tcPr>
+          <w:p>
+            <w:pPr>
+              <w:jc w:val="center"/>
+              <w:rPr>
+                <w:rFonts w:ascii="Times New Roman" w:hAnsi="Times New Roman" w:cs="Times New Roman"/>
+                <w:sz w:val="22"/>
+                <w:szCs w:val="22"/>
+              </w:rPr>
+            </w:pPr>
+            <w:r>
+              <w:rPr>
+                <w:rFonts w:ascii="Times New Roman" w:hAnsi="Times New Roman" w:cs="Times New Roman"/>
+                <w:sz w:val="22"/>
+                <w:szCs w:val="22"/>
+              </w:rPr>
+              <w:t>1742</w:t>
+            </w:r>
+            <w:r>
+              <w:rPr>
+                <w:rFonts w:ascii="Times New Roman" w:hAnsi="Times New Roman" w:cs="Times New Roman"/>
+                <w:sz w:val="22"/>
+                <w:szCs w:val="22"/>
+              </w:rPr>
+              <w:t xml:space="preserve"> (5.1%)</w:t>
+            </w:r>
+          </w:p>
+        </w:tc>
+        <w:tc>
+          <w:tcPr>
+            <w:tcW w:w="2751" w:type="dxa"/>
+          </w:tcPr>
+          <w:p>
+            <w:pPr>
+              <w:jc w:val="center"/>
+              <w:rPr>
+                <w:rFonts w:ascii="Times New Roman" w:hAnsi="Times New Roman" w:cs="Times New Roman"/>
+                <w:sz w:val="22"/>
+                <w:szCs w:val="22"/>
+              </w:rPr>
+            </w:pPr>
+            <w:r>
+              <w:rPr>
+                <w:rFonts w:ascii="Times New Roman" w:hAnsi="Times New Roman" w:cs="Times New Roman"/>
+                <w:sz w:val="22"/>
+                <w:szCs w:val="22"/>
+              </w:rPr>
+              <w:t>328 (4.8%)</w:t>
+            </w:r>
+          </w:p>
+        </w:tc>
+      </w:tr>
+      <w:tr>
+        <w:tc>
+          <w:tcPr>
+            <w:tcW w:w="3960" w:type="dxa"/>
+          </w:tcPr>
+          <w:p>
+            <w:pPr>
+              <w:jc w:val="center"/>
+              <w:rPr>
+                <w:rFonts w:ascii="Times New Roman" w:hAnsi="Times New Roman" w:cs="Times New Roman"/>
+                <w:i/>
+                <w:iCs/>
+                <w:sz w:val="22"/>
+                <w:szCs w:val="22"/>
+              </w:rPr>
+            </w:pPr>
+            <w:r>
+              <w:rPr>
+                <w:rFonts w:ascii="Times New Roman" w:hAnsi="Times New Roman" w:cs="Times New Roman"/>
+                <w:i/>
+                <w:iCs/>
+                <w:sz w:val="22"/>
+                <w:szCs w:val="22"/>
+              </w:rPr>
+              <w:t>Stage III</w:t>
+            </w:r>
+          </w:p>
+        </w:tc>
+        <w:tc>
+          <w:tcPr>
+            <w:tcW w:w="2751" w:type="dxa"/>
+          </w:tcPr>
+          <w:p>
+            <w:pPr>
+              <w:jc w:val="center"/>
+              <w:rPr>
+                <w:rFonts w:ascii="Times New Roman" w:hAnsi="Times New Roman" w:cs="Times New Roman"/>
+                <w:sz w:val="22"/>
+                <w:szCs w:val="22"/>
+              </w:rPr>
+            </w:pPr>
+            <w:r>
+              <w:rPr>
+                <w:rFonts w:ascii="Times New Roman" w:hAnsi="Times New Roman" w:cs="Times New Roman"/>
+                <w:sz w:val="22"/>
+                <w:szCs w:val="22"/>
+              </w:rPr>
+              <w:t>7649</w:t>
+            </w:r>
+            <w:r>
+              <w:rPr>
+                <w:rFonts w:ascii="Times New Roman" w:hAnsi="Times New Roman" w:cs="Times New Roman"/>
+                <w:sz w:val="22"/>
+                <w:szCs w:val="22"/>
+              </w:rPr>
+              <w:t xml:space="preserve"> (22.4%)</w:t>
+            </w:r>
+          </w:p>
+        </w:tc>
+        <w:tc>
+          <w:tcPr>
+            <w:tcW w:w="2751" w:type="dxa"/>
+          </w:tcPr>
+          <w:p>
+            <w:pPr>
+              <w:jc w:val="center"/>
+              <w:rPr>
+                <w:rFonts w:ascii="Times New Roman" w:hAnsi="Times New Roman" w:cs="Times New Roman"/>
+                <w:sz w:val="22"/>
+                <w:szCs w:val="22"/>
+              </w:rPr>
+            </w:pPr>
+            <w:r>
+              <w:rPr>
+                <w:rFonts w:ascii="Times New Roman" w:hAnsi="Times New Roman" w:cs="Times New Roman"/>
+                <w:sz w:val="22"/>
+                <w:szCs w:val="22"/>
+              </w:rPr>
+              <w:t>1544 (22.6%)</w:t>
+            </w:r>
+          </w:p>
+        </w:tc>
+      </w:tr>
+      <w:tr>
+        <w:tc>
+          <w:tcPr>
+            <w:tcW w:w="3960" w:type="dxa"/>
+          </w:tcPr>
+          <w:p>
+            <w:pPr>
+              <w:jc w:val="center"/>
+              <w:rPr>
+                <w:rFonts w:ascii="Times New Roman" w:hAnsi="Times New Roman" w:cs="Times New Roman"/>
+                <w:i/>
+                <w:iCs/>
+                <w:sz w:val="22"/>
+                <w:szCs w:val="22"/>
+              </w:rPr>
+            </w:pPr>
+            <w:r>
+              <w:rPr>
+                <w:rFonts w:ascii="Times New Roman" w:hAnsi="Times New Roman" w:cs="Times New Roman"/>
+                <w:i/>
+                <w:iCs/>
+                <w:sz w:val="22"/>
+                <w:szCs w:val="22"/>
+              </w:rPr>
+              <w:t>Stage IV</w:t>
+            </w:r>
+          </w:p>
+        </w:tc>
+        <w:tc>
+          <w:tcPr>
+            <w:tcW w:w="2751" w:type="dxa"/>
+          </w:tcPr>
+          <w:p>
+            <w:pPr>
+              <w:jc w:val="center"/>
+              <w:rPr>
+                <w:rFonts w:ascii="Times New Roman" w:hAnsi="Times New Roman" w:cs="Times New Roman"/>
+                <w:sz w:val="22"/>
+                <w:szCs w:val="22"/>
+              </w:rPr>
+            </w:pPr>
+            <w:r>
+              <w:rPr>
+                <w:rFonts w:ascii="Times New Roman" w:hAnsi="Times New Roman" w:cs="Times New Roman"/>
+                <w:sz w:val="22"/>
+                <w:szCs w:val="22"/>
+              </w:rPr>
+              <w:t>21254</w:t>
+            </w:r>
+            <w:r>
+              <w:rPr>
+                <w:rFonts w:ascii="Times New Roman" w:hAnsi="Times New Roman" w:cs="Times New Roman"/>
+                <w:sz w:val="22"/>
+                <w:szCs w:val="22"/>
+              </w:rPr>
+              <w:t xml:space="preserve"> (62.2%)</w:t>
+            </w:r>
+          </w:p>
+        </w:tc>
+        <w:tc>
+          <w:tcPr>
+            <w:tcW w:w="2751" w:type="dxa"/>
+          </w:tcPr>
+          <w:p>
+            <w:pPr>
+              <w:jc w:val="center"/>
+              <w:rPr>
+                <w:rFonts w:ascii="Times New Roman" w:hAnsi="Times New Roman" w:cs="Times New Roman"/>
+                <w:sz w:val="22"/>
+                <w:szCs w:val="22"/>
+              </w:rPr>
+            </w:pPr>
+            <w:r>
+              <w:rPr>
+                <w:rFonts w:ascii="Times New Roman" w:hAnsi="Times New Roman" w:cs="Times New Roman"/>
+                <w:sz w:val="22"/>
+                <w:szCs w:val="22"/>
+              </w:rPr>
+              <w:t>4270 (62.5%)</w:t>
+            </w:r>
+          </w:p>
+        </w:tc>
+      </w:tr>
+      <w:tr>
+        <w:tc>
+          <w:tcPr>
+            <w:tcW w:w="3960" w:type="dxa"/>
+          </w:tcPr>
+          <w:p>
+            <w:pPr>
+              <w:jc w:val="center"/>
+              <w:rPr>
+                <w:rFonts w:ascii="Times New Roman" w:hAnsi="Times New Roman" w:cs="Times New Roman"/>
+                <w:i/>
+                <w:iCs/>
+                <w:sz w:val="22"/>
+                <w:szCs w:val="22"/>
+              </w:rPr>
+            </w:pPr>
+            <w:r>
+              <w:rPr>
+                <w:rFonts w:ascii="Times New Roman" w:hAnsi="Times New Roman" w:cs="Times New Roman"/>
+                <w:i/>
+                <w:iCs/>
+                <w:sz w:val="22"/>
+                <w:szCs w:val="22"/>
+              </w:rPr>
+              <w:t>Occult</w:t>
+            </w:r>
+          </w:p>
+        </w:tc>
+        <w:tc>
+          <w:tcPr>
+            <w:tcW w:w="2751" w:type="dxa"/>
+          </w:tcPr>
+          <w:p>
+            <w:pPr>
+              <w:jc w:val="center"/>
+              <w:rPr>
+                <w:rFonts w:ascii="Times New Roman" w:hAnsi="Times New Roman" w:cs="Times New Roman"/>
+                <w:sz w:val="22"/>
+                <w:szCs w:val="22"/>
+              </w:rPr>
+            </w:pPr>
+            <w:r>
+              <w:rPr>
+                <w:rFonts w:ascii="Times New Roman" w:hAnsi="Times New Roman" w:cs="Times New Roman"/>
+                <w:sz w:val="22"/>
+                <w:szCs w:val="22"/>
+              </w:rPr>
+              <w:t>4</w:t>
+            </w:r>
+            <w:r>
+              <w:rPr>
+                <w:rFonts w:ascii="Times New Roman" w:hAnsi="Times New Roman" w:cs="Times New Roman"/>
+                <w:sz w:val="22"/>
+                <w:szCs w:val="22"/>
+              </w:rPr>
+              <w:t xml:space="preserve"> (&lt;0.1%)</w:t>
+            </w:r>
+          </w:p>
+        </w:tc>
+        <w:tc>
+          <w:tcPr>
+            <w:tcW w:w="2751" w:type="dxa"/>
+          </w:tcPr>
+          <w:p>
+            <w:pPr>
+              <w:jc w:val="center"/>
+              <w:rPr>
+                <w:rFonts w:ascii="Times New Roman" w:hAnsi="Times New Roman" w:cs="Times New Roman"/>
+                <w:sz w:val="22"/>
+                <w:szCs w:val="22"/>
+              </w:rPr>
+            </w:pPr>
+            <w:r>
+              <w:rPr>
+                <w:rFonts w:ascii="Times New Roman" w:hAnsi="Times New Roman" w:cs="Times New Roman"/>
+                <w:sz w:val="22"/>
+                <w:szCs w:val="22"/>
+              </w:rPr>
+              <w:t>0 (0.0%)</w:t>
+            </w:r>
+          </w:p>
+        </w:tc>
+      </w:tr>
+      <w:tr>
+        <w:tc>
+          <w:tcPr>
+            <w:tcW w:w="3960" w:type="dxa"/>
+          </w:tcPr>
+          <w:p>
+            <w:pPr>
+              <w:jc w:val="center"/>
+              <w:rPr>
+                <w:rFonts w:ascii="Times New Roman" w:hAnsi="Times New Roman" w:cs="Times New Roman"/>
+                <w:i/>
+                <w:iCs/>
+                <w:sz w:val="22"/>
+                <w:szCs w:val="22"/>
+              </w:rPr>
+            </w:pPr>
+            <w:r>
+              <w:rPr>
+                <w:rFonts w:ascii="Times New Roman" w:hAnsi="Times New Roman" w:cs="Times New Roman"/>
+                <w:i/>
+                <w:iCs/>
+                <w:sz w:val="22"/>
+                <w:szCs w:val="22"/>
+              </w:rPr>
+              <w:t>Unknown</w:t>
+            </w:r>
+          </w:p>
+        </w:tc>
+        <w:tc>
+          <w:tcPr>
+            <w:tcW w:w="2751" w:type="dxa"/>
+          </w:tcPr>
+          <w:p>
+            <w:pPr>
+              <w:jc w:val="center"/>
+              <w:rPr>
+                <w:rFonts w:ascii="Times New Roman" w:hAnsi="Times New Roman" w:cs="Times New Roman"/>
+                <w:sz w:val="22"/>
+                <w:szCs w:val="22"/>
+              </w:rPr>
+            </w:pPr>
+            <w:r>
+              <w:rPr>
+                <w:rFonts w:ascii="Times New Roman" w:hAnsi="Times New Roman" w:cs="Times New Roman"/>
+                <w:sz w:val="22"/>
+                <w:szCs w:val="22"/>
+              </w:rPr>
+              <w:t>759 (2.2%)</w:t>
+            </w:r>
+          </w:p>
+        </w:tc>
+        <w:tc>
+          <w:tcPr>
+            <w:tcW w:w="2751" w:type="dxa"/>
+          </w:tcPr>
+          <w:p>
+            <w:pPr>
+              <w:jc w:val="center"/>
+              <w:rPr>
+                <w:rFonts w:ascii="Times New Roman" w:hAnsi="Times New Roman" w:cs="Times New Roman"/>
+                <w:sz w:val="22"/>
+                <w:szCs w:val="22"/>
+              </w:rPr>
+            </w:pPr>
+            <w:r>
+              <w:rPr>
+                <w:rFonts w:ascii="Times New Roman" w:hAnsi="Times New Roman" w:cs="Times New Roman"/>
+                <w:sz w:val="22"/>
+                <w:szCs w:val="22"/>
+              </w:rPr>
+              <w:t>158 (2.3%)</w:t>
+            </w:r>
+          </w:p>
+        </w:tc>
+      </w:tr>
+      <w:tr>
+        <w:tc>
+          <w:tcPr>
+            <w:tcW w:w="3960" w:type="dxa"/>
           </w:tcPr>
           <w:p>
             <w:pPr>
@@ -5239,8 +5727,50 @@
                 <w:rFonts w:ascii="Times New Roman" w:hAnsi="Times New Roman" w:cs="Times New Roman"/>
                 <w:b/>
                 <w:bCs/>
-                <w:sz w:val="21"/>
-                <w:szCs w:val="21"/>
+                <w:sz w:val="22"/>
+                <w:szCs w:val="22"/>
+              </w:rPr>
+            </w:pPr>
+            <w:r>
+              <w:rPr>
+                <w:rFonts w:ascii="Times New Roman" w:hAnsi="Times New Roman" w:cs="Times New Roman"/>
+                <w:b/>
+                <w:bCs/>
+                <w:sz w:val="22"/>
+                <w:szCs w:val="22"/>
+              </w:rPr>
+              <w:t>ECOG Status</w:t>
+            </w:r>
+          </w:p>
+        </w:tc>
+        <w:tc>
+          <w:tcPr>
+            <w:tcW w:w="2751" w:type="dxa"/>
+          </w:tcPr>
+          <w:p>
+            <w:pPr>
+              <w:rPr>
+                <w:rFonts w:ascii="Times New Roman" w:hAnsi="Times New Roman" w:cs="Times New Roman"/>
+                <w:b/>
+                <w:bCs/>
+                <w:sz w:val="22"/>
+                <w:szCs w:val="22"/>
+              </w:rPr>
+            </w:pPr>
+          </w:p>
+        </w:tc>
+        <w:tc>
+          <w:tcPr>
+            <w:tcW w:w="2751" w:type="dxa"/>
+          </w:tcPr>
+          <w:p>
+            <w:pPr>
+              <w:rPr>
+                <w:rFonts w:ascii="Times New Roman" w:hAnsi="Times New Roman" w:cs="Times New Roman"/>
+                <w:b/>
+                <w:bCs/>
+                <w:sz w:val="22"/>
+                <w:szCs w:val="22"/>
               </w:rPr>
             </w:pPr>
           </w:p>
@@ -5258,8 +5788,8 @@
                 <w:rFonts w:ascii="Times New Roman" w:hAnsi="Times New Roman" w:cs="Times New Roman"/>
                 <w:i/>
                 <w:iCs/>
-                <w:sz w:val="21"/>
-                <w:szCs w:val="21"/>
+                <w:sz w:val="22"/>
+                <w:szCs w:val="22"/>
               </w:rPr>
             </w:pPr>
             <w:r>
@@ -5267,56 +5797,56 @@
                 <w:rFonts w:ascii="Times New Roman" w:hAnsi="Times New Roman" w:cs="Times New Roman"/>
                 <w:i/>
                 <w:iCs/>
-                <w:sz w:val="21"/>
-                <w:szCs w:val="21"/>
-              </w:rPr>
-              <w:t>Stage 0</w:t>
-            </w:r>
-          </w:p>
-        </w:tc>
-        <w:tc>
-          <w:tcPr>
-            <w:tcW w:w="2751" w:type="dxa"/>
-          </w:tcPr>
-          <w:p>
-            <w:pPr>
-              <w:jc w:val="center"/>
-              <w:rPr>
-                <w:rFonts w:ascii="Times New Roman" w:hAnsi="Times New Roman" w:cs="Times New Roman"/>
-                <w:sz w:val="21"/>
-                <w:szCs w:val="21"/>
-              </w:rPr>
-            </w:pPr>
-            <w:r>
-              <w:rPr>
-                <w:rFonts w:ascii="Times New Roman" w:hAnsi="Times New Roman" w:cs="Times New Roman"/>
-                <w:sz w:val="21"/>
-                <w:szCs w:val="21"/>
-              </w:rPr>
-              <w:t>2 (&lt;0.1%)</w:t>
-            </w:r>
-          </w:p>
-        </w:tc>
-        <w:tc>
-          <w:tcPr>
-            <w:tcW w:w="2751" w:type="dxa"/>
-          </w:tcPr>
-          <w:p>
-            <w:pPr>
-              <w:jc w:val="center"/>
-              <w:rPr>
-                <w:rFonts w:ascii="Times New Roman" w:hAnsi="Times New Roman" w:cs="Times New Roman"/>
-                <w:sz w:val="21"/>
-                <w:szCs w:val="21"/>
-              </w:rPr>
-            </w:pPr>
-            <w:r>
-              <w:rPr>
-                <w:rFonts w:ascii="Times New Roman" w:hAnsi="Times New Roman" w:cs="Times New Roman"/>
-                <w:sz w:val="21"/>
-                <w:szCs w:val="21"/>
-              </w:rPr>
-              <w:t xml:space="preserve"> 1 (&lt;0.1%)</w:t>
+                <w:sz w:val="22"/>
+                <w:szCs w:val="22"/>
+              </w:rPr>
+              <w:t>0</w:t>
+            </w:r>
+          </w:p>
+        </w:tc>
+        <w:tc>
+          <w:tcPr>
+            <w:tcW w:w="2751" w:type="dxa"/>
+          </w:tcPr>
+          <w:p>
+            <w:pPr>
+              <w:jc w:val="center"/>
+              <w:rPr>
+                <w:rFonts w:ascii="Times New Roman" w:hAnsi="Times New Roman" w:cs="Times New Roman"/>
+                <w:sz w:val="22"/>
+                <w:szCs w:val="22"/>
+              </w:rPr>
+            </w:pPr>
+            <w:r>
+              <w:rPr>
+                <w:rFonts w:ascii="Times New Roman" w:hAnsi="Times New Roman" w:cs="Times New Roman"/>
+                <w:sz w:val="22"/>
+                <w:szCs w:val="22"/>
+              </w:rPr>
+              <w:t>5046 (14.8%)</w:t>
+            </w:r>
+          </w:p>
+        </w:tc>
+        <w:tc>
+          <w:tcPr>
+            <w:tcW w:w="2751" w:type="dxa"/>
+          </w:tcPr>
+          <w:p>
+            <w:pPr>
+              <w:jc w:val="center"/>
+              <w:rPr>
+                <w:rFonts w:ascii="Times New Roman" w:hAnsi="Times New Roman" w:cs="Times New Roman"/>
+                <w:sz w:val="22"/>
+                <w:szCs w:val="22"/>
+              </w:rPr>
+            </w:pPr>
+            <w:r>
+              <w:rPr>
+                <w:rFonts w:ascii="Times New Roman" w:hAnsi="Times New Roman" w:cs="Times New Roman"/>
+                <w:sz w:val="22"/>
+                <w:szCs w:val="22"/>
+              </w:rPr>
+              <w:t>1073 (15.7%)</w:t>
             </w:r>
           </w:p>
         </w:tc>
@@ -5333,8 +5863,8 @@
                 <w:rFonts w:ascii="Times New Roman" w:hAnsi="Times New Roman" w:cs="Times New Roman"/>
                 <w:i/>
                 <w:iCs/>
-                <w:sz w:val="21"/>
-                <w:szCs w:val="21"/>
+                <w:sz w:val="22"/>
+                <w:szCs w:val="22"/>
               </w:rPr>
             </w:pPr>
             <w:r>
@@ -5342,64 +5872,56 @@
                 <w:rFonts w:ascii="Times New Roman" w:hAnsi="Times New Roman" w:cs="Times New Roman"/>
                 <w:i/>
                 <w:iCs/>
-                <w:sz w:val="21"/>
-                <w:szCs w:val="21"/>
-              </w:rPr>
-              <w:t>Stage I</w:t>
-            </w:r>
-          </w:p>
-        </w:tc>
-        <w:tc>
-          <w:tcPr>
-            <w:tcW w:w="2751" w:type="dxa"/>
-          </w:tcPr>
-          <w:p>
-            <w:pPr>
-              <w:jc w:val="center"/>
-              <w:rPr>
-                <w:rFonts w:ascii="Times New Roman" w:hAnsi="Times New Roman" w:cs="Times New Roman"/>
-                <w:sz w:val="21"/>
-                <w:szCs w:val="21"/>
-              </w:rPr>
-            </w:pPr>
-            <w:r>
-              <w:rPr>
-                <w:rFonts w:ascii="Times New Roman" w:hAnsi="Times New Roman" w:cs="Times New Roman"/>
-                <w:sz w:val="21"/>
-                <w:szCs w:val="21"/>
-              </w:rPr>
-              <w:t xml:space="preserve">2763 </w:t>
-            </w:r>
-            <w:r>
-              <w:rPr>
-                <w:rFonts w:ascii="Times New Roman" w:hAnsi="Times New Roman" w:cs="Times New Roman"/>
-                <w:sz w:val="21"/>
-                <w:szCs w:val="21"/>
-              </w:rPr>
-              <w:t>(8.1%)</w:t>
-            </w:r>
-          </w:p>
-        </w:tc>
-        <w:tc>
-          <w:tcPr>
-            <w:tcW w:w="2751" w:type="dxa"/>
-          </w:tcPr>
-          <w:p>
-            <w:pPr>
-              <w:jc w:val="center"/>
-              <w:rPr>
-                <w:rFonts w:ascii="Times New Roman" w:hAnsi="Times New Roman" w:cs="Times New Roman"/>
-                <w:sz w:val="21"/>
-                <w:szCs w:val="21"/>
-              </w:rPr>
-            </w:pPr>
-            <w:r>
-              <w:rPr>
-                <w:rFonts w:ascii="Times New Roman" w:hAnsi="Times New Roman" w:cs="Times New Roman"/>
-                <w:sz w:val="21"/>
-                <w:szCs w:val="21"/>
-              </w:rPr>
-              <w:t>534 (7.8%)</w:t>
+                <w:sz w:val="22"/>
+                <w:szCs w:val="22"/>
+              </w:rPr>
+              <w:t>1</w:t>
+            </w:r>
+          </w:p>
+        </w:tc>
+        <w:tc>
+          <w:tcPr>
+            <w:tcW w:w="2751" w:type="dxa"/>
+          </w:tcPr>
+          <w:p>
+            <w:pPr>
+              <w:jc w:val="center"/>
+              <w:rPr>
+                <w:rFonts w:ascii="Times New Roman" w:hAnsi="Times New Roman" w:cs="Times New Roman"/>
+                <w:sz w:val="22"/>
+                <w:szCs w:val="22"/>
+              </w:rPr>
+            </w:pPr>
+            <w:r>
+              <w:rPr>
+                <w:rFonts w:ascii="Times New Roman" w:hAnsi="Times New Roman" w:cs="Times New Roman"/>
+                <w:sz w:val="22"/>
+                <w:szCs w:val="22"/>
+              </w:rPr>
+              <w:t>10214 (29.9%)</w:t>
+            </w:r>
+          </w:p>
+        </w:tc>
+        <w:tc>
+          <w:tcPr>
+            <w:tcW w:w="2751" w:type="dxa"/>
+          </w:tcPr>
+          <w:p>
+            <w:pPr>
+              <w:jc w:val="center"/>
+              <w:rPr>
+                <w:rFonts w:ascii="Times New Roman" w:hAnsi="Times New Roman" w:cs="Times New Roman"/>
+                <w:sz w:val="22"/>
+                <w:szCs w:val="22"/>
+              </w:rPr>
+            </w:pPr>
+            <w:r>
+              <w:rPr>
+                <w:rFonts w:ascii="Times New Roman" w:hAnsi="Times New Roman" w:cs="Times New Roman"/>
+                <w:sz w:val="22"/>
+                <w:szCs w:val="22"/>
+              </w:rPr>
+              <w:t>2037 (29.8%)</w:t>
             </w:r>
           </w:p>
         </w:tc>
@@ -5416,8 +5938,8 @@
                 <w:rFonts w:ascii="Times New Roman" w:hAnsi="Times New Roman" w:cs="Times New Roman"/>
                 <w:i/>
                 <w:iCs/>
-                <w:sz w:val="21"/>
-                <w:szCs w:val="21"/>
+                <w:sz w:val="22"/>
+                <w:szCs w:val="22"/>
               </w:rPr>
             </w:pPr>
             <w:r>
@@ -5425,64 +5947,56 @@
                 <w:rFonts w:ascii="Times New Roman" w:hAnsi="Times New Roman" w:cs="Times New Roman"/>
                 <w:i/>
                 <w:iCs/>
-                <w:sz w:val="21"/>
-                <w:szCs w:val="21"/>
-              </w:rPr>
-              <w:t>Stage II</w:t>
-            </w:r>
-          </w:p>
-        </w:tc>
-        <w:tc>
-          <w:tcPr>
-            <w:tcW w:w="2751" w:type="dxa"/>
-          </w:tcPr>
-          <w:p>
-            <w:pPr>
-              <w:jc w:val="center"/>
-              <w:rPr>
-                <w:rFonts w:ascii="Times New Roman" w:hAnsi="Times New Roman" w:cs="Times New Roman"/>
-                <w:sz w:val="21"/>
-                <w:szCs w:val="21"/>
-              </w:rPr>
-            </w:pPr>
-            <w:r>
-              <w:rPr>
-                <w:rFonts w:ascii="Times New Roman" w:hAnsi="Times New Roman" w:cs="Times New Roman"/>
-                <w:sz w:val="21"/>
-                <w:szCs w:val="21"/>
-              </w:rPr>
-              <w:t>1742</w:t>
-            </w:r>
-            <w:r>
-              <w:rPr>
-                <w:rFonts w:ascii="Times New Roman" w:hAnsi="Times New Roman" w:cs="Times New Roman"/>
-                <w:sz w:val="21"/>
-                <w:szCs w:val="21"/>
-              </w:rPr>
-              <w:t xml:space="preserve"> (5.1%)</w:t>
-            </w:r>
-          </w:p>
-        </w:tc>
-        <w:tc>
-          <w:tcPr>
-            <w:tcW w:w="2751" w:type="dxa"/>
-          </w:tcPr>
-          <w:p>
-            <w:pPr>
-              <w:jc w:val="center"/>
-              <w:rPr>
-                <w:rFonts w:ascii="Times New Roman" w:hAnsi="Times New Roman" w:cs="Times New Roman"/>
-                <w:sz w:val="21"/>
-                <w:szCs w:val="21"/>
-              </w:rPr>
-            </w:pPr>
-            <w:r>
-              <w:rPr>
-                <w:rFonts w:ascii="Times New Roman" w:hAnsi="Times New Roman" w:cs="Times New Roman"/>
-                <w:sz w:val="21"/>
-                <w:szCs w:val="21"/>
-              </w:rPr>
-              <w:t>328 (4.8%)</w:t>
+                <w:sz w:val="22"/>
+                <w:szCs w:val="22"/>
+              </w:rPr>
+              <w:t>2</w:t>
+            </w:r>
+          </w:p>
+        </w:tc>
+        <w:tc>
+          <w:tcPr>
+            <w:tcW w:w="2751" w:type="dxa"/>
+          </w:tcPr>
+          <w:p>
+            <w:pPr>
+              <w:jc w:val="center"/>
+              <w:rPr>
+                <w:rFonts w:ascii="Times New Roman" w:hAnsi="Times New Roman" w:cs="Times New Roman"/>
+                <w:sz w:val="22"/>
+                <w:szCs w:val="22"/>
+              </w:rPr>
+            </w:pPr>
+            <w:r>
+              <w:rPr>
+                <w:rFonts w:ascii="Times New Roman" w:hAnsi="Times New Roman" w:cs="Times New Roman"/>
+                <w:sz w:val="22"/>
+                <w:szCs w:val="22"/>
+              </w:rPr>
+              <w:t>7175 (21.0%)</w:t>
+            </w:r>
+          </w:p>
+        </w:tc>
+        <w:tc>
+          <w:tcPr>
+            <w:tcW w:w="2751" w:type="dxa"/>
+          </w:tcPr>
+          <w:p>
+            <w:pPr>
+              <w:jc w:val="center"/>
+              <w:rPr>
+                <w:rFonts w:ascii="Times New Roman" w:hAnsi="Times New Roman" w:cs="Times New Roman"/>
+                <w:sz w:val="22"/>
+                <w:szCs w:val="22"/>
+              </w:rPr>
+            </w:pPr>
+            <w:r>
+              <w:rPr>
+                <w:rFonts w:ascii="Times New Roman" w:hAnsi="Times New Roman" w:cs="Times New Roman"/>
+                <w:sz w:val="22"/>
+                <w:szCs w:val="22"/>
+              </w:rPr>
+              <w:t>1362 (19.9%)</w:t>
             </w:r>
           </w:p>
         </w:tc>
@@ -5499,8 +6013,8 @@
                 <w:rFonts w:ascii="Times New Roman" w:hAnsi="Times New Roman" w:cs="Times New Roman"/>
                 <w:i/>
                 <w:iCs/>
-                <w:sz w:val="21"/>
-                <w:szCs w:val="21"/>
+                <w:sz w:val="22"/>
+                <w:szCs w:val="22"/>
               </w:rPr>
             </w:pPr>
             <w:r>
@@ -5508,64 +6022,56 @@
                 <w:rFonts w:ascii="Times New Roman" w:hAnsi="Times New Roman" w:cs="Times New Roman"/>
                 <w:i/>
                 <w:iCs/>
-                <w:sz w:val="21"/>
-                <w:szCs w:val="21"/>
-              </w:rPr>
-              <w:t>Stage III</w:t>
-            </w:r>
-          </w:p>
-        </w:tc>
-        <w:tc>
-          <w:tcPr>
-            <w:tcW w:w="2751" w:type="dxa"/>
-          </w:tcPr>
-          <w:p>
-            <w:pPr>
-              <w:jc w:val="center"/>
-              <w:rPr>
-                <w:rFonts w:ascii="Times New Roman" w:hAnsi="Times New Roman" w:cs="Times New Roman"/>
-                <w:sz w:val="21"/>
-                <w:szCs w:val="21"/>
-              </w:rPr>
-            </w:pPr>
-            <w:r>
-              <w:rPr>
-                <w:rFonts w:ascii="Times New Roman" w:hAnsi="Times New Roman" w:cs="Times New Roman"/>
-                <w:sz w:val="21"/>
-                <w:szCs w:val="21"/>
-              </w:rPr>
-              <w:t>7649</w:t>
-            </w:r>
-            <w:r>
-              <w:rPr>
-                <w:rFonts w:ascii="Times New Roman" w:hAnsi="Times New Roman" w:cs="Times New Roman"/>
-                <w:sz w:val="21"/>
-                <w:szCs w:val="21"/>
-              </w:rPr>
-              <w:t xml:space="preserve"> (22.4%)</w:t>
-            </w:r>
-          </w:p>
-        </w:tc>
-        <w:tc>
-          <w:tcPr>
-            <w:tcW w:w="2751" w:type="dxa"/>
-          </w:tcPr>
-          <w:p>
-            <w:pPr>
-              <w:jc w:val="center"/>
-              <w:rPr>
-                <w:rFonts w:ascii="Times New Roman" w:hAnsi="Times New Roman" w:cs="Times New Roman"/>
-                <w:sz w:val="21"/>
-                <w:szCs w:val="21"/>
-              </w:rPr>
-            </w:pPr>
-            <w:r>
-              <w:rPr>
-                <w:rFonts w:ascii="Times New Roman" w:hAnsi="Times New Roman" w:cs="Times New Roman"/>
-                <w:sz w:val="21"/>
-                <w:szCs w:val="21"/>
-              </w:rPr>
-              <w:t>1544 (22.6%)</w:t>
+                <w:sz w:val="22"/>
+                <w:szCs w:val="22"/>
+              </w:rPr>
+              <w:t>3</w:t>
+            </w:r>
+          </w:p>
+        </w:tc>
+        <w:tc>
+          <w:tcPr>
+            <w:tcW w:w="2751" w:type="dxa"/>
+          </w:tcPr>
+          <w:p>
+            <w:pPr>
+              <w:jc w:val="center"/>
+              <w:rPr>
+                <w:rFonts w:ascii="Times New Roman" w:hAnsi="Times New Roman" w:cs="Times New Roman"/>
+                <w:sz w:val="22"/>
+                <w:szCs w:val="22"/>
+              </w:rPr>
+            </w:pPr>
+            <w:r>
+              <w:rPr>
+                <w:rFonts w:ascii="Times New Roman" w:hAnsi="Times New Roman" w:cs="Times New Roman"/>
+                <w:sz w:val="22"/>
+                <w:szCs w:val="22"/>
+              </w:rPr>
+              <w:t>4272 (12.5%)</w:t>
+            </w:r>
+          </w:p>
+        </w:tc>
+        <w:tc>
+          <w:tcPr>
+            <w:tcW w:w="2751" w:type="dxa"/>
+          </w:tcPr>
+          <w:p>
+            <w:pPr>
+              <w:jc w:val="center"/>
+              <w:rPr>
+                <w:rFonts w:ascii="Times New Roman" w:hAnsi="Times New Roman" w:cs="Times New Roman"/>
+                <w:sz w:val="22"/>
+                <w:szCs w:val="22"/>
+              </w:rPr>
+            </w:pPr>
+            <w:r>
+              <w:rPr>
+                <w:rFonts w:ascii="Times New Roman" w:hAnsi="Times New Roman" w:cs="Times New Roman"/>
+                <w:sz w:val="22"/>
+                <w:szCs w:val="22"/>
+              </w:rPr>
+              <w:t>869 (12.7%)</w:t>
             </w:r>
           </w:p>
         </w:tc>
@@ -5582,8 +6088,8 @@
                 <w:rFonts w:ascii="Times New Roman" w:hAnsi="Times New Roman" w:cs="Times New Roman"/>
                 <w:i/>
                 <w:iCs/>
-                <w:sz w:val="21"/>
-                <w:szCs w:val="21"/>
+                <w:sz w:val="22"/>
+                <w:szCs w:val="22"/>
               </w:rPr>
             </w:pPr>
             <w:r>
@@ -5591,64 +6097,56 @@
                 <w:rFonts w:ascii="Times New Roman" w:hAnsi="Times New Roman" w:cs="Times New Roman"/>
                 <w:i/>
                 <w:iCs/>
-                <w:sz w:val="21"/>
-                <w:szCs w:val="21"/>
-              </w:rPr>
-              <w:t>Stage IV</w:t>
-            </w:r>
-          </w:p>
-        </w:tc>
-        <w:tc>
-          <w:tcPr>
-            <w:tcW w:w="2751" w:type="dxa"/>
-          </w:tcPr>
-          <w:p>
-            <w:pPr>
-              <w:jc w:val="center"/>
-              <w:rPr>
-                <w:rFonts w:ascii="Times New Roman" w:hAnsi="Times New Roman" w:cs="Times New Roman"/>
-                <w:sz w:val="21"/>
-                <w:szCs w:val="21"/>
-              </w:rPr>
-            </w:pPr>
-            <w:r>
-              <w:rPr>
-                <w:rFonts w:ascii="Times New Roman" w:hAnsi="Times New Roman" w:cs="Times New Roman"/>
-                <w:sz w:val="21"/>
-                <w:szCs w:val="21"/>
-              </w:rPr>
-              <w:t>21254</w:t>
-            </w:r>
-            <w:r>
-              <w:rPr>
-                <w:rFonts w:ascii="Times New Roman" w:hAnsi="Times New Roman" w:cs="Times New Roman"/>
-                <w:sz w:val="21"/>
-                <w:szCs w:val="21"/>
-              </w:rPr>
-              <w:t xml:space="preserve"> (62.2%)</w:t>
-            </w:r>
-          </w:p>
-        </w:tc>
-        <w:tc>
-          <w:tcPr>
-            <w:tcW w:w="2751" w:type="dxa"/>
-          </w:tcPr>
-          <w:p>
-            <w:pPr>
-              <w:jc w:val="center"/>
-              <w:rPr>
-                <w:rFonts w:ascii="Times New Roman" w:hAnsi="Times New Roman" w:cs="Times New Roman"/>
-                <w:sz w:val="21"/>
-                <w:szCs w:val="21"/>
-              </w:rPr>
-            </w:pPr>
-            <w:r>
-              <w:rPr>
-                <w:rFonts w:ascii="Times New Roman" w:hAnsi="Times New Roman" w:cs="Times New Roman"/>
-                <w:sz w:val="21"/>
-                <w:szCs w:val="21"/>
-              </w:rPr>
-              <w:t>4270 (62.5%)</w:t>
+                <w:sz w:val="22"/>
+                <w:szCs w:val="22"/>
+              </w:rPr>
+              <w:t>4</w:t>
+            </w:r>
+          </w:p>
+        </w:tc>
+        <w:tc>
+          <w:tcPr>
+            <w:tcW w:w="2751" w:type="dxa"/>
+          </w:tcPr>
+          <w:p>
+            <w:pPr>
+              <w:jc w:val="center"/>
+              <w:rPr>
+                <w:rFonts w:ascii="Times New Roman" w:hAnsi="Times New Roman" w:cs="Times New Roman"/>
+                <w:sz w:val="22"/>
+                <w:szCs w:val="22"/>
+              </w:rPr>
+            </w:pPr>
+            <w:r>
+              <w:rPr>
+                <w:rFonts w:ascii="Times New Roman" w:hAnsi="Times New Roman" w:cs="Times New Roman"/>
+                <w:sz w:val="22"/>
+                <w:szCs w:val="22"/>
+              </w:rPr>
+              <w:t>571 (1.7%)</w:t>
+            </w:r>
+          </w:p>
+        </w:tc>
+        <w:tc>
+          <w:tcPr>
+            <w:tcW w:w="2751" w:type="dxa"/>
+          </w:tcPr>
+          <w:p>
+            <w:pPr>
+              <w:jc w:val="center"/>
+              <w:rPr>
+                <w:rFonts w:ascii="Times New Roman" w:hAnsi="Times New Roman" w:cs="Times New Roman"/>
+                <w:sz w:val="22"/>
+                <w:szCs w:val="22"/>
+              </w:rPr>
+            </w:pPr>
+            <w:r>
+              <w:rPr>
+                <w:rFonts w:ascii="Times New Roman" w:hAnsi="Times New Roman" w:cs="Times New Roman"/>
+                <w:sz w:val="22"/>
+                <w:szCs w:val="22"/>
+              </w:rPr>
+              <w:t>102 (1.5%)</w:t>
             </w:r>
           </w:p>
         </w:tc>
@@ -5665,8 +6163,8 @@
                 <w:rFonts w:ascii="Times New Roman" w:hAnsi="Times New Roman" w:cs="Times New Roman"/>
                 <w:i/>
                 <w:iCs/>
-                <w:sz w:val="21"/>
-                <w:szCs w:val="21"/>
+                <w:sz w:val="22"/>
+                <w:szCs w:val="22"/>
               </w:rPr>
             </w:pPr>
             <w:r>
@@ -5674,64 +6172,64 @@
                 <w:rFonts w:ascii="Times New Roman" w:hAnsi="Times New Roman" w:cs="Times New Roman"/>
                 <w:i/>
                 <w:iCs/>
-                <w:sz w:val="21"/>
-                <w:szCs w:val="21"/>
-              </w:rPr>
-              <w:t>Occult</w:t>
-            </w:r>
-          </w:p>
-        </w:tc>
-        <w:tc>
-          <w:tcPr>
-            <w:tcW w:w="2751" w:type="dxa"/>
-          </w:tcPr>
-          <w:p>
-            <w:pPr>
-              <w:jc w:val="center"/>
-              <w:rPr>
-                <w:rFonts w:ascii="Times New Roman" w:hAnsi="Times New Roman" w:cs="Times New Roman"/>
-                <w:sz w:val="21"/>
-                <w:szCs w:val="21"/>
-              </w:rPr>
-            </w:pPr>
-            <w:r>
-              <w:rPr>
-                <w:rFonts w:ascii="Times New Roman" w:hAnsi="Times New Roman" w:cs="Times New Roman"/>
-                <w:sz w:val="21"/>
-                <w:szCs w:val="21"/>
-              </w:rPr>
-              <w:t>4</w:t>
-            </w:r>
-            <w:r>
-              <w:rPr>
-                <w:rFonts w:ascii="Times New Roman" w:hAnsi="Times New Roman" w:cs="Times New Roman"/>
-                <w:sz w:val="21"/>
-                <w:szCs w:val="21"/>
-              </w:rPr>
-              <w:t xml:space="preserve"> (&lt;0.1%)</w:t>
-            </w:r>
-          </w:p>
-        </w:tc>
-        <w:tc>
-          <w:tcPr>
-            <w:tcW w:w="2751" w:type="dxa"/>
-          </w:tcPr>
-          <w:p>
-            <w:pPr>
-              <w:jc w:val="center"/>
-              <w:rPr>
-                <w:rFonts w:ascii="Times New Roman" w:hAnsi="Times New Roman" w:cs="Times New Roman"/>
-                <w:sz w:val="21"/>
-                <w:szCs w:val="21"/>
-              </w:rPr>
-            </w:pPr>
-            <w:r>
-              <w:rPr>
-                <w:rFonts w:ascii="Times New Roman" w:hAnsi="Times New Roman" w:cs="Times New Roman"/>
-                <w:sz w:val="21"/>
-                <w:szCs w:val="21"/>
-              </w:rPr>
-              <w:t>0 (0.0%)</w:t>
+                <w:sz w:val="22"/>
+                <w:szCs w:val="22"/>
+              </w:rPr>
+              <w:t>Unknown</w:t>
+            </w:r>
+          </w:p>
+        </w:tc>
+        <w:tc>
+          <w:tcPr>
+            <w:tcW w:w="2751" w:type="dxa"/>
+          </w:tcPr>
+          <w:p>
+            <w:pPr>
+              <w:jc w:val="center"/>
+              <w:rPr>
+                <w:rFonts w:ascii="Times New Roman" w:hAnsi="Times New Roman" w:cs="Times New Roman"/>
+                <w:sz w:val="22"/>
+                <w:szCs w:val="22"/>
+              </w:rPr>
+            </w:pPr>
+            <w:r>
+              <w:rPr>
+                <w:rFonts w:ascii="Times New Roman" w:hAnsi="Times New Roman" w:cs="Times New Roman"/>
+                <w:sz w:val="22"/>
+                <w:szCs w:val="22"/>
+              </w:rPr>
+              <w:t>6895</w:t>
+            </w:r>
+            <w:r>
+              <w:rPr>
+                <w:rFonts w:ascii="Times New Roman" w:hAnsi="Times New Roman" w:cs="Times New Roman"/>
+                <w:sz w:val="22"/>
+                <w:szCs w:val="22"/>
+              </w:rPr>
+              <w:t xml:space="preserve"> (20.2%)</w:t>
+            </w:r>
+          </w:p>
+        </w:tc>
+        <w:tc>
+          <w:tcPr>
+            <w:tcW w:w="2751" w:type="dxa"/>
+          </w:tcPr>
+          <w:p>
+            <w:pPr>
+              <w:jc w:val="center"/>
+              <w:rPr>
+                <w:rFonts w:ascii="Times New Roman" w:hAnsi="Times New Roman" w:cs="Times New Roman"/>
+                <w:sz w:val="22"/>
+                <w:szCs w:val="22"/>
+              </w:rPr>
+            </w:pPr>
+            <w:r>
+              <w:rPr>
+                <w:rFonts w:ascii="Times New Roman" w:hAnsi="Times New Roman" w:cs="Times New Roman"/>
+                <w:sz w:val="22"/>
+                <w:szCs w:val="22"/>
+              </w:rPr>
+              <w:t>1392 (20.4%)</w:t>
             </w:r>
           </w:p>
         </w:tc>
@@ -5743,13 +6241,73 @@
           </w:tcPr>
           <w:p>
             <w:pPr>
+              <w:rPr>
+                <w:rFonts w:ascii="Times New Roman" w:hAnsi="Times New Roman" w:cs="Times New Roman"/>
+                <w:b/>
+                <w:bCs/>
+                <w:sz w:val="22"/>
+                <w:szCs w:val="22"/>
+              </w:rPr>
+            </w:pPr>
+            <w:r>
+              <w:rPr>
+                <w:rFonts w:ascii="Times New Roman" w:hAnsi="Times New Roman" w:cs="Times New Roman"/>
+                <w:b/>
+                <w:bCs/>
+                <w:sz w:val="22"/>
+                <w:szCs w:val="22"/>
+              </w:rPr>
+              <w:t>Practice Type</w:t>
+            </w:r>
+          </w:p>
+        </w:tc>
+        <w:tc>
+          <w:tcPr>
+            <w:tcW w:w="2751" w:type="dxa"/>
+          </w:tcPr>
+          <w:p>
+            <w:pPr>
+              <w:rPr>
+                <w:rFonts w:ascii="Times New Roman" w:hAnsi="Times New Roman" w:cs="Times New Roman"/>
+                <w:b/>
+                <w:bCs/>
+                <w:sz w:val="22"/>
+                <w:szCs w:val="22"/>
+              </w:rPr>
+            </w:pPr>
+          </w:p>
+        </w:tc>
+        <w:tc>
+          <w:tcPr>
+            <w:tcW w:w="2751" w:type="dxa"/>
+          </w:tcPr>
+          <w:p>
+            <w:pPr>
+              <w:rPr>
+                <w:rFonts w:ascii="Times New Roman" w:hAnsi="Times New Roman" w:cs="Times New Roman"/>
+                <w:b/>
+                <w:bCs/>
+                <w:sz w:val="22"/>
+                <w:szCs w:val="22"/>
+              </w:rPr>
+            </w:pPr>
+          </w:p>
+        </w:tc>
+      </w:tr>
+      <w:tr>
+        <w:tc>
+          <w:tcPr>
+            <w:tcW w:w="3960" w:type="dxa"/>
+          </w:tcPr>
+          <w:p>
+            <w:pPr>
               <w:jc w:val="center"/>
               <w:rPr>
                 <w:rFonts w:ascii="Times New Roman" w:hAnsi="Times New Roman" w:cs="Times New Roman"/>
                 <w:i/>
                 <w:iCs/>
-                <w:sz w:val="21"/>
-                <w:szCs w:val="21"/>
+                <w:sz w:val="22"/>
+                <w:szCs w:val="22"/>
               </w:rPr>
             </w:pPr>
             <w:r>
@@ -5757,56 +6315,56 @@
                 <w:rFonts w:ascii="Times New Roman" w:hAnsi="Times New Roman" w:cs="Times New Roman"/>
                 <w:i/>
                 <w:iCs/>
-                <w:sz w:val="21"/>
-                <w:szCs w:val="21"/>
-              </w:rPr>
-              <w:t>Unknown</w:t>
-            </w:r>
-          </w:p>
-        </w:tc>
-        <w:tc>
-          <w:tcPr>
-            <w:tcW w:w="2751" w:type="dxa"/>
-          </w:tcPr>
-          <w:p>
-            <w:pPr>
-              <w:jc w:val="center"/>
-              <w:rPr>
-                <w:rFonts w:ascii="Times New Roman" w:hAnsi="Times New Roman" w:cs="Times New Roman"/>
-                <w:sz w:val="21"/>
-                <w:szCs w:val="21"/>
-              </w:rPr>
-            </w:pPr>
-            <w:r>
-              <w:rPr>
-                <w:rFonts w:ascii="Times New Roman" w:hAnsi="Times New Roman" w:cs="Times New Roman"/>
-                <w:sz w:val="21"/>
-                <w:szCs w:val="21"/>
-              </w:rPr>
-              <w:t>759 (2.2%)</w:t>
-            </w:r>
-          </w:p>
-        </w:tc>
-        <w:tc>
-          <w:tcPr>
-            <w:tcW w:w="2751" w:type="dxa"/>
-          </w:tcPr>
-          <w:p>
-            <w:pPr>
-              <w:jc w:val="center"/>
-              <w:rPr>
-                <w:rFonts w:ascii="Times New Roman" w:hAnsi="Times New Roman" w:cs="Times New Roman"/>
-                <w:sz w:val="21"/>
-                <w:szCs w:val="21"/>
-              </w:rPr>
-            </w:pPr>
-            <w:r>
-              <w:rPr>
-                <w:rFonts w:ascii="Times New Roman" w:hAnsi="Times New Roman" w:cs="Times New Roman"/>
-                <w:sz w:val="21"/>
-                <w:szCs w:val="21"/>
-              </w:rPr>
-              <w:t>158 (2.3%)</w:t>
+                <w:sz w:val="22"/>
+                <w:szCs w:val="22"/>
+              </w:rPr>
+              <w:t>Academic Medical Center</w:t>
+            </w:r>
+          </w:p>
+        </w:tc>
+        <w:tc>
+          <w:tcPr>
+            <w:tcW w:w="2751" w:type="dxa"/>
+          </w:tcPr>
+          <w:p>
+            <w:pPr>
+              <w:jc w:val="center"/>
+              <w:rPr>
+                <w:rFonts w:ascii="Times New Roman" w:hAnsi="Times New Roman" w:cs="Times New Roman"/>
+                <w:sz w:val="22"/>
+                <w:szCs w:val="22"/>
+              </w:rPr>
+            </w:pPr>
+            <w:r>
+              <w:rPr>
+                <w:rFonts w:ascii="Times New Roman" w:hAnsi="Times New Roman" w:cs="Times New Roman"/>
+                <w:sz w:val="22"/>
+                <w:szCs w:val="22"/>
+              </w:rPr>
+              <w:t>3418 (10.0%)</w:t>
+            </w:r>
+          </w:p>
+        </w:tc>
+        <w:tc>
+          <w:tcPr>
+            <w:tcW w:w="2751" w:type="dxa"/>
+          </w:tcPr>
+          <w:p>
+            <w:pPr>
+              <w:jc w:val="center"/>
+              <w:rPr>
+                <w:rFonts w:ascii="Times New Roman" w:hAnsi="Times New Roman" w:cs="Times New Roman"/>
+                <w:sz w:val="22"/>
+                <w:szCs w:val="22"/>
+              </w:rPr>
+            </w:pPr>
+            <w:r>
+              <w:rPr>
+                <w:rFonts w:ascii="Times New Roman" w:hAnsi="Times New Roman" w:cs="Times New Roman"/>
+                <w:sz w:val="22"/>
+                <w:szCs w:val="22"/>
+              </w:rPr>
+              <w:t>694 (10.1%)</w:t>
             </w:r>
           </w:p>
         </w:tc>
@@ -5818,12 +6376,87 @@
           </w:tcPr>
           <w:p>
             <w:pPr>
+              <w:jc w:val="center"/>
+              <w:rPr>
+                <w:rFonts w:ascii="Times New Roman" w:hAnsi="Times New Roman" w:cs="Times New Roman"/>
+                <w:i/>
+                <w:iCs/>
+                <w:sz w:val="22"/>
+                <w:szCs w:val="22"/>
+              </w:rPr>
+            </w:pPr>
+            <w:r>
+              <w:rPr>
+                <w:rFonts w:ascii="Times New Roman" w:hAnsi="Times New Roman" w:cs="Times New Roman"/>
+                <w:i/>
+                <w:iCs/>
+                <w:sz w:val="22"/>
+                <w:szCs w:val="22"/>
+              </w:rPr>
+              <w:t>Community Medical Center</w:t>
+            </w:r>
+          </w:p>
+        </w:tc>
+        <w:tc>
+          <w:tcPr>
+            <w:tcW w:w="2751" w:type="dxa"/>
+          </w:tcPr>
+          <w:p>
+            <w:pPr>
+              <w:jc w:val="center"/>
+              <w:rPr>
+                <w:rFonts w:ascii="Times New Roman" w:hAnsi="Times New Roman" w:cs="Times New Roman"/>
+                <w:sz w:val="22"/>
+                <w:szCs w:val="22"/>
+              </w:rPr>
+            </w:pPr>
+            <w:r>
+              <w:rPr>
+                <w:rFonts w:ascii="Times New Roman" w:hAnsi="Times New Roman" w:cs="Times New Roman"/>
+                <w:sz w:val="22"/>
+                <w:szCs w:val="22"/>
+              </w:rPr>
+              <w:t>30755 (90.0%)</w:t>
+            </w:r>
+          </w:p>
+        </w:tc>
+        <w:tc>
+          <w:tcPr>
+            <w:tcW w:w="2751" w:type="dxa"/>
+          </w:tcPr>
+          <w:p>
+            <w:pPr>
+              <w:jc w:val="center"/>
+              <w:rPr>
+                <w:rFonts w:ascii="Times New Roman" w:hAnsi="Times New Roman" w:cs="Times New Roman"/>
+                <w:sz w:val="22"/>
+                <w:szCs w:val="22"/>
+              </w:rPr>
+            </w:pPr>
+            <w:r>
+              <w:rPr>
+                <w:rFonts w:ascii="Times New Roman" w:hAnsi="Times New Roman" w:cs="Times New Roman"/>
+                <w:sz w:val="22"/>
+                <w:szCs w:val="22"/>
+              </w:rPr>
+              <w:t>6141 (89.9%)</w:t>
+            </w:r>
+          </w:p>
+        </w:tc>
+      </w:tr>
+      <w:tr>
+        <w:tc>
+          <w:tcPr>
+            <w:tcW w:w="3960" w:type="dxa"/>
+          </w:tcPr>
+          <w:p>
+            <w:pPr>
               <w:rPr>
                 <w:rFonts w:ascii="Times New Roman" w:hAnsi="Times New Roman" w:cs="Times New Roman"/>
                 <w:b/>
                 <w:bCs/>
-                <w:sz w:val="21"/>
-                <w:szCs w:val="21"/>
+                <w:sz w:val="22"/>
+                <w:szCs w:val="22"/>
               </w:rPr>
             </w:pPr>
             <w:r>
@@ -5831,21 +6464,27 @@
                 <w:rFonts w:ascii="Times New Roman" w:hAnsi="Times New Roman" w:cs="Times New Roman"/>
                 <w:b/>
                 <w:bCs/>
-                <w:sz w:val="21"/>
-                <w:szCs w:val="21"/>
-              </w:rPr>
-              <w:t>ECOG</w:t>
-            </w:r>
-            <w:r>
+                <w:sz w:val="22"/>
+                <w:szCs w:val="22"/>
+              </w:rPr>
+              <w:t>Smoking Status</w:t>
+            </w:r>
+          </w:p>
+        </w:tc>
+        <w:tc>
+          <w:tcPr>
+            <w:tcW w:w="2751" w:type="dxa"/>
+          </w:tcPr>
+          <w:p>
+            <w:pPr>
               <w:rPr>
                 <w:rFonts w:ascii="Times New Roman" w:hAnsi="Times New Roman" w:cs="Times New Roman"/>
                 <w:b/>
                 <w:bCs/>
-                <w:sz w:val="21"/>
-                <w:szCs w:val="21"/>
-              </w:rPr>
-              <w:t xml:space="preserve"> Status</w:t>
-            </w:r>
+                <w:sz w:val="22"/>
+                <w:szCs w:val="22"/>
+              </w:rPr>
+            </w:pPr>
           </w:p>
         </w:tc>
         <w:tc>
@@ -5858,15 +6497,242 @@
                 <w:rFonts w:ascii="Times New Roman" w:hAnsi="Times New Roman" w:cs="Times New Roman"/>
                 <w:b/>
                 <w:bCs/>
-                <w:sz w:val="21"/>
-                <w:szCs w:val="21"/>
-              </w:rPr>
-            </w:pPr>
-          </w:p>
-        </w:tc>
-        <w:tc>
-          <w:tcPr>
-            <w:tcW w:w="2751" w:type="dxa"/>
+                <w:sz w:val="22"/>
+                <w:szCs w:val="22"/>
+              </w:rPr>
+            </w:pPr>
+          </w:p>
+        </w:tc>
+      </w:tr>
+      <w:tr>
+        <w:tc>
+          <w:tcPr>
+            <w:tcW w:w="3960" w:type="dxa"/>
+          </w:tcPr>
+          <w:p>
+            <w:pPr>
+              <w:jc w:val="center"/>
+              <w:rPr>
+                <w:rFonts w:ascii="Times New Roman" w:hAnsi="Times New Roman" w:cs="Times New Roman"/>
+                <w:i/>
+                <w:iCs/>
+                <w:sz w:val="22"/>
+                <w:szCs w:val="22"/>
+              </w:rPr>
+            </w:pPr>
+            <w:r>
+              <w:rPr>
+                <w:rFonts w:ascii="Times New Roman" w:hAnsi="Times New Roman" w:cs="Times New Roman"/>
+                <w:i/>
+                <w:iCs/>
+                <w:sz w:val="22"/>
+                <w:szCs w:val="22"/>
+              </w:rPr>
+              <w:t>History of Smoking</w:t>
+            </w:r>
+          </w:p>
+        </w:tc>
+        <w:tc>
+          <w:tcPr>
+            <w:tcW w:w="2751" w:type="dxa"/>
+          </w:tcPr>
+          <w:p>
+            <w:pPr>
+              <w:jc w:val="center"/>
+              <w:rPr>
+                <w:rFonts w:ascii="Times New Roman" w:hAnsi="Times New Roman" w:cs="Times New Roman"/>
+                <w:sz w:val="22"/>
+                <w:szCs w:val="22"/>
+              </w:rPr>
+            </w:pPr>
+            <w:r>
+              <w:rPr>
+                <w:rFonts w:ascii="Times New Roman" w:hAnsi="Times New Roman" w:cs="Times New Roman"/>
+                <w:sz w:val="22"/>
+                <w:szCs w:val="22"/>
+              </w:rPr>
+              <w:t>29124 (85.2%)</w:t>
+            </w:r>
+          </w:p>
+        </w:tc>
+        <w:tc>
+          <w:tcPr>
+            <w:tcW w:w="2751" w:type="dxa"/>
+          </w:tcPr>
+          <w:p>
+            <w:pPr>
+              <w:jc w:val="center"/>
+              <w:rPr>
+                <w:rFonts w:ascii="Times New Roman" w:hAnsi="Times New Roman" w:cs="Times New Roman"/>
+                <w:sz w:val="22"/>
+                <w:szCs w:val="22"/>
+              </w:rPr>
+            </w:pPr>
+            <w:r>
+              <w:rPr>
+                <w:rFonts w:ascii="Times New Roman" w:hAnsi="Times New Roman" w:cs="Times New Roman"/>
+                <w:sz w:val="22"/>
+                <w:szCs w:val="22"/>
+              </w:rPr>
+              <w:t>5825 (85.2%)</w:t>
+            </w:r>
+          </w:p>
+        </w:tc>
+      </w:tr>
+      <w:tr>
+        <w:tc>
+          <w:tcPr>
+            <w:tcW w:w="3960" w:type="dxa"/>
+          </w:tcPr>
+          <w:p>
+            <w:pPr>
+              <w:jc w:val="center"/>
+              <w:rPr>
+                <w:rFonts w:ascii="Times New Roman" w:hAnsi="Times New Roman" w:cs="Times New Roman"/>
+                <w:i/>
+                <w:iCs/>
+                <w:sz w:val="22"/>
+                <w:szCs w:val="22"/>
+              </w:rPr>
+            </w:pPr>
+            <w:r>
+              <w:rPr>
+                <w:rFonts w:ascii="Times New Roman" w:hAnsi="Times New Roman" w:cs="Times New Roman"/>
+                <w:i/>
+                <w:iCs/>
+                <w:sz w:val="22"/>
+                <w:szCs w:val="22"/>
+              </w:rPr>
+              <w:t>Never-Smoker</w:t>
+            </w:r>
+          </w:p>
+        </w:tc>
+        <w:tc>
+          <w:tcPr>
+            <w:tcW w:w="2751" w:type="dxa"/>
+          </w:tcPr>
+          <w:p>
+            <w:pPr>
+              <w:jc w:val="center"/>
+              <w:rPr>
+                <w:rFonts w:ascii="Times New Roman" w:hAnsi="Times New Roman" w:cs="Times New Roman"/>
+                <w:sz w:val="22"/>
+                <w:szCs w:val="22"/>
+              </w:rPr>
+            </w:pPr>
+            <w:r>
+              <w:rPr>
+                <w:rFonts w:ascii="Times New Roman" w:hAnsi="Times New Roman" w:cs="Times New Roman"/>
+                <w:sz w:val="22"/>
+                <w:szCs w:val="22"/>
+              </w:rPr>
+              <w:t>4857 (14.2%)</w:t>
+            </w:r>
+          </w:p>
+        </w:tc>
+        <w:tc>
+          <w:tcPr>
+            <w:tcW w:w="2751" w:type="dxa"/>
+          </w:tcPr>
+          <w:p>
+            <w:pPr>
+              <w:jc w:val="center"/>
+              <w:rPr>
+                <w:rFonts w:ascii="Times New Roman" w:hAnsi="Times New Roman" w:cs="Times New Roman"/>
+                <w:sz w:val="22"/>
+                <w:szCs w:val="22"/>
+              </w:rPr>
+            </w:pPr>
+            <w:r>
+              <w:rPr>
+                <w:rFonts w:ascii="Times New Roman" w:hAnsi="Times New Roman" w:cs="Times New Roman"/>
+                <w:sz w:val="22"/>
+                <w:szCs w:val="22"/>
+              </w:rPr>
+              <w:t>973 (14.2%)</w:t>
+            </w:r>
+          </w:p>
+        </w:tc>
+      </w:tr>
+      <w:tr>
+        <w:tc>
+          <w:tcPr>
+            <w:tcW w:w="3960" w:type="dxa"/>
+          </w:tcPr>
+          <w:p>
+            <w:pPr>
+              <w:jc w:val="center"/>
+              <w:rPr>
+                <w:rFonts w:ascii="Times New Roman" w:hAnsi="Times New Roman" w:cs="Times New Roman"/>
+                <w:i/>
+                <w:iCs/>
+                <w:sz w:val="22"/>
+                <w:szCs w:val="22"/>
+              </w:rPr>
+            </w:pPr>
+            <w:r>
+              <w:rPr>
+                <w:rFonts w:ascii="Times New Roman" w:hAnsi="Times New Roman" w:cs="Times New Roman"/>
+                <w:i/>
+                <w:iCs/>
+                <w:sz w:val="22"/>
+                <w:szCs w:val="22"/>
+              </w:rPr>
+              <w:t>Unknown</w:t>
+            </w:r>
+          </w:p>
+        </w:tc>
+        <w:tc>
+          <w:tcPr>
+            <w:tcW w:w="2751" w:type="dxa"/>
+          </w:tcPr>
+          <w:p>
+            <w:pPr>
+              <w:jc w:val="center"/>
+              <w:rPr>
+                <w:rFonts w:ascii="Times New Roman" w:hAnsi="Times New Roman" w:cs="Times New Roman"/>
+                <w:sz w:val="22"/>
+                <w:szCs w:val="22"/>
+              </w:rPr>
+            </w:pPr>
+            <w:r>
+              <w:rPr>
+                <w:rFonts w:ascii="Times New Roman" w:hAnsi="Times New Roman" w:cs="Times New Roman"/>
+                <w:sz w:val="22"/>
+                <w:szCs w:val="22"/>
+              </w:rPr>
+              <w:t>192 (0.6%)</w:t>
+            </w:r>
+          </w:p>
+        </w:tc>
+        <w:tc>
+          <w:tcPr>
+            <w:tcW w:w="2751" w:type="dxa"/>
+          </w:tcPr>
+          <w:p>
+            <w:pPr>
+              <w:jc w:val="center"/>
+              <w:rPr>
+                <w:rFonts w:ascii="Times New Roman" w:hAnsi="Times New Roman" w:cs="Times New Roman"/>
+                <w:sz w:val="22"/>
+                <w:szCs w:val="22"/>
+              </w:rPr>
+            </w:pPr>
+            <w:r>
+              <w:rPr>
+                <w:rFonts w:ascii="Times New Roman" w:hAnsi="Times New Roman" w:cs="Times New Roman"/>
+                <w:sz w:val="22"/>
+                <w:szCs w:val="22"/>
+              </w:rPr>
+              <w:t>37 (0.5%)</w:t>
+            </w:r>
+          </w:p>
+        </w:tc>
+      </w:tr>
+      <w:tr>
+        <w:tc>
+          <w:tcPr>
+            <w:tcW w:w="3960" w:type="dxa"/>
           </w:tcPr>
           <w:p>
             <w:pPr>
@@ -5874,8 +6740,50 @@
                 <w:rFonts w:ascii="Times New Roman" w:hAnsi="Times New Roman" w:cs="Times New Roman"/>
                 <w:b/>
                 <w:bCs/>
-                <w:sz w:val="21"/>
-                <w:szCs w:val="21"/>
+                <w:sz w:val="22"/>
+                <w:szCs w:val="22"/>
+              </w:rPr>
+            </w:pPr>
+            <w:r>
+              <w:rPr>
+                <w:rFonts w:ascii="Times New Roman" w:hAnsi="Times New Roman" w:cs="Times New Roman"/>
+                <w:b/>
+                <w:bCs/>
+                <w:sz w:val="22"/>
+                <w:szCs w:val="22"/>
+              </w:rPr>
+              <w:t>Tumor Histology</w:t>
+            </w:r>
+          </w:p>
+        </w:tc>
+        <w:tc>
+          <w:tcPr>
+            <w:tcW w:w="2751" w:type="dxa"/>
+          </w:tcPr>
+          <w:p>
+            <w:pPr>
+              <w:rPr>
+                <w:rFonts w:ascii="Times New Roman" w:hAnsi="Times New Roman" w:cs="Times New Roman"/>
+                <w:b/>
+                <w:bCs/>
+                <w:sz w:val="22"/>
+                <w:szCs w:val="22"/>
+              </w:rPr>
+            </w:pPr>
+          </w:p>
+        </w:tc>
+        <w:tc>
+          <w:tcPr>
+            <w:tcW w:w="2751" w:type="dxa"/>
+          </w:tcPr>
+          <w:p>
+            <w:pPr>
+              <w:rPr>
+                <w:rFonts w:ascii="Times New Roman" w:hAnsi="Times New Roman" w:cs="Times New Roman"/>
+                <w:b/>
+                <w:bCs/>
+                <w:sz w:val="22"/>
+                <w:szCs w:val="22"/>
               </w:rPr>
             </w:pPr>
           </w:p>
@@ -5893,8 +6801,8 @@
                 <w:rFonts w:ascii="Times New Roman" w:hAnsi="Times New Roman" w:cs="Times New Roman"/>
                 <w:i/>
                 <w:iCs/>
-                <w:sz w:val="21"/>
-                <w:szCs w:val="21"/>
+                <w:sz w:val="22"/>
+                <w:szCs w:val="22"/>
               </w:rPr>
             </w:pPr>
             <w:r>
@@ -5902,56 +6810,57 @@
                 <w:rFonts w:ascii="Times New Roman" w:hAnsi="Times New Roman" w:cs="Times New Roman"/>
                 <w:i/>
                 <w:iCs/>
-                <w:sz w:val="21"/>
-                <w:szCs w:val="21"/>
-              </w:rPr>
-              <w:t>0</w:t>
-            </w:r>
-          </w:p>
-        </w:tc>
-        <w:tc>
-          <w:tcPr>
-            <w:tcW w:w="2751" w:type="dxa"/>
-          </w:tcPr>
-          <w:p>
-            <w:pPr>
-              <w:jc w:val="center"/>
-              <w:rPr>
-                <w:rFonts w:ascii="Times New Roman" w:hAnsi="Times New Roman" w:cs="Times New Roman"/>
-                <w:sz w:val="21"/>
-                <w:szCs w:val="21"/>
-              </w:rPr>
-            </w:pPr>
-            <w:r>
-              <w:rPr>
-                <w:rFonts w:ascii="Times New Roman" w:hAnsi="Times New Roman" w:cs="Times New Roman"/>
-                <w:sz w:val="21"/>
-                <w:szCs w:val="21"/>
-              </w:rPr>
-              <w:t>5046 (14.8%)</w:t>
-            </w:r>
-          </w:p>
-        </w:tc>
-        <w:tc>
-          <w:tcPr>
-            <w:tcW w:w="2751" w:type="dxa"/>
-          </w:tcPr>
-          <w:p>
-            <w:pPr>
-              <w:jc w:val="center"/>
-              <w:rPr>
-                <w:rFonts w:ascii="Times New Roman" w:hAnsi="Times New Roman" w:cs="Times New Roman"/>
-                <w:sz w:val="21"/>
-                <w:szCs w:val="21"/>
-              </w:rPr>
-            </w:pPr>
-            <w:r>
-              <w:rPr>
-                <w:rFonts w:ascii="Times New Roman" w:hAnsi="Times New Roman" w:cs="Times New Roman"/>
-                <w:sz w:val="21"/>
-                <w:szCs w:val="21"/>
-              </w:rPr>
-              <w:t>1073 (15.7%)</w:t>
+                <w:sz w:val="22"/>
+                <w:szCs w:val="22"/>
+              </w:rPr>
+              <w:lastRenderedPageBreak/>
+              <w:t>Squamous Cell Carcinoma</w:t>
+            </w:r>
+          </w:p>
+        </w:tc>
+        <w:tc>
+          <w:tcPr>
+            <w:tcW w:w="2751" w:type="dxa"/>
+          </w:tcPr>
+          <w:p>
+            <w:pPr>
+              <w:jc w:val="center"/>
+              <w:rPr>
+                <w:rFonts w:ascii="Times New Roman" w:hAnsi="Times New Roman" w:cs="Times New Roman"/>
+                <w:sz w:val="22"/>
+                <w:szCs w:val="22"/>
+              </w:rPr>
+            </w:pPr>
+            <w:r>
+              <w:rPr>
+                <w:rFonts w:ascii="Times New Roman" w:hAnsi="Times New Roman" w:cs="Times New Roman"/>
+                <w:sz w:val="22"/>
+                <w:szCs w:val="22"/>
+              </w:rPr>
+              <w:t>8352 (24.4%)</w:t>
+            </w:r>
+          </w:p>
+        </w:tc>
+        <w:tc>
+          <w:tcPr>
+            <w:tcW w:w="2751" w:type="dxa"/>
+          </w:tcPr>
+          <w:p>
+            <w:pPr>
+              <w:jc w:val="center"/>
+              <w:rPr>
+                <w:rFonts w:ascii="Times New Roman" w:hAnsi="Times New Roman" w:cs="Times New Roman"/>
+                <w:sz w:val="22"/>
+                <w:szCs w:val="22"/>
+              </w:rPr>
+            </w:pPr>
+            <w:r>
+              <w:rPr>
+                <w:rFonts w:ascii="Times New Roman" w:hAnsi="Times New Roman" w:cs="Times New Roman"/>
+                <w:sz w:val="22"/>
+                <w:szCs w:val="22"/>
+              </w:rPr>
+              <w:t>1658 (24.3%)</w:t>
             </w:r>
           </w:p>
         </w:tc>
@@ -5968,65 +6877,75 @@
                 <w:rFonts w:ascii="Times New Roman" w:hAnsi="Times New Roman" w:cs="Times New Roman"/>
                 <w:i/>
                 <w:iCs/>
-                <w:sz w:val="21"/>
-                <w:szCs w:val="21"/>
-              </w:rPr>
-            </w:pPr>
+                <w:sz w:val="22"/>
+                <w:szCs w:val="22"/>
+              </w:rPr>
+            </w:pPr>
+            <w:commentRangeStart w:id="0"/>
             <w:r>
               <w:rPr>
                 <w:rFonts w:ascii="Times New Roman" w:hAnsi="Times New Roman" w:cs="Times New Roman"/>
                 <w:i/>
                 <w:iCs/>
-                <w:sz w:val="21"/>
-                <w:szCs w:val="21"/>
-              </w:rPr>
-              <w:t>1</w:t>
-            </w:r>
-          </w:p>
-        </w:tc>
-        <w:tc>
-          <w:tcPr>
-            <w:tcW w:w="2751" w:type="dxa"/>
-          </w:tcPr>
-          <w:p>
-            <w:pPr>
-              <w:jc w:val="center"/>
-              <w:rPr>
-                <w:rFonts w:ascii="Times New Roman" w:hAnsi="Times New Roman" w:cs="Times New Roman"/>
-                <w:sz w:val="21"/>
-                <w:szCs w:val="21"/>
-              </w:rPr>
-            </w:pPr>
-            <w:r>
-              <w:rPr>
-                <w:rFonts w:ascii="Times New Roman" w:hAnsi="Times New Roman" w:cs="Times New Roman"/>
-                <w:sz w:val="21"/>
-                <w:szCs w:val="21"/>
-              </w:rPr>
-              <w:t>10214 (29.9%)</w:t>
-            </w:r>
-          </w:p>
-        </w:tc>
-        <w:tc>
-          <w:tcPr>
-            <w:tcW w:w="2751" w:type="dxa"/>
-          </w:tcPr>
-          <w:p>
-            <w:pPr>
-              <w:jc w:val="center"/>
-              <w:rPr>
-                <w:rFonts w:ascii="Times New Roman" w:hAnsi="Times New Roman" w:cs="Times New Roman"/>
-                <w:sz w:val="21"/>
-                <w:szCs w:val="21"/>
-              </w:rPr>
-            </w:pPr>
-            <w:r>
-              <w:rPr>
-                <w:rFonts w:ascii="Times New Roman" w:hAnsi="Times New Roman" w:cs="Times New Roman"/>
-                <w:sz w:val="21"/>
-                <w:szCs w:val="21"/>
-              </w:rPr>
-              <w:t>2037 (29.8%)</w:t>
+                <w:sz w:val="22"/>
+                <w:szCs w:val="22"/>
+              </w:rPr>
+              <w:t>Non-squamous Cell Carcinoma</w:t>
+            </w:r>
+          </w:p>
+        </w:tc>
+        <w:tc>
+          <w:tcPr>
+            <w:tcW w:w="2751" w:type="dxa"/>
+          </w:tcPr>
+          <w:p>
+            <w:pPr>
+              <w:jc w:val="center"/>
+              <w:rPr>
+                <w:rFonts w:ascii="Times New Roman" w:hAnsi="Times New Roman" w:cs="Times New Roman"/>
+                <w:sz w:val="22"/>
+                <w:szCs w:val="22"/>
+              </w:rPr>
+            </w:pPr>
+            <w:r>
+              <w:rPr>
+                <w:rFonts w:ascii="Times New Roman" w:hAnsi="Times New Roman" w:cs="Times New Roman"/>
+                <w:sz w:val="22"/>
+                <w:szCs w:val="22"/>
+              </w:rPr>
+              <w:t>24322 (71.2%)</w:t>
+            </w:r>
+          </w:p>
+        </w:tc>
+        <w:tc>
+          <w:tcPr>
+            <w:tcW w:w="2751" w:type="dxa"/>
+          </w:tcPr>
+          <w:p>
+            <w:pPr>
+              <w:jc w:val="center"/>
+              <w:rPr>
+                <w:rFonts w:ascii="Times New Roman" w:hAnsi="Times New Roman" w:cs="Times New Roman"/>
+                <w:sz w:val="22"/>
+                <w:szCs w:val="22"/>
+              </w:rPr>
+            </w:pPr>
+            <w:r>
+              <w:rPr>
+                <w:rFonts w:ascii="Times New Roman" w:hAnsi="Times New Roman" w:cs="Times New Roman"/>
+                <w:sz w:val="22"/>
+                <w:szCs w:val="22"/>
+              </w:rPr>
+              <w:t>4877 (71.4%)</w:t>
+            </w:r>
+            <w:commentRangeEnd w:id="0"/>
+            <w:r>
+              <w:rPr>
+                <w:rStyle w:val="CommentReference"/>
+                <w:sz w:val="22"/>
+                <w:szCs w:val="22"/>
+              </w:rPr>
+              <w:commentReference w:id="0"/>
             </w:r>
           </w:p>
         </w:tc>
@@ -6043,8 +6962,8 @@
                 <w:rFonts w:ascii="Times New Roman" w:hAnsi="Times New Roman" w:cs="Times New Roman"/>
                 <w:i/>
                 <w:iCs/>
-                <w:sz w:val="21"/>
-                <w:szCs w:val="21"/>
+                <w:sz w:val="22"/>
+                <w:szCs w:val="22"/>
               </w:rPr>
             </w:pPr>
             <w:r>
@@ -6052,56 +6971,66 @@
                 <w:rFonts w:ascii="Times New Roman" w:hAnsi="Times New Roman" w:cs="Times New Roman"/>
                 <w:i/>
                 <w:iCs/>
-                <w:sz w:val="21"/>
-                <w:szCs w:val="21"/>
-              </w:rPr>
-              <w:t>2</w:t>
-            </w:r>
-          </w:p>
-        </w:tc>
-        <w:tc>
-          <w:tcPr>
-            <w:tcW w:w="2751" w:type="dxa"/>
-          </w:tcPr>
-          <w:p>
-            <w:pPr>
-              <w:jc w:val="center"/>
-              <w:rPr>
-                <w:rFonts w:ascii="Times New Roman" w:hAnsi="Times New Roman" w:cs="Times New Roman"/>
-                <w:sz w:val="21"/>
-                <w:szCs w:val="21"/>
-              </w:rPr>
-            </w:pPr>
-            <w:r>
-              <w:rPr>
-                <w:rFonts w:ascii="Times New Roman" w:hAnsi="Times New Roman" w:cs="Times New Roman"/>
-                <w:sz w:val="21"/>
-                <w:szCs w:val="21"/>
-              </w:rPr>
-              <w:t>7175 (21.0%)</w:t>
-            </w:r>
-          </w:p>
-        </w:tc>
-        <w:tc>
-          <w:tcPr>
-            <w:tcW w:w="2751" w:type="dxa"/>
-          </w:tcPr>
-          <w:p>
-            <w:pPr>
-              <w:jc w:val="center"/>
-              <w:rPr>
-                <w:rFonts w:ascii="Times New Roman" w:hAnsi="Times New Roman" w:cs="Times New Roman"/>
-                <w:sz w:val="21"/>
-                <w:szCs w:val="21"/>
-              </w:rPr>
-            </w:pPr>
-            <w:r>
-              <w:rPr>
-                <w:rFonts w:ascii="Times New Roman" w:hAnsi="Times New Roman" w:cs="Times New Roman"/>
-                <w:sz w:val="21"/>
-                <w:szCs w:val="21"/>
-              </w:rPr>
-              <w:t>1362 (19.9%)</w:t>
+                <w:sz w:val="22"/>
+                <w:szCs w:val="22"/>
+              </w:rPr>
+              <w:t>Unknown</w:t>
+            </w:r>
+          </w:p>
+        </w:tc>
+        <w:tc>
+          <w:tcPr>
+            <w:tcW w:w="2751" w:type="dxa"/>
+          </w:tcPr>
+          <w:p>
+            <w:pPr>
+              <w:jc w:val="center"/>
+              <w:rPr>
+                <w:rFonts w:ascii="Times New Roman" w:hAnsi="Times New Roman" w:cs="Times New Roman"/>
+                <w:sz w:val="22"/>
+                <w:szCs w:val="22"/>
+              </w:rPr>
+            </w:pPr>
+            <w:proofErr w:type="gramStart"/>
+            <w:r>
+              <w:rPr>
+                <w:rFonts w:ascii="Times New Roman" w:hAnsi="Times New Roman" w:cs="Times New Roman"/>
+                <w:sz w:val="22"/>
+                <w:szCs w:val="22"/>
+              </w:rPr>
+              <w:t>149  (</w:t>
+            </w:r>
+            <w:proofErr w:type="gramEnd"/>
+            <w:r>
+              <w:rPr>
+                <w:rFonts w:ascii="Times New Roman" w:hAnsi="Times New Roman" w:cs="Times New Roman"/>
+                <w:sz w:val="22"/>
+                <w:szCs w:val="22"/>
+              </w:rPr>
+              <w:t>4.4%)</w:t>
+            </w:r>
+          </w:p>
+        </w:tc>
+        <w:tc>
+          <w:tcPr>
+            <w:tcW w:w="2751" w:type="dxa"/>
+          </w:tcPr>
+          <w:p>
+            <w:pPr>
+              <w:jc w:val="center"/>
+              <w:rPr>
+                <w:rFonts w:ascii="Times New Roman" w:hAnsi="Times New Roman" w:cs="Times New Roman"/>
+                <w:sz w:val="22"/>
+                <w:szCs w:val="22"/>
+              </w:rPr>
+            </w:pPr>
+            <w:r>
+              <w:rPr>
+                <w:rFonts w:ascii="Times New Roman" w:hAnsi="Times New Roman" w:cs="Times New Roman"/>
+                <w:sz w:val="22"/>
+                <w:szCs w:val="22"/>
+              </w:rPr>
+              <w:t>300 (4.4%)</w:t>
             </w:r>
           </w:p>
         </w:tc>
@@ -6113,1116 +7042,80 @@
           </w:tcPr>
           <w:p>
             <w:pPr>
+              <w:rPr>
+                <w:rFonts w:ascii="Times New Roman" w:hAnsi="Times New Roman" w:cs="Times New Roman"/>
+                <w:b/>
+                <w:bCs/>
+                <w:sz w:val="22"/>
+                <w:szCs w:val="22"/>
+              </w:rPr>
+            </w:pPr>
+            <w:r>
+              <w:rPr>
+                <w:rFonts w:ascii="Times New Roman" w:hAnsi="Times New Roman" w:cs="Times New Roman"/>
+                <w:b/>
+                <w:bCs/>
+                <w:sz w:val="22"/>
+                <w:szCs w:val="22"/>
+              </w:rPr>
+              <w:t>PD-L1</w:t>
+            </w:r>
+          </w:p>
+        </w:tc>
+        <w:tc>
+          <w:tcPr>
+            <w:tcW w:w="2751" w:type="dxa"/>
+          </w:tcPr>
+          <w:p>
+            <w:pPr>
+              <w:rPr>
+                <w:rFonts w:ascii="Times New Roman" w:hAnsi="Times New Roman" w:cs="Times New Roman"/>
+                <w:b/>
+                <w:bCs/>
+                <w:sz w:val="22"/>
+                <w:szCs w:val="22"/>
+              </w:rPr>
+            </w:pPr>
+          </w:p>
+        </w:tc>
+        <w:tc>
+          <w:tcPr>
+            <w:tcW w:w="2751" w:type="dxa"/>
+          </w:tcPr>
+          <w:p>
+            <w:pPr>
+              <w:rPr>
+                <w:rFonts w:ascii="Times New Roman" w:hAnsi="Times New Roman" w:cs="Times New Roman"/>
+                <w:b/>
+                <w:bCs/>
+                <w:sz w:val="22"/>
+                <w:szCs w:val="22"/>
+              </w:rPr>
+            </w:pPr>
+          </w:p>
+        </w:tc>
+      </w:tr>
+      <w:tr>
+        <w:tc>
+          <w:tcPr>
+            <w:tcW w:w="3960" w:type="dxa"/>
+          </w:tcPr>
+          <w:p>
+            <w:pPr>
               <w:jc w:val="center"/>
               <w:rPr>
                 <w:rFonts w:ascii="Times New Roman" w:hAnsi="Times New Roman" w:cs="Times New Roman"/>
                 <w:i/>
                 <w:iCs/>
-                <w:sz w:val="21"/>
-                <w:szCs w:val="21"/>
-              </w:rPr>
-            </w:pPr>
-            <w:r>
-              <w:rPr>
-                <w:rFonts w:ascii="Times New Roman" w:hAnsi="Times New Roman" w:cs="Times New Roman"/>
-                <w:i/>
-                <w:iCs/>
-                <w:sz w:val="21"/>
-                <w:szCs w:val="21"/>
-              </w:rPr>
-              <w:t>3</w:t>
-            </w:r>
-          </w:p>
-        </w:tc>
-        <w:tc>
-          <w:tcPr>
-            <w:tcW w:w="2751" w:type="dxa"/>
-          </w:tcPr>
-          <w:p>
-            <w:pPr>
-              <w:jc w:val="center"/>
-              <w:rPr>
-                <w:rFonts w:ascii="Times New Roman" w:hAnsi="Times New Roman" w:cs="Times New Roman"/>
-                <w:sz w:val="21"/>
-                <w:szCs w:val="21"/>
-              </w:rPr>
-            </w:pPr>
-            <w:r>
-              <w:rPr>
-                <w:rFonts w:ascii="Times New Roman" w:hAnsi="Times New Roman" w:cs="Times New Roman"/>
-                <w:sz w:val="21"/>
-                <w:szCs w:val="21"/>
-              </w:rPr>
-              <w:t>4272 (12.5%)</w:t>
-            </w:r>
-          </w:p>
-        </w:tc>
-        <w:tc>
-          <w:tcPr>
-            <w:tcW w:w="2751" w:type="dxa"/>
-          </w:tcPr>
-          <w:p>
-            <w:pPr>
-              <w:jc w:val="center"/>
-              <w:rPr>
-                <w:rFonts w:ascii="Times New Roman" w:hAnsi="Times New Roman" w:cs="Times New Roman"/>
-                <w:sz w:val="21"/>
-                <w:szCs w:val="21"/>
-              </w:rPr>
-            </w:pPr>
-            <w:r>
-              <w:rPr>
-                <w:rFonts w:ascii="Times New Roman" w:hAnsi="Times New Roman" w:cs="Times New Roman"/>
-                <w:sz w:val="21"/>
-                <w:szCs w:val="21"/>
-              </w:rPr>
-              <w:t>869 (12.7%)</w:t>
-            </w:r>
-          </w:p>
-        </w:tc>
-      </w:tr>
-      <w:tr>
-        <w:tc>
-          <w:tcPr>
-            <w:tcW w:w="3960" w:type="dxa"/>
-          </w:tcPr>
-          <w:p>
-            <w:pPr>
-              <w:jc w:val="center"/>
-              <w:rPr>
-                <w:rFonts w:ascii="Times New Roman" w:hAnsi="Times New Roman" w:cs="Times New Roman"/>
-                <w:i/>
-                <w:iCs/>
-                <w:sz w:val="21"/>
-                <w:szCs w:val="21"/>
-              </w:rPr>
-            </w:pPr>
-            <w:r>
-              <w:rPr>
-                <w:rFonts w:ascii="Times New Roman" w:hAnsi="Times New Roman" w:cs="Times New Roman"/>
-                <w:i/>
-                <w:iCs/>
-                <w:sz w:val="21"/>
-                <w:szCs w:val="21"/>
-              </w:rPr>
-              <w:t>4</w:t>
-            </w:r>
-          </w:p>
-        </w:tc>
-        <w:tc>
-          <w:tcPr>
-            <w:tcW w:w="2751" w:type="dxa"/>
-          </w:tcPr>
-          <w:p>
-            <w:pPr>
-              <w:jc w:val="center"/>
-              <w:rPr>
-                <w:rFonts w:ascii="Times New Roman" w:hAnsi="Times New Roman" w:cs="Times New Roman"/>
-                <w:sz w:val="21"/>
-                <w:szCs w:val="21"/>
-              </w:rPr>
-            </w:pPr>
-            <w:r>
-              <w:rPr>
-                <w:rFonts w:ascii="Times New Roman" w:hAnsi="Times New Roman" w:cs="Times New Roman"/>
-                <w:sz w:val="21"/>
-                <w:szCs w:val="21"/>
-              </w:rPr>
-              <w:t>571 (1.7%)</w:t>
-            </w:r>
-          </w:p>
-        </w:tc>
-        <w:tc>
-          <w:tcPr>
-            <w:tcW w:w="2751" w:type="dxa"/>
-          </w:tcPr>
-          <w:p>
-            <w:pPr>
-              <w:jc w:val="center"/>
-              <w:rPr>
-                <w:rFonts w:ascii="Times New Roman" w:hAnsi="Times New Roman" w:cs="Times New Roman"/>
-                <w:sz w:val="21"/>
-                <w:szCs w:val="21"/>
-              </w:rPr>
-            </w:pPr>
-            <w:r>
-              <w:rPr>
-                <w:rFonts w:ascii="Times New Roman" w:hAnsi="Times New Roman" w:cs="Times New Roman"/>
-                <w:sz w:val="21"/>
-                <w:szCs w:val="21"/>
-              </w:rPr>
-              <w:t>102 (1.5%)</w:t>
-            </w:r>
-          </w:p>
-        </w:tc>
-      </w:tr>
-      <w:tr>
-        <w:tc>
-          <w:tcPr>
-            <w:tcW w:w="3960" w:type="dxa"/>
-          </w:tcPr>
-          <w:p>
-            <w:pPr>
-              <w:jc w:val="center"/>
-              <w:rPr>
-                <w:rFonts w:ascii="Times New Roman" w:hAnsi="Times New Roman" w:cs="Times New Roman"/>
-                <w:i/>
-                <w:iCs/>
-                <w:sz w:val="21"/>
-                <w:szCs w:val="21"/>
-              </w:rPr>
-            </w:pPr>
-            <w:r>
-              <w:rPr>
-                <w:rFonts w:ascii="Times New Roman" w:hAnsi="Times New Roman" w:cs="Times New Roman"/>
-                <w:i/>
-                <w:iCs/>
-                <w:sz w:val="21"/>
-                <w:szCs w:val="21"/>
-              </w:rPr>
-              <w:t>Unknown</w:t>
-            </w:r>
-          </w:p>
-        </w:tc>
-        <w:tc>
-          <w:tcPr>
-            <w:tcW w:w="2751" w:type="dxa"/>
-          </w:tcPr>
-          <w:p>
-            <w:pPr>
-              <w:jc w:val="center"/>
-              <w:rPr>
-                <w:rFonts w:ascii="Times New Roman" w:hAnsi="Times New Roman" w:cs="Times New Roman"/>
-                <w:sz w:val="21"/>
-                <w:szCs w:val="21"/>
-              </w:rPr>
-            </w:pPr>
-            <w:r>
-              <w:rPr>
-                <w:rFonts w:ascii="Times New Roman" w:hAnsi="Times New Roman" w:cs="Times New Roman"/>
-                <w:sz w:val="21"/>
-                <w:szCs w:val="21"/>
-              </w:rPr>
-              <w:t>6895</w:t>
-            </w:r>
-            <w:r>
-              <w:rPr>
-                <w:rFonts w:ascii="Times New Roman" w:hAnsi="Times New Roman" w:cs="Times New Roman"/>
-                <w:sz w:val="21"/>
-                <w:szCs w:val="21"/>
-              </w:rPr>
-              <w:t xml:space="preserve"> (20.2%)</w:t>
-            </w:r>
-          </w:p>
-        </w:tc>
-        <w:tc>
-          <w:tcPr>
-            <w:tcW w:w="2751" w:type="dxa"/>
-          </w:tcPr>
-          <w:p>
-            <w:pPr>
-              <w:jc w:val="center"/>
-              <w:rPr>
-                <w:rFonts w:ascii="Times New Roman" w:hAnsi="Times New Roman" w:cs="Times New Roman"/>
-                <w:sz w:val="21"/>
-                <w:szCs w:val="21"/>
-              </w:rPr>
-            </w:pPr>
-            <w:r>
-              <w:rPr>
-                <w:rFonts w:ascii="Times New Roman" w:hAnsi="Times New Roman" w:cs="Times New Roman"/>
-                <w:sz w:val="21"/>
-                <w:szCs w:val="21"/>
-              </w:rPr>
-              <w:t>1392 (20.4%)</w:t>
-            </w:r>
-          </w:p>
-        </w:tc>
-      </w:tr>
-      <w:tr>
-        <w:tc>
-          <w:tcPr>
-            <w:tcW w:w="3960" w:type="dxa"/>
-          </w:tcPr>
-          <w:p>
-            <w:pPr>
-              <w:rPr>
-                <w:rFonts w:ascii="Times New Roman" w:hAnsi="Times New Roman" w:cs="Times New Roman"/>
-                <w:b/>
-                <w:bCs/>
-                <w:sz w:val="21"/>
-                <w:szCs w:val="21"/>
-              </w:rPr>
-            </w:pPr>
-            <w:r>
-              <w:rPr>
-                <w:rFonts w:ascii="Times New Roman" w:hAnsi="Times New Roman" w:cs="Times New Roman"/>
-                <w:b/>
-                <w:bCs/>
-                <w:sz w:val="21"/>
-                <w:szCs w:val="21"/>
-              </w:rPr>
-              <w:t>Practice Type</w:t>
-            </w:r>
-          </w:p>
-        </w:tc>
-        <w:tc>
-          <w:tcPr>
-            <w:tcW w:w="2751" w:type="dxa"/>
-          </w:tcPr>
-          <w:p>
-            <w:pPr>
-              <w:rPr>
-                <w:rFonts w:ascii="Times New Roman" w:hAnsi="Times New Roman" w:cs="Times New Roman"/>
-                <w:b/>
-                <w:bCs/>
-                <w:sz w:val="21"/>
-                <w:szCs w:val="21"/>
-              </w:rPr>
-            </w:pPr>
-          </w:p>
-        </w:tc>
-        <w:tc>
-          <w:tcPr>
-            <w:tcW w:w="2751" w:type="dxa"/>
-          </w:tcPr>
-          <w:p>
-            <w:pPr>
-              <w:rPr>
-                <w:rFonts w:ascii="Times New Roman" w:hAnsi="Times New Roman" w:cs="Times New Roman"/>
-                <w:b/>
-                <w:bCs/>
-                <w:sz w:val="21"/>
-                <w:szCs w:val="21"/>
-              </w:rPr>
-            </w:pPr>
-          </w:p>
-        </w:tc>
-      </w:tr>
-      <w:tr>
-        <w:tc>
-          <w:tcPr>
-            <w:tcW w:w="3960" w:type="dxa"/>
-          </w:tcPr>
-          <w:p>
-            <w:pPr>
-              <w:jc w:val="center"/>
-              <w:rPr>
-                <w:rFonts w:ascii="Times New Roman" w:hAnsi="Times New Roman" w:cs="Times New Roman"/>
-                <w:i/>
-                <w:iCs/>
-                <w:sz w:val="21"/>
-                <w:szCs w:val="21"/>
-              </w:rPr>
-            </w:pPr>
-            <w:r>
-              <w:rPr>
-                <w:rFonts w:ascii="Times New Roman" w:hAnsi="Times New Roman" w:cs="Times New Roman"/>
-                <w:i/>
-                <w:iCs/>
-                <w:sz w:val="21"/>
-                <w:szCs w:val="21"/>
-              </w:rPr>
-              <w:t>Academic</w:t>
-            </w:r>
-            <w:r>
-              <w:rPr>
-                <w:rFonts w:ascii="Times New Roman" w:hAnsi="Times New Roman" w:cs="Times New Roman"/>
-                <w:i/>
-                <w:iCs/>
-                <w:sz w:val="21"/>
-                <w:szCs w:val="21"/>
-              </w:rPr>
-              <w:t xml:space="preserve"> Medical Center</w:t>
-            </w:r>
-          </w:p>
-        </w:tc>
-        <w:tc>
-          <w:tcPr>
-            <w:tcW w:w="2751" w:type="dxa"/>
-          </w:tcPr>
-          <w:p>
-            <w:pPr>
-              <w:jc w:val="center"/>
-              <w:rPr>
-                <w:rFonts w:ascii="Times New Roman" w:hAnsi="Times New Roman" w:cs="Times New Roman"/>
-                <w:sz w:val="21"/>
-                <w:szCs w:val="21"/>
-              </w:rPr>
-            </w:pPr>
-            <w:r>
-              <w:rPr>
-                <w:rFonts w:ascii="Times New Roman" w:hAnsi="Times New Roman" w:cs="Times New Roman"/>
-                <w:sz w:val="21"/>
-                <w:szCs w:val="21"/>
-              </w:rPr>
-              <w:t>3418 (10.0%)</w:t>
-            </w:r>
-          </w:p>
-        </w:tc>
-        <w:tc>
-          <w:tcPr>
-            <w:tcW w:w="2751" w:type="dxa"/>
-          </w:tcPr>
-          <w:p>
-            <w:pPr>
-              <w:jc w:val="center"/>
-              <w:rPr>
-                <w:rFonts w:ascii="Times New Roman" w:hAnsi="Times New Roman" w:cs="Times New Roman"/>
-                <w:sz w:val="21"/>
-                <w:szCs w:val="21"/>
-              </w:rPr>
-            </w:pPr>
-            <w:r>
-              <w:rPr>
-                <w:rFonts w:ascii="Times New Roman" w:hAnsi="Times New Roman" w:cs="Times New Roman"/>
-                <w:sz w:val="21"/>
-                <w:szCs w:val="21"/>
-              </w:rPr>
-              <w:t>694 (10.1%)</w:t>
-            </w:r>
-          </w:p>
-        </w:tc>
-      </w:tr>
-      <w:tr>
-        <w:tc>
-          <w:tcPr>
-            <w:tcW w:w="3960" w:type="dxa"/>
-          </w:tcPr>
-          <w:p>
-            <w:pPr>
-              <w:jc w:val="center"/>
-              <w:rPr>
-                <w:rFonts w:ascii="Times New Roman" w:hAnsi="Times New Roman" w:cs="Times New Roman"/>
-                <w:i/>
-                <w:iCs/>
-                <w:sz w:val="21"/>
-                <w:szCs w:val="21"/>
-              </w:rPr>
-            </w:pPr>
-            <w:r>
-              <w:rPr>
-                <w:rFonts w:ascii="Times New Roman" w:hAnsi="Times New Roman" w:cs="Times New Roman"/>
-                <w:i/>
-                <w:iCs/>
-                <w:sz w:val="21"/>
-                <w:szCs w:val="21"/>
-              </w:rPr>
-              <w:t>Community</w:t>
-            </w:r>
-            <w:r>
-              <w:rPr>
-                <w:rFonts w:ascii="Times New Roman" w:hAnsi="Times New Roman" w:cs="Times New Roman"/>
-                <w:i/>
-                <w:iCs/>
-                <w:sz w:val="21"/>
-                <w:szCs w:val="21"/>
-              </w:rPr>
-              <w:t xml:space="preserve"> Medical Center</w:t>
-            </w:r>
-          </w:p>
-        </w:tc>
-        <w:tc>
-          <w:tcPr>
-            <w:tcW w:w="2751" w:type="dxa"/>
-          </w:tcPr>
-          <w:p>
-            <w:pPr>
-              <w:jc w:val="center"/>
-              <w:rPr>
-                <w:rFonts w:ascii="Times New Roman" w:hAnsi="Times New Roman" w:cs="Times New Roman"/>
-                <w:sz w:val="21"/>
-                <w:szCs w:val="21"/>
-              </w:rPr>
-            </w:pPr>
-            <w:r>
-              <w:rPr>
-                <w:rFonts w:ascii="Times New Roman" w:hAnsi="Times New Roman" w:cs="Times New Roman"/>
-                <w:sz w:val="21"/>
-                <w:szCs w:val="21"/>
-              </w:rPr>
-              <w:t>30755 (90.0%)</w:t>
-            </w:r>
-          </w:p>
-        </w:tc>
-        <w:tc>
-          <w:tcPr>
-            <w:tcW w:w="2751" w:type="dxa"/>
-          </w:tcPr>
-          <w:p>
-            <w:pPr>
-              <w:jc w:val="center"/>
-              <w:rPr>
-                <w:rFonts w:ascii="Times New Roman" w:hAnsi="Times New Roman" w:cs="Times New Roman"/>
-                <w:sz w:val="21"/>
-                <w:szCs w:val="21"/>
-              </w:rPr>
-            </w:pPr>
-            <w:r>
-              <w:rPr>
-                <w:rFonts w:ascii="Times New Roman" w:hAnsi="Times New Roman" w:cs="Times New Roman"/>
-                <w:sz w:val="21"/>
-                <w:szCs w:val="21"/>
-              </w:rPr>
-              <w:t>6141 (89.9%)</w:t>
-            </w:r>
-          </w:p>
-        </w:tc>
-      </w:tr>
-      <w:tr>
-        <w:tc>
-          <w:tcPr>
-            <w:tcW w:w="3960" w:type="dxa"/>
-          </w:tcPr>
-          <w:p>
-            <w:pPr>
-              <w:rPr>
-                <w:rFonts w:ascii="Times New Roman" w:hAnsi="Times New Roman" w:cs="Times New Roman"/>
-                <w:b/>
-                <w:bCs/>
-                <w:sz w:val="21"/>
-                <w:szCs w:val="21"/>
-              </w:rPr>
-            </w:pPr>
-            <w:r>
-              <w:rPr>
-                <w:rFonts w:ascii="Times New Roman" w:hAnsi="Times New Roman" w:cs="Times New Roman"/>
-                <w:b/>
-                <w:bCs/>
-                <w:sz w:val="21"/>
-                <w:szCs w:val="21"/>
-              </w:rPr>
-              <w:lastRenderedPageBreak/>
-              <w:t>Smoking Status</w:t>
-            </w:r>
-          </w:p>
-        </w:tc>
-        <w:tc>
-          <w:tcPr>
-            <w:tcW w:w="2751" w:type="dxa"/>
-          </w:tcPr>
-          <w:p>
-            <w:pPr>
-              <w:rPr>
-                <w:rFonts w:ascii="Times New Roman" w:hAnsi="Times New Roman" w:cs="Times New Roman"/>
-                <w:b/>
-                <w:bCs/>
-                <w:sz w:val="21"/>
-                <w:szCs w:val="21"/>
-              </w:rPr>
-            </w:pPr>
-          </w:p>
-        </w:tc>
-        <w:tc>
-          <w:tcPr>
-            <w:tcW w:w="2751" w:type="dxa"/>
-          </w:tcPr>
-          <w:p>
-            <w:pPr>
-              <w:rPr>
-                <w:rFonts w:ascii="Times New Roman" w:hAnsi="Times New Roman" w:cs="Times New Roman"/>
-                <w:b/>
-                <w:bCs/>
-                <w:sz w:val="21"/>
-                <w:szCs w:val="21"/>
-              </w:rPr>
-            </w:pPr>
-          </w:p>
-        </w:tc>
-      </w:tr>
-      <w:tr>
-        <w:tc>
-          <w:tcPr>
-            <w:tcW w:w="3960" w:type="dxa"/>
-          </w:tcPr>
-          <w:p>
-            <w:pPr>
-              <w:jc w:val="center"/>
-              <w:rPr>
-                <w:rFonts w:ascii="Times New Roman" w:hAnsi="Times New Roman" w:cs="Times New Roman"/>
-                <w:i/>
-                <w:iCs/>
-                <w:sz w:val="21"/>
-                <w:szCs w:val="21"/>
-              </w:rPr>
-            </w:pPr>
-            <w:r>
-              <w:rPr>
-                <w:rFonts w:ascii="Times New Roman" w:hAnsi="Times New Roman" w:cs="Times New Roman"/>
-                <w:i/>
-                <w:iCs/>
-                <w:sz w:val="21"/>
-                <w:szCs w:val="21"/>
-              </w:rPr>
-              <w:t>History of Smoking</w:t>
-            </w:r>
-          </w:p>
-        </w:tc>
-        <w:tc>
-          <w:tcPr>
-            <w:tcW w:w="2751" w:type="dxa"/>
-          </w:tcPr>
-          <w:p>
-            <w:pPr>
-              <w:jc w:val="center"/>
-              <w:rPr>
-                <w:rFonts w:ascii="Times New Roman" w:hAnsi="Times New Roman" w:cs="Times New Roman"/>
-                <w:sz w:val="21"/>
-                <w:szCs w:val="21"/>
-              </w:rPr>
-            </w:pPr>
-            <w:r>
-              <w:rPr>
-                <w:rFonts w:ascii="Times New Roman" w:hAnsi="Times New Roman" w:cs="Times New Roman"/>
-                <w:sz w:val="21"/>
-                <w:szCs w:val="21"/>
-              </w:rPr>
-              <w:t>29124 (85.2%)</w:t>
-            </w:r>
-          </w:p>
-        </w:tc>
-        <w:tc>
-          <w:tcPr>
-            <w:tcW w:w="2751" w:type="dxa"/>
-          </w:tcPr>
-          <w:p>
-            <w:pPr>
-              <w:jc w:val="center"/>
-              <w:rPr>
-                <w:rFonts w:ascii="Times New Roman" w:hAnsi="Times New Roman" w:cs="Times New Roman"/>
-                <w:sz w:val="21"/>
-                <w:szCs w:val="21"/>
-              </w:rPr>
-            </w:pPr>
-            <w:r>
-              <w:rPr>
-                <w:rFonts w:ascii="Times New Roman" w:hAnsi="Times New Roman" w:cs="Times New Roman"/>
-                <w:sz w:val="21"/>
-                <w:szCs w:val="21"/>
-              </w:rPr>
-              <w:t>5825 (85.2%)</w:t>
-            </w:r>
-          </w:p>
-        </w:tc>
-      </w:tr>
-      <w:tr>
-        <w:tc>
-          <w:tcPr>
-            <w:tcW w:w="3960" w:type="dxa"/>
-          </w:tcPr>
-          <w:p>
-            <w:pPr>
-              <w:jc w:val="center"/>
-              <w:rPr>
-                <w:rFonts w:ascii="Times New Roman" w:hAnsi="Times New Roman" w:cs="Times New Roman"/>
-                <w:i/>
-                <w:iCs/>
-                <w:sz w:val="21"/>
-                <w:szCs w:val="21"/>
-              </w:rPr>
-            </w:pPr>
-            <w:r>
-              <w:rPr>
-                <w:rFonts w:ascii="Times New Roman" w:hAnsi="Times New Roman" w:cs="Times New Roman"/>
-                <w:i/>
-                <w:iCs/>
-                <w:sz w:val="21"/>
-                <w:szCs w:val="21"/>
-              </w:rPr>
-              <w:t>Never-Smoker</w:t>
-            </w:r>
-          </w:p>
-        </w:tc>
-        <w:tc>
-          <w:tcPr>
-            <w:tcW w:w="2751" w:type="dxa"/>
-          </w:tcPr>
-          <w:p>
-            <w:pPr>
-              <w:jc w:val="center"/>
-              <w:rPr>
-                <w:rFonts w:ascii="Times New Roman" w:hAnsi="Times New Roman" w:cs="Times New Roman"/>
-                <w:sz w:val="21"/>
-                <w:szCs w:val="21"/>
-              </w:rPr>
-            </w:pPr>
-            <w:r>
-              <w:rPr>
-                <w:rFonts w:ascii="Times New Roman" w:hAnsi="Times New Roman" w:cs="Times New Roman"/>
-                <w:sz w:val="21"/>
-                <w:szCs w:val="21"/>
-              </w:rPr>
-              <w:t>4857 (14.2%)</w:t>
-            </w:r>
-          </w:p>
-        </w:tc>
-        <w:tc>
-          <w:tcPr>
-            <w:tcW w:w="2751" w:type="dxa"/>
-          </w:tcPr>
-          <w:p>
-            <w:pPr>
-              <w:jc w:val="center"/>
-              <w:rPr>
-                <w:rFonts w:ascii="Times New Roman" w:hAnsi="Times New Roman" w:cs="Times New Roman"/>
-                <w:sz w:val="21"/>
-                <w:szCs w:val="21"/>
-              </w:rPr>
-            </w:pPr>
-            <w:r>
-              <w:rPr>
-                <w:rFonts w:ascii="Times New Roman" w:hAnsi="Times New Roman" w:cs="Times New Roman"/>
-                <w:sz w:val="21"/>
-                <w:szCs w:val="21"/>
-              </w:rPr>
-              <w:t>973 (14.2%)</w:t>
-            </w:r>
-          </w:p>
-        </w:tc>
-      </w:tr>
-      <w:tr>
-        <w:tc>
-          <w:tcPr>
-            <w:tcW w:w="3960" w:type="dxa"/>
-          </w:tcPr>
-          <w:p>
-            <w:pPr>
-              <w:jc w:val="center"/>
-              <w:rPr>
-                <w:rFonts w:ascii="Times New Roman" w:hAnsi="Times New Roman" w:cs="Times New Roman"/>
-                <w:i/>
-                <w:iCs/>
-                <w:sz w:val="21"/>
-                <w:szCs w:val="21"/>
-              </w:rPr>
-            </w:pPr>
-            <w:r>
-              <w:rPr>
-                <w:rFonts w:ascii="Times New Roman" w:hAnsi="Times New Roman" w:cs="Times New Roman"/>
-                <w:i/>
-                <w:iCs/>
-                <w:sz w:val="21"/>
-                <w:szCs w:val="21"/>
-              </w:rPr>
-              <w:t>Unknown</w:t>
-            </w:r>
-          </w:p>
-        </w:tc>
-        <w:tc>
-          <w:tcPr>
-            <w:tcW w:w="2751" w:type="dxa"/>
-          </w:tcPr>
-          <w:p>
-            <w:pPr>
-              <w:jc w:val="center"/>
-              <w:rPr>
-                <w:rFonts w:ascii="Times New Roman" w:hAnsi="Times New Roman" w:cs="Times New Roman"/>
-                <w:sz w:val="21"/>
-                <w:szCs w:val="21"/>
-              </w:rPr>
-            </w:pPr>
-            <w:r>
-              <w:rPr>
-                <w:rFonts w:ascii="Times New Roman" w:hAnsi="Times New Roman" w:cs="Times New Roman"/>
-                <w:sz w:val="21"/>
-                <w:szCs w:val="21"/>
-              </w:rPr>
-              <w:t>192 (0.6%)</w:t>
-            </w:r>
-          </w:p>
-        </w:tc>
-        <w:tc>
-          <w:tcPr>
-            <w:tcW w:w="2751" w:type="dxa"/>
-          </w:tcPr>
-          <w:p>
-            <w:pPr>
-              <w:jc w:val="center"/>
-              <w:rPr>
-                <w:rFonts w:ascii="Times New Roman" w:hAnsi="Times New Roman" w:cs="Times New Roman"/>
-                <w:sz w:val="21"/>
-                <w:szCs w:val="21"/>
-              </w:rPr>
-            </w:pPr>
-            <w:r>
-              <w:rPr>
-                <w:rFonts w:ascii="Times New Roman" w:hAnsi="Times New Roman" w:cs="Times New Roman"/>
-                <w:sz w:val="21"/>
-                <w:szCs w:val="21"/>
-              </w:rPr>
-              <w:t>37 (0.5%)</w:t>
-            </w:r>
-          </w:p>
-        </w:tc>
-      </w:tr>
-      <w:tr>
-        <w:tc>
-          <w:tcPr>
-            <w:tcW w:w="3960" w:type="dxa"/>
-          </w:tcPr>
-          <w:p>
-            <w:pPr>
-              <w:rPr>
-                <w:rFonts w:ascii="Times New Roman" w:hAnsi="Times New Roman" w:cs="Times New Roman"/>
-                <w:b/>
-                <w:bCs/>
-                <w:sz w:val="21"/>
-                <w:szCs w:val="21"/>
-              </w:rPr>
-            </w:pPr>
-            <w:r>
-              <w:rPr>
-                <w:rFonts w:ascii="Times New Roman" w:hAnsi="Times New Roman" w:cs="Times New Roman"/>
-                <w:b/>
-                <w:bCs/>
-                <w:sz w:val="21"/>
-                <w:szCs w:val="21"/>
-              </w:rPr>
-              <w:t xml:space="preserve">Tumor </w:t>
-            </w:r>
-            <w:r>
-              <w:rPr>
-                <w:rFonts w:ascii="Times New Roman" w:hAnsi="Times New Roman" w:cs="Times New Roman"/>
-                <w:b/>
-                <w:bCs/>
-                <w:sz w:val="21"/>
-                <w:szCs w:val="21"/>
-              </w:rPr>
-              <w:t>Histology</w:t>
-            </w:r>
-          </w:p>
-        </w:tc>
-        <w:tc>
-          <w:tcPr>
-            <w:tcW w:w="2751" w:type="dxa"/>
-          </w:tcPr>
-          <w:p>
-            <w:pPr>
-              <w:rPr>
-                <w:rFonts w:ascii="Times New Roman" w:hAnsi="Times New Roman" w:cs="Times New Roman"/>
-                <w:b/>
-                <w:bCs/>
-                <w:sz w:val="21"/>
-                <w:szCs w:val="21"/>
-              </w:rPr>
-            </w:pPr>
-          </w:p>
-        </w:tc>
-        <w:tc>
-          <w:tcPr>
-            <w:tcW w:w="2751" w:type="dxa"/>
-          </w:tcPr>
-          <w:p>
-            <w:pPr>
-              <w:rPr>
-                <w:rFonts w:ascii="Times New Roman" w:hAnsi="Times New Roman" w:cs="Times New Roman"/>
-                <w:b/>
-                <w:bCs/>
-                <w:sz w:val="21"/>
-                <w:szCs w:val="21"/>
-              </w:rPr>
-            </w:pPr>
-          </w:p>
-        </w:tc>
-      </w:tr>
-      <w:tr>
-        <w:tc>
-          <w:tcPr>
-            <w:tcW w:w="3960" w:type="dxa"/>
-          </w:tcPr>
-          <w:p>
-            <w:pPr>
-              <w:jc w:val="center"/>
-              <w:rPr>
-                <w:rFonts w:ascii="Times New Roman" w:hAnsi="Times New Roman" w:cs="Times New Roman"/>
-                <w:i/>
-                <w:iCs/>
-                <w:sz w:val="21"/>
-                <w:szCs w:val="21"/>
-              </w:rPr>
-            </w:pPr>
-            <w:r>
-              <w:rPr>
-                <w:rFonts w:ascii="Times New Roman" w:hAnsi="Times New Roman" w:cs="Times New Roman"/>
-                <w:i/>
-                <w:iCs/>
-                <w:sz w:val="21"/>
-                <w:szCs w:val="21"/>
-              </w:rPr>
-              <w:t>Squamous Cell Carcinoma</w:t>
-            </w:r>
-          </w:p>
-        </w:tc>
-        <w:tc>
-          <w:tcPr>
-            <w:tcW w:w="2751" w:type="dxa"/>
-          </w:tcPr>
-          <w:p>
-            <w:pPr>
-              <w:jc w:val="center"/>
-              <w:rPr>
-                <w:rFonts w:ascii="Times New Roman" w:hAnsi="Times New Roman" w:cs="Times New Roman"/>
-                <w:sz w:val="21"/>
-                <w:szCs w:val="21"/>
-              </w:rPr>
-            </w:pPr>
-            <w:r>
-              <w:rPr>
-                <w:rFonts w:ascii="Times New Roman" w:hAnsi="Times New Roman" w:cs="Times New Roman"/>
-                <w:sz w:val="21"/>
-                <w:szCs w:val="21"/>
-              </w:rPr>
-              <w:t>8352 (24.4%)</w:t>
-            </w:r>
-          </w:p>
-        </w:tc>
-        <w:tc>
-          <w:tcPr>
-            <w:tcW w:w="2751" w:type="dxa"/>
-          </w:tcPr>
-          <w:p>
-            <w:pPr>
-              <w:jc w:val="center"/>
-              <w:rPr>
-                <w:rFonts w:ascii="Times New Roman" w:hAnsi="Times New Roman" w:cs="Times New Roman"/>
-                <w:sz w:val="21"/>
-                <w:szCs w:val="21"/>
-              </w:rPr>
-            </w:pPr>
-            <w:r>
-              <w:rPr>
-                <w:rFonts w:ascii="Times New Roman" w:hAnsi="Times New Roman" w:cs="Times New Roman"/>
-                <w:sz w:val="21"/>
-                <w:szCs w:val="21"/>
-              </w:rPr>
-              <w:t>1658 (24.3%)</w:t>
-            </w:r>
-          </w:p>
-        </w:tc>
-      </w:tr>
-      <w:tr>
-        <w:tc>
-          <w:tcPr>
-            <w:tcW w:w="3960" w:type="dxa"/>
-          </w:tcPr>
-          <w:p>
-            <w:pPr>
-              <w:jc w:val="center"/>
-              <w:rPr>
-                <w:rFonts w:ascii="Times New Roman" w:hAnsi="Times New Roman" w:cs="Times New Roman"/>
-                <w:i/>
-                <w:iCs/>
-                <w:sz w:val="21"/>
-                <w:szCs w:val="21"/>
-              </w:rPr>
-            </w:pPr>
-            <w:r>
-              <w:rPr>
-                <w:rFonts w:ascii="Times New Roman" w:hAnsi="Times New Roman" w:cs="Times New Roman"/>
-                <w:i/>
-                <w:iCs/>
-                <w:sz w:val="21"/>
-                <w:szCs w:val="21"/>
-              </w:rPr>
-              <w:t>Non-squamous Cell Carcinoma</w:t>
-            </w:r>
-          </w:p>
-        </w:tc>
-        <w:tc>
-          <w:tcPr>
-            <w:tcW w:w="2751" w:type="dxa"/>
-          </w:tcPr>
-          <w:p>
-            <w:pPr>
-              <w:jc w:val="center"/>
-              <w:rPr>
-                <w:rFonts w:ascii="Times New Roman" w:hAnsi="Times New Roman" w:cs="Times New Roman"/>
-                <w:sz w:val="21"/>
-                <w:szCs w:val="21"/>
-              </w:rPr>
-            </w:pPr>
-            <w:r>
-              <w:rPr>
-                <w:rFonts w:ascii="Times New Roman" w:hAnsi="Times New Roman" w:cs="Times New Roman"/>
-                <w:sz w:val="21"/>
-                <w:szCs w:val="21"/>
-              </w:rPr>
-              <w:t>24322 (71.2%)</w:t>
-            </w:r>
-          </w:p>
-        </w:tc>
-        <w:tc>
-          <w:tcPr>
-            <w:tcW w:w="2751" w:type="dxa"/>
-          </w:tcPr>
-          <w:p>
-            <w:pPr>
-              <w:jc w:val="center"/>
-              <w:rPr>
-                <w:rFonts w:ascii="Times New Roman" w:hAnsi="Times New Roman" w:cs="Times New Roman"/>
-                <w:sz w:val="21"/>
-                <w:szCs w:val="21"/>
-              </w:rPr>
-            </w:pPr>
-            <w:r>
-              <w:rPr>
-                <w:rFonts w:ascii="Times New Roman" w:hAnsi="Times New Roman" w:cs="Times New Roman"/>
-                <w:sz w:val="21"/>
-                <w:szCs w:val="21"/>
-              </w:rPr>
-              <w:t>4877 (71.4%)</w:t>
-            </w:r>
-          </w:p>
-        </w:tc>
-      </w:tr>
-      <w:tr>
-        <w:tc>
-          <w:tcPr>
-            <w:tcW w:w="3960" w:type="dxa"/>
-          </w:tcPr>
-          <w:p>
-            <w:pPr>
-              <w:jc w:val="center"/>
-              <w:rPr>
-                <w:rFonts w:ascii="Times New Roman" w:hAnsi="Times New Roman" w:cs="Times New Roman"/>
-                <w:i/>
-                <w:iCs/>
-                <w:sz w:val="21"/>
-                <w:szCs w:val="21"/>
-              </w:rPr>
-            </w:pPr>
-            <w:r>
-              <w:rPr>
-                <w:rFonts w:ascii="Times New Roman" w:hAnsi="Times New Roman" w:cs="Times New Roman"/>
-                <w:i/>
-                <w:iCs/>
-                <w:sz w:val="21"/>
-                <w:szCs w:val="21"/>
-              </w:rPr>
-              <w:t>Unknown</w:t>
-            </w:r>
-          </w:p>
-        </w:tc>
-        <w:tc>
-          <w:tcPr>
-            <w:tcW w:w="2751" w:type="dxa"/>
-          </w:tcPr>
-          <w:p>
-            <w:pPr>
-              <w:jc w:val="center"/>
-              <w:rPr>
-                <w:rFonts w:ascii="Times New Roman" w:hAnsi="Times New Roman" w:cs="Times New Roman"/>
-                <w:sz w:val="21"/>
-                <w:szCs w:val="21"/>
-              </w:rPr>
-            </w:pPr>
-          </w:p>
-        </w:tc>
-        <w:tc>
-          <w:tcPr>
-            <w:tcW w:w="2751" w:type="dxa"/>
-          </w:tcPr>
-          <w:p>
-            <w:pPr>
-              <w:jc w:val="center"/>
-              <w:rPr>
-                <w:rFonts w:ascii="Times New Roman" w:hAnsi="Times New Roman" w:cs="Times New Roman"/>
-                <w:sz w:val="21"/>
-                <w:szCs w:val="21"/>
-              </w:rPr>
-            </w:pPr>
-            <w:r>
-              <w:rPr>
-                <w:rFonts w:ascii="Times New Roman" w:hAnsi="Times New Roman" w:cs="Times New Roman"/>
-                <w:sz w:val="21"/>
-                <w:szCs w:val="21"/>
-              </w:rPr>
-              <w:t>300 (4.4%)</w:t>
-            </w:r>
-          </w:p>
-        </w:tc>
-      </w:tr>
-      <w:tr>
-        <w:tc>
-          <w:tcPr>
-            <w:tcW w:w="3960" w:type="dxa"/>
-          </w:tcPr>
-          <w:p>
-            <w:pPr>
-              <w:rPr>
-                <w:rFonts w:ascii="Times New Roman" w:hAnsi="Times New Roman" w:cs="Times New Roman"/>
-                <w:b/>
-                <w:bCs/>
-                <w:sz w:val="21"/>
-                <w:szCs w:val="21"/>
-              </w:rPr>
-            </w:pPr>
-            <w:r>
-              <w:rPr>
-                <w:rFonts w:ascii="Times New Roman" w:hAnsi="Times New Roman" w:cs="Times New Roman"/>
-                <w:b/>
-                <w:bCs/>
-                <w:sz w:val="21"/>
-                <w:szCs w:val="21"/>
-              </w:rPr>
-              <w:t>PD-L1</w:t>
-            </w:r>
-          </w:p>
-        </w:tc>
-        <w:tc>
-          <w:tcPr>
-            <w:tcW w:w="2751" w:type="dxa"/>
-          </w:tcPr>
-          <w:p>
-            <w:pPr>
-              <w:rPr>
-                <w:rFonts w:ascii="Times New Roman" w:hAnsi="Times New Roman" w:cs="Times New Roman"/>
-                <w:b/>
-                <w:bCs/>
-                <w:sz w:val="21"/>
-                <w:szCs w:val="21"/>
-              </w:rPr>
-            </w:pPr>
-          </w:p>
-        </w:tc>
-        <w:tc>
-          <w:tcPr>
-            <w:tcW w:w="2751" w:type="dxa"/>
-          </w:tcPr>
-          <w:p>
-            <w:pPr>
-              <w:rPr>
-                <w:rFonts w:ascii="Times New Roman" w:hAnsi="Times New Roman" w:cs="Times New Roman"/>
-                <w:b/>
-                <w:bCs/>
-                <w:sz w:val="21"/>
-                <w:szCs w:val="21"/>
-              </w:rPr>
-            </w:pPr>
-          </w:p>
-        </w:tc>
-      </w:tr>
-      <w:tr>
-        <w:tc>
-          <w:tcPr>
-            <w:tcW w:w="3960" w:type="dxa"/>
-          </w:tcPr>
-          <w:p>
-            <w:pPr>
-              <w:jc w:val="center"/>
-              <w:rPr>
-                <w:rFonts w:ascii="Times New Roman" w:hAnsi="Times New Roman" w:cs="Times New Roman"/>
-                <w:i/>
-                <w:iCs/>
-                <w:sz w:val="21"/>
-                <w:szCs w:val="21"/>
-              </w:rPr>
-            </w:pPr>
-            <w:r>
-              <w:rPr>
-                <w:rFonts w:ascii="Times New Roman" w:hAnsi="Times New Roman" w:cs="Times New Roman"/>
-                <w:sz w:val="21"/>
-                <w:szCs w:val="21"/>
+                <w:sz w:val="22"/>
+                <w:szCs w:val="22"/>
+              </w:rPr>
+            </w:pPr>
+            <w:r>
+              <w:rPr>
+                <w:rFonts w:ascii="Times New Roman" w:hAnsi="Times New Roman" w:cs="Times New Roman"/>
+                <w:sz w:val="22"/>
+                <w:szCs w:val="22"/>
               </w:rPr>
               <w:t>&gt;=50%</w:t>
             </w:r>
@@ -7237,23 +7130,23 @@
               <w:jc w:val="center"/>
               <w:rPr>
                 <w:rFonts w:ascii="Times New Roman" w:hAnsi="Times New Roman" w:cs="Times New Roman"/>
-                <w:sz w:val="21"/>
-                <w:szCs w:val="21"/>
-              </w:rPr>
-            </w:pPr>
-            <w:r>
-              <w:rPr>
-                <w:rFonts w:ascii="Times New Roman" w:hAnsi="Times New Roman" w:cs="Times New Roman"/>
-                <w:sz w:val="21"/>
-                <w:szCs w:val="21"/>
+                <w:sz w:val="22"/>
+                <w:szCs w:val="22"/>
+              </w:rPr>
+            </w:pPr>
+            <w:r>
+              <w:rPr>
+                <w:rFonts w:ascii="Times New Roman" w:hAnsi="Times New Roman" w:cs="Times New Roman"/>
+                <w:sz w:val="22"/>
+                <w:szCs w:val="22"/>
               </w:rPr>
               <w:t xml:space="preserve">4308 </w:t>
             </w:r>
             <w:r>
               <w:rPr>
                 <w:rFonts w:ascii="Times New Roman" w:hAnsi="Times New Roman" w:cs="Times New Roman"/>
-                <w:sz w:val="21"/>
-                <w:szCs w:val="21"/>
+                <w:sz w:val="22"/>
+                <w:szCs w:val="22"/>
               </w:rPr>
               <w:t>(12.6%)</w:t>
             </w:r>
@@ -7271,39 +7164,39 @@
               </w:tabs>
               <w:rPr>
                 <w:rFonts w:ascii="Times New Roman" w:hAnsi="Times New Roman" w:cs="Times New Roman"/>
-                <w:sz w:val="21"/>
-                <w:szCs w:val="21"/>
-              </w:rPr>
-            </w:pPr>
-            <w:r>
-              <w:rPr>
-                <w:rFonts w:ascii="Times New Roman" w:hAnsi="Times New Roman" w:cs="Times New Roman"/>
-                <w:sz w:val="21"/>
-                <w:szCs w:val="21"/>
+                <w:sz w:val="22"/>
+                <w:szCs w:val="22"/>
+              </w:rPr>
+            </w:pPr>
+            <w:r>
+              <w:rPr>
+                <w:rFonts w:ascii="Times New Roman" w:hAnsi="Times New Roman" w:cs="Times New Roman"/>
+                <w:sz w:val="22"/>
+                <w:szCs w:val="22"/>
               </w:rPr>
               <w:tab/>
             </w:r>
             <w:r>
               <w:rPr>
                 <w:rFonts w:ascii="Times New Roman" w:hAnsi="Times New Roman" w:cs="Times New Roman"/>
-                <w:sz w:val="21"/>
-                <w:szCs w:val="21"/>
+                <w:sz w:val="22"/>
+                <w:szCs w:val="22"/>
               </w:rPr>
               <w:t>876</w:t>
             </w:r>
             <w:r>
               <w:rPr>
                 <w:rFonts w:ascii="Times New Roman" w:hAnsi="Times New Roman" w:cs="Times New Roman"/>
-                <w:sz w:val="21"/>
-                <w:szCs w:val="21"/>
+                <w:sz w:val="22"/>
+                <w:szCs w:val="22"/>
               </w:rPr>
               <w:t xml:space="preserve"> (12.8%)</w:t>
             </w:r>
             <w:r>
               <w:rPr>
                 <w:rFonts w:ascii="Times New Roman" w:hAnsi="Times New Roman" w:cs="Times New Roman"/>
-                <w:sz w:val="21"/>
-                <w:szCs w:val="21"/>
+                <w:sz w:val="22"/>
+                <w:szCs w:val="22"/>
               </w:rPr>
               <w:tab/>
             </w:r>
@@ -7320,15 +7213,15 @@
               <w:jc w:val="center"/>
               <w:rPr>
                 <w:rFonts w:ascii="Times New Roman" w:hAnsi="Times New Roman" w:cs="Times New Roman"/>
-                <w:sz w:val="21"/>
-                <w:szCs w:val="21"/>
-              </w:rPr>
-            </w:pPr>
-            <w:r>
-              <w:rPr>
-                <w:rFonts w:ascii="Times New Roman" w:hAnsi="Times New Roman" w:cs="Times New Roman"/>
-                <w:sz w:val="21"/>
-                <w:szCs w:val="21"/>
+                <w:sz w:val="22"/>
+                <w:szCs w:val="22"/>
+              </w:rPr>
+            </w:pPr>
+            <w:r>
+              <w:rPr>
+                <w:rFonts w:ascii="Times New Roman" w:hAnsi="Times New Roman" w:cs="Times New Roman"/>
+                <w:sz w:val="22"/>
+                <w:szCs w:val="22"/>
               </w:rPr>
               <w:t>&lt;50%</w:t>
             </w:r>
@@ -7343,23 +7236,23 @@
               <w:jc w:val="center"/>
               <w:rPr>
                 <w:rFonts w:ascii="Times New Roman" w:hAnsi="Times New Roman" w:cs="Times New Roman"/>
-                <w:sz w:val="21"/>
-                <w:szCs w:val="21"/>
-              </w:rPr>
-            </w:pPr>
-            <w:r>
-              <w:rPr>
-                <w:rFonts w:ascii="Times New Roman" w:hAnsi="Times New Roman" w:cs="Times New Roman"/>
-                <w:sz w:val="21"/>
-                <w:szCs w:val="21"/>
+                <w:sz w:val="22"/>
+                <w:szCs w:val="22"/>
+              </w:rPr>
+            </w:pPr>
+            <w:r>
+              <w:rPr>
+                <w:rFonts w:ascii="Times New Roman" w:hAnsi="Times New Roman" w:cs="Times New Roman"/>
+                <w:sz w:val="22"/>
+                <w:szCs w:val="22"/>
               </w:rPr>
               <w:t>8919</w:t>
             </w:r>
             <w:r>
               <w:rPr>
                 <w:rFonts w:ascii="Times New Roman" w:hAnsi="Times New Roman" w:cs="Times New Roman"/>
-                <w:sz w:val="21"/>
-                <w:szCs w:val="21"/>
+                <w:sz w:val="22"/>
+                <w:szCs w:val="22"/>
               </w:rPr>
               <w:t xml:space="preserve"> (26.1%)</w:t>
             </w:r>
@@ -7374,23 +7267,23 @@
               <w:jc w:val="center"/>
               <w:rPr>
                 <w:rFonts w:ascii="Times New Roman" w:hAnsi="Times New Roman" w:cs="Times New Roman"/>
-                <w:sz w:val="21"/>
-                <w:szCs w:val="21"/>
-              </w:rPr>
-            </w:pPr>
-            <w:r>
-              <w:rPr>
-                <w:rFonts w:ascii="Times New Roman" w:hAnsi="Times New Roman" w:cs="Times New Roman"/>
-                <w:sz w:val="21"/>
-                <w:szCs w:val="21"/>
+                <w:sz w:val="22"/>
+                <w:szCs w:val="22"/>
+              </w:rPr>
+            </w:pPr>
+            <w:r>
+              <w:rPr>
+                <w:rFonts w:ascii="Times New Roman" w:hAnsi="Times New Roman" w:cs="Times New Roman"/>
+                <w:sz w:val="22"/>
+                <w:szCs w:val="22"/>
               </w:rPr>
               <w:t>1762</w:t>
             </w:r>
             <w:r>
               <w:rPr>
                 <w:rFonts w:ascii="Times New Roman" w:hAnsi="Times New Roman" w:cs="Times New Roman"/>
-                <w:sz w:val="21"/>
-                <w:szCs w:val="21"/>
+                <w:sz w:val="22"/>
+                <w:szCs w:val="22"/>
               </w:rPr>
               <w:t xml:space="preserve"> (25.8%)</w:t>
             </w:r>
@@ -7409,8 +7302,8 @@
                 <w:rFonts w:ascii="Times New Roman" w:hAnsi="Times New Roman" w:cs="Times New Roman"/>
                 <w:i/>
                 <w:iCs/>
-                <w:sz w:val="21"/>
-                <w:szCs w:val="21"/>
+                <w:sz w:val="22"/>
+                <w:szCs w:val="22"/>
               </w:rPr>
             </w:pPr>
             <w:r>
@@ -7418,8 +7311,8 @@
                 <w:rFonts w:ascii="Times New Roman" w:hAnsi="Times New Roman" w:cs="Times New Roman"/>
                 <w:i/>
                 <w:iCs/>
-                <w:sz w:val="21"/>
-                <w:szCs w:val="21"/>
+                <w:sz w:val="22"/>
+                <w:szCs w:val="22"/>
               </w:rPr>
               <w:t>Unknown</w:t>
             </w:r>
@@ -7434,23 +7327,23 @@
               <w:jc w:val="center"/>
               <w:rPr>
                 <w:rFonts w:ascii="Times New Roman" w:hAnsi="Times New Roman" w:cs="Times New Roman"/>
-                <w:sz w:val="21"/>
-                <w:szCs w:val="21"/>
-              </w:rPr>
-            </w:pPr>
-            <w:r>
-              <w:rPr>
-                <w:rFonts w:ascii="Times New Roman" w:hAnsi="Times New Roman" w:cs="Times New Roman"/>
-                <w:sz w:val="21"/>
-                <w:szCs w:val="21"/>
+                <w:sz w:val="22"/>
+                <w:szCs w:val="22"/>
+              </w:rPr>
+            </w:pPr>
+            <w:r>
+              <w:rPr>
+                <w:rFonts w:ascii="Times New Roman" w:hAnsi="Times New Roman" w:cs="Times New Roman"/>
+                <w:sz w:val="22"/>
+                <w:szCs w:val="22"/>
               </w:rPr>
               <w:t>20946</w:t>
             </w:r>
             <w:r>
               <w:rPr>
                 <w:rFonts w:ascii="Times New Roman" w:hAnsi="Times New Roman" w:cs="Times New Roman"/>
-                <w:sz w:val="21"/>
-                <w:szCs w:val="21"/>
+                <w:sz w:val="22"/>
+                <w:szCs w:val="22"/>
               </w:rPr>
               <w:t xml:space="preserve"> (61.3%)</w:t>
             </w:r>
@@ -7468,31 +7361,31 @@
               </w:tabs>
               <w:rPr>
                 <w:rFonts w:ascii="Times New Roman" w:hAnsi="Times New Roman" w:cs="Times New Roman"/>
-                <w:sz w:val="21"/>
-                <w:szCs w:val="21"/>
-              </w:rPr>
-            </w:pPr>
-            <w:r>
-              <w:rPr>
-                <w:rFonts w:ascii="Times New Roman" w:hAnsi="Times New Roman" w:cs="Times New Roman"/>
-                <w:sz w:val="21"/>
-                <w:szCs w:val="21"/>
+                <w:sz w:val="22"/>
+                <w:szCs w:val="22"/>
+              </w:rPr>
+            </w:pPr>
+            <w:r>
+              <w:rPr>
+                <w:rFonts w:ascii="Times New Roman" w:hAnsi="Times New Roman" w:cs="Times New Roman"/>
+                <w:sz w:val="22"/>
+                <w:szCs w:val="22"/>
               </w:rPr>
               <w:tab/>
             </w:r>
             <w:r>
               <w:rPr>
                 <w:rFonts w:ascii="Times New Roman" w:hAnsi="Times New Roman" w:cs="Times New Roman"/>
-                <w:sz w:val="21"/>
-                <w:szCs w:val="21"/>
+                <w:sz w:val="22"/>
+                <w:szCs w:val="22"/>
               </w:rPr>
               <w:t xml:space="preserve">4197 </w:t>
             </w:r>
             <w:r>
               <w:rPr>
                 <w:rFonts w:ascii="Times New Roman" w:hAnsi="Times New Roman" w:cs="Times New Roman"/>
-                <w:sz w:val="21"/>
-                <w:szCs w:val="21"/>
+                <w:sz w:val="22"/>
+                <w:szCs w:val="22"/>
               </w:rPr>
               <w:t>(61.4%)</w:t>
             </w:r>
@@ -7510,8 +7403,8 @@
                 <w:rFonts w:ascii="Times New Roman" w:hAnsi="Times New Roman" w:cs="Times New Roman"/>
                 <w:b/>
                 <w:bCs/>
-                <w:sz w:val="21"/>
-                <w:szCs w:val="21"/>
+                <w:sz w:val="22"/>
+                <w:szCs w:val="22"/>
               </w:rPr>
             </w:pPr>
             <w:r>
@@ -7519,21 +7412,27 @@
                 <w:rFonts w:ascii="Times New Roman" w:hAnsi="Times New Roman" w:cs="Times New Roman"/>
                 <w:b/>
                 <w:bCs/>
-                <w:sz w:val="21"/>
-                <w:szCs w:val="21"/>
-              </w:rPr>
-              <w:t>Insurance Coverage</w:t>
-            </w:r>
-            <w:r>
+                <w:sz w:val="22"/>
+                <w:szCs w:val="22"/>
+              </w:rPr>
+              <w:t>Insurance Coverage During Treatment</w:t>
+            </w:r>
+          </w:p>
+        </w:tc>
+        <w:tc>
+          <w:tcPr>
+            <w:tcW w:w="2751" w:type="dxa"/>
+          </w:tcPr>
+          <w:p>
+            <w:pPr>
               <w:rPr>
                 <w:rFonts w:ascii="Times New Roman" w:hAnsi="Times New Roman" w:cs="Times New Roman"/>
                 <w:b/>
                 <w:bCs/>
-                <w:sz w:val="21"/>
-                <w:szCs w:val="21"/>
-              </w:rPr>
-              <w:t xml:space="preserve"> During Treatment</w:t>
-            </w:r>
+                <w:sz w:val="22"/>
+                <w:szCs w:val="22"/>
+              </w:rPr>
+            </w:pPr>
           </w:p>
         </w:tc>
         <w:tc>
@@ -7546,24 +7445,8 @@
                 <w:rFonts w:ascii="Times New Roman" w:hAnsi="Times New Roman" w:cs="Times New Roman"/>
                 <w:b/>
                 <w:bCs/>
-                <w:sz w:val="21"/>
-                <w:szCs w:val="21"/>
-              </w:rPr>
-            </w:pPr>
-          </w:p>
-        </w:tc>
-        <w:tc>
-          <w:tcPr>
-            <w:tcW w:w="2751" w:type="dxa"/>
-          </w:tcPr>
-          <w:p>
-            <w:pPr>
-              <w:rPr>
-                <w:rFonts w:ascii="Times New Roman" w:hAnsi="Times New Roman" w:cs="Times New Roman"/>
-                <w:b/>
-                <w:bCs/>
-                <w:sz w:val="21"/>
-                <w:szCs w:val="21"/>
+                <w:sz w:val="22"/>
+                <w:szCs w:val="22"/>
               </w:rPr>
             </w:pPr>
           </w:p>
@@ -7581,8 +7464,8 @@
                 <w:rFonts w:ascii="Times New Roman" w:hAnsi="Times New Roman" w:cs="Times New Roman"/>
                 <w:i/>
                 <w:iCs/>
-                <w:sz w:val="21"/>
-                <w:szCs w:val="21"/>
+                <w:sz w:val="22"/>
+                <w:szCs w:val="22"/>
               </w:rPr>
             </w:pPr>
             <w:r>
@@ -7590,8 +7473,8 @@
                 <w:rFonts w:ascii="Times New Roman" w:hAnsi="Times New Roman" w:cs="Times New Roman"/>
                 <w:i/>
                 <w:iCs/>
-                <w:sz w:val="21"/>
-                <w:szCs w:val="21"/>
+                <w:sz w:val="22"/>
+                <w:szCs w:val="22"/>
               </w:rPr>
               <w:t>Medicare</w:t>
             </w:r>
@@ -7606,23 +7489,23 @@
               <w:jc w:val="center"/>
               <w:rPr>
                 <w:rFonts w:ascii="Times New Roman" w:hAnsi="Times New Roman" w:cs="Times New Roman"/>
-                <w:sz w:val="21"/>
-                <w:szCs w:val="21"/>
-              </w:rPr>
-            </w:pPr>
-            <w:r>
-              <w:rPr>
-                <w:rFonts w:ascii="Times New Roman" w:hAnsi="Times New Roman" w:cs="Times New Roman"/>
-                <w:sz w:val="21"/>
-                <w:szCs w:val="21"/>
+                <w:sz w:val="22"/>
+                <w:szCs w:val="22"/>
+              </w:rPr>
+            </w:pPr>
+            <w:r>
+              <w:rPr>
+                <w:rFonts w:ascii="Times New Roman" w:hAnsi="Times New Roman" w:cs="Times New Roman"/>
+                <w:sz w:val="22"/>
+                <w:szCs w:val="22"/>
               </w:rPr>
               <w:t>13817</w:t>
             </w:r>
             <w:r>
               <w:rPr>
                 <w:rFonts w:ascii="Times New Roman" w:hAnsi="Times New Roman" w:cs="Times New Roman"/>
-                <w:sz w:val="21"/>
-                <w:szCs w:val="21"/>
+                <w:sz w:val="22"/>
+                <w:szCs w:val="22"/>
               </w:rPr>
               <w:t xml:space="preserve"> (40.4%)</w:t>
             </w:r>
@@ -7637,15 +7520,15 @@
               <w:jc w:val="center"/>
               <w:rPr>
                 <w:rFonts w:ascii="Times New Roman" w:hAnsi="Times New Roman" w:cs="Times New Roman"/>
-                <w:sz w:val="21"/>
-                <w:szCs w:val="21"/>
-              </w:rPr>
-            </w:pPr>
-            <w:r>
-              <w:rPr>
-                <w:rFonts w:ascii="Times New Roman" w:hAnsi="Times New Roman" w:cs="Times New Roman"/>
-                <w:sz w:val="21"/>
-                <w:szCs w:val="21"/>
+                <w:sz w:val="22"/>
+                <w:szCs w:val="22"/>
+              </w:rPr>
+            </w:pPr>
+            <w:r>
+              <w:rPr>
+                <w:rFonts w:ascii="Times New Roman" w:hAnsi="Times New Roman" w:cs="Times New Roman"/>
+                <w:sz w:val="22"/>
+                <w:szCs w:val="22"/>
               </w:rPr>
               <w:t>2822 (41.3%)</w:t>
             </w:r>
@@ -7664,8 +7547,8 @@
                 <w:rFonts w:ascii="Times New Roman" w:hAnsi="Times New Roman" w:cs="Times New Roman"/>
                 <w:i/>
                 <w:iCs/>
-                <w:sz w:val="21"/>
-                <w:szCs w:val="21"/>
+                <w:sz w:val="22"/>
+                <w:szCs w:val="22"/>
               </w:rPr>
             </w:pPr>
             <w:r>
@@ -7673,8 +7556,8 @@
                 <w:rFonts w:ascii="Times New Roman" w:hAnsi="Times New Roman" w:cs="Times New Roman"/>
                 <w:i/>
                 <w:iCs/>
-                <w:sz w:val="21"/>
-                <w:szCs w:val="21"/>
+                <w:sz w:val="22"/>
+                <w:szCs w:val="22"/>
               </w:rPr>
               <w:t>Medicaid</w:t>
             </w:r>
@@ -7689,23 +7572,23 @@
               <w:jc w:val="center"/>
               <w:rPr>
                 <w:rFonts w:ascii="Times New Roman" w:hAnsi="Times New Roman" w:cs="Times New Roman"/>
-                <w:sz w:val="21"/>
-                <w:szCs w:val="21"/>
-              </w:rPr>
-            </w:pPr>
-            <w:r>
-              <w:rPr>
-                <w:rFonts w:ascii="Times New Roman" w:hAnsi="Times New Roman" w:cs="Times New Roman"/>
-                <w:sz w:val="21"/>
-                <w:szCs w:val="21"/>
+                <w:sz w:val="22"/>
+                <w:szCs w:val="22"/>
+              </w:rPr>
+            </w:pPr>
+            <w:r>
+              <w:rPr>
+                <w:rFonts w:ascii="Times New Roman" w:hAnsi="Times New Roman" w:cs="Times New Roman"/>
+                <w:sz w:val="22"/>
+                <w:szCs w:val="22"/>
               </w:rPr>
               <w:t>2075</w:t>
             </w:r>
             <w:r>
               <w:rPr>
                 <w:rFonts w:ascii="Times New Roman" w:hAnsi="Times New Roman" w:cs="Times New Roman"/>
-                <w:sz w:val="21"/>
-                <w:szCs w:val="21"/>
+                <w:sz w:val="22"/>
+                <w:szCs w:val="22"/>
               </w:rPr>
               <w:t xml:space="preserve"> (6.1%)</w:t>
             </w:r>
@@ -7720,15 +7603,15 @@
               <w:jc w:val="center"/>
               <w:rPr>
                 <w:rFonts w:ascii="Times New Roman" w:hAnsi="Times New Roman" w:cs="Times New Roman"/>
-                <w:sz w:val="21"/>
-                <w:szCs w:val="21"/>
-              </w:rPr>
-            </w:pPr>
-            <w:r>
-              <w:rPr>
-                <w:rFonts w:ascii="Times New Roman" w:hAnsi="Times New Roman" w:cs="Times New Roman"/>
-                <w:sz w:val="21"/>
-                <w:szCs w:val="21"/>
+                <w:sz w:val="22"/>
+                <w:szCs w:val="22"/>
+              </w:rPr>
+            </w:pPr>
+            <w:r>
+              <w:rPr>
+                <w:rFonts w:ascii="Times New Roman" w:hAnsi="Times New Roman" w:cs="Times New Roman"/>
+                <w:sz w:val="22"/>
+                <w:szCs w:val="22"/>
               </w:rPr>
               <w:t>519 (7.6%)</w:t>
             </w:r>
@@ -7747,8 +7630,8 @@
                 <w:rFonts w:ascii="Times New Roman" w:hAnsi="Times New Roman" w:cs="Times New Roman"/>
                 <w:i/>
                 <w:iCs/>
-                <w:sz w:val="21"/>
-                <w:szCs w:val="21"/>
+                <w:sz w:val="22"/>
+                <w:szCs w:val="22"/>
               </w:rPr>
             </w:pPr>
             <w:r>
@@ -7756,8 +7639,8 @@
                 <w:rFonts w:ascii="Times New Roman" w:hAnsi="Times New Roman" w:cs="Times New Roman"/>
                 <w:i/>
                 <w:iCs/>
-                <w:sz w:val="21"/>
-                <w:szCs w:val="21"/>
+                <w:sz w:val="22"/>
+                <w:szCs w:val="22"/>
               </w:rPr>
               <w:t>Commercial Insurance</w:t>
             </w:r>
@@ -7772,23 +7655,23 @@
               <w:jc w:val="center"/>
               <w:rPr>
                 <w:rFonts w:ascii="Times New Roman" w:hAnsi="Times New Roman" w:cs="Times New Roman"/>
-                <w:sz w:val="21"/>
-                <w:szCs w:val="21"/>
-              </w:rPr>
-            </w:pPr>
-            <w:r>
-              <w:rPr>
-                <w:rFonts w:ascii="Times New Roman" w:hAnsi="Times New Roman" w:cs="Times New Roman"/>
-                <w:sz w:val="21"/>
-                <w:szCs w:val="21"/>
+                <w:sz w:val="22"/>
+                <w:szCs w:val="22"/>
+              </w:rPr>
+            </w:pPr>
+            <w:r>
+              <w:rPr>
+                <w:rFonts w:ascii="Times New Roman" w:hAnsi="Times New Roman" w:cs="Times New Roman"/>
+                <w:sz w:val="22"/>
+                <w:szCs w:val="22"/>
               </w:rPr>
               <w:t>14934</w:t>
             </w:r>
             <w:r>
               <w:rPr>
                 <w:rFonts w:ascii="Times New Roman" w:hAnsi="Times New Roman" w:cs="Times New Roman"/>
-                <w:sz w:val="21"/>
-                <w:szCs w:val="21"/>
+                <w:sz w:val="22"/>
+                <w:szCs w:val="22"/>
               </w:rPr>
               <w:t xml:space="preserve"> (43.7%)</w:t>
             </w:r>
@@ -7806,15 +7689,15 @@
               </w:tabs>
               <w:rPr>
                 <w:rFonts w:ascii="Times New Roman" w:hAnsi="Times New Roman" w:cs="Times New Roman"/>
-                <w:sz w:val="21"/>
-                <w:szCs w:val="21"/>
-              </w:rPr>
-            </w:pPr>
-            <w:r>
-              <w:rPr>
-                <w:rFonts w:ascii="Times New Roman" w:hAnsi="Times New Roman" w:cs="Times New Roman"/>
-                <w:sz w:val="21"/>
-                <w:szCs w:val="21"/>
+                <w:sz w:val="22"/>
+                <w:szCs w:val="22"/>
+              </w:rPr>
+            </w:pPr>
+            <w:r>
+              <w:rPr>
+                <w:rFonts w:ascii="Times New Roman" w:hAnsi="Times New Roman" w:cs="Times New Roman"/>
+                <w:sz w:val="22"/>
+                <w:szCs w:val="22"/>
               </w:rPr>
               <w:tab/>
               <w:t>2953 (43.2%)</w:t>
@@ -7822,8 +7705,8 @@
             <w:r>
               <w:rPr>
                 <w:rFonts w:ascii="Times New Roman" w:hAnsi="Times New Roman" w:cs="Times New Roman"/>
-                <w:sz w:val="21"/>
-                <w:szCs w:val="21"/>
+                <w:sz w:val="22"/>
+                <w:szCs w:val="22"/>
               </w:rPr>
               <w:tab/>
             </w:r>
@@ -7842,8 +7725,8 @@
                 <w:rFonts w:ascii="Times New Roman" w:hAnsi="Times New Roman" w:cs="Times New Roman"/>
                 <w:i/>
                 <w:iCs/>
-                <w:sz w:val="21"/>
-                <w:szCs w:val="21"/>
+                <w:sz w:val="22"/>
+                <w:szCs w:val="22"/>
               </w:rPr>
             </w:pPr>
             <w:r>
@@ -7851,8 +7734,8 @@
                 <w:rFonts w:ascii="Times New Roman" w:hAnsi="Times New Roman" w:cs="Times New Roman"/>
                 <w:i/>
                 <w:iCs/>
-                <w:sz w:val="21"/>
-                <w:szCs w:val="21"/>
+                <w:sz w:val="22"/>
+                <w:szCs w:val="22"/>
               </w:rPr>
               <w:t>Self-Pay</w:t>
             </w:r>
@@ -7867,23 +7750,23 @@
               <w:jc w:val="center"/>
               <w:rPr>
                 <w:rFonts w:ascii="Times New Roman" w:hAnsi="Times New Roman" w:cs="Times New Roman"/>
-                <w:sz w:val="21"/>
-                <w:szCs w:val="21"/>
-              </w:rPr>
-            </w:pPr>
-            <w:r>
-              <w:rPr>
-                <w:rFonts w:ascii="Times New Roman" w:hAnsi="Times New Roman" w:cs="Times New Roman"/>
-                <w:sz w:val="21"/>
-                <w:szCs w:val="21"/>
+                <w:sz w:val="22"/>
+                <w:szCs w:val="22"/>
+              </w:rPr>
+            </w:pPr>
+            <w:r>
+              <w:rPr>
+                <w:rFonts w:ascii="Times New Roman" w:hAnsi="Times New Roman" w:cs="Times New Roman"/>
+                <w:sz w:val="22"/>
+                <w:szCs w:val="22"/>
               </w:rPr>
               <w:t>1200</w:t>
             </w:r>
             <w:r>
               <w:rPr>
                 <w:rFonts w:ascii="Times New Roman" w:hAnsi="Times New Roman" w:cs="Times New Roman"/>
-                <w:sz w:val="21"/>
-                <w:szCs w:val="21"/>
+                <w:sz w:val="22"/>
+                <w:szCs w:val="22"/>
               </w:rPr>
               <w:t xml:space="preserve"> (3.6%) </w:t>
             </w:r>
@@ -7898,23 +7781,23 @@
               <w:jc w:val="center"/>
               <w:rPr>
                 <w:rFonts w:ascii="Times New Roman" w:hAnsi="Times New Roman" w:cs="Times New Roman"/>
-                <w:sz w:val="21"/>
-                <w:szCs w:val="21"/>
-              </w:rPr>
-            </w:pPr>
-            <w:r>
-              <w:rPr>
-                <w:rFonts w:ascii="Times New Roman" w:hAnsi="Times New Roman" w:cs="Times New Roman"/>
-                <w:sz w:val="21"/>
-                <w:szCs w:val="21"/>
+                <w:sz w:val="22"/>
+                <w:szCs w:val="22"/>
+              </w:rPr>
+            </w:pPr>
+            <w:r>
+              <w:rPr>
+                <w:rFonts w:ascii="Times New Roman" w:hAnsi="Times New Roman" w:cs="Times New Roman"/>
+                <w:sz w:val="22"/>
+                <w:szCs w:val="22"/>
               </w:rPr>
               <w:t>235</w:t>
             </w:r>
             <w:r>
               <w:rPr>
                 <w:rFonts w:ascii="Times New Roman" w:hAnsi="Times New Roman" w:cs="Times New Roman"/>
-                <w:sz w:val="21"/>
-                <w:szCs w:val="21"/>
+                <w:sz w:val="22"/>
+                <w:szCs w:val="22"/>
               </w:rPr>
               <w:t xml:space="preserve"> (3.4%)</w:t>
             </w:r>
@@ -7933,8 +7816,8 @@
                 <w:rFonts w:ascii="Times New Roman" w:hAnsi="Times New Roman" w:cs="Times New Roman"/>
                 <w:i/>
                 <w:iCs/>
-                <w:sz w:val="21"/>
-                <w:szCs w:val="21"/>
+                <w:sz w:val="22"/>
+                <w:szCs w:val="22"/>
               </w:rPr>
             </w:pPr>
             <w:r>
@@ -7942,8 +7825,8 @@
                 <w:rFonts w:ascii="Times New Roman" w:hAnsi="Times New Roman" w:cs="Times New Roman"/>
                 <w:i/>
                 <w:iCs/>
-                <w:sz w:val="21"/>
-                <w:szCs w:val="21"/>
+                <w:sz w:val="22"/>
+                <w:szCs w:val="22"/>
               </w:rPr>
               <w:t>No Insurance Reported</w:t>
             </w:r>
@@ -7958,23 +7841,23 @@
               <w:jc w:val="center"/>
               <w:rPr>
                 <w:rFonts w:ascii="Times New Roman" w:hAnsi="Times New Roman" w:cs="Times New Roman"/>
-                <w:sz w:val="21"/>
-                <w:szCs w:val="21"/>
-              </w:rPr>
-            </w:pPr>
-            <w:r>
-              <w:rPr>
-                <w:rFonts w:ascii="Times New Roman" w:hAnsi="Times New Roman" w:cs="Times New Roman"/>
-                <w:sz w:val="21"/>
-                <w:szCs w:val="21"/>
+                <w:sz w:val="22"/>
+                <w:szCs w:val="22"/>
+              </w:rPr>
+            </w:pPr>
+            <w:r>
+              <w:rPr>
+                <w:rFonts w:ascii="Times New Roman" w:hAnsi="Times New Roman" w:cs="Times New Roman"/>
+                <w:sz w:val="22"/>
+                <w:szCs w:val="22"/>
               </w:rPr>
               <w:t>11378</w:t>
             </w:r>
             <w:r>
               <w:rPr>
                 <w:rFonts w:ascii="Times New Roman" w:hAnsi="Times New Roman" w:cs="Times New Roman"/>
-                <w:sz w:val="21"/>
-                <w:szCs w:val="21"/>
+                <w:sz w:val="22"/>
+                <w:szCs w:val="22"/>
               </w:rPr>
               <w:t xml:space="preserve"> (33.3%)</w:t>
             </w:r>
@@ -7989,23 +7872,23 @@
               <w:jc w:val="center"/>
               <w:rPr>
                 <w:rFonts w:ascii="Times New Roman" w:hAnsi="Times New Roman" w:cs="Times New Roman"/>
-                <w:sz w:val="21"/>
-                <w:szCs w:val="21"/>
-              </w:rPr>
-            </w:pPr>
-            <w:r>
-              <w:rPr>
-                <w:rFonts w:ascii="Times New Roman" w:hAnsi="Times New Roman" w:cs="Times New Roman"/>
-                <w:sz w:val="21"/>
-                <w:szCs w:val="21"/>
+                <w:sz w:val="22"/>
+                <w:szCs w:val="22"/>
+              </w:rPr>
+            </w:pPr>
+            <w:r>
+              <w:rPr>
+                <w:rFonts w:ascii="Times New Roman" w:hAnsi="Times New Roman" w:cs="Times New Roman"/>
+                <w:sz w:val="22"/>
+                <w:szCs w:val="22"/>
               </w:rPr>
               <w:t>2303</w:t>
             </w:r>
             <w:r>
               <w:rPr>
                 <w:rFonts w:ascii="Times New Roman" w:hAnsi="Times New Roman" w:cs="Times New Roman"/>
-                <w:sz w:val="21"/>
-                <w:szCs w:val="21"/>
+                <w:sz w:val="22"/>
+                <w:szCs w:val="22"/>
               </w:rPr>
               <w:t xml:space="preserve"> (33.7%)</w:t>
             </w:r>
@@ -8023,8 +7906,8 @@
                 <w:rFonts w:ascii="Times New Roman" w:hAnsi="Times New Roman" w:cs="Times New Roman"/>
                 <w:b/>
                 <w:bCs/>
-                <w:sz w:val="21"/>
-                <w:szCs w:val="21"/>
+                <w:sz w:val="22"/>
+                <w:szCs w:val="22"/>
               </w:rPr>
             </w:pPr>
             <w:r>
@@ -8032,8 +7915,8 @@
                 <w:rFonts w:ascii="Times New Roman" w:hAnsi="Times New Roman" w:cs="Times New Roman"/>
                 <w:b/>
                 <w:bCs/>
-                <w:sz w:val="21"/>
-                <w:szCs w:val="21"/>
+                <w:sz w:val="22"/>
+                <w:szCs w:val="22"/>
               </w:rPr>
               <w:t>First-Line Oncologic Therapy Prescribed</w:t>
             </w:r>
@@ -8049,8 +7932,8 @@
                 <w:rFonts w:ascii="Times New Roman" w:hAnsi="Times New Roman" w:cs="Times New Roman"/>
                 <w:b/>
                 <w:bCs/>
-                <w:sz w:val="21"/>
-                <w:szCs w:val="21"/>
+                <w:sz w:val="22"/>
+                <w:szCs w:val="22"/>
               </w:rPr>
             </w:pPr>
           </w:p>
@@ -8065,8 +7948,8 @@
                 <w:rFonts w:ascii="Times New Roman" w:hAnsi="Times New Roman" w:cs="Times New Roman"/>
                 <w:b/>
                 <w:bCs/>
-                <w:sz w:val="21"/>
-                <w:szCs w:val="21"/>
+                <w:sz w:val="22"/>
+                <w:szCs w:val="22"/>
               </w:rPr>
             </w:pPr>
           </w:p>
@@ -8084,8 +7967,8 @@
                 <w:rFonts w:ascii="Times New Roman" w:hAnsi="Times New Roman" w:cs="Times New Roman"/>
                 <w:i/>
                 <w:iCs/>
-                <w:sz w:val="21"/>
-                <w:szCs w:val="21"/>
+                <w:sz w:val="22"/>
+                <w:szCs w:val="22"/>
               </w:rPr>
             </w:pPr>
             <w:r>
@@ -8093,8 +7976,8 @@
                 <w:rFonts w:ascii="Times New Roman" w:hAnsi="Times New Roman" w:cs="Times New Roman"/>
                 <w:i/>
                 <w:iCs/>
-                <w:sz w:val="21"/>
-                <w:szCs w:val="21"/>
+                <w:sz w:val="22"/>
+                <w:szCs w:val="22"/>
               </w:rPr>
               <w:t xml:space="preserve">Platinum-Based </w:t>
             </w:r>
@@ -8103,8 +7986,8 @@
                 <w:rFonts w:ascii="Times New Roman" w:hAnsi="Times New Roman" w:cs="Times New Roman"/>
                 <w:i/>
                 <w:iCs/>
-                <w:sz w:val="21"/>
-                <w:szCs w:val="21"/>
+                <w:sz w:val="22"/>
+                <w:szCs w:val="22"/>
               </w:rPr>
               <w:t xml:space="preserve">Doublet </w:t>
             </w:r>
@@ -8113,8 +7996,8 @@
                 <w:rFonts w:ascii="Times New Roman" w:hAnsi="Times New Roman" w:cs="Times New Roman"/>
                 <w:i/>
                 <w:iCs/>
-                <w:sz w:val="21"/>
-                <w:szCs w:val="21"/>
+                <w:sz w:val="22"/>
+                <w:szCs w:val="22"/>
               </w:rPr>
               <w:t>Chemotherapy</w:t>
             </w:r>
@@ -8129,15 +8012,15 @@
               <w:jc w:val="center"/>
               <w:rPr>
                 <w:rFonts w:ascii="Times New Roman" w:hAnsi="Times New Roman" w:cs="Times New Roman"/>
-                <w:sz w:val="21"/>
-                <w:szCs w:val="21"/>
-              </w:rPr>
-            </w:pPr>
-            <w:r>
-              <w:rPr>
-                <w:rFonts w:ascii="Times New Roman" w:hAnsi="Times New Roman" w:cs="Times New Roman"/>
-                <w:sz w:val="21"/>
-                <w:szCs w:val="21"/>
+                <w:sz w:val="22"/>
+                <w:szCs w:val="22"/>
+              </w:rPr>
+            </w:pPr>
+            <w:r>
+              <w:rPr>
+                <w:rFonts w:ascii="Times New Roman" w:hAnsi="Times New Roman" w:cs="Times New Roman"/>
+                <w:sz w:val="22"/>
+                <w:szCs w:val="22"/>
               </w:rPr>
               <w:t>17379 (50.9%)</w:t>
             </w:r>
@@ -8152,23 +8035,23 @@
               <w:jc w:val="center"/>
               <w:rPr>
                 <w:rFonts w:ascii="Times New Roman" w:hAnsi="Times New Roman" w:cs="Times New Roman"/>
-                <w:sz w:val="21"/>
-                <w:szCs w:val="21"/>
-              </w:rPr>
-            </w:pPr>
-            <w:r>
-              <w:rPr>
-                <w:rFonts w:ascii="Times New Roman" w:hAnsi="Times New Roman" w:cs="Times New Roman"/>
-                <w:sz w:val="21"/>
-                <w:szCs w:val="21"/>
+                <w:sz w:val="22"/>
+                <w:szCs w:val="22"/>
+              </w:rPr>
+            </w:pPr>
+            <w:r>
+              <w:rPr>
+                <w:rFonts w:ascii="Times New Roman" w:hAnsi="Times New Roman" w:cs="Times New Roman"/>
+                <w:sz w:val="22"/>
+                <w:szCs w:val="22"/>
               </w:rPr>
               <w:t>3499</w:t>
             </w:r>
             <w:r>
               <w:rPr>
                 <w:rFonts w:ascii="Times New Roman" w:hAnsi="Times New Roman" w:cs="Times New Roman"/>
-                <w:sz w:val="21"/>
-                <w:szCs w:val="21"/>
+                <w:sz w:val="22"/>
+                <w:szCs w:val="22"/>
               </w:rPr>
               <w:t xml:space="preserve"> (51.2%)</w:t>
             </w:r>
@@ -8187,8 +8070,8 @@
                 <w:rFonts w:ascii="Times New Roman" w:hAnsi="Times New Roman" w:cs="Times New Roman"/>
                 <w:i/>
                 <w:iCs/>
-                <w:sz w:val="21"/>
-                <w:szCs w:val="21"/>
+                <w:sz w:val="22"/>
+                <w:szCs w:val="22"/>
               </w:rPr>
             </w:pPr>
             <w:r>
@@ -8196,8 +8079,8 @@
                 <w:rFonts w:ascii="Times New Roman" w:hAnsi="Times New Roman" w:cs="Times New Roman"/>
                 <w:i/>
                 <w:iCs/>
-                <w:sz w:val="21"/>
-                <w:szCs w:val="21"/>
+                <w:sz w:val="22"/>
+                <w:szCs w:val="22"/>
               </w:rPr>
               <w:t>IO Monotherapy</w:t>
             </w:r>
@@ -8212,39 +8095,39 @@
               <w:jc w:val="center"/>
               <w:rPr>
                 <w:rFonts w:ascii="Times New Roman" w:hAnsi="Times New Roman" w:cs="Times New Roman"/>
-                <w:sz w:val="21"/>
-                <w:szCs w:val="21"/>
-              </w:rPr>
-            </w:pPr>
-            <w:r>
-              <w:rPr>
-                <w:rFonts w:ascii="Times New Roman" w:hAnsi="Times New Roman" w:cs="Times New Roman"/>
-                <w:sz w:val="21"/>
-                <w:szCs w:val="21"/>
+                <w:sz w:val="22"/>
+                <w:szCs w:val="22"/>
+              </w:rPr>
+            </w:pPr>
+            <w:r>
+              <w:rPr>
+                <w:rFonts w:ascii="Times New Roman" w:hAnsi="Times New Roman" w:cs="Times New Roman"/>
+                <w:sz w:val="22"/>
+                <w:szCs w:val="22"/>
               </w:rPr>
               <w:t>3838</w:t>
             </w:r>
             <w:r>
               <w:rPr>
                 <w:rFonts w:ascii="Times New Roman" w:hAnsi="Times New Roman" w:cs="Times New Roman"/>
-                <w:sz w:val="21"/>
-                <w:szCs w:val="21"/>
+                <w:sz w:val="22"/>
+                <w:szCs w:val="22"/>
               </w:rPr>
               <w:t xml:space="preserve"> (1</w:t>
             </w:r>
             <w:r>
               <w:rPr>
                 <w:rFonts w:ascii="Times New Roman" w:hAnsi="Times New Roman" w:cs="Times New Roman"/>
-                <w:sz w:val="21"/>
-                <w:szCs w:val="21"/>
+                <w:sz w:val="22"/>
+                <w:szCs w:val="22"/>
               </w:rPr>
               <w:t>1</w:t>
             </w:r>
             <w:r>
               <w:rPr>
                 <w:rFonts w:ascii="Times New Roman" w:hAnsi="Times New Roman" w:cs="Times New Roman"/>
-                <w:sz w:val="21"/>
-                <w:szCs w:val="21"/>
+                <w:sz w:val="22"/>
+                <w:szCs w:val="22"/>
               </w:rPr>
               <w:t>.2%)</w:t>
             </w:r>
@@ -8259,15 +8142,15 @@
               <w:jc w:val="center"/>
               <w:rPr>
                 <w:rFonts w:ascii="Times New Roman" w:hAnsi="Times New Roman" w:cs="Times New Roman"/>
-                <w:sz w:val="21"/>
-                <w:szCs w:val="21"/>
-              </w:rPr>
-            </w:pPr>
-            <w:r>
-              <w:rPr>
-                <w:rFonts w:ascii="Times New Roman" w:hAnsi="Times New Roman" w:cs="Times New Roman"/>
-                <w:sz w:val="21"/>
-                <w:szCs w:val="21"/>
+                <w:sz w:val="22"/>
+                <w:szCs w:val="22"/>
+              </w:rPr>
+            </w:pPr>
+            <w:r>
+              <w:rPr>
+                <w:rFonts w:ascii="Times New Roman" w:hAnsi="Times New Roman" w:cs="Times New Roman"/>
+                <w:sz w:val="22"/>
+                <w:szCs w:val="22"/>
               </w:rPr>
               <w:t>793 (11.6%)</w:t>
             </w:r>
@@ -8286,8 +8169,8 @@
                 <w:rFonts w:ascii="Times New Roman" w:hAnsi="Times New Roman" w:cs="Times New Roman"/>
                 <w:i/>
                 <w:iCs/>
-                <w:sz w:val="21"/>
-                <w:szCs w:val="21"/>
+                <w:sz w:val="22"/>
+                <w:szCs w:val="22"/>
               </w:rPr>
             </w:pPr>
             <w:r>
@@ -8295,8 +8178,8 @@
                 <w:rFonts w:ascii="Times New Roman" w:hAnsi="Times New Roman" w:cs="Times New Roman"/>
                 <w:i/>
                 <w:iCs/>
-                <w:sz w:val="21"/>
-                <w:szCs w:val="21"/>
+                <w:sz w:val="22"/>
+                <w:szCs w:val="22"/>
               </w:rPr>
               <w:t>Combination Therapy</w:t>
             </w:r>
@@ -8311,15 +8194,15 @@
               <w:jc w:val="center"/>
               <w:rPr>
                 <w:rFonts w:ascii="Times New Roman" w:hAnsi="Times New Roman" w:cs="Times New Roman"/>
-                <w:sz w:val="21"/>
-                <w:szCs w:val="21"/>
-              </w:rPr>
-            </w:pPr>
-            <w:r>
-              <w:rPr>
-                <w:rFonts w:ascii="Times New Roman" w:hAnsi="Times New Roman" w:cs="Times New Roman"/>
-                <w:sz w:val="21"/>
-                <w:szCs w:val="21"/>
+                <w:sz w:val="22"/>
+                <w:szCs w:val="22"/>
+              </w:rPr>
+            </w:pPr>
+            <w:r>
+              <w:rPr>
+                <w:rFonts w:ascii="Times New Roman" w:hAnsi="Times New Roman" w:cs="Times New Roman"/>
+                <w:sz w:val="22"/>
+                <w:szCs w:val="22"/>
               </w:rPr>
               <w:t>4283 (12.5%)</w:t>
             </w:r>
@@ -8334,15 +8217,15 @@
               <w:jc w:val="center"/>
               <w:rPr>
                 <w:rFonts w:ascii="Times New Roman" w:hAnsi="Times New Roman" w:cs="Times New Roman"/>
-                <w:sz w:val="21"/>
-                <w:szCs w:val="21"/>
-              </w:rPr>
-            </w:pPr>
-            <w:r>
-              <w:rPr>
-                <w:rFonts w:ascii="Times New Roman" w:hAnsi="Times New Roman" w:cs="Times New Roman"/>
-                <w:sz w:val="21"/>
-                <w:szCs w:val="21"/>
+                <w:sz w:val="22"/>
+                <w:szCs w:val="22"/>
+              </w:rPr>
+            </w:pPr>
+            <w:r>
+              <w:rPr>
+                <w:rFonts w:ascii="Times New Roman" w:hAnsi="Times New Roman" w:cs="Times New Roman"/>
+                <w:sz w:val="22"/>
+                <w:szCs w:val="22"/>
               </w:rPr>
               <w:t>852 (12.5%)</w:t>
             </w:r>
@@ -8361,8 +8244,8 @@
                 <w:rFonts w:ascii="Times New Roman" w:hAnsi="Times New Roman" w:cs="Times New Roman"/>
                 <w:i/>
                 <w:iCs/>
-                <w:sz w:val="21"/>
-                <w:szCs w:val="21"/>
+                <w:sz w:val="22"/>
+                <w:szCs w:val="22"/>
               </w:rPr>
             </w:pPr>
             <w:r>
@@ -8370,8 +8253,8 @@
                 <w:rFonts w:ascii="Times New Roman" w:hAnsi="Times New Roman" w:cs="Times New Roman"/>
                 <w:i/>
                 <w:iCs/>
-                <w:sz w:val="21"/>
-                <w:szCs w:val="21"/>
+                <w:sz w:val="22"/>
+                <w:szCs w:val="22"/>
               </w:rPr>
               <w:t>Other</w:t>
             </w:r>
@@ -8386,39 +8269,39 @@
               <w:jc w:val="center"/>
               <w:rPr>
                 <w:rFonts w:ascii="Times New Roman" w:hAnsi="Times New Roman" w:cs="Times New Roman"/>
-                <w:sz w:val="21"/>
-                <w:szCs w:val="21"/>
-              </w:rPr>
-            </w:pPr>
-            <w:r>
-              <w:rPr>
-                <w:rFonts w:ascii="Times New Roman" w:hAnsi="Times New Roman" w:cs="Times New Roman"/>
-                <w:sz w:val="21"/>
-                <w:szCs w:val="21"/>
+                <w:sz w:val="22"/>
+                <w:szCs w:val="22"/>
+              </w:rPr>
+            </w:pPr>
+            <w:r>
+              <w:rPr>
+                <w:rFonts w:ascii="Times New Roman" w:hAnsi="Times New Roman" w:cs="Times New Roman"/>
+                <w:sz w:val="22"/>
+                <w:szCs w:val="22"/>
               </w:rPr>
               <w:t>8673</w:t>
             </w:r>
             <w:r>
               <w:rPr>
                 <w:rFonts w:ascii="Times New Roman" w:hAnsi="Times New Roman" w:cs="Times New Roman"/>
-                <w:sz w:val="21"/>
-                <w:szCs w:val="21"/>
+                <w:sz w:val="22"/>
+                <w:szCs w:val="22"/>
               </w:rPr>
               <w:t xml:space="preserve"> (</w:t>
             </w:r>
             <w:r>
               <w:rPr>
                 <w:rFonts w:ascii="Times New Roman" w:hAnsi="Times New Roman" w:cs="Times New Roman"/>
-                <w:sz w:val="21"/>
-                <w:szCs w:val="21"/>
+                <w:sz w:val="22"/>
+                <w:szCs w:val="22"/>
               </w:rPr>
               <w:t>25.4</w:t>
             </w:r>
             <w:r>
               <w:rPr>
                 <w:rFonts w:ascii="Times New Roman" w:hAnsi="Times New Roman" w:cs="Times New Roman"/>
-                <w:sz w:val="21"/>
-                <w:szCs w:val="21"/>
+                <w:sz w:val="22"/>
+                <w:szCs w:val="22"/>
               </w:rPr>
               <w:t>%)</w:t>
             </w:r>
@@ -8433,15 +8316,15 @@
               <w:jc w:val="center"/>
               <w:rPr>
                 <w:rFonts w:ascii="Times New Roman" w:hAnsi="Times New Roman" w:cs="Times New Roman"/>
-                <w:sz w:val="21"/>
-                <w:szCs w:val="21"/>
-              </w:rPr>
-            </w:pPr>
-            <w:r>
-              <w:rPr>
-                <w:rFonts w:ascii="Times New Roman" w:hAnsi="Times New Roman" w:cs="Times New Roman"/>
-                <w:sz w:val="21"/>
-                <w:szCs w:val="21"/>
+                <w:sz w:val="22"/>
+                <w:szCs w:val="22"/>
+              </w:rPr>
+            </w:pPr>
+            <w:r>
+              <w:rPr>
+                <w:rFonts w:ascii="Times New Roman" w:hAnsi="Times New Roman" w:cs="Times New Roman"/>
+                <w:sz w:val="22"/>
+                <w:szCs w:val="22"/>
               </w:rPr>
               <w:t>1691 (24.7%)</w:t>
             </w:r>
@@ -8459,8 +8342,8 @@
                 <w:rFonts w:ascii="Times New Roman" w:hAnsi="Times New Roman" w:cs="Times New Roman"/>
                 <w:b/>
                 <w:bCs/>
-                <w:sz w:val="21"/>
-                <w:szCs w:val="21"/>
+                <w:sz w:val="22"/>
+                <w:szCs w:val="22"/>
               </w:rPr>
             </w:pPr>
             <w:r>
@@ -8468,27 +8351,21 @@
                 <w:rFonts w:ascii="Times New Roman" w:hAnsi="Times New Roman" w:cs="Times New Roman"/>
                 <w:b/>
                 <w:bCs/>
-                <w:sz w:val="21"/>
-                <w:szCs w:val="21"/>
-              </w:rPr>
-              <w:t>Driver Mutation Presence</w:t>
-            </w:r>
-          </w:p>
-        </w:tc>
-        <w:tc>
-          <w:tcPr>
-            <w:tcW w:w="2751" w:type="dxa"/>
-          </w:tcPr>
-          <w:p>
-            <w:pPr>
+                <w:sz w:val="22"/>
+                <w:szCs w:val="22"/>
+              </w:rPr>
+              <w:t>Other</w:t>
+            </w:r>
+            <w:r>
               <w:rPr>
                 <w:rFonts w:ascii="Times New Roman" w:hAnsi="Times New Roman" w:cs="Times New Roman"/>
                 <w:b/>
                 <w:bCs/>
-                <w:sz w:val="21"/>
-                <w:szCs w:val="21"/>
-              </w:rPr>
-            </w:pPr>
+                <w:sz w:val="22"/>
+                <w:szCs w:val="22"/>
+              </w:rPr>
+              <w:t xml:space="preserve"> Mutation Presence</w:t>
+            </w:r>
           </w:p>
         </w:tc>
         <w:tc>
@@ -8501,8 +8378,24 @@
                 <w:rFonts w:ascii="Times New Roman" w:hAnsi="Times New Roman" w:cs="Times New Roman"/>
                 <w:b/>
                 <w:bCs/>
-                <w:sz w:val="21"/>
-                <w:szCs w:val="21"/>
+                <w:sz w:val="22"/>
+                <w:szCs w:val="22"/>
+              </w:rPr>
+            </w:pPr>
+          </w:p>
+        </w:tc>
+        <w:tc>
+          <w:tcPr>
+            <w:tcW w:w="2751" w:type="dxa"/>
+          </w:tcPr>
+          <w:p>
+            <w:pPr>
+              <w:rPr>
+                <w:rFonts w:ascii="Times New Roman" w:hAnsi="Times New Roman" w:cs="Times New Roman"/>
+                <w:b/>
+                <w:bCs/>
+                <w:sz w:val="22"/>
+                <w:szCs w:val="22"/>
               </w:rPr>
             </w:pPr>
           </w:p>
@@ -8520,8 +8413,8 @@
                 <w:rFonts w:ascii="Times New Roman" w:hAnsi="Times New Roman" w:cs="Times New Roman"/>
                 <w:i/>
                 <w:iCs/>
-                <w:sz w:val="21"/>
-                <w:szCs w:val="21"/>
+                <w:sz w:val="22"/>
+                <w:szCs w:val="22"/>
               </w:rPr>
             </w:pPr>
             <w:r>
@@ -8529,8 +8422,8 @@
                 <w:rFonts w:ascii="Times New Roman" w:hAnsi="Times New Roman" w:cs="Times New Roman"/>
                 <w:i/>
                 <w:iCs/>
-                <w:sz w:val="21"/>
-                <w:szCs w:val="21"/>
+                <w:sz w:val="22"/>
+                <w:szCs w:val="22"/>
               </w:rPr>
               <w:t>ALK+</w:t>
             </w:r>
@@ -8545,15 +8438,15 @@
               <w:jc w:val="center"/>
               <w:rPr>
                 <w:rFonts w:ascii="Times New Roman" w:hAnsi="Times New Roman" w:cs="Times New Roman"/>
-                <w:sz w:val="21"/>
-                <w:szCs w:val="21"/>
-              </w:rPr>
-            </w:pPr>
-            <w:r>
-              <w:rPr>
-                <w:rFonts w:ascii="Times New Roman" w:hAnsi="Times New Roman" w:cs="Times New Roman"/>
-                <w:sz w:val="21"/>
-                <w:szCs w:val="21"/>
+                <w:sz w:val="22"/>
+                <w:szCs w:val="22"/>
+              </w:rPr>
+            </w:pPr>
+            <w:r>
+              <w:rPr>
+                <w:rFonts w:ascii="Times New Roman" w:hAnsi="Times New Roman" w:cs="Times New Roman"/>
+                <w:sz w:val="22"/>
+                <w:szCs w:val="22"/>
               </w:rPr>
               <w:t>862 (2.5%)</w:t>
             </w:r>
@@ -8568,15 +8461,15 @@
               <w:jc w:val="center"/>
               <w:rPr>
                 <w:rFonts w:ascii="Times New Roman" w:hAnsi="Times New Roman" w:cs="Times New Roman"/>
-                <w:sz w:val="21"/>
-                <w:szCs w:val="21"/>
-              </w:rPr>
-            </w:pPr>
-            <w:r>
-              <w:rPr>
-                <w:rFonts w:ascii="Times New Roman" w:hAnsi="Times New Roman" w:cs="Times New Roman"/>
-                <w:sz w:val="21"/>
-                <w:szCs w:val="21"/>
+                <w:sz w:val="22"/>
+                <w:szCs w:val="22"/>
+              </w:rPr>
+            </w:pPr>
+            <w:r>
+              <w:rPr>
+                <w:rFonts w:ascii="Times New Roman" w:hAnsi="Times New Roman" w:cs="Times New Roman"/>
+                <w:sz w:val="22"/>
+                <w:szCs w:val="22"/>
               </w:rPr>
               <w:t>201 (2.9%)</w:t>
             </w:r>
@@ -8595,8 +8488,8 @@
                 <w:rFonts w:ascii="Times New Roman" w:hAnsi="Times New Roman" w:cs="Times New Roman"/>
                 <w:i/>
                 <w:iCs/>
-                <w:sz w:val="21"/>
-                <w:szCs w:val="21"/>
+                <w:sz w:val="22"/>
+                <w:szCs w:val="22"/>
               </w:rPr>
             </w:pPr>
             <w:r>
@@ -8604,8 +8497,8 @@
                 <w:rFonts w:ascii="Times New Roman" w:hAnsi="Times New Roman" w:cs="Times New Roman"/>
                 <w:i/>
                 <w:iCs/>
-                <w:sz w:val="21"/>
-                <w:szCs w:val="21"/>
+                <w:sz w:val="22"/>
+                <w:szCs w:val="22"/>
               </w:rPr>
               <w:t>EGFR+</w:t>
             </w:r>
@@ -8620,15 +8513,15 @@
               <w:jc w:val="center"/>
               <w:rPr>
                 <w:rFonts w:ascii="Times New Roman" w:hAnsi="Times New Roman" w:cs="Times New Roman"/>
-                <w:sz w:val="21"/>
-                <w:szCs w:val="21"/>
-              </w:rPr>
-            </w:pPr>
-            <w:r>
-              <w:rPr>
-                <w:rFonts w:ascii="Times New Roman" w:hAnsi="Times New Roman" w:cs="Times New Roman"/>
-                <w:sz w:val="21"/>
-                <w:szCs w:val="21"/>
+                <w:sz w:val="22"/>
+                <w:szCs w:val="22"/>
+              </w:rPr>
+            </w:pPr>
+            <w:r>
+              <w:rPr>
+                <w:rFonts w:ascii="Times New Roman" w:hAnsi="Times New Roman" w:cs="Times New Roman"/>
+                <w:sz w:val="22"/>
+                <w:szCs w:val="22"/>
               </w:rPr>
               <w:t>4279 (12.5%)</w:t>
             </w:r>
@@ -8643,15 +8536,15 @@
               <w:jc w:val="center"/>
               <w:rPr>
                 <w:rFonts w:ascii="Times New Roman" w:hAnsi="Times New Roman" w:cs="Times New Roman"/>
-                <w:sz w:val="21"/>
-                <w:szCs w:val="21"/>
-              </w:rPr>
-            </w:pPr>
-            <w:r>
-              <w:rPr>
-                <w:rFonts w:ascii="Times New Roman" w:hAnsi="Times New Roman" w:cs="Times New Roman"/>
-                <w:sz w:val="21"/>
-                <w:szCs w:val="21"/>
+                <w:sz w:val="22"/>
+                <w:szCs w:val="22"/>
+              </w:rPr>
+            </w:pPr>
+            <w:r>
+              <w:rPr>
+                <w:rFonts w:ascii="Times New Roman" w:hAnsi="Times New Roman" w:cs="Times New Roman"/>
+                <w:sz w:val="22"/>
+                <w:szCs w:val="22"/>
               </w:rPr>
               <w:t>875 (12.8%)</w:t>
             </w:r>
@@ -8670,8 +8563,8 @@
                 <w:rFonts w:ascii="Times New Roman" w:hAnsi="Times New Roman" w:cs="Times New Roman"/>
                 <w:i/>
                 <w:iCs/>
-                <w:sz w:val="21"/>
-                <w:szCs w:val="21"/>
+                <w:sz w:val="22"/>
+                <w:szCs w:val="22"/>
               </w:rPr>
             </w:pPr>
             <w:r>
@@ -8679,8 +8572,8 @@
                 <w:rFonts w:ascii="Times New Roman" w:hAnsi="Times New Roman" w:cs="Times New Roman"/>
                 <w:i/>
                 <w:iCs/>
-                <w:sz w:val="21"/>
-                <w:szCs w:val="21"/>
+                <w:sz w:val="22"/>
+                <w:szCs w:val="22"/>
               </w:rPr>
               <w:t>ROS1+</w:t>
             </w:r>
@@ -8695,15 +8588,15 @@
               <w:jc w:val="center"/>
               <w:rPr>
                 <w:rFonts w:ascii="Times New Roman" w:hAnsi="Times New Roman" w:cs="Times New Roman"/>
-                <w:sz w:val="21"/>
-                <w:szCs w:val="21"/>
-              </w:rPr>
-            </w:pPr>
-            <w:r>
-              <w:rPr>
-                <w:rFonts w:ascii="Times New Roman" w:hAnsi="Times New Roman" w:cs="Times New Roman"/>
-                <w:sz w:val="21"/>
-                <w:szCs w:val="21"/>
+                <w:sz w:val="22"/>
+                <w:szCs w:val="22"/>
+              </w:rPr>
+            </w:pPr>
+            <w:r>
+              <w:rPr>
+                <w:rFonts w:ascii="Times New Roman" w:hAnsi="Times New Roman" w:cs="Times New Roman"/>
+                <w:sz w:val="22"/>
+                <w:szCs w:val="22"/>
               </w:rPr>
               <w:t>192 (0.6%)</w:t>
             </w:r>
@@ -8718,17 +8611,1609 @@
               <w:jc w:val="center"/>
               <w:rPr>
                 <w:rFonts w:ascii="Times New Roman" w:hAnsi="Times New Roman" w:cs="Times New Roman"/>
-                <w:sz w:val="21"/>
-                <w:szCs w:val="21"/>
-              </w:rPr>
-            </w:pPr>
-            <w:r>
-              <w:rPr>
-                <w:rFonts w:ascii="Times New Roman" w:hAnsi="Times New Roman" w:cs="Times New Roman"/>
-                <w:sz w:val="21"/>
-                <w:szCs w:val="21"/>
+                <w:sz w:val="22"/>
+                <w:szCs w:val="22"/>
+              </w:rPr>
+            </w:pPr>
+            <w:r>
+              <w:rPr>
+                <w:rFonts w:ascii="Times New Roman" w:hAnsi="Times New Roman" w:cs="Times New Roman"/>
+                <w:sz w:val="22"/>
+                <w:szCs w:val="22"/>
               </w:rPr>
               <w:t>28 (0.4%)</w:t>
+            </w:r>
+          </w:p>
+        </w:tc>
+      </w:tr>
+      <w:tr>
+        <w:tc>
+          <w:tcPr>
+            <w:tcW w:w="3960" w:type="dxa"/>
+          </w:tcPr>
+          <w:p>
+            <w:pPr>
+              <w:jc w:val="center"/>
+              <w:rPr>
+                <w:rFonts w:ascii="Times New Roman" w:hAnsi="Times New Roman" w:cs="Times New Roman"/>
+                <w:i/>
+                <w:iCs/>
+                <w:sz w:val="22"/>
+                <w:szCs w:val="22"/>
+              </w:rPr>
+            </w:pPr>
+            <w:r>
+              <w:rPr>
+                <w:rFonts w:ascii="Times New Roman" w:hAnsi="Times New Roman" w:cs="Times New Roman"/>
+                <w:i/>
+                <w:iCs/>
+                <w:sz w:val="22"/>
+                <w:szCs w:val="22"/>
+              </w:rPr>
+              <w:t>EGFR+</w:t>
+            </w:r>
+          </w:p>
+        </w:tc>
+        <w:tc>
+          <w:tcPr>
+            <w:tcW w:w="2751" w:type="dxa"/>
+          </w:tcPr>
+          <w:p>
+            <w:pPr>
+              <w:jc w:val="center"/>
+              <w:rPr>
+                <w:rFonts w:ascii="Times New Roman" w:hAnsi="Times New Roman" w:cs="Times New Roman"/>
+                <w:sz w:val="22"/>
+                <w:szCs w:val="22"/>
+              </w:rPr>
+            </w:pPr>
+            <w:r>
+              <w:rPr>
+                <w:rFonts w:ascii="Times New Roman" w:hAnsi="Times New Roman" w:cs="Times New Roman"/>
+                <w:sz w:val="22"/>
+                <w:szCs w:val="22"/>
+              </w:rPr>
+              <w:t>4279 (12.5%)</w:t>
+            </w:r>
+          </w:p>
+        </w:tc>
+        <w:tc>
+          <w:tcPr>
+            <w:tcW w:w="2751" w:type="dxa"/>
+          </w:tcPr>
+          <w:p>
+            <w:pPr>
+              <w:jc w:val="center"/>
+              <w:rPr>
+                <w:rFonts w:ascii="Times New Roman" w:hAnsi="Times New Roman" w:cs="Times New Roman"/>
+                <w:sz w:val="22"/>
+                <w:szCs w:val="22"/>
+              </w:rPr>
+            </w:pPr>
+            <w:r>
+              <w:rPr>
+                <w:rFonts w:ascii="Times New Roman" w:hAnsi="Times New Roman" w:cs="Times New Roman"/>
+                <w:sz w:val="22"/>
+                <w:szCs w:val="22"/>
+              </w:rPr>
+              <w:t>875 (12.8%)</w:t>
+            </w:r>
+          </w:p>
+        </w:tc>
+      </w:tr>
+      <w:tr>
+        <w:tc>
+          <w:tcPr>
+            <w:tcW w:w="3960" w:type="dxa"/>
+          </w:tcPr>
+          <w:p>
+            <w:pPr>
+              <w:jc w:val="center"/>
+              <w:rPr>
+                <w:rFonts w:ascii="Times New Roman" w:hAnsi="Times New Roman" w:cs="Times New Roman"/>
+                <w:i/>
+                <w:iCs/>
+                <w:sz w:val="22"/>
+                <w:szCs w:val="22"/>
+              </w:rPr>
+            </w:pPr>
+            <w:r>
+              <w:rPr>
+                <w:rFonts w:ascii="Times New Roman" w:hAnsi="Times New Roman" w:cs="Times New Roman"/>
+                <w:i/>
+                <w:iCs/>
+                <w:sz w:val="22"/>
+                <w:szCs w:val="22"/>
+              </w:rPr>
+              <w:t>KRAS+</w:t>
+            </w:r>
+          </w:p>
+        </w:tc>
+        <w:tc>
+          <w:tcPr>
+            <w:tcW w:w="2751" w:type="dxa"/>
+          </w:tcPr>
+          <w:p>
+            <w:pPr>
+              <w:jc w:val="center"/>
+              <w:rPr>
+                <w:rFonts w:ascii="Times New Roman" w:hAnsi="Times New Roman" w:cs="Times New Roman"/>
+                <w:sz w:val="22"/>
+                <w:szCs w:val="22"/>
+              </w:rPr>
+            </w:pPr>
+            <w:r>
+              <w:rPr>
+                <w:rFonts w:ascii="Times New Roman" w:hAnsi="Times New Roman" w:cs="Times New Roman"/>
+                <w:sz w:val="22"/>
+                <w:szCs w:val="22"/>
+              </w:rPr>
+              <w:t>4219 (12.4%)</w:t>
+            </w:r>
+          </w:p>
+        </w:tc>
+        <w:tc>
+          <w:tcPr>
+            <w:tcW w:w="2751" w:type="dxa"/>
+          </w:tcPr>
+          <w:p>
+            <w:pPr>
+              <w:jc w:val="center"/>
+              <w:rPr>
+                <w:rFonts w:ascii="Times New Roman" w:hAnsi="Times New Roman" w:cs="Times New Roman"/>
+                <w:sz w:val="22"/>
+                <w:szCs w:val="22"/>
+              </w:rPr>
+            </w:pPr>
+            <w:r>
+              <w:rPr>
+                <w:rFonts w:ascii="Times New Roman" w:hAnsi="Times New Roman" w:cs="Times New Roman"/>
+                <w:sz w:val="22"/>
+                <w:szCs w:val="22"/>
+              </w:rPr>
+              <w:t>817 (12.0%)</w:t>
+            </w:r>
+          </w:p>
+        </w:tc>
+      </w:tr>
+      <w:tr>
+        <w:tc>
+          <w:tcPr>
+            <w:tcW w:w="3960" w:type="dxa"/>
+          </w:tcPr>
+          <w:p>
+            <w:pPr>
+              <w:rPr>
+                <w:rFonts w:ascii="Times New Roman" w:hAnsi="Times New Roman" w:cs="Times New Roman"/>
+                <w:b/>
+                <w:bCs/>
+                <w:sz w:val="22"/>
+                <w:szCs w:val="22"/>
+              </w:rPr>
+            </w:pPr>
+            <w:r>
+              <w:rPr>
+                <w:rFonts w:ascii="Times New Roman" w:hAnsi="Times New Roman" w:cs="Times New Roman"/>
+                <w:b/>
+                <w:bCs/>
+                <w:sz w:val="22"/>
+                <w:szCs w:val="22"/>
+              </w:rPr>
+              <w:t>Anti-Infective Use Prior to Treatment</w:t>
+            </w:r>
+          </w:p>
+        </w:tc>
+        <w:tc>
+          <w:tcPr>
+            <w:tcW w:w="2751" w:type="dxa"/>
+          </w:tcPr>
+          <w:p>
+            <w:pPr>
+              <w:jc w:val="center"/>
+              <w:rPr>
+                <w:rFonts w:ascii="Times New Roman" w:hAnsi="Times New Roman" w:cs="Times New Roman"/>
+                <w:sz w:val="22"/>
+                <w:szCs w:val="22"/>
+              </w:rPr>
+            </w:pPr>
+          </w:p>
+        </w:tc>
+        <w:tc>
+          <w:tcPr>
+            <w:tcW w:w="2751" w:type="dxa"/>
+          </w:tcPr>
+          <w:p>
+            <w:pPr>
+              <w:jc w:val="center"/>
+              <w:rPr>
+                <w:rFonts w:ascii="Times New Roman" w:hAnsi="Times New Roman" w:cs="Times New Roman"/>
+                <w:sz w:val="22"/>
+                <w:szCs w:val="22"/>
+              </w:rPr>
+            </w:pPr>
+          </w:p>
+        </w:tc>
+      </w:tr>
+      <w:tr>
+        <w:tc>
+          <w:tcPr>
+            <w:tcW w:w="3960" w:type="dxa"/>
+          </w:tcPr>
+          <w:p>
+            <w:pPr>
+              <w:jc w:val="center"/>
+              <w:rPr>
+                <w:rFonts w:ascii="Times New Roman" w:hAnsi="Times New Roman" w:cs="Times New Roman"/>
+                <w:i/>
+                <w:iCs/>
+                <w:sz w:val="22"/>
+                <w:szCs w:val="22"/>
+              </w:rPr>
+            </w:pPr>
+            <w:r>
+              <w:rPr>
+                <w:rFonts w:ascii="Times New Roman" w:hAnsi="Times New Roman" w:cs="Times New Roman"/>
+                <w:i/>
+                <w:iCs/>
+                <w:sz w:val="22"/>
+                <w:szCs w:val="22"/>
+              </w:rPr>
+              <w:t>No</w:t>
+            </w:r>
+          </w:p>
+        </w:tc>
+        <w:tc>
+          <w:tcPr>
+            <w:tcW w:w="2751" w:type="dxa"/>
+          </w:tcPr>
+          <w:p>
+            <w:pPr>
+              <w:jc w:val="center"/>
+              <w:rPr>
+                <w:rFonts w:ascii="Times New Roman" w:hAnsi="Times New Roman" w:cs="Times New Roman"/>
+                <w:sz w:val="22"/>
+                <w:szCs w:val="22"/>
+              </w:rPr>
+            </w:pPr>
+            <w:r>
+              <w:rPr>
+                <w:rFonts w:ascii="Times New Roman" w:hAnsi="Times New Roman" w:cs="Times New Roman"/>
+                <w:sz w:val="22"/>
+                <w:szCs w:val="22"/>
+              </w:rPr>
+              <w:t>33671 (98.5%)</w:t>
+            </w:r>
+          </w:p>
+        </w:tc>
+        <w:tc>
+          <w:tcPr>
+            <w:tcW w:w="2751" w:type="dxa"/>
+          </w:tcPr>
+          <w:p>
+            <w:pPr>
+              <w:jc w:val="center"/>
+              <w:rPr>
+                <w:rFonts w:ascii="Times New Roman" w:hAnsi="Times New Roman" w:cs="Times New Roman"/>
+                <w:sz w:val="22"/>
+                <w:szCs w:val="22"/>
+              </w:rPr>
+            </w:pPr>
+            <w:r>
+              <w:rPr>
+                <w:rFonts w:ascii="Times New Roman" w:hAnsi="Times New Roman" w:cs="Times New Roman"/>
+                <w:sz w:val="22"/>
+                <w:szCs w:val="22"/>
+              </w:rPr>
+              <w:t>6732 (98.5%)</w:t>
+            </w:r>
+          </w:p>
+        </w:tc>
+      </w:tr>
+      <w:tr>
+        <w:tc>
+          <w:tcPr>
+            <w:tcW w:w="3960" w:type="dxa"/>
+          </w:tcPr>
+          <w:p>
+            <w:pPr>
+              <w:jc w:val="center"/>
+              <w:rPr>
+                <w:rFonts w:ascii="Times New Roman" w:hAnsi="Times New Roman" w:cs="Times New Roman"/>
+                <w:i/>
+                <w:iCs/>
+                <w:sz w:val="22"/>
+                <w:szCs w:val="22"/>
+              </w:rPr>
+            </w:pPr>
+            <w:r>
+              <w:rPr>
+                <w:rFonts w:ascii="Times New Roman" w:hAnsi="Times New Roman" w:cs="Times New Roman"/>
+                <w:i/>
+                <w:iCs/>
+                <w:sz w:val="22"/>
+                <w:szCs w:val="22"/>
+              </w:rPr>
+              <w:t>Yes</w:t>
+            </w:r>
+          </w:p>
+        </w:tc>
+        <w:tc>
+          <w:tcPr>
+            <w:tcW w:w="2751" w:type="dxa"/>
+          </w:tcPr>
+          <w:p>
+            <w:pPr>
+              <w:jc w:val="center"/>
+              <w:rPr>
+                <w:rFonts w:ascii="Times New Roman" w:hAnsi="Times New Roman" w:cs="Times New Roman"/>
+                <w:sz w:val="22"/>
+                <w:szCs w:val="22"/>
+              </w:rPr>
+            </w:pPr>
+            <w:r>
+              <w:rPr>
+                <w:rFonts w:ascii="Times New Roman" w:hAnsi="Times New Roman" w:cs="Times New Roman"/>
+                <w:sz w:val="22"/>
+                <w:szCs w:val="22"/>
+              </w:rPr>
+              <w:t>502 (1.5%)</w:t>
+            </w:r>
+          </w:p>
+        </w:tc>
+        <w:tc>
+          <w:tcPr>
+            <w:tcW w:w="2751" w:type="dxa"/>
+          </w:tcPr>
+          <w:p>
+            <w:pPr>
+              <w:jc w:val="center"/>
+              <w:rPr>
+                <w:rFonts w:ascii="Times New Roman" w:hAnsi="Times New Roman" w:cs="Times New Roman"/>
+                <w:sz w:val="22"/>
+                <w:szCs w:val="22"/>
+              </w:rPr>
+            </w:pPr>
+            <w:r>
+              <w:rPr>
+                <w:rFonts w:ascii="Times New Roman" w:hAnsi="Times New Roman" w:cs="Times New Roman"/>
+                <w:sz w:val="22"/>
+                <w:szCs w:val="22"/>
+              </w:rPr>
+              <w:t>103 (1.5%)</w:t>
+            </w:r>
+          </w:p>
+        </w:tc>
+      </w:tr>
+      <w:tr>
+        <w:tc>
+          <w:tcPr>
+            <w:tcW w:w="3960" w:type="dxa"/>
+          </w:tcPr>
+          <w:p>
+            <w:pPr>
+              <w:rPr>
+                <w:rFonts w:ascii="Times New Roman" w:hAnsi="Times New Roman" w:cs="Times New Roman"/>
+                <w:b/>
+                <w:bCs/>
+                <w:sz w:val="22"/>
+                <w:szCs w:val="22"/>
+              </w:rPr>
+            </w:pPr>
+            <w:r>
+              <w:rPr>
+                <w:rFonts w:ascii="Times New Roman" w:hAnsi="Times New Roman" w:cs="Times New Roman"/>
+                <w:b/>
+                <w:bCs/>
+                <w:sz w:val="22"/>
+                <w:szCs w:val="22"/>
+              </w:rPr>
+              <w:t>Glucocorticoid Use Prior to Treatment</w:t>
+            </w:r>
+          </w:p>
+        </w:tc>
+        <w:tc>
+          <w:tcPr>
+            <w:tcW w:w="2751" w:type="dxa"/>
+          </w:tcPr>
+          <w:p>
+            <w:pPr>
+              <w:jc w:val="center"/>
+              <w:rPr>
+                <w:rFonts w:ascii="Times New Roman" w:hAnsi="Times New Roman" w:cs="Times New Roman"/>
+                <w:sz w:val="22"/>
+                <w:szCs w:val="22"/>
+              </w:rPr>
+            </w:pPr>
+          </w:p>
+        </w:tc>
+        <w:tc>
+          <w:tcPr>
+            <w:tcW w:w="2751" w:type="dxa"/>
+          </w:tcPr>
+          <w:p>
+            <w:pPr>
+              <w:jc w:val="center"/>
+              <w:rPr>
+                <w:rFonts w:ascii="Times New Roman" w:hAnsi="Times New Roman" w:cs="Times New Roman"/>
+                <w:sz w:val="22"/>
+                <w:szCs w:val="22"/>
+              </w:rPr>
+            </w:pPr>
+          </w:p>
+        </w:tc>
+      </w:tr>
+      <w:tr>
+        <w:tc>
+          <w:tcPr>
+            <w:tcW w:w="3960" w:type="dxa"/>
+          </w:tcPr>
+          <w:p>
+            <w:pPr>
+              <w:jc w:val="center"/>
+              <w:rPr>
+                <w:rFonts w:ascii="Times New Roman" w:hAnsi="Times New Roman" w:cs="Times New Roman"/>
+                <w:i/>
+                <w:iCs/>
+                <w:sz w:val="22"/>
+                <w:szCs w:val="22"/>
+              </w:rPr>
+            </w:pPr>
+            <w:r>
+              <w:rPr>
+                <w:rFonts w:ascii="Times New Roman" w:hAnsi="Times New Roman" w:cs="Times New Roman"/>
+                <w:i/>
+                <w:iCs/>
+                <w:sz w:val="22"/>
+                <w:szCs w:val="22"/>
+              </w:rPr>
+              <w:t>No</w:t>
+            </w:r>
+          </w:p>
+        </w:tc>
+        <w:tc>
+          <w:tcPr>
+            <w:tcW w:w="2751" w:type="dxa"/>
+          </w:tcPr>
+          <w:p>
+            <w:pPr>
+              <w:jc w:val="center"/>
+              <w:rPr>
+                <w:rFonts w:ascii="Times New Roman" w:hAnsi="Times New Roman" w:cs="Times New Roman"/>
+                <w:sz w:val="22"/>
+                <w:szCs w:val="22"/>
+              </w:rPr>
+            </w:pPr>
+            <w:r>
+              <w:rPr>
+                <w:rFonts w:ascii="Times New Roman" w:hAnsi="Times New Roman" w:cs="Times New Roman"/>
+                <w:sz w:val="22"/>
+                <w:szCs w:val="22"/>
+              </w:rPr>
+              <w:t>12640 (37.0%)</w:t>
+            </w:r>
+          </w:p>
+        </w:tc>
+        <w:tc>
+          <w:tcPr>
+            <w:tcW w:w="2751" w:type="dxa"/>
+          </w:tcPr>
+          <w:p>
+            <w:pPr>
+              <w:jc w:val="center"/>
+              <w:rPr>
+                <w:rFonts w:ascii="Times New Roman" w:hAnsi="Times New Roman" w:cs="Times New Roman"/>
+                <w:sz w:val="22"/>
+                <w:szCs w:val="22"/>
+              </w:rPr>
+            </w:pPr>
+            <w:r>
+              <w:rPr>
+                <w:rFonts w:ascii="Times New Roman" w:hAnsi="Times New Roman" w:cs="Times New Roman"/>
+                <w:sz w:val="22"/>
+                <w:szCs w:val="22"/>
+              </w:rPr>
+              <w:t>2594 (38.0%)</w:t>
+            </w:r>
+          </w:p>
+        </w:tc>
+      </w:tr>
+      <w:tr>
+        <w:tc>
+          <w:tcPr>
+            <w:tcW w:w="3960" w:type="dxa"/>
+          </w:tcPr>
+          <w:p>
+            <w:pPr>
+              <w:jc w:val="center"/>
+              <w:rPr>
+                <w:rFonts w:ascii="Times New Roman" w:hAnsi="Times New Roman" w:cs="Times New Roman"/>
+                <w:i/>
+                <w:iCs/>
+                <w:sz w:val="22"/>
+                <w:szCs w:val="22"/>
+              </w:rPr>
+            </w:pPr>
+            <w:r>
+              <w:rPr>
+                <w:rFonts w:ascii="Times New Roman" w:hAnsi="Times New Roman" w:cs="Times New Roman"/>
+                <w:i/>
+                <w:iCs/>
+                <w:sz w:val="22"/>
+                <w:szCs w:val="22"/>
+              </w:rPr>
+              <w:t>Yes</w:t>
+            </w:r>
+          </w:p>
+        </w:tc>
+        <w:tc>
+          <w:tcPr>
+            <w:tcW w:w="2751" w:type="dxa"/>
+          </w:tcPr>
+          <w:p>
+            <w:pPr>
+              <w:jc w:val="center"/>
+              <w:rPr>
+                <w:rFonts w:ascii="Times New Roman" w:hAnsi="Times New Roman" w:cs="Times New Roman"/>
+                <w:sz w:val="22"/>
+                <w:szCs w:val="22"/>
+              </w:rPr>
+            </w:pPr>
+            <w:r>
+              <w:rPr>
+                <w:rFonts w:ascii="Times New Roman" w:hAnsi="Times New Roman" w:cs="Times New Roman"/>
+                <w:sz w:val="22"/>
+                <w:szCs w:val="22"/>
+              </w:rPr>
+              <w:t>21533 (63.0%)</w:t>
+            </w:r>
+          </w:p>
+        </w:tc>
+        <w:tc>
+          <w:tcPr>
+            <w:tcW w:w="2751" w:type="dxa"/>
+          </w:tcPr>
+          <w:p>
+            <w:pPr>
+              <w:jc w:val="center"/>
+              <w:rPr>
+                <w:rFonts w:ascii="Times New Roman" w:hAnsi="Times New Roman" w:cs="Times New Roman"/>
+                <w:sz w:val="22"/>
+                <w:szCs w:val="22"/>
+              </w:rPr>
+            </w:pPr>
+            <w:r>
+              <w:rPr>
+                <w:rFonts w:ascii="Times New Roman" w:hAnsi="Times New Roman" w:cs="Times New Roman"/>
+                <w:sz w:val="22"/>
+                <w:szCs w:val="22"/>
+              </w:rPr>
+              <w:t>4241 (62.0%)</w:t>
+            </w:r>
+          </w:p>
+        </w:tc>
+      </w:tr>
+      <w:tr>
+        <w:tc>
+          <w:tcPr>
+            <w:tcW w:w="3960" w:type="dxa"/>
+          </w:tcPr>
+          <w:p>
+            <w:pPr>
+              <w:rPr>
+                <w:rFonts w:ascii="Times New Roman" w:hAnsi="Times New Roman" w:cs="Times New Roman"/>
+                <w:i/>
+                <w:iCs/>
+                <w:sz w:val="22"/>
+                <w:szCs w:val="22"/>
+              </w:rPr>
+            </w:pPr>
+            <w:r>
+              <w:rPr>
+                <w:rFonts w:ascii="Times New Roman" w:hAnsi="Times New Roman" w:cs="Times New Roman"/>
+                <w:b/>
+                <w:bCs/>
+                <w:sz w:val="22"/>
+                <w:szCs w:val="22"/>
+              </w:rPr>
+              <w:t xml:space="preserve">Reported </w:t>
+            </w:r>
+            <w:r>
+              <w:rPr>
+                <w:rFonts w:ascii="Times New Roman" w:hAnsi="Times New Roman" w:cs="Times New Roman"/>
+                <w:b/>
+                <w:bCs/>
+                <w:sz w:val="22"/>
+                <w:szCs w:val="22"/>
+              </w:rPr>
+              <w:t>Metastases Prior to Treatment</w:t>
+            </w:r>
+          </w:p>
+        </w:tc>
+        <w:tc>
+          <w:tcPr>
+            <w:tcW w:w="2751" w:type="dxa"/>
+          </w:tcPr>
+          <w:p>
+            <w:pPr>
+              <w:jc w:val="center"/>
+              <w:rPr>
+                <w:rFonts w:ascii="Times New Roman" w:hAnsi="Times New Roman" w:cs="Times New Roman"/>
+                <w:sz w:val="22"/>
+                <w:szCs w:val="22"/>
+              </w:rPr>
+            </w:pPr>
+          </w:p>
+        </w:tc>
+        <w:tc>
+          <w:tcPr>
+            <w:tcW w:w="2751" w:type="dxa"/>
+          </w:tcPr>
+          <w:p>
+            <w:pPr>
+              <w:jc w:val="center"/>
+              <w:rPr>
+                <w:rFonts w:ascii="Times New Roman" w:hAnsi="Times New Roman" w:cs="Times New Roman"/>
+                <w:sz w:val="22"/>
+                <w:szCs w:val="22"/>
+              </w:rPr>
+            </w:pPr>
+          </w:p>
+        </w:tc>
+      </w:tr>
+      <w:tr>
+        <w:tc>
+          <w:tcPr>
+            <w:tcW w:w="3960" w:type="dxa"/>
+          </w:tcPr>
+          <w:p>
+            <w:pPr>
+              <w:jc w:val="center"/>
+              <w:rPr>
+                <w:rFonts w:ascii="Times New Roman" w:hAnsi="Times New Roman" w:cs="Times New Roman"/>
+                <w:b/>
+                <w:bCs/>
+                <w:sz w:val="22"/>
+                <w:szCs w:val="22"/>
+              </w:rPr>
+            </w:pPr>
+            <w:r>
+              <w:rPr>
+                <w:rFonts w:ascii="Times New Roman" w:hAnsi="Times New Roman" w:cs="Times New Roman"/>
+                <w:i/>
+                <w:iCs/>
+                <w:sz w:val="22"/>
+                <w:szCs w:val="22"/>
+              </w:rPr>
+              <w:t>Brain</w:t>
+            </w:r>
+          </w:p>
+        </w:tc>
+        <w:tc>
+          <w:tcPr>
+            <w:tcW w:w="2751" w:type="dxa"/>
+          </w:tcPr>
+          <w:p>
+            <w:pPr>
+              <w:jc w:val="center"/>
+              <w:rPr>
+                <w:rFonts w:ascii="Times New Roman" w:hAnsi="Times New Roman" w:cs="Times New Roman"/>
+                <w:sz w:val="22"/>
+                <w:szCs w:val="22"/>
+              </w:rPr>
+            </w:pPr>
+            <w:r>
+              <w:rPr>
+                <w:rFonts w:ascii="Times New Roman" w:hAnsi="Times New Roman" w:cs="Times New Roman"/>
+                <w:sz w:val="22"/>
+                <w:szCs w:val="22"/>
+              </w:rPr>
+              <w:t>788 (2.3%)</w:t>
+            </w:r>
+          </w:p>
+        </w:tc>
+        <w:tc>
+          <w:tcPr>
+            <w:tcW w:w="2751" w:type="dxa"/>
+          </w:tcPr>
+          <w:p>
+            <w:pPr>
+              <w:jc w:val="center"/>
+              <w:rPr>
+                <w:rFonts w:ascii="Times New Roman" w:hAnsi="Times New Roman" w:cs="Times New Roman"/>
+                <w:sz w:val="22"/>
+                <w:szCs w:val="22"/>
+              </w:rPr>
+            </w:pPr>
+            <w:r>
+              <w:rPr>
+                <w:rFonts w:ascii="Times New Roman" w:hAnsi="Times New Roman" w:cs="Times New Roman"/>
+                <w:sz w:val="22"/>
+                <w:szCs w:val="22"/>
+              </w:rPr>
+              <w:t>147 (2.</w:t>
+            </w:r>
+            <w:r>
+              <w:rPr>
+                <w:rFonts w:ascii="Times New Roman" w:hAnsi="Times New Roman" w:cs="Times New Roman"/>
+                <w:sz w:val="22"/>
+                <w:szCs w:val="22"/>
+              </w:rPr>
+              <w:t>2</w:t>
+            </w:r>
+            <w:r>
+              <w:rPr>
+                <w:rFonts w:ascii="Times New Roman" w:hAnsi="Times New Roman" w:cs="Times New Roman"/>
+                <w:sz w:val="22"/>
+                <w:szCs w:val="22"/>
+              </w:rPr>
+              <w:t>%)</w:t>
+            </w:r>
+          </w:p>
+        </w:tc>
+      </w:tr>
+      <w:tr>
+        <w:tc>
+          <w:tcPr>
+            <w:tcW w:w="3960" w:type="dxa"/>
+          </w:tcPr>
+          <w:p>
+            <w:pPr>
+              <w:jc w:val="center"/>
+              <w:rPr>
+                <w:rFonts w:ascii="Times New Roman" w:hAnsi="Times New Roman" w:cs="Times New Roman"/>
+                <w:i/>
+                <w:iCs/>
+                <w:sz w:val="22"/>
+                <w:szCs w:val="22"/>
+              </w:rPr>
+            </w:pPr>
+            <w:r>
+              <w:rPr>
+                <w:rFonts w:ascii="Times New Roman" w:hAnsi="Times New Roman" w:cs="Times New Roman"/>
+                <w:i/>
+                <w:iCs/>
+                <w:sz w:val="22"/>
+                <w:szCs w:val="22"/>
+              </w:rPr>
+              <w:t>Bone</w:t>
+            </w:r>
+          </w:p>
+        </w:tc>
+        <w:tc>
+          <w:tcPr>
+            <w:tcW w:w="2751" w:type="dxa"/>
+          </w:tcPr>
+          <w:p>
+            <w:pPr>
+              <w:jc w:val="center"/>
+              <w:rPr>
+                <w:rFonts w:ascii="Times New Roman" w:hAnsi="Times New Roman" w:cs="Times New Roman"/>
+                <w:sz w:val="22"/>
+                <w:szCs w:val="22"/>
+              </w:rPr>
+            </w:pPr>
+            <w:r>
+              <w:rPr>
+                <w:rFonts w:ascii="Times New Roman" w:hAnsi="Times New Roman" w:cs="Times New Roman"/>
+                <w:sz w:val="22"/>
+                <w:szCs w:val="22"/>
+              </w:rPr>
+              <w:t>1397 (4.1%)</w:t>
+            </w:r>
+          </w:p>
+        </w:tc>
+        <w:tc>
+          <w:tcPr>
+            <w:tcW w:w="2751" w:type="dxa"/>
+          </w:tcPr>
+          <w:p>
+            <w:pPr>
+              <w:jc w:val="center"/>
+              <w:rPr>
+                <w:rFonts w:ascii="Times New Roman" w:hAnsi="Times New Roman" w:cs="Times New Roman"/>
+                <w:sz w:val="22"/>
+                <w:szCs w:val="22"/>
+              </w:rPr>
+            </w:pPr>
+            <w:r>
+              <w:rPr>
+                <w:rFonts w:ascii="Times New Roman" w:hAnsi="Times New Roman" w:cs="Times New Roman"/>
+                <w:sz w:val="22"/>
+                <w:szCs w:val="22"/>
+              </w:rPr>
+              <w:t>298 (4.4%)</w:t>
+            </w:r>
+          </w:p>
+        </w:tc>
+      </w:tr>
+      <w:tr>
+        <w:tc>
+          <w:tcPr>
+            <w:tcW w:w="3960" w:type="dxa"/>
+          </w:tcPr>
+          <w:p>
+            <w:pPr>
+              <w:jc w:val="center"/>
+              <w:rPr>
+                <w:rFonts w:ascii="Times New Roman" w:hAnsi="Times New Roman" w:cs="Times New Roman"/>
+                <w:i/>
+                <w:iCs/>
+                <w:sz w:val="22"/>
+                <w:szCs w:val="22"/>
+              </w:rPr>
+            </w:pPr>
+            <w:r>
+              <w:rPr>
+                <w:rFonts w:ascii="Times New Roman" w:hAnsi="Times New Roman" w:cs="Times New Roman"/>
+                <w:i/>
+                <w:iCs/>
+                <w:sz w:val="22"/>
+                <w:szCs w:val="22"/>
+              </w:rPr>
+              <w:t>Other CNS Location</w:t>
+            </w:r>
+          </w:p>
+        </w:tc>
+        <w:tc>
+          <w:tcPr>
+            <w:tcW w:w="2751" w:type="dxa"/>
+          </w:tcPr>
+          <w:p>
+            <w:pPr>
+              <w:jc w:val="center"/>
+              <w:rPr>
+                <w:rFonts w:ascii="Times New Roman" w:hAnsi="Times New Roman" w:cs="Times New Roman"/>
+                <w:sz w:val="22"/>
+                <w:szCs w:val="22"/>
+              </w:rPr>
+            </w:pPr>
+            <w:r>
+              <w:rPr>
+                <w:rFonts w:ascii="Times New Roman" w:hAnsi="Times New Roman" w:cs="Times New Roman"/>
+                <w:sz w:val="22"/>
+                <w:szCs w:val="22"/>
+              </w:rPr>
+              <w:t>27 (0.1%)</w:t>
+            </w:r>
+          </w:p>
+        </w:tc>
+        <w:tc>
+          <w:tcPr>
+            <w:tcW w:w="2751" w:type="dxa"/>
+          </w:tcPr>
+          <w:p>
+            <w:pPr>
+              <w:jc w:val="center"/>
+              <w:rPr>
+                <w:rFonts w:ascii="Times New Roman" w:hAnsi="Times New Roman" w:cs="Times New Roman"/>
+                <w:sz w:val="22"/>
+                <w:szCs w:val="22"/>
+              </w:rPr>
+            </w:pPr>
+            <w:r>
+              <w:rPr>
+                <w:rFonts w:ascii="Times New Roman" w:hAnsi="Times New Roman" w:cs="Times New Roman"/>
+                <w:sz w:val="22"/>
+                <w:szCs w:val="22"/>
+              </w:rPr>
+              <w:t>9 (0.1%)</w:t>
+            </w:r>
+          </w:p>
+        </w:tc>
+      </w:tr>
+      <w:tr>
+        <w:tc>
+          <w:tcPr>
+            <w:tcW w:w="3960" w:type="dxa"/>
+          </w:tcPr>
+          <w:p>
+            <w:pPr>
+              <w:jc w:val="center"/>
+              <w:rPr>
+                <w:rFonts w:ascii="Times New Roman" w:hAnsi="Times New Roman" w:cs="Times New Roman"/>
+                <w:b/>
+                <w:bCs/>
+                <w:sz w:val="22"/>
+                <w:szCs w:val="22"/>
+              </w:rPr>
+            </w:pPr>
+            <w:r>
+              <w:rPr>
+                <w:rFonts w:ascii="Times New Roman" w:hAnsi="Times New Roman" w:cs="Times New Roman"/>
+                <w:i/>
+                <w:iCs/>
+                <w:sz w:val="22"/>
+                <w:szCs w:val="22"/>
+              </w:rPr>
+              <w:t>Digestive System</w:t>
+            </w:r>
+          </w:p>
+        </w:tc>
+        <w:tc>
+          <w:tcPr>
+            <w:tcW w:w="2751" w:type="dxa"/>
+          </w:tcPr>
+          <w:p>
+            <w:pPr>
+              <w:jc w:val="center"/>
+              <w:rPr>
+                <w:rFonts w:ascii="Times New Roman" w:hAnsi="Times New Roman" w:cs="Times New Roman"/>
+                <w:sz w:val="22"/>
+                <w:szCs w:val="22"/>
+              </w:rPr>
+            </w:pPr>
+            <w:r>
+              <w:rPr>
+                <w:rFonts w:ascii="Times New Roman" w:hAnsi="Times New Roman" w:cs="Times New Roman"/>
+                <w:sz w:val="22"/>
+                <w:szCs w:val="22"/>
+              </w:rPr>
+              <w:t>288 (0.8%)</w:t>
+            </w:r>
+          </w:p>
+        </w:tc>
+        <w:tc>
+          <w:tcPr>
+            <w:tcW w:w="2751" w:type="dxa"/>
+          </w:tcPr>
+          <w:p>
+            <w:pPr>
+              <w:jc w:val="center"/>
+              <w:rPr>
+                <w:rFonts w:ascii="Times New Roman" w:hAnsi="Times New Roman" w:cs="Times New Roman"/>
+                <w:sz w:val="22"/>
+                <w:szCs w:val="22"/>
+              </w:rPr>
+            </w:pPr>
+            <w:r>
+              <w:rPr>
+                <w:rFonts w:ascii="Times New Roman" w:hAnsi="Times New Roman" w:cs="Times New Roman"/>
+                <w:sz w:val="22"/>
+                <w:szCs w:val="22"/>
+              </w:rPr>
+              <w:t>52 (0.8%)</w:t>
+            </w:r>
+          </w:p>
+        </w:tc>
+      </w:tr>
+      <w:tr>
+        <w:tc>
+          <w:tcPr>
+            <w:tcW w:w="3960" w:type="dxa"/>
+          </w:tcPr>
+          <w:p>
+            <w:pPr>
+              <w:jc w:val="center"/>
+              <w:rPr>
+                <w:rFonts w:ascii="Times New Roman" w:hAnsi="Times New Roman" w:cs="Times New Roman"/>
+                <w:i/>
+                <w:iCs/>
+                <w:sz w:val="22"/>
+                <w:szCs w:val="22"/>
+              </w:rPr>
+            </w:pPr>
+            <w:r>
+              <w:rPr>
+                <w:rFonts w:ascii="Times New Roman" w:hAnsi="Times New Roman" w:cs="Times New Roman"/>
+                <w:i/>
+                <w:iCs/>
+                <w:sz w:val="22"/>
+                <w:szCs w:val="22"/>
+              </w:rPr>
+              <w:t>Adrenal Glands</w:t>
+            </w:r>
+          </w:p>
+        </w:tc>
+        <w:tc>
+          <w:tcPr>
+            <w:tcW w:w="2751" w:type="dxa"/>
+          </w:tcPr>
+          <w:p>
+            <w:pPr>
+              <w:jc w:val="center"/>
+              <w:rPr>
+                <w:rFonts w:ascii="Times New Roman" w:hAnsi="Times New Roman" w:cs="Times New Roman"/>
+                <w:sz w:val="22"/>
+                <w:szCs w:val="22"/>
+              </w:rPr>
+            </w:pPr>
+            <w:r>
+              <w:rPr>
+                <w:rFonts w:ascii="Times New Roman" w:hAnsi="Times New Roman" w:cs="Times New Roman"/>
+                <w:sz w:val="22"/>
+                <w:szCs w:val="22"/>
+              </w:rPr>
+              <w:t>183 (0.5%)</w:t>
+            </w:r>
+          </w:p>
+        </w:tc>
+        <w:tc>
+          <w:tcPr>
+            <w:tcW w:w="2751" w:type="dxa"/>
+          </w:tcPr>
+          <w:p>
+            <w:pPr>
+              <w:jc w:val="center"/>
+              <w:rPr>
+                <w:rFonts w:ascii="Times New Roman" w:hAnsi="Times New Roman" w:cs="Times New Roman"/>
+                <w:sz w:val="22"/>
+                <w:szCs w:val="22"/>
+              </w:rPr>
+            </w:pPr>
+            <w:r>
+              <w:rPr>
+                <w:rFonts w:ascii="Times New Roman" w:hAnsi="Times New Roman" w:cs="Times New Roman"/>
+                <w:sz w:val="22"/>
+                <w:szCs w:val="22"/>
+              </w:rPr>
+              <w:t>41 (0.6%)</w:t>
+            </w:r>
+          </w:p>
+        </w:tc>
+      </w:tr>
+      <w:tr>
+        <w:tc>
+          <w:tcPr>
+            <w:tcW w:w="3960" w:type="dxa"/>
+          </w:tcPr>
+          <w:p>
+            <w:pPr>
+              <w:jc w:val="center"/>
+              <w:rPr>
+                <w:rFonts w:ascii="Times New Roman" w:hAnsi="Times New Roman" w:cs="Times New Roman"/>
+                <w:i/>
+                <w:iCs/>
+                <w:sz w:val="22"/>
+                <w:szCs w:val="22"/>
+              </w:rPr>
+            </w:pPr>
+            <w:r>
+              <w:rPr>
+                <w:rFonts w:ascii="Times New Roman" w:hAnsi="Times New Roman" w:cs="Times New Roman"/>
+                <w:i/>
+                <w:iCs/>
+                <w:sz w:val="22"/>
+                <w:szCs w:val="22"/>
+              </w:rPr>
+              <w:t>Other Location/Unspecified</w:t>
+            </w:r>
+          </w:p>
+        </w:tc>
+        <w:tc>
+          <w:tcPr>
+            <w:tcW w:w="2751" w:type="dxa"/>
+          </w:tcPr>
+          <w:p>
+            <w:pPr>
+              <w:jc w:val="center"/>
+              <w:rPr>
+                <w:rFonts w:ascii="Times New Roman" w:hAnsi="Times New Roman" w:cs="Times New Roman"/>
+                <w:sz w:val="22"/>
+                <w:szCs w:val="22"/>
+              </w:rPr>
+            </w:pPr>
+            <w:r>
+              <w:rPr>
+                <w:rFonts w:ascii="Times New Roman" w:hAnsi="Times New Roman" w:cs="Times New Roman"/>
+                <w:sz w:val="22"/>
+                <w:szCs w:val="22"/>
+              </w:rPr>
+              <w:t>843 (2.5%)</w:t>
+            </w:r>
+          </w:p>
+        </w:tc>
+        <w:tc>
+          <w:tcPr>
+            <w:tcW w:w="2751" w:type="dxa"/>
+          </w:tcPr>
+          <w:p>
+            <w:pPr>
+              <w:jc w:val="center"/>
+              <w:rPr>
+                <w:rFonts w:ascii="Times New Roman" w:hAnsi="Times New Roman" w:cs="Times New Roman"/>
+                <w:sz w:val="22"/>
+                <w:szCs w:val="22"/>
+              </w:rPr>
+            </w:pPr>
+            <w:r>
+              <w:rPr>
+                <w:rFonts w:ascii="Times New Roman" w:hAnsi="Times New Roman" w:cs="Times New Roman"/>
+                <w:sz w:val="22"/>
+                <w:szCs w:val="22"/>
+              </w:rPr>
+              <w:t>170 (2.5%)</w:t>
+            </w:r>
+          </w:p>
+        </w:tc>
+      </w:tr>
+      <w:tr>
+        <w:tc>
+          <w:tcPr>
+            <w:tcW w:w="3960" w:type="dxa"/>
+          </w:tcPr>
+          <w:p>
+            <w:pPr>
+              <w:jc w:val="center"/>
+              <w:rPr>
+                <w:rFonts w:ascii="Times New Roman" w:hAnsi="Times New Roman" w:cs="Times New Roman"/>
+                <w:i/>
+                <w:iCs/>
+                <w:sz w:val="22"/>
+                <w:szCs w:val="22"/>
+              </w:rPr>
+            </w:pPr>
+            <w:r>
+              <w:rPr>
+                <w:rFonts w:ascii="Times New Roman" w:hAnsi="Times New Roman" w:cs="Times New Roman"/>
+                <w:b/>
+                <w:bCs/>
+                <w:sz w:val="22"/>
+                <w:szCs w:val="22"/>
+              </w:rPr>
+              <w:t>Comorbidities</w:t>
+            </w:r>
+            <w:r>
+              <w:rPr>
+                <w:rFonts w:ascii="Times New Roman" w:hAnsi="Times New Roman" w:cs="Times New Roman"/>
+                <w:b/>
+                <w:bCs/>
+                <w:sz w:val="22"/>
+                <w:szCs w:val="22"/>
+              </w:rPr>
+              <w:t xml:space="preserve"> Prior to Treatment</w:t>
+            </w:r>
+          </w:p>
+        </w:tc>
+        <w:tc>
+          <w:tcPr>
+            <w:tcW w:w="2751" w:type="dxa"/>
+          </w:tcPr>
+          <w:p>
+            <w:pPr>
+              <w:jc w:val="center"/>
+              <w:rPr>
+                <w:rFonts w:ascii="Times New Roman" w:hAnsi="Times New Roman" w:cs="Times New Roman"/>
+                <w:sz w:val="22"/>
+                <w:szCs w:val="22"/>
+              </w:rPr>
+            </w:pPr>
+          </w:p>
+        </w:tc>
+        <w:tc>
+          <w:tcPr>
+            <w:tcW w:w="2751" w:type="dxa"/>
+          </w:tcPr>
+          <w:p>
+            <w:pPr>
+              <w:jc w:val="center"/>
+              <w:rPr>
+                <w:rFonts w:ascii="Times New Roman" w:hAnsi="Times New Roman" w:cs="Times New Roman"/>
+                <w:sz w:val="22"/>
+                <w:szCs w:val="22"/>
+              </w:rPr>
+            </w:pPr>
+          </w:p>
+        </w:tc>
+      </w:tr>
+      <w:tr>
+        <w:tc>
+          <w:tcPr>
+            <w:tcW w:w="3960" w:type="dxa"/>
+          </w:tcPr>
+          <w:p>
+            <w:pPr>
+              <w:jc w:val="center"/>
+              <w:rPr>
+                <w:rFonts w:ascii="Times New Roman" w:hAnsi="Times New Roman" w:cs="Times New Roman"/>
+                <w:i/>
+                <w:iCs/>
+                <w:sz w:val="22"/>
+                <w:szCs w:val="22"/>
+              </w:rPr>
+            </w:pPr>
+            <w:r>
+              <w:rPr>
+                <w:rFonts w:ascii="Times New Roman" w:hAnsi="Times New Roman" w:cs="Times New Roman"/>
+                <w:i/>
+                <w:iCs/>
+                <w:sz w:val="22"/>
+                <w:szCs w:val="22"/>
+              </w:rPr>
+              <w:t>Diabetes</w:t>
+            </w:r>
+          </w:p>
+        </w:tc>
+        <w:tc>
+          <w:tcPr>
+            <w:tcW w:w="2751" w:type="dxa"/>
+          </w:tcPr>
+          <w:p>
+            <w:pPr>
+              <w:jc w:val="center"/>
+              <w:rPr>
+                <w:rFonts w:ascii="Times New Roman" w:hAnsi="Times New Roman" w:cs="Times New Roman"/>
+                <w:sz w:val="22"/>
+                <w:szCs w:val="22"/>
+              </w:rPr>
+            </w:pPr>
+            <w:r>
+              <w:rPr>
+                <w:rFonts w:ascii="Times New Roman" w:hAnsi="Times New Roman" w:cs="Times New Roman"/>
+                <w:sz w:val="22"/>
+                <w:szCs w:val="22"/>
+              </w:rPr>
+              <w:t>1588 (4.7%)</w:t>
+            </w:r>
+          </w:p>
+        </w:tc>
+        <w:tc>
+          <w:tcPr>
+            <w:tcW w:w="2751" w:type="dxa"/>
+          </w:tcPr>
+          <w:p>
+            <w:pPr>
+              <w:jc w:val="center"/>
+              <w:rPr>
+                <w:rFonts w:ascii="Times New Roman" w:hAnsi="Times New Roman" w:cs="Times New Roman"/>
+                <w:sz w:val="22"/>
+                <w:szCs w:val="22"/>
+              </w:rPr>
+            </w:pPr>
+            <w:r>
+              <w:rPr>
+                <w:rFonts w:ascii="Times New Roman" w:hAnsi="Times New Roman" w:cs="Times New Roman"/>
+                <w:sz w:val="22"/>
+                <w:szCs w:val="22"/>
+              </w:rPr>
+              <w:t>328 (4.8%)</w:t>
+            </w:r>
+          </w:p>
+        </w:tc>
+      </w:tr>
+      <w:tr>
+        <w:tc>
+          <w:tcPr>
+            <w:tcW w:w="3960" w:type="dxa"/>
+          </w:tcPr>
+          <w:p>
+            <w:pPr>
+              <w:jc w:val="center"/>
+              <w:rPr>
+                <w:rFonts w:ascii="Times New Roman" w:hAnsi="Times New Roman" w:cs="Times New Roman"/>
+                <w:i/>
+                <w:iCs/>
+                <w:sz w:val="22"/>
+                <w:szCs w:val="22"/>
+              </w:rPr>
+            </w:pPr>
+            <w:r>
+              <w:rPr>
+                <w:rFonts w:ascii="Times New Roman" w:hAnsi="Times New Roman" w:cs="Times New Roman"/>
+                <w:i/>
+                <w:iCs/>
+                <w:sz w:val="22"/>
+                <w:szCs w:val="22"/>
+              </w:rPr>
+              <w:t>Connective Tissue Disease</w:t>
+            </w:r>
+          </w:p>
+        </w:tc>
+        <w:tc>
+          <w:tcPr>
+            <w:tcW w:w="2751" w:type="dxa"/>
+          </w:tcPr>
+          <w:p>
+            <w:pPr>
+              <w:jc w:val="center"/>
+              <w:rPr>
+                <w:rFonts w:ascii="Times New Roman" w:hAnsi="Times New Roman" w:cs="Times New Roman"/>
+                <w:sz w:val="22"/>
+                <w:szCs w:val="22"/>
+              </w:rPr>
+            </w:pPr>
+            <w:r>
+              <w:rPr>
+                <w:rFonts w:ascii="Times New Roman" w:hAnsi="Times New Roman" w:cs="Times New Roman"/>
+                <w:sz w:val="22"/>
+                <w:szCs w:val="22"/>
+              </w:rPr>
+              <w:t>281 (0.8%)</w:t>
+            </w:r>
+          </w:p>
+        </w:tc>
+        <w:tc>
+          <w:tcPr>
+            <w:tcW w:w="2751" w:type="dxa"/>
+          </w:tcPr>
+          <w:p>
+            <w:pPr>
+              <w:jc w:val="center"/>
+              <w:rPr>
+                <w:rFonts w:ascii="Times New Roman" w:hAnsi="Times New Roman" w:cs="Times New Roman"/>
+                <w:sz w:val="22"/>
+                <w:szCs w:val="22"/>
+              </w:rPr>
+            </w:pPr>
+            <w:r>
+              <w:rPr>
+                <w:rFonts w:ascii="Times New Roman" w:hAnsi="Times New Roman" w:cs="Times New Roman"/>
+                <w:sz w:val="22"/>
+                <w:szCs w:val="22"/>
+              </w:rPr>
+              <w:t>45</w:t>
+            </w:r>
+            <w:r>
+              <w:rPr>
+                <w:rFonts w:ascii="Times New Roman" w:hAnsi="Times New Roman" w:cs="Times New Roman"/>
+                <w:sz w:val="22"/>
+                <w:szCs w:val="22"/>
+              </w:rPr>
+              <w:t xml:space="preserve"> (0.7%)</w:t>
+            </w:r>
+          </w:p>
+        </w:tc>
+      </w:tr>
+      <w:tr>
+        <w:tc>
+          <w:tcPr>
+            <w:tcW w:w="3960" w:type="dxa"/>
+          </w:tcPr>
+          <w:p>
+            <w:pPr>
+              <w:jc w:val="center"/>
+              <w:rPr>
+                <w:rFonts w:ascii="Times New Roman" w:hAnsi="Times New Roman" w:cs="Times New Roman"/>
+                <w:i/>
+                <w:iCs/>
+                <w:sz w:val="22"/>
+                <w:szCs w:val="22"/>
+              </w:rPr>
+            </w:pPr>
+            <w:r>
+              <w:rPr>
+                <w:rFonts w:ascii="Times New Roman" w:hAnsi="Times New Roman" w:cs="Times New Roman"/>
+                <w:i/>
+                <w:iCs/>
+                <w:sz w:val="22"/>
+                <w:szCs w:val="22"/>
+              </w:rPr>
+              <w:t>Interstitial Lung Disease</w:t>
+            </w:r>
+          </w:p>
+        </w:tc>
+        <w:tc>
+          <w:tcPr>
+            <w:tcW w:w="2751" w:type="dxa"/>
+          </w:tcPr>
+          <w:p>
+            <w:pPr>
+              <w:jc w:val="center"/>
+              <w:rPr>
+                <w:rFonts w:ascii="Times New Roman" w:hAnsi="Times New Roman" w:cs="Times New Roman"/>
+                <w:sz w:val="22"/>
+                <w:szCs w:val="22"/>
+              </w:rPr>
+            </w:pPr>
+            <w:r>
+              <w:rPr>
+                <w:rFonts w:ascii="Times New Roman" w:hAnsi="Times New Roman" w:cs="Times New Roman"/>
+                <w:sz w:val="22"/>
+                <w:szCs w:val="22"/>
+              </w:rPr>
+              <w:t>3 (&lt;0.1%)</w:t>
+            </w:r>
+          </w:p>
+        </w:tc>
+        <w:tc>
+          <w:tcPr>
+            <w:tcW w:w="2751" w:type="dxa"/>
+          </w:tcPr>
+          <w:p>
+            <w:pPr>
+              <w:jc w:val="center"/>
+              <w:rPr>
+                <w:rFonts w:ascii="Times New Roman" w:hAnsi="Times New Roman" w:cs="Times New Roman"/>
+                <w:sz w:val="22"/>
+                <w:szCs w:val="22"/>
+              </w:rPr>
+            </w:pPr>
+            <w:r>
+              <w:rPr>
+                <w:rFonts w:ascii="Times New Roman" w:hAnsi="Times New Roman" w:cs="Times New Roman"/>
+                <w:sz w:val="22"/>
+                <w:szCs w:val="22"/>
+              </w:rPr>
+              <w:t>1</w:t>
+            </w:r>
+            <w:r>
+              <w:rPr>
+                <w:rFonts w:ascii="Times New Roman" w:hAnsi="Times New Roman" w:cs="Times New Roman"/>
+                <w:sz w:val="22"/>
+                <w:szCs w:val="22"/>
+              </w:rPr>
+              <w:t xml:space="preserve"> (&lt;0.1%)</w:t>
+            </w:r>
+          </w:p>
+        </w:tc>
+      </w:tr>
+      <w:tr>
+        <w:tc>
+          <w:tcPr>
+            <w:tcW w:w="3960" w:type="dxa"/>
+          </w:tcPr>
+          <w:p>
+            <w:pPr>
+              <w:jc w:val="center"/>
+              <w:rPr>
+                <w:rFonts w:ascii="Times New Roman" w:hAnsi="Times New Roman" w:cs="Times New Roman"/>
+                <w:i/>
+                <w:iCs/>
+                <w:sz w:val="22"/>
+                <w:szCs w:val="22"/>
+              </w:rPr>
+            </w:pPr>
+            <w:r>
+              <w:rPr>
+                <w:rFonts w:ascii="Times New Roman" w:hAnsi="Times New Roman" w:cs="Times New Roman"/>
+                <w:i/>
+                <w:iCs/>
+                <w:sz w:val="22"/>
+                <w:szCs w:val="22"/>
+              </w:rPr>
+              <w:t>Renal Disease</w:t>
+            </w:r>
+          </w:p>
+        </w:tc>
+        <w:tc>
+          <w:tcPr>
+            <w:tcW w:w="2751" w:type="dxa"/>
+          </w:tcPr>
+          <w:p>
+            <w:pPr>
+              <w:jc w:val="center"/>
+              <w:rPr>
+                <w:rFonts w:ascii="Times New Roman" w:hAnsi="Times New Roman" w:cs="Times New Roman"/>
+                <w:sz w:val="22"/>
+                <w:szCs w:val="22"/>
+              </w:rPr>
+            </w:pPr>
+            <w:r>
+              <w:rPr>
+                <w:rFonts w:ascii="Times New Roman" w:hAnsi="Times New Roman" w:cs="Times New Roman"/>
+                <w:sz w:val="22"/>
+                <w:szCs w:val="22"/>
+              </w:rPr>
+              <w:t>689</w:t>
+            </w:r>
+            <w:r>
+              <w:rPr>
+                <w:rFonts w:ascii="Times New Roman" w:hAnsi="Times New Roman" w:cs="Times New Roman"/>
+                <w:sz w:val="22"/>
+                <w:szCs w:val="22"/>
+              </w:rPr>
+              <w:t xml:space="preserve"> (2.0%)</w:t>
+            </w:r>
+          </w:p>
+        </w:tc>
+        <w:tc>
+          <w:tcPr>
+            <w:tcW w:w="2751" w:type="dxa"/>
+          </w:tcPr>
+          <w:p>
+            <w:pPr>
+              <w:jc w:val="center"/>
+              <w:rPr>
+                <w:rFonts w:ascii="Times New Roman" w:hAnsi="Times New Roman" w:cs="Times New Roman"/>
+                <w:sz w:val="22"/>
+                <w:szCs w:val="22"/>
+              </w:rPr>
+            </w:pPr>
+            <w:r>
+              <w:rPr>
+                <w:rFonts w:ascii="Times New Roman" w:hAnsi="Times New Roman" w:cs="Times New Roman"/>
+                <w:sz w:val="22"/>
+                <w:szCs w:val="22"/>
+              </w:rPr>
+              <w:t>138</w:t>
+            </w:r>
+            <w:r>
+              <w:rPr>
+                <w:rFonts w:ascii="Times New Roman" w:hAnsi="Times New Roman" w:cs="Times New Roman"/>
+                <w:sz w:val="22"/>
+                <w:szCs w:val="22"/>
+              </w:rPr>
+              <w:t xml:space="preserve"> (2.0%)</w:t>
+            </w:r>
+          </w:p>
+        </w:tc>
+      </w:tr>
+      <w:tr>
+        <w:tc>
+          <w:tcPr>
+            <w:tcW w:w="3960" w:type="dxa"/>
+          </w:tcPr>
+          <w:p>
+            <w:pPr>
+              <w:jc w:val="center"/>
+              <w:rPr>
+                <w:rFonts w:ascii="Times New Roman" w:hAnsi="Times New Roman" w:cs="Times New Roman"/>
+                <w:i/>
+                <w:iCs/>
+                <w:sz w:val="22"/>
+                <w:szCs w:val="22"/>
+              </w:rPr>
+            </w:pPr>
+            <w:r>
+              <w:rPr>
+                <w:rFonts w:ascii="Times New Roman" w:hAnsi="Times New Roman" w:cs="Times New Roman"/>
+                <w:i/>
+                <w:iCs/>
+                <w:sz w:val="22"/>
+                <w:szCs w:val="22"/>
+              </w:rPr>
+              <w:t>Liver Disease</w:t>
+            </w:r>
+          </w:p>
+        </w:tc>
+        <w:tc>
+          <w:tcPr>
+            <w:tcW w:w="2751" w:type="dxa"/>
+          </w:tcPr>
+          <w:p>
+            <w:pPr>
+              <w:jc w:val="center"/>
+              <w:rPr>
+                <w:rFonts w:ascii="Times New Roman" w:hAnsi="Times New Roman" w:cs="Times New Roman"/>
+                <w:sz w:val="22"/>
+                <w:szCs w:val="22"/>
+              </w:rPr>
+            </w:pPr>
+            <w:r>
+              <w:rPr>
+                <w:rFonts w:ascii="Times New Roman" w:hAnsi="Times New Roman" w:cs="Times New Roman"/>
+                <w:sz w:val="22"/>
+                <w:szCs w:val="22"/>
+              </w:rPr>
+              <w:t>213</w:t>
+            </w:r>
+            <w:r>
+              <w:rPr>
+                <w:rFonts w:ascii="Times New Roman" w:hAnsi="Times New Roman" w:cs="Times New Roman"/>
+                <w:sz w:val="22"/>
+                <w:szCs w:val="22"/>
+              </w:rPr>
+              <w:t xml:space="preserve"> (0.6%)</w:t>
+            </w:r>
+          </w:p>
+        </w:tc>
+        <w:tc>
+          <w:tcPr>
+            <w:tcW w:w="2751" w:type="dxa"/>
+          </w:tcPr>
+          <w:p>
+            <w:pPr>
+              <w:jc w:val="center"/>
+              <w:rPr>
+                <w:rFonts w:ascii="Times New Roman" w:hAnsi="Times New Roman" w:cs="Times New Roman"/>
+                <w:sz w:val="22"/>
+                <w:szCs w:val="22"/>
+              </w:rPr>
+            </w:pPr>
+            <w:r>
+              <w:rPr>
+                <w:rFonts w:ascii="Times New Roman" w:hAnsi="Times New Roman" w:cs="Times New Roman"/>
+                <w:sz w:val="22"/>
+                <w:szCs w:val="22"/>
+              </w:rPr>
+              <w:t>41</w:t>
+            </w:r>
+            <w:r>
+              <w:rPr>
+                <w:rFonts w:ascii="Times New Roman" w:hAnsi="Times New Roman" w:cs="Times New Roman"/>
+                <w:sz w:val="22"/>
+                <w:szCs w:val="22"/>
+              </w:rPr>
+              <w:t xml:space="preserve"> (0.6%)</w:t>
             </w:r>
           </w:p>
         </w:tc>
@@ -8784,19 +10269,26 @@
         <w:rPr>
           <w:rFonts w:ascii="Times New Roman" w:hAnsi="Times New Roman" w:cs="Times New Roman"/>
         </w:rPr>
+        <w:lastRenderedPageBreak/>
         <w:t xml:space="preserve">78354 patients were available in the entire dataset. Once exclusion criteria were applied, the sample decreased to </w:t>
       </w:r>
       <w:r>
         <w:rPr>
           <w:rFonts w:ascii="Times New Roman" w:hAnsi="Times New Roman" w:cs="Times New Roman"/>
         </w:rPr>
-        <w:t>31447</w:t>
-      </w:r>
-      <w:r>
-        <w:rPr>
-          <w:rFonts w:ascii="Times New Roman" w:hAnsi="Times New Roman" w:cs="Times New Roman"/>
-        </w:rPr>
-        <w:t xml:space="preserve"> patients. </w:t>
+        <w:t>3</w:t>
+      </w:r>
+      <w:r>
+        <w:rPr>
+          <w:rFonts w:ascii="Times New Roman" w:hAnsi="Times New Roman" w:cs="Times New Roman"/>
+        </w:rPr>
+        <w:t xml:space="preserve">4173 </w:t>
+      </w:r>
+      <w:r>
+        <w:rPr>
+          <w:rFonts w:ascii="Times New Roman" w:hAnsi="Times New Roman" w:cs="Times New Roman"/>
+        </w:rPr>
+        <w:t xml:space="preserve">patients. </w:t>
       </w:r>
       <w:r>
         <w:rPr>
@@ -8808,13 +10300,13 @@
         <w:rPr>
           <w:rFonts w:ascii="Times New Roman" w:hAnsi="Times New Roman" w:cs="Times New Roman"/>
         </w:rPr>
-        <w:t>12523</w:t>
-      </w:r>
-      <w:r>
-        <w:rPr>
-          <w:rFonts w:ascii="Times New Roman" w:hAnsi="Times New Roman" w:cs="Times New Roman"/>
-        </w:rPr>
-        <w:t xml:space="preserve"> (</w:t>
+        <w:t xml:space="preserve">13227 </w:t>
+      </w:r>
+      <w:r>
+        <w:rPr>
+          <w:rFonts w:ascii="Times New Roman" w:hAnsi="Times New Roman" w:cs="Times New Roman"/>
+        </w:rPr>
+        <w:t>(</w:t>
       </w:r>
       <w:r>
         <w:rPr>
@@ -9194,7 +10686,6 @@
           <w:bCs/>
           <w:noProof/>
         </w:rPr>
-        <w:lastRenderedPageBreak/>
         <w:drawing>
           <wp:inline distT="0" distB="0" distL="0" distR="0" wp14:anchorId="6A376693" wp14:editId="44B40001">
             <wp:extent cx="6290945" cy="4047490"/>
@@ -11376,7 +12867,7 @@
           <w:noProof/>
         </w:rPr>
         <w:drawing>
-          <wp:inline distT="0" distB="0" distL="0" distR="0" wp14:anchorId="40322153" wp14:editId="506A8332">
+          <wp:inline distT="0" distB="0" distL="0" distR="0" wp14:anchorId="40322153" wp14:editId="427DFB9B">
             <wp:extent cx="2978432" cy="3537019"/>
             <wp:effectExtent l="0" t="0" r="6350" b="0"/>
             <wp:docPr id="445907951" name="Picture 5" descr="A graph of a patient&#10;&#10;Description automatically generated with medium confidence"/>
@@ -11433,7 +12924,7 @@
           <w:noProof/>
         </w:rPr>
         <w:drawing>
-          <wp:inline distT="0" distB="0" distL="0" distR="0" wp14:anchorId="3FA51CB4" wp14:editId="7A70B206">
+          <wp:inline distT="0" distB="0" distL="0" distR="0" wp14:anchorId="3FA51CB4" wp14:editId="38EBA0A0">
             <wp:extent cx="2758435" cy="3275762"/>
             <wp:effectExtent l="0" t="0" r="0" b="1270"/>
             <wp:docPr id="392707738" name="Picture 6" descr="A graph of a patient's health&#10;&#10;Description automatically generated with medium confidence"/>
@@ -11571,7 +13062,7 @@
           <w:noProof/>
         </w:rPr>
         <w:drawing>
-          <wp:inline distT="0" distB="0" distL="0" distR="0" wp14:anchorId="1074C5D8" wp14:editId="5A93FD7E">
+          <wp:inline distT="0" distB="0" distL="0" distR="0" wp14:anchorId="1074C5D8" wp14:editId="450A5855">
             <wp:extent cx="3046124" cy="3617406"/>
             <wp:effectExtent l="0" t="0" r="1905" b="2540"/>
             <wp:docPr id="86870469" name="Picture 7"/>
@@ -11626,7 +13117,7 @@
           <w:noProof/>
         </w:rPr>
         <w:drawing>
-          <wp:inline distT="0" distB="0" distL="0" distR="0" wp14:anchorId="35BAECDC" wp14:editId="001256AE">
+          <wp:inline distT="0" distB="0" distL="0" distR="0" wp14:anchorId="35BAECDC" wp14:editId="598E5972">
             <wp:extent cx="2910741" cy="3456633"/>
             <wp:effectExtent l="0" t="0" r="0" b="0"/>
             <wp:docPr id="56927783" name="Picture 8"/>
@@ -13908,7 +15399,7 @@
 
 <file path=word/comments.xml><?xml version="1.0" encoding="utf-8"?>
 <w:comments xmlns:wpc="http://schemas.microsoft.com/office/word/2010/wordprocessingCanvas" xmlns:cx="http://schemas.microsoft.com/office/drawing/2014/chartex" xmlns:cx1="http://schemas.microsoft.com/office/drawing/2015/9/8/chartex" xmlns:cx2="http://schemas.microsoft.com/office/drawing/2015/10/21/chartex" xmlns:cx3="http://schemas.microsoft.com/office/drawing/2016/5/9/chartex" xmlns:cx4="http://schemas.microsoft.com/office/drawing/2016/5/10/chartex" xmlns:cx5="http://schemas.microsoft.com/office/drawing/2016/5/11/chartex" xmlns:cx6="http://schemas.microsoft.com/office/drawing/2016/5/12/chartex" xmlns:cx7="http://schemas.microsoft.com/office/drawing/2016/5/13/chartex" xmlns:cx8="http://schemas.microsoft.com/office/drawing/2016/5/14/chartex" xmlns:mc="http://schemas.openxmlformats.org/markup-compatibility/2006" xmlns:aink="http://schemas.microsoft.com/office/drawing/2016/ink" xmlns:am3d="http://schemas.microsoft.com/office/drawing/2017/model3d" xmlns:o="urn:schemas-microsoft-com:office:office" xmlns:oel="http://schemas.microsoft.com/office/2019/extlst" xmlns:r="http://schemas.openxmlformats.org/officeDocument/2006/relationships" xmlns:m="http://schemas.openxmlformats.org/officeDocument/2006/math" xmlns:v="urn:schemas-microsoft-com:vml" xmlns:wp14="http://schemas.microsoft.com/office/word/2010/wordprocessingDrawing" xmlns:wp="http://schemas.openxmlformats.org/drawingml/2006/wordprocessingDrawing" xmlns:w10="urn:schemas-microsoft-com:office:word" xmlns:w="http://schemas.openxmlformats.org/wordprocessingml/2006/main" xmlns:w14="http://schemas.microsoft.com/office/word/2010/wordml" xmlns:w15="http://schemas.microsoft.com/office/word/2012/wordml" xmlns:w16cex="http://schemas.microsoft.com/office/word/2018/wordml/cex" xmlns:w16cid="http://schemas.microsoft.com/office/word/2016/wordml/cid" xmlns:w16="http://schemas.microsoft.com/office/word/2018/wordml" xmlns:w16sdtdh="http://schemas.microsoft.com/office/word/2020/wordml/sdtdatahash" xmlns:w16se="http://schemas.microsoft.com/office/word/2015/wordml/symex" xmlns:wpg="http://schemas.microsoft.com/office/word/2010/wordprocessingGroup" xmlns:wpi="http://schemas.microsoft.com/office/word/2010/wordprocessingInk" xmlns:wne="http://schemas.microsoft.com/office/word/2006/wordml" xmlns:wps="http://schemas.microsoft.com/office/word/2010/wordprocessingShape" mc:Ignorable="w14 w15 w16se w16cid w16 w16cex w16sdtdh wp14">
-  <w:comment w:id="0" w:author="Ahluwalia, Vinayak" w:date="2024-05-13T11:26:00Z" w:initials="VA">
+  <w:comment w:id="0" w:author="Ahluwalia, Vinayak" w:date="2024-05-14T14:31:00Z" w:initials="VA">
     <w:p>
       <w:r>
         <w:rPr>
@@ -13922,7 +15413,7 @@
           <w:sz w:val="20"/>
           <w:szCs w:val="20"/>
         </w:rPr>
-        <w:t>Ignore for now, likely will not be able to use this method</w:t>
+        <w:t>Note: Proportion of squamous cell carcinoma decreases consistently as PDL1 increases (i.e. PDL1 positively correlated with likelihood of nonsquamous histology)</w:t>
       </w:r>
     </w:p>
   </w:comment>
@@ -13931,19 +15422,19 @@
 
 <file path=word/commentsExtended.xml><?xml version="1.0" encoding="utf-8"?>
 <w15:commentsEx xmlns:wpc="http://schemas.microsoft.com/office/word/2010/wordprocessingCanvas" xmlns:cx="http://schemas.microsoft.com/office/drawing/2014/chartex" xmlns:cx1="http://schemas.microsoft.com/office/drawing/2015/9/8/chartex" xmlns:cx2="http://schemas.microsoft.com/office/drawing/2015/10/21/chartex" xmlns:cx3="http://schemas.microsoft.com/office/drawing/2016/5/9/chartex" xmlns:cx4="http://schemas.microsoft.com/office/drawing/2016/5/10/chartex" xmlns:cx5="http://schemas.microsoft.com/office/drawing/2016/5/11/chartex" xmlns:cx6="http://schemas.microsoft.com/office/drawing/2016/5/12/chartex" xmlns:cx7="http://schemas.microsoft.com/office/drawing/2016/5/13/chartex" xmlns:cx8="http://schemas.microsoft.com/office/drawing/2016/5/14/chartex" xmlns:mc="http://schemas.openxmlformats.org/markup-compatibility/2006" xmlns:aink="http://schemas.microsoft.com/office/drawing/2016/ink" xmlns:am3d="http://schemas.microsoft.com/office/drawing/2017/model3d" xmlns:o="urn:schemas-microsoft-com:office:office" xmlns:oel="http://schemas.microsoft.com/office/2019/extlst" xmlns:r="http://schemas.openxmlformats.org/officeDocument/2006/relationships" xmlns:m="http://schemas.openxmlformats.org/officeDocument/2006/math" xmlns:v="urn:schemas-microsoft-com:vml" xmlns:wp14="http://schemas.microsoft.com/office/word/2010/wordprocessingDrawing" xmlns:wp="http://schemas.openxmlformats.org/drawingml/2006/wordprocessingDrawing" xmlns:w10="urn:schemas-microsoft-com:office:word" xmlns:w="http://schemas.openxmlformats.org/wordprocessingml/2006/main" xmlns:w14="http://schemas.microsoft.com/office/word/2010/wordml" xmlns:w15="http://schemas.microsoft.com/office/word/2012/wordml" xmlns:w16cex="http://schemas.microsoft.com/office/word/2018/wordml/cex" xmlns:w16cid="http://schemas.microsoft.com/office/word/2016/wordml/cid" xmlns:w16="http://schemas.microsoft.com/office/word/2018/wordml" xmlns:w16sdtdh="http://schemas.microsoft.com/office/word/2020/wordml/sdtdatahash" xmlns:w16se="http://schemas.microsoft.com/office/word/2015/wordml/symex" xmlns:wpg="http://schemas.microsoft.com/office/word/2010/wordprocessingGroup" xmlns:wpi="http://schemas.microsoft.com/office/word/2010/wordprocessingInk" xmlns:wne="http://schemas.microsoft.com/office/word/2006/wordml" xmlns:wps="http://schemas.microsoft.com/office/word/2010/wordprocessingShape" mc:Ignorable="w14 w15 w16se w16cid w16 w16cex w16sdtdh wp14">
-  <w15:commentEx w15:paraId="312D0313" w15:done="0"/>
+  <w15:commentEx w15:paraId="3F87F955" w15:done="0"/>
 </w15:commentsEx>
 </file>
 
 <file path=word/commentsExtensible.xml><?xml version="1.0" encoding="utf-8"?>
 <w16cex:commentsExtensible xmlns:wpc="http://schemas.microsoft.com/office/word/2010/wordprocessingCanvas" xmlns:cx="http://schemas.microsoft.com/office/drawing/2014/chartex" xmlns:cx1="http://schemas.microsoft.com/office/drawing/2015/9/8/chartex" xmlns:cx2="http://schemas.microsoft.com/office/drawing/2015/10/21/chartex" xmlns:cx3="http://schemas.microsoft.com/office/drawing/2016/5/9/chartex" xmlns:cx4="http://schemas.microsoft.com/office/drawing/2016/5/10/chartex" xmlns:cx5="http://schemas.microsoft.com/office/drawing/2016/5/11/chartex" xmlns:cx6="http://schemas.microsoft.com/office/drawing/2016/5/12/chartex" xmlns:cx7="http://schemas.microsoft.com/office/drawing/2016/5/13/chartex" xmlns:cx8="http://schemas.microsoft.com/office/drawing/2016/5/14/chartex" xmlns:cr="http://schemas.microsoft.com/office/comments/2020/reactions" xmlns:mc="http://schemas.openxmlformats.org/markup-compatibility/2006" xmlns:aink="http://schemas.microsoft.com/office/drawing/2016/ink" xmlns:am3d="http://schemas.microsoft.com/office/drawing/2017/model3d" xmlns:o="urn:schemas-microsoft-com:office:office" xmlns:oel="http://schemas.microsoft.com/office/2019/extlst" xmlns:r="http://schemas.openxmlformats.org/officeDocument/2006/relationships" xmlns:m="http://schemas.openxmlformats.org/officeDocument/2006/math" xmlns:v="urn:schemas-microsoft-com:vml" xmlns:wp14="http://schemas.microsoft.com/office/word/2010/wordprocessingDrawing" xmlns:wp="http://schemas.openxmlformats.org/drawingml/2006/wordprocessingDrawing" xmlns:w10="urn:schemas-microsoft-com:office:word" xmlns:w="http://schemas.openxmlformats.org/wordprocessingml/2006/main" xmlns:w14="http://schemas.microsoft.com/office/word/2010/wordml" xmlns:w15="http://schemas.microsoft.com/office/word/2012/wordml" xmlns:w16cex="http://schemas.microsoft.com/office/word/2018/wordml/cex" xmlns:w16cid="http://schemas.microsoft.com/office/word/2016/wordml/cid" xmlns:w16="http://schemas.microsoft.com/office/word/2018/wordml" xmlns:w16sdtdh="http://schemas.microsoft.com/office/word/2020/wordml/sdtdatahash" xmlns:w16se="http://schemas.microsoft.com/office/word/2015/wordml/symex" xmlns:wpg="http://schemas.microsoft.com/office/word/2010/wordprocessingGroup" xmlns:wpi="http://schemas.microsoft.com/office/word/2010/wordprocessingInk" xmlns:wne="http://schemas.microsoft.com/office/word/2006/wordml" xmlns:wps="http://schemas.microsoft.com/office/word/2010/wordprocessingShape" mc:Ignorable="w14 w15 w16se w16cid w16 w16cex w16sdtdh cr wp14">
-  <w16cex:commentExtensible w16cex:durableId="483D65E6" w16cex:dateUtc="2024-05-13T15:26:00Z"/>
+  <w16cex:commentExtensible w16cex:durableId="585272D3" w16cex:dateUtc="2024-05-14T18:31:00Z"/>
 </w16cex:commentsExtensible>
 </file>
 
 <file path=word/commentsIds.xml><?xml version="1.0" encoding="utf-8"?>
 <w16cid:commentsIds xmlns:wpc="http://schemas.microsoft.com/office/word/2010/wordprocessingCanvas" xmlns:cx="http://schemas.microsoft.com/office/drawing/2014/chartex" xmlns:cx1="http://schemas.microsoft.com/office/drawing/2015/9/8/chartex" xmlns:cx2="http://schemas.microsoft.com/office/drawing/2015/10/21/chartex" xmlns:cx3="http://schemas.microsoft.com/office/drawing/2016/5/9/chartex" xmlns:cx4="http://schemas.microsoft.com/office/drawing/2016/5/10/chartex" xmlns:cx5="http://schemas.microsoft.com/office/drawing/2016/5/11/chartex" xmlns:cx6="http://schemas.microsoft.com/office/drawing/2016/5/12/chartex" xmlns:cx7="http://schemas.microsoft.com/office/drawing/2016/5/13/chartex" xmlns:cx8="http://schemas.microsoft.com/office/drawing/2016/5/14/chartex" xmlns:mc="http://schemas.openxmlformats.org/markup-compatibility/2006" xmlns:aink="http://schemas.microsoft.com/office/drawing/2016/ink" xmlns:am3d="http://schemas.microsoft.com/office/drawing/2017/model3d" xmlns:o="urn:schemas-microsoft-com:office:office" xmlns:oel="http://schemas.microsoft.com/office/2019/extlst" xmlns:r="http://schemas.openxmlformats.org/officeDocument/2006/relationships" xmlns:m="http://schemas.openxmlformats.org/officeDocument/2006/math" xmlns:v="urn:schemas-microsoft-com:vml" xmlns:wp14="http://schemas.microsoft.com/office/word/2010/wordprocessingDrawing" xmlns:wp="http://schemas.openxmlformats.org/drawingml/2006/wordprocessingDrawing" xmlns:w10="urn:schemas-microsoft-com:office:word" xmlns:w="http://schemas.openxmlformats.org/wordprocessingml/2006/main" xmlns:w14="http://schemas.microsoft.com/office/word/2010/wordml" xmlns:w15="http://schemas.microsoft.com/office/word/2012/wordml" xmlns:w16cex="http://schemas.microsoft.com/office/word/2018/wordml/cex" xmlns:w16cid="http://schemas.microsoft.com/office/word/2016/wordml/cid" xmlns:w16="http://schemas.microsoft.com/office/word/2018/wordml" xmlns:w16sdtdh="http://schemas.microsoft.com/office/word/2020/wordml/sdtdatahash" xmlns:w16se="http://schemas.microsoft.com/office/word/2015/wordml/symex" xmlns:wpg="http://schemas.microsoft.com/office/word/2010/wordprocessingGroup" xmlns:wpi="http://schemas.microsoft.com/office/word/2010/wordprocessingInk" xmlns:wne="http://schemas.microsoft.com/office/word/2006/wordml" xmlns:wps="http://schemas.microsoft.com/office/word/2010/wordprocessingShape" mc:Ignorable="w14 w15 w16se w16cid w16 w16cex w16sdtdh wp14">
-  <w16cid:commentId w16cid:paraId="312D0313" w16cid:durableId="483D65E6"/>
+  <w16cid:commentId w16cid:paraId="3F87F955" w16cid:durableId="585272D3"/>
 </w16cid:commentsIds>
 </file>
 

--- a/PDL1_Manuscript.docx
+++ b/PDL1_Manuscript.docx
@@ -9330,23 +9330,7 @@
                 <w:sz w:val="22"/>
                 <w:szCs w:val="22"/>
               </w:rPr>
-              <w:t>147 (2.</w:t>
-            </w:r>
-            <w:r>
-              <w:rPr>
-                <w:rFonts w:ascii="Times New Roman" w:hAnsi="Times New Roman" w:cs="Times New Roman"/>
-                <w:sz w:val="22"/>
-                <w:szCs w:val="22"/>
-              </w:rPr>
-              <w:t>2</w:t>
-            </w:r>
-            <w:r>
-              <w:rPr>
-                <w:rFonts w:ascii="Times New Roman" w:hAnsi="Times New Roman" w:cs="Times New Roman"/>
-                <w:sz w:val="22"/>
-                <w:szCs w:val="22"/>
-              </w:rPr>
-              <w:t>%)</w:t>
+              <w:t>147 (2.2%)</w:t>
             </w:r>
           </w:p>
         </w:tc>
@@ -10811,18 +10795,18 @@
         <w:tblLook w:val="04A0" w:firstRow="1" w:lastRow="0" w:firstColumn="1" w:lastColumn="0" w:noHBand="0" w:noVBand="1"/>
       </w:tblPr>
       <w:tblGrid>
-        <w:gridCol w:w="1710"/>
-        <w:gridCol w:w="810"/>
-        <w:gridCol w:w="720"/>
-        <w:gridCol w:w="1890"/>
-        <w:gridCol w:w="1800"/>
-        <w:gridCol w:w="1960"/>
-        <w:gridCol w:w="1012"/>
+        <w:gridCol w:w="2124"/>
+        <w:gridCol w:w="728"/>
+        <w:gridCol w:w="594"/>
+        <w:gridCol w:w="1911"/>
+        <w:gridCol w:w="1622"/>
+        <w:gridCol w:w="1930"/>
+        <w:gridCol w:w="993"/>
       </w:tblGrid>
       <w:tr>
         <w:tc>
           <w:tcPr>
-            <w:tcW w:w="1710" w:type="dxa"/>
+            <w:tcW w:w="2160" w:type="dxa"/>
           </w:tcPr>
           <w:p>
             <w:pPr>
@@ -10831,6 +10815,8 @@
                 <w:rFonts w:ascii="Times New Roman" w:hAnsi="Times New Roman" w:cs="Times New Roman"/>
                 <w:b/>
                 <w:bCs/>
+                <w:sz w:val="22"/>
+                <w:szCs w:val="22"/>
                 <w:lang w:val="it-IT"/>
               </w:rPr>
             </w:pPr>
@@ -10840,6 +10826,8 @@
                 <w:rFonts w:ascii="Times New Roman" w:hAnsi="Times New Roman" w:cs="Times New Roman"/>
                 <w:b/>
                 <w:bCs/>
+                <w:sz w:val="22"/>
+                <w:szCs w:val="22"/>
                 <w:lang w:val="it-IT"/>
               </w:rPr>
               <w:t>Outcome</w:t>
@@ -10849,7 +10837,7 @@
         </w:tc>
         <w:tc>
           <w:tcPr>
-            <w:tcW w:w="810" w:type="dxa"/>
+            <w:tcW w:w="630" w:type="dxa"/>
           </w:tcPr>
           <w:p>
             <w:pPr>
@@ -10858,6 +10846,8 @@
                 <w:rFonts w:ascii="Times New Roman" w:hAnsi="Times New Roman" w:cs="Times New Roman"/>
                 <w:b/>
                 <w:bCs/>
+                <w:sz w:val="22"/>
+                <w:szCs w:val="22"/>
                 <w:vertAlign w:val="subscript"/>
                 <w:lang w:val="it-IT"/>
               </w:rPr>
@@ -10868,6 +10858,8 @@
                 <w:rFonts w:ascii="Times New Roman" w:hAnsi="Times New Roman" w:cs="Times New Roman"/>
                 <w:b/>
                 <w:bCs/>
+                <w:sz w:val="22"/>
+                <w:szCs w:val="22"/>
                 <w:lang w:val="it-IT"/>
               </w:rPr>
               <w:t>n</w:t>
@@ -10877,6 +10869,8 @@
                 <w:rFonts w:ascii="Times New Roman" w:hAnsi="Times New Roman" w:cs="Times New Roman"/>
                 <w:b/>
                 <w:bCs/>
+                <w:sz w:val="22"/>
+                <w:szCs w:val="22"/>
                 <w:vertAlign w:val="subscript"/>
                 <w:lang w:val="it-IT"/>
               </w:rPr>
@@ -10887,7 +10881,7 @@
         </w:tc>
         <w:tc>
           <w:tcPr>
-            <w:tcW w:w="720" w:type="dxa"/>
+            <w:tcW w:w="596" w:type="dxa"/>
           </w:tcPr>
           <w:p>
             <w:pPr>
@@ -10896,6 +10890,8 @@
                 <w:rFonts w:ascii="Times New Roman" w:hAnsi="Times New Roman" w:cs="Times New Roman"/>
                 <w:b/>
                 <w:bCs/>
+                <w:sz w:val="22"/>
+                <w:szCs w:val="22"/>
                 <w:vertAlign w:val="subscript"/>
                 <w:lang w:val="it-IT"/>
               </w:rPr>
@@ -10906,6 +10902,8 @@
                 <w:rFonts w:ascii="Times New Roman" w:hAnsi="Times New Roman" w:cs="Times New Roman"/>
                 <w:b/>
                 <w:bCs/>
+                <w:sz w:val="22"/>
+                <w:szCs w:val="22"/>
                 <w:lang w:val="it-IT"/>
               </w:rPr>
               <w:t>n</w:t>
@@ -10915,6 +10913,8 @@
                 <w:rFonts w:ascii="Times New Roman" w:hAnsi="Times New Roman" w:cs="Times New Roman"/>
                 <w:b/>
                 <w:bCs/>
+                <w:sz w:val="22"/>
+                <w:szCs w:val="22"/>
                 <w:vertAlign w:val="subscript"/>
                 <w:lang w:val="it-IT"/>
               </w:rPr>
@@ -10925,7 +10925,7 @@
         </w:tc>
         <w:tc>
           <w:tcPr>
-            <w:tcW w:w="1890" w:type="dxa"/>
+            <w:tcW w:w="1946" w:type="dxa"/>
           </w:tcPr>
           <w:p>
             <w:pPr>
@@ -10934,6 +10934,8 @@
                 <w:rFonts w:ascii="Times New Roman" w:hAnsi="Times New Roman" w:cs="Times New Roman"/>
                 <w:b/>
                 <w:bCs/>
+                <w:sz w:val="22"/>
+                <w:szCs w:val="22"/>
                 <w:lang w:val="it-IT"/>
               </w:rPr>
             </w:pPr>
@@ -10942,6 +10944,8 @@
                 <w:rFonts w:ascii="Times New Roman" w:hAnsi="Times New Roman" w:cs="Times New Roman"/>
                 <w:b/>
                 <w:bCs/>
+                <w:sz w:val="22"/>
+                <w:szCs w:val="22"/>
                 <w:lang w:val="it-IT"/>
               </w:rPr>
               <w:t>Hazard Ratio (95% CI)</w:t>
@@ -10950,7 +10954,7 @@
         </w:tc>
         <w:tc>
           <w:tcPr>
-            <w:tcW w:w="1800" w:type="dxa"/>
+            <w:tcW w:w="1622" w:type="dxa"/>
           </w:tcPr>
           <w:p>
             <w:pPr>
@@ -10959,6 +10963,8 @@
                 <w:rFonts w:ascii="Times New Roman" w:hAnsi="Times New Roman" w:cs="Times New Roman"/>
                 <w:b/>
                 <w:bCs/>
+                <w:sz w:val="22"/>
+                <w:szCs w:val="22"/>
               </w:rPr>
             </w:pPr>
             <w:r>
@@ -10966,30 +10972,43 @@
                 <w:rFonts w:ascii="Times New Roman" w:hAnsi="Times New Roman" w:cs="Times New Roman"/>
                 <w:b/>
                 <w:bCs/>
-              </w:rPr>
-              <w:t>Chemotherapy RMST</w:t>
-            </w:r>
-            <w:r>
+                <w:sz w:val="22"/>
+                <w:szCs w:val="22"/>
+              </w:rPr>
+              <w:t>Chemotherapy RMST (days) (95% CI)</w:t>
+            </w:r>
+          </w:p>
+        </w:tc>
+        <w:tc>
+          <w:tcPr>
+            <w:tcW w:w="1945" w:type="dxa"/>
+          </w:tcPr>
+          <w:p>
+            <w:pPr>
+              <w:jc w:val="center"/>
               <w:rPr>
                 <w:rFonts w:ascii="Times New Roman" w:hAnsi="Times New Roman" w:cs="Times New Roman"/>
                 <w:b/>
                 <w:bCs/>
-              </w:rPr>
-              <w:t xml:space="preserve"> (da</w:t>
-            </w:r>
+                <w:sz w:val="22"/>
+                <w:szCs w:val="22"/>
+              </w:rPr>
+            </w:pPr>
             <w:r>
               <w:rPr>
                 <w:rFonts w:ascii="Times New Roman" w:hAnsi="Times New Roman" w:cs="Times New Roman"/>
                 <w:b/>
                 <w:bCs/>
-              </w:rPr>
-              <w:t>ys) (95% CI)</w:t>
-            </w:r>
-          </w:p>
-        </w:tc>
-        <w:tc>
-          <w:tcPr>
-            <w:tcW w:w="1960" w:type="dxa"/>
+                <w:sz w:val="22"/>
+                <w:szCs w:val="22"/>
+              </w:rPr>
+              <w:t>IO Monotherapy RMST (days) (95% CI)</w:t>
+            </w:r>
+          </w:p>
+        </w:tc>
+        <w:tc>
+          <w:tcPr>
+            <w:tcW w:w="1003" w:type="dxa"/>
           </w:tcPr>
           <w:p>
             <w:pPr>
@@ -10998,6 +11017,8 @@
                 <w:rFonts w:ascii="Times New Roman" w:hAnsi="Times New Roman" w:cs="Times New Roman"/>
                 <w:b/>
                 <w:bCs/>
+                <w:sz w:val="22"/>
+                <w:szCs w:val="22"/>
               </w:rPr>
             </w:pPr>
             <w:r>
@@ -11005,47 +11026,379 @@
                 <w:rFonts w:ascii="Times New Roman" w:hAnsi="Times New Roman" w:cs="Times New Roman"/>
                 <w:b/>
                 <w:bCs/>
-              </w:rPr>
-              <w:t>IO Monotherapy RMST</w:t>
-            </w:r>
+                <w:sz w:val="22"/>
+                <w:szCs w:val="22"/>
+              </w:rPr>
+              <w:t>p-value</w:t>
+            </w:r>
+          </w:p>
+        </w:tc>
+      </w:tr>
+      <w:tr>
+        <w:tc>
+          <w:tcPr>
+            <w:tcW w:w="9902" w:type="dxa"/>
+            <w:gridSpan w:val="7"/>
+          </w:tcPr>
+          <w:p>
+            <w:pPr>
+              <w:rPr>
+                <w:rFonts w:ascii="Times New Roman" w:hAnsi="Times New Roman" w:cs="Times New Roman"/>
+                <w:sz w:val="22"/>
+                <w:szCs w:val="22"/>
+              </w:rPr>
+            </w:pPr>
             <w:r>
               <w:rPr>
                 <w:rFonts w:ascii="Times New Roman" w:hAnsi="Times New Roman" w:cs="Times New Roman"/>
                 <w:b/>
                 <w:bCs/>
-              </w:rPr>
-              <w:t xml:space="preserve"> (da</w:t>
-            </w:r>
-            <w:r>
+                <w:sz w:val="22"/>
+                <w:szCs w:val="22"/>
+              </w:rPr>
+              <w:t>12-month PFS</w:t>
+            </w:r>
+          </w:p>
+        </w:tc>
+      </w:tr>
+      <w:tr>
+        <w:tc>
+          <w:tcPr>
+            <w:tcW w:w="2160" w:type="dxa"/>
+          </w:tcPr>
+          <w:p>
+            <w:pPr>
+              <w:jc w:val="right"/>
+              <w:rPr>
+                <w:rFonts w:ascii="Times New Roman" w:hAnsi="Times New Roman" w:cs="Times New Roman"/>
+                <w:i/>
+                <w:iCs/>
+                <w:sz w:val="22"/>
+                <w:szCs w:val="22"/>
+              </w:rPr>
+            </w:pPr>
+            <w:r>
+              <w:rPr>
+                <w:rFonts w:ascii="Times New Roman" w:hAnsi="Times New Roman" w:cs="Times New Roman"/>
+                <w:i/>
+                <w:iCs/>
+                <w:sz w:val="22"/>
+                <w:szCs w:val="22"/>
+              </w:rPr>
+              <w:t>All Patients</w:t>
+            </w:r>
+          </w:p>
+        </w:tc>
+        <w:tc>
+          <w:tcPr>
+            <w:tcW w:w="630" w:type="dxa"/>
+          </w:tcPr>
+          <w:p>
+            <w:pPr>
+              <w:jc w:val="center"/>
+              <w:rPr>
+                <w:rFonts w:ascii="Times New Roman" w:hAnsi="Times New Roman" w:cs="Times New Roman"/>
+                <w:sz w:val="22"/>
+                <w:szCs w:val="22"/>
+              </w:rPr>
+            </w:pPr>
+            <w:r>
+              <w:rPr>
+                <w:rFonts w:ascii="Times New Roman" w:hAnsi="Times New Roman" w:cs="Times New Roman"/>
+                <w:sz w:val="22"/>
+                <w:szCs w:val="22"/>
+              </w:rPr>
+              <w:t>895</w:t>
+            </w:r>
+          </w:p>
+        </w:tc>
+        <w:tc>
+          <w:tcPr>
+            <w:tcW w:w="596" w:type="dxa"/>
+          </w:tcPr>
+          <w:p>
+            <w:pPr>
+              <w:jc w:val="center"/>
+              <w:rPr>
+                <w:rFonts w:ascii="Times New Roman" w:hAnsi="Times New Roman" w:cs="Times New Roman"/>
+                <w:sz w:val="22"/>
+                <w:szCs w:val="22"/>
+              </w:rPr>
+            </w:pPr>
+            <w:r>
+              <w:rPr>
+                <w:rFonts w:ascii="Times New Roman" w:hAnsi="Times New Roman" w:cs="Times New Roman"/>
+                <w:sz w:val="22"/>
+                <w:szCs w:val="22"/>
+              </w:rPr>
+              <w:t>895</w:t>
+            </w:r>
+          </w:p>
+        </w:tc>
+        <w:tc>
+          <w:tcPr>
+            <w:tcW w:w="1946" w:type="dxa"/>
+          </w:tcPr>
+          <w:p>
+            <w:pPr>
+              <w:jc w:val="center"/>
+              <w:rPr>
+                <w:rFonts w:ascii="Times New Roman" w:hAnsi="Times New Roman" w:cs="Times New Roman"/>
+                <w:sz w:val="22"/>
+                <w:szCs w:val="22"/>
+              </w:rPr>
+            </w:pPr>
+            <w:r>
+              <w:rPr>
+                <w:rFonts w:ascii="Times New Roman" w:hAnsi="Times New Roman" w:cs="Times New Roman"/>
+                <w:sz w:val="22"/>
+                <w:szCs w:val="22"/>
+              </w:rPr>
+              <w:t>1.15 [1.03, 1.29]</w:t>
+            </w:r>
+          </w:p>
+        </w:tc>
+        <w:tc>
+          <w:tcPr>
+            <w:tcW w:w="1622" w:type="dxa"/>
+          </w:tcPr>
+          <w:p>
+            <w:pPr>
+              <w:jc w:val="center"/>
+              <w:rPr>
+                <w:rFonts w:ascii="Times New Roman" w:hAnsi="Times New Roman" w:cs="Times New Roman"/>
+                <w:sz w:val="22"/>
+                <w:szCs w:val="22"/>
+              </w:rPr>
+            </w:pPr>
+            <w:r>
+              <w:rPr>
+                <w:rFonts w:ascii="Times New Roman" w:hAnsi="Times New Roman" w:cs="Times New Roman"/>
+                <w:sz w:val="22"/>
+                <w:szCs w:val="22"/>
+              </w:rPr>
+              <w:t>217 [208, 225]</w:t>
+            </w:r>
+          </w:p>
+        </w:tc>
+        <w:tc>
+          <w:tcPr>
+            <w:tcW w:w="1945" w:type="dxa"/>
+          </w:tcPr>
+          <w:p>
+            <w:pPr>
+              <w:jc w:val="center"/>
+              <w:rPr>
+                <w:rFonts w:ascii="Times New Roman" w:hAnsi="Times New Roman" w:cs="Times New Roman"/>
+                <w:sz w:val="22"/>
+                <w:szCs w:val="22"/>
+              </w:rPr>
+            </w:pPr>
+            <w:r>
+              <w:rPr>
+                <w:rFonts w:ascii="Times New Roman" w:hAnsi="Times New Roman" w:cs="Times New Roman"/>
+                <w:sz w:val="22"/>
+                <w:szCs w:val="22"/>
+              </w:rPr>
+              <w:t>193 [184, 202]</w:t>
+            </w:r>
+          </w:p>
+        </w:tc>
+        <w:tc>
+          <w:tcPr>
+            <w:tcW w:w="1003" w:type="dxa"/>
+          </w:tcPr>
+          <w:p>
+            <w:pPr>
+              <w:jc w:val="center"/>
               <w:rPr>
                 <w:rFonts w:ascii="Times New Roman" w:hAnsi="Times New Roman" w:cs="Times New Roman"/>
                 <w:b/>
                 <w:bCs/>
-              </w:rPr>
-              <w:t>ys) (95% CI)</w:t>
-            </w:r>
-          </w:p>
-        </w:tc>
-        <w:tc>
-          <w:tcPr>
-            <w:tcW w:w="1012" w:type="dxa"/>
-          </w:tcPr>
-          <w:p>
-            <w:pPr>
-              <w:jc w:val="center"/>
+                <w:sz w:val="22"/>
+                <w:szCs w:val="22"/>
+              </w:rPr>
+            </w:pPr>
+            <w:r>
               <w:rPr>
                 <w:rFonts w:ascii="Times New Roman" w:hAnsi="Times New Roman" w:cs="Times New Roman"/>
                 <w:b/>
                 <w:bCs/>
-              </w:rPr>
-            </w:pPr>
-            <w:r>
+                <w:sz w:val="22"/>
+                <w:szCs w:val="22"/>
+              </w:rPr>
+              <w:t>0.01*</w:t>
+            </w:r>
+          </w:p>
+        </w:tc>
+      </w:tr>
+      <w:tr>
+        <w:tc>
+          <w:tcPr>
+            <w:tcW w:w="2160" w:type="dxa"/>
+          </w:tcPr>
+          <w:p>
+            <w:pPr>
+              <w:jc w:val="right"/>
+              <w:rPr>
+                <w:rFonts w:ascii="Times New Roman" w:hAnsi="Times New Roman" w:cs="Times New Roman"/>
+                <w:i/>
+                <w:iCs/>
+                <w:sz w:val="22"/>
+                <w:szCs w:val="22"/>
+              </w:rPr>
+            </w:pPr>
+            <w:r>
+              <w:rPr>
+                <w:rFonts w:ascii="Times New Roman" w:hAnsi="Times New Roman" w:cs="Times New Roman"/>
+                <w:i/>
+                <w:iCs/>
+                <w:sz w:val="22"/>
+                <w:szCs w:val="22"/>
+              </w:rPr>
+              <w:t>PD-L1 &gt;= 50%</w:t>
+            </w:r>
+          </w:p>
+        </w:tc>
+        <w:tc>
+          <w:tcPr>
+            <w:tcW w:w="630" w:type="dxa"/>
+          </w:tcPr>
+          <w:p>
+            <w:pPr>
+              <w:jc w:val="center"/>
+              <w:rPr>
+                <w:rFonts w:ascii="Times New Roman" w:hAnsi="Times New Roman" w:cs="Times New Roman"/>
+                <w:sz w:val="22"/>
+                <w:szCs w:val="22"/>
+              </w:rPr>
+            </w:pPr>
+            <w:r>
+              <w:rPr>
+                <w:rFonts w:ascii="Times New Roman" w:hAnsi="Times New Roman" w:cs="Times New Roman"/>
+                <w:sz w:val="22"/>
+                <w:szCs w:val="22"/>
+              </w:rPr>
+              <w:t>176</w:t>
+            </w:r>
+          </w:p>
+        </w:tc>
+        <w:tc>
+          <w:tcPr>
+            <w:tcW w:w="596" w:type="dxa"/>
+          </w:tcPr>
+          <w:p>
+            <w:pPr>
+              <w:jc w:val="center"/>
+              <w:rPr>
+                <w:rFonts w:ascii="Times New Roman" w:hAnsi="Times New Roman" w:cs="Times New Roman"/>
+                <w:sz w:val="22"/>
+                <w:szCs w:val="22"/>
+              </w:rPr>
+            </w:pPr>
+            <w:r>
+              <w:rPr>
+                <w:rFonts w:ascii="Times New Roman" w:hAnsi="Times New Roman" w:cs="Times New Roman"/>
+                <w:sz w:val="22"/>
+                <w:szCs w:val="22"/>
+              </w:rPr>
+              <w:t>176</w:t>
+            </w:r>
+          </w:p>
+        </w:tc>
+        <w:tc>
+          <w:tcPr>
+            <w:tcW w:w="1946" w:type="dxa"/>
+          </w:tcPr>
+          <w:p>
+            <w:pPr>
+              <w:jc w:val="center"/>
+              <w:rPr>
+                <w:rFonts w:ascii="Times New Roman" w:hAnsi="Times New Roman" w:cs="Times New Roman"/>
+                <w:sz w:val="22"/>
+                <w:szCs w:val="22"/>
+              </w:rPr>
+            </w:pPr>
+            <w:r>
+              <w:rPr>
+                <w:rFonts w:ascii="Times New Roman" w:hAnsi="Times New Roman" w:cs="Times New Roman"/>
+                <w:sz w:val="22"/>
+                <w:szCs w:val="22"/>
+              </w:rPr>
+              <w:t>0.72 [0.55, 0.94]</w:t>
+            </w:r>
+          </w:p>
+        </w:tc>
+        <w:tc>
+          <w:tcPr>
+            <w:tcW w:w="1622" w:type="dxa"/>
+          </w:tcPr>
+          <w:p>
+            <w:pPr>
+              <w:jc w:val="center"/>
+              <w:rPr>
+                <w:rFonts w:ascii="Times New Roman" w:hAnsi="Times New Roman" w:cs="Times New Roman"/>
+                <w:sz w:val="22"/>
+                <w:szCs w:val="22"/>
+              </w:rPr>
+            </w:pPr>
+            <w:r>
+              <w:rPr>
+                <w:rFonts w:ascii="Times New Roman" w:hAnsi="Times New Roman" w:cs="Times New Roman"/>
+                <w:sz w:val="22"/>
+                <w:szCs w:val="22"/>
+              </w:rPr>
+              <w:t>209 [190, 229]</w:t>
+            </w:r>
+          </w:p>
+        </w:tc>
+        <w:tc>
+          <w:tcPr>
+            <w:tcW w:w="1945" w:type="dxa"/>
+          </w:tcPr>
+          <w:p>
+            <w:pPr>
+              <w:jc w:val="center"/>
+              <w:rPr>
+                <w:rFonts w:ascii="Times New Roman" w:hAnsi="Times New Roman" w:cs="Times New Roman"/>
+                <w:sz w:val="22"/>
+                <w:szCs w:val="22"/>
+              </w:rPr>
+            </w:pPr>
+            <w:r>
+              <w:rPr>
+                <w:rFonts w:ascii="Times New Roman" w:hAnsi="Times New Roman" w:cs="Times New Roman"/>
+                <w:sz w:val="22"/>
+                <w:szCs w:val="22"/>
+              </w:rPr>
+              <w:t>238 [218, 258]</w:t>
+            </w:r>
+          </w:p>
+        </w:tc>
+        <w:tc>
+          <w:tcPr>
+            <w:tcW w:w="1003" w:type="dxa"/>
+          </w:tcPr>
+          <w:p>
+            <w:pPr>
+              <w:jc w:val="center"/>
               <w:rPr>
                 <w:rFonts w:ascii="Times New Roman" w:hAnsi="Times New Roman" w:cs="Times New Roman"/>
                 <w:b/>
                 <w:bCs/>
-              </w:rPr>
-              <w:t>p-value</w:t>
+                <w:sz w:val="22"/>
+                <w:szCs w:val="22"/>
+              </w:rPr>
+            </w:pPr>
+            <w:r>
+              <w:rPr>
+                <w:rFonts w:ascii="Times New Roman" w:hAnsi="Times New Roman" w:cs="Times New Roman"/>
+                <w:b/>
+                <w:bCs/>
+                <w:sz w:val="22"/>
+                <w:szCs w:val="22"/>
+              </w:rPr>
+              <w:t>0.02*</w:t>
             </w:r>
           </w:p>
         </w:tc>
@@ -11053,6 +11406,352 @@
       <w:tr>
         <w:tc>
           <w:tcPr>
+            <w:tcW w:w="2160" w:type="dxa"/>
+          </w:tcPr>
+          <w:p>
+            <w:pPr>
+              <w:jc w:val="right"/>
+              <w:rPr>
+                <w:rFonts w:ascii="Times New Roman" w:hAnsi="Times New Roman" w:cs="Times New Roman"/>
+                <w:i/>
+                <w:iCs/>
+                <w:sz w:val="22"/>
+                <w:szCs w:val="22"/>
+              </w:rPr>
+            </w:pPr>
+            <w:r>
+              <w:rPr>
+                <w:rFonts w:ascii="Times New Roman" w:hAnsi="Times New Roman" w:cs="Times New Roman"/>
+                <w:i/>
+                <w:iCs/>
+                <w:sz w:val="22"/>
+                <w:szCs w:val="22"/>
+              </w:rPr>
+              <w:t xml:space="preserve">1% &lt; </w:t>
+            </w:r>
+            <w:r>
+              <w:rPr>
+                <w:rFonts w:ascii="Times New Roman" w:hAnsi="Times New Roman" w:cs="Times New Roman"/>
+                <w:i/>
+                <w:iCs/>
+                <w:sz w:val="22"/>
+                <w:szCs w:val="22"/>
+              </w:rPr>
+              <w:t>PD-L1 &lt; 50%</w:t>
+            </w:r>
+          </w:p>
+        </w:tc>
+        <w:tc>
+          <w:tcPr>
+            <w:tcW w:w="630" w:type="dxa"/>
+          </w:tcPr>
+          <w:p>
+            <w:pPr>
+              <w:jc w:val="center"/>
+              <w:rPr>
+                <w:rFonts w:ascii="Times New Roman" w:hAnsi="Times New Roman" w:cs="Times New Roman"/>
+                <w:sz w:val="22"/>
+                <w:szCs w:val="22"/>
+              </w:rPr>
+            </w:pPr>
+            <w:r>
+              <w:rPr>
+                <w:rFonts w:ascii="Times New Roman" w:hAnsi="Times New Roman" w:cs="Times New Roman"/>
+                <w:sz w:val="22"/>
+                <w:szCs w:val="22"/>
+              </w:rPr>
+              <w:t>85</w:t>
+            </w:r>
+          </w:p>
+        </w:tc>
+        <w:tc>
+          <w:tcPr>
+            <w:tcW w:w="596" w:type="dxa"/>
+          </w:tcPr>
+          <w:p>
+            <w:pPr>
+              <w:jc w:val="center"/>
+              <w:rPr>
+                <w:rFonts w:ascii="Times New Roman" w:hAnsi="Times New Roman" w:cs="Times New Roman"/>
+                <w:sz w:val="22"/>
+                <w:szCs w:val="22"/>
+              </w:rPr>
+            </w:pPr>
+            <w:r>
+              <w:rPr>
+                <w:rFonts w:ascii="Times New Roman" w:hAnsi="Times New Roman" w:cs="Times New Roman"/>
+                <w:sz w:val="22"/>
+                <w:szCs w:val="22"/>
+              </w:rPr>
+              <w:t>85</w:t>
+            </w:r>
+          </w:p>
+        </w:tc>
+        <w:tc>
+          <w:tcPr>
+            <w:tcW w:w="1946" w:type="dxa"/>
+          </w:tcPr>
+          <w:p>
+            <w:pPr>
+              <w:jc w:val="center"/>
+              <w:rPr>
+                <w:rFonts w:ascii="Times New Roman" w:hAnsi="Times New Roman" w:cs="Times New Roman"/>
+                <w:sz w:val="22"/>
+                <w:szCs w:val="22"/>
+              </w:rPr>
+            </w:pPr>
+            <w:r>
+              <w:rPr>
+                <w:rFonts w:ascii="Times New Roman" w:hAnsi="Times New Roman" w:cs="Times New Roman"/>
+                <w:sz w:val="22"/>
+                <w:szCs w:val="22"/>
+              </w:rPr>
+              <w:t>1.29 [0.91, 1.84]</w:t>
+            </w:r>
+          </w:p>
+        </w:tc>
+        <w:tc>
+          <w:tcPr>
+            <w:tcW w:w="1622" w:type="dxa"/>
+          </w:tcPr>
+          <w:p>
+            <w:pPr>
+              <w:jc w:val="center"/>
+              <w:rPr>
+                <w:rFonts w:ascii="Times New Roman" w:hAnsi="Times New Roman" w:cs="Times New Roman"/>
+                <w:sz w:val="22"/>
+                <w:szCs w:val="22"/>
+              </w:rPr>
+            </w:pPr>
+            <w:r>
+              <w:rPr>
+                <w:rFonts w:ascii="Times New Roman" w:hAnsi="Times New Roman" w:cs="Times New Roman"/>
+                <w:sz w:val="22"/>
+                <w:szCs w:val="22"/>
+              </w:rPr>
+              <w:t>212 [187, 237]</w:t>
+            </w:r>
+          </w:p>
+        </w:tc>
+        <w:tc>
+          <w:tcPr>
+            <w:tcW w:w="1945" w:type="dxa"/>
+          </w:tcPr>
+          <w:p>
+            <w:pPr>
+              <w:jc w:val="center"/>
+              <w:rPr>
+                <w:rFonts w:ascii="Times New Roman" w:hAnsi="Times New Roman" w:cs="Times New Roman"/>
+                <w:sz w:val="22"/>
+                <w:szCs w:val="22"/>
+              </w:rPr>
+            </w:pPr>
+            <w:r>
+              <w:rPr>
+                <w:rFonts w:ascii="Times New Roman" w:hAnsi="Times New Roman" w:cs="Times New Roman"/>
+                <w:sz w:val="22"/>
+                <w:szCs w:val="22"/>
+              </w:rPr>
+              <w:t>169 [141, 198]</w:t>
+            </w:r>
+          </w:p>
+        </w:tc>
+        <w:tc>
+          <w:tcPr>
+            <w:tcW w:w="1003" w:type="dxa"/>
+          </w:tcPr>
+          <w:p>
+            <w:pPr>
+              <w:jc w:val="center"/>
+              <w:rPr>
+                <w:rFonts w:ascii="Times New Roman" w:hAnsi="Times New Roman" w:cs="Times New Roman"/>
+                <w:sz w:val="22"/>
+                <w:szCs w:val="22"/>
+              </w:rPr>
+            </w:pPr>
+            <w:r>
+              <w:rPr>
+                <w:rFonts w:ascii="Times New Roman" w:hAnsi="Times New Roman" w:cs="Times New Roman"/>
+                <w:sz w:val="22"/>
+                <w:szCs w:val="22"/>
+              </w:rPr>
+              <w:t>0.15</w:t>
+            </w:r>
+          </w:p>
+        </w:tc>
+      </w:tr>
+      <w:tr>
+        <w:tc>
+          <w:tcPr>
+            <w:tcW w:w="2160" w:type="dxa"/>
+          </w:tcPr>
+          <w:p>
+            <w:pPr>
+              <w:jc w:val="right"/>
+              <w:rPr>
+                <w:rFonts w:ascii="Times New Roman" w:hAnsi="Times New Roman" w:cs="Times New Roman"/>
+                <w:i/>
+                <w:iCs/>
+                <w:sz w:val="22"/>
+                <w:szCs w:val="22"/>
+              </w:rPr>
+            </w:pPr>
+            <w:r>
+              <w:rPr>
+                <w:rFonts w:ascii="Times New Roman" w:hAnsi="Times New Roman" w:cs="Times New Roman"/>
+                <w:i/>
+                <w:iCs/>
+                <w:sz w:val="22"/>
+                <w:szCs w:val="22"/>
+              </w:rPr>
+              <w:t>PD-L1 Negative</w:t>
+            </w:r>
+          </w:p>
+        </w:tc>
+        <w:tc>
+          <w:tcPr>
+            <w:tcW w:w="630" w:type="dxa"/>
+          </w:tcPr>
+          <w:p>
+            <w:pPr>
+              <w:jc w:val="center"/>
+              <w:rPr>
+                <w:rFonts w:ascii="Times New Roman" w:hAnsi="Times New Roman" w:cs="Times New Roman"/>
+                <w:sz w:val="22"/>
+                <w:szCs w:val="22"/>
+              </w:rPr>
+            </w:pPr>
+            <w:r>
+              <w:rPr>
+                <w:rFonts w:ascii="Times New Roman" w:hAnsi="Times New Roman" w:cs="Times New Roman"/>
+                <w:sz w:val="22"/>
+                <w:szCs w:val="22"/>
+              </w:rPr>
+              <w:t>103</w:t>
+            </w:r>
+          </w:p>
+        </w:tc>
+        <w:tc>
+          <w:tcPr>
+            <w:tcW w:w="596" w:type="dxa"/>
+          </w:tcPr>
+          <w:p>
+            <w:pPr>
+              <w:jc w:val="center"/>
+              <w:rPr>
+                <w:rFonts w:ascii="Times New Roman" w:hAnsi="Times New Roman" w:cs="Times New Roman"/>
+                <w:sz w:val="22"/>
+                <w:szCs w:val="22"/>
+              </w:rPr>
+            </w:pPr>
+            <w:r>
+              <w:rPr>
+                <w:rFonts w:ascii="Times New Roman" w:hAnsi="Times New Roman" w:cs="Times New Roman"/>
+                <w:sz w:val="22"/>
+                <w:szCs w:val="22"/>
+              </w:rPr>
+              <w:t>103</w:t>
+            </w:r>
+          </w:p>
+        </w:tc>
+        <w:tc>
+          <w:tcPr>
+            <w:tcW w:w="1946" w:type="dxa"/>
+          </w:tcPr>
+          <w:p>
+            <w:pPr>
+              <w:jc w:val="center"/>
+              <w:rPr>
+                <w:rFonts w:ascii="Times New Roman" w:hAnsi="Times New Roman" w:cs="Times New Roman"/>
+                <w:sz w:val="22"/>
+                <w:szCs w:val="22"/>
+              </w:rPr>
+            </w:pPr>
+            <w:r>
+              <w:rPr>
+                <w:rFonts w:ascii="Times New Roman" w:hAnsi="Times New Roman" w:cs="Times New Roman"/>
+                <w:sz w:val="22"/>
+                <w:szCs w:val="22"/>
+              </w:rPr>
+              <w:t>1.51 [1.10, 2.09]</w:t>
+            </w:r>
+          </w:p>
+        </w:tc>
+        <w:tc>
+          <w:tcPr>
+            <w:tcW w:w="1622" w:type="dxa"/>
+          </w:tcPr>
+          <w:p>
+            <w:pPr>
+              <w:jc w:val="center"/>
+              <w:rPr>
+                <w:rFonts w:ascii="Times New Roman" w:hAnsi="Times New Roman" w:cs="Times New Roman"/>
+                <w:sz w:val="22"/>
+                <w:szCs w:val="22"/>
+              </w:rPr>
+            </w:pPr>
+            <w:r>
+              <w:rPr>
+                <w:rFonts w:ascii="Times New Roman" w:hAnsi="Times New Roman" w:cs="Times New Roman"/>
+                <w:sz w:val="22"/>
+                <w:szCs w:val="22"/>
+              </w:rPr>
+              <w:t>225 [201, 250]</w:t>
+            </w:r>
+          </w:p>
+        </w:tc>
+        <w:tc>
+          <w:tcPr>
+            <w:tcW w:w="1945" w:type="dxa"/>
+          </w:tcPr>
+          <w:p>
+            <w:pPr>
+              <w:jc w:val="center"/>
+              <w:rPr>
+                <w:rFonts w:ascii="Times New Roman" w:hAnsi="Times New Roman" w:cs="Times New Roman"/>
+                <w:sz w:val="22"/>
+                <w:szCs w:val="22"/>
+              </w:rPr>
+            </w:pPr>
+            <w:r>
+              <w:rPr>
+                <w:rFonts w:ascii="Times New Roman" w:hAnsi="Times New Roman" w:cs="Times New Roman"/>
+                <w:sz w:val="22"/>
+                <w:szCs w:val="22"/>
+              </w:rPr>
+              <w:t>176 [151, 201]</w:t>
+            </w:r>
+          </w:p>
+        </w:tc>
+        <w:tc>
+          <w:tcPr>
+            <w:tcW w:w="1003" w:type="dxa"/>
+          </w:tcPr>
+          <w:p>
+            <w:pPr>
+              <w:jc w:val="center"/>
+              <w:rPr>
+                <w:rFonts w:ascii="Times New Roman" w:hAnsi="Times New Roman" w:cs="Times New Roman"/>
+                <w:sz w:val="22"/>
+                <w:szCs w:val="22"/>
+              </w:rPr>
+            </w:pPr>
+            <w:r>
+              <w:rPr>
+                <w:rFonts w:ascii="Times New Roman" w:hAnsi="Times New Roman" w:cs="Times New Roman"/>
+                <w:b/>
+                <w:bCs/>
+                <w:sz w:val="22"/>
+                <w:szCs w:val="22"/>
+              </w:rPr>
+              <w:t>0.01*</w:t>
+            </w:r>
+          </w:p>
+        </w:tc>
+      </w:tr>
+      <w:tr>
+        <w:tc>
+          <w:tcPr>
             <w:tcW w:w="9902" w:type="dxa"/>
             <w:gridSpan w:val="7"/>
           </w:tcPr>
@@ -11060,6 +11759,8 @@
             <w:pPr>
               <w:rPr>
                 <w:rFonts w:ascii="Times New Roman" w:hAnsi="Times New Roman" w:cs="Times New Roman"/>
+                <w:sz w:val="22"/>
+                <w:szCs w:val="22"/>
               </w:rPr>
             </w:pPr>
             <w:r>
@@ -11067,8 +11768,10 @@
                 <w:rFonts w:ascii="Times New Roman" w:hAnsi="Times New Roman" w:cs="Times New Roman"/>
                 <w:b/>
                 <w:bCs/>
-              </w:rPr>
-              <w:t>12-month PFS</w:t>
+                <w:sz w:val="22"/>
+                <w:szCs w:val="22"/>
+              </w:rPr>
+              <w:t>12-month OS</w:t>
             </w:r>
           </w:p>
         </w:tc>
@@ -11076,15 +11779,184 @@
       <w:tr>
         <w:tc>
           <w:tcPr>
-            <w:tcW w:w="1710" w:type="dxa"/>
+            <w:tcW w:w="2160" w:type="dxa"/>
           </w:tcPr>
           <w:p>
             <w:pPr>
               <w:jc w:val="right"/>
+              <w:rPr>
+                <w:rFonts w:ascii="Times New Roman" w:hAnsi="Times New Roman" w:cs="Times New Roman"/>
+                <w:sz w:val="22"/>
+                <w:szCs w:val="22"/>
+              </w:rPr>
+            </w:pPr>
+            <w:r>
               <w:rPr>
                 <w:rFonts w:ascii="Times New Roman" w:hAnsi="Times New Roman" w:cs="Times New Roman"/>
                 <w:i/>
                 <w:iCs/>
+                <w:sz w:val="22"/>
+                <w:szCs w:val="22"/>
+              </w:rPr>
+              <w:t>All Patients</w:t>
+            </w:r>
+          </w:p>
+        </w:tc>
+        <w:tc>
+          <w:tcPr>
+            <w:tcW w:w="630" w:type="dxa"/>
+          </w:tcPr>
+          <w:p>
+            <w:pPr>
+              <w:jc w:val="center"/>
+              <w:rPr>
+                <w:rFonts w:ascii="Times New Roman" w:hAnsi="Times New Roman" w:cs="Times New Roman"/>
+                <w:sz w:val="22"/>
+                <w:szCs w:val="22"/>
+              </w:rPr>
+            </w:pPr>
+            <w:r>
+              <w:rPr>
+                <w:rFonts w:ascii="Times New Roman" w:hAnsi="Times New Roman" w:cs="Times New Roman"/>
+                <w:sz w:val="22"/>
+                <w:szCs w:val="22"/>
+              </w:rPr>
+              <w:t>892</w:t>
+            </w:r>
+          </w:p>
+        </w:tc>
+        <w:tc>
+          <w:tcPr>
+            <w:tcW w:w="596" w:type="dxa"/>
+          </w:tcPr>
+          <w:p>
+            <w:pPr>
+              <w:jc w:val="center"/>
+              <w:rPr>
+                <w:rFonts w:ascii="Times New Roman" w:hAnsi="Times New Roman" w:cs="Times New Roman"/>
+                <w:sz w:val="22"/>
+                <w:szCs w:val="22"/>
+              </w:rPr>
+            </w:pPr>
+            <w:r>
+              <w:rPr>
+                <w:rFonts w:ascii="Times New Roman" w:hAnsi="Times New Roman" w:cs="Times New Roman"/>
+                <w:sz w:val="22"/>
+                <w:szCs w:val="22"/>
+              </w:rPr>
+              <w:t>892</w:t>
+            </w:r>
+          </w:p>
+        </w:tc>
+        <w:tc>
+          <w:tcPr>
+            <w:tcW w:w="1946" w:type="dxa"/>
+          </w:tcPr>
+          <w:p>
+            <w:pPr>
+              <w:jc w:val="center"/>
+              <w:rPr>
+                <w:rFonts w:ascii="Times New Roman" w:hAnsi="Times New Roman" w:cs="Times New Roman"/>
+                <w:sz w:val="22"/>
+                <w:szCs w:val="22"/>
+              </w:rPr>
+            </w:pPr>
+            <w:r>
+              <w:rPr>
+                <w:rFonts w:ascii="Times New Roman" w:hAnsi="Times New Roman" w:cs="Times New Roman"/>
+                <w:sz w:val="22"/>
+                <w:szCs w:val="22"/>
+              </w:rPr>
+              <w:t>1.17 [1.01, 1.37]</w:t>
+            </w:r>
+          </w:p>
+        </w:tc>
+        <w:tc>
+          <w:tcPr>
+            <w:tcW w:w="1622" w:type="dxa"/>
+          </w:tcPr>
+          <w:p>
+            <w:pPr>
+              <w:jc w:val="center"/>
+              <w:rPr>
+                <w:rFonts w:ascii="Times New Roman" w:hAnsi="Times New Roman" w:cs="Times New Roman"/>
+                <w:sz w:val="22"/>
+                <w:szCs w:val="22"/>
+              </w:rPr>
+            </w:pPr>
+            <w:r>
+              <w:rPr>
+                <w:rFonts w:ascii="Times New Roman" w:hAnsi="Times New Roman" w:cs="Times New Roman"/>
+                <w:sz w:val="22"/>
+                <w:szCs w:val="22"/>
+              </w:rPr>
+              <w:t>299 [292, 306]</w:t>
+            </w:r>
+          </w:p>
+        </w:tc>
+        <w:tc>
+          <w:tcPr>
+            <w:tcW w:w="1945" w:type="dxa"/>
+          </w:tcPr>
+          <w:p>
+            <w:pPr>
+              <w:jc w:val="center"/>
+              <w:rPr>
+                <w:rFonts w:ascii="Times New Roman" w:hAnsi="Times New Roman" w:cs="Times New Roman"/>
+                <w:sz w:val="22"/>
+                <w:szCs w:val="22"/>
+              </w:rPr>
+            </w:pPr>
+            <w:r>
+              <w:rPr>
+                <w:rFonts w:ascii="Times New Roman" w:hAnsi="Times New Roman" w:cs="Times New Roman"/>
+                <w:sz w:val="22"/>
+                <w:szCs w:val="22"/>
+              </w:rPr>
+              <w:t>286 [278, 294]</w:t>
+            </w:r>
+          </w:p>
+        </w:tc>
+        <w:tc>
+          <w:tcPr>
+            <w:tcW w:w="1003" w:type="dxa"/>
+          </w:tcPr>
+          <w:p>
+            <w:pPr>
+              <w:jc w:val="center"/>
+              <w:rPr>
+                <w:rFonts w:ascii="Times New Roman" w:hAnsi="Times New Roman" w:cs="Times New Roman"/>
+                <w:b/>
+                <w:bCs/>
+                <w:sz w:val="22"/>
+                <w:szCs w:val="22"/>
+              </w:rPr>
+            </w:pPr>
+            <w:r>
+              <w:rPr>
+                <w:rFonts w:ascii="Times New Roman" w:hAnsi="Times New Roman" w:cs="Times New Roman"/>
+                <w:b/>
+                <w:bCs/>
+                <w:sz w:val="22"/>
+                <w:szCs w:val="22"/>
+              </w:rPr>
+              <w:t>0.04*</w:t>
+            </w:r>
+          </w:p>
+        </w:tc>
+      </w:tr>
+      <w:tr>
+        <w:tc>
+          <w:tcPr>
+            <w:tcW w:w="2160" w:type="dxa"/>
+          </w:tcPr>
+          <w:p>
+            <w:pPr>
+              <w:jc w:val="right"/>
+              <w:rPr>
+                <w:rFonts w:ascii="Times New Roman" w:hAnsi="Times New Roman" w:cs="Times New Roman"/>
+                <w:sz w:val="22"/>
+                <w:szCs w:val="22"/>
               </w:rPr>
             </w:pPr>
             <w:r>
@@ -11092,126 +11964,148 @@
                 <w:rFonts w:ascii="Times New Roman" w:hAnsi="Times New Roman" w:cs="Times New Roman"/>
                 <w:i/>
                 <w:iCs/>
-              </w:rPr>
-              <w:t>All Patients</w:t>
-            </w:r>
-          </w:p>
-        </w:tc>
-        <w:tc>
-          <w:tcPr>
-            <w:tcW w:w="810" w:type="dxa"/>
-          </w:tcPr>
-          <w:p>
-            <w:pPr>
-              <w:jc w:val="center"/>
-              <w:rPr>
-                <w:rFonts w:ascii="Times New Roman" w:hAnsi="Times New Roman" w:cs="Times New Roman"/>
-              </w:rPr>
-            </w:pPr>
-            <w:r>
-              <w:rPr>
-                <w:rFonts w:ascii="Times New Roman" w:hAnsi="Times New Roman" w:cs="Times New Roman"/>
-              </w:rPr>
-              <w:t>895</w:t>
-            </w:r>
-          </w:p>
-        </w:tc>
-        <w:tc>
-          <w:tcPr>
-            <w:tcW w:w="720" w:type="dxa"/>
-          </w:tcPr>
-          <w:p>
-            <w:pPr>
-              <w:jc w:val="center"/>
-              <w:rPr>
-                <w:rFonts w:ascii="Times New Roman" w:hAnsi="Times New Roman" w:cs="Times New Roman"/>
-              </w:rPr>
-            </w:pPr>
-            <w:r>
-              <w:rPr>
-                <w:rFonts w:ascii="Times New Roman" w:hAnsi="Times New Roman" w:cs="Times New Roman"/>
-              </w:rPr>
-              <w:t>895</w:t>
-            </w:r>
-          </w:p>
-        </w:tc>
-        <w:tc>
-          <w:tcPr>
-            <w:tcW w:w="1890" w:type="dxa"/>
-          </w:tcPr>
-          <w:p>
-            <w:pPr>
-              <w:jc w:val="center"/>
-              <w:rPr>
-                <w:rFonts w:ascii="Times New Roman" w:hAnsi="Times New Roman" w:cs="Times New Roman"/>
-              </w:rPr>
-            </w:pPr>
-            <w:r>
-              <w:rPr>
-                <w:rFonts w:ascii="Times New Roman" w:hAnsi="Times New Roman" w:cs="Times New Roman"/>
-              </w:rPr>
-              <w:t>1.15 [1.03, 1.29]</w:t>
-            </w:r>
-          </w:p>
-        </w:tc>
-        <w:tc>
-          <w:tcPr>
-            <w:tcW w:w="1800" w:type="dxa"/>
-          </w:tcPr>
-          <w:p>
-            <w:pPr>
-              <w:jc w:val="center"/>
-              <w:rPr>
-                <w:rFonts w:ascii="Times New Roman" w:hAnsi="Times New Roman" w:cs="Times New Roman"/>
-              </w:rPr>
-            </w:pPr>
-            <w:r>
-              <w:rPr>
-                <w:rFonts w:ascii="Times New Roman" w:hAnsi="Times New Roman" w:cs="Times New Roman"/>
-              </w:rPr>
-              <w:t>217 [208, 225]</w:t>
-            </w:r>
-          </w:p>
-        </w:tc>
-        <w:tc>
-          <w:tcPr>
-            <w:tcW w:w="1960" w:type="dxa"/>
-          </w:tcPr>
-          <w:p>
-            <w:pPr>
-              <w:jc w:val="center"/>
-              <w:rPr>
-                <w:rFonts w:ascii="Times New Roman" w:hAnsi="Times New Roman" w:cs="Times New Roman"/>
-              </w:rPr>
-            </w:pPr>
-            <w:r>
-              <w:rPr>
-                <w:rFonts w:ascii="Times New Roman" w:hAnsi="Times New Roman" w:cs="Times New Roman"/>
-              </w:rPr>
-              <w:t>193 [184, 202]</w:t>
-            </w:r>
-          </w:p>
-        </w:tc>
-        <w:tc>
-          <w:tcPr>
-            <w:tcW w:w="1012" w:type="dxa"/>
-          </w:tcPr>
-          <w:p>
-            <w:pPr>
-              <w:jc w:val="center"/>
-              <w:rPr>
-                <w:rFonts w:ascii="Times New Roman" w:hAnsi="Times New Roman" w:cs="Times New Roman"/>
-                <w:b/>
-                <w:bCs/>
-              </w:rPr>
-            </w:pPr>
-            <w:r>
-              <w:rPr>
-                <w:rFonts w:ascii="Times New Roman" w:hAnsi="Times New Roman" w:cs="Times New Roman"/>
-                <w:b/>
-                <w:bCs/>
-              </w:rPr>
-              <w:t>0.01*</w:t>
+                <w:sz w:val="22"/>
+                <w:szCs w:val="22"/>
+              </w:rPr>
+              <w:t>PD-L1 &gt;= 50%</w:t>
+            </w:r>
+          </w:p>
+        </w:tc>
+        <w:tc>
+          <w:tcPr>
+            <w:tcW w:w="630" w:type="dxa"/>
+          </w:tcPr>
+          <w:p>
+            <w:pPr>
+              <w:jc w:val="center"/>
+              <w:rPr>
+                <w:rFonts w:ascii="Times New Roman" w:hAnsi="Times New Roman" w:cs="Times New Roman"/>
+                <w:sz w:val="22"/>
+                <w:szCs w:val="22"/>
+              </w:rPr>
+            </w:pPr>
+            <w:r>
+              <w:rPr>
+                <w:rFonts w:ascii="Times New Roman" w:hAnsi="Times New Roman" w:cs="Times New Roman"/>
+                <w:sz w:val="22"/>
+                <w:szCs w:val="22"/>
+              </w:rPr>
+              <w:t>175</w:t>
+            </w:r>
+          </w:p>
+        </w:tc>
+        <w:tc>
+          <w:tcPr>
+            <w:tcW w:w="596" w:type="dxa"/>
+          </w:tcPr>
+          <w:p>
+            <w:pPr>
+              <w:jc w:val="center"/>
+              <w:rPr>
+                <w:rFonts w:ascii="Times New Roman" w:hAnsi="Times New Roman" w:cs="Times New Roman"/>
+                <w:sz w:val="22"/>
+                <w:szCs w:val="22"/>
+              </w:rPr>
+            </w:pPr>
+            <w:r>
+              <w:rPr>
+                <w:rFonts w:ascii="Times New Roman" w:hAnsi="Times New Roman" w:cs="Times New Roman"/>
+                <w:sz w:val="22"/>
+                <w:szCs w:val="22"/>
+              </w:rPr>
+              <w:t>175</w:t>
+            </w:r>
+          </w:p>
+        </w:tc>
+        <w:tc>
+          <w:tcPr>
+            <w:tcW w:w="1946" w:type="dxa"/>
+          </w:tcPr>
+          <w:p>
+            <w:pPr>
+              <w:jc w:val="center"/>
+              <w:rPr>
+                <w:rFonts w:ascii="Times New Roman" w:hAnsi="Times New Roman" w:cs="Times New Roman"/>
+                <w:sz w:val="22"/>
+                <w:szCs w:val="22"/>
+              </w:rPr>
+            </w:pPr>
+            <w:r>
+              <w:rPr>
+                <w:rFonts w:ascii="Times New Roman" w:hAnsi="Times New Roman" w:cs="Times New Roman"/>
+                <w:sz w:val="22"/>
+                <w:szCs w:val="22"/>
+              </w:rPr>
+              <w:t>1.30 [0.84, 2.01]</w:t>
+            </w:r>
+          </w:p>
+        </w:tc>
+        <w:tc>
+          <w:tcPr>
+            <w:tcW w:w="1622" w:type="dxa"/>
+          </w:tcPr>
+          <w:p>
+            <w:pPr>
+              <w:jc w:val="center"/>
+              <w:rPr>
+                <w:rFonts w:ascii="Times New Roman" w:hAnsi="Times New Roman" w:cs="Times New Roman"/>
+                <w:sz w:val="22"/>
+                <w:szCs w:val="22"/>
+              </w:rPr>
+            </w:pPr>
+            <w:r>
+              <w:rPr>
+                <w:rFonts w:ascii="Times New Roman" w:hAnsi="Times New Roman" w:cs="Times New Roman"/>
+                <w:sz w:val="22"/>
+                <w:szCs w:val="22"/>
+              </w:rPr>
+              <w:t>324 [312, 338]</w:t>
+            </w:r>
+          </w:p>
+        </w:tc>
+        <w:tc>
+          <w:tcPr>
+            <w:tcW w:w="1945" w:type="dxa"/>
+          </w:tcPr>
+          <w:p>
+            <w:pPr>
+              <w:jc w:val="center"/>
+              <w:rPr>
+                <w:rFonts w:ascii="Times New Roman" w:hAnsi="Times New Roman" w:cs="Times New Roman"/>
+                <w:sz w:val="22"/>
+                <w:szCs w:val="22"/>
+              </w:rPr>
+            </w:pPr>
+            <w:r>
+              <w:rPr>
+                <w:rFonts w:ascii="Times New Roman" w:hAnsi="Times New Roman" w:cs="Times New Roman"/>
+                <w:sz w:val="22"/>
+                <w:szCs w:val="22"/>
+              </w:rPr>
+              <w:t>313 [298, 329]</w:t>
+            </w:r>
+          </w:p>
+        </w:tc>
+        <w:tc>
+          <w:tcPr>
+            <w:tcW w:w="1003" w:type="dxa"/>
+          </w:tcPr>
+          <w:p>
+            <w:pPr>
+              <w:jc w:val="center"/>
+              <w:rPr>
+                <w:rFonts w:ascii="Times New Roman" w:hAnsi="Times New Roman" w:cs="Times New Roman"/>
+                <w:sz w:val="22"/>
+                <w:szCs w:val="22"/>
+              </w:rPr>
+            </w:pPr>
+            <w:r>
+              <w:rPr>
+                <w:rFonts w:ascii="Times New Roman" w:hAnsi="Times New Roman" w:cs="Times New Roman"/>
+                <w:sz w:val="22"/>
+                <w:szCs w:val="22"/>
+              </w:rPr>
+              <w:t>0.24</w:t>
             </w:r>
           </w:p>
         </w:tc>
@@ -11219,15 +12113,180 @@
       <w:tr>
         <w:tc>
           <w:tcPr>
-            <w:tcW w:w="1710" w:type="dxa"/>
+            <w:tcW w:w="2160" w:type="dxa"/>
           </w:tcPr>
           <w:p>
             <w:pPr>
               <w:jc w:val="right"/>
+              <w:rPr>
+                <w:rFonts w:ascii="Times New Roman" w:hAnsi="Times New Roman" w:cs="Times New Roman"/>
+                <w:sz w:val="22"/>
+                <w:szCs w:val="22"/>
+              </w:rPr>
+            </w:pPr>
+            <w:r>
               <w:rPr>
                 <w:rFonts w:ascii="Times New Roman" w:hAnsi="Times New Roman" w:cs="Times New Roman"/>
                 <w:i/>
                 <w:iCs/>
+                <w:sz w:val="22"/>
+                <w:szCs w:val="22"/>
+              </w:rPr>
+              <w:t>1% &lt; PD-L1 &lt; 50%</w:t>
+            </w:r>
+          </w:p>
+        </w:tc>
+        <w:tc>
+          <w:tcPr>
+            <w:tcW w:w="630" w:type="dxa"/>
+          </w:tcPr>
+          <w:p>
+            <w:pPr>
+              <w:jc w:val="center"/>
+              <w:rPr>
+                <w:rFonts w:ascii="Times New Roman" w:hAnsi="Times New Roman" w:cs="Times New Roman"/>
+                <w:sz w:val="22"/>
+                <w:szCs w:val="22"/>
+              </w:rPr>
+            </w:pPr>
+            <w:r>
+              <w:rPr>
+                <w:rFonts w:ascii="Times New Roman" w:hAnsi="Times New Roman" w:cs="Times New Roman"/>
+                <w:sz w:val="22"/>
+                <w:szCs w:val="22"/>
+              </w:rPr>
+              <w:t>85</w:t>
+            </w:r>
+          </w:p>
+        </w:tc>
+        <w:tc>
+          <w:tcPr>
+            <w:tcW w:w="596" w:type="dxa"/>
+          </w:tcPr>
+          <w:p>
+            <w:pPr>
+              <w:jc w:val="center"/>
+              <w:rPr>
+                <w:rFonts w:ascii="Times New Roman" w:hAnsi="Times New Roman" w:cs="Times New Roman"/>
+                <w:sz w:val="22"/>
+                <w:szCs w:val="22"/>
+              </w:rPr>
+            </w:pPr>
+            <w:r>
+              <w:rPr>
+                <w:rFonts w:ascii="Times New Roman" w:hAnsi="Times New Roman" w:cs="Times New Roman"/>
+                <w:sz w:val="22"/>
+                <w:szCs w:val="22"/>
+              </w:rPr>
+              <w:t>85</w:t>
+            </w:r>
+          </w:p>
+        </w:tc>
+        <w:tc>
+          <w:tcPr>
+            <w:tcW w:w="1946" w:type="dxa"/>
+          </w:tcPr>
+          <w:p>
+            <w:pPr>
+              <w:jc w:val="center"/>
+              <w:rPr>
+                <w:rFonts w:ascii="Times New Roman" w:hAnsi="Times New Roman" w:cs="Times New Roman"/>
+                <w:sz w:val="22"/>
+                <w:szCs w:val="22"/>
+              </w:rPr>
+            </w:pPr>
+            <w:r>
+              <w:rPr>
+                <w:rFonts w:ascii="Times New Roman" w:hAnsi="Times New Roman" w:cs="Times New Roman"/>
+                <w:sz w:val="22"/>
+                <w:szCs w:val="22"/>
+              </w:rPr>
+              <w:t>0.99 [0.61, 1.62]</w:t>
+            </w:r>
+          </w:p>
+        </w:tc>
+        <w:tc>
+          <w:tcPr>
+            <w:tcW w:w="1622" w:type="dxa"/>
+          </w:tcPr>
+          <w:p>
+            <w:pPr>
+              <w:jc w:val="center"/>
+              <w:rPr>
+                <w:rFonts w:ascii="Times New Roman" w:hAnsi="Times New Roman" w:cs="Times New Roman"/>
+                <w:sz w:val="22"/>
+                <w:szCs w:val="22"/>
+              </w:rPr>
+            </w:pPr>
+            <w:r>
+              <w:rPr>
+                <w:rFonts w:ascii="Times New Roman" w:hAnsi="Times New Roman" w:cs="Times New Roman"/>
+                <w:sz w:val="22"/>
+                <w:szCs w:val="22"/>
+              </w:rPr>
+              <w:t>310 [292, 328]</w:t>
+            </w:r>
+          </w:p>
+        </w:tc>
+        <w:tc>
+          <w:tcPr>
+            <w:tcW w:w="1945" w:type="dxa"/>
+          </w:tcPr>
+          <w:p>
+            <w:pPr>
+              <w:jc w:val="center"/>
+              <w:rPr>
+                <w:rFonts w:ascii="Times New Roman" w:hAnsi="Times New Roman" w:cs="Times New Roman"/>
+                <w:sz w:val="22"/>
+                <w:szCs w:val="22"/>
+              </w:rPr>
+            </w:pPr>
+            <w:r>
+              <w:rPr>
+                <w:rFonts w:ascii="Times New Roman" w:hAnsi="Times New Roman" w:cs="Times New Roman"/>
+                <w:sz w:val="22"/>
+                <w:szCs w:val="22"/>
+              </w:rPr>
+              <w:t>293 [267, 318]</w:t>
+            </w:r>
+          </w:p>
+        </w:tc>
+        <w:tc>
+          <w:tcPr>
+            <w:tcW w:w="1003" w:type="dxa"/>
+          </w:tcPr>
+          <w:p>
+            <w:pPr>
+              <w:jc w:val="center"/>
+              <w:rPr>
+                <w:rFonts w:ascii="Times New Roman" w:hAnsi="Times New Roman" w:cs="Times New Roman"/>
+                <w:sz w:val="22"/>
+                <w:szCs w:val="22"/>
+              </w:rPr>
+            </w:pPr>
+            <w:r>
+              <w:rPr>
+                <w:rFonts w:ascii="Times New Roman" w:hAnsi="Times New Roman" w:cs="Times New Roman"/>
+                <w:sz w:val="22"/>
+                <w:szCs w:val="22"/>
+              </w:rPr>
+              <w:t>0.97</w:t>
+            </w:r>
+          </w:p>
+        </w:tc>
+      </w:tr>
+      <w:tr>
+        <w:tc>
+          <w:tcPr>
+            <w:tcW w:w="2160" w:type="dxa"/>
+          </w:tcPr>
+          <w:p>
+            <w:pPr>
+              <w:jc w:val="right"/>
+              <w:rPr>
+                <w:rFonts w:ascii="Times New Roman" w:hAnsi="Times New Roman" w:cs="Times New Roman"/>
+                <w:sz w:val="22"/>
+                <w:szCs w:val="22"/>
               </w:rPr>
             </w:pPr>
             <w:r>
@@ -11235,296 +12294,8 @@
                 <w:rFonts w:ascii="Times New Roman" w:hAnsi="Times New Roman" w:cs="Times New Roman"/>
                 <w:i/>
                 <w:iCs/>
-              </w:rPr>
-              <w:t>PD-L1 &gt;= 50%</w:t>
-            </w:r>
-          </w:p>
-        </w:tc>
-        <w:tc>
-          <w:tcPr>
-            <w:tcW w:w="810" w:type="dxa"/>
-          </w:tcPr>
-          <w:p>
-            <w:pPr>
-              <w:jc w:val="center"/>
-              <w:rPr>
-                <w:rFonts w:ascii="Times New Roman" w:hAnsi="Times New Roman" w:cs="Times New Roman"/>
-              </w:rPr>
-            </w:pPr>
-            <w:r>
-              <w:rPr>
-                <w:rFonts w:ascii="Times New Roman" w:hAnsi="Times New Roman" w:cs="Times New Roman"/>
-              </w:rPr>
-              <w:t>176</w:t>
-            </w:r>
-          </w:p>
-        </w:tc>
-        <w:tc>
-          <w:tcPr>
-            <w:tcW w:w="720" w:type="dxa"/>
-          </w:tcPr>
-          <w:p>
-            <w:pPr>
-              <w:jc w:val="center"/>
-              <w:rPr>
-                <w:rFonts w:ascii="Times New Roman" w:hAnsi="Times New Roman" w:cs="Times New Roman"/>
-              </w:rPr>
-            </w:pPr>
-            <w:r>
-              <w:rPr>
-                <w:rFonts w:ascii="Times New Roman" w:hAnsi="Times New Roman" w:cs="Times New Roman"/>
-              </w:rPr>
-              <w:t>176</w:t>
-            </w:r>
-          </w:p>
-        </w:tc>
-        <w:tc>
-          <w:tcPr>
-            <w:tcW w:w="1890" w:type="dxa"/>
-          </w:tcPr>
-          <w:p>
-            <w:pPr>
-              <w:jc w:val="center"/>
-              <w:rPr>
-                <w:rFonts w:ascii="Times New Roman" w:hAnsi="Times New Roman" w:cs="Times New Roman"/>
-              </w:rPr>
-            </w:pPr>
-            <w:r>
-              <w:rPr>
-                <w:rFonts w:ascii="Times New Roman" w:hAnsi="Times New Roman" w:cs="Times New Roman"/>
-              </w:rPr>
-              <w:t>0.72 [0.55, 0.94]</w:t>
-            </w:r>
-          </w:p>
-        </w:tc>
-        <w:tc>
-          <w:tcPr>
-            <w:tcW w:w="1800" w:type="dxa"/>
-          </w:tcPr>
-          <w:p>
-            <w:pPr>
-              <w:jc w:val="center"/>
-              <w:rPr>
-                <w:rFonts w:ascii="Times New Roman" w:hAnsi="Times New Roman" w:cs="Times New Roman"/>
-              </w:rPr>
-            </w:pPr>
-            <w:r>
-              <w:rPr>
-                <w:rFonts w:ascii="Times New Roman" w:hAnsi="Times New Roman" w:cs="Times New Roman"/>
-              </w:rPr>
-              <w:t>209 [190, 229]</w:t>
-            </w:r>
-          </w:p>
-        </w:tc>
-        <w:tc>
-          <w:tcPr>
-            <w:tcW w:w="1960" w:type="dxa"/>
-          </w:tcPr>
-          <w:p>
-            <w:pPr>
-              <w:jc w:val="center"/>
-              <w:rPr>
-                <w:rFonts w:ascii="Times New Roman" w:hAnsi="Times New Roman" w:cs="Times New Roman"/>
-              </w:rPr>
-            </w:pPr>
-            <w:r>
-              <w:rPr>
-                <w:rFonts w:ascii="Times New Roman" w:hAnsi="Times New Roman" w:cs="Times New Roman"/>
-              </w:rPr>
-              <w:t>238 [218, 258]</w:t>
-            </w:r>
-          </w:p>
-        </w:tc>
-        <w:tc>
-          <w:tcPr>
-            <w:tcW w:w="1012" w:type="dxa"/>
-          </w:tcPr>
-          <w:p>
-            <w:pPr>
-              <w:jc w:val="center"/>
-              <w:rPr>
-                <w:rFonts w:ascii="Times New Roman" w:hAnsi="Times New Roman" w:cs="Times New Roman"/>
-                <w:b/>
-                <w:bCs/>
-              </w:rPr>
-            </w:pPr>
-            <w:r>
-              <w:rPr>
-                <w:rFonts w:ascii="Times New Roman" w:hAnsi="Times New Roman" w:cs="Times New Roman"/>
-                <w:b/>
-                <w:bCs/>
-              </w:rPr>
-              <w:t>0.02*</w:t>
-            </w:r>
-          </w:p>
-        </w:tc>
-      </w:tr>
-      <w:tr>
-        <w:tc>
-          <w:tcPr>
-            <w:tcW w:w="1710" w:type="dxa"/>
-          </w:tcPr>
-          <w:p>
-            <w:pPr>
-              <w:jc w:val="right"/>
-              <w:rPr>
-                <w:rFonts w:ascii="Times New Roman" w:hAnsi="Times New Roman" w:cs="Times New Roman"/>
-                <w:i/>
-                <w:iCs/>
-              </w:rPr>
-            </w:pPr>
-            <w:r>
-              <w:rPr>
-                <w:rFonts w:ascii="Times New Roman" w:hAnsi="Times New Roman" w:cs="Times New Roman"/>
-                <w:i/>
-                <w:iCs/>
-              </w:rPr>
-              <w:t xml:space="preserve">1% &lt; </w:t>
-            </w:r>
-            <w:r>
-              <w:rPr>
-                <w:rFonts w:ascii="Times New Roman" w:hAnsi="Times New Roman" w:cs="Times New Roman"/>
-                <w:i/>
-                <w:iCs/>
-              </w:rPr>
-              <w:t>PD-L1 &lt; 50%</w:t>
-            </w:r>
-          </w:p>
-        </w:tc>
-        <w:tc>
-          <w:tcPr>
-            <w:tcW w:w="810" w:type="dxa"/>
-          </w:tcPr>
-          <w:p>
-            <w:pPr>
-              <w:jc w:val="center"/>
-              <w:rPr>
-                <w:rFonts w:ascii="Times New Roman" w:hAnsi="Times New Roman" w:cs="Times New Roman"/>
-              </w:rPr>
-            </w:pPr>
-            <w:r>
-              <w:rPr>
-                <w:rFonts w:ascii="Times New Roman" w:hAnsi="Times New Roman" w:cs="Times New Roman"/>
-              </w:rPr>
-              <w:t>85</w:t>
-            </w:r>
-          </w:p>
-        </w:tc>
-        <w:tc>
-          <w:tcPr>
-            <w:tcW w:w="720" w:type="dxa"/>
-          </w:tcPr>
-          <w:p>
-            <w:pPr>
-              <w:jc w:val="center"/>
-              <w:rPr>
-                <w:rFonts w:ascii="Times New Roman" w:hAnsi="Times New Roman" w:cs="Times New Roman"/>
-              </w:rPr>
-            </w:pPr>
-            <w:r>
-              <w:rPr>
-                <w:rFonts w:ascii="Times New Roman" w:hAnsi="Times New Roman" w:cs="Times New Roman"/>
-              </w:rPr>
-              <w:t>85</w:t>
-            </w:r>
-          </w:p>
-        </w:tc>
-        <w:tc>
-          <w:tcPr>
-            <w:tcW w:w="1890" w:type="dxa"/>
-          </w:tcPr>
-          <w:p>
-            <w:pPr>
-              <w:jc w:val="center"/>
-              <w:rPr>
-                <w:rFonts w:ascii="Times New Roman" w:hAnsi="Times New Roman" w:cs="Times New Roman"/>
-              </w:rPr>
-            </w:pPr>
-            <w:r>
-              <w:rPr>
-                <w:rFonts w:ascii="Times New Roman" w:hAnsi="Times New Roman" w:cs="Times New Roman"/>
-              </w:rPr>
-              <w:t>1.29 [0.91, 1.84]</w:t>
-            </w:r>
-          </w:p>
-        </w:tc>
-        <w:tc>
-          <w:tcPr>
-            <w:tcW w:w="1800" w:type="dxa"/>
-          </w:tcPr>
-          <w:p>
-            <w:pPr>
-              <w:jc w:val="center"/>
-              <w:rPr>
-                <w:rFonts w:ascii="Times New Roman" w:hAnsi="Times New Roman" w:cs="Times New Roman"/>
-              </w:rPr>
-            </w:pPr>
-            <w:r>
-              <w:rPr>
-                <w:rFonts w:ascii="Times New Roman" w:hAnsi="Times New Roman" w:cs="Times New Roman"/>
-              </w:rPr>
-              <w:t>212 [187, 237]</w:t>
-            </w:r>
-          </w:p>
-        </w:tc>
-        <w:tc>
-          <w:tcPr>
-            <w:tcW w:w="1960" w:type="dxa"/>
-          </w:tcPr>
-          <w:p>
-            <w:pPr>
-              <w:jc w:val="center"/>
-              <w:rPr>
-                <w:rFonts w:ascii="Times New Roman" w:hAnsi="Times New Roman" w:cs="Times New Roman"/>
-              </w:rPr>
-            </w:pPr>
-            <w:r>
-              <w:rPr>
-                <w:rFonts w:ascii="Times New Roman" w:hAnsi="Times New Roman" w:cs="Times New Roman"/>
-              </w:rPr>
-              <w:t>169 [141, 198]</w:t>
-            </w:r>
-          </w:p>
-        </w:tc>
-        <w:tc>
-          <w:tcPr>
-            <w:tcW w:w="1012" w:type="dxa"/>
-          </w:tcPr>
-          <w:p>
-            <w:pPr>
-              <w:jc w:val="center"/>
-              <w:rPr>
-                <w:rFonts w:ascii="Times New Roman" w:hAnsi="Times New Roman" w:cs="Times New Roman"/>
-              </w:rPr>
-            </w:pPr>
-            <w:r>
-              <w:rPr>
-                <w:rFonts w:ascii="Times New Roman" w:hAnsi="Times New Roman" w:cs="Times New Roman"/>
-              </w:rPr>
-              <w:t>0.15</w:t>
-            </w:r>
-          </w:p>
-        </w:tc>
-      </w:tr>
-      <w:tr>
-        <w:tc>
-          <w:tcPr>
-            <w:tcW w:w="1710" w:type="dxa"/>
-          </w:tcPr>
-          <w:p>
-            <w:pPr>
-              <w:jc w:val="right"/>
-              <w:rPr>
-                <w:rFonts w:ascii="Times New Roman" w:hAnsi="Times New Roman" w:cs="Times New Roman"/>
-                <w:i/>
-                <w:iCs/>
-              </w:rPr>
-            </w:pPr>
-            <w:r>
-              <w:rPr>
-                <w:rFonts w:ascii="Times New Roman" w:hAnsi="Times New Roman" w:cs="Times New Roman"/>
-                <w:i/>
-                <w:iCs/>
+                <w:sz w:val="22"/>
+                <w:szCs w:val="22"/>
               </w:rPr>
               <w:t>PD-L1 Negative</w:t>
             </w:r>
@@ -11532,18 +12303,22 @@
         </w:tc>
         <w:tc>
           <w:tcPr>
-            <w:tcW w:w="810" w:type="dxa"/>
-          </w:tcPr>
-          <w:p>
-            <w:pPr>
-              <w:jc w:val="center"/>
-              <w:rPr>
-                <w:rFonts w:ascii="Times New Roman" w:hAnsi="Times New Roman" w:cs="Times New Roman"/>
-              </w:rPr>
-            </w:pPr>
-            <w:r>
-              <w:rPr>
-                <w:rFonts w:ascii="Times New Roman" w:hAnsi="Times New Roman" w:cs="Times New Roman"/>
+            <w:tcW w:w="630" w:type="dxa"/>
+          </w:tcPr>
+          <w:p>
+            <w:pPr>
+              <w:jc w:val="center"/>
+              <w:rPr>
+                <w:rFonts w:ascii="Times New Roman" w:hAnsi="Times New Roman" w:cs="Times New Roman"/>
+                <w:sz w:val="22"/>
+                <w:szCs w:val="22"/>
+              </w:rPr>
+            </w:pPr>
+            <w:r>
+              <w:rPr>
+                <w:rFonts w:ascii="Times New Roman" w:hAnsi="Times New Roman" w:cs="Times New Roman"/>
+                <w:sz w:val="22"/>
+                <w:szCs w:val="22"/>
               </w:rPr>
               <w:t>103</w:t>
             </w:r>
@@ -11551,18 +12326,21 @@
         </w:tc>
         <w:tc>
           <w:tcPr>
-            <w:tcW w:w="720" w:type="dxa"/>
-          </w:tcPr>
-          <w:p>
-            <w:pPr>
-              <w:jc w:val="center"/>
-              <w:rPr>
-                <w:rFonts w:ascii="Times New Roman" w:hAnsi="Times New Roman" w:cs="Times New Roman"/>
-              </w:rPr>
-            </w:pPr>
-            <w:r>
-              <w:rPr>
-                <w:rFonts w:ascii="Times New Roman" w:hAnsi="Times New Roman" w:cs="Times New Roman"/>
+            <w:tcW w:w="596" w:type="dxa"/>
+          </w:tcPr>
+          <w:p>
+            <w:pPr>
+              <w:rPr>
+                <w:rFonts w:ascii="Times New Roman" w:hAnsi="Times New Roman" w:cs="Times New Roman"/>
+                <w:sz w:val="22"/>
+                <w:szCs w:val="22"/>
+              </w:rPr>
+            </w:pPr>
+            <w:r>
+              <w:rPr>
+                <w:rFonts w:ascii="Times New Roman" w:hAnsi="Times New Roman" w:cs="Times New Roman"/>
+                <w:sz w:val="22"/>
+                <w:szCs w:val="22"/>
               </w:rPr>
               <w:t>103</w:t>
             </w:r>
@@ -11570,603 +12348,22 @@
         </w:tc>
         <w:tc>
           <w:tcPr>
-            <w:tcW w:w="1890" w:type="dxa"/>
-          </w:tcPr>
-          <w:p>
-            <w:pPr>
-              <w:jc w:val="center"/>
-              <w:rPr>
-                <w:rFonts w:ascii="Times New Roman" w:hAnsi="Times New Roman" w:cs="Times New Roman"/>
-              </w:rPr>
-            </w:pPr>
-            <w:r>
-              <w:rPr>
-                <w:rFonts w:ascii="Times New Roman" w:hAnsi="Times New Roman" w:cs="Times New Roman"/>
-              </w:rPr>
-              <w:t>1.51 [1.10, 2.09]</w:t>
-            </w:r>
-          </w:p>
-        </w:tc>
-        <w:tc>
-          <w:tcPr>
-            <w:tcW w:w="1800" w:type="dxa"/>
-          </w:tcPr>
-          <w:p>
-            <w:pPr>
-              <w:jc w:val="center"/>
-              <w:rPr>
-                <w:rFonts w:ascii="Times New Roman" w:hAnsi="Times New Roman" w:cs="Times New Roman"/>
-              </w:rPr>
-            </w:pPr>
-            <w:r>
-              <w:rPr>
-                <w:rFonts w:ascii="Times New Roman" w:hAnsi="Times New Roman" w:cs="Times New Roman"/>
-              </w:rPr>
-              <w:t>225 [201, 250]</w:t>
-            </w:r>
-          </w:p>
-        </w:tc>
-        <w:tc>
-          <w:tcPr>
-            <w:tcW w:w="1960" w:type="dxa"/>
-          </w:tcPr>
-          <w:p>
-            <w:pPr>
-              <w:jc w:val="center"/>
-              <w:rPr>
-                <w:rFonts w:ascii="Times New Roman" w:hAnsi="Times New Roman" w:cs="Times New Roman"/>
-              </w:rPr>
-            </w:pPr>
-            <w:r>
-              <w:rPr>
-                <w:rFonts w:ascii="Times New Roman" w:hAnsi="Times New Roman" w:cs="Times New Roman"/>
-              </w:rPr>
-              <w:t>176 [151, 201]</w:t>
-            </w:r>
-          </w:p>
-        </w:tc>
-        <w:tc>
-          <w:tcPr>
-            <w:tcW w:w="1012" w:type="dxa"/>
-          </w:tcPr>
-          <w:p>
-            <w:pPr>
-              <w:jc w:val="center"/>
-              <w:rPr>
-                <w:rFonts w:ascii="Times New Roman" w:hAnsi="Times New Roman" w:cs="Times New Roman"/>
-              </w:rPr>
-            </w:pPr>
-            <w:r>
-              <w:rPr>
-                <w:rFonts w:ascii="Times New Roman" w:hAnsi="Times New Roman" w:cs="Times New Roman"/>
-                <w:b/>
-                <w:bCs/>
-              </w:rPr>
-              <w:t>0.01*</w:t>
-            </w:r>
-          </w:p>
-        </w:tc>
-      </w:tr>
-      <w:tr>
-        <w:tc>
-          <w:tcPr>
-            <w:tcW w:w="9902" w:type="dxa"/>
-            <w:gridSpan w:val="7"/>
-          </w:tcPr>
-          <w:p>
-            <w:pPr>
-              <w:rPr>
-                <w:rFonts w:ascii="Times New Roman" w:hAnsi="Times New Roman" w:cs="Times New Roman"/>
-                <w:b/>
-                <w:bCs/>
-              </w:rPr>
-            </w:pPr>
-          </w:p>
-          <w:p>
-            <w:pPr>
-              <w:rPr>
-                <w:rFonts w:ascii="Times New Roman" w:hAnsi="Times New Roman" w:cs="Times New Roman"/>
-              </w:rPr>
-            </w:pPr>
-            <w:r>
-              <w:rPr>
-                <w:rFonts w:ascii="Times New Roman" w:hAnsi="Times New Roman" w:cs="Times New Roman"/>
-                <w:b/>
-                <w:bCs/>
-              </w:rPr>
-              <w:t>12-month OS</w:t>
-            </w:r>
-          </w:p>
-        </w:tc>
-      </w:tr>
-      <w:tr>
-        <w:tc>
-          <w:tcPr>
-            <w:tcW w:w="1710" w:type="dxa"/>
-          </w:tcPr>
-          <w:p>
-            <w:pPr>
-              <w:jc w:val="right"/>
-              <w:rPr>
-                <w:rFonts w:ascii="Times New Roman" w:hAnsi="Times New Roman" w:cs="Times New Roman"/>
-              </w:rPr>
-            </w:pPr>
-            <w:r>
-              <w:rPr>
-                <w:rFonts w:ascii="Times New Roman" w:hAnsi="Times New Roman" w:cs="Times New Roman"/>
-                <w:i/>
-                <w:iCs/>
-              </w:rPr>
-              <w:t>All Patients</w:t>
-            </w:r>
-          </w:p>
-        </w:tc>
-        <w:tc>
-          <w:tcPr>
-            <w:tcW w:w="810" w:type="dxa"/>
-          </w:tcPr>
-          <w:p>
-            <w:pPr>
-              <w:jc w:val="center"/>
-              <w:rPr>
-                <w:rFonts w:ascii="Times New Roman" w:hAnsi="Times New Roman" w:cs="Times New Roman"/>
-              </w:rPr>
-            </w:pPr>
-            <w:r>
-              <w:rPr>
-                <w:rFonts w:ascii="Times New Roman" w:hAnsi="Times New Roman" w:cs="Times New Roman"/>
-              </w:rPr>
-              <w:t>892</w:t>
-            </w:r>
-          </w:p>
-        </w:tc>
-        <w:tc>
-          <w:tcPr>
-            <w:tcW w:w="720" w:type="dxa"/>
-          </w:tcPr>
-          <w:p>
-            <w:pPr>
-              <w:jc w:val="center"/>
-              <w:rPr>
-                <w:rFonts w:ascii="Times New Roman" w:hAnsi="Times New Roman" w:cs="Times New Roman"/>
-              </w:rPr>
-            </w:pPr>
-            <w:r>
-              <w:rPr>
-                <w:rFonts w:ascii="Times New Roman" w:hAnsi="Times New Roman" w:cs="Times New Roman"/>
-              </w:rPr>
-              <w:t>892</w:t>
-            </w:r>
-          </w:p>
-        </w:tc>
-        <w:tc>
-          <w:tcPr>
-            <w:tcW w:w="1890" w:type="dxa"/>
-          </w:tcPr>
-          <w:p>
-            <w:pPr>
-              <w:jc w:val="center"/>
-              <w:rPr>
-                <w:rFonts w:ascii="Times New Roman" w:hAnsi="Times New Roman" w:cs="Times New Roman"/>
-              </w:rPr>
-            </w:pPr>
-            <w:r>
-              <w:rPr>
-                <w:rFonts w:ascii="Times New Roman" w:hAnsi="Times New Roman" w:cs="Times New Roman"/>
-              </w:rPr>
-              <w:t>1.17 [1.01, 1.37]</w:t>
-            </w:r>
-          </w:p>
-        </w:tc>
-        <w:tc>
-          <w:tcPr>
-            <w:tcW w:w="1800" w:type="dxa"/>
-          </w:tcPr>
-          <w:p>
-            <w:pPr>
-              <w:jc w:val="center"/>
-              <w:rPr>
-                <w:rFonts w:ascii="Times New Roman" w:hAnsi="Times New Roman" w:cs="Times New Roman"/>
-              </w:rPr>
-            </w:pPr>
-            <w:r>
-              <w:rPr>
-                <w:rFonts w:ascii="Times New Roman" w:hAnsi="Times New Roman" w:cs="Times New Roman"/>
-              </w:rPr>
-              <w:t>299 [292, 306]</w:t>
-            </w:r>
-          </w:p>
-        </w:tc>
-        <w:tc>
-          <w:tcPr>
-            <w:tcW w:w="1960" w:type="dxa"/>
-          </w:tcPr>
-          <w:p>
-            <w:pPr>
-              <w:jc w:val="center"/>
-              <w:rPr>
-                <w:rFonts w:ascii="Times New Roman" w:hAnsi="Times New Roman" w:cs="Times New Roman"/>
-              </w:rPr>
-            </w:pPr>
-            <w:r>
-              <w:rPr>
-                <w:rFonts w:ascii="Times New Roman" w:hAnsi="Times New Roman" w:cs="Times New Roman"/>
-              </w:rPr>
-              <w:t>286 [278, 294]</w:t>
-            </w:r>
-          </w:p>
-        </w:tc>
-        <w:tc>
-          <w:tcPr>
-            <w:tcW w:w="1012" w:type="dxa"/>
-          </w:tcPr>
-          <w:p>
-            <w:pPr>
-              <w:jc w:val="center"/>
-              <w:rPr>
-                <w:rFonts w:ascii="Times New Roman" w:hAnsi="Times New Roman" w:cs="Times New Roman"/>
-                <w:b/>
-                <w:bCs/>
-              </w:rPr>
-            </w:pPr>
-            <w:r>
-              <w:rPr>
-                <w:rFonts w:ascii="Times New Roman" w:hAnsi="Times New Roman" w:cs="Times New Roman"/>
-                <w:b/>
-                <w:bCs/>
-              </w:rPr>
-              <w:t>0.04*</w:t>
-            </w:r>
-          </w:p>
-        </w:tc>
-      </w:tr>
-      <w:tr>
-        <w:tc>
-          <w:tcPr>
-            <w:tcW w:w="1710" w:type="dxa"/>
-          </w:tcPr>
-          <w:p>
-            <w:pPr>
-              <w:jc w:val="right"/>
-              <w:rPr>
-                <w:rFonts w:ascii="Times New Roman" w:hAnsi="Times New Roman" w:cs="Times New Roman"/>
-              </w:rPr>
-            </w:pPr>
-            <w:r>
-              <w:rPr>
-                <w:rFonts w:ascii="Times New Roman" w:hAnsi="Times New Roman" w:cs="Times New Roman"/>
-                <w:i/>
-                <w:iCs/>
-              </w:rPr>
-              <w:t>PD-L1 &gt;= 50%</w:t>
-            </w:r>
-          </w:p>
-        </w:tc>
-        <w:tc>
-          <w:tcPr>
-            <w:tcW w:w="810" w:type="dxa"/>
-          </w:tcPr>
-          <w:p>
-            <w:pPr>
-              <w:jc w:val="center"/>
-              <w:rPr>
-                <w:rFonts w:ascii="Times New Roman" w:hAnsi="Times New Roman" w:cs="Times New Roman"/>
-              </w:rPr>
-            </w:pPr>
-            <w:r>
-              <w:rPr>
-                <w:rFonts w:ascii="Times New Roman" w:hAnsi="Times New Roman" w:cs="Times New Roman"/>
-              </w:rPr>
-              <w:t>175</w:t>
-            </w:r>
-          </w:p>
-        </w:tc>
-        <w:tc>
-          <w:tcPr>
-            <w:tcW w:w="720" w:type="dxa"/>
-          </w:tcPr>
-          <w:p>
-            <w:pPr>
-              <w:jc w:val="center"/>
-              <w:rPr>
-                <w:rFonts w:ascii="Times New Roman" w:hAnsi="Times New Roman" w:cs="Times New Roman"/>
-              </w:rPr>
-            </w:pPr>
-            <w:r>
-              <w:rPr>
-                <w:rFonts w:ascii="Times New Roman" w:hAnsi="Times New Roman" w:cs="Times New Roman"/>
-              </w:rPr>
-              <w:t>175</w:t>
-            </w:r>
-          </w:p>
-        </w:tc>
-        <w:tc>
-          <w:tcPr>
-            <w:tcW w:w="1890" w:type="dxa"/>
-          </w:tcPr>
-          <w:p>
-            <w:pPr>
-              <w:jc w:val="center"/>
-              <w:rPr>
-                <w:rFonts w:ascii="Times New Roman" w:hAnsi="Times New Roman" w:cs="Times New Roman"/>
-              </w:rPr>
-            </w:pPr>
-            <w:r>
-              <w:rPr>
-                <w:rFonts w:ascii="Times New Roman" w:hAnsi="Times New Roman" w:cs="Times New Roman"/>
-              </w:rPr>
-              <w:t>1.30 [0.84, 2.01]</w:t>
-            </w:r>
-          </w:p>
-        </w:tc>
-        <w:tc>
-          <w:tcPr>
-            <w:tcW w:w="1800" w:type="dxa"/>
-          </w:tcPr>
-          <w:p>
-            <w:pPr>
-              <w:jc w:val="center"/>
-              <w:rPr>
-                <w:rFonts w:ascii="Times New Roman" w:hAnsi="Times New Roman" w:cs="Times New Roman"/>
-              </w:rPr>
-            </w:pPr>
-            <w:r>
-              <w:rPr>
-                <w:rFonts w:ascii="Times New Roman" w:hAnsi="Times New Roman" w:cs="Times New Roman"/>
-              </w:rPr>
-              <w:t>324 [312, 338]</w:t>
-            </w:r>
-          </w:p>
-        </w:tc>
-        <w:tc>
-          <w:tcPr>
-            <w:tcW w:w="1960" w:type="dxa"/>
-          </w:tcPr>
-          <w:p>
-            <w:pPr>
-              <w:jc w:val="center"/>
-              <w:rPr>
-                <w:rFonts w:ascii="Times New Roman" w:hAnsi="Times New Roman" w:cs="Times New Roman"/>
-              </w:rPr>
-            </w:pPr>
-            <w:r>
-              <w:rPr>
-                <w:rFonts w:ascii="Times New Roman" w:hAnsi="Times New Roman" w:cs="Times New Roman"/>
-              </w:rPr>
-              <w:t>313 [298, 329]</w:t>
-            </w:r>
-          </w:p>
-        </w:tc>
-        <w:tc>
-          <w:tcPr>
-            <w:tcW w:w="1012" w:type="dxa"/>
-          </w:tcPr>
-          <w:p>
-            <w:pPr>
-              <w:jc w:val="center"/>
-              <w:rPr>
-                <w:rFonts w:ascii="Times New Roman" w:hAnsi="Times New Roman" w:cs="Times New Roman"/>
-              </w:rPr>
-            </w:pPr>
-            <w:r>
-              <w:rPr>
-                <w:rFonts w:ascii="Times New Roman" w:hAnsi="Times New Roman" w:cs="Times New Roman"/>
-              </w:rPr>
-              <w:t>0.24</w:t>
-            </w:r>
-          </w:p>
-        </w:tc>
-      </w:tr>
-      <w:tr>
-        <w:tc>
-          <w:tcPr>
-            <w:tcW w:w="1710" w:type="dxa"/>
-          </w:tcPr>
-          <w:p>
-            <w:pPr>
-              <w:jc w:val="right"/>
-              <w:rPr>
-                <w:rFonts w:ascii="Times New Roman" w:hAnsi="Times New Roman" w:cs="Times New Roman"/>
-              </w:rPr>
-            </w:pPr>
-            <w:r>
-              <w:rPr>
-                <w:rFonts w:ascii="Times New Roman" w:hAnsi="Times New Roman" w:cs="Times New Roman"/>
-                <w:i/>
-                <w:iCs/>
-              </w:rPr>
-              <w:t>1% &lt; PD-L1 &lt; 50%</w:t>
-            </w:r>
-          </w:p>
-        </w:tc>
-        <w:tc>
-          <w:tcPr>
-            <w:tcW w:w="810" w:type="dxa"/>
-          </w:tcPr>
-          <w:p>
-            <w:pPr>
-              <w:jc w:val="center"/>
-              <w:rPr>
-                <w:rFonts w:ascii="Times New Roman" w:hAnsi="Times New Roman" w:cs="Times New Roman"/>
-              </w:rPr>
-            </w:pPr>
-            <w:r>
-              <w:rPr>
-                <w:rFonts w:ascii="Times New Roman" w:hAnsi="Times New Roman" w:cs="Times New Roman"/>
-              </w:rPr>
-              <w:t>85</w:t>
-            </w:r>
-          </w:p>
-        </w:tc>
-        <w:tc>
-          <w:tcPr>
-            <w:tcW w:w="720" w:type="dxa"/>
-          </w:tcPr>
-          <w:p>
-            <w:pPr>
-              <w:jc w:val="center"/>
-              <w:rPr>
-                <w:rFonts w:ascii="Times New Roman" w:hAnsi="Times New Roman" w:cs="Times New Roman"/>
-              </w:rPr>
-            </w:pPr>
-            <w:r>
-              <w:rPr>
-                <w:rFonts w:ascii="Times New Roman" w:hAnsi="Times New Roman" w:cs="Times New Roman"/>
-              </w:rPr>
-              <w:t>85</w:t>
-            </w:r>
-          </w:p>
-        </w:tc>
-        <w:tc>
-          <w:tcPr>
-            <w:tcW w:w="1890" w:type="dxa"/>
-          </w:tcPr>
-          <w:p>
-            <w:pPr>
-              <w:jc w:val="center"/>
-              <w:rPr>
-                <w:rFonts w:ascii="Times New Roman" w:hAnsi="Times New Roman" w:cs="Times New Roman"/>
-              </w:rPr>
-            </w:pPr>
-            <w:r>
-              <w:rPr>
-                <w:rFonts w:ascii="Times New Roman" w:hAnsi="Times New Roman" w:cs="Times New Roman"/>
-              </w:rPr>
-              <w:t>0.99 [0.61, 1.62]</w:t>
-            </w:r>
-          </w:p>
-        </w:tc>
-        <w:tc>
-          <w:tcPr>
-            <w:tcW w:w="1800" w:type="dxa"/>
-          </w:tcPr>
-          <w:p>
-            <w:pPr>
-              <w:jc w:val="center"/>
-              <w:rPr>
-                <w:rFonts w:ascii="Times New Roman" w:hAnsi="Times New Roman" w:cs="Times New Roman"/>
-              </w:rPr>
-            </w:pPr>
-            <w:r>
-              <w:rPr>
-                <w:rFonts w:ascii="Times New Roman" w:hAnsi="Times New Roman" w:cs="Times New Roman"/>
-              </w:rPr>
-              <w:t>310 [292, 328]</w:t>
-            </w:r>
-          </w:p>
-        </w:tc>
-        <w:tc>
-          <w:tcPr>
-            <w:tcW w:w="1960" w:type="dxa"/>
-          </w:tcPr>
-          <w:p>
-            <w:pPr>
-              <w:jc w:val="center"/>
-              <w:rPr>
-                <w:rFonts w:ascii="Times New Roman" w:hAnsi="Times New Roman" w:cs="Times New Roman"/>
-              </w:rPr>
-            </w:pPr>
-            <w:r>
-              <w:rPr>
-                <w:rFonts w:ascii="Times New Roman" w:hAnsi="Times New Roman" w:cs="Times New Roman"/>
-              </w:rPr>
-              <w:t>293 [267, 318]</w:t>
-            </w:r>
-          </w:p>
-        </w:tc>
-        <w:tc>
-          <w:tcPr>
-            <w:tcW w:w="1012" w:type="dxa"/>
-          </w:tcPr>
-          <w:p>
-            <w:pPr>
-              <w:jc w:val="center"/>
-              <w:rPr>
-                <w:rFonts w:ascii="Times New Roman" w:hAnsi="Times New Roman" w:cs="Times New Roman"/>
-              </w:rPr>
-            </w:pPr>
-            <w:r>
-              <w:rPr>
-                <w:rFonts w:ascii="Times New Roman" w:hAnsi="Times New Roman" w:cs="Times New Roman"/>
-              </w:rPr>
-              <w:t>0.97</w:t>
-            </w:r>
-          </w:p>
-        </w:tc>
-      </w:tr>
-      <w:tr>
-        <w:tc>
-          <w:tcPr>
-            <w:tcW w:w="1710" w:type="dxa"/>
-          </w:tcPr>
-          <w:p>
-            <w:pPr>
-              <w:jc w:val="right"/>
-              <w:rPr>
-                <w:rFonts w:ascii="Times New Roman" w:hAnsi="Times New Roman" w:cs="Times New Roman"/>
-              </w:rPr>
-            </w:pPr>
-            <w:r>
-              <w:rPr>
-                <w:rFonts w:ascii="Times New Roman" w:hAnsi="Times New Roman" w:cs="Times New Roman"/>
-                <w:i/>
-                <w:iCs/>
-              </w:rPr>
-              <w:t>PD-L1 Negative</w:t>
-            </w:r>
-          </w:p>
-        </w:tc>
-        <w:tc>
-          <w:tcPr>
-            <w:tcW w:w="810" w:type="dxa"/>
-          </w:tcPr>
-          <w:p>
-            <w:pPr>
-              <w:jc w:val="center"/>
-              <w:rPr>
-                <w:rFonts w:ascii="Times New Roman" w:hAnsi="Times New Roman" w:cs="Times New Roman"/>
-              </w:rPr>
-            </w:pPr>
-            <w:r>
-              <w:rPr>
-                <w:rFonts w:ascii="Times New Roman" w:hAnsi="Times New Roman" w:cs="Times New Roman"/>
-              </w:rPr>
-              <w:t>103</w:t>
-            </w:r>
-          </w:p>
-        </w:tc>
-        <w:tc>
-          <w:tcPr>
-            <w:tcW w:w="720" w:type="dxa"/>
-          </w:tcPr>
-          <w:p>
-            <w:pPr>
-              <w:rPr>
-                <w:rFonts w:ascii="Times New Roman" w:hAnsi="Times New Roman" w:cs="Times New Roman"/>
-              </w:rPr>
-            </w:pPr>
-            <w:r>
-              <w:rPr>
-                <w:rFonts w:ascii="Times New Roman" w:hAnsi="Times New Roman" w:cs="Times New Roman"/>
-              </w:rPr>
-              <w:t>103</w:t>
-            </w:r>
-          </w:p>
-        </w:tc>
-        <w:tc>
-          <w:tcPr>
-            <w:tcW w:w="1890" w:type="dxa"/>
-          </w:tcPr>
-          <w:p>
-            <w:pPr>
-              <w:jc w:val="center"/>
-              <w:rPr>
-                <w:rFonts w:ascii="Times New Roman" w:hAnsi="Times New Roman" w:cs="Times New Roman"/>
-              </w:rPr>
-            </w:pPr>
-            <w:r>
-              <w:rPr>
-                <w:rFonts w:ascii="Times New Roman" w:hAnsi="Times New Roman" w:cs="Times New Roman"/>
+            <w:tcW w:w="1946" w:type="dxa"/>
+          </w:tcPr>
+          <w:p>
+            <w:pPr>
+              <w:jc w:val="center"/>
+              <w:rPr>
+                <w:rFonts w:ascii="Times New Roman" w:hAnsi="Times New Roman" w:cs="Times New Roman"/>
+                <w:sz w:val="22"/>
+                <w:szCs w:val="22"/>
+              </w:rPr>
+            </w:pPr>
+            <w:r>
+              <w:rPr>
+                <w:rFonts w:ascii="Times New Roman" w:hAnsi="Times New Roman" w:cs="Times New Roman"/>
+                <w:sz w:val="22"/>
+                <w:szCs w:val="22"/>
               </w:rPr>
               <w:t>1.34 [0.83, 2.18]</w:t>
             </w:r>
@@ -12174,18 +12371,22 @@
         </w:tc>
         <w:tc>
           <w:tcPr>
-            <w:tcW w:w="1800" w:type="dxa"/>
-          </w:tcPr>
-          <w:p>
-            <w:pPr>
-              <w:jc w:val="center"/>
-              <w:rPr>
-                <w:rFonts w:ascii="Times New Roman" w:hAnsi="Times New Roman" w:cs="Times New Roman"/>
-              </w:rPr>
-            </w:pPr>
-            <w:r>
-              <w:rPr>
-                <w:rFonts w:ascii="Times New Roman" w:hAnsi="Times New Roman" w:cs="Times New Roman"/>
+            <w:tcW w:w="1622" w:type="dxa"/>
+          </w:tcPr>
+          <w:p>
+            <w:pPr>
+              <w:jc w:val="center"/>
+              <w:rPr>
+                <w:rFonts w:ascii="Times New Roman" w:hAnsi="Times New Roman" w:cs="Times New Roman"/>
+                <w:sz w:val="22"/>
+                <w:szCs w:val="22"/>
+              </w:rPr>
+            </w:pPr>
+            <w:r>
+              <w:rPr>
+                <w:rFonts w:ascii="Times New Roman" w:hAnsi="Times New Roman" w:cs="Times New Roman"/>
+                <w:sz w:val="22"/>
+                <w:szCs w:val="22"/>
               </w:rPr>
               <w:t>307 [287, 326]</w:t>
             </w:r>
@@ -12193,18 +12394,22 @@
         </w:tc>
         <w:tc>
           <w:tcPr>
-            <w:tcW w:w="1960" w:type="dxa"/>
-          </w:tcPr>
-          <w:p>
-            <w:pPr>
-              <w:jc w:val="center"/>
-              <w:rPr>
-                <w:rFonts w:ascii="Times New Roman" w:hAnsi="Times New Roman" w:cs="Times New Roman"/>
-              </w:rPr>
-            </w:pPr>
-            <w:r>
-              <w:rPr>
-                <w:rFonts w:ascii="Times New Roman" w:hAnsi="Times New Roman" w:cs="Times New Roman"/>
+            <w:tcW w:w="1945" w:type="dxa"/>
+          </w:tcPr>
+          <w:p>
+            <w:pPr>
+              <w:jc w:val="center"/>
+              <w:rPr>
+                <w:rFonts w:ascii="Times New Roman" w:hAnsi="Times New Roman" w:cs="Times New Roman"/>
+                <w:sz w:val="22"/>
+                <w:szCs w:val="22"/>
+              </w:rPr>
+            </w:pPr>
+            <w:r>
+              <w:rPr>
+                <w:rFonts w:ascii="Times New Roman" w:hAnsi="Times New Roman" w:cs="Times New Roman"/>
+                <w:sz w:val="22"/>
+                <w:szCs w:val="22"/>
               </w:rPr>
               <w:t>299 [279, 320]</w:t>
             </w:r>
@@ -12212,18 +12417,22 @@
         </w:tc>
         <w:tc>
           <w:tcPr>
-            <w:tcW w:w="1012" w:type="dxa"/>
-          </w:tcPr>
-          <w:p>
-            <w:pPr>
-              <w:jc w:val="center"/>
-              <w:rPr>
-                <w:rFonts w:ascii="Times New Roman" w:hAnsi="Times New Roman" w:cs="Times New Roman"/>
-              </w:rPr>
-            </w:pPr>
-            <w:r>
-              <w:rPr>
-                <w:rFonts w:ascii="Times New Roman" w:hAnsi="Times New Roman" w:cs="Times New Roman"/>
+            <w:tcW w:w="1003" w:type="dxa"/>
+          </w:tcPr>
+          <w:p>
+            <w:pPr>
+              <w:jc w:val="center"/>
+              <w:rPr>
+                <w:rFonts w:ascii="Times New Roman" w:hAnsi="Times New Roman" w:cs="Times New Roman"/>
+                <w:sz w:val="22"/>
+                <w:szCs w:val="22"/>
+              </w:rPr>
+            </w:pPr>
+            <w:r>
+              <w:rPr>
+                <w:rFonts w:ascii="Times New Roman" w:hAnsi="Times New Roman" w:cs="Times New Roman"/>
+                <w:sz w:val="22"/>
+                <w:szCs w:val="22"/>
               </w:rPr>
               <w:t>0.23</w:t>
             </w:r>
@@ -12273,16 +12482,7 @@
           <w:b/>
           <w:bCs/>
         </w:rPr>
-        <w:t xml:space="preserve">Survival time is calculated as days from initiation of first-line </w:t>
-      </w:r>
-      <w:r>
-        <w:rPr>
-          <w:rFonts w:ascii="Times New Roman" w:hAnsi="Times New Roman" w:cs="Times New Roman"/>
-          <w:b/>
-          <w:bCs/>
-        </w:rPr>
-        <w:lastRenderedPageBreak/>
-        <w:t xml:space="preserve">therapy. </w:t>
+        <w:t xml:space="preserve">Survival time is calculated as days from initiation of first-line therapy. </w:t>
       </w:r>
       <w:r>
         <w:rPr>
@@ -12485,6 +12685,7 @@
                 <w:b/>
                 <w:bCs/>
               </w:rPr>
+              <w:lastRenderedPageBreak/>
               <w:t>Outcome</w:t>
             </w:r>
           </w:p>
@@ -12662,6 +12863,148 @@
         </w:rPr>
         <w:t xml:space="preserve">PFS = progression-free survival and OS = overall survival. </w:t>
       </w:r>
+    </w:p>
+    <w:p>
+      <w:pPr>
+        <w:rPr>
+          <w:rFonts w:ascii="Times New Roman" w:hAnsi="Times New Roman" w:cs="Times New Roman"/>
+          <w:b/>
+          <w:bCs/>
+        </w:rPr>
+      </w:pPr>
+    </w:p>
+    <w:p>
+      <w:pPr>
+        <w:rPr>
+          <w:rFonts w:ascii="Times New Roman" w:hAnsi="Times New Roman" w:cs="Times New Roman"/>
+          <w:b/>
+          <w:bCs/>
+        </w:rPr>
+      </w:pPr>
+      <w:r>
+        <w:rPr>
+          <w:rFonts w:ascii="Times New Roman" w:hAnsi="Times New Roman" w:cs="Times New Roman"/>
+          <w:b/>
+          <w:bCs/>
+          <w:noProof/>
+        </w:rPr>
+        <w:drawing>
+          <wp:inline distT="0" distB="0" distL="0" distR="0" wp14:anchorId="10738275" wp14:editId="3A608125">
+            <wp:extent cx="6290945" cy="2727960"/>
+            <wp:effectExtent l="0" t="0" r="0" b="2540"/>
+            <wp:docPr id="1776348302" name="Picture 4" descr="A collage of graphs&#10;&#10;Description automatically generated"/>
+            <wp:cNvGraphicFramePr>
+              <a:graphicFrameLocks xmlns:a="http://schemas.openxmlformats.org/drawingml/2006/main" noChangeAspect="1"/>
+            </wp:cNvGraphicFramePr>
+            <a:graphic xmlns:a="http://schemas.openxmlformats.org/drawingml/2006/main">
+              <a:graphicData uri="http://schemas.openxmlformats.org/drawingml/2006/picture">
+                <pic:pic xmlns:pic="http://schemas.openxmlformats.org/drawingml/2006/picture">
+                  <pic:nvPicPr>
+                    <pic:cNvPr id="1776348302" name="Picture 4" descr="A collage of graphs&#10;&#10;Description automatically generated"/>
+                    <pic:cNvPicPr/>
+                  </pic:nvPicPr>
+                  <pic:blipFill>
+                    <a:blip r:embed="rId12" cstate="print">
+                      <a:extLst>
+                        <a:ext uri="{28A0092B-C50C-407E-A947-70E740481C1C}">
+                          <a14:useLocalDpi xmlns:a14="http://schemas.microsoft.com/office/drawing/2010/main" val="0"/>
+                        </a:ext>
+                      </a:extLst>
+                    </a:blip>
+                    <a:stretch>
+                      <a:fillRect/>
+                    </a:stretch>
+                  </pic:blipFill>
+                  <pic:spPr>
+                    <a:xfrm>
+                      <a:off x="0" y="0"/>
+                      <a:ext cx="6290945" cy="2727960"/>
+                    </a:xfrm>
+                    <a:prstGeom prst="rect">
+                      <a:avLst/>
+                    </a:prstGeom>
+                  </pic:spPr>
+                </pic:pic>
+              </a:graphicData>
+            </a:graphic>
+          </wp:inline>
+        </w:drawing>
+      </w:r>
+    </w:p>
+    <w:p>
+      <w:pPr>
+        <w:rPr>
+          <w:rFonts w:ascii="Times New Roman" w:hAnsi="Times New Roman" w:cs="Times New Roman"/>
+          <w:b/>
+          <w:bCs/>
+        </w:rPr>
+      </w:pPr>
+    </w:p>
+    <w:p>
+      <w:pPr>
+        <w:rPr>
+          <w:rFonts w:ascii="Times New Roman" w:hAnsi="Times New Roman" w:cs="Times New Roman"/>
+          <w:b/>
+          <w:bCs/>
+        </w:rPr>
+      </w:pPr>
+      <w:r>
+        <w:rPr>
+          <w:rFonts w:ascii="Times New Roman" w:hAnsi="Times New Roman" w:cs="Times New Roman"/>
+          <w:b/>
+          <w:bCs/>
+        </w:rPr>
+        <w:t xml:space="preserve">Figure ***: Kaplan-Meier curves </w:t>
+      </w:r>
+      <w:r>
+        <w:rPr>
+          <w:rFonts w:ascii="Times New Roman" w:hAnsi="Times New Roman" w:cs="Times New Roman"/>
+          <w:b/>
+          <w:bCs/>
+        </w:rPr>
+        <w:t xml:space="preserve">demonstrating 12-month PFS </w:t>
+      </w:r>
+      <w:r>
+        <w:rPr>
+          <w:rFonts w:ascii="Times New Roman" w:hAnsi="Times New Roman" w:cs="Times New Roman"/>
+          <w:b/>
+          <w:bCs/>
+        </w:rPr>
+        <w:t>for</w:t>
+      </w:r>
+      <w:r>
+        <w:rPr>
+          <w:rFonts w:ascii="Times New Roman" w:hAnsi="Times New Roman" w:cs="Times New Roman"/>
+          <w:b/>
+          <w:bCs/>
+        </w:rPr>
+        <w:t xml:space="preserve"> test-set</w:t>
+      </w:r>
+      <w:r>
+        <w:rPr>
+          <w:rFonts w:ascii="Times New Roman" w:hAnsi="Times New Roman" w:cs="Times New Roman"/>
+          <w:b/>
+          <w:bCs/>
+        </w:rPr>
+        <w:t xml:space="preserve"> patients classified as low-risk </w:t>
+      </w:r>
+      <w:r>
+        <w:rPr>
+          <w:rFonts w:ascii="Times New Roman" w:hAnsi="Times New Roman" w:cs="Times New Roman"/>
+          <w:b/>
+          <w:bCs/>
+        </w:rPr>
+        <w:t>via the ML algorithm versus those classified as high-risk. A threshold of 0.70 was set for classifying patients as high-risk. All patients included in this analysis are driver-mutation negative.</w:t>
+      </w:r>
+    </w:p>
+    <w:p>
+      <w:pPr>
+        <w:rPr>
+          <w:rFonts w:ascii="Times New Roman" w:hAnsi="Times New Roman" w:cs="Times New Roman"/>
+          <w:b/>
+          <w:bCs/>
+        </w:rPr>
+      </w:pPr>
     </w:p>
     <w:p>
       <w:pPr>
@@ -12694,7 +13037,7 @@
                     <pic:cNvPicPr/>
                   </pic:nvPicPr>
                   <pic:blipFill>
-                    <a:blip r:embed="rId12" cstate="print">
+                    <a:blip r:embed="rId13" cstate="print">
                       <a:extLst>
                         <a:ext uri="{28A0092B-C50C-407E-A947-70E740481C1C}">
                           <a14:useLocalDpi xmlns:a14="http://schemas.microsoft.com/office/drawing/2010/main" val="0"/>
@@ -12738,6 +13081,63 @@
           <w:bCs/>
         </w:rPr>
       </w:pPr>
+      <w:r>
+        <w:rPr>
+          <w:rFonts w:ascii="Times New Roman" w:hAnsi="Times New Roman" w:cs="Times New Roman"/>
+          <w:b/>
+          <w:bCs/>
+        </w:rPr>
+        <w:t xml:space="preserve">Figure ***: Kaplan-Meier curves </w:t>
+      </w:r>
+      <w:r>
+        <w:rPr>
+          <w:rFonts w:ascii="Times New Roman" w:hAnsi="Times New Roman" w:cs="Times New Roman"/>
+          <w:b/>
+          <w:bCs/>
+        </w:rPr>
+        <w:t xml:space="preserve">demonstrating 12-month OS </w:t>
+      </w:r>
+      <w:r>
+        <w:rPr>
+          <w:rFonts w:ascii="Times New Roman" w:hAnsi="Times New Roman" w:cs="Times New Roman"/>
+          <w:b/>
+          <w:bCs/>
+        </w:rPr>
+        <w:t>for</w:t>
+      </w:r>
+      <w:r>
+        <w:rPr>
+          <w:rFonts w:ascii="Times New Roman" w:hAnsi="Times New Roman" w:cs="Times New Roman"/>
+          <w:b/>
+          <w:bCs/>
+        </w:rPr>
+        <w:t xml:space="preserve"> test-set</w:t>
+      </w:r>
+      <w:r>
+        <w:rPr>
+          <w:rFonts w:ascii="Times New Roman" w:hAnsi="Times New Roman" w:cs="Times New Roman"/>
+          <w:b/>
+          <w:bCs/>
+        </w:rPr>
+        <w:t xml:space="preserve"> patients classified as low-risk </w:t>
+      </w:r>
+      <w:r>
+        <w:rPr>
+          <w:rFonts w:ascii="Times New Roman" w:hAnsi="Times New Roman" w:cs="Times New Roman"/>
+          <w:b/>
+          <w:bCs/>
+        </w:rPr>
+        <w:t xml:space="preserve">via the ML algorithm versus those classified as high-risk. A threshold of 0.47 was set for </w:t>
+      </w:r>
+      <w:r>
+        <w:rPr>
+          <w:rFonts w:ascii="Times New Roman" w:hAnsi="Times New Roman" w:cs="Times New Roman"/>
+          <w:b/>
+          <w:bCs/>
+        </w:rPr>
+        <w:lastRenderedPageBreak/>
+        <w:t>classifying patients as high-risk. All patients included in this analysis are driver-mutation negative.</w:t>
+      </w:r>
     </w:p>
     <w:p>
       <w:pPr>
@@ -12756,15 +13156,14 @@
           <w:bCs/>
         </w:rPr>
       </w:pPr>
-    </w:p>
-    <w:p>
-      <w:pPr>
+      <w:r>
         <w:rPr>
           <w:rFonts w:ascii="Times New Roman" w:hAnsi="Times New Roman" w:cs="Times New Roman"/>
           <w:b/>
           <w:bCs/>
         </w:rPr>
-      </w:pPr>
+        <w:t>A)</w:t>
+      </w:r>
       <w:r>
         <w:rPr>
           <w:rFonts w:ascii="Times New Roman" w:hAnsi="Times New Roman" w:cs="Times New Roman"/>
@@ -12772,102 +13171,8 @@
           <w:bCs/>
           <w:noProof/>
         </w:rPr>
-        <w:lastRenderedPageBreak/>
         <w:drawing>
-          <wp:inline distT="0" distB="0" distL="0" distR="0" wp14:anchorId="28AF0EE8" wp14:editId="7A6E34EF">
-            <wp:extent cx="6290945" cy="2727960"/>
-            <wp:effectExtent l="0" t="0" r="0" b="2540"/>
-            <wp:docPr id="1776348302" name="Picture 4" descr="A collage of graphs&#10;&#10;Description automatically generated"/>
-            <wp:cNvGraphicFramePr>
-              <a:graphicFrameLocks xmlns:a="http://schemas.openxmlformats.org/drawingml/2006/main" noChangeAspect="1"/>
-            </wp:cNvGraphicFramePr>
-            <a:graphic xmlns:a="http://schemas.openxmlformats.org/drawingml/2006/main">
-              <a:graphicData uri="http://schemas.openxmlformats.org/drawingml/2006/picture">
-                <pic:pic xmlns:pic="http://schemas.openxmlformats.org/drawingml/2006/picture">
-                  <pic:nvPicPr>
-                    <pic:cNvPr id="1776348302" name="Picture 4" descr="A collage of graphs&#10;&#10;Description automatically generated"/>
-                    <pic:cNvPicPr/>
-                  </pic:nvPicPr>
-                  <pic:blipFill>
-                    <a:blip r:embed="rId13" cstate="print">
-                      <a:extLst>
-                        <a:ext uri="{28A0092B-C50C-407E-A947-70E740481C1C}">
-                          <a14:useLocalDpi xmlns:a14="http://schemas.microsoft.com/office/drawing/2010/main" val="0"/>
-                        </a:ext>
-                      </a:extLst>
-                    </a:blip>
-                    <a:stretch>
-                      <a:fillRect/>
-                    </a:stretch>
-                  </pic:blipFill>
-                  <pic:spPr>
-                    <a:xfrm>
-                      <a:off x="0" y="0"/>
-                      <a:ext cx="6290945" cy="2727960"/>
-                    </a:xfrm>
-                    <a:prstGeom prst="rect">
-                      <a:avLst/>
-                    </a:prstGeom>
-                  </pic:spPr>
-                </pic:pic>
-              </a:graphicData>
-            </a:graphic>
-          </wp:inline>
-        </w:drawing>
-      </w:r>
-    </w:p>
-    <w:p>
-      <w:pPr>
-        <w:rPr>
-          <w:rFonts w:ascii="Times New Roman" w:hAnsi="Times New Roman" w:cs="Times New Roman"/>
-          <w:b/>
-          <w:bCs/>
-        </w:rPr>
-      </w:pPr>
-    </w:p>
-    <w:p>
-      <w:pPr>
-        <w:rPr>
-          <w:rFonts w:ascii="Times New Roman" w:hAnsi="Times New Roman" w:cs="Times New Roman"/>
-          <w:b/>
-          <w:bCs/>
-        </w:rPr>
-      </w:pPr>
-    </w:p>
-    <w:p>
-      <w:pPr>
-        <w:rPr>
-          <w:rFonts w:ascii="Times New Roman" w:hAnsi="Times New Roman" w:cs="Times New Roman"/>
-          <w:b/>
-          <w:bCs/>
-        </w:rPr>
-      </w:pPr>
-    </w:p>
-    <w:p>
-      <w:pPr>
-        <w:rPr>
-          <w:rFonts w:ascii="Times New Roman" w:hAnsi="Times New Roman" w:cs="Times New Roman"/>
-          <w:b/>
-          <w:bCs/>
-        </w:rPr>
-      </w:pPr>
-      <w:r>
-        <w:rPr>
-          <w:rFonts w:ascii="Times New Roman" w:hAnsi="Times New Roman" w:cs="Times New Roman"/>
-          <w:b/>
-          <w:bCs/>
-        </w:rPr>
-        <w:t>A)</w:t>
-      </w:r>
-      <w:r>
-        <w:rPr>
-          <w:rFonts w:ascii="Times New Roman" w:hAnsi="Times New Roman" w:cs="Times New Roman"/>
-          <w:b/>
-          <w:bCs/>
-          <w:noProof/>
-        </w:rPr>
-        <w:drawing>
-          <wp:inline distT="0" distB="0" distL="0" distR="0" wp14:anchorId="40322153" wp14:editId="427DFB9B">
+          <wp:inline distT="0" distB="0" distL="0" distR="0" wp14:anchorId="40322153" wp14:editId="516F555B">
             <wp:extent cx="2978432" cy="3537019"/>
             <wp:effectExtent l="0" t="0" r="6350" b="0"/>
             <wp:docPr id="445907951" name="Picture 5" descr="A graph of a patient&#10;&#10;Description automatically generated with medium confidence"/>
@@ -12924,7 +13229,7 @@
           <w:noProof/>
         </w:rPr>
         <w:drawing>
-          <wp:inline distT="0" distB="0" distL="0" distR="0" wp14:anchorId="3FA51CB4" wp14:editId="38EBA0A0">
+          <wp:inline distT="0" distB="0" distL="0" distR="0" wp14:anchorId="3FA51CB4" wp14:editId="12F162FE">
             <wp:extent cx="2758435" cy="3275762"/>
             <wp:effectExtent l="0" t="0" r="0" b="1270"/>
             <wp:docPr id="392707738" name="Picture 6" descr="A graph of a patient's health&#10;&#10;Description automatically generated with medium confidence"/>
@@ -13035,23 +13340,13 @@
       <w:pPr>
         <w:rPr>
           <w:rFonts w:ascii="Times New Roman" w:hAnsi="Times New Roman" w:cs="Times New Roman"/>
+        </w:rPr>
+      </w:pPr>
+      <w:r>
+        <w:rPr>
+          <w:rFonts w:ascii="Times New Roman" w:hAnsi="Times New Roman" w:cs="Times New Roman"/>
           <w:b/>
           <w:bCs/>
-          <w:noProof/>
-        </w:rPr>
-      </w:pPr>
-    </w:p>
-    <w:p>
-      <w:pPr>
-        <w:rPr>
-          <w:rFonts w:ascii="Times New Roman" w:hAnsi="Times New Roman" w:cs="Times New Roman"/>
-        </w:rPr>
-      </w:pPr>
-      <w:r>
-        <w:rPr>
-          <w:rFonts w:ascii="Times New Roman" w:hAnsi="Times New Roman" w:cs="Times New Roman"/>
-          <w:b/>
-          <w:bCs/>
         </w:rPr>
         <w:lastRenderedPageBreak/>
         <w:t>A)</w:t>
@@ -13062,7 +13357,7 @@
           <w:noProof/>
         </w:rPr>
         <w:drawing>
-          <wp:inline distT="0" distB="0" distL="0" distR="0" wp14:anchorId="1074C5D8" wp14:editId="450A5855">
+          <wp:inline distT="0" distB="0" distL="0" distR="0" wp14:anchorId="1074C5D8" wp14:editId="7B053C90">
             <wp:extent cx="3046124" cy="3617406"/>
             <wp:effectExtent l="0" t="0" r="1905" b="2540"/>
             <wp:docPr id="86870469" name="Picture 7"/>
@@ -13117,7 +13412,7 @@
           <w:noProof/>
         </w:rPr>
         <w:drawing>
-          <wp:inline distT="0" distB="0" distL="0" distR="0" wp14:anchorId="35BAECDC" wp14:editId="598E5972">
+          <wp:inline distT="0" distB="0" distL="0" distR="0" wp14:anchorId="35BAECDC" wp14:editId="5AAEB291">
             <wp:extent cx="2910741" cy="3456633"/>
             <wp:effectExtent l="0" t="0" r="0" b="0"/>
             <wp:docPr id="56927783" name="Picture 8"/>
@@ -13184,114 +13479,7 @@
           <w:rFonts w:ascii="Times New Roman" w:hAnsi="Times New Roman" w:cs="Times New Roman"/>
           <w:b/>
           <w:bCs/>
-        </w:rPr>
-      </w:pPr>
-    </w:p>
-    <w:p>
-      <w:pPr>
-        <w:rPr>
-          <w:rFonts w:ascii="Times New Roman" w:hAnsi="Times New Roman" w:cs="Times New Roman"/>
-          <w:b/>
-          <w:bCs/>
-        </w:rPr>
-      </w:pPr>
-      <w:r>
-        <w:rPr>
-          <w:rFonts w:ascii="Times New Roman" w:hAnsi="Times New Roman" w:cs="Times New Roman"/>
-          <w:b/>
-          <w:bCs/>
-        </w:rPr>
-        <w:t xml:space="preserve">Figure ***: Kaplan-Meier curves </w:t>
-      </w:r>
-      <w:r>
-        <w:rPr>
-          <w:rFonts w:ascii="Times New Roman" w:hAnsi="Times New Roman" w:cs="Times New Roman"/>
-          <w:b/>
-          <w:bCs/>
-        </w:rPr>
-        <w:t xml:space="preserve">demonstrating 12-month PFS </w:t>
-      </w:r>
-      <w:r>
-        <w:rPr>
-          <w:rFonts w:ascii="Times New Roman" w:hAnsi="Times New Roman" w:cs="Times New Roman"/>
-          <w:b/>
-          <w:bCs/>
-        </w:rPr>
-        <w:t>for</w:t>
-      </w:r>
-      <w:r>
-        <w:rPr>
-          <w:rFonts w:ascii="Times New Roman" w:hAnsi="Times New Roman" w:cs="Times New Roman"/>
-          <w:b/>
-          <w:bCs/>
-        </w:rPr>
-        <w:t xml:space="preserve"> test-set</w:t>
-      </w:r>
-      <w:r>
-        <w:rPr>
-          <w:rFonts w:ascii="Times New Roman" w:hAnsi="Times New Roman" w:cs="Times New Roman"/>
-          <w:b/>
-          <w:bCs/>
-        </w:rPr>
-        <w:t xml:space="preserve"> patients classified as low-risk </w:t>
-      </w:r>
-      <w:r>
-        <w:rPr>
-          <w:rFonts w:ascii="Times New Roman" w:hAnsi="Times New Roman" w:cs="Times New Roman"/>
-          <w:b/>
-          <w:bCs/>
-        </w:rPr>
-        <w:t xml:space="preserve">via the ML algorithm versus those classified as high-risk. A threshold of </w:t>
-      </w:r>
-      <w:r>
-        <w:rPr>
-          <w:rFonts w:ascii="Times New Roman" w:hAnsi="Times New Roman" w:cs="Times New Roman"/>
-          <w:b/>
-          <w:bCs/>
-        </w:rPr>
-        <w:t>0.70</w:t>
-      </w:r>
-      <w:r>
-        <w:rPr>
-          <w:rFonts w:ascii="Times New Roman" w:hAnsi="Times New Roman" w:cs="Times New Roman"/>
-          <w:b/>
-          <w:bCs/>
-        </w:rPr>
-        <w:t xml:space="preserve"> was set for classifying patients as high-risk.</w:t>
-      </w:r>
-      <w:r>
-        <w:rPr>
-          <w:rFonts w:ascii="Times New Roman" w:hAnsi="Times New Roman" w:cs="Times New Roman"/>
-          <w:b/>
-          <w:bCs/>
-        </w:rPr>
-        <w:t xml:space="preserve"> All patients included in this analysis are driver-mutation negative.</w:t>
-      </w:r>
-    </w:p>
-    <w:p>
-      <w:pPr>
-        <w:rPr>
-          <w:rFonts w:ascii="Times New Roman" w:hAnsi="Times New Roman" w:cs="Times New Roman"/>
-          <w:b/>
-          <w:bCs/>
-        </w:rPr>
-      </w:pPr>
-    </w:p>
-    <w:p>
-      <w:pPr>
-        <w:rPr>
-          <w:rFonts w:ascii="Times New Roman" w:hAnsi="Times New Roman" w:cs="Times New Roman"/>
-          <w:b/>
-          <w:bCs/>
-        </w:rPr>
-      </w:pPr>
-    </w:p>
-    <w:p>
-      <w:pPr>
-        <w:rPr>
-          <w:rFonts w:ascii="Times New Roman" w:hAnsi="Times New Roman" w:cs="Times New Roman"/>
-          <w:b/>
-          <w:bCs/>
+          <w:noProof/>
         </w:rPr>
       </w:pPr>
     </w:p>
@@ -13303,16 +13491,16 @@
         <w:tblLook w:val="04A0" w:firstRow="1" w:lastRow="0" w:firstColumn="1" w:lastColumn="0" w:noHBand="0" w:noVBand="1"/>
       </w:tblPr>
       <w:tblGrid>
-        <w:gridCol w:w="3870"/>
-        <w:gridCol w:w="990"/>
-        <w:gridCol w:w="900"/>
-        <w:gridCol w:w="2700"/>
-        <w:gridCol w:w="1170"/>
+        <w:gridCol w:w="4860"/>
+        <w:gridCol w:w="679"/>
+        <w:gridCol w:w="671"/>
+        <w:gridCol w:w="2520"/>
+        <w:gridCol w:w="926"/>
       </w:tblGrid>
       <w:tr>
         <w:tc>
           <w:tcPr>
-            <w:tcW w:w="3870" w:type="dxa"/>
+            <w:tcW w:w="4860" w:type="dxa"/>
           </w:tcPr>
           <w:p>
             <w:pPr>
@@ -13321,6 +13509,8 @@
                 <w:rFonts w:ascii="Times New Roman" w:hAnsi="Times New Roman" w:cs="Times New Roman"/>
                 <w:b/>
                 <w:bCs/>
+                <w:sz w:val="22"/>
+                <w:szCs w:val="22"/>
                 <w:lang w:val="it-IT"/>
               </w:rPr>
             </w:pPr>
@@ -13330,6 +13520,8 @@
                 <w:rFonts w:ascii="Times New Roman" w:hAnsi="Times New Roman" w:cs="Times New Roman"/>
                 <w:b/>
                 <w:bCs/>
+                <w:sz w:val="22"/>
+                <w:szCs w:val="22"/>
                 <w:lang w:val="it-IT"/>
               </w:rPr>
               <w:t>Outcome</w:t>
@@ -13339,7 +13531,7 @@
         </w:tc>
         <w:tc>
           <w:tcPr>
-            <w:tcW w:w="990" w:type="dxa"/>
+            <w:tcW w:w="679" w:type="dxa"/>
           </w:tcPr>
           <w:p>
             <w:pPr>
@@ -13348,6 +13540,8 @@
                 <w:rFonts w:ascii="Times New Roman" w:hAnsi="Times New Roman" w:cs="Times New Roman"/>
                 <w:b/>
                 <w:bCs/>
+                <w:sz w:val="22"/>
+                <w:szCs w:val="22"/>
                 <w:vertAlign w:val="subscript"/>
                 <w:lang w:val="it-IT"/>
               </w:rPr>
@@ -13358,6 +13552,8 @@
                 <w:rFonts w:ascii="Times New Roman" w:hAnsi="Times New Roman" w:cs="Times New Roman"/>
                 <w:b/>
                 <w:bCs/>
+                <w:sz w:val="22"/>
+                <w:szCs w:val="22"/>
                 <w:lang w:val="it-IT"/>
               </w:rPr>
               <w:t>n</w:t>
@@ -13367,6 +13563,8 @@
                 <w:rFonts w:ascii="Times New Roman" w:hAnsi="Times New Roman" w:cs="Times New Roman"/>
                 <w:b/>
                 <w:bCs/>
+                <w:sz w:val="22"/>
+                <w:szCs w:val="22"/>
                 <w:vertAlign w:val="subscript"/>
                 <w:lang w:val="it-IT"/>
               </w:rPr>
@@ -13377,7 +13575,7 @@
         </w:tc>
         <w:tc>
           <w:tcPr>
-            <w:tcW w:w="900" w:type="dxa"/>
+            <w:tcW w:w="671" w:type="dxa"/>
           </w:tcPr>
           <w:p>
             <w:pPr>
@@ -13386,6 +13584,8 @@
                 <w:rFonts w:ascii="Times New Roman" w:hAnsi="Times New Roman" w:cs="Times New Roman"/>
                 <w:b/>
                 <w:bCs/>
+                <w:sz w:val="22"/>
+                <w:szCs w:val="22"/>
                 <w:vertAlign w:val="subscript"/>
                 <w:lang w:val="it-IT"/>
               </w:rPr>
@@ -13396,6 +13596,8 @@
                 <w:rFonts w:ascii="Times New Roman" w:hAnsi="Times New Roman" w:cs="Times New Roman"/>
                 <w:b/>
                 <w:bCs/>
+                <w:sz w:val="22"/>
+                <w:szCs w:val="22"/>
                 <w:lang w:val="it-IT"/>
               </w:rPr>
               <w:t>n</w:t>
@@ -13405,6 +13607,8 @@
                 <w:rFonts w:ascii="Times New Roman" w:hAnsi="Times New Roman" w:cs="Times New Roman"/>
                 <w:b/>
                 <w:bCs/>
+                <w:sz w:val="22"/>
+                <w:szCs w:val="22"/>
                 <w:vertAlign w:val="subscript"/>
                 <w:lang w:val="it-IT"/>
               </w:rPr>
@@ -13415,7 +13619,7 @@
         </w:tc>
         <w:tc>
           <w:tcPr>
-            <w:tcW w:w="2700" w:type="dxa"/>
+            <w:tcW w:w="2520" w:type="dxa"/>
           </w:tcPr>
           <w:p>
             <w:pPr>
@@ -13424,6 +13628,8 @@
                 <w:rFonts w:ascii="Times New Roman" w:hAnsi="Times New Roman" w:cs="Times New Roman"/>
                 <w:b/>
                 <w:bCs/>
+                <w:sz w:val="22"/>
+                <w:szCs w:val="22"/>
                 <w:lang w:val="it-IT"/>
               </w:rPr>
             </w:pPr>
@@ -13432,6 +13638,8 @@
                 <w:rFonts w:ascii="Times New Roman" w:hAnsi="Times New Roman" w:cs="Times New Roman"/>
                 <w:b/>
                 <w:bCs/>
+                <w:sz w:val="22"/>
+                <w:szCs w:val="22"/>
                 <w:lang w:val="it-IT"/>
               </w:rPr>
               <w:t>Hazard Ratio (95% CI)</w:t>
@@ -13440,7 +13648,7 @@
         </w:tc>
         <w:tc>
           <w:tcPr>
-            <w:tcW w:w="1170" w:type="dxa"/>
+            <w:tcW w:w="926" w:type="dxa"/>
           </w:tcPr>
           <w:p>
             <w:pPr>
@@ -13449,6 +13657,8 @@
                 <w:rFonts w:ascii="Times New Roman" w:hAnsi="Times New Roman" w:cs="Times New Roman"/>
                 <w:b/>
                 <w:bCs/>
+                <w:sz w:val="22"/>
+                <w:szCs w:val="22"/>
               </w:rPr>
             </w:pPr>
             <w:r>
@@ -13456,6 +13666,8 @@
                 <w:rFonts w:ascii="Times New Roman" w:hAnsi="Times New Roman" w:cs="Times New Roman"/>
                 <w:b/>
                 <w:bCs/>
+                <w:sz w:val="22"/>
+                <w:szCs w:val="22"/>
               </w:rPr>
               <w:t>p-value</w:t>
             </w:r>
@@ -13465,71 +13677,86 @@
       <w:tr>
         <w:tc>
           <w:tcPr>
-            <w:tcW w:w="3870" w:type="dxa"/>
-          </w:tcPr>
-          <w:p>
-            <w:pPr>
-              <w:jc w:val="right"/>
-              <w:rPr>
-                <w:rFonts w:ascii="Times New Roman" w:hAnsi="Times New Roman" w:cs="Times New Roman"/>
-              </w:rPr>
-            </w:pPr>
-            <w:r>
-              <w:rPr>
-                <w:rFonts w:ascii="Times New Roman" w:hAnsi="Times New Roman" w:cs="Times New Roman"/>
-              </w:rPr>
-              <w:t>All Patients</w:t>
-            </w:r>
-          </w:p>
-        </w:tc>
-        <w:tc>
-          <w:tcPr>
-            <w:tcW w:w="990" w:type="dxa"/>
-          </w:tcPr>
-          <w:p>
-            <w:pPr>
-              <w:jc w:val="center"/>
-              <w:rPr>
-                <w:rFonts w:ascii="Times New Roman" w:hAnsi="Times New Roman" w:cs="Times New Roman"/>
-              </w:rPr>
-            </w:pPr>
-          </w:p>
-        </w:tc>
-        <w:tc>
-          <w:tcPr>
-            <w:tcW w:w="900" w:type="dxa"/>
-          </w:tcPr>
-          <w:p>
-            <w:pPr>
-              <w:jc w:val="center"/>
-              <w:rPr>
-                <w:rFonts w:ascii="Times New Roman" w:hAnsi="Times New Roman" w:cs="Times New Roman"/>
-              </w:rPr>
-            </w:pPr>
-          </w:p>
-        </w:tc>
-        <w:tc>
-          <w:tcPr>
-            <w:tcW w:w="2700" w:type="dxa"/>
-          </w:tcPr>
-          <w:p>
-            <w:pPr>
-              <w:jc w:val="center"/>
-              <w:rPr>
-                <w:rFonts w:ascii="Times New Roman" w:hAnsi="Times New Roman" w:cs="Times New Roman"/>
-              </w:rPr>
-            </w:pPr>
-          </w:p>
-        </w:tc>
-        <w:tc>
-          <w:tcPr>
-            <w:tcW w:w="1170" w:type="dxa"/>
-          </w:tcPr>
-          <w:p>
-            <w:pPr>
-              <w:jc w:val="center"/>
-              <w:rPr>
-                <w:rFonts w:ascii="Times New Roman" w:hAnsi="Times New Roman" w:cs="Times New Roman"/>
+            <w:tcW w:w="4860" w:type="dxa"/>
+          </w:tcPr>
+          <w:p>
+            <w:pPr>
+              <w:rPr>
+                <w:rFonts w:ascii="Times New Roman" w:hAnsi="Times New Roman" w:cs="Times New Roman"/>
+                <w:b/>
+                <w:bCs/>
+                <w:sz w:val="22"/>
+                <w:szCs w:val="22"/>
+              </w:rPr>
+            </w:pPr>
+            <w:r>
+              <w:rPr>
+                <w:rFonts w:ascii="Times New Roman" w:hAnsi="Times New Roman" w:cs="Times New Roman"/>
+                <w:b/>
+                <w:bCs/>
+                <w:sz w:val="22"/>
+                <w:szCs w:val="22"/>
+              </w:rPr>
+              <w:t>12-month PFS</w:t>
+            </w:r>
+          </w:p>
+        </w:tc>
+        <w:tc>
+          <w:tcPr>
+            <w:tcW w:w="679" w:type="dxa"/>
+          </w:tcPr>
+          <w:p>
+            <w:pPr>
+              <w:jc w:val="center"/>
+              <w:rPr>
+                <w:rFonts w:ascii="Times New Roman" w:hAnsi="Times New Roman" w:cs="Times New Roman"/>
+                <w:sz w:val="22"/>
+                <w:szCs w:val="22"/>
+              </w:rPr>
+            </w:pPr>
+          </w:p>
+        </w:tc>
+        <w:tc>
+          <w:tcPr>
+            <w:tcW w:w="671" w:type="dxa"/>
+          </w:tcPr>
+          <w:p>
+            <w:pPr>
+              <w:jc w:val="center"/>
+              <w:rPr>
+                <w:rFonts w:ascii="Times New Roman" w:hAnsi="Times New Roman" w:cs="Times New Roman"/>
+                <w:sz w:val="22"/>
+                <w:szCs w:val="22"/>
+              </w:rPr>
+            </w:pPr>
+          </w:p>
+        </w:tc>
+        <w:tc>
+          <w:tcPr>
+            <w:tcW w:w="2520" w:type="dxa"/>
+          </w:tcPr>
+          <w:p>
+            <w:pPr>
+              <w:jc w:val="center"/>
+              <w:rPr>
+                <w:rFonts w:ascii="Times New Roman" w:hAnsi="Times New Roman" w:cs="Times New Roman"/>
+                <w:sz w:val="22"/>
+                <w:szCs w:val="22"/>
+              </w:rPr>
+            </w:pPr>
+          </w:p>
+        </w:tc>
+        <w:tc>
+          <w:tcPr>
+            <w:tcW w:w="926" w:type="dxa"/>
+          </w:tcPr>
+          <w:p>
+            <w:pPr>
+              <w:jc w:val="center"/>
+              <w:rPr>
+                <w:rFonts w:ascii="Times New Roman" w:hAnsi="Times New Roman" w:cs="Times New Roman"/>
+                <w:sz w:val="22"/>
+                <w:szCs w:val="22"/>
               </w:rPr>
             </w:pPr>
           </w:p>
@@ -13538,235 +13765,1570 @@
       <w:tr>
         <w:tc>
           <w:tcPr>
-            <w:tcW w:w="3870" w:type="dxa"/>
+            <w:tcW w:w="4860" w:type="dxa"/>
           </w:tcPr>
           <w:p>
             <w:pPr>
               <w:jc w:val="right"/>
               <w:rPr>
                 <w:rFonts w:ascii="Times New Roman" w:hAnsi="Times New Roman" w:cs="Times New Roman"/>
-              </w:rPr>
-            </w:pPr>
-            <w:r>
-              <w:rPr>
-                <w:rFonts w:ascii="Times New Roman" w:hAnsi="Times New Roman" w:cs="Times New Roman"/>
-              </w:rPr>
-              <w:t>Chemotherapy</w:t>
-            </w:r>
-          </w:p>
-        </w:tc>
-        <w:tc>
-          <w:tcPr>
-            <w:tcW w:w="990" w:type="dxa"/>
-          </w:tcPr>
-          <w:p>
-            <w:pPr>
-              <w:jc w:val="center"/>
-              <w:rPr>
-                <w:rFonts w:ascii="Times New Roman" w:hAnsi="Times New Roman" w:cs="Times New Roman"/>
-              </w:rPr>
-            </w:pPr>
-          </w:p>
-        </w:tc>
-        <w:tc>
-          <w:tcPr>
-            <w:tcW w:w="900" w:type="dxa"/>
-          </w:tcPr>
-          <w:p>
-            <w:pPr>
-              <w:jc w:val="center"/>
-              <w:rPr>
-                <w:rFonts w:ascii="Times New Roman" w:hAnsi="Times New Roman" w:cs="Times New Roman"/>
-              </w:rPr>
-            </w:pPr>
-          </w:p>
-        </w:tc>
-        <w:tc>
-          <w:tcPr>
-            <w:tcW w:w="2700" w:type="dxa"/>
-          </w:tcPr>
-          <w:p>
-            <w:pPr>
-              <w:jc w:val="center"/>
-              <w:rPr>
-                <w:rFonts w:ascii="Times New Roman" w:hAnsi="Times New Roman" w:cs="Times New Roman"/>
-              </w:rPr>
-            </w:pPr>
-          </w:p>
-        </w:tc>
-        <w:tc>
-          <w:tcPr>
-            <w:tcW w:w="1170" w:type="dxa"/>
-          </w:tcPr>
-          <w:p>
-            <w:pPr>
-              <w:jc w:val="center"/>
-              <w:rPr>
-                <w:rFonts w:ascii="Times New Roman" w:hAnsi="Times New Roman" w:cs="Times New Roman"/>
-              </w:rPr>
-            </w:pPr>
+                <w:i/>
+                <w:iCs/>
+                <w:sz w:val="22"/>
+                <w:szCs w:val="22"/>
+              </w:rPr>
+            </w:pPr>
+            <w:r>
+              <w:rPr>
+                <w:rFonts w:ascii="Times New Roman" w:hAnsi="Times New Roman" w:cs="Times New Roman"/>
+                <w:i/>
+                <w:iCs/>
+                <w:sz w:val="22"/>
+                <w:szCs w:val="22"/>
+              </w:rPr>
+              <w:t>All Patients</w:t>
+            </w:r>
+          </w:p>
+        </w:tc>
+        <w:tc>
+          <w:tcPr>
+            <w:tcW w:w="679" w:type="dxa"/>
+          </w:tcPr>
+          <w:p>
+            <w:pPr>
+              <w:jc w:val="center"/>
+              <w:rPr>
+                <w:rFonts w:ascii="Times New Roman" w:hAnsi="Times New Roman" w:cs="Times New Roman"/>
+                <w:sz w:val="22"/>
+                <w:szCs w:val="22"/>
+              </w:rPr>
+            </w:pPr>
+            <w:r>
+              <w:rPr>
+                <w:rFonts w:ascii="Times New Roman" w:hAnsi="Times New Roman" w:cs="Times New Roman"/>
+                <w:sz w:val="22"/>
+                <w:szCs w:val="22"/>
+              </w:rPr>
+              <w:t>3719</w:t>
+            </w:r>
+          </w:p>
+        </w:tc>
+        <w:tc>
+          <w:tcPr>
+            <w:tcW w:w="671" w:type="dxa"/>
+          </w:tcPr>
+          <w:p>
+            <w:pPr>
+              <w:jc w:val="center"/>
+              <w:rPr>
+                <w:rFonts w:ascii="Times New Roman" w:hAnsi="Times New Roman" w:cs="Times New Roman"/>
+                <w:sz w:val="22"/>
+                <w:szCs w:val="22"/>
+              </w:rPr>
+            </w:pPr>
+            <w:r>
+              <w:rPr>
+                <w:rFonts w:ascii="Times New Roman" w:hAnsi="Times New Roman" w:cs="Times New Roman"/>
+                <w:sz w:val="22"/>
+                <w:szCs w:val="22"/>
+              </w:rPr>
+              <w:t>3116</w:t>
+            </w:r>
+          </w:p>
+        </w:tc>
+        <w:tc>
+          <w:tcPr>
+            <w:tcW w:w="2520" w:type="dxa"/>
+          </w:tcPr>
+          <w:p>
+            <w:pPr>
+              <w:jc w:val="center"/>
+              <w:rPr>
+                <w:rFonts w:ascii="Times New Roman" w:hAnsi="Times New Roman" w:cs="Times New Roman"/>
+                <w:sz w:val="22"/>
+                <w:szCs w:val="22"/>
+              </w:rPr>
+            </w:pPr>
+            <w:r>
+              <w:rPr>
+                <w:rFonts w:ascii="Times New Roman" w:hAnsi="Times New Roman" w:cs="Times New Roman"/>
+                <w:sz w:val="22"/>
+                <w:szCs w:val="22"/>
+              </w:rPr>
+              <w:t>2.23 [2.10, 2.36]</w:t>
+            </w:r>
+          </w:p>
+        </w:tc>
+        <w:tc>
+          <w:tcPr>
+            <w:tcW w:w="926" w:type="dxa"/>
+          </w:tcPr>
+          <w:p>
+            <w:pPr>
+              <w:jc w:val="center"/>
+              <w:rPr>
+                <w:rFonts w:ascii="Times New Roman" w:hAnsi="Times New Roman" w:cs="Times New Roman"/>
+                <w:sz w:val="22"/>
+                <w:szCs w:val="22"/>
+              </w:rPr>
+            </w:pPr>
+            <w:r>
+              <w:rPr>
+                <w:rFonts w:ascii="Times New Roman" w:hAnsi="Times New Roman" w:cs="Times New Roman"/>
+                <w:sz w:val="22"/>
+                <w:szCs w:val="22"/>
+              </w:rPr>
+              <w:t>&lt;0.001</w:t>
+            </w:r>
           </w:p>
         </w:tc>
       </w:tr>
       <w:tr>
         <w:tc>
           <w:tcPr>
-            <w:tcW w:w="3870" w:type="dxa"/>
+            <w:tcW w:w="4860" w:type="dxa"/>
           </w:tcPr>
           <w:p>
             <w:pPr>
               <w:jc w:val="right"/>
               <w:rPr>
                 <w:rFonts w:ascii="Times New Roman" w:hAnsi="Times New Roman" w:cs="Times New Roman"/>
-              </w:rPr>
-            </w:pPr>
-            <w:r>
-              <w:rPr>
-                <w:rFonts w:ascii="Times New Roman" w:hAnsi="Times New Roman" w:cs="Times New Roman"/>
-              </w:rPr>
-              <w:t>IO Monotherapy</w:t>
-            </w:r>
-          </w:p>
-        </w:tc>
-        <w:tc>
-          <w:tcPr>
-            <w:tcW w:w="990" w:type="dxa"/>
-          </w:tcPr>
-          <w:p>
-            <w:pPr>
-              <w:jc w:val="center"/>
-              <w:rPr>
-                <w:rFonts w:ascii="Times New Roman" w:hAnsi="Times New Roman" w:cs="Times New Roman"/>
-              </w:rPr>
-            </w:pPr>
-          </w:p>
-        </w:tc>
-        <w:tc>
-          <w:tcPr>
-            <w:tcW w:w="900" w:type="dxa"/>
-          </w:tcPr>
-          <w:p>
-            <w:pPr>
-              <w:rPr>
-                <w:rFonts w:ascii="Times New Roman" w:hAnsi="Times New Roman" w:cs="Times New Roman"/>
-              </w:rPr>
-            </w:pPr>
-          </w:p>
-        </w:tc>
-        <w:tc>
-          <w:tcPr>
-            <w:tcW w:w="2700" w:type="dxa"/>
-          </w:tcPr>
-          <w:p>
-            <w:pPr>
-              <w:jc w:val="center"/>
-              <w:rPr>
-                <w:rFonts w:ascii="Times New Roman" w:hAnsi="Times New Roman" w:cs="Times New Roman"/>
-              </w:rPr>
-            </w:pPr>
-          </w:p>
-        </w:tc>
-        <w:tc>
-          <w:tcPr>
-            <w:tcW w:w="1170" w:type="dxa"/>
-          </w:tcPr>
-          <w:p>
-            <w:pPr>
-              <w:jc w:val="center"/>
-              <w:rPr>
-                <w:rFonts w:ascii="Times New Roman" w:hAnsi="Times New Roman" w:cs="Times New Roman"/>
-              </w:rPr>
-            </w:pPr>
+                <w:i/>
+                <w:iCs/>
+                <w:sz w:val="22"/>
+                <w:szCs w:val="22"/>
+              </w:rPr>
+            </w:pPr>
+            <w:r>
+              <w:rPr>
+                <w:rFonts w:ascii="Times New Roman" w:hAnsi="Times New Roman" w:cs="Times New Roman"/>
+                <w:i/>
+                <w:iCs/>
+                <w:sz w:val="22"/>
+                <w:szCs w:val="22"/>
+              </w:rPr>
+              <w:t>All Driver Mutation-Negative Patients</w:t>
+            </w:r>
+            <w:r>
+              <w:rPr>
+                <w:rFonts w:ascii="Times New Roman" w:hAnsi="Times New Roman" w:cs="Times New Roman"/>
+                <w:i/>
+                <w:iCs/>
+                <w:sz w:val="22"/>
+                <w:szCs w:val="22"/>
+              </w:rPr>
+              <w:t xml:space="preserve"> (Chemotherapy or IO Monotherapy only)</w:t>
+            </w:r>
+            <w:r>
+              <w:rPr>
+                <w:rFonts w:ascii="Times New Roman" w:hAnsi="Times New Roman" w:cs="Times New Roman"/>
+                <w:i/>
+                <w:iCs/>
+                <w:sz w:val="22"/>
+                <w:szCs w:val="22"/>
+              </w:rPr>
+              <w:t xml:space="preserve"> </w:t>
+            </w:r>
+          </w:p>
+        </w:tc>
+        <w:tc>
+          <w:tcPr>
+            <w:tcW w:w="679" w:type="dxa"/>
+          </w:tcPr>
+          <w:p>
+            <w:pPr>
+              <w:jc w:val="center"/>
+              <w:rPr>
+                <w:rFonts w:ascii="Times New Roman" w:hAnsi="Times New Roman" w:cs="Times New Roman"/>
+                <w:sz w:val="22"/>
+                <w:szCs w:val="22"/>
+              </w:rPr>
+            </w:pPr>
+            <w:r>
+              <w:rPr>
+                <w:rFonts w:ascii="Times New Roman" w:hAnsi="Times New Roman" w:cs="Times New Roman"/>
+                <w:sz w:val="22"/>
+                <w:szCs w:val="22"/>
+              </w:rPr>
+              <w:t>1991</w:t>
+            </w:r>
+          </w:p>
+        </w:tc>
+        <w:tc>
+          <w:tcPr>
+            <w:tcW w:w="671" w:type="dxa"/>
+          </w:tcPr>
+          <w:p>
+            <w:pPr>
+              <w:jc w:val="center"/>
+              <w:rPr>
+                <w:rFonts w:ascii="Times New Roman" w:hAnsi="Times New Roman" w:cs="Times New Roman"/>
+                <w:sz w:val="22"/>
+                <w:szCs w:val="22"/>
+              </w:rPr>
+            </w:pPr>
+            <w:r>
+              <w:rPr>
+                <w:rFonts w:ascii="Times New Roman" w:hAnsi="Times New Roman" w:cs="Times New Roman"/>
+                <w:sz w:val="22"/>
+                <w:szCs w:val="22"/>
+              </w:rPr>
+              <w:t>2053</w:t>
+            </w:r>
+          </w:p>
+        </w:tc>
+        <w:tc>
+          <w:tcPr>
+            <w:tcW w:w="2520" w:type="dxa"/>
+          </w:tcPr>
+          <w:p>
+            <w:pPr>
+              <w:jc w:val="center"/>
+              <w:rPr>
+                <w:rFonts w:ascii="Times New Roman" w:hAnsi="Times New Roman" w:cs="Times New Roman"/>
+                <w:sz w:val="22"/>
+                <w:szCs w:val="22"/>
+              </w:rPr>
+            </w:pPr>
+            <w:r>
+              <w:rPr>
+                <w:rFonts w:ascii="Times New Roman" w:hAnsi="Times New Roman" w:cs="Times New Roman"/>
+                <w:sz w:val="22"/>
+                <w:szCs w:val="22"/>
+              </w:rPr>
+              <w:t>2.00 [1.86, 2.16]</w:t>
+            </w:r>
+          </w:p>
+        </w:tc>
+        <w:tc>
+          <w:tcPr>
+            <w:tcW w:w="926" w:type="dxa"/>
+          </w:tcPr>
+          <w:p>
+            <w:pPr>
+              <w:jc w:val="center"/>
+              <w:rPr>
+                <w:rFonts w:ascii="Times New Roman" w:hAnsi="Times New Roman" w:cs="Times New Roman"/>
+                <w:sz w:val="22"/>
+                <w:szCs w:val="22"/>
+              </w:rPr>
+            </w:pPr>
+            <w:r>
+              <w:rPr>
+                <w:rFonts w:ascii="Times New Roman" w:hAnsi="Times New Roman" w:cs="Times New Roman"/>
+                <w:sz w:val="22"/>
+                <w:szCs w:val="22"/>
+              </w:rPr>
+              <w:t>&lt;0.001</w:t>
+            </w:r>
           </w:p>
         </w:tc>
       </w:tr>
       <w:tr>
         <w:tc>
           <w:tcPr>
-            <w:tcW w:w="3870" w:type="dxa"/>
+            <w:tcW w:w="4860" w:type="dxa"/>
           </w:tcPr>
           <w:p>
             <w:pPr>
               <w:jc w:val="right"/>
               <w:rPr>
                 <w:rFonts w:ascii="Times New Roman" w:hAnsi="Times New Roman" w:cs="Times New Roman"/>
-              </w:rPr>
-            </w:pPr>
-            <w:r>
-              <w:rPr>
-                <w:rFonts w:ascii="Times New Roman" w:hAnsi="Times New Roman" w:cs="Times New Roman"/>
-              </w:rPr>
-              <w:t xml:space="preserve">IO Monotherapy and </w:t>
-            </w:r>
-            <w:r>
-              <w:rPr>
-                <w:rFonts w:ascii="Times New Roman" w:hAnsi="Times New Roman" w:cs="Times New Roman"/>
-              </w:rPr>
-              <w:t>PD</w:t>
-            </w:r>
-            <w:r>
-              <w:rPr>
-                <w:rFonts w:ascii="Times New Roman" w:hAnsi="Times New Roman" w:cs="Times New Roman"/>
-              </w:rPr>
-              <w:t>-</w:t>
-            </w:r>
-            <w:r>
-              <w:rPr>
-                <w:rFonts w:ascii="Times New Roman" w:hAnsi="Times New Roman" w:cs="Times New Roman"/>
-              </w:rPr>
-              <w:t>L1 &gt;= 50%</w:t>
-            </w:r>
-          </w:p>
-        </w:tc>
-        <w:tc>
-          <w:tcPr>
-            <w:tcW w:w="990" w:type="dxa"/>
-          </w:tcPr>
-          <w:p>
-            <w:pPr>
-              <w:rPr>
-                <w:rFonts w:ascii="Times New Roman" w:hAnsi="Times New Roman" w:cs="Times New Roman"/>
-              </w:rPr>
-            </w:pPr>
-          </w:p>
-        </w:tc>
-        <w:tc>
-          <w:tcPr>
-            <w:tcW w:w="900" w:type="dxa"/>
-          </w:tcPr>
-          <w:p>
-            <w:pPr>
-              <w:jc w:val="center"/>
-              <w:rPr>
-                <w:rFonts w:ascii="Times New Roman" w:hAnsi="Times New Roman" w:cs="Times New Roman"/>
-              </w:rPr>
-            </w:pPr>
-          </w:p>
-        </w:tc>
-        <w:tc>
-          <w:tcPr>
-            <w:tcW w:w="2700" w:type="dxa"/>
-          </w:tcPr>
-          <w:p>
-            <w:pPr>
-              <w:jc w:val="center"/>
-              <w:rPr>
-                <w:rFonts w:ascii="Times New Roman" w:hAnsi="Times New Roman" w:cs="Times New Roman"/>
-              </w:rPr>
-            </w:pPr>
-          </w:p>
-        </w:tc>
-        <w:tc>
-          <w:tcPr>
-            <w:tcW w:w="1170" w:type="dxa"/>
-          </w:tcPr>
-          <w:p>
-            <w:pPr>
-              <w:jc w:val="center"/>
-              <w:rPr>
-                <w:rFonts w:ascii="Times New Roman" w:hAnsi="Times New Roman" w:cs="Times New Roman"/>
-              </w:rPr>
-            </w:pPr>
+                <w:i/>
+                <w:iCs/>
+                <w:sz w:val="22"/>
+                <w:szCs w:val="22"/>
+              </w:rPr>
+            </w:pPr>
+            <w:r>
+              <w:rPr>
+                <w:rFonts w:ascii="Times New Roman" w:hAnsi="Times New Roman" w:cs="Times New Roman"/>
+                <w:i/>
+                <w:iCs/>
+                <w:sz w:val="22"/>
+                <w:szCs w:val="22"/>
+              </w:rPr>
+              <w:t>Chemotherapy</w:t>
+            </w:r>
+          </w:p>
+        </w:tc>
+        <w:tc>
+          <w:tcPr>
+            <w:tcW w:w="679" w:type="dxa"/>
+          </w:tcPr>
+          <w:p>
+            <w:pPr>
+              <w:jc w:val="center"/>
+              <w:rPr>
+                <w:rFonts w:ascii="Times New Roman" w:hAnsi="Times New Roman" w:cs="Times New Roman"/>
+                <w:sz w:val="22"/>
+                <w:szCs w:val="22"/>
+              </w:rPr>
+            </w:pPr>
+            <w:r>
+              <w:rPr>
+                <w:rFonts w:ascii="Times New Roman" w:hAnsi="Times New Roman" w:cs="Times New Roman"/>
+                <w:sz w:val="22"/>
+                <w:szCs w:val="22"/>
+              </w:rPr>
+              <w:t>1478</w:t>
+            </w:r>
+          </w:p>
+        </w:tc>
+        <w:tc>
+          <w:tcPr>
+            <w:tcW w:w="671" w:type="dxa"/>
+          </w:tcPr>
+          <w:p>
+            <w:pPr>
+              <w:jc w:val="center"/>
+              <w:rPr>
+                <w:rFonts w:ascii="Times New Roman" w:hAnsi="Times New Roman" w:cs="Times New Roman"/>
+                <w:sz w:val="22"/>
+                <w:szCs w:val="22"/>
+              </w:rPr>
+            </w:pPr>
+            <w:r>
+              <w:rPr>
+                <w:rFonts w:ascii="Times New Roman" w:hAnsi="Times New Roman" w:cs="Times New Roman"/>
+                <w:sz w:val="22"/>
+                <w:szCs w:val="22"/>
+              </w:rPr>
+              <w:t>1796</w:t>
+            </w:r>
+          </w:p>
+        </w:tc>
+        <w:tc>
+          <w:tcPr>
+            <w:tcW w:w="2520" w:type="dxa"/>
+          </w:tcPr>
+          <w:p>
+            <w:pPr>
+              <w:jc w:val="center"/>
+              <w:rPr>
+                <w:rFonts w:ascii="Times New Roman" w:hAnsi="Times New Roman" w:cs="Times New Roman"/>
+                <w:sz w:val="22"/>
+                <w:szCs w:val="22"/>
+              </w:rPr>
+            </w:pPr>
+            <w:r>
+              <w:rPr>
+                <w:rFonts w:ascii="Times New Roman" w:hAnsi="Times New Roman" w:cs="Times New Roman"/>
+                <w:sz w:val="22"/>
+                <w:szCs w:val="22"/>
+              </w:rPr>
+              <w:t>2.09 [1.92, 2.28]</w:t>
+            </w:r>
+          </w:p>
+        </w:tc>
+        <w:tc>
+          <w:tcPr>
+            <w:tcW w:w="926" w:type="dxa"/>
+          </w:tcPr>
+          <w:p>
+            <w:pPr>
+              <w:jc w:val="center"/>
+              <w:rPr>
+                <w:rFonts w:ascii="Times New Roman" w:hAnsi="Times New Roman" w:cs="Times New Roman"/>
+                <w:sz w:val="22"/>
+                <w:szCs w:val="22"/>
+              </w:rPr>
+            </w:pPr>
+            <w:r>
+              <w:rPr>
+                <w:rFonts w:ascii="Times New Roman" w:hAnsi="Times New Roman" w:cs="Times New Roman"/>
+                <w:sz w:val="22"/>
+                <w:szCs w:val="22"/>
+              </w:rPr>
+              <w:t>&lt;0.001</w:t>
+            </w:r>
+          </w:p>
+        </w:tc>
+      </w:tr>
+      <w:tr>
+        <w:tc>
+          <w:tcPr>
+            <w:tcW w:w="4860" w:type="dxa"/>
+          </w:tcPr>
+          <w:p>
+            <w:pPr>
+              <w:jc w:val="right"/>
+              <w:rPr>
+                <w:rFonts w:ascii="Times New Roman" w:hAnsi="Times New Roman" w:cs="Times New Roman"/>
+                <w:i/>
+                <w:iCs/>
+                <w:sz w:val="22"/>
+                <w:szCs w:val="22"/>
+              </w:rPr>
+            </w:pPr>
+            <w:r>
+              <w:rPr>
+                <w:rFonts w:ascii="Times New Roman" w:hAnsi="Times New Roman" w:cs="Times New Roman"/>
+                <w:i/>
+                <w:iCs/>
+                <w:sz w:val="22"/>
+                <w:szCs w:val="22"/>
+              </w:rPr>
+              <w:t>IO Monotherapy</w:t>
+            </w:r>
+          </w:p>
+        </w:tc>
+        <w:tc>
+          <w:tcPr>
+            <w:tcW w:w="679" w:type="dxa"/>
+          </w:tcPr>
+          <w:p>
+            <w:pPr>
+              <w:jc w:val="center"/>
+              <w:rPr>
+                <w:rFonts w:ascii="Times New Roman" w:hAnsi="Times New Roman" w:cs="Times New Roman"/>
+                <w:sz w:val="22"/>
+                <w:szCs w:val="22"/>
+              </w:rPr>
+            </w:pPr>
+            <w:r>
+              <w:rPr>
+                <w:rFonts w:ascii="Times New Roman" w:hAnsi="Times New Roman" w:cs="Times New Roman"/>
+                <w:sz w:val="22"/>
+                <w:szCs w:val="22"/>
+              </w:rPr>
+              <w:t>513</w:t>
+            </w:r>
+          </w:p>
+        </w:tc>
+        <w:tc>
+          <w:tcPr>
+            <w:tcW w:w="671" w:type="dxa"/>
+          </w:tcPr>
+          <w:p>
+            <w:pPr>
+              <w:jc w:val="center"/>
+              <w:rPr>
+                <w:rFonts w:ascii="Times New Roman" w:hAnsi="Times New Roman" w:cs="Times New Roman"/>
+                <w:sz w:val="22"/>
+                <w:szCs w:val="22"/>
+              </w:rPr>
+            </w:pPr>
+            <w:r>
+              <w:rPr>
+                <w:rFonts w:ascii="Times New Roman" w:hAnsi="Times New Roman" w:cs="Times New Roman"/>
+                <w:sz w:val="22"/>
+                <w:szCs w:val="22"/>
+              </w:rPr>
+              <w:t>257</w:t>
+            </w:r>
+          </w:p>
+        </w:tc>
+        <w:tc>
+          <w:tcPr>
+            <w:tcW w:w="2520" w:type="dxa"/>
+          </w:tcPr>
+          <w:p>
+            <w:pPr>
+              <w:jc w:val="center"/>
+              <w:rPr>
+                <w:rFonts w:ascii="Times New Roman" w:hAnsi="Times New Roman" w:cs="Times New Roman"/>
+                <w:sz w:val="22"/>
+                <w:szCs w:val="22"/>
+              </w:rPr>
+            </w:pPr>
+            <w:r>
+              <w:rPr>
+                <w:rFonts w:ascii="Times New Roman" w:hAnsi="Times New Roman" w:cs="Times New Roman"/>
+                <w:sz w:val="22"/>
+                <w:szCs w:val="22"/>
+              </w:rPr>
+              <w:t>1.89 [1.58, 2.26]</w:t>
+            </w:r>
+          </w:p>
+        </w:tc>
+        <w:tc>
+          <w:tcPr>
+            <w:tcW w:w="926" w:type="dxa"/>
+          </w:tcPr>
+          <w:p>
+            <w:pPr>
+              <w:jc w:val="center"/>
+              <w:rPr>
+                <w:rFonts w:ascii="Times New Roman" w:hAnsi="Times New Roman" w:cs="Times New Roman"/>
+                <w:sz w:val="22"/>
+                <w:szCs w:val="22"/>
+              </w:rPr>
+            </w:pPr>
+            <w:r>
+              <w:rPr>
+                <w:rFonts w:ascii="Times New Roman" w:hAnsi="Times New Roman" w:cs="Times New Roman"/>
+                <w:sz w:val="22"/>
+                <w:szCs w:val="22"/>
+              </w:rPr>
+              <w:t>&lt;0.001</w:t>
+            </w:r>
+          </w:p>
+        </w:tc>
+      </w:tr>
+      <w:tr>
+        <w:tc>
+          <w:tcPr>
+            <w:tcW w:w="4860" w:type="dxa"/>
+          </w:tcPr>
+          <w:p>
+            <w:pPr>
+              <w:jc w:val="right"/>
+              <w:rPr>
+                <w:rFonts w:ascii="Times New Roman" w:hAnsi="Times New Roman" w:cs="Times New Roman"/>
+                <w:i/>
+                <w:iCs/>
+                <w:sz w:val="22"/>
+                <w:szCs w:val="22"/>
+              </w:rPr>
+            </w:pPr>
+            <w:r>
+              <w:rPr>
+                <w:rFonts w:ascii="Times New Roman" w:hAnsi="Times New Roman" w:cs="Times New Roman"/>
+                <w:i/>
+                <w:iCs/>
+                <w:sz w:val="22"/>
+                <w:szCs w:val="22"/>
+              </w:rPr>
+              <w:t>IO Monotherapy and PD-L1 &gt;= 50%</w:t>
+            </w:r>
+          </w:p>
+        </w:tc>
+        <w:tc>
+          <w:tcPr>
+            <w:tcW w:w="679" w:type="dxa"/>
+          </w:tcPr>
+          <w:p>
+            <w:pPr>
+              <w:jc w:val="center"/>
+              <w:rPr>
+                <w:rFonts w:ascii="Times New Roman" w:hAnsi="Times New Roman" w:cs="Times New Roman"/>
+                <w:sz w:val="22"/>
+                <w:szCs w:val="22"/>
+              </w:rPr>
+            </w:pPr>
+            <w:r>
+              <w:rPr>
+                <w:rFonts w:ascii="Times New Roman" w:hAnsi="Times New Roman" w:cs="Times New Roman"/>
+                <w:sz w:val="22"/>
+                <w:szCs w:val="22"/>
+              </w:rPr>
+              <w:t>278</w:t>
+            </w:r>
+          </w:p>
+        </w:tc>
+        <w:tc>
+          <w:tcPr>
+            <w:tcW w:w="671" w:type="dxa"/>
+          </w:tcPr>
+          <w:p>
+            <w:pPr>
+              <w:jc w:val="center"/>
+              <w:rPr>
+                <w:rFonts w:ascii="Times New Roman" w:hAnsi="Times New Roman" w:cs="Times New Roman"/>
+                <w:sz w:val="22"/>
+                <w:szCs w:val="22"/>
+              </w:rPr>
+            </w:pPr>
+            <w:r>
+              <w:rPr>
+                <w:rFonts w:ascii="Times New Roman" w:hAnsi="Times New Roman" w:cs="Times New Roman"/>
+                <w:sz w:val="22"/>
+                <w:szCs w:val="22"/>
+              </w:rPr>
+              <w:t>62</w:t>
+            </w:r>
+          </w:p>
+        </w:tc>
+        <w:tc>
+          <w:tcPr>
+            <w:tcW w:w="2520" w:type="dxa"/>
+          </w:tcPr>
+          <w:p>
+            <w:pPr>
+              <w:jc w:val="center"/>
+              <w:rPr>
+                <w:rFonts w:ascii="Times New Roman" w:hAnsi="Times New Roman" w:cs="Times New Roman"/>
+                <w:sz w:val="22"/>
+                <w:szCs w:val="22"/>
+              </w:rPr>
+            </w:pPr>
+            <w:r>
+              <w:rPr>
+                <w:rFonts w:ascii="Times New Roman" w:hAnsi="Times New Roman" w:cs="Times New Roman"/>
+                <w:sz w:val="22"/>
+                <w:szCs w:val="22"/>
+              </w:rPr>
+              <w:t>2.26 [1.64, 3.13]</w:t>
+            </w:r>
+          </w:p>
+        </w:tc>
+        <w:tc>
+          <w:tcPr>
+            <w:tcW w:w="926" w:type="dxa"/>
+          </w:tcPr>
+          <w:p>
+            <w:pPr>
+              <w:jc w:val="center"/>
+              <w:rPr>
+                <w:rFonts w:ascii="Times New Roman" w:hAnsi="Times New Roman" w:cs="Times New Roman"/>
+                <w:sz w:val="22"/>
+                <w:szCs w:val="22"/>
+              </w:rPr>
+            </w:pPr>
+            <w:r>
+              <w:rPr>
+                <w:rFonts w:ascii="Times New Roman" w:hAnsi="Times New Roman" w:cs="Times New Roman"/>
+                <w:sz w:val="22"/>
+                <w:szCs w:val="22"/>
+              </w:rPr>
+              <w:t>&lt;0.001</w:t>
+            </w:r>
+          </w:p>
+        </w:tc>
+      </w:tr>
+      <w:tr>
+        <w:tc>
+          <w:tcPr>
+            <w:tcW w:w="4860" w:type="dxa"/>
+          </w:tcPr>
+          <w:p>
+            <w:pPr>
+              <w:jc w:val="right"/>
+              <w:rPr>
+                <w:rFonts w:ascii="Times New Roman" w:hAnsi="Times New Roman" w:cs="Times New Roman"/>
+                <w:i/>
+                <w:iCs/>
+                <w:sz w:val="22"/>
+                <w:szCs w:val="22"/>
+              </w:rPr>
+            </w:pPr>
+            <w:r>
+              <w:rPr>
+                <w:rFonts w:ascii="Times New Roman" w:hAnsi="Times New Roman" w:cs="Times New Roman"/>
+                <w:i/>
+                <w:iCs/>
+                <w:sz w:val="22"/>
+                <w:szCs w:val="22"/>
+              </w:rPr>
+              <w:t>Pembrolizumab Monotherapy and PD-L1 &gt;= 50%</w:t>
+            </w:r>
+          </w:p>
+        </w:tc>
+        <w:tc>
+          <w:tcPr>
+            <w:tcW w:w="679" w:type="dxa"/>
+          </w:tcPr>
+          <w:p>
+            <w:pPr>
+              <w:jc w:val="center"/>
+              <w:rPr>
+                <w:rFonts w:ascii="Times New Roman" w:hAnsi="Times New Roman" w:cs="Times New Roman"/>
+                <w:sz w:val="22"/>
+                <w:szCs w:val="22"/>
+              </w:rPr>
+            </w:pPr>
+            <w:r>
+              <w:rPr>
+                <w:rFonts w:ascii="Times New Roman" w:hAnsi="Times New Roman" w:cs="Times New Roman"/>
+                <w:sz w:val="22"/>
+                <w:szCs w:val="22"/>
+              </w:rPr>
+              <w:t>262</w:t>
+            </w:r>
+          </w:p>
+        </w:tc>
+        <w:tc>
+          <w:tcPr>
+            <w:tcW w:w="671" w:type="dxa"/>
+          </w:tcPr>
+          <w:p>
+            <w:pPr>
+              <w:jc w:val="center"/>
+              <w:rPr>
+                <w:rFonts w:ascii="Times New Roman" w:hAnsi="Times New Roman" w:cs="Times New Roman"/>
+                <w:sz w:val="22"/>
+                <w:szCs w:val="22"/>
+              </w:rPr>
+            </w:pPr>
+            <w:r>
+              <w:rPr>
+                <w:rFonts w:ascii="Times New Roman" w:hAnsi="Times New Roman" w:cs="Times New Roman"/>
+                <w:sz w:val="22"/>
+                <w:szCs w:val="22"/>
+              </w:rPr>
+              <w:t>55</w:t>
+            </w:r>
+          </w:p>
+        </w:tc>
+        <w:tc>
+          <w:tcPr>
+            <w:tcW w:w="2520" w:type="dxa"/>
+          </w:tcPr>
+          <w:p>
+            <w:pPr>
+              <w:jc w:val="center"/>
+              <w:rPr>
+                <w:rFonts w:ascii="Times New Roman" w:hAnsi="Times New Roman" w:cs="Times New Roman"/>
+                <w:sz w:val="22"/>
+                <w:szCs w:val="22"/>
+              </w:rPr>
+            </w:pPr>
+            <w:r>
+              <w:rPr>
+                <w:rFonts w:ascii="Times New Roman" w:hAnsi="Times New Roman" w:cs="Times New Roman"/>
+                <w:sz w:val="22"/>
+                <w:szCs w:val="22"/>
+              </w:rPr>
+              <w:t>2.03 [1.44, 2.85]</w:t>
+            </w:r>
+          </w:p>
+        </w:tc>
+        <w:tc>
+          <w:tcPr>
+            <w:tcW w:w="926" w:type="dxa"/>
+          </w:tcPr>
+          <w:p>
+            <w:pPr>
+              <w:jc w:val="center"/>
+              <w:rPr>
+                <w:rFonts w:ascii="Times New Roman" w:hAnsi="Times New Roman" w:cs="Times New Roman"/>
+                <w:sz w:val="22"/>
+                <w:szCs w:val="22"/>
+              </w:rPr>
+            </w:pPr>
+            <w:r>
+              <w:rPr>
+                <w:rFonts w:ascii="Times New Roman" w:hAnsi="Times New Roman" w:cs="Times New Roman"/>
+                <w:sz w:val="22"/>
+                <w:szCs w:val="22"/>
+              </w:rPr>
+              <w:t>&lt;0.001</w:t>
+            </w:r>
+          </w:p>
+        </w:tc>
+      </w:tr>
+      <w:tr>
+        <w:tc>
+          <w:tcPr>
+            <w:tcW w:w="4860" w:type="dxa"/>
+          </w:tcPr>
+          <w:p>
+            <w:pPr>
+              <w:rPr>
+                <w:rFonts w:ascii="Times New Roman" w:hAnsi="Times New Roman" w:cs="Times New Roman"/>
+                <w:i/>
+                <w:iCs/>
+                <w:sz w:val="22"/>
+                <w:szCs w:val="22"/>
+              </w:rPr>
+            </w:pPr>
+            <w:r>
+              <w:rPr>
+                <w:rFonts w:ascii="Times New Roman" w:hAnsi="Times New Roman" w:cs="Times New Roman"/>
+                <w:b/>
+                <w:bCs/>
+                <w:sz w:val="22"/>
+                <w:szCs w:val="22"/>
+              </w:rPr>
+              <w:t xml:space="preserve">12-month </w:t>
+            </w:r>
+            <w:r>
+              <w:rPr>
+                <w:rFonts w:ascii="Times New Roman" w:hAnsi="Times New Roman" w:cs="Times New Roman"/>
+                <w:b/>
+                <w:bCs/>
+                <w:sz w:val="22"/>
+                <w:szCs w:val="22"/>
+              </w:rPr>
+              <w:t>OS</w:t>
+            </w:r>
+          </w:p>
+        </w:tc>
+        <w:tc>
+          <w:tcPr>
+            <w:tcW w:w="679" w:type="dxa"/>
+          </w:tcPr>
+          <w:p>
+            <w:pPr>
+              <w:jc w:val="center"/>
+              <w:rPr>
+                <w:rFonts w:ascii="Times New Roman" w:hAnsi="Times New Roman" w:cs="Times New Roman"/>
+                <w:sz w:val="22"/>
+                <w:szCs w:val="22"/>
+              </w:rPr>
+            </w:pPr>
+          </w:p>
+        </w:tc>
+        <w:tc>
+          <w:tcPr>
+            <w:tcW w:w="671" w:type="dxa"/>
+          </w:tcPr>
+          <w:p>
+            <w:pPr>
+              <w:jc w:val="center"/>
+              <w:rPr>
+                <w:rFonts w:ascii="Times New Roman" w:hAnsi="Times New Roman" w:cs="Times New Roman"/>
+                <w:sz w:val="22"/>
+                <w:szCs w:val="22"/>
+              </w:rPr>
+            </w:pPr>
+          </w:p>
+        </w:tc>
+        <w:tc>
+          <w:tcPr>
+            <w:tcW w:w="2520" w:type="dxa"/>
+          </w:tcPr>
+          <w:p>
+            <w:pPr>
+              <w:jc w:val="center"/>
+              <w:rPr>
+                <w:rFonts w:ascii="Times New Roman" w:hAnsi="Times New Roman" w:cs="Times New Roman"/>
+                <w:sz w:val="22"/>
+                <w:szCs w:val="22"/>
+              </w:rPr>
+            </w:pPr>
+          </w:p>
+        </w:tc>
+        <w:tc>
+          <w:tcPr>
+            <w:tcW w:w="926" w:type="dxa"/>
+          </w:tcPr>
+          <w:p>
+            <w:pPr>
+              <w:jc w:val="center"/>
+              <w:rPr>
+                <w:rFonts w:ascii="Times New Roman" w:hAnsi="Times New Roman" w:cs="Times New Roman"/>
+                <w:sz w:val="22"/>
+                <w:szCs w:val="22"/>
+              </w:rPr>
+            </w:pPr>
+          </w:p>
+        </w:tc>
+      </w:tr>
+      <w:tr>
+        <w:tc>
+          <w:tcPr>
+            <w:tcW w:w="4860" w:type="dxa"/>
+          </w:tcPr>
+          <w:p>
+            <w:pPr>
+              <w:jc w:val="right"/>
+              <w:rPr>
+                <w:rFonts w:ascii="Times New Roman" w:hAnsi="Times New Roman" w:cs="Times New Roman"/>
+                <w:b/>
+                <w:bCs/>
+                <w:sz w:val="22"/>
+                <w:szCs w:val="22"/>
+              </w:rPr>
+            </w:pPr>
+            <w:r>
+              <w:rPr>
+                <w:rFonts w:ascii="Times New Roman" w:hAnsi="Times New Roman" w:cs="Times New Roman"/>
+                <w:i/>
+                <w:iCs/>
+                <w:sz w:val="22"/>
+                <w:szCs w:val="22"/>
+              </w:rPr>
+              <w:t>All Patients</w:t>
+            </w:r>
+          </w:p>
+        </w:tc>
+        <w:tc>
+          <w:tcPr>
+            <w:tcW w:w="679" w:type="dxa"/>
+          </w:tcPr>
+          <w:p>
+            <w:pPr>
+              <w:jc w:val="center"/>
+              <w:rPr>
+                <w:rFonts w:ascii="Times New Roman" w:hAnsi="Times New Roman" w:cs="Times New Roman"/>
+                <w:sz w:val="22"/>
+                <w:szCs w:val="22"/>
+              </w:rPr>
+            </w:pPr>
+            <w:r>
+              <w:rPr>
+                <w:rFonts w:ascii="Times New Roman" w:hAnsi="Times New Roman" w:cs="Times New Roman"/>
+                <w:sz w:val="22"/>
+                <w:szCs w:val="22"/>
+              </w:rPr>
+              <w:t>3474</w:t>
+            </w:r>
+          </w:p>
+        </w:tc>
+        <w:tc>
+          <w:tcPr>
+            <w:tcW w:w="671" w:type="dxa"/>
+          </w:tcPr>
+          <w:p>
+            <w:pPr>
+              <w:jc w:val="center"/>
+              <w:rPr>
+                <w:rFonts w:ascii="Times New Roman" w:hAnsi="Times New Roman" w:cs="Times New Roman"/>
+                <w:sz w:val="22"/>
+                <w:szCs w:val="22"/>
+              </w:rPr>
+            </w:pPr>
+            <w:r>
+              <w:rPr>
+                <w:rFonts w:ascii="Times New Roman" w:hAnsi="Times New Roman" w:cs="Times New Roman"/>
+                <w:sz w:val="22"/>
+                <w:szCs w:val="22"/>
+              </w:rPr>
+              <w:t>3346</w:t>
+            </w:r>
+          </w:p>
+        </w:tc>
+        <w:tc>
+          <w:tcPr>
+            <w:tcW w:w="2520" w:type="dxa"/>
+          </w:tcPr>
+          <w:p>
+            <w:pPr>
+              <w:jc w:val="center"/>
+              <w:rPr>
+                <w:rFonts w:ascii="Times New Roman" w:hAnsi="Times New Roman" w:cs="Times New Roman"/>
+                <w:sz w:val="22"/>
+                <w:szCs w:val="22"/>
+              </w:rPr>
+            </w:pPr>
+            <w:r>
+              <w:rPr>
+                <w:rFonts w:ascii="Times New Roman" w:hAnsi="Times New Roman" w:cs="Times New Roman"/>
+                <w:sz w:val="22"/>
+                <w:szCs w:val="22"/>
+              </w:rPr>
+              <w:t>3.41 [3.11, 3.73]</w:t>
+            </w:r>
+          </w:p>
+        </w:tc>
+        <w:tc>
+          <w:tcPr>
+            <w:tcW w:w="926" w:type="dxa"/>
+          </w:tcPr>
+          <w:p>
+            <w:pPr>
+              <w:jc w:val="center"/>
+              <w:rPr>
+                <w:rFonts w:ascii="Times New Roman" w:hAnsi="Times New Roman" w:cs="Times New Roman"/>
+                <w:sz w:val="22"/>
+                <w:szCs w:val="22"/>
+              </w:rPr>
+            </w:pPr>
+            <w:r>
+              <w:rPr>
+                <w:rFonts w:ascii="Times New Roman" w:hAnsi="Times New Roman" w:cs="Times New Roman"/>
+                <w:sz w:val="22"/>
+                <w:szCs w:val="22"/>
+              </w:rPr>
+              <w:t>&lt;0.001</w:t>
+            </w:r>
+          </w:p>
+        </w:tc>
+      </w:tr>
+      <w:tr>
+        <w:tc>
+          <w:tcPr>
+            <w:tcW w:w="4860" w:type="dxa"/>
+          </w:tcPr>
+          <w:p>
+            <w:pPr>
+              <w:jc w:val="right"/>
+              <w:rPr>
+                <w:rFonts w:ascii="Times New Roman" w:hAnsi="Times New Roman" w:cs="Times New Roman"/>
+                <w:i/>
+                <w:iCs/>
+                <w:sz w:val="22"/>
+                <w:szCs w:val="22"/>
+              </w:rPr>
+            </w:pPr>
+            <w:r>
+              <w:rPr>
+                <w:rFonts w:ascii="Times New Roman" w:hAnsi="Times New Roman" w:cs="Times New Roman"/>
+                <w:i/>
+                <w:iCs/>
+                <w:sz w:val="22"/>
+                <w:szCs w:val="22"/>
+              </w:rPr>
+              <w:t xml:space="preserve">All Driver Mutation-Negative Patients (Chemotherapy or IO Monotherapy only) </w:t>
+            </w:r>
+          </w:p>
+        </w:tc>
+        <w:tc>
+          <w:tcPr>
+            <w:tcW w:w="679" w:type="dxa"/>
+          </w:tcPr>
+          <w:p>
+            <w:pPr>
+              <w:jc w:val="center"/>
+              <w:rPr>
+                <w:rFonts w:ascii="Times New Roman" w:hAnsi="Times New Roman" w:cs="Times New Roman"/>
+                <w:sz w:val="22"/>
+                <w:szCs w:val="22"/>
+              </w:rPr>
+            </w:pPr>
+            <w:r>
+              <w:rPr>
+                <w:rFonts w:ascii="Times New Roman" w:hAnsi="Times New Roman" w:cs="Times New Roman"/>
+                <w:sz w:val="22"/>
+                <w:szCs w:val="22"/>
+              </w:rPr>
+              <w:t>1948</w:t>
+            </w:r>
+          </w:p>
+        </w:tc>
+        <w:tc>
+          <w:tcPr>
+            <w:tcW w:w="671" w:type="dxa"/>
+          </w:tcPr>
+          <w:p>
+            <w:pPr>
+              <w:jc w:val="center"/>
+              <w:rPr>
+                <w:rFonts w:ascii="Times New Roman" w:hAnsi="Times New Roman" w:cs="Times New Roman"/>
+                <w:sz w:val="22"/>
+                <w:szCs w:val="22"/>
+              </w:rPr>
+            </w:pPr>
+            <w:r>
+              <w:rPr>
+                <w:rFonts w:ascii="Times New Roman" w:hAnsi="Times New Roman" w:cs="Times New Roman"/>
+                <w:sz w:val="22"/>
+                <w:szCs w:val="22"/>
+              </w:rPr>
+              <w:t>2082</w:t>
+            </w:r>
+          </w:p>
+        </w:tc>
+        <w:tc>
+          <w:tcPr>
+            <w:tcW w:w="2520" w:type="dxa"/>
+          </w:tcPr>
+          <w:p>
+            <w:pPr>
+              <w:jc w:val="center"/>
+              <w:rPr>
+                <w:rFonts w:ascii="Times New Roman" w:hAnsi="Times New Roman" w:cs="Times New Roman"/>
+                <w:sz w:val="22"/>
+                <w:szCs w:val="22"/>
+              </w:rPr>
+            </w:pPr>
+            <w:r>
+              <w:rPr>
+                <w:rFonts w:ascii="Times New Roman" w:hAnsi="Times New Roman" w:cs="Times New Roman"/>
+                <w:sz w:val="22"/>
+                <w:szCs w:val="22"/>
+              </w:rPr>
+              <w:t>3.08 [2.76, 3.45]</w:t>
+            </w:r>
+          </w:p>
+        </w:tc>
+        <w:tc>
+          <w:tcPr>
+            <w:tcW w:w="926" w:type="dxa"/>
+          </w:tcPr>
+          <w:p>
+            <w:pPr>
+              <w:jc w:val="center"/>
+              <w:rPr>
+                <w:rFonts w:ascii="Times New Roman" w:hAnsi="Times New Roman" w:cs="Times New Roman"/>
+                <w:sz w:val="22"/>
+                <w:szCs w:val="22"/>
+              </w:rPr>
+            </w:pPr>
+            <w:r>
+              <w:rPr>
+                <w:rFonts w:ascii="Times New Roman" w:hAnsi="Times New Roman" w:cs="Times New Roman"/>
+                <w:sz w:val="22"/>
+                <w:szCs w:val="22"/>
+              </w:rPr>
+              <w:t>&lt;0.001</w:t>
+            </w:r>
+          </w:p>
+        </w:tc>
+      </w:tr>
+      <w:tr>
+        <w:tc>
+          <w:tcPr>
+            <w:tcW w:w="4860" w:type="dxa"/>
+          </w:tcPr>
+          <w:p>
+            <w:pPr>
+              <w:jc w:val="right"/>
+              <w:rPr>
+                <w:rFonts w:ascii="Times New Roman" w:hAnsi="Times New Roman" w:cs="Times New Roman"/>
+                <w:i/>
+                <w:iCs/>
+                <w:sz w:val="22"/>
+                <w:szCs w:val="22"/>
+              </w:rPr>
+            </w:pPr>
+            <w:r>
+              <w:rPr>
+                <w:rFonts w:ascii="Times New Roman" w:hAnsi="Times New Roman" w:cs="Times New Roman"/>
+                <w:i/>
+                <w:iCs/>
+                <w:sz w:val="22"/>
+                <w:szCs w:val="22"/>
+              </w:rPr>
+              <w:t>Chemotherapy</w:t>
+            </w:r>
+          </w:p>
+        </w:tc>
+        <w:tc>
+          <w:tcPr>
+            <w:tcW w:w="679" w:type="dxa"/>
+          </w:tcPr>
+          <w:p>
+            <w:pPr>
+              <w:jc w:val="center"/>
+              <w:rPr>
+                <w:rFonts w:ascii="Times New Roman" w:hAnsi="Times New Roman" w:cs="Times New Roman"/>
+                <w:sz w:val="22"/>
+                <w:szCs w:val="22"/>
+              </w:rPr>
+            </w:pPr>
+            <w:r>
+              <w:rPr>
+                <w:rFonts w:ascii="Times New Roman" w:hAnsi="Times New Roman" w:cs="Times New Roman"/>
+                <w:sz w:val="22"/>
+                <w:szCs w:val="22"/>
+              </w:rPr>
+              <w:t>1484</w:t>
+            </w:r>
+          </w:p>
+        </w:tc>
+        <w:tc>
+          <w:tcPr>
+            <w:tcW w:w="671" w:type="dxa"/>
+          </w:tcPr>
+          <w:p>
+            <w:pPr>
+              <w:jc w:val="center"/>
+              <w:rPr>
+                <w:rFonts w:ascii="Times New Roman" w:hAnsi="Times New Roman" w:cs="Times New Roman"/>
+                <w:sz w:val="22"/>
+                <w:szCs w:val="22"/>
+              </w:rPr>
+            </w:pPr>
+            <w:r>
+              <w:rPr>
+                <w:rFonts w:ascii="Times New Roman" w:hAnsi="Times New Roman" w:cs="Times New Roman"/>
+                <w:sz w:val="22"/>
+                <w:szCs w:val="22"/>
+              </w:rPr>
+              <w:t>1779</w:t>
+            </w:r>
+          </w:p>
+        </w:tc>
+        <w:tc>
+          <w:tcPr>
+            <w:tcW w:w="2520" w:type="dxa"/>
+          </w:tcPr>
+          <w:p>
+            <w:pPr>
+              <w:jc w:val="center"/>
+              <w:rPr>
+                <w:rFonts w:ascii="Times New Roman" w:hAnsi="Times New Roman" w:cs="Times New Roman"/>
+                <w:sz w:val="22"/>
+                <w:szCs w:val="22"/>
+              </w:rPr>
+            </w:pPr>
+            <w:r>
+              <w:rPr>
+                <w:rFonts w:ascii="Times New Roman" w:hAnsi="Times New Roman" w:cs="Times New Roman"/>
+                <w:sz w:val="22"/>
+                <w:szCs w:val="22"/>
+              </w:rPr>
+              <w:t>3.16 [2.79, 3.58]</w:t>
+            </w:r>
+          </w:p>
+        </w:tc>
+        <w:tc>
+          <w:tcPr>
+            <w:tcW w:w="926" w:type="dxa"/>
+          </w:tcPr>
+          <w:p>
+            <w:pPr>
+              <w:jc w:val="center"/>
+              <w:rPr>
+                <w:rFonts w:ascii="Times New Roman" w:hAnsi="Times New Roman" w:cs="Times New Roman"/>
+                <w:sz w:val="22"/>
+                <w:szCs w:val="22"/>
+              </w:rPr>
+            </w:pPr>
+            <w:r>
+              <w:rPr>
+                <w:rFonts w:ascii="Times New Roman" w:hAnsi="Times New Roman" w:cs="Times New Roman"/>
+                <w:sz w:val="22"/>
+                <w:szCs w:val="22"/>
+              </w:rPr>
+              <w:t>&lt;0.001</w:t>
+            </w:r>
+          </w:p>
+        </w:tc>
+      </w:tr>
+      <w:tr>
+        <w:tc>
+          <w:tcPr>
+            <w:tcW w:w="4860" w:type="dxa"/>
+          </w:tcPr>
+          <w:p>
+            <w:pPr>
+              <w:jc w:val="right"/>
+              <w:rPr>
+                <w:rFonts w:ascii="Times New Roman" w:hAnsi="Times New Roman" w:cs="Times New Roman"/>
+                <w:i/>
+                <w:iCs/>
+                <w:sz w:val="22"/>
+                <w:szCs w:val="22"/>
+              </w:rPr>
+            </w:pPr>
+            <w:r>
+              <w:rPr>
+                <w:rFonts w:ascii="Times New Roman" w:hAnsi="Times New Roman" w:cs="Times New Roman"/>
+                <w:i/>
+                <w:iCs/>
+                <w:sz w:val="22"/>
+                <w:szCs w:val="22"/>
+              </w:rPr>
+              <w:t>IO Monotherapy</w:t>
+            </w:r>
+          </w:p>
+        </w:tc>
+        <w:tc>
+          <w:tcPr>
+            <w:tcW w:w="679" w:type="dxa"/>
+          </w:tcPr>
+          <w:p>
+            <w:pPr>
+              <w:jc w:val="center"/>
+              <w:rPr>
+                <w:rFonts w:ascii="Times New Roman" w:hAnsi="Times New Roman" w:cs="Times New Roman"/>
+                <w:sz w:val="22"/>
+                <w:szCs w:val="22"/>
+              </w:rPr>
+            </w:pPr>
+            <w:r>
+              <w:rPr>
+                <w:rFonts w:ascii="Times New Roman" w:hAnsi="Times New Roman" w:cs="Times New Roman"/>
+                <w:sz w:val="22"/>
+                <w:szCs w:val="22"/>
+              </w:rPr>
+              <w:t>464</w:t>
+            </w:r>
+          </w:p>
+        </w:tc>
+        <w:tc>
+          <w:tcPr>
+            <w:tcW w:w="671" w:type="dxa"/>
+          </w:tcPr>
+          <w:p>
+            <w:pPr>
+              <w:jc w:val="center"/>
+              <w:rPr>
+                <w:rFonts w:ascii="Times New Roman" w:hAnsi="Times New Roman" w:cs="Times New Roman"/>
+                <w:sz w:val="22"/>
+                <w:szCs w:val="22"/>
+              </w:rPr>
+            </w:pPr>
+            <w:r>
+              <w:rPr>
+                <w:rFonts w:ascii="Times New Roman" w:hAnsi="Times New Roman" w:cs="Times New Roman"/>
+                <w:sz w:val="22"/>
+                <w:szCs w:val="22"/>
+              </w:rPr>
+              <w:t>303</w:t>
+            </w:r>
+          </w:p>
+        </w:tc>
+        <w:tc>
+          <w:tcPr>
+            <w:tcW w:w="2520" w:type="dxa"/>
+          </w:tcPr>
+          <w:p>
+            <w:pPr>
+              <w:jc w:val="center"/>
+              <w:rPr>
+                <w:rFonts w:ascii="Times New Roman" w:hAnsi="Times New Roman" w:cs="Times New Roman"/>
+                <w:sz w:val="22"/>
+                <w:szCs w:val="22"/>
+              </w:rPr>
+            </w:pPr>
+            <w:r>
+              <w:rPr>
+                <w:rFonts w:ascii="Times New Roman" w:hAnsi="Times New Roman" w:cs="Times New Roman"/>
+                <w:sz w:val="22"/>
+                <w:szCs w:val="22"/>
+              </w:rPr>
+              <w:t>2.73 [2.12, 3.51]</w:t>
+            </w:r>
+          </w:p>
+        </w:tc>
+        <w:tc>
+          <w:tcPr>
+            <w:tcW w:w="926" w:type="dxa"/>
+          </w:tcPr>
+          <w:p>
+            <w:pPr>
+              <w:jc w:val="center"/>
+              <w:rPr>
+                <w:rFonts w:ascii="Times New Roman" w:hAnsi="Times New Roman" w:cs="Times New Roman"/>
+                <w:sz w:val="22"/>
+                <w:szCs w:val="22"/>
+              </w:rPr>
+            </w:pPr>
+            <w:r>
+              <w:rPr>
+                <w:rFonts w:ascii="Times New Roman" w:hAnsi="Times New Roman" w:cs="Times New Roman"/>
+                <w:sz w:val="22"/>
+                <w:szCs w:val="22"/>
+              </w:rPr>
+              <w:t>&lt;0.001</w:t>
+            </w:r>
+          </w:p>
+        </w:tc>
+      </w:tr>
+      <w:tr>
+        <w:tc>
+          <w:tcPr>
+            <w:tcW w:w="4860" w:type="dxa"/>
+          </w:tcPr>
+          <w:p>
+            <w:pPr>
+              <w:jc w:val="right"/>
+              <w:rPr>
+                <w:rFonts w:ascii="Times New Roman" w:hAnsi="Times New Roman" w:cs="Times New Roman"/>
+                <w:i/>
+                <w:iCs/>
+                <w:sz w:val="22"/>
+                <w:szCs w:val="22"/>
+              </w:rPr>
+            </w:pPr>
+            <w:r>
+              <w:rPr>
+                <w:rFonts w:ascii="Times New Roman" w:hAnsi="Times New Roman" w:cs="Times New Roman"/>
+                <w:i/>
+                <w:iCs/>
+                <w:sz w:val="22"/>
+                <w:szCs w:val="22"/>
+              </w:rPr>
+              <w:t>IO Monotherapy and PD-L1 &gt;= 50%</w:t>
+            </w:r>
+          </w:p>
+        </w:tc>
+        <w:tc>
+          <w:tcPr>
+            <w:tcW w:w="679" w:type="dxa"/>
+          </w:tcPr>
+          <w:p>
+            <w:pPr>
+              <w:jc w:val="center"/>
+              <w:rPr>
+                <w:rFonts w:ascii="Times New Roman" w:hAnsi="Times New Roman" w:cs="Times New Roman"/>
+                <w:sz w:val="22"/>
+                <w:szCs w:val="22"/>
+              </w:rPr>
+            </w:pPr>
+            <w:r>
+              <w:rPr>
+                <w:rFonts w:ascii="Times New Roman" w:hAnsi="Times New Roman" w:cs="Times New Roman"/>
+                <w:sz w:val="22"/>
+                <w:szCs w:val="22"/>
+              </w:rPr>
+              <w:t>252</w:t>
+            </w:r>
+          </w:p>
+        </w:tc>
+        <w:tc>
+          <w:tcPr>
+            <w:tcW w:w="671" w:type="dxa"/>
+          </w:tcPr>
+          <w:p>
+            <w:pPr>
+              <w:jc w:val="center"/>
+              <w:rPr>
+                <w:rFonts w:ascii="Times New Roman" w:hAnsi="Times New Roman" w:cs="Times New Roman"/>
+                <w:sz w:val="22"/>
+                <w:szCs w:val="22"/>
+              </w:rPr>
+            </w:pPr>
+            <w:r>
+              <w:rPr>
+                <w:rFonts w:ascii="Times New Roman" w:hAnsi="Times New Roman" w:cs="Times New Roman"/>
+                <w:sz w:val="22"/>
+                <w:szCs w:val="22"/>
+              </w:rPr>
+              <w:t>87</w:t>
+            </w:r>
+          </w:p>
+        </w:tc>
+        <w:tc>
+          <w:tcPr>
+            <w:tcW w:w="2520" w:type="dxa"/>
+          </w:tcPr>
+          <w:p>
+            <w:pPr>
+              <w:jc w:val="center"/>
+              <w:rPr>
+                <w:rFonts w:ascii="Times New Roman" w:hAnsi="Times New Roman" w:cs="Times New Roman"/>
+                <w:sz w:val="22"/>
+                <w:szCs w:val="22"/>
+              </w:rPr>
+            </w:pPr>
+            <w:r>
+              <w:rPr>
+                <w:rFonts w:ascii="Times New Roman" w:hAnsi="Times New Roman" w:cs="Times New Roman"/>
+                <w:sz w:val="22"/>
+                <w:szCs w:val="22"/>
+              </w:rPr>
+              <w:t>2.75 [1.83, 4.12]</w:t>
+            </w:r>
+          </w:p>
+        </w:tc>
+        <w:tc>
+          <w:tcPr>
+            <w:tcW w:w="926" w:type="dxa"/>
+          </w:tcPr>
+          <w:p>
+            <w:pPr>
+              <w:jc w:val="center"/>
+              <w:rPr>
+                <w:rFonts w:ascii="Times New Roman" w:hAnsi="Times New Roman" w:cs="Times New Roman"/>
+                <w:sz w:val="22"/>
+                <w:szCs w:val="22"/>
+              </w:rPr>
+            </w:pPr>
+            <w:r>
+              <w:rPr>
+                <w:rFonts w:ascii="Times New Roman" w:hAnsi="Times New Roman" w:cs="Times New Roman"/>
+                <w:sz w:val="22"/>
+                <w:szCs w:val="22"/>
+              </w:rPr>
+              <w:t>&lt;0.001</w:t>
+            </w:r>
+          </w:p>
+        </w:tc>
+      </w:tr>
+      <w:tr>
+        <w:tc>
+          <w:tcPr>
+            <w:tcW w:w="4860" w:type="dxa"/>
+          </w:tcPr>
+          <w:p>
+            <w:pPr>
+              <w:jc w:val="right"/>
+              <w:rPr>
+                <w:rFonts w:ascii="Times New Roman" w:hAnsi="Times New Roman" w:cs="Times New Roman"/>
+                <w:i/>
+                <w:iCs/>
+                <w:sz w:val="22"/>
+                <w:szCs w:val="22"/>
+              </w:rPr>
+            </w:pPr>
+            <w:r>
+              <w:rPr>
+                <w:rFonts w:ascii="Times New Roman" w:hAnsi="Times New Roman" w:cs="Times New Roman"/>
+                <w:i/>
+                <w:iCs/>
+                <w:sz w:val="22"/>
+                <w:szCs w:val="22"/>
+              </w:rPr>
+              <w:t>Pembrolizumab Monotherapy and PD-L1 &gt;= 50%</w:t>
+            </w:r>
+          </w:p>
+        </w:tc>
+        <w:tc>
+          <w:tcPr>
+            <w:tcW w:w="679" w:type="dxa"/>
+          </w:tcPr>
+          <w:p>
+            <w:pPr>
+              <w:jc w:val="center"/>
+              <w:rPr>
+                <w:rFonts w:ascii="Times New Roman" w:hAnsi="Times New Roman" w:cs="Times New Roman"/>
+                <w:sz w:val="22"/>
+                <w:szCs w:val="22"/>
+              </w:rPr>
+            </w:pPr>
+            <w:r>
+              <w:rPr>
+                <w:rFonts w:ascii="Times New Roman" w:hAnsi="Times New Roman" w:cs="Times New Roman"/>
+                <w:sz w:val="22"/>
+                <w:szCs w:val="22"/>
+              </w:rPr>
+              <w:t>233</w:t>
+            </w:r>
+          </w:p>
+        </w:tc>
+        <w:tc>
+          <w:tcPr>
+            <w:tcW w:w="671" w:type="dxa"/>
+          </w:tcPr>
+          <w:p>
+            <w:pPr>
+              <w:jc w:val="center"/>
+              <w:rPr>
+                <w:rFonts w:ascii="Times New Roman" w:hAnsi="Times New Roman" w:cs="Times New Roman"/>
+                <w:sz w:val="22"/>
+                <w:szCs w:val="22"/>
+              </w:rPr>
+            </w:pPr>
+            <w:r>
+              <w:rPr>
+                <w:rFonts w:ascii="Times New Roman" w:hAnsi="Times New Roman" w:cs="Times New Roman"/>
+                <w:sz w:val="22"/>
+                <w:szCs w:val="22"/>
+              </w:rPr>
+              <w:t>83</w:t>
+            </w:r>
+          </w:p>
+        </w:tc>
+        <w:tc>
+          <w:tcPr>
+            <w:tcW w:w="2520" w:type="dxa"/>
+          </w:tcPr>
+          <w:p>
+            <w:pPr>
+              <w:jc w:val="center"/>
+              <w:rPr>
+                <w:rFonts w:ascii="Times New Roman" w:hAnsi="Times New Roman" w:cs="Times New Roman"/>
+                <w:sz w:val="22"/>
+                <w:szCs w:val="22"/>
+              </w:rPr>
+            </w:pPr>
+            <w:r>
+              <w:rPr>
+                <w:rFonts w:ascii="Times New Roman" w:hAnsi="Times New Roman" w:cs="Times New Roman"/>
+                <w:sz w:val="22"/>
+                <w:szCs w:val="22"/>
+              </w:rPr>
+              <w:t>2.73 [1.81, 4.13]</w:t>
+            </w:r>
+          </w:p>
+        </w:tc>
+        <w:tc>
+          <w:tcPr>
+            <w:tcW w:w="926" w:type="dxa"/>
+          </w:tcPr>
+          <w:p>
+            <w:pPr>
+              <w:jc w:val="center"/>
+              <w:rPr>
+                <w:rFonts w:ascii="Times New Roman" w:hAnsi="Times New Roman" w:cs="Times New Roman"/>
+                <w:sz w:val="22"/>
+                <w:szCs w:val="22"/>
+              </w:rPr>
+            </w:pPr>
+            <w:r>
+              <w:rPr>
+                <w:rFonts w:ascii="Times New Roman" w:hAnsi="Times New Roman" w:cs="Times New Roman"/>
+                <w:sz w:val="22"/>
+                <w:szCs w:val="22"/>
+              </w:rPr>
+              <w:t>&lt;0.001</w:t>
+            </w:r>
           </w:p>
         </w:tc>
       </w:tr>
@@ -13845,121 +15407,13 @@
           <w:bCs/>
         </w:rPr>
       </w:pPr>
-    </w:p>
-    <w:p>
-      <w:pPr>
+      <w:r>
         <w:rPr>
           <w:rFonts w:ascii="Times New Roman" w:hAnsi="Times New Roman" w:cs="Times New Roman"/>
           <w:b/>
           <w:bCs/>
         </w:rPr>
-      </w:pPr>
-    </w:p>
-    <w:p>
-      <w:pPr>
-        <w:rPr>
-          <w:rFonts w:ascii="Times New Roman" w:hAnsi="Times New Roman" w:cs="Times New Roman"/>
-          <w:b/>
-          <w:bCs/>
-        </w:rPr>
-      </w:pPr>
-      <w:r>
-        <w:rPr>
-          <w:rFonts w:ascii="Times New Roman" w:hAnsi="Times New Roman" w:cs="Times New Roman"/>
-          <w:b/>
-          <w:bCs/>
-        </w:rPr>
-        <w:t xml:space="preserve">Figure ***: Kaplan-Meier curves </w:t>
-      </w:r>
-      <w:r>
-        <w:rPr>
-          <w:rFonts w:ascii="Times New Roman" w:hAnsi="Times New Roman" w:cs="Times New Roman"/>
-          <w:b/>
-          <w:bCs/>
-        </w:rPr>
-        <w:t xml:space="preserve">demonstrating 12-month OS </w:t>
-      </w:r>
-      <w:r>
-        <w:rPr>
-          <w:rFonts w:ascii="Times New Roman" w:hAnsi="Times New Roman" w:cs="Times New Roman"/>
-          <w:b/>
-          <w:bCs/>
-        </w:rPr>
-        <w:t>for</w:t>
-      </w:r>
-      <w:r>
-        <w:rPr>
-          <w:rFonts w:ascii="Times New Roman" w:hAnsi="Times New Roman" w:cs="Times New Roman"/>
-          <w:b/>
-          <w:bCs/>
-        </w:rPr>
-        <w:t xml:space="preserve"> test-set</w:t>
-      </w:r>
-      <w:r>
-        <w:rPr>
-          <w:rFonts w:ascii="Times New Roman" w:hAnsi="Times New Roman" w:cs="Times New Roman"/>
-          <w:b/>
-          <w:bCs/>
-        </w:rPr>
-        <w:t xml:space="preserve"> patients classified as low-risk </w:t>
-      </w:r>
-      <w:r>
-        <w:rPr>
-          <w:rFonts w:ascii="Times New Roman" w:hAnsi="Times New Roman" w:cs="Times New Roman"/>
-          <w:b/>
-          <w:bCs/>
-        </w:rPr>
-        <w:t>via the ML algorithm versus those classified as high-risk. A threshold of 0.</w:t>
-      </w:r>
-      <w:r>
-        <w:rPr>
-          <w:rFonts w:ascii="Times New Roman" w:hAnsi="Times New Roman" w:cs="Times New Roman"/>
-          <w:b/>
-          <w:bCs/>
-        </w:rPr>
-        <w:t>47</w:t>
-      </w:r>
-      <w:r>
-        <w:rPr>
-          <w:rFonts w:ascii="Times New Roman" w:hAnsi="Times New Roman" w:cs="Times New Roman"/>
-          <w:b/>
-          <w:bCs/>
-        </w:rPr>
-        <w:t xml:space="preserve"> was set for </w:t>
-      </w:r>
-      <w:r>
-        <w:rPr>
-          <w:rFonts w:ascii="Times New Roman" w:hAnsi="Times New Roman" w:cs="Times New Roman"/>
-          <w:b/>
-          <w:bCs/>
-        </w:rPr>
         <w:lastRenderedPageBreak/>
-        <w:t>classifying patients as high-risk. All patients included in this analysis are driver-mutation negative.</w:t>
-      </w:r>
-    </w:p>
-    <w:p>
-      <w:pPr>
-        <w:rPr>
-          <w:rFonts w:ascii="Times New Roman" w:hAnsi="Times New Roman" w:cs="Times New Roman"/>
-          <w:b/>
-          <w:bCs/>
-        </w:rPr>
-      </w:pPr>
-    </w:p>
-    <w:p>
-      <w:pPr>
-        <w:rPr>
-          <w:rFonts w:ascii="Times New Roman" w:hAnsi="Times New Roman" w:cs="Times New Roman"/>
-          <w:b/>
-          <w:bCs/>
-        </w:rPr>
-      </w:pPr>
-      <w:r>
-        <w:rPr>
-          <w:rFonts w:ascii="Times New Roman" w:hAnsi="Times New Roman" w:cs="Times New Roman"/>
-          <w:b/>
-          <w:bCs/>
-        </w:rPr>
         <w:t>Discussion</w:t>
       </w:r>
     </w:p>
@@ -14506,14 +15960,7 @@
           <w:rFonts w:ascii="Times New Roman" w:hAnsi="Times New Roman" w:cs="Times New Roman"/>
         </w:rPr>
         <w:tab/>
-        <w:t xml:space="preserve">Brahmer JR, Drake CG, Wollner I, et al. Phase I study of single-agent anti-programmed death-1 </w:t>
-      </w:r>
-      <w:r>
-        <w:rPr>
-          <w:rFonts w:ascii="Times New Roman" w:hAnsi="Times New Roman" w:cs="Times New Roman"/>
-        </w:rPr>
-        <w:lastRenderedPageBreak/>
-        <w:t xml:space="preserve">(MDX-1106) in refractory solid tumors: safety, clinical activity, pharmacodynamics, and immunologic correlates. </w:t>
+        <w:t xml:space="preserve">Brahmer JR, Drake CG, Wollner I, et al. Phase I study of single-agent anti-programmed death-1 (MDX-1106) in refractory solid tumors: safety, clinical activity, pharmacodynamics, and immunologic correlates. </w:t>
       </w:r>
       <w:r>
         <w:rPr>
@@ -14541,6 +15988,7 @@
         <w:rPr>
           <w:rFonts w:ascii="Times New Roman" w:hAnsi="Times New Roman" w:cs="Times New Roman"/>
         </w:rPr>
+        <w:lastRenderedPageBreak/>
         <w:t>6.</w:t>
       </w:r>
       <w:r>
@@ -14958,14 +16406,7 @@
         <w:rPr>
           <w:rFonts w:ascii="Times New Roman" w:hAnsi="Times New Roman" w:cs="Times New Roman"/>
         </w:rPr>
-        <w:t xml:space="preserve">. 2019;14(12):e0226765. </w:t>
-      </w:r>
-      <w:r>
-        <w:rPr>
-          <w:rFonts w:ascii="Times New Roman" w:hAnsi="Times New Roman" w:cs="Times New Roman"/>
-        </w:rPr>
-        <w:lastRenderedPageBreak/>
-        <w:t>doi:10.1371/journal.pone.0226765</w:t>
+        <w:t>. 2019;14(12):e0226765. doi:10.1371/journal.pone.0226765</w:t>
       </w:r>
     </w:p>
     <w:p>
@@ -15014,6 +16455,7 @@
         <w:rPr>
           <w:rFonts w:ascii="Times New Roman" w:hAnsi="Times New Roman" w:cs="Times New Roman"/>
         </w:rPr>
+        <w:lastRenderedPageBreak/>
         <w:t>19.</w:t>
       </w:r>
       <w:r>
@@ -15180,42 +16622,6 @@
         </w:rPr>
         <w:fldChar w:fldCharType="end"/>
       </w:r>
-    </w:p>
-    <w:p>
-      <w:pPr>
-        <w:rPr>
-          <w:rFonts w:ascii="Times New Roman" w:hAnsi="Times New Roman" w:cs="Times New Roman"/>
-          <w:b/>
-          <w:bCs/>
-        </w:rPr>
-      </w:pPr>
-    </w:p>
-    <w:p>
-      <w:pPr>
-        <w:rPr>
-          <w:rFonts w:ascii="Times New Roman" w:hAnsi="Times New Roman" w:cs="Times New Roman"/>
-          <w:b/>
-          <w:bCs/>
-        </w:rPr>
-      </w:pPr>
-    </w:p>
-    <w:p>
-      <w:pPr>
-        <w:rPr>
-          <w:rFonts w:ascii="Times New Roman" w:hAnsi="Times New Roman" w:cs="Times New Roman"/>
-          <w:b/>
-          <w:bCs/>
-        </w:rPr>
-      </w:pPr>
-    </w:p>
-    <w:p>
-      <w:pPr>
-        <w:rPr>
-          <w:rFonts w:ascii="Times New Roman" w:hAnsi="Times New Roman" w:cs="Times New Roman"/>
-          <w:b/>
-          <w:bCs/>
-        </w:rPr>
-      </w:pPr>
     </w:p>
     <w:p>
       <w:pPr>

--- a/PDL1_Manuscript.docx
+++ b/PDL1_Manuscript.docx
@@ -2966,8 +2966,6 @@
       <w:pPr>
         <w:rPr>
           <w:rFonts w:ascii="Times New Roman" w:hAnsi="Times New Roman" w:cs="Times New Roman"/>
-          <w:b/>
-          <w:bCs/>
         </w:rPr>
       </w:pPr>
     </w:p>
@@ -2989,13 +2987,15 @@
           <w:i/>
           <w:iCs/>
         </w:rPr>
-        <w:t>Machine Learning Model Creation</w:t>
+        <w:t>Logistic Regression Approach</w:t>
       </w:r>
     </w:p>
     <w:p>
       <w:pPr>
         <w:rPr>
           <w:rFonts w:ascii="Times New Roman" w:hAnsi="Times New Roman" w:cs="Times New Roman"/>
+          <w:b/>
+          <w:bCs/>
         </w:rPr>
       </w:pPr>
     </w:p>
@@ -3009,7 +3009,7 @@
         <w:rPr>
           <w:rFonts w:ascii="Times New Roman" w:hAnsi="Times New Roman" w:cs="Times New Roman"/>
         </w:rPr>
-        <w:t>We created two machine learning models,</w:t>
+        <w:t>Using interaction terms</w:t>
       </w:r>
     </w:p>
     <w:p>
@@ -3018,56 +3018,6 @@
           <w:rFonts w:ascii="Times New Roman" w:hAnsi="Times New Roman" w:cs="Times New Roman"/>
         </w:rPr>
       </w:pPr>
-      <w:r>
-        <w:rPr>
-          <w:rFonts w:ascii="Times New Roman" w:hAnsi="Times New Roman" w:cs="Times New Roman"/>
-        </w:rPr>
-        <w:t xml:space="preserve">. Predictions were represented as a value between [0, 1], representing the predicted likelihood of disease progression or one-year </w:t>
-      </w:r>
-      <w:proofErr w:type="gramStart"/>
-      <w:r>
-        <w:rPr>
-          <w:rFonts w:ascii="Times New Roman" w:hAnsi="Times New Roman" w:cs="Times New Roman"/>
-        </w:rPr>
-        <w:t>mortality.</w:t>
-      </w:r>
-      <w:r>
-        <w:rPr>
-          <w:rFonts w:ascii="Times New Roman" w:hAnsi="Times New Roman" w:cs="Times New Roman"/>
-        </w:rPr>
-        <w:t>.</w:t>
-      </w:r>
-      <w:proofErr w:type="gramEnd"/>
-      <w:r>
-        <w:rPr>
-          <w:rFonts w:ascii="Times New Roman" w:hAnsi="Times New Roman" w:cs="Times New Roman"/>
-        </w:rPr>
-        <w:t xml:space="preserve"> </w:t>
-      </w:r>
-      <w:r>
-        <w:rPr>
-          <w:rFonts w:ascii="Times New Roman" w:hAnsi="Times New Roman" w:cs="Times New Roman"/>
-        </w:rPr>
-        <w:t>ML model development and training was conducted using Python 3.</w:t>
-      </w:r>
-      <w:r>
-        <w:rPr>
-          <w:rFonts w:ascii="Times New Roman" w:hAnsi="Times New Roman" w:cs="Times New Roman"/>
-        </w:rPr>
-        <w:t>1</w:t>
-      </w:r>
-      <w:r>
-        <w:rPr>
-          <w:rFonts w:ascii="Times New Roman" w:hAnsi="Times New Roman" w:cs="Times New Roman"/>
-        </w:rPr>
-        <w:t>1</w:t>
-      </w:r>
-      <w:r>
-        <w:rPr>
-          <w:rFonts w:ascii="Times New Roman" w:hAnsi="Times New Roman" w:cs="Times New Roman"/>
-        </w:rPr>
-        <w:t>.</w:t>
-      </w:r>
     </w:p>
     <w:p>
       <w:pPr>
@@ -3080,51 +3030,31 @@
       <w:pPr>
         <w:rPr>
           <w:rFonts w:ascii="Times New Roman" w:hAnsi="Times New Roman" w:cs="Times New Roman"/>
-        </w:rPr>
-      </w:pPr>
-      <w:r>
-        <w:rPr>
-          <w:rFonts w:ascii="Times New Roman" w:hAnsi="Times New Roman" w:cs="Times New Roman"/>
-        </w:rPr>
-        <w:t xml:space="preserve">Statistical analysis post-ML model development and training was done using Stata. </w:t>
-      </w:r>
-      <w:r>
-        <w:rPr>
-          <w:rFonts w:ascii="Times New Roman" w:hAnsi="Times New Roman" w:cs="Times New Roman"/>
-        </w:rPr>
-        <w:t>We calculate</w:t>
-      </w:r>
-      <w:r>
-        <w:rPr>
-          <w:rFonts w:ascii="Times New Roman" w:hAnsi="Times New Roman" w:cs="Times New Roman"/>
-        </w:rPr>
-        <w:t>d</w:t>
-      </w:r>
-      <w:r>
-        <w:rPr>
-          <w:rFonts w:ascii="Times New Roman" w:hAnsi="Times New Roman" w:cs="Times New Roman"/>
-        </w:rPr>
-        <w:t xml:space="preserve"> the area under the receiver operating curve (AUROC) using the predictions from the ML algorithm, represented as continuous values between [0, 1]</w:t>
-      </w:r>
-      <w:r>
-        <w:rPr>
-          <w:rFonts w:ascii="Times New Roman" w:hAnsi="Times New Roman" w:cs="Times New Roman"/>
-        </w:rPr>
-        <w:t xml:space="preserve"> and a binary indicator representing whether there was disease progression within 12 months. </w:t>
-      </w:r>
-      <w:r>
-        <w:rPr>
-          <w:rFonts w:ascii="Times New Roman" w:hAnsi="Times New Roman" w:cs="Times New Roman"/>
-        </w:rPr>
-        <w:t xml:space="preserve">Confidence intervals reported for AUROC are derived from 1000 bootstraps. </w:t>
-      </w:r>
+          <w:b/>
+          <w:bCs/>
+        </w:rPr>
+      </w:pPr>
     </w:p>
     <w:p>
       <w:pPr>
         <w:rPr>
           <w:rFonts w:ascii="Times New Roman" w:hAnsi="Times New Roman" w:cs="Times New Roman"/>
-        </w:rPr>
-      </w:pPr>
+          <w:b/>
+          <w:bCs/>
+          <w:i/>
+          <w:iCs/>
+        </w:rPr>
+      </w:pPr>
+      <w:r>
+        <w:rPr>
+          <w:rFonts w:ascii="Times New Roman" w:hAnsi="Times New Roman" w:cs="Times New Roman"/>
+          <w:b/>
+          <w:bCs/>
+          <w:i/>
+          <w:iCs/>
+        </w:rPr>
+        <w:t>Machine Learning Model Creation</w:t>
+      </w:r>
     </w:p>
     <w:p>
       <w:pPr>
@@ -3132,108 +3062,6 @@
           <w:rFonts w:ascii="Times New Roman" w:hAnsi="Times New Roman" w:cs="Times New Roman"/>
         </w:rPr>
       </w:pPr>
-      <w:r>
-        <w:rPr>
-          <w:rFonts w:ascii="Times New Roman" w:hAnsi="Times New Roman" w:cs="Times New Roman"/>
-        </w:rPr>
-        <w:t xml:space="preserve">Given the presence of confounders, we used propensity score matching to eliminate as much bias a possible when comparing </w:t>
-      </w:r>
-      <w:r>
-        <w:rPr>
-          <w:rFonts w:ascii="Times New Roman" w:hAnsi="Times New Roman" w:cs="Times New Roman"/>
-        </w:rPr>
-        <w:t>chemotherapy</w:t>
-      </w:r>
-      <w:r>
-        <w:rPr>
-          <w:rFonts w:ascii="Times New Roman" w:hAnsi="Times New Roman" w:cs="Times New Roman"/>
-        </w:rPr>
-        <w:t xml:space="preserve"> versus </w:t>
-      </w:r>
-      <w:r>
-        <w:rPr>
-          <w:rFonts w:ascii="Times New Roman" w:hAnsi="Times New Roman" w:cs="Times New Roman"/>
-        </w:rPr>
-        <w:t>IO monotherapy</w:t>
-      </w:r>
-      <w:r>
-        <w:rPr>
-          <w:rFonts w:ascii="Times New Roman" w:hAnsi="Times New Roman" w:cs="Times New Roman"/>
-        </w:rPr>
-        <w:t xml:space="preserve"> groups. </w:t>
-      </w:r>
-      <w:r>
-        <w:rPr>
-          <w:rFonts w:ascii="Times New Roman" w:hAnsi="Times New Roman" w:cs="Times New Roman"/>
-        </w:rPr>
-        <w:t xml:space="preserve">Patients in the </w:t>
-      </w:r>
-      <w:r>
-        <w:rPr>
-          <w:rFonts w:ascii="Times New Roman" w:hAnsi="Times New Roman" w:cs="Times New Roman"/>
-        </w:rPr>
-        <w:t>chemotherapy</w:t>
-      </w:r>
-      <w:r>
-        <w:rPr>
-          <w:rFonts w:ascii="Times New Roman" w:hAnsi="Times New Roman" w:cs="Times New Roman"/>
-        </w:rPr>
-        <w:t xml:space="preserve"> group consisted of those with a diagnosis of advanced NSCLC who received </w:t>
-      </w:r>
-      <w:r>
-        <w:rPr>
-          <w:rFonts w:ascii="Times New Roman" w:hAnsi="Times New Roman" w:cs="Times New Roman"/>
-        </w:rPr>
-        <w:t xml:space="preserve">first-line carboplatin or cisplatin without another </w:t>
-      </w:r>
-      <w:r>
-        <w:rPr>
-          <w:rFonts w:ascii="Times New Roman" w:hAnsi="Times New Roman" w:cs="Times New Roman"/>
-        </w:rPr>
-        <w:t>IO monotherapy</w:t>
-      </w:r>
-      <w:r>
-        <w:rPr>
-          <w:rFonts w:ascii="Times New Roman" w:hAnsi="Times New Roman" w:cs="Times New Roman"/>
-        </w:rPr>
-        <w:t xml:space="preserve"> at any other time. Patients in the </w:t>
-      </w:r>
-      <w:r>
-        <w:rPr>
-          <w:rFonts w:ascii="Times New Roman" w:hAnsi="Times New Roman" w:cs="Times New Roman"/>
-        </w:rPr>
-        <w:t>IO monotherapy</w:t>
-      </w:r>
-      <w:r>
-        <w:rPr>
-          <w:rFonts w:ascii="Times New Roman" w:hAnsi="Times New Roman" w:cs="Times New Roman"/>
-        </w:rPr>
-        <w:t xml:space="preserve"> group consisted of those with a diagnosis of advanced NSCLC who received </w:t>
-      </w:r>
-      <w:r>
-        <w:rPr>
-          <w:rFonts w:ascii="Times New Roman" w:hAnsi="Times New Roman" w:cs="Times New Roman"/>
-        </w:rPr>
-        <w:t>IO monotherapy</w:t>
-      </w:r>
-      <w:r>
-        <w:rPr>
-          <w:rFonts w:ascii="Times New Roman" w:hAnsi="Times New Roman" w:cs="Times New Roman"/>
-        </w:rPr>
-        <w:t xml:space="preserve"> without </w:t>
-      </w:r>
-      <w:r>
-        <w:rPr>
-          <w:rFonts w:ascii="Times New Roman" w:hAnsi="Times New Roman" w:cs="Times New Roman"/>
-        </w:rPr>
-        <w:t>chemotherapy</w:t>
-      </w:r>
-      <w:r>
-        <w:rPr>
-          <w:rFonts w:ascii="Times New Roman" w:hAnsi="Times New Roman" w:cs="Times New Roman"/>
-        </w:rPr>
-        <w:t xml:space="preserve"> or combination therapy at any other time. </w:t>
-      </w:r>
     </w:p>
     <w:p>
       <w:pPr>
@@ -3241,6 +3069,12 @@
           <w:rFonts w:ascii="Times New Roman" w:hAnsi="Times New Roman" w:cs="Times New Roman"/>
         </w:rPr>
       </w:pPr>
+      <w:r>
+        <w:rPr>
+          <w:rFonts w:ascii="Times New Roman" w:hAnsi="Times New Roman" w:cs="Times New Roman"/>
+        </w:rPr>
+        <w:t>We created two machine learning models,</w:t>
+      </w:r>
     </w:p>
     <w:p>
       <w:pPr>
@@ -3252,6 +3086,236 @@
         <w:rPr>
           <w:rFonts w:ascii="Times New Roman" w:hAnsi="Times New Roman" w:cs="Times New Roman"/>
         </w:rPr>
+        <w:t xml:space="preserve">. Predictions were represented as a value between [0, 1], representing the predicted likelihood of disease progression or one-year </w:t>
+      </w:r>
+      <w:proofErr w:type="gramStart"/>
+      <w:r>
+        <w:rPr>
+          <w:rFonts w:ascii="Times New Roman" w:hAnsi="Times New Roman" w:cs="Times New Roman"/>
+        </w:rPr>
+        <w:t>mortality.</w:t>
+      </w:r>
+      <w:r>
+        <w:rPr>
+          <w:rFonts w:ascii="Times New Roman" w:hAnsi="Times New Roman" w:cs="Times New Roman"/>
+        </w:rPr>
+        <w:t>.</w:t>
+      </w:r>
+      <w:proofErr w:type="gramEnd"/>
+      <w:r>
+        <w:rPr>
+          <w:rFonts w:ascii="Times New Roman" w:hAnsi="Times New Roman" w:cs="Times New Roman"/>
+        </w:rPr>
+        <w:t xml:space="preserve"> </w:t>
+      </w:r>
+      <w:r>
+        <w:rPr>
+          <w:rFonts w:ascii="Times New Roman" w:hAnsi="Times New Roman" w:cs="Times New Roman"/>
+        </w:rPr>
+        <w:t>ML model development and training was conducted using Python 3.</w:t>
+      </w:r>
+      <w:r>
+        <w:rPr>
+          <w:rFonts w:ascii="Times New Roman" w:hAnsi="Times New Roman" w:cs="Times New Roman"/>
+        </w:rPr>
+        <w:t>1</w:t>
+      </w:r>
+      <w:r>
+        <w:rPr>
+          <w:rFonts w:ascii="Times New Roman" w:hAnsi="Times New Roman" w:cs="Times New Roman"/>
+        </w:rPr>
+        <w:t>1</w:t>
+      </w:r>
+      <w:r>
+        <w:rPr>
+          <w:rFonts w:ascii="Times New Roman" w:hAnsi="Times New Roman" w:cs="Times New Roman"/>
+        </w:rPr>
+        <w:t>.</w:t>
+      </w:r>
+    </w:p>
+    <w:p>
+      <w:pPr>
+        <w:rPr>
+          <w:rFonts w:ascii="Times New Roman" w:hAnsi="Times New Roman" w:cs="Times New Roman"/>
+        </w:rPr>
+      </w:pPr>
+    </w:p>
+    <w:p>
+      <w:pPr>
+        <w:rPr>
+          <w:rFonts w:ascii="Times New Roman" w:hAnsi="Times New Roman" w:cs="Times New Roman"/>
+        </w:rPr>
+      </w:pPr>
+      <w:r>
+        <w:rPr>
+          <w:rFonts w:ascii="Times New Roman" w:hAnsi="Times New Roman" w:cs="Times New Roman"/>
+        </w:rPr>
+        <w:t xml:space="preserve">Statistical analysis post-ML model development and training was done using Stata. </w:t>
+      </w:r>
+      <w:r>
+        <w:rPr>
+          <w:rFonts w:ascii="Times New Roman" w:hAnsi="Times New Roman" w:cs="Times New Roman"/>
+        </w:rPr>
+        <w:t>We calculate</w:t>
+      </w:r>
+      <w:r>
+        <w:rPr>
+          <w:rFonts w:ascii="Times New Roman" w:hAnsi="Times New Roman" w:cs="Times New Roman"/>
+        </w:rPr>
+        <w:t>d</w:t>
+      </w:r>
+      <w:r>
+        <w:rPr>
+          <w:rFonts w:ascii="Times New Roman" w:hAnsi="Times New Roman" w:cs="Times New Roman"/>
+        </w:rPr>
+        <w:t xml:space="preserve"> the area under the receiver operating curve (AUROC) using the predictions from the ML algorithm, represented as continuous values between [0, 1]</w:t>
+      </w:r>
+      <w:r>
+        <w:rPr>
+          <w:rFonts w:ascii="Times New Roman" w:hAnsi="Times New Roman" w:cs="Times New Roman"/>
+        </w:rPr>
+        <w:t xml:space="preserve"> and a binary indicator representing whether there was disease progression within 12 months. </w:t>
+      </w:r>
+      <w:r>
+        <w:rPr>
+          <w:rFonts w:ascii="Times New Roman" w:hAnsi="Times New Roman" w:cs="Times New Roman"/>
+        </w:rPr>
+        <w:t xml:space="preserve">Confidence intervals reported for AUROC are derived from 1000 bootstraps. </w:t>
+      </w:r>
+    </w:p>
+    <w:p>
+      <w:pPr>
+        <w:rPr>
+          <w:rFonts w:ascii="Times New Roman" w:hAnsi="Times New Roman" w:cs="Times New Roman"/>
+        </w:rPr>
+      </w:pPr>
+    </w:p>
+    <w:p>
+      <w:pPr>
+        <w:rPr>
+          <w:rFonts w:ascii="Times New Roman" w:hAnsi="Times New Roman" w:cs="Times New Roman"/>
+        </w:rPr>
+      </w:pPr>
+      <w:r>
+        <w:rPr>
+          <w:rFonts w:ascii="Times New Roman" w:hAnsi="Times New Roman" w:cs="Times New Roman"/>
+        </w:rPr>
+        <w:t xml:space="preserve">Given the presence of confounders, we used propensity score matching to eliminate as much bias a possible when comparing </w:t>
+      </w:r>
+      <w:r>
+        <w:rPr>
+          <w:rFonts w:ascii="Times New Roman" w:hAnsi="Times New Roman" w:cs="Times New Roman"/>
+        </w:rPr>
+        <w:t>chemotherapy</w:t>
+      </w:r>
+      <w:r>
+        <w:rPr>
+          <w:rFonts w:ascii="Times New Roman" w:hAnsi="Times New Roman" w:cs="Times New Roman"/>
+        </w:rPr>
+        <w:t xml:space="preserve"> versus </w:t>
+      </w:r>
+      <w:r>
+        <w:rPr>
+          <w:rFonts w:ascii="Times New Roman" w:hAnsi="Times New Roman" w:cs="Times New Roman"/>
+        </w:rPr>
+        <w:t>IO monotherapy</w:t>
+      </w:r>
+      <w:r>
+        <w:rPr>
+          <w:rFonts w:ascii="Times New Roman" w:hAnsi="Times New Roman" w:cs="Times New Roman"/>
+        </w:rPr>
+        <w:t xml:space="preserve"> groups. </w:t>
+      </w:r>
+      <w:r>
+        <w:rPr>
+          <w:rFonts w:ascii="Times New Roman" w:hAnsi="Times New Roman" w:cs="Times New Roman"/>
+        </w:rPr>
+        <w:t xml:space="preserve">Patients in the </w:t>
+      </w:r>
+      <w:r>
+        <w:rPr>
+          <w:rFonts w:ascii="Times New Roman" w:hAnsi="Times New Roman" w:cs="Times New Roman"/>
+        </w:rPr>
+        <w:t>chemotherapy</w:t>
+      </w:r>
+      <w:r>
+        <w:rPr>
+          <w:rFonts w:ascii="Times New Roman" w:hAnsi="Times New Roman" w:cs="Times New Roman"/>
+        </w:rPr>
+        <w:t xml:space="preserve"> group consisted of those with a diagnosis of advanced NSCLC who received </w:t>
+      </w:r>
+      <w:r>
+        <w:rPr>
+          <w:rFonts w:ascii="Times New Roman" w:hAnsi="Times New Roman" w:cs="Times New Roman"/>
+        </w:rPr>
+        <w:t xml:space="preserve">first-line carboplatin or cisplatin without another </w:t>
+      </w:r>
+      <w:r>
+        <w:rPr>
+          <w:rFonts w:ascii="Times New Roman" w:hAnsi="Times New Roman" w:cs="Times New Roman"/>
+        </w:rPr>
+        <w:t>IO monotherapy</w:t>
+      </w:r>
+      <w:r>
+        <w:rPr>
+          <w:rFonts w:ascii="Times New Roman" w:hAnsi="Times New Roman" w:cs="Times New Roman"/>
+        </w:rPr>
+        <w:t xml:space="preserve"> at any other time. Patients in the </w:t>
+      </w:r>
+      <w:r>
+        <w:rPr>
+          <w:rFonts w:ascii="Times New Roman" w:hAnsi="Times New Roman" w:cs="Times New Roman"/>
+        </w:rPr>
+        <w:t>IO monotherapy</w:t>
+      </w:r>
+      <w:r>
+        <w:rPr>
+          <w:rFonts w:ascii="Times New Roman" w:hAnsi="Times New Roman" w:cs="Times New Roman"/>
+        </w:rPr>
+        <w:t xml:space="preserve"> group consisted of those with a diagnosis of advanced NSCLC who received </w:t>
+      </w:r>
+      <w:r>
+        <w:rPr>
+          <w:rFonts w:ascii="Times New Roman" w:hAnsi="Times New Roman" w:cs="Times New Roman"/>
+        </w:rPr>
+        <w:t>IO monotherapy</w:t>
+      </w:r>
+      <w:r>
+        <w:rPr>
+          <w:rFonts w:ascii="Times New Roman" w:hAnsi="Times New Roman" w:cs="Times New Roman"/>
+        </w:rPr>
+        <w:t xml:space="preserve"> without </w:t>
+      </w:r>
+      <w:r>
+        <w:rPr>
+          <w:rFonts w:ascii="Times New Roman" w:hAnsi="Times New Roman" w:cs="Times New Roman"/>
+        </w:rPr>
+        <w:t>chemotherapy</w:t>
+      </w:r>
+      <w:r>
+        <w:rPr>
+          <w:rFonts w:ascii="Times New Roman" w:hAnsi="Times New Roman" w:cs="Times New Roman"/>
+        </w:rPr>
+        <w:t xml:space="preserve"> or combination therapy at any other time. </w:t>
+      </w:r>
+    </w:p>
+    <w:p>
+      <w:pPr>
+        <w:rPr>
+          <w:rFonts w:ascii="Times New Roman" w:hAnsi="Times New Roman" w:cs="Times New Roman"/>
+        </w:rPr>
+      </w:pPr>
+    </w:p>
+    <w:p>
+      <w:pPr>
+        <w:rPr>
+          <w:rFonts w:ascii="Times New Roman" w:hAnsi="Times New Roman" w:cs="Times New Roman"/>
+        </w:rPr>
+      </w:pPr>
+      <w:r>
+        <w:rPr>
+          <w:rFonts w:ascii="Times New Roman" w:hAnsi="Times New Roman" w:cs="Times New Roman"/>
+        </w:rPr>
         <w:t xml:space="preserve">The threshold we </w:t>
       </w:r>
       <w:r>
@@ -3377,7 +3441,6 @@
           <w:b/>
           <w:bCs/>
         </w:rPr>
-        <w:lastRenderedPageBreak/>
         <w:t>Results</w:t>
       </w:r>
     </w:p>
@@ -6393,6 +6456,7 @@
                 <w:sz w:val="22"/>
                 <w:szCs w:val="22"/>
               </w:rPr>
+              <w:lastRenderedPageBreak/>
               <w:t>Community Medical Center</w:t>
             </w:r>
           </w:p>
@@ -6813,7 +6877,6 @@
                 <w:sz w:val="22"/>
                 <w:szCs w:val="22"/>
               </w:rPr>
-              <w:lastRenderedPageBreak/>
               <w:t>Squamous Cell Carcinoma</w:t>
             </w:r>
           </w:p>
@@ -10044,6 +10107,7 @@
                 <w:sz w:val="22"/>
                 <w:szCs w:val="22"/>
               </w:rPr>
+              <w:lastRenderedPageBreak/>
               <w:t>Renal Disease</w:t>
             </w:r>
           </w:p>
@@ -10253,7 +10317,6 @@
         <w:rPr>
           <w:rFonts w:ascii="Times New Roman" w:hAnsi="Times New Roman" w:cs="Times New Roman"/>
         </w:rPr>
-        <w:lastRenderedPageBreak/>
         <w:t xml:space="preserve">78354 patients were available in the entire dataset. Once exclusion criteria were applied, the sample decreased to </w:t>
       </w:r>
       <w:r>
@@ -10670,6 +10733,7 @@
           <w:bCs/>
           <w:noProof/>
         </w:rPr>
+        <w:lastRenderedPageBreak/>
         <w:drawing>
           <wp:inline distT="0" distB="0" distL="0" distR="0" wp14:anchorId="6A376693" wp14:editId="44B40001">
             <wp:extent cx="6290945" cy="4047490"/>
@@ -10787,6 +10851,18 @@
         </w:drawing>
       </w:r>
     </w:p>
+    <w:p>
+      <w:pPr>
+        <w:pBdr>
+          <w:bottom w:val="single" w:sz="12" w:space="1" w:color="auto"/>
+        </w:pBdr>
+        <w:rPr>
+          <w:rFonts w:ascii="Times New Roman" w:hAnsi="Times New Roman" w:cs="Times New Roman"/>
+          <w:b/>
+          <w:bCs/>
+        </w:rPr>
+      </w:pPr>
+    </w:p>
     <w:tbl>
       <w:tblPr>
         <w:tblStyle w:val="TableGrid"/>
@@ -12685,7 +12761,6 @@
                 <w:b/>
                 <w:bCs/>
               </w:rPr>
-              <w:lastRenderedPageBreak/>
               <w:t>Outcome</w:t>
             </w:r>
           </w:p>
@@ -13119,7 +13194,7 @@
           <w:b/>
           <w:bCs/>
         </w:rPr>
-        <w:t xml:space="preserve"> patients classified as low-risk </w:t>
+        <w:t xml:space="preserve"> patients classified as </w:t>
       </w:r>
       <w:r>
         <w:rPr>
@@ -13127,7 +13202,8 @@
           <w:b/>
           <w:bCs/>
         </w:rPr>
-        <w:t xml:space="preserve">via the ML algorithm versus those classified as high-risk. A threshold of 0.47 was set for </w:t>
+        <w:lastRenderedPageBreak/>
+        <w:t xml:space="preserve">low-risk </w:t>
       </w:r>
       <w:r>
         <w:rPr>
@@ -13135,8 +13211,7 @@
           <w:b/>
           <w:bCs/>
         </w:rPr>
-        <w:lastRenderedPageBreak/>
-        <w:t>classifying patients as high-risk. All patients included in this analysis are driver-mutation negative.</w:t>
+        <w:t>via the ML algorithm versus those classified as high-risk. A threshold of 0.47 was set for classifying patients as high-risk. All patients included in this analysis are driver-mutation negative.</w:t>
       </w:r>
     </w:p>
     <w:p>
@@ -13172,7 +13247,7 @@
           <w:noProof/>
         </w:rPr>
         <w:drawing>
-          <wp:inline distT="0" distB="0" distL="0" distR="0" wp14:anchorId="40322153" wp14:editId="516F555B">
+          <wp:inline distT="0" distB="0" distL="0" distR="0" wp14:anchorId="40322153" wp14:editId="025E00E5">
             <wp:extent cx="2978432" cy="3537019"/>
             <wp:effectExtent l="0" t="0" r="6350" b="0"/>
             <wp:docPr id="445907951" name="Picture 5" descr="A graph of a patient&#10;&#10;Description automatically generated with medium confidence"/>
@@ -13229,7 +13304,7 @@
           <w:noProof/>
         </w:rPr>
         <w:drawing>
-          <wp:inline distT="0" distB="0" distL="0" distR="0" wp14:anchorId="3FA51CB4" wp14:editId="12F162FE">
+          <wp:inline distT="0" distB="0" distL="0" distR="0" wp14:anchorId="3FA51CB4" wp14:editId="15193048">
             <wp:extent cx="2758435" cy="3275762"/>
             <wp:effectExtent l="0" t="0" r="0" b="1270"/>
             <wp:docPr id="392707738" name="Picture 6" descr="A graph of a patient's health&#10;&#10;Description automatically generated with medium confidence"/>
@@ -13357,7 +13432,7 @@
           <w:noProof/>
         </w:rPr>
         <w:drawing>
-          <wp:inline distT="0" distB="0" distL="0" distR="0" wp14:anchorId="1074C5D8" wp14:editId="7B053C90">
+          <wp:inline distT="0" distB="0" distL="0" distR="0" wp14:anchorId="1074C5D8" wp14:editId="02D3DEDB">
             <wp:extent cx="3046124" cy="3617406"/>
             <wp:effectExtent l="0" t="0" r="1905" b="2540"/>
             <wp:docPr id="86870469" name="Picture 7"/>
@@ -13412,7 +13487,7 @@
           <w:noProof/>
         </w:rPr>
         <w:drawing>
-          <wp:inline distT="0" distB="0" distL="0" distR="0" wp14:anchorId="35BAECDC" wp14:editId="5AAEB291">
+          <wp:inline distT="0" distB="0" distL="0" distR="0" wp14:anchorId="35BAECDC" wp14:editId="17C1D9F9">
             <wp:extent cx="2910741" cy="3456633"/>
             <wp:effectExtent l="0" t="0" r="0" b="0"/>
             <wp:docPr id="56927783" name="Picture 8"/>
@@ -14531,17 +14606,7 @@
                 <w:sz w:val="22"/>
                 <w:szCs w:val="22"/>
               </w:rPr>
-              <w:t xml:space="preserve">12-month </w:t>
-            </w:r>
-            <w:r>
-              <w:rPr>
-                <w:rFonts w:ascii="Times New Roman" w:hAnsi="Times New Roman" w:cs="Times New Roman"/>
-                <w:b/>
-                <w:bCs/>
-                <w:sz w:val="22"/>
-                <w:szCs w:val="22"/>
-              </w:rPr>
-              <w:t>OS</w:t>
+              <w:t>12-month OS</w:t>
             </w:r>
           </w:p>
         </w:tc>
@@ -15403,19 +15468,1309 @@
       <w:pPr>
         <w:rPr>
           <w:rFonts w:ascii="Times New Roman" w:hAnsi="Times New Roman" w:cs="Times New Roman"/>
+          <w:i/>
+          <w:iCs/>
+        </w:rPr>
+      </w:pPr>
+      <w:r>
+        <w:rPr>
+          <w:rFonts w:ascii="Times New Roman" w:hAnsi="Times New Roman" w:cs="Times New Roman"/>
+          <w:i/>
+          <w:iCs/>
+        </w:rPr>
+        <w:lastRenderedPageBreak/>
+        <w:t>Logistic Regression</w:t>
+      </w:r>
+    </w:p>
+    <w:tbl>
+      <w:tblPr>
+        <w:tblStyle w:val="TableGrid"/>
+        <w:tblW w:w="0" w:type="auto"/>
+        <w:tblLook w:val="04A0" w:firstRow="1" w:lastRow="0" w:firstColumn="1" w:lastColumn="0" w:noHBand="0" w:noVBand="1"/>
+      </w:tblPr>
+      <w:tblGrid>
+        <w:gridCol w:w="5305"/>
+        <w:gridCol w:w="3240"/>
+        <w:gridCol w:w="1352"/>
+      </w:tblGrid>
+      <w:tr>
+        <w:tc>
+          <w:tcPr>
+            <w:tcW w:w="5305" w:type="dxa"/>
+          </w:tcPr>
+          <w:p>
+            <w:pPr>
+              <w:rPr>
+                <w:rFonts w:ascii="Times New Roman" w:hAnsi="Times New Roman" w:cs="Times New Roman"/>
+                <w:b/>
+                <w:bCs/>
+              </w:rPr>
+            </w:pPr>
+            <w:r>
+              <w:rPr>
+                <w:rFonts w:ascii="Times New Roman" w:hAnsi="Times New Roman" w:cs="Times New Roman"/>
+                <w:b/>
+                <w:bCs/>
+              </w:rPr>
+              <w:t>Parameter</w:t>
+            </w:r>
+            <w:r>
+              <w:rPr>
+                <w:rFonts w:ascii="Times New Roman" w:hAnsi="Times New Roman" w:cs="Times New Roman"/>
+                <w:b/>
+                <w:bCs/>
+              </w:rPr>
+              <w:t xml:space="preserve"> (Progression Outcome)</w:t>
+            </w:r>
+          </w:p>
+        </w:tc>
+        <w:tc>
+          <w:tcPr>
+            <w:tcW w:w="3240" w:type="dxa"/>
+          </w:tcPr>
+          <w:p>
+            <w:pPr>
+              <w:jc w:val="center"/>
+              <w:rPr>
+                <w:rFonts w:ascii="Times New Roman" w:hAnsi="Times New Roman" w:cs="Times New Roman"/>
+                <w:b/>
+                <w:bCs/>
+              </w:rPr>
+            </w:pPr>
+            <w:r>
+              <w:rPr>
+                <w:rFonts w:ascii="Times New Roman" w:hAnsi="Times New Roman" w:cs="Times New Roman"/>
+                <w:b/>
+                <w:bCs/>
+              </w:rPr>
+              <w:t>Logistic Coefficient (95% CI)</w:t>
+            </w:r>
+          </w:p>
+        </w:tc>
+        <w:tc>
+          <w:tcPr>
+            <w:tcW w:w="1352" w:type="dxa"/>
+          </w:tcPr>
+          <w:p>
+            <w:pPr>
+              <w:jc w:val="center"/>
+              <w:rPr>
+                <w:rFonts w:ascii="Times New Roman" w:hAnsi="Times New Roman" w:cs="Times New Roman"/>
+                <w:b/>
+                <w:bCs/>
+              </w:rPr>
+            </w:pPr>
+            <w:r>
+              <w:rPr>
+                <w:rFonts w:ascii="Times New Roman" w:hAnsi="Times New Roman" w:cs="Times New Roman"/>
+                <w:b/>
+                <w:bCs/>
+              </w:rPr>
+              <w:t>p-value</w:t>
+            </w:r>
+          </w:p>
+        </w:tc>
+      </w:tr>
+      <w:tr>
+        <w:tc>
+          <w:tcPr>
+            <w:tcW w:w="5305" w:type="dxa"/>
+          </w:tcPr>
+          <w:p>
+            <w:pPr>
+              <w:rPr>
+                <w:rFonts w:ascii="Times New Roman" w:hAnsi="Times New Roman" w:cs="Times New Roman"/>
+              </w:rPr>
+            </w:pPr>
+            <w:r>
+              <w:rPr>
+                <w:rFonts w:ascii="Times New Roman" w:hAnsi="Times New Roman" w:cs="Times New Roman"/>
+              </w:rPr>
+              <w:t>IO Monotherapy</w:t>
+            </w:r>
+          </w:p>
+        </w:tc>
+        <w:tc>
+          <w:tcPr>
+            <w:tcW w:w="3240" w:type="dxa"/>
+          </w:tcPr>
+          <w:p>
+            <w:pPr>
+              <w:jc w:val="center"/>
+              <w:rPr>
+                <w:rFonts w:ascii="Times New Roman" w:hAnsi="Times New Roman" w:cs="Times New Roman"/>
+              </w:rPr>
+            </w:pPr>
+            <w:r>
+              <w:rPr>
+                <w:rFonts w:ascii="Times New Roman" w:hAnsi="Times New Roman" w:cs="Times New Roman"/>
+              </w:rPr>
+              <w:t>0.19 [-0.07, 0.45]</w:t>
+            </w:r>
+          </w:p>
+        </w:tc>
+        <w:tc>
+          <w:tcPr>
+            <w:tcW w:w="1352" w:type="dxa"/>
+          </w:tcPr>
+          <w:p>
+            <w:pPr>
+              <w:jc w:val="center"/>
+              <w:rPr>
+                <w:rFonts w:ascii="Times New Roman" w:hAnsi="Times New Roman" w:cs="Times New Roman"/>
+              </w:rPr>
+            </w:pPr>
+            <w:r>
+              <w:rPr>
+                <w:rFonts w:ascii="Times New Roman" w:hAnsi="Times New Roman" w:cs="Times New Roman"/>
+              </w:rPr>
+              <w:t>0.14</w:t>
+            </w:r>
+          </w:p>
+        </w:tc>
+      </w:tr>
+      <w:tr>
+        <w:tc>
+          <w:tcPr>
+            <w:tcW w:w="5305" w:type="dxa"/>
+          </w:tcPr>
+          <w:p>
+            <w:pPr>
+              <w:rPr>
+                <w:rFonts w:ascii="Times New Roman" w:hAnsi="Times New Roman" w:cs="Times New Roman"/>
+              </w:rPr>
+            </w:pPr>
+            <w:r>
+              <w:rPr>
+                <w:rFonts w:ascii="Times New Roman" w:hAnsi="Times New Roman" w:cs="Times New Roman"/>
+              </w:rPr>
+              <w:t>PD-L1</w:t>
+            </w:r>
+          </w:p>
+        </w:tc>
+        <w:tc>
+          <w:tcPr>
+            <w:tcW w:w="3240" w:type="dxa"/>
+          </w:tcPr>
+          <w:p>
+            <w:pPr>
+              <w:jc w:val="center"/>
+              <w:rPr>
+                <w:rFonts w:ascii="Times New Roman" w:hAnsi="Times New Roman" w:cs="Times New Roman"/>
+              </w:rPr>
+            </w:pPr>
+            <w:r>
+              <w:rPr>
+                <w:rFonts w:ascii="Times New Roman" w:hAnsi="Times New Roman" w:cs="Times New Roman"/>
+              </w:rPr>
+              <w:t>-0.27 [-0.49, -0.04]</w:t>
+            </w:r>
+          </w:p>
+        </w:tc>
+        <w:tc>
+          <w:tcPr>
+            <w:tcW w:w="1352" w:type="dxa"/>
+          </w:tcPr>
+          <w:p>
+            <w:pPr>
+              <w:jc w:val="center"/>
+              <w:rPr>
+                <w:rFonts w:ascii="Times New Roman" w:hAnsi="Times New Roman" w:cs="Times New Roman"/>
+              </w:rPr>
+            </w:pPr>
+            <w:r>
+              <w:rPr>
+                <w:rFonts w:ascii="Times New Roman" w:hAnsi="Times New Roman" w:cs="Times New Roman"/>
+              </w:rPr>
+              <w:t>0.02</w:t>
+            </w:r>
+            <w:r>
+              <w:rPr>
+                <w:rFonts w:ascii="Times New Roman" w:hAnsi="Times New Roman" w:cs="Times New Roman"/>
+              </w:rPr>
+              <w:t>*</w:t>
+            </w:r>
+          </w:p>
+        </w:tc>
+      </w:tr>
+      <w:tr>
+        <w:tc>
+          <w:tcPr>
+            <w:tcW w:w="5305" w:type="dxa"/>
+          </w:tcPr>
+          <w:p>
+            <w:pPr>
+              <w:rPr>
+                <w:rFonts w:ascii="Times New Roman" w:hAnsi="Times New Roman" w:cs="Times New Roman"/>
+              </w:rPr>
+            </w:pPr>
+            <w:r>
+              <w:rPr>
+                <w:rFonts w:ascii="Times New Roman" w:hAnsi="Times New Roman" w:cs="Times New Roman"/>
+              </w:rPr>
+              <w:t>IO Monotherapy * PD-L1 Interaction</w:t>
+            </w:r>
+          </w:p>
+        </w:tc>
+        <w:tc>
+          <w:tcPr>
+            <w:tcW w:w="3240" w:type="dxa"/>
+          </w:tcPr>
+          <w:p>
+            <w:pPr>
+              <w:jc w:val="center"/>
+              <w:rPr>
+                <w:rFonts w:ascii="Times New Roman" w:hAnsi="Times New Roman" w:cs="Times New Roman"/>
+              </w:rPr>
+            </w:pPr>
+            <w:r>
+              <w:rPr>
+                <w:rFonts w:ascii="Times New Roman" w:hAnsi="Times New Roman" w:cs="Times New Roman"/>
+              </w:rPr>
+              <w:t>-0.82 [-1.15, -0.48]</w:t>
+            </w:r>
+          </w:p>
+        </w:tc>
+        <w:tc>
+          <w:tcPr>
+            <w:tcW w:w="1352" w:type="dxa"/>
+          </w:tcPr>
+          <w:p>
+            <w:pPr>
+              <w:jc w:val="center"/>
+              <w:rPr>
+                <w:rFonts w:ascii="Times New Roman" w:hAnsi="Times New Roman" w:cs="Times New Roman"/>
+              </w:rPr>
+            </w:pPr>
+            <w:r>
+              <w:rPr>
+                <w:rFonts w:ascii="Times New Roman" w:hAnsi="Times New Roman" w:cs="Times New Roman"/>
+              </w:rPr>
+              <w:t>&lt;0.001</w:t>
+            </w:r>
+            <w:r>
+              <w:rPr>
+                <w:rFonts w:ascii="Times New Roman" w:hAnsi="Times New Roman" w:cs="Times New Roman"/>
+              </w:rPr>
+              <w:t>*</w:t>
+            </w:r>
+          </w:p>
+        </w:tc>
+      </w:tr>
+      <w:tr>
+        <w:tc>
+          <w:tcPr>
+            <w:tcW w:w="5305" w:type="dxa"/>
+          </w:tcPr>
+          <w:p>
+            <w:pPr>
+              <w:rPr>
+                <w:rFonts w:ascii="Times New Roman" w:hAnsi="Times New Roman" w:cs="Times New Roman"/>
+              </w:rPr>
+            </w:pPr>
+            <w:r>
+              <w:rPr>
+                <w:rFonts w:ascii="Times New Roman" w:hAnsi="Times New Roman" w:cs="Times New Roman"/>
+              </w:rPr>
+              <w:t>ECOG 0</w:t>
+            </w:r>
+          </w:p>
+        </w:tc>
+        <w:tc>
+          <w:tcPr>
+            <w:tcW w:w="3240" w:type="dxa"/>
+          </w:tcPr>
+          <w:p>
+            <w:pPr>
+              <w:jc w:val="center"/>
+              <w:rPr>
+                <w:rFonts w:ascii="Times New Roman" w:hAnsi="Times New Roman" w:cs="Times New Roman"/>
+              </w:rPr>
+            </w:pPr>
+            <w:r>
+              <w:rPr>
+                <w:rFonts w:ascii="Times New Roman" w:hAnsi="Times New Roman" w:cs="Times New Roman"/>
+              </w:rPr>
+              <w:t>-0.63 [-0.85, 0.41]</w:t>
+            </w:r>
+          </w:p>
+        </w:tc>
+        <w:tc>
+          <w:tcPr>
+            <w:tcW w:w="1352" w:type="dxa"/>
+          </w:tcPr>
+          <w:p>
+            <w:pPr>
+              <w:jc w:val="center"/>
+              <w:rPr>
+                <w:rFonts w:ascii="Times New Roman" w:hAnsi="Times New Roman" w:cs="Times New Roman"/>
+              </w:rPr>
+            </w:pPr>
+            <w:r>
+              <w:rPr>
+                <w:rFonts w:ascii="Times New Roman" w:hAnsi="Times New Roman" w:cs="Times New Roman"/>
+              </w:rPr>
+              <w:t>&lt;0.001</w:t>
+            </w:r>
+            <w:r>
+              <w:rPr>
+                <w:rFonts w:ascii="Times New Roman" w:hAnsi="Times New Roman" w:cs="Times New Roman"/>
+              </w:rPr>
+              <w:t>*</w:t>
+            </w:r>
+          </w:p>
+        </w:tc>
+      </w:tr>
+      <w:tr>
+        <w:tc>
+          <w:tcPr>
+            <w:tcW w:w="5305" w:type="dxa"/>
+          </w:tcPr>
+          <w:p>
+            <w:pPr>
+              <w:rPr>
+                <w:rFonts w:ascii="Times New Roman" w:hAnsi="Times New Roman" w:cs="Times New Roman"/>
+              </w:rPr>
+            </w:pPr>
+            <w:r>
+              <w:rPr>
+                <w:rFonts w:ascii="Times New Roman" w:hAnsi="Times New Roman" w:cs="Times New Roman"/>
+              </w:rPr>
+              <w:t>ECOG 1</w:t>
+            </w:r>
+          </w:p>
+        </w:tc>
+        <w:tc>
+          <w:tcPr>
+            <w:tcW w:w="3240" w:type="dxa"/>
+          </w:tcPr>
+          <w:p>
+            <w:pPr>
+              <w:jc w:val="center"/>
+              <w:rPr>
+                <w:rFonts w:ascii="Times New Roman" w:hAnsi="Times New Roman" w:cs="Times New Roman"/>
+              </w:rPr>
+            </w:pPr>
+            <w:r>
+              <w:rPr>
+                <w:rFonts w:ascii="Times New Roman" w:hAnsi="Times New Roman" w:cs="Times New Roman"/>
+              </w:rPr>
+              <w:t>-0.23 [-0.43, -0.03]</w:t>
+            </w:r>
+          </w:p>
+        </w:tc>
+        <w:tc>
+          <w:tcPr>
+            <w:tcW w:w="1352" w:type="dxa"/>
+          </w:tcPr>
+          <w:p>
+            <w:pPr>
+              <w:jc w:val="center"/>
+              <w:rPr>
+                <w:rFonts w:ascii="Times New Roman" w:hAnsi="Times New Roman" w:cs="Times New Roman"/>
+              </w:rPr>
+            </w:pPr>
+            <w:r>
+              <w:rPr>
+                <w:rFonts w:ascii="Times New Roman" w:hAnsi="Times New Roman" w:cs="Times New Roman"/>
+              </w:rPr>
+              <w:t>0.02</w:t>
+            </w:r>
+            <w:r>
+              <w:rPr>
+                <w:rFonts w:ascii="Times New Roman" w:hAnsi="Times New Roman" w:cs="Times New Roman"/>
+              </w:rPr>
+              <w:t>*</w:t>
+            </w:r>
+          </w:p>
+        </w:tc>
+      </w:tr>
+      <w:tr>
+        <w:tc>
+          <w:tcPr>
+            <w:tcW w:w="5305" w:type="dxa"/>
+          </w:tcPr>
+          <w:p>
+            <w:pPr>
+              <w:rPr>
+                <w:rFonts w:ascii="Times New Roman" w:hAnsi="Times New Roman" w:cs="Times New Roman"/>
+              </w:rPr>
+            </w:pPr>
+            <w:r>
+              <w:rPr>
+                <w:rFonts w:ascii="Times New Roman" w:hAnsi="Times New Roman" w:cs="Times New Roman"/>
+              </w:rPr>
+              <w:t>ECOG 2</w:t>
+            </w:r>
+          </w:p>
+        </w:tc>
+        <w:tc>
+          <w:tcPr>
+            <w:tcW w:w="3240" w:type="dxa"/>
+          </w:tcPr>
+          <w:p>
+            <w:pPr>
+              <w:jc w:val="center"/>
+              <w:rPr>
+                <w:rFonts w:ascii="Times New Roman" w:hAnsi="Times New Roman" w:cs="Times New Roman"/>
+              </w:rPr>
+            </w:pPr>
+            <w:r>
+              <w:rPr>
+                <w:rFonts w:ascii="Times New Roman" w:hAnsi="Times New Roman" w:cs="Times New Roman"/>
+              </w:rPr>
+              <w:t>0.15 [-0.06, 0.36]</w:t>
+            </w:r>
+          </w:p>
+        </w:tc>
+        <w:tc>
+          <w:tcPr>
+            <w:tcW w:w="1352" w:type="dxa"/>
+          </w:tcPr>
+          <w:p>
+            <w:pPr>
+              <w:jc w:val="center"/>
+              <w:rPr>
+                <w:rFonts w:ascii="Times New Roman" w:hAnsi="Times New Roman" w:cs="Times New Roman"/>
+              </w:rPr>
+            </w:pPr>
+            <w:r>
+              <w:rPr>
+                <w:rFonts w:ascii="Times New Roman" w:hAnsi="Times New Roman" w:cs="Times New Roman"/>
+              </w:rPr>
+              <w:t>0.16</w:t>
+            </w:r>
+          </w:p>
+        </w:tc>
+      </w:tr>
+      <w:tr>
+        <w:tc>
+          <w:tcPr>
+            <w:tcW w:w="5305" w:type="dxa"/>
+          </w:tcPr>
+          <w:p>
+            <w:pPr>
+              <w:rPr>
+                <w:rFonts w:ascii="Times New Roman" w:hAnsi="Times New Roman" w:cs="Times New Roman"/>
+              </w:rPr>
+            </w:pPr>
+            <w:r>
+              <w:rPr>
+                <w:rFonts w:ascii="Times New Roman" w:hAnsi="Times New Roman" w:cs="Times New Roman"/>
+              </w:rPr>
+              <w:t>ECOG 3</w:t>
+            </w:r>
+          </w:p>
+        </w:tc>
+        <w:tc>
+          <w:tcPr>
+            <w:tcW w:w="3240" w:type="dxa"/>
+          </w:tcPr>
+          <w:p>
+            <w:pPr>
+              <w:jc w:val="center"/>
+              <w:rPr>
+                <w:rFonts w:ascii="Times New Roman" w:hAnsi="Times New Roman" w:cs="Times New Roman"/>
+              </w:rPr>
+            </w:pPr>
+            <w:r>
+              <w:rPr>
+                <w:rFonts w:ascii="Times New Roman" w:hAnsi="Times New Roman" w:cs="Times New Roman"/>
+              </w:rPr>
+              <w:t>0.52 [0.27, 0.77]</w:t>
+            </w:r>
+          </w:p>
+        </w:tc>
+        <w:tc>
+          <w:tcPr>
+            <w:tcW w:w="1352" w:type="dxa"/>
+          </w:tcPr>
+          <w:p>
+            <w:pPr>
+              <w:jc w:val="center"/>
+              <w:rPr>
+                <w:rFonts w:ascii="Times New Roman" w:hAnsi="Times New Roman" w:cs="Times New Roman"/>
+              </w:rPr>
+            </w:pPr>
+            <w:r>
+              <w:rPr>
+                <w:rFonts w:ascii="Times New Roman" w:hAnsi="Times New Roman" w:cs="Times New Roman"/>
+              </w:rPr>
+              <w:t>&lt;0.001</w:t>
+            </w:r>
+            <w:r>
+              <w:rPr>
+                <w:rFonts w:ascii="Times New Roman" w:hAnsi="Times New Roman" w:cs="Times New Roman"/>
+              </w:rPr>
+              <w:t>*</w:t>
+            </w:r>
+          </w:p>
+        </w:tc>
+      </w:tr>
+      <w:tr>
+        <w:tc>
+          <w:tcPr>
+            <w:tcW w:w="5305" w:type="dxa"/>
+          </w:tcPr>
+          <w:p>
+            <w:pPr>
+              <w:rPr>
+                <w:rFonts w:ascii="Times New Roman" w:hAnsi="Times New Roman" w:cs="Times New Roman"/>
+              </w:rPr>
+            </w:pPr>
+            <w:r>
+              <w:rPr>
+                <w:rFonts w:ascii="Times New Roman" w:hAnsi="Times New Roman" w:cs="Times New Roman"/>
+              </w:rPr>
+              <w:t>ECOG 4</w:t>
+            </w:r>
+          </w:p>
+        </w:tc>
+        <w:tc>
+          <w:tcPr>
+            <w:tcW w:w="3240" w:type="dxa"/>
+          </w:tcPr>
+          <w:p>
+            <w:pPr>
+              <w:jc w:val="center"/>
+              <w:rPr>
+                <w:rFonts w:ascii="Times New Roman" w:hAnsi="Times New Roman" w:cs="Times New Roman"/>
+              </w:rPr>
+            </w:pPr>
+            <w:r>
+              <w:rPr>
+                <w:rFonts w:ascii="Times New Roman" w:hAnsi="Times New Roman" w:cs="Times New Roman"/>
+              </w:rPr>
+              <w:t>0.88 [0.28, 1.48]</w:t>
+            </w:r>
+          </w:p>
+        </w:tc>
+        <w:tc>
+          <w:tcPr>
+            <w:tcW w:w="1352" w:type="dxa"/>
+          </w:tcPr>
+          <w:p>
+            <w:pPr>
+              <w:jc w:val="center"/>
+              <w:rPr>
+                <w:rFonts w:ascii="Times New Roman" w:hAnsi="Times New Roman" w:cs="Times New Roman"/>
+              </w:rPr>
+            </w:pPr>
+            <w:r>
+              <w:rPr>
+                <w:rFonts w:ascii="Times New Roman" w:hAnsi="Times New Roman" w:cs="Times New Roman"/>
+              </w:rPr>
+              <w:t>0.004</w:t>
+            </w:r>
+            <w:r>
+              <w:rPr>
+                <w:rFonts w:ascii="Times New Roman" w:hAnsi="Times New Roman" w:cs="Times New Roman"/>
+              </w:rPr>
+              <w:t>*</w:t>
+            </w:r>
+          </w:p>
+        </w:tc>
+      </w:tr>
+      <w:tr>
+        <w:tc>
+          <w:tcPr>
+            <w:tcW w:w="5305" w:type="dxa"/>
+          </w:tcPr>
+          <w:p>
+            <w:pPr>
+              <w:rPr>
+                <w:rFonts w:ascii="Times New Roman" w:hAnsi="Times New Roman" w:cs="Times New Roman"/>
+              </w:rPr>
+            </w:pPr>
+            <w:r>
+              <w:rPr>
+                <w:rFonts w:ascii="Times New Roman" w:hAnsi="Times New Roman" w:cs="Times New Roman"/>
+              </w:rPr>
+              <w:t>Squamous Cell Histology</w:t>
+            </w:r>
+          </w:p>
+        </w:tc>
+        <w:tc>
+          <w:tcPr>
+            <w:tcW w:w="3240" w:type="dxa"/>
+          </w:tcPr>
+          <w:p>
+            <w:pPr>
+              <w:jc w:val="center"/>
+              <w:rPr>
+                <w:rFonts w:ascii="Times New Roman" w:hAnsi="Times New Roman" w:cs="Times New Roman"/>
+              </w:rPr>
+            </w:pPr>
+            <w:r>
+              <w:rPr>
+                <w:rFonts w:ascii="Times New Roman" w:hAnsi="Times New Roman" w:cs="Times New Roman"/>
+              </w:rPr>
+              <w:t>-0.17 [-0.48, 0.15]</w:t>
+            </w:r>
+          </w:p>
+        </w:tc>
+        <w:tc>
+          <w:tcPr>
+            <w:tcW w:w="1352" w:type="dxa"/>
+          </w:tcPr>
+          <w:p>
+            <w:pPr>
+              <w:jc w:val="center"/>
+              <w:rPr>
+                <w:rFonts w:ascii="Times New Roman" w:hAnsi="Times New Roman" w:cs="Times New Roman"/>
+              </w:rPr>
+            </w:pPr>
+            <w:r>
+              <w:rPr>
+                <w:rFonts w:ascii="Times New Roman" w:hAnsi="Times New Roman" w:cs="Times New Roman"/>
+              </w:rPr>
+              <w:t>0.30</w:t>
+            </w:r>
+          </w:p>
+        </w:tc>
+      </w:tr>
+      <w:tr>
+        <w:tc>
+          <w:tcPr>
+            <w:tcW w:w="5305" w:type="dxa"/>
+          </w:tcPr>
+          <w:p>
+            <w:pPr>
+              <w:rPr>
+                <w:rFonts w:ascii="Times New Roman" w:hAnsi="Times New Roman" w:cs="Times New Roman"/>
+              </w:rPr>
+            </w:pPr>
+            <w:proofErr w:type="spellStart"/>
+            <w:r>
+              <w:rPr>
+                <w:rFonts w:ascii="Times New Roman" w:hAnsi="Times New Roman" w:cs="Times New Roman"/>
+              </w:rPr>
+              <w:t>Nonsquamous</w:t>
+            </w:r>
+            <w:proofErr w:type="spellEnd"/>
+            <w:r>
+              <w:rPr>
+                <w:rFonts w:ascii="Times New Roman" w:hAnsi="Times New Roman" w:cs="Times New Roman"/>
+              </w:rPr>
+              <w:t xml:space="preserve"> Cell Histology</w:t>
+            </w:r>
+          </w:p>
+        </w:tc>
+        <w:tc>
+          <w:tcPr>
+            <w:tcW w:w="3240" w:type="dxa"/>
+          </w:tcPr>
+          <w:p>
+            <w:pPr>
+              <w:jc w:val="center"/>
+              <w:rPr>
+                <w:rFonts w:ascii="Times New Roman" w:hAnsi="Times New Roman" w:cs="Times New Roman"/>
+              </w:rPr>
+            </w:pPr>
+            <w:r>
+              <w:rPr>
+                <w:rFonts w:ascii="Times New Roman" w:hAnsi="Times New Roman" w:cs="Times New Roman"/>
+              </w:rPr>
+              <w:t>-0.40 [-0.70, -0.09]</w:t>
+            </w:r>
+          </w:p>
+        </w:tc>
+        <w:tc>
+          <w:tcPr>
+            <w:tcW w:w="1352" w:type="dxa"/>
+          </w:tcPr>
+          <w:p>
+            <w:pPr>
+              <w:jc w:val="center"/>
+              <w:rPr>
+                <w:rFonts w:ascii="Times New Roman" w:hAnsi="Times New Roman" w:cs="Times New Roman"/>
+              </w:rPr>
+            </w:pPr>
+            <w:r>
+              <w:rPr>
+                <w:rFonts w:ascii="Times New Roman" w:hAnsi="Times New Roman" w:cs="Times New Roman"/>
+              </w:rPr>
+              <w:t>0.01</w:t>
+            </w:r>
+            <w:r>
+              <w:rPr>
+                <w:rFonts w:ascii="Times New Roman" w:hAnsi="Times New Roman" w:cs="Times New Roman"/>
+              </w:rPr>
+              <w:t>*</w:t>
+            </w:r>
+          </w:p>
+        </w:tc>
+      </w:tr>
+      <w:tr>
+        <w:tc>
+          <w:tcPr>
+            <w:tcW w:w="5305" w:type="dxa"/>
+          </w:tcPr>
+          <w:p>
+            <w:pPr>
+              <w:rPr>
+                <w:rFonts w:ascii="Times New Roman" w:hAnsi="Times New Roman" w:cs="Times New Roman"/>
+              </w:rPr>
+            </w:pPr>
+            <w:r>
+              <w:rPr>
+                <w:rFonts w:ascii="Times New Roman" w:hAnsi="Times New Roman" w:cs="Times New Roman"/>
+              </w:rPr>
+              <w:t xml:space="preserve">Advanced </w:t>
+            </w:r>
+            <w:r>
+              <w:rPr>
+                <w:rFonts w:ascii="Times New Roman" w:hAnsi="Times New Roman" w:cs="Times New Roman"/>
+              </w:rPr>
+              <w:t>Diagnosis Year</w:t>
+            </w:r>
+          </w:p>
+        </w:tc>
+        <w:tc>
+          <w:tcPr>
+            <w:tcW w:w="3240" w:type="dxa"/>
+          </w:tcPr>
+          <w:p>
+            <w:pPr>
+              <w:jc w:val="center"/>
+              <w:rPr>
+                <w:rFonts w:ascii="Times New Roman" w:hAnsi="Times New Roman" w:cs="Times New Roman"/>
+              </w:rPr>
+            </w:pPr>
+            <w:r>
+              <w:rPr>
+                <w:rFonts w:ascii="Times New Roman" w:hAnsi="Times New Roman" w:cs="Times New Roman"/>
+              </w:rPr>
+              <w:t>0.17 [0.13, 0.21]</w:t>
+            </w:r>
+          </w:p>
+        </w:tc>
+        <w:tc>
+          <w:tcPr>
+            <w:tcW w:w="1352" w:type="dxa"/>
+          </w:tcPr>
+          <w:p>
+            <w:pPr>
+              <w:jc w:val="center"/>
+              <w:rPr>
+                <w:rFonts w:ascii="Times New Roman" w:hAnsi="Times New Roman" w:cs="Times New Roman"/>
+              </w:rPr>
+            </w:pPr>
+            <w:r>
+              <w:rPr>
+                <w:rFonts w:ascii="Times New Roman" w:hAnsi="Times New Roman" w:cs="Times New Roman"/>
+              </w:rPr>
+              <w:t>&lt;0.001</w:t>
+            </w:r>
+            <w:r>
+              <w:rPr>
+                <w:rFonts w:ascii="Times New Roman" w:hAnsi="Times New Roman" w:cs="Times New Roman"/>
+              </w:rPr>
+              <w:t>*</w:t>
+            </w:r>
+          </w:p>
+        </w:tc>
+      </w:tr>
+      <w:tr>
+        <w:tc>
+          <w:tcPr>
+            <w:tcW w:w="5305" w:type="dxa"/>
+          </w:tcPr>
+          <w:p>
+            <w:pPr>
+              <w:rPr>
+                <w:rFonts w:ascii="Times New Roman" w:hAnsi="Times New Roman" w:cs="Times New Roman"/>
+              </w:rPr>
+            </w:pPr>
+            <w:r>
+              <w:rPr>
+                <w:rFonts w:ascii="Times New Roman" w:hAnsi="Times New Roman" w:cs="Times New Roman"/>
+              </w:rPr>
+              <w:t>Age at Diagnosis</w:t>
+            </w:r>
+          </w:p>
+        </w:tc>
+        <w:tc>
+          <w:tcPr>
+            <w:tcW w:w="3240" w:type="dxa"/>
+          </w:tcPr>
+          <w:p>
+            <w:pPr>
+              <w:jc w:val="center"/>
+              <w:rPr>
+                <w:rFonts w:ascii="Times New Roman" w:hAnsi="Times New Roman" w:cs="Times New Roman"/>
+              </w:rPr>
+            </w:pPr>
+            <w:r>
+              <w:rPr>
+                <w:rFonts w:ascii="Times New Roman" w:hAnsi="Times New Roman" w:cs="Times New Roman"/>
+              </w:rPr>
+              <w:t>-0.013 [</w:t>
+            </w:r>
+            <w:r>
+              <w:rPr>
+                <w:rFonts w:ascii="Times New Roman" w:hAnsi="Times New Roman" w:cs="Times New Roman"/>
+              </w:rPr>
+              <w:t>-0.02, -0.01]</w:t>
+            </w:r>
+          </w:p>
+        </w:tc>
+        <w:tc>
+          <w:tcPr>
+            <w:tcW w:w="1352" w:type="dxa"/>
+          </w:tcPr>
+          <w:p>
+            <w:pPr>
+              <w:jc w:val="center"/>
+              <w:rPr>
+                <w:rFonts w:ascii="Times New Roman" w:hAnsi="Times New Roman" w:cs="Times New Roman"/>
+              </w:rPr>
+            </w:pPr>
+            <w:r>
+              <w:rPr>
+                <w:rFonts w:ascii="Times New Roman" w:hAnsi="Times New Roman" w:cs="Times New Roman"/>
+              </w:rPr>
+              <w:t>&lt;0.001</w:t>
+            </w:r>
+            <w:r>
+              <w:rPr>
+                <w:rFonts w:ascii="Times New Roman" w:hAnsi="Times New Roman" w:cs="Times New Roman"/>
+              </w:rPr>
+              <w:t>*</w:t>
+            </w:r>
+          </w:p>
+        </w:tc>
+      </w:tr>
+      <w:tr>
+        <w:tc>
+          <w:tcPr>
+            <w:tcW w:w="5305" w:type="dxa"/>
+          </w:tcPr>
+          <w:p>
+            <w:pPr>
+              <w:rPr>
+                <w:rFonts w:ascii="Times New Roman" w:hAnsi="Times New Roman" w:cs="Times New Roman"/>
+              </w:rPr>
+            </w:pPr>
+            <w:r>
+              <w:rPr>
+                <w:rFonts w:ascii="Times New Roman" w:hAnsi="Times New Roman" w:cs="Times New Roman"/>
+              </w:rPr>
+              <w:t>Days From Advanced Diagnosis to Treatment Initiation</w:t>
+            </w:r>
+          </w:p>
+        </w:tc>
+        <w:tc>
+          <w:tcPr>
+            <w:tcW w:w="3240" w:type="dxa"/>
+          </w:tcPr>
+          <w:p>
+            <w:pPr>
+              <w:jc w:val="center"/>
+              <w:rPr>
+                <w:rFonts w:ascii="Times New Roman" w:hAnsi="Times New Roman" w:cs="Times New Roman"/>
+              </w:rPr>
+            </w:pPr>
+            <w:r>
+              <w:rPr>
+                <w:rFonts w:ascii="Times New Roman" w:hAnsi="Times New Roman" w:cs="Times New Roman"/>
+              </w:rPr>
+              <w:t>0.001 [&lt;0.00, 0.002]</w:t>
+            </w:r>
+          </w:p>
+        </w:tc>
+        <w:tc>
+          <w:tcPr>
+            <w:tcW w:w="1352" w:type="dxa"/>
+          </w:tcPr>
+          <w:p>
+            <w:pPr>
+              <w:jc w:val="center"/>
+              <w:rPr>
+                <w:rFonts w:ascii="Times New Roman" w:hAnsi="Times New Roman" w:cs="Times New Roman"/>
+              </w:rPr>
+            </w:pPr>
+            <w:r>
+              <w:rPr>
+                <w:rFonts w:ascii="Times New Roman" w:hAnsi="Times New Roman" w:cs="Times New Roman"/>
+              </w:rPr>
+              <w:t>0.087</w:t>
+            </w:r>
+          </w:p>
+        </w:tc>
+      </w:tr>
+      <w:tr>
+        <w:tc>
+          <w:tcPr>
+            <w:tcW w:w="5305" w:type="dxa"/>
+          </w:tcPr>
+          <w:p>
+            <w:pPr>
+              <w:rPr>
+                <w:rFonts w:ascii="Times New Roman" w:hAnsi="Times New Roman" w:cs="Times New Roman"/>
+              </w:rPr>
+            </w:pPr>
+            <w:r>
+              <w:rPr>
+                <w:rFonts w:ascii="Times New Roman" w:hAnsi="Times New Roman" w:cs="Times New Roman"/>
+              </w:rPr>
+              <w:t>Academic Medical Center</w:t>
+            </w:r>
+          </w:p>
+        </w:tc>
+        <w:tc>
+          <w:tcPr>
+            <w:tcW w:w="3240" w:type="dxa"/>
+          </w:tcPr>
+          <w:p>
+            <w:pPr>
+              <w:jc w:val="center"/>
+              <w:rPr>
+                <w:rFonts w:ascii="Times New Roman" w:hAnsi="Times New Roman" w:cs="Times New Roman"/>
+              </w:rPr>
+            </w:pPr>
+            <w:r>
+              <w:rPr>
+                <w:rFonts w:ascii="Times New Roman" w:hAnsi="Times New Roman" w:cs="Times New Roman"/>
+              </w:rPr>
+              <w:t>-0.05 [-0.29, 0.19]</w:t>
+            </w:r>
+          </w:p>
+        </w:tc>
+        <w:tc>
+          <w:tcPr>
+            <w:tcW w:w="1352" w:type="dxa"/>
+          </w:tcPr>
+          <w:p>
+            <w:pPr>
+              <w:jc w:val="center"/>
+              <w:rPr>
+                <w:rFonts w:ascii="Times New Roman" w:hAnsi="Times New Roman" w:cs="Times New Roman"/>
+              </w:rPr>
+            </w:pPr>
+            <w:r>
+              <w:rPr>
+                <w:rFonts w:ascii="Times New Roman" w:hAnsi="Times New Roman" w:cs="Times New Roman"/>
+              </w:rPr>
+              <w:t>0.69</w:t>
+            </w:r>
+          </w:p>
+        </w:tc>
+      </w:tr>
+      <w:tr>
+        <w:tc>
+          <w:tcPr>
+            <w:tcW w:w="5305" w:type="dxa"/>
+          </w:tcPr>
+          <w:p>
+            <w:pPr>
+              <w:rPr>
+                <w:rFonts w:ascii="Times New Roman" w:hAnsi="Times New Roman" w:cs="Times New Roman"/>
+              </w:rPr>
+            </w:pPr>
+            <w:r>
+              <w:rPr>
+                <w:rFonts w:ascii="Times New Roman" w:hAnsi="Times New Roman" w:cs="Times New Roman"/>
+              </w:rPr>
+              <w:t>BRAF Positive</w:t>
+            </w:r>
+          </w:p>
+        </w:tc>
+        <w:tc>
+          <w:tcPr>
+            <w:tcW w:w="3240" w:type="dxa"/>
+          </w:tcPr>
+          <w:p>
+            <w:pPr>
+              <w:jc w:val="center"/>
+              <w:rPr>
+                <w:rFonts w:ascii="Times New Roman" w:hAnsi="Times New Roman" w:cs="Times New Roman"/>
+              </w:rPr>
+            </w:pPr>
+            <w:r>
+              <w:rPr>
+                <w:rFonts w:ascii="Times New Roman" w:hAnsi="Times New Roman" w:cs="Times New Roman"/>
+              </w:rPr>
+              <w:t>0.07 [-0.23, 0.37]</w:t>
+            </w:r>
+          </w:p>
+        </w:tc>
+        <w:tc>
+          <w:tcPr>
+            <w:tcW w:w="1352" w:type="dxa"/>
+          </w:tcPr>
+          <w:p>
+            <w:pPr>
+              <w:jc w:val="center"/>
+              <w:rPr>
+                <w:rFonts w:ascii="Times New Roman" w:hAnsi="Times New Roman" w:cs="Times New Roman"/>
+              </w:rPr>
+            </w:pPr>
+            <w:r>
+              <w:rPr>
+                <w:rFonts w:ascii="Times New Roman" w:hAnsi="Times New Roman" w:cs="Times New Roman"/>
+              </w:rPr>
+              <w:t>0.66</w:t>
+            </w:r>
+          </w:p>
+        </w:tc>
+      </w:tr>
+      <w:tr>
+        <w:tc>
+          <w:tcPr>
+            <w:tcW w:w="5305" w:type="dxa"/>
+          </w:tcPr>
+          <w:p>
+            <w:pPr>
+              <w:rPr>
+                <w:rFonts w:ascii="Times New Roman" w:hAnsi="Times New Roman" w:cs="Times New Roman"/>
+              </w:rPr>
+            </w:pPr>
+            <w:r>
+              <w:rPr>
+                <w:rFonts w:ascii="Times New Roman" w:hAnsi="Times New Roman" w:cs="Times New Roman"/>
+              </w:rPr>
+              <w:t>KRAS Positive</w:t>
+            </w:r>
+          </w:p>
+        </w:tc>
+        <w:tc>
+          <w:tcPr>
+            <w:tcW w:w="3240" w:type="dxa"/>
+          </w:tcPr>
+          <w:p>
+            <w:pPr>
+              <w:jc w:val="center"/>
+              <w:rPr>
+                <w:rFonts w:ascii="Times New Roman" w:hAnsi="Times New Roman" w:cs="Times New Roman"/>
+              </w:rPr>
+            </w:pPr>
+            <w:r>
+              <w:rPr>
+                <w:rFonts w:ascii="Times New Roman" w:hAnsi="Times New Roman" w:cs="Times New Roman"/>
+              </w:rPr>
+              <w:t>0.09 [-0.06, 0.24]</w:t>
+            </w:r>
+          </w:p>
+        </w:tc>
+        <w:tc>
+          <w:tcPr>
+            <w:tcW w:w="1352" w:type="dxa"/>
+          </w:tcPr>
+          <w:p>
+            <w:pPr>
+              <w:jc w:val="center"/>
+              <w:rPr>
+                <w:rFonts w:ascii="Times New Roman" w:hAnsi="Times New Roman" w:cs="Times New Roman"/>
+              </w:rPr>
+            </w:pPr>
+            <w:r>
+              <w:rPr>
+                <w:rFonts w:ascii="Times New Roman" w:hAnsi="Times New Roman" w:cs="Times New Roman"/>
+              </w:rPr>
+              <w:t>0.24</w:t>
+            </w:r>
+          </w:p>
+        </w:tc>
+      </w:tr>
+      <w:tr>
+        <w:tc>
+          <w:tcPr>
+            <w:tcW w:w="5305" w:type="dxa"/>
+          </w:tcPr>
+          <w:p>
+            <w:pPr>
+              <w:rPr>
+                <w:rFonts w:ascii="Times New Roman" w:hAnsi="Times New Roman" w:cs="Times New Roman"/>
+              </w:rPr>
+            </w:pPr>
+            <w:r>
+              <w:rPr>
+                <w:rFonts w:ascii="Times New Roman" w:hAnsi="Times New Roman" w:cs="Times New Roman"/>
+              </w:rPr>
+              <w:t>Bone Metastases</w:t>
+            </w:r>
+          </w:p>
+        </w:tc>
+        <w:tc>
+          <w:tcPr>
+            <w:tcW w:w="3240" w:type="dxa"/>
+          </w:tcPr>
+          <w:p>
+            <w:pPr>
+              <w:jc w:val="center"/>
+              <w:rPr>
+                <w:rFonts w:ascii="Times New Roman" w:hAnsi="Times New Roman" w:cs="Times New Roman"/>
+              </w:rPr>
+            </w:pPr>
+            <w:r>
+              <w:rPr>
+                <w:rFonts w:ascii="Times New Roman" w:hAnsi="Times New Roman" w:cs="Times New Roman"/>
+              </w:rPr>
+              <w:t>0.21 [-0.13, 0.55]</w:t>
+            </w:r>
+          </w:p>
+        </w:tc>
+        <w:tc>
+          <w:tcPr>
+            <w:tcW w:w="1352" w:type="dxa"/>
+          </w:tcPr>
+          <w:p>
+            <w:pPr>
+              <w:jc w:val="center"/>
+              <w:rPr>
+                <w:rFonts w:ascii="Times New Roman" w:hAnsi="Times New Roman" w:cs="Times New Roman"/>
+              </w:rPr>
+            </w:pPr>
+            <w:r>
+              <w:rPr>
+                <w:rFonts w:ascii="Times New Roman" w:hAnsi="Times New Roman" w:cs="Times New Roman"/>
+              </w:rPr>
+              <w:t>0.22</w:t>
+            </w:r>
+          </w:p>
+        </w:tc>
+      </w:tr>
+      <w:tr>
+        <w:tc>
+          <w:tcPr>
+            <w:tcW w:w="5305" w:type="dxa"/>
+          </w:tcPr>
+          <w:p>
+            <w:pPr>
+              <w:rPr>
+                <w:rFonts w:ascii="Times New Roman" w:hAnsi="Times New Roman" w:cs="Times New Roman"/>
+              </w:rPr>
+            </w:pPr>
+            <w:r>
+              <w:rPr>
+                <w:rFonts w:ascii="Times New Roman" w:hAnsi="Times New Roman" w:cs="Times New Roman"/>
+              </w:rPr>
+              <w:t>Brain Metastases</w:t>
+            </w:r>
+          </w:p>
+        </w:tc>
+        <w:tc>
+          <w:tcPr>
+            <w:tcW w:w="3240" w:type="dxa"/>
+          </w:tcPr>
+          <w:p>
+            <w:pPr>
+              <w:jc w:val="center"/>
+              <w:rPr>
+                <w:rFonts w:ascii="Times New Roman" w:hAnsi="Times New Roman" w:cs="Times New Roman"/>
+              </w:rPr>
+            </w:pPr>
+            <w:r>
+              <w:rPr>
+                <w:rFonts w:ascii="Times New Roman" w:hAnsi="Times New Roman" w:cs="Times New Roman"/>
+              </w:rPr>
+              <w:t>0.05 [-0.35, 0.46]</w:t>
+            </w:r>
+          </w:p>
+        </w:tc>
+        <w:tc>
+          <w:tcPr>
+            <w:tcW w:w="1352" w:type="dxa"/>
+          </w:tcPr>
+          <w:p>
+            <w:pPr>
+              <w:jc w:val="center"/>
+              <w:rPr>
+                <w:rFonts w:ascii="Times New Roman" w:hAnsi="Times New Roman" w:cs="Times New Roman"/>
+              </w:rPr>
+            </w:pPr>
+            <w:r>
+              <w:rPr>
+                <w:rFonts w:ascii="Times New Roman" w:hAnsi="Times New Roman" w:cs="Times New Roman"/>
+              </w:rPr>
+              <w:t>0.79</w:t>
+            </w:r>
+          </w:p>
+        </w:tc>
+      </w:tr>
+      <w:tr>
+        <w:tc>
+          <w:tcPr>
+            <w:tcW w:w="5305" w:type="dxa"/>
+          </w:tcPr>
+          <w:p>
+            <w:pPr>
+              <w:rPr>
+                <w:rFonts w:ascii="Times New Roman" w:hAnsi="Times New Roman" w:cs="Times New Roman"/>
+              </w:rPr>
+            </w:pPr>
+            <w:r>
+              <w:rPr>
+                <w:rFonts w:ascii="Times New Roman" w:hAnsi="Times New Roman" w:cs="Times New Roman"/>
+              </w:rPr>
+              <w:t>Digestive System Metastases</w:t>
+            </w:r>
+          </w:p>
+        </w:tc>
+        <w:tc>
+          <w:tcPr>
+            <w:tcW w:w="3240" w:type="dxa"/>
+          </w:tcPr>
+          <w:p>
+            <w:pPr>
+              <w:jc w:val="center"/>
+              <w:rPr>
+                <w:rFonts w:ascii="Times New Roman" w:hAnsi="Times New Roman" w:cs="Times New Roman"/>
+              </w:rPr>
+            </w:pPr>
+            <w:r>
+              <w:rPr>
+                <w:rFonts w:ascii="Times New Roman" w:hAnsi="Times New Roman" w:cs="Times New Roman"/>
+              </w:rPr>
+              <w:t>0.97 [0.33, 1.61]</w:t>
+            </w:r>
+          </w:p>
+        </w:tc>
+        <w:tc>
+          <w:tcPr>
+            <w:tcW w:w="1352" w:type="dxa"/>
+          </w:tcPr>
+          <w:p>
+            <w:pPr>
+              <w:jc w:val="center"/>
+              <w:rPr>
+                <w:rFonts w:ascii="Times New Roman" w:hAnsi="Times New Roman" w:cs="Times New Roman"/>
+              </w:rPr>
+            </w:pPr>
+            <w:r>
+              <w:rPr>
+                <w:rFonts w:ascii="Times New Roman" w:hAnsi="Times New Roman" w:cs="Times New Roman"/>
+              </w:rPr>
+              <w:t>0.003</w:t>
+            </w:r>
+            <w:r>
+              <w:rPr>
+                <w:rFonts w:ascii="Times New Roman" w:hAnsi="Times New Roman" w:cs="Times New Roman"/>
+              </w:rPr>
+              <w:t>*</w:t>
+            </w:r>
+          </w:p>
+        </w:tc>
+      </w:tr>
+    </w:tbl>
+    <w:p>
+      <w:pPr>
+        <w:rPr>
+          <w:rFonts w:ascii="Times New Roman" w:hAnsi="Times New Roman" w:cs="Times New Roman"/>
           <w:b/>
           <w:bCs/>
         </w:rPr>
       </w:pPr>
-      <w:r>
+    </w:p>
+    <w:p>
+      <w:pPr>
         <w:rPr>
           <w:rFonts w:ascii="Times New Roman" w:hAnsi="Times New Roman" w:cs="Times New Roman"/>
           <w:b/>
           <w:bCs/>
         </w:rPr>
-        <w:lastRenderedPageBreak/>
-        <w:t>Discussion</w:t>
-      </w:r>
+      </w:pPr>
     </w:p>
     <w:p>
       <w:pPr>
@@ -15430,6 +16785,8 @@
       <w:pPr>
         <w:rPr>
           <w:rFonts w:ascii="Times New Roman" w:hAnsi="Times New Roman" w:cs="Times New Roman"/>
+          <w:b/>
+          <w:bCs/>
         </w:rPr>
       </w:pPr>
     </w:p>
@@ -15447,7 +16804,7 @@
           <w:b/>
           <w:bCs/>
         </w:rPr>
-        <w:t>Conclusion</w:t>
+        <w:t>Discussion</w:t>
       </w:r>
     </w:p>
     <w:p>
@@ -15465,67 +16822,23 @@
           <w:rFonts w:ascii="Times New Roman" w:hAnsi="Times New Roman" w:cs="Times New Roman"/>
         </w:rPr>
       </w:pPr>
-      <w:r>
-        <w:rPr>
-          <w:rFonts w:ascii="Times New Roman" w:hAnsi="Times New Roman" w:cs="Times New Roman"/>
-        </w:rPr>
-        <w:t xml:space="preserve">We present a novel machine learning algorithm that can </w:t>
-      </w:r>
-      <w:r>
-        <w:rPr>
-          <w:rFonts w:ascii="Times New Roman" w:hAnsi="Times New Roman" w:cs="Times New Roman"/>
-        </w:rPr>
-        <w:t>accurately predict the risk of disease progression in patients with advanced non-small cell lung cancer</w:t>
-      </w:r>
-      <w:r>
-        <w:rPr>
-          <w:rFonts w:ascii="Times New Roman" w:hAnsi="Times New Roman" w:cs="Times New Roman"/>
-        </w:rPr>
-        <w:t xml:space="preserve">. This algorithm is more predictive for determining the efficacy of IO monotherapy compared to the PD-L1 biomarker, which has previously been used to allocate </w:t>
-      </w:r>
-      <w:r>
-        <w:rPr>
-          <w:rFonts w:ascii="Times New Roman" w:hAnsi="Times New Roman" w:cs="Times New Roman"/>
-        </w:rPr>
-        <w:t xml:space="preserve">first-line </w:t>
-      </w:r>
-      <w:r>
-        <w:rPr>
-          <w:rFonts w:ascii="Times New Roman" w:hAnsi="Times New Roman" w:cs="Times New Roman"/>
-        </w:rPr>
-        <w:t xml:space="preserve">IO monotherapy over </w:t>
-      </w:r>
-      <w:r>
-        <w:rPr>
-          <w:rFonts w:ascii="Times New Roman" w:hAnsi="Times New Roman" w:cs="Times New Roman"/>
-        </w:rPr>
-        <w:t>first-line</w:t>
-      </w:r>
-      <w:r>
-        <w:rPr>
-          <w:rFonts w:ascii="Times New Roman" w:hAnsi="Times New Roman" w:cs="Times New Roman"/>
-        </w:rPr>
-        <w:t xml:space="preserve"> </w:t>
-      </w:r>
-      <w:r>
-        <w:rPr>
-          <w:rFonts w:ascii="Times New Roman" w:hAnsi="Times New Roman" w:cs="Times New Roman"/>
-        </w:rPr>
-        <w:t xml:space="preserve">This study provides evidence that </w:t>
-      </w:r>
-      <w:r>
-        <w:rPr>
-          <w:rFonts w:ascii="Times New Roman" w:hAnsi="Times New Roman" w:cs="Times New Roman"/>
-        </w:rPr>
-        <w:t>ML algorithms are better predictors of disease course and treatment efficacy in oncology than current threshold-based criteria such as PD-L1 status.</w:t>
-      </w:r>
     </w:p>
     <w:p>
       <w:pPr>
         <w:rPr>
           <w:rFonts w:ascii="Times New Roman" w:hAnsi="Times New Roman" w:cs="Times New Roman"/>
-        </w:rPr>
-      </w:pPr>
+          <w:b/>
+          <w:bCs/>
+        </w:rPr>
+      </w:pPr>
+      <w:r>
+        <w:rPr>
+          <w:rFonts w:ascii="Times New Roman" w:hAnsi="Times New Roman" w:cs="Times New Roman"/>
+          <w:b/>
+          <w:bCs/>
+        </w:rPr>
+        <w:t>Conclusion</w:t>
+      </w:r>
     </w:p>
     <w:p>
       <w:pPr>
@@ -15535,12 +16848,89 @@
           <w:bCs/>
         </w:rPr>
       </w:pPr>
-      <w:r>
+    </w:p>
+    <w:p>
+      <w:pPr>
+        <w:rPr>
+          <w:rFonts w:ascii="Times New Roman" w:hAnsi="Times New Roman" w:cs="Times New Roman"/>
+        </w:rPr>
+      </w:pPr>
+      <w:r>
+        <w:rPr>
+          <w:rFonts w:ascii="Times New Roman" w:hAnsi="Times New Roman" w:cs="Times New Roman"/>
+        </w:rPr>
+        <w:t xml:space="preserve">We present a novel machine learning algorithm that can </w:t>
+      </w:r>
+      <w:r>
+        <w:rPr>
+          <w:rFonts w:ascii="Times New Roman" w:hAnsi="Times New Roman" w:cs="Times New Roman"/>
+        </w:rPr>
+        <w:t>accurately predict the risk of disease progression in patients with advanced non-small cell lung cancer</w:t>
+      </w:r>
+      <w:r>
+        <w:rPr>
+          <w:rFonts w:ascii="Times New Roman" w:hAnsi="Times New Roman" w:cs="Times New Roman"/>
+        </w:rPr>
+        <w:t xml:space="preserve">. This algorithm is more predictive for determining the efficacy of IO monotherapy compared to the PD-L1 biomarker, which has previously been used to allocate </w:t>
+      </w:r>
+      <w:r>
+        <w:rPr>
+          <w:rFonts w:ascii="Times New Roman" w:hAnsi="Times New Roman" w:cs="Times New Roman"/>
+        </w:rPr>
+        <w:t xml:space="preserve">first-line </w:t>
+      </w:r>
+      <w:r>
+        <w:rPr>
+          <w:rFonts w:ascii="Times New Roman" w:hAnsi="Times New Roman" w:cs="Times New Roman"/>
+        </w:rPr>
+        <w:t xml:space="preserve">IO monotherapy over </w:t>
+      </w:r>
+      <w:r>
+        <w:rPr>
+          <w:rFonts w:ascii="Times New Roman" w:hAnsi="Times New Roman" w:cs="Times New Roman"/>
+        </w:rPr>
+        <w:t>first-line</w:t>
+      </w:r>
+      <w:r>
+        <w:rPr>
+          <w:rFonts w:ascii="Times New Roman" w:hAnsi="Times New Roman" w:cs="Times New Roman"/>
+        </w:rPr>
+        <w:t xml:space="preserve"> </w:t>
+      </w:r>
+      <w:r>
+        <w:rPr>
+          <w:rFonts w:ascii="Times New Roman" w:hAnsi="Times New Roman" w:cs="Times New Roman"/>
+        </w:rPr>
+        <w:t xml:space="preserve">This study provides evidence that </w:t>
+      </w:r>
+      <w:r>
+        <w:rPr>
+          <w:rFonts w:ascii="Times New Roman" w:hAnsi="Times New Roman" w:cs="Times New Roman"/>
+        </w:rPr>
+        <w:t>ML algorithms are better predictors of disease course and treatment efficacy in oncology than current threshold-based criteria such as PD-L1 status.</w:t>
+      </w:r>
+    </w:p>
+    <w:p>
+      <w:pPr>
+        <w:rPr>
+          <w:rFonts w:ascii="Times New Roman" w:hAnsi="Times New Roman" w:cs="Times New Roman"/>
+        </w:rPr>
+      </w:pPr>
+    </w:p>
+    <w:p>
+      <w:pPr>
         <w:rPr>
           <w:rFonts w:ascii="Times New Roman" w:hAnsi="Times New Roman" w:cs="Times New Roman"/>
           <w:b/>
           <w:bCs/>
         </w:rPr>
+      </w:pPr>
+      <w:r>
+        <w:rPr>
+          <w:rFonts w:ascii="Times New Roman" w:hAnsi="Times New Roman" w:cs="Times New Roman"/>
+          <w:b/>
+          <w:bCs/>
+        </w:rPr>
         <w:t>Acknowledgements</w:t>
       </w:r>
     </w:p>
@@ -15652,6 +17042,7 @@
         <w:rPr>
           <w:rFonts w:ascii="Times New Roman" w:hAnsi="Times New Roman" w:cs="Times New Roman"/>
         </w:rPr>
+        <w:lastRenderedPageBreak/>
         <w:t xml:space="preserve">Development of the ML model was done in Python v3.8.10 and required the following packages: ***. Statistical analysis was done in Stata. Code is available on GitHub at </w:t>
       </w:r>
       <w:hyperlink r:id="rId18" w:history="1">
@@ -15988,7 +17379,6 @@
         <w:rPr>
           <w:rFonts w:ascii="Times New Roman" w:hAnsi="Times New Roman" w:cs="Times New Roman"/>
         </w:rPr>
-        <w:lastRenderedPageBreak/>
         <w:t>6.</w:t>
       </w:r>
       <w:r>
@@ -16133,6 +17523,7 @@
           <w:rFonts w:ascii="Times New Roman" w:hAnsi="Times New Roman" w:cs="Times New Roman"/>
           <w:lang w:val="pt-BR"/>
         </w:rPr>
+        <w:lastRenderedPageBreak/>
         <w:t>10.</w:t>
       </w:r>
       <w:r>
@@ -16455,7 +17846,6 @@
         <w:rPr>
           <w:rFonts w:ascii="Times New Roman" w:hAnsi="Times New Roman" w:cs="Times New Roman"/>
         </w:rPr>
-        <w:lastRenderedPageBreak/>
         <w:t>19.</w:t>
       </w:r>
       <w:r>
@@ -16620,6 +18010,7 @@
           <w:b/>
           <w:bCs/>
         </w:rPr>
+        <w:lastRenderedPageBreak/>
         <w:fldChar w:fldCharType="end"/>
       </w:r>
     </w:p>
@@ -17668,6 +19059,31 @@
     <w:unhideWhenUsed/>
     <w:rsid w:val="00512023"/>
   </w:style>
+  <w:style w:type="paragraph" w:styleId="PlainText">
+    <w:name w:val="Plain Text"/>
+    <w:basedOn w:val="Normal"/>
+    <w:link w:val="PlainTextChar"/>
+    <w:uiPriority w:val="99"/>
+    <w:unhideWhenUsed/>
+    <w:rsid w:val="005B3624"/>
+    <w:rPr>
+      <w:rFonts w:ascii="Consolas" w:hAnsi="Consolas" w:cs="Consolas"/>
+      <w:sz w:val="21"/>
+      <w:szCs w:val="21"/>
+    </w:rPr>
+  </w:style>
+  <w:style w:type="character" w:customStyle="1" w:styleId="PlainTextChar">
+    <w:name w:val="Plain Text Char"/>
+    <w:basedOn w:val="DefaultParagraphFont"/>
+    <w:link w:val="PlainText"/>
+    <w:uiPriority w:val="99"/>
+    <w:rsid w:val="005B3624"/>
+    <w:rPr>
+      <w:rFonts w:ascii="Consolas" w:hAnsi="Consolas" w:cs="Consolas"/>
+      <w:sz w:val="21"/>
+      <w:szCs w:val="21"/>
+    </w:rPr>
+  </w:style>
 </w:styles>
 </file>
 

--- a/PDL1_Manuscript.docx
+++ b/PDL1_Manuscript.docx
@@ -29646,161 +29646,6 @@
     </w:p>
     <w:p>
       <w:pPr>
-        <w:rPr>
-          <w:rFonts w:ascii="Times New Roman" w:hAnsi="Times New Roman" w:cs="Times New Roman"/>
-        </w:rPr>
-      </w:pPr>
-    </w:p>
-    <w:p>
-      <w:pPr>
-        <w:pBdr>
-          <w:bottom w:val="single" w:sz="12" w:space="1" w:color="auto"/>
-        </w:pBdr>
-        <w:rPr>
-          <w:rFonts w:ascii="Times New Roman" w:hAnsi="Times New Roman" w:cs="Times New Roman"/>
-          <w:b/>
-          <w:bCs/>
-        </w:rPr>
-      </w:pPr>
-    </w:p>
-    <w:p>
-      <w:pPr>
-        <w:pBdr>
-          <w:bottom w:val="single" w:sz="12" w:space="1" w:color="auto"/>
-        </w:pBdr>
-        <w:rPr>
-          <w:rFonts w:ascii="Times New Roman" w:hAnsi="Times New Roman" w:cs="Times New Roman"/>
-          <w:b/>
-          <w:bCs/>
-        </w:rPr>
-      </w:pPr>
-      <w:r>
-        <w:rPr>
-          <w:rFonts w:ascii="Times New Roman" w:hAnsi="Times New Roman" w:cs="Times New Roman"/>
-          <w:b/>
-          <w:bCs/>
-          <w:noProof/>
-        </w:rPr>
-        <w:lastRenderedPageBreak/>
-        <w:drawing>
-          <wp:inline distT="0" distB="0" distL="0" distR="0" wp14:anchorId="6ED09590" wp14:editId="02F8E003">
-            <wp:extent cx="6290945" cy="4137660"/>
-            <wp:effectExtent l="0" t="0" r="0" b="2540"/>
-            <wp:docPr id="1622654082" name="Picture 2" descr="A collage of graphs&#10;&#10;Description automatically generated"/>
-            <wp:cNvGraphicFramePr>
-              <a:graphicFrameLocks xmlns:a="http://schemas.openxmlformats.org/drawingml/2006/main" noChangeAspect="1"/>
-            </wp:cNvGraphicFramePr>
-            <a:graphic xmlns:a="http://schemas.openxmlformats.org/drawingml/2006/main">
-              <a:graphicData uri="http://schemas.openxmlformats.org/drawingml/2006/picture">
-                <pic:pic xmlns:pic="http://schemas.openxmlformats.org/drawingml/2006/picture">
-                  <pic:nvPicPr>
-                    <pic:cNvPr id="1622654082" name="Picture 2" descr="A collage of graphs&#10;&#10;Description automatically generated"/>
-                    <pic:cNvPicPr/>
-                  </pic:nvPicPr>
-                  <pic:blipFill>
-                    <a:blip r:embed="rId10" cstate="print">
-                      <a:extLst>
-                        <a:ext uri="{28A0092B-C50C-407E-A947-70E740481C1C}">
-                          <a14:useLocalDpi xmlns:a14="http://schemas.microsoft.com/office/drawing/2010/main" val="0"/>
-                        </a:ext>
-                      </a:extLst>
-                    </a:blip>
-                    <a:stretch>
-                      <a:fillRect/>
-                    </a:stretch>
-                  </pic:blipFill>
-                  <pic:spPr>
-                    <a:xfrm>
-                      <a:off x="0" y="0"/>
-                      <a:ext cx="6290945" cy="4137660"/>
-                    </a:xfrm>
-                    <a:prstGeom prst="rect">
-                      <a:avLst/>
-                    </a:prstGeom>
-                  </pic:spPr>
-                </pic:pic>
-              </a:graphicData>
-            </a:graphic>
-          </wp:inline>
-        </w:drawing>
-      </w:r>
-    </w:p>
-    <w:p>
-      <w:pPr>
-        <w:pBdr>
-          <w:bottom w:val="single" w:sz="12" w:space="1" w:color="auto"/>
-        </w:pBdr>
-        <w:rPr>
-          <w:rFonts w:ascii="Times New Roman" w:hAnsi="Times New Roman" w:cs="Times New Roman"/>
-          <w:b/>
-          <w:bCs/>
-        </w:rPr>
-      </w:pPr>
-      <w:r>
-        <w:rPr>
-          <w:rFonts w:ascii="Times New Roman" w:hAnsi="Times New Roman" w:cs="Times New Roman"/>
-          <w:b/>
-          <w:bCs/>
-          <w:noProof/>
-        </w:rPr>
-        <w:lastRenderedPageBreak/>
-        <w:drawing>
-          <wp:inline distT="0" distB="0" distL="0" distR="0" wp14:anchorId="66EB10CB" wp14:editId="7C4F22D9">
-            <wp:extent cx="6290945" cy="4072890"/>
-            <wp:effectExtent l="0" t="0" r="0" b="3810"/>
-            <wp:docPr id="1627685603" name="Picture 1" descr="A collage of graphs&#10;&#10;Description automatically generated"/>
-            <wp:cNvGraphicFramePr>
-              <a:graphicFrameLocks xmlns:a="http://schemas.openxmlformats.org/drawingml/2006/main" noChangeAspect="1"/>
-            </wp:cNvGraphicFramePr>
-            <a:graphic xmlns:a="http://schemas.openxmlformats.org/drawingml/2006/main">
-              <a:graphicData uri="http://schemas.openxmlformats.org/drawingml/2006/picture">
-                <pic:pic xmlns:pic="http://schemas.openxmlformats.org/drawingml/2006/picture">
-                  <pic:nvPicPr>
-                    <pic:cNvPr id="1627685603" name="Picture 1" descr="A collage of graphs&#10;&#10;Description automatically generated"/>
-                    <pic:cNvPicPr/>
-                  </pic:nvPicPr>
-                  <pic:blipFill>
-                    <a:blip r:embed="rId11" cstate="print">
-                      <a:extLst>
-                        <a:ext uri="{28A0092B-C50C-407E-A947-70E740481C1C}">
-                          <a14:useLocalDpi xmlns:a14="http://schemas.microsoft.com/office/drawing/2010/main" val="0"/>
-                        </a:ext>
-                      </a:extLst>
-                    </a:blip>
-                    <a:stretch>
-                      <a:fillRect/>
-                    </a:stretch>
-                  </pic:blipFill>
-                  <pic:spPr>
-                    <a:xfrm>
-                      <a:off x="0" y="0"/>
-                      <a:ext cx="6290945" cy="4072890"/>
-                    </a:xfrm>
-                    <a:prstGeom prst="rect">
-                      <a:avLst/>
-                    </a:prstGeom>
-                  </pic:spPr>
-                </pic:pic>
-              </a:graphicData>
-            </a:graphic>
-          </wp:inline>
-        </w:drawing>
-      </w:r>
-    </w:p>
-    <w:p>
-      <w:pPr>
-        <w:pBdr>
-          <w:bottom w:val="single" w:sz="12" w:space="1" w:color="auto"/>
-        </w:pBdr>
-        <w:rPr>
-          <w:rFonts w:ascii="Times New Roman" w:hAnsi="Times New Roman" w:cs="Times New Roman"/>
-          <w:b/>
-          <w:bCs/>
-        </w:rPr>
-      </w:pPr>
-    </w:p>
-    <w:p>
-      <w:pPr>
         <w:pBdr>
           <w:bottom w:val="single" w:sz="12" w:space="1" w:color="auto"/>
         </w:pBdr>
@@ -29819,18 +29664,17 @@
         <w:tblLook w:val="04A0" w:firstRow="1" w:lastRow="0" w:firstColumn="1" w:lastColumn="0" w:noHBand="0" w:noVBand="1"/>
       </w:tblPr>
       <w:tblGrid>
-        <w:gridCol w:w="1660"/>
-        <w:gridCol w:w="728"/>
-        <w:gridCol w:w="672"/>
-        <w:gridCol w:w="1941"/>
-        <w:gridCol w:w="1703"/>
-        <w:gridCol w:w="1860"/>
-        <w:gridCol w:w="1338"/>
+        <w:gridCol w:w="2160"/>
+        <w:gridCol w:w="810"/>
+        <w:gridCol w:w="900"/>
+        <w:gridCol w:w="2250"/>
+        <w:gridCol w:w="2520"/>
+        <w:gridCol w:w="1260"/>
       </w:tblGrid>
       <w:tr>
         <w:tc>
           <w:tcPr>
-            <w:tcW w:w="1660" w:type="dxa"/>
+            <w:tcW w:w="2160" w:type="dxa"/>
           </w:tcPr>
           <w:p>
             <w:pPr>
@@ -29861,7 +29705,7 @@
         </w:tc>
         <w:tc>
           <w:tcPr>
-            <w:tcW w:w="728" w:type="dxa"/>
+            <w:tcW w:w="810" w:type="dxa"/>
           </w:tcPr>
           <w:p>
             <w:pPr>
@@ -29905,7 +29749,7 @@
         </w:tc>
         <w:tc>
           <w:tcPr>
-            <w:tcW w:w="672" w:type="dxa"/>
+            <w:tcW w:w="900" w:type="dxa"/>
           </w:tcPr>
           <w:p>
             <w:pPr>
@@ -29949,7 +29793,7 @@
         </w:tc>
         <w:tc>
           <w:tcPr>
-            <w:tcW w:w="1941" w:type="dxa"/>
+            <w:tcW w:w="2250" w:type="dxa"/>
           </w:tcPr>
           <w:p>
             <w:pPr>
@@ -29972,26 +29816,28 @@
                 <w:szCs w:val="22"/>
                 <w:lang w:val="it-IT"/>
               </w:rPr>
-              <w:t>Hazard Ratio (95% CI)</w:t>
-            </w:r>
-          </w:p>
-        </w:tc>
-        <w:tc>
-          <w:tcPr>
-            <w:tcW w:w="1703" w:type="dxa"/>
-          </w:tcPr>
-          <w:p>
-            <w:pPr>
-              <w:jc w:val="center"/>
+              <w:t xml:space="preserve">ATE </w:t>
+            </w:r>
+            <w:r>
               <w:rPr>
                 <w:rFonts w:ascii="Times New Roman" w:hAnsi="Times New Roman" w:cs="Times New Roman"/>
                 <w:b/>
                 <w:bCs/>
                 <w:sz w:val="22"/>
                 <w:szCs w:val="22"/>
-              </w:rPr>
-            </w:pPr>
-            <w:r>
+                <w:lang w:val="it-IT"/>
+              </w:rPr>
+              <w:t>IPW (95% CI)</w:t>
+            </w:r>
+          </w:p>
+        </w:tc>
+        <w:tc>
+          <w:tcPr>
+            <w:tcW w:w="2520" w:type="dxa"/>
+          </w:tcPr>
+          <w:p>
+            <w:pPr>
+              <w:jc w:val="center"/>
               <w:rPr>
                 <w:rFonts w:ascii="Times New Roman" w:hAnsi="Times New Roman" w:cs="Times New Roman"/>
                 <w:b/>
@@ -29999,17 +29845,8 @@
                 <w:sz w:val="22"/>
                 <w:szCs w:val="22"/>
               </w:rPr>
-              <w:t>Chemotherapy RMST (days) (95% CI)</w:t>
-            </w:r>
-          </w:p>
-        </w:tc>
-        <w:tc>
-          <w:tcPr>
-            <w:tcW w:w="1860" w:type="dxa"/>
-          </w:tcPr>
-          <w:p>
-            <w:pPr>
-              <w:jc w:val="center"/>
+            </w:pPr>
+            <w:r>
               <w:rPr>
                 <w:rFonts w:ascii="Times New Roman" w:hAnsi="Times New Roman" w:cs="Times New Roman"/>
                 <w:b/>
@@ -30017,7 +29854,8 @@
                 <w:sz w:val="22"/>
                 <w:szCs w:val="22"/>
               </w:rPr>
-            </w:pPr>
+              <w:t xml:space="preserve">ATE </w:t>
+            </w:r>
             <w:r>
               <w:rPr>
                 <w:rFonts w:ascii="Times New Roman" w:hAnsi="Times New Roman" w:cs="Times New Roman"/>
@@ -30026,13 +29864,13 @@
                 <w:sz w:val="22"/>
                 <w:szCs w:val="22"/>
               </w:rPr>
-              <w:t>IO Monotherapy RMST (days) (95% CI)</w:t>
-            </w:r>
-          </w:p>
-        </w:tc>
-        <w:tc>
-          <w:tcPr>
-            <w:tcW w:w="1338" w:type="dxa"/>
+              <w:t>IPWRA (95% CI)</w:t>
+            </w:r>
+          </w:p>
+        </w:tc>
+        <w:tc>
+          <w:tcPr>
+            <w:tcW w:w="1260" w:type="dxa"/>
           </w:tcPr>
           <w:p>
             <w:pPr>
@@ -30061,18 +29899,10 @@
       <w:tr>
         <w:tc>
           <w:tcPr>
-            <w:tcW w:w="9902" w:type="dxa"/>
-            <w:gridSpan w:val="7"/>
-          </w:tcPr>
-          <w:p>
-            <w:pPr>
-              <w:rPr>
-                <w:rFonts w:ascii="Times New Roman" w:hAnsi="Times New Roman" w:cs="Times New Roman"/>
-                <w:sz w:val="22"/>
-                <w:szCs w:val="22"/>
-              </w:rPr>
-            </w:pPr>
-            <w:r>
+            <w:tcW w:w="2160" w:type="dxa"/>
+          </w:tcPr>
+          <w:p>
+            <w:pPr>
               <w:rPr>
                 <w:rFonts w:ascii="Times New Roman" w:hAnsi="Times New Roman" w:cs="Times New Roman"/>
                 <w:b/>
@@ -30080,15 +29910,101 @@
                 <w:sz w:val="22"/>
                 <w:szCs w:val="22"/>
               </w:rPr>
+            </w:pPr>
+            <w:r>
+              <w:rPr>
+                <w:rFonts w:ascii="Times New Roman" w:hAnsi="Times New Roman" w:cs="Times New Roman"/>
+                <w:b/>
+                <w:bCs/>
+                <w:sz w:val="22"/>
+                <w:szCs w:val="22"/>
+              </w:rPr>
               <w:t>12-month PFS</w:t>
             </w:r>
+          </w:p>
+        </w:tc>
+        <w:tc>
+          <w:tcPr>
+            <w:tcW w:w="810" w:type="dxa"/>
+          </w:tcPr>
+          <w:p>
+            <w:pPr>
+              <w:jc w:val="center"/>
+              <w:rPr>
+                <w:rFonts w:ascii="Times New Roman" w:hAnsi="Times New Roman" w:cs="Times New Roman"/>
+                <w:sz w:val="22"/>
+                <w:szCs w:val="22"/>
+              </w:rPr>
+            </w:pPr>
+          </w:p>
+        </w:tc>
+        <w:tc>
+          <w:tcPr>
+            <w:tcW w:w="900" w:type="dxa"/>
+          </w:tcPr>
+          <w:p>
+            <w:pPr>
+              <w:jc w:val="center"/>
+              <w:rPr>
+                <w:rFonts w:ascii="Times New Roman" w:hAnsi="Times New Roman" w:cs="Times New Roman"/>
+                <w:sz w:val="22"/>
+                <w:szCs w:val="22"/>
+              </w:rPr>
+            </w:pPr>
+          </w:p>
+        </w:tc>
+        <w:tc>
+          <w:tcPr>
+            <w:tcW w:w="2250" w:type="dxa"/>
+          </w:tcPr>
+          <w:p>
+            <w:pPr>
+              <w:jc w:val="center"/>
+              <w:rPr>
+                <w:rFonts w:ascii="Times New Roman" w:hAnsi="Times New Roman" w:cs="Times New Roman"/>
+                <w:sz w:val="22"/>
+                <w:szCs w:val="22"/>
+              </w:rPr>
+            </w:pPr>
+          </w:p>
+        </w:tc>
+        <w:tc>
+          <w:tcPr>
+            <w:tcW w:w="2520" w:type="dxa"/>
+          </w:tcPr>
+          <w:p>
+            <w:pPr>
+              <w:jc w:val="center"/>
+              <w:rPr>
+                <w:rFonts w:ascii="Times New Roman" w:hAnsi="Times New Roman" w:cs="Times New Roman"/>
+                <w:sz w:val="22"/>
+                <w:szCs w:val="22"/>
+              </w:rPr>
+            </w:pPr>
+          </w:p>
+        </w:tc>
+        <w:tc>
+          <w:tcPr>
+            <w:tcW w:w="1260" w:type="dxa"/>
+          </w:tcPr>
+          <w:p>
+            <w:pPr>
+              <w:jc w:val="center"/>
+              <w:rPr>
+                <w:rFonts w:ascii="Times New Roman" w:hAnsi="Times New Roman" w:cs="Times New Roman"/>
+                <w:b/>
+                <w:bCs/>
+                <w:sz w:val="22"/>
+                <w:szCs w:val="22"/>
+              </w:rPr>
+            </w:pPr>
           </w:p>
         </w:tc>
       </w:tr>
       <w:tr>
         <w:tc>
           <w:tcPr>
-            <w:tcW w:w="1660" w:type="dxa"/>
+            <w:tcW w:w="2160" w:type="dxa"/>
           </w:tcPr>
           <w:p>
             <w:pPr>
@@ -30115,122 +30031,67 @@
         </w:tc>
         <w:tc>
           <w:tcPr>
-            <w:tcW w:w="728" w:type="dxa"/>
-          </w:tcPr>
-          <w:p>
-            <w:pPr>
-              <w:jc w:val="center"/>
-              <w:rPr>
-                <w:rFonts w:ascii="Times New Roman" w:hAnsi="Times New Roman" w:cs="Times New Roman"/>
-                <w:sz w:val="22"/>
-                <w:szCs w:val="22"/>
-              </w:rPr>
-            </w:pPr>
-            <w:r>
-              <w:rPr>
-                <w:rFonts w:ascii="Times New Roman" w:hAnsi="Times New Roman" w:cs="Times New Roman"/>
-                <w:sz w:val="22"/>
-                <w:szCs w:val="22"/>
-              </w:rPr>
-              <w:t>1092</w:t>
-            </w:r>
-          </w:p>
-        </w:tc>
-        <w:tc>
-          <w:tcPr>
-            <w:tcW w:w="672" w:type="dxa"/>
-          </w:tcPr>
-          <w:p>
-            <w:pPr>
-              <w:jc w:val="center"/>
-              <w:rPr>
-                <w:rFonts w:ascii="Times New Roman" w:hAnsi="Times New Roman" w:cs="Times New Roman"/>
-                <w:sz w:val="22"/>
-                <w:szCs w:val="22"/>
-              </w:rPr>
-            </w:pPr>
-            <w:r>
-              <w:rPr>
-                <w:rFonts w:ascii="Times New Roman" w:hAnsi="Times New Roman" w:cs="Times New Roman"/>
-                <w:sz w:val="22"/>
-                <w:szCs w:val="22"/>
-              </w:rPr>
-              <w:t>1092</w:t>
-            </w:r>
-          </w:p>
-        </w:tc>
-        <w:tc>
-          <w:tcPr>
-            <w:tcW w:w="1941" w:type="dxa"/>
-          </w:tcPr>
-          <w:p>
-            <w:pPr>
-              <w:jc w:val="center"/>
-              <w:rPr>
-                <w:rFonts w:ascii="Times New Roman" w:hAnsi="Times New Roman" w:cs="Times New Roman"/>
-                <w:sz w:val="22"/>
-                <w:szCs w:val="22"/>
-              </w:rPr>
-            </w:pPr>
-            <w:r>
-              <w:rPr>
-                <w:rFonts w:ascii="Times New Roman" w:hAnsi="Times New Roman" w:cs="Times New Roman"/>
-                <w:sz w:val="22"/>
-                <w:szCs w:val="22"/>
-              </w:rPr>
-              <w:t>1.26 [1.13, 1.40]</w:t>
-            </w:r>
-          </w:p>
-        </w:tc>
-        <w:tc>
-          <w:tcPr>
-            <w:tcW w:w="1703" w:type="dxa"/>
-          </w:tcPr>
-          <w:p>
-            <w:pPr>
-              <w:jc w:val="center"/>
-              <w:rPr>
-                <w:rFonts w:ascii="Times New Roman" w:hAnsi="Times New Roman" w:cs="Times New Roman"/>
-                <w:sz w:val="22"/>
-                <w:szCs w:val="22"/>
-              </w:rPr>
-            </w:pPr>
-            <w:r>
-              <w:rPr>
-                <w:rFonts w:ascii="Times New Roman" w:hAnsi="Times New Roman" w:cs="Times New Roman"/>
-                <w:sz w:val="22"/>
-                <w:szCs w:val="22"/>
-              </w:rPr>
-              <w:t>226 [219, 234]</w:t>
-            </w:r>
-          </w:p>
-        </w:tc>
-        <w:tc>
-          <w:tcPr>
-            <w:tcW w:w="1860" w:type="dxa"/>
-          </w:tcPr>
-          <w:p>
-            <w:pPr>
-              <w:jc w:val="center"/>
-              <w:rPr>
-                <w:rFonts w:ascii="Times New Roman" w:hAnsi="Times New Roman" w:cs="Times New Roman"/>
-                <w:sz w:val="22"/>
-                <w:szCs w:val="22"/>
-              </w:rPr>
-            </w:pPr>
-            <w:r>
-              <w:rPr>
-                <w:rFonts w:ascii="Times New Roman" w:hAnsi="Times New Roman" w:cs="Times New Roman"/>
-                <w:sz w:val="22"/>
-                <w:szCs w:val="22"/>
-              </w:rPr>
-              <w:t>194 [185, 202]</w:t>
-            </w:r>
-          </w:p>
-        </w:tc>
-        <w:tc>
-          <w:tcPr>
-            <w:tcW w:w="1338" w:type="dxa"/>
+            <w:tcW w:w="810" w:type="dxa"/>
+          </w:tcPr>
+          <w:p>
+            <w:pPr>
+              <w:jc w:val="center"/>
+              <w:rPr>
+                <w:rFonts w:ascii="Times New Roman" w:hAnsi="Times New Roman" w:cs="Times New Roman"/>
+                <w:sz w:val="22"/>
+                <w:szCs w:val="22"/>
+              </w:rPr>
+            </w:pPr>
+          </w:p>
+        </w:tc>
+        <w:tc>
+          <w:tcPr>
+            <w:tcW w:w="900" w:type="dxa"/>
+          </w:tcPr>
+          <w:p>
+            <w:pPr>
+              <w:jc w:val="center"/>
+              <w:rPr>
+                <w:rFonts w:ascii="Times New Roman" w:hAnsi="Times New Roman" w:cs="Times New Roman"/>
+                <w:sz w:val="22"/>
+                <w:szCs w:val="22"/>
+              </w:rPr>
+            </w:pPr>
+          </w:p>
+        </w:tc>
+        <w:tc>
+          <w:tcPr>
+            <w:tcW w:w="2250" w:type="dxa"/>
+          </w:tcPr>
+          <w:p>
+            <w:pPr>
+              <w:jc w:val="center"/>
+              <w:rPr>
+                <w:rFonts w:ascii="Times New Roman" w:hAnsi="Times New Roman" w:cs="Times New Roman"/>
+                <w:sz w:val="22"/>
+                <w:szCs w:val="22"/>
+              </w:rPr>
+            </w:pPr>
+          </w:p>
+        </w:tc>
+        <w:tc>
+          <w:tcPr>
+            <w:tcW w:w="2520" w:type="dxa"/>
+          </w:tcPr>
+          <w:p>
+            <w:pPr>
+              <w:jc w:val="center"/>
+              <w:rPr>
+                <w:rFonts w:ascii="Times New Roman" w:hAnsi="Times New Roman" w:cs="Times New Roman"/>
+                <w:sz w:val="22"/>
+                <w:szCs w:val="22"/>
+              </w:rPr>
+            </w:pPr>
+          </w:p>
+        </w:tc>
+        <w:tc>
+          <w:tcPr>
+            <w:tcW w:w="1260" w:type="dxa"/>
           </w:tcPr>
           <w:p>
             <w:pPr>
@@ -30243,7 +30104,312 @@
                 <w:szCs w:val="22"/>
               </w:rPr>
             </w:pPr>
-            <w:r>
+          </w:p>
+        </w:tc>
+      </w:tr>
+      <w:tr>
+        <w:tc>
+          <w:tcPr>
+            <w:tcW w:w="2160" w:type="dxa"/>
+          </w:tcPr>
+          <w:p>
+            <w:pPr>
+              <w:jc w:val="right"/>
+              <w:rPr>
+                <w:rFonts w:ascii="Times New Roman" w:hAnsi="Times New Roman" w:cs="Times New Roman"/>
+                <w:i/>
+                <w:iCs/>
+                <w:sz w:val="22"/>
+                <w:szCs w:val="22"/>
+              </w:rPr>
+            </w:pPr>
+            <w:r>
+              <w:rPr>
+                <w:rFonts w:ascii="Times New Roman" w:hAnsi="Times New Roman" w:cs="Times New Roman"/>
+                <w:i/>
+                <w:iCs/>
+                <w:sz w:val="22"/>
+                <w:szCs w:val="22"/>
+              </w:rPr>
+              <w:t>PD-L1 &gt;= 50%</w:t>
+            </w:r>
+          </w:p>
+        </w:tc>
+        <w:tc>
+          <w:tcPr>
+            <w:tcW w:w="810" w:type="dxa"/>
+          </w:tcPr>
+          <w:p>
+            <w:pPr>
+              <w:jc w:val="center"/>
+              <w:rPr>
+                <w:rFonts w:ascii="Times New Roman" w:hAnsi="Times New Roman" w:cs="Times New Roman"/>
+                <w:sz w:val="22"/>
+                <w:szCs w:val="22"/>
+              </w:rPr>
+            </w:pPr>
+          </w:p>
+        </w:tc>
+        <w:tc>
+          <w:tcPr>
+            <w:tcW w:w="900" w:type="dxa"/>
+          </w:tcPr>
+          <w:p>
+            <w:pPr>
+              <w:jc w:val="center"/>
+              <w:rPr>
+                <w:rFonts w:ascii="Times New Roman" w:hAnsi="Times New Roman" w:cs="Times New Roman"/>
+                <w:sz w:val="22"/>
+                <w:szCs w:val="22"/>
+              </w:rPr>
+            </w:pPr>
+          </w:p>
+        </w:tc>
+        <w:tc>
+          <w:tcPr>
+            <w:tcW w:w="2250" w:type="dxa"/>
+          </w:tcPr>
+          <w:p>
+            <w:pPr>
+              <w:jc w:val="center"/>
+              <w:rPr>
+                <w:rFonts w:ascii="Times New Roman" w:hAnsi="Times New Roman" w:cs="Times New Roman"/>
+                <w:sz w:val="22"/>
+                <w:szCs w:val="22"/>
+              </w:rPr>
+            </w:pPr>
+          </w:p>
+        </w:tc>
+        <w:tc>
+          <w:tcPr>
+            <w:tcW w:w="2520" w:type="dxa"/>
+          </w:tcPr>
+          <w:p>
+            <w:pPr>
+              <w:jc w:val="center"/>
+              <w:rPr>
+                <w:rFonts w:ascii="Times New Roman" w:hAnsi="Times New Roman" w:cs="Times New Roman"/>
+                <w:sz w:val="22"/>
+                <w:szCs w:val="22"/>
+              </w:rPr>
+            </w:pPr>
+          </w:p>
+        </w:tc>
+        <w:tc>
+          <w:tcPr>
+            <w:tcW w:w="1260" w:type="dxa"/>
+          </w:tcPr>
+          <w:p>
+            <w:pPr>
+              <w:jc w:val="center"/>
+              <w:rPr>
+                <w:rFonts w:ascii="Times New Roman" w:hAnsi="Times New Roman" w:cs="Times New Roman"/>
+                <w:sz w:val="22"/>
+                <w:szCs w:val="22"/>
+              </w:rPr>
+            </w:pPr>
+          </w:p>
+        </w:tc>
+      </w:tr>
+      <w:tr>
+        <w:tc>
+          <w:tcPr>
+            <w:tcW w:w="2160" w:type="dxa"/>
+          </w:tcPr>
+          <w:p>
+            <w:pPr>
+              <w:jc w:val="right"/>
+              <w:rPr>
+                <w:rFonts w:ascii="Times New Roman" w:hAnsi="Times New Roman" w:cs="Times New Roman"/>
+                <w:i/>
+                <w:iCs/>
+                <w:sz w:val="22"/>
+                <w:szCs w:val="22"/>
+              </w:rPr>
+            </w:pPr>
+            <w:r>
+              <w:rPr>
+                <w:rFonts w:ascii="Times New Roman" w:hAnsi="Times New Roman" w:cs="Times New Roman"/>
+                <w:i/>
+                <w:iCs/>
+                <w:sz w:val="22"/>
+                <w:szCs w:val="22"/>
+              </w:rPr>
+              <w:t>1% &lt; PD-L1 &lt; 50%</w:t>
+            </w:r>
+          </w:p>
+        </w:tc>
+        <w:tc>
+          <w:tcPr>
+            <w:tcW w:w="810" w:type="dxa"/>
+          </w:tcPr>
+          <w:p>
+            <w:pPr>
+              <w:jc w:val="center"/>
+              <w:rPr>
+                <w:rFonts w:ascii="Times New Roman" w:hAnsi="Times New Roman" w:cs="Times New Roman"/>
+                <w:sz w:val="22"/>
+                <w:szCs w:val="22"/>
+              </w:rPr>
+            </w:pPr>
+          </w:p>
+        </w:tc>
+        <w:tc>
+          <w:tcPr>
+            <w:tcW w:w="900" w:type="dxa"/>
+          </w:tcPr>
+          <w:p>
+            <w:pPr>
+              <w:jc w:val="center"/>
+              <w:rPr>
+                <w:rFonts w:ascii="Times New Roman" w:hAnsi="Times New Roman" w:cs="Times New Roman"/>
+                <w:sz w:val="22"/>
+                <w:szCs w:val="22"/>
+              </w:rPr>
+            </w:pPr>
+          </w:p>
+        </w:tc>
+        <w:tc>
+          <w:tcPr>
+            <w:tcW w:w="2250" w:type="dxa"/>
+          </w:tcPr>
+          <w:p>
+            <w:pPr>
+              <w:jc w:val="center"/>
+              <w:rPr>
+                <w:rFonts w:ascii="Times New Roman" w:hAnsi="Times New Roman" w:cs="Times New Roman"/>
+                <w:sz w:val="22"/>
+                <w:szCs w:val="22"/>
+              </w:rPr>
+            </w:pPr>
+          </w:p>
+        </w:tc>
+        <w:tc>
+          <w:tcPr>
+            <w:tcW w:w="2520" w:type="dxa"/>
+          </w:tcPr>
+          <w:p>
+            <w:pPr>
+              <w:jc w:val="center"/>
+              <w:rPr>
+                <w:rFonts w:ascii="Times New Roman" w:hAnsi="Times New Roman" w:cs="Times New Roman"/>
+                <w:sz w:val="22"/>
+                <w:szCs w:val="22"/>
+              </w:rPr>
+            </w:pPr>
+          </w:p>
+        </w:tc>
+        <w:tc>
+          <w:tcPr>
+            <w:tcW w:w="1260" w:type="dxa"/>
+          </w:tcPr>
+          <w:p>
+            <w:pPr>
+              <w:jc w:val="center"/>
+              <w:rPr>
+                <w:rFonts w:ascii="Times New Roman" w:hAnsi="Times New Roman" w:cs="Times New Roman"/>
+                <w:sz w:val="22"/>
+                <w:szCs w:val="22"/>
+              </w:rPr>
+            </w:pPr>
+          </w:p>
+        </w:tc>
+      </w:tr>
+      <w:tr>
+        <w:tc>
+          <w:tcPr>
+            <w:tcW w:w="2160" w:type="dxa"/>
+          </w:tcPr>
+          <w:p>
+            <w:pPr>
+              <w:jc w:val="right"/>
+              <w:rPr>
+                <w:rFonts w:ascii="Times New Roman" w:hAnsi="Times New Roman" w:cs="Times New Roman"/>
+                <w:i/>
+                <w:iCs/>
+                <w:sz w:val="22"/>
+                <w:szCs w:val="22"/>
+              </w:rPr>
+            </w:pPr>
+            <w:r>
+              <w:rPr>
+                <w:rFonts w:ascii="Times New Roman" w:hAnsi="Times New Roman" w:cs="Times New Roman"/>
+                <w:i/>
+                <w:iCs/>
+                <w:sz w:val="22"/>
+                <w:szCs w:val="22"/>
+              </w:rPr>
+              <w:t>PD-L1 Negative</w:t>
+            </w:r>
+          </w:p>
+        </w:tc>
+        <w:tc>
+          <w:tcPr>
+            <w:tcW w:w="810" w:type="dxa"/>
+          </w:tcPr>
+          <w:p>
+            <w:pPr>
+              <w:jc w:val="center"/>
+              <w:rPr>
+                <w:rFonts w:ascii="Times New Roman" w:hAnsi="Times New Roman" w:cs="Times New Roman"/>
+                <w:sz w:val="22"/>
+                <w:szCs w:val="22"/>
+              </w:rPr>
+            </w:pPr>
+          </w:p>
+        </w:tc>
+        <w:tc>
+          <w:tcPr>
+            <w:tcW w:w="900" w:type="dxa"/>
+          </w:tcPr>
+          <w:p>
+            <w:pPr>
+              <w:jc w:val="center"/>
+              <w:rPr>
+                <w:rFonts w:ascii="Times New Roman" w:hAnsi="Times New Roman" w:cs="Times New Roman"/>
+                <w:sz w:val="22"/>
+                <w:szCs w:val="22"/>
+              </w:rPr>
+            </w:pPr>
+          </w:p>
+        </w:tc>
+        <w:tc>
+          <w:tcPr>
+            <w:tcW w:w="2250" w:type="dxa"/>
+          </w:tcPr>
+          <w:p>
+            <w:pPr>
+              <w:jc w:val="center"/>
+              <w:rPr>
+                <w:rFonts w:ascii="Times New Roman" w:hAnsi="Times New Roman" w:cs="Times New Roman"/>
+                <w:sz w:val="22"/>
+                <w:szCs w:val="22"/>
+              </w:rPr>
+            </w:pPr>
+          </w:p>
+        </w:tc>
+        <w:tc>
+          <w:tcPr>
+            <w:tcW w:w="2520" w:type="dxa"/>
+          </w:tcPr>
+          <w:p>
+            <w:pPr>
+              <w:jc w:val="center"/>
+              <w:rPr>
+                <w:rFonts w:ascii="Times New Roman" w:hAnsi="Times New Roman" w:cs="Times New Roman"/>
+                <w:sz w:val="22"/>
+                <w:szCs w:val="22"/>
+              </w:rPr>
+            </w:pPr>
+          </w:p>
+        </w:tc>
+        <w:tc>
+          <w:tcPr>
+            <w:tcW w:w="1260" w:type="dxa"/>
+          </w:tcPr>
+          <w:p>
+            <w:pPr>
+              <w:jc w:val="center"/>
               <w:rPr>
                 <w:rFonts w:ascii="Times New Roman" w:hAnsi="Times New Roman" w:cs="Times New Roman"/>
                 <w:b/>
@@ -30251,19 +30417,130 @@
                 <w:sz w:val="22"/>
                 <w:szCs w:val="22"/>
               </w:rPr>
-              <w:t>&lt;0.0001**</w:t>
-            </w:r>
+            </w:pPr>
           </w:p>
         </w:tc>
       </w:tr>
       <w:tr>
         <w:tc>
           <w:tcPr>
-            <w:tcW w:w="1660" w:type="dxa"/>
+            <w:tcW w:w="2160" w:type="dxa"/>
+          </w:tcPr>
+          <w:p>
+            <w:pPr>
+              <w:rPr>
+                <w:rFonts w:ascii="Times New Roman" w:hAnsi="Times New Roman" w:cs="Times New Roman"/>
+                <w:b/>
+                <w:bCs/>
+                <w:sz w:val="22"/>
+                <w:szCs w:val="22"/>
+              </w:rPr>
+            </w:pPr>
+            <w:r>
+              <w:rPr>
+                <w:rFonts w:ascii="Times New Roman" w:hAnsi="Times New Roman" w:cs="Times New Roman"/>
+                <w:b/>
+                <w:bCs/>
+                <w:sz w:val="22"/>
+                <w:szCs w:val="22"/>
+              </w:rPr>
+              <w:t>12-month OS</w:t>
+            </w:r>
+          </w:p>
+        </w:tc>
+        <w:tc>
+          <w:tcPr>
+            <w:tcW w:w="810" w:type="dxa"/>
+          </w:tcPr>
+          <w:p>
+            <w:pPr>
+              <w:jc w:val="center"/>
+              <w:rPr>
+                <w:rFonts w:ascii="Times New Roman" w:hAnsi="Times New Roman" w:cs="Times New Roman"/>
+                <w:sz w:val="22"/>
+                <w:szCs w:val="22"/>
+              </w:rPr>
+            </w:pPr>
+          </w:p>
+        </w:tc>
+        <w:tc>
+          <w:tcPr>
+            <w:tcW w:w="900" w:type="dxa"/>
+          </w:tcPr>
+          <w:p>
+            <w:pPr>
+              <w:jc w:val="center"/>
+              <w:rPr>
+                <w:rFonts w:ascii="Times New Roman" w:hAnsi="Times New Roman" w:cs="Times New Roman"/>
+                <w:sz w:val="22"/>
+                <w:szCs w:val="22"/>
+              </w:rPr>
+            </w:pPr>
+          </w:p>
+        </w:tc>
+        <w:tc>
+          <w:tcPr>
+            <w:tcW w:w="2250" w:type="dxa"/>
+          </w:tcPr>
+          <w:p>
+            <w:pPr>
+              <w:jc w:val="center"/>
+              <w:rPr>
+                <w:rFonts w:ascii="Times New Roman" w:hAnsi="Times New Roman" w:cs="Times New Roman"/>
+                <w:sz w:val="22"/>
+                <w:szCs w:val="22"/>
+              </w:rPr>
+            </w:pPr>
+          </w:p>
+        </w:tc>
+        <w:tc>
+          <w:tcPr>
+            <w:tcW w:w="2520" w:type="dxa"/>
+          </w:tcPr>
+          <w:p>
+            <w:pPr>
+              <w:jc w:val="center"/>
+              <w:rPr>
+                <w:rFonts w:ascii="Times New Roman" w:hAnsi="Times New Roman" w:cs="Times New Roman"/>
+                <w:sz w:val="22"/>
+                <w:szCs w:val="22"/>
+              </w:rPr>
+            </w:pPr>
+          </w:p>
+        </w:tc>
+        <w:tc>
+          <w:tcPr>
+            <w:tcW w:w="1260" w:type="dxa"/>
+          </w:tcPr>
+          <w:p>
+            <w:pPr>
+              <w:jc w:val="center"/>
+              <w:rPr>
+                <w:rFonts w:ascii="Times New Roman" w:hAnsi="Times New Roman" w:cs="Times New Roman"/>
+                <w:b/>
+                <w:bCs/>
+                <w:sz w:val="22"/>
+                <w:szCs w:val="22"/>
+              </w:rPr>
+            </w:pPr>
+          </w:p>
+        </w:tc>
+      </w:tr>
+      <w:tr>
+        <w:tc>
+          <w:tcPr>
+            <w:tcW w:w="2160" w:type="dxa"/>
           </w:tcPr>
           <w:p>
             <w:pPr>
               <w:jc w:val="right"/>
+              <w:rPr>
+                <w:rFonts w:ascii="Times New Roman" w:hAnsi="Times New Roman" w:cs="Times New Roman"/>
+                <w:sz w:val="22"/>
+                <w:szCs w:val="22"/>
+              </w:rPr>
+            </w:pPr>
+            <w:r>
               <w:rPr>
                 <w:rFonts w:ascii="Times New Roman" w:hAnsi="Times New Roman" w:cs="Times New Roman"/>
                 <w:i/>
@@ -30271,6 +30548,101 @@
                 <w:sz w:val="22"/>
                 <w:szCs w:val="22"/>
               </w:rPr>
+              <w:t>All Patients</w:t>
+            </w:r>
+          </w:p>
+        </w:tc>
+        <w:tc>
+          <w:tcPr>
+            <w:tcW w:w="810" w:type="dxa"/>
+          </w:tcPr>
+          <w:p>
+            <w:pPr>
+              <w:jc w:val="center"/>
+              <w:rPr>
+                <w:rFonts w:ascii="Times New Roman" w:hAnsi="Times New Roman" w:cs="Times New Roman"/>
+                <w:sz w:val="22"/>
+                <w:szCs w:val="22"/>
+              </w:rPr>
+            </w:pPr>
+          </w:p>
+        </w:tc>
+        <w:tc>
+          <w:tcPr>
+            <w:tcW w:w="900" w:type="dxa"/>
+          </w:tcPr>
+          <w:p>
+            <w:pPr>
+              <w:jc w:val="center"/>
+              <w:rPr>
+                <w:rFonts w:ascii="Times New Roman" w:hAnsi="Times New Roman" w:cs="Times New Roman"/>
+                <w:sz w:val="22"/>
+                <w:szCs w:val="22"/>
+              </w:rPr>
+            </w:pPr>
+          </w:p>
+        </w:tc>
+        <w:tc>
+          <w:tcPr>
+            <w:tcW w:w="2250" w:type="dxa"/>
+          </w:tcPr>
+          <w:p>
+            <w:pPr>
+              <w:jc w:val="center"/>
+              <w:rPr>
+                <w:rFonts w:ascii="Times New Roman" w:hAnsi="Times New Roman" w:cs="Times New Roman"/>
+                <w:sz w:val="22"/>
+                <w:szCs w:val="22"/>
+              </w:rPr>
+            </w:pPr>
+          </w:p>
+        </w:tc>
+        <w:tc>
+          <w:tcPr>
+            <w:tcW w:w="2520" w:type="dxa"/>
+          </w:tcPr>
+          <w:p>
+            <w:pPr>
+              <w:jc w:val="center"/>
+              <w:rPr>
+                <w:rFonts w:ascii="Times New Roman" w:hAnsi="Times New Roman" w:cs="Times New Roman"/>
+                <w:sz w:val="22"/>
+                <w:szCs w:val="22"/>
+              </w:rPr>
+            </w:pPr>
+          </w:p>
+        </w:tc>
+        <w:tc>
+          <w:tcPr>
+            <w:tcW w:w="1260" w:type="dxa"/>
+          </w:tcPr>
+          <w:p>
+            <w:pPr>
+              <w:jc w:val="center"/>
+              <w:rPr>
+                <w:rFonts w:ascii="Times New Roman" w:hAnsi="Times New Roman" w:cs="Times New Roman"/>
+                <w:b/>
+                <w:bCs/>
+                <w:sz w:val="22"/>
+                <w:szCs w:val="22"/>
+              </w:rPr>
+            </w:pPr>
+          </w:p>
+        </w:tc>
+      </w:tr>
+      <w:tr>
+        <w:tc>
+          <w:tcPr>
+            <w:tcW w:w="2160" w:type="dxa"/>
+          </w:tcPr>
+          <w:p>
+            <w:pPr>
+              <w:jc w:val="right"/>
+              <w:rPr>
+                <w:rFonts w:ascii="Times New Roman" w:hAnsi="Times New Roman" w:cs="Times New Roman"/>
+                <w:sz w:val="22"/>
+                <w:szCs w:val="22"/>
+              </w:rPr>
             </w:pPr>
             <w:r>
               <w:rPr>
@@ -30286,151 +30658,95 @@
         </w:tc>
         <w:tc>
           <w:tcPr>
-            <w:tcW w:w="728" w:type="dxa"/>
-          </w:tcPr>
-          <w:p>
-            <w:pPr>
-              <w:jc w:val="center"/>
-              <w:rPr>
-                <w:rFonts w:ascii="Times New Roman" w:hAnsi="Times New Roman" w:cs="Times New Roman"/>
-                <w:sz w:val="22"/>
-                <w:szCs w:val="22"/>
-              </w:rPr>
-            </w:pPr>
-            <w:r>
-              <w:rPr>
-                <w:rFonts w:ascii="Times New Roman" w:hAnsi="Times New Roman" w:cs="Times New Roman"/>
-                <w:sz w:val="22"/>
-                <w:szCs w:val="22"/>
-              </w:rPr>
-              <w:t>173</w:t>
-            </w:r>
-          </w:p>
-        </w:tc>
-        <w:tc>
-          <w:tcPr>
-            <w:tcW w:w="672" w:type="dxa"/>
-          </w:tcPr>
-          <w:p>
-            <w:pPr>
-              <w:jc w:val="center"/>
-              <w:rPr>
-                <w:rFonts w:ascii="Times New Roman" w:hAnsi="Times New Roman" w:cs="Times New Roman"/>
-                <w:sz w:val="22"/>
-                <w:szCs w:val="22"/>
-              </w:rPr>
-            </w:pPr>
-            <w:r>
-              <w:rPr>
-                <w:rFonts w:ascii="Times New Roman" w:hAnsi="Times New Roman" w:cs="Times New Roman"/>
-                <w:sz w:val="22"/>
-                <w:szCs w:val="22"/>
-              </w:rPr>
-              <w:t>173</w:t>
-            </w:r>
-          </w:p>
-        </w:tc>
-        <w:tc>
-          <w:tcPr>
-            <w:tcW w:w="1941" w:type="dxa"/>
-          </w:tcPr>
-          <w:p>
-            <w:pPr>
-              <w:jc w:val="center"/>
-              <w:rPr>
-                <w:rFonts w:ascii="Times New Roman" w:hAnsi="Times New Roman" w:cs="Times New Roman"/>
-                <w:sz w:val="22"/>
-                <w:szCs w:val="22"/>
-              </w:rPr>
-            </w:pPr>
-            <w:r>
-              <w:rPr>
-                <w:rFonts w:ascii="Times New Roman" w:hAnsi="Times New Roman" w:cs="Times New Roman"/>
-                <w:sz w:val="22"/>
-                <w:szCs w:val="22"/>
-              </w:rPr>
-              <w:t>0.83 [0.62, 1.09]</w:t>
-            </w:r>
-          </w:p>
-        </w:tc>
-        <w:tc>
-          <w:tcPr>
-            <w:tcW w:w="1703" w:type="dxa"/>
-          </w:tcPr>
-          <w:p>
-            <w:pPr>
-              <w:jc w:val="center"/>
-              <w:rPr>
-                <w:rFonts w:ascii="Times New Roman" w:hAnsi="Times New Roman" w:cs="Times New Roman"/>
-                <w:sz w:val="22"/>
-                <w:szCs w:val="22"/>
-              </w:rPr>
-            </w:pPr>
-            <w:r>
-              <w:rPr>
-                <w:rFonts w:ascii="Times New Roman" w:hAnsi="Times New Roman" w:cs="Times New Roman"/>
-                <w:sz w:val="22"/>
-                <w:szCs w:val="22"/>
-              </w:rPr>
-              <w:t>215 [195, 235]</w:t>
-            </w:r>
-          </w:p>
-        </w:tc>
-        <w:tc>
-          <w:tcPr>
-            <w:tcW w:w="1860" w:type="dxa"/>
-          </w:tcPr>
-          <w:p>
-            <w:pPr>
-              <w:jc w:val="center"/>
-              <w:rPr>
-                <w:rFonts w:ascii="Times New Roman" w:hAnsi="Times New Roman" w:cs="Times New Roman"/>
-                <w:sz w:val="22"/>
-                <w:szCs w:val="22"/>
-              </w:rPr>
-            </w:pPr>
-            <w:r>
-              <w:rPr>
-                <w:rFonts w:ascii="Times New Roman" w:hAnsi="Times New Roman" w:cs="Times New Roman"/>
-                <w:sz w:val="22"/>
-                <w:szCs w:val="22"/>
-              </w:rPr>
-              <w:t>234 [213, 254]</w:t>
-            </w:r>
-          </w:p>
-        </w:tc>
-        <w:tc>
-          <w:tcPr>
-            <w:tcW w:w="1338" w:type="dxa"/>
-          </w:tcPr>
-          <w:p>
-            <w:pPr>
-              <w:jc w:val="center"/>
-              <w:rPr>
-                <w:rFonts w:ascii="Times New Roman" w:hAnsi="Times New Roman" w:cs="Times New Roman"/>
-                <w:sz w:val="22"/>
-                <w:szCs w:val="22"/>
-              </w:rPr>
-            </w:pPr>
-            <w:r>
-              <w:rPr>
-                <w:rFonts w:ascii="Times New Roman" w:hAnsi="Times New Roman" w:cs="Times New Roman"/>
-                <w:sz w:val="22"/>
-                <w:szCs w:val="22"/>
-              </w:rPr>
-              <w:t>0.17</w:t>
-            </w:r>
+            <w:tcW w:w="810" w:type="dxa"/>
+          </w:tcPr>
+          <w:p>
+            <w:pPr>
+              <w:jc w:val="center"/>
+              <w:rPr>
+                <w:rFonts w:ascii="Times New Roman" w:hAnsi="Times New Roman" w:cs="Times New Roman"/>
+                <w:sz w:val="22"/>
+                <w:szCs w:val="22"/>
+              </w:rPr>
+            </w:pPr>
+          </w:p>
+        </w:tc>
+        <w:tc>
+          <w:tcPr>
+            <w:tcW w:w="900" w:type="dxa"/>
+          </w:tcPr>
+          <w:p>
+            <w:pPr>
+              <w:jc w:val="center"/>
+              <w:rPr>
+                <w:rFonts w:ascii="Times New Roman" w:hAnsi="Times New Roman" w:cs="Times New Roman"/>
+                <w:sz w:val="22"/>
+                <w:szCs w:val="22"/>
+              </w:rPr>
+            </w:pPr>
+          </w:p>
+        </w:tc>
+        <w:tc>
+          <w:tcPr>
+            <w:tcW w:w="2250" w:type="dxa"/>
+          </w:tcPr>
+          <w:p>
+            <w:pPr>
+              <w:jc w:val="center"/>
+              <w:rPr>
+                <w:rFonts w:ascii="Times New Roman" w:hAnsi="Times New Roman" w:cs="Times New Roman"/>
+                <w:sz w:val="22"/>
+                <w:szCs w:val="22"/>
+              </w:rPr>
+            </w:pPr>
+          </w:p>
+        </w:tc>
+        <w:tc>
+          <w:tcPr>
+            <w:tcW w:w="2520" w:type="dxa"/>
+          </w:tcPr>
+          <w:p>
+            <w:pPr>
+              <w:jc w:val="center"/>
+              <w:rPr>
+                <w:rFonts w:ascii="Times New Roman" w:hAnsi="Times New Roman" w:cs="Times New Roman"/>
+                <w:sz w:val="22"/>
+                <w:szCs w:val="22"/>
+              </w:rPr>
+            </w:pPr>
+          </w:p>
+        </w:tc>
+        <w:tc>
+          <w:tcPr>
+            <w:tcW w:w="1260" w:type="dxa"/>
+          </w:tcPr>
+          <w:p>
+            <w:pPr>
+              <w:jc w:val="center"/>
+              <w:rPr>
+                <w:rFonts w:ascii="Times New Roman" w:hAnsi="Times New Roman" w:cs="Times New Roman"/>
+                <w:sz w:val="22"/>
+                <w:szCs w:val="22"/>
+              </w:rPr>
+            </w:pPr>
           </w:p>
         </w:tc>
       </w:tr>
       <w:tr>
         <w:tc>
           <w:tcPr>
-            <w:tcW w:w="1660" w:type="dxa"/>
+            <w:tcW w:w="2160" w:type="dxa"/>
           </w:tcPr>
           <w:p>
             <w:pPr>
               <w:jc w:val="right"/>
+              <w:rPr>
+                <w:rFonts w:ascii="Times New Roman" w:hAnsi="Times New Roman" w:cs="Times New Roman"/>
+                <w:sz w:val="22"/>
+                <w:szCs w:val="22"/>
+              </w:rPr>
+            </w:pPr>
+            <w:r>
               <w:rPr>
                 <w:rFonts w:ascii="Times New Roman" w:hAnsi="Times New Roman" w:cs="Times New Roman"/>
                 <w:i/>
@@ -30438,6 +30754,99 @@
                 <w:sz w:val="22"/>
                 <w:szCs w:val="22"/>
               </w:rPr>
+              <w:t>1% &lt; PD-L1 &lt; 50%</w:t>
+            </w:r>
+          </w:p>
+        </w:tc>
+        <w:tc>
+          <w:tcPr>
+            <w:tcW w:w="810" w:type="dxa"/>
+          </w:tcPr>
+          <w:p>
+            <w:pPr>
+              <w:jc w:val="center"/>
+              <w:rPr>
+                <w:rFonts w:ascii="Times New Roman" w:hAnsi="Times New Roman" w:cs="Times New Roman"/>
+                <w:sz w:val="22"/>
+                <w:szCs w:val="22"/>
+              </w:rPr>
+            </w:pPr>
+          </w:p>
+        </w:tc>
+        <w:tc>
+          <w:tcPr>
+            <w:tcW w:w="900" w:type="dxa"/>
+          </w:tcPr>
+          <w:p>
+            <w:pPr>
+              <w:jc w:val="center"/>
+              <w:rPr>
+                <w:rFonts w:ascii="Times New Roman" w:hAnsi="Times New Roman" w:cs="Times New Roman"/>
+                <w:sz w:val="22"/>
+                <w:szCs w:val="22"/>
+              </w:rPr>
+            </w:pPr>
+          </w:p>
+        </w:tc>
+        <w:tc>
+          <w:tcPr>
+            <w:tcW w:w="2250" w:type="dxa"/>
+          </w:tcPr>
+          <w:p>
+            <w:pPr>
+              <w:jc w:val="center"/>
+              <w:rPr>
+                <w:rFonts w:ascii="Times New Roman" w:hAnsi="Times New Roman" w:cs="Times New Roman"/>
+                <w:sz w:val="22"/>
+                <w:szCs w:val="22"/>
+              </w:rPr>
+            </w:pPr>
+          </w:p>
+        </w:tc>
+        <w:tc>
+          <w:tcPr>
+            <w:tcW w:w="2520" w:type="dxa"/>
+          </w:tcPr>
+          <w:p>
+            <w:pPr>
+              <w:jc w:val="center"/>
+              <w:rPr>
+                <w:rFonts w:ascii="Times New Roman" w:hAnsi="Times New Roman" w:cs="Times New Roman"/>
+                <w:sz w:val="22"/>
+                <w:szCs w:val="22"/>
+              </w:rPr>
+            </w:pPr>
+          </w:p>
+        </w:tc>
+        <w:tc>
+          <w:tcPr>
+            <w:tcW w:w="1260" w:type="dxa"/>
+          </w:tcPr>
+          <w:p>
+            <w:pPr>
+              <w:jc w:val="center"/>
+              <w:rPr>
+                <w:rFonts w:ascii="Times New Roman" w:hAnsi="Times New Roman" w:cs="Times New Roman"/>
+                <w:sz w:val="22"/>
+                <w:szCs w:val="22"/>
+              </w:rPr>
+            </w:pPr>
+          </w:p>
+        </w:tc>
+      </w:tr>
+      <w:tr>
+        <w:tc>
+          <w:tcPr>
+            <w:tcW w:w="2160" w:type="dxa"/>
+          </w:tcPr>
+          <w:p>
+            <w:pPr>
+              <w:jc w:val="right"/>
+              <w:rPr>
+                <w:rFonts w:ascii="Times New Roman" w:hAnsi="Times New Roman" w:cs="Times New Roman"/>
+                <w:sz w:val="22"/>
+                <w:szCs w:val="22"/>
+              </w:rPr>
             </w:pPr>
             <w:r>
               <w:rPr>
@@ -30447,1033 +30856,82 @@
                 <w:sz w:val="22"/>
                 <w:szCs w:val="22"/>
               </w:rPr>
-              <w:t xml:space="preserve">1% &lt; </w:t>
-            </w:r>
-            <w:r>
-              <w:rPr>
-                <w:rFonts w:ascii="Times New Roman" w:hAnsi="Times New Roman" w:cs="Times New Roman"/>
-                <w:i/>
-                <w:iCs/>
-                <w:sz w:val="22"/>
-                <w:szCs w:val="22"/>
-              </w:rPr>
-              <w:t>PD-L1 &lt; 50%</w:t>
-            </w:r>
-          </w:p>
-        </w:tc>
-        <w:tc>
-          <w:tcPr>
-            <w:tcW w:w="728" w:type="dxa"/>
-          </w:tcPr>
-          <w:p>
-            <w:pPr>
-              <w:jc w:val="center"/>
-              <w:rPr>
-                <w:rFonts w:ascii="Times New Roman" w:hAnsi="Times New Roman" w:cs="Times New Roman"/>
-                <w:sz w:val="22"/>
-                <w:szCs w:val="22"/>
-              </w:rPr>
-            </w:pPr>
-            <w:r>
-              <w:rPr>
-                <w:rFonts w:ascii="Times New Roman" w:hAnsi="Times New Roman" w:cs="Times New Roman"/>
-                <w:sz w:val="22"/>
-                <w:szCs w:val="22"/>
-              </w:rPr>
-              <w:t>105</w:t>
-            </w:r>
-          </w:p>
-        </w:tc>
-        <w:tc>
-          <w:tcPr>
-            <w:tcW w:w="672" w:type="dxa"/>
-          </w:tcPr>
-          <w:p>
-            <w:pPr>
-              <w:jc w:val="center"/>
-              <w:rPr>
-                <w:rFonts w:ascii="Times New Roman" w:hAnsi="Times New Roman" w:cs="Times New Roman"/>
-                <w:sz w:val="22"/>
-                <w:szCs w:val="22"/>
-              </w:rPr>
-            </w:pPr>
-            <w:r>
-              <w:rPr>
-                <w:rFonts w:ascii="Times New Roman" w:hAnsi="Times New Roman" w:cs="Times New Roman"/>
-                <w:sz w:val="22"/>
-                <w:szCs w:val="22"/>
-              </w:rPr>
-              <w:t>105</w:t>
-            </w:r>
-          </w:p>
-        </w:tc>
-        <w:tc>
-          <w:tcPr>
-            <w:tcW w:w="1941" w:type="dxa"/>
-          </w:tcPr>
-          <w:p>
-            <w:pPr>
-              <w:jc w:val="center"/>
-              <w:rPr>
-                <w:rFonts w:ascii="Times New Roman" w:hAnsi="Times New Roman" w:cs="Times New Roman"/>
-                <w:sz w:val="22"/>
-                <w:szCs w:val="22"/>
-              </w:rPr>
-            </w:pPr>
-            <w:r>
-              <w:rPr>
-                <w:rFonts w:ascii="Times New Roman" w:hAnsi="Times New Roman" w:cs="Times New Roman"/>
-                <w:sz w:val="22"/>
-                <w:szCs w:val="22"/>
-              </w:rPr>
-              <w:t>1.24 [0.90, 1.73]</w:t>
-            </w:r>
-          </w:p>
-        </w:tc>
-        <w:tc>
-          <w:tcPr>
-            <w:tcW w:w="1703" w:type="dxa"/>
-          </w:tcPr>
-          <w:p>
-            <w:pPr>
-              <w:jc w:val="center"/>
-              <w:rPr>
-                <w:rFonts w:ascii="Times New Roman" w:hAnsi="Times New Roman" w:cs="Times New Roman"/>
-                <w:sz w:val="22"/>
-                <w:szCs w:val="22"/>
-              </w:rPr>
-            </w:pPr>
-            <w:r>
-              <w:rPr>
-                <w:rFonts w:ascii="Times New Roman" w:hAnsi="Times New Roman" w:cs="Times New Roman"/>
-                <w:sz w:val="22"/>
-                <w:szCs w:val="22"/>
-              </w:rPr>
-              <w:t>221 [198, 245]</w:t>
-            </w:r>
-          </w:p>
-        </w:tc>
-        <w:tc>
-          <w:tcPr>
-            <w:tcW w:w="1860" w:type="dxa"/>
-          </w:tcPr>
-          <w:p>
-            <w:pPr>
-              <w:jc w:val="center"/>
-              <w:rPr>
-                <w:rFonts w:ascii="Times New Roman" w:hAnsi="Times New Roman" w:cs="Times New Roman"/>
-                <w:sz w:val="22"/>
-                <w:szCs w:val="22"/>
-              </w:rPr>
-            </w:pPr>
-            <w:r>
-              <w:rPr>
-                <w:rFonts w:ascii="Times New Roman" w:hAnsi="Times New Roman" w:cs="Times New Roman"/>
-                <w:sz w:val="22"/>
-                <w:szCs w:val="22"/>
-              </w:rPr>
-              <w:t>182 [156, 209]</w:t>
-            </w:r>
-          </w:p>
-        </w:tc>
-        <w:tc>
-          <w:tcPr>
-            <w:tcW w:w="1338" w:type="dxa"/>
-          </w:tcPr>
-          <w:p>
-            <w:pPr>
-              <w:jc w:val="center"/>
-              <w:rPr>
-                <w:rFonts w:ascii="Times New Roman" w:hAnsi="Times New Roman" w:cs="Times New Roman"/>
-                <w:sz w:val="22"/>
-                <w:szCs w:val="22"/>
-              </w:rPr>
-            </w:pPr>
-            <w:r>
-              <w:rPr>
-                <w:rFonts w:ascii="Times New Roman" w:hAnsi="Times New Roman" w:cs="Times New Roman"/>
-                <w:sz w:val="22"/>
-                <w:szCs w:val="22"/>
-              </w:rPr>
-              <w:t>0.18</w:t>
-            </w:r>
-          </w:p>
-        </w:tc>
-      </w:tr>
-      <w:tr>
-        <w:tc>
-          <w:tcPr>
-            <w:tcW w:w="1660" w:type="dxa"/>
-          </w:tcPr>
-          <w:p>
-            <w:pPr>
-              <w:jc w:val="right"/>
-              <w:rPr>
-                <w:rFonts w:ascii="Times New Roman" w:hAnsi="Times New Roman" w:cs="Times New Roman"/>
-                <w:i/>
-                <w:iCs/>
-                <w:sz w:val="22"/>
-                <w:szCs w:val="22"/>
-              </w:rPr>
-            </w:pPr>
-            <w:r>
-              <w:rPr>
-                <w:rFonts w:ascii="Times New Roman" w:hAnsi="Times New Roman" w:cs="Times New Roman"/>
-                <w:i/>
-                <w:iCs/>
-                <w:sz w:val="22"/>
-                <w:szCs w:val="22"/>
-              </w:rPr>
               <w:t>PD-L1 Negative</w:t>
             </w:r>
           </w:p>
         </w:tc>
         <w:tc>
           <w:tcPr>
-            <w:tcW w:w="728" w:type="dxa"/>
-          </w:tcPr>
-          <w:p>
-            <w:pPr>
-              <w:jc w:val="center"/>
-              <w:rPr>
-                <w:rFonts w:ascii="Times New Roman" w:hAnsi="Times New Roman" w:cs="Times New Roman"/>
-                <w:sz w:val="22"/>
-                <w:szCs w:val="22"/>
-              </w:rPr>
-            </w:pPr>
-            <w:r>
-              <w:rPr>
-                <w:rFonts w:ascii="Times New Roman" w:hAnsi="Times New Roman" w:cs="Times New Roman"/>
-                <w:sz w:val="22"/>
-                <w:szCs w:val="22"/>
-              </w:rPr>
-              <w:t>148</w:t>
-            </w:r>
-          </w:p>
-        </w:tc>
-        <w:tc>
-          <w:tcPr>
-            <w:tcW w:w="672" w:type="dxa"/>
-          </w:tcPr>
-          <w:p>
-            <w:pPr>
-              <w:jc w:val="center"/>
-              <w:rPr>
-                <w:rFonts w:ascii="Times New Roman" w:hAnsi="Times New Roman" w:cs="Times New Roman"/>
-                <w:sz w:val="22"/>
-                <w:szCs w:val="22"/>
-              </w:rPr>
-            </w:pPr>
-            <w:r>
-              <w:rPr>
-                <w:rFonts w:ascii="Times New Roman" w:hAnsi="Times New Roman" w:cs="Times New Roman"/>
-                <w:sz w:val="22"/>
-                <w:szCs w:val="22"/>
-              </w:rPr>
-              <w:t>148</w:t>
-            </w:r>
-          </w:p>
-        </w:tc>
-        <w:tc>
-          <w:tcPr>
-            <w:tcW w:w="1941" w:type="dxa"/>
-          </w:tcPr>
-          <w:p>
-            <w:pPr>
-              <w:jc w:val="center"/>
-              <w:rPr>
-                <w:rFonts w:ascii="Times New Roman" w:hAnsi="Times New Roman" w:cs="Times New Roman"/>
-                <w:sz w:val="22"/>
-                <w:szCs w:val="22"/>
-              </w:rPr>
-            </w:pPr>
-            <w:r>
-              <w:rPr>
-                <w:rFonts w:ascii="Times New Roman" w:hAnsi="Times New Roman" w:cs="Times New Roman"/>
-                <w:sz w:val="22"/>
-                <w:szCs w:val="22"/>
-              </w:rPr>
-              <w:t>1.44 [1.10, 1.88]</w:t>
-            </w:r>
-          </w:p>
-        </w:tc>
-        <w:tc>
-          <w:tcPr>
-            <w:tcW w:w="1703" w:type="dxa"/>
-          </w:tcPr>
-          <w:p>
-            <w:pPr>
-              <w:jc w:val="center"/>
-              <w:rPr>
-                <w:rFonts w:ascii="Times New Roman" w:hAnsi="Times New Roman" w:cs="Times New Roman"/>
-                <w:sz w:val="22"/>
-                <w:szCs w:val="22"/>
-              </w:rPr>
-            </w:pPr>
-            <w:r>
-              <w:rPr>
-                <w:rFonts w:ascii="Times New Roman" w:hAnsi="Times New Roman" w:cs="Times New Roman"/>
-                <w:sz w:val="22"/>
-                <w:szCs w:val="22"/>
-              </w:rPr>
-              <w:t>229 [209, 249]</w:t>
-            </w:r>
-          </w:p>
-        </w:tc>
-        <w:tc>
-          <w:tcPr>
-            <w:tcW w:w="1860" w:type="dxa"/>
-          </w:tcPr>
-          <w:p>
-            <w:pPr>
-              <w:jc w:val="center"/>
-              <w:rPr>
-                <w:rFonts w:ascii="Times New Roman" w:hAnsi="Times New Roman" w:cs="Times New Roman"/>
-                <w:sz w:val="22"/>
-                <w:szCs w:val="22"/>
-              </w:rPr>
-            </w:pPr>
-            <w:r>
-              <w:rPr>
-                <w:rFonts w:ascii="Times New Roman" w:hAnsi="Times New Roman" w:cs="Times New Roman"/>
-                <w:sz w:val="22"/>
-                <w:szCs w:val="22"/>
-              </w:rPr>
-              <w:t>178 [157, 199]</w:t>
-            </w:r>
-          </w:p>
-        </w:tc>
-        <w:tc>
-          <w:tcPr>
-            <w:tcW w:w="1338" w:type="dxa"/>
-          </w:tcPr>
-          <w:p>
-            <w:pPr>
-              <w:jc w:val="center"/>
-              <w:rPr>
-                <w:rFonts w:ascii="Times New Roman" w:hAnsi="Times New Roman" w:cs="Times New Roman"/>
-                <w:b/>
-                <w:bCs/>
-                <w:sz w:val="22"/>
-                <w:szCs w:val="22"/>
-              </w:rPr>
-            </w:pPr>
-            <w:r>
-              <w:rPr>
-                <w:rFonts w:ascii="Times New Roman" w:hAnsi="Times New Roman" w:cs="Times New Roman"/>
-                <w:b/>
-                <w:bCs/>
-                <w:sz w:val="22"/>
-                <w:szCs w:val="22"/>
-              </w:rPr>
-              <w:t>0.008**</w:t>
-            </w:r>
-          </w:p>
-        </w:tc>
-      </w:tr>
-      <w:tr>
-        <w:tc>
-          <w:tcPr>
-            <w:tcW w:w="9902" w:type="dxa"/>
-            <w:gridSpan w:val="7"/>
-          </w:tcPr>
-          <w:p>
-            <w:pPr>
-              <w:rPr>
-                <w:rFonts w:ascii="Times New Roman" w:hAnsi="Times New Roman" w:cs="Times New Roman"/>
-                <w:sz w:val="22"/>
-                <w:szCs w:val="22"/>
-              </w:rPr>
-            </w:pPr>
-            <w:r>
-              <w:rPr>
-                <w:rFonts w:ascii="Times New Roman" w:hAnsi="Times New Roman" w:cs="Times New Roman"/>
-                <w:b/>
-                <w:bCs/>
-                <w:sz w:val="22"/>
-                <w:szCs w:val="22"/>
-              </w:rPr>
-              <w:t>12-month OS</w:t>
-            </w:r>
-          </w:p>
-        </w:tc>
-      </w:tr>
-      <w:tr>
-        <w:tc>
-          <w:tcPr>
-            <w:tcW w:w="1660" w:type="dxa"/>
-          </w:tcPr>
-          <w:p>
-            <w:pPr>
-              <w:jc w:val="right"/>
-              <w:rPr>
-                <w:rFonts w:ascii="Times New Roman" w:hAnsi="Times New Roman" w:cs="Times New Roman"/>
-                <w:sz w:val="22"/>
-                <w:szCs w:val="22"/>
-              </w:rPr>
-            </w:pPr>
-            <w:r>
-              <w:rPr>
-                <w:rFonts w:ascii="Times New Roman" w:hAnsi="Times New Roman" w:cs="Times New Roman"/>
-                <w:i/>
-                <w:iCs/>
-                <w:sz w:val="22"/>
-                <w:szCs w:val="22"/>
-              </w:rPr>
-              <w:t>All Patients</w:t>
-            </w:r>
-          </w:p>
-        </w:tc>
-        <w:tc>
-          <w:tcPr>
-            <w:tcW w:w="728" w:type="dxa"/>
-          </w:tcPr>
-          <w:p>
-            <w:pPr>
-              <w:jc w:val="center"/>
-              <w:rPr>
-                <w:rFonts w:ascii="Times New Roman" w:hAnsi="Times New Roman" w:cs="Times New Roman"/>
-                <w:sz w:val="22"/>
-                <w:szCs w:val="22"/>
-              </w:rPr>
-            </w:pPr>
-            <w:r>
-              <w:rPr>
-                <w:rFonts w:ascii="Times New Roman" w:hAnsi="Times New Roman" w:cs="Times New Roman"/>
-                <w:sz w:val="22"/>
-                <w:szCs w:val="22"/>
-              </w:rPr>
-              <w:t>1086</w:t>
-            </w:r>
-          </w:p>
-        </w:tc>
-        <w:tc>
-          <w:tcPr>
-            <w:tcW w:w="672" w:type="dxa"/>
-          </w:tcPr>
-          <w:p>
-            <w:pPr>
-              <w:jc w:val="center"/>
-              <w:rPr>
-                <w:rFonts w:ascii="Times New Roman" w:hAnsi="Times New Roman" w:cs="Times New Roman"/>
-                <w:sz w:val="22"/>
-                <w:szCs w:val="22"/>
-              </w:rPr>
-            </w:pPr>
-            <w:r>
-              <w:rPr>
-                <w:rFonts w:ascii="Times New Roman" w:hAnsi="Times New Roman" w:cs="Times New Roman"/>
-                <w:sz w:val="22"/>
-                <w:szCs w:val="22"/>
-              </w:rPr>
-              <w:t>1090</w:t>
-            </w:r>
-          </w:p>
-        </w:tc>
-        <w:tc>
-          <w:tcPr>
-            <w:tcW w:w="1941" w:type="dxa"/>
-          </w:tcPr>
-          <w:p>
-            <w:pPr>
-              <w:jc w:val="center"/>
-              <w:rPr>
-                <w:rFonts w:ascii="Times New Roman" w:hAnsi="Times New Roman" w:cs="Times New Roman"/>
-                <w:sz w:val="22"/>
-                <w:szCs w:val="22"/>
-              </w:rPr>
-            </w:pPr>
-            <w:r>
-              <w:rPr>
-                <w:rFonts w:ascii="Times New Roman" w:hAnsi="Times New Roman" w:cs="Times New Roman"/>
-                <w:sz w:val="22"/>
-                <w:szCs w:val="22"/>
-              </w:rPr>
-              <w:t>1.34 [1.16, 1.54]</w:t>
-            </w:r>
-          </w:p>
-        </w:tc>
-        <w:tc>
-          <w:tcPr>
-            <w:tcW w:w="1703" w:type="dxa"/>
-          </w:tcPr>
-          <w:p>
-            <w:pPr>
-              <w:jc w:val="center"/>
-              <w:rPr>
-                <w:rFonts w:ascii="Times New Roman" w:hAnsi="Times New Roman" w:cs="Times New Roman"/>
-                <w:sz w:val="22"/>
-                <w:szCs w:val="22"/>
-              </w:rPr>
-            </w:pPr>
-            <w:r>
-              <w:rPr>
-                <w:rFonts w:ascii="Times New Roman" w:hAnsi="Times New Roman" w:cs="Times New Roman"/>
-                <w:sz w:val="22"/>
-                <w:szCs w:val="22"/>
-              </w:rPr>
-              <w:t>306 [300, 312]</w:t>
-            </w:r>
-          </w:p>
-        </w:tc>
-        <w:tc>
-          <w:tcPr>
-            <w:tcW w:w="1860" w:type="dxa"/>
-          </w:tcPr>
-          <w:p>
-            <w:pPr>
-              <w:jc w:val="center"/>
-              <w:rPr>
-                <w:rFonts w:ascii="Times New Roman" w:hAnsi="Times New Roman" w:cs="Times New Roman"/>
-                <w:sz w:val="22"/>
-                <w:szCs w:val="22"/>
-              </w:rPr>
-            </w:pPr>
-            <w:r>
-              <w:rPr>
-                <w:rFonts w:ascii="Times New Roman" w:hAnsi="Times New Roman" w:cs="Times New Roman"/>
-                <w:sz w:val="22"/>
-                <w:szCs w:val="22"/>
-              </w:rPr>
-              <w:t>284 [277, 291]</w:t>
-            </w:r>
-          </w:p>
-        </w:tc>
-        <w:tc>
-          <w:tcPr>
-            <w:tcW w:w="1338" w:type="dxa"/>
-          </w:tcPr>
-          <w:p>
-            <w:pPr>
-              <w:jc w:val="center"/>
-              <w:rPr>
-                <w:rFonts w:ascii="Times New Roman" w:hAnsi="Times New Roman" w:cs="Times New Roman"/>
-                <w:b/>
-                <w:bCs/>
-                <w:sz w:val="22"/>
-                <w:szCs w:val="22"/>
-              </w:rPr>
-            </w:pPr>
-            <w:r>
-              <w:rPr>
-                <w:rFonts w:ascii="Times New Roman" w:hAnsi="Times New Roman" w:cs="Times New Roman"/>
-                <w:b/>
-                <w:bCs/>
-                <w:sz w:val="22"/>
-                <w:szCs w:val="22"/>
-              </w:rPr>
-              <w:t>&lt;0.0001**</w:t>
-            </w:r>
-          </w:p>
-        </w:tc>
-      </w:tr>
-      <w:tr>
-        <w:tc>
-          <w:tcPr>
-            <w:tcW w:w="1660" w:type="dxa"/>
-          </w:tcPr>
-          <w:p>
-            <w:pPr>
-              <w:jc w:val="right"/>
-              <w:rPr>
-                <w:rFonts w:ascii="Times New Roman" w:hAnsi="Times New Roman" w:cs="Times New Roman"/>
-                <w:sz w:val="22"/>
-                <w:szCs w:val="22"/>
-              </w:rPr>
-            </w:pPr>
-            <w:r>
-              <w:rPr>
-                <w:rFonts w:ascii="Times New Roman" w:hAnsi="Times New Roman" w:cs="Times New Roman"/>
-                <w:i/>
-                <w:iCs/>
-                <w:sz w:val="22"/>
-                <w:szCs w:val="22"/>
-              </w:rPr>
-              <w:t>PD-L1 &gt;= 50%</w:t>
-            </w:r>
-          </w:p>
-        </w:tc>
-        <w:tc>
-          <w:tcPr>
-            <w:tcW w:w="728" w:type="dxa"/>
-          </w:tcPr>
-          <w:p>
-            <w:pPr>
-              <w:jc w:val="center"/>
-              <w:rPr>
-                <w:rFonts w:ascii="Times New Roman" w:hAnsi="Times New Roman" w:cs="Times New Roman"/>
-                <w:sz w:val="22"/>
-                <w:szCs w:val="22"/>
-              </w:rPr>
-            </w:pPr>
-            <w:r>
-              <w:rPr>
-                <w:rFonts w:ascii="Times New Roman" w:hAnsi="Times New Roman" w:cs="Times New Roman"/>
-                <w:sz w:val="22"/>
-                <w:szCs w:val="22"/>
-              </w:rPr>
-              <w:t>172</w:t>
-            </w:r>
-          </w:p>
-        </w:tc>
-        <w:tc>
-          <w:tcPr>
-            <w:tcW w:w="672" w:type="dxa"/>
-          </w:tcPr>
-          <w:p>
-            <w:pPr>
-              <w:jc w:val="center"/>
-              <w:rPr>
-                <w:rFonts w:ascii="Times New Roman" w:hAnsi="Times New Roman" w:cs="Times New Roman"/>
-                <w:sz w:val="22"/>
-                <w:szCs w:val="22"/>
-              </w:rPr>
-            </w:pPr>
-            <w:r>
-              <w:rPr>
-                <w:rFonts w:ascii="Times New Roman" w:hAnsi="Times New Roman" w:cs="Times New Roman"/>
-                <w:sz w:val="22"/>
-                <w:szCs w:val="22"/>
-              </w:rPr>
-              <w:t>172</w:t>
-            </w:r>
-          </w:p>
-        </w:tc>
-        <w:tc>
-          <w:tcPr>
-            <w:tcW w:w="1941" w:type="dxa"/>
-          </w:tcPr>
-          <w:p>
-            <w:pPr>
-              <w:jc w:val="center"/>
-              <w:rPr>
-                <w:rFonts w:ascii="Times New Roman" w:hAnsi="Times New Roman" w:cs="Times New Roman"/>
-                <w:sz w:val="22"/>
-                <w:szCs w:val="22"/>
-              </w:rPr>
-            </w:pPr>
-            <w:r>
-              <w:rPr>
-                <w:rFonts w:ascii="Times New Roman" w:hAnsi="Times New Roman" w:cs="Times New Roman"/>
-                <w:sz w:val="22"/>
-                <w:szCs w:val="22"/>
-              </w:rPr>
-              <w:t>1.34 [0.88, 2.04]</w:t>
-            </w:r>
-          </w:p>
-        </w:tc>
-        <w:tc>
-          <w:tcPr>
-            <w:tcW w:w="1703" w:type="dxa"/>
-          </w:tcPr>
-          <w:p>
-            <w:pPr>
-              <w:jc w:val="center"/>
-              <w:rPr>
-                <w:rFonts w:ascii="Times New Roman" w:hAnsi="Times New Roman" w:cs="Times New Roman"/>
-                <w:sz w:val="22"/>
-                <w:szCs w:val="22"/>
-              </w:rPr>
-            </w:pPr>
-            <w:r>
-              <w:rPr>
-                <w:rFonts w:ascii="Times New Roman" w:hAnsi="Times New Roman" w:cs="Times New Roman"/>
-                <w:sz w:val="22"/>
-                <w:szCs w:val="22"/>
-              </w:rPr>
-              <w:t>317 [303, 332]</w:t>
-            </w:r>
-          </w:p>
-        </w:tc>
-        <w:tc>
-          <w:tcPr>
-            <w:tcW w:w="1860" w:type="dxa"/>
-          </w:tcPr>
-          <w:p>
-            <w:pPr>
-              <w:jc w:val="center"/>
-              <w:rPr>
-                <w:rFonts w:ascii="Times New Roman" w:hAnsi="Times New Roman" w:cs="Times New Roman"/>
-                <w:sz w:val="22"/>
-                <w:szCs w:val="22"/>
-              </w:rPr>
-            </w:pPr>
-            <w:r>
-              <w:rPr>
-                <w:rFonts w:ascii="Times New Roman" w:hAnsi="Times New Roman" w:cs="Times New Roman"/>
-                <w:sz w:val="22"/>
-                <w:szCs w:val="22"/>
-              </w:rPr>
-              <w:t>302 [285, 319]</w:t>
-            </w:r>
-          </w:p>
-        </w:tc>
-        <w:tc>
-          <w:tcPr>
-            <w:tcW w:w="1338" w:type="dxa"/>
-          </w:tcPr>
-          <w:p>
-            <w:pPr>
-              <w:jc w:val="center"/>
-              <w:rPr>
-                <w:rFonts w:ascii="Times New Roman" w:hAnsi="Times New Roman" w:cs="Times New Roman"/>
-                <w:sz w:val="22"/>
-                <w:szCs w:val="22"/>
-              </w:rPr>
-            </w:pPr>
-            <w:r>
-              <w:rPr>
-                <w:rFonts w:ascii="Times New Roman" w:hAnsi="Times New Roman" w:cs="Times New Roman"/>
-                <w:sz w:val="22"/>
-                <w:szCs w:val="22"/>
-              </w:rPr>
-              <w:t>0.17</w:t>
-            </w:r>
-          </w:p>
-        </w:tc>
-      </w:tr>
-      <w:tr>
-        <w:tc>
-          <w:tcPr>
-            <w:tcW w:w="1660" w:type="dxa"/>
-          </w:tcPr>
-          <w:p>
-            <w:pPr>
-              <w:jc w:val="right"/>
-              <w:rPr>
-                <w:rFonts w:ascii="Times New Roman" w:hAnsi="Times New Roman" w:cs="Times New Roman"/>
-                <w:sz w:val="22"/>
-                <w:szCs w:val="22"/>
-              </w:rPr>
-            </w:pPr>
-            <w:r>
-              <w:rPr>
-                <w:rFonts w:ascii="Times New Roman" w:hAnsi="Times New Roman" w:cs="Times New Roman"/>
-                <w:i/>
-                <w:iCs/>
-                <w:sz w:val="22"/>
-                <w:szCs w:val="22"/>
-              </w:rPr>
-              <w:t>1% &lt; PD-L1 &lt; 50%</w:t>
-            </w:r>
-          </w:p>
-        </w:tc>
-        <w:tc>
-          <w:tcPr>
-            <w:tcW w:w="728" w:type="dxa"/>
-          </w:tcPr>
-          <w:p>
-            <w:pPr>
-              <w:jc w:val="center"/>
-              <w:rPr>
-                <w:rFonts w:ascii="Times New Roman" w:hAnsi="Times New Roman" w:cs="Times New Roman"/>
-                <w:sz w:val="22"/>
-                <w:szCs w:val="22"/>
-              </w:rPr>
-            </w:pPr>
-            <w:r>
-              <w:rPr>
-                <w:rFonts w:ascii="Times New Roman" w:hAnsi="Times New Roman" w:cs="Times New Roman"/>
-                <w:sz w:val="22"/>
-                <w:szCs w:val="22"/>
-              </w:rPr>
-              <w:t>105</w:t>
-            </w:r>
-          </w:p>
-        </w:tc>
-        <w:tc>
-          <w:tcPr>
-            <w:tcW w:w="672" w:type="dxa"/>
-          </w:tcPr>
-          <w:p>
-            <w:pPr>
-              <w:jc w:val="center"/>
-              <w:rPr>
-                <w:rFonts w:ascii="Times New Roman" w:hAnsi="Times New Roman" w:cs="Times New Roman"/>
-                <w:sz w:val="22"/>
-                <w:szCs w:val="22"/>
-              </w:rPr>
-            </w:pPr>
-            <w:r>
-              <w:rPr>
-                <w:rFonts w:ascii="Times New Roman" w:hAnsi="Times New Roman" w:cs="Times New Roman"/>
-                <w:sz w:val="22"/>
-                <w:szCs w:val="22"/>
-              </w:rPr>
-              <w:t>105</w:t>
-            </w:r>
-          </w:p>
-        </w:tc>
-        <w:tc>
-          <w:tcPr>
-            <w:tcW w:w="1941" w:type="dxa"/>
-          </w:tcPr>
-          <w:p>
-            <w:pPr>
-              <w:jc w:val="center"/>
-              <w:rPr>
-                <w:rFonts w:ascii="Times New Roman" w:hAnsi="Times New Roman" w:cs="Times New Roman"/>
-                <w:sz w:val="22"/>
-                <w:szCs w:val="22"/>
-              </w:rPr>
-            </w:pPr>
-            <w:r>
-              <w:rPr>
-                <w:rFonts w:ascii="Times New Roman" w:hAnsi="Times New Roman" w:cs="Times New Roman"/>
-                <w:sz w:val="22"/>
-                <w:szCs w:val="22"/>
-              </w:rPr>
-              <w:t>1.13 [0.71, 1.81]</w:t>
-            </w:r>
-          </w:p>
-        </w:tc>
-        <w:tc>
-          <w:tcPr>
-            <w:tcW w:w="1703" w:type="dxa"/>
-          </w:tcPr>
-          <w:p>
-            <w:pPr>
-              <w:jc w:val="center"/>
-              <w:rPr>
-                <w:rFonts w:ascii="Times New Roman" w:hAnsi="Times New Roman" w:cs="Times New Roman"/>
-                <w:sz w:val="22"/>
-                <w:szCs w:val="22"/>
-              </w:rPr>
-            </w:pPr>
-            <w:r>
-              <w:rPr>
-                <w:rFonts w:ascii="Times New Roman" w:hAnsi="Times New Roman" w:cs="Times New Roman"/>
-                <w:sz w:val="22"/>
-                <w:szCs w:val="22"/>
-              </w:rPr>
-              <w:t>311 [294, 329]</w:t>
-            </w:r>
-          </w:p>
-        </w:tc>
-        <w:tc>
-          <w:tcPr>
-            <w:tcW w:w="1860" w:type="dxa"/>
-          </w:tcPr>
-          <w:p>
-            <w:pPr>
-              <w:jc w:val="center"/>
-              <w:rPr>
-                <w:rFonts w:ascii="Times New Roman" w:hAnsi="Times New Roman" w:cs="Times New Roman"/>
-                <w:sz w:val="22"/>
-                <w:szCs w:val="22"/>
-              </w:rPr>
-            </w:pPr>
-            <w:r>
-              <w:rPr>
-                <w:rFonts w:ascii="Times New Roman" w:hAnsi="Times New Roman" w:cs="Times New Roman"/>
-                <w:sz w:val="22"/>
-                <w:szCs w:val="22"/>
-              </w:rPr>
-              <w:t>292 [269, 314]</w:t>
-            </w:r>
-          </w:p>
-        </w:tc>
-        <w:tc>
-          <w:tcPr>
-            <w:tcW w:w="1338" w:type="dxa"/>
-          </w:tcPr>
-          <w:p>
-            <w:pPr>
-              <w:jc w:val="center"/>
-              <w:rPr>
-                <w:rFonts w:ascii="Times New Roman" w:hAnsi="Times New Roman" w:cs="Times New Roman"/>
-                <w:sz w:val="22"/>
-                <w:szCs w:val="22"/>
-              </w:rPr>
-            </w:pPr>
-            <w:r>
-              <w:rPr>
-                <w:rFonts w:ascii="Times New Roman" w:hAnsi="Times New Roman" w:cs="Times New Roman"/>
-                <w:sz w:val="22"/>
-                <w:szCs w:val="22"/>
-              </w:rPr>
-              <w:t>0.61</w:t>
-            </w:r>
-          </w:p>
-        </w:tc>
-      </w:tr>
-      <w:tr>
-        <w:tc>
-          <w:tcPr>
-            <w:tcW w:w="1660" w:type="dxa"/>
-          </w:tcPr>
-          <w:p>
-            <w:pPr>
-              <w:jc w:val="right"/>
-              <w:rPr>
-                <w:rFonts w:ascii="Times New Roman" w:hAnsi="Times New Roman" w:cs="Times New Roman"/>
-                <w:sz w:val="22"/>
-                <w:szCs w:val="22"/>
-              </w:rPr>
-            </w:pPr>
-            <w:r>
-              <w:rPr>
-                <w:rFonts w:ascii="Times New Roman" w:hAnsi="Times New Roman" w:cs="Times New Roman"/>
-                <w:i/>
-                <w:iCs/>
-                <w:sz w:val="22"/>
-                <w:szCs w:val="22"/>
-              </w:rPr>
-              <w:t>PD-L1 Negative</w:t>
-            </w:r>
-          </w:p>
-        </w:tc>
-        <w:tc>
-          <w:tcPr>
-            <w:tcW w:w="728" w:type="dxa"/>
-          </w:tcPr>
-          <w:p>
-            <w:pPr>
-              <w:jc w:val="center"/>
-              <w:rPr>
-                <w:rFonts w:ascii="Times New Roman" w:hAnsi="Times New Roman" w:cs="Times New Roman"/>
-                <w:sz w:val="22"/>
-                <w:szCs w:val="22"/>
-              </w:rPr>
-            </w:pPr>
-            <w:r>
-              <w:rPr>
-                <w:rFonts w:ascii="Times New Roman" w:hAnsi="Times New Roman" w:cs="Times New Roman"/>
-                <w:sz w:val="22"/>
-                <w:szCs w:val="22"/>
-              </w:rPr>
-              <w:t>148</w:t>
-            </w:r>
-          </w:p>
-        </w:tc>
-        <w:tc>
-          <w:tcPr>
-            <w:tcW w:w="672" w:type="dxa"/>
-          </w:tcPr>
-          <w:p>
-            <w:pPr>
-              <w:rPr>
-                <w:rFonts w:ascii="Times New Roman" w:hAnsi="Times New Roman" w:cs="Times New Roman"/>
-                <w:sz w:val="22"/>
-                <w:szCs w:val="22"/>
-              </w:rPr>
-            </w:pPr>
-            <w:r>
-              <w:rPr>
-                <w:rFonts w:ascii="Times New Roman" w:hAnsi="Times New Roman" w:cs="Times New Roman"/>
-                <w:sz w:val="22"/>
-                <w:szCs w:val="22"/>
-              </w:rPr>
-              <w:t>148</w:t>
-            </w:r>
-          </w:p>
-        </w:tc>
-        <w:tc>
-          <w:tcPr>
-            <w:tcW w:w="1941" w:type="dxa"/>
-          </w:tcPr>
-          <w:p>
-            <w:pPr>
-              <w:jc w:val="center"/>
-              <w:rPr>
-                <w:rFonts w:ascii="Times New Roman" w:hAnsi="Times New Roman" w:cs="Times New Roman"/>
-                <w:sz w:val="22"/>
-                <w:szCs w:val="22"/>
-              </w:rPr>
-            </w:pPr>
-            <w:r>
-              <w:rPr>
-                <w:rFonts w:ascii="Times New Roman" w:hAnsi="Times New Roman" w:cs="Times New Roman"/>
-                <w:sz w:val="22"/>
-                <w:szCs w:val="22"/>
-              </w:rPr>
-              <w:t>1.30 [</w:t>
-            </w:r>
-            <w:r>
-              <w:rPr>
-                <w:rFonts w:ascii="Times New Roman" w:hAnsi="Times New Roman" w:cs="Times New Roman"/>
-                <w:sz w:val="22"/>
-                <w:szCs w:val="22"/>
-              </w:rPr>
-              <w:t>0.86, 1.96]</w:t>
-            </w:r>
-          </w:p>
-        </w:tc>
-        <w:tc>
-          <w:tcPr>
-            <w:tcW w:w="1703" w:type="dxa"/>
-          </w:tcPr>
-          <w:p>
-            <w:pPr>
-              <w:jc w:val="center"/>
-              <w:rPr>
-                <w:rFonts w:ascii="Times New Roman" w:hAnsi="Times New Roman" w:cs="Times New Roman"/>
-                <w:sz w:val="22"/>
-                <w:szCs w:val="22"/>
-              </w:rPr>
-            </w:pPr>
-            <w:r>
-              <w:rPr>
-                <w:rFonts w:ascii="Times New Roman" w:hAnsi="Times New Roman" w:cs="Times New Roman"/>
-                <w:sz w:val="22"/>
-                <w:szCs w:val="22"/>
-              </w:rPr>
-              <w:t>317 [302, 332]</w:t>
-            </w:r>
-          </w:p>
-        </w:tc>
-        <w:tc>
-          <w:tcPr>
-            <w:tcW w:w="1860" w:type="dxa"/>
-          </w:tcPr>
-          <w:p>
-            <w:pPr>
-              <w:jc w:val="center"/>
-              <w:rPr>
-                <w:rFonts w:ascii="Times New Roman" w:hAnsi="Times New Roman" w:cs="Times New Roman"/>
-                <w:sz w:val="22"/>
-                <w:szCs w:val="22"/>
-              </w:rPr>
-            </w:pPr>
-            <w:r>
-              <w:rPr>
-                <w:rFonts w:ascii="Times New Roman" w:hAnsi="Times New Roman" w:cs="Times New Roman"/>
-                <w:sz w:val="22"/>
-                <w:szCs w:val="22"/>
-              </w:rPr>
-              <w:t>305 [288, 322]</w:t>
-            </w:r>
-          </w:p>
-        </w:tc>
-        <w:tc>
-          <w:tcPr>
-            <w:tcW w:w="1338" w:type="dxa"/>
-          </w:tcPr>
-          <w:p>
-            <w:pPr>
-              <w:jc w:val="center"/>
-              <w:rPr>
-                <w:rFonts w:ascii="Times New Roman" w:hAnsi="Times New Roman" w:cs="Times New Roman"/>
-                <w:sz w:val="22"/>
-                <w:szCs w:val="22"/>
-              </w:rPr>
-            </w:pPr>
-            <w:r>
-              <w:rPr>
-                <w:rFonts w:ascii="Times New Roman" w:hAnsi="Times New Roman" w:cs="Times New Roman"/>
-                <w:sz w:val="22"/>
-                <w:szCs w:val="22"/>
-              </w:rPr>
-              <w:t>0.2</w:t>
-            </w:r>
-            <w:r>
-              <w:rPr>
-                <w:rFonts w:ascii="Times New Roman" w:hAnsi="Times New Roman" w:cs="Times New Roman"/>
-                <w:sz w:val="22"/>
-                <w:szCs w:val="22"/>
-              </w:rPr>
-              <w:t>1</w:t>
-            </w:r>
+            <w:tcW w:w="810" w:type="dxa"/>
+          </w:tcPr>
+          <w:p>
+            <w:pPr>
+              <w:jc w:val="center"/>
+              <w:rPr>
+                <w:rFonts w:ascii="Times New Roman" w:hAnsi="Times New Roman" w:cs="Times New Roman"/>
+                <w:sz w:val="22"/>
+                <w:szCs w:val="22"/>
+              </w:rPr>
+            </w:pPr>
+          </w:p>
+        </w:tc>
+        <w:tc>
+          <w:tcPr>
+            <w:tcW w:w="900" w:type="dxa"/>
+          </w:tcPr>
+          <w:p>
+            <w:pPr>
+              <w:rPr>
+                <w:rFonts w:ascii="Times New Roman" w:hAnsi="Times New Roman" w:cs="Times New Roman"/>
+                <w:sz w:val="22"/>
+                <w:szCs w:val="22"/>
+              </w:rPr>
+            </w:pPr>
+          </w:p>
+        </w:tc>
+        <w:tc>
+          <w:tcPr>
+            <w:tcW w:w="2250" w:type="dxa"/>
+          </w:tcPr>
+          <w:p>
+            <w:pPr>
+              <w:jc w:val="center"/>
+              <w:rPr>
+                <w:rFonts w:ascii="Times New Roman" w:hAnsi="Times New Roman" w:cs="Times New Roman"/>
+                <w:sz w:val="22"/>
+                <w:szCs w:val="22"/>
+              </w:rPr>
+            </w:pPr>
+          </w:p>
+        </w:tc>
+        <w:tc>
+          <w:tcPr>
+            <w:tcW w:w="2520" w:type="dxa"/>
+          </w:tcPr>
+          <w:p>
+            <w:pPr>
+              <w:jc w:val="center"/>
+              <w:rPr>
+                <w:rFonts w:ascii="Times New Roman" w:hAnsi="Times New Roman" w:cs="Times New Roman"/>
+                <w:sz w:val="22"/>
+                <w:szCs w:val="22"/>
+              </w:rPr>
+            </w:pPr>
+          </w:p>
+        </w:tc>
+        <w:tc>
+          <w:tcPr>
+            <w:tcW w:w="1260" w:type="dxa"/>
+          </w:tcPr>
+          <w:p>
+            <w:pPr>
+              <w:jc w:val="center"/>
+              <w:rPr>
+                <w:rFonts w:ascii="Times New Roman" w:hAnsi="Times New Roman" w:cs="Times New Roman"/>
+                <w:sz w:val="22"/>
+                <w:szCs w:val="22"/>
+              </w:rPr>
+            </w:pPr>
           </w:p>
         </w:tc>
       </w:tr>
@@ -31520,79 +30978,7 @@
           <w:b/>
           <w:bCs/>
         </w:rPr>
-        <w:t xml:space="preserve">Survival time is calculated as days from initiation of first-line therapy. </w:t>
-      </w:r>
-      <w:r>
-        <w:rPr>
-          <w:rFonts w:ascii="Times New Roman" w:hAnsi="Times New Roman" w:cs="Times New Roman"/>
-          <w:b/>
-          <w:bCs/>
-        </w:rPr>
-        <w:t xml:space="preserve">Propensity score matching employed </w:t>
-      </w:r>
-      <w:r>
-        <w:rPr>
-          <w:rFonts w:ascii="Times New Roman" w:hAnsi="Times New Roman" w:cs="Times New Roman"/>
-          <w:b/>
-          <w:bCs/>
-        </w:rPr>
-        <w:t xml:space="preserve">1:1 matching without replacement </w:t>
-      </w:r>
-      <w:r>
-        <w:rPr>
-          <w:rFonts w:ascii="Times New Roman" w:hAnsi="Times New Roman" w:cs="Times New Roman"/>
-          <w:b/>
-          <w:bCs/>
-        </w:rPr>
-        <w:t>and a caliper of 0.2.</w:t>
-      </w:r>
-      <w:r>
-        <w:rPr>
-          <w:rFonts w:ascii="Times New Roman" w:hAnsi="Times New Roman" w:cs="Times New Roman"/>
-          <w:b/>
-          <w:bCs/>
-        </w:rPr>
-        <w:t xml:space="preserve"> Hazard ratio</w:t>
-      </w:r>
-      <w:r>
-        <w:rPr>
-          <w:rFonts w:ascii="Times New Roman" w:hAnsi="Times New Roman" w:cs="Times New Roman"/>
-          <w:b/>
-          <w:bCs/>
-        </w:rPr>
-        <w:t xml:space="preserve"> and associated p-values</w:t>
-      </w:r>
-      <w:r>
-        <w:rPr>
-          <w:rFonts w:ascii="Times New Roman" w:hAnsi="Times New Roman" w:cs="Times New Roman"/>
-          <w:b/>
-          <w:bCs/>
-        </w:rPr>
-        <w:t xml:space="preserve"> </w:t>
-      </w:r>
-      <w:r>
-        <w:rPr>
-          <w:rFonts w:ascii="Times New Roman" w:hAnsi="Times New Roman" w:cs="Times New Roman"/>
-          <w:b/>
-          <w:bCs/>
-        </w:rPr>
-        <w:t>are</w:t>
-      </w:r>
-      <w:r>
-        <w:rPr>
-          <w:rFonts w:ascii="Times New Roman" w:hAnsi="Times New Roman" w:cs="Times New Roman"/>
-          <w:b/>
-          <w:bCs/>
-        </w:rPr>
-        <w:t xml:space="preserve"> calculated with respect to IO monotherapy versus chemotherapy.</w:t>
-      </w:r>
-      <w:r>
-        <w:rPr>
-          <w:rFonts w:ascii="Times New Roman" w:hAnsi="Times New Roman" w:cs="Times New Roman"/>
-          <w:b/>
-          <w:bCs/>
-        </w:rPr>
-        <w:t xml:space="preserve"> Excludes patients positive for ALK, EGFR, and/or ROS1 mutations. </w:t>
+        <w:t xml:space="preserve">Excludes patients positive for ALK, EGFR, and/or ROS1 mutations. </w:t>
       </w:r>
       <w:r>
         <w:rPr>
@@ -31843,6 +31229,7 @@
               <w:rPr>
                 <w:rFonts w:ascii="Times New Roman" w:hAnsi="Times New Roman" w:cs="Times New Roman"/>
               </w:rPr>
+              <w:lastRenderedPageBreak/>
               <w:t>12-month OS</w:t>
             </w:r>
           </w:p>
@@ -31953,7 +31340,7 @@
                     <pic:cNvPicPr/>
                   </pic:nvPicPr>
                   <pic:blipFill>
-                    <a:blip r:embed="rId12" cstate="print">
+                    <a:blip r:embed="rId10" cstate="print">
                       <a:extLst>
                         <a:ext uri="{28A0092B-C50C-407E-A947-70E740481C1C}">
                           <a14:useLocalDpi xmlns:a14="http://schemas.microsoft.com/office/drawing/2010/main" val="0"/>
@@ -32077,7 +31464,7 @@
                     <pic:cNvPicPr/>
                   </pic:nvPicPr>
                   <pic:blipFill>
-                    <a:blip r:embed="rId13" cstate="print">
+                    <a:blip r:embed="rId11" cstate="print">
                       <a:extLst>
                         <a:ext uri="{28A0092B-C50C-407E-A947-70E740481C1C}">
                           <a14:useLocalDpi xmlns:a14="http://schemas.microsoft.com/office/drawing/2010/main" val="0"/>
@@ -32127,7 +31514,6 @@
           <w:b/>
           <w:bCs/>
         </w:rPr>
-        <w:lastRenderedPageBreak/>
         <w:t xml:space="preserve">Figure ***: Kaplan-Meier curves </w:t>
       </w:r>
       <w:r>
@@ -32185,6 +31571,7 @@
           <w:b/>
           <w:bCs/>
         </w:rPr>
+        <w:lastRenderedPageBreak/>
         <w:t>A)</w:t>
       </w:r>
       <w:r>
@@ -32210,7 +31597,7 @@
                     <pic:cNvPicPr/>
                   </pic:nvPicPr>
                   <pic:blipFill>
-                    <a:blip r:embed="rId14" cstate="print">
+                    <a:blip r:embed="rId12" cstate="print">
                       <a:extLst>
                         <a:ext uri="{28A0092B-C50C-407E-A947-70E740481C1C}">
                           <a14:useLocalDpi xmlns:a14="http://schemas.microsoft.com/office/drawing/2010/main" val="0"/>
@@ -32267,7 +31654,7 @@
                     <pic:cNvPicPr/>
                   </pic:nvPicPr>
                   <pic:blipFill>
-                    <a:blip r:embed="rId15" cstate="print">
+                    <a:blip r:embed="rId13" cstate="print">
                       <a:extLst>
                         <a:ext uri="{28A0092B-C50C-407E-A947-70E740481C1C}">
                           <a14:useLocalDpi xmlns:a14="http://schemas.microsoft.com/office/drawing/2010/main" val="0"/>
@@ -32371,7 +31758,6 @@
           <w:b/>
           <w:bCs/>
         </w:rPr>
-        <w:lastRenderedPageBreak/>
         <w:t>A)</w:t>
       </w:r>
       <w:r>
@@ -32395,7 +31781,7 @@
                     <pic:cNvPicPr/>
                   </pic:nvPicPr>
                   <pic:blipFill>
-                    <a:blip r:embed="rId16" cstate="print">
+                    <a:blip r:embed="rId14" cstate="print">
                       <a:extLst>
                         <a:ext uri="{28A0092B-C50C-407E-A947-70E740481C1C}">
                           <a14:useLocalDpi xmlns:a14="http://schemas.microsoft.com/office/drawing/2010/main" val="0"/>
@@ -32450,7 +31836,7 @@
                     <pic:cNvPicPr/>
                   </pic:nvPicPr>
                   <pic:blipFill>
-                    <a:blip r:embed="rId17" cstate="print">
+                    <a:blip r:embed="rId15" cstate="print">
                       <a:extLst>
                         <a:ext uri="{28A0092B-C50C-407E-A947-70E740481C1C}">
                           <a14:useLocalDpi xmlns:a14="http://schemas.microsoft.com/office/drawing/2010/main" val="0"/>
@@ -32493,6 +31879,7 @@
           <w:bCs/>
           <w:noProof/>
         </w:rPr>
+        <w:lastRenderedPageBreak/>
         <w:t xml:space="preserve">Figure ***: Shapley figures for the OS XGBoost model. A) Most important features for the model in terms of absolute effect on model prediction. B) Most important features for the model in terms of favoring “progression” or “no progression” predictions. Warmer colors indicate higher values for the features and cooler colors indicate lower values. </w:t>
       </w:r>
     </w:p>
@@ -34426,7 +33813,6 @@
           <w:b/>
           <w:bCs/>
         </w:rPr>
-        <w:lastRenderedPageBreak/>
         <w:t>Discussion</w:t>
       </w:r>
     </w:p>
@@ -34667,7 +34053,7 @@
         </w:rPr>
         <w:t xml:space="preserve">Development of the ML model was done in Python v3.8.10 and required the following packages: ***. Statistical analysis was done in Stata. Code is available on GitHub at </w:t>
       </w:r>
-      <w:hyperlink r:id="rId18" w:history="1">
+      <w:hyperlink r:id="rId16" w:history="1">
         <w:r>
           <w:rPr>
             <w:rStyle w:val="Hyperlink"/>
@@ -34695,7 +34081,7 @@
         </w:rPr>
         <w:t xml:space="preserve">For any further inquiries please contact </w:t>
       </w:r>
-      <w:hyperlink r:id="rId19" w:history="1">
+      <w:hyperlink r:id="rId17" w:history="1">
         <w:r>
           <w:rPr>
             <w:rStyle w:val="Hyperlink"/>
@@ -35171,14 +34557,7 @@
           <w:rFonts w:ascii="Times New Roman" w:hAnsi="Times New Roman" w:cs="Times New Roman"/>
         </w:rPr>
         <w:tab/>
-        <w:t>Reck M, Rodríguez-Abreu D, Robinson AG, et al. Pembrolizumab versus Chemotherapy for PD-</w:t>
-      </w:r>
-      <w:r>
-        <w:rPr>
-          <w:rFonts w:ascii="Times New Roman" w:hAnsi="Times New Roman" w:cs="Times New Roman"/>
-        </w:rPr>
-        <w:lastRenderedPageBreak/>
-        <w:t xml:space="preserve">L1–Positive Non–Small-Cell Lung Cancer. </w:t>
+        <w:t xml:space="preserve">Reck M, Rodríguez-Abreu D, Robinson AG, et al. Pembrolizumab versus Chemotherapy for PD-L1–Positive Non–Small-Cell Lung Cancer. </w:t>
       </w:r>
       <w:r>
         <w:rPr>
@@ -35534,6 +34913,7 @@
         <w:rPr>
           <w:rFonts w:ascii="Times New Roman" w:hAnsi="Times New Roman" w:cs="Times New Roman"/>
         </w:rPr>
+        <w:lastRenderedPageBreak/>
         <w:t>12.</w:t>
       </w:r>
       <w:r>
@@ -36015,7 +35395,6 @@
         <w:rPr>
           <w:rFonts w:ascii="Times New Roman" w:hAnsi="Times New Roman" w:cs="Times New Roman"/>
         </w:rPr>
-        <w:lastRenderedPageBreak/>
         <w:t>19.</w:t>
       </w:r>
       <w:r>
@@ -36586,7 +35965,6 @@
           <w:b/>
           <w:bCs/>
         </w:rPr>
-        <w:lastRenderedPageBreak/>
         <w:t>Supplement</w:t>
       </w:r>
     </w:p>

--- a/PDL1_Manuscript.docx
+++ b/PDL1_Manuscript.docx
@@ -29664,17 +29664,16 @@
         <w:tblLook w:val="04A0" w:firstRow="1" w:lastRow="0" w:firstColumn="1" w:lastColumn="0" w:noHBand="0" w:noVBand="1"/>
       </w:tblPr>
       <w:tblGrid>
-        <w:gridCol w:w="2160"/>
-        <w:gridCol w:w="810"/>
-        <w:gridCol w:w="900"/>
-        <w:gridCol w:w="2250"/>
-        <w:gridCol w:w="2520"/>
-        <w:gridCol w:w="1260"/>
+        <w:gridCol w:w="2790"/>
+        <w:gridCol w:w="2656"/>
+        <w:gridCol w:w="1056"/>
+        <w:gridCol w:w="2413"/>
+        <w:gridCol w:w="987"/>
       </w:tblGrid>
       <w:tr>
         <w:tc>
           <w:tcPr>
-            <w:tcW w:w="2160" w:type="dxa"/>
+            <w:tcW w:w="2790" w:type="dxa"/>
           </w:tcPr>
           <w:p>
             <w:pPr>
@@ -29705,7 +29704,7 @@
         </w:tc>
         <w:tc>
           <w:tcPr>
-            <w:tcW w:w="810" w:type="dxa"/>
+            <w:tcW w:w="2656" w:type="dxa"/>
           </w:tcPr>
           <w:p>
             <w:pPr>
@@ -29716,11 +29715,9 @@
                 <w:bCs/>
                 <w:sz w:val="22"/>
                 <w:szCs w:val="22"/>
-                <w:vertAlign w:val="subscript"/>
                 <w:lang w:val="it-IT"/>
               </w:rPr>
             </w:pPr>
-            <w:proofErr w:type="spellStart"/>
             <w:r>
               <w:rPr>
                 <w:rFonts w:ascii="Times New Roman" w:hAnsi="Times New Roman" w:cs="Times New Roman"/>
@@ -29730,52 +29727,52 @@
                 <w:szCs w:val="22"/>
                 <w:lang w:val="it-IT"/>
               </w:rPr>
-              <w:t>n</w:t>
-            </w:r>
-            <w:r>
+              <w:t>ATE IPW (95% CI)</w:t>
+            </w:r>
+          </w:p>
+        </w:tc>
+        <w:tc>
+          <w:tcPr>
+            <w:tcW w:w="1056" w:type="dxa"/>
+          </w:tcPr>
+          <w:p>
+            <w:pPr>
+              <w:jc w:val="center"/>
               <w:rPr>
                 <w:rFonts w:ascii="Times New Roman" w:hAnsi="Times New Roman" w:cs="Times New Roman"/>
                 <w:b/>
                 <w:bCs/>
                 <w:sz w:val="22"/>
                 <w:szCs w:val="22"/>
-                <w:vertAlign w:val="subscript"/>
-                <w:lang w:val="it-IT"/>
-              </w:rPr>
-              <w:t>chemo</w:t>
-            </w:r>
-            <w:proofErr w:type="spellEnd"/>
-          </w:p>
-        </w:tc>
-        <w:tc>
-          <w:tcPr>
-            <w:tcW w:w="900" w:type="dxa"/>
-          </w:tcPr>
-          <w:p>
-            <w:pPr>
-              <w:jc w:val="center"/>
+              </w:rPr>
+            </w:pPr>
+            <w:r>
               <w:rPr>
                 <w:rFonts w:ascii="Times New Roman" w:hAnsi="Times New Roman" w:cs="Times New Roman"/>
                 <w:b/>
                 <w:bCs/>
                 <w:sz w:val="22"/>
                 <w:szCs w:val="22"/>
-                <w:vertAlign w:val="subscript"/>
-                <w:lang w:val="it-IT"/>
-              </w:rPr>
-            </w:pPr>
-            <w:proofErr w:type="spellStart"/>
-            <w:r>
+              </w:rPr>
+              <w:t>p-value</w:t>
+            </w:r>
+          </w:p>
+        </w:tc>
+        <w:tc>
+          <w:tcPr>
+            <w:tcW w:w="2413" w:type="dxa"/>
+          </w:tcPr>
+          <w:p>
+            <w:pPr>
+              <w:jc w:val="center"/>
               <w:rPr>
                 <w:rFonts w:ascii="Times New Roman" w:hAnsi="Times New Roman" w:cs="Times New Roman"/>
                 <w:b/>
                 <w:bCs/>
                 <w:sz w:val="22"/>
                 <w:szCs w:val="22"/>
-                <w:lang w:val="it-IT"/>
-              </w:rPr>
-              <w:t>n</w:t>
-            </w:r>
+              </w:rPr>
+            </w:pPr>
             <w:r>
               <w:rPr>
                 <w:rFonts w:ascii="Times New Roman" w:hAnsi="Times New Roman" w:cs="Times New Roman"/>
@@ -29783,17 +29780,14 @@
                 <w:bCs/>
                 <w:sz w:val="22"/>
                 <w:szCs w:val="22"/>
-                <w:vertAlign w:val="subscript"/>
-                <w:lang w:val="it-IT"/>
-              </w:rPr>
-              <w:t>IO</w:t>
-            </w:r>
-            <w:proofErr w:type="spellEnd"/>
-          </w:p>
-        </w:tc>
-        <w:tc>
-          <w:tcPr>
-            <w:tcW w:w="2250" w:type="dxa"/>
+              </w:rPr>
+              <w:t>ATE IPWRA (95% CI)</w:t>
+            </w:r>
+          </w:p>
+        </w:tc>
+        <w:tc>
+          <w:tcPr>
+            <w:tcW w:w="987" w:type="dxa"/>
           </w:tcPr>
           <w:p>
             <w:pPr>
@@ -29804,7 +29798,6 @@
                 <w:bCs/>
                 <w:sz w:val="22"/>
                 <w:szCs w:val="22"/>
-                <w:lang w:val="it-IT"/>
               </w:rPr>
             </w:pPr>
             <w:r>
@@ -29814,30 +29807,28 @@
                 <w:bCs/>
                 <w:sz w:val="22"/>
                 <w:szCs w:val="22"/>
-                <w:lang w:val="it-IT"/>
-              </w:rPr>
-              <w:t xml:space="preserve">ATE </w:t>
-            </w:r>
-            <w:r>
+              </w:rPr>
+              <w:t>p-value</w:t>
+            </w:r>
+          </w:p>
+        </w:tc>
+      </w:tr>
+      <w:tr>
+        <w:tc>
+          <w:tcPr>
+            <w:tcW w:w="2790" w:type="dxa"/>
+          </w:tcPr>
+          <w:p>
+            <w:pPr>
               <w:rPr>
                 <w:rFonts w:ascii="Times New Roman" w:hAnsi="Times New Roman" w:cs="Times New Roman"/>
                 <w:b/>
                 <w:bCs/>
                 <w:sz w:val="22"/>
                 <w:szCs w:val="22"/>
-                <w:lang w:val="it-IT"/>
-              </w:rPr>
-              <w:t>IPW (95% CI)</w:t>
-            </w:r>
-          </w:p>
-        </w:tc>
-        <w:tc>
-          <w:tcPr>
-            <w:tcW w:w="2520" w:type="dxa"/>
-          </w:tcPr>
-          <w:p>
-            <w:pPr>
-              <w:jc w:val="center"/>
+              </w:rPr>
+            </w:pPr>
+            <w:r>
               <w:rPr>
                 <w:rFonts w:ascii="Times New Roman" w:hAnsi="Times New Roman" w:cs="Times New Roman"/>
                 <w:b/>
@@ -29845,8 +29836,183 @@
                 <w:sz w:val="22"/>
                 <w:szCs w:val="22"/>
               </w:rPr>
-            </w:pPr>
-            <w:r>
+              <w:t>12-month PFS</w:t>
+            </w:r>
+          </w:p>
+        </w:tc>
+        <w:tc>
+          <w:tcPr>
+            <w:tcW w:w="2656" w:type="dxa"/>
+          </w:tcPr>
+          <w:p>
+            <w:pPr>
+              <w:jc w:val="center"/>
+              <w:rPr>
+                <w:rFonts w:ascii="Times New Roman" w:hAnsi="Times New Roman" w:cs="Times New Roman"/>
+                <w:sz w:val="22"/>
+                <w:szCs w:val="22"/>
+              </w:rPr>
+            </w:pPr>
+            <w:r>
+              <w:rPr>
+                <w:rFonts w:ascii="Times New Roman" w:hAnsi="Times New Roman" w:cs="Times New Roman"/>
+                <w:sz w:val="22"/>
+                <w:szCs w:val="22"/>
+              </w:rPr>
+              <w:t>0.09 [0.05, 0.13]</w:t>
+            </w:r>
+          </w:p>
+        </w:tc>
+        <w:tc>
+          <w:tcPr>
+            <w:tcW w:w="1056" w:type="dxa"/>
+          </w:tcPr>
+          <w:p>
+            <w:pPr>
+              <w:jc w:val="center"/>
+              <w:rPr>
+                <w:rFonts w:ascii="Times New Roman" w:hAnsi="Times New Roman" w:cs="Times New Roman"/>
+                <w:sz w:val="22"/>
+                <w:szCs w:val="22"/>
+              </w:rPr>
+            </w:pPr>
+            <w:r>
+              <w:rPr>
+                <w:rFonts w:ascii="Times New Roman" w:hAnsi="Times New Roman" w:cs="Times New Roman"/>
+                <w:sz w:val="22"/>
+                <w:szCs w:val="22"/>
+              </w:rPr>
+              <w:t>&lt;0.001**</w:t>
+            </w:r>
+          </w:p>
+        </w:tc>
+        <w:tc>
+          <w:tcPr>
+            <w:tcW w:w="2413" w:type="dxa"/>
+          </w:tcPr>
+          <w:p>
+            <w:pPr>
+              <w:jc w:val="center"/>
+              <w:rPr>
+                <w:rFonts w:ascii="Times New Roman" w:hAnsi="Times New Roman" w:cs="Times New Roman"/>
+                <w:sz w:val="22"/>
+                <w:szCs w:val="22"/>
+              </w:rPr>
+            </w:pPr>
+            <w:r>
+              <w:rPr>
+                <w:rFonts w:ascii="Times New Roman" w:hAnsi="Times New Roman" w:cs="Times New Roman"/>
+                <w:sz w:val="22"/>
+                <w:szCs w:val="22"/>
+              </w:rPr>
+              <w:t>0.05 [-0.01, 0.12]</w:t>
+            </w:r>
+          </w:p>
+        </w:tc>
+        <w:tc>
+          <w:tcPr>
+            <w:tcW w:w="987" w:type="dxa"/>
+          </w:tcPr>
+          <w:p>
+            <w:pPr>
+              <w:jc w:val="center"/>
+              <w:rPr>
+                <w:rFonts w:ascii="Times New Roman" w:hAnsi="Times New Roman" w:cs="Times New Roman"/>
+                <w:sz w:val="22"/>
+                <w:szCs w:val="22"/>
+              </w:rPr>
+            </w:pPr>
+            <w:r>
+              <w:rPr>
+                <w:rFonts w:ascii="Times New Roman" w:hAnsi="Times New Roman" w:cs="Times New Roman"/>
+                <w:sz w:val="22"/>
+                <w:szCs w:val="22"/>
+              </w:rPr>
+              <w:t>0.101</w:t>
+            </w:r>
+          </w:p>
+        </w:tc>
+      </w:tr>
+      <w:tr>
+        <w:tc>
+          <w:tcPr>
+            <w:tcW w:w="2790" w:type="dxa"/>
+          </w:tcPr>
+          <w:p>
+            <w:pPr>
+              <w:jc w:val="right"/>
+              <w:rPr>
+                <w:rFonts w:ascii="Times New Roman" w:hAnsi="Times New Roman" w:cs="Times New Roman"/>
+                <w:i/>
+                <w:iCs/>
+                <w:sz w:val="22"/>
+                <w:szCs w:val="22"/>
+              </w:rPr>
+            </w:pPr>
+            <w:r>
+              <w:rPr>
+                <w:rFonts w:ascii="Times New Roman" w:hAnsi="Times New Roman" w:cs="Times New Roman"/>
+                <w:i/>
+                <w:iCs/>
+                <w:sz w:val="22"/>
+                <w:szCs w:val="22"/>
+              </w:rPr>
+              <w:t>All Patients</w:t>
+            </w:r>
+          </w:p>
+        </w:tc>
+        <w:tc>
+          <w:tcPr>
+            <w:tcW w:w="2656" w:type="dxa"/>
+          </w:tcPr>
+          <w:p>
+            <w:pPr>
+              <w:jc w:val="center"/>
+              <w:rPr>
+                <w:rFonts w:ascii="Times New Roman" w:hAnsi="Times New Roman" w:cs="Times New Roman"/>
+                <w:sz w:val="22"/>
+                <w:szCs w:val="22"/>
+              </w:rPr>
+            </w:pPr>
+          </w:p>
+        </w:tc>
+        <w:tc>
+          <w:tcPr>
+            <w:tcW w:w="1056" w:type="dxa"/>
+          </w:tcPr>
+          <w:p>
+            <w:pPr>
+              <w:jc w:val="center"/>
+              <w:rPr>
+                <w:rFonts w:ascii="Times New Roman" w:hAnsi="Times New Roman" w:cs="Times New Roman"/>
+                <w:sz w:val="22"/>
+                <w:szCs w:val="22"/>
+              </w:rPr>
+            </w:pPr>
+          </w:p>
+        </w:tc>
+        <w:tc>
+          <w:tcPr>
+            <w:tcW w:w="2413" w:type="dxa"/>
+          </w:tcPr>
+          <w:p>
+            <w:pPr>
+              <w:jc w:val="center"/>
+              <w:rPr>
+                <w:rFonts w:ascii="Times New Roman" w:hAnsi="Times New Roman" w:cs="Times New Roman"/>
+                <w:sz w:val="22"/>
+                <w:szCs w:val="22"/>
+              </w:rPr>
+            </w:pPr>
+          </w:p>
+        </w:tc>
+        <w:tc>
+          <w:tcPr>
+            <w:tcW w:w="987" w:type="dxa"/>
+          </w:tcPr>
+          <w:p>
+            <w:pPr>
+              <w:jc w:val="center"/>
               <w:rPr>
                 <w:rFonts w:ascii="Times New Roman" w:hAnsi="Times New Roman" w:cs="Times New Roman"/>
                 <w:b/>
@@ -29854,9 +30020,268 @@
                 <w:sz w:val="22"/>
                 <w:szCs w:val="22"/>
               </w:rPr>
-              <w:t xml:space="preserve">ATE </w:t>
-            </w:r>
-            <w:r>
+            </w:pPr>
+          </w:p>
+        </w:tc>
+      </w:tr>
+      <w:tr>
+        <w:tc>
+          <w:tcPr>
+            <w:tcW w:w="2790" w:type="dxa"/>
+          </w:tcPr>
+          <w:p>
+            <w:pPr>
+              <w:jc w:val="right"/>
+              <w:rPr>
+                <w:rFonts w:ascii="Times New Roman" w:hAnsi="Times New Roman" w:cs="Times New Roman"/>
+                <w:i/>
+                <w:iCs/>
+                <w:sz w:val="22"/>
+                <w:szCs w:val="22"/>
+              </w:rPr>
+            </w:pPr>
+            <w:r>
+              <w:rPr>
+                <w:rFonts w:ascii="Times New Roman" w:hAnsi="Times New Roman" w:cs="Times New Roman"/>
+                <w:i/>
+                <w:iCs/>
+                <w:sz w:val="22"/>
+                <w:szCs w:val="22"/>
+              </w:rPr>
+              <w:t>PD-L1 &gt;= 50%</w:t>
+            </w:r>
+          </w:p>
+        </w:tc>
+        <w:tc>
+          <w:tcPr>
+            <w:tcW w:w="2656" w:type="dxa"/>
+          </w:tcPr>
+          <w:p>
+            <w:pPr>
+              <w:jc w:val="center"/>
+              <w:rPr>
+                <w:rFonts w:ascii="Times New Roman" w:hAnsi="Times New Roman" w:cs="Times New Roman"/>
+                <w:sz w:val="22"/>
+                <w:szCs w:val="22"/>
+              </w:rPr>
+            </w:pPr>
+          </w:p>
+        </w:tc>
+        <w:tc>
+          <w:tcPr>
+            <w:tcW w:w="1056" w:type="dxa"/>
+          </w:tcPr>
+          <w:p>
+            <w:pPr>
+              <w:jc w:val="center"/>
+              <w:rPr>
+                <w:rFonts w:ascii="Times New Roman" w:hAnsi="Times New Roman" w:cs="Times New Roman"/>
+                <w:sz w:val="22"/>
+                <w:szCs w:val="22"/>
+              </w:rPr>
+            </w:pPr>
+          </w:p>
+        </w:tc>
+        <w:tc>
+          <w:tcPr>
+            <w:tcW w:w="2413" w:type="dxa"/>
+          </w:tcPr>
+          <w:p>
+            <w:pPr>
+              <w:jc w:val="center"/>
+              <w:rPr>
+                <w:rFonts w:ascii="Times New Roman" w:hAnsi="Times New Roman" w:cs="Times New Roman"/>
+                <w:sz w:val="22"/>
+                <w:szCs w:val="22"/>
+              </w:rPr>
+            </w:pPr>
+          </w:p>
+        </w:tc>
+        <w:tc>
+          <w:tcPr>
+            <w:tcW w:w="987" w:type="dxa"/>
+          </w:tcPr>
+          <w:p>
+            <w:pPr>
+              <w:jc w:val="center"/>
+              <w:rPr>
+                <w:rFonts w:ascii="Times New Roman" w:hAnsi="Times New Roman" w:cs="Times New Roman"/>
+                <w:sz w:val="22"/>
+                <w:szCs w:val="22"/>
+              </w:rPr>
+            </w:pPr>
+          </w:p>
+        </w:tc>
+      </w:tr>
+      <w:tr>
+        <w:tc>
+          <w:tcPr>
+            <w:tcW w:w="2790" w:type="dxa"/>
+          </w:tcPr>
+          <w:p>
+            <w:pPr>
+              <w:jc w:val="right"/>
+              <w:rPr>
+                <w:rFonts w:ascii="Times New Roman" w:hAnsi="Times New Roman" w:cs="Times New Roman"/>
+                <w:i/>
+                <w:iCs/>
+                <w:sz w:val="22"/>
+                <w:szCs w:val="22"/>
+              </w:rPr>
+            </w:pPr>
+            <w:r>
+              <w:rPr>
+                <w:rFonts w:ascii="Times New Roman" w:hAnsi="Times New Roman" w:cs="Times New Roman"/>
+                <w:i/>
+                <w:iCs/>
+                <w:sz w:val="22"/>
+                <w:szCs w:val="22"/>
+              </w:rPr>
+              <w:t>1% &lt; PD-L1 &lt; 50%</w:t>
+            </w:r>
+          </w:p>
+        </w:tc>
+        <w:tc>
+          <w:tcPr>
+            <w:tcW w:w="2656" w:type="dxa"/>
+          </w:tcPr>
+          <w:p>
+            <w:pPr>
+              <w:jc w:val="center"/>
+              <w:rPr>
+                <w:rFonts w:ascii="Times New Roman" w:hAnsi="Times New Roman" w:cs="Times New Roman"/>
+                <w:sz w:val="22"/>
+                <w:szCs w:val="22"/>
+              </w:rPr>
+            </w:pPr>
+          </w:p>
+        </w:tc>
+        <w:tc>
+          <w:tcPr>
+            <w:tcW w:w="1056" w:type="dxa"/>
+          </w:tcPr>
+          <w:p>
+            <w:pPr>
+              <w:jc w:val="center"/>
+              <w:rPr>
+                <w:rFonts w:ascii="Times New Roman" w:hAnsi="Times New Roman" w:cs="Times New Roman"/>
+                <w:sz w:val="22"/>
+                <w:szCs w:val="22"/>
+              </w:rPr>
+            </w:pPr>
+          </w:p>
+        </w:tc>
+        <w:tc>
+          <w:tcPr>
+            <w:tcW w:w="2413" w:type="dxa"/>
+          </w:tcPr>
+          <w:p>
+            <w:pPr>
+              <w:jc w:val="center"/>
+              <w:rPr>
+                <w:rFonts w:ascii="Times New Roman" w:hAnsi="Times New Roman" w:cs="Times New Roman"/>
+                <w:sz w:val="22"/>
+                <w:szCs w:val="22"/>
+              </w:rPr>
+            </w:pPr>
+          </w:p>
+        </w:tc>
+        <w:tc>
+          <w:tcPr>
+            <w:tcW w:w="987" w:type="dxa"/>
+          </w:tcPr>
+          <w:p>
+            <w:pPr>
+              <w:jc w:val="center"/>
+              <w:rPr>
+                <w:rFonts w:ascii="Times New Roman" w:hAnsi="Times New Roman" w:cs="Times New Roman"/>
+                <w:sz w:val="22"/>
+                <w:szCs w:val="22"/>
+              </w:rPr>
+            </w:pPr>
+          </w:p>
+        </w:tc>
+      </w:tr>
+      <w:tr>
+        <w:tc>
+          <w:tcPr>
+            <w:tcW w:w="2790" w:type="dxa"/>
+          </w:tcPr>
+          <w:p>
+            <w:pPr>
+              <w:jc w:val="right"/>
+              <w:rPr>
+                <w:rFonts w:ascii="Times New Roman" w:hAnsi="Times New Roman" w:cs="Times New Roman"/>
+                <w:i/>
+                <w:iCs/>
+                <w:sz w:val="22"/>
+                <w:szCs w:val="22"/>
+              </w:rPr>
+            </w:pPr>
+            <w:r>
+              <w:rPr>
+                <w:rFonts w:ascii="Times New Roman" w:hAnsi="Times New Roman" w:cs="Times New Roman"/>
+                <w:i/>
+                <w:iCs/>
+                <w:sz w:val="22"/>
+                <w:szCs w:val="22"/>
+              </w:rPr>
+              <w:t>PD-L1 Negative</w:t>
+            </w:r>
+          </w:p>
+        </w:tc>
+        <w:tc>
+          <w:tcPr>
+            <w:tcW w:w="2656" w:type="dxa"/>
+          </w:tcPr>
+          <w:p>
+            <w:pPr>
+              <w:jc w:val="center"/>
+              <w:rPr>
+                <w:rFonts w:ascii="Times New Roman" w:hAnsi="Times New Roman" w:cs="Times New Roman"/>
+                <w:sz w:val="22"/>
+                <w:szCs w:val="22"/>
+              </w:rPr>
+            </w:pPr>
+          </w:p>
+        </w:tc>
+        <w:tc>
+          <w:tcPr>
+            <w:tcW w:w="1056" w:type="dxa"/>
+          </w:tcPr>
+          <w:p>
+            <w:pPr>
+              <w:jc w:val="center"/>
+              <w:rPr>
+                <w:rFonts w:ascii="Times New Roman" w:hAnsi="Times New Roman" w:cs="Times New Roman"/>
+                <w:sz w:val="22"/>
+                <w:szCs w:val="22"/>
+              </w:rPr>
+            </w:pPr>
+          </w:p>
+        </w:tc>
+        <w:tc>
+          <w:tcPr>
+            <w:tcW w:w="2413" w:type="dxa"/>
+          </w:tcPr>
+          <w:p>
+            <w:pPr>
+              <w:jc w:val="center"/>
+              <w:rPr>
+                <w:rFonts w:ascii="Times New Roman" w:hAnsi="Times New Roman" w:cs="Times New Roman"/>
+                <w:sz w:val="22"/>
+                <w:szCs w:val="22"/>
+              </w:rPr>
+            </w:pPr>
+          </w:p>
+        </w:tc>
+        <w:tc>
+          <w:tcPr>
+            <w:tcW w:w="987" w:type="dxa"/>
+          </w:tcPr>
+          <w:p>
+            <w:pPr>
+              <w:jc w:val="center"/>
               <w:rPr>
                 <w:rFonts w:ascii="Times New Roman" w:hAnsi="Times New Roman" w:cs="Times New Roman"/>
                 <w:b/>
@@ -29864,17 +30289,17 @@
                 <w:sz w:val="22"/>
                 <w:szCs w:val="22"/>
               </w:rPr>
-              <w:t>IPWRA (95% CI)</w:t>
-            </w:r>
-          </w:p>
-        </w:tc>
-        <w:tc>
-          <w:tcPr>
-            <w:tcW w:w="1260" w:type="dxa"/>
-          </w:tcPr>
-          <w:p>
-            <w:pPr>
-              <w:jc w:val="center"/>
+            </w:pPr>
+          </w:p>
+        </w:tc>
+      </w:tr>
+      <w:tr>
+        <w:tc>
+          <w:tcPr>
+            <w:tcW w:w="2790" w:type="dxa"/>
+          </w:tcPr>
+          <w:p>
+            <w:pPr>
               <w:rPr>
                 <w:rFonts w:ascii="Times New Roman" w:hAnsi="Times New Roman" w:cs="Times New Roman"/>
                 <w:b/>
@@ -29891,18 +30316,151 @@
                 <w:sz w:val="22"/>
                 <w:szCs w:val="22"/>
               </w:rPr>
-              <w:t>p-value</w:t>
-            </w:r>
+              <w:t>12-month OS</w:t>
+            </w:r>
+          </w:p>
+        </w:tc>
+        <w:tc>
+          <w:tcPr>
+            <w:tcW w:w="2656" w:type="dxa"/>
+          </w:tcPr>
+          <w:p>
+            <w:pPr>
+              <w:jc w:val="center"/>
+              <w:rPr>
+                <w:rFonts w:ascii="Times New Roman" w:hAnsi="Times New Roman" w:cs="Times New Roman"/>
+                <w:sz w:val="22"/>
+                <w:szCs w:val="22"/>
+              </w:rPr>
+            </w:pPr>
+          </w:p>
+        </w:tc>
+        <w:tc>
+          <w:tcPr>
+            <w:tcW w:w="1056" w:type="dxa"/>
+          </w:tcPr>
+          <w:p>
+            <w:pPr>
+              <w:jc w:val="center"/>
+              <w:rPr>
+                <w:rFonts w:ascii="Times New Roman" w:hAnsi="Times New Roman" w:cs="Times New Roman"/>
+                <w:sz w:val="22"/>
+                <w:szCs w:val="22"/>
+              </w:rPr>
+            </w:pPr>
+          </w:p>
+        </w:tc>
+        <w:tc>
+          <w:tcPr>
+            <w:tcW w:w="2413" w:type="dxa"/>
+          </w:tcPr>
+          <w:p>
+            <w:pPr>
+              <w:jc w:val="center"/>
+              <w:rPr>
+                <w:rFonts w:ascii="Times New Roman" w:hAnsi="Times New Roman" w:cs="Times New Roman"/>
+                <w:sz w:val="22"/>
+                <w:szCs w:val="22"/>
+              </w:rPr>
+            </w:pPr>
+          </w:p>
+        </w:tc>
+        <w:tc>
+          <w:tcPr>
+            <w:tcW w:w="987" w:type="dxa"/>
+          </w:tcPr>
+          <w:p>
+            <w:pPr>
+              <w:jc w:val="center"/>
+              <w:rPr>
+                <w:rFonts w:ascii="Times New Roman" w:hAnsi="Times New Roman" w:cs="Times New Roman"/>
+                <w:b/>
+                <w:bCs/>
+                <w:sz w:val="22"/>
+                <w:szCs w:val="22"/>
+              </w:rPr>
+            </w:pPr>
           </w:p>
         </w:tc>
       </w:tr>
       <w:tr>
         <w:tc>
           <w:tcPr>
-            <w:tcW w:w="2160" w:type="dxa"/>
-          </w:tcPr>
-          <w:p>
-            <w:pPr>
+            <w:tcW w:w="2790" w:type="dxa"/>
+          </w:tcPr>
+          <w:p>
+            <w:pPr>
+              <w:jc w:val="right"/>
+              <w:rPr>
+                <w:rFonts w:ascii="Times New Roman" w:hAnsi="Times New Roman" w:cs="Times New Roman"/>
+                <w:sz w:val="22"/>
+                <w:szCs w:val="22"/>
+              </w:rPr>
+            </w:pPr>
+            <w:r>
+              <w:rPr>
+                <w:rFonts w:ascii="Times New Roman" w:hAnsi="Times New Roman" w:cs="Times New Roman"/>
+                <w:i/>
+                <w:iCs/>
+                <w:sz w:val="22"/>
+                <w:szCs w:val="22"/>
+              </w:rPr>
+              <w:t>All Patients</w:t>
+            </w:r>
+          </w:p>
+        </w:tc>
+        <w:tc>
+          <w:tcPr>
+            <w:tcW w:w="2656" w:type="dxa"/>
+          </w:tcPr>
+          <w:p>
+            <w:pPr>
+              <w:jc w:val="center"/>
+              <w:rPr>
+                <w:rFonts w:ascii="Times New Roman" w:hAnsi="Times New Roman" w:cs="Times New Roman"/>
+                <w:sz w:val="22"/>
+                <w:szCs w:val="22"/>
+              </w:rPr>
+            </w:pPr>
+          </w:p>
+        </w:tc>
+        <w:tc>
+          <w:tcPr>
+            <w:tcW w:w="1056" w:type="dxa"/>
+          </w:tcPr>
+          <w:p>
+            <w:pPr>
+              <w:jc w:val="center"/>
+              <w:rPr>
+                <w:rFonts w:ascii="Times New Roman" w:hAnsi="Times New Roman" w:cs="Times New Roman"/>
+                <w:sz w:val="22"/>
+                <w:szCs w:val="22"/>
+              </w:rPr>
+            </w:pPr>
+          </w:p>
+        </w:tc>
+        <w:tc>
+          <w:tcPr>
+            <w:tcW w:w="2413" w:type="dxa"/>
+          </w:tcPr>
+          <w:p>
+            <w:pPr>
+              <w:jc w:val="center"/>
+              <w:rPr>
+                <w:rFonts w:ascii="Times New Roman" w:hAnsi="Times New Roman" w:cs="Times New Roman"/>
+                <w:sz w:val="22"/>
+                <w:szCs w:val="22"/>
+              </w:rPr>
+            </w:pPr>
+          </w:p>
+        </w:tc>
+        <w:tc>
+          <w:tcPr>
+            <w:tcW w:w="987" w:type="dxa"/>
+          </w:tcPr>
+          <w:p>
+            <w:pPr>
+              <w:jc w:val="center"/>
               <w:rPr>
                 <w:rFonts w:ascii="Times New Roman" w:hAnsi="Times New Roman" w:cs="Times New Roman"/>
                 <w:b/>
@@ -29911,104 +30469,24 @@
                 <w:szCs w:val="22"/>
               </w:rPr>
             </w:pPr>
-            <w:r>
-              <w:rPr>
-                <w:rFonts w:ascii="Times New Roman" w:hAnsi="Times New Roman" w:cs="Times New Roman"/>
-                <w:b/>
-                <w:bCs/>
-                <w:sz w:val="22"/>
-                <w:szCs w:val="22"/>
-              </w:rPr>
-              <w:t>12-month PFS</w:t>
-            </w:r>
-          </w:p>
-        </w:tc>
-        <w:tc>
-          <w:tcPr>
-            <w:tcW w:w="810" w:type="dxa"/>
-          </w:tcPr>
-          <w:p>
-            <w:pPr>
-              <w:jc w:val="center"/>
-              <w:rPr>
-                <w:rFonts w:ascii="Times New Roman" w:hAnsi="Times New Roman" w:cs="Times New Roman"/>
-                <w:sz w:val="22"/>
-                <w:szCs w:val="22"/>
-              </w:rPr>
-            </w:pPr>
-          </w:p>
-        </w:tc>
-        <w:tc>
-          <w:tcPr>
-            <w:tcW w:w="900" w:type="dxa"/>
-          </w:tcPr>
-          <w:p>
-            <w:pPr>
-              <w:jc w:val="center"/>
-              <w:rPr>
-                <w:rFonts w:ascii="Times New Roman" w:hAnsi="Times New Roman" w:cs="Times New Roman"/>
-                <w:sz w:val="22"/>
-                <w:szCs w:val="22"/>
-              </w:rPr>
-            </w:pPr>
-          </w:p>
-        </w:tc>
-        <w:tc>
-          <w:tcPr>
-            <w:tcW w:w="2250" w:type="dxa"/>
-          </w:tcPr>
-          <w:p>
-            <w:pPr>
-              <w:jc w:val="center"/>
-              <w:rPr>
-                <w:rFonts w:ascii="Times New Roman" w:hAnsi="Times New Roman" w:cs="Times New Roman"/>
-                <w:sz w:val="22"/>
-                <w:szCs w:val="22"/>
-              </w:rPr>
-            </w:pPr>
-          </w:p>
-        </w:tc>
-        <w:tc>
-          <w:tcPr>
-            <w:tcW w:w="2520" w:type="dxa"/>
-          </w:tcPr>
-          <w:p>
-            <w:pPr>
-              <w:jc w:val="center"/>
-              <w:rPr>
-                <w:rFonts w:ascii="Times New Roman" w:hAnsi="Times New Roman" w:cs="Times New Roman"/>
-                <w:sz w:val="22"/>
-                <w:szCs w:val="22"/>
-              </w:rPr>
-            </w:pPr>
-          </w:p>
-        </w:tc>
-        <w:tc>
-          <w:tcPr>
-            <w:tcW w:w="1260" w:type="dxa"/>
-          </w:tcPr>
-          <w:p>
-            <w:pPr>
-              <w:jc w:val="center"/>
-              <w:rPr>
-                <w:rFonts w:ascii="Times New Roman" w:hAnsi="Times New Roman" w:cs="Times New Roman"/>
-                <w:b/>
-                <w:bCs/>
-                <w:sz w:val="22"/>
-                <w:szCs w:val="22"/>
-              </w:rPr>
-            </w:pPr>
           </w:p>
         </w:tc>
       </w:tr>
       <w:tr>
         <w:tc>
           <w:tcPr>
-            <w:tcW w:w="2160" w:type="dxa"/>
+            <w:tcW w:w="2790" w:type="dxa"/>
           </w:tcPr>
           <w:p>
             <w:pPr>
               <w:jc w:val="right"/>
+              <w:rPr>
+                <w:rFonts w:ascii="Times New Roman" w:hAnsi="Times New Roman" w:cs="Times New Roman"/>
+                <w:sz w:val="22"/>
+                <w:szCs w:val="22"/>
+              </w:rPr>
+            </w:pPr>
+            <w:r>
               <w:rPr>
                 <w:rFonts w:ascii="Times New Roman" w:hAnsi="Times New Roman" w:cs="Times New Roman"/>
                 <w:i/>
@@ -30016,6 +30494,84 @@
                 <w:sz w:val="22"/>
                 <w:szCs w:val="22"/>
               </w:rPr>
+              <w:t>PD-L1 &gt;= 50%</w:t>
+            </w:r>
+          </w:p>
+        </w:tc>
+        <w:tc>
+          <w:tcPr>
+            <w:tcW w:w="2656" w:type="dxa"/>
+          </w:tcPr>
+          <w:p>
+            <w:pPr>
+              <w:jc w:val="center"/>
+              <w:rPr>
+                <w:rFonts w:ascii="Times New Roman" w:hAnsi="Times New Roman" w:cs="Times New Roman"/>
+                <w:sz w:val="22"/>
+                <w:szCs w:val="22"/>
+              </w:rPr>
+            </w:pPr>
+          </w:p>
+        </w:tc>
+        <w:tc>
+          <w:tcPr>
+            <w:tcW w:w="1056" w:type="dxa"/>
+          </w:tcPr>
+          <w:p>
+            <w:pPr>
+              <w:jc w:val="center"/>
+              <w:rPr>
+                <w:rFonts w:ascii="Times New Roman" w:hAnsi="Times New Roman" w:cs="Times New Roman"/>
+                <w:sz w:val="22"/>
+                <w:szCs w:val="22"/>
+              </w:rPr>
+            </w:pPr>
+          </w:p>
+        </w:tc>
+        <w:tc>
+          <w:tcPr>
+            <w:tcW w:w="2413" w:type="dxa"/>
+          </w:tcPr>
+          <w:p>
+            <w:pPr>
+              <w:jc w:val="center"/>
+              <w:rPr>
+                <w:rFonts w:ascii="Times New Roman" w:hAnsi="Times New Roman" w:cs="Times New Roman"/>
+                <w:sz w:val="22"/>
+                <w:szCs w:val="22"/>
+              </w:rPr>
+            </w:pPr>
+          </w:p>
+        </w:tc>
+        <w:tc>
+          <w:tcPr>
+            <w:tcW w:w="987" w:type="dxa"/>
+          </w:tcPr>
+          <w:p>
+            <w:pPr>
+              <w:jc w:val="center"/>
+              <w:rPr>
+                <w:rFonts w:ascii="Times New Roman" w:hAnsi="Times New Roman" w:cs="Times New Roman"/>
+                <w:sz w:val="22"/>
+                <w:szCs w:val="22"/>
+              </w:rPr>
+            </w:pPr>
+          </w:p>
+        </w:tc>
+      </w:tr>
+      <w:tr>
+        <w:tc>
+          <w:tcPr>
+            <w:tcW w:w="2790" w:type="dxa"/>
+          </w:tcPr>
+          <w:p>
+            <w:pPr>
+              <w:jc w:val="right"/>
+              <w:rPr>
+                <w:rFonts w:ascii="Times New Roman" w:hAnsi="Times New Roman" w:cs="Times New Roman"/>
+                <w:sz w:val="22"/>
+                <w:szCs w:val="22"/>
+              </w:rPr>
             </w:pPr>
             <w:r>
               <w:rPr>
@@ -30025,81 +30581,64 @@
                 <w:sz w:val="22"/>
                 <w:szCs w:val="22"/>
               </w:rPr>
-              <w:t>All Patients</w:t>
-            </w:r>
-          </w:p>
-        </w:tc>
-        <w:tc>
-          <w:tcPr>
-            <w:tcW w:w="810" w:type="dxa"/>
-          </w:tcPr>
-          <w:p>
-            <w:pPr>
-              <w:jc w:val="center"/>
-              <w:rPr>
-                <w:rFonts w:ascii="Times New Roman" w:hAnsi="Times New Roman" w:cs="Times New Roman"/>
-                <w:sz w:val="22"/>
-                <w:szCs w:val="22"/>
-              </w:rPr>
-            </w:pPr>
-          </w:p>
-        </w:tc>
-        <w:tc>
-          <w:tcPr>
-            <w:tcW w:w="900" w:type="dxa"/>
-          </w:tcPr>
-          <w:p>
-            <w:pPr>
-              <w:jc w:val="center"/>
-              <w:rPr>
-                <w:rFonts w:ascii="Times New Roman" w:hAnsi="Times New Roman" w:cs="Times New Roman"/>
-                <w:sz w:val="22"/>
-                <w:szCs w:val="22"/>
-              </w:rPr>
-            </w:pPr>
-          </w:p>
-        </w:tc>
-        <w:tc>
-          <w:tcPr>
-            <w:tcW w:w="2250" w:type="dxa"/>
-          </w:tcPr>
-          <w:p>
-            <w:pPr>
-              <w:jc w:val="center"/>
-              <w:rPr>
-                <w:rFonts w:ascii="Times New Roman" w:hAnsi="Times New Roman" w:cs="Times New Roman"/>
-                <w:sz w:val="22"/>
-                <w:szCs w:val="22"/>
-              </w:rPr>
-            </w:pPr>
-          </w:p>
-        </w:tc>
-        <w:tc>
-          <w:tcPr>
-            <w:tcW w:w="2520" w:type="dxa"/>
-          </w:tcPr>
-          <w:p>
-            <w:pPr>
-              <w:jc w:val="center"/>
-              <w:rPr>
-                <w:rFonts w:ascii="Times New Roman" w:hAnsi="Times New Roman" w:cs="Times New Roman"/>
-                <w:sz w:val="22"/>
-                <w:szCs w:val="22"/>
-              </w:rPr>
-            </w:pPr>
-          </w:p>
-        </w:tc>
-        <w:tc>
-          <w:tcPr>
-            <w:tcW w:w="1260" w:type="dxa"/>
-          </w:tcPr>
-          <w:p>
-            <w:pPr>
-              <w:jc w:val="center"/>
-              <w:rPr>
-                <w:rFonts w:ascii="Times New Roman" w:hAnsi="Times New Roman" w:cs="Times New Roman"/>
-                <w:b/>
-                <w:bCs/>
+              <w:t>1% &lt; PD-L1 &lt; 50%</w:t>
+            </w:r>
+          </w:p>
+        </w:tc>
+        <w:tc>
+          <w:tcPr>
+            <w:tcW w:w="2656" w:type="dxa"/>
+          </w:tcPr>
+          <w:p>
+            <w:pPr>
+              <w:jc w:val="center"/>
+              <w:rPr>
+                <w:rFonts w:ascii="Times New Roman" w:hAnsi="Times New Roman" w:cs="Times New Roman"/>
+                <w:sz w:val="22"/>
+                <w:szCs w:val="22"/>
+              </w:rPr>
+            </w:pPr>
+          </w:p>
+        </w:tc>
+        <w:tc>
+          <w:tcPr>
+            <w:tcW w:w="1056" w:type="dxa"/>
+          </w:tcPr>
+          <w:p>
+            <w:pPr>
+              <w:jc w:val="center"/>
+              <w:rPr>
+                <w:rFonts w:ascii="Times New Roman" w:hAnsi="Times New Roman" w:cs="Times New Roman"/>
+                <w:sz w:val="22"/>
+                <w:szCs w:val="22"/>
+              </w:rPr>
+            </w:pPr>
+          </w:p>
+        </w:tc>
+        <w:tc>
+          <w:tcPr>
+            <w:tcW w:w="2413" w:type="dxa"/>
+          </w:tcPr>
+          <w:p>
+            <w:pPr>
+              <w:jc w:val="center"/>
+              <w:rPr>
+                <w:rFonts w:ascii="Times New Roman" w:hAnsi="Times New Roman" w:cs="Times New Roman"/>
+                <w:sz w:val="22"/>
+                <w:szCs w:val="22"/>
+              </w:rPr>
+            </w:pPr>
+          </w:p>
+        </w:tc>
+        <w:tc>
+          <w:tcPr>
+            <w:tcW w:w="987" w:type="dxa"/>
+          </w:tcPr>
+          <w:p>
+            <w:pPr>
+              <w:jc w:val="center"/>
+              <w:rPr>
+                <w:rFonts w:ascii="Times New Roman" w:hAnsi="Times New Roman" w:cs="Times New Roman"/>
                 <w:sz w:val="22"/>
                 <w:szCs w:val="22"/>
               </w:rPr>
@@ -30110,11 +30649,18 @@
       <w:tr>
         <w:tc>
           <w:tcPr>
-            <w:tcW w:w="2160" w:type="dxa"/>
+            <w:tcW w:w="2790" w:type="dxa"/>
           </w:tcPr>
           <w:p>
             <w:pPr>
               <w:jc w:val="right"/>
+              <w:rPr>
+                <w:rFonts w:ascii="Times New Roman" w:hAnsi="Times New Roman" w:cs="Times New Roman"/>
+                <w:sz w:val="22"/>
+                <w:szCs w:val="22"/>
+              </w:rPr>
+            </w:pPr>
+            <w:r>
               <w:rPr>
                 <w:rFonts w:ascii="Times New Roman" w:hAnsi="Times New Roman" w:cs="Times New Roman"/>
                 <w:i/>
@@ -30122,806 +30668,58 @@
                 <w:sz w:val="22"/>
                 <w:szCs w:val="22"/>
               </w:rPr>
-            </w:pPr>
-            <w:r>
-              <w:rPr>
-                <w:rFonts w:ascii="Times New Roman" w:hAnsi="Times New Roman" w:cs="Times New Roman"/>
-                <w:i/>
-                <w:iCs/>
-                <w:sz w:val="22"/>
-                <w:szCs w:val="22"/>
-              </w:rPr>
-              <w:t>PD-L1 &gt;= 50%</w:t>
-            </w:r>
-          </w:p>
-        </w:tc>
-        <w:tc>
-          <w:tcPr>
-            <w:tcW w:w="810" w:type="dxa"/>
-          </w:tcPr>
-          <w:p>
-            <w:pPr>
-              <w:jc w:val="center"/>
-              <w:rPr>
-                <w:rFonts w:ascii="Times New Roman" w:hAnsi="Times New Roman" w:cs="Times New Roman"/>
-                <w:sz w:val="22"/>
-                <w:szCs w:val="22"/>
-              </w:rPr>
-            </w:pPr>
-          </w:p>
-        </w:tc>
-        <w:tc>
-          <w:tcPr>
-            <w:tcW w:w="900" w:type="dxa"/>
-          </w:tcPr>
-          <w:p>
-            <w:pPr>
-              <w:jc w:val="center"/>
-              <w:rPr>
-                <w:rFonts w:ascii="Times New Roman" w:hAnsi="Times New Roman" w:cs="Times New Roman"/>
-                <w:sz w:val="22"/>
-                <w:szCs w:val="22"/>
-              </w:rPr>
-            </w:pPr>
-          </w:p>
-        </w:tc>
-        <w:tc>
-          <w:tcPr>
-            <w:tcW w:w="2250" w:type="dxa"/>
-          </w:tcPr>
-          <w:p>
-            <w:pPr>
-              <w:jc w:val="center"/>
-              <w:rPr>
-                <w:rFonts w:ascii="Times New Roman" w:hAnsi="Times New Roman" w:cs="Times New Roman"/>
-                <w:sz w:val="22"/>
-                <w:szCs w:val="22"/>
-              </w:rPr>
-            </w:pPr>
-          </w:p>
-        </w:tc>
-        <w:tc>
-          <w:tcPr>
-            <w:tcW w:w="2520" w:type="dxa"/>
-          </w:tcPr>
-          <w:p>
-            <w:pPr>
-              <w:jc w:val="center"/>
-              <w:rPr>
-                <w:rFonts w:ascii="Times New Roman" w:hAnsi="Times New Roman" w:cs="Times New Roman"/>
-                <w:sz w:val="22"/>
-                <w:szCs w:val="22"/>
-              </w:rPr>
-            </w:pPr>
-          </w:p>
-        </w:tc>
-        <w:tc>
-          <w:tcPr>
-            <w:tcW w:w="1260" w:type="dxa"/>
-          </w:tcPr>
-          <w:p>
-            <w:pPr>
-              <w:jc w:val="center"/>
-              <w:rPr>
-                <w:rFonts w:ascii="Times New Roman" w:hAnsi="Times New Roman" w:cs="Times New Roman"/>
-                <w:sz w:val="22"/>
-                <w:szCs w:val="22"/>
-              </w:rPr>
-            </w:pPr>
-          </w:p>
-        </w:tc>
-      </w:tr>
-      <w:tr>
-        <w:tc>
-          <w:tcPr>
-            <w:tcW w:w="2160" w:type="dxa"/>
-          </w:tcPr>
-          <w:p>
-            <w:pPr>
-              <w:jc w:val="right"/>
-              <w:rPr>
-                <w:rFonts w:ascii="Times New Roman" w:hAnsi="Times New Roman" w:cs="Times New Roman"/>
-                <w:i/>
-                <w:iCs/>
-                <w:sz w:val="22"/>
-                <w:szCs w:val="22"/>
-              </w:rPr>
-            </w:pPr>
-            <w:r>
-              <w:rPr>
-                <w:rFonts w:ascii="Times New Roman" w:hAnsi="Times New Roman" w:cs="Times New Roman"/>
-                <w:i/>
-                <w:iCs/>
-                <w:sz w:val="22"/>
-                <w:szCs w:val="22"/>
-              </w:rPr>
-              <w:t>1% &lt; PD-L1 &lt; 50%</w:t>
-            </w:r>
-          </w:p>
-        </w:tc>
-        <w:tc>
-          <w:tcPr>
-            <w:tcW w:w="810" w:type="dxa"/>
-          </w:tcPr>
-          <w:p>
-            <w:pPr>
-              <w:jc w:val="center"/>
-              <w:rPr>
-                <w:rFonts w:ascii="Times New Roman" w:hAnsi="Times New Roman" w:cs="Times New Roman"/>
-                <w:sz w:val="22"/>
-                <w:szCs w:val="22"/>
-              </w:rPr>
-            </w:pPr>
-          </w:p>
-        </w:tc>
-        <w:tc>
-          <w:tcPr>
-            <w:tcW w:w="900" w:type="dxa"/>
-          </w:tcPr>
-          <w:p>
-            <w:pPr>
-              <w:jc w:val="center"/>
-              <w:rPr>
-                <w:rFonts w:ascii="Times New Roman" w:hAnsi="Times New Roman" w:cs="Times New Roman"/>
-                <w:sz w:val="22"/>
-                <w:szCs w:val="22"/>
-              </w:rPr>
-            </w:pPr>
-          </w:p>
-        </w:tc>
-        <w:tc>
-          <w:tcPr>
-            <w:tcW w:w="2250" w:type="dxa"/>
-          </w:tcPr>
-          <w:p>
-            <w:pPr>
-              <w:jc w:val="center"/>
-              <w:rPr>
-                <w:rFonts w:ascii="Times New Roman" w:hAnsi="Times New Roman" w:cs="Times New Roman"/>
-                <w:sz w:val="22"/>
-                <w:szCs w:val="22"/>
-              </w:rPr>
-            </w:pPr>
-          </w:p>
-        </w:tc>
-        <w:tc>
-          <w:tcPr>
-            <w:tcW w:w="2520" w:type="dxa"/>
-          </w:tcPr>
-          <w:p>
-            <w:pPr>
-              <w:jc w:val="center"/>
-              <w:rPr>
-                <w:rFonts w:ascii="Times New Roman" w:hAnsi="Times New Roman" w:cs="Times New Roman"/>
-                <w:sz w:val="22"/>
-                <w:szCs w:val="22"/>
-              </w:rPr>
-            </w:pPr>
-          </w:p>
-        </w:tc>
-        <w:tc>
-          <w:tcPr>
-            <w:tcW w:w="1260" w:type="dxa"/>
-          </w:tcPr>
-          <w:p>
-            <w:pPr>
-              <w:jc w:val="center"/>
-              <w:rPr>
-                <w:rFonts w:ascii="Times New Roman" w:hAnsi="Times New Roman" w:cs="Times New Roman"/>
-                <w:sz w:val="22"/>
-                <w:szCs w:val="22"/>
-              </w:rPr>
-            </w:pPr>
-          </w:p>
-        </w:tc>
-      </w:tr>
-      <w:tr>
-        <w:tc>
-          <w:tcPr>
-            <w:tcW w:w="2160" w:type="dxa"/>
-          </w:tcPr>
-          <w:p>
-            <w:pPr>
-              <w:jc w:val="right"/>
-              <w:rPr>
-                <w:rFonts w:ascii="Times New Roman" w:hAnsi="Times New Roman" w:cs="Times New Roman"/>
-                <w:i/>
-                <w:iCs/>
-                <w:sz w:val="22"/>
-                <w:szCs w:val="22"/>
-              </w:rPr>
-            </w:pPr>
-            <w:r>
-              <w:rPr>
-                <w:rFonts w:ascii="Times New Roman" w:hAnsi="Times New Roman" w:cs="Times New Roman"/>
-                <w:i/>
-                <w:iCs/>
-                <w:sz w:val="22"/>
-                <w:szCs w:val="22"/>
-              </w:rPr>
               <w:t>PD-L1 Negative</w:t>
             </w:r>
           </w:p>
         </w:tc>
         <w:tc>
           <w:tcPr>
-            <w:tcW w:w="810" w:type="dxa"/>
-          </w:tcPr>
-          <w:p>
-            <w:pPr>
-              <w:jc w:val="center"/>
-              <w:rPr>
-                <w:rFonts w:ascii="Times New Roman" w:hAnsi="Times New Roman" w:cs="Times New Roman"/>
-                <w:sz w:val="22"/>
-                <w:szCs w:val="22"/>
-              </w:rPr>
-            </w:pPr>
-          </w:p>
-        </w:tc>
-        <w:tc>
-          <w:tcPr>
-            <w:tcW w:w="900" w:type="dxa"/>
-          </w:tcPr>
-          <w:p>
-            <w:pPr>
-              <w:jc w:val="center"/>
-              <w:rPr>
-                <w:rFonts w:ascii="Times New Roman" w:hAnsi="Times New Roman" w:cs="Times New Roman"/>
-                <w:sz w:val="22"/>
-                <w:szCs w:val="22"/>
-              </w:rPr>
-            </w:pPr>
-          </w:p>
-        </w:tc>
-        <w:tc>
-          <w:tcPr>
-            <w:tcW w:w="2250" w:type="dxa"/>
-          </w:tcPr>
-          <w:p>
-            <w:pPr>
-              <w:jc w:val="center"/>
-              <w:rPr>
-                <w:rFonts w:ascii="Times New Roman" w:hAnsi="Times New Roman" w:cs="Times New Roman"/>
-                <w:sz w:val="22"/>
-                <w:szCs w:val="22"/>
-              </w:rPr>
-            </w:pPr>
-          </w:p>
-        </w:tc>
-        <w:tc>
-          <w:tcPr>
-            <w:tcW w:w="2520" w:type="dxa"/>
-          </w:tcPr>
-          <w:p>
-            <w:pPr>
-              <w:jc w:val="center"/>
-              <w:rPr>
-                <w:rFonts w:ascii="Times New Roman" w:hAnsi="Times New Roman" w:cs="Times New Roman"/>
-                <w:sz w:val="22"/>
-                <w:szCs w:val="22"/>
-              </w:rPr>
-            </w:pPr>
-          </w:p>
-        </w:tc>
-        <w:tc>
-          <w:tcPr>
-            <w:tcW w:w="1260" w:type="dxa"/>
-          </w:tcPr>
-          <w:p>
-            <w:pPr>
-              <w:jc w:val="center"/>
-              <w:rPr>
-                <w:rFonts w:ascii="Times New Roman" w:hAnsi="Times New Roman" w:cs="Times New Roman"/>
-                <w:b/>
-                <w:bCs/>
-                <w:sz w:val="22"/>
-                <w:szCs w:val="22"/>
-              </w:rPr>
-            </w:pPr>
-          </w:p>
-        </w:tc>
-      </w:tr>
-      <w:tr>
-        <w:tc>
-          <w:tcPr>
-            <w:tcW w:w="2160" w:type="dxa"/>
-          </w:tcPr>
-          <w:p>
-            <w:pPr>
-              <w:rPr>
-                <w:rFonts w:ascii="Times New Roman" w:hAnsi="Times New Roman" w:cs="Times New Roman"/>
-                <w:b/>
-                <w:bCs/>
-                <w:sz w:val="22"/>
-                <w:szCs w:val="22"/>
-              </w:rPr>
-            </w:pPr>
-            <w:r>
-              <w:rPr>
-                <w:rFonts w:ascii="Times New Roman" w:hAnsi="Times New Roman" w:cs="Times New Roman"/>
-                <w:b/>
-                <w:bCs/>
-                <w:sz w:val="22"/>
-                <w:szCs w:val="22"/>
-              </w:rPr>
-              <w:t>12-month OS</w:t>
-            </w:r>
-          </w:p>
-        </w:tc>
-        <w:tc>
-          <w:tcPr>
-            <w:tcW w:w="810" w:type="dxa"/>
-          </w:tcPr>
-          <w:p>
-            <w:pPr>
-              <w:jc w:val="center"/>
-              <w:rPr>
-                <w:rFonts w:ascii="Times New Roman" w:hAnsi="Times New Roman" w:cs="Times New Roman"/>
-                <w:sz w:val="22"/>
-                <w:szCs w:val="22"/>
-              </w:rPr>
-            </w:pPr>
-          </w:p>
-        </w:tc>
-        <w:tc>
-          <w:tcPr>
-            <w:tcW w:w="900" w:type="dxa"/>
-          </w:tcPr>
-          <w:p>
-            <w:pPr>
-              <w:jc w:val="center"/>
-              <w:rPr>
-                <w:rFonts w:ascii="Times New Roman" w:hAnsi="Times New Roman" w:cs="Times New Roman"/>
-                <w:sz w:val="22"/>
-                <w:szCs w:val="22"/>
-              </w:rPr>
-            </w:pPr>
-          </w:p>
-        </w:tc>
-        <w:tc>
-          <w:tcPr>
-            <w:tcW w:w="2250" w:type="dxa"/>
-          </w:tcPr>
-          <w:p>
-            <w:pPr>
-              <w:jc w:val="center"/>
-              <w:rPr>
-                <w:rFonts w:ascii="Times New Roman" w:hAnsi="Times New Roman" w:cs="Times New Roman"/>
-                <w:sz w:val="22"/>
-                <w:szCs w:val="22"/>
-              </w:rPr>
-            </w:pPr>
-          </w:p>
-        </w:tc>
-        <w:tc>
-          <w:tcPr>
-            <w:tcW w:w="2520" w:type="dxa"/>
-          </w:tcPr>
-          <w:p>
-            <w:pPr>
-              <w:jc w:val="center"/>
-              <w:rPr>
-                <w:rFonts w:ascii="Times New Roman" w:hAnsi="Times New Roman" w:cs="Times New Roman"/>
-                <w:sz w:val="22"/>
-                <w:szCs w:val="22"/>
-              </w:rPr>
-            </w:pPr>
-          </w:p>
-        </w:tc>
-        <w:tc>
-          <w:tcPr>
-            <w:tcW w:w="1260" w:type="dxa"/>
-          </w:tcPr>
-          <w:p>
-            <w:pPr>
-              <w:jc w:val="center"/>
-              <w:rPr>
-                <w:rFonts w:ascii="Times New Roman" w:hAnsi="Times New Roman" w:cs="Times New Roman"/>
-                <w:b/>
-                <w:bCs/>
-                <w:sz w:val="22"/>
-                <w:szCs w:val="22"/>
-              </w:rPr>
-            </w:pPr>
-          </w:p>
-        </w:tc>
-      </w:tr>
-      <w:tr>
-        <w:tc>
-          <w:tcPr>
-            <w:tcW w:w="2160" w:type="dxa"/>
-          </w:tcPr>
-          <w:p>
-            <w:pPr>
-              <w:jc w:val="right"/>
-              <w:rPr>
-                <w:rFonts w:ascii="Times New Roman" w:hAnsi="Times New Roman" w:cs="Times New Roman"/>
-                <w:sz w:val="22"/>
-                <w:szCs w:val="22"/>
-              </w:rPr>
-            </w:pPr>
-            <w:r>
-              <w:rPr>
-                <w:rFonts w:ascii="Times New Roman" w:hAnsi="Times New Roman" w:cs="Times New Roman"/>
-                <w:i/>
-                <w:iCs/>
-                <w:sz w:val="22"/>
-                <w:szCs w:val="22"/>
-              </w:rPr>
-              <w:t>All Patients</w:t>
-            </w:r>
-          </w:p>
-        </w:tc>
-        <w:tc>
-          <w:tcPr>
-            <w:tcW w:w="810" w:type="dxa"/>
-          </w:tcPr>
-          <w:p>
-            <w:pPr>
-              <w:jc w:val="center"/>
-              <w:rPr>
-                <w:rFonts w:ascii="Times New Roman" w:hAnsi="Times New Roman" w:cs="Times New Roman"/>
-                <w:sz w:val="22"/>
-                <w:szCs w:val="22"/>
-              </w:rPr>
-            </w:pPr>
-          </w:p>
-        </w:tc>
-        <w:tc>
-          <w:tcPr>
-            <w:tcW w:w="900" w:type="dxa"/>
-          </w:tcPr>
-          <w:p>
-            <w:pPr>
-              <w:jc w:val="center"/>
-              <w:rPr>
-                <w:rFonts w:ascii="Times New Roman" w:hAnsi="Times New Roman" w:cs="Times New Roman"/>
-                <w:sz w:val="22"/>
-                <w:szCs w:val="22"/>
-              </w:rPr>
-            </w:pPr>
-          </w:p>
-        </w:tc>
-        <w:tc>
-          <w:tcPr>
-            <w:tcW w:w="2250" w:type="dxa"/>
-          </w:tcPr>
-          <w:p>
-            <w:pPr>
-              <w:jc w:val="center"/>
-              <w:rPr>
-                <w:rFonts w:ascii="Times New Roman" w:hAnsi="Times New Roman" w:cs="Times New Roman"/>
-                <w:sz w:val="22"/>
-                <w:szCs w:val="22"/>
-              </w:rPr>
-            </w:pPr>
-          </w:p>
-        </w:tc>
-        <w:tc>
-          <w:tcPr>
-            <w:tcW w:w="2520" w:type="dxa"/>
-          </w:tcPr>
-          <w:p>
-            <w:pPr>
-              <w:jc w:val="center"/>
-              <w:rPr>
-                <w:rFonts w:ascii="Times New Roman" w:hAnsi="Times New Roman" w:cs="Times New Roman"/>
-                <w:sz w:val="22"/>
-                <w:szCs w:val="22"/>
-              </w:rPr>
-            </w:pPr>
-          </w:p>
-        </w:tc>
-        <w:tc>
-          <w:tcPr>
-            <w:tcW w:w="1260" w:type="dxa"/>
-          </w:tcPr>
-          <w:p>
-            <w:pPr>
-              <w:jc w:val="center"/>
-              <w:rPr>
-                <w:rFonts w:ascii="Times New Roman" w:hAnsi="Times New Roman" w:cs="Times New Roman"/>
-                <w:b/>
-                <w:bCs/>
-                <w:sz w:val="22"/>
-                <w:szCs w:val="22"/>
-              </w:rPr>
-            </w:pPr>
-          </w:p>
-        </w:tc>
-      </w:tr>
-      <w:tr>
-        <w:tc>
-          <w:tcPr>
-            <w:tcW w:w="2160" w:type="dxa"/>
-          </w:tcPr>
-          <w:p>
-            <w:pPr>
-              <w:jc w:val="right"/>
-              <w:rPr>
-                <w:rFonts w:ascii="Times New Roman" w:hAnsi="Times New Roman" w:cs="Times New Roman"/>
-                <w:sz w:val="22"/>
-                <w:szCs w:val="22"/>
-              </w:rPr>
-            </w:pPr>
-            <w:r>
-              <w:rPr>
-                <w:rFonts w:ascii="Times New Roman" w:hAnsi="Times New Roman" w:cs="Times New Roman"/>
-                <w:i/>
-                <w:iCs/>
-                <w:sz w:val="22"/>
-                <w:szCs w:val="22"/>
-              </w:rPr>
-              <w:t>PD-L1 &gt;= 50%</w:t>
-            </w:r>
-          </w:p>
-        </w:tc>
-        <w:tc>
-          <w:tcPr>
-            <w:tcW w:w="810" w:type="dxa"/>
-          </w:tcPr>
-          <w:p>
-            <w:pPr>
-              <w:jc w:val="center"/>
-              <w:rPr>
-                <w:rFonts w:ascii="Times New Roman" w:hAnsi="Times New Roman" w:cs="Times New Roman"/>
-                <w:sz w:val="22"/>
-                <w:szCs w:val="22"/>
-              </w:rPr>
-            </w:pPr>
-          </w:p>
-        </w:tc>
-        <w:tc>
-          <w:tcPr>
-            <w:tcW w:w="900" w:type="dxa"/>
-          </w:tcPr>
-          <w:p>
-            <w:pPr>
-              <w:jc w:val="center"/>
-              <w:rPr>
-                <w:rFonts w:ascii="Times New Roman" w:hAnsi="Times New Roman" w:cs="Times New Roman"/>
-                <w:sz w:val="22"/>
-                <w:szCs w:val="22"/>
-              </w:rPr>
-            </w:pPr>
-          </w:p>
-        </w:tc>
-        <w:tc>
-          <w:tcPr>
-            <w:tcW w:w="2250" w:type="dxa"/>
-          </w:tcPr>
-          <w:p>
-            <w:pPr>
-              <w:jc w:val="center"/>
-              <w:rPr>
-                <w:rFonts w:ascii="Times New Roman" w:hAnsi="Times New Roman" w:cs="Times New Roman"/>
-                <w:sz w:val="22"/>
-                <w:szCs w:val="22"/>
-              </w:rPr>
-            </w:pPr>
-          </w:p>
-        </w:tc>
-        <w:tc>
-          <w:tcPr>
-            <w:tcW w:w="2520" w:type="dxa"/>
-          </w:tcPr>
-          <w:p>
-            <w:pPr>
-              <w:jc w:val="center"/>
-              <w:rPr>
-                <w:rFonts w:ascii="Times New Roman" w:hAnsi="Times New Roman" w:cs="Times New Roman"/>
-                <w:sz w:val="22"/>
-                <w:szCs w:val="22"/>
-              </w:rPr>
-            </w:pPr>
-          </w:p>
-        </w:tc>
-        <w:tc>
-          <w:tcPr>
-            <w:tcW w:w="1260" w:type="dxa"/>
-          </w:tcPr>
-          <w:p>
-            <w:pPr>
-              <w:jc w:val="center"/>
-              <w:rPr>
-                <w:rFonts w:ascii="Times New Roman" w:hAnsi="Times New Roman" w:cs="Times New Roman"/>
-                <w:sz w:val="22"/>
-                <w:szCs w:val="22"/>
-              </w:rPr>
-            </w:pPr>
-          </w:p>
-        </w:tc>
-      </w:tr>
-      <w:tr>
-        <w:tc>
-          <w:tcPr>
-            <w:tcW w:w="2160" w:type="dxa"/>
-          </w:tcPr>
-          <w:p>
-            <w:pPr>
-              <w:jc w:val="right"/>
-              <w:rPr>
-                <w:rFonts w:ascii="Times New Roman" w:hAnsi="Times New Roman" w:cs="Times New Roman"/>
-                <w:sz w:val="22"/>
-                <w:szCs w:val="22"/>
-              </w:rPr>
-            </w:pPr>
-            <w:r>
-              <w:rPr>
-                <w:rFonts w:ascii="Times New Roman" w:hAnsi="Times New Roman" w:cs="Times New Roman"/>
-                <w:i/>
-                <w:iCs/>
-                <w:sz w:val="22"/>
-                <w:szCs w:val="22"/>
-              </w:rPr>
-              <w:t>1% &lt; PD-L1 &lt; 50%</w:t>
-            </w:r>
-          </w:p>
-        </w:tc>
-        <w:tc>
-          <w:tcPr>
-            <w:tcW w:w="810" w:type="dxa"/>
-          </w:tcPr>
-          <w:p>
-            <w:pPr>
-              <w:jc w:val="center"/>
-              <w:rPr>
-                <w:rFonts w:ascii="Times New Roman" w:hAnsi="Times New Roman" w:cs="Times New Roman"/>
-                <w:sz w:val="22"/>
-                <w:szCs w:val="22"/>
-              </w:rPr>
-            </w:pPr>
-          </w:p>
-        </w:tc>
-        <w:tc>
-          <w:tcPr>
-            <w:tcW w:w="900" w:type="dxa"/>
-          </w:tcPr>
-          <w:p>
-            <w:pPr>
-              <w:jc w:val="center"/>
-              <w:rPr>
-                <w:rFonts w:ascii="Times New Roman" w:hAnsi="Times New Roman" w:cs="Times New Roman"/>
-                <w:sz w:val="22"/>
-                <w:szCs w:val="22"/>
-              </w:rPr>
-            </w:pPr>
-          </w:p>
-        </w:tc>
-        <w:tc>
-          <w:tcPr>
-            <w:tcW w:w="2250" w:type="dxa"/>
-          </w:tcPr>
-          <w:p>
-            <w:pPr>
-              <w:jc w:val="center"/>
-              <w:rPr>
-                <w:rFonts w:ascii="Times New Roman" w:hAnsi="Times New Roman" w:cs="Times New Roman"/>
-                <w:sz w:val="22"/>
-                <w:szCs w:val="22"/>
-              </w:rPr>
-            </w:pPr>
-          </w:p>
-        </w:tc>
-        <w:tc>
-          <w:tcPr>
-            <w:tcW w:w="2520" w:type="dxa"/>
-          </w:tcPr>
-          <w:p>
-            <w:pPr>
-              <w:jc w:val="center"/>
-              <w:rPr>
-                <w:rFonts w:ascii="Times New Roman" w:hAnsi="Times New Roman" w:cs="Times New Roman"/>
-                <w:sz w:val="22"/>
-                <w:szCs w:val="22"/>
-              </w:rPr>
-            </w:pPr>
-          </w:p>
-        </w:tc>
-        <w:tc>
-          <w:tcPr>
-            <w:tcW w:w="1260" w:type="dxa"/>
-          </w:tcPr>
-          <w:p>
-            <w:pPr>
-              <w:jc w:val="center"/>
-              <w:rPr>
-                <w:rFonts w:ascii="Times New Roman" w:hAnsi="Times New Roman" w:cs="Times New Roman"/>
-                <w:sz w:val="22"/>
-                <w:szCs w:val="22"/>
-              </w:rPr>
-            </w:pPr>
-          </w:p>
-        </w:tc>
-      </w:tr>
-      <w:tr>
-        <w:tc>
-          <w:tcPr>
-            <w:tcW w:w="2160" w:type="dxa"/>
-          </w:tcPr>
-          <w:p>
-            <w:pPr>
-              <w:jc w:val="right"/>
-              <w:rPr>
-                <w:rFonts w:ascii="Times New Roman" w:hAnsi="Times New Roman" w:cs="Times New Roman"/>
-                <w:sz w:val="22"/>
-                <w:szCs w:val="22"/>
-              </w:rPr>
-            </w:pPr>
-            <w:r>
-              <w:rPr>
-                <w:rFonts w:ascii="Times New Roman" w:hAnsi="Times New Roman" w:cs="Times New Roman"/>
-                <w:i/>
-                <w:iCs/>
-                <w:sz w:val="22"/>
-                <w:szCs w:val="22"/>
-              </w:rPr>
-              <w:t>PD-L1 Negative</w:t>
-            </w:r>
-          </w:p>
-        </w:tc>
-        <w:tc>
-          <w:tcPr>
-            <w:tcW w:w="810" w:type="dxa"/>
-          </w:tcPr>
-          <w:p>
-            <w:pPr>
-              <w:jc w:val="center"/>
-              <w:rPr>
-                <w:rFonts w:ascii="Times New Roman" w:hAnsi="Times New Roman" w:cs="Times New Roman"/>
-                <w:sz w:val="22"/>
-                <w:szCs w:val="22"/>
-              </w:rPr>
-            </w:pPr>
-          </w:p>
-        </w:tc>
-        <w:tc>
-          <w:tcPr>
-            <w:tcW w:w="900" w:type="dxa"/>
-          </w:tcPr>
-          <w:p>
-            <w:pPr>
-              <w:rPr>
-                <w:rFonts w:ascii="Times New Roman" w:hAnsi="Times New Roman" w:cs="Times New Roman"/>
-                <w:sz w:val="22"/>
-                <w:szCs w:val="22"/>
-              </w:rPr>
-            </w:pPr>
-          </w:p>
-        </w:tc>
-        <w:tc>
-          <w:tcPr>
-            <w:tcW w:w="2250" w:type="dxa"/>
-          </w:tcPr>
-          <w:p>
-            <w:pPr>
-              <w:jc w:val="center"/>
-              <w:rPr>
-                <w:rFonts w:ascii="Times New Roman" w:hAnsi="Times New Roman" w:cs="Times New Roman"/>
-                <w:sz w:val="22"/>
-                <w:szCs w:val="22"/>
-              </w:rPr>
-            </w:pPr>
-          </w:p>
-        </w:tc>
-        <w:tc>
-          <w:tcPr>
-            <w:tcW w:w="2520" w:type="dxa"/>
-          </w:tcPr>
-          <w:p>
-            <w:pPr>
-              <w:jc w:val="center"/>
-              <w:rPr>
-                <w:rFonts w:ascii="Times New Roman" w:hAnsi="Times New Roman" w:cs="Times New Roman"/>
-                <w:sz w:val="22"/>
-                <w:szCs w:val="22"/>
-              </w:rPr>
-            </w:pPr>
-          </w:p>
-        </w:tc>
-        <w:tc>
-          <w:tcPr>
-            <w:tcW w:w="1260" w:type="dxa"/>
+            <w:tcW w:w="2656" w:type="dxa"/>
+          </w:tcPr>
+          <w:p>
+            <w:pPr>
+              <w:jc w:val="center"/>
+              <w:rPr>
+                <w:rFonts w:ascii="Times New Roman" w:hAnsi="Times New Roman" w:cs="Times New Roman"/>
+                <w:sz w:val="22"/>
+                <w:szCs w:val="22"/>
+              </w:rPr>
+            </w:pPr>
+          </w:p>
+        </w:tc>
+        <w:tc>
+          <w:tcPr>
+            <w:tcW w:w="1056" w:type="dxa"/>
+          </w:tcPr>
+          <w:p>
+            <w:pPr>
+              <w:jc w:val="center"/>
+              <w:rPr>
+                <w:rFonts w:ascii="Times New Roman" w:hAnsi="Times New Roman" w:cs="Times New Roman"/>
+                <w:sz w:val="22"/>
+                <w:szCs w:val="22"/>
+              </w:rPr>
+            </w:pPr>
+          </w:p>
+        </w:tc>
+        <w:tc>
+          <w:tcPr>
+            <w:tcW w:w="2413" w:type="dxa"/>
+          </w:tcPr>
+          <w:p>
+            <w:pPr>
+              <w:jc w:val="center"/>
+              <w:rPr>
+                <w:rFonts w:ascii="Times New Roman" w:hAnsi="Times New Roman" w:cs="Times New Roman"/>
+                <w:sz w:val="22"/>
+                <w:szCs w:val="22"/>
+              </w:rPr>
+            </w:pPr>
+          </w:p>
+        </w:tc>
+        <w:tc>
+          <w:tcPr>
+            <w:tcW w:w="987" w:type="dxa"/>
           </w:tcPr>
           <w:p>
             <w:pPr>

--- a/PDL1_Manuscript.docx
+++ b/PDL1_Manuscript.docx
@@ -10775,7 +10775,7 @@
             </w:pPr>
             <w:r>
               <w:rPr>
-                <w:rFonts w:ascii="Calibri" w:hAnsi="Calibri" w:cs="Calibri"/>
+                <w:rFonts w:ascii="Times New Roman" w:hAnsi="Times New Roman" w:cs="Times New Roman"/>
                 <w:sz w:val="22"/>
                 <w:szCs w:val="22"/>
               </w:rPr>
@@ -10799,7 +10799,7 @@
             </w:pPr>
             <w:r>
               <w:rPr>
-                <w:rFonts w:ascii="Calibri" w:hAnsi="Calibri" w:cs="Calibri"/>
+                <w:rFonts w:ascii="Times New Roman" w:hAnsi="Times New Roman" w:cs="Times New Roman"/>
                 <w:sz w:val="22"/>
                 <w:szCs w:val="22"/>
               </w:rPr>
@@ -10825,7 +10825,7 @@
             </w:pPr>
             <w:r>
               <w:rPr>
-                <w:rFonts w:ascii="Calibri" w:hAnsi="Calibri" w:cs="Calibri"/>
+                <w:rFonts w:ascii="Times New Roman" w:hAnsi="Times New Roman" w:cs="Times New Roman"/>
                 <w:b/>
                 <w:bCs/>
                 <w:sz w:val="22"/>
@@ -10835,7 +10835,7 @@
             </w:r>
             <w:r>
               <w:rPr>
-                <w:rFonts w:ascii="Calibri" w:hAnsi="Calibri" w:cs="Calibri"/>
+                <w:rFonts w:ascii="Times New Roman" w:hAnsi="Times New Roman" w:cs="Times New Roman"/>
                 <w:b/>
                 <w:bCs/>
                 <w:sz w:val="22"/>
@@ -10885,7 +10885,7 @@
             </w:pPr>
             <w:r>
               <w:rPr>
-                <w:rFonts w:ascii="Calibri" w:hAnsi="Calibri" w:cs="Calibri"/>
+                <w:rFonts w:ascii="Times New Roman" w:hAnsi="Times New Roman" w:cs="Times New Roman"/>
                 <w:sz w:val="22"/>
                 <w:szCs w:val="22"/>
               </w:rPr>
@@ -10909,7 +10909,7 @@
             </w:pPr>
             <w:r>
               <w:rPr>
-                <w:rFonts w:ascii="Calibri" w:hAnsi="Calibri" w:cs="Calibri"/>
+                <w:rFonts w:ascii="Times New Roman" w:hAnsi="Times New Roman" w:cs="Times New Roman"/>
                 <w:sz w:val="22"/>
                 <w:szCs w:val="22"/>
               </w:rPr>
@@ -10933,7 +10933,7 @@
             </w:pPr>
             <w:r>
               <w:rPr>
-                <w:rFonts w:ascii="Calibri" w:hAnsi="Calibri" w:cs="Calibri"/>
+                <w:rFonts w:ascii="Times New Roman" w:hAnsi="Times New Roman" w:cs="Times New Roman"/>
                 <w:sz w:val="22"/>
                 <w:szCs w:val="22"/>
               </w:rPr>
@@ -10981,7 +10981,7 @@
             </w:pPr>
             <w:r>
               <w:rPr>
-                <w:rFonts w:ascii="Calibri" w:hAnsi="Calibri" w:cs="Calibri"/>
+                <w:rFonts w:ascii="Times New Roman" w:hAnsi="Times New Roman" w:cs="Times New Roman"/>
                 <w:sz w:val="22"/>
                 <w:szCs w:val="22"/>
               </w:rPr>
@@ -11005,7 +11005,7 @@
             </w:pPr>
             <w:r>
               <w:rPr>
-                <w:rFonts w:ascii="Calibri" w:hAnsi="Calibri" w:cs="Calibri"/>
+                <w:rFonts w:ascii="Times New Roman" w:hAnsi="Times New Roman" w:cs="Times New Roman"/>
                 <w:sz w:val="22"/>
                 <w:szCs w:val="22"/>
               </w:rPr>
@@ -11031,7 +11031,7 @@
             </w:pPr>
             <w:r>
               <w:rPr>
-                <w:rFonts w:ascii="Calibri" w:hAnsi="Calibri" w:cs="Calibri"/>
+                <w:rFonts w:ascii="Times New Roman" w:hAnsi="Times New Roman" w:cs="Times New Roman"/>
                 <w:b/>
                 <w:bCs/>
                 <w:sz w:val="22"/>
@@ -11041,7 +11041,7 @@
             </w:r>
             <w:r>
               <w:rPr>
-                <w:rFonts w:ascii="Calibri" w:hAnsi="Calibri" w:cs="Calibri"/>
+                <w:rFonts w:ascii="Times New Roman" w:hAnsi="Times New Roman" w:cs="Times New Roman"/>
                 <w:b/>
                 <w:bCs/>
                 <w:sz w:val="22"/>
@@ -11091,7 +11091,7 @@
             </w:pPr>
             <w:r>
               <w:rPr>
-                <w:rFonts w:ascii="Calibri" w:hAnsi="Calibri" w:cs="Calibri"/>
+                <w:rFonts w:ascii="Times New Roman" w:hAnsi="Times New Roman" w:cs="Times New Roman"/>
                 <w:sz w:val="22"/>
                 <w:szCs w:val="22"/>
               </w:rPr>
@@ -11115,7 +11115,7 @@
             </w:pPr>
             <w:r>
               <w:rPr>
-                <w:rFonts w:ascii="Calibri" w:hAnsi="Calibri" w:cs="Calibri"/>
+                <w:rFonts w:ascii="Times New Roman" w:hAnsi="Times New Roman" w:cs="Times New Roman"/>
                 <w:sz w:val="22"/>
                 <w:szCs w:val="22"/>
               </w:rPr>
@@ -11139,7 +11139,7 @@
             </w:pPr>
             <w:r>
               <w:rPr>
-                <w:rFonts w:ascii="Calibri" w:hAnsi="Calibri" w:cs="Calibri"/>
+                <w:rFonts w:ascii="Times New Roman" w:hAnsi="Times New Roman" w:cs="Times New Roman"/>
                 <w:sz w:val="22"/>
                 <w:szCs w:val="22"/>
               </w:rPr>
@@ -11187,7 +11187,7 @@
             </w:pPr>
             <w:r>
               <w:rPr>
-                <w:rFonts w:ascii="Calibri" w:hAnsi="Calibri" w:cs="Calibri"/>
+                <w:rFonts w:ascii="Times New Roman" w:hAnsi="Times New Roman" w:cs="Times New Roman"/>
                 <w:sz w:val="22"/>
                 <w:szCs w:val="22"/>
               </w:rPr>
@@ -11211,7 +11211,7 @@
             </w:pPr>
             <w:r>
               <w:rPr>
-                <w:rFonts w:ascii="Calibri" w:hAnsi="Calibri" w:cs="Calibri"/>
+                <w:rFonts w:ascii="Times New Roman" w:hAnsi="Times New Roman" w:cs="Times New Roman"/>
                 <w:sz w:val="22"/>
                 <w:szCs w:val="22"/>
               </w:rPr>
@@ -11235,7 +11235,7 @@
             </w:pPr>
             <w:r>
               <w:rPr>
-                <w:rFonts w:ascii="Calibri" w:hAnsi="Calibri" w:cs="Calibri"/>
+                <w:rFonts w:ascii="Times New Roman" w:hAnsi="Times New Roman" w:cs="Times New Roman"/>
                 <w:sz w:val="22"/>
                 <w:szCs w:val="22"/>
               </w:rPr>
@@ -11283,7 +11283,7 @@
             </w:pPr>
             <w:r>
               <w:rPr>
-                <w:rFonts w:ascii="Calibri" w:hAnsi="Calibri" w:cs="Calibri"/>
+                <w:rFonts w:ascii="Times New Roman" w:hAnsi="Times New Roman" w:cs="Times New Roman"/>
                 <w:sz w:val="22"/>
                 <w:szCs w:val="22"/>
               </w:rPr>
@@ -11307,7 +11307,7 @@
             </w:pPr>
             <w:r>
               <w:rPr>
-                <w:rFonts w:ascii="Calibri" w:hAnsi="Calibri" w:cs="Calibri"/>
+                <w:rFonts w:ascii="Times New Roman" w:hAnsi="Times New Roman" w:cs="Times New Roman"/>
                 <w:sz w:val="22"/>
                 <w:szCs w:val="22"/>
               </w:rPr>
@@ -11331,7 +11331,7 @@
             </w:pPr>
             <w:r>
               <w:rPr>
-                <w:rFonts w:ascii="Calibri" w:hAnsi="Calibri" w:cs="Calibri"/>
+                <w:rFonts w:ascii="Times New Roman" w:hAnsi="Times New Roman" w:cs="Times New Roman"/>
                 <w:sz w:val="22"/>
                 <w:szCs w:val="22"/>
               </w:rPr>
@@ -11403,7 +11403,7 @@
             </w:pPr>
             <w:r>
               <w:rPr>
-                <w:rFonts w:ascii="Calibri" w:hAnsi="Calibri" w:cs="Calibri"/>
+                <w:rFonts w:ascii="Times New Roman" w:hAnsi="Times New Roman" w:cs="Times New Roman"/>
                 <w:sz w:val="22"/>
                 <w:szCs w:val="22"/>
               </w:rPr>
@@ -11427,7 +11427,7 @@
             </w:pPr>
             <w:r>
               <w:rPr>
-                <w:rFonts w:ascii="Calibri" w:hAnsi="Calibri" w:cs="Calibri"/>
+                <w:rFonts w:ascii="Times New Roman" w:hAnsi="Times New Roman" w:cs="Times New Roman"/>
                 <w:sz w:val="22"/>
                 <w:szCs w:val="22"/>
               </w:rPr>
@@ -11475,7 +11475,7 @@
             </w:pPr>
             <w:r>
               <w:rPr>
-                <w:rFonts w:ascii="Calibri" w:hAnsi="Calibri" w:cs="Calibri"/>
+                <w:rFonts w:ascii="Times New Roman" w:hAnsi="Times New Roman" w:cs="Times New Roman"/>
                 <w:sz w:val="22"/>
                 <w:szCs w:val="22"/>
               </w:rPr>
@@ -11483,7 +11483,7 @@
             </w:r>
             <w:r>
               <w:rPr>
-                <w:rFonts w:ascii="Calibri" w:hAnsi="Calibri" w:cs="Calibri"/>
+                <w:rFonts w:ascii="Times New Roman" w:hAnsi="Times New Roman" w:cs="Times New Roman"/>
                 <w:sz w:val="22"/>
                 <w:szCs w:val="22"/>
               </w:rPr>
@@ -11507,7 +11507,7 @@
             </w:pPr>
             <w:r>
               <w:rPr>
-                <w:rFonts w:ascii="Calibri" w:hAnsi="Calibri" w:cs="Calibri"/>
+                <w:rFonts w:ascii="Times New Roman" w:hAnsi="Times New Roman" w:cs="Times New Roman"/>
                 <w:sz w:val="22"/>
                 <w:szCs w:val="22"/>
               </w:rPr>
@@ -11531,7 +11531,7 @@
             </w:pPr>
             <w:r>
               <w:rPr>
-                <w:rFonts w:ascii="Calibri" w:hAnsi="Calibri" w:cs="Calibri"/>
+                <w:rFonts w:ascii="Times New Roman" w:hAnsi="Times New Roman" w:cs="Times New Roman"/>
                 <w:sz w:val="22"/>
                 <w:szCs w:val="22"/>
               </w:rPr>
@@ -11579,7 +11579,7 @@
             </w:pPr>
             <w:r>
               <w:rPr>
-                <w:rFonts w:ascii="Calibri" w:hAnsi="Calibri" w:cs="Calibri"/>
+                <w:rFonts w:ascii="Times New Roman" w:hAnsi="Times New Roman" w:cs="Times New Roman"/>
                 <w:sz w:val="22"/>
                 <w:szCs w:val="22"/>
               </w:rPr>
@@ -11603,7 +11603,7 @@
             </w:pPr>
             <w:r>
               <w:rPr>
-                <w:rFonts w:ascii="Calibri" w:hAnsi="Calibri" w:cs="Calibri"/>
+                <w:rFonts w:ascii="Times New Roman" w:hAnsi="Times New Roman" w:cs="Times New Roman"/>
                 <w:sz w:val="22"/>
                 <w:szCs w:val="22"/>
               </w:rPr>
@@ -11627,7 +11627,7 @@
             </w:pPr>
             <w:r>
               <w:rPr>
-                <w:rFonts w:ascii="Calibri" w:hAnsi="Calibri" w:cs="Calibri"/>
+                <w:rFonts w:ascii="Times New Roman" w:hAnsi="Times New Roman" w:cs="Times New Roman"/>
                 <w:sz w:val="22"/>
                 <w:szCs w:val="22"/>
               </w:rPr>
@@ -11675,7 +11675,7 @@
             </w:pPr>
             <w:r>
               <w:rPr>
-                <w:rFonts w:ascii="Calibri" w:hAnsi="Calibri" w:cs="Calibri"/>
+                <w:rFonts w:ascii="Times New Roman" w:hAnsi="Times New Roman" w:cs="Times New Roman"/>
                 <w:sz w:val="22"/>
                 <w:szCs w:val="22"/>
               </w:rPr>
@@ -11699,7 +11699,7 @@
             </w:pPr>
             <w:r>
               <w:rPr>
-                <w:rFonts w:ascii="Calibri" w:hAnsi="Calibri" w:cs="Calibri"/>
+                <w:rFonts w:ascii="Times New Roman" w:hAnsi="Times New Roman" w:cs="Times New Roman"/>
                 <w:sz w:val="22"/>
                 <w:szCs w:val="22"/>
               </w:rPr>
@@ -11723,7 +11723,7 @@
             </w:pPr>
             <w:r>
               <w:rPr>
-                <w:rFonts w:ascii="Calibri" w:hAnsi="Calibri" w:cs="Calibri"/>
+                <w:rFonts w:ascii="Times New Roman" w:hAnsi="Times New Roman" w:cs="Times New Roman"/>
                 <w:sz w:val="22"/>
                 <w:szCs w:val="22"/>
               </w:rPr>
@@ -11771,7 +11771,7 @@
             </w:pPr>
             <w:r>
               <w:rPr>
-                <w:rFonts w:ascii="Calibri" w:hAnsi="Calibri" w:cs="Calibri"/>
+                <w:rFonts w:ascii="Times New Roman" w:hAnsi="Times New Roman" w:cs="Times New Roman"/>
                 <w:sz w:val="22"/>
                 <w:szCs w:val="22"/>
               </w:rPr>
@@ -11798,7 +11798,7 @@
             </w:pPr>
             <w:r>
               <w:rPr>
-                <w:rFonts w:ascii="Calibri" w:hAnsi="Calibri" w:cs="Calibri"/>
+                <w:rFonts w:ascii="Times New Roman" w:hAnsi="Times New Roman" w:cs="Times New Roman"/>
                 <w:sz w:val="22"/>
                 <w:szCs w:val="22"/>
               </w:rPr>
@@ -11822,7 +11822,7 @@
             </w:pPr>
             <w:r>
               <w:rPr>
-                <w:rFonts w:ascii="Calibri" w:hAnsi="Calibri" w:cs="Calibri"/>
+                <w:rFonts w:ascii="Times New Roman" w:hAnsi="Times New Roman" w:cs="Times New Roman"/>
                 <w:sz w:val="22"/>
                 <w:szCs w:val="22"/>
               </w:rPr>
@@ -11870,7 +11870,7 @@
             </w:pPr>
             <w:r>
               <w:rPr>
-                <w:rFonts w:ascii="Calibri" w:hAnsi="Calibri" w:cs="Calibri"/>
+                <w:rFonts w:ascii="Times New Roman" w:hAnsi="Times New Roman" w:cs="Times New Roman"/>
                 <w:sz w:val="22"/>
                 <w:szCs w:val="22"/>
               </w:rPr>
@@ -11897,7 +11897,7 @@
             </w:pPr>
             <w:r>
               <w:rPr>
-                <w:rFonts w:ascii="Calibri" w:hAnsi="Calibri" w:cs="Calibri"/>
+                <w:rFonts w:ascii="Times New Roman" w:hAnsi="Times New Roman" w:cs="Times New Roman"/>
                 <w:sz w:val="22"/>
                 <w:szCs w:val="22"/>
               </w:rPr>
@@ -11923,7 +11923,7 @@
             </w:pPr>
             <w:r>
               <w:rPr>
-                <w:rFonts w:ascii="Calibri" w:hAnsi="Calibri" w:cs="Calibri"/>
+                <w:rFonts w:ascii="Times New Roman" w:hAnsi="Times New Roman" w:cs="Times New Roman"/>
                 <w:b/>
                 <w:bCs/>
                 <w:sz w:val="22"/>
@@ -11933,7 +11933,7 @@
             </w:r>
             <w:r>
               <w:rPr>
-                <w:rFonts w:ascii="Calibri" w:hAnsi="Calibri" w:cs="Calibri"/>
+                <w:rFonts w:ascii="Times New Roman" w:hAnsi="Times New Roman" w:cs="Times New Roman"/>
                 <w:b/>
                 <w:bCs/>
                 <w:sz w:val="22"/>
@@ -11983,7 +11983,7 @@
             </w:pPr>
             <w:r>
               <w:rPr>
-                <w:rFonts w:ascii="Calibri" w:hAnsi="Calibri" w:cs="Calibri"/>
+                <w:rFonts w:ascii="Times New Roman" w:hAnsi="Times New Roman" w:cs="Times New Roman"/>
                 <w:sz w:val="22"/>
                 <w:szCs w:val="22"/>
               </w:rPr>
@@ -12010,7 +12010,7 @@
             </w:pPr>
             <w:r>
               <w:rPr>
-                <w:rFonts w:ascii="Calibri" w:hAnsi="Calibri" w:cs="Calibri"/>
+                <w:rFonts w:ascii="Times New Roman" w:hAnsi="Times New Roman" w:cs="Times New Roman"/>
                 <w:sz w:val="22"/>
                 <w:szCs w:val="22"/>
               </w:rPr>
@@ -12034,7 +12034,7 @@
             </w:pPr>
             <w:r>
               <w:rPr>
-                <w:rFonts w:ascii="Calibri" w:hAnsi="Calibri" w:cs="Calibri"/>
+                <w:rFonts w:ascii="Times New Roman" w:hAnsi="Times New Roman" w:cs="Times New Roman"/>
                 <w:sz w:val="22"/>
                 <w:szCs w:val="22"/>
               </w:rPr>
@@ -12082,7 +12082,7 @@
             </w:pPr>
             <w:r>
               <w:rPr>
-                <w:rFonts w:ascii="Calibri" w:hAnsi="Calibri" w:cs="Calibri"/>
+                <w:rFonts w:ascii="Times New Roman" w:hAnsi="Times New Roman" w:cs="Times New Roman"/>
                 <w:sz w:val="22"/>
                 <w:szCs w:val="22"/>
               </w:rPr>
@@ -12109,7 +12109,7 @@
             </w:pPr>
             <w:r>
               <w:rPr>
-                <w:rFonts w:ascii="Calibri" w:hAnsi="Calibri" w:cs="Calibri"/>
+                <w:rFonts w:ascii="Times New Roman" w:hAnsi="Times New Roman" w:cs="Times New Roman"/>
                 <w:sz w:val="22"/>
                 <w:szCs w:val="22"/>
               </w:rPr>
@@ -12133,7 +12133,7 @@
             </w:pPr>
             <w:r>
               <w:rPr>
-                <w:rFonts w:ascii="Calibri" w:hAnsi="Calibri" w:cs="Calibri"/>
+                <w:rFonts w:ascii="Times New Roman" w:hAnsi="Times New Roman" w:cs="Times New Roman"/>
                 <w:sz w:val="22"/>
                 <w:szCs w:val="22"/>
               </w:rPr>
@@ -12181,7 +12181,7 @@
             </w:pPr>
             <w:r>
               <w:rPr>
-                <w:rFonts w:ascii="Calibri" w:hAnsi="Calibri" w:cs="Calibri"/>
+                <w:rFonts w:ascii="Times New Roman" w:hAnsi="Times New Roman" w:cs="Times New Roman"/>
                 <w:sz w:val="22"/>
                 <w:szCs w:val="22"/>
               </w:rPr>
@@ -12208,7 +12208,7 @@
             </w:pPr>
             <w:r>
               <w:rPr>
-                <w:rFonts w:ascii="Calibri" w:hAnsi="Calibri" w:cs="Calibri"/>
+                <w:rFonts w:ascii="Times New Roman" w:hAnsi="Times New Roman" w:cs="Times New Roman"/>
                 <w:sz w:val="22"/>
                 <w:szCs w:val="22"/>
               </w:rPr>
@@ -12232,7 +12232,7 @@
             </w:pPr>
             <w:r>
               <w:rPr>
-                <w:rFonts w:ascii="Calibri" w:hAnsi="Calibri" w:cs="Calibri"/>
+                <w:rFonts w:ascii="Times New Roman" w:hAnsi="Times New Roman" w:cs="Times New Roman"/>
                 <w:sz w:val="22"/>
                 <w:szCs w:val="22"/>
               </w:rPr>
@@ -12280,7 +12280,7 @@
             </w:pPr>
             <w:r>
               <w:rPr>
-                <w:rFonts w:ascii="Calibri" w:hAnsi="Calibri" w:cs="Calibri"/>
+                <w:rFonts w:ascii="Times New Roman" w:hAnsi="Times New Roman" w:cs="Times New Roman"/>
                 <w:sz w:val="22"/>
                 <w:szCs w:val="22"/>
               </w:rPr>
@@ -12307,7 +12307,7 @@
             </w:pPr>
             <w:r>
               <w:rPr>
-                <w:rFonts w:ascii="Calibri" w:hAnsi="Calibri" w:cs="Calibri"/>
+                <w:rFonts w:ascii="Times New Roman" w:hAnsi="Times New Roman" w:cs="Times New Roman"/>
                 <w:sz w:val="22"/>
                 <w:szCs w:val="22"/>
               </w:rPr>
@@ -12383,7 +12383,7 @@
             </w:pPr>
             <w:r>
               <w:rPr>
-                <w:rFonts w:ascii="Calibri" w:hAnsi="Calibri" w:cs="Calibri"/>
+                <w:rFonts w:ascii="Times New Roman" w:hAnsi="Times New Roman" w:cs="Times New Roman"/>
                 <w:sz w:val="22"/>
                 <w:szCs w:val="22"/>
               </w:rPr>
@@ -12410,7 +12410,7 @@
             </w:pPr>
             <w:r>
               <w:rPr>
-                <w:rFonts w:ascii="Calibri" w:hAnsi="Calibri" w:cs="Calibri"/>
+                <w:rFonts w:ascii="Times New Roman" w:hAnsi="Times New Roman" w:cs="Times New Roman"/>
                 <w:sz w:val="22"/>
                 <w:szCs w:val="22"/>
               </w:rPr>
@@ -12434,7 +12434,7 @@
             </w:pPr>
             <w:r>
               <w:rPr>
-                <w:rFonts w:ascii="Calibri" w:hAnsi="Calibri" w:cs="Calibri"/>
+                <w:rFonts w:ascii="Times New Roman" w:hAnsi="Times New Roman" w:cs="Times New Roman"/>
                 <w:sz w:val="22"/>
                 <w:szCs w:val="22"/>
               </w:rPr>
@@ -12482,7 +12482,7 @@
             </w:pPr>
             <w:r>
               <w:rPr>
-                <w:rFonts w:ascii="Calibri" w:hAnsi="Calibri" w:cs="Calibri"/>
+                <w:rFonts w:ascii="Times New Roman" w:hAnsi="Times New Roman" w:cs="Times New Roman"/>
                 <w:sz w:val="22"/>
                 <w:szCs w:val="22"/>
               </w:rPr>
@@ -12509,7 +12509,7 @@
             </w:pPr>
             <w:r>
               <w:rPr>
-                <w:rFonts w:ascii="Calibri" w:hAnsi="Calibri" w:cs="Calibri"/>
+                <w:rFonts w:ascii="Times New Roman" w:hAnsi="Times New Roman" w:cs="Times New Roman"/>
                 <w:sz w:val="22"/>
                 <w:szCs w:val="22"/>
               </w:rPr>
@@ -12517,7 +12517,7 @@
             </w:r>
             <w:r>
               <w:rPr>
-                <w:rFonts w:ascii="Calibri" w:hAnsi="Calibri" w:cs="Calibri"/>
+                <w:rFonts w:ascii="Times New Roman" w:hAnsi="Times New Roman" w:cs="Times New Roman"/>
                 <w:sz w:val="22"/>
                 <w:szCs w:val="22"/>
               </w:rPr>
@@ -12525,7 +12525,7 @@
             </w:r>
             <w:r>
               <w:rPr>
-                <w:rFonts w:ascii="Calibri" w:hAnsi="Calibri" w:cs="Calibri"/>
+                <w:rFonts w:ascii="Times New Roman" w:hAnsi="Times New Roman" w:cs="Times New Roman"/>
                 <w:sz w:val="22"/>
                 <w:szCs w:val="22"/>
               </w:rPr>
@@ -12533,7 +12533,7 @@
             </w:r>
             <w:r>
               <w:rPr>
-                <w:rFonts w:ascii="Calibri" w:hAnsi="Calibri" w:cs="Calibri"/>
+                <w:rFonts w:ascii="Times New Roman" w:hAnsi="Times New Roman" w:cs="Times New Roman"/>
                 <w:sz w:val="22"/>
                 <w:szCs w:val="22"/>
               </w:rPr>
@@ -12541,7 +12541,7 @@
             </w:r>
             <w:r>
               <w:rPr>
-                <w:rFonts w:ascii="Calibri" w:hAnsi="Calibri" w:cs="Calibri"/>
+                <w:rFonts w:ascii="Times New Roman" w:hAnsi="Times New Roman" w:cs="Times New Roman"/>
                 <w:sz w:val="22"/>
                 <w:szCs w:val="22"/>
               </w:rPr>
@@ -12565,7 +12565,7 @@
             </w:pPr>
             <w:r>
               <w:rPr>
-                <w:rFonts w:ascii="Calibri" w:hAnsi="Calibri" w:cs="Calibri"/>
+                <w:rFonts w:ascii="Times New Roman" w:hAnsi="Times New Roman" w:cs="Times New Roman"/>
                 <w:sz w:val="22"/>
                 <w:szCs w:val="22"/>
               </w:rPr>
@@ -12637,7 +12637,7 @@
             </w:pPr>
             <w:r>
               <w:rPr>
-                <w:rFonts w:ascii="Calibri" w:hAnsi="Calibri" w:cs="Calibri"/>
+                <w:rFonts w:ascii="Times New Roman" w:hAnsi="Times New Roman" w:cs="Times New Roman"/>
                 <w:sz w:val="22"/>
                 <w:szCs w:val="22"/>
               </w:rPr>
@@ -12661,7 +12661,7 @@
             </w:pPr>
             <w:r>
               <w:rPr>
-                <w:rFonts w:ascii="Calibri" w:hAnsi="Calibri" w:cs="Calibri"/>
+                <w:rFonts w:ascii="Times New Roman" w:hAnsi="Times New Roman" w:cs="Times New Roman"/>
                 <w:sz w:val="22"/>
                 <w:szCs w:val="22"/>
               </w:rPr>
@@ -12709,7 +12709,7 @@
             </w:pPr>
             <w:r>
               <w:rPr>
-                <w:rFonts w:ascii="Calibri" w:hAnsi="Calibri" w:cs="Calibri"/>
+                <w:rFonts w:ascii="Times New Roman" w:hAnsi="Times New Roman" w:cs="Times New Roman"/>
                 <w:sz w:val="22"/>
                 <w:szCs w:val="22"/>
               </w:rPr>
@@ -12736,7 +12736,7 @@
             </w:pPr>
             <w:r>
               <w:rPr>
-                <w:rFonts w:ascii="Calibri" w:hAnsi="Calibri" w:cs="Calibri"/>
+                <w:rFonts w:ascii="Times New Roman" w:hAnsi="Times New Roman" w:cs="Times New Roman"/>
                 <w:sz w:val="22"/>
                 <w:szCs w:val="22"/>
               </w:rPr>
@@ -12760,7 +12760,7 @@
             </w:pPr>
             <w:r>
               <w:rPr>
-                <w:rFonts w:ascii="Calibri" w:hAnsi="Calibri" w:cs="Calibri"/>
+                <w:rFonts w:ascii="Times New Roman" w:hAnsi="Times New Roman" w:cs="Times New Roman"/>
                 <w:sz w:val="22"/>
                 <w:szCs w:val="22"/>
               </w:rPr>
@@ -12808,7 +12808,7 @@
             </w:pPr>
             <w:r>
               <w:rPr>
-                <w:rFonts w:ascii="Calibri" w:hAnsi="Calibri" w:cs="Calibri"/>
+                <w:rFonts w:ascii="Times New Roman" w:hAnsi="Times New Roman" w:cs="Times New Roman"/>
                 <w:sz w:val="22"/>
                 <w:szCs w:val="22"/>
               </w:rPr>
@@ -12835,7 +12835,7 @@
             </w:pPr>
             <w:r>
               <w:rPr>
-                <w:rFonts w:ascii="Calibri" w:hAnsi="Calibri" w:cs="Calibri"/>
+                <w:rFonts w:ascii="Times New Roman" w:hAnsi="Times New Roman" w:cs="Times New Roman"/>
                 <w:sz w:val="22"/>
                 <w:szCs w:val="22"/>
               </w:rPr>
@@ -12859,7 +12859,7 @@
             </w:pPr>
             <w:r>
               <w:rPr>
-                <w:rFonts w:ascii="Calibri" w:hAnsi="Calibri" w:cs="Calibri"/>
+                <w:rFonts w:ascii="Times New Roman" w:hAnsi="Times New Roman" w:cs="Times New Roman"/>
                 <w:sz w:val="22"/>
                 <w:szCs w:val="22"/>
               </w:rPr>
@@ -12907,7 +12907,7 @@
             </w:pPr>
             <w:r>
               <w:rPr>
-                <w:rFonts w:ascii="Calibri" w:hAnsi="Calibri" w:cs="Calibri"/>
+                <w:rFonts w:ascii="Times New Roman" w:hAnsi="Times New Roman" w:cs="Times New Roman"/>
                 <w:sz w:val="22"/>
                 <w:szCs w:val="22"/>
               </w:rPr>
@@ -12934,7 +12934,7 @@
             </w:pPr>
             <w:r>
               <w:rPr>
-                <w:rFonts w:ascii="Calibri" w:hAnsi="Calibri" w:cs="Calibri"/>
+                <w:rFonts w:ascii="Times New Roman" w:hAnsi="Times New Roman" w:cs="Times New Roman"/>
                 <w:sz w:val="22"/>
                 <w:szCs w:val="22"/>
               </w:rPr>
@@ -12942,7 +12942,7 @@
             </w:r>
             <w:r>
               <w:rPr>
-                <w:rFonts w:ascii="Calibri" w:hAnsi="Calibri" w:cs="Calibri"/>
+                <w:rFonts w:ascii="Times New Roman" w:hAnsi="Times New Roman" w:cs="Times New Roman"/>
                 <w:sz w:val="22"/>
                 <w:szCs w:val="22"/>
               </w:rPr>
@@ -12950,7 +12950,7 @@
             </w:r>
             <w:r>
               <w:rPr>
-                <w:rFonts w:ascii="Calibri" w:hAnsi="Calibri" w:cs="Calibri"/>
+                <w:rFonts w:ascii="Times New Roman" w:hAnsi="Times New Roman" w:cs="Times New Roman"/>
                 <w:sz w:val="22"/>
                 <w:szCs w:val="22"/>
               </w:rPr>
@@ -12974,7 +12974,7 @@
             </w:pPr>
             <w:r>
               <w:rPr>
-                <w:rFonts w:ascii="Calibri" w:hAnsi="Calibri" w:cs="Calibri"/>
+                <w:rFonts w:ascii="Times New Roman" w:hAnsi="Times New Roman" w:cs="Times New Roman"/>
                 <w:sz w:val="22"/>
                 <w:szCs w:val="22"/>
               </w:rPr>
@@ -13100,7 +13100,7 @@
             </w:pPr>
             <w:r>
               <w:rPr>
-                <w:rFonts w:ascii="Calibri" w:hAnsi="Calibri" w:cs="Calibri"/>
+                <w:rFonts w:ascii="Times New Roman" w:hAnsi="Times New Roman" w:cs="Times New Roman"/>
                 <w:sz w:val="22"/>
                 <w:szCs w:val="22"/>
               </w:rPr>
@@ -13124,7 +13124,7 @@
             </w:pPr>
             <w:r>
               <w:rPr>
-                <w:rFonts w:ascii="Calibri" w:hAnsi="Calibri" w:cs="Calibri"/>
+                <w:rFonts w:ascii="Times New Roman" w:hAnsi="Times New Roman" w:cs="Times New Roman"/>
                 <w:sz w:val="22"/>
                 <w:szCs w:val="22"/>
               </w:rPr>
@@ -13150,7 +13150,7 @@
             </w:pPr>
             <w:r>
               <w:rPr>
-                <w:rFonts w:ascii="Calibri" w:hAnsi="Calibri" w:cs="Calibri"/>
+                <w:rFonts w:ascii="Times New Roman" w:hAnsi="Times New Roman" w:cs="Times New Roman"/>
                 <w:b/>
                 <w:bCs/>
                 <w:sz w:val="22"/>
@@ -13160,7 +13160,7 @@
             </w:r>
             <w:r>
               <w:rPr>
-                <w:rFonts w:ascii="Calibri" w:hAnsi="Calibri" w:cs="Calibri"/>
+                <w:rFonts w:ascii="Times New Roman" w:hAnsi="Times New Roman" w:cs="Times New Roman"/>
                 <w:b/>
                 <w:bCs/>
                 <w:sz w:val="22"/>
@@ -13216,7 +13216,7 @@
             </w:pPr>
             <w:r>
               <w:rPr>
-                <w:rFonts w:ascii="Calibri" w:hAnsi="Calibri" w:cs="Calibri"/>
+                <w:rFonts w:ascii="Times New Roman" w:hAnsi="Times New Roman" w:cs="Times New Roman"/>
                 <w:sz w:val="22"/>
                 <w:szCs w:val="22"/>
               </w:rPr>
@@ -13224,7 +13224,7 @@
             </w:r>
             <w:r>
               <w:rPr>
-                <w:rFonts w:ascii="Calibri" w:hAnsi="Calibri" w:cs="Calibri"/>
+                <w:rFonts w:ascii="Times New Roman" w:hAnsi="Times New Roman" w:cs="Times New Roman"/>
                 <w:sz w:val="22"/>
                 <w:szCs w:val="22"/>
               </w:rPr>
@@ -13248,7 +13248,7 @@
             </w:pPr>
             <w:r>
               <w:rPr>
-                <w:rFonts w:ascii="Calibri" w:hAnsi="Calibri" w:cs="Calibri"/>
+                <w:rFonts w:ascii="Times New Roman" w:hAnsi="Times New Roman" w:cs="Times New Roman"/>
                 <w:sz w:val="22"/>
                 <w:szCs w:val="22"/>
               </w:rPr>
@@ -13272,7 +13272,7 @@
             </w:pPr>
             <w:r>
               <w:rPr>
-                <w:rFonts w:ascii="Calibri" w:hAnsi="Calibri" w:cs="Calibri"/>
+                <w:rFonts w:ascii="Times New Roman" w:hAnsi="Times New Roman" w:cs="Times New Roman"/>
                 <w:sz w:val="22"/>
                 <w:szCs w:val="22"/>
               </w:rPr>
@@ -13323,7 +13323,7 @@
             </w:pPr>
             <w:r>
               <w:rPr>
-                <w:rFonts w:ascii="Calibri" w:hAnsi="Calibri" w:cs="Calibri"/>
+                <w:rFonts w:ascii="Times New Roman" w:hAnsi="Times New Roman" w:cs="Times New Roman"/>
                 <w:sz w:val="22"/>
                 <w:szCs w:val="22"/>
               </w:rPr>
@@ -13347,7 +13347,7 @@
             </w:pPr>
             <w:r>
               <w:rPr>
-                <w:rFonts w:ascii="Calibri" w:hAnsi="Calibri" w:cs="Calibri"/>
+                <w:rFonts w:ascii="Times New Roman" w:hAnsi="Times New Roman" w:cs="Times New Roman"/>
                 <w:sz w:val="22"/>
                 <w:szCs w:val="22"/>
               </w:rPr>
@@ -13355,7 +13355,7 @@
             </w:r>
             <w:r>
               <w:rPr>
-                <w:rFonts w:ascii="Calibri" w:hAnsi="Calibri" w:cs="Calibri"/>
+                <w:rFonts w:ascii="Times New Roman" w:hAnsi="Times New Roman" w:cs="Times New Roman"/>
                 <w:sz w:val="22"/>
                 <w:szCs w:val="22"/>
               </w:rPr>
@@ -13363,7 +13363,7 @@
             </w:r>
             <w:r>
               <w:rPr>
-                <w:rFonts w:ascii="Calibri" w:hAnsi="Calibri" w:cs="Calibri"/>
+                <w:rFonts w:ascii="Times New Roman" w:hAnsi="Times New Roman" w:cs="Times New Roman"/>
                 <w:sz w:val="22"/>
                 <w:szCs w:val="22"/>
               </w:rPr>
@@ -13389,7 +13389,7 @@
             </w:pPr>
             <w:r>
               <w:rPr>
-                <w:rFonts w:ascii="Calibri" w:hAnsi="Calibri" w:cs="Calibri"/>
+                <w:rFonts w:ascii="Times New Roman" w:hAnsi="Times New Roman" w:cs="Times New Roman"/>
                 <w:b/>
                 <w:bCs/>
                 <w:sz w:val="22"/>
@@ -13399,7 +13399,7 @@
             </w:r>
             <w:r>
               <w:rPr>
-                <w:rFonts w:ascii="Calibri" w:hAnsi="Calibri" w:cs="Calibri"/>
+                <w:rFonts w:ascii="Times New Roman" w:hAnsi="Times New Roman" w:cs="Times New Roman"/>
                 <w:b/>
                 <w:bCs/>
                 <w:sz w:val="22"/>
@@ -13523,7 +13523,7 @@
             </w:pPr>
             <w:r>
               <w:rPr>
-                <w:rFonts w:ascii="Calibri" w:hAnsi="Calibri" w:cs="Calibri"/>
+                <w:rFonts w:ascii="Times New Roman" w:hAnsi="Times New Roman" w:cs="Times New Roman"/>
                 <w:sz w:val="22"/>
                 <w:szCs w:val="22"/>
               </w:rPr>
@@ -13547,7 +13547,7 @@
             </w:pPr>
             <w:r>
               <w:rPr>
-                <w:rFonts w:ascii="Calibri" w:hAnsi="Calibri" w:cs="Calibri"/>
+                <w:rFonts w:ascii="Times New Roman" w:hAnsi="Times New Roman" w:cs="Times New Roman"/>
                 <w:sz w:val="22"/>
                 <w:szCs w:val="22"/>
               </w:rPr>
@@ -13573,7 +13573,7 @@
             </w:pPr>
             <w:r>
               <w:rPr>
-                <w:rFonts w:ascii="Calibri" w:hAnsi="Calibri" w:cs="Calibri"/>
+                <w:rFonts w:ascii="Times New Roman" w:hAnsi="Times New Roman" w:cs="Times New Roman"/>
                 <w:sz w:val="22"/>
                 <w:szCs w:val="22"/>
               </w:rPr>
@@ -13604,7 +13604,6 @@
                 <w:sz w:val="22"/>
                 <w:szCs w:val="22"/>
               </w:rPr>
-              <w:lastRenderedPageBreak/>
               <w:t>Anti-EGFR Drug; EGFR Negative</w:t>
             </w:r>
           </w:p>
@@ -13625,7 +13624,7 @@
             </w:pPr>
             <w:r>
               <w:rPr>
-                <w:rFonts w:ascii="Calibri" w:hAnsi="Calibri" w:cs="Calibri"/>
+                <w:rFonts w:ascii="Times New Roman" w:hAnsi="Times New Roman" w:cs="Times New Roman"/>
                 <w:sz w:val="22"/>
                 <w:szCs w:val="22"/>
               </w:rPr>
@@ -13649,7 +13648,7 @@
             </w:pPr>
             <w:r>
               <w:rPr>
-                <w:rFonts w:ascii="Calibri" w:hAnsi="Calibri" w:cs="Calibri"/>
+                <w:rFonts w:ascii="Times New Roman" w:hAnsi="Times New Roman" w:cs="Times New Roman"/>
                 <w:sz w:val="22"/>
                 <w:szCs w:val="22"/>
               </w:rPr>
@@ -13675,7 +13674,7 @@
             </w:pPr>
             <w:r>
               <w:rPr>
-                <w:rFonts w:ascii="Calibri" w:hAnsi="Calibri" w:cs="Calibri"/>
+                <w:rFonts w:ascii="Times New Roman" w:hAnsi="Times New Roman" w:cs="Times New Roman"/>
                 <w:b/>
                 <w:bCs/>
                 <w:sz w:val="22"/>
@@ -13685,7 +13684,7 @@
             </w:r>
             <w:r>
               <w:rPr>
-                <w:rFonts w:ascii="Calibri" w:hAnsi="Calibri" w:cs="Calibri"/>
+                <w:rFonts w:ascii="Times New Roman" w:hAnsi="Times New Roman" w:cs="Times New Roman"/>
                 <w:b/>
                 <w:bCs/>
                 <w:sz w:val="22"/>
@@ -13738,7 +13737,7 @@
             </w:pPr>
             <w:r>
               <w:rPr>
-                <w:rFonts w:ascii="Calibri" w:hAnsi="Calibri" w:cs="Calibri"/>
+                <w:rFonts w:ascii="Times New Roman" w:hAnsi="Times New Roman" w:cs="Times New Roman"/>
                 <w:sz w:val="22"/>
                 <w:szCs w:val="22"/>
               </w:rPr>
@@ -13762,7 +13761,7 @@
             </w:pPr>
             <w:r>
               <w:rPr>
-                <w:rFonts w:ascii="Calibri" w:hAnsi="Calibri" w:cs="Calibri"/>
+                <w:rFonts w:ascii="Times New Roman" w:hAnsi="Times New Roman" w:cs="Times New Roman"/>
                 <w:sz w:val="22"/>
                 <w:szCs w:val="22"/>
               </w:rPr>
@@ -13770,7 +13769,7 @@
             </w:r>
             <w:r>
               <w:rPr>
-                <w:rFonts w:ascii="Calibri" w:hAnsi="Calibri" w:cs="Calibri"/>
+                <w:rFonts w:ascii="Times New Roman" w:hAnsi="Times New Roman" w:cs="Times New Roman"/>
                 <w:sz w:val="22"/>
                 <w:szCs w:val="22"/>
               </w:rPr>
@@ -13778,7 +13777,7 @@
             </w:r>
             <w:r>
               <w:rPr>
-                <w:rFonts w:ascii="Calibri" w:hAnsi="Calibri" w:cs="Calibri"/>
+                <w:rFonts w:ascii="Times New Roman" w:hAnsi="Times New Roman" w:cs="Times New Roman"/>
                 <w:sz w:val="22"/>
                 <w:szCs w:val="22"/>
               </w:rPr>
@@ -13804,7 +13803,7 @@
             </w:pPr>
             <w:r>
               <w:rPr>
-                <w:rFonts w:ascii="Calibri" w:hAnsi="Calibri" w:cs="Calibri"/>
+                <w:rFonts w:ascii="Times New Roman" w:hAnsi="Times New Roman" w:cs="Times New Roman"/>
                 <w:b/>
                 <w:bCs/>
                 <w:sz w:val="22"/>
@@ -13814,7 +13813,7 @@
             </w:r>
             <w:r>
               <w:rPr>
-                <w:rFonts w:ascii="Calibri" w:hAnsi="Calibri" w:cs="Calibri"/>
+                <w:rFonts w:ascii="Times New Roman" w:hAnsi="Times New Roman" w:cs="Times New Roman"/>
                 <w:b/>
                 <w:bCs/>
                 <w:sz w:val="22"/>
@@ -13846,6 +13845,7 @@
                 <w:sz w:val="22"/>
                 <w:szCs w:val="22"/>
               </w:rPr>
+              <w:lastRenderedPageBreak/>
               <w:t>Anti-ROS1 Drug * ROS1 Interaction</w:t>
             </w:r>
           </w:p>
@@ -13965,7 +13965,7 @@
             </w:pPr>
             <w:r>
               <w:rPr>
-                <w:rFonts w:ascii="Calibri" w:hAnsi="Calibri" w:cs="Calibri"/>
+                <w:rFonts w:ascii="Times New Roman" w:hAnsi="Times New Roman" w:cs="Times New Roman"/>
                 <w:sz w:val="22"/>
                 <w:szCs w:val="22"/>
               </w:rPr>
@@ -13990,7 +13990,7 @@
             </w:pPr>
             <w:r>
               <w:rPr>
-                <w:rFonts w:ascii="Calibri" w:hAnsi="Calibri" w:cs="Calibri"/>
+                <w:rFonts w:ascii="Times New Roman" w:hAnsi="Times New Roman" w:cs="Times New Roman"/>
                 <w:sz w:val="22"/>
                 <w:szCs w:val="22"/>
               </w:rPr>
@@ -14015,7 +14015,7 @@
             </w:pPr>
             <w:r>
               <w:rPr>
-                <w:rFonts w:ascii="Calibri" w:hAnsi="Calibri" w:cs="Calibri"/>
+                <w:rFonts w:ascii="Times New Roman" w:hAnsi="Times New Roman" w:cs="Times New Roman"/>
                 <w:sz w:val="22"/>
                 <w:szCs w:val="22"/>
               </w:rPr>
@@ -14093,7 +14093,7 @@
             </w:pPr>
             <w:r>
               <w:rPr>
-                <w:rFonts w:ascii="Calibri" w:hAnsi="Calibri" w:cs="Calibri"/>
+                <w:rFonts w:ascii="Times New Roman" w:hAnsi="Times New Roman" w:cs="Times New Roman"/>
                 <w:sz w:val="22"/>
                 <w:szCs w:val="22"/>
               </w:rPr>
@@ -14118,7 +14118,7 @@
             </w:pPr>
             <w:r>
               <w:rPr>
-                <w:rFonts w:ascii="Calibri" w:hAnsi="Calibri" w:cs="Calibri"/>
+                <w:rFonts w:ascii="Times New Roman" w:hAnsi="Times New Roman" w:cs="Times New Roman"/>
                 <w:sz w:val="22"/>
                 <w:szCs w:val="22"/>
               </w:rPr>
@@ -14143,7 +14143,7 @@
             </w:pPr>
             <w:r>
               <w:rPr>
-                <w:rFonts w:ascii="Calibri" w:hAnsi="Calibri" w:cs="Calibri"/>
+                <w:rFonts w:ascii="Times New Roman" w:hAnsi="Times New Roman" w:cs="Times New Roman"/>
                 <w:sz w:val="22"/>
                 <w:szCs w:val="22"/>
               </w:rPr>
@@ -14221,7 +14221,7 @@
             </w:pPr>
             <w:r>
               <w:rPr>
-                <w:rFonts w:ascii="Calibri" w:hAnsi="Calibri" w:cs="Calibri"/>
+                <w:rFonts w:ascii="Times New Roman" w:hAnsi="Times New Roman" w:cs="Times New Roman"/>
                 <w:sz w:val="22"/>
                 <w:szCs w:val="22"/>
               </w:rPr>
@@ -14246,7 +14246,7 @@
             </w:pPr>
             <w:r>
               <w:rPr>
-                <w:rFonts w:ascii="Calibri" w:hAnsi="Calibri" w:cs="Calibri"/>
+                <w:rFonts w:ascii="Times New Roman" w:hAnsi="Times New Roman" w:cs="Times New Roman"/>
                 <w:sz w:val="22"/>
                 <w:szCs w:val="22"/>
               </w:rPr>
@@ -14271,7 +14271,7 @@
             </w:pPr>
             <w:r>
               <w:rPr>
-                <w:rFonts w:ascii="Calibri" w:hAnsi="Calibri" w:cs="Calibri"/>
+                <w:rFonts w:ascii="Times New Roman" w:hAnsi="Times New Roman" w:cs="Times New Roman"/>
                 <w:sz w:val="22"/>
                 <w:szCs w:val="22"/>
               </w:rPr>
@@ -14385,7 +14385,7 @@
             </w:pPr>
             <w:r>
               <w:rPr>
-                <w:rFonts w:ascii="Calibri" w:hAnsi="Calibri" w:cs="Calibri"/>
+                <w:rFonts w:ascii="Times New Roman" w:hAnsi="Times New Roman" w:cs="Times New Roman"/>
                 <w:sz w:val="22"/>
                 <w:szCs w:val="22"/>
               </w:rPr>
@@ -14409,7 +14409,7 @@
             </w:pPr>
             <w:r>
               <w:rPr>
-                <w:rFonts w:ascii="Calibri" w:hAnsi="Calibri" w:cs="Calibri"/>
+                <w:rFonts w:ascii="Times New Roman" w:hAnsi="Times New Roman" w:cs="Times New Roman"/>
                 <w:sz w:val="22"/>
                 <w:szCs w:val="22"/>
               </w:rPr>
@@ -14433,7 +14433,7 @@
             </w:pPr>
             <w:r>
               <w:rPr>
-                <w:rFonts w:ascii="Calibri" w:hAnsi="Calibri" w:cs="Calibri"/>
+                <w:rFonts w:ascii="Times New Roman" w:hAnsi="Times New Roman" w:cs="Times New Roman"/>
                 <w:sz w:val="22"/>
                 <w:szCs w:val="22"/>
               </w:rPr>
@@ -14481,7 +14481,7 @@
             </w:pPr>
             <w:r>
               <w:rPr>
-                <w:rFonts w:ascii="Calibri" w:hAnsi="Calibri" w:cs="Calibri"/>
+                <w:rFonts w:ascii="Times New Roman" w:hAnsi="Times New Roman" w:cs="Times New Roman"/>
                 <w:sz w:val="22"/>
                 <w:szCs w:val="22"/>
               </w:rPr>
@@ -14505,7 +14505,7 @@
             </w:pPr>
             <w:r>
               <w:rPr>
-                <w:rFonts w:ascii="Calibri" w:hAnsi="Calibri" w:cs="Calibri"/>
+                <w:rFonts w:ascii="Times New Roman" w:hAnsi="Times New Roman" w:cs="Times New Roman"/>
                 <w:sz w:val="22"/>
                 <w:szCs w:val="22"/>
               </w:rPr>
@@ -14531,7 +14531,7 @@
             </w:pPr>
             <w:r>
               <w:rPr>
-                <w:rFonts w:ascii="Calibri" w:hAnsi="Calibri" w:cs="Calibri"/>
+                <w:rFonts w:ascii="Times New Roman" w:hAnsi="Times New Roman" w:cs="Times New Roman"/>
                 <w:b/>
                 <w:bCs/>
                 <w:sz w:val="22"/>
@@ -14541,7 +14541,7 @@
             </w:r>
             <w:r>
               <w:rPr>
-                <w:rFonts w:ascii="Calibri" w:hAnsi="Calibri" w:cs="Calibri"/>
+                <w:rFonts w:ascii="Times New Roman" w:hAnsi="Times New Roman" w:cs="Times New Roman"/>
                 <w:b/>
                 <w:bCs/>
                 <w:sz w:val="22"/>
@@ -14669,7 +14669,7 @@
             </w:pPr>
             <w:r>
               <w:rPr>
-                <w:rFonts w:ascii="Calibri" w:hAnsi="Calibri" w:cs="Calibri"/>
+                <w:rFonts w:ascii="Times New Roman" w:hAnsi="Times New Roman" w:cs="Times New Roman"/>
                 <w:sz w:val="22"/>
                 <w:szCs w:val="22"/>
               </w:rPr>
@@ -14693,7 +14693,7 @@
             </w:pPr>
             <w:r>
               <w:rPr>
-                <w:rFonts w:ascii="Calibri" w:hAnsi="Calibri" w:cs="Calibri"/>
+                <w:rFonts w:ascii="Times New Roman" w:hAnsi="Times New Roman" w:cs="Times New Roman"/>
                 <w:sz w:val="22"/>
                 <w:szCs w:val="22"/>
               </w:rPr>
@@ -14774,7 +14774,7 @@
             </w:pPr>
             <w:r>
               <w:rPr>
-                <w:rFonts w:ascii="Calibri" w:hAnsi="Calibri" w:cs="Calibri"/>
+                <w:rFonts w:ascii="Times New Roman" w:hAnsi="Times New Roman" w:cs="Times New Roman"/>
                 <w:sz w:val="22"/>
                 <w:szCs w:val="22"/>
               </w:rPr>
@@ -14798,7 +14798,7 @@
             </w:pPr>
             <w:r>
               <w:rPr>
-                <w:rFonts w:ascii="Calibri" w:hAnsi="Calibri" w:cs="Calibri"/>
+                <w:rFonts w:ascii="Times New Roman" w:hAnsi="Times New Roman" w:cs="Times New Roman"/>
                 <w:sz w:val="22"/>
                 <w:szCs w:val="22"/>
               </w:rPr>
@@ -14824,7 +14824,7 @@
             </w:pPr>
             <w:r>
               <w:rPr>
-                <w:rFonts w:ascii="Calibri" w:hAnsi="Calibri" w:cs="Calibri"/>
+                <w:rFonts w:ascii="Times New Roman" w:hAnsi="Times New Roman" w:cs="Times New Roman"/>
                 <w:b/>
                 <w:bCs/>
                 <w:sz w:val="22"/>
@@ -14834,7 +14834,7 @@
             </w:r>
             <w:r>
               <w:rPr>
-                <w:rFonts w:ascii="Calibri" w:hAnsi="Calibri" w:cs="Calibri"/>
+                <w:rFonts w:ascii="Times New Roman" w:hAnsi="Times New Roman" w:cs="Times New Roman"/>
                 <w:b/>
                 <w:bCs/>
                 <w:sz w:val="22"/>
@@ -14889,7 +14889,7 @@
             </w:pPr>
             <w:r>
               <w:rPr>
-                <w:rFonts w:ascii="Calibri" w:hAnsi="Calibri" w:cs="Calibri"/>
+                <w:rFonts w:ascii="Times New Roman" w:hAnsi="Times New Roman" w:cs="Times New Roman"/>
                 <w:sz w:val="22"/>
                 <w:szCs w:val="22"/>
               </w:rPr>
@@ -14913,7 +14913,7 @@
             </w:pPr>
             <w:r>
               <w:rPr>
-                <w:rFonts w:ascii="Calibri" w:hAnsi="Calibri" w:cs="Calibri"/>
+                <w:rFonts w:ascii="Times New Roman" w:hAnsi="Times New Roman" w:cs="Times New Roman"/>
                 <w:sz w:val="22"/>
                 <w:szCs w:val="22"/>
               </w:rPr>
@@ -14939,7 +14939,7 @@
             </w:pPr>
             <w:r>
               <w:rPr>
-                <w:rFonts w:ascii="Calibri" w:hAnsi="Calibri" w:cs="Calibri"/>
+                <w:rFonts w:ascii="Times New Roman" w:hAnsi="Times New Roman" w:cs="Times New Roman"/>
                 <w:b/>
                 <w:bCs/>
                 <w:sz w:val="22"/>
@@ -14949,7 +14949,7 @@
             </w:r>
             <w:r>
               <w:rPr>
-                <w:rFonts w:ascii="Calibri" w:hAnsi="Calibri" w:cs="Calibri"/>
+                <w:rFonts w:ascii="Times New Roman" w:hAnsi="Times New Roman" w:cs="Times New Roman"/>
                 <w:b/>
                 <w:bCs/>
                 <w:sz w:val="22"/>
@@ -15004,7 +15004,7 @@
             </w:pPr>
             <w:r>
               <w:rPr>
-                <w:rFonts w:ascii="Calibri" w:hAnsi="Calibri" w:cs="Calibri"/>
+                <w:rFonts w:ascii="Times New Roman" w:hAnsi="Times New Roman" w:cs="Times New Roman"/>
                 <w:sz w:val="22"/>
                 <w:szCs w:val="22"/>
               </w:rPr>
@@ -15028,7 +15028,7 @@
             </w:pPr>
             <w:r>
               <w:rPr>
-                <w:rFonts w:ascii="Calibri" w:hAnsi="Calibri" w:cs="Calibri"/>
+                <w:rFonts w:ascii="Times New Roman" w:hAnsi="Times New Roman" w:cs="Times New Roman"/>
                 <w:sz w:val="22"/>
                 <w:szCs w:val="22"/>
               </w:rPr>
@@ -15036,7 +15036,7 @@
             </w:r>
             <w:r>
               <w:rPr>
-                <w:rFonts w:ascii="Calibri" w:hAnsi="Calibri" w:cs="Calibri"/>
+                <w:rFonts w:ascii="Times New Roman" w:hAnsi="Times New Roman" w:cs="Times New Roman"/>
                 <w:sz w:val="22"/>
                 <w:szCs w:val="22"/>
               </w:rPr>
@@ -15044,7 +15044,7 @@
             </w:r>
             <w:r>
               <w:rPr>
-                <w:rFonts w:ascii="Calibri" w:hAnsi="Calibri" w:cs="Calibri"/>
+                <w:rFonts w:ascii="Times New Roman" w:hAnsi="Times New Roman" w:cs="Times New Roman"/>
                 <w:sz w:val="22"/>
                 <w:szCs w:val="22"/>
               </w:rPr>
@@ -15124,7 +15124,7 @@
             </w:pPr>
             <w:r>
               <w:rPr>
-                <w:rFonts w:ascii="Calibri" w:hAnsi="Calibri" w:cs="Calibri"/>
+                <w:rFonts w:ascii="Times New Roman" w:hAnsi="Times New Roman" w:cs="Times New Roman"/>
                 <w:sz w:val="22"/>
                 <w:szCs w:val="22"/>
               </w:rPr>
@@ -15148,7 +15148,7 @@
             </w:pPr>
             <w:r>
               <w:rPr>
-                <w:rFonts w:ascii="Calibri" w:hAnsi="Calibri" w:cs="Calibri"/>
+                <w:rFonts w:ascii="Times New Roman" w:hAnsi="Times New Roman" w:cs="Times New Roman"/>
                 <w:sz w:val="22"/>
                 <w:szCs w:val="22"/>
               </w:rPr>
@@ -15156,7 +15156,7 @@
             </w:r>
             <w:r>
               <w:rPr>
-                <w:rFonts w:ascii="Calibri" w:hAnsi="Calibri" w:cs="Calibri"/>
+                <w:rFonts w:ascii="Times New Roman" w:hAnsi="Times New Roman" w:cs="Times New Roman"/>
                 <w:sz w:val="22"/>
                 <w:szCs w:val="22"/>
               </w:rPr>
@@ -15164,7 +15164,7 @@
             </w:r>
             <w:r>
               <w:rPr>
-                <w:rFonts w:ascii="Calibri" w:hAnsi="Calibri" w:cs="Calibri"/>
+                <w:rFonts w:ascii="Times New Roman" w:hAnsi="Times New Roman" w:cs="Times New Roman"/>
                 <w:sz w:val="22"/>
                 <w:szCs w:val="22"/>
               </w:rPr>
@@ -15239,7 +15239,7 @@
             </w:pPr>
             <w:r>
               <w:rPr>
-                <w:rFonts w:ascii="Calibri" w:hAnsi="Calibri" w:cs="Calibri"/>
+                <w:rFonts w:ascii="Times New Roman" w:hAnsi="Times New Roman" w:cs="Times New Roman"/>
                 <w:sz w:val="22"/>
                 <w:szCs w:val="22"/>
               </w:rPr>
@@ -15263,7 +15263,7 @@
             </w:pPr>
             <w:r>
               <w:rPr>
-                <w:rFonts w:ascii="Calibri" w:hAnsi="Calibri" w:cs="Calibri"/>
+                <w:rFonts w:ascii="Times New Roman" w:hAnsi="Times New Roman" w:cs="Times New Roman"/>
                 <w:sz w:val="22"/>
                 <w:szCs w:val="22"/>
               </w:rPr>
@@ -15287,7 +15287,7 @@
             </w:pPr>
             <w:r>
               <w:rPr>
-                <w:rFonts w:ascii="Calibri" w:hAnsi="Calibri" w:cs="Calibri"/>
+                <w:rFonts w:ascii="Times New Roman" w:hAnsi="Times New Roman" w:cs="Times New Roman"/>
                 <w:sz w:val="22"/>
                 <w:szCs w:val="22"/>
               </w:rPr>
@@ -15335,7 +15335,7 @@
             </w:pPr>
             <w:r>
               <w:rPr>
-                <w:rFonts w:ascii="Calibri" w:hAnsi="Calibri" w:cs="Calibri"/>
+                <w:rFonts w:ascii="Times New Roman" w:hAnsi="Times New Roman" w:cs="Times New Roman"/>
                 <w:sz w:val="22"/>
                 <w:szCs w:val="22"/>
               </w:rPr>
@@ -15359,7 +15359,7 @@
             </w:pPr>
             <w:r>
               <w:rPr>
-                <w:rFonts w:ascii="Calibri" w:hAnsi="Calibri" w:cs="Calibri"/>
+                <w:rFonts w:ascii="Times New Roman" w:hAnsi="Times New Roman" w:cs="Times New Roman"/>
                 <w:sz w:val="22"/>
                 <w:szCs w:val="22"/>
               </w:rPr>
@@ -15367,7 +15367,7 @@
             </w:r>
             <w:r>
               <w:rPr>
-                <w:rFonts w:ascii="Calibri" w:hAnsi="Calibri" w:cs="Calibri"/>
+                <w:rFonts w:ascii="Times New Roman" w:hAnsi="Times New Roman" w:cs="Times New Roman"/>
                 <w:sz w:val="22"/>
                 <w:szCs w:val="22"/>
               </w:rPr>
@@ -15375,7 +15375,7 @@
             </w:r>
             <w:r>
               <w:rPr>
-                <w:rFonts w:ascii="Calibri" w:hAnsi="Calibri" w:cs="Calibri"/>
+                <w:rFonts w:ascii="Times New Roman" w:hAnsi="Times New Roman" w:cs="Times New Roman"/>
                 <w:sz w:val="22"/>
                 <w:szCs w:val="22"/>
               </w:rPr>
@@ -15401,7 +15401,7 @@
             </w:pPr>
             <w:r>
               <w:rPr>
-                <w:rFonts w:ascii="Calibri" w:hAnsi="Calibri" w:cs="Calibri"/>
+                <w:rFonts w:ascii="Times New Roman" w:hAnsi="Times New Roman" w:cs="Times New Roman"/>
                 <w:b/>
                 <w:bCs/>
                 <w:sz w:val="22"/>
@@ -15411,7 +15411,7 @@
             </w:r>
             <w:r>
               <w:rPr>
-                <w:rFonts w:ascii="Calibri" w:hAnsi="Calibri" w:cs="Calibri"/>
+                <w:rFonts w:ascii="Times New Roman" w:hAnsi="Times New Roman" w:cs="Times New Roman"/>
                 <w:b/>
                 <w:bCs/>
                 <w:sz w:val="22"/>
@@ -15461,7 +15461,7 @@
             </w:pPr>
             <w:r>
               <w:rPr>
-                <w:rFonts w:ascii="Calibri" w:hAnsi="Calibri" w:cs="Calibri"/>
+                <w:rFonts w:ascii="Times New Roman" w:hAnsi="Times New Roman" w:cs="Times New Roman"/>
                 <w:sz w:val="22"/>
                 <w:szCs w:val="22"/>
               </w:rPr>
@@ -15485,7 +15485,7 @@
             </w:pPr>
             <w:r>
               <w:rPr>
-                <w:rFonts w:ascii="Calibri" w:hAnsi="Calibri" w:cs="Calibri"/>
+                <w:rFonts w:ascii="Times New Roman" w:hAnsi="Times New Roman" w:cs="Times New Roman"/>
                 <w:sz w:val="22"/>
                 <w:szCs w:val="22"/>
               </w:rPr>
@@ -15493,7 +15493,7 @@
             </w:r>
             <w:r>
               <w:rPr>
-                <w:rFonts w:ascii="Calibri" w:hAnsi="Calibri" w:cs="Calibri"/>
+                <w:rFonts w:ascii="Times New Roman" w:hAnsi="Times New Roman" w:cs="Times New Roman"/>
                 <w:sz w:val="22"/>
                 <w:szCs w:val="22"/>
               </w:rPr>
@@ -15501,7 +15501,7 @@
             </w:r>
             <w:r>
               <w:rPr>
-                <w:rFonts w:ascii="Calibri" w:hAnsi="Calibri" w:cs="Calibri"/>
+                <w:rFonts w:ascii="Times New Roman" w:hAnsi="Times New Roman" w:cs="Times New Roman"/>
                 <w:sz w:val="22"/>
                 <w:szCs w:val="22"/>
               </w:rPr>
@@ -15577,7 +15577,7 @@
             </w:pPr>
             <w:r>
               <w:rPr>
-                <w:rFonts w:ascii="Calibri" w:hAnsi="Calibri" w:cs="Calibri"/>
+                <w:rFonts w:ascii="Times New Roman" w:hAnsi="Times New Roman" w:cs="Times New Roman"/>
                 <w:sz w:val="22"/>
                 <w:szCs w:val="22"/>
               </w:rPr>
@@ -15601,7 +15601,7 @@
             </w:pPr>
             <w:r>
               <w:rPr>
-                <w:rFonts w:ascii="Calibri" w:hAnsi="Calibri" w:cs="Calibri"/>
+                <w:rFonts w:ascii="Times New Roman" w:hAnsi="Times New Roman" w:cs="Times New Roman"/>
                 <w:sz w:val="22"/>
                 <w:szCs w:val="22"/>
               </w:rPr>
@@ -15609,7 +15609,7 @@
             </w:r>
             <w:r>
               <w:rPr>
-                <w:rFonts w:ascii="Calibri" w:hAnsi="Calibri" w:cs="Calibri"/>
+                <w:rFonts w:ascii="Times New Roman" w:hAnsi="Times New Roman" w:cs="Times New Roman"/>
                 <w:sz w:val="22"/>
                 <w:szCs w:val="22"/>
               </w:rPr>
@@ -15617,7 +15617,7 @@
             </w:r>
             <w:r>
               <w:rPr>
-                <w:rFonts w:ascii="Calibri" w:hAnsi="Calibri" w:cs="Calibri"/>
+                <w:rFonts w:ascii="Times New Roman" w:hAnsi="Times New Roman" w:cs="Times New Roman"/>
                 <w:sz w:val="22"/>
                 <w:szCs w:val="22"/>
               </w:rPr>
@@ -15643,7 +15643,7 @@
             </w:pPr>
             <w:r>
               <w:rPr>
-                <w:rFonts w:ascii="Calibri" w:hAnsi="Calibri" w:cs="Calibri"/>
+                <w:rFonts w:ascii="Times New Roman" w:hAnsi="Times New Roman" w:cs="Times New Roman"/>
                 <w:sz w:val="22"/>
                 <w:szCs w:val="22"/>
               </w:rPr>
@@ -15691,7 +15691,7 @@
             </w:pPr>
             <w:r>
               <w:rPr>
-                <w:rFonts w:ascii="Calibri" w:hAnsi="Calibri" w:cs="Calibri"/>
+                <w:rFonts w:ascii="Times New Roman" w:hAnsi="Times New Roman" w:cs="Times New Roman"/>
                 <w:sz w:val="22"/>
                 <w:szCs w:val="22"/>
               </w:rPr>
@@ -15715,7 +15715,7 @@
             </w:pPr>
             <w:r>
               <w:rPr>
-                <w:rFonts w:ascii="Calibri" w:hAnsi="Calibri" w:cs="Calibri"/>
+                <w:rFonts w:ascii="Times New Roman" w:hAnsi="Times New Roman" w:cs="Times New Roman"/>
                 <w:sz w:val="22"/>
                 <w:szCs w:val="22"/>
               </w:rPr>
@@ -15808,7 +15808,7 @@
             </w:pPr>
             <w:r>
               <w:rPr>
-                <w:rFonts w:ascii="Calibri" w:hAnsi="Calibri" w:cs="Calibri"/>
+                <w:rFonts w:ascii="Times New Roman" w:hAnsi="Times New Roman" w:cs="Times New Roman"/>
                 <w:sz w:val="22"/>
                 <w:szCs w:val="22"/>
               </w:rPr>
@@ -15832,7 +15832,7 @@
             </w:pPr>
             <w:r>
               <w:rPr>
-                <w:rFonts w:ascii="Calibri" w:hAnsi="Calibri" w:cs="Calibri"/>
+                <w:rFonts w:ascii="Times New Roman" w:hAnsi="Times New Roman" w:cs="Times New Roman"/>
                 <w:sz w:val="22"/>
                 <w:szCs w:val="22"/>
               </w:rPr>
@@ -15840,7 +15840,7 @@
             </w:r>
             <w:r>
               <w:rPr>
-                <w:rFonts w:ascii="Calibri" w:hAnsi="Calibri" w:cs="Calibri"/>
+                <w:rFonts w:ascii="Times New Roman" w:hAnsi="Times New Roman" w:cs="Times New Roman"/>
                 <w:sz w:val="22"/>
                 <w:szCs w:val="22"/>
               </w:rPr>
@@ -15848,7 +15848,7 @@
             </w:r>
             <w:r>
               <w:rPr>
-                <w:rFonts w:ascii="Calibri" w:hAnsi="Calibri" w:cs="Calibri"/>
+                <w:rFonts w:ascii="Times New Roman" w:hAnsi="Times New Roman" w:cs="Times New Roman"/>
                 <w:sz w:val="22"/>
                 <w:szCs w:val="22"/>
               </w:rPr>
@@ -15923,7 +15923,7 @@
             </w:pPr>
             <w:r>
               <w:rPr>
-                <w:rFonts w:ascii="Calibri" w:hAnsi="Calibri" w:cs="Calibri"/>
+                <w:rFonts w:ascii="Times New Roman" w:hAnsi="Times New Roman" w:cs="Times New Roman"/>
                 <w:sz w:val="22"/>
                 <w:szCs w:val="22"/>
               </w:rPr>
@@ -15947,7 +15947,7 @@
             </w:pPr>
             <w:r>
               <w:rPr>
-                <w:rFonts w:ascii="Calibri" w:hAnsi="Calibri" w:cs="Calibri"/>
+                <w:rFonts w:ascii="Times New Roman" w:hAnsi="Times New Roman" w:cs="Times New Roman"/>
                 <w:sz w:val="22"/>
                 <w:szCs w:val="22"/>
               </w:rPr>
@@ -15973,7 +15973,7 @@
             </w:pPr>
             <w:r>
               <w:rPr>
-                <w:rFonts w:ascii="Calibri" w:hAnsi="Calibri" w:cs="Calibri"/>
+                <w:rFonts w:ascii="Times New Roman" w:hAnsi="Times New Roman" w:cs="Times New Roman"/>
                 <w:b/>
                 <w:bCs/>
                 <w:sz w:val="22"/>
@@ -15983,7 +15983,7 @@
             </w:r>
             <w:r>
               <w:rPr>
-                <w:rFonts w:ascii="Calibri" w:hAnsi="Calibri" w:cs="Calibri"/>
+                <w:rFonts w:ascii="Times New Roman" w:hAnsi="Times New Roman" w:cs="Times New Roman"/>
                 <w:b/>
                 <w:bCs/>
                 <w:sz w:val="22"/>
@@ -16033,7 +16033,7 @@
             </w:pPr>
             <w:r>
               <w:rPr>
-                <w:rFonts w:ascii="Calibri" w:hAnsi="Calibri" w:cs="Calibri"/>
+                <w:rFonts w:ascii="Times New Roman" w:hAnsi="Times New Roman" w:cs="Times New Roman"/>
                 <w:sz w:val="22"/>
                 <w:szCs w:val="22"/>
               </w:rPr>
@@ -16057,7 +16057,7 @@
             </w:pPr>
             <w:r>
               <w:rPr>
-                <w:rFonts w:ascii="Calibri" w:hAnsi="Calibri" w:cs="Calibri"/>
+                <w:rFonts w:ascii="Times New Roman" w:hAnsi="Times New Roman" w:cs="Times New Roman"/>
                 <w:sz w:val="22"/>
                 <w:szCs w:val="22"/>
               </w:rPr>
@@ -16081,7 +16081,7 @@
             </w:pPr>
             <w:r>
               <w:rPr>
-                <w:rFonts w:ascii="Calibri" w:hAnsi="Calibri" w:cs="Calibri"/>
+                <w:rFonts w:ascii="Times New Roman" w:hAnsi="Times New Roman" w:cs="Times New Roman"/>
                 <w:sz w:val="22"/>
                 <w:szCs w:val="22"/>
               </w:rPr>
@@ -16129,7 +16129,7 @@
             </w:pPr>
             <w:r>
               <w:rPr>
-                <w:rFonts w:ascii="Calibri" w:hAnsi="Calibri" w:cs="Calibri"/>
+                <w:rFonts w:ascii="Times New Roman" w:hAnsi="Times New Roman" w:cs="Times New Roman"/>
                 <w:sz w:val="22"/>
                 <w:szCs w:val="22"/>
               </w:rPr>
@@ -16153,7 +16153,7 @@
             </w:pPr>
             <w:r>
               <w:rPr>
-                <w:rFonts w:ascii="Calibri" w:hAnsi="Calibri" w:cs="Calibri"/>
+                <w:rFonts w:ascii="Times New Roman" w:hAnsi="Times New Roman" w:cs="Times New Roman"/>
                 <w:sz w:val="22"/>
                 <w:szCs w:val="22"/>
               </w:rPr>
@@ -16179,7 +16179,7 @@
             </w:pPr>
             <w:r>
               <w:rPr>
-                <w:rFonts w:ascii="Calibri" w:hAnsi="Calibri" w:cs="Calibri"/>
+                <w:rFonts w:ascii="Times New Roman" w:hAnsi="Times New Roman" w:cs="Times New Roman"/>
                 <w:b/>
                 <w:bCs/>
                 <w:sz w:val="22"/>
@@ -16189,7 +16189,7 @@
             </w:r>
             <w:r>
               <w:rPr>
-                <w:rFonts w:ascii="Calibri" w:hAnsi="Calibri" w:cs="Calibri"/>
+                <w:rFonts w:ascii="Times New Roman" w:hAnsi="Times New Roman" w:cs="Times New Roman"/>
                 <w:b/>
                 <w:bCs/>
                 <w:sz w:val="22"/>
@@ -16239,7 +16239,7 @@
             </w:pPr>
             <w:r>
               <w:rPr>
-                <w:rFonts w:ascii="Calibri" w:hAnsi="Calibri" w:cs="Calibri"/>
+                <w:rFonts w:ascii="Times New Roman" w:hAnsi="Times New Roman" w:cs="Times New Roman"/>
                 <w:sz w:val="22"/>
                 <w:szCs w:val="22"/>
               </w:rPr>
@@ -16263,7 +16263,7 @@
             </w:pPr>
             <w:r>
               <w:rPr>
-                <w:rFonts w:ascii="Calibri" w:hAnsi="Calibri" w:cs="Calibri"/>
+                <w:rFonts w:ascii="Times New Roman" w:hAnsi="Times New Roman" w:cs="Times New Roman"/>
                 <w:sz w:val="22"/>
                 <w:szCs w:val="22"/>
               </w:rPr>
@@ -16289,7 +16289,7 @@
             </w:pPr>
             <w:r>
               <w:rPr>
-                <w:rFonts w:ascii="Calibri" w:hAnsi="Calibri" w:cs="Calibri"/>
+                <w:rFonts w:ascii="Times New Roman" w:hAnsi="Times New Roman" w:cs="Times New Roman"/>
                 <w:sz w:val="22"/>
                 <w:szCs w:val="22"/>
               </w:rPr>
@@ -16337,7 +16337,7 @@
             </w:pPr>
             <w:r>
               <w:rPr>
-                <w:rFonts w:ascii="Calibri" w:hAnsi="Calibri" w:cs="Calibri"/>
+                <w:rFonts w:ascii="Times New Roman" w:hAnsi="Times New Roman" w:cs="Times New Roman"/>
                 <w:sz w:val="22"/>
                 <w:szCs w:val="22"/>
               </w:rPr>
@@ -16361,7 +16361,7 @@
             </w:pPr>
             <w:r>
               <w:rPr>
-                <w:rFonts w:ascii="Calibri" w:hAnsi="Calibri" w:cs="Calibri"/>
+                <w:rFonts w:ascii="Times New Roman" w:hAnsi="Times New Roman" w:cs="Times New Roman"/>
                 <w:sz w:val="22"/>
                 <w:szCs w:val="22"/>
               </w:rPr>
@@ -16369,7 +16369,7 @@
             </w:r>
             <w:r>
               <w:rPr>
-                <w:rFonts w:ascii="Calibri" w:hAnsi="Calibri" w:cs="Calibri"/>
+                <w:rFonts w:ascii="Times New Roman" w:hAnsi="Times New Roman" w:cs="Times New Roman"/>
                 <w:sz w:val="22"/>
                 <w:szCs w:val="22"/>
               </w:rPr>
@@ -16377,7 +16377,7 @@
             </w:r>
             <w:r>
               <w:rPr>
-                <w:rFonts w:ascii="Calibri" w:hAnsi="Calibri" w:cs="Calibri"/>
+                <w:rFonts w:ascii="Times New Roman" w:hAnsi="Times New Roman" w:cs="Times New Roman"/>
                 <w:sz w:val="22"/>
                 <w:szCs w:val="22"/>
               </w:rPr>
@@ -16401,7 +16401,7 @@
             </w:pPr>
             <w:r>
               <w:rPr>
-                <w:rFonts w:ascii="Calibri" w:hAnsi="Calibri" w:cs="Calibri"/>
+                <w:rFonts w:ascii="Times New Roman" w:hAnsi="Times New Roman" w:cs="Times New Roman"/>
                 <w:sz w:val="22"/>
                 <w:szCs w:val="22"/>
               </w:rPr>
@@ -16449,7 +16449,7 @@
             </w:pPr>
             <w:r>
               <w:rPr>
-                <w:rFonts w:ascii="Calibri" w:hAnsi="Calibri" w:cs="Calibri"/>
+                <w:rFonts w:ascii="Times New Roman" w:hAnsi="Times New Roman" w:cs="Times New Roman"/>
                 <w:sz w:val="22"/>
                 <w:szCs w:val="22"/>
               </w:rPr>
@@ -16473,7 +16473,7 @@
             </w:pPr>
             <w:r>
               <w:rPr>
-                <w:rFonts w:ascii="Calibri" w:hAnsi="Calibri" w:cs="Calibri"/>
+                <w:rFonts w:ascii="Times New Roman" w:hAnsi="Times New Roman" w:cs="Times New Roman"/>
                 <w:sz w:val="22"/>
                 <w:szCs w:val="22"/>
               </w:rPr>
@@ -16499,7 +16499,7 @@
             </w:pPr>
             <w:r>
               <w:rPr>
-                <w:rFonts w:ascii="Calibri" w:hAnsi="Calibri" w:cs="Calibri"/>
+                <w:rFonts w:ascii="Times New Roman" w:hAnsi="Times New Roman" w:cs="Times New Roman"/>
                 <w:b/>
                 <w:bCs/>
                 <w:sz w:val="22"/>
@@ -16509,7 +16509,7 @@
             </w:r>
             <w:r>
               <w:rPr>
-                <w:rFonts w:ascii="Calibri" w:hAnsi="Calibri" w:cs="Calibri"/>
+                <w:rFonts w:ascii="Times New Roman" w:hAnsi="Times New Roman" w:cs="Times New Roman"/>
                 <w:b/>
                 <w:bCs/>
                 <w:sz w:val="22"/>
@@ -16577,7 +16577,7 @@
             </w:pPr>
             <w:r>
               <w:rPr>
-                <w:rFonts w:ascii="Calibri" w:hAnsi="Calibri" w:cs="Calibri"/>
+                <w:rFonts w:ascii="Times New Roman" w:hAnsi="Times New Roman" w:cs="Times New Roman"/>
                 <w:sz w:val="22"/>
                 <w:szCs w:val="22"/>
               </w:rPr>
@@ -16601,7 +16601,7 @@
             </w:pPr>
             <w:r>
               <w:rPr>
-                <w:rFonts w:ascii="Calibri" w:hAnsi="Calibri" w:cs="Calibri"/>
+                <w:rFonts w:ascii="Times New Roman" w:hAnsi="Times New Roman" w:cs="Times New Roman"/>
                 <w:sz w:val="22"/>
                 <w:szCs w:val="22"/>
               </w:rPr>
@@ -16609,7 +16609,7 @@
             </w:r>
             <w:r>
               <w:rPr>
-                <w:rFonts w:ascii="Calibri" w:hAnsi="Calibri" w:cs="Calibri"/>
+                <w:rFonts w:ascii="Times New Roman" w:hAnsi="Times New Roman" w:cs="Times New Roman"/>
                 <w:sz w:val="22"/>
                 <w:szCs w:val="22"/>
               </w:rPr>
@@ -16617,7 +16617,7 @@
             </w:r>
             <w:r>
               <w:rPr>
-                <w:rFonts w:ascii="Calibri" w:hAnsi="Calibri" w:cs="Calibri"/>
+                <w:rFonts w:ascii="Times New Roman" w:hAnsi="Times New Roman" w:cs="Times New Roman"/>
                 <w:sz w:val="22"/>
                 <w:szCs w:val="22"/>
               </w:rPr>
@@ -16625,7 +16625,7 @@
             </w:r>
             <w:r>
               <w:rPr>
-                <w:rFonts w:ascii="Calibri" w:hAnsi="Calibri" w:cs="Calibri"/>
+                <w:rFonts w:ascii="Times New Roman" w:hAnsi="Times New Roman" w:cs="Times New Roman"/>
                 <w:sz w:val="22"/>
                 <w:szCs w:val="22"/>
               </w:rPr>
@@ -16633,7 +16633,7 @@
             </w:r>
             <w:r>
               <w:rPr>
-                <w:rFonts w:ascii="Calibri" w:hAnsi="Calibri" w:cs="Calibri"/>
+                <w:rFonts w:ascii="Times New Roman" w:hAnsi="Times New Roman" w:cs="Times New Roman"/>
                 <w:sz w:val="22"/>
                 <w:szCs w:val="22"/>
               </w:rPr>
@@ -16657,7 +16657,7 @@
             </w:pPr>
             <w:r>
               <w:rPr>
-                <w:rFonts w:ascii="Calibri" w:hAnsi="Calibri" w:cs="Calibri"/>
+                <w:rFonts w:ascii="Times New Roman" w:hAnsi="Times New Roman" w:cs="Times New Roman"/>
                 <w:sz w:val="22"/>
                 <w:szCs w:val="22"/>
               </w:rPr>
@@ -16783,7 +16783,7 @@
             </w:pPr>
             <w:r>
               <w:rPr>
-                <w:rFonts w:ascii="Calibri" w:hAnsi="Calibri" w:cs="Calibri"/>
+                <w:rFonts w:ascii="Times New Roman" w:hAnsi="Times New Roman" w:cs="Times New Roman"/>
                 <w:sz w:val="22"/>
                 <w:szCs w:val="22"/>
               </w:rPr>
@@ -16807,7 +16807,7 @@
             </w:pPr>
             <w:r>
               <w:rPr>
-                <w:rFonts w:ascii="Calibri" w:hAnsi="Calibri" w:cs="Calibri"/>
+                <w:rFonts w:ascii="Times New Roman" w:hAnsi="Times New Roman" w:cs="Times New Roman"/>
                 <w:sz w:val="22"/>
                 <w:szCs w:val="22"/>
               </w:rPr>
@@ -16815,7 +16815,7 @@
             </w:r>
             <w:r>
               <w:rPr>
-                <w:rFonts w:ascii="Calibri" w:hAnsi="Calibri" w:cs="Calibri"/>
+                <w:rFonts w:ascii="Times New Roman" w:hAnsi="Times New Roman" w:cs="Times New Roman"/>
                 <w:sz w:val="22"/>
                 <w:szCs w:val="22"/>
               </w:rPr>
@@ -16823,7 +16823,7 @@
             </w:r>
             <w:r>
               <w:rPr>
-                <w:rFonts w:ascii="Calibri" w:hAnsi="Calibri" w:cs="Calibri"/>
+                <w:rFonts w:ascii="Times New Roman" w:hAnsi="Times New Roman" w:cs="Times New Roman"/>
                 <w:sz w:val="22"/>
                 <w:szCs w:val="22"/>
               </w:rPr>
@@ -16904,7 +16904,7 @@
             </w:pPr>
             <w:r>
               <w:rPr>
-                <w:rFonts w:ascii="Calibri" w:hAnsi="Calibri" w:cs="Calibri"/>
+                <w:rFonts w:ascii="Times New Roman" w:hAnsi="Times New Roman" w:cs="Times New Roman"/>
                 <w:sz w:val="22"/>
                 <w:szCs w:val="22"/>
               </w:rPr>
@@ -16928,7 +16928,7 @@
             </w:pPr>
             <w:r>
               <w:rPr>
-                <w:rFonts w:ascii="Calibri" w:hAnsi="Calibri" w:cs="Calibri"/>
+                <w:rFonts w:ascii="Times New Roman" w:hAnsi="Times New Roman" w:cs="Times New Roman"/>
                 <w:sz w:val="22"/>
                 <w:szCs w:val="22"/>
               </w:rPr>
@@ -16952,7 +16952,7 @@
             </w:pPr>
             <w:r>
               <w:rPr>
-                <w:rFonts w:ascii="Calibri" w:hAnsi="Calibri" w:cs="Calibri"/>
+                <w:rFonts w:ascii="Times New Roman" w:hAnsi="Times New Roman" w:cs="Times New Roman"/>
                 <w:sz w:val="22"/>
                 <w:szCs w:val="22"/>
               </w:rPr>
@@ -17005,7 +17005,7 @@
             </w:pPr>
             <w:r>
               <w:rPr>
-                <w:rFonts w:ascii="Calibri" w:hAnsi="Calibri" w:cs="Calibri"/>
+                <w:rFonts w:ascii="Times New Roman" w:hAnsi="Times New Roman" w:cs="Times New Roman"/>
                 <w:sz w:val="22"/>
                 <w:szCs w:val="22"/>
               </w:rPr>
@@ -17013,7 +17013,7 @@
             </w:r>
             <w:r>
               <w:rPr>
-                <w:rFonts w:ascii="Calibri" w:hAnsi="Calibri" w:cs="Calibri"/>
+                <w:rFonts w:ascii="Times New Roman" w:hAnsi="Times New Roman" w:cs="Times New Roman"/>
                 <w:sz w:val="22"/>
                 <w:szCs w:val="22"/>
               </w:rPr>
@@ -17037,7 +17037,7 @@
             </w:pPr>
             <w:r>
               <w:rPr>
-                <w:rFonts w:ascii="Calibri" w:hAnsi="Calibri" w:cs="Calibri"/>
+                <w:rFonts w:ascii="Times New Roman" w:hAnsi="Times New Roman" w:cs="Times New Roman"/>
                 <w:sz w:val="22"/>
                 <w:szCs w:val="22"/>
               </w:rPr>
@@ -17063,7 +17063,7 @@
             </w:pPr>
             <w:r>
               <w:rPr>
-                <w:rFonts w:ascii="Calibri" w:hAnsi="Calibri" w:cs="Calibri"/>
+                <w:rFonts w:ascii="Times New Roman" w:hAnsi="Times New Roman" w:cs="Times New Roman"/>
                 <w:b/>
                 <w:bCs/>
                 <w:sz w:val="22"/>
@@ -17073,7 +17073,7 @@
             </w:r>
             <w:r>
               <w:rPr>
-                <w:rFonts w:ascii="Calibri" w:hAnsi="Calibri" w:cs="Calibri"/>
+                <w:rFonts w:ascii="Times New Roman" w:hAnsi="Times New Roman" w:cs="Times New Roman"/>
                 <w:b/>
                 <w:bCs/>
                 <w:sz w:val="22"/>
@@ -17128,7 +17128,7 @@
             </w:pPr>
             <w:r>
               <w:rPr>
-                <w:rFonts w:ascii="Calibri" w:hAnsi="Calibri" w:cs="Calibri"/>
+                <w:rFonts w:ascii="Times New Roman" w:hAnsi="Times New Roman" w:cs="Times New Roman"/>
                 <w:sz w:val="22"/>
                 <w:szCs w:val="22"/>
               </w:rPr>
@@ -17152,7 +17152,7 @@
             </w:pPr>
             <w:r>
               <w:rPr>
-                <w:rFonts w:ascii="Calibri" w:hAnsi="Calibri" w:cs="Calibri"/>
+                <w:rFonts w:ascii="Times New Roman" w:hAnsi="Times New Roman" w:cs="Times New Roman"/>
                 <w:sz w:val="22"/>
                 <w:szCs w:val="22"/>
               </w:rPr>
@@ -17178,7 +17178,7 @@
             </w:pPr>
             <w:r>
               <w:rPr>
-                <w:rFonts w:ascii="Calibri" w:hAnsi="Calibri" w:cs="Calibri"/>
+                <w:rFonts w:ascii="Times New Roman" w:hAnsi="Times New Roman" w:cs="Times New Roman"/>
                 <w:sz w:val="22"/>
                 <w:szCs w:val="22"/>
               </w:rPr>
@@ -17231,7 +17231,7 @@
             </w:pPr>
             <w:r>
               <w:rPr>
-                <w:rFonts w:ascii="Calibri" w:hAnsi="Calibri" w:cs="Calibri"/>
+                <w:rFonts w:ascii="Times New Roman" w:hAnsi="Times New Roman" w:cs="Times New Roman"/>
                 <w:sz w:val="22"/>
                 <w:szCs w:val="22"/>
               </w:rPr>
@@ -17255,7 +17255,7 @@
             </w:pPr>
             <w:r>
               <w:rPr>
-                <w:rFonts w:ascii="Calibri" w:hAnsi="Calibri" w:cs="Calibri"/>
+                <w:rFonts w:ascii="Times New Roman" w:hAnsi="Times New Roman" w:cs="Times New Roman"/>
                 <w:sz w:val="22"/>
                 <w:szCs w:val="22"/>
               </w:rPr>
@@ -17279,7 +17279,7 @@
             </w:pPr>
             <w:r>
               <w:rPr>
-                <w:rFonts w:ascii="Calibri" w:hAnsi="Calibri" w:cs="Calibri"/>
+                <w:rFonts w:ascii="Times New Roman" w:hAnsi="Times New Roman" w:cs="Times New Roman"/>
                 <w:sz w:val="22"/>
                 <w:szCs w:val="22"/>
               </w:rPr>
@@ -17332,7 +17332,7 @@
             </w:pPr>
             <w:r>
               <w:rPr>
-                <w:rFonts w:ascii="Calibri" w:hAnsi="Calibri" w:cs="Calibri"/>
+                <w:rFonts w:ascii="Times New Roman" w:hAnsi="Times New Roman" w:cs="Times New Roman"/>
                 <w:sz w:val="22"/>
                 <w:szCs w:val="22"/>
               </w:rPr>
@@ -17356,7 +17356,7 @@
             </w:pPr>
             <w:r>
               <w:rPr>
-                <w:rFonts w:ascii="Calibri" w:hAnsi="Calibri" w:cs="Calibri"/>
+                <w:rFonts w:ascii="Times New Roman" w:hAnsi="Times New Roman" w:cs="Times New Roman"/>
                 <w:sz w:val="22"/>
                 <w:szCs w:val="22"/>
               </w:rPr>
@@ -17382,7 +17382,7 @@
             </w:pPr>
             <w:r>
               <w:rPr>
-                <w:rFonts w:ascii="Calibri" w:hAnsi="Calibri" w:cs="Calibri"/>
+                <w:rFonts w:ascii="Times New Roman" w:hAnsi="Times New Roman" w:cs="Times New Roman"/>
                 <w:sz w:val="22"/>
                 <w:szCs w:val="22"/>
               </w:rPr>
@@ -17435,7 +17435,7 @@
             </w:pPr>
             <w:r>
               <w:rPr>
-                <w:rFonts w:ascii="Calibri" w:hAnsi="Calibri" w:cs="Calibri"/>
+                <w:rFonts w:ascii="Times New Roman" w:hAnsi="Times New Roman" w:cs="Times New Roman"/>
                 <w:sz w:val="22"/>
                 <w:szCs w:val="22"/>
               </w:rPr>
@@ -17459,7 +17459,7 @@
             </w:pPr>
             <w:r>
               <w:rPr>
-                <w:rFonts w:ascii="Calibri" w:hAnsi="Calibri" w:cs="Calibri"/>
+                <w:rFonts w:ascii="Times New Roman" w:hAnsi="Times New Roman" w:cs="Times New Roman"/>
                 <w:sz w:val="22"/>
                 <w:szCs w:val="22"/>
               </w:rPr>
@@ -17467,7 +17467,7 @@
             </w:r>
             <w:r>
               <w:rPr>
-                <w:rFonts w:ascii="Calibri" w:hAnsi="Calibri" w:cs="Calibri"/>
+                <w:rFonts w:ascii="Times New Roman" w:hAnsi="Times New Roman" w:cs="Times New Roman"/>
                 <w:sz w:val="22"/>
                 <w:szCs w:val="22"/>
               </w:rPr>
@@ -17475,7 +17475,7 @@
             </w:r>
             <w:r>
               <w:rPr>
-                <w:rFonts w:ascii="Calibri" w:hAnsi="Calibri" w:cs="Calibri"/>
+                <w:rFonts w:ascii="Times New Roman" w:hAnsi="Times New Roman" w:cs="Times New Roman"/>
                 <w:sz w:val="22"/>
                 <w:szCs w:val="22"/>
               </w:rPr>
@@ -17501,7 +17501,7 @@
             </w:pPr>
             <w:r>
               <w:rPr>
-                <w:rFonts w:ascii="Calibri" w:hAnsi="Calibri" w:cs="Calibri"/>
+                <w:rFonts w:ascii="Times New Roman" w:hAnsi="Times New Roman" w:cs="Times New Roman"/>
                 <w:b/>
                 <w:bCs/>
                 <w:sz w:val="22"/>
@@ -17511,7 +17511,7 @@
             </w:r>
             <w:r>
               <w:rPr>
-                <w:rFonts w:ascii="Calibri" w:hAnsi="Calibri" w:cs="Calibri"/>
+                <w:rFonts w:ascii="Times New Roman" w:hAnsi="Times New Roman" w:cs="Times New Roman"/>
                 <w:b/>
                 <w:bCs/>
                 <w:sz w:val="22"/>
@@ -17663,7 +17663,7 @@
             </w:pPr>
             <w:r>
               <w:rPr>
-                <w:rFonts w:ascii="Calibri" w:hAnsi="Calibri" w:cs="Calibri"/>
+                <w:rFonts w:ascii="Times New Roman" w:hAnsi="Times New Roman" w:cs="Times New Roman"/>
                 <w:sz w:val="22"/>
                 <w:szCs w:val="22"/>
               </w:rPr>
@@ -17687,7 +17687,7 @@
             </w:pPr>
             <w:r>
               <w:rPr>
-                <w:rFonts w:ascii="Calibri" w:hAnsi="Calibri" w:cs="Calibri"/>
+                <w:rFonts w:ascii="Times New Roman" w:hAnsi="Times New Roman" w:cs="Times New Roman"/>
                 <w:sz w:val="22"/>
                 <w:szCs w:val="22"/>
               </w:rPr>
@@ -17740,7 +17740,7 @@
             </w:pPr>
             <w:r>
               <w:rPr>
-                <w:rFonts w:ascii="Calibri" w:hAnsi="Calibri" w:cs="Calibri"/>
+                <w:rFonts w:ascii="Times New Roman" w:hAnsi="Times New Roman" w:cs="Times New Roman"/>
                 <w:sz w:val="22"/>
                 <w:szCs w:val="22"/>
               </w:rPr>
@@ -17764,7 +17764,7 @@
             </w:pPr>
             <w:r>
               <w:rPr>
-                <w:rFonts w:ascii="Calibri" w:hAnsi="Calibri" w:cs="Calibri"/>
+                <w:rFonts w:ascii="Times New Roman" w:hAnsi="Times New Roman" w:cs="Times New Roman"/>
                 <w:sz w:val="22"/>
                 <w:szCs w:val="22"/>
               </w:rPr>
@@ -17790,7 +17790,7 @@
             </w:pPr>
             <w:r>
               <w:rPr>
-                <w:rFonts w:ascii="Calibri" w:hAnsi="Calibri" w:cs="Calibri"/>
+                <w:rFonts w:ascii="Times New Roman" w:hAnsi="Times New Roman" w:cs="Times New Roman"/>
                 <w:b/>
                 <w:bCs/>
                 <w:sz w:val="22"/>
@@ -17800,7 +17800,7 @@
             </w:r>
             <w:r>
               <w:rPr>
-                <w:rFonts w:ascii="Calibri" w:hAnsi="Calibri" w:cs="Calibri"/>
+                <w:rFonts w:ascii="Times New Roman" w:hAnsi="Times New Roman" w:cs="Times New Roman"/>
                 <w:b/>
                 <w:bCs/>
                 <w:sz w:val="22"/>
@@ -17855,7 +17855,7 @@
             </w:pPr>
             <w:r>
               <w:rPr>
-                <w:rFonts w:ascii="Calibri" w:hAnsi="Calibri" w:cs="Calibri"/>
+                <w:rFonts w:ascii="Times New Roman" w:hAnsi="Times New Roman" w:cs="Times New Roman"/>
                 <w:sz w:val="22"/>
                 <w:szCs w:val="22"/>
               </w:rPr>
@@ -17863,7 +17863,7 @@
             </w:r>
             <w:r>
               <w:rPr>
-                <w:rFonts w:ascii="Calibri" w:hAnsi="Calibri" w:cs="Calibri"/>
+                <w:rFonts w:ascii="Times New Roman" w:hAnsi="Times New Roman" w:cs="Times New Roman"/>
                 <w:sz w:val="22"/>
                 <w:szCs w:val="22"/>
               </w:rPr>
@@ -17887,7 +17887,7 @@
             </w:pPr>
             <w:r>
               <w:rPr>
-                <w:rFonts w:ascii="Calibri" w:hAnsi="Calibri" w:cs="Calibri"/>
+                <w:rFonts w:ascii="Times New Roman" w:hAnsi="Times New Roman" w:cs="Times New Roman"/>
                 <w:sz w:val="22"/>
                 <w:szCs w:val="22"/>
               </w:rPr>
@@ -17911,7 +17911,7 @@
             </w:pPr>
             <w:r>
               <w:rPr>
-                <w:rFonts w:ascii="Calibri" w:hAnsi="Calibri" w:cs="Calibri"/>
+                <w:rFonts w:ascii="Times New Roman" w:hAnsi="Times New Roman" w:cs="Times New Roman"/>
                 <w:sz w:val="22"/>
                 <w:szCs w:val="22"/>
               </w:rPr>
@@ -17964,7 +17964,7 @@
             </w:pPr>
             <w:r>
               <w:rPr>
-                <w:rFonts w:ascii="Calibri" w:hAnsi="Calibri" w:cs="Calibri"/>
+                <w:rFonts w:ascii="Times New Roman" w:hAnsi="Times New Roman" w:cs="Times New Roman"/>
                 <w:sz w:val="22"/>
                 <w:szCs w:val="22"/>
               </w:rPr>
@@ -17988,7 +17988,7 @@
             </w:pPr>
             <w:r>
               <w:rPr>
-                <w:rFonts w:ascii="Calibri" w:hAnsi="Calibri" w:cs="Calibri"/>
+                <w:rFonts w:ascii="Times New Roman" w:hAnsi="Times New Roman" w:cs="Times New Roman"/>
                 <w:sz w:val="22"/>
                 <w:szCs w:val="22"/>
               </w:rPr>
@@ -18014,7 +18014,7 @@
             </w:pPr>
             <w:r>
               <w:rPr>
-                <w:rFonts w:ascii="Calibri" w:hAnsi="Calibri" w:cs="Calibri"/>
+                <w:rFonts w:ascii="Times New Roman" w:hAnsi="Times New Roman" w:cs="Times New Roman"/>
                 <w:b/>
                 <w:bCs/>
                 <w:sz w:val="22"/>
@@ -18024,7 +18024,7 @@
             </w:r>
             <w:r>
               <w:rPr>
-                <w:rFonts w:ascii="Calibri" w:hAnsi="Calibri" w:cs="Calibri"/>
+                <w:rFonts w:ascii="Times New Roman" w:hAnsi="Times New Roman" w:cs="Times New Roman"/>
                 <w:b/>
                 <w:bCs/>
                 <w:sz w:val="22"/>
@@ -18079,7 +18079,7 @@
             </w:pPr>
             <w:r>
               <w:rPr>
-                <w:rFonts w:ascii="Calibri" w:hAnsi="Calibri" w:cs="Calibri"/>
+                <w:rFonts w:ascii="Times New Roman" w:hAnsi="Times New Roman" w:cs="Times New Roman"/>
                 <w:sz w:val="22"/>
                 <w:szCs w:val="22"/>
               </w:rPr>
@@ -18103,7 +18103,7 @@
             </w:pPr>
             <w:r>
               <w:rPr>
-                <w:rFonts w:ascii="Calibri" w:hAnsi="Calibri" w:cs="Calibri"/>
+                <w:rFonts w:ascii="Times New Roman" w:hAnsi="Times New Roman" w:cs="Times New Roman"/>
                 <w:sz w:val="22"/>
                 <w:szCs w:val="22"/>
               </w:rPr>
@@ -18129,7 +18129,7 @@
             </w:pPr>
             <w:r>
               <w:rPr>
-                <w:rFonts w:ascii="Calibri" w:hAnsi="Calibri" w:cs="Calibri"/>
+                <w:rFonts w:ascii="Times New Roman" w:hAnsi="Times New Roman" w:cs="Times New Roman"/>
                 <w:sz w:val="22"/>
                 <w:szCs w:val="22"/>
               </w:rPr>
@@ -18206,7 +18206,7 @@
             </w:pPr>
             <w:r>
               <w:rPr>
-                <w:rFonts w:ascii="Calibri" w:hAnsi="Calibri" w:cs="Calibri"/>
+                <w:rFonts w:ascii="Times New Roman" w:hAnsi="Times New Roman" w:cs="Times New Roman"/>
                 <w:sz w:val="22"/>
                 <w:szCs w:val="22"/>
               </w:rPr>
@@ -18230,7 +18230,7 @@
             </w:pPr>
             <w:r>
               <w:rPr>
-                <w:rFonts w:ascii="Calibri" w:hAnsi="Calibri" w:cs="Calibri"/>
+                <w:rFonts w:ascii="Times New Roman" w:hAnsi="Times New Roman" w:cs="Times New Roman"/>
                 <w:sz w:val="22"/>
                 <w:szCs w:val="22"/>
               </w:rPr>
@@ -18340,7 +18340,7 @@
             </w:pPr>
             <w:r>
               <w:rPr>
-                <w:rFonts w:ascii="Calibri" w:hAnsi="Calibri" w:cs="Calibri"/>
+                <w:rFonts w:ascii="Times New Roman" w:hAnsi="Times New Roman" w:cs="Times New Roman"/>
                 <w:sz w:val="22"/>
                 <w:szCs w:val="22"/>
               </w:rPr>
@@ -18364,7 +18364,7 @@
             </w:pPr>
             <w:r>
               <w:rPr>
-                <w:rFonts w:ascii="Calibri" w:hAnsi="Calibri" w:cs="Calibri"/>
+                <w:rFonts w:ascii="Times New Roman" w:hAnsi="Times New Roman" w:cs="Times New Roman"/>
                 <w:sz w:val="22"/>
                 <w:szCs w:val="22"/>
               </w:rPr>
@@ -18390,7 +18390,7 @@
             </w:pPr>
             <w:r>
               <w:rPr>
-                <w:rFonts w:ascii="Calibri" w:hAnsi="Calibri" w:cs="Calibri"/>
+                <w:rFonts w:ascii="Times New Roman" w:hAnsi="Times New Roman" w:cs="Times New Roman"/>
                 <w:sz w:val="22"/>
                 <w:szCs w:val="22"/>
               </w:rPr>
@@ -18438,7 +18438,7 @@
             </w:pPr>
             <w:r>
               <w:rPr>
-                <w:rFonts w:ascii="Calibri" w:hAnsi="Calibri" w:cs="Calibri"/>
+                <w:rFonts w:ascii="Times New Roman" w:hAnsi="Times New Roman" w:cs="Times New Roman"/>
                 <w:sz w:val="22"/>
                 <w:szCs w:val="22"/>
               </w:rPr>
@@ -18462,7 +18462,7 @@
             </w:pPr>
             <w:r>
               <w:rPr>
-                <w:rFonts w:ascii="Calibri" w:hAnsi="Calibri" w:cs="Calibri"/>
+                <w:rFonts w:ascii="Times New Roman" w:hAnsi="Times New Roman" w:cs="Times New Roman"/>
                 <w:sz w:val="22"/>
                 <w:szCs w:val="22"/>
               </w:rPr>
@@ -18488,7 +18488,7 @@
             </w:pPr>
             <w:r>
               <w:rPr>
-                <w:rFonts w:ascii="Calibri" w:hAnsi="Calibri" w:cs="Calibri"/>
+                <w:rFonts w:ascii="Times New Roman" w:hAnsi="Times New Roman" w:cs="Times New Roman"/>
                 <w:sz w:val="22"/>
                 <w:szCs w:val="22"/>
               </w:rPr>
@@ -18516,7 +18516,6 @@
                 <w:sz w:val="22"/>
                 <w:szCs w:val="22"/>
               </w:rPr>
-              <w:lastRenderedPageBreak/>
               <w:t>Kidney Disease</w:t>
             </w:r>
           </w:p>
@@ -18537,7 +18536,7 @@
             </w:pPr>
             <w:r>
               <w:rPr>
-                <w:rFonts w:ascii="Calibri" w:hAnsi="Calibri" w:cs="Calibri"/>
+                <w:rFonts w:ascii="Times New Roman" w:hAnsi="Times New Roman" w:cs="Times New Roman"/>
                 <w:sz w:val="22"/>
                 <w:szCs w:val="22"/>
               </w:rPr>
@@ -18561,7 +18560,7 @@
             </w:pPr>
             <w:r>
               <w:rPr>
-                <w:rFonts w:ascii="Calibri" w:hAnsi="Calibri" w:cs="Calibri"/>
+                <w:rFonts w:ascii="Times New Roman" w:hAnsi="Times New Roman" w:cs="Times New Roman"/>
                 <w:sz w:val="22"/>
                 <w:szCs w:val="22"/>
               </w:rPr>
@@ -18585,7 +18584,7 @@
             </w:pPr>
             <w:r>
               <w:rPr>
-                <w:rFonts w:ascii="Calibri" w:hAnsi="Calibri" w:cs="Calibri"/>
+                <w:rFonts w:ascii="Times New Roman" w:hAnsi="Times New Roman" w:cs="Times New Roman"/>
                 <w:sz w:val="22"/>
                 <w:szCs w:val="22"/>
               </w:rPr>
@@ -18633,7 +18632,7 @@
             </w:pPr>
             <w:r>
               <w:rPr>
-                <w:rFonts w:ascii="Calibri" w:hAnsi="Calibri" w:cs="Calibri"/>
+                <w:rFonts w:ascii="Times New Roman" w:hAnsi="Times New Roman" w:cs="Times New Roman"/>
                 <w:sz w:val="22"/>
                 <w:szCs w:val="22"/>
               </w:rPr>
@@ -18657,7 +18656,7 @@
             </w:pPr>
             <w:r>
               <w:rPr>
-                <w:rFonts w:ascii="Calibri" w:hAnsi="Calibri" w:cs="Calibri"/>
+                <w:rFonts w:ascii="Times New Roman" w:hAnsi="Times New Roman" w:cs="Times New Roman"/>
                 <w:sz w:val="22"/>
                 <w:szCs w:val="22"/>
               </w:rPr>
@@ -18683,7 +18682,7 @@
             </w:pPr>
             <w:r>
               <w:rPr>
-                <w:rFonts w:ascii="Calibri" w:hAnsi="Calibri" w:cs="Calibri"/>
+                <w:rFonts w:ascii="Times New Roman" w:hAnsi="Times New Roman" w:cs="Times New Roman"/>
                 <w:b/>
                 <w:bCs/>
                 <w:sz w:val="22"/>
@@ -18693,7 +18692,7 @@
             </w:r>
             <w:r>
               <w:rPr>
-                <w:rFonts w:ascii="Calibri" w:hAnsi="Calibri" w:cs="Calibri"/>
+                <w:rFonts w:ascii="Times New Roman" w:hAnsi="Times New Roman" w:cs="Times New Roman"/>
                 <w:b/>
                 <w:bCs/>
                 <w:sz w:val="22"/>
@@ -18743,7 +18742,7 @@
             </w:pPr>
             <w:r>
               <w:rPr>
-                <w:rFonts w:ascii="Calibri" w:hAnsi="Calibri" w:cs="Calibri"/>
+                <w:rFonts w:ascii="Times New Roman" w:hAnsi="Times New Roman" w:cs="Times New Roman"/>
                 <w:sz w:val="22"/>
                 <w:szCs w:val="22"/>
               </w:rPr>
@@ -18767,7 +18766,7 @@
             </w:pPr>
             <w:r>
               <w:rPr>
-                <w:rFonts w:ascii="Calibri" w:hAnsi="Calibri" w:cs="Calibri"/>
+                <w:rFonts w:ascii="Times New Roman" w:hAnsi="Times New Roman" w:cs="Times New Roman"/>
                 <w:sz w:val="22"/>
                 <w:szCs w:val="22"/>
               </w:rPr>
@@ -18793,7 +18792,7 @@
             </w:pPr>
             <w:r>
               <w:rPr>
-                <w:rFonts w:ascii="Calibri" w:hAnsi="Calibri" w:cs="Calibri"/>
+                <w:rFonts w:ascii="Times New Roman" w:hAnsi="Times New Roman" w:cs="Times New Roman"/>
                 <w:b/>
                 <w:bCs/>
                 <w:sz w:val="22"/>
@@ -18803,7 +18802,7 @@
             </w:r>
             <w:r>
               <w:rPr>
-                <w:rFonts w:ascii="Calibri" w:hAnsi="Calibri" w:cs="Calibri"/>
+                <w:rFonts w:ascii="Times New Roman" w:hAnsi="Times New Roman" w:cs="Times New Roman"/>
                 <w:b/>
                 <w:bCs/>
                 <w:sz w:val="22"/>
@@ -18853,7 +18852,7 @@
             </w:pPr>
             <w:r>
               <w:rPr>
-                <w:rFonts w:ascii="Calibri" w:hAnsi="Calibri" w:cs="Calibri"/>
+                <w:rFonts w:ascii="Times New Roman" w:hAnsi="Times New Roman" w:cs="Times New Roman"/>
                 <w:sz w:val="22"/>
                 <w:szCs w:val="22"/>
               </w:rPr>
@@ -18877,7 +18876,7 @@
             </w:pPr>
             <w:r>
               <w:rPr>
-                <w:rFonts w:ascii="Calibri" w:hAnsi="Calibri" w:cs="Calibri"/>
+                <w:rFonts w:ascii="Times New Roman" w:hAnsi="Times New Roman" w:cs="Times New Roman"/>
                 <w:sz w:val="22"/>
                 <w:szCs w:val="22"/>
               </w:rPr>
@@ -18901,7 +18900,7 @@
             </w:pPr>
             <w:r>
               <w:rPr>
-                <w:rFonts w:ascii="Calibri" w:hAnsi="Calibri" w:cs="Calibri"/>
+                <w:rFonts w:ascii="Times New Roman" w:hAnsi="Times New Roman" w:cs="Times New Roman"/>
                 <w:sz w:val="22"/>
                 <w:szCs w:val="22"/>
               </w:rPr>
@@ -18949,7 +18948,7 @@
             </w:pPr>
             <w:r>
               <w:rPr>
-                <w:rFonts w:ascii="Calibri" w:hAnsi="Calibri" w:cs="Calibri"/>
+                <w:rFonts w:ascii="Times New Roman" w:hAnsi="Times New Roman" w:cs="Times New Roman"/>
                 <w:sz w:val="22"/>
                 <w:szCs w:val="22"/>
               </w:rPr>
@@ -18957,7 +18956,7 @@
             </w:r>
             <w:r>
               <w:rPr>
-                <w:rFonts w:ascii="Calibri" w:hAnsi="Calibri" w:cs="Calibri"/>
+                <w:rFonts w:ascii="Times New Roman" w:hAnsi="Times New Roman" w:cs="Times New Roman"/>
                 <w:sz w:val="22"/>
                 <w:szCs w:val="22"/>
               </w:rPr>
@@ -18981,7 +18980,7 @@
             </w:pPr>
             <w:r>
               <w:rPr>
-                <w:rFonts w:ascii="Calibri" w:hAnsi="Calibri" w:cs="Calibri"/>
+                <w:rFonts w:ascii="Times New Roman" w:hAnsi="Times New Roman" w:cs="Times New Roman"/>
                 <w:sz w:val="22"/>
                 <w:szCs w:val="22"/>
               </w:rPr>
@@ -19005,7 +19004,7 @@
             </w:pPr>
             <w:r>
               <w:rPr>
-                <w:rFonts w:ascii="Calibri" w:hAnsi="Calibri" w:cs="Calibri"/>
+                <w:rFonts w:ascii="Times New Roman" w:hAnsi="Times New Roman" w:cs="Times New Roman"/>
                 <w:sz w:val="22"/>
                 <w:szCs w:val="22"/>
               </w:rPr>
@@ -19033,6 +19032,7 @@
                 <w:sz w:val="22"/>
                 <w:szCs w:val="22"/>
               </w:rPr>
+              <w:lastRenderedPageBreak/>
               <w:t>Bone Metastases</w:t>
             </w:r>
           </w:p>
@@ -19053,7 +19053,7 @@
             </w:pPr>
             <w:r>
               <w:rPr>
-                <w:rFonts w:ascii="Calibri" w:hAnsi="Calibri" w:cs="Calibri"/>
+                <w:rFonts w:ascii="Times New Roman" w:hAnsi="Times New Roman" w:cs="Times New Roman"/>
                 <w:sz w:val="22"/>
                 <w:szCs w:val="22"/>
               </w:rPr>
@@ -19077,7 +19077,7 @@
             </w:pPr>
             <w:r>
               <w:rPr>
-                <w:rFonts w:ascii="Calibri" w:hAnsi="Calibri" w:cs="Calibri"/>
+                <w:rFonts w:ascii="Times New Roman" w:hAnsi="Times New Roman" w:cs="Times New Roman"/>
                 <w:sz w:val="22"/>
                 <w:szCs w:val="22"/>
               </w:rPr>
@@ -19103,7 +19103,7 @@
             </w:pPr>
             <w:r>
               <w:rPr>
-                <w:rFonts w:ascii="Calibri" w:hAnsi="Calibri" w:cs="Calibri"/>
+                <w:rFonts w:ascii="Times New Roman" w:hAnsi="Times New Roman" w:cs="Times New Roman"/>
                 <w:sz w:val="22"/>
                 <w:szCs w:val="22"/>
               </w:rPr>
@@ -19151,7 +19151,7 @@
             </w:pPr>
             <w:r>
               <w:rPr>
-                <w:rFonts w:ascii="Calibri" w:hAnsi="Calibri" w:cs="Calibri"/>
+                <w:rFonts w:ascii="Times New Roman" w:hAnsi="Times New Roman" w:cs="Times New Roman"/>
                 <w:sz w:val="22"/>
                 <w:szCs w:val="22"/>
               </w:rPr>
@@ -19175,7 +19175,7 @@
             </w:pPr>
             <w:r>
               <w:rPr>
-                <w:rFonts w:ascii="Calibri" w:hAnsi="Calibri" w:cs="Calibri"/>
+                <w:rFonts w:ascii="Times New Roman" w:hAnsi="Times New Roman" w:cs="Times New Roman"/>
                 <w:sz w:val="22"/>
                 <w:szCs w:val="22"/>
               </w:rPr>
@@ -19201,7 +19201,7 @@
             </w:pPr>
             <w:r>
               <w:rPr>
-                <w:rFonts w:ascii="Calibri" w:hAnsi="Calibri" w:cs="Calibri"/>
+                <w:rFonts w:ascii="Times New Roman" w:hAnsi="Times New Roman" w:cs="Times New Roman"/>
                 <w:sz w:val="22"/>
                 <w:szCs w:val="22"/>
               </w:rPr>
@@ -19249,7 +19249,7 @@
             </w:pPr>
             <w:r>
               <w:rPr>
-                <w:rFonts w:ascii="Calibri" w:hAnsi="Calibri" w:cs="Calibri"/>
+                <w:rFonts w:ascii="Times New Roman" w:hAnsi="Times New Roman" w:cs="Times New Roman"/>
                 <w:sz w:val="22"/>
                 <w:szCs w:val="22"/>
               </w:rPr>
@@ -19273,7 +19273,7 @@
             </w:pPr>
             <w:r>
               <w:rPr>
-                <w:rFonts w:ascii="Calibri" w:hAnsi="Calibri" w:cs="Calibri"/>
+                <w:rFonts w:ascii="Times New Roman" w:hAnsi="Times New Roman" w:cs="Times New Roman"/>
                 <w:sz w:val="22"/>
                 <w:szCs w:val="22"/>
               </w:rPr>
@@ -19281,7 +19281,7 @@
             </w:r>
             <w:r>
               <w:rPr>
-                <w:rFonts w:ascii="Calibri" w:hAnsi="Calibri" w:cs="Calibri"/>
+                <w:rFonts w:ascii="Times New Roman" w:hAnsi="Times New Roman" w:cs="Times New Roman"/>
                 <w:sz w:val="22"/>
                 <w:szCs w:val="22"/>
               </w:rPr>
@@ -19289,7 +19289,7 @@
             </w:r>
             <w:r>
               <w:rPr>
-                <w:rFonts w:ascii="Calibri" w:hAnsi="Calibri" w:cs="Calibri"/>
+                <w:rFonts w:ascii="Times New Roman" w:hAnsi="Times New Roman" w:cs="Times New Roman"/>
                 <w:sz w:val="22"/>
                 <w:szCs w:val="22"/>
               </w:rPr>
@@ -19313,7 +19313,7 @@
             </w:pPr>
             <w:r>
               <w:rPr>
-                <w:rFonts w:ascii="Calibri" w:hAnsi="Calibri" w:cs="Calibri"/>
+                <w:rFonts w:ascii="Times New Roman" w:hAnsi="Times New Roman" w:cs="Times New Roman"/>
                 <w:sz w:val="22"/>
                 <w:szCs w:val="22"/>
               </w:rPr>
@@ -19361,7 +19361,7 @@
             </w:pPr>
             <w:r>
               <w:rPr>
-                <w:rFonts w:ascii="Calibri" w:hAnsi="Calibri" w:cs="Calibri"/>
+                <w:rFonts w:ascii="Times New Roman" w:hAnsi="Times New Roman" w:cs="Times New Roman"/>
                 <w:sz w:val="22"/>
                 <w:szCs w:val="22"/>
               </w:rPr>
@@ -19385,7 +19385,7 @@
             </w:pPr>
             <w:r>
               <w:rPr>
-                <w:rFonts w:ascii="Calibri" w:hAnsi="Calibri" w:cs="Calibri"/>
+                <w:rFonts w:ascii="Times New Roman" w:hAnsi="Times New Roman" w:cs="Times New Roman"/>
                 <w:sz w:val="22"/>
                 <w:szCs w:val="22"/>
               </w:rPr>
@@ -19411,7 +19411,7 @@
             </w:pPr>
             <w:r>
               <w:rPr>
-                <w:rFonts w:ascii="Calibri" w:hAnsi="Calibri" w:cs="Calibri"/>
+                <w:rFonts w:ascii="Times New Roman" w:hAnsi="Times New Roman" w:cs="Times New Roman"/>
                 <w:b/>
                 <w:bCs/>
                 <w:sz w:val="22"/>
@@ -19421,7 +19421,7 @@
             </w:r>
             <w:r>
               <w:rPr>
-                <w:rFonts w:ascii="Calibri" w:hAnsi="Calibri" w:cs="Calibri"/>
+                <w:rFonts w:ascii="Times New Roman" w:hAnsi="Times New Roman" w:cs="Times New Roman"/>
                 <w:b/>
                 <w:bCs/>
                 <w:sz w:val="22"/>
@@ -19471,7 +19471,7 @@
             </w:pPr>
             <w:r>
               <w:rPr>
-                <w:rFonts w:ascii="Calibri" w:hAnsi="Calibri" w:cs="Calibri"/>
+                <w:rFonts w:ascii="Times New Roman" w:hAnsi="Times New Roman" w:cs="Times New Roman"/>
                 <w:sz w:val="22"/>
                 <w:szCs w:val="22"/>
               </w:rPr>
@@ -19495,7 +19495,7 @@
             </w:pPr>
             <w:r>
               <w:rPr>
-                <w:rFonts w:ascii="Calibri" w:hAnsi="Calibri" w:cs="Calibri"/>
+                <w:rFonts w:ascii="Times New Roman" w:hAnsi="Times New Roman" w:cs="Times New Roman"/>
                 <w:sz w:val="22"/>
                 <w:szCs w:val="22"/>
               </w:rPr>
@@ -19503,7 +19503,7 @@
             </w:r>
             <w:r>
               <w:rPr>
-                <w:rFonts w:ascii="Calibri" w:hAnsi="Calibri" w:cs="Calibri"/>
+                <w:rFonts w:ascii="Times New Roman" w:hAnsi="Times New Roman" w:cs="Times New Roman"/>
                 <w:sz w:val="22"/>
                 <w:szCs w:val="22"/>
               </w:rPr>
@@ -19511,7 +19511,7 @@
             </w:r>
             <w:r>
               <w:rPr>
-                <w:rFonts w:ascii="Calibri" w:hAnsi="Calibri" w:cs="Calibri"/>
+                <w:rFonts w:ascii="Times New Roman" w:hAnsi="Times New Roman" w:cs="Times New Roman"/>
                 <w:sz w:val="22"/>
                 <w:szCs w:val="22"/>
               </w:rPr>
@@ -19535,7 +19535,7 @@
             </w:pPr>
             <w:r>
               <w:rPr>
-                <w:rFonts w:ascii="Calibri" w:hAnsi="Calibri" w:cs="Calibri"/>
+                <w:rFonts w:ascii="Times New Roman" w:hAnsi="Times New Roman" w:cs="Times New Roman"/>
                 <w:sz w:val="22"/>
                 <w:szCs w:val="22"/>
               </w:rPr>
@@ -19583,7 +19583,7 @@
             </w:pPr>
             <w:r>
               <w:rPr>
-                <w:rFonts w:ascii="Calibri" w:hAnsi="Calibri" w:cs="Calibri"/>
+                <w:rFonts w:ascii="Times New Roman" w:hAnsi="Times New Roman" w:cs="Times New Roman"/>
                 <w:sz w:val="22"/>
                 <w:szCs w:val="22"/>
               </w:rPr>
@@ -19607,7 +19607,7 @@
             </w:pPr>
             <w:r>
               <w:rPr>
-                <w:rFonts w:ascii="Calibri" w:hAnsi="Calibri" w:cs="Calibri"/>
+                <w:rFonts w:ascii="Times New Roman" w:hAnsi="Times New Roman" w:cs="Times New Roman"/>
                 <w:sz w:val="22"/>
                 <w:szCs w:val="22"/>
               </w:rPr>
@@ -19615,7 +19615,7 @@
             </w:r>
             <w:r>
               <w:rPr>
-                <w:rFonts w:ascii="Calibri" w:hAnsi="Calibri" w:cs="Calibri"/>
+                <w:rFonts w:ascii="Times New Roman" w:hAnsi="Times New Roman" w:cs="Times New Roman"/>
                 <w:sz w:val="22"/>
                 <w:szCs w:val="22"/>
               </w:rPr>
@@ -19623,7 +19623,7 @@
             </w:r>
             <w:r>
               <w:rPr>
-                <w:rFonts w:ascii="Calibri" w:hAnsi="Calibri" w:cs="Calibri"/>
+                <w:rFonts w:ascii="Times New Roman" w:hAnsi="Times New Roman" w:cs="Times New Roman"/>
                 <w:sz w:val="22"/>
                 <w:szCs w:val="22"/>
               </w:rPr>
@@ -19647,7 +19647,7 @@
             </w:pPr>
             <w:r>
               <w:rPr>
-                <w:rFonts w:ascii="Calibri" w:hAnsi="Calibri" w:cs="Calibri"/>
+                <w:rFonts w:ascii="Times New Roman" w:hAnsi="Times New Roman" w:cs="Times New Roman"/>
                 <w:sz w:val="22"/>
                 <w:szCs w:val="22"/>
               </w:rPr>
@@ -19695,7 +19695,7 @@
             </w:pPr>
             <w:r>
               <w:rPr>
-                <w:rFonts w:ascii="Calibri" w:hAnsi="Calibri" w:cs="Calibri"/>
+                <w:rFonts w:ascii="Times New Roman" w:hAnsi="Times New Roman" w:cs="Times New Roman"/>
                 <w:sz w:val="22"/>
                 <w:szCs w:val="22"/>
               </w:rPr>
@@ -19719,7 +19719,7 @@
             </w:pPr>
             <w:r>
               <w:rPr>
-                <w:rFonts w:ascii="Calibri" w:hAnsi="Calibri" w:cs="Calibri"/>
+                <w:rFonts w:ascii="Times New Roman" w:hAnsi="Times New Roman" w:cs="Times New Roman"/>
                 <w:sz w:val="22"/>
                 <w:szCs w:val="22"/>
               </w:rPr>
@@ -19743,7 +19743,7 @@
             </w:pPr>
             <w:r>
               <w:rPr>
-                <w:rFonts w:ascii="Calibri" w:hAnsi="Calibri" w:cs="Calibri"/>
+                <w:rFonts w:ascii="Times New Roman" w:hAnsi="Times New Roman" w:cs="Times New Roman"/>
                 <w:sz w:val="22"/>
                 <w:szCs w:val="22"/>
               </w:rPr>
@@ -19791,7 +19791,7 @@
             </w:pPr>
             <w:r>
               <w:rPr>
-                <w:rFonts w:ascii="Calibri" w:hAnsi="Calibri" w:cs="Calibri"/>
+                <w:rFonts w:ascii="Times New Roman" w:hAnsi="Times New Roman" w:cs="Times New Roman"/>
                 <w:sz w:val="22"/>
                 <w:szCs w:val="22"/>
               </w:rPr>
@@ -19815,7 +19815,7 @@
             </w:pPr>
             <w:r>
               <w:rPr>
-                <w:rFonts w:ascii="Calibri" w:hAnsi="Calibri" w:cs="Calibri"/>
+                <w:rFonts w:ascii="Times New Roman" w:hAnsi="Times New Roman" w:cs="Times New Roman"/>
                 <w:sz w:val="22"/>
                 <w:szCs w:val="22"/>
               </w:rPr>
@@ -19839,7 +19839,7 @@
             </w:pPr>
             <w:r>
               <w:rPr>
-                <w:rFonts w:ascii="Calibri" w:hAnsi="Calibri" w:cs="Calibri"/>
+                <w:rFonts w:ascii="Times New Roman" w:hAnsi="Times New Roman" w:cs="Times New Roman"/>
                 <w:sz w:val="22"/>
                 <w:szCs w:val="22"/>
               </w:rPr>
@@ -19887,7 +19887,7 @@
             </w:pPr>
             <w:r>
               <w:rPr>
-                <w:rFonts w:ascii="Calibri" w:hAnsi="Calibri" w:cs="Calibri"/>
+                <w:rFonts w:ascii="Times New Roman" w:hAnsi="Times New Roman" w:cs="Times New Roman"/>
                 <w:sz w:val="22"/>
                 <w:szCs w:val="22"/>
               </w:rPr>
@@ -19911,7 +19911,7 @@
             </w:pPr>
             <w:r>
               <w:rPr>
-                <w:rFonts w:ascii="Calibri" w:hAnsi="Calibri" w:cs="Calibri"/>
+                <w:rFonts w:ascii="Times New Roman" w:hAnsi="Times New Roman" w:cs="Times New Roman"/>
                 <w:sz w:val="22"/>
                 <w:szCs w:val="22"/>
               </w:rPr>
@@ -19919,7 +19919,7 @@
             </w:r>
             <w:r>
               <w:rPr>
-                <w:rFonts w:ascii="Calibri" w:hAnsi="Calibri" w:cs="Calibri"/>
+                <w:rFonts w:ascii="Times New Roman" w:hAnsi="Times New Roman" w:cs="Times New Roman"/>
                 <w:sz w:val="22"/>
                 <w:szCs w:val="22"/>
               </w:rPr>
@@ -19927,7 +19927,7 @@
             </w:r>
             <w:r>
               <w:rPr>
-                <w:rFonts w:ascii="Calibri" w:hAnsi="Calibri" w:cs="Calibri"/>
+                <w:rFonts w:ascii="Times New Roman" w:hAnsi="Times New Roman" w:cs="Times New Roman"/>
                 <w:sz w:val="22"/>
                 <w:szCs w:val="22"/>
               </w:rPr>
@@ -19953,7 +19953,7 @@
             </w:pPr>
             <w:r>
               <w:rPr>
-                <w:rFonts w:ascii="Calibri" w:hAnsi="Calibri" w:cs="Calibri"/>
+                <w:rFonts w:ascii="Times New Roman" w:hAnsi="Times New Roman" w:cs="Times New Roman"/>
                 <w:b/>
                 <w:bCs/>
                 <w:sz w:val="22"/>
@@ -19963,7 +19963,7 @@
             </w:r>
             <w:r>
               <w:rPr>
-                <w:rFonts w:ascii="Calibri" w:hAnsi="Calibri" w:cs="Calibri"/>
+                <w:rFonts w:ascii="Times New Roman" w:hAnsi="Times New Roman" w:cs="Times New Roman"/>
                 <w:b/>
                 <w:bCs/>
                 <w:sz w:val="22"/>
@@ -20013,7 +20013,7 @@
             </w:pPr>
             <w:r>
               <w:rPr>
-                <w:rFonts w:ascii="Calibri" w:hAnsi="Calibri" w:cs="Calibri"/>
+                <w:rFonts w:ascii="Times New Roman" w:hAnsi="Times New Roman" w:cs="Times New Roman"/>
                 <w:sz w:val="22"/>
                 <w:szCs w:val="22"/>
               </w:rPr>
@@ -20037,7 +20037,7 @@
             </w:pPr>
             <w:r>
               <w:rPr>
-                <w:rFonts w:ascii="Calibri" w:hAnsi="Calibri" w:cs="Calibri"/>
+                <w:rFonts w:ascii="Times New Roman" w:hAnsi="Times New Roman" w:cs="Times New Roman"/>
                 <w:sz w:val="22"/>
                 <w:szCs w:val="22"/>
               </w:rPr>
@@ -20045,7 +20045,7 @@
             </w:r>
             <w:r>
               <w:rPr>
-                <w:rFonts w:ascii="Calibri" w:hAnsi="Calibri" w:cs="Calibri"/>
+                <w:rFonts w:ascii="Times New Roman" w:hAnsi="Times New Roman" w:cs="Times New Roman"/>
                 <w:sz w:val="22"/>
                 <w:szCs w:val="22"/>
               </w:rPr>
@@ -20053,7 +20053,7 @@
             </w:r>
             <w:r>
               <w:rPr>
-                <w:rFonts w:ascii="Calibri" w:hAnsi="Calibri" w:cs="Calibri"/>
+                <w:rFonts w:ascii="Times New Roman" w:hAnsi="Times New Roman" w:cs="Times New Roman"/>
                 <w:sz w:val="22"/>
                 <w:szCs w:val="22"/>
               </w:rPr>
@@ -20077,7 +20077,7 @@
             </w:pPr>
             <w:r>
               <w:rPr>
-                <w:rFonts w:ascii="Calibri" w:hAnsi="Calibri" w:cs="Calibri"/>
+                <w:rFonts w:ascii="Times New Roman" w:hAnsi="Times New Roman" w:cs="Times New Roman"/>
                 <w:sz w:val="22"/>
                 <w:szCs w:val="22"/>
               </w:rPr>
@@ -20125,7 +20125,7 @@
             </w:pPr>
             <w:r>
               <w:rPr>
-                <w:rFonts w:ascii="Calibri" w:hAnsi="Calibri" w:cs="Calibri"/>
+                <w:rFonts w:ascii="Times New Roman" w:hAnsi="Times New Roman" w:cs="Times New Roman"/>
                 <w:sz w:val="22"/>
                 <w:szCs w:val="22"/>
               </w:rPr>
@@ -20149,7 +20149,7 @@
             </w:pPr>
             <w:r>
               <w:rPr>
-                <w:rFonts w:ascii="Calibri" w:hAnsi="Calibri" w:cs="Calibri"/>
+                <w:rFonts w:ascii="Times New Roman" w:hAnsi="Times New Roman" w:cs="Times New Roman"/>
                 <w:sz w:val="22"/>
                 <w:szCs w:val="22"/>
               </w:rPr>
@@ -20173,7 +20173,7 @@
             </w:pPr>
             <w:r>
               <w:rPr>
-                <w:rFonts w:ascii="Calibri" w:hAnsi="Calibri" w:cs="Calibri"/>
+                <w:rFonts w:ascii="Times New Roman" w:hAnsi="Times New Roman" w:cs="Times New Roman"/>
                 <w:sz w:val="22"/>
                 <w:szCs w:val="22"/>
               </w:rPr>
@@ -20199,49 +20199,7 @@
         <w:rPr>
           <w:rFonts w:ascii="Times New Roman" w:hAnsi="Times New Roman" w:cs="Times New Roman"/>
         </w:rPr>
-        <w:t>Odds</w:t>
-      </w:r>
-      <w:r>
-        <w:rPr>
-          <w:rFonts w:ascii="Times New Roman" w:hAnsi="Times New Roman" w:cs="Times New Roman"/>
-        </w:rPr>
-        <w:t xml:space="preserve"> ratios</w:t>
-      </w:r>
-      <w:r>
-        <w:rPr>
-          <w:rFonts w:ascii="Times New Roman" w:hAnsi="Times New Roman" w:cs="Times New Roman"/>
-        </w:rPr>
-        <w:t xml:space="preserve"> derived from logistic regression</w:t>
-      </w:r>
-      <w:r>
-        <w:rPr>
-          <w:rFonts w:ascii="Times New Roman" w:hAnsi="Times New Roman" w:cs="Times New Roman"/>
-        </w:rPr>
-        <w:t xml:space="preserve"> relating covariates to risk of </w:t>
-      </w:r>
-      <w:r>
-        <w:rPr>
-          <w:rFonts w:ascii="Times New Roman" w:hAnsi="Times New Roman" w:cs="Times New Roman"/>
-        </w:rPr>
-        <w:t xml:space="preserve">disease progression </w:t>
-      </w:r>
-      <w:r>
-        <w:rPr>
-          <w:rFonts w:ascii="Times New Roman" w:hAnsi="Times New Roman" w:cs="Times New Roman"/>
-        </w:rPr>
-        <w:t>within 12 months</w:t>
-      </w:r>
-      <w:r>
-        <w:rPr>
-          <w:rFonts w:ascii="Times New Roman" w:hAnsi="Times New Roman" w:cs="Times New Roman"/>
-        </w:rPr>
-        <w:t xml:space="preserve"> from treatment initiation</w:t>
-      </w:r>
-      <w:r>
-        <w:rPr>
-          <w:rFonts w:ascii="Times New Roman" w:hAnsi="Times New Roman" w:cs="Times New Roman"/>
-        </w:rPr>
-        <w:t>.</w:t>
+        <w:t>Odds ratios derived from logistic regression relating covariates to risk of disease progression within 12 months from treatment initiation.</w:t>
       </w:r>
       <w:r>
         <w:rPr>
@@ -20448,7 +20406,7 @@
             </w:pPr>
             <w:r>
               <w:rPr>
-                <w:rFonts w:ascii="Calibri" w:hAnsi="Calibri" w:cs="Calibri"/>
+                <w:rFonts w:ascii="Times New Roman" w:hAnsi="Times New Roman" w:cs="Times New Roman"/>
                 <w:sz w:val="22"/>
                 <w:szCs w:val="22"/>
               </w:rPr>
@@ -20472,7 +20430,7 @@
             </w:pPr>
             <w:r>
               <w:rPr>
-                <w:rFonts w:ascii="Calibri" w:hAnsi="Calibri" w:cs="Calibri"/>
+                <w:rFonts w:ascii="Times New Roman" w:hAnsi="Times New Roman" w:cs="Times New Roman"/>
                 <w:sz w:val="22"/>
                 <w:szCs w:val="22"/>
               </w:rPr>
@@ -20498,7 +20456,7 @@
             </w:pPr>
             <w:r>
               <w:rPr>
-                <w:rFonts w:ascii="Calibri" w:hAnsi="Calibri" w:cs="Calibri"/>
+                <w:rFonts w:ascii="Times New Roman" w:hAnsi="Times New Roman" w:cs="Times New Roman"/>
                 <w:sz w:val="22"/>
                 <w:szCs w:val="22"/>
               </w:rPr>
@@ -20546,7 +20504,7 @@
             </w:pPr>
             <w:r>
               <w:rPr>
-                <w:rFonts w:ascii="Calibri" w:hAnsi="Calibri" w:cs="Calibri"/>
+                <w:rFonts w:ascii="Times New Roman" w:hAnsi="Times New Roman" w:cs="Times New Roman"/>
                 <w:sz w:val="22"/>
                 <w:szCs w:val="22"/>
               </w:rPr>
@@ -20570,7 +20528,7 @@
             </w:pPr>
             <w:r>
               <w:rPr>
-                <w:rFonts w:ascii="Calibri" w:hAnsi="Calibri" w:cs="Calibri"/>
+                <w:rFonts w:ascii="Times New Roman" w:hAnsi="Times New Roman" w:cs="Times New Roman"/>
                 <w:sz w:val="22"/>
                 <w:szCs w:val="22"/>
               </w:rPr>
@@ -20594,7 +20552,7 @@
             </w:pPr>
             <w:r>
               <w:rPr>
-                <w:rFonts w:ascii="Calibri" w:hAnsi="Calibri" w:cs="Calibri"/>
+                <w:rFonts w:ascii="Times New Roman" w:hAnsi="Times New Roman" w:cs="Times New Roman"/>
                 <w:sz w:val="22"/>
                 <w:szCs w:val="22"/>
               </w:rPr>
@@ -20642,7 +20600,7 @@
             </w:pPr>
             <w:r>
               <w:rPr>
-                <w:rFonts w:ascii="Calibri" w:hAnsi="Calibri" w:cs="Calibri"/>
+                <w:rFonts w:ascii="Times New Roman" w:hAnsi="Times New Roman" w:cs="Times New Roman"/>
                 <w:sz w:val="22"/>
                 <w:szCs w:val="22"/>
               </w:rPr>
@@ -20666,7 +20624,7 @@
             </w:pPr>
             <w:r>
               <w:rPr>
-                <w:rFonts w:ascii="Calibri" w:hAnsi="Calibri" w:cs="Calibri"/>
+                <w:rFonts w:ascii="Times New Roman" w:hAnsi="Times New Roman" w:cs="Times New Roman"/>
                 <w:sz w:val="22"/>
                 <w:szCs w:val="22"/>
               </w:rPr>
@@ -20692,7 +20650,7 @@
             </w:pPr>
             <w:r>
               <w:rPr>
-                <w:rFonts w:ascii="Calibri" w:hAnsi="Calibri" w:cs="Calibri"/>
+                <w:rFonts w:ascii="Times New Roman" w:hAnsi="Times New Roman" w:cs="Times New Roman"/>
                 <w:sz w:val="22"/>
                 <w:szCs w:val="22"/>
               </w:rPr>
@@ -20740,7 +20698,7 @@
             </w:pPr>
             <w:r>
               <w:rPr>
-                <w:rFonts w:ascii="Calibri" w:hAnsi="Calibri" w:cs="Calibri"/>
+                <w:rFonts w:ascii="Times New Roman" w:hAnsi="Times New Roman" w:cs="Times New Roman"/>
                 <w:sz w:val="22"/>
                 <w:szCs w:val="22"/>
               </w:rPr>
@@ -20764,7 +20722,7 @@
             </w:pPr>
             <w:r>
               <w:rPr>
-                <w:rFonts w:ascii="Calibri" w:hAnsi="Calibri" w:cs="Calibri"/>
+                <w:rFonts w:ascii="Times New Roman" w:hAnsi="Times New Roman" w:cs="Times New Roman"/>
                 <w:sz w:val="22"/>
                 <w:szCs w:val="22"/>
               </w:rPr>
@@ -20788,7 +20746,7 @@
             </w:pPr>
             <w:r>
               <w:rPr>
-                <w:rFonts w:ascii="Calibri" w:hAnsi="Calibri" w:cs="Calibri"/>
+                <w:rFonts w:ascii="Times New Roman" w:hAnsi="Times New Roman" w:cs="Times New Roman"/>
                 <w:sz w:val="22"/>
                 <w:szCs w:val="22"/>
               </w:rPr>
@@ -20836,7 +20794,7 @@
             </w:pPr>
             <w:r>
               <w:rPr>
-                <w:rFonts w:ascii="Calibri" w:hAnsi="Calibri" w:cs="Calibri"/>
+                <w:rFonts w:ascii="Times New Roman" w:hAnsi="Times New Roman" w:cs="Times New Roman"/>
                 <w:sz w:val="22"/>
                 <w:szCs w:val="22"/>
               </w:rPr>
@@ -20860,7 +20818,7 @@
             </w:pPr>
             <w:r>
               <w:rPr>
-                <w:rFonts w:ascii="Calibri" w:hAnsi="Calibri" w:cs="Calibri"/>
+                <w:rFonts w:ascii="Times New Roman" w:hAnsi="Times New Roman" w:cs="Times New Roman"/>
                 <w:sz w:val="22"/>
                 <w:szCs w:val="22"/>
               </w:rPr>
@@ -20884,7 +20842,7 @@
             </w:pPr>
             <w:r>
               <w:rPr>
-                <w:rFonts w:ascii="Calibri" w:hAnsi="Calibri" w:cs="Calibri"/>
+                <w:rFonts w:ascii="Times New Roman" w:hAnsi="Times New Roman" w:cs="Times New Roman"/>
                 <w:sz w:val="22"/>
                 <w:szCs w:val="22"/>
               </w:rPr>
@@ -20932,7 +20890,7 @@
             </w:pPr>
             <w:r>
               <w:rPr>
-                <w:rFonts w:ascii="Calibri" w:hAnsi="Calibri" w:cs="Calibri"/>
+                <w:rFonts w:ascii="Times New Roman" w:hAnsi="Times New Roman" w:cs="Times New Roman"/>
                 <w:sz w:val="22"/>
                 <w:szCs w:val="22"/>
               </w:rPr>
@@ -20940,7 +20898,7 @@
             </w:r>
             <w:r>
               <w:rPr>
-                <w:rFonts w:ascii="Calibri" w:hAnsi="Calibri" w:cs="Calibri"/>
+                <w:rFonts w:ascii="Times New Roman" w:hAnsi="Times New Roman" w:cs="Times New Roman"/>
                 <w:sz w:val="22"/>
                 <w:szCs w:val="22"/>
               </w:rPr>
@@ -20964,7 +20922,7 @@
             </w:pPr>
             <w:r>
               <w:rPr>
-                <w:rFonts w:ascii="Calibri" w:hAnsi="Calibri" w:cs="Calibri"/>
+                <w:rFonts w:ascii="Times New Roman" w:hAnsi="Times New Roman" w:cs="Times New Roman"/>
                 <w:sz w:val="22"/>
                 <w:szCs w:val="22"/>
               </w:rPr>
@@ -20988,7 +20946,7 @@
             </w:pPr>
             <w:r>
               <w:rPr>
-                <w:rFonts w:ascii="Calibri" w:hAnsi="Calibri" w:cs="Calibri"/>
+                <w:rFonts w:ascii="Times New Roman" w:hAnsi="Times New Roman" w:cs="Times New Roman"/>
                 <w:sz w:val="22"/>
                 <w:szCs w:val="22"/>
               </w:rPr>
@@ -21060,7 +21018,7 @@
             </w:pPr>
             <w:r>
               <w:rPr>
-                <w:rFonts w:ascii="Calibri" w:hAnsi="Calibri" w:cs="Calibri"/>
+                <w:rFonts w:ascii="Times New Roman" w:hAnsi="Times New Roman" w:cs="Times New Roman"/>
                 <w:sz w:val="22"/>
                 <w:szCs w:val="22"/>
               </w:rPr>
@@ -21084,7 +21042,7 @@
             </w:pPr>
             <w:r>
               <w:rPr>
-                <w:rFonts w:ascii="Calibri" w:hAnsi="Calibri" w:cs="Calibri"/>
+                <w:rFonts w:ascii="Times New Roman" w:hAnsi="Times New Roman" w:cs="Times New Roman"/>
                 <w:sz w:val="22"/>
                 <w:szCs w:val="22"/>
               </w:rPr>
@@ -21132,7 +21090,7 @@
             </w:pPr>
             <w:r>
               <w:rPr>
-                <w:rFonts w:ascii="Calibri" w:hAnsi="Calibri" w:cs="Calibri"/>
+                <w:rFonts w:ascii="Times New Roman" w:hAnsi="Times New Roman" w:cs="Times New Roman"/>
                 <w:sz w:val="22"/>
                 <w:szCs w:val="22"/>
               </w:rPr>
@@ -21156,7 +21114,7 @@
             </w:pPr>
             <w:r>
               <w:rPr>
-                <w:rFonts w:ascii="Calibri" w:hAnsi="Calibri" w:cs="Calibri"/>
+                <w:rFonts w:ascii="Times New Roman" w:hAnsi="Times New Roman" w:cs="Times New Roman"/>
                 <w:sz w:val="22"/>
                 <w:szCs w:val="22"/>
               </w:rPr>
@@ -21180,7 +21138,7 @@
             </w:pPr>
             <w:r>
               <w:rPr>
-                <w:rFonts w:ascii="Calibri" w:hAnsi="Calibri" w:cs="Calibri"/>
+                <w:rFonts w:ascii="Times New Roman" w:hAnsi="Times New Roman" w:cs="Times New Roman"/>
                 <w:sz w:val="22"/>
                 <w:szCs w:val="22"/>
               </w:rPr>
@@ -21228,7 +21186,7 @@
             </w:pPr>
             <w:r>
               <w:rPr>
-                <w:rFonts w:ascii="Calibri" w:hAnsi="Calibri" w:cs="Calibri"/>
+                <w:rFonts w:ascii="Times New Roman" w:hAnsi="Times New Roman" w:cs="Times New Roman"/>
                 <w:sz w:val="22"/>
                 <w:szCs w:val="22"/>
               </w:rPr>
@@ -21236,7 +21194,7 @@
             </w:r>
             <w:r>
               <w:rPr>
-                <w:rFonts w:ascii="Calibri" w:hAnsi="Calibri" w:cs="Calibri"/>
+                <w:rFonts w:ascii="Times New Roman" w:hAnsi="Times New Roman" w:cs="Times New Roman"/>
                 <w:sz w:val="22"/>
                 <w:szCs w:val="22"/>
               </w:rPr>
@@ -21260,7 +21218,7 @@
             </w:pPr>
             <w:r>
               <w:rPr>
-                <w:rFonts w:ascii="Calibri" w:hAnsi="Calibri" w:cs="Calibri"/>
+                <w:rFonts w:ascii="Times New Roman" w:hAnsi="Times New Roman" w:cs="Times New Roman"/>
                 <w:sz w:val="22"/>
                 <w:szCs w:val="22"/>
               </w:rPr>
@@ -21284,7 +21242,7 @@
             </w:pPr>
             <w:r>
               <w:rPr>
-                <w:rFonts w:ascii="Calibri" w:hAnsi="Calibri" w:cs="Calibri"/>
+                <w:rFonts w:ascii="Times New Roman" w:hAnsi="Times New Roman" w:cs="Times New Roman"/>
                 <w:sz w:val="22"/>
                 <w:szCs w:val="22"/>
               </w:rPr>
@@ -21332,7 +21290,7 @@
             </w:pPr>
             <w:r>
               <w:rPr>
-                <w:rFonts w:ascii="Calibri" w:hAnsi="Calibri" w:cs="Calibri"/>
+                <w:rFonts w:ascii="Times New Roman" w:hAnsi="Times New Roman" w:cs="Times New Roman"/>
                 <w:sz w:val="22"/>
                 <w:szCs w:val="22"/>
               </w:rPr>
@@ -21356,7 +21314,7 @@
             </w:pPr>
             <w:r>
               <w:rPr>
-                <w:rFonts w:ascii="Calibri" w:hAnsi="Calibri" w:cs="Calibri"/>
+                <w:rFonts w:ascii="Times New Roman" w:hAnsi="Times New Roman" w:cs="Times New Roman"/>
                 <w:sz w:val="22"/>
                 <w:szCs w:val="22"/>
               </w:rPr>
@@ -21380,7 +21338,7 @@
             </w:pPr>
             <w:r>
               <w:rPr>
-                <w:rFonts w:ascii="Calibri" w:hAnsi="Calibri" w:cs="Calibri"/>
+                <w:rFonts w:ascii="Times New Roman" w:hAnsi="Times New Roman" w:cs="Times New Roman"/>
                 <w:sz w:val="22"/>
                 <w:szCs w:val="22"/>
               </w:rPr>
@@ -21428,7 +21386,7 @@
             </w:pPr>
             <w:r>
               <w:rPr>
-                <w:rFonts w:ascii="Calibri" w:hAnsi="Calibri" w:cs="Calibri"/>
+                <w:rFonts w:ascii="Times New Roman" w:hAnsi="Times New Roman" w:cs="Times New Roman"/>
                 <w:sz w:val="22"/>
                 <w:szCs w:val="22"/>
               </w:rPr>
@@ -21452,7 +21410,7 @@
             </w:pPr>
             <w:r>
               <w:rPr>
-                <w:rFonts w:ascii="Calibri" w:hAnsi="Calibri" w:cs="Calibri"/>
+                <w:rFonts w:ascii="Times New Roman" w:hAnsi="Times New Roman" w:cs="Times New Roman"/>
                 <w:sz w:val="22"/>
                 <w:szCs w:val="22"/>
               </w:rPr>
@@ -21476,7 +21434,7 @@
             </w:pPr>
             <w:r>
               <w:rPr>
-                <w:rFonts w:ascii="Calibri" w:hAnsi="Calibri" w:cs="Calibri"/>
+                <w:rFonts w:ascii="Times New Roman" w:hAnsi="Times New Roman" w:cs="Times New Roman"/>
                 <w:sz w:val="22"/>
                 <w:szCs w:val="22"/>
               </w:rPr>
@@ -21524,7 +21482,7 @@
             </w:pPr>
             <w:r>
               <w:rPr>
-                <w:rFonts w:ascii="Calibri" w:hAnsi="Calibri" w:cs="Calibri"/>
+                <w:rFonts w:ascii="Times New Roman" w:hAnsi="Times New Roman" w:cs="Times New Roman"/>
                 <w:sz w:val="22"/>
                 <w:szCs w:val="22"/>
               </w:rPr>
@@ -21548,7 +21506,7 @@
             </w:pPr>
             <w:r>
               <w:rPr>
-                <w:rFonts w:ascii="Calibri" w:hAnsi="Calibri" w:cs="Calibri"/>
+                <w:rFonts w:ascii="Times New Roman" w:hAnsi="Times New Roman" w:cs="Times New Roman"/>
                 <w:sz w:val="22"/>
                 <w:szCs w:val="22"/>
               </w:rPr>
@@ -21574,7 +21532,7 @@
             </w:pPr>
             <w:r>
               <w:rPr>
-                <w:rFonts w:ascii="Calibri" w:hAnsi="Calibri" w:cs="Calibri"/>
+                <w:rFonts w:ascii="Times New Roman" w:hAnsi="Times New Roman" w:cs="Times New Roman"/>
                 <w:sz w:val="22"/>
                 <w:szCs w:val="22"/>
               </w:rPr>
@@ -21622,7 +21580,7 @@
             </w:pPr>
             <w:r>
               <w:rPr>
-                <w:rFonts w:ascii="Calibri" w:hAnsi="Calibri" w:cs="Calibri"/>
+                <w:rFonts w:ascii="Times New Roman" w:hAnsi="Times New Roman" w:cs="Times New Roman"/>
                 <w:sz w:val="22"/>
                 <w:szCs w:val="22"/>
               </w:rPr>
@@ -21646,7 +21604,7 @@
             </w:pPr>
             <w:r>
               <w:rPr>
-                <w:rFonts w:ascii="Calibri" w:hAnsi="Calibri" w:cs="Calibri"/>
+                <w:rFonts w:ascii="Times New Roman" w:hAnsi="Times New Roman" w:cs="Times New Roman"/>
                 <w:sz w:val="22"/>
                 <w:szCs w:val="22"/>
               </w:rPr>
@@ -21654,7 +21612,7 @@
             </w:r>
             <w:r>
               <w:rPr>
-                <w:rFonts w:ascii="Calibri" w:hAnsi="Calibri" w:cs="Calibri"/>
+                <w:rFonts w:ascii="Times New Roman" w:hAnsi="Times New Roman" w:cs="Times New Roman"/>
                 <w:sz w:val="22"/>
                 <w:szCs w:val="22"/>
               </w:rPr>
@@ -21662,7 +21620,7 @@
             </w:r>
             <w:r>
               <w:rPr>
-                <w:rFonts w:ascii="Calibri" w:hAnsi="Calibri" w:cs="Calibri"/>
+                <w:rFonts w:ascii="Times New Roman" w:hAnsi="Times New Roman" w:cs="Times New Roman"/>
                 <w:sz w:val="22"/>
                 <w:szCs w:val="22"/>
               </w:rPr>
@@ -21686,7 +21644,7 @@
             </w:pPr>
             <w:r>
               <w:rPr>
-                <w:rFonts w:ascii="Calibri" w:hAnsi="Calibri" w:cs="Calibri"/>
+                <w:rFonts w:ascii="Times New Roman" w:hAnsi="Times New Roman" w:cs="Times New Roman"/>
                 <w:sz w:val="22"/>
                 <w:szCs w:val="22"/>
               </w:rPr>
@@ -21734,7 +21692,7 @@
             </w:pPr>
             <w:r>
               <w:rPr>
-                <w:rFonts w:ascii="Calibri" w:hAnsi="Calibri" w:cs="Calibri"/>
+                <w:rFonts w:ascii="Times New Roman" w:hAnsi="Times New Roman" w:cs="Times New Roman"/>
                 <w:sz w:val="22"/>
                 <w:szCs w:val="22"/>
               </w:rPr>
@@ -21758,7 +21716,7 @@
             </w:pPr>
             <w:r>
               <w:rPr>
-                <w:rFonts w:ascii="Calibri" w:hAnsi="Calibri" w:cs="Calibri"/>
+                <w:rFonts w:ascii="Times New Roman" w:hAnsi="Times New Roman" w:cs="Times New Roman"/>
                 <w:sz w:val="22"/>
                 <w:szCs w:val="22"/>
               </w:rPr>
@@ -21782,7 +21740,7 @@
             </w:pPr>
             <w:r>
               <w:rPr>
-                <w:rFonts w:ascii="Calibri" w:hAnsi="Calibri" w:cs="Calibri"/>
+                <w:rFonts w:ascii="Times New Roman" w:hAnsi="Times New Roman" w:cs="Times New Roman"/>
                 <w:sz w:val="22"/>
                 <w:szCs w:val="22"/>
               </w:rPr>
@@ -21830,7 +21788,7 @@
             </w:pPr>
             <w:r>
               <w:rPr>
-                <w:rFonts w:ascii="Calibri" w:hAnsi="Calibri" w:cs="Calibri"/>
+                <w:rFonts w:ascii="Times New Roman" w:hAnsi="Times New Roman" w:cs="Times New Roman"/>
                 <w:sz w:val="22"/>
                 <w:szCs w:val="22"/>
               </w:rPr>
@@ -21854,7 +21812,7 @@
             </w:pPr>
             <w:r>
               <w:rPr>
-                <w:rFonts w:ascii="Calibri" w:hAnsi="Calibri" w:cs="Calibri"/>
+                <w:rFonts w:ascii="Times New Roman" w:hAnsi="Times New Roman" w:cs="Times New Roman"/>
                 <w:sz w:val="22"/>
                 <w:szCs w:val="22"/>
               </w:rPr>
@@ -21862,7 +21820,7 @@
             </w:r>
             <w:r>
               <w:rPr>
-                <w:rFonts w:ascii="Calibri" w:hAnsi="Calibri" w:cs="Calibri"/>
+                <w:rFonts w:ascii="Times New Roman" w:hAnsi="Times New Roman" w:cs="Times New Roman"/>
                 <w:sz w:val="22"/>
                 <w:szCs w:val="22"/>
               </w:rPr>
@@ -21870,7 +21828,7 @@
             </w:r>
             <w:r>
               <w:rPr>
-                <w:rFonts w:ascii="Calibri" w:hAnsi="Calibri" w:cs="Calibri"/>
+                <w:rFonts w:ascii="Times New Roman" w:hAnsi="Times New Roman" w:cs="Times New Roman"/>
                 <w:sz w:val="22"/>
                 <w:szCs w:val="22"/>
               </w:rPr>
@@ -21896,7 +21854,7 @@
             </w:pPr>
             <w:r>
               <w:rPr>
-                <w:rFonts w:ascii="Calibri" w:hAnsi="Calibri" w:cs="Calibri"/>
+                <w:rFonts w:ascii="Times New Roman" w:hAnsi="Times New Roman" w:cs="Times New Roman"/>
                 <w:sz w:val="22"/>
                 <w:szCs w:val="22"/>
               </w:rPr>
@@ -21944,7 +21902,7 @@
             </w:pPr>
             <w:r>
               <w:rPr>
-                <w:rFonts w:ascii="Calibri" w:hAnsi="Calibri" w:cs="Calibri"/>
+                <w:rFonts w:ascii="Times New Roman" w:hAnsi="Times New Roman" w:cs="Times New Roman"/>
                 <w:sz w:val="22"/>
                 <w:szCs w:val="22"/>
               </w:rPr>
@@ -21968,7 +21926,7 @@
             </w:pPr>
             <w:r>
               <w:rPr>
-                <w:rFonts w:ascii="Calibri" w:hAnsi="Calibri" w:cs="Calibri"/>
+                <w:rFonts w:ascii="Times New Roman" w:hAnsi="Times New Roman" w:cs="Times New Roman"/>
                 <w:sz w:val="22"/>
                 <w:szCs w:val="22"/>
               </w:rPr>
@@ -21976,7 +21934,7 @@
             </w:r>
             <w:r>
               <w:rPr>
-                <w:rFonts w:ascii="Calibri" w:hAnsi="Calibri" w:cs="Calibri"/>
+                <w:rFonts w:ascii="Times New Roman" w:hAnsi="Times New Roman" w:cs="Times New Roman"/>
                 <w:sz w:val="22"/>
                 <w:szCs w:val="22"/>
               </w:rPr>
@@ -21984,7 +21942,7 @@
             </w:r>
             <w:r>
               <w:rPr>
-                <w:rFonts w:ascii="Calibri" w:hAnsi="Calibri" w:cs="Calibri"/>
+                <w:rFonts w:ascii="Times New Roman" w:hAnsi="Times New Roman" w:cs="Times New Roman"/>
                 <w:sz w:val="22"/>
                 <w:szCs w:val="22"/>
               </w:rPr>
@@ -22060,7 +22018,7 @@
             </w:pPr>
             <w:r>
               <w:rPr>
-                <w:rFonts w:ascii="Calibri" w:hAnsi="Calibri" w:cs="Calibri"/>
+                <w:rFonts w:ascii="Times New Roman" w:hAnsi="Times New Roman" w:cs="Times New Roman"/>
                 <w:sz w:val="22"/>
                 <w:szCs w:val="22"/>
               </w:rPr>
@@ -22084,7 +22042,7 @@
             </w:pPr>
             <w:r>
               <w:rPr>
-                <w:rFonts w:ascii="Calibri" w:hAnsi="Calibri" w:cs="Calibri"/>
+                <w:rFonts w:ascii="Times New Roman" w:hAnsi="Times New Roman" w:cs="Times New Roman"/>
                 <w:sz w:val="22"/>
                 <w:szCs w:val="22"/>
               </w:rPr>
@@ -22092,7 +22050,7 @@
             </w:r>
             <w:r>
               <w:rPr>
-                <w:rFonts w:ascii="Calibri" w:hAnsi="Calibri" w:cs="Calibri"/>
+                <w:rFonts w:ascii="Times New Roman" w:hAnsi="Times New Roman" w:cs="Times New Roman"/>
                 <w:sz w:val="22"/>
                 <w:szCs w:val="22"/>
               </w:rPr>
@@ -22100,7 +22058,7 @@
             </w:r>
             <w:r>
               <w:rPr>
-                <w:rFonts w:ascii="Calibri" w:hAnsi="Calibri" w:cs="Calibri"/>
+                <w:rFonts w:ascii="Times New Roman" w:hAnsi="Times New Roman" w:cs="Times New Roman"/>
                 <w:sz w:val="22"/>
                 <w:szCs w:val="22"/>
               </w:rPr>
@@ -22124,7 +22082,7 @@
             </w:pPr>
             <w:r>
               <w:rPr>
-                <w:rFonts w:ascii="Calibri" w:hAnsi="Calibri" w:cs="Calibri"/>
+                <w:rFonts w:ascii="Times New Roman" w:hAnsi="Times New Roman" w:cs="Times New Roman"/>
                 <w:sz w:val="22"/>
                 <w:szCs w:val="22"/>
               </w:rPr>
@@ -22172,7 +22130,7 @@
             </w:pPr>
             <w:r>
               <w:rPr>
-                <w:rFonts w:ascii="Calibri" w:hAnsi="Calibri" w:cs="Calibri"/>
+                <w:rFonts w:ascii="Times New Roman" w:hAnsi="Times New Roman" w:cs="Times New Roman"/>
                 <w:sz w:val="22"/>
                 <w:szCs w:val="22"/>
               </w:rPr>
@@ -22196,7 +22154,7 @@
             </w:pPr>
             <w:r>
               <w:rPr>
-                <w:rFonts w:ascii="Calibri" w:hAnsi="Calibri" w:cs="Calibri"/>
+                <w:rFonts w:ascii="Times New Roman" w:hAnsi="Times New Roman" w:cs="Times New Roman"/>
                 <w:sz w:val="22"/>
                 <w:szCs w:val="22"/>
               </w:rPr>
@@ -22220,7 +22178,7 @@
             </w:pPr>
             <w:r>
               <w:rPr>
-                <w:rFonts w:ascii="Calibri" w:hAnsi="Calibri" w:cs="Calibri"/>
+                <w:rFonts w:ascii="Times New Roman" w:hAnsi="Times New Roman" w:cs="Times New Roman"/>
                 <w:sz w:val="22"/>
                 <w:szCs w:val="22"/>
               </w:rPr>
@@ -22268,7 +22226,7 @@
             </w:pPr>
             <w:r>
               <w:rPr>
-                <w:rFonts w:ascii="Calibri" w:hAnsi="Calibri" w:cs="Calibri"/>
+                <w:rFonts w:ascii="Times New Roman" w:hAnsi="Times New Roman" w:cs="Times New Roman"/>
                 <w:sz w:val="22"/>
                 <w:szCs w:val="22"/>
               </w:rPr>
@@ -22292,7 +22250,7 @@
             </w:pPr>
             <w:r>
               <w:rPr>
-                <w:rFonts w:ascii="Calibri" w:hAnsi="Calibri" w:cs="Calibri"/>
+                <w:rFonts w:ascii="Times New Roman" w:hAnsi="Times New Roman" w:cs="Times New Roman"/>
                 <w:sz w:val="22"/>
                 <w:szCs w:val="22"/>
               </w:rPr>
@@ -22316,7 +22274,7 @@
             </w:pPr>
             <w:r>
               <w:rPr>
-                <w:rFonts w:ascii="Calibri" w:hAnsi="Calibri" w:cs="Calibri"/>
+                <w:rFonts w:ascii="Times New Roman" w:hAnsi="Times New Roman" w:cs="Times New Roman"/>
                 <w:sz w:val="22"/>
                 <w:szCs w:val="22"/>
               </w:rPr>
@@ -22364,7 +22322,7 @@
             </w:pPr>
             <w:r>
               <w:rPr>
-                <w:rFonts w:ascii="Calibri" w:hAnsi="Calibri" w:cs="Calibri"/>
+                <w:rFonts w:ascii="Times New Roman" w:hAnsi="Times New Roman" w:cs="Times New Roman"/>
                 <w:sz w:val="22"/>
                 <w:szCs w:val="22"/>
               </w:rPr>
@@ -22388,7 +22346,7 @@
             </w:pPr>
             <w:r>
               <w:rPr>
-                <w:rFonts w:ascii="Calibri" w:hAnsi="Calibri" w:cs="Calibri"/>
+                <w:rFonts w:ascii="Times New Roman" w:hAnsi="Times New Roman" w:cs="Times New Roman"/>
                 <w:sz w:val="22"/>
                 <w:szCs w:val="22"/>
               </w:rPr>
@@ -22412,7 +22370,7 @@
             </w:pPr>
             <w:r>
               <w:rPr>
-                <w:rFonts w:ascii="Calibri" w:hAnsi="Calibri" w:cs="Calibri"/>
+                <w:rFonts w:ascii="Times New Roman" w:hAnsi="Times New Roman" w:cs="Times New Roman"/>
                 <w:sz w:val="22"/>
                 <w:szCs w:val="22"/>
               </w:rPr>
@@ -22460,7 +22418,7 @@
             </w:pPr>
             <w:r>
               <w:rPr>
-                <w:rFonts w:ascii="Calibri" w:hAnsi="Calibri" w:cs="Calibri"/>
+                <w:rFonts w:ascii="Times New Roman" w:hAnsi="Times New Roman" w:cs="Times New Roman"/>
                 <w:sz w:val="22"/>
                 <w:szCs w:val="22"/>
               </w:rPr>
@@ -22484,7 +22442,7 @@
             </w:pPr>
             <w:r>
               <w:rPr>
-                <w:rFonts w:ascii="Calibri" w:hAnsi="Calibri" w:cs="Calibri"/>
+                <w:rFonts w:ascii="Times New Roman" w:hAnsi="Times New Roman" w:cs="Times New Roman"/>
                 <w:sz w:val="22"/>
                 <w:szCs w:val="22"/>
               </w:rPr>
@@ -22508,7 +22466,7 @@
             </w:pPr>
             <w:r>
               <w:rPr>
-                <w:rFonts w:ascii="Calibri" w:hAnsi="Calibri" w:cs="Calibri"/>
+                <w:rFonts w:ascii="Times New Roman" w:hAnsi="Times New Roman" w:cs="Times New Roman"/>
                 <w:sz w:val="22"/>
                 <w:szCs w:val="22"/>
               </w:rPr>
@@ -22556,7 +22514,7 @@
             </w:pPr>
             <w:r>
               <w:rPr>
-                <w:rFonts w:ascii="Calibri" w:hAnsi="Calibri" w:cs="Calibri"/>
+                <w:rFonts w:ascii="Times New Roman" w:hAnsi="Times New Roman" w:cs="Times New Roman"/>
                 <w:sz w:val="22"/>
                 <w:szCs w:val="22"/>
               </w:rPr>
@@ -22580,7 +22538,7 @@
             </w:pPr>
             <w:r>
               <w:rPr>
-                <w:rFonts w:ascii="Calibri" w:hAnsi="Calibri" w:cs="Calibri"/>
+                <w:rFonts w:ascii="Times New Roman" w:hAnsi="Times New Roman" w:cs="Times New Roman"/>
                 <w:sz w:val="22"/>
                 <w:szCs w:val="22"/>
               </w:rPr>
@@ -22588,7 +22546,7 @@
             </w:r>
             <w:r>
               <w:rPr>
-                <w:rFonts w:ascii="Calibri" w:hAnsi="Calibri" w:cs="Calibri"/>
+                <w:rFonts w:ascii="Times New Roman" w:hAnsi="Times New Roman" w:cs="Times New Roman"/>
                 <w:sz w:val="22"/>
                 <w:szCs w:val="22"/>
               </w:rPr>
@@ -22596,7 +22554,7 @@
             </w:r>
             <w:r>
               <w:rPr>
-                <w:rFonts w:ascii="Calibri" w:hAnsi="Calibri" w:cs="Calibri"/>
+                <w:rFonts w:ascii="Times New Roman" w:hAnsi="Times New Roman" w:cs="Times New Roman"/>
                 <w:sz w:val="22"/>
                 <w:szCs w:val="22"/>
               </w:rPr>
@@ -22620,7 +22578,7 @@
             </w:pPr>
             <w:r>
               <w:rPr>
-                <w:rFonts w:ascii="Calibri" w:hAnsi="Calibri" w:cs="Calibri"/>
+                <w:rFonts w:ascii="Times New Roman" w:hAnsi="Times New Roman" w:cs="Times New Roman"/>
                 <w:sz w:val="22"/>
                 <w:szCs w:val="22"/>
               </w:rPr>
@@ -22726,7 +22684,6 @@
                 <w:sz w:val="22"/>
                 <w:szCs w:val="22"/>
               </w:rPr>
-              <w:lastRenderedPageBreak/>
               <w:t>No anti-ALK Drug; ALK Positive</w:t>
             </w:r>
           </w:p>
@@ -22747,7 +22704,7 @@
             </w:pPr>
             <w:r>
               <w:rPr>
-                <w:rFonts w:ascii="Calibri" w:hAnsi="Calibri" w:cs="Calibri"/>
+                <w:rFonts w:ascii="Times New Roman" w:hAnsi="Times New Roman" w:cs="Times New Roman"/>
                 <w:sz w:val="22"/>
                 <w:szCs w:val="22"/>
               </w:rPr>
@@ -22771,7 +22728,7 @@
             </w:pPr>
             <w:r>
               <w:rPr>
-                <w:rFonts w:ascii="Calibri" w:hAnsi="Calibri" w:cs="Calibri"/>
+                <w:rFonts w:ascii="Times New Roman" w:hAnsi="Times New Roman" w:cs="Times New Roman"/>
                 <w:sz w:val="22"/>
                 <w:szCs w:val="22"/>
               </w:rPr>
@@ -22797,7 +22754,7 @@
             </w:pPr>
             <w:r>
               <w:rPr>
-                <w:rFonts w:ascii="Calibri" w:hAnsi="Calibri" w:cs="Calibri"/>
+                <w:rFonts w:ascii="Times New Roman" w:hAnsi="Times New Roman" w:cs="Times New Roman"/>
                 <w:b/>
                 <w:bCs/>
                 <w:sz w:val="22"/>
@@ -22807,7 +22764,7 @@
             </w:r>
             <w:r>
               <w:rPr>
-                <w:rFonts w:ascii="Calibri" w:hAnsi="Calibri" w:cs="Calibri"/>
+                <w:rFonts w:ascii="Times New Roman" w:hAnsi="Times New Roman" w:cs="Times New Roman"/>
                 <w:b/>
                 <w:bCs/>
                 <w:sz w:val="22"/>
@@ -22884,7 +22841,7 @@
             </w:pPr>
             <w:r>
               <w:rPr>
-                <w:rFonts w:ascii="Calibri" w:hAnsi="Calibri" w:cs="Calibri"/>
+                <w:rFonts w:ascii="Times New Roman" w:hAnsi="Times New Roman" w:cs="Times New Roman"/>
                 <w:sz w:val="22"/>
                 <w:szCs w:val="22"/>
               </w:rPr>
@@ -22910,7 +22867,7 @@
             </w:pPr>
             <w:r>
               <w:rPr>
-                <w:rFonts w:ascii="Calibri" w:hAnsi="Calibri" w:cs="Calibri"/>
+                <w:rFonts w:ascii="Times New Roman" w:hAnsi="Times New Roman" w:cs="Times New Roman"/>
                 <w:sz w:val="22"/>
                 <w:szCs w:val="22"/>
               </w:rPr>
@@ -22961,7 +22918,7 @@
             </w:pPr>
             <w:r>
               <w:rPr>
-                <w:rFonts w:ascii="Calibri" w:hAnsi="Calibri" w:cs="Calibri"/>
+                <w:rFonts w:ascii="Times New Roman" w:hAnsi="Times New Roman" w:cs="Times New Roman"/>
                 <w:sz w:val="22"/>
                 <w:szCs w:val="22"/>
               </w:rPr>
@@ -22985,7 +22942,7 @@
             </w:pPr>
             <w:r>
               <w:rPr>
-                <w:rFonts w:ascii="Calibri" w:hAnsi="Calibri" w:cs="Calibri"/>
+                <w:rFonts w:ascii="Times New Roman" w:hAnsi="Times New Roman" w:cs="Times New Roman"/>
                 <w:sz w:val="22"/>
                 <w:szCs w:val="22"/>
               </w:rPr>
@@ -23137,7 +23094,7 @@
             </w:pPr>
             <w:r>
               <w:rPr>
-                <w:rFonts w:ascii="Calibri" w:hAnsi="Calibri" w:cs="Calibri"/>
+                <w:rFonts w:ascii="Times New Roman" w:hAnsi="Times New Roman" w:cs="Times New Roman"/>
                 <w:sz w:val="22"/>
                 <w:szCs w:val="22"/>
               </w:rPr>
@@ -23161,7 +23118,7 @@
             </w:pPr>
             <w:r>
               <w:rPr>
-                <w:rFonts w:ascii="Calibri" w:hAnsi="Calibri" w:cs="Calibri"/>
+                <w:rFonts w:ascii="Times New Roman" w:hAnsi="Times New Roman" w:cs="Times New Roman"/>
                 <w:sz w:val="22"/>
                 <w:szCs w:val="22"/>
               </w:rPr>
@@ -23240,7 +23197,7 @@
             </w:pPr>
             <w:r>
               <w:rPr>
-                <w:rFonts w:ascii="Calibri" w:hAnsi="Calibri" w:cs="Calibri"/>
+                <w:rFonts w:ascii="Times New Roman" w:hAnsi="Times New Roman" w:cs="Times New Roman"/>
                 <w:sz w:val="22"/>
                 <w:szCs w:val="22"/>
               </w:rPr>
@@ -23248,7 +23205,7 @@
             </w:r>
             <w:r>
               <w:rPr>
-                <w:rFonts w:ascii="Calibri" w:hAnsi="Calibri" w:cs="Calibri"/>
+                <w:rFonts w:ascii="Times New Roman" w:hAnsi="Times New Roman" w:cs="Times New Roman"/>
                 <w:sz w:val="22"/>
                 <w:szCs w:val="22"/>
               </w:rPr>
@@ -23272,7 +23229,7 @@
             </w:pPr>
             <w:r>
               <w:rPr>
-                <w:rFonts w:ascii="Calibri" w:hAnsi="Calibri" w:cs="Calibri"/>
+                <w:rFonts w:ascii="Times New Roman" w:hAnsi="Times New Roman" w:cs="Times New Roman"/>
                 <w:sz w:val="22"/>
                 <w:szCs w:val="22"/>
               </w:rPr>
@@ -23296,7 +23253,7 @@
             </w:pPr>
             <w:r>
               <w:rPr>
-                <w:rFonts w:ascii="Calibri" w:hAnsi="Calibri" w:cs="Calibri"/>
+                <w:rFonts w:ascii="Times New Roman" w:hAnsi="Times New Roman" w:cs="Times New Roman"/>
                 <w:sz w:val="22"/>
                 <w:szCs w:val="22"/>
               </w:rPr>
@@ -23347,7 +23304,7 @@
             </w:pPr>
             <w:r>
               <w:rPr>
-                <w:rFonts w:ascii="Calibri" w:hAnsi="Calibri" w:cs="Calibri"/>
+                <w:rFonts w:ascii="Times New Roman" w:hAnsi="Times New Roman" w:cs="Times New Roman"/>
                 <w:sz w:val="22"/>
                 <w:szCs w:val="22"/>
               </w:rPr>
@@ -23371,7 +23328,7 @@
             </w:pPr>
             <w:r>
               <w:rPr>
-                <w:rFonts w:ascii="Calibri" w:hAnsi="Calibri" w:cs="Calibri"/>
+                <w:rFonts w:ascii="Times New Roman" w:hAnsi="Times New Roman" w:cs="Times New Roman"/>
                 <w:sz w:val="22"/>
                 <w:szCs w:val="22"/>
               </w:rPr>
@@ -23429,6 +23386,7 @@
                 <w:sz w:val="22"/>
                 <w:szCs w:val="22"/>
               </w:rPr>
+              <w:lastRenderedPageBreak/>
               <w:t>Anti-ROS1 Drug * ROS1 Interaction</w:t>
             </w:r>
           </w:p>
@@ -23548,7 +23506,7 @@
             </w:pPr>
             <w:r>
               <w:rPr>
-                <w:rFonts w:ascii="Calibri" w:hAnsi="Calibri" w:cs="Calibri"/>
+                <w:rFonts w:ascii="Times New Roman" w:hAnsi="Times New Roman" w:cs="Times New Roman"/>
                 <w:sz w:val="22"/>
                 <w:szCs w:val="22"/>
               </w:rPr>
@@ -23573,7 +23531,7 @@
             </w:pPr>
             <w:r>
               <w:rPr>
-                <w:rFonts w:ascii="Calibri" w:hAnsi="Calibri" w:cs="Calibri"/>
+                <w:rFonts w:ascii="Times New Roman" w:hAnsi="Times New Roman" w:cs="Times New Roman"/>
                 <w:sz w:val="22"/>
                 <w:szCs w:val="22"/>
               </w:rPr>
@@ -23598,7 +23556,7 @@
             </w:pPr>
             <w:r>
               <w:rPr>
-                <w:rFonts w:ascii="Calibri" w:hAnsi="Calibri" w:cs="Calibri"/>
+                <w:rFonts w:ascii="Times New Roman" w:hAnsi="Times New Roman" w:cs="Times New Roman"/>
                 <w:sz w:val="22"/>
                 <w:szCs w:val="22"/>
               </w:rPr>
@@ -23676,7 +23634,7 @@
             </w:pPr>
             <w:r>
               <w:rPr>
-                <w:rFonts w:ascii="Calibri" w:hAnsi="Calibri" w:cs="Calibri"/>
+                <w:rFonts w:ascii="Times New Roman" w:hAnsi="Times New Roman" w:cs="Times New Roman"/>
                 <w:sz w:val="22"/>
                 <w:szCs w:val="22"/>
               </w:rPr>
@@ -23701,7 +23659,7 @@
             </w:pPr>
             <w:r>
               <w:rPr>
-                <w:rFonts w:ascii="Calibri" w:hAnsi="Calibri" w:cs="Calibri"/>
+                <w:rFonts w:ascii="Times New Roman" w:hAnsi="Times New Roman" w:cs="Times New Roman"/>
                 <w:sz w:val="22"/>
                 <w:szCs w:val="22"/>
               </w:rPr>
@@ -23726,7 +23684,7 @@
             </w:pPr>
             <w:r>
               <w:rPr>
-                <w:rFonts w:ascii="Calibri" w:hAnsi="Calibri" w:cs="Calibri"/>
+                <w:rFonts w:ascii="Times New Roman" w:hAnsi="Times New Roman" w:cs="Times New Roman"/>
                 <w:sz w:val="22"/>
                 <w:szCs w:val="22"/>
               </w:rPr>
@@ -23804,7 +23762,7 @@
             </w:pPr>
             <w:r>
               <w:rPr>
-                <w:rFonts w:ascii="Calibri" w:hAnsi="Calibri" w:cs="Calibri"/>
+                <w:rFonts w:ascii="Times New Roman" w:hAnsi="Times New Roman" w:cs="Times New Roman"/>
                 <w:sz w:val="22"/>
                 <w:szCs w:val="22"/>
               </w:rPr>
@@ -23829,7 +23787,7 @@
             </w:pPr>
             <w:r>
               <w:rPr>
-                <w:rFonts w:ascii="Calibri" w:hAnsi="Calibri" w:cs="Calibri"/>
+                <w:rFonts w:ascii="Times New Roman" w:hAnsi="Times New Roman" w:cs="Times New Roman"/>
                 <w:sz w:val="22"/>
                 <w:szCs w:val="22"/>
               </w:rPr>
@@ -23854,7 +23812,7 @@
             </w:pPr>
             <w:r>
               <w:rPr>
-                <w:rFonts w:ascii="Calibri" w:hAnsi="Calibri" w:cs="Calibri"/>
+                <w:rFonts w:ascii="Times New Roman" w:hAnsi="Times New Roman" w:cs="Times New Roman"/>
                 <w:sz w:val="22"/>
                 <w:szCs w:val="22"/>
               </w:rPr>
@@ -23902,7 +23860,7 @@
             </w:pPr>
             <w:r>
               <w:rPr>
-                <w:rFonts w:ascii="Calibri" w:hAnsi="Calibri" w:cs="Calibri"/>
+                <w:rFonts w:ascii="Times New Roman" w:hAnsi="Times New Roman" w:cs="Times New Roman"/>
                 <w:sz w:val="22"/>
                 <w:szCs w:val="22"/>
               </w:rPr>
@@ -23926,7 +23884,7 @@
             </w:pPr>
             <w:r>
               <w:rPr>
-                <w:rFonts w:ascii="Calibri" w:hAnsi="Calibri" w:cs="Calibri"/>
+                <w:rFonts w:ascii="Times New Roman" w:hAnsi="Times New Roman" w:cs="Times New Roman"/>
                 <w:sz w:val="22"/>
                 <w:szCs w:val="22"/>
               </w:rPr>
@@ -23952,7 +23910,7 @@
             </w:pPr>
             <w:r>
               <w:rPr>
-                <w:rFonts w:ascii="Calibri" w:hAnsi="Calibri" w:cs="Calibri"/>
+                <w:rFonts w:ascii="Times New Roman" w:hAnsi="Times New Roman" w:cs="Times New Roman"/>
                 <w:b/>
                 <w:bCs/>
                 <w:sz w:val="22"/>
@@ -23962,7 +23920,7 @@
             </w:r>
             <w:r>
               <w:rPr>
-                <w:rFonts w:ascii="Calibri" w:hAnsi="Calibri" w:cs="Calibri"/>
+                <w:rFonts w:ascii="Times New Roman" w:hAnsi="Times New Roman" w:cs="Times New Roman"/>
                 <w:b/>
                 <w:bCs/>
                 <w:sz w:val="22"/>
@@ -24012,7 +23970,7 @@
             </w:pPr>
             <w:r>
               <w:rPr>
-                <w:rFonts w:ascii="Calibri" w:hAnsi="Calibri" w:cs="Calibri"/>
+                <w:rFonts w:ascii="Times New Roman" w:hAnsi="Times New Roman" w:cs="Times New Roman"/>
                 <w:sz w:val="22"/>
                 <w:szCs w:val="22"/>
               </w:rPr>
@@ -24020,7 +23978,7 @@
             </w:r>
             <w:r>
               <w:rPr>
-                <w:rFonts w:ascii="Calibri" w:hAnsi="Calibri" w:cs="Calibri"/>
+                <w:rFonts w:ascii="Times New Roman" w:hAnsi="Times New Roman" w:cs="Times New Roman"/>
                 <w:sz w:val="22"/>
                 <w:szCs w:val="22"/>
               </w:rPr>
@@ -24044,7 +24002,7 @@
             </w:pPr>
             <w:r>
               <w:rPr>
-                <w:rFonts w:ascii="Calibri" w:hAnsi="Calibri" w:cs="Calibri"/>
+                <w:rFonts w:ascii="Times New Roman" w:hAnsi="Times New Roman" w:cs="Times New Roman"/>
                 <w:sz w:val="22"/>
                 <w:szCs w:val="22"/>
               </w:rPr>
@@ -24070,7 +24028,7 @@
             </w:pPr>
             <w:r>
               <w:rPr>
-                <w:rFonts w:ascii="Calibri" w:hAnsi="Calibri" w:cs="Calibri"/>
+                <w:rFonts w:ascii="Times New Roman" w:hAnsi="Times New Roman" w:cs="Times New Roman"/>
                 <w:sz w:val="22"/>
                 <w:szCs w:val="22"/>
               </w:rPr>
@@ -24196,7 +24154,7 @@
             </w:pPr>
             <w:r>
               <w:rPr>
-                <w:rFonts w:ascii="Calibri" w:hAnsi="Calibri" w:cs="Calibri"/>
+                <w:rFonts w:ascii="Times New Roman" w:hAnsi="Times New Roman" w:cs="Times New Roman"/>
                 <w:sz w:val="22"/>
                 <w:szCs w:val="22"/>
               </w:rPr>
@@ -24220,7 +24178,7 @@
             </w:pPr>
             <w:r>
               <w:rPr>
-                <w:rFonts w:ascii="Calibri" w:hAnsi="Calibri" w:cs="Calibri"/>
+                <w:rFonts w:ascii="Times New Roman" w:hAnsi="Times New Roman" w:cs="Times New Roman"/>
                 <w:sz w:val="22"/>
                 <w:szCs w:val="22"/>
               </w:rPr>
@@ -24300,7 +24258,7 @@
             </w:pPr>
             <w:r>
               <w:rPr>
-                <w:rFonts w:ascii="Calibri" w:hAnsi="Calibri" w:cs="Calibri"/>
+                <w:rFonts w:ascii="Times New Roman" w:hAnsi="Times New Roman" w:cs="Times New Roman"/>
                 <w:sz w:val="22"/>
                 <w:szCs w:val="22"/>
               </w:rPr>
@@ -24324,7 +24282,7 @@
             </w:pPr>
             <w:r>
               <w:rPr>
-                <w:rFonts w:ascii="Calibri" w:hAnsi="Calibri" w:cs="Calibri"/>
+                <w:rFonts w:ascii="Times New Roman" w:hAnsi="Times New Roman" w:cs="Times New Roman"/>
                 <w:sz w:val="22"/>
                 <w:szCs w:val="22"/>
               </w:rPr>
@@ -24404,7 +24362,7 @@
             </w:pPr>
             <w:r>
               <w:rPr>
-                <w:rFonts w:ascii="Calibri" w:hAnsi="Calibri" w:cs="Calibri"/>
+                <w:rFonts w:ascii="Times New Roman" w:hAnsi="Times New Roman" w:cs="Times New Roman"/>
                 <w:sz w:val="22"/>
                 <w:szCs w:val="22"/>
               </w:rPr>
@@ -24428,7 +24386,7 @@
             </w:pPr>
             <w:r>
               <w:rPr>
-                <w:rFonts w:ascii="Calibri" w:hAnsi="Calibri" w:cs="Calibri"/>
+                <w:rFonts w:ascii="Times New Roman" w:hAnsi="Times New Roman" w:cs="Times New Roman"/>
                 <w:sz w:val="22"/>
                 <w:szCs w:val="22"/>
               </w:rPr>
@@ -24454,7 +24412,7 @@
             </w:pPr>
             <w:r>
               <w:rPr>
-                <w:rFonts w:ascii="Calibri" w:hAnsi="Calibri" w:cs="Calibri"/>
+                <w:rFonts w:ascii="Times New Roman" w:hAnsi="Times New Roman" w:cs="Times New Roman"/>
                 <w:b/>
                 <w:bCs/>
                 <w:sz w:val="22"/>
@@ -24464,7 +24422,7 @@
             </w:r>
             <w:r>
               <w:rPr>
-                <w:rFonts w:ascii="Calibri" w:hAnsi="Calibri" w:cs="Calibri"/>
+                <w:rFonts w:ascii="Times New Roman" w:hAnsi="Times New Roman" w:cs="Times New Roman"/>
                 <w:b/>
                 <w:bCs/>
                 <w:sz w:val="22"/>
@@ -24519,7 +24477,7 @@
             </w:pPr>
             <w:r>
               <w:rPr>
-                <w:rFonts w:ascii="Calibri" w:hAnsi="Calibri" w:cs="Calibri"/>
+                <w:rFonts w:ascii="Times New Roman" w:hAnsi="Times New Roman" w:cs="Times New Roman"/>
                 <w:sz w:val="22"/>
                 <w:szCs w:val="22"/>
               </w:rPr>
@@ -24543,7 +24501,7 @@
             </w:pPr>
             <w:r>
               <w:rPr>
-                <w:rFonts w:ascii="Calibri" w:hAnsi="Calibri" w:cs="Calibri"/>
+                <w:rFonts w:ascii="Times New Roman" w:hAnsi="Times New Roman" w:cs="Times New Roman"/>
                 <w:sz w:val="22"/>
                 <w:szCs w:val="22"/>
               </w:rPr>
@@ -24623,7 +24581,7 @@
             </w:pPr>
             <w:r>
               <w:rPr>
-                <w:rFonts w:ascii="Calibri" w:hAnsi="Calibri" w:cs="Calibri"/>
+                <w:rFonts w:ascii="Times New Roman" w:hAnsi="Times New Roman" w:cs="Times New Roman"/>
                 <w:sz w:val="22"/>
                 <w:szCs w:val="22"/>
               </w:rPr>
@@ -24647,7 +24605,7 @@
             </w:pPr>
             <w:r>
               <w:rPr>
-                <w:rFonts w:ascii="Calibri" w:hAnsi="Calibri" w:cs="Calibri"/>
+                <w:rFonts w:ascii="Times New Roman" w:hAnsi="Times New Roman" w:cs="Times New Roman"/>
                 <w:sz w:val="22"/>
                 <w:szCs w:val="22"/>
               </w:rPr>
@@ -24722,7 +24680,7 @@
             </w:pPr>
             <w:r>
               <w:rPr>
-                <w:rFonts w:ascii="Calibri" w:hAnsi="Calibri" w:cs="Calibri"/>
+                <w:rFonts w:ascii="Times New Roman" w:hAnsi="Times New Roman" w:cs="Times New Roman"/>
                 <w:sz w:val="22"/>
                 <w:szCs w:val="22"/>
               </w:rPr>
@@ -24746,7 +24704,7 @@
             </w:pPr>
             <w:r>
               <w:rPr>
-                <w:rFonts w:ascii="Calibri" w:hAnsi="Calibri" w:cs="Calibri"/>
+                <w:rFonts w:ascii="Times New Roman" w:hAnsi="Times New Roman" w:cs="Times New Roman"/>
                 <w:sz w:val="22"/>
                 <w:szCs w:val="22"/>
               </w:rPr>
@@ -24772,7 +24730,7 @@
             </w:pPr>
             <w:r>
               <w:rPr>
-                <w:rFonts w:ascii="Calibri" w:hAnsi="Calibri" w:cs="Calibri"/>
+                <w:rFonts w:ascii="Times New Roman" w:hAnsi="Times New Roman" w:cs="Times New Roman"/>
                 <w:b/>
                 <w:bCs/>
                 <w:sz w:val="22"/>
@@ -24782,7 +24740,7 @@
             </w:r>
             <w:r>
               <w:rPr>
-                <w:rFonts w:ascii="Calibri" w:hAnsi="Calibri" w:cs="Calibri"/>
+                <w:rFonts w:ascii="Times New Roman" w:hAnsi="Times New Roman" w:cs="Times New Roman"/>
                 <w:b/>
                 <w:bCs/>
                 <w:sz w:val="22"/>
@@ -24832,7 +24790,7 @@
             </w:pPr>
             <w:r>
               <w:rPr>
-                <w:rFonts w:ascii="Calibri" w:hAnsi="Calibri" w:cs="Calibri"/>
+                <w:rFonts w:ascii="Times New Roman" w:hAnsi="Times New Roman" w:cs="Times New Roman"/>
                 <w:sz w:val="22"/>
                 <w:szCs w:val="22"/>
               </w:rPr>
@@ -24856,7 +24814,7 @@
             </w:pPr>
             <w:r>
               <w:rPr>
-                <w:rFonts w:ascii="Calibri" w:hAnsi="Calibri" w:cs="Calibri"/>
+                <w:rFonts w:ascii="Times New Roman" w:hAnsi="Times New Roman" w:cs="Times New Roman"/>
                 <w:sz w:val="22"/>
                 <w:szCs w:val="22"/>
               </w:rPr>
@@ -24932,7 +24890,7 @@
             </w:pPr>
             <w:r>
               <w:rPr>
-                <w:rFonts w:ascii="Calibri" w:hAnsi="Calibri" w:cs="Calibri"/>
+                <w:rFonts w:ascii="Times New Roman" w:hAnsi="Times New Roman" w:cs="Times New Roman"/>
                 <w:sz w:val="22"/>
                 <w:szCs w:val="22"/>
               </w:rPr>
@@ -24956,7 +24914,7 @@
             </w:pPr>
             <w:r>
               <w:rPr>
-                <w:rFonts w:ascii="Calibri" w:hAnsi="Calibri" w:cs="Calibri"/>
+                <w:rFonts w:ascii="Times New Roman" w:hAnsi="Times New Roman" w:cs="Times New Roman"/>
                 <w:sz w:val="22"/>
                 <w:szCs w:val="22"/>
               </w:rPr>
@@ -24982,7 +24940,7 @@
             </w:pPr>
             <w:r>
               <w:rPr>
-                <w:rFonts w:ascii="Calibri" w:hAnsi="Calibri" w:cs="Calibri"/>
+                <w:rFonts w:ascii="Times New Roman" w:hAnsi="Times New Roman" w:cs="Times New Roman"/>
                 <w:b/>
                 <w:bCs/>
                 <w:sz w:val="22"/>
@@ -24992,7 +24950,7 @@
             </w:r>
             <w:r>
               <w:rPr>
-                <w:rFonts w:ascii="Calibri" w:hAnsi="Calibri" w:cs="Calibri"/>
+                <w:rFonts w:ascii="Times New Roman" w:hAnsi="Times New Roman" w:cs="Times New Roman"/>
                 <w:b/>
                 <w:bCs/>
                 <w:sz w:val="22"/>
@@ -25042,7 +25000,7 @@
             </w:pPr>
             <w:r>
               <w:rPr>
-                <w:rFonts w:ascii="Calibri" w:hAnsi="Calibri" w:cs="Calibri"/>
+                <w:rFonts w:ascii="Times New Roman" w:hAnsi="Times New Roman" w:cs="Times New Roman"/>
                 <w:sz w:val="22"/>
                 <w:szCs w:val="22"/>
               </w:rPr>
@@ -25066,7 +25024,7 @@
             </w:pPr>
             <w:r>
               <w:rPr>
-                <w:rFonts w:ascii="Calibri" w:hAnsi="Calibri" w:cs="Calibri"/>
+                <w:rFonts w:ascii="Times New Roman" w:hAnsi="Times New Roman" w:cs="Times New Roman"/>
                 <w:sz w:val="22"/>
                 <w:szCs w:val="22"/>
               </w:rPr>
@@ -25092,7 +25050,7 @@
             </w:pPr>
             <w:r>
               <w:rPr>
-                <w:rFonts w:ascii="Calibri" w:hAnsi="Calibri" w:cs="Calibri"/>
+                <w:rFonts w:ascii="Times New Roman" w:hAnsi="Times New Roman" w:cs="Times New Roman"/>
                 <w:sz w:val="22"/>
                 <w:szCs w:val="22"/>
               </w:rPr>
@@ -25140,7 +25098,7 @@
             </w:pPr>
             <w:r>
               <w:rPr>
-                <w:rFonts w:ascii="Calibri" w:hAnsi="Calibri" w:cs="Calibri"/>
+                <w:rFonts w:ascii="Times New Roman" w:hAnsi="Times New Roman" w:cs="Times New Roman"/>
                 <w:sz w:val="22"/>
                 <w:szCs w:val="22"/>
               </w:rPr>
@@ -25164,7 +25122,7 @@
             </w:pPr>
             <w:r>
               <w:rPr>
-                <w:rFonts w:ascii="Calibri" w:hAnsi="Calibri" w:cs="Calibri"/>
+                <w:rFonts w:ascii="Times New Roman" w:hAnsi="Times New Roman" w:cs="Times New Roman"/>
                 <w:sz w:val="22"/>
                 <w:szCs w:val="22"/>
               </w:rPr>
@@ -25258,7 +25216,7 @@
             </w:pPr>
             <w:r>
               <w:rPr>
-                <w:rFonts w:ascii="Calibri" w:hAnsi="Calibri" w:cs="Calibri"/>
+                <w:rFonts w:ascii="Times New Roman" w:hAnsi="Times New Roman" w:cs="Times New Roman"/>
                 <w:sz w:val="22"/>
                 <w:szCs w:val="22"/>
               </w:rPr>
@@ -25282,7 +25240,7 @@
             </w:pPr>
             <w:r>
               <w:rPr>
-                <w:rFonts w:ascii="Calibri" w:hAnsi="Calibri" w:cs="Calibri"/>
+                <w:rFonts w:ascii="Times New Roman" w:hAnsi="Times New Roman" w:cs="Times New Roman"/>
                 <w:sz w:val="22"/>
                 <w:szCs w:val="22"/>
               </w:rPr>
@@ -25308,7 +25266,7 @@
             </w:pPr>
             <w:r>
               <w:rPr>
-                <w:rFonts w:ascii="Calibri" w:hAnsi="Calibri" w:cs="Calibri"/>
+                <w:rFonts w:ascii="Times New Roman" w:hAnsi="Times New Roman" w:cs="Times New Roman"/>
                 <w:sz w:val="22"/>
                 <w:szCs w:val="22"/>
               </w:rPr>
@@ -25356,7 +25314,7 @@
             </w:pPr>
             <w:r>
               <w:rPr>
-                <w:rFonts w:ascii="Calibri" w:hAnsi="Calibri" w:cs="Calibri"/>
+                <w:rFonts w:ascii="Times New Roman" w:hAnsi="Times New Roman" w:cs="Times New Roman"/>
                 <w:sz w:val="22"/>
                 <w:szCs w:val="22"/>
               </w:rPr>
@@ -25380,7 +25338,7 @@
             </w:pPr>
             <w:r>
               <w:rPr>
-                <w:rFonts w:ascii="Calibri" w:hAnsi="Calibri" w:cs="Calibri"/>
+                <w:rFonts w:ascii="Times New Roman" w:hAnsi="Times New Roman" w:cs="Times New Roman"/>
                 <w:sz w:val="22"/>
                 <w:szCs w:val="22"/>
               </w:rPr>
@@ -25406,7 +25364,7 @@
             </w:pPr>
             <w:r>
               <w:rPr>
-                <w:rFonts w:ascii="Calibri" w:hAnsi="Calibri" w:cs="Calibri"/>
+                <w:rFonts w:ascii="Times New Roman" w:hAnsi="Times New Roman" w:cs="Times New Roman"/>
                 <w:b/>
                 <w:bCs/>
                 <w:sz w:val="22"/>
@@ -25416,7 +25374,7 @@
             </w:r>
             <w:r>
               <w:rPr>
-                <w:rFonts w:ascii="Calibri" w:hAnsi="Calibri" w:cs="Calibri"/>
+                <w:rFonts w:ascii="Times New Roman" w:hAnsi="Times New Roman" w:cs="Times New Roman"/>
                 <w:b/>
                 <w:bCs/>
                 <w:sz w:val="22"/>
@@ -25466,7 +25424,7 @@
             </w:pPr>
             <w:r>
               <w:rPr>
-                <w:rFonts w:ascii="Calibri" w:hAnsi="Calibri" w:cs="Calibri"/>
+                <w:rFonts w:ascii="Times New Roman" w:hAnsi="Times New Roman" w:cs="Times New Roman"/>
                 <w:sz w:val="22"/>
                 <w:szCs w:val="22"/>
               </w:rPr>
@@ -25490,7 +25448,7 @@
             </w:pPr>
             <w:r>
               <w:rPr>
-                <w:rFonts w:ascii="Calibri" w:hAnsi="Calibri" w:cs="Calibri"/>
+                <w:rFonts w:ascii="Times New Roman" w:hAnsi="Times New Roman" w:cs="Times New Roman"/>
                 <w:sz w:val="22"/>
                 <w:szCs w:val="22"/>
               </w:rPr>
@@ -25516,7 +25474,7 @@
             </w:pPr>
             <w:r>
               <w:rPr>
-                <w:rFonts w:ascii="Calibri" w:hAnsi="Calibri" w:cs="Calibri"/>
+                <w:rFonts w:ascii="Times New Roman" w:hAnsi="Times New Roman" w:cs="Times New Roman"/>
                 <w:b/>
                 <w:bCs/>
                 <w:sz w:val="22"/>
@@ -25526,7 +25484,7 @@
             </w:r>
             <w:r>
               <w:rPr>
-                <w:rFonts w:ascii="Calibri" w:hAnsi="Calibri" w:cs="Calibri"/>
+                <w:rFonts w:ascii="Times New Roman" w:hAnsi="Times New Roman" w:cs="Times New Roman"/>
                 <w:b/>
                 <w:bCs/>
                 <w:sz w:val="22"/>
@@ -25576,7 +25534,7 @@
             </w:pPr>
             <w:r>
               <w:rPr>
-                <w:rFonts w:ascii="Calibri" w:hAnsi="Calibri" w:cs="Calibri"/>
+                <w:rFonts w:ascii="Times New Roman" w:hAnsi="Times New Roman" w:cs="Times New Roman"/>
                 <w:sz w:val="22"/>
                 <w:szCs w:val="22"/>
               </w:rPr>
@@ -25600,7 +25558,7 @@
             </w:pPr>
             <w:r>
               <w:rPr>
-                <w:rFonts w:ascii="Calibri" w:hAnsi="Calibri" w:cs="Calibri"/>
+                <w:rFonts w:ascii="Times New Roman" w:hAnsi="Times New Roman" w:cs="Times New Roman"/>
                 <w:sz w:val="22"/>
                 <w:szCs w:val="22"/>
               </w:rPr>
@@ -25626,7 +25584,7 @@
             </w:pPr>
             <w:r>
               <w:rPr>
-                <w:rFonts w:ascii="Calibri" w:hAnsi="Calibri" w:cs="Calibri"/>
+                <w:rFonts w:ascii="Times New Roman" w:hAnsi="Times New Roman" w:cs="Times New Roman"/>
                 <w:b/>
                 <w:bCs/>
                 <w:sz w:val="22"/>
@@ -25636,7 +25594,7 @@
             </w:r>
             <w:r>
               <w:rPr>
-                <w:rFonts w:ascii="Calibri" w:hAnsi="Calibri" w:cs="Calibri"/>
+                <w:rFonts w:ascii="Times New Roman" w:hAnsi="Times New Roman" w:cs="Times New Roman"/>
                 <w:b/>
                 <w:bCs/>
                 <w:sz w:val="22"/>
@@ -25686,7 +25644,7 @@
             </w:pPr>
             <w:r>
               <w:rPr>
-                <w:rFonts w:ascii="Calibri" w:hAnsi="Calibri" w:cs="Calibri"/>
+                <w:rFonts w:ascii="Times New Roman" w:hAnsi="Times New Roman" w:cs="Times New Roman"/>
                 <w:sz w:val="22"/>
                 <w:szCs w:val="22"/>
               </w:rPr>
@@ -25710,7 +25668,7 @@
             </w:pPr>
             <w:r>
               <w:rPr>
-                <w:rFonts w:ascii="Calibri" w:hAnsi="Calibri" w:cs="Calibri"/>
+                <w:rFonts w:ascii="Times New Roman" w:hAnsi="Times New Roman" w:cs="Times New Roman"/>
                 <w:sz w:val="22"/>
                 <w:szCs w:val="22"/>
               </w:rPr>
@@ -25718,7 +25676,7 @@
             </w:r>
             <w:r>
               <w:rPr>
-                <w:rFonts w:ascii="Calibri" w:hAnsi="Calibri" w:cs="Calibri"/>
+                <w:rFonts w:ascii="Times New Roman" w:hAnsi="Times New Roman" w:cs="Times New Roman"/>
                 <w:sz w:val="22"/>
                 <w:szCs w:val="22"/>
               </w:rPr>
@@ -25726,7 +25684,7 @@
             </w:r>
             <w:r>
               <w:rPr>
-                <w:rFonts w:ascii="Calibri" w:hAnsi="Calibri" w:cs="Calibri"/>
+                <w:rFonts w:ascii="Times New Roman" w:hAnsi="Times New Roman" w:cs="Times New Roman"/>
                 <w:sz w:val="22"/>
                 <w:szCs w:val="22"/>
               </w:rPr>
@@ -25752,7 +25710,7 @@
             </w:pPr>
             <w:r>
               <w:rPr>
-                <w:rFonts w:ascii="Calibri" w:hAnsi="Calibri" w:cs="Calibri"/>
+                <w:rFonts w:ascii="Times New Roman" w:hAnsi="Times New Roman" w:cs="Times New Roman"/>
                 <w:b/>
                 <w:bCs/>
                 <w:sz w:val="22"/>
@@ -25762,7 +25720,7 @@
             </w:r>
             <w:r>
               <w:rPr>
-                <w:rFonts w:ascii="Calibri" w:hAnsi="Calibri" w:cs="Calibri"/>
+                <w:rFonts w:ascii="Times New Roman" w:hAnsi="Times New Roman" w:cs="Times New Roman"/>
                 <w:b/>
                 <w:bCs/>
                 <w:sz w:val="22"/>
@@ -25812,7 +25770,7 @@
             </w:pPr>
             <w:r>
               <w:rPr>
-                <w:rFonts w:ascii="Calibri" w:hAnsi="Calibri" w:cs="Calibri"/>
+                <w:rFonts w:ascii="Times New Roman" w:hAnsi="Times New Roman" w:cs="Times New Roman"/>
                 <w:sz w:val="22"/>
                 <w:szCs w:val="22"/>
               </w:rPr>
@@ -25836,7 +25794,7 @@
             </w:pPr>
             <w:r>
               <w:rPr>
-                <w:rFonts w:ascii="Calibri" w:hAnsi="Calibri" w:cs="Calibri"/>
+                <w:rFonts w:ascii="Times New Roman" w:hAnsi="Times New Roman" w:cs="Times New Roman"/>
                 <w:sz w:val="22"/>
                 <w:szCs w:val="22"/>
               </w:rPr>
@@ -25860,7 +25818,7 @@
             </w:pPr>
             <w:r>
               <w:rPr>
-                <w:rFonts w:ascii="Calibri" w:hAnsi="Calibri" w:cs="Calibri"/>
+                <w:rFonts w:ascii="Times New Roman" w:hAnsi="Times New Roman" w:cs="Times New Roman"/>
                 <w:sz w:val="22"/>
                 <w:szCs w:val="22"/>
               </w:rPr>
@@ -25908,7 +25866,7 @@
             </w:pPr>
             <w:r>
               <w:rPr>
-                <w:rFonts w:ascii="Calibri" w:hAnsi="Calibri" w:cs="Calibri"/>
+                <w:rFonts w:ascii="Times New Roman" w:hAnsi="Times New Roman" w:cs="Times New Roman"/>
                 <w:sz w:val="22"/>
                 <w:szCs w:val="22"/>
               </w:rPr>
@@ -25932,7 +25890,7 @@
             </w:pPr>
             <w:r>
               <w:rPr>
-                <w:rFonts w:ascii="Calibri" w:hAnsi="Calibri" w:cs="Calibri"/>
+                <w:rFonts w:ascii="Times New Roman" w:hAnsi="Times New Roman" w:cs="Times New Roman"/>
                 <w:sz w:val="22"/>
                 <w:szCs w:val="22"/>
               </w:rPr>
@@ -26028,7 +25986,7 @@
             </w:pPr>
             <w:r>
               <w:rPr>
-                <w:rFonts w:ascii="Calibri" w:hAnsi="Calibri" w:cs="Calibri"/>
+                <w:rFonts w:ascii="Times New Roman" w:hAnsi="Times New Roman" w:cs="Times New Roman"/>
                 <w:sz w:val="22"/>
                 <w:szCs w:val="22"/>
               </w:rPr>
@@ -26052,7 +26010,7 @@
             </w:pPr>
             <w:r>
               <w:rPr>
-                <w:rFonts w:ascii="Calibri" w:hAnsi="Calibri" w:cs="Calibri"/>
+                <w:rFonts w:ascii="Times New Roman" w:hAnsi="Times New Roman" w:cs="Times New Roman"/>
                 <w:sz w:val="22"/>
                 <w:szCs w:val="22"/>
               </w:rPr>
@@ -26205,7 +26163,7 @@
             </w:pPr>
             <w:r>
               <w:rPr>
-                <w:rFonts w:ascii="Calibri" w:hAnsi="Calibri" w:cs="Calibri"/>
+                <w:rFonts w:ascii="Times New Roman" w:hAnsi="Times New Roman" w:cs="Times New Roman"/>
                 <w:sz w:val="22"/>
                 <w:szCs w:val="22"/>
               </w:rPr>
@@ -26229,7 +26187,7 @@
             </w:pPr>
             <w:r>
               <w:rPr>
-                <w:rFonts w:ascii="Calibri" w:hAnsi="Calibri" w:cs="Calibri"/>
+                <w:rFonts w:ascii="Times New Roman" w:hAnsi="Times New Roman" w:cs="Times New Roman"/>
                 <w:sz w:val="22"/>
                 <w:szCs w:val="22"/>
               </w:rPr>
@@ -26310,7 +26268,7 @@
             </w:pPr>
             <w:r>
               <w:rPr>
-                <w:rFonts w:ascii="Calibri" w:hAnsi="Calibri" w:cs="Calibri"/>
+                <w:rFonts w:ascii="Times New Roman" w:hAnsi="Times New Roman" w:cs="Times New Roman"/>
                 <w:sz w:val="22"/>
                 <w:szCs w:val="22"/>
               </w:rPr>
@@ -26334,7 +26292,7 @@
             </w:pPr>
             <w:r>
               <w:rPr>
-                <w:rFonts w:ascii="Calibri" w:hAnsi="Calibri" w:cs="Calibri"/>
+                <w:rFonts w:ascii="Times New Roman" w:hAnsi="Times New Roman" w:cs="Times New Roman"/>
                 <w:sz w:val="22"/>
                 <w:szCs w:val="22"/>
               </w:rPr>
@@ -26342,7 +26300,7 @@
             </w:r>
             <w:r>
               <w:rPr>
-                <w:rFonts w:ascii="Calibri" w:hAnsi="Calibri" w:cs="Calibri"/>
+                <w:rFonts w:ascii="Times New Roman" w:hAnsi="Times New Roman" w:cs="Times New Roman"/>
                 <w:sz w:val="22"/>
                 <w:szCs w:val="22"/>
               </w:rPr>
@@ -26350,7 +26308,7 @@
             </w:r>
             <w:r>
               <w:rPr>
-                <w:rFonts w:ascii="Calibri" w:hAnsi="Calibri" w:cs="Calibri"/>
+                <w:rFonts w:ascii="Times New Roman" w:hAnsi="Times New Roman" w:cs="Times New Roman"/>
                 <w:sz w:val="22"/>
                 <w:szCs w:val="22"/>
               </w:rPr>
@@ -26374,7 +26332,7 @@
             </w:pPr>
             <w:r>
               <w:rPr>
-                <w:rFonts w:ascii="Calibri" w:hAnsi="Calibri" w:cs="Calibri"/>
+                <w:rFonts w:ascii="Times New Roman" w:hAnsi="Times New Roman" w:cs="Times New Roman"/>
                 <w:sz w:val="22"/>
                 <w:szCs w:val="22"/>
               </w:rPr>
@@ -26427,7 +26385,7 @@
             </w:pPr>
             <w:r>
               <w:rPr>
-                <w:rFonts w:ascii="Calibri" w:hAnsi="Calibri" w:cs="Calibri"/>
+                <w:rFonts w:ascii="Times New Roman" w:hAnsi="Times New Roman" w:cs="Times New Roman"/>
                 <w:sz w:val="22"/>
                 <w:szCs w:val="22"/>
               </w:rPr>
@@ -26451,7 +26409,7 @@
             </w:pPr>
             <w:r>
               <w:rPr>
-                <w:rFonts w:ascii="Calibri" w:hAnsi="Calibri" w:cs="Calibri"/>
+                <w:rFonts w:ascii="Times New Roman" w:hAnsi="Times New Roman" w:cs="Times New Roman"/>
                 <w:sz w:val="22"/>
                 <w:szCs w:val="22"/>
               </w:rPr>
@@ -26459,7 +26417,7 @@
             </w:r>
             <w:r>
               <w:rPr>
-                <w:rFonts w:ascii="Calibri" w:hAnsi="Calibri" w:cs="Calibri"/>
+                <w:rFonts w:ascii="Times New Roman" w:hAnsi="Times New Roman" w:cs="Times New Roman"/>
                 <w:sz w:val="22"/>
                 <w:szCs w:val="22"/>
               </w:rPr>
@@ -26467,7 +26425,7 @@
             </w:r>
             <w:r>
               <w:rPr>
-                <w:rFonts w:ascii="Calibri" w:hAnsi="Calibri" w:cs="Calibri"/>
+                <w:rFonts w:ascii="Times New Roman" w:hAnsi="Times New Roman" w:cs="Times New Roman"/>
                 <w:sz w:val="22"/>
                 <w:szCs w:val="22"/>
               </w:rPr>
@@ -26548,7 +26506,7 @@
             </w:pPr>
             <w:r>
               <w:rPr>
-                <w:rFonts w:ascii="Calibri" w:hAnsi="Calibri" w:cs="Calibri"/>
+                <w:rFonts w:ascii="Times New Roman" w:hAnsi="Times New Roman" w:cs="Times New Roman"/>
                 <w:sz w:val="22"/>
                 <w:szCs w:val="22"/>
               </w:rPr>
@@ -26572,7 +26530,7 @@
             </w:pPr>
             <w:r>
               <w:rPr>
-                <w:rFonts w:ascii="Calibri" w:hAnsi="Calibri" w:cs="Calibri"/>
+                <w:rFonts w:ascii="Times New Roman" w:hAnsi="Times New Roman" w:cs="Times New Roman"/>
                 <w:sz w:val="22"/>
                 <w:szCs w:val="22"/>
               </w:rPr>
@@ -26598,7 +26556,7 @@
             </w:pPr>
             <w:r>
               <w:rPr>
-                <w:rFonts w:ascii="Calibri" w:hAnsi="Calibri" w:cs="Calibri"/>
+                <w:rFonts w:ascii="Times New Roman" w:hAnsi="Times New Roman" w:cs="Times New Roman"/>
                 <w:sz w:val="22"/>
                 <w:szCs w:val="22"/>
               </w:rPr>
@@ -26651,7 +26609,7 @@
             </w:pPr>
             <w:r>
               <w:rPr>
-                <w:rFonts w:ascii="Calibri" w:hAnsi="Calibri" w:cs="Calibri"/>
+                <w:rFonts w:ascii="Times New Roman" w:hAnsi="Times New Roman" w:cs="Times New Roman"/>
                 <w:sz w:val="22"/>
                 <w:szCs w:val="22"/>
               </w:rPr>
@@ -26675,7 +26633,7 @@
             </w:pPr>
             <w:r>
               <w:rPr>
-                <w:rFonts w:ascii="Calibri" w:hAnsi="Calibri" w:cs="Calibri"/>
+                <w:rFonts w:ascii="Times New Roman" w:hAnsi="Times New Roman" w:cs="Times New Roman"/>
                 <w:sz w:val="22"/>
                 <w:szCs w:val="22"/>
               </w:rPr>
@@ -26701,7 +26659,7 @@
             </w:pPr>
             <w:r>
               <w:rPr>
-                <w:rFonts w:ascii="Calibri" w:hAnsi="Calibri" w:cs="Calibri"/>
+                <w:rFonts w:ascii="Times New Roman" w:hAnsi="Times New Roman" w:cs="Times New Roman"/>
                 <w:b/>
                 <w:bCs/>
                 <w:sz w:val="22"/>
@@ -26711,7 +26669,7 @@
             </w:r>
             <w:r>
               <w:rPr>
-                <w:rFonts w:ascii="Calibri" w:hAnsi="Calibri" w:cs="Calibri"/>
+                <w:rFonts w:ascii="Times New Roman" w:hAnsi="Times New Roman" w:cs="Times New Roman"/>
                 <w:b/>
                 <w:bCs/>
                 <w:sz w:val="22"/>
@@ -26766,7 +26724,7 @@
             </w:pPr>
             <w:r>
               <w:rPr>
-                <w:rFonts w:ascii="Calibri" w:hAnsi="Calibri" w:cs="Calibri"/>
+                <w:rFonts w:ascii="Times New Roman" w:hAnsi="Times New Roman" w:cs="Times New Roman"/>
                 <w:sz w:val="22"/>
                 <w:szCs w:val="22"/>
               </w:rPr>
@@ -26774,7 +26732,7 @@
             </w:r>
             <w:r>
               <w:rPr>
-                <w:rFonts w:ascii="Calibri" w:hAnsi="Calibri" w:cs="Calibri"/>
+                <w:rFonts w:ascii="Times New Roman" w:hAnsi="Times New Roman" w:cs="Times New Roman"/>
                 <w:sz w:val="22"/>
                 <w:szCs w:val="22"/>
               </w:rPr>
@@ -26798,7 +26756,7 @@
             </w:pPr>
             <w:r>
               <w:rPr>
-                <w:rFonts w:ascii="Calibri" w:hAnsi="Calibri" w:cs="Calibri"/>
+                <w:rFonts w:ascii="Times New Roman" w:hAnsi="Times New Roman" w:cs="Times New Roman"/>
                 <w:sz w:val="22"/>
                 <w:szCs w:val="22"/>
               </w:rPr>
@@ -26824,7 +26782,7 @@
             </w:pPr>
             <w:r>
               <w:rPr>
-                <w:rFonts w:ascii="Calibri" w:hAnsi="Calibri" w:cs="Calibri"/>
+                <w:rFonts w:ascii="Times New Roman" w:hAnsi="Times New Roman" w:cs="Times New Roman"/>
                 <w:sz w:val="22"/>
                 <w:szCs w:val="22"/>
               </w:rPr>
@@ -26877,7 +26835,7 @@
             </w:pPr>
             <w:r>
               <w:rPr>
-                <w:rFonts w:ascii="Calibri" w:hAnsi="Calibri" w:cs="Calibri"/>
+                <w:rFonts w:ascii="Times New Roman" w:hAnsi="Times New Roman" w:cs="Times New Roman"/>
                 <w:sz w:val="22"/>
                 <w:szCs w:val="22"/>
               </w:rPr>
@@ -26901,7 +26859,7 @@
             </w:pPr>
             <w:r>
               <w:rPr>
-                <w:rFonts w:ascii="Calibri" w:hAnsi="Calibri" w:cs="Calibri"/>
+                <w:rFonts w:ascii="Times New Roman" w:hAnsi="Times New Roman" w:cs="Times New Roman"/>
                 <w:sz w:val="22"/>
                 <w:szCs w:val="22"/>
               </w:rPr>
@@ -27079,7 +27037,7 @@
             </w:pPr>
             <w:r>
               <w:rPr>
-                <w:rFonts w:ascii="Calibri" w:hAnsi="Calibri" w:cs="Calibri"/>
+                <w:rFonts w:ascii="Times New Roman" w:hAnsi="Times New Roman" w:cs="Times New Roman"/>
                 <w:sz w:val="22"/>
                 <w:szCs w:val="22"/>
               </w:rPr>
@@ -27103,7 +27061,7 @@
             </w:pPr>
             <w:r>
               <w:rPr>
-                <w:rFonts w:ascii="Calibri" w:hAnsi="Calibri" w:cs="Calibri"/>
+                <w:rFonts w:ascii="Times New Roman" w:hAnsi="Times New Roman" w:cs="Times New Roman"/>
                 <w:sz w:val="22"/>
                 <w:szCs w:val="22"/>
               </w:rPr>
@@ -27156,7 +27114,7 @@
             </w:pPr>
             <w:r>
               <w:rPr>
-                <w:rFonts w:ascii="Calibri" w:hAnsi="Calibri" w:cs="Calibri"/>
+                <w:rFonts w:ascii="Times New Roman" w:hAnsi="Times New Roman" w:cs="Times New Roman"/>
                 <w:sz w:val="22"/>
                 <w:szCs w:val="22"/>
               </w:rPr>
@@ -27180,7 +27138,7 @@
             </w:pPr>
             <w:r>
               <w:rPr>
-                <w:rFonts w:ascii="Calibri" w:hAnsi="Calibri" w:cs="Calibri"/>
+                <w:rFonts w:ascii="Times New Roman" w:hAnsi="Times New Roman" w:cs="Times New Roman"/>
                 <w:sz w:val="22"/>
                 <w:szCs w:val="22"/>
               </w:rPr>
@@ -27206,7 +27164,7 @@
             </w:pPr>
             <w:r>
               <w:rPr>
-                <w:rFonts w:ascii="Calibri" w:hAnsi="Calibri" w:cs="Calibri"/>
+                <w:rFonts w:ascii="Times New Roman" w:hAnsi="Times New Roman" w:cs="Times New Roman"/>
                 <w:b/>
                 <w:bCs/>
                 <w:sz w:val="22"/>
@@ -27216,7 +27174,7 @@
             </w:r>
             <w:r>
               <w:rPr>
-                <w:rFonts w:ascii="Calibri" w:hAnsi="Calibri" w:cs="Calibri"/>
+                <w:rFonts w:ascii="Times New Roman" w:hAnsi="Times New Roman" w:cs="Times New Roman"/>
                 <w:b/>
                 <w:bCs/>
                 <w:sz w:val="22"/>
@@ -27271,7 +27229,7 @@
             </w:pPr>
             <w:r>
               <w:rPr>
-                <w:rFonts w:ascii="Calibri" w:hAnsi="Calibri" w:cs="Calibri"/>
+                <w:rFonts w:ascii="Times New Roman" w:hAnsi="Times New Roman" w:cs="Times New Roman"/>
                 <w:sz w:val="22"/>
                 <w:szCs w:val="22"/>
               </w:rPr>
@@ -27295,7 +27253,7 @@
             </w:pPr>
             <w:r>
               <w:rPr>
-                <w:rFonts w:ascii="Calibri" w:hAnsi="Calibri" w:cs="Calibri"/>
+                <w:rFonts w:ascii="Times New Roman" w:hAnsi="Times New Roman" w:cs="Times New Roman"/>
                 <w:sz w:val="22"/>
                 <w:szCs w:val="22"/>
               </w:rPr>
@@ -27319,7 +27277,7 @@
             </w:pPr>
             <w:r>
               <w:rPr>
-                <w:rFonts w:ascii="Calibri" w:hAnsi="Calibri" w:cs="Calibri"/>
+                <w:rFonts w:ascii="Times New Roman" w:hAnsi="Times New Roman" w:cs="Times New Roman"/>
                 <w:sz w:val="22"/>
                 <w:szCs w:val="22"/>
               </w:rPr>
@@ -27372,7 +27330,7 @@
             </w:pPr>
             <w:r>
               <w:rPr>
-                <w:rFonts w:ascii="Calibri" w:hAnsi="Calibri" w:cs="Calibri"/>
+                <w:rFonts w:ascii="Times New Roman" w:hAnsi="Times New Roman" w:cs="Times New Roman"/>
                 <w:sz w:val="22"/>
                 <w:szCs w:val="22"/>
               </w:rPr>
@@ -27396,7 +27354,7 @@
             </w:pPr>
             <w:r>
               <w:rPr>
-                <w:rFonts w:ascii="Calibri" w:hAnsi="Calibri" w:cs="Calibri"/>
+                <w:rFonts w:ascii="Times New Roman" w:hAnsi="Times New Roman" w:cs="Times New Roman"/>
                 <w:sz w:val="22"/>
                 <w:szCs w:val="22"/>
               </w:rPr>
@@ -27422,7 +27380,7 @@
             </w:pPr>
             <w:r>
               <w:rPr>
-                <w:rFonts w:ascii="Calibri" w:hAnsi="Calibri" w:cs="Calibri"/>
+                <w:rFonts w:ascii="Times New Roman" w:hAnsi="Times New Roman" w:cs="Times New Roman"/>
                 <w:sz w:val="22"/>
                 <w:szCs w:val="22"/>
               </w:rPr>
@@ -27475,7 +27433,7 @@
             </w:pPr>
             <w:r>
               <w:rPr>
-                <w:rFonts w:ascii="Calibri" w:hAnsi="Calibri" w:cs="Calibri"/>
+                <w:rFonts w:ascii="Times New Roman" w:hAnsi="Times New Roman" w:cs="Times New Roman"/>
                 <w:sz w:val="22"/>
                 <w:szCs w:val="22"/>
               </w:rPr>
@@ -27499,7 +27457,7 @@
             </w:pPr>
             <w:r>
               <w:rPr>
-                <w:rFonts w:ascii="Calibri" w:hAnsi="Calibri" w:cs="Calibri"/>
+                <w:rFonts w:ascii="Times New Roman" w:hAnsi="Times New Roman" w:cs="Times New Roman"/>
                 <w:sz w:val="22"/>
                 <w:szCs w:val="22"/>
               </w:rPr>
@@ -27525,7 +27483,7 @@
             </w:pPr>
             <w:r>
               <w:rPr>
-                <w:rFonts w:ascii="Calibri" w:hAnsi="Calibri" w:cs="Calibri"/>
+                <w:rFonts w:ascii="Times New Roman" w:hAnsi="Times New Roman" w:cs="Times New Roman"/>
                 <w:b/>
                 <w:bCs/>
                 <w:sz w:val="22"/>
@@ -27535,7 +27493,7 @@
             </w:r>
             <w:r>
               <w:rPr>
-                <w:rFonts w:ascii="Calibri" w:hAnsi="Calibri" w:cs="Calibri"/>
+                <w:rFonts w:ascii="Times New Roman" w:hAnsi="Times New Roman" w:cs="Times New Roman"/>
                 <w:b/>
                 <w:bCs/>
                 <w:sz w:val="22"/>
@@ -27570,7 +27528,6 @@
                 <w:sz w:val="22"/>
                 <w:szCs w:val="22"/>
               </w:rPr>
-              <w:lastRenderedPageBreak/>
               <w:t>Occult</w:t>
             </w:r>
           </w:p>
@@ -27615,7 +27572,7 @@
             </w:pPr>
             <w:r>
               <w:rPr>
-                <w:rFonts w:ascii="Calibri" w:hAnsi="Calibri" w:cs="Calibri"/>
+                <w:rFonts w:ascii="Times New Roman" w:hAnsi="Times New Roman" w:cs="Times New Roman"/>
                 <w:sz w:val="22"/>
                 <w:szCs w:val="22"/>
               </w:rPr>
@@ -27639,7 +27596,7 @@
             </w:pPr>
             <w:r>
               <w:rPr>
-                <w:rFonts w:ascii="Calibri" w:hAnsi="Calibri" w:cs="Calibri"/>
+                <w:rFonts w:ascii="Times New Roman" w:hAnsi="Times New Roman" w:cs="Times New Roman"/>
                 <w:sz w:val="22"/>
                 <w:szCs w:val="22"/>
               </w:rPr>
@@ -27687,7 +27644,7 @@
             </w:pPr>
             <w:r>
               <w:rPr>
-                <w:rFonts w:ascii="Calibri" w:hAnsi="Calibri" w:cs="Calibri"/>
+                <w:rFonts w:ascii="Times New Roman" w:hAnsi="Times New Roman" w:cs="Times New Roman"/>
                 <w:sz w:val="22"/>
                 <w:szCs w:val="22"/>
               </w:rPr>
@@ -27711,7 +27668,7 @@
             </w:pPr>
             <w:r>
               <w:rPr>
-                <w:rFonts w:ascii="Calibri" w:hAnsi="Calibri" w:cs="Calibri"/>
+                <w:rFonts w:ascii="Times New Roman" w:hAnsi="Times New Roman" w:cs="Times New Roman"/>
                 <w:sz w:val="22"/>
                 <w:szCs w:val="22"/>
               </w:rPr>
@@ -27737,7 +27694,7 @@
             </w:pPr>
             <w:r>
               <w:rPr>
-                <w:rFonts w:ascii="Calibri" w:hAnsi="Calibri" w:cs="Calibri"/>
+                <w:rFonts w:ascii="Times New Roman" w:hAnsi="Times New Roman" w:cs="Times New Roman"/>
                 <w:b/>
                 <w:bCs/>
                 <w:sz w:val="22"/>
@@ -27747,7 +27704,7 @@
             </w:r>
             <w:r>
               <w:rPr>
-                <w:rFonts w:ascii="Calibri" w:hAnsi="Calibri" w:cs="Calibri"/>
+                <w:rFonts w:ascii="Times New Roman" w:hAnsi="Times New Roman" w:cs="Times New Roman"/>
                 <w:b/>
                 <w:bCs/>
                 <w:sz w:val="22"/>
@@ -27797,7 +27754,7 @@
             </w:pPr>
             <w:r>
               <w:rPr>
-                <w:rFonts w:ascii="Calibri" w:hAnsi="Calibri" w:cs="Calibri"/>
+                <w:rFonts w:ascii="Times New Roman" w:hAnsi="Times New Roman" w:cs="Times New Roman"/>
                 <w:sz w:val="22"/>
                 <w:szCs w:val="22"/>
               </w:rPr>
@@ -27821,7 +27778,7 @@
             </w:pPr>
             <w:r>
               <w:rPr>
-                <w:rFonts w:ascii="Calibri" w:hAnsi="Calibri" w:cs="Calibri"/>
+                <w:rFonts w:ascii="Times New Roman" w:hAnsi="Times New Roman" w:cs="Times New Roman"/>
                 <w:sz w:val="22"/>
                 <w:szCs w:val="22"/>
               </w:rPr>
@@ -27847,7 +27804,7 @@
             </w:pPr>
             <w:r>
               <w:rPr>
-                <w:rFonts w:ascii="Calibri" w:hAnsi="Calibri" w:cs="Calibri"/>
+                <w:rFonts w:ascii="Times New Roman" w:hAnsi="Times New Roman" w:cs="Times New Roman"/>
                 <w:b/>
                 <w:bCs/>
                 <w:sz w:val="22"/>
@@ -27857,7 +27814,7 @@
             </w:r>
             <w:r>
               <w:rPr>
-                <w:rFonts w:ascii="Calibri" w:hAnsi="Calibri" w:cs="Calibri"/>
+                <w:rFonts w:ascii="Times New Roman" w:hAnsi="Times New Roman" w:cs="Times New Roman"/>
                 <w:b/>
                 <w:bCs/>
                 <w:sz w:val="22"/>
@@ -27907,7 +27864,7 @@
             </w:pPr>
             <w:r>
               <w:rPr>
-                <w:rFonts w:ascii="Calibri" w:hAnsi="Calibri" w:cs="Calibri"/>
+                <w:rFonts w:ascii="Times New Roman" w:hAnsi="Times New Roman" w:cs="Times New Roman"/>
                 <w:sz w:val="22"/>
                 <w:szCs w:val="22"/>
               </w:rPr>
@@ -27931,7 +27888,7 @@
             </w:pPr>
             <w:r>
               <w:rPr>
-                <w:rFonts w:ascii="Calibri" w:hAnsi="Calibri" w:cs="Calibri"/>
+                <w:rFonts w:ascii="Times New Roman" w:hAnsi="Times New Roman" w:cs="Times New Roman"/>
                 <w:sz w:val="22"/>
                 <w:szCs w:val="22"/>
               </w:rPr>
@@ -27957,7 +27914,7 @@
             </w:pPr>
             <w:r>
               <w:rPr>
-                <w:rFonts w:ascii="Calibri" w:hAnsi="Calibri" w:cs="Calibri"/>
+                <w:rFonts w:ascii="Times New Roman" w:hAnsi="Times New Roman" w:cs="Times New Roman"/>
                 <w:sz w:val="22"/>
                 <w:szCs w:val="22"/>
               </w:rPr>
@@ -28005,7 +27962,7 @@
             </w:pPr>
             <w:r>
               <w:rPr>
-                <w:rFonts w:ascii="Calibri" w:hAnsi="Calibri" w:cs="Calibri"/>
+                <w:rFonts w:ascii="Times New Roman" w:hAnsi="Times New Roman" w:cs="Times New Roman"/>
                 <w:sz w:val="22"/>
                 <w:szCs w:val="22"/>
               </w:rPr>
@@ -28029,7 +27986,7 @@
             </w:pPr>
             <w:r>
               <w:rPr>
-                <w:rFonts w:ascii="Calibri" w:hAnsi="Calibri" w:cs="Calibri"/>
+                <w:rFonts w:ascii="Times New Roman" w:hAnsi="Times New Roman" w:cs="Times New Roman"/>
                 <w:sz w:val="22"/>
                 <w:szCs w:val="22"/>
               </w:rPr>
@@ -28055,7 +28012,7 @@
             </w:pPr>
             <w:r>
               <w:rPr>
-                <w:rFonts w:ascii="Calibri" w:hAnsi="Calibri" w:cs="Calibri"/>
+                <w:rFonts w:ascii="Times New Roman" w:hAnsi="Times New Roman" w:cs="Times New Roman"/>
                 <w:b/>
                 <w:bCs/>
                 <w:sz w:val="22"/>
@@ -28065,7 +28022,7 @@
             </w:r>
             <w:r>
               <w:rPr>
-                <w:rFonts w:ascii="Calibri" w:hAnsi="Calibri" w:cs="Calibri"/>
+                <w:rFonts w:ascii="Times New Roman" w:hAnsi="Times New Roman" w:cs="Times New Roman"/>
                 <w:b/>
                 <w:bCs/>
                 <w:sz w:val="22"/>
@@ -28115,7 +28072,7 @@
             </w:pPr>
             <w:r>
               <w:rPr>
-                <w:rFonts w:ascii="Calibri" w:hAnsi="Calibri" w:cs="Calibri"/>
+                <w:rFonts w:ascii="Times New Roman" w:hAnsi="Times New Roman" w:cs="Times New Roman"/>
                 <w:sz w:val="22"/>
                 <w:szCs w:val="22"/>
               </w:rPr>
@@ -28123,7 +28080,7 @@
             </w:r>
             <w:r>
               <w:rPr>
-                <w:rFonts w:ascii="Calibri" w:hAnsi="Calibri" w:cs="Calibri"/>
+                <w:rFonts w:ascii="Times New Roman" w:hAnsi="Times New Roman" w:cs="Times New Roman"/>
                 <w:sz w:val="22"/>
                 <w:szCs w:val="22"/>
               </w:rPr>
@@ -28147,7 +28104,7 @@
             </w:pPr>
             <w:r>
               <w:rPr>
-                <w:rFonts w:ascii="Calibri" w:hAnsi="Calibri" w:cs="Calibri"/>
+                <w:rFonts w:ascii="Times New Roman" w:hAnsi="Times New Roman" w:cs="Times New Roman"/>
                 <w:sz w:val="22"/>
                 <w:szCs w:val="22"/>
               </w:rPr>
@@ -28155,7 +28112,7 @@
             </w:r>
             <w:r>
               <w:rPr>
-                <w:rFonts w:ascii="Calibri" w:hAnsi="Calibri" w:cs="Calibri"/>
+                <w:rFonts w:ascii="Times New Roman" w:hAnsi="Times New Roman" w:cs="Times New Roman"/>
                 <w:sz w:val="22"/>
                 <w:szCs w:val="22"/>
               </w:rPr>
@@ -28163,7 +28120,7 @@
             </w:r>
             <w:r>
               <w:rPr>
-                <w:rFonts w:ascii="Calibri" w:hAnsi="Calibri" w:cs="Calibri"/>
+                <w:rFonts w:ascii="Times New Roman" w:hAnsi="Times New Roman" w:cs="Times New Roman"/>
                 <w:sz w:val="22"/>
                 <w:szCs w:val="22"/>
               </w:rPr>
@@ -28189,7 +28146,7 @@
             </w:pPr>
             <w:r>
               <w:rPr>
-                <w:rFonts w:ascii="Calibri" w:hAnsi="Calibri" w:cs="Calibri"/>
+                <w:rFonts w:ascii="Times New Roman" w:hAnsi="Times New Roman" w:cs="Times New Roman"/>
                 <w:sz w:val="22"/>
                 <w:szCs w:val="22"/>
               </w:rPr>
@@ -28237,7 +28194,7 @@
             </w:pPr>
             <w:r>
               <w:rPr>
-                <w:rFonts w:ascii="Calibri" w:hAnsi="Calibri" w:cs="Calibri"/>
+                <w:rFonts w:ascii="Times New Roman" w:hAnsi="Times New Roman" w:cs="Times New Roman"/>
                 <w:sz w:val="22"/>
                 <w:szCs w:val="22"/>
               </w:rPr>
@@ -28261,7 +28218,7 @@
             </w:pPr>
             <w:r>
               <w:rPr>
-                <w:rFonts w:ascii="Calibri" w:hAnsi="Calibri" w:cs="Calibri"/>
+                <w:rFonts w:ascii="Times New Roman" w:hAnsi="Times New Roman" w:cs="Times New Roman"/>
                 <w:sz w:val="22"/>
                 <w:szCs w:val="22"/>
               </w:rPr>
@@ -28285,7 +28242,7 @@
             </w:pPr>
             <w:r>
               <w:rPr>
-                <w:rFonts w:ascii="Calibri" w:hAnsi="Calibri" w:cs="Calibri"/>
+                <w:rFonts w:ascii="Times New Roman" w:hAnsi="Times New Roman" w:cs="Times New Roman"/>
                 <w:sz w:val="22"/>
                 <w:szCs w:val="22"/>
               </w:rPr>
@@ -28333,7 +28290,7 @@
             </w:pPr>
             <w:r>
               <w:rPr>
-                <w:rFonts w:ascii="Calibri" w:hAnsi="Calibri" w:cs="Calibri"/>
+                <w:rFonts w:ascii="Times New Roman" w:hAnsi="Times New Roman" w:cs="Times New Roman"/>
                 <w:sz w:val="22"/>
                 <w:szCs w:val="22"/>
               </w:rPr>
@@ -28357,7 +28314,7 @@
             </w:pPr>
             <w:r>
               <w:rPr>
-                <w:rFonts w:ascii="Calibri" w:hAnsi="Calibri" w:cs="Calibri"/>
+                <w:rFonts w:ascii="Times New Roman" w:hAnsi="Times New Roman" w:cs="Times New Roman"/>
                 <w:sz w:val="22"/>
                 <w:szCs w:val="22"/>
               </w:rPr>
@@ -28381,7 +28338,7 @@
             </w:pPr>
             <w:r>
               <w:rPr>
-                <w:rFonts w:ascii="Calibri" w:hAnsi="Calibri" w:cs="Calibri"/>
+                <w:rFonts w:ascii="Times New Roman" w:hAnsi="Times New Roman" w:cs="Times New Roman"/>
                 <w:sz w:val="22"/>
                 <w:szCs w:val="22"/>
               </w:rPr>
@@ -28429,7 +28386,7 @@
             </w:pPr>
             <w:r>
               <w:rPr>
-                <w:rFonts w:ascii="Calibri" w:hAnsi="Calibri" w:cs="Calibri"/>
+                <w:rFonts w:ascii="Times New Roman" w:hAnsi="Times New Roman" w:cs="Times New Roman"/>
                 <w:sz w:val="22"/>
                 <w:szCs w:val="22"/>
               </w:rPr>
@@ -28453,7 +28410,7 @@
             </w:pPr>
             <w:r>
               <w:rPr>
-                <w:rFonts w:ascii="Calibri" w:hAnsi="Calibri" w:cs="Calibri"/>
+                <w:rFonts w:ascii="Times New Roman" w:hAnsi="Times New Roman" w:cs="Times New Roman"/>
                 <w:sz w:val="22"/>
                 <w:szCs w:val="22"/>
               </w:rPr>
@@ -28479,7 +28436,7 @@
             </w:pPr>
             <w:r>
               <w:rPr>
-                <w:rFonts w:ascii="Calibri" w:hAnsi="Calibri" w:cs="Calibri"/>
+                <w:rFonts w:ascii="Times New Roman" w:hAnsi="Times New Roman" w:cs="Times New Roman"/>
                 <w:b/>
                 <w:bCs/>
                 <w:sz w:val="22"/>
@@ -28489,7 +28446,7 @@
             </w:r>
             <w:r>
               <w:rPr>
-                <w:rFonts w:ascii="Calibri" w:hAnsi="Calibri" w:cs="Calibri"/>
+                <w:rFonts w:ascii="Times New Roman" w:hAnsi="Times New Roman" w:cs="Times New Roman"/>
                 <w:b/>
                 <w:bCs/>
                 <w:sz w:val="22"/>
@@ -28539,7 +28496,7 @@
             </w:pPr>
             <w:r>
               <w:rPr>
-                <w:rFonts w:ascii="Calibri" w:hAnsi="Calibri" w:cs="Calibri"/>
+                <w:rFonts w:ascii="Times New Roman" w:hAnsi="Times New Roman" w:cs="Times New Roman"/>
                 <w:sz w:val="22"/>
                 <w:szCs w:val="22"/>
               </w:rPr>
@@ -28563,7 +28520,7 @@
             </w:pPr>
             <w:r>
               <w:rPr>
-                <w:rFonts w:ascii="Calibri" w:hAnsi="Calibri" w:cs="Calibri"/>
+                <w:rFonts w:ascii="Times New Roman" w:hAnsi="Times New Roman" w:cs="Times New Roman"/>
                 <w:sz w:val="22"/>
                 <w:szCs w:val="22"/>
               </w:rPr>
@@ -28589,7 +28546,7 @@
             </w:pPr>
             <w:r>
               <w:rPr>
-                <w:rFonts w:ascii="Calibri" w:hAnsi="Calibri" w:cs="Calibri"/>
+                <w:rFonts w:ascii="Times New Roman" w:hAnsi="Times New Roman" w:cs="Times New Roman"/>
                 <w:b/>
                 <w:bCs/>
                 <w:sz w:val="22"/>
@@ -28599,7 +28556,7 @@
             </w:r>
             <w:r>
               <w:rPr>
-                <w:rFonts w:ascii="Calibri" w:hAnsi="Calibri" w:cs="Calibri"/>
+                <w:rFonts w:ascii="Times New Roman" w:hAnsi="Times New Roman" w:cs="Times New Roman"/>
                 <w:b/>
                 <w:bCs/>
                 <w:sz w:val="22"/>
@@ -28629,6 +28586,7 @@
                 <w:sz w:val="22"/>
                 <w:szCs w:val="22"/>
               </w:rPr>
+              <w:lastRenderedPageBreak/>
               <w:t>Other CNS Metastases</w:t>
             </w:r>
           </w:p>
@@ -28649,7 +28607,7 @@
             </w:pPr>
             <w:r>
               <w:rPr>
-                <w:rFonts w:ascii="Calibri" w:hAnsi="Calibri" w:cs="Calibri"/>
+                <w:rFonts w:ascii="Times New Roman" w:hAnsi="Times New Roman" w:cs="Times New Roman"/>
                 <w:sz w:val="22"/>
                 <w:szCs w:val="22"/>
               </w:rPr>
@@ -28657,7 +28615,7 @@
             </w:r>
             <w:r>
               <w:rPr>
-                <w:rFonts w:ascii="Calibri" w:hAnsi="Calibri" w:cs="Calibri"/>
+                <w:rFonts w:ascii="Times New Roman" w:hAnsi="Times New Roman" w:cs="Times New Roman"/>
                 <w:sz w:val="22"/>
                 <w:szCs w:val="22"/>
               </w:rPr>
@@ -28681,7 +28639,7 @@
             </w:pPr>
             <w:r>
               <w:rPr>
-                <w:rFonts w:ascii="Calibri" w:hAnsi="Calibri" w:cs="Calibri"/>
+                <w:rFonts w:ascii="Times New Roman" w:hAnsi="Times New Roman" w:cs="Times New Roman"/>
                 <w:sz w:val="22"/>
                 <w:szCs w:val="22"/>
               </w:rPr>
@@ -28705,7 +28663,7 @@
             </w:pPr>
             <w:r>
               <w:rPr>
-                <w:rFonts w:ascii="Calibri" w:hAnsi="Calibri" w:cs="Calibri"/>
+                <w:rFonts w:ascii="Times New Roman" w:hAnsi="Times New Roman" w:cs="Times New Roman"/>
                 <w:sz w:val="22"/>
                 <w:szCs w:val="22"/>
               </w:rPr>
@@ -28753,7 +28711,7 @@
             </w:pPr>
             <w:r>
               <w:rPr>
-                <w:rFonts w:ascii="Calibri" w:hAnsi="Calibri" w:cs="Calibri"/>
+                <w:rFonts w:ascii="Times New Roman" w:hAnsi="Times New Roman" w:cs="Times New Roman"/>
                 <w:sz w:val="22"/>
                 <w:szCs w:val="22"/>
               </w:rPr>
@@ -28777,7 +28735,7 @@
             </w:pPr>
             <w:r>
               <w:rPr>
-                <w:rFonts w:ascii="Calibri" w:hAnsi="Calibri" w:cs="Calibri"/>
+                <w:rFonts w:ascii="Times New Roman" w:hAnsi="Times New Roman" w:cs="Times New Roman"/>
                 <w:sz w:val="22"/>
                 <w:szCs w:val="22"/>
               </w:rPr>
@@ -28803,7 +28761,7 @@
             </w:pPr>
             <w:r>
               <w:rPr>
-                <w:rFonts w:ascii="Calibri" w:hAnsi="Calibri" w:cs="Calibri"/>
+                <w:rFonts w:ascii="Times New Roman" w:hAnsi="Times New Roman" w:cs="Times New Roman"/>
                 <w:b/>
                 <w:bCs/>
                 <w:sz w:val="22"/>
@@ -28813,7 +28771,7 @@
             </w:r>
             <w:r>
               <w:rPr>
-                <w:rFonts w:ascii="Calibri" w:hAnsi="Calibri" w:cs="Calibri"/>
+                <w:rFonts w:ascii="Times New Roman" w:hAnsi="Times New Roman" w:cs="Times New Roman"/>
                 <w:b/>
                 <w:bCs/>
                 <w:sz w:val="22"/>
@@ -28863,7 +28821,7 @@
             </w:pPr>
             <w:r>
               <w:rPr>
-                <w:rFonts w:ascii="Calibri" w:hAnsi="Calibri" w:cs="Calibri"/>
+                <w:rFonts w:ascii="Times New Roman" w:hAnsi="Times New Roman" w:cs="Times New Roman"/>
                 <w:sz w:val="22"/>
                 <w:szCs w:val="22"/>
               </w:rPr>
@@ -28887,7 +28845,7 @@
             </w:pPr>
             <w:r>
               <w:rPr>
-                <w:rFonts w:ascii="Calibri" w:hAnsi="Calibri" w:cs="Calibri"/>
+                <w:rFonts w:ascii="Times New Roman" w:hAnsi="Times New Roman" w:cs="Times New Roman"/>
                 <w:sz w:val="22"/>
                 <w:szCs w:val="22"/>
               </w:rPr>
@@ -28911,7 +28869,7 @@
             </w:pPr>
             <w:r>
               <w:rPr>
-                <w:rFonts w:ascii="Calibri" w:hAnsi="Calibri" w:cs="Calibri"/>
+                <w:rFonts w:ascii="Times New Roman" w:hAnsi="Times New Roman" w:cs="Times New Roman"/>
                 <w:sz w:val="22"/>
                 <w:szCs w:val="22"/>
               </w:rPr>
@@ -28959,7 +28917,7 @@
             </w:pPr>
             <w:r>
               <w:rPr>
-                <w:rFonts w:ascii="Calibri" w:hAnsi="Calibri" w:cs="Calibri"/>
+                <w:rFonts w:ascii="Times New Roman" w:hAnsi="Times New Roman" w:cs="Times New Roman"/>
                 <w:sz w:val="22"/>
                 <w:szCs w:val="22"/>
               </w:rPr>
@@ -28983,7 +28941,7 @@
             </w:pPr>
             <w:r>
               <w:rPr>
-                <w:rFonts w:ascii="Calibri" w:hAnsi="Calibri" w:cs="Calibri"/>
+                <w:rFonts w:ascii="Times New Roman" w:hAnsi="Times New Roman" w:cs="Times New Roman"/>
                 <w:sz w:val="22"/>
                 <w:szCs w:val="22"/>
               </w:rPr>
@@ -29009,7 +28967,7 @@
             </w:pPr>
             <w:r>
               <w:rPr>
-                <w:rFonts w:ascii="Calibri" w:hAnsi="Calibri" w:cs="Calibri"/>
+                <w:rFonts w:ascii="Times New Roman" w:hAnsi="Times New Roman" w:cs="Times New Roman"/>
                 <w:b/>
                 <w:bCs/>
                 <w:sz w:val="22"/>
@@ -29019,7 +28977,7 @@
             </w:r>
             <w:r>
               <w:rPr>
-                <w:rFonts w:ascii="Calibri" w:hAnsi="Calibri" w:cs="Calibri"/>
+                <w:rFonts w:ascii="Times New Roman" w:hAnsi="Times New Roman" w:cs="Times New Roman"/>
                 <w:b/>
                 <w:bCs/>
                 <w:sz w:val="22"/>
@@ -29069,7 +29027,7 @@
             </w:pPr>
             <w:r>
               <w:rPr>
-                <w:rFonts w:ascii="Calibri" w:hAnsi="Calibri" w:cs="Calibri"/>
+                <w:rFonts w:ascii="Times New Roman" w:hAnsi="Times New Roman" w:cs="Times New Roman"/>
                 <w:sz w:val="22"/>
                 <w:szCs w:val="22"/>
               </w:rPr>
@@ -29093,7 +29051,7 @@
             </w:pPr>
             <w:r>
               <w:rPr>
-                <w:rFonts w:ascii="Calibri" w:hAnsi="Calibri" w:cs="Calibri"/>
+                <w:rFonts w:ascii="Times New Roman" w:hAnsi="Times New Roman" w:cs="Times New Roman"/>
                 <w:sz w:val="22"/>
                 <w:szCs w:val="22"/>
               </w:rPr>
@@ -29117,7 +29075,7 @@
             </w:pPr>
             <w:r>
               <w:rPr>
-                <w:rFonts w:ascii="Calibri" w:hAnsi="Calibri" w:cs="Calibri"/>
+                <w:rFonts w:ascii="Times New Roman" w:hAnsi="Times New Roman" w:cs="Times New Roman"/>
                 <w:sz w:val="22"/>
                 <w:szCs w:val="22"/>
               </w:rPr>
@@ -29165,7 +29123,7 @@
             </w:pPr>
             <w:r>
               <w:rPr>
-                <w:rFonts w:ascii="Calibri" w:hAnsi="Calibri" w:cs="Calibri"/>
+                <w:rFonts w:ascii="Times New Roman" w:hAnsi="Times New Roman" w:cs="Times New Roman"/>
                 <w:sz w:val="22"/>
                 <w:szCs w:val="22"/>
               </w:rPr>
@@ -29189,7 +29147,7 @@
             </w:pPr>
             <w:r>
               <w:rPr>
-                <w:rFonts w:ascii="Calibri" w:hAnsi="Calibri" w:cs="Calibri"/>
+                <w:rFonts w:ascii="Times New Roman" w:hAnsi="Times New Roman" w:cs="Times New Roman"/>
                 <w:sz w:val="22"/>
                 <w:szCs w:val="22"/>
               </w:rPr>
@@ -29197,7 +29155,7 @@
             </w:r>
             <w:r>
               <w:rPr>
-                <w:rFonts w:ascii="Calibri" w:hAnsi="Calibri" w:cs="Calibri"/>
+                <w:rFonts w:ascii="Times New Roman" w:hAnsi="Times New Roman" w:cs="Times New Roman"/>
                 <w:sz w:val="22"/>
                 <w:szCs w:val="22"/>
               </w:rPr>
@@ -29205,7 +29163,7 @@
             </w:r>
             <w:r>
               <w:rPr>
-                <w:rFonts w:ascii="Calibri" w:hAnsi="Calibri" w:cs="Calibri"/>
+                <w:rFonts w:ascii="Times New Roman" w:hAnsi="Times New Roman" w:cs="Times New Roman"/>
                 <w:sz w:val="22"/>
                 <w:szCs w:val="22"/>
               </w:rPr>
@@ -29229,7 +29187,7 @@
             </w:pPr>
             <w:r>
               <w:rPr>
-                <w:rFonts w:ascii="Calibri" w:hAnsi="Calibri" w:cs="Calibri"/>
+                <w:rFonts w:ascii="Times New Roman" w:hAnsi="Times New Roman" w:cs="Times New Roman"/>
                 <w:sz w:val="22"/>
                 <w:szCs w:val="22"/>
               </w:rPr>
@@ -29277,7 +29235,7 @@
             </w:pPr>
             <w:r>
               <w:rPr>
-                <w:rFonts w:ascii="Calibri" w:hAnsi="Calibri" w:cs="Calibri"/>
+                <w:rFonts w:ascii="Times New Roman" w:hAnsi="Times New Roman" w:cs="Times New Roman"/>
                 <w:sz w:val="22"/>
                 <w:szCs w:val="22"/>
               </w:rPr>
@@ -29301,7 +29259,7 @@
             </w:pPr>
             <w:r>
               <w:rPr>
-                <w:rFonts w:ascii="Calibri" w:hAnsi="Calibri" w:cs="Calibri"/>
+                <w:rFonts w:ascii="Times New Roman" w:hAnsi="Times New Roman" w:cs="Times New Roman"/>
                 <w:sz w:val="22"/>
                 <w:szCs w:val="22"/>
               </w:rPr>
@@ -29309,7 +29267,7 @@
             </w:r>
             <w:r>
               <w:rPr>
-                <w:rFonts w:ascii="Calibri" w:hAnsi="Calibri" w:cs="Calibri"/>
+                <w:rFonts w:ascii="Times New Roman" w:hAnsi="Times New Roman" w:cs="Times New Roman"/>
                 <w:sz w:val="22"/>
                 <w:szCs w:val="22"/>
               </w:rPr>
@@ -29317,7 +29275,7 @@
             </w:r>
             <w:r>
               <w:rPr>
-                <w:rFonts w:ascii="Calibri" w:hAnsi="Calibri" w:cs="Calibri"/>
+                <w:rFonts w:ascii="Times New Roman" w:hAnsi="Times New Roman" w:cs="Times New Roman"/>
                 <w:sz w:val="22"/>
                 <w:szCs w:val="22"/>
               </w:rPr>
@@ -29343,7 +29301,7 @@
             </w:pPr>
             <w:r>
               <w:rPr>
-                <w:rFonts w:ascii="Calibri" w:hAnsi="Calibri" w:cs="Calibri"/>
+                <w:rFonts w:ascii="Times New Roman" w:hAnsi="Times New Roman" w:cs="Times New Roman"/>
                 <w:sz w:val="22"/>
                 <w:szCs w:val="22"/>
               </w:rPr>
@@ -29391,7 +29349,7 @@
             </w:pPr>
             <w:r>
               <w:rPr>
-                <w:rFonts w:ascii="Calibri" w:hAnsi="Calibri" w:cs="Calibri"/>
+                <w:rFonts w:ascii="Times New Roman" w:hAnsi="Times New Roman" w:cs="Times New Roman"/>
                 <w:sz w:val="22"/>
                 <w:szCs w:val="22"/>
               </w:rPr>
@@ -29415,7 +29373,7 @@
             </w:pPr>
             <w:r>
               <w:rPr>
-                <w:rFonts w:ascii="Calibri" w:hAnsi="Calibri" w:cs="Calibri"/>
+                <w:rFonts w:ascii="Times New Roman" w:hAnsi="Times New Roman" w:cs="Times New Roman"/>
                 <w:sz w:val="22"/>
                 <w:szCs w:val="22"/>
               </w:rPr>
@@ -29439,7 +29397,7 @@
             </w:pPr>
             <w:r>
               <w:rPr>
-                <w:rFonts w:ascii="Calibri" w:hAnsi="Calibri" w:cs="Calibri"/>
+                <w:rFonts w:ascii="Times New Roman" w:hAnsi="Times New Roman" w:cs="Times New Roman"/>
                 <w:sz w:val="22"/>
                 <w:szCs w:val="22"/>
               </w:rPr>
@@ -29487,7 +29445,7 @@
             </w:pPr>
             <w:r>
               <w:rPr>
-                <w:rFonts w:ascii="Calibri" w:hAnsi="Calibri" w:cs="Calibri"/>
+                <w:rFonts w:ascii="Times New Roman" w:hAnsi="Times New Roman" w:cs="Times New Roman"/>
                 <w:sz w:val="22"/>
                 <w:szCs w:val="22"/>
               </w:rPr>
@@ -29511,7 +29469,7 @@
             </w:pPr>
             <w:r>
               <w:rPr>
-                <w:rFonts w:ascii="Calibri" w:hAnsi="Calibri" w:cs="Calibri"/>
+                <w:rFonts w:ascii="Times New Roman" w:hAnsi="Times New Roman" w:cs="Times New Roman"/>
                 <w:sz w:val="22"/>
                 <w:szCs w:val="22"/>
               </w:rPr>
@@ -29535,7 +29493,7 @@
             </w:pPr>
             <w:r>
               <w:rPr>
-                <w:rFonts w:ascii="Calibri" w:hAnsi="Calibri" w:cs="Calibri"/>
+                <w:rFonts w:ascii="Times New Roman" w:hAnsi="Times New Roman" w:cs="Times New Roman"/>
                 <w:sz w:val="22"/>
                 <w:szCs w:val="22"/>
               </w:rPr>
@@ -29636,13 +29594,6 @@
         </w:rPr>
         <w:t>* = significant at the 0.05 level. **=significant at the 0.01 level.</w:t>
       </w:r>
-    </w:p>
-    <w:p>
-      <w:pPr>
-        <w:rPr>
-          <w:rFonts w:ascii="Times New Roman" w:hAnsi="Times New Roman" w:cs="Times New Roman"/>
-        </w:rPr>
-      </w:pPr>
     </w:p>
     <w:p>
       <w:pPr>
@@ -29664,16 +29615,18 @@
         <w:tblLook w:val="04A0" w:firstRow="1" w:lastRow="0" w:firstColumn="1" w:lastColumn="0" w:noHBand="0" w:noVBand="1"/>
       </w:tblPr>
       <w:tblGrid>
-        <w:gridCol w:w="2790"/>
-        <w:gridCol w:w="2656"/>
-        <w:gridCol w:w="1056"/>
-        <w:gridCol w:w="2413"/>
-        <w:gridCol w:w="987"/>
+        <w:gridCol w:w="1575"/>
+        <w:gridCol w:w="1096"/>
+        <w:gridCol w:w="749"/>
+        <w:gridCol w:w="2070"/>
+        <w:gridCol w:w="1170"/>
+        <w:gridCol w:w="2075"/>
+        <w:gridCol w:w="1167"/>
       </w:tblGrid>
       <w:tr>
         <w:tc>
           <w:tcPr>
-            <w:tcW w:w="2790" w:type="dxa"/>
+            <w:tcW w:w="1575" w:type="dxa"/>
           </w:tcPr>
           <w:p>
             <w:pPr>
@@ -29704,7 +29657,7 @@
         </w:tc>
         <w:tc>
           <w:tcPr>
-            <w:tcW w:w="2656" w:type="dxa"/>
+            <w:tcW w:w="1096" w:type="dxa"/>
           </w:tcPr>
           <w:p>
             <w:pPr>
@@ -29715,9 +29668,9 @@
                 <w:bCs/>
                 <w:sz w:val="22"/>
                 <w:szCs w:val="22"/>
-                <w:lang w:val="it-IT"/>
-              </w:rPr>
-            </w:pPr>
+              </w:rPr>
+            </w:pPr>
+            <w:proofErr w:type="spellStart"/>
             <w:r>
               <w:rPr>
                 <w:rFonts w:ascii="Times New Roman" w:hAnsi="Times New Roman" w:cs="Times New Roman"/>
@@ -29725,19 +29678,10 @@
                 <w:bCs/>
                 <w:sz w:val="22"/>
                 <w:szCs w:val="22"/>
-                <w:lang w:val="it-IT"/>
-              </w:rPr>
-              <w:t>ATE IPW (95% CI)</w:t>
-            </w:r>
-          </w:p>
-        </w:tc>
-        <w:tc>
-          <w:tcPr>
-            <w:tcW w:w="1056" w:type="dxa"/>
-          </w:tcPr>
-          <w:p>
-            <w:pPr>
-              <w:jc w:val="center"/>
+              </w:rPr>
+              <w:t>N</w:t>
+            </w:r>
+            <w:r>
               <w:rPr>
                 <w:rFonts w:ascii="Times New Roman" w:hAnsi="Times New Roman" w:cs="Times New Roman"/>
                 <w:b/>
@@ -29745,8 +29689,18 @@
                 <w:sz w:val="22"/>
                 <w:szCs w:val="22"/>
               </w:rPr>
-            </w:pPr>
-            <w:r>
+              <w:t>_chemo</w:t>
+            </w:r>
+            <w:proofErr w:type="spellEnd"/>
+          </w:p>
+        </w:tc>
+        <w:tc>
+          <w:tcPr>
+            <w:tcW w:w="749" w:type="dxa"/>
+          </w:tcPr>
+          <w:p>
+            <w:pPr>
+              <w:jc w:val="center"/>
               <w:rPr>
                 <w:rFonts w:ascii="Times New Roman" w:hAnsi="Times New Roman" w:cs="Times New Roman"/>
                 <w:b/>
@@ -29754,17 +29708,8 @@
                 <w:sz w:val="22"/>
                 <w:szCs w:val="22"/>
               </w:rPr>
-              <w:t>p-value</w:t>
-            </w:r>
-          </w:p>
-        </w:tc>
-        <w:tc>
-          <w:tcPr>
-            <w:tcW w:w="2413" w:type="dxa"/>
-          </w:tcPr>
-          <w:p>
-            <w:pPr>
-              <w:jc w:val="center"/>
+            </w:pPr>
+            <w:r>
               <w:rPr>
                 <w:rFonts w:ascii="Times New Roman" w:hAnsi="Times New Roman" w:cs="Times New Roman"/>
                 <w:b/>
@@ -29772,8 +29717,17 @@
                 <w:sz w:val="22"/>
                 <w:szCs w:val="22"/>
               </w:rPr>
-            </w:pPr>
-            <w:r>
+              <w:t>N_IO</w:t>
+            </w:r>
+          </w:p>
+        </w:tc>
+        <w:tc>
+          <w:tcPr>
+            <w:tcW w:w="2070" w:type="dxa"/>
+          </w:tcPr>
+          <w:p>
+            <w:pPr>
+              <w:jc w:val="center"/>
               <w:rPr>
                 <w:rFonts w:ascii="Times New Roman" w:hAnsi="Times New Roman" w:cs="Times New Roman"/>
                 <w:b/>
@@ -29781,17 +29735,8 @@
                 <w:sz w:val="22"/>
                 <w:szCs w:val="22"/>
               </w:rPr>
-              <w:t>ATE IPWRA (95% CI)</w:t>
-            </w:r>
-          </w:p>
-        </w:tc>
-        <w:tc>
-          <w:tcPr>
-            <w:tcW w:w="987" w:type="dxa"/>
-          </w:tcPr>
-          <w:p>
-            <w:pPr>
-              <w:jc w:val="center"/>
+            </w:pPr>
+            <w:r>
               <w:rPr>
                 <w:rFonts w:ascii="Times New Roman" w:hAnsi="Times New Roman" w:cs="Times New Roman"/>
                 <w:b/>
@@ -29799,8 +29744,17 @@
                 <w:sz w:val="22"/>
                 <w:szCs w:val="22"/>
               </w:rPr>
-            </w:pPr>
-            <w:r>
+              <w:t>Unadjusted ATE (95% CI)</w:t>
+            </w:r>
+          </w:p>
+        </w:tc>
+        <w:tc>
+          <w:tcPr>
+            <w:tcW w:w="1170" w:type="dxa"/>
+          </w:tcPr>
+          <w:p>
+            <w:pPr>
+              <w:jc w:val="center"/>
               <w:rPr>
                 <w:rFonts w:ascii="Times New Roman" w:hAnsi="Times New Roman" w:cs="Times New Roman"/>
                 <w:b/>
@@ -29808,6 +29762,69 @@
                 <w:sz w:val="22"/>
                 <w:szCs w:val="22"/>
               </w:rPr>
+            </w:pPr>
+            <w:r>
+              <w:rPr>
+                <w:rFonts w:ascii="Times New Roman" w:hAnsi="Times New Roman" w:cs="Times New Roman"/>
+                <w:b/>
+                <w:bCs/>
+                <w:sz w:val="22"/>
+                <w:szCs w:val="22"/>
+              </w:rPr>
+              <w:t>p-value</w:t>
+            </w:r>
+          </w:p>
+        </w:tc>
+        <w:tc>
+          <w:tcPr>
+            <w:tcW w:w="2075" w:type="dxa"/>
+          </w:tcPr>
+          <w:p>
+            <w:pPr>
+              <w:jc w:val="center"/>
+              <w:rPr>
+                <w:rFonts w:ascii="Times New Roman" w:hAnsi="Times New Roman" w:cs="Times New Roman"/>
+                <w:b/>
+                <w:bCs/>
+                <w:sz w:val="22"/>
+                <w:szCs w:val="22"/>
+              </w:rPr>
+            </w:pPr>
+            <w:r>
+              <w:rPr>
+                <w:rFonts w:ascii="Times New Roman" w:hAnsi="Times New Roman" w:cs="Times New Roman"/>
+                <w:b/>
+                <w:bCs/>
+                <w:sz w:val="22"/>
+                <w:szCs w:val="22"/>
+              </w:rPr>
+              <w:t>Adjusted ATE (95% CI)</w:t>
+            </w:r>
+          </w:p>
+        </w:tc>
+        <w:tc>
+          <w:tcPr>
+            <w:tcW w:w="1167" w:type="dxa"/>
+          </w:tcPr>
+          <w:p>
+            <w:pPr>
+              <w:jc w:val="center"/>
+              <w:rPr>
+                <w:rFonts w:ascii="Times New Roman" w:hAnsi="Times New Roman" w:cs="Times New Roman"/>
+                <w:b/>
+                <w:bCs/>
+                <w:sz w:val="22"/>
+                <w:szCs w:val="22"/>
+              </w:rPr>
+            </w:pPr>
+            <w:r>
+              <w:rPr>
+                <w:rFonts w:ascii="Times New Roman" w:hAnsi="Times New Roman" w:cs="Times New Roman"/>
+                <w:b/>
+                <w:bCs/>
+                <w:sz w:val="22"/>
+                <w:szCs w:val="22"/>
+              </w:rPr>
               <w:t>p-value</w:t>
             </w:r>
           </w:p>
@@ -29816,7 +29833,7 @@
       <w:tr>
         <w:tc>
           <w:tcPr>
-            <w:tcW w:w="2790" w:type="dxa"/>
+            <w:tcW w:w="1575" w:type="dxa"/>
           </w:tcPr>
           <w:p>
             <w:pPr>
@@ -29842,101 +29859,99 @@
         </w:tc>
         <w:tc>
           <w:tcPr>
-            <w:tcW w:w="2656" w:type="dxa"/>
-          </w:tcPr>
-          <w:p>
-            <w:pPr>
-              <w:jc w:val="center"/>
-              <w:rPr>
-                <w:rFonts w:ascii="Times New Roman" w:hAnsi="Times New Roman" w:cs="Times New Roman"/>
-                <w:sz w:val="22"/>
-                <w:szCs w:val="22"/>
-              </w:rPr>
-            </w:pPr>
-            <w:r>
-              <w:rPr>
-                <w:rFonts w:ascii="Times New Roman" w:hAnsi="Times New Roman" w:cs="Times New Roman"/>
-                <w:sz w:val="22"/>
-                <w:szCs w:val="22"/>
-              </w:rPr>
-              <w:t>0.09 [0.05, 0.13]</w:t>
-            </w:r>
-          </w:p>
-        </w:tc>
-        <w:tc>
-          <w:tcPr>
-            <w:tcW w:w="1056" w:type="dxa"/>
-          </w:tcPr>
-          <w:p>
-            <w:pPr>
-              <w:jc w:val="center"/>
-              <w:rPr>
-                <w:rFonts w:ascii="Times New Roman" w:hAnsi="Times New Roman" w:cs="Times New Roman"/>
-                <w:sz w:val="22"/>
-                <w:szCs w:val="22"/>
-              </w:rPr>
-            </w:pPr>
-            <w:r>
-              <w:rPr>
-                <w:rFonts w:ascii="Times New Roman" w:hAnsi="Times New Roman" w:cs="Times New Roman"/>
-                <w:sz w:val="22"/>
-                <w:szCs w:val="22"/>
-              </w:rPr>
-              <w:t>&lt;0.001**</w:t>
-            </w:r>
-          </w:p>
-        </w:tc>
-        <w:tc>
-          <w:tcPr>
-            <w:tcW w:w="2413" w:type="dxa"/>
-          </w:tcPr>
-          <w:p>
-            <w:pPr>
-              <w:jc w:val="center"/>
-              <w:rPr>
-                <w:rFonts w:ascii="Times New Roman" w:hAnsi="Times New Roman" w:cs="Times New Roman"/>
-                <w:sz w:val="22"/>
-                <w:szCs w:val="22"/>
-              </w:rPr>
-            </w:pPr>
-            <w:r>
-              <w:rPr>
-                <w:rFonts w:ascii="Times New Roman" w:hAnsi="Times New Roman" w:cs="Times New Roman"/>
-                <w:sz w:val="22"/>
-                <w:szCs w:val="22"/>
-              </w:rPr>
-              <w:t>0.05 [-0.01, 0.12]</w:t>
-            </w:r>
-          </w:p>
-        </w:tc>
-        <w:tc>
-          <w:tcPr>
-            <w:tcW w:w="987" w:type="dxa"/>
-          </w:tcPr>
-          <w:p>
-            <w:pPr>
-              <w:jc w:val="center"/>
-              <w:rPr>
-                <w:rFonts w:ascii="Times New Roman" w:hAnsi="Times New Roman" w:cs="Times New Roman"/>
-                <w:sz w:val="22"/>
-                <w:szCs w:val="22"/>
-              </w:rPr>
-            </w:pPr>
-            <w:r>
-              <w:rPr>
-                <w:rFonts w:ascii="Times New Roman" w:hAnsi="Times New Roman" w:cs="Times New Roman"/>
-                <w:sz w:val="22"/>
-                <w:szCs w:val="22"/>
-              </w:rPr>
-              <w:t>0.101</w:t>
-            </w:r>
+            <w:tcW w:w="1096" w:type="dxa"/>
+          </w:tcPr>
+          <w:p>
+            <w:pPr>
+              <w:jc w:val="center"/>
+              <w:rPr>
+                <w:rFonts w:ascii="Times New Roman" w:hAnsi="Times New Roman" w:cs="Times New Roman"/>
+                <w:sz w:val="22"/>
+                <w:szCs w:val="22"/>
+              </w:rPr>
+            </w:pPr>
+          </w:p>
+        </w:tc>
+        <w:tc>
+          <w:tcPr>
+            <w:tcW w:w="749" w:type="dxa"/>
+          </w:tcPr>
+          <w:p>
+            <w:pPr>
+              <w:jc w:val="center"/>
+              <w:rPr>
+                <w:rFonts w:ascii="Times New Roman" w:hAnsi="Times New Roman" w:cs="Times New Roman"/>
+                <w:sz w:val="22"/>
+                <w:szCs w:val="22"/>
+              </w:rPr>
+            </w:pPr>
+          </w:p>
+        </w:tc>
+        <w:tc>
+          <w:tcPr>
+            <w:tcW w:w="2070" w:type="dxa"/>
+          </w:tcPr>
+          <w:p>
+            <w:pPr>
+              <w:jc w:val="center"/>
+              <w:rPr>
+                <w:rFonts w:ascii="Times New Roman" w:hAnsi="Times New Roman" w:cs="Times New Roman"/>
+                <w:sz w:val="22"/>
+                <w:szCs w:val="22"/>
+              </w:rPr>
+            </w:pPr>
+          </w:p>
+        </w:tc>
+        <w:tc>
+          <w:tcPr>
+            <w:tcW w:w="1170" w:type="dxa"/>
+          </w:tcPr>
+          <w:p>
+            <w:pPr>
+              <w:jc w:val="center"/>
+              <w:rPr>
+                <w:rFonts w:ascii="Times New Roman" w:hAnsi="Times New Roman" w:cs="Times New Roman"/>
+                <w:sz w:val="22"/>
+                <w:szCs w:val="22"/>
+              </w:rPr>
+            </w:pPr>
+          </w:p>
+        </w:tc>
+        <w:tc>
+          <w:tcPr>
+            <w:tcW w:w="2075" w:type="dxa"/>
+          </w:tcPr>
+          <w:p>
+            <w:pPr>
+              <w:jc w:val="center"/>
+              <w:rPr>
+                <w:rFonts w:ascii="Times New Roman" w:hAnsi="Times New Roman" w:cs="Times New Roman"/>
+                <w:sz w:val="22"/>
+                <w:szCs w:val="22"/>
+              </w:rPr>
+            </w:pPr>
+          </w:p>
+        </w:tc>
+        <w:tc>
+          <w:tcPr>
+            <w:tcW w:w="1167" w:type="dxa"/>
+          </w:tcPr>
+          <w:p>
+            <w:pPr>
+              <w:jc w:val="center"/>
+              <w:rPr>
+                <w:rFonts w:ascii="Times New Roman" w:hAnsi="Times New Roman" w:cs="Times New Roman"/>
+                <w:sz w:val="22"/>
+                <w:szCs w:val="22"/>
+              </w:rPr>
+            </w:pPr>
           </w:p>
         </w:tc>
       </w:tr>
       <w:tr>
         <w:tc>
           <w:tcPr>
-            <w:tcW w:w="2790" w:type="dxa"/>
+            <w:tcW w:w="1575" w:type="dxa"/>
           </w:tcPr>
           <w:p>
             <w:pPr>
@@ -29963,52 +29978,76 @@
         </w:tc>
         <w:tc>
           <w:tcPr>
-            <w:tcW w:w="2656" w:type="dxa"/>
-          </w:tcPr>
-          <w:p>
-            <w:pPr>
-              <w:jc w:val="center"/>
-              <w:rPr>
-                <w:rFonts w:ascii="Times New Roman" w:hAnsi="Times New Roman" w:cs="Times New Roman"/>
-                <w:sz w:val="22"/>
-                <w:szCs w:val="22"/>
-              </w:rPr>
-            </w:pPr>
-          </w:p>
-        </w:tc>
-        <w:tc>
-          <w:tcPr>
-            <w:tcW w:w="1056" w:type="dxa"/>
-          </w:tcPr>
-          <w:p>
-            <w:pPr>
-              <w:jc w:val="center"/>
-              <w:rPr>
-                <w:rFonts w:ascii="Times New Roman" w:hAnsi="Times New Roman" w:cs="Times New Roman"/>
-                <w:sz w:val="22"/>
-                <w:szCs w:val="22"/>
-              </w:rPr>
-            </w:pPr>
-          </w:p>
-        </w:tc>
-        <w:tc>
-          <w:tcPr>
-            <w:tcW w:w="2413" w:type="dxa"/>
-          </w:tcPr>
-          <w:p>
-            <w:pPr>
-              <w:jc w:val="center"/>
-              <w:rPr>
-                <w:rFonts w:ascii="Times New Roman" w:hAnsi="Times New Roman" w:cs="Times New Roman"/>
-                <w:sz w:val="22"/>
-                <w:szCs w:val="22"/>
-              </w:rPr>
-            </w:pPr>
-          </w:p>
-        </w:tc>
-        <w:tc>
-          <w:tcPr>
-            <w:tcW w:w="987" w:type="dxa"/>
+            <w:tcW w:w="1096" w:type="dxa"/>
+          </w:tcPr>
+          <w:p>
+            <w:pPr>
+              <w:jc w:val="center"/>
+              <w:rPr>
+                <w:rFonts w:ascii="Times New Roman" w:hAnsi="Times New Roman" w:cs="Times New Roman"/>
+                <w:sz w:val="22"/>
+                <w:szCs w:val="22"/>
+              </w:rPr>
+            </w:pPr>
+            <w:r>
+              <w:rPr>
+                <w:rFonts w:ascii="Times New Roman" w:hAnsi="Times New Roman" w:cs="Times New Roman"/>
+                <w:sz w:val="22"/>
+                <w:szCs w:val="22"/>
+              </w:rPr>
+              <w:t>12673</w:t>
+            </w:r>
+          </w:p>
+        </w:tc>
+        <w:tc>
+          <w:tcPr>
+            <w:tcW w:w="749" w:type="dxa"/>
+          </w:tcPr>
+          <w:p>
+            <w:pPr>
+              <w:jc w:val="center"/>
+              <w:rPr>
+                <w:rFonts w:ascii="Times New Roman" w:hAnsi="Times New Roman" w:cs="Times New Roman"/>
+                <w:sz w:val="22"/>
+                <w:szCs w:val="22"/>
+              </w:rPr>
+            </w:pPr>
+            <w:r>
+              <w:rPr>
+                <w:rFonts w:ascii="Times New Roman" w:hAnsi="Times New Roman" w:cs="Times New Roman"/>
+                <w:sz w:val="22"/>
+                <w:szCs w:val="22"/>
+              </w:rPr>
+              <w:t>3725</w:t>
+            </w:r>
+          </w:p>
+        </w:tc>
+        <w:tc>
+          <w:tcPr>
+            <w:tcW w:w="2070" w:type="dxa"/>
+          </w:tcPr>
+          <w:p>
+            <w:pPr>
+              <w:jc w:val="center"/>
+              <w:rPr>
+                <w:rFonts w:ascii="Times New Roman" w:hAnsi="Times New Roman" w:cs="Times New Roman"/>
+                <w:sz w:val="22"/>
+                <w:szCs w:val="22"/>
+              </w:rPr>
+            </w:pPr>
+            <w:r>
+              <w:rPr>
+                <w:rFonts w:ascii="Times New Roman" w:hAnsi="Times New Roman" w:cs="Times New Roman"/>
+                <w:sz w:val="22"/>
+                <w:szCs w:val="22"/>
+              </w:rPr>
+              <w:t>-0.045 [-0.062, -0.028]</w:t>
+            </w:r>
+          </w:p>
+        </w:tc>
+        <w:tc>
+          <w:tcPr>
+            <w:tcW w:w="1170" w:type="dxa"/>
           </w:tcPr>
           <w:p>
             <w:pPr>
@@ -30021,13 +30060,119 @@
                 <w:szCs w:val="22"/>
               </w:rPr>
             </w:pPr>
+            <w:r>
+              <w:rPr>
+                <w:rFonts w:ascii="Times New Roman" w:hAnsi="Times New Roman" w:cs="Times New Roman"/>
+                <w:b/>
+                <w:bCs/>
+                <w:sz w:val="22"/>
+                <w:szCs w:val="22"/>
+              </w:rPr>
+              <w:t>&lt;0.001</w:t>
+            </w:r>
+            <w:r>
+              <w:rPr>
+                <w:rFonts w:ascii="Times New Roman" w:hAnsi="Times New Roman" w:cs="Times New Roman"/>
+                <w:b/>
+                <w:bCs/>
+                <w:sz w:val="22"/>
+                <w:szCs w:val="22"/>
+              </w:rPr>
+              <w:t>**</w:t>
+            </w:r>
+          </w:p>
+        </w:tc>
+        <w:tc>
+          <w:tcPr>
+            <w:tcW w:w="2075" w:type="dxa"/>
+          </w:tcPr>
+          <w:p>
+            <w:pPr>
+              <w:jc w:val="center"/>
+              <w:rPr>
+                <w:rFonts w:ascii="Times New Roman" w:hAnsi="Times New Roman" w:cs="Times New Roman"/>
+                <w:sz w:val="22"/>
+                <w:szCs w:val="22"/>
+              </w:rPr>
+            </w:pPr>
+            <w:r>
+              <w:rPr>
+                <w:rFonts w:ascii="Times New Roman" w:hAnsi="Times New Roman" w:cs="Times New Roman"/>
+                <w:sz w:val="22"/>
+                <w:szCs w:val="22"/>
+              </w:rPr>
+              <w:t>0.05</w:t>
+            </w:r>
+            <w:r>
+              <w:rPr>
+                <w:rFonts w:ascii="Times New Roman" w:hAnsi="Times New Roman" w:cs="Times New Roman"/>
+                <w:sz w:val="22"/>
+                <w:szCs w:val="22"/>
+              </w:rPr>
+              <w:t>1</w:t>
+            </w:r>
+            <w:r>
+              <w:rPr>
+                <w:rFonts w:ascii="Times New Roman" w:hAnsi="Times New Roman" w:cs="Times New Roman"/>
+                <w:sz w:val="22"/>
+                <w:szCs w:val="22"/>
+              </w:rPr>
+              <w:t>[-0.01</w:t>
+            </w:r>
+            <w:r>
+              <w:rPr>
+                <w:rFonts w:ascii="Times New Roman" w:hAnsi="Times New Roman" w:cs="Times New Roman"/>
+                <w:sz w:val="22"/>
+                <w:szCs w:val="22"/>
+              </w:rPr>
+              <w:t>4</w:t>
+            </w:r>
+            <w:r>
+              <w:rPr>
+                <w:rFonts w:ascii="Times New Roman" w:hAnsi="Times New Roman" w:cs="Times New Roman"/>
+                <w:sz w:val="22"/>
+                <w:szCs w:val="22"/>
+              </w:rPr>
+              <w:t>, 0.115]</w:t>
+            </w:r>
+          </w:p>
+        </w:tc>
+        <w:tc>
+          <w:tcPr>
+            <w:tcW w:w="1167" w:type="dxa"/>
+          </w:tcPr>
+          <w:p>
+            <w:pPr>
+              <w:jc w:val="center"/>
+              <w:rPr>
+                <w:rFonts w:ascii="Times New Roman" w:hAnsi="Times New Roman" w:cs="Times New Roman"/>
+                <w:sz w:val="22"/>
+                <w:szCs w:val="22"/>
+              </w:rPr>
+            </w:pPr>
+            <w:r>
+              <w:rPr>
+                <w:rFonts w:ascii="Times New Roman" w:hAnsi="Times New Roman" w:cs="Times New Roman"/>
+                <w:sz w:val="22"/>
+                <w:szCs w:val="22"/>
+              </w:rPr>
+              <w:t>0.1</w:t>
+            </w:r>
+            <w:r>
+              <w:rPr>
+                <w:rFonts w:ascii="Times New Roman" w:hAnsi="Times New Roman" w:cs="Times New Roman"/>
+                <w:sz w:val="22"/>
+                <w:szCs w:val="22"/>
+              </w:rPr>
+              <w:t>22</w:t>
+            </w:r>
           </w:p>
         </w:tc>
       </w:tr>
       <w:tr>
         <w:tc>
           <w:tcPr>
-            <w:tcW w:w="2790" w:type="dxa"/>
+            <w:tcW w:w="1575" w:type="dxa"/>
           </w:tcPr>
           <w:p>
             <w:pPr>
@@ -30054,69 +30199,187 @@
         </w:tc>
         <w:tc>
           <w:tcPr>
-            <w:tcW w:w="2656" w:type="dxa"/>
-          </w:tcPr>
-          <w:p>
-            <w:pPr>
-              <w:jc w:val="center"/>
-              <w:rPr>
-                <w:rFonts w:ascii="Times New Roman" w:hAnsi="Times New Roman" w:cs="Times New Roman"/>
-                <w:sz w:val="22"/>
-                <w:szCs w:val="22"/>
-              </w:rPr>
-            </w:pPr>
-          </w:p>
-        </w:tc>
-        <w:tc>
-          <w:tcPr>
-            <w:tcW w:w="1056" w:type="dxa"/>
-          </w:tcPr>
-          <w:p>
-            <w:pPr>
-              <w:jc w:val="center"/>
-              <w:rPr>
-                <w:rFonts w:ascii="Times New Roman" w:hAnsi="Times New Roman" w:cs="Times New Roman"/>
-                <w:sz w:val="22"/>
-                <w:szCs w:val="22"/>
-              </w:rPr>
-            </w:pPr>
-          </w:p>
-        </w:tc>
-        <w:tc>
-          <w:tcPr>
-            <w:tcW w:w="2413" w:type="dxa"/>
-          </w:tcPr>
-          <w:p>
-            <w:pPr>
-              <w:jc w:val="center"/>
-              <w:rPr>
-                <w:rFonts w:ascii="Times New Roman" w:hAnsi="Times New Roman" w:cs="Times New Roman"/>
-                <w:sz w:val="22"/>
-                <w:szCs w:val="22"/>
-              </w:rPr>
-            </w:pPr>
-          </w:p>
-        </w:tc>
-        <w:tc>
-          <w:tcPr>
-            <w:tcW w:w="987" w:type="dxa"/>
-          </w:tcPr>
-          <w:p>
-            <w:pPr>
-              <w:jc w:val="center"/>
-              <w:rPr>
-                <w:rFonts w:ascii="Times New Roman" w:hAnsi="Times New Roman" w:cs="Times New Roman"/>
-                <w:sz w:val="22"/>
-                <w:szCs w:val="22"/>
-              </w:rPr>
-            </w:pPr>
+            <w:tcW w:w="1096" w:type="dxa"/>
+          </w:tcPr>
+          <w:p>
+            <w:pPr>
+              <w:jc w:val="center"/>
+              <w:rPr>
+                <w:rFonts w:ascii="Times New Roman" w:hAnsi="Times New Roman" w:cs="Times New Roman"/>
+                <w:sz w:val="22"/>
+                <w:szCs w:val="22"/>
+              </w:rPr>
+            </w:pPr>
+          </w:p>
+        </w:tc>
+        <w:tc>
+          <w:tcPr>
+            <w:tcW w:w="749" w:type="dxa"/>
+          </w:tcPr>
+          <w:p>
+            <w:pPr>
+              <w:jc w:val="center"/>
+              <w:rPr>
+                <w:rFonts w:ascii="Times New Roman" w:hAnsi="Times New Roman" w:cs="Times New Roman"/>
+                <w:sz w:val="22"/>
+                <w:szCs w:val="22"/>
+              </w:rPr>
+            </w:pPr>
+          </w:p>
+        </w:tc>
+        <w:tc>
+          <w:tcPr>
+            <w:tcW w:w="2070" w:type="dxa"/>
+          </w:tcPr>
+          <w:p>
+            <w:pPr>
+              <w:jc w:val="center"/>
+              <w:rPr>
+                <w:rFonts w:ascii="Times New Roman" w:hAnsi="Times New Roman" w:cs="Times New Roman"/>
+                <w:sz w:val="22"/>
+                <w:szCs w:val="22"/>
+              </w:rPr>
+            </w:pPr>
+            <w:r>
+              <w:rPr>
+                <w:rFonts w:ascii="Times New Roman" w:hAnsi="Times New Roman" w:cs="Times New Roman"/>
+                <w:sz w:val="22"/>
+                <w:szCs w:val="22"/>
+              </w:rPr>
+              <w:t>-0.026 [-0.066, 0.014]</w:t>
+            </w:r>
+          </w:p>
+        </w:tc>
+        <w:tc>
+          <w:tcPr>
+            <w:tcW w:w="1170" w:type="dxa"/>
+          </w:tcPr>
+          <w:p>
+            <w:pPr>
+              <w:jc w:val="center"/>
+              <w:rPr>
+                <w:rFonts w:ascii="Times New Roman" w:hAnsi="Times New Roman" w:cs="Times New Roman"/>
+                <w:sz w:val="22"/>
+                <w:szCs w:val="22"/>
+              </w:rPr>
+            </w:pPr>
+            <w:r>
+              <w:rPr>
+                <w:rFonts w:ascii="Times New Roman" w:hAnsi="Times New Roman" w:cs="Times New Roman"/>
+                <w:sz w:val="22"/>
+                <w:szCs w:val="22"/>
+              </w:rPr>
+              <w:t>0.207</w:t>
+            </w:r>
+          </w:p>
+        </w:tc>
+        <w:tc>
+          <w:tcPr>
+            <w:tcW w:w="2075" w:type="dxa"/>
+          </w:tcPr>
+          <w:p>
+            <w:pPr>
+              <w:jc w:val="center"/>
+              <w:rPr>
+                <w:rFonts w:ascii="Times New Roman" w:hAnsi="Times New Roman" w:cs="Times New Roman"/>
+                <w:sz w:val="22"/>
+                <w:szCs w:val="22"/>
+              </w:rPr>
+            </w:pPr>
+            <w:r>
+              <w:rPr>
+                <w:rFonts w:ascii="Times New Roman" w:hAnsi="Times New Roman" w:cs="Times New Roman"/>
+                <w:sz w:val="22"/>
+                <w:szCs w:val="22"/>
+              </w:rPr>
+              <w:t>0.02</w:t>
+            </w:r>
+            <w:r>
+              <w:rPr>
+                <w:rFonts w:ascii="Times New Roman" w:hAnsi="Times New Roman" w:cs="Times New Roman"/>
+                <w:sz w:val="22"/>
+                <w:szCs w:val="22"/>
+              </w:rPr>
+              <w:t>8</w:t>
+            </w:r>
+            <w:r>
+              <w:rPr>
+                <w:rFonts w:ascii="Times New Roman" w:hAnsi="Times New Roman" w:cs="Times New Roman"/>
+                <w:sz w:val="22"/>
+                <w:szCs w:val="22"/>
+              </w:rPr>
+              <w:t xml:space="preserve"> [-0.0</w:t>
+            </w:r>
+            <w:r>
+              <w:rPr>
+                <w:rFonts w:ascii="Times New Roman" w:hAnsi="Times New Roman" w:cs="Times New Roman"/>
+                <w:sz w:val="22"/>
+                <w:szCs w:val="22"/>
+              </w:rPr>
+              <w:t>48</w:t>
+            </w:r>
+            <w:r>
+              <w:rPr>
+                <w:rFonts w:ascii="Times New Roman" w:hAnsi="Times New Roman" w:cs="Times New Roman"/>
+                <w:sz w:val="22"/>
+                <w:szCs w:val="22"/>
+              </w:rPr>
+              <w:t xml:space="preserve">, </w:t>
+            </w:r>
+            <w:r>
+              <w:rPr>
+                <w:rFonts w:ascii="Times New Roman" w:hAnsi="Times New Roman" w:cs="Times New Roman"/>
+                <w:sz w:val="22"/>
+                <w:szCs w:val="22"/>
+              </w:rPr>
+              <w:t>0.103</w:t>
+            </w:r>
+            <w:r>
+              <w:rPr>
+                <w:rFonts w:ascii="Times New Roman" w:hAnsi="Times New Roman" w:cs="Times New Roman"/>
+                <w:sz w:val="22"/>
+                <w:szCs w:val="22"/>
+              </w:rPr>
+              <w:t>]</w:t>
+            </w:r>
+          </w:p>
+        </w:tc>
+        <w:tc>
+          <w:tcPr>
+            <w:tcW w:w="1167" w:type="dxa"/>
+          </w:tcPr>
+          <w:p>
+            <w:pPr>
+              <w:jc w:val="center"/>
+              <w:rPr>
+                <w:rFonts w:ascii="Times New Roman" w:hAnsi="Times New Roman" w:cs="Times New Roman"/>
+                <w:sz w:val="22"/>
+                <w:szCs w:val="22"/>
+              </w:rPr>
+            </w:pPr>
+            <w:r>
+              <w:rPr>
+                <w:rFonts w:ascii="Times New Roman" w:hAnsi="Times New Roman" w:cs="Times New Roman"/>
+                <w:sz w:val="22"/>
+                <w:szCs w:val="22"/>
+              </w:rPr>
+              <w:t>0.</w:t>
+            </w:r>
+            <w:r>
+              <w:rPr>
+                <w:rFonts w:ascii="Times New Roman" w:hAnsi="Times New Roman" w:cs="Times New Roman"/>
+                <w:sz w:val="22"/>
+                <w:szCs w:val="22"/>
+              </w:rPr>
+              <w:t>471</w:t>
+            </w:r>
           </w:p>
         </w:tc>
       </w:tr>
       <w:tr>
         <w:tc>
           <w:tcPr>
-            <w:tcW w:w="2790" w:type="dxa"/>
+            <w:tcW w:w="1575" w:type="dxa"/>
           </w:tcPr>
           <w:p>
             <w:pPr>
@@ -30143,69 +30406,135 @@
         </w:tc>
         <w:tc>
           <w:tcPr>
-            <w:tcW w:w="2656" w:type="dxa"/>
-          </w:tcPr>
-          <w:p>
-            <w:pPr>
-              <w:jc w:val="center"/>
-              <w:rPr>
-                <w:rFonts w:ascii="Times New Roman" w:hAnsi="Times New Roman" w:cs="Times New Roman"/>
-                <w:sz w:val="22"/>
-                <w:szCs w:val="22"/>
-              </w:rPr>
-            </w:pPr>
-          </w:p>
-        </w:tc>
-        <w:tc>
-          <w:tcPr>
-            <w:tcW w:w="1056" w:type="dxa"/>
-          </w:tcPr>
-          <w:p>
-            <w:pPr>
-              <w:jc w:val="center"/>
-              <w:rPr>
-                <w:rFonts w:ascii="Times New Roman" w:hAnsi="Times New Roman" w:cs="Times New Roman"/>
-                <w:sz w:val="22"/>
-                <w:szCs w:val="22"/>
-              </w:rPr>
-            </w:pPr>
-          </w:p>
-        </w:tc>
-        <w:tc>
-          <w:tcPr>
-            <w:tcW w:w="2413" w:type="dxa"/>
-          </w:tcPr>
-          <w:p>
-            <w:pPr>
-              <w:jc w:val="center"/>
-              <w:rPr>
-                <w:rFonts w:ascii="Times New Roman" w:hAnsi="Times New Roman" w:cs="Times New Roman"/>
-                <w:sz w:val="22"/>
-                <w:szCs w:val="22"/>
-              </w:rPr>
-            </w:pPr>
-          </w:p>
-        </w:tc>
-        <w:tc>
-          <w:tcPr>
-            <w:tcW w:w="987" w:type="dxa"/>
-          </w:tcPr>
-          <w:p>
-            <w:pPr>
-              <w:jc w:val="center"/>
-              <w:rPr>
-                <w:rFonts w:ascii="Times New Roman" w:hAnsi="Times New Roman" w:cs="Times New Roman"/>
-                <w:sz w:val="22"/>
-                <w:szCs w:val="22"/>
-              </w:rPr>
-            </w:pPr>
+            <w:tcW w:w="1096" w:type="dxa"/>
+          </w:tcPr>
+          <w:p>
+            <w:pPr>
+              <w:jc w:val="center"/>
+              <w:rPr>
+                <w:rFonts w:ascii="Times New Roman" w:hAnsi="Times New Roman" w:cs="Times New Roman"/>
+                <w:sz w:val="22"/>
+                <w:szCs w:val="22"/>
+              </w:rPr>
+            </w:pPr>
+          </w:p>
+        </w:tc>
+        <w:tc>
+          <w:tcPr>
+            <w:tcW w:w="749" w:type="dxa"/>
+          </w:tcPr>
+          <w:p>
+            <w:pPr>
+              <w:jc w:val="center"/>
+              <w:rPr>
+                <w:rFonts w:ascii="Times New Roman" w:hAnsi="Times New Roman" w:cs="Times New Roman"/>
+                <w:sz w:val="22"/>
+                <w:szCs w:val="22"/>
+              </w:rPr>
+            </w:pPr>
+          </w:p>
+        </w:tc>
+        <w:tc>
+          <w:tcPr>
+            <w:tcW w:w="2070" w:type="dxa"/>
+          </w:tcPr>
+          <w:p>
+            <w:pPr>
+              <w:jc w:val="center"/>
+              <w:rPr>
+                <w:rFonts w:ascii="Times New Roman" w:hAnsi="Times New Roman" w:cs="Times New Roman"/>
+                <w:sz w:val="22"/>
+                <w:szCs w:val="22"/>
+              </w:rPr>
+            </w:pPr>
+            <w:r>
+              <w:rPr>
+                <w:rFonts w:ascii="Times New Roman" w:hAnsi="Times New Roman" w:cs="Times New Roman"/>
+                <w:sz w:val="22"/>
+                <w:szCs w:val="22"/>
+              </w:rPr>
+              <w:t>0.048 [-0.006, 0.103]</w:t>
+            </w:r>
+          </w:p>
+        </w:tc>
+        <w:tc>
+          <w:tcPr>
+            <w:tcW w:w="1170" w:type="dxa"/>
+          </w:tcPr>
+          <w:p>
+            <w:pPr>
+              <w:jc w:val="center"/>
+              <w:rPr>
+                <w:rFonts w:ascii="Times New Roman" w:hAnsi="Times New Roman" w:cs="Times New Roman"/>
+                <w:sz w:val="22"/>
+                <w:szCs w:val="22"/>
+              </w:rPr>
+            </w:pPr>
+            <w:r>
+              <w:rPr>
+                <w:rFonts w:ascii="Times New Roman" w:hAnsi="Times New Roman" w:cs="Times New Roman"/>
+                <w:sz w:val="22"/>
+                <w:szCs w:val="22"/>
+              </w:rPr>
+              <w:t>0.081</w:t>
+            </w:r>
+          </w:p>
+        </w:tc>
+        <w:tc>
+          <w:tcPr>
+            <w:tcW w:w="2075" w:type="dxa"/>
+          </w:tcPr>
+          <w:p>
+            <w:pPr>
+              <w:jc w:val="center"/>
+              <w:rPr>
+                <w:rFonts w:ascii="Times New Roman" w:hAnsi="Times New Roman" w:cs="Times New Roman"/>
+                <w:sz w:val="22"/>
+                <w:szCs w:val="22"/>
+              </w:rPr>
+            </w:pPr>
+            <w:r>
+              <w:rPr>
+                <w:rFonts w:ascii="Times New Roman" w:hAnsi="Times New Roman" w:cs="Times New Roman"/>
+                <w:sz w:val="22"/>
+                <w:szCs w:val="22"/>
+              </w:rPr>
+              <w:t>0.084 [0.014, 0.154]</w:t>
+            </w:r>
+          </w:p>
+        </w:tc>
+        <w:tc>
+          <w:tcPr>
+            <w:tcW w:w="1167" w:type="dxa"/>
+          </w:tcPr>
+          <w:p>
+            <w:pPr>
+              <w:jc w:val="center"/>
+              <w:rPr>
+                <w:rFonts w:ascii="Times New Roman" w:hAnsi="Times New Roman" w:cs="Times New Roman"/>
+                <w:b/>
+                <w:bCs/>
+                <w:sz w:val="22"/>
+                <w:szCs w:val="22"/>
+              </w:rPr>
+            </w:pPr>
+            <w:r>
+              <w:rPr>
+                <w:rFonts w:ascii="Times New Roman" w:hAnsi="Times New Roman" w:cs="Times New Roman"/>
+                <w:b/>
+                <w:bCs/>
+                <w:sz w:val="22"/>
+                <w:szCs w:val="22"/>
+              </w:rPr>
+              <w:t>0.018*</w:t>
+            </w:r>
           </w:p>
         </w:tc>
       </w:tr>
       <w:tr>
         <w:tc>
           <w:tcPr>
-            <w:tcW w:w="2790" w:type="dxa"/>
+            <w:tcW w:w="1575" w:type="dxa"/>
           </w:tcPr>
           <w:p>
             <w:pPr>
@@ -30232,52 +30561,60 @@
         </w:tc>
         <w:tc>
           <w:tcPr>
-            <w:tcW w:w="2656" w:type="dxa"/>
-          </w:tcPr>
-          <w:p>
-            <w:pPr>
-              <w:jc w:val="center"/>
-              <w:rPr>
-                <w:rFonts w:ascii="Times New Roman" w:hAnsi="Times New Roman" w:cs="Times New Roman"/>
-                <w:sz w:val="22"/>
-                <w:szCs w:val="22"/>
-              </w:rPr>
-            </w:pPr>
-          </w:p>
-        </w:tc>
-        <w:tc>
-          <w:tcPr>
-            <w:tcW w:w="1056" w:type="dxa"/>
-          </w:tcPr>
-          <w:p>
-            <w:pPr>
-              <w:jc w:val="center"/>
-              <w:rPr>
-                <w:rFonts w:ascii="Times New Roman" w:hAnsi="Times New Roman" w:cs="Times New Roman"/>
-                <w:sz w:val="22"/>
-                <w:szCs w:val="22"/>
-              </w:rPr>
-            </w:pPr>
-          </w:p>
-        </w:tc>
-        <w:tc>
-          <w:tcPr>
-            <w:tcW w:w="2413" w:type="dxa"/>
-          </w:tcPr>
-          <w:p>
-            <w:pPr>
-              <w:jc w:val="center"/>
-              <w:rPr>
-                <w:rFonts w:ascii="Times New Roman" w:hAnsi="Times New Roman" w:cs="Times New Roman"/>
-                <w:sz w:val="22"/>
-                <w:szCs w:val="22"/>
-              </w:rPr>
-            </w:pPr>
-          </w:p>
-        </w:tc>
-        <w:tc>
-          <w:tcPr>
-            <w:tcW w:w="987" w:type="dxa"/>
+            <w:tcW w:w="1096" w:type="dxa"/>
+          </w:tcPr>
+          <w:p>
+            <w:pPr>
+              <w:jc w:val="center"/>
+              <w:rPr>
+                <w:rFonts w:ascii="Times New Roman" w:hAnsi="Times New Roman" w:cs="Times New Roman"/>
+                <w:sz w:val="22"/>
+                <w:szCs w:val="22"/>
+              </w:rPr>
+            </w:pPr>
+          </w:p>
+        </w:tc>
+        <w:tc>
+          <w:tcPr>
+            <w:tcW w:w="749" w:type="dxa"/>
+          </w:tcPr>
+          <w:p>
+            <w:pPr>
+              <w:jc w:val="center"/>
+              <w:rPr>
+                <w:rFonts w:ascii="Times New Roman" w:hAnsi="Times New Roman" w:cs="Times New Roman"/>
+                <w:sz w:val="22"/>
+                <w:szCs w:val="22"/>
+              </w:rPr>
+            </w:pPr>
+          </w:p>
+        </w:tc>
+        <w:tc>
+          <w:tcPr>
+            <w:tcW w:w="2070" w:type="dxa"/>
+          </w:tcPr>
+          <w:p>
+            <w:pPr>
+              <w:jc w:val="center"/>
+              <w:rPr>
+                <w:rFonts w:ascii="Times New Roman" w:hAnsi="Times New Roman" w:cs="Times New Roman"/>
+                <w:sz w:val="22"/>
+                <w:szCs w:val="22"/>
+              </w:rPr>
+            </w:pPr>
+            <w:r>
+              <w:rPr>
+                <w:rFonts w:ascii="Times New Roman" w:hAnsi="Times New Roman" w:cs="Times New Roman"/>
+                <w:sz w:val="22"/>
+                <w:szCs w:val="22"/>
+              </w:rPr>
+              <w:t>0.081 [0.032, 0.130]</w:t>
+            </w:r>
+          </w:p>
+        </w:tc>
+        <w:tc>
+          <w:tcPr>
+            <w:tcW w:w="1170" w:type="dxa"/>
           </w:tcPr>
           <w:p>
             <w:pPr>
@@ -30290,13 +30627,83 @@
                 <w:szCs w:val="22"/>
               </w:rPr>
             </w:pPr>
+            <w:r>
+              <w:rPr>
+                <w:rFonts w:ascii="Times New Roman" w:hAnsi="Times New Roman" w:cs="Times New Roman"/>
+                <w:b/>
+                <w:bCs/>
+                <w:sz w:val="22"/>
+                <w:szCs w:val="22"/>
+              </w:rPr>
+              <w:t>0.001</w:t>
+            </w:r>
+            <w:r>
+              <w:rPr>
+                <w:rFonts w:ascii="Times New Roman" w:hAnsi="Times New Roman" w:cs="Times New Roman"/>
+                <w:b/>
+                <w:bCs/>
+                <w:sz w:val="22"/>
+                <w:szCs w:val="22"/>
+              </w:rPr>
+              <w:t>**</w:t>
+            </w:r>
+          </w:p>
+        </w:tc>
+        <w:tc>
+          <w:tcPr>
+            <w:tcW w:w="2075" w:type="dxa"/>
+          </w:tcPr>
+          <w:p>
+            <w:pPr>
+              <w:jc w:val="center"/>
+              <w:rPr>
+                <w:rFonts w:ascii="Times New Roman" w:hAnsi="Times New Roman" w:cs="Times New Roman"/>
+                <w:sz w:val="22"/>
+                <w:szCs w:val="22"/>
+              </w:rPr>
+            </w:pPr>
+            <w:r>
+              <w:rPr>
+                <w:rFonts w:ascii="Times New Roman" w:hAnsi="Times New Roman" w:cs="Times New Roman"/>
+                <w:sz w:val="22"/>
+                <w:szCs w:val="22"/>
+              </w:rPr>
+              <w:t>0.122 [0.052, 0.191]</w:t>
+            </w:r>
+          </w:p>
+        </w:tc>
+        <w:tc>
+          <w:tcPr>
+            <w:tcW w:w="1167" w:type="dxa"/>
+          </w:tcPr>
+          <w:p>
+            <w:pPr>
+              <w:jc w:val="center"/>
+              <w:rPr>
+                <w:rFonts w:ascii="Times New Roman" w:hAnsi="Times New Roman" w:cs="Times New Roman"/>
+                <w:b/>
+                <w:bCs/>
+                <w:sz w:val="22"/>
+                <w:szCs w:val="22"/>
+              </w:rPr>
+            </w:pPr>
+            <w:r>
+              <w:rPr>
+                <w:rFonts w:ascii="Times New Roman" w:hAnsi="Times New Roman" w:cs="Times New Roman"/>
+                <w:b/>
+                <w:bCs/>
+                <w:sz w:val="22"/>
+                <w:szCs w:val="22"/>
+              </w:rPr>
+              <w:t>0.001**</w:t>
+            </w:r>
           </w:p>
         </w:tc>
       </w:tr>
       <w:tr>
         <w:tc>
           <w:tcPr>
-            <w:tcW w:w="2790" w:type="dxa"/>
+            <w:tcW w:w="1575" w:type="dxa"/>
           </w:tcPr>
           <w:p>
             <w:pPr>
@@ -30322,52 +30729,82 @@
         </w:tc>
         <w:tc>
           <w:tcPr>
-            <w:tcW w:w="2656" w:type="dxa"/>
-          </w:tcPr>
-          <w:p>
-            <w:pPr>
-              <w:jc w:val="center"/>
-              <w:rPr>
-                <w:rFonts w:ascii="Times New Roman" w:hAnsi="Times New Roman" w:cs="Times New Roman"/>
-                <w:sz w:val="22"/>
-                <w:szCs w:val="22"/>
-              </w:rPr>
-            </w:pPr>
-          </w:p>
-        </w:tc>
-        <w:tc>
-          <w:tcPr>
-            <w:tcW w:w="1056" w:type="dxa"/>
-          </w:tcPr>
-          <w:p>
-            <w:pPr>
-              <w:jc w:val="center"/>
-              <w:rPr>
-                <w:rFonts w:ascii="Times New Roman" w:hAnsi="Times New Roman" w:cs="Times New Roman"/>
-                <w:sz w:val="22"/>
-                <w:szCs w:val="22"/>
-              </w:rPr>
-            </w:pPr>
-          </w:p>
-        </w:tc>
-        <w:tc>
-          <w:tcPr>
-            <w:tcW w:w="2413" w:type="dxa"/>
-          </w:tcPr>
-          <w:p>
-            <w:pPr>
-              <w:jc w:val="center"/>
-              <w:rPr>
-                <w:rFonts w:ascii="Times New Roman" w:hAnsi="Times New Roman" w:cs="Times New Roman"/>
-                <w:sz w:val="22"/>
-                <w:szCs w:val="22"/>
-              </w:rPr>
-            </w:pPr>
-          </w:p>
-        </w:tc>
-        <w:tc>
-          <w:tcPr>
-            <w:tcW w:w="987" w:type="dxa"/>
+            <w:tcW w:w="1096" w:type="dxa"/>
+          </w:tcPr>
+          <w:p>
+            <w:pPr>
+              <w:jc w:val="center"/>
+              <w:rPr>
+                <w:rFonts w:ascii="Times New Roman" w:hAnsi="Times New Roman" w:cs="Times New Roman"/>
+                <w:sz w:val="22"/>
+                <w:szCs w:val="22"/>
+              </w:rPr>
+            </w:pPr>
+          </w:p>
+        </w:tc>
+        <w:tc>
+          <w:tcPr>
+            <w:tcW w:w="749" w:type="dxa"/>
+          </w:tcPr>
+          <w:p>
+            <w:pPr>
+              <w:jc w:val="center"/>
+              <w:rPr>
+                <w:rFonts w:ascii="Times New Roman" w:hAnsi="Times New Roman" w:cs="Times New Roman"/>
+                <w:sz w:val="22"/>
+                <w:szCs w:val="22"/>
+              </w:rPr>
+            </w:pPr>
+          </w:p>
+        </w:tc>
+        <w:tc>
+          <w:tcPr>
+            <w:tcW w:w="2070" w:type="dxa"/>
+          </w:tcPr>
+          <w:p>
+            <w:pPr>
+              <w:jc w:val="center"/>
+              <w:rPr>
+                <w:rFonts w:ascii="Times New Roman" w:hAnsi="Times New Roman" w:cs="Times New Roman"/>
+                <w:sz w:val="22"/>
+                <w:szCs w:val="22"/>
+              </w:rPr>
+            </w:pPr>
+          </w:p>
+        </w:tc>
+        <w:tc>
+          <w:tcPr>
+            <w:tcW w:w="1170" w:type="dxa"/>
+          </w:tcPr>
+          <w:p>
+            <w:pPr>
+              <w:jc w:val="center"/>
+              <w:rPr>
+                <w:rFonts w:ascii="Times New Roman" w:hAnsi="Times New Roman" w:cs="Times New Roman"/>
+                <w:sz w:val="22"/>
+                <w:szCs w:val="22"/>
+              </w:rPr>
+            </w:pPr>
+          </w:p>
+        </w:tc>
+        <w:tc>
+          <w:tcPr>
+            <w:tcW w:w="2075" w:type="dxa"/>
+          </w:tcPr>
+          <w:p>
+            <w:pPr>
+              <w:jc w:val="center"/>
+              <w:rPr>
+                <w:rFonts w:ascii="Times New Roman" w:hAnsi="Times New Roman" w:cs="Times New Roman"/>
+                <w:sz w:val="22"/>
+                <w:szCs w:val="22"/>
+              </w:rPr>
+            </w:pPr>
+          </w:p>
+        </w:tc>
+        <w:tc>
+          <w:tcPr>
+            <w:tcW w:w="1167" w:type="dxa"/>
           </w:tcPr>
           <w:p>
             <w:pPr>
@@ -30386,7 +30823,7 @@
       <w:tr>
         <w:tc>
           <w:tcPr>
-            <w:tcW w:w="2790" w:type="dxa"/>
+            <w:tcW w:w="1575" w:type="dxa"/>
           </w:tcPr>
           <w:p>
             <w:pPr>
@@ -30411,56 +30848,87 @@
         </w:tc>
         <w:tc>
           <w:tcPr>
-            <w:tcW w:w="2656" w:type="dxa"/>
-          </w:tcPr>
-          <w:p>
-            <w:pPr>
-              <w:jc w:val="center"/>
-              <w:rPr>
-                <w:rFonts w:ascii="Times New Roman" w:hAnsi="Times New Roman" w:cs="Times New Roman"/>
-                <w:sz w:val="22"/>
-                <w:szCs w:val="22"/>
-              </w:rPr>
-            </w:pPr>
-          </w:p>
-        </w:tc>
-        <w:tc>
-          <w:tcPr>
-            <w:tcW w:w="1056" w:type="dxa"/>
-          </w:tcPr>
-          <w:p>
-            <w:pPr>
-              <w:jc w:val="center"/>
-              <w:rPr>
-                <w:rFonts w:ascii="Times New Roman" w:hAnsi="Times New Roman" w:cs="Times New Roman"/>
-                <w:sz w:val="22"/>
-                <w:szCs w:val="22"/>
-              </w:rPr>
-            </w:pPr>
-          </w:p>
-        </w:tc>
-        <w:tc>
-          <w:tcPr>
-            <w:tcW w:w="2413" w:type="dxa"/>
-          </w:tcPr>
-          <w:p>
-            <w:pPr>
-              <w:jc w:val="center"/>
-              <w:rPr>
-                <w:rFonts w:ascii="Times New Roman" w:hAnsi="Times New Roman" w:cs="Times New Roman"/>
-                <w:sz w:val="22"/>
-                <w:szCs w:val="22"/>
-              </w:rPr>
-            </w:pPr>
-          </w:p>
-        </w:tc>
-        <w:tc>
-          <w:tcPr>
-            <w:tcW w:w="987" w:type="dxa"/>
-          </w:tcPr>
-          <w:p>
-            <w:pPr>
-              <w:jc w:val="center"/>
+            <w:tcW w:w="1096" w:type="dxa"/>
+          </w:tcPr>
+          <w:p>
+            <w:pPr>
+              <w:jc w:val="center"/>
+              <w:rPr>
+                <w:rFonts w:ascii="Times New Roman" w:hAnsi="Times New Roman" w:cs="Times New Roman"/>
+                <w:sz w:val="22"/>
+                <w:szCs w:val="22"/>
+              </w:rPr>
+            </w:pPr>
+            <w:r>
+              <w:rPr>
+                <w:rFonts w:ascii="Times New Roman" w:hAnsi="Times New Roman" w:cs="Times New Roman"/>
+                <w:sz w:val="22"/>
+                <w:szCs w:val="22"/>
+              </w:rPr>
+              <w:t>12489</w:t>
+            </w:r>
+          </w:p>
+        </w:tc>
+        <w:tc>
+          <w:tcPr>
+            <w:tcW w:w="749" w:type="dxa"/>
+          </w:tcPr>
+          <w:p>
+            <w:pPr>
+              <w:jc w:val="center"/>
+              <w:rPr>
+                <w:rFonts w:ascii="Times New Roman" w:hAnsi="Times New Roman" w:cs="Times New Roman"/>
+                <w:sz w:val="22"/>
+                <w:szCs w:val="22"/>
+              </w:rPr>
+            </w:pPr>
+            <w:r>
+              <w:rPr>
+                <w:rFonts w:ascii="Times New Roman" w:hAnsi="Times New Roman" w:cs="Times New Roman"/>
+                <w:sz w:val="22"/>
+                <w:szCs w:val="22"/>
+              </w:rPr>
+              <w:t>3668</w:t>
+            </w:r>
+          </w:p>
+        </w:tc>
+        <w:tc>
+          <w:tcPr>
+            <w:tcW w:w="2070" w:type="dxa"/>
+          </w:tcPr>
+          <w:p>
+            <w:pPr>
+              <w:jc w:val="center"/>
+              <w:rPr>
+                <w:rFonts w:ascii="Times New Roman" w:hAnsi="Times New Roman" w:cs="Times New Roman"/>
+                <w:sz w:val="22"/>
+                <w:szCs w:val="22"/>
+              </w:rPr>
+            </w:pPr>
+            <w:r>
+              <w:rPr>
+                <w:rFonts w:ascii="Times New Roman" w:hAnsi="Times New Roman" w:cs="Times New Roman"/>
+                <w:sz w:val="22"/>
+                <w:szCs w:val="22"/>
+              </w:rPr>
+              <w:t>-0.061 [-0.079, -0.044]</w:t>
+            </w:r>
+          </w:p>
+        </w:tc>
+        <w:tc>
+          <w:tcPr>
+            <w:tcW w:w="1170" w:type="dxa"/>
+          </w:tcPr>
+          <w:p>
+            <w:pPr>
+              <w:jc w:val="center"/>
+              <w:rPr>
+                <w:rFonts w:ascii="Times New Roman" w:hAnsi="Times New Roman" w:cs="Times New Roman"/>
+                <w:sz w:val="22"/>
+                <w:szCs w:val="22"/>
+              </w:rPr>
+            </w:pPr>
+            <w:r>
               <w:rPr>
                 <w:rFonts w:ascii="Times New Roman" w:hAnsi="Times New Roman" w:cs="Times New Roman"/>
                 <w:b/>
@@ -30468,14 +30936,65 @@
                 <w:sz w:val="22"/>
                 <w:szCs w:val="22"/>
               </w:rPr>
-            </w:pPr>
+              <w:t>&lt;0.001**</w:t>
+            </w:r>
+          </w:p>
+        </w:tc>
+        <w:tc>
+          <w:tcPr>
+            <w:tcW w:w="2075" w:type="dxa"/>
+          </w:tcPr>
+          <w:p>
+            <w:pPr>
+              <w:jc w:val="center"/>
+              <w:rPr>
+                <w:rFonts w:ascii="Times New Roman" w:hAnsi="Times New Roman" w:cs="Times New Roman"/>
+                <w:sz w:val="22"/>
+                <w:szCs w:val="22"/>
+              </w:rPr>
+            </w:pPr>
+            <w:r>
+              <w:rPr>
+                <w:rFonts w:ascii="Times New Roman" w:hAnsi="Times New Roman" w:cs="Times New Roman"/>
+                <w:sz w:val="22"/>
+                <w:szCs w:val="22"/>
+              </w:rPr>
+              <w:t>0.190 [0.117, 0.262]</w:t>
+            </w:r>
+          </w:p>
+        </w:tc>
+        <w:tc>
+          <w:tcPr>
+            <w:tcW w:w="1167" w:type="dxa"/>
+          </w:tcPr>
+          <w:p>
+            <w:pPr>
+              <w:jc w:val="center"/>
+              <w:rPr>
+                <w:rFonts w:ascii="Times New Roman" w:hAnsi="Times New Roman" w:cs="Times New Roman"/>
+                <w:b/>
+                <w:bCs/>
+                <w:sz w:val="22"/>
+                <w:szCs w:val="22"/>
+              </w:rPr>
+            </w:pPr>
+            <w:r>
+              <w:rPr>
+                <w:rFonts w:ascii="Times New Roman" w:hAnsi="Times New Roman" w:cs="Times New Roman"/>
+                <w:b/>
+                <w:bCs/>
+                <w:sz w:val="22"/>
+                <w:szCs w:val="22"/>
+              </w:rPr>
+              <w:t>&lt;0.001**</w:t>
+            </w:r>
           </w:p>
         </w:tc>
       </w:tr>
       <w:tr>
         <w:tc>
           <w:tcPr>
-            <w:tcW w:w="2790" w:type="dxa"/>
+            <w:tcW w:w="1575" w:type="dxa"/>
           </w:tcPr>
           <w:p>
             <w:pPr>
@@ -30500,69 +31019,135 @@
         </w:tc>
         <w:tc>
           <w:tcPr>
-            <w:tcW w:w="2656" w:type="dxa"/>
-          </w:tcPr>
-          <w:p>
-            <w:pPr>
-              <w:jc w:val="center"/>
-              <w:rPr>
-                <w:rFonts w:ascii="Times New Roman" w:hAnsi="Times New Roman" w:cs="Times New Roman"/>
-                <w:sz w:val="22"/>
-                <w:szCs w:val="22"/>
-              </w:rPr>
-            </w:pPr>
-          </w:p>
-        </w:tc>
-        <w:tc>
-          <w:tcPr>
-            <w:tcW w:w="1056" w:type="dxa"/>
-          </w:tcPr>
-          <w:p>
-            <w:pPr>
-              <w:jc w:val="center"/>
-              <w:rPr>
-                <w:rFonts w:ascii="Times New Roman" w:hAnsi="Times New Roman" w:cs="Times New Roman"/>
-                <w:sz w:val="22"/>
-                <w:szCs w:val="22"/>
-              </w:rPr>
-            </w:pPr>
-          </w:p>
-        </w:tc>
-        <w:tc>
-          <w:tcPr>
-            <w:tcW w:w="2413" w:type="dxa"/>
-          </w:tcPr>
-          <w:p>
-            <w:pPr>
-              <w:jc w:val="center"/>
-              <w:rPr>
-                <w:rFonts w:ascii="Times New Roman" w:hAnsi="Times New Roman" w:cs="Times New Roman"/>
-                <w:sz w:val="22"/>
-                <w:szCs w:val="22"/>
-              </w:rPr>
-            </w:pPr>
-          </w:p>
-        </w:tc>
-        <w:tc>
-          <w:tcPr>
-            <w:tcW w:w="987" w:type="dxa"/>
-          </w:tcPr>
-          <w:p>
-            <w:pPr>
-              <w:jc w:val="center"/>
-              <w:rPr>
-                <w:rFonts w:ascii="Times New Roman" w:hAnsi="Times New Roman" w:cs="Times New Roman"/>
-                <w:sz w:val="22"/>
-                <w:szCs w:val="22"/>
-              </w:rPr>
-            </w:pPr>
+            <w:tcW w:w="1096" w:type="dxa"/>
+          </w:tcPr>
+          <w:p>
+            <w:pPr>
+              <w:jc w:val="center"/>
+              <w:rPr>
+                <w:rFonts w:ascii="Times New Roman" w:hAnsi="Times New Roman" w:cs="Times New Roman"/>
+                <w:sz w:val="22"/>
+                <w:szCs w:val="22"/>
+              </w:rPr>
+            </w:pPr>
+          </w:p>
+        </w:tc>
+        <w:tc>
+          <w:tcPr>
+            <w:tcW w:w="749" w:type="dxa"/>
+          </w:tcPr>
+          <w:p>
+            <w:pPr>
+              <w:jc w:val="center"/>
+              <w:rPr>
+                <w:rFonts w:ascii="Times New Roman" w:hAnsi="Times New Roman" w:cs="Times New Roman"/>
+                <w:sz w:val="22"/>
+                <w:szCs w:val="22"/>
+              </w:rPr>
+            </w:pPr>
+          </w:p>
+        </w:tc>
+        <w:tc>
+          <w:tcPr>
+            <w:tcW w:w="2070" w:type="dxa"/>
+          </w:tcPr>
+          <w:p>
+            <w:pPr>
+              <w:jc w:val="center"/>
+              <w:rPr>
+                <w:rFonts w:ascii="Times New Roman" w:hAnsi="Times New Roman" w:cs="Times New Roman"/>
+                <w:sz w:val="22"/>
+                <w:szCs w:val="22"/>
+              </w:rPr>
+            </w:pPr>
+            <w:r>
+              <w:rPr>
+                <w:rFonts w:ascii="Times New Roman" w:hAnsi="Times New Roman" w:cs="Times New Roman"/>
+                <w:sz w:val="22"/>
+                <w:szCs w:val="22"/>
+              </w:rPr>
+              <w:t>0.060 [0.024, 0.095]</w:t>
+            </w:r>
+          </w:p>
+        </w:tc>
+        <w:tc>
+          <w:tcPr>
+            <w:tcW w:w="1170" w:type="dxa"/>
+          </w:tcPr>
+          <w:p>
+            <w:pPr>
+              <w:jc w:val="center"/>
+              <w:rPr>
+                <w:rFonts w:ascii="Times New Roman" w:hAnsi="Times New Roman" w:cs="Times New Roman"/>
+                <w:b/>
+                <w:bCs/>
+                <w:sz w:val="22"/>
+                <w:szCs w:val="22"/>
+              </w:rPr>
+            </w:pPr>
+            <w:r>
+              <w:rPr>
+                <w:rFonts w:ascii="Times New Roman" w:hAnsi="Times New Roman" w:cs="Times New Roman"/>
+                <w:b/>
+                <w:bCs/>
+                <w:sz w:val="22"/>
+                <w:szCs w:val="22"/>
+              </w:rPr>
+              <w:t>0.001**</w:t>
+            </w:r>
+          </w:p>
+        </w:tc>
+        <w:tc>
+          <w:tcPr>
+            <w:tcW w:w="2075" w:type="dxa"/>
+          </w:tcPr>
+          <w:p>
+            <w:pPr>
+              <w:jc w:val="center"/>
+              <w:rPr>
+                <w:rFonts w:ascii="Times New Roman" w:hAnsi="Times New Roman" w:cs="Times New Roman"/>
+                <w:sz w:val="22"/>
+                <w:szCs w:val="22"/>
+              </w:rPr>
+            </w:pPr>
+            <w:r>
+              <w:rPr>
+                <w:rFonts w:ascii="Times New Roman" w:hAnsi="Times New Roman" w:cs="Times New Roman"/>
+                <w:sz w:val="22"/>
+                <w:szCs w:val="22"/>
+              </w:rPr>
+              <w:t>0.056 [-0.013, 0.124]</w:t>
+            </w:r>
+          </w:p>
+        </w:tc>
+        <w:tc>
+          <w:tcPr>
+            <w:tcW w:w="1167" w:type="dxa"/>
+          </w:tcPr>
+          <w:p>
+            <w:pPr>
+              <w:jc w:val="center"/>
+              <w:rPr>
+                <w:rFonts w:ascii="Times New Roman" w:hAnsi="Times New Roman" w:cs="Times New Roman"/>
+                <w:sz w:val="22"/>
+                <w:szCs w:val="22"/>
+              </w:rPr>
+            </w:pPr>
+            <w:r>
+              <w:rPr>
+                <w:rFonts w:ascii="Times New Roman" w:hAnsi="Times New Roman" w:cs="Times New Roman"/>
+                <w:sz w:val="22"/>
+                <w:szCs w:val="22"/>
+              </w:rPr>
+              <w:t>0.114</w:t>
+            </w:r>
           </w:p>
         </w:tc>
       </w:tr>
       <w:tr>
         <w:tc>
           <w:tcPr>
-            <w:tcW w:w="2790" w:type="dxa"/>
+            <w:tcW w:w="1575" w:type="dxa"/>
           </w:tcPr>
           <w:p>
             <w:pPr>
@@ -30587,69 +31172,139 @@
         </w:tc>
         <w:tc>
           <w:tcPr>
-            <w:tcW w:w="2656" w:type="dxa"/>
-          </w:tcPr>
-          <w:p>
-            <w:pPr>
-              <w:jc w:val="center"/>
-              <w:rPr>
-                <w:rFonts w:ascii="Times New Roman" w:hAnsi="Times New Roman" w:cs="Times New Roman"/>
-                <w:sz w:val="22"/>
-                <w:szCs w:val="22"/>
-              </w:rPr>
-            </w:pPr>
-          </w:p>
-        </w:tc>
-        <w:tc>
-          <w:tcPr>
-            <w:tcW w:w="1056" w:type="dxa"/>
-          </w:tcPr>
-          <w:p>
-            <w:pPr>
-              <w:jc w:val="center"/>
-              <w:rPr>
-                <w:rFonts w:ascii="Times New Roman" w:hAnsi="Times New Roman" w:cs="Times New Roman"/>
-                <w:sz w:val="22"/>
-                <w:szCs w:val="22"/>
-              </w:rPr>
-            </w:pPr>
-          </w:p>
-        </w:tc>
-        <w:tc>
-          <w:tcPr>
-            <w:tcW w:w="2413" w:type="dxa"/>
-          </w:tcPr>
-          <w:p>
-            <w:pPr>
-              <w:jc w:val="center"/>
-              <w:rPr>
-                <w:rFonts w:ascii="Times New Roman" w:hAnsi="Times New Roman" w:cs="Times New Roman"/>
-                <w:sz w:val="22"/>
-                <w:szCs w:val="22"/>
-              </w:rPr>
-            </w:pPr>
-          </w:p>
-        </w:tc>
-        <w:tc>
-          <w:tcPr>
-            <w:tcW w:w="987" w:type="dxa"/>
-          </w:tcPr>
-          <w:p>
-            <w:pPr>
-              <w:jc w:val="center"/>
-              <w:rPr>
-                <w:rFonts w:ascii="Times New Roman" w:hAnsi="Times New Roman" w:cs="Times New Roman"/>
-                <w:sz w:val="22"/>
-                <w:szCs w:val="22"/>
-              </w:rPr>
-            </w:pPr>
+            <w:tcW w:w="1096" w:type="dxa"/>
+          </w:tcPr>
+          <w:p>
+            <w:pPr>
+              <w:jc w:val="center"/>
+              <w:rPr>
+                <w:rFonts w:ascii="Times New Roman" w:hAnsi="Times New Roman" w:cs="Times New Roman"/>
+                <w:sz w:val="22"/>
+                <w:szCs w:val="22"/>
+              </w:rPr>
+            </w:pPr>
+          </w:p>
+        </w:tc>
+        <w:tc>
+          <w:tcPr>
+            <w:tcW w:w="749" w:type="dxa"/>
+          </w:tcPr>
+          <w:p>
+            <w:pPr>
+              <w:jc w:val="center"/>
+              <w:rPr>
+                <w:rFonts w:ascii="Times New Roman" w:hAnsi="Times New Roman" w:cs="Times New Roman"/>
+                <w:sz w:val="22"/>
+                <w:szCs w:val="22"/>
+              </w:rPr>
+            </w:pPr>
+          </w:p>
+        </w:tc>
+        <w:tc>
+          <w:tcPr>
+            <w:tcW w:w="2070" w:type="dxa"/>
+          </w:tcPr>
+          <w:p>
+            <w:pPr>
+              <w:jc w:val="center"/>
+              <w:rPr>
+                <w:rFonts w:ascii="Times New Roman" w:hAnsi="Times New Roman" w:cs="Times New Roman"/>
+                <w:sz w:val="22"/>
+                <w:szCs w:val="22"/>
+              </w:rPr>
+            </w:pPr>
+            <w:r>
+              <w:rPr>
+                <w:rFonts w:ascii="Times New Roman" w:hAnsi="Times New Roman" w:cs="Times New Roman"/>
+                <w:sz w:val="22"/>
+                <w:szCs w:val="22"/>
+              </w:rPr>
+              <w:t>0.066 [0.009, 0.123]</w:t>
+            </w:r>
+          </w:p>
+        </w:tc>
+        <w:tc>
+          <w:tcPr>
+            <w:tcW w:w="1170" w:type="dxa"/>
+          </w:tcPr>
+          <w:p>
+            <w:pPr>
+              <w:jc w:val="center"/>
+              <w:rPr>
+                <w:rFonts w:ascii="Times New Roman" w:hAnsi="Times New Roman" w:cs="Times New Roman"/>
+                <w:b/>
+                <w:bCs/>
+                <w:sz w:val="22"/>
+                <w:szCs w:val="22"/>
+              </w:rPr>
+            </w:pPr>
+            <w:r>
+              <w:rPr>
+                <w:rFonts w:ascii="Times New Roman" w:hAnsi="Times New Roman" w:cs="Times New Roman"/>
+                <w:b/>
+                <w:bCs/>
+                <w:sz w:val="22"/>
+                <w:szCs w:val="22"/>
+              </w:rPr>
+              <w:t>0.021*</w:t>
+            </w:r>
+          </w:p>
+        </w:tc>
+        <w:tc>
+          <w:tcPr>
+            <w:tcW w:w="2075" w:type="dxa"/>
+          </w:tcPr>
+          <w:p>
+            <w:pPr>
+              <w:jc w:val="center"/>
+              <w:rPr>
+                <w:rFonts w:ascii="Times New Roman" w:hAnsi="Times New Roman" w:cs="Times New Roman"/>
+                <w:sz w:val="22"/>
+                <w:szCs w:val="22"/>
+              </w:rPr>
+            </w:pPr>
+            <w:r>
+              <w:rPr>
+                <w:rFonts w:ascii="Times New Roman" w:hAnsi="Times New Roman" w:cs="Times New Roman"/>
+                <w:sz w:val="22"/>
+                <w:szCs w:val="22"/>
+              </w:rPr>
+              <w:t>0.142 [0.050, 0.234]</w:t>
+            </w:r>
+          </w:p>
+        </w:tc>
+        <w:tc>
+          <w:tcPr>
+            <w:tcW w:w="1167" w:type="dxa"/>
+          </w:tcPr>
+          <w:p>
+            <w:pPr>
+              <w:jc w:val="center"/>
+              <w:rPr>
+                <w:rFonts w:ascii="Times New Roman" w:hAnsi="Times New Roman" w:cs="Times New Roman"/>
+                <w:b/>
+                <w:bCs/>
+                <w:sz w:val="22"/>
+                <w:szCs w:val="22"/>
+              </w:rPr>
+            </w:pPr>
+            <w:r>
+              <w:rPr>
+                <w:rFonts w:ascii="Times New Roman" w:hAnsi="Times New Roman" w:cs="Times New Roman"/>
+                <w:b/>
+                <w:bCs/>
+                <w:sz w:val="22"/>
+                <w:szCs w:val="22"/>
+              </w:rPr>
+              <w:t>0.003**</w:t>
+            </w:r>
           </w:p>
         </w:tc>
       </w:tr>
       <w:tr>
         <w:tc>
           <w:tcPr>
-            <w:tcW w:w="2790" w:type="dxa"/>
+            <w:tcW w:w="1575" w:type="dxa"/>
           </w:tcPr>
           <w:p>
             <w:pPr>
@@ -30674,62 +31329,136 @@
         </w:tc>
         <w:tc>
           <w:tcPr>
-            <w:tcW w:w="2656" w:type="dxa"/>
-          </w:tcPr>
-          <w:p>
-            <w:pPr>
-              <w:jc w:val="center"/>
-              <w:rPr>
-                <w:rFonts w:ascii="Times New Roman" w:hAnsi="Times New Roman" w:cs="Times New Roman"/>
-                <w:sz w:val="22"/>
-                <w:szCs w:val="22"/>
-              </w:rPr>
-            </w:pPr>
-          </w:p>
-        </w:tc>
-        <w:tc>
-          <w:tcPr>
-            <w:tcW w:w="1056" w:type="dxa"/>
-          </w:tcPr>
-          <w:p>
-            <w:pPr>
-              <w:jc w:val="center"/>
-              <w:rPr>
-                <w:rFonts w:ascii="Times New Roman" w:hAnsi="Times New Roman" w:cs="Times New Roman"/>
-                <w:sz w:val="22"/>
-                <w:szCs w:val="22"/>
-              </w:rPr>
-            </w:pPr>
-          </w:p>
-        </w:tc>
-        <w:tc>
-          <w:tcPr>
-            <w:tcW w:w="2413" w:type="dxa"/>
-          </w:tcPr>
-          <w:p>
-            <w:pPr>
-              <w:jc w:val="center"/>
-              <w:rPr>
-                <w:rFonts w:ascii="Times New Roman" w:hAnsi="Times New Roman" w:cs="Times New Roman"/>
-                <w:sz w:val="22"/>
-                <w:szCs w:val="22"/>
-              </w:rPr>
-            </w:pPr>
-          </w:p>
-        </w:tc>
-        <w:tc>
-          <w:tcPr>
-            <w:tcW w:w="987" w:type="dxa"/>
-          </w:tcPr>
-          <w:p>
-            <w:pPr>
-              <w:jc w:val="center"/>
-              <w:rPr>
-                <w:rFonts w:ascii="Times New Roman" w:hAnsi="Times New Roman" w:cs="Times New Roman"/>
-                <w:sz w:val="22"/>
-                <w:szCs w:val="22"/>
-              </w:rPr>
-            </w:pPr>
+            <w:tcW w:w="1096" w:type="dxa"/>
+          </w:tcPr>
+          <w:p>
+            <w:pPr>
+              <w:jc w:val="center"/>
+              <w:rPr>
+                <w:rFonts w:ascii="Times New Roman" w:hAnsi="Times New Roman" w:cs="Times New Roman"/>
+                <w:sz w:val="22"/>
+                <w:szCs w:val="22"/>
+              </w:rPr>
+            </w:pPr>
+          </w:p>
+        </w:tc>
+        <w:tc>
+          <w:tcPr>
+            <w:tcW w:w="749" w:type="dxa"/>
+          </w:tcPr>
+          <w:p>
+            <w:pPr>
+              <w:jc w:val="center"/>
+              <w:rPr>
+                <w:rFonts w:ascii="Times New Roman" w:hAnsi="Times New Roman" w:cs="Times New Roman"/>
+                <w:sz w:val="22"/>
+                <w:szCs w:val="22"/>
+              </w:rPr>
+            </w:pPr>
+          </w:p>
+        </w:tc>
+        <w:tc>
+          <w:tcPr>
+            <w:tcW w:w="2070" w:type="dxa"/>
+          </w:tcPr>
+          <w:p>
+            <w:pPr>
+              <w:jc w:val="center"/>
+              <w:rPr>
+                <w:rFonts w:ascii="Times New Roman" w:hAnsi="Times New Roman" w:cs="Times New Roman"/>
+                <w:sz w:val="22"/>
+                <w:szCs w:val="22"/>
+              </w:rPr>
+            </w:pPr>
+            <w:r>
+              <w:rPr>
+                <w:rFonts w:ascii="Times New Roman" w:hAnsi="Times New Roman" w:cs="Times New Roman"/>
+                <w:sz w:val="22"/>
+                <w:szCs w:val="22"/>
+              </w:rPr>
+              <w:t>0.019 [</w:t>
+            </w:r>
+            <w:r>
+              <w:rPr>
+                <w:rFonts w:ascii="Times New Roman" w:hAnsi="Times New Roman" w:cs="Times New Roman"/>
+                <w:sz w:val="22"/>
+                <w:szCs w:val="22"/>
+              </w:rPr>
+              <w:t>-0.036, 0.075]</w:t>
+            </w:r>
+          </w:p>
+        </w:tc>
+        <w:tc>
+          <w:tcPr>
+            <w:tcW w:w="1170" w:type="dxa"/>
+          </w:tcPr>
+          <w:p>
+            <w:pPr>
+              <w:jc w:val="center"/>
+              <w:rPr>
+                <w:rFonts w:ascii="Times New Roman" w:hAnsi="Times New Roman" w:cs="Times New Roman"/>
+                <w:sz w:val="22"/>
+                <w:szCs w:val="22"/>
+              </w:rPr>
+            </w:pPr>
+            <w:r>
+              <w:rPr>
+                <w:rFonts w:ascii="Times New Roman" w:hAnsi="Times New Roman" w:cs="Times New Roman"/>
+                <w:sz w:val="22"/>
+                <w:szCs w:val="22"/>
+              </w:rPr>
+              <w:t>0.492</w:t>
+            </w:r>
+          </w:p>
+        </w:tc>
+        <w:tc>
+          <w:tcPr>
+            <w:tcW w:w="2075" w:type="dxa"/>
+          </w:tcPr>
+          <w:p>
+            <w:pPr>
+              <w:jc w:val="center"/>
+              <w:rPr>
+                <w:rFonts w:ascii="Times New Roman" w:hAnsi="Times New Roman" w:cs="Times New Roman"/>
+                <w:sz w:val="22"/>
+                <w:szCs w:val="22"/>
+              </w:rPr>
+            </w:pPr>
+            <w:r>
+              <w:rPr>
+                <w:rFonts w:ascii="Times New Roman" w:hAnsi="Times New Roman" w:cs="Times New Roman"/>
+                <w:sz w:val="22"/>
+                <w:szCs w:val="22"/>
+              </w:rPr>
+              <w:t>0.130 [0.051, 0.208]</w:t>
+            </w:r>
+          </w:p>
+        </w:tc>
+        <w:tc>
+          <w:tcPr>
+            <w:tcW w:w="1167" w:type="dxa"/>
+          </w:tcPr>
+          <w:p>
+            <w:pPr>
+              <w:jc w:val="center"/>
+              <w:rPr>
+                <w:rFonts w:ascii="Times New Roman" w:hAnsi="Times New Roman" w:cs="Times New Roman"/>
+                <w:b/>
+                <w:bCs/>
+                <w:sz w:val="22"/>
+                <w:szCs w:val="22"/>
+              </w:rPr>
+            </w:pPr>
+            <w:r>
+              <w:rPr>
+                <w:rFonts w:ascii="Times New Roman" w:hAnsi="Times New Roman" w:cs="Times New Roman"/>
+                <w:b/>
+                <w:bCs/>
+                <w:sz w:val="22"/>
+                <w:szCs w:val="22"/>
+              </w:rPr>
+              <w:t>0.001**</w:t>
+            </w:r>
           </w:p>
         </w:tc>
       </w:tr>
@@ -30776,55 +31505,7 @@
           <w:b/>
           <w:bCs/>
         </w:rPr>
-        <w:t xml:space="preserve">Excludes patients positive for ALK, EGFR, and/or ROS1 mutations. </w:t>
-      </w:r>
-      <w:r>
-        <w:rPr>
-          <w:rFonts w:ascii="Times New Roman" w:hAnsi="Times New Roman" w:cs="Times New Roman"/>
-          <w:b/>
-          <w:bCs/>
-        </w:rPr>
-        <w:t>RMST</w:t>
-      </w:r>
-      <w:r>
-        <w:rPr>
-          <w:rFonts w:ascii="Times New Roman" w:hAnsi="Times New Roman" w:cs="Times New Roman"/>
-          <w:b/>
-          <w:bCs/>
-        </w:rPr>
-        <w:t xml:space="preserve"> = </w:t>
-      </w:r>
-      <w:r>
-        <w:rPr>
-          <w:rFonts w:ascii="Times New Roman" w:hAnsi="Times New Roman" w:cs="Times New Roman"/>
-          <w:b/>
-          <w:bCs/>
-        </w:rPr>
-        <w:t xml:space="preserve">restricted mean survival time. </w:t>
-      </w:r>
-      <w:r>
-        <w:rPr>
-          <w:rFonts w:ascii="Times New Roman" w:hAnsi="Times New Roman" w:cs="Times New Roman"/>
-          <w:b/>
-          <w:bCs/>
-        </w:rPr>
-        <w:t xml:space="preserve">PSM was repeated </w:t>
-      </w:r>
-      <w:r>
-        <w:rPr>
-          <w:rFonts w:ascii="Times New Roman" w:hAnsi="Times New Roman" w:cs="Times New Roman"/>
-          <w:b/>
-          <w:bCs/>
-        </w:rPr>
-        <w:t>prior to</w:t>
-      </w:r>
-      <w:r>
-        <w:rPr>
-          <w:rFonts w:ascii="Times New Roman" w:hAnsi="Times New Roman" w:cs="Times New Roman"/>
-          <w:b/>
-          <w:bCs/>
-        </w:rPr>
-        <w:t xml:space="preserve"> each subgroup analysis. </w:t>
+        <w:t>Excludes patients positive for ALK, EGFR, and/or ROS1 mutations.</w:t>
       </w:r>
     </w:p>
     <w:p>
@@ -31027,7 +31708,6 @@
               <w:rPr>
                 <w:rFonts w:ascii="Times New Roman" w:hAnsi="Times New Roman" w:cs="Times New Roman"/>
               </w:rPr>
-              <w:lastRenderedPageBreak/>
               <w:t>12-month OS</w:t>
             </w:r>
           </w:p>
@@ -31122,6 +31802,7 @@
           <w:bCs/>
           <w:noProof/>
         </w:rPr>
+        <w:lastRenderedPageBreak/>
         <w:drawing>
           <wp:inline distT="0" distB="0" distL="0" distR="0" wp14:anchorId="10738275" wp14:editId="3A608125">
             <wp:extent cx="6290945" cy="2727960"/>

--- a/PDL1_Manuscript.docx
+++ b/PDL1_Manuscript.docx
@@ -33291,6 +33291,14 @@
                 <w:szCs w:val="22"/>
               </w:rPr>
             </w:pPr>
+            <w:r>
+              <w:rPr>
+                <w:rFonts w:ascii="Times New Roman" w:hAnsi="Times New Roman" w:cs="Times New Roman"/>
+                <w:sz w:val="22"/>
+                <w:szCs w:val="22"/>
+              </w:rPr>
+              <w:t>-1.4 [-3.5, 0.1]</w:t>
+            </w:r>
           </w:p>
         </w:tc>
         <w:tc>
@@ -33302,12 +33310,18 @@
               <w:jc w:val="center"/>
               <w:rPr>
                 <w:rFonts w:ascii="Times New Roman" w:hAnsi="Times New Roman" w:cs="Times New Roman"/>
-                <w:b/>
-                <w:bCs/>
-                <w:sz w:val="22"/>
-                <w:szCs w:val="22"/>
-              </w:rPr>
-            </w:pPr>
+                <w:sz w:val="22"/>
+                <w:szCs w:val="22"/>
+              </w:rPr>
+            </w:pPr>
+            <w:r>
+              <w:rPr>
+                <w:rFonts w:ascii="Times New Roman" w:hAnsi="Times New Roman" w:cs="Times New Roman"/>
+                <w:sz w:val="22"/>
+                <w:szCs w:val="22"/>
+              </w:rPr>
+              <w:t>0.193</w:t>
+            </w:r>
           </w:p>
         </w:tc>
         <w:tc>
@@ -33323,6 +33337,14 @@
                 <w:szCs w:val="22"/>
               </w:rPr>
             </w:pPr>
+            <w:r>
+              <w:rPr>
+                <w:rFonts w:ascii="Times New Roman" w:hAnsi="Times New Roman" w:cs="Times New Roman"/>
+                <w:sz w:val="22"/>
+                <w:szCs w:val="22"/>
+              </w:rPr>
+              <w:t>8.6 [4.4, 12.8]</w:t>
+            </w:r>
           </w:p>
         </w:tc>
         <w:tc>
@@ -33334,10 +33356,22 @@
               <w:jc w:val="center"/>
               <w:rPr>
                 <w:rFonts w:ascii="Times New Roman" w:hAnsi="Times New Roman" w:cs="Times New Roman"/>
-                <w:sz w:val="22"/>
-                <w:szCs w:val="22"/>
-              </w:rPr>
-            </w:pPr>
+                <w:b/>
+                <w:bCs/>
+                <w:sz w:val="22"/>
+                <w:szCs w:val="22"/>
+              </w:rPr>
+            </w:pPr>
+            <w:r>
+              <w:rPr>
+                <w:rFonts w:ascii="Times New Roman" w:hAnsi="Times New Roman" w:cs="Times New Roman"/>
+                <w:b/>
+                <w:bCs/>
+                <w:sz w:val="22"/>
+                <w:szCs w:val="22"/>
+              </w:rPr>
+              <w:t>&lt;0.001**</w:t>
+            </w:r>
           </w:p>
         </w:tc>
       </w:tr>
@@ -33412,6 +33446,14 @@
                 <w:szCs w:val="22"/>
               </w:rPr>
             </w:pPr>
+            <w:r>
+              <w:rPr>
+                <w:rFonts w:ascii="Times New Roman" w:hAnsi="Times New Roman" w:cs="Times New Roman"/>
+                <w:sz w:val="22"/>
+                <w:szCs w:val="22"/>
+              </w:rPr>
+              <w:t>3.2 [-1.1, 7.5]</w:t>
+            </w:r>
           </w:p>
         </w:tc>
         <w:tc>
@@ -33442,6 +33484,14 @@
                 <w:szCs w:val="22"/>
               </w:rPr>
             </w:pPr>
+            <w:r>
+              <w:rPr>
+                <w:rFonts w:ascii="Times New Roman" w:hAnsi="Times New Roman" w:cs="Times New Roman"/>
+                <w:sz w:val="22"/>
+                <w:szCs w:val="22"/>
+              </w:rPr>
+              <w:t>4.8 [-2.1, 11.7]</w:t>
+            </w:r>
           </w:p>
         </w:tc>
         <w:tc>
@@ -33457,6 +33507,14 @@
                 <w:szCs w:val="22"/>
               </w:rPr>
             </w:pPr>
+            <w:r>
+              <w:rPr>
+                <w:rFonts w:ascii="Times New Roman" w:hAnsi="Times New Roman" w:cs="Times New Roman"/>
+                <w:sz w:val="22"/>
+                <w:szCs w:val="22"/>
+              </w:rPr>
+              <w:t>0.170</w:t>
+            </w:r>
           </w:p>
         </w:tc>
       </w:tr>
@@ -33561,6 +33619,14 @@
                 <w:szCs w:val="22"/>
               </w:rPr>
             </w:pPr>
+            <w:r>
+              <w:rPr>
+                <w:rFonts w:ascii="Times New Roman" w:hAnsi="Times New Roman" w:cs="Times New Roman"/>
+                <w:sz w:val="22"/>
+                <w:szCs w:val="22"/>
+              </w:rPr>
+              <w:t>15.7 [8.3, 23.8]</w:t>
+            </w:r>
           </w:p>
         </w:tc>
         <w:tc>
@@ -33578,6 +33644,16 @@
                 <w:szCs w:val="22"/>
               </w:rPr>
             </w:pPr>
+            <w:r>
+              <w:rPr>
+                <w:rFonts w:ascii="Times New Roman" w:hAnsi="Times New Roman" w:cs="Times New Roman"/>
+                <w:b/>
+                <w:bCs/>
+                <w:sz w:val="22"/>
+                <w:szCs w:val="22"/>
+              </w:rPr>
+              <w:t>&lt;0.001**</w:t>
+            </w:r>
           </w:p>
         </w:tc>
       </w:tr>
@@ -33684,6 +33760,14 @@
                 <w:szCs w:val="22"/>
               </w:rPr>
             </w:pPr>
+            <w:r>
+              <w:rPr>
+                <w:rFonts w:ascii="Times New Roman" w:hAnsi="Times New Roman" w:cs="Times New Roman"/>
+                <w:sz w:val="22"/>
+                <w:szCs w:val="22"/>
+              </w:rPr>
+              <w:t>9.2 [0.3, 18.2]</w:t>
+            </w:r>
           </w:p>
         </w:tc>
         <w:tc>
@@ -33701,6 +33785,16 @@
                 <w:szCs w:val="22"/>
               </w:rPr>
             </w:pPr>
+            <w:r>
+              <w:rPr>
+                <w:rFonts w:ascii="Times New Roman" w:hAnsi="Times New Roman" w:cs="Times New Roman"/>
+                <w:b/>
+                <w:bCs/>
+                <w:sz w:val="22"/>
+                <w:szCs w:val="22"/>
+              </w:rPr>
+              <w:t>0.043*</w:t>
+            </w:r>
           </w:p>
         </w:tc>
       </w:tr>
@@ -33720,6 +33814,36 @@
                 <w:szCs w:val="22"/>
               </w:rPr>
             </w:pPr>
+            <w:r>
+              <w:rPr>
+                <w:rFonts w:ascii="Times New Roman" w:hAnsi="Times New Roman" w:cs="Times New Roman"/>
+                <w:i/>
+                <w:iCs/>
+                <w:sz w:val="22"/>
+                <w:szCs w:val="22"/>
+              </w:rPr>
+              <w:t xml:space="preserve">PD-L1 </w:t>
+            </w:r>
+            <w:r>
+              <w:rPr>
+                <w:rFonts w:ascii="Times New Roman" w:hAnsi="Times New Roman" w:cs="Times New Roman"/>
+                <w:i/>
+                <w:iCs/>
+                <w:sz w:val="22"/>
+                <w:szCs w:val="22"/>
+              </w:rPr>
+              <w:t>= 10</w:t>
+            </w:r>
+            <w:r>
+              <w:rPr>
+                <w:rFonts w:ascii="Times New Roman" w:hAnsi="Times New Roman" w:cs="Times New Roman"/>
+                <w:i/>
+                <w:iCs/>
+                <w:sz w:val="22"/>
+                <w:szCs w:val="22"/>
+              </w:rPr>
+              <w:t>0%</w:t>
+            </w:r>
           </w:p>
         </w:tc>
         <w:tc>
@@ -33833,6 +33957,36 @@
                 <w:szCs w:val="22"/>
               </w:rPr>
             </w:pPr>
+            <w:r>
+              <w:rPr>
+                <w:rFonts w:ascii="Times New Roman" w:hAnsi="Times New Roman" w:cs="Times New Roman"/>
+                <w:i/>
+                <w:iCs/>
+                <w:sz w:val="22"/>
+                <w:szCs w:val="22"/>
+              </w:rPr>
+              <w:t xml:space="preserve">PD-L1 &gt;= </w:t>
+            </w:r>
+            <w:r>
+              <w:rPr>
+                <w:rFonts w:ascii="Times New Roman" w:hAnsi="Times New Roman" w:cs="Times New Roman"/>
+                <w:i/>
+                <w:iCs/>
+                <w:sz w:val="22"/>
+                <w:szCs w:val="22"/>
+              </w:rPr>
+              <w:t>9</w:t>
+            </w:r>
+            <w:r>
+              <w:rPr>
+                <w:rFonts w:ascii="Times New Roman" w:hAnsi="Times New Roman" w:cs="Times New Roman"/>
+                <w:i/>
+                <w:iCs/>
+                <w:sz w:val="22"/>
+                <w:szCs w:val="22"/>
+              </w:rPr>
+              <w:t>0%</w:t>
+            </w:r>
           </w:p>
         </w:tc>
         <w:tc>
@@ -33946,6 +34100,36 @@
                 <w:szCs w:val="22"/>
               </w:rPr>
             </w:pPr>
+            <w:r>
+              <w:rPr>
+                <w:rFonts w:ascii="Times New Roman" w:hAnsi="Times New Roman" w:cs="Times New Roman"/>
+                <w:i/>
+                <w:iCs/>
+                <w:sz w:val="22"/>
+                <w:szCs w:val="22"/>
+              </w:rPr>
+              <w:t xml:space="preserve">PD-L1 &gt;= </w:t>
+            </w:r>
+            <w:r>
+              <w:rPr>
+                <w:rFonts w:ascii="Times New Roman" w:hAnsi="Times New Roman" w:cs="Times New Roman"/>
+                <w:i/>
+                <w:iCs/>
+                <w:sz w:val="22"/>
+                <w:szCs w:val="22"/>
+              </w:rPr>
+              <w:t>8</w:t>
+            </w:r>
+            <w:r>
+              <w:rPr>
+                <w:rFonts w:ascii="Times New Roman" w:hAnsi="Times New Roman" w:cs="Times New Roman"/>
+                <w:i/>
+                <w:iCs/>
+                <w:sz w:val="22"/>
+                <w:szCs w:val="22"/>
+              </w:rPr>
+              <w:t>0%</w:t>
+            </w:r>
           </w:p>
         </w:tc>
         <w:tc>
@@ -34059,6 +34243,36 @@
                 <w:szCs w:val="22"/>
               </w:rPr>
             </w:pPr>
+            <w:r>
+              <w:rPr>
+                <w:rFonts w:ascii="Times New Roman" w:hAnsi="Times New Roman" w:cs="Times New Roman"/>
+                <w:i/>
+                <w:iCs/>
+                <w:sz w:val="22"/>
+                <w:szCs w:val="22"/>
+              </w:rPr>
+              <w:t xml:space="preserve">PD-L1 &gt;= </w:t>
+            </w:r>
+            <w:r>
+              <w:rPr>
+                <w:rFonts w:ascii="Times New Roman" w:hAnsi="Times New Roman" w:cs="Times New Roman"/>
+                <w:i/>
+                <w:iCs/>
+                <w:sz w:val="22"/>
+                <w:szCs w:val="22"/>
+              </w:rPr>
+              <w:t>7</w:t>
+            </w:r>
+            <w:r>
+              <w:rPr>
+                <w:rFonts w:ascii="Times New Roman" w:hAnsi="Times New Roman" w:cs="Times New Roman"/>
+                <w:i/>
+                <w:iCs/>
+                <w:sz w:val="22"/>
+                <w:szCs w:val="22"/>
+              </w:rPr>
+              <w:t>0%</w:t>
+            </w:r>
           </w:p>
         </w:tc>
         <w:tc>
@@ -34136,6 +34350,14 @@
                 <w:szCs w:val="22"/>
               </w:rPr>
             </w:pPr>
+            <w:r>
+              <w:rPr>
+                <w:rFonts w:ascii="Times New Roman" w:hAnsi="Times New Roman" w:cs="Times New Roman"/>
+                <w:sz w:val="22"/>
+                <w:szCs w:val="22"/>
+              </w:rPr>
+              <w:t>17.8 [10.9, 24.7]</w:t>
+            </w:r>
           </w:p>
         </w:tc>
         <w:tc>
@@ -34153,6 +34375,16 @@
                 <w:szCs w:val="22"/>
               </w:rPr>
             </w:pPr>
+            <w:r>
+              <w:rPr>
+                <w:rFonts w:ascii="Times New Roman" w:hAnsi="Times New Roman" w:cs="Times New Roman"/>
+                <w:b/>
+                <w:bCs/>
+                <w:sz w:val="22"/>
+                <w:szCs w:val="22"/>
+              </w:rPr>
+              <w:t>&lt;0.001**</w:t>
+            </w:r>
           </w:p>
         </w:tc>
       </w:tr>
@@ -34172,6 +34404,36 @@
                 <w:szCs w:val="22"/>
               </w:rPr>
             </w:pPr>
+            <w:r>
+              <w:rPr>
+                <w:rFonts w:ascii="Times New Roman" w:hAnsi="Times New Roman" w:cs="Times New Roman"/>
+                <w:i/>
+                <w:iCs/>
+                <w:sz w:val="22"/>
+                <w:szCs w:val="22"/>
+              </w:rPr>
+              <w:t xml:space="preserve">PD-L1 &gt;= </w:t>
+            </w:r>
+            <w:r>
+              <w:rPr>
+                <w:rFonts w:ascii="Times New Roman" w:hAnsi="Times New Roman" w:cs="Times New Roman"/>
+                <w:i/>
+                <w:iCs/>
+                <w:sz w:val="22"/>
+                <w:szCs w:val="22"/>
+              </w:rPr>
+              <w:t>6</w:t>
+            </w:r>
+            <w:r>
+              <w:rPr>
+                <w:rFonts w:ascii="Times New Roman" w:hAnsi="Times New Roman" w:cs="Times New Roman"/>
+                <w:i/>
+                <w:iCs/>
+                <w:sz w:val="22"/>
+                <w:szCs w:val="22"/>
+              </w:rPr>
+              <w:t>0%</w:t>
+            </w:r>
           </w:p>
         </w:tc>
         <w:tc>
@@ -34249,6 +34511,14 @@
                 <w:szCs w:val="22"/>
               </w:rPr>
             </w:pPr>
+            <w:r>
+              <w:rPr>
+                <w:rFonts w:ascii="Times New Roman" w:hAnsi="Times New Roman" w:cs="Times New Roman"/>
+                <w:sz w:val="22"/>
+                <w:szCs w:val="22"/>
+              </w:rPr>
+              <w:t>17.8 [10.9, 24.7]</w:t>
+            </w:r>
           </w:p>
         </w:tc>
         <w:tc>
@@ -34266,6 +34536,16 @@
                 <w:szCs w:val="22"/>
               </w:rPr>
             </w:pPr>
+            <w:r>
+              <w:rPr>
+                <w:rFonts w:ascii="Times New Roman" w:hAnsi="Times New Roman" w:cs="Times New Roman"/>
+                <w:b/>
+                <w:bCs/>
+                <w:sz w:val="22"/>
+                <w:szCs w:val="22"/>
+              </w:rPr>
+              <w:t>&lt;0.001**</w:t>
+            </w:r>
           </w:p>
         </w:tc>
       </w:tr>
@@ -34285,6 +34565,36 @@
                 <w:szCs w:val="22"/>
               </w:rPr>
             </w:pPr>
+            <w:r>
+              <w:rPr>
+                <w:rFonts w:ascii="Times New Roman" w:hAnsi="Times New Roman" w:cs="Times New Roman"/>
+                <w:i/>
+                <w:iCs/>
+                <w:sz w:val="22"/>
+                <w:szCs w:val="22"/>
+              </w:rPr>
+              <w:t xml:space="preserve">PD-L1 &gt;= </w:t>
+            </w:r>
+            <w:r>
+              <w:rPr>
+                <w:rFonts w:ascii="Times New Roman" w:hAnsi="Times New Roman" w:cs="Times New Roman"/>
+                <w:i/>
+                <w:iCs/>
+                <w:sz w:val="22"/>
+                <w:szCs w:val="22"/>
+              </w:rPr>
+              <w:t>1</w:t>
+            </w:r>
+            <w:r>
+              <w:rPr>
+                <w:rFonts w:ascii="Times New Roman" w:hAnsi="Times New Roman" w:cs="Times New Roman"/>
+                <w:i/>
+                <w:iCs/>
+                <w:sz w:val="22"/>
+                <w:szCs w:val="22"/>
+              </w:rPr>
+              <w:t>%</w:t>
+            </w:r>
           </w:p>
         </w:tc>
         <w:tc>
@@ -34362,6 +34672,14 @@
                 <w:szCs w:val="22"/>
               </w:rPr>
             </w:pPr>
+            <w:r>
+              <w:rPr>
+                <w:rFonts w:ascii="Times New Roman" w:hAnsi="Times New Roman" w:cs="Times New Roman"/>
+                <w:sz w:val="22"/>
+                <w:szCs w:val="22"/>
+              </w:rPr>
+              <w:t>12.7 [6.0, 19.5]</w:t>
+            </w:r>
           </w:p>
         </w:tc>
         <w:tc>
@@ -34379,6 +34697,16 @@
                 <w:szCs w:val="22"/>
               </w:rPr>
             </w:pPr>
+            <w:r>
+              <w:rPr>
+                <w:rFonts w:ascii="Times New Roman" w:hAnsi="Times New Roman" w:cs="Times New Roman"/>
+                <w:b/>
+                <w:bCs/>
+                <w:sz w:val="22"/>
+                <w:szCs w:val="22"/>
+              </w:rPr>
+              <w:t>&lt;0.001**</w:t>
+            </w:r>
           </w:p>
         </w:tc>
       </w:tr>
@@ -34482,6 +34810,14 @@
                 <w:szCs w:val="22"/>
               </w:rPr>
             </w:pPr>
+            <w:r>
+              <w:rPr>
+                <w:rFonts w:ascii="Times New Roman" w:hAnsi="Times New Roman" w:cs="Times New Roman"/>
+                <w:sz w:val="22"/>
+                <w:szCs w:val="22"/>
+              </w:rPr>
+              <w:t>8.4 [6.0, 19.5]</w:t>
+            </w:r>
           </w:p>
         </w:tc>
         <w:tc>
@@ -34499,6 +34835,16 @@
                 <w:szCs w:val="22"/>
               </w:rPr>
             </w:pPr>
+            <w:r>
+              <w:rPr>
+                <w:rFonts w:ascii="Times New Roman" w:hAnsi="Times New Roman" w:cs="Times New Roman"/>
+                <w:b/>
+                <w:bCs/>
+                <w:sz w:val="22"/>
+                <w:szCs w:val="22"/>
+              </w:rPr>
+              <w:t>&lt;0.001**</w:t>
+            </w:r>
           </w:p>
         </w:tc>
       </w:tr>

--- a/PDL1_Manuscript.docx
+++ b/PDL1_Manuscript.docx
@@ -823,12 +823,21 @@
           <w:color w:val="181717"/>
         </w:rPr>
       </w:pPr>
+      <w:proofErr w:type="spellStart"/>
       <w:r>
         <w:rPr>
           <w:rFonts w:ascii="Times New Roman" w:eastAsia="Times New Roman" w:hAnsi="Times New Roman" w:cs="Times New Roman"/>
           <w:color w:val="181717"/>
         </w:rPr>
-        <w:t>Garon et al. prospectively validated the PD-L1 cutoff of 50% for patients receiving pembrolizumab monotherapy, demonstrating a response rate of 45.2% in that subgroup</w:t>
+        <w:t>Garon</w:t>
+      </w:r>
+      <w:proofErr w:type="spellEnd"/>
+      <w:r>
+        <w:rPr>
+          <w:rFonts w:ascii="Times New Roman" w:eastAsia="Times New Roman" w:hAnsi="Times New Roman" w:cs="Times New Roman"/>
+          <w:color w:val="181717"/>
+        </w:rPr>
+        <w:t xml:space="preserve"> et al. prospectively validated the PD-L1 cutoff of 50% for patients receiving pembrolizumab monotherapy, demonstrating a response rate of 45.2% in that subgroup</w:t>
       </w:r>
       <w:r>
         <w:rPr>
@@ -2538,7 +2547,21 @@
         <w:rPr>
           <w:rFonts w:ascii="Times New Roman" w:hAnsi="Times New Roman" w:cs="Times New Roman"/>
         </w:rPr>
-        <w:t>treatment with nivolumab, pembrolizumab, cemiplimab, atezolizumab, durvalumab</w:t>
+        <w:t xml:space="preserve">treatment with nivolumab, pembrolizumab, </w:t>
+      </w:r>
+      <w:proofErr w:type="spellStart"/>
+      <w:r>
+        <w:rPr>
+          <w:rFonts w:ascii="Times New Roman" w:hAnsi="Times New Roman" w:cs="Times New Roman"/>
+        </w:rPr>
+        <w:t>cemiplimab</w:t>
+      </w:r>
+      <w:proofErr w:type="spellEnd"/>
+      <w:r>
+        <w:rPr>
+          <w:rFonts w:ascii="Times New Roman" w:hAnsi="Times New Roman" w:cs="Times New Roman"/>
+        </w:rPr>
+        <w:t>, atezolizumab, durvalumab</w:t>
       </w:r>
       <w:r>
         <w:rPr>
@@ -2795,7 +2818,21 @@
         <w:rPr>
           <w:rFonts w:ascii="Times New Roman" w:hAnsi="Times New Roman" w:cs="Times New Roman"/>
         </w:rPr>
-        <w:t xml:space="preserve">reduces the sample size by requiring that a patient in the IO monotherapy group has a match in the chemotherapy group in order to be included, IPTW retains the original sample size but proportionally weights each patient by the inverse 